--- a/answers-of-mixed.docx
+++ b/answers-of-mixed.docx
@@ -40,7 +40,7 @@
                 <w:rFonts w:ascii="TimeNewRoman" w:hAnsi="TimeNewRoman"/>
                 <w:sz w:val="30"/>
               </w:rPr>
-              <w:t>142</w:t>
+              <w:t>62</w:t>
             </w:r>
           </w:p>
         </w:tc>
@@ -57,7 +57,7 @@
                 <w:rFonts w:ascii="TimeNewRoman" w:hAnsi="TimeNewRoman"/>
                 <w:sz w:val="30"/>
               </w:rPr>
-              <w:t>7</w:t>
+              <w:t>96</w:t>
             </w:r>
           </w:p>
         </w:tc>
@@ -74,7 +74,7 @@
                 <w:rFonts w:ascii="TimeNewRoman" w:hAnsi="TimeNewRoman"/>
                 <w:sz w:val="30"/>
               </w:rPr>
-              <w:t>9</w:t>
+              <w:t>202</w:t>
             </w:r>
           </w:p>
         </w:tc>
@@ -91,7 +91,7 @@
                 <w:rFonts w:ascii="TimeNewRoman" w:hAnsi="TimeNewRoman"/>
                 <w:sz w:val="30"/>
               </w:rPr>
-              <w:t>72</w:t>
+              <w:t>48</w:t>
             </w:r>
           </w:p>
         </w:tc>
@@ -127,6 +127,57 @@
                 <w:rFonts w:ascii="TimeNewRoman" w:hAnsi="TimeNewRoman"/>
                 <w:sz w:val="30"/>
               </w:rPr>
+              <w:t>5</w:t>
+            </w:r>
+          </w:p>
+        </w:tc>
+        <w:tc>
+          <w:tcPr>
+            <w:tcW w:type="dxa" w:w="1987"/>
+          </w:tcPr>
+          <w:p>
+            <w:pPr>
+              <w:jc w:val="left"/>
+            </w:pPr>
+            <w:r>
+              <w:rPr>
+                <w:rFonts w:ascii="TimeNewRoman" w:hAnsi="TimeNewRoman"/>
+                <w:sz w:val="30"/>
+              </w:rPr>
+              <w:t>37</w:t>
+            </w:r>
+          </w:p>
+        </w:tc>
+        <w:tc>
+          <w:tcPr>
+            <w:tcW w:type="dxa" w:w="1987"/>
+          </w:tcPr>
+          <w:p>
+            <w:pPr>
+              <w:jc w:val="left"/>
+            </w:pPr>
+            <w:r>
+              <w:rPr>
+                <w:rFonts w:ascii="TimeNewRoman" w:hAnsi="TimeNewRoman"/>
+                <w:sz w:val="30"/>
+              </w:rPr>
+              <w:t>123</w:t>
+            </w:r>
+          </w:p>
+        </w:tc>
+        <w:tc>
+          <w:tcPr>
+            <w:tcW w:type="dxa" w:w="1987"/>
+          </w:tcPr>
+          <w:p>
+            <w:pPr>
+              <w:jc w:val="left"/>
+            </w:pPr>
+            <w:r>
+              <w:rPr>
+                <w:rFonts w:ascii="TimeNewRoman" w:hAnsi="TimeNewRoman"/>
+                <w:sz w:val="30"/>
+              </w:rPr>
               <w:t>24</w:t>
             </w:r>
           </w:p>
@@ -144,58 +195,7 @@
                 <w:rFonts w:ascii="TimeNewRoman" w:hAnsi="TimeNewRoman"/>
                 <w:sz w:val="30"/>
               </w:rPr>
-              <w:t>117</w:t>
-            </w:r>
-          </w:p>
-        </w:tc>
-        <w:tc>
-          <w:tcPr>
-            <w:tcW w:type="dxa" w:w="1987"/>
-          </w:tcPr>
-          <w:p>
-            <w:pPr>
-              <w:jc w:val="left"/>
-            </w:pPr>
-            <w:r>
-              <w:rPr>
-                <w:rFonts w:ascii="TimeNewRoman" w:hAnsi="TimeNewRoman"/>
-                <w:sz w:val="30"/>
-              </w:rPr>
-              <w:t>11</w:t>
-            </w:r>
-          </w:p>
-        </w:tc>
-        <w:tc>
-          <w:tcPr>
-            <w:tcW w:type="dxa" w:w="1987"/>
-          </w:tcPr>
-          <w:p>
-            <w:pPr>
-              <w:jc w:val="left"/>
-            </w:pPr>
-            <w:r>
-              <w:rPr>
-                <w:rFonts w:ascii="TimeNewRoman" w:hAnsi="TimeNewRoman"/>
-                <w:sz w:val="30"/>
-              </w:rPr>
-              <w:t>106</w:t>
-            </w:r>
-          </w:p>
-        </w:tc>
-        <w:tc>
-          <w:tcPr>
-            <w:tcW w:type="dxa" w:w="1987"/>
-          </w:tcPr>
-          <w:p>
-            <w:pPr>
-              <w:jc w:val="left"/>
-            </w:pPr>
-            <w:r>
-              <w:rPr>
-                <w:rFonts w:ascii="TimeNewRoman" w:hAnsi="TimeNewRoman"/>
-                <w:sz w:val="30"/>
-              </w:rPr>
-              <w:t>16</w:t>
+              <w:t>37</w:t>
             </w:r>
           </w:p>
         </w:tc>
@@ -214,7 +214,94 @@
                 <w:rFonts w:ascii="TimeNewRoman" w:hAnsi="TimeNewRoman"/>
                 <w:sz w:val="30"/>
               </w:rPr>
-              <w:t>9</w:t>
+              <w:t>2</w:t>
+            </w:r>
+          </w:p>
+        </w:tc>
+        <w:tc>
+          <w:tcPr>
+            <w:tcW w:type="dxa" w:w="1987"/>
+          </w:tcPr>
+          <w:p>
+            <w:pPr>
+              <w:jc w:val="left"/>
+            </w:pPr>
+            <w:r>
+              <w:rPr>
+                <w:rFonts w:ascii="TimeNewRoman" w:hAnsi="TimeNewRoman"/>
+                <w:sz w:val="30"/>
+              </w:rPr>
+              <w:t>76</w:t>
+            </w:r>
+          </w:p>
+        </w:tc>
+        <w:tc>
+          <w:tcPr>
+            <w:tcW w:type="dxa" w:w="1987"/>
+          </w:tcPr>
+          <w:p>
+            <w:pPr>
+              <w:jc w:val="left"/>
+            </w:pPr>
+            <w:r>
+              <w:rPr>
+                <w:rFonts w:ascii="TimeNewRoman" w:hAnsi="TimeNewRoman"/>
+                <w:sz w:val="30"/>
+              </w:rPr>
+              <w:t>57</w:t>
+            </w:r>
+          </w:p>
+        </w:tc>
+        <w:tc>
+          <w:tcPr>
+            <w:tcW w:type="dxa" w:w="1987"/>
+          </w:tcPr>
+          <w:p>
+            <w:pPr>
+              <w:jc w:val="left"/>
+            </w:pPr>
+            <w:r>
+              <w:rPr>
+                <w:rFonts w:ascii="TimeNewRoman" w:hAnsi="TimeNewRoman"/>
+                <w:sz w:val="30"/>
+              </w:rPr>
+              <w:t>13</w:t>
+            </w:r>
+          </w:p>
+        </w:tc>
+        <w:tc>
+          <w:tcPr>
+            <w:tcW w:type="dxa" w:w="1987"/>
+          </w:tcPr>
+          <w:p>
+            <w:pPr>
+              <w:jc w:val="left"/>
+            </w:pPr>
+            <w:r>
+              <w:rPr>
+                <w:rFonts w:ascii="TimeNewRoman" w:hAnsi="TimeNewRoman"/>
+                <w:sz w:val="30"/>
+              </w:rPr>
+              <w:t>32</w:t>
+            </w:r>
+          </w:p>
+        </w:tc>
+      </w:tr>
+      <w:tr>
+        <w:tc>
+          <w:tcPr>
+            <w:tcW w:type="dxa" w:w="1987"/>
+          </w:tcPr>
+          <w:p>
+            <w:pPr>
+              <w:jc w:val="left"/>
+            </w:pPr>
+            <w:r>
+              <w:rPr>
+                <w:rFonts w:ascii="TimeNewRoman" w:hAnsi="TimeNewRoman"/>
+                <w:sz w:val="30"/>
+              </w:rPr>
+              <w:t>61</w:t>
             </w:r>
           </w:p>
         </w:tc>
@@ -248,7 +335,7 @@
                 <w:rFonts w:ascii="TimeNewRoman" w:hAnsi="TimeNewRoman"/>
                 <w:sz w:val="30"/>
               </w:rPr>
-              <w:t>97</w:t>
+              <w:t>21</w:t>
             </w:r>
           </w:p>
         </w:tc>
@@ -265,7 +352,7 @@
                 <w:rFonts w:ascii="TimeNewRoman" w:hAnsi="TimeNewRoman"/>
                 <w:sz w:val="30"/>
               </w:rPr>
-              <w:t>42</w:t>
+              <w:t>85</w:t>
             </w:r>
           </w:p>
         </w:tc>
@@ -282,46 +369,12 @@
                 <w:rFonts w:ascii="TimeNewRoman" w:hAnsi="TimeNewRoman"/>
                 <w:sz w:val="30"/>
               </w:rPr>
-              <w:t>16</w:t>
+              <w:t>40</w:t>
             </w:r>
           </w:p>
         </w:tc>
       </w:tr>
       <w:tr>
-        <w:tc>
-          <w:tcPr>
-            <w:tcW w:type="dxa" w:w="1987"/>
-          </w:tcPr>
-          <w:p>
-            <w:pPr>
-              <w:jc w:val="left"/>
-            </w:pPr>
-            <w:r>
-              <w:rPr>
-                <w:rFonts w:ascii="TimeNewRoman" w:hAnsi="TimeNewRoman"/>
-                <w:sz w:val="30"/>
-              </w:rPr>
-              <w:t>23</w:t>
-            </w:r>
-          </w:p>
-        </w:tc>
-        <w:tc>
-          <w:tcPr>
-            <w:tcW w:type="dxa" w:w="1987"/>
-          </w:tcPr>
-          <w:p>
-            <w:pPr>
-              <w:jc w:val="left"/>
-            </w:pPr>
-            <w:r>
-              <w:rPr>
-                <w:rFonts w:ascii="TimeNewRoman" w:hAnsi="TimeNewRoman"/>
-                <w:sz w:val="30"/>
-              </w:rPr>
-              <w:t>87</w:t>
-            </w:r>
-          </w:p>
-        </w:tc>
         <w:tc>
           <w:tcPr>
             <w:tcW w:type="dxa" w:w="1987"/>
@@ -352,7 +405,7 @@
                 <w:rFonts w:ascii="TimeNewRoman" w:hAnsi="TimeNewRoman"/>
                 <w:sz w:val="30"/>
               </w:rPr>
-              <w:t>18</w:t>
+              <w:t>63</w:t>
             </w:r>
           </w:p>
         </w:tc>
@@ -369,26 +422,7 @@
                 <w:rFonts w:ascii="TimeNewRoman" w:hAnsi="TimeNewRoman"/>
                 <w:sz w:val="30"/>
               </w:rPr>
-              <w:t>204</w:t>
-            </w:r>
-          </w:p>
-        </w:tc>
-      </w:tr>
-      <w:tr>
-        <w:tc>
-          <w:tcPr>
-            <w:tcW w:type="dxa" w:w="1987"/>
-          </w:tcPr>
-          <w:p>
-            <w:pPr>
-              <w:jc w:val="left"/>
-            </w:pPr>
-            <w:r>
-              <w:rPr>
-                <w:rFonts w:ascii="TimeNewRoman" w:hAnsi="TimeNewRoman"/>
-                <w:sz w:val="30"/>
-              </w:rPr>
-              <w:t>74</w:t>
+              <w:t>44</w:t>
             </w:r>
           </w:p>
         </w:tc>
@@ -405,128 +439,7 @@
                 <w:rFonts w:ascii="TimeNewRoman" w:hAnsi="TimeNewRoman"/>
                 <w:sz w:val="30"/>
               </w:rPr>
-              <w:t>5</w:t>
-            </w:r>
-          </w:p>
-        </w:tc>
-        <w:tc>
-          <w:tcPr>
-            <w:tcW w:type="dxa" w:w="1987"/>
-          </w:tcPr>
-          <w:p>
-            <w:pPr>
-              <w:jc w:val="left"/>
-            </w:pPr>
-            <w:r>
-              <w:rPr>
-                <w:rFonts w:ascii="TimeNewRoman" w:hAnsi="TimeNewRoman"/>
-                <w:sz w:val="30"/>
-              </w:rPr>
-              <w:t>92</w:t>
-            </w:r>
-          </w:p>
-        </w:tc>
-        <w:tc>
-          <w:tcPr>
-            <w:tcW w:type="dxa" w:w="1987"/>
-          </w:tcPr>
-          <w:p>
-            <w:pPr>
-              <w:jc w:val="left"/>
-            </w:pPr>
-            <w:r>
-              <w:rPr>
-                <w:rFonts w:ascii="TimeNewRoman" w:hAnsi="TimeNewRoman"/>
-                <w:sz w:val="30"/>
-              </w:rPr>
-              <w:t>95</w:t>
-            </w:r>
-          </w:p>
-        </w:tc>
-        <w:tc>
-          <w:tcPr>
-            <w:tcW w:type="dxa" w:w="1987"/>
-          </w:tcPr>
-          <w:p>
-            <w:pPr>
-              <w:jc w:val="left"/>
-            </w:pPr>
-            <w:r>
-              <w:rPr>
-                <w:rFonts w:ascii="TimeNewRoman" w:hAnsi="TimeNewRoman"/>
-                <w:sz w:val="30"/>
-              </w:rPr>
-              <w:t>9</w:t>
-            </w:r>
-          </w:p>
-        </w:tc>
-      </w:tr>
-      <w:tr>
-        <w:tc>
-          <w:tcPr>
-            <w:tcW w:type="dxa" w:w="1987"/>
-          </w:tcPr>
-          <w:p>
-            <w:pPr>
-              <w:jc w:val="left"/>
-            </w:pPr>
-            <w:r>
-              <w:rPr>
-                <w:rFonts w:ascii="TimeNewRoman" w:hAnsi="TimeNewRoman"/>
-                <w:sz w:val="30"/>
-              </w:rPr>
-              <w:t>81</w:t>
-            </w:r>
-          </w:p>
-        </w:tc>
-        <w:tc>
-          <w:tcPr>
-            <w:tcW w:type="dxa" w:w="1987"/>
-          </w:tcPr>
-          <w:p>
-            <w:pPr>
-              <w:jc w:val="left"/>
-            </w:pPr>
-            <w:r>
-              <w:rPr>
-                <w:rFonts w:ascii="TimeNewRoman" w:hAnsi="TimeNewRoman"/>
-                <w:sz w:val="30"/>
-              </w:rPr>
-              <w:t>35</w:t>
-            </w:r>
-          </w:p>
-        </w:tc>
-        <w:tc>
-          <w:tcPr>
-            <w:tcW w:type="dxa" w:w="1987"/>
-          </w:tcPr>
-          <w:p>
-            <w:pPr>
-              <w:jc w:val="left"/>
-            </w:pPr>
-            <w:r>
-              <w:rPr>
-                <w:rFonts w:ascii="TimeNewRoman" w:hAnsi="TimeNewRoman"/>
-                <w:sz w:val="30"/>
-              </w:rPr>
-              <w:t>4</w:t>
-            </w:r>
-          </w:p>
-        </w:tc>
-        <w:tc>
-          <w:tcPr>
-            <w:tcW w:type="dxa" w:w="1987"/>
-          </w:tcPr>
-          <w:p>
-            <w:pPr>
-              <w:jc w:val="left"/>
-            </w:pPr>
-            <w:r>
-              <w:rPr>
-                <w:rFonts w:ascii="TimeNewRoman" w:hAnsi="TimeNewRoman"/>
-                <w:sz w:val="30"/>
-              </w:rPr>
-              <w:t>14</w:t>
+              <w:t>16</w:t>
             </w:r>
           </w:p>
         </w:tc>
@@ -562,7 +475,7 @@
                 <w:rFonts w:ascii="TimeNewRoman" w:hAnsi="TimeNewRoman"/>
                 <w:sz w:val="30"/>
               </w:rPr>
-              <w:t>11</w:t>
+              <w:t>12</w:t>
             </w:r>
           </w:p>
         </w:tc>
@@ -579,7 +492,7 @@
                 <w:rFonts w:ascii="TimeNewRoman" w:hAnsi="TimeNewRoman"/>
                 <w:sz w:val="30"/>
               </w:rPr>
-              <w:t>61</w:t>
+              <w:t>63</w:t>
             </w:r>
           </w:p>
         </w:tc>
@@ -596,7 +509,7 @@
                 <w:rFonts w:ascii="TimeNewRoman" w:hAnsi="TimeNewRoman"/>
                 <w:sz w:val="30"/>
               </w:rPr>
-              <w:t>13</w:t>
+              <w:t>28</w:t>
             </w:r>
           </w:p>
         </w:tc>
@@ -613,7 +526,7 @@
                 <w:rFonts w:ascii="TimeNewRoman" w:hAnsi="TimeNewRoman"/>
                 <w:sz w:val="30"/>
               </w:rPr>
-              <w:t>76</w:t>
+              <w:t>2</w:t>
             </w:r>
           </w:p>
         </w:tc>
@@ -630,7 +543,7 @@
                 <w:rFonts w:ascii="TimeNewRoman" w:hAnsi="TimeNewRoman"/>
                 <w:sz w:val="30"/>
               </w:rPr>
-              <w:t>27</w:t>
+              <w:t>4</w:t>
             </w:r>
           </w:p>
         </w:tc>
@@ -666,7 +579,7 @@
                 <w:rFonts w:ascii="TimeNewRoman" w:hAnsi="TimeNewRoman"/>
                 <w:sz w:val="30"/>
               </w:rPr>
-              <w:t>63</w:t>
+              <w:t>8</w:t>
             </w:r>
           </w:p>
         </w:tc>
@@ -683,7 +596,7 @@
                 <w:rFonts w:ascii="TimeNewRoman" w:hAnsi="TimeNewRoman"/>
                 <w:sz w:val="30"/>
               </w:rPr>
-              <w:t>77</w:t>
+              <w:t>9</w:t>
             </w:r>
           </w:p>
         </w:tc>
@@ -717,12 +630,672 @@
                 <w:rFonts w:ascii="TimeNewRoman" w:hAnsi="TimeNewRoman"/>
                 <w:sz w:val="30"/>
               </w:rPr>
-              <w:t>16</w:t>
+              <w:t>18</w:t>
             </w:r>
           </w:p>
         </w:tc>
       </w:tr>
       <w:tr>
+        <w:tc>
+          <w:tcPr>
+            <w:tcW w:type="dxa" w:w="1987"/>
+          </w:tcPr>
+          <w:p>
+            <w:pPr>
+              <w:jc w:val="left"/>
+            </w:pPr>
+            <w:r>
+              <w:rPr>
+                <w:rFonts w:ascii="TimeNewRoman" w:hAnsi="TimeNewRoman"/>
+                <w:sz w:val="30"/>
+              </w:rPr>
+              <w:t>120</w:t>
+            </w:r>
+          </w:p>
+        </w:tc>
+        <w:tc>
+          <w:tcPr>
+            <w:tcW w:type="dxa" w:w="1987"/>
+          </w:tcPr>
+          <w:p>
+            <w:pPr>
+              <w:jc w:val="left"/>
+            </w:pPr>
+            <w:r>
+              <w:rPr>
+                <w:rFonts w:ascii="TimeNewRoman" w:hAnsi="TimeNewRoman"/>
+                <w:sz w:val="30"/>
+              </w:rPr>
+              <w:t>49</w:t>
+            </w:r>
+          </w:p>
+        </w:tc>
+        <w:tc>
+          <w:tcPr>
+            <w:tcW w:type="dxa" w:w="1987"/>
+          </w:tcPr>
+          <w:p>
+            <w:pPr>
+              <w:jc w:val="left"/>
+            </w:pPr>
+            <w:r>
+              <w:rPr>
+                <w:rFonts w:ascii="TimeNewRoman" w:hAnsi="TimeNewRoman"/>
+                <w:sz w:val="30"/>
+              </w:rPr>
+              <w:t>66</w:t>
+            </w:r>
+          </w:p>
+        </w:tc>
+        <w:tc>
+          <w:tcPr>
+            <w:tcW w:type="dxa" w:w="1987"/>
+          </w:tcPr>
+          <w:p>
+            <w:pPr>
+              <w:jc w:val="left"/>
+            </w:pPr>
+            <w:r>
+              <w:rPr>
+                <w:rFonts w:ascii="TimeNewRoman" w:hAnsi="TimeNewRoman"/>
+                <w:sz w:val="30"/>
+              </w:rPr>
+              <w:t>73</w:t>
+            </w:r>
+          </w:p>
+        </w:tc>
+        <w:tc>
+          <w:tcPr>
+            <w:tcW w:type="dxa" w:w="1987"/>
+          </w:tcPr>
+          <w:p>
+            <w:pPr>
+              <w:jc w:val="left"/>
+            </w:pPr>
+            <w:r>
+              <w:rPr>
+                <w:rFonts w:ascii="TimeNewRoman" w:hAnsi="TimeNewRoman"/>
+                <w:sz w:val="30"/>
+              </w:rPr>
+              <w:t>81</w:t>
+            </w:r>
+          </w:p>
+        </w:tc>
+      </w:tr>
+      <w:tr>
+        <w:tc>
+          <w:tcPr>
+            <w:tcW w:type="dxa" w:w="1987"/>
+          </w:tcPr>
+          <w:p>
+            <w:pPr>
+              <w:jc w:val="left"/>
+            </w:pPr>
+            <w:r>
+              <w:rPr>
+                <w:rFonts w:ascii="TimeNewRoman" w:hAnsi="TimeNewRoman"/>
+                <w:sz w:val="30"/>
+              </w:rPr>
+              <w:t>88</w:t>
+            </w:r>
+          </w:p>
+        </w:tc>
+        <w:tc>
+          <w:tcPr>
+            <w:tcW w:type="dxa" w:w="1987"/>
+          </w:tcPr>
+          <w:p>
+            <w:pPr>
+              <w:jc w:val="left"/>
+            </w:pPr>
+            <w:r>
+              <w:rPr>
+                <w:rFonts w:ascii="TimeNewRoman" w:hAnsi="TimeNewRoman"/>
+                <w:sz w:val="30"/>
+              </w:rPr>
+              <w:t>18</w:t>
+            </w:r>
+          </w:p>
+        </w:tc>
+        <w:tc>
+          <w:tcPr>
+            <w:tcW w:type="dxa" w:w="1987"/>
+          </w:tcPr>
+          <w:p>
+            <w:pPr>
+              <w:jc w:val="left"/>
+            </w:pPr>
+            <w:r>
+              <w:rPr>
+                <w:rFonts w:ascii="TimeNewRoman" w:hAnsi="TimeNewRoman"/>
+                <w:sz w:val="30"/>
+              </w:rPr>
+              <w:t>9</w:t>
+            </w:r>
+          </w:p>
+        </w:tc>
+        <w:tc>
+          <w:tcPr>
+            <w:tcW w:type="dxa" w:w="1987"/>
+          </w:tcPr>
+          <w:p>
+            <w:pPr>
+              <w:jc w:val="left"/>
+            </w:pPr>
+            <w:r>
+              <w:rPr>
+                <w:rFonts w:ascii="TimeNewRoman" w:hAnsi="TimeNewRoman"/>
+                <w:sz w:val="30"/>
+              </w:rPr>
+              <w:t>40</w:t>
+            </w:r>
+          </w:p>
+        </w:tc>
+        <w:tc>
+          <w:tcPr>
+            <w:tcW w:type="dxa" w:w="1987"/>
+          </w:tcPr>
+          <w:p>
+            <w:pPr>
+              <w:jc w:val="left"/>
+            </w:pPr>
+            <w:r>
+              <w:rPr>
+                <w:rFonts w:ascii="TimeNewRoman" w:hAnsi="TimeNewRoman"/>
+                <w:sz w:val="30"/>
+              </w:rPr>
+              <w:t>63</w:t>
+            </w:r>
+          </w:p>
+        </w:tc>
+      </w:tr>
+      <w:tr>
+        <w:tc>
+          <w:tcPr>
+            <w:tcW w:type="dxa" w:w="1987"/>
+          </w:tcPr>
+          <w:p>
+            <w:pPr>
+              <w:jc w:val="left"/>
+            </w:pPr>
+            <w:r>
+              <w:rPr>
+                <w:rFonts w:ascii="TimeNewRoman" w:hAnsi="TimeNewRoman"/>
+                <w:sz w:val="30"/>
+              </w:rPr>
+              <w:t>6</w:t>
+            </w:r>
+          </w:p>
+        </w:tc>
+        <w:tc>
+          <w:tcPr>
+            <w:tcW w:type="dxa" w:w="1987"/>
+          </w:tcPr>
+          <w:p>
+            <w:pPr>
+              <w:jc w:val="left"/>
+            </w:pPr>
+            <w:r>
+              <w:rPr>
+                <w:rFonts w:ascii="TimeNewRoman" w:hAnsi="TimeNewRoman"/>
+                <w:sz w:val="30"/>
+              </w:rPr>
+              <w:t>5</w:t>
+            </w:r>
+          </w:p>
+        </w:tc>
+        <w:tc>
+          <w:tcPr>
+            <w:tcW w:type="dxa" w:w="1987"/>
+          </w:tcPr>
+          <w:p>
+            <w:pPr>
+              <w:jc w:val="left"/>
+            </w:pPr>
+            <w:r>
+              <w:rPr>
+                <w:rFonts w:ascii="TimeNewRoman" w:hAnsi="TimeNewRoman"/>
+                <w:sz w:val="30"/>
+              </w:rPr>
+              <w:t>67</w:t>
+            </w:r>
+          </w:p>
+        </w:tc>
+        <w:tc>
+          <w:tcPr>
+            <w:tcW w:type="dxa" w:w="1987"/>
+          </w:tcPr>
+          <w:p>
+            <w:pPr>
+              <w:jc w:val="left"/>
+            </w:pPr>
+            <w:r>
+              <w:rPr>
+                <w:rFonts w:ascii="TimeNewRoman" w:hAnsi="TimeNewRoman"/>
+                <w:sz w:val="30"/>
+              </w:rPr>
+              <w:t>248</w:t>
+            </w:r>
+          </w:p>
+        </w:tc>
+        <w:tc>
+          <w:tcPr>
+            <w:tcW w:type="dxa" w:w="1987"/>
+          </w:tcPr>
+          <w:p>
+            <w:pPr>
+              <w:jc w:val="left"/>
+            </w:pPr>
+            <w:r>
+              <w:rPr>
+                <w:rFonts w:ascii="TimeNewRoman" w:hAnsi="TimeNewRoman"/>
+                <w:sz w:val="30"/>
+              </w:rPr>
+              <w:t>58</w:t>
+            </w:r>
+          </w:p>
+        </w:tc>
+      </w:tr>
+      <w:tr>
+        <w:tc>
+          <w:tcPr>
+            <w:tcW w:type="dxa" w:w="1987"/>
+          </w:tcPr>
+          <w:p>
+            <w:pPr>
+              <w:jc w:val="left"/>
+            </w:pPr>
+            <w:r>
+              <w:rPr>
+                <w:rFonts w:ascii="TimeNewRoman" w:hAnsi="TimeNewRoman"/>
+                <w:sz w:val="30"/>
+              </w:rPr>
+              <w:t>27</w:t>
+            </w:r>
+          </w:p>
+        </w:tc>
+        <w:tc>
+          <w:tcPr>
+            <w:tcW w:type="dxa" w:w="1987"/>
+          </w:tcPr>
+          <w:p>
+            <w:pPr>
+              <w:jc w:val="left"/>
+            </w:pPr>
+            <w:r>
+              <w:rPr>
+                <w:rFonts w:ascii="TimeNewRoman" w:hAnsi="TimeNewRoman"/>
+                <w:sz w:val="30"/>
+              </w:rPr>
+              <w:t>27</w:t>
+            </w:r>
+          </w:p>
+        </w:tc>
+        <w:tc>
+          <w:tcPr>
+            <w:tcW w:type="dxa" w:w="1987"/>
+          </w:tcPr>
+          <w:p>
+            <w:pPr>
+              <w:jc w:val="left"/>
+            </w:pPr>
+            <w:r>
+              <w:rPr>
+                <w:rFonts w:ascii="TimeNewRoman" w:hAnsi="TimeNewRoman"/>
+                <w:sz w:val="30"/>
+              </w:rPr>
+              <w:t>100</w:t>
+            </w:r>
+          </w:p>
+        </w:tc>
+        <w:tc>
+          <w:tcPr>
+            <w:tcW w:type="dxa" w:w="1987"/>
+          </w:tcPr>
+          <w:p>
+            <w:pPr>
+              <w:jc w:val="left"/>
+            </w:pPr>
+            <w:r>
+              <w:rPr>
+                <w:rFonts w:ascii="TimeNewRoman" w:hAnsi="TimeNewRoman"/>
+                <w:sz w:val="30"/>
+              </w:rPr>
+              <w:t>56</w:t>
+            </w:r>
+          </w:p>
+        </w:tc>
+        <w:tc>
+          <w:tcPr>
+            <w:tcW w:type="dxa" w:w="1987"/>
+          </w:tcPr>
+          <w:p>
+            <w:pPr>
+              <w:jc w:val="left"/>
+            </w:pPr>
+            <w:r>
+              <w:rPr>
+                <w:rFonts w:ascii="TimeNewRoman" w:hAnsi="TimeNewRoman"/>
+                <w:sz w:val="30"/>
+              </w:rPr>
+              <w:t>20</w:t>
+            </w:r>
+          </w:p>
+        </w:tc>
+      </w:tr>
+      <w:tr>
+        <w:tc>
+          <w:tcPr>
+            <w:tcW w:type="dxa" w:w="1987"/>
+          </w:tcPr>
+          <w:p>
+            <w:pPr>
+              <w:jc w:val="left"/>
+            </w:pPr>
+            <w:r>
+              <w:rPr>
+                <w:rFonts w:ascii="TimeNewRoman" w:hAnsi="TimeNewRoman"/>
+                <w:sz w:val="30"/>
+              </w:rPr>
+              <w:t>41</w:t>
+            </w:r>
+          </w:p>
+        </w:tc>
+        <w:tc>
+          <w:tcPr>
+            <w:tcW w:type="dxa" w:w="1987"/>
+          </w:tcPr>
+          <w:p>
+            <w:pPr>
+              <w:jc w:val="left"/>
+            </w:pPr>
+            <w:r>
+              <w:rPr>
+                <w:rFonts w:ascii="TimeNewRoman" w:hAnsi="TimeNewRoman"/>
+                <w:sz w:val="30"/>
+              </w:rPr>
+              <w:t>239</w:t>
+            </w:r>
+          </w:p>
+        </w:tc>
+        <w:tc>
+          <w:tcPr>
+            <w:tcW w:type="dxa" w:w="1987"/>
+          </w:tcPr>
+          <w:p>
+            <w:pPr>
+              <w:jc w:val="left"/>
+            </w:pPr>
+            <w:r>
+              <w:rPr>
+                <w:rFonts w:ascii="TimeNewRoman" w:hAnsi="TimeNewRoman"/>
+                <w:sz w:val="30"/>
+              </w:rPr>
+              <w:t>72</w:t>
+            </w:r>
+          </w:p>
+        </w:tc>
+        <w:tc>
+          <w:tcPr>
+            <w:tcW w:type="dxa" w:w="1987"/>
+          </w:tcPr>
+          <w:p>
+            <w:pPr>
+              <w:jc w:val="left"/>
+            </w:pPr>
+            <w:r>
+              <w:rPr>
+                <w:rFonts w:ascii="TimeNewRoman" w:hAnsi="TimeNewRoman"/>
+                <w:sz w:val="30"/>
+              </w:rPr>
+              <w:t>19</w:t>
+            </w:r>
+          </w:p>
+        </w:tc>
+        <w:tc>
+          <w:tcPr>
+            <w:tcW w:type="dxa" w:w="1987"/>
+          </w:tcPr>
+          <w:p>
+            <w:pPr>
+              <w:jc w:val="left"/>
+            </w:pPr>
+            <w:r>
+              <w:rPr>
+                <w:rFonts w:ascii="TimeNewRoman" w:hAnsi="TimeNewRoman"/>
+                <w:sz w:val="30"/>
+              </w:rPr>
+              <w:t>24</w:t>
+            </w:r>
+          </w:p>
+        </w:tc>
+      </w:tr>
+      <w:tr>
+        <w:tc>
+          <w:tcPr>
+            <w:tcW w:type="dxa" w:w="1987"/>
+          </w:tcPr>
+          <w:p>
+            <w:pPr>
+              <w:jc w:val="left"/>
+            </w:pPr>
+            <w:r>
+              <w:rPr>
+                <w:rFonts w:ascii="TimeNewRoman" w:hAnsi="TimeNewRoman"/>
+                <w:sz w:val="30"/>
+              </w:rPr>
+              <w:t>80</w:t>
+            </w:r>
+          </w:p>
+        </w:tc>
+        <w:tc>
+          <w:tcPr>
+            <w:tcW w:type="dxa" w:w="1987"/>
+          </w:tcPr>
+          <w:p>
+            <w:pPr>
+              <w:jc w:val="left"/>
+            </w:pPr>
+            <w:r>
+              <w:rPr>
+                <w:rFonts w:ascii="TimeNewRoman" w:hAnsi="TimeNewRoman"/>
+                <w:sz w:val="30"/>
+              </w:rPr>
+              <w:t>54</w:t>
+            </w:r>
+          </w:p>
+        </w:tc>
+        <w:tc>
+          <w:tcPr>
+            <w:tcW w:type="dxa" w:w="1987"/>
+          </w:tcPr>
+          <w:p>
+            <w:pPr>
+              <w:jc w:val="left"/>
+            </w:pPr>
+            <w:r>
+              <w:rPr>
+                <w:rFonts w:ascii="TimeNewRoman" w:hAnsi="TimeNewRoman"/>
+                <w:sz w:val="30"/>
+              </w:rPr>
+              <w:t>14</w:t>
+            </w:r>
+          </w:p>
+        </w:tc>
+        <w:tc>
+          <w:tcPr>
+            <w:tcW w:type="dxa" w:w="1987"/>
+          </w:tcPr>
+          <w:p>
+            <w:pPr>
+              <w:jc w:val="left"/>
+            </w:pPr>
+            <w:r>
+              <w:rPr>
+                <w:rFonts w:ascii="TimeNewRoman" w:hAnsi="TimeNewRoman"/>
+                <w:sz w:val="30"/>
+              </w:rPr>
+              <w:t>89</w:t>
+            </w:r>
+          </w:p>
+        </w:tc>
+        <w:tc>
+          <w:tcPr>
+            <w:tcW w:type="dxa" w:w="1987"/>
+          </w:tcPr>
+          <w:p>
+            <w:pPr>
+              <w:jc w:val="left"/>
+            </w:pPr>
+            <w:r>
+              <w:rPr>
+                <w:rFonts w:ascii="TimeNewRoman" w:hAnsi="TimeNewRoman"/>
+                <w:sz w:val="30"/>
+              </w:rPr>
+              <w:t>32</w:t>
+            </w:r>
+          </w:p>
+        </w:tc>
+      </w:tr>
+      <w:tr>
+        <w:tc>
+          <w:tcPr>
+            <w:tcW w:type="dxa" w:w="1987"/>
+          </w:tcPr>
+          <w:p>
+            <w:pPr>
+              <w:jc w:val="left"/>
+            </w:pPr>
+            <w:r>
+              <w:rPr>
+                <w:rFonts w:ascii="TimeNewRoman" w:hAnsi="TimeNewRoman"/>
+                <w:sz w:val="30"/>
+              </w:rPr>
+              <w:t>29</w:t>
+            </w:r>
+          </w:p>
+        </w:tc>
+        <w:tc>
+          <w:tcPr>
+            <w:tcW w:type="dxa" w:w="1987"/>
+          </w:tcPr>
+          <w:p>
+            <w:pPr>
+              <w:jc w:val="left"/>
+            </w:pPr>
+            <w:r>
+              <w:rPr>
+                <w:rFonts w:ascii="TimeNewRoman" w:hAnsi="TimeNewRoman"/>
+                <w:sz w:val="30"/>
+              </w:rPr>
+              <w:t>50</w:t>
+            </w:r>
+          </w:p>
+        </w:tc>
+        <w:tc>
+          <w:tcPr>
+            <w:tcW w:type="dxa" w:w="1987"/>
+          </w:tcPr>
+          <w:p>
+            <w:pPr>
+              <w:jc w:val="left"/>
+            </w:pPr>
+            <w:r>
+              <w:rPr>
+                <w:rFonts w:ascii="TimeNewRoman" w:hAnsi="TimeNewRoman"/>
+                <w:sz w:val="30"/>
+              </w:rPr>
+              <w:t>13</w:t>
+            </w:r>
+          </w:p>
+        </w:tc>
+        <w:tc>
+          <w:tcPr>
+            <w:tcW w:type="dxa" w:w="1987"/>
+          </w:tcPr>
+          <w:p>
+            <w:pPr>
+              <w:jc w:val="left"/>
+            </w:pPr>
+            <w:r>
+              <w:rPr>
+                <w:rFonts w:ascii="TimeNewRoman" w:hAnsi="TimeNewRoman"/>
+                <w:sz w:val="30"/>
+              </w:rPr>
+              <w:t>38</w:t>
+            </w:r>
+          </w:p>
+        </w:tc>
+        <w:tc>
+          <w:tcPr>
+            <w:tcW w:type="dxa" w:w="1987"/>
+          </w:tcPr>
+          <w:p>
+            <w:pPr>
+              <w:jc w:val="left"/>
+            </w:pPr>
+            <w:r>
+              <w:rPr>
+                <w:rFonts w:ascii="TimeNewRoman" w:hAnsi="TimeNewRoman"/>
+                <w:sz w:val="30"/>
+              </w:rPr>
+              <w:t>67</w:t>
+            </w:r>
+          </w:p>
+        </w:tc>
+      </w:tr>
+      <w:tr>
+        <w:tc>
+          <w:tcPr>
+            <w:tcW w:type="dxa" w:w="1987"/>
+          </w:tcPr>
+          <w:p>
+            <w:pPr>
+              <w:jc w:val="left"/>
+            </w:pPr>
+            <w:r>
+              <w:rPr>
+                <w:rFonts w:ascii="TimeNewRoman" w:hAnsi="TimeNewRoman"/>
+                <w:sz w:val="30"/>
+              </w:rPr>
+              <w:t>5</w:t>
+            </w:r>
+          </w:p>
+        </w:tc>
+        <w:tc>
+          <w:tcPr>
+            <w:tcW w:type="dxa" w:w="1987"/>
+          </w:tcPr>
+          <w:p>
+            <w:pPr>
+              <w:jc w:val="left"/>
+            </w:pPr>
+            <w:r>
+              <w:rPr>
+                <w:rFonts w:ascii="TimeNewRoman" w:hAnsi="TimeNewRoman"/>
+                <w:sz w:val="30"/>
+              </w:rPr>
+              <w:t>42</w:t>
+            </w:r>
+          </w:p>
+        </w:tc>
+        <w:tc>
+          <w:tcPr>
+            <w:tcW w:type="dxa" w:w="1987"/>
+          </w:tcPr>
+          <w:p>
+            <w:pPr>
+              <w:jc w:val="left"/>
+            </w:pPr>
+            <w:r>
+              <w:rPr>
+                <w:rFonts w:ascii="TimeNewRoman" w:hAnsi="TimeNewRoman"/>
+                <w:sz w:val="30"/>
+              </w:rPr>
+              <w:t>2</w:t>
+            </w:r>
+          </w:p>
+        </w:tc>
         <w:tc>
           <w:tcPr>
             <w:tcW w:type="dxa" w:w="1987"/>
@@ -753,10 +1326,12 @@
                 <w:rFonts w:ascii="TimeNewRoman" w:hAnsi="TimeNewRoman"/>
                 <w:sz w:val="30"/>
               </w:rPr>
-              <w:t>85</w:t>
+              <w:t>24</w:t>
             </w:r>
           </w:p>
         </w:tc>
+      </w:tr>
+      <w:tr>
         <w:tc>
           <w:tcPr>
             <w:tcW w:type="dxa" w:w="1987"/>
@@ -787,7 +1362,302 @@
                 <w:rFonts w:ascii="TimeNewRoman" w:hAnsi="TimeNewRoman"/>
                 <w:sz w:val="30"/>
               </w:rPr>
-              <w:t>75</w:t>
+              <w:t>84</w:t>
+            </w:r>
+          </w:p>
+        </w:tc>
+        <w:tc>
+          <w:tcPr>
+            <w:tcW w:type="dxa" w:w="1987"/>
+          </w:tcPr>
+          <w:p>
+            <w:pPr>
+              <w:jc w:val="left"/>
+            </w:pPr>
+            <w:r>
+              <w:rPr>
+                <w:rFonts w:ascii="TimeNewRoman" w:hAnsi="TimeNewRoman"/>
+                <w:sz w:val="30"/>
+              </w:rPr>
+              <w:t>21</w:t>
+            </w:r>
+          </w:p>
+        </w:tc>
+        <w:tc>
+          <w:tcPr>
+            <w:tcW w:type="dxa" w:w="1987"/>
+          </w:tcPr>
+          <w:p>
+            <w:pPr>
+              <w:jc w:val="left"/>
+            </w:pPr>
+            <w:r>
+              <w:rPr>
+                <w:rFonts w:ascii="TimeNewRoman" w:hAnsi="TimeNewRoman"/>
+                <w:sz w:val="30"/>
+              </w:rPr>
+              <w:t>131</w:t>
+            </w:r>
+          </w:p>
+        </w:tc>
+        <w:tc>
+          <w:tcPr>
+            <w:tcW w:type="dxa" w:w="1987"/>
+          </w:tcPr>
+          <w:p>
+            <w:pPr>
+              <w:jc w:val="left"/>
+            </w:pPr>
+            <w:r>
+              <w:rPr>
+                <w:rFonts w:ascii="TimeNewRoman" w:hAnsi="TimeNewRoman"/>
+                <w:sz w:val="30"/>
+              </w:rPr>
+              <w:t>139</w:t>
+            </w:r>
+          </w:p>
+        </w:tc>
+      </w:tr>
+      <w:tr>
+        <w:tc>
+          <w:tcPr>
+            <w:tcW w:type="dxa" w:w="1987"/>
+          </w:tcPr>
+          <w:p>
+            <w:pPr>
+              <w:jc w:val="left"/>
+            </w:pPr>
+            <w:r>
+              <w:rPr>
+                <w:rFonts w:ascii="TimeNewRoman" w:hAnsi="TimeNewRoman"/>
+                <w:sz w:val="30"/>
+              </w:rPr>
+              <w:t>22</w:t>
+            </w:r>
+          </w:p>
+        </w:tc>
+        <w:tc>
+          <w:tcPr>
+            <w:tcW w:type="dxa" w:w="1987"/>
+          </w:tcPr>
+          <w:p>
+            <w:pPr>
+              <w:jc w:val="left"/>
+            </w:pPr>
+            <w:r>
+              <w:rPr>
+                <w:rFonts w:ascii="TimeNewRoman" w:hAnsi="TimeNewRoman"/>
+                <w:sz w:val="30"/>
+              </w:rPr>
+              <w:t>9</w:t>
+            </w:r>
+          </w:p>
+        </w:tc>
+        <w:tc>
+          <w:tcPr>
+            <w:tcW w:type="dxa" w:w="1987"/>
+          </w:tcPr>
+          <w:p>
+            <w:pPr>
+              <w:jc w:val="left"/>
+            </w:pPr>
+            <w:r>
+              <w:rPr>
+                <w:rFonts w:ascii="TimeNewRoman" w:hAnsi="TimeNewRoman"/>
+                <w:sz w:val="30"/>
+              </w:rPr>
+              <w:t>7</w:t>
+            </w:r>
+          </w:p>
+        </w:tc>
+        <w:tc>
+          <w:tcPr>
+            <w:tcW w:type="dxa" w:w="1987"/>
+          </w:tcPr>
+          <w:p>
+            <w:pPr>
+              <w:jc w:val="left"/>
+            </w:pPr>
+            <w:r>
+              <w:rPr>
+                <w:rFonts w:ascii="TimeNewRoman" w:hAnsi="TimeNewRoman"/>
+                <w:sz w:val="30"/>
+              </w:rPr>
+              <w:t>3</w:t>
+            </w:r>
+          </w:p>
+        </w:tc>
+        <w:tc>
+          <w:tcPr>
+            <w:tcW w:type="dxa" w:w="1987"/>
+          </w:tcPr>
+          <w:p>
+            <w:pPr>
+              <w:jc w:val="left"/>
+            </w:pPr>
+            <w:r>
+              <w:rPr>
+                <w:rFonts w:ascii="TimeNewRoman" w:hAnsi="TimeNewRoman"/>
+                <w:sz w:val="30"/>
+              </w:rPr>
+              <w:t>49</w:t>
+            </w:r>
+          </w:p>
+        </w:tc>
+      </w:tr>
+      <w:tr>
+        <w:tc>
+          <w:tcPr>
+            <w:tcW w:type="dxa" w:w="1987"/>
+          </w:tcPr>
+          <w:p>
+            <w:pPr>
+              <w:jc w:val="left"/>
+            </w:pPr>
+            <w:r>
+              <w:rPr>
+                <w:rFonts w:ascii="TimeNewRoman" w:hAnsi="TimeNewRoman"/>
+                <w:sz w:val="30"/>
+              </w:rPr>
+              <w:t>4</w:t>
+            </w:r>
+          </w:p>
+        </w:tc>
+        <w:tc>
+          <w:tcPr>
+            <w:tcW w:type="dxa" w:w="1987"/>
+          </w:tcPr>
+          <w:p>
+            <w:pPr>
+              <w:jc w:val="left"/>
+            </w:pPr>
+            <w:r>
+              <w:rPr>
+                <w:rFonts w:ascii="TimeNewRoman" w:hAnsi="TimeNewRoman"/>
+                <w:sz w:val="30"/>
+              </w:rPr>
+              <w:t>28</w:t>
+            </w:r>
+          </w:p>
+        </w:tc>
+        <w:tc>
+          <w:tcPr>
+            <w:tcW w:type="dxa" w:w="1987"/>
+          </w:tcPr>
+          <w:p>
+            <w:pPr>
+              <w:jc w:val="left"/>
+            </w:pPr>
+            <w:r>
+              <w:rPr>
+                <w:rFonts w:ascii="TimeNewRoman" w:hAnsi="TimeNewRoman"/>
+                <w:sz w:val="30"/>
+              </w:rPr>
+              <w:t>4</w:t>
+            </w:r>
+          </w:p>
+        </w:tc>
+        <w:tc>
+          <w:tcPr>
+            <w:tcW w:type="dxa" w:w="1987"/>
+          </w:tcPr>
+          <w:p>
+            <w:pPr>
+              <w:jc w:val="left"/>
+            </w:pPr>
+            <w:r>
+              <w:rPr>
+                <w:rFonts w:ascii="TimeNewRoman" w:hAnsi="TimeNewRoman"/>
+                <w:sz w:val="30"/>
+              </w:rPr>
+              <w:t>82</w:t>
+            </w:r>
+          </w:p>
+        </w:tc>
+        <w:tc>
+          <w:tcPr>
+            <w:tcW w:type="dxa" w:w="1987"/>
+          </w:tcPr>
+          <w:p>
+            <w:pPr>
+              <w:jc w:val="left"/>
+            </w:pPr>
+            <w:r>
+              <w:rPr>
+                <w:rFonts w:ascii="TimeNewRoman" w:hAnsi="TimeNewRoman"/>
+                <w:sz w:val="30"/>
+              </w:rPr>
+              <w:t>30</w:t>
+            </w:r>
+          </w:p>
+        </w:tc>
+      </w:tr>
+      <w:tr>
+        <w:tc>
+          <w:tcPr>
+            <w:tcW w:type="dxa" w:w="1987"/>
+          </w:tcPr>
+          <w:p>
+            <w:pPr>
+              <w:jc w:val="left"/>
+            </w:pPr>
+            <w:r>
+              <w:rPr>
+                <w:rFonts w:ascii="TimeNewRoman" w:hAnsi="TimeNewRoman"/>
+                <w:sz w:val="30"/>
+              </w:rPr>
+              <w:t>35</w:t>
+            </w:r>
+          </w:p>
+        </w:tc>
+        <w:tc>
+          <w:tcPr>
+            <w:tcW w:type="dxa" w:w="1987"/>
+          </w:tcPr>
+          <w:p>
+            <w:pPr>
+              <w:jc w:val="left"/>
+            </w:pPr>
+            <w:r>
+              <w:rPr>
+                <w:rFonts w:ascii="TimeNewRoman" w:hAnsi="TimeNewRoman"/>
+                <w:sz w:val="30"/>
+              </w:rPr>
+              <w:t>25</w:t>
+            </w:r>
+          </w:p>
+        </w:tc>
+        <w:tc>
+          <w:tcPr>
+            <w:tcW w:type="dxa" w:w="1987"/>
+          </w:tcPr>
+          <w:p>
+            <w:pPr>
+              <w:jc w:val="left"/>
+            </w:pPr>
+            <w:r>
+              <w:rPr>
+                <w:rFonts w:ascii="TimeNewRoman" w:hAnsi="TimeNewRoman"/>
+                <w:sz w:val="30"/>
+              </w:rPr>
+              <w:t>36</w:t>
+            </w:r>
+          </w:p>
+        </w:tc>
+        <w:tc>
+          <w:tcPr>
+            <w:tcW w:type="dxa" w:w="1987"/>
+          </w:tcPr>
+          <w:p>
+            <w:pPr>
+              <w:jc w:val="left"/>
+            </w:pPr>
+            <w:r>
+              <w:rPr>
+                <w:rFonts w:ascii="TimeNewRoman" w:hAnsi="TimeNewRoman"/>
+                <w:sz w:val="30"/>
+              </w:rPr>
+              <w:t>64</w:t>
             </w:r>
           </w:p>
         </w:tc>
@@ -823,7 +1693,7 @@
                 <w:rFonts w:ascii="TimeNewRoman" w:hAnsi="TimeNewRoman"/>
                 <w:sz w:val="30"/>
               </w:rPr>
-              <w:t>4</w:t>
+              <w:t>13</w:t>
             </w:r>
           </w:p>
         </w:tc>
@@ -840,7 +1710,7 @@
                 <w:rFonts w:ascii="TimeNewRoman" w:hAnsi="TimeNewRoman"/>
                 <w:sz w:val="30"/>
               </w:rPr>
-              <w:t>9</w:t>
+              <w:t>81</w:t>
             </w:r>
           </w:p>
         </w:tc>
@@ -857,24 +1727,7 @@
                 <w:rFonts w:ascii="TimeNewRoman" w:hAnsi="TimeNewRoman"/>
                 <w:sz w:val="30"/>
               </w:rPr>
-              <w:t>48</w:t>
-            </w:r>
-          </w:p>
-        </w:tc>
-        <w:tc>
-          <w:tcPr>
-            <w:tcW w:type="dxa" w:w="1987"/>
-          </w:tcPr>
-          <w:p>
-            <w:pPr>
-              <w:jc w:val="left"/>
-            </w:pPr>
-            <w:r>
-              <w:rPr>
-                <w:rFonts w:ascii="TimeNewRoman" w:hAnsi="TimeNewRoman"/>
-                <w:sz w:val="30"/>
-              </w:rPr>
-              <w:t>173</w:t>
+              <w:t>131</w:t>
             </w:r>
           </w:p>
         </w:tc>
@@ -895,8 +1748,6 @@
             </w:r>
           </w:p>
         </w:tc>
-      </w:tr>
-      <w:tr>
         <w:tc>
           <w:tcPr>
             <w:tcW w:type="dxa" w:w="1987"/>
@@ -910,858 +1761,7 @@
                 <w:rFonts w:ascii="TimeNewRoman" w:hAnsi="TimeNewRoman"/>
                 <w:sz w:val="30"/>
               </w:rPr>
-              <w:t>35</w:t>
-            </w:r>
-          </w:p>
-        </w:tc>
-        <w:tc>
-          <w:tcPr>
-            <w:tcW w:type="dxa" w:w="1987"/>
-          </w:tcPr>
-          <w:p>
-            <w:pPr>
-              <w:jc w:val="left"/>
-            </w:pPr>
-            <w:r>
-              <w:rPr>
-                <w:rFonts w:ascii="TimeNewRoman" w:hAnsi="TimeNewRoman"/>
-                <w:sz w:val="30"/>
-              </w:rPr>
-              <w:t>86</w:t>
-            </w:r>
-          </w:p>
-        </w:tc>
-        <w:tc>
-          <w:tcPr>
-            <w:tcW w:type="dxa" w:w="1987"/>
-          </w:tcPr>
-          <w:p>
-            <w:pPr>
-              <w:jc w:val="left"/>
-            </w:pPr>
-            <w:r>
-              <w:rPr>
-                <w:rFonts w:ascii="TimeNewRoman" w:hAnsi="TimeNewRoman"/>
-                <w:sz w:val="30"/>
-              </w:rPr>
-              <w:t>60</w:t>
-            </w:r>
-          </w:p>
-        </w:tc>
-        <w:tc>
-          <w:tcPr>
-            <w:tcW w:type="dxa" w:w="1987"/>
-          </w:tcPr>
-          <w:p>
-            <w:pPr>
-              <w:jc w:val="left"/>
-            </w:pPr>
-            <w:r>
-              <w:rPr>
-                <w:rFonts w:ascii="TimeNewRoman" w:hAnsi="TimeNewRoman"/>
-                <w:sz w:val="30"/>
-              </w:rPr>
-              <w:t>57</w:t>
-            </w:r>
-          </w:p>
-        </w:tc>
-        <w:tc>
-          <w:tcPr>
-            <w:tcW w:type="dxa" w:w="1987"/>
-          </w:tcPr>
-          <w:p>
-            <w:pPr>
-              <w:jc w:val="left"/>
-            </w:pPr>
-            <w:r>
-              <w:rPr>
-                <w:rFonts w:ascii="TimeNewRoman" w:hAnsi="TimeNewRoman"/>
-                <w:sz w:val="30"/>
-              </w:rPr>
-              <w:t>10</w:t>
-            </w:r>
-          </w:p>
-        </w:tc>
-      </w:tr>
-      <w:tr>
-        <w:tc>
-          <w:tcPr>
-            <w:tcW w:type="dxa" w:w="1987"/>
-          </w:tcPr>
-          <w:p>
-            <w:pPr>
-              <w:jc w:val="left"/>
-            </w:pPr>
-            <w:r>
-              <w:rPr>
-                <w:rFonts w:ascii="TimeNewRoman" w:hAnsi="TimeNewRoman"/>
-                <w:sz w:val="30"/>
-              </w:rPr>
-              <w:t>45</w:t>
-            </w:r>
-          </w:p>
-        </w:tc>
-        <w:tc>
-          <w:tcPr>
-            <w:tcW w:type="dxa" w:w="1987"/>
-          </w:tcPr>
-          <w:p>
-            <w:pPr>
-              <w:jc w:val="left"/>
-            </w:pPr>
-            <w:r>
-              <w:rPr>
-                <w:rFonts w:ascii="TimeNewRoman" w:hAnsi="TimeNewRoman"/>
-                <w:sz w:val="30"/>
-              </w:rPr>
-              <w:t>154</w:t>
-            </w:r>
-          </w:p>
-        </w:tc>
-        <w:tc>
-          <w:tcPr>
-            <w:tcW w:type="dxa" w:w="1987"/>
-          </w:tcPr>
-          <w:p>
-            <w:pPr>
-              <w:jc w:val="left"/>
-            </w:pPr>
-            <w:r>
-              <w:rPr>
-                <w:rFonts w:ascii="TimeNewRoman" w:hAnsi="TimeNewRoman"/>
-                <w:sz w:val="30"/>
-              </w:rPr>
-              <w:t>59</w:t>
-            </w:r>
-          </w:p>
-        </w:tc>
-        <w:tc>
-          <w:tcPr>
-            <w:tcW w:type="dxa" w:w="1987"/>
-          </w:tcPr>
-          <w:p>
-            <w:pPr>
-              <w:jc w:val="left"/>
-            </w:pPr>
-            <w:r>
-              <w:rPr>
-                <w:rFonts w:ascii="TimeNewRoman" w:hAnsi="TimeNewRoman"/>
-                <w:sz w:val="30"/>
-              </w:rPr>
-              <w:t>6</w:t>
-            </w:r>
-          </w:p>
-        </w:tc>
-        <w:tc>
-          <w:tcPr>
-            <w:tcW w:type="dxa" w:w="1987"/>
-          </w:tcPr>
-          <w:p>
-            <w:pPr>
-              <w:jc w:val="left"/>
-            </w:pPr>
-            <w:r>
-              <w:rPr>
-                <w:rFonts w:ascii="TimeNewRoman" w:hAnsi="TimeNewRoman"/>
-                <w:sz w:val="30"/>
-              </w:rPr>
-              <w:t>14</w:t>
-            </w:r>
-          </w:p>
-        </w:tc>
-      </w:tr>
-      <w:tr>
-        <w:tc>
-          <w:tcPr>
-            <w:tcW w:type="dxa" w:w="1987"/>
-          </w:tcPr>
-          <w:p>
-            <w:pPr>
-              <w:jc w:val="left"/>
-            </w:pPr>
-            <w:r>
-              <w:rPr>
-                <w:rFonts w:ascii="TimeNewRoman" w:hAnsi="TimeNewRoman"/>
-                <w:sz w:val="30"/>
-              </w:rPr>
-              <w:t>72</w:t>
-            </w:r>
-          </w:p>
-        </w:tc>
-        <w:tc>
-          <w:tcPr>
-            <w:tcW w:type="dxa" w:w="1987"/>
-          </w:tcPr>
-          <w:p>
-            <w:pPr>
-              <w:jc w:val="left"/>
-            </w:pPr>
-            <w:r>
-              <w:rPr>
-                <w:rFonts w:ascii="TimeNewRoman" w:hAnsi="TimeNewRoman"/>
-                <w:sz w:val="30"/>
-              </w:rPr>
-              <w:t>42</w:t>
-            </w:r>
-          </w:p>
-        </w:tc>
-        <w:tc>
-          <w:tcPr>
-            <w:tcW w:type="dxa" w:w="1987"/>
-          </w:tcPr>
-          <w:p>
-            <w:pPr>
-              <w:jc w:val="left"/>
-            </w:pPr>
-            <w:r>
-              <w:rPr>
-                <w:rFonts w:ascii="TimeNewRoman" w:hAnsi="TimeNewRoman"/>
-                <w:sz w:val="30"/>
-              </w:rPr>
-              <w:t>99</w:t>
-            </w:r>
-          </w:p>
-        </w:tc>
-        <w:tc>
-          <w:tcPr>
-            <w:tcW w:type="dxa" w:w="1987"/>
-          </w:tcPr>
-          <w:p>
-            <w:pPr>
-              <w:jc w:val="left"/>
-            </w:pPr>
-            <w:r>
-              <w:rPr>
-                <w:rFonts w:ascii="TimeNewRoman" w:hAnsi="TimeNewRoman"/>
-                <w:sz w:val="30"/>
-              </w:rPr>
-              <w:t>95</w:t>
-            </w:r>
-          </w:p>
-        </w:tc>
-        <w:tc>
-          <w:tcPr>
-            <w:tcW w:type="dxa" w:w="1987"/>
-          </w:tcPr>
-          <w:p>
-            <w:pPr>
-              <w:jc w:val="left"/>
-            </w:pPr>
-            <w:r>
-              <w:rPr>
-                <w:rFonts w:ascii="TimeNewRoman" w:hAnsi="TimeNewRoman"/>
-                <w:sz w:val="30"/>
-              </w:rPr>
-              <w:t>37</w:t>
-            </w:r>
-          </w:p>
-        </w:tc>
-      </w:tr>
-      <w:tr>
-        <w:tc>
-          <w:tcPr>
-            <w:tcW w:type="dxa" w:w="1987"/>
-          </w:tcPr>
-          <w:p>
-            <w:pPr>
-              <w:jc w:val="left"/>
-            </w:pPr>
-            <w:r>
-              <w:rPr>
-                <w:rFonts w:ascii="TimeNewRoman" w:hAnsi="TimeNewRoman"/>
-                <w:sz w:val="30"/>
-              </w:rPr>
-              <w:t>43</w:t>
-            </w:r>
-          </w:p>
-        </w:tc>
-        <w:tc>
-          <w:tcPr>
-            <w:tcW w:type="dxa" w:w="1987"/>
-          </w:tcPr>
-          <w:p>
-            <w:pPr>
-              <w:jc w:val="left"/>
-            </w:pPr>
-            <w:r>
-              <w:rPr>
-                <w:rFonts w:ascii="TimeNewRoman" w:hAnsi="TimeNewRoman"/>
-                <w:sz w:val="30"/>
-              </w:rPr>
-              <w:t>8</w:t>
-            </w:r>
-          </w:p>
-        </w:tc>
-        <w:tc>
-          <w:tcPr>
-            <w:tcW w:type="dxa" w:w="1987"/>
-          </w:tcPr>
-          <w:p>
-            <w:pPr>
-              <w:jc w:val="left"/>
-            </w:pPr>
-            <w:r>
-              <w:rPr>
-                <w:rFonts w:ascii="TimeNewRoman" w:hAnsi="TimeNewRoman"/>
-                <w:sz w:val="30"/>
-              </w:rPr>
-              <w:t>51</w:t>
-            </w:r>
-          </w:p>
-        </w:tc>
-        <w:tc>
-          <w:tcPr>
-            <w:tcW w:type="dxa" w:w="1987"/>
-          </w:tcPr>
-          <w:p>
-            <w:pPr>
-              <w:jc w:val="left"/>
-            </w:pPr>
-            <w:r>
-              <w:rPr>
-                <w:rFonts w:ascii="TimeNewRoman" w:hAnsi="TimeNewRoman"/>
-                <w:sz w:val="30"/>
-              </w:rPr>
-              <w:t>90</w:t>
-            </w:r>
-          </w:p>
-        </w:tc>
-        <w:tc>
-          <w:tcPr>
-            <w:tcW w:type="dxa" w:w="1987"/>
-          </w:tcPr>
-          <w:p>
-            <w:pPr>
-              <w:jc w:val="left"/>
-            </w:pPr>
-            <w:r>
-              <w:rPr>
-                <w:rFonts w:ascii="TimeNewRoman" w:hAnsi="TimeNewRoman"/>
-                <w:sz w:val="30"/>
-              </w:rPr>
-              <w:t>29</w:t>
-            </w:r>
-          </w:p>
-        </w:tc>
-      </w:tr>
-      <w:tr>
-        <w:tc>
-          <w:tcPr>
-            <w:tcW w:type="dxa" w:w="1987"/>
-          </w:tcPr>
-          <w:p>
-            <w:pPr>
-              <w:jc w:val="left"/>
-            </w:pPr>
-            <w:r>
-              <w:rPr>
-                <w:rFonts w:ascii="TimeNewRoman" w:hAnsi="TimeNewRoman"/>
-                <w:sz w:val="30"/>
-              </w:rPr>
-              <w:t>24</w:t>
-            </w:r>
-          </w:p>
-        </w:tc>
-        <w:tc>
-          <w:tcPr>
-            <w:tcW w:type="dxa" w:w="1987"/>
-          </w:tcPr>
-          <w:p>
-            <w:pPr>
-              <w:jc w:val="left"/>
-            </w:pPr>
-            <w:r>
-              <w:rPr>
-                <w:rFonts w:ascii="TimeNewRoman" w:hAnsi="TimeNewRoman"/>
-                <w:sz w:val="30"/>
-              </w:rPr>
-              <w:t>76</w:t>
-            </w:r>
-          </w:p>
-        </w:tc>
-        <w:tc>
-          <w:tcPr>
-            <w:tcW w:type="dxa" w:w="1987"/>
-          </w:tcPr>
-          <w:p>
-            <w:pPr>
-              <w:jc w:val="left"/>
-            </w:pPr>
-            <w:r>
-              <w:rPr>
-                <w:rFonts w:ascii="TimeNewRoman" w:hAnsi="TimeNewRoman"/>
-                <w:sz w:val="30"/>
-              </w:rPr>
-              <w:t>45</w:t>
-            </w:r>
-          </w:p>
-        </w:tc>
-        <w:tc>
-          <w:tcPr>
-            <w:tcW w:type="dxa" w:w="1987"/>
-          </w:tcPr>
-          <w:p>
-            <w:pPr>
-              <w:jc w:val="left"/>
-            </w:pPr>
-            <w:r>
-              <w:rPr>
-                <w:rFonts w:ascii="TimeNewRoman" w:hAnsi="TimeNewRoman"/>
-                <w:sz w:val="30"/>
-              </w:rPr>
-              <w:t>77</w:t>
-            </w:r>
-          </w:p>
-        </w:tc>
-        <w:tc>
-          <w:tcPr>
-            <w:tcW w:type="dxa" w:w="1987"/>
-          </w:tcPr>
-          <w:p>
-            <w:pPr>
-              <w:jc w:val="left"/>
-            </w:pPr>
-            <w:r>
-              <w:rPr>
-                <w:rFonts w:ascii="TimeNewRoman" w:hAnsi="TimeNewRoman"/>
-                <w:sz w:val="30"/>
-              </w:rPr>
-              <w:t>107</w:t>
-            </w:r>
-          </w:p>
-        </w:tc>
-      </w:tr>
-      <w:tr>
-        <w:tc>
-          <w:tcPr>
-            <w:tcW w:type="dxa" w:w="1987"/>
-          </w:tcPr>
-          <w:p>
-            <w:pPr>
-              <w:jc w:val="left"/>
-            </w:pPr>
-            <w:r>
-              <w:rPr>
-                <w:rFonts w:ascii="TimeNewRoman" w:hAnsi="TimeNewRoman"/>
-                <w:sz w:val="30"/>
-              </w:rPr>
-              <w:t>18</w:t>
-            </w:r>
-          </w:p>
-        </w:tc>
-        <w:tc>
-          <w:tcPr>
-            <w:tcW w:type="dxa" w:w="1987"/>
-          </w:tcPr>
-          <w:p>
-            <w:pPr>
-              <w:jc w:val="left"/>
-            </w:pPr>
-            <w:r>
-              <w:rPr>
-                <w:rFonts w:ascii="TimeNewRoman" w:hAnsi="TimeNewRoman"/>
-                <w:sz w:val="30"/>
-              </w:rPr>
-              <w:t>24</w:t>
-            </w:r>
-          </w:p>
-        </w:tc>
-        <w:tc>
-          <w:tcPr>
-            <w:tcW w:type="dxa" w:w="1987"/>
-          </w:tcPr>
-          <w:p>
-            <w:pPr>
-              <w:jc w:val="left"/>
-            </w:pPr>
-            <w:r>
-              <w:rPr>
-                <w:rFonts w:ascii="TimeNewRoman" w:hAnsi="TimeNewRoman"/>
-                <w:sz w:val="30"/>
-              </w:rPr>
-              <w:t>18</w:t>
-            </w:r>
-          </w:p>
-        </w:tc>
-        <w:tc>
-          <w:tcPr>
-            <w:tcW w:type="dxa" w:w="1987"/>
-          </w:tcPr>
-          <w:p>
-            <w:pPr>
-              <w:jc w:val="left"/>
-            </w:pPr>
-            <w:r>
-              <w:rPr>
-                <w:rFonts w:ascii="TimeNewRoman" w:hAnsi="TimeNewRoman"/>
-                <w:sz w:val="30"/>
-              </w:rPr>
-              <w:t>5</w:t>
-            </w:r>
-          </w:p>
-        </w:tc>
-        <w:tc>
-          <w:tcPr>
-            <w:tcW w:type="dxa" w:w="1987"/>
-          </w:tcPr>
-          <w:p>
-            <w:pPr>
-              <w:jc w:val="left"/>
-            </w:pPr>
-            <w:r>
-              <w:rPr>
-                <w:rFonts w:ascii="TimeNewRoman" w:hAnsi="TimeNewRoman"/>
-                <w:sz w:val="30"/>
-              </w:rPr>
-              <w:t>16</w:t>
-            </w:r>
-          </w:p>
-        </w:tc>
-      </w:tr>
-      <w:tr>
-        <w:tc>
-          <w:tcPr>
-            <w:tcW w:type="dxa" w:w="1987"/>
-          </w:tcPr>
-          <w:p>
-            <w:pPr>
-              <w:jc w:val="left"/>
-            </w:pPr>
-            <w:r>
-              <w:rPr>
-                <w:rFonts w:ascii="TimeNewRoman" w:hAnsi="TimeNewRoman"/>
-                <w:sz w:val="30"/>
-              </w:rPr>
-              <w:t>27</w:t>
-            </w:r>
-          </w:p>
-        </w:tc>
-        <w:tc>
-          <w:tcPr>
-            <w:tcW w:type="dxa" w:w="1987"/>
-          </w:tcPr>
-          <w:p>
-            <w:pPr>
-              <w:jc w:val="left"/>
-            </w:pPr>
-            <w:r>
-              <w:rPr>
-                <w:rFonts w:ascii="TimeNewRoman" w:hAnsi="TimeNewRoman"/>
-                <w:sz w:val="30"/>
-              </w:rPr>
-              <w:t>66</w:t>
-            </w:r>
-          </w:p>
-        </w:tc>
-        <w:tc>
-          <w:tcPr>
-            <w:tcW w:type="dxa" w:w="1987"/>
-          </w:tcPr>
-          <w:p>
-            <w:pPr>
-              <w:jc w:val="left"/>
-            </w:pPr>
-            <w:r>
-              <w:rPr>
-                <w:rFonts w:ascii="TimeNewRoman" w:hAnsi="TimeNewRoman"/>
-                <w:sz w:val="30"/>
-              </w:rPr>
-              <w:t>7</w:t>
-            </w:r>
-          </w:p>
-        </w:tc>
-        <w:tc>
-          <w:tcPr>
-            <w:tcW w:type="dxa" w:w="1987"/>
-          </w:tcPr>
-          <w:p>
-            <w:pPr>
-              <w:jc w:val="left"/>
-            </w:pPr>
-            <w:r>
-              <w:rPr>
-                <w:rFonts w:ascii="TimeNewRoman" w:hAnsi="TimeNewRoman"/>
-                <w:sz w:val="30"/>
-              </w:rPr>
-              <w:t>45</w:t>
-            </w:r>
-          </w:p>
-        </w:tc>
-        <w:tc>
-          <w:tcPr>
-            <w:tcW w:type="dxa" w:w="1987"/>
-          </w:tcPr>
-          <w:p>
-            <w:pPr>
-              <w:jc w:val="left"/>
-            </w:pPr>
-            <w:r>
-              <w:rPr>
-                <w:rFonts w:ascii="TimeNewRoman" w:hAnsi="TimeNewRoman"/>
-                <w:sz w:val="30"/>
-              </w:rPr>
-              <w:t>99</w:t>
-            </w:r>
-          </w:p>
-        </w:tc>
-      </w:tr>
-      <w:tr>
-        <w:tc>
-          <w:tcPr>
-            <w:tcW w:type="dxa" w:w="1987"/>
-          </w:tcPr>
-          <w:p>
-            <w:pPr>
-              <w:jc w:val="left"/>
-            </w:pPr>
-            <w:r>
-              <w:rPr>
-                <w:rFonts w:ascii="TimeNewRoman" w:hAnsi="TimeNewRoman"/>
-                <w:sz w:val="30"/>
-              </w:rPr>
-              <w:t>162</w:t>
-            </w:r>
-          </w:p>
-        </w:tc>
-        <w:tc>
-          <w:tcPr>
-            <w:tcW w:type="dxa" w:w="1987"/>
-          </w:tcPr>
-          <w:p>
-            <w:pPr>
-              <w:jc w:val="left"/>
-            </w:pPr>
-            <w:r>
-              <w:rPr>
-                <w:rFonts w:ascii="TimeNewRoman" w:hAnsi="TimeNewRoman"/>
-                <w:sz w:val="30"/>
-              </w:rPr>
-              <w:t>15</w:t>
-            </w:r>
-          </w:p>
-        </w:tc>
-        <w:tc>
-          <w:tcPr>
-            <w:tcW w:type="dxa" w:w="1987"/>
-          </w:tcPr>
-          <w:p>
-            <w:pPr>
-              <w:jc w:val="left"/>
-            </w:pPr>
-            <w:r>
-              <w:rPr>
-                <w:rFonts w:ascii="TimeNewRoman" w:hAnsi="TimeNewRoman"/>
-                <w:sz w:val="30"/>
-              </w:rPr>
-              <w:t>8</w:t>
-            </w:r>
-          </w:p>
-        </w:tc>
-        <w:tc>
-          <w:tcPr>
-            <w:tcW w:type="dxa" w:w="1987"/>
-          </w:tcPr>
-          <w:p>
-            <w:pPr>
-              <w:jc w:val="left"/>
-            </w:pPr>
-            <w:r>
-              <w:rPr>
-                <w:rFonts w:ascii="TimeNewRoman" w:hAnsi="TimeNewRoman"/>
-                <w:sz w:val="30"/>
-              </w:rPr>
-              <w:t>20</w:t>
-            </w:r>
-          </w:p>
-        </w:tc>
-        <w:tc>
-          <w:tcPr>
-            <w:tcW w:type="dxa" w:w="1987"/>
-          </w:tcPr>
-          <w:p>
-            <w:pPr>
-              <w:jc w:val="left"/>
-            </w:pPr>
-            <w:r>
-              <w:rPr>
-                <w:rFonts w:ascii="TimeNewRoman" w:hAnsi="TimeNewRoman"/>
-                <w:sz w:val="30"/>
-              </w:rPr>
-              <w:t>21</w:t>
-            </w:r>
-          </w:p>
-        </w:tc>
-      </w:tr>
-      <w:tr>
-        <w:tc>
-          <w:tcPr>
-            <w:tcW w:type="dxa" w:w="1987"/>
-          </w:tcPr>
-          <w:p>
-            <w:pPr>
-              <w:jc w:val="left"/>
-            </w:pPr>
-            <w:r>
-              <w:rPr>
-                <w:rFonts w:ascii="TimeNewRoman" w:hAnsi="TimeNewRoman"/>
-                <w:sz w:val="30"/>
-              </w:rPr>
-              <w:t>74</w:t>
-            </w:r>
-          </w:p>
-        </w:tc>
-        <w:tc>
-          <w:tcPr>
-            <w:tcW w:type="dxa" w:w="1987"/>
-          </w:tcPr>
-          <w:p>
-            <w:pPr>
-              <w:jc w:val="left"/>
-            </w:pPr>
-            <w:r>
-              <w:rPr>
-                <w:rFonts w:ascii="TimeNewRoman" w:hAnsi="TimeNewRoman"/>
-                <w:sz w:val="30"/>
-              </w:rPr>
-              <w:t>42</w:t>
-            </w:r>
-          </w:p>
-        </w:tc>
-        <w:tc>
-          <w:tcPr>
-            <w:tcW w:type="dxa" w:w="1987"/>
-          </w:tcPr>
-          <w:p>
-            <w:pPr>
-              <w:jc w:val="left"/>
-            </w:pPr>
-            <w:r>
-              <w:rPr>
-                <w:rFonts w:ascii="TimeNewRoman" w:hAnsi="TimeNewRoman"/>
-                <w:sz w:val="30"/>
-              </w:rPr>
-              <w:t>36</w:t>
-            </w:r>
-          </w:p>
-        </w:tc>
-        <w:tc>
-          <w:tcPr>
-            <w:tcW w:type="dxa" w:w="1987"/>
-          </w:tcPr>
-          <w:p>
-            <w:pPr>
-              <w:jc w:val="left"/>
-            </w:pPr>
-            <w:r>
-              <w:rPr>
-                <w:rFonts w:ascii="TimeNewRoman" w:hAnsi="TimeNewRoman"/>
-                <w:sz w:val="30"/>
-              </w:rPr>
-              <w:t>97</w:t>
-            </w:r>
-          </w:p>
-        </w:tc>
-        <w:tc>
-          <w:tcPr>
-            <w:tcW w:type="dxa" w:w="1987"/>
-          </w:tcPr>
-          <w:p>
-            <w:pPr>
-              <w:jc w:val="left"/>
-            </w:pPr>
-            <w:r>
-              <w:rPr>
-                <w:rFonts w:ascii="TimeNewRoman" w:hAnsi="TimeNewRoman"/>
-                <w:sz w:val="30"/>
-              </w:rPr>
-              <w:t>3</w:t>
-            </w:r>
-          </w:p>
-        </w:tc>
-      </w:tr>
-      <w:tr>
-        <w:tc>
-          <w:tcPr>
-            <w:tcW w:type="dxa" w:w="1987"/>
-          </w:tcPr>
-          <w:p>
-            <w:pPr>
-              <w:jc w:val="left"/>
-            </w:pPr>
-            <w:r>
-              <w:rPr>
-                <w:rFonts w:ascii="TimeNewRoman" w:hAnsi="TimeNewRoman"/>
-                <w:sz w:val="30"/>
-              </w:rPr>
-              <w:t>74</w:t>
-            </w:r>
-          </w:p>
-        </w:tc>
-        <w:tc>
-          <w:tcPr>
-            <w:tcW w:type="dxa" w:w="1987"/>
-          </w:tcPr>
-          <w:p>
-            <w:pPr>
-              <w:jc w:val="left"/>
-            </w:pPr>
-            <w:r>
-              <w:rPr>
-                <w:rFonts w:ascii="TimeNewRoman" w:hAnsi="TimeNewRoman"/>
-                <w:sz w:val="30"/>
-              </w:rPr>
-              <w:t>68</w:t>
-            </w:r>
-          </w:p>
-        </w:tc>
-        <w:tc>
-          <w:tcPr>
-            <w:tcW w:type="dxa" w:w="1987"/>
-          </w:tcPr>
-          <w:p>
-            <w:pPr>
-              <w:jc w:val="left"/>
-            </w:pPr>
-            <w:r>
-              <w:rPr>
-                <w:rFonts w:ascii="TimeNewRoman" w:hAnsi="TimeNewRoman"/>
-                <w:sz w:val="30"/>
-              </w:rPr>
-              <w:t>120</w:t>
-            </w:r>
-          </w:p>
-        </w:tc>
-        <w:tc>
-          <w:tcPr>
-            <w:tcW w:type="dxa" w:w="1987"/>
-          </w:tcPr>
-          <w:p>
-            <w:pPr>
-              <w:jc w:val="left"/>
-            </w:pPr>
-            <w:r>
-              <w:rPr>
-                <w:rFonts w:ascii="TimeNewRoman" w:hAnsi="TimeNewRoman"/>
-                <w:sz w:val="30"/>
-              </w:rPr>
-              <w:t>38</w:t>
-            </w:r>
-          </w:p>
-        </w:tc>
-        <w:tc>
-          <w:tcPr>
-            <w:tcW w:type="dxa" w:w="1987"/>
-          </w:tcPr>
-          <w:p>
-            <w:pPr>
-              <w:jc w:val="left"/>
-            </w:pPr>
-            <w:r>
-              <w:rPr>
-                <w:rFonts w:ascii="TimeNewRoman" w:hAnsi="TimeNewRoman"/>
-                <w:sz w:val="30"/>
-              </w:rPr>
-              <w:t>48</w:t>
+              <w:t>28</w:t>
             </w:r>
           </w:p>
         </w:tc>

--- a/answers-of-mixed.docx
+++ b/answers-of-mixed.docx
@@ -11,7 +11,7 @@
           <w:rFonts w:ascii="Arial" w:hAnsi="Arial"/>
           <w:sz w:val="30"/>
         </w:rPr>
-        <w:t>2026-09-12 Saturday</w:t>
+        <w:t>2026-09-13 Sunday</w:t>
       </w:r>
     </w:p>
     <w:tbl>
@@ -40,7 +40,7 @@
                 <w:rFonts w:ascii="TimeNewRoman" w:hAnsi="TimeNewRoman"/>
                 <w:sz w:val="30"/>
               </w:rPr>
-              <w:t>62</w:t>
+              <w:t>45</w:t>
             </w:r>
           </w:p>
         </w:tc>
@@ -57,7 +57,7 @@
                 <w:rFonts w:ascii="TimeNewRoman" w:hAnsi="TimeNewRoman"/>
                 <w:sz w:val="30"/>
               </w:rPr>
-              <w:t>96</w:t>
+              <w:t>32</w:t>
             </w:r>
           </w:p>
         </w:tc>
@@ -74,7 +74,529 @@
                 <w:rFonts w:ascii="TimeNewRoman" w:hAnsi="TimeNewRoman"/>
                 <w:sz w:val="30"/>
               </w:rPr>
-              <w:t>202</w:t>
+              <w:t>35</w:t>
+            </w:r>
+          </w:p>
+        </w:tc>
+        <w:tc>
+          <w:tcPr>
+            <w:tcW w:type="dxa" w:w="1987"/>
+          </w:tcPr>
+          <w:p>
+            <w:pPr>
+              <w:jc w:val="left"/>
+            </w:pPr>
+            <w:r>
+              <w:rPr>
+                <w:rFonts w:ascii="TimeNewRoman" w:hAnsi="TimeNewRoman"/>
+                <w:sz w:val="30"/>
+              </w:rPr>
+              <w:t>29</w:t>
+            </w:r>
+          </w:p>
+        </w:tc>
+        <w:tc>
+          <w:tcPr>
+            <w:tcW w:type="dxa" w:w="1987"/>
+          </w:tcPr>
+          <w:p>
+            <w:pPr>
+              <w:jc w:val="left"/>
+            </w:pPr>
+            <w:r>
+              <w:rPr>
+                <w:rFonts w:ascii="TimeNewRoman" w:hAnsi="TimeNewRoman"/>
+                <w:sz w:val="30"/>
+              </w:rPr>
+              <w:t>137</w:t>
+            </w:r>
+          </w:p>
+        </w:tc>
+      </w:tr>
+      <w:tr>
+        <w:tc>
+          <w:tcPr>
+            <w:tcW w:type="dxa" w:w="1987"/>
+          </w:tcPr>
+          <w:p>
+            <w:pPr>
+              <w:jc w:val="left"/>
+            </w:pPr>
+            <w:r>
+              <w:rPr>
+                <w:rFonts w:ascii="TimeNewRoman" w:hAnsi="TimeNewRoman"/>
+                <w:sz w:val="30"/>
+              </w:rPr>
+              <w:t>83</w:t>
+            </w:r>
+          </w:p>
+        </w:tc>
+        <w:tc>
+          <w:tcPr>
+            <w:tcW w:type="dxa" w:w="1987"/>
+          </w:tcPr>
+          <w:p>
+            <w:pPr>
+              <w:jc w:val="left"/>
+            </w:pPr>
+            <w:r>
+              <w:rPr>
+                <w:rFonts w:ascii="TimeNewRoman" w:hAnsi="TimeNewRoman"/>
+                <w:sz w:val="30"/>
+              </w:rPr>
+              <w:t>12</w:t>
+            </w:r>
+          </w:p>
+        </w:tc>
+        <w:tc>
+          <w:tcPr>
+            <w:tcW w:type="dxa" w:w="1987"/>
+          </w:tcPr>
+          <w:p>
+            <w:pPr>
+              <w:jc w:val="left"/>
+            </w:pPr>
+            <w:r>
+              <w:rPr>
+                <w:rFonts w:ascii="TimeNewRoman" w:hAnsi="TimeNewRoman"/>
+                <w:sz w:val="30"/>
+              </w:rPr>
+              <w:t>61</w:t>
+            </w:r>
+          </w:p>
+        </w:tc>
+        <w:tc>
+          <w:tcPr>
+            <w:tcW w:type="dxa" w:w="1987"/>
+          </w:tcPr>
+          <w:p>
+            <w:pPr>
+              <w:jc w:val="left"/>
+            </w:pPr>
+            <w:r>
+              <w:rPr>
+                <w:rFonts w:ascii="TimeNewRoman" w:hAnsi="TimeNewRoman"/>
+                <w:sz w:val="30"/>
+              </w:rPr>
+              <w:t>33</w:t>
+            </w:r>
+          </w:p>
+        </w:tc>
+        <w:tc>
+          <w:tcPr>
+            <w:tcW w:type="dxa" w:w="1987"/>
+          </w:tcPr>
+          <w:p>
+            <w:pPr>
+              <w:jc w:val="left"/>
+            </w:pPr>
+            <w:r>
+              <w:rPr>
+                <w:rFonts w:ascii="TimeNewRoman" w:hAnsi="TimeNewRoman"/>
+                <w:sz w:val="30"/>
+              </w:rPr>
+              <w:t>72</w:t>
+            </w:r>
+          </w:p>
+        </w:tc>
+      </w:tr>
+      <w:tr>
+        <w:tc>
+          <w:tcPr>
+            <w:tcW w:type="dxa" w:w="1987"/>
+          </w:tcPr>
+          <w:p>
+            <w:pPr>
+              <w:jc w:val="left"/>
+            </w:pPr>
+            <w:r>
+              <w:rPr>
+                <w:rFonts w:ascii="TimeNewRoman" w:hAnsi="TimeNewRoman"/>
+                <w:sz w:val="30"/>
+              </w:rPr>
+              <w:t>8</w:t>
+            </w:r>
+          </w:p>
+        </w:tc>
+        <w:tc>
+          <w:tcPr>
+            <w:tcW w:type="dxa" w:w="1987"/>
+          </w:tcPr>
+          <w:p>
+            <w:pPr>
+              <w:jc w:val="left"/>
+            </w:pPr>
+            <w:r>
+              <w:rPr>
+                <w:rFonts w:ascii="TimeNewRoman" w:hAnsi="TimeNewRoman"/>
+                <w:sz w:val="30"/>
+              </w:rPr>
+              <w:t>4</w:t>
+            </w:r>
+          </w:p>
+        </w:tc>
+        <w:tc>
+          <w:tcPr>
+            <w:tcW w:type="dxa" w:w="1987"/>
+          </w:tcPr>
+          <w:p>
+            <w:pPr>
+              <w:jc w:val="left"/>
+            </w:pPr>
+            <w:r>
+              <w:rPr>
+                <w:rFonts w:ascii="TimeNewRoman" w:hAnsi="TimeNewRoman"/>
+                <w:sz w:val="30"/>
+              </w:rPr>
+              <w:t>36</w:t>
+            </w:r>
+          </w:p>
+        </w:tc>
+        <w:tc>
+          <w:tcPr>
+            <w:tcW w:type="dxa" w:w="1987"/>
+          </w:tcPr>
+          <w:p>
+            <w:pPr>
+              <w:jc w:val="left"/>
+            </w:pPr>
+            <w:r>
+              <w:rPr>
+                <w:rFonts w:ascii="TimeNewRoman" w:hAnsi="TimeNewRoman"/>
+                <w:sz w:val="30"/>
+              </w:rPr>
+              <w:t>40</w:t>
+            </w:r>
+          </w:p>
+        </w:tc>
+        <w:tc>
+          <w:tcPr>
+            <w:tcW w:type="dxa" w:w="1987"/>
+          </w:tcPr>
+          <w:p>
+            <w:pPr>
+              <w:jc w:val="left"/>
+            </w:pPr>
+            <w:r>
+              <w:rPr>
+                <w:rFonts w:ascii="TimeNewRoman" w:hAnsi="TimeNewRoman"/>
+                <w:sz w:val="30"/>
+              </w:rPr>
+              <w:t>14</w:t>
+            </w:r>
+          </w:p>
+        </w:tc>
+      </w:tr>
+      <w:tr>
+        <w:tc>
+          <w:tcPr>
+            <w:tcW w:type="dxa" w:w="1987"/>
+          </w:tcPr>
+          <w:p>
+            <w:pPr>
+              <w:jc w:val="left"/>
+            </w:pPr>
+            <w:r>
+              <w:rPr>
+                <w:rFonts w:ascii="TimeNewRoman" w:hAnsi="TimeNewRoman"/>
+                <w:sz w:val="30"/>
+              </w:rPr>
+              <w:t>78</w:t>
+            </w:r>
+          </w:p>
+        </w:tc>
+        <w:tc>
+          <w:tcPr>
+            <w:tcW w:type="dxa" w:w="1987"/>
+          </w:tcPr>
+          <w:p>
+            <w:pPr>
+              <w:jc w:val="left"/>
+            </w:pPr>
+            <w:r>
+              <w:rPr>
+                <w:rFonts w:ascii="TimeNewRoman" w:hAnsi="TimeNewRoman"/>
+                <w:sz w:val="30"/>
+              </w:rPr>
+              <w:t>34</w:t>
+            </w:r>
+          </w:p>
+        </w:tc>
+        <w:tc>
+          <w:tcPr>
+            <w:tcW w:type="dxa" w:w="1987"/>
+          </w:tcPr>
+          <w:p>
+            <w:pPr>
+              <w:jc w:val="left"/>
+            </w:pPr>
+            <w:r>
+              <w:rPr>
+                <w:rFonts w:ascii="TimeNewRoman" w:hAnsi="TimeNewRoman"/>
+                <w:sz w:val="30"/>
+              </w:rPr>
+              <w:t>23</w:t>
+            </w:r>
+          </w:p>
+        </w:tc>
+        <w:tc>
+          <w:tcPr>
+            <w:tcW w:type="dxa" w:w="1987"/>
+          </w:tcPr>
+          <w:p>
+            <w:pPr>
+              <w:jc w:val="left"/>
+            </w:pPr>
+            <w:r>
+              <w:rPr>
+                <w:rFonts w:ascii="TimeNewRoman" w:hAnsi="TimeNewRoman"/>
+                <w:sz w:val="30"/>
+              </w:rPr>
+              <w:t>217</w:t>
+            </w:r>
+          </w:p>
+        </w:tc>
+        <w:tc>
+          <w:tcPr>
+            <w:tcW w:type="dxa" w:w="1987"/>
+          </w:tcPr>
+          <w:p>
+            <w:pPr>
+              <w:jc w:val="left"/>
+            </w:pPr>
+            <w:r>
+              <w:rPr>
+                <w:rFonts w:ascii="TimeNewRoman" w:hAnsi="TimeNewRoman"/>
+                <w:sz w:val="30"/>
+              </w:rPr>
+              <w:t>35</w:t>
+            </w:r>
+          </w:p>
+        </w:tc>
+      </w:tr>
+      <w:tr>
+        <w:tc>
+          <w:tcPr>
+            <w:tcW w:type="dxa" w:w="1987"/>
+          </w:tcPr>
+          <w:p>
+            <w:pPr>
+              <w:jc w:val="left"/>
+            </w:pPr>
+            <w:r>
+              <w:rPr>
+                <w:rFonts w:ascii="TimeNewRoman" w:hAnsi="TimeNewRoman"/>
+                <w:sz w:val="30"/>
+              </w:rPr>
+              <w:t>49</w:t>
+            </w:r>
+          </w:p>
+        </w:tc>
+        <w:tc>
+          <w:tcPr>
+            <w:tcW w:type="dxa" w:w="1987"/>
+          </w:tcPr>
+          <w:p>
+            <w:pPr>
+              <w:jc w:val="left"/>
+            </w:pPr>
+            <w:r>
+              <w:rPr>
+                <w:rFonts w:ascii="TimeNewRoman" w:hAnsi="TimeNewRoman"/>
+                <w:sz w:val="30"/>
+              </w:rPr>
+              <w:t>12</w:t>
+            </w:r>
+          </w:p>
+        </w:tc>
+        <w:tc>
+          <w:tcPr>
+            <w:tcW w:type="dxa" w:w="1987"/>
+          </w:tcPr>
+          <w:p>
+            <w:pPr>
+              <w:jc w:val="left"/>
+            </w:pPr>
+            <w:r>
+              <w:rPr>
+                <w:rFonts w:ascii="TimeNewRoman" w:hAnsi="TimeNewRoman"/>
+                <w:sz w:val="30"/>
+              </w:rPr>
+              <w:t>4</w:t>
+            </w:r>
+          </w:p>
+        </w:tc>
+        <w:tc>
+          <w:tcPr>
+            <w:tcW w:type="dxa" w:w="1987"/>
+          </w:tcPr>
+          <w:p>
+            <w:pPr>
+              <w:jc w:val="left"/>
+            </w:pPr>
+            <w:r>
+              <w:rPr>
+                <w:rFonts w:ascii="TimeNewRoman" w:hAnsi="TimeNewRoman"/>
+                <w:sz w:val="30"/>
+              </w:rPr>
+              <w:t>64</w:t>
+            </w:r>
+          </w:p>
+        </w:tc>
+        <w:tc>
+          <w:tcPr>
+            <w:tcW w:type="dxa" w:w="1987"/>
+          </w:tcPr>
+          <w:p>
+            <w:pPr>
+              <w:jc w:val="left"/>
+            </w:pPr>
+            <w:r>
+              <w:rPr>
+                <w:rFonts w:ascii="TimeNewRoman" w:hAnsi="TimeNewRoman"/>
+                <w:sz w:val="30"/>
+              </w:rPr>
+              <w:t>86</w:t>
+            </w:r>
+          </w:p>
+        </w:tc>
+      </w:tr>
+      <w:tr>
+        <w:tc>
+          <w:tcPr>
+            <w:tcW w:type="dxa" w:w="1987"/>
+          </w:tcPr>
+          <w:p>
+            <w:pPr>
+              <w:jc w:val="left"/>
+            </w:pPr>
+            <w:r>
+              <w:rPr>
+                <w:rFonts w:ascii="TimeNewRoman" w:hAnsi="TimeNewRoman"/>
+                <w:sz w:val="30"/>
+              </w:rPr>
+              <w:t>36</w:t>
+            </w:r>
+          </w:p>
+        </w:tc>
+        <w:tc>
+          <w:tcPr>
+            <w:tcW w:type="dxa" w:w="1987"/>
+          </w:tcPr>
+          <w:p>
+            <w:pPr>
+              <w:jc w:val="left"/>
+            </w:pPr>
+            <w:r>
+              <w:rPr>
+                <w:rFonts w:ascii="TimeNewRoman" w:hAnsi="TimeNewRoman"/>
+                <w:sz w:val="30"/>
+              </w:rPr>
+              <w:t>14</w:t>
+            </w:r>
+          </w:p>
+        </w:tc>
+        <w:tc>
+          <w:tcPr>
+            <w:tcW w:type="dxa" w:w="1987"/>
+          </w:tcPr>
+          <w:p>
+            <w:pPr>
+              <w:jc w:val="left"/>
+            </w:pPr>
+            <w:r>
+              <w:rPr>
+                <w:rFonts w:ascii="TimeNewRoman" w:hAnsi="TimeNewRoman"/>
+                <w:sz w:val="30"/>
+              </w:rPr>
+              <w:t>27</w:t>
+            </w:r>
+          </w:p>
+        </w:tc>
+        <w:tc>
+          <w:tcPr>
+            <w:tcW w:type="dxa" w:w="1987"/>
+          </w:tcPr>
+          <w:p>
+            <w:pPr>
+              <w:jc w:val="left"/>
+            </w:pPr>
+            <w:r>
+              <w:rPr>
+                <w:rFonts w:ascii="TimeNewRoman" w:hAnsi="TimeNewRoman"/>
+                <w:sz w:val="30"/>
+              </w:rPr>
+              <w:t>28</w:t>
+            </w:r>
+          </w:p>
+        </w:tc>
+        <w:tc>
+          <w:tcPr>
+            <w:tcW w:type="dxa" w:w="1987"/>
+          </w:tcPr>
+          <w:p>
+            <w:pPr>
+              <w:jc w:val="left"/>
+            </w:pPr>
+            <w:r>
+              <w:rPr>
+                <w:rFonts w:ascii="TimeNewRoman" w:hAnsi="TimeNewRoman"/>
+                <w:sz w:val="30"/>
+              </w:rPr>
+              <w:t>78</w:t>
+            </w:r>
+          </w:p>
+        </w:tc>
+      </w:tr>
+      <w:tr>
+        <w:tc>
+          <w:tcPr>
+            <w:tcW w:type="dxa" w:w="1987"/>
+          </w:tcPr>
+          <w:p>
+            <w:pPr>
+              <w:jc w:val="left"/>
+            </w:pPr>
+            <w:r>
+              <w:rPr>
+                <w:rFonts w:ascii="TimeNewRoman" w:hAnsi="TimeNewRoman"/>
+                <w:sz w:val="30"/>
+              </w:rPr>
+              <w:t>2</w:t>
+            </w:r>
+          </w:p>
+        </w:tc>
+        <w:tc>
+          <w:tcPr>
+            <w:tcW w:type="dxa" w:w="1987"/>
+          </w:tcPr>
+          <w:p>
+            <w:pPr>
+              <w:jc w:val="left"/>
+            </w:pPr>
+            <w:r>
+              <w:rPr>
+                <w:rFonts w:ascii="TimeNewRoman" w:hAnsi="TimeNewRoman"/>
+                <w:sz w:val="30"/>
+              </w:rPr>
+              <w:t>3</w:t>
+            </w:r>
+          </w:p>
+        </w:tc>
+        <w:tc>
+          <w:tcPr>
+            <w:tcW w:type="dxa" w:w="1987"/>
+          </w:tcPr>
+          <w:p>
+            <w:pPr>
+              <w:jc w:val="left"/>
+            </w:pPr>
+            <w:r>
+              <w:rPr>
+                <w:rFonts w:ascii="TimeNewRoman" w:hAnsi="TimeNewRoman"/>
+                <w:sz w:val="30"/>
+              </w:rPr>
+              <w:t>80</w:t>
             </w:r>
           </w:p>
         </w:tc>
@@ -108,7 +630,7 @@
                 <w:rFonts w:ascii="TimeNewRoman" w:hAnsi="TimeNewRoman"/>
                 <w:sz w:val="30"/>
               </w:rPr>
-              <w:t>10</w:t>
+              <w:t>30</w:t>
             </w:r>
           </w:p>
         </w:tc>
@@ -127,41 +649,7 @@
                 <w:rFonts w:ascii="TimeNewRoman" w:hAnsi="TimeNewRoman"/>
                 <w:sz w:val="30"/>
               </w:rPr>
-              <w:t>5</w:t>
-            </w:r>
-          </w:p>
-        </w:tc>
-        <w:tc>
-          <w:tcPr>
-            <w:tcW w:type="dxa" w:w="1987"/>
-          </w:tcPr>
-          <w:p>
-            <w:pPr>
-              <w:jc w:val="left"/>
-            </w:pPr>
-            <w:r>
-              <w:rPr>
-                <w:rFonts w:ascii="TimeNewRoman" w:hAnsi="TimeNewRoman"/>
-                <w:sz w:val="30"/>
-              </w:rPr>
-              <w:t>37</w:t>
-            </w:r>
-          </w:p>
-        </w:tc>
-        <w:tc>
-          <w:tcPr>
-            <w:tcW w:type="dxa" w:w="1987"/>
-          </w:tcPr>
-          <w:p>
-            <w:pPr>
-              <w:jc w:val="left"/>
-            </w:pPr>
-            <w:r>
-              <w:rPr>
-                <w:rFonts w:ascii="TimeNewRoman" w:hAnsi="TimeNewRoman"/>
-                <w:sz w:val="30"/>
-              </w:rPr>
-              <w:t>123</w:t>
+              <w:t>18</w:t>
             </w:r>
           </w:p>
         </w:tc>
@@ -179,6 +667,214 @@
                 <w:sz w:val="30"/>
               </w:rPr>
               <w:t>24</w:t>
+            </w:r>
+          </w:p>
+        </w:tc>
+        <w:tc>
+          <w:tcPr>
+            <w:tcW w:type="dxa" w:w="1987"/>
+          </w:tcPr>
+          <w:p>
+            <w:pPr>
+              <w:jc w:val="left"/>
+            </w:pPr>
+            <w:r>
+              <w:rPr>
+                <w:rFonts w:ascii="TimeNewRoman" w:hAnsi="TimeNewRoman"/>
+                <w:sz w:val="30"/>
+              </w:rPr>
+              <w:t>142</w:t>
+            </w:r>
+          </w:p>
+        </w:tc>
+        <w:tc>
+          <w:tcPr>
+            <w:tcW w:type="dxa" w:w="1987"/>
+          </w:tcPr>
+          <w:p>
+            <w:pPr>
+              <w:jc w:val="left"/>
+            </w:pPr>
+            <w:r>
+              <w:rPr>
+                <w:rFonts w:ascii="TimeNewRoman" w:hAnsi="TimeNewRoman"/>
+                <w:sz w:val="30"/>
+              </w:rPr>
+              <w:t>25</w:t>
+            </w:r>
+          </w:p>
+        </w:tc>
+        <w:tc>
+          <w:tcPr>
+            <w:tcW w:type="dxa" w:w="1987"/>
+          </w:tcPr>
+          <w:p>
+            <w:pPr>
+              <w:jc w:val="left"/>
+            </w:pPr>
+            <w:r>
+              <w:rPr>
+                <w:rFonts w:ascii="TimeNewRoman" w:hAnsi="TimeNewRoman"/>
+                <w:sz w:val="30"/>
+              </w:rPr>
+              <w:t>32</w:t>
+            </w:r>
+          </w:p>
+        </w:tc>
+      </w:tr>
+      <w:tr>
+        <w:tc>
+          <w:tcPr>
+            <w:tcW w:type="dxa" w:w="1987"/>
+          </w:tcPr>
+          <w:p>
+            <w:pPr>
+              <w:jc w:val="left"/>
+            </w:pPr>
+            <w:r>
+              <w:rPr>
+                <w:rFonts w:ascii="TimeNewRoman" w:hAnsi="TimeNewRoman"/>
+                <w:sz w:val="30"/>
+              </w:rPr>
+              <w:t>13</w:t>
+            </w:r>
+          </w:p>
+        </w:tc>
+        <w:tc>
+          <w:tcPr>
+            <w:tcW w:type="dxa" w:w="1987"/>
+          </w:tcPr>
+          <w:p>
+            <w:pPr>
+              <w:jc w:val="left"/>
+            </w:pPr>
+            <w:r>
+              <w:rPr>
+                <w:rFonts w:ascii="TimeNewRoman" w:hAnsi="TimeNewRoman"/>
+                <w:sz w:val="30"/>
+              </w:rPr>
+              <w:t>52</w:t>
+            </w:r>
+          </w:p>
+        </w:tc>
+        <w:tc>
+          <w:tcPr>
+            <w:tcW w:type="dxa" w:w="1987"/>
+          </w:tcPr>
+          <w:p>
+            <w:pPr>
+              <w:jc w:val="left"/>
+            </w:pPr>
+            <w:r>
+              <w:rPr>
+                <w:rFonts w:ascii="TimeNewRoman" w:hAnsi="TimeNewRoman"/>
+                <w:sz w:val="30"/>
+              </w:rPr>
+              <w:t>20</w:t>
+            </w:r>
+          </w:p>
+        </w:tc>
+        <w:tc>
+          <w:tcPr>
+            <w:tcW w:type="dxa" w:w="1987"/>
+          </w:tcPr>
+          <w:p>
+            <w:pPr>
+              <w:jc w:val="left"/>
+            </w:pPr>
+            <w:r>
+              <w:rPr>
+                <w:rFonts w:ascii="TimeNewRoman" w:hAnsi="TimeNewRoman"/>
+                <w:sz w:val="30"/>
+              </w:rPr>
+              <w:t>21</w:t>
+            </w:r>
+          </w:p>
+        </w:tc>
+        <w:tc>
+          <w:tcPr>
+            <w:tcW w:type="dxa" w:w="1987"/>
+          </w:tcPr>
+          <w:p>
+            <w:pPr>
+              <w:jc w:val="left"/>
+            </w:pPr>
+            <w:r>
+              <w:rPr>
+                <w:rFonts w:ascii="TimeNewRoman" w:hAnsi="TimeNewRoman"/>
+                <w:sz w:val="30"/>
+              </w:rPr>
+              <w:t>43</w:t>
+            </w:r>
+          </w:p>
+        </w:tc>
+      </w:tr>
+      <w:tr>
+        <w:tc>
+          <w:tcPr>
+            <w:tcW w:type="dxa" w:w="1987"/>
+          </w:tcPr>
+          <w:p>
+            <w:pPr>
+              <w:jc w:val="left"/>
+            </w:pPr>
+            <w:r>
+              <w:rPr>
+                <w:rFonts w:ascii="TimeNewRoman" w:hAnsi="TimeNewRoman"/>
+                <w:sz w:val="30"/>
+              </w:rPr>
+              <w:t>42</w:t>
+            </w:r>
+          </w:p>
+        </w:tc>
+        <w:tc>
+          <w:tcPr>
+            <w:tcW w:type="dxa" w:w="1987"/>
+          </w:tcPr>
+          <w:p>
+            <w:pPr>
+              <w:jc w:val="left"/>
+            </w:pPr>
+            <w:r>
+              <w:rPr>
+                <w:rFonts w:ascii="TimeNewRoman" w:hAnsi="TimeNewRoman"/>
+                <w:sz w:val="30"/>
+              </w:rPr>
+              <w:t>72</w:t>
+            </w:r>
+          </w:p>
+        </w:tc>
+        <w:tc>
+          <w:tcPr>
+            <w:tcW w:type="dxa" w:w="1987"/>
+          </w:tcPr>
+          <w:p>
+            <w:pPr>
+              <w:jc w:val="left"/>
+            </w:pPr>
+            <w:r>
+              <w:rPr>
+                <w:rFonts w:ascii="TimeNewRoman" w:hAnsi="TimeNewRoman"/>
+                <w:sz w:val="30"/>
+              </w:rPr>
+              <w:t>24</w:t>
+            </w:r>
+          </w:p>
+        </w:tc>
+        <w:tc>
+          <w:tcPr>
+            <w:tcW w:type="dxa" w:w="1987"/>
+          </w:tcPr>
+          <w:p>
+            <w:pPr>
+              <w:jc w:val="left"/>
+            </w:pPr>
+            <w:r>
+              <w:rPr>
+                <w:rFonts w:ascii="TimeNewRoman" w:hAnsi="TimeNewRoman"/>
+                <w:sz w:val="30"/>
+              </w:rPr>
+              <w:t>47</w:t>
             </w:r>
           </w:p>
         </w:tc>
@@ -214,7 +910,7 @@
                 <w:rFonts w:ascii="TimeNewRoman" w:hAnsi="TimeNewRoman"/>
                 <w:sz w:val="30"/>
               </w:rPr>
-              <w:t>2</w:t>
+              <w:t>66</w:t>
             </w:r>
           </w:p>
         </w:tc>
@@ -231,7 +927,7 @@
                 <w:rFonts w:ascii="TimeNewRoman" w:hAnsi="TimeNewRoman"/>
                 <w:sz w:val="30"/>
               </w:rPr>
-              <w:t>76</w:t>
+              <w:t>129</w:t>
             </w:r>
           </w:p>
         </w:tc>
@@ -248,7 +944,7 @@
                 <w:rFonts w:ascii="TimeNewRoman" w:hAnsi="TimeNewRoman"/>
                 <w:sz w:val="30"/>
               </w:rPr>
-              <w:t>57</w:t>
+              <w:t>75</w:t>
             </w:r>
           </w:p>
         </w:tc>
@@ -265,7 +961,7 @@
                 <w:rFonts w:ascii="TimeNewRoman" w:hAnsi="TimeNewRoman"/>
                 <w:sz w:val="30"/>
               </w:rPr>
-              <w:t>13</w:t>
+              <w:t>35</w:t>
             </w:r>
           </w:p>
         </w:tc>
@@ -282,7 +978,7 @@
                 <w:rFonts w:ascii="TimeNewRoman" w:hAnsi="TimeNewRoman"/>
                 <w:sz w:val="30"/>
               </w:rPr>
-              <w:t>32</w:t>
+              <w:t>6</w:t>
             </w:r>
           </w:p>
         </w:tc>
@@ -301,7 +997,7 @@
                 <w:rFonts w:ascii="TimeNewRoman" w:hAnsi="TimeNewRoman"/>
                 <w:sz w:val="30"/>
               </w:rPr>
-              <w:t>61</w:t>
+              <w:t>26</w:t>
             </w:r>
           </w:p>
         </w:tc>
@@ -318,7 +1014,7 @@
                 <w:rFonts w:ascii="TimeNewRoman" w:hAnsi="TimeNewRoman"/>
                 <w:sz w:val="30"/>
               </w:rPr>
-              <w:t>32</w:t>
+              <w:t>81</w:t>
             </w:r>
           </w:p>
         </w:tc>
@@ -335,7 +1031,7 @@
                 <w:rFonts w:ascii="TimeNewRoman" w:hAnsi="TimeNewRoman"/>
                 <w:sz w:val="30"/>
               </w:rPr>
-              <w:t>21</w:t>
+              <w:t>77</w:t>
             </w:r>
           </w:p>
         </w:tc>
@@ -352,7 +1048,7 @@
                 <w:rFonts w:ascii="TimeNewRoman" w:hAnsi="TimeNewRoman"/>
                 <w:sz w:val="30"/>
               </w:rPr>
-              <w:t>85</w:t>
+              <w:t>10</w:t>
             </w:r>
           </w:p>
         </w:tc>
@@ -369,94 +1065,7 @@
                 <w:rFonts w:ascii="TimeNewRoman" w:hAnsi="TimeNewRoman"/>
                 <w:sz w:val="30"/>
               </w:rPr>
-              <w:t>40</w:t>
-            </w:r>
-          </w:p>
-        </w:tc>
-      </w:tr>
-      <w:tr>
-        <w:tc>
-          <w:tcPr>
-            <w:tcW w:type="dxa" w:w="1987"/>
-          </w:tcPr>
-          <w:p>
-            <w:pPr>
-              <w:jc w:val="left"/>
-            </w:pPr>
-            <w:r>
-              <w:rPr>
-                <w:rFonts w:ascii="TimeNewRoman" w:hAnsi="TimeNewRoman"/>
-                <w:sz w:val="30"/>
-              </w:rPr>
-              <w:t>27</w:t>
-            </w:r>
-          </w:p>
-        </w:tc>
-        <w:tc>
-          <w:tcPr>
-            <w:tcW w:type="dxa" w:w="1987"/>
-          </w:tcPr>
-          <w:p>
-            <w:pPr>
-              <w:jc w:val="left"/>
-            </w:pPr>
-            <w:r>
-              <w:rPr>
-                <w:rFonts w:ascii="TimeNewRoman" w:hAnsi="TimeNewRoman"/>
-                <w:sz w:val="30"/>
-              </w:rPr>
-              <w:t>63</w:t>
-            </w:r>
-          </w:p>
-        </w:tc>
-        <w:tc>
-          <w:tcPr>
-            <w:tcW w:type="dxa" w:w="1987"/>
-          </w:tcPr>
-          <w:p>
-            <w:pPr>
-              <w:jc w:val="left"/>
-            </w:pPr>
-            <w:r>
-              <w:rPr>
-                <w:rFonts w:ascii="TimeNewRoman" w:hAnsi="TimeNewRoman"/>
-                <w:sz w:val="30"/>
-              </w:rPr>
-              <w:t>44</w:t>
-            </w:r>
-          </w:p>
-        </w:tc>
-        <w:tc>
-          <w:tcPr>
-            <w:tcW w:type="dxa" w:w="1987"/>
-          </w:tcPr>
-          <w:p>
-            <w:pPr>
-              <w:jc w:val="left"/>
-            </w:pPr>
-            <w:r>
-              <w:rPr>
-                <w:rFonts w:ascii="TimeNewRoman" w:hAnsi="TimeNewRoman"/>
-                <w:sz w:val="30"/>
-              </w:rPr>
-              <w:t>16</w:t>
-            </w:r>
-          </w:p>
-        </w:tc>
-        <w:tc>
-          <w:tcPr>
-            <w:tcW w:type="dxa" w:w="1987"/>
-          </w:tcPr>
-          <w:p>
-            <w:pPr>
-              <w:jc w:val="left"/>
-            </w:pPr>
-            <w:r>
-              <w:rPr>
-                <w:rFonts w:ascii="TimeNewRoman" w:hAnsi="TimeNewRoman"/>
-                <w:sz w:val="30"/>
-              </w:rPr>
-              <w:t>3</w:t>
+              <w:t>8</w:t>
             </w:r>
           </w:p>
         </w:tc>
@@ -492,7 +1101,7 @@
                 <w:rFonts w:ascii="TimeNewRoman" w:hAnsi="TimeNewRoman"/>
                 <w:sz w:val="30"/>
               </w:rPr>
-              <w:t>63</w:t>
+              <w:t>56</w:t>
             </w:r>
           </w:p>
         </w:tc>
@@ -509,7 +1118,7 @@
                 <w:rFonts w:ascii="TimeNewRoman" w:hAnsi="TimeNewRoman"/>
                 <w:sz w:val="30"/>
               </w:rPr>
-              <w:t>28</w:t>
+              <w:t>7</w:t>
             </w:r>
           </w:p>
         </w:tc>
@@ -526,7 +1135,7 @@
                 <w:rFonts w:ascii="TimeNewRoman" w:hAnsi="TimeNewRoman"/>
                 <w:sz w:val="30"/>
               </w:rPr>
-              <w:t>2</w:t>
+              <w:t>30</w:t>
             </w:r>
           </w:p>
         </w:tc>
@@ -543,7 +1152,7 @@
                 <w:rFonts w:ascii="TimeNewRoman" w:hAnsi="TimeNewRoman"/>
                 <w:sz w:val="30"/>
               </w:rPr>
-              <w:t>4</w:t>
+              <w:t>12</w:t>
             </w:r>
           </w:p>
         </w:tc>
@@ -562,7 +1171,7 @@
                 <w:rFonts w:ascii="TimeNewRoman" w:hAnsi="TimeNewRoman"/>
                 <w:sz w:val="30"/>
               </w:rPr>
-              <w:t>30</w:t>
+              <w:t>8</w:t>
             </w:r>
           </w:p>
         </w:tc>
@@ -596,198 +1205,7 @@
                 <w:rFonts w:ascii="TimeNewRoman" w:hAnsi="TimeNewRoman"/>
                 <w:sz w:val="30"/>
               </w:rPr>
-              <w:t>9</w:t>
-            </w:r>
-          </w:p>
-        </w:tc>
-        <w:tc>
-          <w:tcPr>
-            <w:tcW w:type="dxa" w:w="1987"/>
-          </w:tcPr>
-          <w:p>
-            <w:pPr>
-              <w:jc w:val="left"/>
-            </w:pPr>
-            <w:r>
-              <w:rPr>
-                <w:rFonts w:ascii="TimeNewRoman" w:hAnsi="TimeNewRoman"/>
-                <w:sz w:val="30"/>
-              </w:rPr>
-              <w:t>2</w:t>
-            </w:r>
-          </w:p>
-        </w:tc>
-        <w:tc>
-          <w:tcPr>
-            <w:tcW w:type="dxa" w:w="1987"/>
-          </w:tcPr>
-          <w:p>
-            <w:pPr>
-              <w:jc w:val="left"/>
-            </w:pPr>
-            <w:r>
-              <w:rPr>
-                <w:rFonts w:ascii="TimeNewRoman" w:hAnsi="TimeNewRoman"/>
-                <w:sz w:val="30"/>
-              </w:rPr>
-              <w:t>18</w:t>
-            </w:r>
-          </w:p>
-        </w:tc>
-      </w:tr>
-      <w:tr>
-        <w:tc>
-          <w:tcPr>
-            <w:tcW w:type="dxa" w:w="1987"/>
-          </w:tcPr>
-          <w:p>
-            <w:pPr>
-              <w:jc w:val="left"/>
-            </w:pPr>
-            <w:r>
-              <w:rPr>
-                <w:rFonts w:ascii="TimeNewRoman" w:hAnsi="TimeNewRoman"/>
-                <w:sz w:val="30"/>
-              </w:rPr>
-              <w:t>120</w:t>
-            </w:r>
-          </w:p>
-        </w:tc>
-        <w:tc>
-          <w:tcPr>
-            <w:tcW w:type="dxa" w:w="1987"/>
-          </w:tcPr>
-          <w:p>
-            <w:pPr>
-              <w:jc w:val="left"/>
-            </w:pPr>
-            <w:r>
-              <w:rPr>
-                <w:rFonts w:ascii="TimeNewRoman" w:hAnsi="TimeNewRoman"/>
-                <w:sz w:val="30"/>
-              </w:rPr>
-              <w:t>49</w:t>
-            </w:r>
-          </w:p>
-        </w:tc>
-        <w:tc>
-          <w:tcPr>
-            <w:tcW w:type="dxa" w:w="1987"/>
-          </w:tcPr>
-          <w:p>
-            <w:pPr>
-              <w:jc w:val="left"/>
-            </w:pPr>
-            <w:r>
-              <w:rPr>
-                <w:rFonts w:ascii="TimeNewRoman" w:hAnsi="TimeNewRoman"/>
-                <w:sz w:val="30"/>
-              </w:rPr>
-              <w:t>66</w:t>
-            </w:r>
-          </w:p>
-        </w:tc>
-        <w:tc>
-          <w:tcPr>
-            <w:tcW w:type="dxa" w:w="1987"/>
-          </w:tcPr>
-          <w:p>
-            <w:pPr>
-              <w:jc w:val="left"/>
-            </w:pPr>
-            <w:r>
-              <w:rPr>
-                <w:rFonts w:ascii="TimeNewRoman" w:hAnsi="TimeNewRoman"/>
-                <w:sz w:val="30"/>
-              </w:rPr>
-              <w:t>73</w:t>
-            </w:r>
-          </w:p>
-        </w:tc>
-        <w:tc>
-          <w:tcPr>
-            <w:tcW w:type="dxa" w:w="1987"/>
-          </w:tcPr>
-          <w:p>
-            <w:pPr>
-              <w:jc w:val="left"/>
-            </w:pPr>
-            <w:r>
-              <w:rPr>
-                <w:rFonts w:ascii="TimeNewRoman" w:hAnsi="TimeNewRoman"/>
-                <w:sz w:val="30"/>
-              </w:rPr>
-              <w:t>81</w:t>
-            </w:r>
-          </w:p>
-        </w:tc>
-      </w:tr>
-      <w:tr>
-        <w:tc>
-          <w:tcPr>
-            <w:tcW w:type="dxa" w:w="1987"/>
-          </w:tcPr>
-          <w:p>
-            <w:pPr>
-              <w:jc w:val="left"/>
-            </w:pPr>
-            <w:r>
-              <w:rPr>
-                <w:rFonts w:ascii="TimeNewRoman" w:hAnsi="TimeNewRoman"/>
-                <w:sz w:val="30"/>
-              </w:rPr>
-              <w:t>88</w:t>
-            </w:r>
-          </w:p>
-        </w:tc>
-        <w:tc>
-          <w:tcPr>
-            <w:tcW w:type="dxa" w:w="1987"/>
-          </w:tcPr>
-          <w:p>
-            <w:pPr>
-              <w:jc w:val="left"/>
-            </w:pPr>
-            <w:r>
-              <w:rPr>
-                <w:rFonts w:ascii="TimeNewRoman" w:hAnsi="TimeNewRoman"/>
-                <w:sz w:val="30"/>
-              </w:rPr>
-              <w:t>18</w:t>
-            </w:r>
-          </w:p>
-        </w:tc>
-        <w:tc>
-          <w:tcPr>
-            <w:tcW w:type="dxa" w:w="1987"/>
-          </w:tcPr>
-          <w:p>
-            <w:pPr>
-              <w:jc w:val="left"/>
-            </w:pPr>
-            <w:r>
-              <w:rPr>
-                <w:rFonts w:ascii="TimeNewRoman" w:hAnsi="TimeNewRoman"/>
-                <w:sz w:val="30"/>
-              </w:rPr>
-              <w:t>9</w:t>
-            </w:r>
-          </w:p>
-        </w:tc>
-        <w:tc>
-          <w:tcPr>
-            <w:tcW w:type="dxa" w:w="1987"/>
-          </w:tcPr>
-          <w:p>
-            <w:pPr>
-              <w:jc w:val="left"/>
-            </w:pPr>
-            <w:r>
-              <w:rPr>
-                <w:rFonts w:ascii="TimeNewRoman" w:hAnsi="TimeNewRoman"/>
-                <w:sz w:val="30"/>
-              </w:rPr>
-              <w:t>40</w:t>
+              <w:t>32</w:t>
             </w:r>
           </w:p>
         </w:tc>
@@ -808,8 +1226,6 @@
             </w:r>
           </w:p>
         </w:tc>
-      </w:tr>
-      <w:tr>
         <w:tc>
           <w:tcPr>
             <w:tcW w:type="dxa" w:w="1987"/>
@@ -823,684 +1239,7 @@
                 <w:rFonts w:ascii="TimeNewRoman" w:hAnsi="TimeNewRoman"/>
                 <w:sz w:val="30"/>
               </w:rPr>
-              <w:t>6</w:t>
-            </w:r>
-          </w:p>
-        </w:tc>
-        <w:tc>
-          <w:tcPr>
-            <w:tcW w:type="dxa" w:w="1987"/>
-          </w:tcPr>
-          <w:p>
-            <w:pPr>
-              <w:jc w:val="left"/>
-            </w:pPr>
-            <w:r>
-              <w:rPr>
-                <w:rFonts w:ascii="TimeNewRoman" w:hAnsi="TimeNewRoman"/>
-                <w:sz w:val="30"/>
-              </w:rPr>
-              <w:t>5</w:t>
-            </w:r>
-          </w:p>
-        </w:tc>
-        <w:tc>
-          <w:tcPr>
-            <w:tcW w:type="dxa" w:w="1987"/>
-          </w:tcPr>
-          <w:p>
-            <w:pPr>
-              <w:jc w:val="left"/>
-            </w:pPr>
-            <w:r>
-              <w:rPr>
-                <w:rFonts w:ascii="TimeNewRoman" w:hAnsi="TimeNewRoman"/>
-                <w:sz w:val="30"/>
-              </w:rPr>
-              <w:t>67</w:t>
-            </w:r>
-          </w:p>
-        </w:tc>
-        <w:tc>
-          <w:tcPr>
-            <w:tcW w:type="dxa" w:w="1987"/>
-          </w:tcPr>
-          <w:p>
-            <w:pPr>
-              <w:jc w:val="left"/>
-            </w:pPr>
-            <w:r>
-              <w:rPr>
-                <w:rFonts w:ascii="TimeNewRoman" w:hAnsi="TimeNewRoman"/>
-                <w:sz w:val="30"/>
-              </w:rPr>
-              <w:t>248</w:t>
-            </w:r>
-          </w:p>
-        </w:tc>
-        <w:tc>
-          <w:tcPr>
-            <w:tcW w:type="dxa" w:w="1987"/>
-          </w:tcPr>
-          <w:p>
-            <w:pPr>
-              <w:jc w:val="left"/>
-            </w:pPr>
-            <w:r>
-              <w:rPr>
-                <w:rFonts w:ascii="TimeNewRoman" w:hAnsi="TimeNewRoman"/>
-                <w:sz w:val="30"/>
-              </w:rPr>
-              <w:t>58</w:t>
-            </w:r>
-          </w:p>
-        </w:tc>
-      </w:tr>
-      <w:tr>
-        <w:tc>
-          <w:tcPr>
-            <w:tcW w:type="dxa" w:w="1987"/>
-          </w:tcPr>
-          <w:p>
-            <w:pPr>
-              <w:jc w:val="left"/>
-            </w:pPr>
-            <w:r>
-              <w:rPr>
-                <w:rFonts w:ascii="TimeNewRoman" w:hAnsi="TimeNewRoman"/>
-                <w:sz w:val="30"/>
-              </w:rPr>
-              <w:t>27</w:t>
-            </w:r>
-          </w:p>
-        </w:tc>
-        <w:tc>
-          <w:tcPr>
-            <w:tcW w:type="dxa" w:w="1987"/>
-          </w:tcPr>
-          <w:p>
-            <w:pPr>
-              <w:jc w:val="left"/>
-            </w:pPr>
-            <w:r>
-              <w:rPr>
-                <w:rFonts w:ascii="TimeNewRoman" w:hAnsi="TimeNewRoman"/>
-                <w:sz w:val="30"/>
-              </w:rPr>
-              <w:t>27</w:t>
-            </w:r>
-          </w:p>
-        </w:tc>
-        <w:tc>
-          <w:tcPr>
-            <w:tcW w:type="dxa" w:w="1987"/>
-          </w:tcPr>
-          <w:p>
-            <w:pPr>
-              <w:jc w:val="left"/>
-            </w:pPr>
-            <w:r>
-              <w:rPr>
-                <w:rFonts w:ascii="TimeNewRoman" w:hAnsi="TimeNewRoman"/>
-                <w:sz w:val="30"/>
-              </w:rPr>
-              <w:t>100</w:t>
-            </w:r>
-          </w:p>
-        </w:tc>
-        <w:tc>
-          <w:tcPr>
-            <w:tcW w:type="dxa" w:w="1987"/>
-          </w:tcPr>
-          <w:p>
-            <w:pPr>
-              <w:jc w:val="left"/>
-            </w:pPr>
-            <w:r>
-              <w:rPr>
-                <w:rFonts w:ascii="TimeNewRoman" w:hAnsi="TimeNewRoman"/>
-                <w:sz w:val="30"/>
-              </w:rPr>
-              <w:t>56</w:t>
-            </w:r>
-          </w:p>
-        </w:tc>
-        <w:tc>
-          <w:tcPr>
-            <w:tcW w:type="dxa" w:w="1987"/>
-          </w:tcPr>
-          <w:p>
-            <w:pPr>
-              <w:jc w:val="left"/>
-            </w:pPr>
-            <w:r>
-              <w:rPr>
-                <w:rFonts w:ascii="TimeNewRoman" w:hAnsi="TimeNewRoman"/>
-                <w:sz w:val="30"/>
-              </w:rPr>
-              <w:t>20</w:t>
-            </w:r>
-          </w:p>
-        </w:tc>
-      </w:tr>
-      <w:tr>
-        <w:tc>
-          <w:tcPr>
-            <w:tcW w:type="dxa" w:w="1987"/>
-          </w:tcPr>
-          <w:p>
-            <w:pPr>
-              <w:jc w:val="left"/>
-            </w:pPr>
-            <w:r>
-              <w:rPr>
-                <w:rFonts w:ascii="TimeNewRoman" w:hAnsi="TimeNewRoman"/>
-                <w:sz w:val="30"/>
-              </w:rPr>
-              <w:t>41</w:t>
-            </w:r>
-          </w:p>
-        </w:tc>
-        <w:tc>
-          <w:tcPr>
-            <w:tcW w:type="dxa" w:w="1987"/>
-          </w:tcPr>
-          <w:p>
-            <w:pPr>
-              <w:jc w:val="left"/>
-            </w:pPr>
-            <w:r>
-              <w:rPr>
-                <w:rFonts w:ascii="TimeNewRoman" w:hAnsi="TimeNewRoman"/>
-                <w:sz w:val="30"/>
-              </w:rPr>
-              <w:t>239</w:t>
-            </w:r>
-          </w:p>
-        </w:tc>
-        <w:tc>
-          <w:tcPr>
-            <w:tcW w:type="dxa" w:w="1987"/>
-          </w:tcPr>
-          <w:p>
-            <w:pPr>
-              <w:jc w:val="left"/>
-            </w:pPr>
-            <w:r>
-              <w:rPr>
-                <w:rFonts w:ascii="TimeNewRoman" w:hAnsi="TimeNewRoman"/>
-                <w:sz w:val="30"/>
-              </w:rPr>
-              <w:t>72</w:t>
-            </w:r>
-          </w:p>
-        </w:tc>
-        <w:tc>
-          <w:tcPr>
-            <w:tcW w:type="dxa" w:w="1987"/>
-          </w:tcPr>
-          <w:p>
-            <w:pPr>
-              <w:jc w:val="left"/>
-            </w:pPr>
-            <w:r>
-              <w:rPr>
-                <w:rFonts w:ascii="TimeNewRoman" w:hAnsi="TimeNewRoman"/>
-                <w:sz w:val="30"/>
-              </w:rPr>
-              <w:t>19</w:t>
-            </w:r>
-          </w:p>
-        </w:tc>
-        <w:tc>
-          <w:tcPr>
-            <w:tcW w:type="dxa" w:w="1987"/>
-          </w:tcPr>
-          <w:p>
-            <w:pPr>
-              <w:jc w:val="left"/>
-            </w:pPr>
-            <w:r>
-              <w:rPr>
-                <w:rFonts w:ascii="TimeNewRoman" w:hAnsi="TimeNewRoman"/>
-                <w:sz w:val="30"/>
-              </w:rPr>
-              <w:t>24</w:t>
-            </w:r>
-          </w:p>
-        </w:tc>
-      </w:tr>
-      <w:tr>
-        <w:tc>
-          <w:tcPr>
-            <w:tcW w:type="dxa" w:w="1987"/>
-          </w:tcPr>
-          <w:p>
-            <w:pPr>
-              <w:jc w:val="left"/>
-            </w:pPr>
-            <w:r>
-              <w:rPr>
-                <w:rFonts w:ascii="TimeNewRoman" w:hAnsi="TimeNewRoman"/>
-                <w:sz w:val="30"/>
-              </w:rPr>
-              <w:t>80</w:t>
-            </w:r>
-          </w:p>
-        </w:tc>
-        <w:tc>
-          <w:tcPr>
-            <w:tcW w:type="dxa" w:w="1987"/>
-          </w:tcPr>
-          <w:p>
-            <w:pPr>
-              <w:jc w:val="left"/>
-            </w:pPr>
-            <w:r>
-              <w:rPr>
-                <w:rFonts w:ascii="TimeNewRoman" w:hAnsi="TimeNewRoman"/>
-                <w:sz w:val="30"/>
-              </w:rPr>
-              <w:t>54</w:t>
-            </w:r>
-          </w:p>
-        </w:tc>
-        <w:tc>
-          <w:tcPr>
-            <w:tcW w:type="dxa" w:w="1987"/>
-          </w:tcPr>
-          <w:p>
-            <w:pPr>
-              <w:jc w:val="left"/>
-            </w:pPr>
-            <w:r>
-              <w:rPr>
-                <w:rFonts w:ascii="TimeNewRoman" w:hAnsi="TimeNewRoman"/>
-                <w:sz w:val="30"/>
-              </w:rPr>
-              <w:t>14</w:t>
-            </w:r>
-          </w:p>
-        </w:tc>
-        <w:tc>
-          <w:tcPr>
-            <w:tcW w:type="dxa" w:w="1987"/>
-          </w:tcPr>
-          <w:p>
-            <w:pPr>
-              <w:jc w:val="left"/>
-            </w:pPr>
-            <w:r>
-              <w:rPr>
-                <w:rFonts w:ascii="TimeNewRoman" w:hAnsi="TimeNewRoman"/>
-                <w:sz w:val="30"/>
-              </w:rPr>
-              <w:t>89</w:t>
-            </w:r>
-          </w:p>
-        </w:tc>
-        <w:tc>
-          <w:tcPr>
-            <w:tcW w:type="dxa" w:w="1987"/>
-          </w:tcPr>
-          <w:p>
-            <w:pPr>
-              <w:jc w:val="left"/>
-            </w:pPr>
-            <w:r>
-              <w:rPr>
-                <w:rFonts w:ascii="TimeNewRoman" w:hAnsi="TimeNewRoman"/>
-                <w:sz w:val="30"/>
-              </w:rPr>
-              <w:t>32</w:t>
-            </w:r>
-          </w:p>
-        </w:tc>
-      </w:tr>
-      <w:tr>
-        <w:tc>
-          <w:tcPr>
-            <w:tcW w:type="dxa" w:w="1987"/>
-          </w:tcPr>
-          <w:p>
-            <w:pPr>
-              <w:jc w:val="left"/>
-            </w:pPr>
-            <w:r>
-              <w:rPr>
-                <w:rFonts w:ascii="TimeNewRoman" w:hAnsi="TimeNewRoman"/>
-                <w:sz w:val="30"/>
-              </w:rPr>
-              <w:t>29</w:t>
-            </w:r>
-          </w:p>
-        </w:tc>
-        <w:tc>
-          <w:tcPr>
-            <w:tcW w:type="dxa" w:w="1987"/>
-          </w:tcPr>
-          <w:p>
-            <w:pPr>
-              <w:jc w:val="left"/>
-            </w:pPr>
-            <w:r>
-              <w:rPr>
-                <w:rFonts w:ascii="TimeNewRoman" w:hAnsi="TimeNewRoman"/>
-                <w:sz w:val="30"/>
-              </w:rPr>
-              <w:t>50</w:t>
-            </w:r>
-          </w:p>
-        </w:tc>
-        <w:tc>
-          <w:tcPr>
-            <w:tcW w:type="dxa" w:w="1987"/>
-          </w:tcPr>
-          <w:p>
-            <w:pPr>
-              <w:jc w:val="left"/>
-            </w:pPr>
-            <w:r>
-              <w:rPr>
-                <w:rFonts w:ascii="TimeNewRoman" w:hAnsi="TimeNewRoman"/>
-                <w:sz w:val="30"/>
-              </w:rPr>
-              <w:t>13</w:t>
-            </w:r>
-          </w:p>
-        </w:tc>
-        <w:tc>
-          <w:tcPr>
-            <w:tcW w:type="dxa" w:w="1987"/>
-          </w:tcPr>
-          <w:p>
-            <w:pPr>
-              <w:jc w:val="left"/>
-            </w:pPr>
-            <w:r>
-              <w:rPr>
-                <w:rFonts w:ascii="TimeNewRoman" w:hAnsi="TimeNewRoman"/>
-                <w:sz w:val="30"/>
-              </w:rPr>
-              <w:t>38</w:t>
-            </w:r>
-          </w:p>
-        </w:tc>
-        <w:tc>
-          <w:tcPr>
-            <w:tcW w:type="dxa" w:w="1987"/>
-          </w:tcPr>
-          <w:p>
-            <w:pPr>
-              <w:jc w:val="left"/>
-            </w:pPr>
-            <w:r>
-              <w:rPr>
-                <w:rFonts w:ascii="TimeNewRoman" w:hAnsi="TimeNewRoman"/>
-                <w:sz w:val="30"/>
-              </w:rPr>
-              <w:t>67</w:t>
-            </w:r>
-          </w:p>
-        </w:tc>
-      </w:tr>
-      <w:tr>
-        <w:tc>
-          <w:tcPr>
-            <w:tcW w:type="dxa" w:w="1987"/>
-          </w:tcPr>
-          <w:p>
-            <w:pPr>
-              <w:jc w:val="left"/>
-            </w:pPr>
-            <w:r>
-              <w:rPr>
-                <w:rFonts w:ascii="TimeNewRoman" w:hAnsi="TimeNewRoman"/>
-                <w:sz w:val="30"/>
-              </w:rPr>
-              <w:t>5</w:t>
-            </w:r>
-          </w:p>
-        </w:tc>
-        <w:tc>
-          <w:tcPr>
-            <w:tcW w:type="dxa" w:w="1987"/>
-          </w:tcPr>
-          <w:p>
-            <w:pPr>
-              <w:jc w:val="left"/>
-            </w:pPr>
-            <w:r>
-              <w:rPr>
-                <w:rFonts w:ascii="TimeNewRoman" w:hAnsi="TimeNewRoman"/>
-                <w:sz w:val="30"/>
-              </w:rPr>
-              <w:t>42</w:t>
-            </w:r>
-          </w:p>
-        </w:tc>
-        <w:tc>
-          <w:tcPr>
-            <w:tcW w:type="dxa" w:w="1987"/>
-          </w:tcPr>
-          <w:p>
-            <w:pPr>
-              <w:jc w:val="left"/>
-            </w:pPr>
-            <w:r>
-              <w:rPr>
-                <w:rFonts w:ascii="TimeNewRoman" w:hAnsi="TimeNewRoman"/>
-                <w:sz w:val="30"/>
-              </w:rPr>
-              <w:t>2</w:t>
-            </w:r>
-          </w:p>
-        </w:tc>
-        <w:tc>
-          <w:tcPr>
-            <w:tcW w:type="dxa" w:w="1987"/>
-          </w:tcPr>
-          <w:p>
-            <w:pPr>
-              <w:jc w:val="left"/>
-            </w:pPr>
-            <w:r>
-              <w:rPr>
-                <w:rFonts w:ascii="TimeNewRoman" w:hAnsi="TimeNewRoman"/>
-                <w:sz w:val="30"/>
-              </w:rPr>
-              <w:t>10</w:t>
-            </w:r>
-          </w:p>
-        </w:tc>
-        <w:tc>
-          <w:tcPr>
-            <w:tcW w:type="dxa" w:w="1987"/>
-          </w:tcPr>
-          <w:p>
-            <w:pPr>
-              <w:jc w:val="left"/>
-            </w:pPr>
-            <w:r>
-              <w:rPr>
-                <w:rFonts w:ascii="TimeNewRoman" w:hAnsi="TimeNewRoman"/>
-                <w:sz w:val="30"/>
-              </w:rPr>
-              <w:t>24</w:t>
-            </w:r>
-          </w:p>
-        </w:tc>
-      </w:tr>
-      <w:tr>
-        <w:tc>
-          <w:tcPr>
-            <w:tcW w:type="dxa" w:w="1987"/>
-          </w:tcPr>
-          <w:p>
-            <w:pPr>
-              <w:jc w:val="left"/>
-            </w:pPr>
-            <w:r>
-              <w:rPr>
-                <w:rFonts w:ascii="TimeNewRoman" w:hAnsi="TimeNewRoman"/>
-                <w:sz w:val="30"/>
-              </w:rPr>
-              <w:t>30</w:t>
-            </w:r>
-          </w:p>
-        </w:tc>
-        <w:tc>
-          <w:tcPr>
-            <w:tcW w:type="dxa" w:w="1987"/>
-          </w:tcPr>
-          <w:p>
-            <w:pPr>
-              <w:jc w:val="left"/>
-            </w:pPr>
-            <w:r>
-              <w:rPr>
-                <w:rFonts w:ascii="TimeNewRoman" w:hAnsi="TimeNewRoman"/>
-                <w:sz w:val="30"/>
-              </w:rPr>
-              <w:t>84</w:t>
-            </w:r>
-          </w:p>
-        </w:tc>
-        <w:tc>
-          <w:tcPr>
-            <w:tcW w:type="dxa" w:w="1987"/>
-          </w:tcPr>
-          <w:p>
-            <w:pPr>
-              <w:jc w:val="left"/>
-            </w:pPr>
-            <w:r>
-              <w:rPr>
-                <w:rFonts w:ascii="TimeNewRoman" w:hAnsi="TimeNewRoman"/>
-                <w:sz w:val="30"/>
-              </w:rPr>
-              <w:t>21</w:t>
-            </w:r>
-          </w:p>
-        </w:tc>
-        <w:tc>
-          <w:tcPr>
-            <w:tcW w:type="dxa" w:w="1987"/>
-          </w:tcPr>
-          <w:p>
-            <w:pPr>
-              <w:jc w:val="left"/>
-            </w:pPr>
-            <w:r>
-              <w:rPr>
-                <w:rFonts w:ascii="TimeNewRoman" w:hAnsi="TimeNewRoman"/>
-                <w:sz w:val="30"/>
-              </w:rPr>
-              <w:t>131</w:t>
-            </w:r>
-          </w:p>
-        </w:tc>
-        <w:tc>
-          <w:tcPr>
-            <w:tcW w:type="dxa" w:w="1987"/>
-          </w:tcPr>
-          <w:p>
-            <w:pPr>
-              <w:jc w:val="left"/>
-            </w:pPr>
-            <w:r>
-              <w:rPr>
-                <w:rFonts w:ascii="TimeNewRoman" w:hAnsi="TimeNewRoman"/>
-                <w:sz w:val="30"/>
-              </w:rPr>
-              <w:t>139</w:t>
-            </w:r>
-          </w:p>
-        </w:tc>
-      </w:tr>
-      <w:tr>
-        <w:tc>
-          <w:tcPr>
-            <w:tcW w:type="dxa" w:w="1987"/>
-          </w:tcPr>
-          <w:p>
-            <w:pPr>
-              <w:jc w:val="left"/>
-            </w:pPr>
-            <w:r>
-              <w:rPr>
-                <w:rFonts w:ascii="TimeNewRoman" w:hAnsi="TimeNewRoman"/>
-                <w:sz w:val="30"/>
-              </w:rPr>
-              <w:t>22</w:t>
-            </w:r>
-          </w:p>
-        </w:tc>
-        <w:tc>
-          <w:tcPr>
-            <w:tcW w:type="dxa" w:w="1987"/>
-          </w:tcPr>
-          <w:p>
-            <w:pPr>
-              <w:jc w:val="left"/>
-            </w:pPr>
-            <w:r>
-              <w:rPr>
-                <w:rFonts w:ascii="TimeNewRoman" w:hAnsi="TimeNewRoman"/>
-                <w:sz w:val="30"/>
-              </w:rPr>
-              <w:t>9</w:t>
-            </w:r>
-          </w:p>
-        </w:tc>
-        <w:tc>
-          <w:tcPr>
-            <w:tcW w:type="dxa" w:w="1987"/>
-          </w:tcPr>
-          <w:p>
-            <w:pPr>
-              <w:jc w:val="left"/>
-            </w:pPr>
-            <w:r>
-              <w:rPr>
-                <w:rFonts w:ascii="TimeNewRoman" w:hAnsi="TimeNewRoman"/>
-                <w:sz w:val="30"/>
-              </w:rPr>
-              <w:t>7</w:t>
-            </w:r>
-          </w:p>
-        </w:tc>
-        <w:tc>
-          <w:tcPr>
-            <w:tcW w:type="dxa" w:w="1987"/>
-          </w:tcPr>
-          <w:p>
-            <w:pPr>
-              <w:jc w:val="left"/>
-            </w:pPr>
-            <w:r>
-              <w:rPr>
-                <w:rFonts w:ascii="TimeNewRoman" w:hAnsi="TimeNewRoman"/>
-                <w:sz w:val="30"/>
-              </w:rPr>
-              <w:t>3</w:t>
-            </w:r>
-          </w:p>
-        </w:tc>
-        <w:tc>
-          <w:tcPr>
-            <w:tcW w:type="dxa" w:w="1987"/>
-          </w:tcPr>
-          <w:p>
-            <w:pPr>
-              <w:jc w:val="left"/>
-            </w:pPr>
-            <w:r>
-              <w:rPr>
-                <w:rFonts w:ascii="TimeNewRoman" w:hAnsi="TimeNewRoman"/>
-                <w:sz w:val="30"/>
-              </w:rPr>
-              <w:t>49</w:t>
+              <w:t>138</w:t>
             </w:r>
           </w:p>
         </w:tc>
@@ -1536,7 +1275,7 @@
                 <w:rFonts w:ascii="TimeNewRoman" w:hAnsi="TimeNewRoman"/>
                 <w:sz w:val="30"/>
               </w:rPr>
-              <w:t>28</w:t>
+              <w:t>5</w:t>
             </w:r>
           </w:p>
         </w:tc>
@@ -1553,7 +1292,442 @@
                 <w:rFonts w:ascii="TimeNewRoman" w:hAnsi="TimeNewRoman"/>
                 <w:sz w:val="30"/>
               </w:rPr>
-              <w:t>4</w:t>
+              <w:t>20</w:t>
+            </w:r>
+          </w:p>
+        </w:tc>
+        <w:tc>
+          <w:tcPr>
+            <w:tcW w:type="dxa" w:w="1987"/>
+          </w:tcPr>
+          <w:p>
+            <w:pPr>
+              <w:jc w:val="left"/>
+            </w:pPr>
+            <w:r>
+              <w:rPr>
+                <w:rFonts w:ascii="TimeNewRoman" w:hAnsi="TimeNewRoman"/>
+                <w:sz w:val="30"/>
+              </w:rPr>
+              <w:t>68</w:t>
+            </w:r>
+          </w:p>
+        </w:tc>
+        <w:tc>
+          <w:tcPr>
+            <w:tcW w:type="dxa" w:w="1987"/>
+          </w:tcPr>
+          <w:p>
+            <w:pPr>
+              <w:jc w:val="left"/>
+            </w:pPr>
+            <w:r>
+              <w:rPr>
+                <w:rFonts w:ascii="TimeNewRoman" w:hAnsi="TimeNewRoman"/>
+                <w:sz w:val="30"/>
+              </w:rPr>
+              <w:t>21</w:t>
+            </w:r>
+          </w:p>
+        </w:tc>
+      </w:tr>
+      <w:tr>
+        <w:tc>
+          <w:tcPr>
+            <w:tcW w:type="dxa" w:w="1987"/>
+          </w:tcPr>
+          <w:p>
+            <w:pPr>
+              <w:jc w:val="left"/>
+            </w:pPr>
+            <w:r>
+              <w:rPr>
+                <w:rFonts w:ascii="TimeNewRoman" w:hAnsi="TimeNewRoman"/>
+                <w:sz w:val="30"/>
+              </w:rPr>
+              <w:t>2</w:t>
+            </w:r>
+          </w:p>
+        </w:tc>
+        <w:tc>
+          <w:tcPr>
+            <w:tcW w:type="dxa" w:w="1987"/>
+          </w:tcPr>
+          <w:p>
+            <w:pPr>
+              <w:jc w:val="left"/>
+            </w:pPr>
+            <w:r>
+              <w:rPr>
+                <w:rFonts w:ascii="TimeNewRoman" w:hAnsi="TimeNewRoman"/>
+                <w:sz w:val="30"/>
+              </w:rPr>
+              <w:t>58</w:t>
+            </w:r>
+          </w:p>
+        </w:tc>
+        <w:tc>
+          <w:tcPr>
+            <w:tcW w:type="dxa" w:w="1987"/>
+          </w:tcPr>
+          <w:p>
+            <w:pPr>
+              <w:jc w:val="left"/>
+            </w:pPr>
+            <w:r>
+              <w:rPr>
+                <w:rFonts w:ascii="TimeNewRoman" w:hAnsi="TimeNewRoman"/>
+                <w:sz w:val="30"/>
+              </w:rPr>
+              <w:t>49</w:t>
+            </w:r>
+          </w:p>
+        </w:tc>
+        <w:tc>
+          <w:tcPr>
+            <w:tcW w:type="dxa" w:w="1987"/>
+          </w:tcPr>
+          <w:p>
+            <w:pPr>
+              <w:jc w:val="left"/>
+            </w:pPr>
+            <w:r>
+              <w:rPr>
+                <w:rFonts w:ascii="TimeNewRoman" w:hAnsi="TimeNewRoman"/>
+                <w:sz w:val="30"/>
+              </w:rPr>
+              <w:t>18</w:t>
+            </w:r>
+          </w:p>
+        </w:tc>
+        <w:tc>
+          <w:tcPr>
+            <w:tcW w:type="dxa" w:w="1987"/>
+          </w:tcPr>
+          <w:p>
+            <w:pPr>
+              <w:jc w:val="left"/>
+            </w:pPr>
+            <w:r>
+              <w:rPr>
+                <w:rFonts w:ascii="TimeNewRoman" w:hAnsi="TimeNewRoman"/>
+                <w:sz w:val="30"/>
+              </w:rPr>
+              <w:t>5</w:t>
+            </w:r>
+          </w:p>
+        </w:tc>
+      </w:tr>
+      <w:tr>
+        <w:tc>
+          <w:tcPr>
+            <w:tcW w:type="dxa" w:w="1987"/>
+          </w:tcPr>
+          <w:p>
+            <w:pPr>
+              <w:jc w:val="left"/>
+            </w:pPr>
+            <w:r>
+              <w:rPr>
+                <w:rFonts w:ascii="TimeNewRoman" w:hAnsi="TimeNewRoman"/>
+                <w:sz w:val="30"/>
+              </w:rPr>
+              <w:t>15</w:t>
+            </w:r>
+          </w:p>
+        </w:tc>
+        <w:tc>
+          <w:tcPr>
+            <w:tcW w:type="dxa" w:w="1987"/>
+          </w:tcPr>
+          <w:p>
+            <w:pPr>
+              <w:jc w:val="left"/>
+            </w:pPr>
+            <w:r>
+              <w:rPr>
+                <w:rFonts w:ascii="TimeNewRoman" w:hAnsi="TimeNewRoman"/>
+                <w:sz w:val="30"/>
+              </w:rPr>
+              <w:t>79</w:t>
+            </w:r>
+          </w:p>
+        </w:tc>
+        <w:tc>
+          <w:tcPr>
+            <w:tcW w:type="dxa" w:w="1987"/>
+          </w:tcPr>
+          <w:p>
+            <w:pPr>
+              <w:jc w:val="left"/>
+            </w:pPr>
+            <w:r>
+              <w:rPr>
+                <w:rFonts w:ascii="TimeNewRoman" w:hAnsi="TimeNewRoman"/>
+                <w:sz w:val="30"/>
+              </w:rPr>
+              <w:t>98</w:t>
+            </w:r>
+          </w:p>
+        </w:tc>
+        <w:tc>
+          <w:tcPr>
+            <w:tcW w:type="dxa" w:w="1987"/>
+          </w:tcPr>
+          <w:p>
+            <w:pPr>
+              <w:jc w:val="left"/>
+            </w:pPr>
+            <w:r>
+              <w:rPr>
+                <w:rFonts w:ascii="TimeNewRoman" w:hAnsi="TimeNewRoman"/>
+                <w:sz w:val="30"/>
+              </w:rPr>
+              <w:t>55</w:t>
+            </w:r>
+          </w:p>
+        </w:tc>
+        <w:tc>
+          <w:tcPr>
+            <w:tcW w:type="dxa" w:w="1987"/>
+          </w:tcPr>
+          <w:p>
+            <w:pPr>
+              <w:jc w:val="left"/>
+            </w:pPr>
+            <w:r>
+              <w:rPr>
+                <w:rFonts w:ascii="TimeNewRoman" w:hAnsi="TimeNewRoman"/>
+                <w:sz w:val="30"/>
+              </w:rPr>
+              <w:t>8</w:t>
+            </w:r>
+          </w:p>
+        </w:tc>
+      </w:tr>
+      <w:tr>
+        <w:tc>
+          <w:tcPr>
+            <w:tcW w:type="dxa" w:w="1987"/>
+          </w:tcPr>
+          <w:p>
+            <w:pPr>
+              <w:jc w:val="left"/>
+            </w:pPr>
+            <w:r>
+              <w:rPr>
+                <w:rFonts w:ascii="TimeNewRoman" w:hAnsi="TimeNewRoman"/>
+                <w:sz w:val="30"/>
+              </w:rPr>
+              <w:t>83</w:t>
+            </w:r>
+          </w:p>
+        </w:tc>
+        <w:tc>
+          <w:tcPr>
+            <w:tcW w:type="dxa" w:w="1987"/>
+          </w:tcPr>
+          <w:p>
+            <w:pPr>
+              <w:jc w:val="left"/>
+            </w:pPr>
+            <w:r>
+              <w:rPr>
+                <w:rFonts w:ascii="TimeNewRoman" w:hAnsi="TimeNewRoman"/>
+                <w:sz w:val="30"/>
+              </w:rPr>
+              <w:t>42</w:t>
+            </w:r>
+          </w:p>
+        </w:tc>
+        <w:tc>
+          <w:tcPr>
+            <w:tcW w:type="dxa" w:w="1987"/>
+          </w:tcPr>
+          <w:p>
+            <w:pPr>
+              <w:jc w:val="left"/>
+            </w:pPr>
+            <w:r>
+              <w:rPr>
+                <w:rFonts w:ascii="TimeNewRoman" w:hAnsi="TimeNewRoman"/>
+                <w:sz w:val="30"/>
+              </w:rPr>
+              <w:t>9</w:t>
+            </w:r>
+          </w:p>
+        </w:tc>
+        <w:tc>
+          <w:tcPr>
+            <w:tcW w:type="dxa" w:w="1987"/>
+          </w:tcPr>
+          <w:p>
+            <w:pPr>
+              <w:jc w:val="left"/>
+            </w:pPr>
+            <w:r>
+              <w:rPr>
+                <w:rFonts w:ascii="TimeNewRoman" w:hAnsi="TimeNewRoman"/>
+                <w:sz w:val="30"/>
+              </w:rPr>
+              <w:t>147</w:t>
+            </w:r>
+          </w:p>
+        </w:tc>
+        <w:tc>
+          <w:tcPr>
+            <w:tcW w:type="dxa" w:w="1987"/>
+          </w:tcPr>
+          <w:p>
+            <w:pPr>
+              <w:jc w:val="left"/>
+            </w:pPr>
+            <w:r>
+              <w:rPr>
+                <w:rFonts w:ascii="TimeNewRoman" w:hAnsi="TimeNewRoman"/>
+                <w:sz w:val="30"/>
+              </w:rPr>
+              <w:t>16</w:t>
+            </w:r>
+          </w:p>
+        </w:tc>
+      </w:tr>
+      <w:tr>
+        <w:tc>
+          <w:tcPr>
+            <w:tcW w:type="dxa" w:w="1987"/>
+          </w:tcPr>
+          <w:p>
+            <w:pPr>
+              <w:jc w:val="left"/>
+            </w:pPr>
+            <w:r>
+              <w:rPr>
+                <w:rFonts w:ascii="TimeNewRoman" w:hAnsi="TimeNewRoman"/>
+                <w:sz w:val="30"/>
+              </w:rPr>
+              <w:t>12</w:t>
+            </w:r>
+          </w:p>
+        </w:tc>
+        <w:tc>
+          <w:tcPr>
+            <w:tcW w:type="dxa" w:w="1987"/>
+          </w:tcPr>
+          <w:p>
+            <w:pPr>
+              <w:jc w:val="left"/>
+            </w:pPr>
+            <w:r>
+              <w:rPr>
+                <w:rFonts w:ascii="TimeNewRoman" w:hAnsi="TimeNewRoman"/>
+                <w:sz w:val="30"/>
+              </w:rPr>
+              <w:t>16</w:t>
+            </w:r>
+          </w:p>
+        </w:tc>
+        <w:tc>
+          <w:tcPr>
+            <w:tcW w:type="dxa" w:w="1987"/>
+          </w:tcPr>
+          <w:p>
+            <w:pPr>
+              <w:jc w:val="left"/>
+            </w:pPr>
+            <w:r>
+              <w:rPr>
+                <w:rFonts w:ascii="TimeNewRoman" w:hAnsi="TimeNewRoman"/>
+                <w:sz w:val="30"/>
+              </w:rPr>
+              <w:t>31</w:t>
+            </w:r>
+          </w:p>
+        </w:tc>
+        <w:tc>
+          <w:tcPr>
+            <w:tcW w:type="dxa" w:w="1987"/>
+          </w:tcPr>
+          <w:p>
+            <w:pPr>
+              <w:jc w:val="left"/>
+            </w:pPr>
+            <w:r>
+              <w:rPr>
+                <w:rFonts w:ascii="TimeNewRoman" w:hAnsi="TimeNewRoman"/>
+                <w:sz w:val="30"/>
+              </w:rPr>
+              <w:t>168</w:t>
+            </w:r>
+          </w:p>
+        </w:tc>
+        <w:tc>
+          <w:tcPr>
+            <w:tcW w:type="dxa" w:w="1987"/>
+          </w:tcPr>
+          <w:p>
+            <w:pPr>
+              <w:jc w:val="left"/>
+            </w:pPr>
+            <w:r>
+              <w:rPr>
+                <w:rFonts w:ascii="TimeNewRoman" w:hAnsi="TimeNewRoman"/>
+                <w:sz w:val="30"/>
+              </w:rPr>
+              <w:t>50</w:t>
+            </w:r>
+          </w:p>
+        </w:tc>
+      </w:tr>
+      <w:tr>
+        <w:tc>
+          <w:tcPr>
+            <w:tcW w:type="dxa" w:w="1987"/>
+          </w:tcPr>
+          <w:p>
+            <w:pPr>
+              <w:jc w:val="left"/>
+            </w:pPr>
+            <w:r>
+              <w:rPr>
+                <w:rFonts w:ascii="TimeNewRoman" w:hAnsi="TimeNewRoman"/>
+                <w:sz w:val="30"/>
+              </w:rPr>
+              <w:t>98</w:t>
+            </w:r>
+          </w:p>
+        </w:tc>
+        <w:tc>
+          <w:tcPr>
+            <w:tcW w:type="dxa" w:w="1987"/>
+          </w:tcPr>
+          <w:p>
+            <w:pPr>
+              <w:jc w:val="left"/>
+            </w:pPr>
+            <w:r>
+              <w:rPr>
+                <w:rFonts w:ascii="TimeNewRoman" w:hAnsi="TimeNewRoman"/>
+                <w:sz w:val="30"/>
+              </w:rPr>
+              <w:t>27</w:t>
+            </w:r>
+          </w:p>
+        </w:tc>
+        <w:tc>
+          <w:tcPr>
+            <w:tcW w:type="dxa" w:w="1987"/>
+          </w:tcPr>
+          <w:p>
+            <w:pPr>
+              <w:jc w:val="left"/>
+            </w:pPr>
+            <w:r>
+              <w:rPr>
+                <w:rFonts w:ascii="TimeNewRoman" w:hAnsi="TimeNewRoman"/>
+                <w:sz w:val="30"/>
+              </w:rPr>
+              <w:t>1</w:t>
             </w:r>
           </w:p>
         </w:tc>
@@ -1587,181 +1761,7 @@
                 <w:rFonts w:ascii="TimeNewRoman" w:hAnsi="TimeNewRoman"/>
                 <w:sz w:val="30"/>
               </w:rPr>
-              <w:t>30</w:t>
-            </w:r>
-          </w:p>
-        </w:tc>
-      </w:tr>
-      <w:tr>
-        <w:tc>
-          <w:tcPr>
-            <w:tcW w:type="dxa" w:w="1987"/>
-          </w:tcPr>
-          <w:p>
-            <w:pPr>
-              <w:jc w:val="left"/>
-            </w:pPr>
-            <w:r>
-              <w:rPr>
-                <w:rFonts w:ascii="TimeNewRoman" w:hAnsi="TimeNewRoman"/>
-                <w:sz w:val="30"/>
-              </w:rPr>
-              <w:t>35</w:t>
-            </w:r>
-          </w:p>
-        </w:tc>
-        <w:tc>
-          <w:tcPr>
-            <w:tcW w:type="dxa" w:w="1987"/>
-          </w:tcPr>
-          <w:p>
-            <w:pPr>
-              <w:jc w:val="left"/>
-            </w:pPr>
-            <w:r>
-              <w:rPr>
-                <w:rFonts w:ascii="TimeNewRoman" w:hAnsi="TimeNewRoman"/>
-                <w:sz w:val="30"/>
-              </w:rPr>
-              <w:t>25</w:t>
-            </w:r>
-          </w:p>
-        </w:tc>
-        <w:tc>
-          <w:tcPr>
-            <w:tcW w:type="dxa" w:w="1987"/>
-          </w:tcPr>
-          <w:p>
-            <w:pPr>
-              <w:jc w:val="left"/>
-            </w:pPr>
-            <w:r>
-              <w:rPr>
-                <w:rFonts w:ascii="TimeNewRoman" w:hAnsi="TimeNewRoman"/>
-                <w:sz w:val="30"/>
-              </w:rPr>
-              <w:t>36</w:t>
-            </w:r>
-          </w:p>
-        </w:tc>
-        <w:tc>
-          <w:tcPr>
-            <w:tcW w:type="dxa" w:w="1987"/>
-          </w:tcPr>
-          <w:p>
-            <w:pPr>
-              <w:jc w:val="left"/>
-            </w:pPr>
-            <w:r>
-              <w:rPr>
-                <w:rFonts w:ascii="TimeNewRoman" w:hAnsi="TimeNewRoman"/>
-                <w:sz w:val="30"/>
-              </w:rPr>
-              <w:t>64</w:t>
-            </w:r>
-          </w:p>
-        </w:tc>
-        <w:tc>
-          <w:tcPr>
-            <w:tcW w:type="dxa" w:w="1987"/>
-          </w:tcPr>
-          <w:p>
-            <w:pPr>
-              <w:jc w:val="left"/>
-            </w:pPr>
-            <w:r>
-              <w:rPr>
-                <w:rFonts w:ascii="TimeNewRoman" w:hAnsi="TimeNewRoman"/>
-                <w:sz w:val="30"/>
-              </w:rPr>
-              <w:t>14</w:t>
-            </w:r>
-          </w:p>
-        </w:tc>
-      </w:tr>
-      <w:tr>
-        <w:tc>
-          <w:tcPr>
-            <w:tcW w:type="dxa" w:w="1987"/>
-          </w:tcPr>
-          <w:p>
-            <w:pPr>
-              <w:jc w:val="left"/>
-            </w:pPr>
-            <w:r>
-              <w:rPr>
-                <w:rFonts w:ascii="TimeNewRoman" w:hAnsi="TimeNewRoman"/>
-                <w:sz w:val="30"/>
-              </w:rPr>
-              <w:t>13</w:t>
-            </w:r>
-          </w:p>
-        </w:tc>
-        <w:tc>
-          <w:tcPr>
-            <w:tcW w:type="dxa" w:w="1987"/>
-          </w:tcPr>
-          <w:p>
-            <w:pPr>
-              <w:jc w:val="left"/>
-            </w:pPr>
-            <w:r>
-              <w:rPr>
-                <w:rFonts w:ascii="TimeNewRoman" w:hAnsi="TimeNewRoman"/>
-                <w:sz w:val="30"/>
-              </w:rPr>
-              <w:t>81</w:t>
-            </w:r>
-          </w:p>
-        </w:tc>
-        <w:tc>
-          <w:tcPr>
-            <w:tcW w:type="dxa" w:w="1987"/>
-          </w:tcPr>
-          <w:p>
-            <w:pPr>
-              <w:jc w:val="left"/>
-            </w:pPr>
-            <w:r>
-              <w:rPr>
-                <w:rFonts w:ascii="TimeNewRoman" w:hAnsi="TimeNewRoman"/>
-                <w:sz w:val="30"/>
-              </w:rPr>
-              <w:t>131</w:t>
-            </w:r>
-          </w:p>
-        </w:tc>
-        <w:tc>
-          <w:tcPr>
-            <w:tcW w:type="dxa" w:w="1987"/>
-          </w:tcPr>
-          <w:p>
-            <w:pPr>
-              <w:jc w:val="left"/>
-            </w:pPr>
-            <w:r>
-              <w:rPr>
-                <w:rFonts w:ascii="TimeNewRoman" w:hAnsi="TimeNewRoman"/>
-                <w:sz w:val="30"/>
-              </w:rPr>
-              <w:t>16</w:t>
-            </w:r>
-          </w:p>
-        </w:tc>
-        <w:tc>
-          <w:tcPr>
-            <w:tcW w:type="dxa" w:w="1987"/>
-          </w:tcPr>
-          <w:p>
-            <w:pPr>
-              <w:jc w:val="left"/>
-            </w:pPr>
-            <w:r>
-              <w:rPr>
-                <w:rFonts w:ascii="TimeNewRoman" w:hAnsi="TimeNewRoman"/>
-                <w:sz w:val="30"/>
-              </w:rPr>
-              <w:t>28</w:t>
+              <w:t>24</w:t>
             </w:r>
           </w:p>
         </w:tc>

--- a/answers-of-mixed.docx
+++ b/answers-of-mixed.docx
@@ -40,7 +40,7 @@
                 <w:rFonts w:ascii="TimeNewRoman" w:hAnsi="TimeNewRoman"/>
                 <w:sz w:val="30"/>
               </w:rPr>
-              <w:t>45</w:t>
+              <w:t>40</w:t>
             </w:r>
           </w:p>
         </w:tc>
@@ -57,7 +57,7 @@
                 <w:rFonts w:ascii="TimeNewRoman" w:hAnsi="TimeNewRoman"/>
                 <w:sz w:val="30"/>
               </w:rPr>
-              <w:t>32</w:t>
+              <w:t>8</w:t>
             </w:r>
           </w:p>
         </w:tc>
@@ -74,7 +74,7 @@
                 <w:rFonts w:ascii="TimeNewRoman" w:hAnsi="TimeNewRoman"/>
                 <w:sz w:val="30"/>
               </w:rPr>
-              <w:t>35</w:t>
+              <w:t>81</w:t>
             </w:r>
           </w:p>
         </w:tc>
@@ -91,7 +91,7 @@
                 <w:rFonts w:ascii="TimeNewRoman" w:hAnsi="TimeNewRoman"/>
                 <w:sz w:val="30"/>
               </w:rPr>
-              <w:t>29</w:t>
+              <w:t>16</w:t>
             </w:r>
           </w:p>
         </w:tc>
@@ -108,7 +108,7 @@
                 <w:rFonts w:ascii="TimeNewRoman" w:hAnsi="TimeNewRoman"/>
                 <w:sz w:val="30"/>
               </w:rPr>
-              <w:t>137</w:t>
+              <w:t>54</w:t>
             </w:r>
           </w:p>
         </w:tc>
@@ -127,7 +127,406 @@
                 <w:rFonts w:ascii="TimeNewRoman" w:hAnsi="TimeNewRoman"/>
                 <w:sz w:val="30"/>
               </w:rPr>
-              <w:t>83</w:t>
+              <w:t>3</w:t>
+            </w:r>
+          </w:p>
+        </w:tc>
+        <w:tc>
+          <w:tcPr>
+            <w:tcW w:type="dxa" w:w="1987"/>
+          </w:tcPr>
+          <w:p>
+            <w:pPr>
+              <w:jc w:val="left"/>
+            </w:pPr>
+            <w:r>
+              <w:rPr>
+                <w:rFonts w:ascii="TimeNewRoman" w:hAnsi="TimeNewRoman"/>
+                <w:sz w:val="30"/>
+              </w:rPr>
+              <w:t>21</w:t>
+            </w:r>
+          </w:p>
+        </w:tc>
+        <w:tc>
+          <w:tcPr>
+            <w:tcW w:type="dxa" w:w="1987"/>
+          </w:tcPr>
+          <w:p>
+            <w:pPr>
+              <w:jc w:val="left"/>
+            </w:pPr>
+            <w:r>
+              <w:rPr>
+                <w:rFonts w:ascii="TimeNewRoman" w:hAnsi="TimeNewRoman"/>
+                <w:sz w:val="30"/>
+              </w:rPr>
+              <w:t>198</w:t>
+            </w:r>
+          </w:p>
+        </w:tc>
+        <w:tc>
+          <w:tcPr>
+            <w:tcW w:type="dxa" w:w="1987"/>
+          </w:tcPr>
+          <w:p>
+            <w:pPr>
+              <w:jc w:val="left"/>
+            </w:pPr>
+            <w:r>
+              <w:rPr>
+                <w:rFonts w:ascii="TimeNewRoman" w:hAnsi="TimeNewRoman"/>
+                <w:sz w:val="30"/>
+              </w:rPr>
+              <w:t>5</w:t>
+            </w:r>
+          </w:p>
+        </w:tc>
+        <w:tc>
+          <w:tcPr>
+            <w:tcW w:type="dxa" w:w="1987"/>
+          </w:tcPr>
+          <w:p>
+            <w:pPr>
+              <w:jc w:val="left"/>
+            </w:pPr>
+            <w:r>
+              <w:rPr>
+                <w:rFonts w:ascii="TimeNewRoman" w:hAnsi="TimeNewRoman"/>
+                <w:sz w:val="30"/>
+              </w:rPr>
+              <w:t>187</w:t>
+            </w:r>
+          </w:p>
+        </w:tc>
+      </w:tr>
+      <w:tr>
+        <w:tc>
+          <w:tcPr>
+            <w:tcW w:type="dxa" w:w="1987"/>
+          </w:tcPr>
+          <w:p>
+            <w:pPr>
+              <w:jc w:val="left"/>
+            </w:pPr>
+            <w:r>
+              <w:rPr>
+                <w:rFonts w:ascii="TimeNewRoman" w:hAnsi="TimeNewRoman"/>
+                <w:sz w:val="30"/>
+              </w:rPr>
+              <w:t>4</w:t>
+            </w:r>
+          </w:p>
+        </w:tc>
+        <w:tc>
+          <w:tcPr>
+            <w:tcW w:type="dxa" w:w="1987"/>
+          </w:tcPr>
+          <w:p>
+            <w:pPr>
+              <w:jc w:val="left"/>
+            </w:pPr>
+            <w:r>
+              <w:rPr>
+                <w:rFonts w:ascii="TimeNewRoman" w:hAnsi="TimeNewRoman"/>
+                <w:sz w:val="30"/>
+              </w:rPr>
+              <w:t>40</w:t>
+            </w:r>
+          </w:p>
+        </w:tc>
+        <w:tc>
+          <w:tcPr>
+            <w:tcW w:type="dxa" w:w="1987"/>
+          </w:tcPr>
+          <w:p>
+            <w:pPr>
+              <w:jc w:val="left"/>
+            </w:pPr>
+            <w:r>
+              <w:rPr>
+                <w:rFonts w:ascii="TimeNewRoman" w:hAnsi="TimeNewRoman"/>
+                <w:sz w:val="30"/>
+              </w:rPr>
+              <w:t>75</w:t>
+            </w:r>
+          </w:p>
+        </w:tc>
+        <w:tc>
+          <w:tcPr>
+            <w:tcW w:type="dxa" w:w="1987"/>
+          </w:tcPr>
+          <w:p>
+            <w:pPr>
+              <w:jc w:val="left"/>
+            </w:pPr>
+            <w:r>
+              <w:rPr>
+                <w:rFonts w:ascii="TimeNewRoman" w:hAnsi="TimeNewRoman"/>
+                <w:sz w:val="30"/>
+              </w:rPr>
+              <w:t>6</w:t>
+            </w:r>
+          </w:p>
+        </w:tc>
+        <w:tc>
+          <w:tcPr>
+            <w:tcW w:type="dxa" w:w="1987"/>
+          </w:tcPr>
+          <w:p>
+            <w:pPr>
+              <w:jc w:val="left"/>
+            </w:pPr>
+            <w:r>
+              <w:rPr>
+                <w:rFonts w:ascii="TimeNewRoman" w:hAnsi="TimeNewRoman"/>
+                <w:sz w:val="30"/>
+              </w:rPr>
+              <w:t>5</w:t>
+            </w:r>
+          </w:p>
+        </w:tc>
+      </w:tr>
+      <w:tr>
+        <w:tc>
+          <w:tcPr>
+            <w:tcW w:type="dxa" w:w="1987"/>
+          </w:tcPr>
+          <w:p>
+            <w:pPr>
+              <w:jc w:val="left"/>
+            </w:pPr>
+            <w:r>
+              <w:rPr>
+                <w:rFonts w:ascii="TimeNewRoman" w:hAnsi="TimeNewRoman"/>
+                <w:sz w:val="30"/>
+              </w:rPr>
+              <w:t>30</w:t>
+            </w:r>
+          </w:p>
+        </w:tc>
+        <w:tc>
+          <w:tcPr>
+            <w:tcW w:type="dxa" w:w="1987"/>
+          </w:tcPr>
+          <w:p>
+            <w:pPr>
+              <w:jc w:val="left"/>
+            </w:pPr>
+            <w:r>
+              <w:rPr>
+                <w:rFonts w:ascii="TimeNewRoman" w:hAnsi="TimeNewRoman"/>
+                <w:sz w:val="30"/>
+              </w:rPr>
+              <w:t>17</w:t>
+            </w:r>
+          </w:p>
+        </w:tc>
+        <w:tc>
+          <w:tcPr>
+            <w:tcW w:type="dxa" w:w="1987"/>
+          </w:tcPr>
+          <w:p>
+            <w:pPr>
+              <w:jc w:val="left"/>
+            </w:pPr>
+            <w:r>
+              <w:rPr>
+                <w:rFonts w:ascii="TimeNewRoman" w:hAnsi="TimeNewRoman"/>
+                <w:sz w:val="30"/>
+              </w:rPr>
+              <w:t>18</w:t>
+            </w:r>
+          </w:p>
+        </w:tc>
+        <w:tc>
+          <w:tcPr>
+            <w:tcW w:type="dxa" w:w="1987"/>
+          </w:tcPr>
+          <w:p>
+            <w:pPr>
+              <w:jc w:val="left"/>
+            </w:pPr>
+            <w:r>
+              <w:rPr>
+                <w:rFonts w:ascii="TimeNewRoman" w:hAnsi="TimeNewRoman"/>
+                <w:sz w:val="30"/>
+              </w:rPr>
+              <w:t>23</w:t>
+            </w:r>
+          </w:p>
+        </w:tc>
+        <w:tc>
+          <w:tcPr>
+            <w:tcW w:type="dxa" w:w="1987"/>
+          </w:tcPr>
+          <w:p>
+            <w:pPr>
+              <w:jc w:val="left"/>
+            </w:pPr>
+            <w:r>
+              <w:rPr>
+                <w:rFonts w:ascii="TimeNewRoman" w:hAnsi="TimeNewRoman"/>
+                <w:sz w:val="30"/>
+              </w:rPr>
+              <w:t>16</w:t>
+            </w:r>
+          </w:p>
+        </w:tc>
+      </w:tr>
+      <w:tr>
+        <w:tc>
+          <w:tcPr>
+            <w:tcW w:type="dxa" w:w="1987"/>
+          </w:tcPr>
+          <w:p>
+            <w:pPr>
+              <w:jc w:val="left"/>
+            </w:pPr>
+            <w:r>
+              <w:rPr>
+                <w:rFonts w:ascii="TimeNewRoman" w:hAnsi="TimeNewRoman"/>
+                <w:sz w:val="30"/>
+              </w:rPr>
+              <w:t>67</w:t>
+            </w:r>
+          </w:p>
+        </w:tc>
+        <w:tc>
+          <w:tcPr>
+            <w:tcW w:type="dxa" w:w="1987"/>
+          </w:tcPr>
+          <w:p>
+            <w:pPr>
+              <w:jc w:val="left"/>
+            </w:pPr>
+            <w:r>
+              <w:rPr>
+                <w:rFonts w:ascii="TimeNewRoman" w:hAnsi="TimeNewRoman"/>
+                <w:sz w:val="30"/>
+              </w:rPr>
+              <w:t>14</w:t>
+            </w:r>
+          </w:p>
+        </w:tc>
+        <w:tc>
+          <w:tcPr>
+            <w:tcW w:type="dxa" w:w="1987"/>
+          </w:tcPr>
+          <w:p>
+            <w:pPr>
+              <w:jc w:val="left"/>
+            </w:pPr>
+            <w:r>
+              <w:rPr>
+                <w:rFonts w:ascii="TimeNewRoman" w:hAnsi="TimeNewRoman"/>
+                <w:sz w:val="30"/>
+              </w:rPr>
+              <w:t>37</w:t>
+            </w:r>
+          </w:p>
+        </w:tc>
+        <w:tc>
+          <w:tcPr>
+            <w:tcW w:type="dxa" w:w="1987"/>
+          </w:tcPr>
+          <w:p>
+            <w:pPr>
+              <w:jc w:val="left"/>
+            </w:pPr>
+            <w:r>
+              <w:rPr>
+                <w:rFonts w:ascii="TimeNewRoman" w:hAnsi="TimeNewRoman"/>
+                <w:sz w:val="30"/>
+              </w:rPr>
+              <w:t>96</w:t>
+            </w:r>
+          </w:p>
+        </w:tc>
+        <w:tc>
+          <w:tcPr>
+            <w:tcW w:type="dxa" w:w="1987"/>
+          </w:tcPr>
+          <w:p>
+            <w:pPr>
+              <w:jc w:val="left"/>
+            </w:pPr>
+            <w:r>
+              <w:rPr>
+                <w:rFonts w:ascii="TimeNewRoman" w:hAnsi="TimeNewRoman"/>
+                <w:sz w:val="30"/>
+              </w:rPr>
+              <w:t>108</w:t>
+            </w:r>
+          </w:p>
+        </w:tc>
+      </w:tr>
+      <w:tr>
+        <w:tc>
+          <w:tcPr>
+            <w:tcW w:type="dxa" w:w="1987"/>
+          </w:tcPr>
+          <w:p>
+            <w:pPr>
+              <w:jc w:val="left"/>
+            </w:pPr>
+            <w:r>
+              <w:rPr>
+                <w:rFonts w:ascii="TimeNewRoman" w:hAnsi="TimeNewRoman"/>
+                <w:sz w:val="30"/>
+              </w:rPr>
+              <w:t>72</w:t>
+            </w:r>
+          </w:p>
+        </w:tc>
+        <w:tc>
+          <w:tcPr>
+            <w:tcW w:type="dxa" w:w="1987"/>
+          </w:tcPr>
+          <w:p>
+            <w:pPr>
+              <w:jc w:val="left"/>
+            </w:pPr>
+            <w:r>
+              <w:rPr>
+                <w:rFonts w:ascii="TimeNewRoman" w:hAnsi="TimeNewRoman"/>
+                <w:sz w:val="30"/>
+              </w:rPr>
+              <w:t>15</w:t>
+            </w:r>
+          </w:p>
+        </w:tc>
+        <w:tc>
+          <w:tcPr>
+            <w:tcW w:type="dxa" w:w="1987"/>
+          </w:tcPr>
+          <w:p>
+            <w:pPr>
+              <w:jc w:val="left"/>
+            </w:pPr>
+            <w:r>
+              <w:rPr>
+                <w:rFonts w:ascii="TimeNewRoman" w:hAnsi="TimeNewRoman"/>
+                <w:sz w:val="30"/>
+              </w:rPr>
+              <w:t>200</w:t>
+            </w:r>
+          </w:p>
+        </w:tc>
+        <w:tc>
+          <w:tcPr>
+            <w:tcW w:type="dxa" w:w="1987"/>
+          </w:tcPr>
+          <w:p>
+            <w:pPr>
+              <w:jc w:val="left"/>
+            </w:pPr>
+            <w:r>
+              <w:rPr>
+                <w:rFonts w:ascii="TimeNewRoman" w:hAnsi="TimeNewRoman"/>
+                <w:sz w:val="30"/>
+              </w:rPr>
+              <w:t>192</w:t>
             </w:r>
           </w:p>
         </w:tc>
@@ -148,6 +547,8 @@
             </w:r>
           </w:p>
         </w:tc>
+      </w:tr>
+      <w:tr>
         <w:tc>
           <w:tcPr>
             <w:tcW w:type="dxa" w:w="1987"/>
@@ -161,24 +562,7 @@
                 <w:rFonts w:ascii="TimeNewRoman" w:hAnsi="TimeNewRoman"/>
                 <w:sz w:val="30"/>
               </w:rPr>
-              <w:t>61</w:t>
-            </w:r>
-          </w:p>
-        </w:tc>
-        <w:tc>
-          <w:tcPr>
-            <w:tcW w:type="dxa" w:w="1987"/>
-          </w:tcPr>
-          <w:p>
-            <w:pPr>
-              <w:jc w:val="left"/>
-            </w:pPr>
-            <w:r>
-              <w:rPr>
-                <w:rFonts w:ascii="TimeNewRoman" w:hAnsi="TimeNewRoman"/>
-                <w:sz w:val="30"/>
-              </w:rPr>
-              <w:t>33</w:t>
+              <w:t>15</w:t>
             </w:r>
           </w:p>
         </w:tc>
@@ -196,6 +580,405 @@
                 <w:sz w:val="30"/>
               </w:rPr>
               <w:t>72</w:t>
+            </w:r>
+          </w:p>
+        </w:tc>
+        <w:tc>
+          <w:tcPr>
+            <w:tcW w:type="dxa" w:w="1987"/>
+          </w:tcPr>
+          <w:p>
+            <w:pPr>
+              <w:jc w:val="left"/>
+            </w:pPr>
+            <w:r>
+              <w:rPr>
+                <w:rFonts w:ascii="TimeNewRoman" w:hAnsi="TimeNewRoman"/>
+                <w:sz w:val="30"/>
+              </w:rPr>
+              <w:t>71</w:t>
+            </w:r>
+          </w:p>
+        </w:tc>
+        <w:tc>
+          <w:tcPr>
+            <w:tcW w:type="dxa" w:w="1987"/>
+          </w:tcPr>
+          <w:p>
+            <w:pPr>
+              <w:jc w:val="left"/>
+            </w:pPr>
+            <w:r>
+              <w:rPr>
+                <w:rFonts w:ascii="TimeNewRoman" w:hAnsi="TimeNewRoman"/>
+                <w:sz w:val="30"/>
+              </w:rPr>
+              <w:t>68</w:t>
+            </w:r>
+          </w:p>
+        </w:tc>
+        <w:tc>
+          <w:tcPr>
+            <w:tcW w:type="dxa" w:w="1987"/>
+          </w:tcPr>
+          <w:p>
+            <w:pPr>
+              <w:jc w:val="left"/>
+            </w:pPr>
+            <w:r>
+              <w:rPr>
+                <w:rFonts w:ascii="TimeNewRoman" w:hAnsi="TimeNewRoman"/>
+                <w:sz w:val="30"/>
+              </w:rPr>
+              <w:t>27</w:t>
+            </w:r>
+          </w:p>
+        </w:tc>
+      </w:tr>
+      <w:tr>
+        <w:tc>
+          <w:tcPr>
+            <w:tcW w:type="dxa" w:w="1987"/>
+          </w:tcPr>
+          <w:p>
+            <w:pPr>
+              <w:jc w:val="left"/>
+            </w:pPr>
+            <w:r>
+              <w:rPr>
+                <w:rFonts w:ascii="TimeNewRoman" w:hAnsi="TimeNewRoman"/>
+                <w:sz w:val="30"/>
+              </w:rPr>
+              <w:t>44</w:t>
+            </w:r>
+          </w:p>
+        </w:tc>
+        <w:tc>
+          <w:tcPr>
+            <w:tcW w:type="dxa" w:w="1987"/>
+          </w:tcPr>
+          <w:p>
+            <w:pPr>
+              <w:jc w:val="left"/>
+            </w:pPr>
+            <w:r>
+              <w:rPr>
+                <w:rFonts w:ascii="TimeNewRoman" w:hAnsi="TimeNewRoman"/>
+                <w:sz w:val="30"/>
+              </w:rPr>
+              <w:t>58</w:t>
+            </w:r>
+          </w:p>
+        </w:tc>
+        <w:tc>
+          <w:tcPr>
+            <w:tcW w:type="dxa" w:w="1987"/>
+          </w:tcPr>
+          <w:p>
+            <w:pPr>
+              <w:jc w:val="left"/>
+            </w:pPr>
+            <w:r>
+              <w:rPr>
+                <w:rFonts w:ascii="TimeNewRoman" w:hAnsi="TimeNewRoman"/>
+                <w:sz w:val="30"/>
+              </w:rPr>
+              <w:t>254</w:t>
+            </w:r>
+          </w:p>
+        </w:tc>
+        <w:tc>
+          <w:tcPr>
+            <w:tcW w:type="dxa" w:w="1987"/>
+          </w:tcPr>
+          <w:p>
+            <w:pPr>
+              <w:jc w:val="left"/>
+            </w:pPr>
+            <w:r>
+              <w:rPr>
+                <w:rFonts w:ascii="TimeNewRoman" w:hAnsi="TimeNewRoman"/>
+                <w:sz w:val="30"/>
+              </w:rPr>
+              <w:t>21</w:t>
+            </w:r>
+          </w:p>
+        </w:tc>
+        <w:tc>
+          <w:tcPr>
+            <w:tcW w:type="dxa" w:w="1987"/>
+          </w:tcPr>
+          <w:p>
+            <w:pPr>
+              <w:jc w:val="left"/>
+            </w:pPr>
+            <w:r>
+              <w:rPr>
+                <w:rFonts w:ascii="TimeNewRoman" w:hAnsi="TimeNewRoman"/>
+                <w:sz w:val="30"/>
+              </w:rPr>
+              <w:t>54</w:t>
+            </w:r>
+          </w:p>
+        </w:tc>
+      </w:tr>
+      <w:tr>
+        <w:tc>
+          <w:tcPr>
+            <w:tcW w:type="dxa" w:w="1987"/>
+          </w:tcPr>
+          <w:p>
+            <w:pPr>
+              <w:jc w:val="left"/>
+            </w:pPr>
+            <w:r>
+              <w:rPr>
+                <w:rFonts w:ascii="TimeNewRoman" w:hAnsi="TimeNewRoman"/>
+                <w:sz w:val="30"/>
+              </w:rPr>
+              <w:t>97</w:t>
+            </w:r>
+          </w:p>
+        </w:tc>
+        <w:tc>
+          <w:tcPr>
+            <w:tcW w:type="dxa" w:w="1987"/>
+          </w:tcPr>
+          <w:p>
+            <w:pPr>
+              <w:jc w:val="left"/>
+            </w:pPr>
+            <w:r>
+              <w:rPr>
+                <w:rFonts w:ascii="TimeNewRoman" w:hAnsi="TimeNewRoman"/>
+                <w:sz w:val="30"/>
+              </w:rPr>
+              <w:t>6</w:t>
+            </w:r>
+          </w:p>
+        </w:tc>
+        <w:tc>
+          <w:tcPr>
+            <w:tcW w:type="dxa" w:w="1987"/>
+          </w:tcPr>
+          <w:p>
+            <w:pPr>
+              <w:jc w:val="left"/>
+            </w:pPr>
+            <w:r>
+              <w:rPr>
+                <w:rFonts w:ascii="TimeNewRoman" w:hAnsi="TimeNewRoman"/>
+                <w:sz w:val="30"/>
+              </w:rPr>
+              <w:t>9</w:t>
+            </w:r>
+          </w:p>
+        </w:tc>
+        <w:tc>
+          <w:tcPr>
+            <w:tcW w:type="dxa" w:w="1987"/>
+          </w:tcPr>
+          <w:p>
+            <w:pPr>
+              <w:jc w:val="left"/>
+            </w:pPr>
+            <w:r>
+              <w:rPr>
+                <w:rFonts w:ascii="TimeNewRoman" w:hAnsi="TimeNewRoman"/>
+                <w:sz w:val="30"/>
+              </w:rPr>
+              <w:t>132</w:t>
+            </w:r>
+          </w:p>
+        </w:tc>
+        <w:tc>
+          <w:tcPr>
+            <w:tcW w:type="dxa" w:w="1987"/>
+          </w:tcPr>
+          <w:p>
+            <w:pPr>
+              <w:jc w:val="left"/>
+            </w:pPr>
+            <w:r>
+              <w:rPr>
+                <w:rFonts w:ascii="TimeNewRoman" w:hAnsi="TimeNewRoman"/>
+                <w:sz w:val="30"/>
+              </w:rPr>
+              <w:t>40</w:t>
+            </w:r>
+          </w:p>
+        </w:tc>
+      </w:tr>
+      <w:tr>
+        <w:tc>
+          <w:tcPr>
+            <w:tcW w:type="dxa" w:w="1987"/>
+          </w:tcPr>
+          <w:p>
+            <w:pPr>
+              <w:jc w:val="left"/>
+            </w:pPr>
+            <w:r>
+              <w:rPr>
+                <w:rFonts w:ascii="TimeNewRoman" w:hAnsi="TimeNewRoman"/>
+                <w:sz w:val="30"/>
+              </w:rPr>
+              <w:t>73</w:t>
+            </w:r>
+          </w:p>
+        </w:tc>
+        <w:tc>
+          <w:tcPr>
+            <w:tcW w:type="dxa" w:w="1987"/>
+          </w:tcPr>
+          <w:p>
+            <w:pPr>
+              <w:jc w:val="left"/>
+            </w:pPr>
+            <w:r>
+              <w:rPr>
+                <w:rFonts w:ascii="TimeNewRoman" w:hAnsi="TimeNewRoman"/>
+                <w:sz w:val="30"/>
+              </w:rPr>
+              <w:t>24</w:t>
+            </w:r>
+          </w:p>
+        </w:tc>
+        <w:tc>
+          <w:tcPr>
+            <w:tcW w:type="dxa" w:w="1987"/>
+          </w:tcPr>
+          <w:p>
+            <w:pPr>
+              <w:jc w:val="left"/>
+            </w:pPr>
+            <w:r>
+              <w:rPr>
+                <w:rFonts w:ascii="TimeNewRoman" w:hAnsi="TimeNewRoman"/>
+                <w:sz w:val="30"/>
+              </w:rPr>
+              <w:t>60</w:t>
+            </w:r>
+          </w:p>
+        </w:tc>
+        <w:tc>
+          <w:tcPr>
+            <w:tcW w:type="dxa" w:w="1987"/>
+          </w:tcPr>
+          <w:p>
+            <w:pPr>
+              <w:jc w:val="left"/>
+            </w:pPr>
+            <w:r>
+              <w:rPr>
+                <w:rFonts w:ascii="TimeNewRoman" w:hAnsi="TimeNewRoman"/>
+                <w:sz w:val="30"/>
+              </w:rPr>
+              <w:t>24</w:t>
+            </w:r>
+          </w:p>
+        </w:tc>
+        <w:tc>
+          <w:tcPr>
+            <w:tcW w:type="dxa" w:w="1987"/>
+          </w:tcPr>
+          <w:p>
+            <w:pPr>
+              <w:jc w:val="left"/>
+            </w:pPr>
+            <w:r>
+              <w:rPr>
+                <w:rFonts w:ascii="TimeNewRoman" w:hAnsi="TimeNewRoman"/>
+                <w:sz w:val="30"/>
+              </w:rPr>
+              <w:t>23</w:t>
+            </w:r>
+          </w:p>
+        </w:tc>
+      </w:tr>
+      <w:tr>
+        <w:tc>
+          <w:tcPr>
+            <w:tcW w:type="dxa" w:w="1987"/>
+          </w:tcPr>
+          <w:p>
+            <w:pPr>
+              <w:jc w:val="left"/>
+            </w:pPr>
+            <w:r>
+              <w:rPr>
+                <w:rFonts w:ascii="TimeNewRoman" w:hAnsi="TimeNewRoman"/>
+                <w:sz w:val="30"/>
+              </w:rPr>
+              <w:t>17</w:t>
+            </w:r>
+          </w:p>
+        </w:tc>
+        <w:tc>
+          <w:tcPr>
+            <w:tcW w:type="dxa" w:w="1987"/>
+          </w:tcPr>
+          <w:p>
+            <w:pPr>
+              <w:jc w:val="left"/>
+            </w:pPr>
+            <w:r>
+              <w:rPr>
+                <w:rFonts w:ascii="TimeNewRoman" w:hAnsi="TimeNewRoman"/>
+                <w:sz w:val="30"/>
+              </w:rPr>
+              <w:t>71</w:t>
+            </w:r>
+          </w:p>
+        </w:tc>
+        <w:tc>
+          <w:tcPr>
+            <w:tcW w:type="dxa" w:w="1987"/>
+          </w:tcPr>
+          <w:p>
+            <w:pPr>
+              <w:jc w:val="left"/>
+            </w:pPr>
+            <w:r>
+              <w:rPr>
+                <w:rFonts w:ascii="TimeNewRoman" w:hAnsi="TimeNewRoman"/>
+                <w:sz w:val="30"/>
+              </w:rPr>
+              <w:t>98</w:t>
+            </w:r>
+          </w:p>
+        </w:tc>
+        <w:tc>
+          <w:tcPr>
+            <w:tcW w:type="dxa" w:w="1987"/>
+          </w:tcPr>
+          <w:p>
+            <w:pPr>
+              <w:jc w:val="left"/>
+            </w:pPr>
+            <w:r>
+              <w:rPr>
+                <w:rFonts w:ascii="TimeNewRoman" w:hAnsi="TimeNewRoman"/>
+                <w:sz w:val="30"/>
+              </w:rPr>
+              <w:t>42</w:t>
+            </w:r>
+          </w:p>
+        </w:tc>
+        <w:tc>
+          <w:tcPr>
+            <w:tcW w:type="dxa" w:w="1987"/>
+          </w:tcPr>
+          <w:p>
+            <w:pPr>
+              <w:jc w:val="left"/>
+            </w:pPr>
+            <w:r>
+              <w:rPr>
+                <w:rFonts w:ascii="TimeNewRoman" w:hAnsi="TimeNewRoman"/>
+                <w:sz w:val="30"/>
+              </w:rPr>
+              <w:t>43</w:t>
             </w:r>
           </w:p>
         </w:tc>
@@ -231,7 +1014,7 @@
                 <w:rFonts w:ascii="TimeNewRoman" w:hAnsi="TimeNewRoman"/>
                 <w:sz w:val="30"/>
               </w:rPr>
-              <w:t>4</w:t>
+              <w:t>15</w:t>
             </w:r>
           </w:p>
         </w:tc>
@@ -248,7 +1031,7 @@
                 <w:rFonts w:ascii="TimeNewRoman" w:hAnsi="TimeNewRoman"/>
                 <w:sz w:val="30"/>
               </w:rPr>
-              <w:t>36</w:t>
+              <w:t>99</w:t>
             </w:r>
           </w:p>
         </w:tc>
@@ -265,7 +1048,7 @@
                 <w:rFonts w:ascii="TimeNewRoman" w:hAnsi="TimeNewRoman"/>
                 <w:sz w:val="30"/>
               </w:rPr>
-              <w:t>40</w:t>
+              <w:t>54</w:t>
             </w:r>
           </w:p>
         </w:tc>
@@ -282,7 +1065,7 @@
                 <w:rFonts w:ascii="TimeNewRoman" w:hAnsi="TimeNewRoman"/>
                 <w:sz w:val="30"/>
               </w:rPr>
-              <w:t>14</w:t>
+              <w:t>82</w:t>
             </w:r>
           </w:p>
         </w:tc>
@@ -301,128 +1084,7 @@
                 <w:rFonts w:ascii="TimeNewRoman" w:hAnsi="TimeNewRoman"/>
                 <w:sz w:val="30"/>
               </w:rPr>
-              <w:t>78</w:t>
-            </w:r>
-          </w:p>
-        </w:tc>
-        <w:tc>
-          <w:tcPr>
-            <w:tcW w:type="dxa" w:w="1987"/>
-          </w:tcPr>
-          <w:p>
-            <w:pPr>
-              <w:jc w:val="left"/>
-            </w:pPr>
-            <w:r>
-              <w:rPr>
-                <w:rFonts w:ascii="TimeNewRoman" w:hAnsi="TimeNewRoman"/>
-                <w:sz w:val="30"/>
-              </w:rPr>
-              <w:t>34</w:t>
-            </w:r>
-          </w:p>
-        </w:tc>
-        <w:tc>
-          <w:tcPr>
-            <w:tcW w:type="dxa" w:w="1987"/>
-          </w:tcPr>
-          <w:p>
-            <w:pPr>
-              <w:jc w:val="left"/>
-            </w:pPr>
-            <w:r>
-              <w:rPr>
-                <w:rFonts w:ascii="TimeNewRoman" w:hAnsi="TimeNewRoman"/>
-                <w:sz w:val="30"/>
-              </w:rPr>
-              <w:t>23</w:t>
-            </w:r>
-          </w:p>
-        </w:tc>
-        <w:tc>
-          <w:tcPr>
-            <w:tcW w:type="dxa" w:w="1987"/>
-          </w:tcPr>
-          <w:p>
-            <w:pPr>
-              <w:jc w:val="left"/>
-            </w:pPr>
-            <w:r>
-              <w:rPr>
-                <w:rFonts w:ascii="TimeNewRoman" w:hAnsi="TimeNewRoman"/>
-                <w:sz w:val="30"/>
-              </w:rPr>
-              <w:t>217</w:t>
-            </w:r>
-          </w:p>
-        </w:tc>
-        <w:tc>
-          <w:tcPr>
-            <w:tcW w:type="dxa" w:w="1987"/>
-          </w:tcPr>
-          <w:p>
-            <w:pPr>
-              <w:jc w:val="left"/>
-            </w:pPr>
-            <w:r>
-              <w:rPr>
-                <w:rFonts w:ascii="TimeNewRoman" w:hAnsi="TimeNewRoman"/>
-                <w:sz w:val="30"/>
-              </w:rPr>
-              <w:t>35</w:t>
-            </w:r>
-          </w:p>
-        </w:tc>
-      </w:tr>
-      <w:tr>
-        <w:tc>
-          <w:tcPr>
-            <w:tcW w:type="dxa" w:w="1987"/>
-          </w:tcPr>
-          <w:p>
-            <w:pPr>
-              <w:jc w:val="left"/>
-            </w:pPr>
-            <w:r>
-              <w:rPr>
-                <w:rFonts w:ascii="TimeNewRoman" w:hAnsi="TimeNewRoman"/>
-                <w:sz w:val="30"/>
-              </w:rPr>
-              <w:t>49</w:t>
-            </w:r>
-          </w:p>
-        </w:tc>
-        <w:tc>
-          <w:tcPr>
-            <w:tcW w:type="dxa" w:w="1987"/>
-          </w:tcPr>
-          <w:p>
-            <w:pPr>
-              <w:jc w:val="left"/>
-            </w:pPr>
-            <w:r>
-              <w:rPr>
-                <w:rFonts w:ascii="TimeNewRoman" w:hAnsi="TimeNewRoman"/>
-                <w:sz w:val="30"/>
-              </w:rPr>
-              <w:t>12</w:t>
-            </w:r>
-          </w:p>
-        </w:tc>
-        <w:tc>
-          <w:tcPr>
-            <w:tcW w:type="dxa" w:w="1987"/>
-          </w:tcPr>
-          <w:p>
-            <w:pPr>
-              <w:jc w:val="left"/>
-            </w:pPr>
-            <w:r>
-              <w:rPr>
-                <w:rFonts w:ascii="TimeNewRoman" w:hAnsi="TimeNewRoman"/>
-                <w:sz w:val="30"/>
-              </w:rPr>
-              <w:t>4</w:t>
+              <w:t>5</w:t>
             </w:r>
           </w:p>
         </w:tc>
@@ -456,7 +1118,41 @@
                 <w:rFonts w:ascii="TimeNewRoman" w:hAnsi="TimeNewRoman"/>
                 <w:sz w:val="30"/>
               </w:rPr>
-              <w:t>86</w:t>
+              <w:t>33</w:t>
+            </w:r>
+          </w:p>
+        </w:tc>
+        <w:tc>
+          <w:tcPr>
+            <w:tcW w:type="dxa" w:w="1987"/>
+          </w:tcPr>
+          <w:p>
+            <w:pPr>
+              <w:jc w:val="left"/>
+            </w:pPr>
+            <w:r>
+              <w:rPr>
+                <w:rFonts w:ascii="TimeNewRoman" w:hAnsi="TimeNewRoman"/>
+                <w:sz w:val="30"/>
+              </w:rPr>
+              <w:t>24</w:t>
+            </w:r>
+          </w:p>
+        </w:tc>
+        <w:tc>
+          <w:tcPr>
+            <w:tcW w:type="dxa" w:w="1987"/>
+          </w:tcPr>
+          <w:p>
+            <w:pPr>
+              <w:jc w:val="left"/>
+            </w:pPr>
+            <w:r>
+              <w:rPr>
+                <w:rFonts w:ascii="TimeNewRoman" w:hAnsi="TimeNewRoman"/>
+                <w:sz w:val="30"/>
+              </w:rPr>
+              <w:t>85</w:t>
             </w:r>
           </w:p>
         </w:tc>
@@ -475,7 +1171,7 @@
                 <w:rFonts w:ascii="TimeNewRoman" w:hAnsi="TimeNewRoman"/>
                 <w:sz w:val="30"/>
               </w:rPr>
-              <w:t>36</w:t>
+              <w:t>5</w:t>
             </w:r>
           </w:p>
         </w:tc>
@@ -492,7 +1188,7 @@
                 <w:rFonts w:ascii="TimeNewRoman" w:hAnsi="TimeNewRoman"/>
                 <w:sz w:val="30"/>
               </w:rPr>
-              <w:t>14</w:t>
+              <w:t>5</w:t>
             </w:r>
           </w:p>
         </w:tc>
@@ -509,7 +1205,7 @@
                 <w:rFonts w:ascii="TimeNewRoman" w:hAnsi="TimeNewRoman"/>
                 <w:sz w:val="30"/>
               </w:rPr>
-              <w:t>27</w:t>
+              <w:t>135</w:t>
             </w:r>
           </w:p>
         </w:tc>
@@ -526,7 +1222,7 @@
                 <w:rFonts w:ascii="TimeNewRoman" w:hAnsi="TimeNewRoman"/>
                 <w:sz w:val="30"/>
               </w:rPr>
-              <w:t>28</w:t>
+              <w:t>32</w:t>
             </w:r>
           </w:p>
         </w:tc>
@@ -543,7 +1239,7 @@
                 <w:rFonts w:ascii="TimeNewRoman" w:hAnsi="TimeNewRoman"/>
                 <w:sz w:val="30"/>
               </w:rPr>
-              <w:t>78</w:t>
+              <w:t>12</w:t>
             </w:r>
           </w:p>
         </w:tc>
@@ -579,7 +1275,7 @@
                 <w:rFonts w:ascii="TimeNewRoman" w:hAnsi="TimeNewRoman"/>
                 <w:sz w:val="30"/>
               </w:rPr>
-              <w:t>3</w:t>
+              <w:t>10</w:t>
             </w:r>
           </w:p>
         </w:tc>
@@ -596,7 +1292,7 @@
                 <w:rFonts w:ascii="TimeNewRoman" w:hAnsi="TimeNewRoman"/>
                 <w:sz w:val="30"/>
               </w:rPr>
-              <w:t>80</w:t>
+              <w:t>6</w:t>
             </w:r>
           </w:p>
         </w:tc>
@@ -613,7 +1309,7 @@
                 <w:rFonts w:ascii="TimeNewRoman" w:hAnsi="TimeNewRoman"/>
                 <w:sz w:val="30"/>
               </w:rPr>
-              <w:t>48</w:t>
+              <w:t>35</w:t>
             </w:r>
           </w:p>
         </w:tc>
@@ -630,7 +1326,7 @@
                 <w:rFonts w:ascii="TimeNewRoman" w:hAnsi="TimeNewRoman"/>
                 <w:sz w:val="30"/>
               </w:rPr>
-              <w:t>30</w:t>
+              <w:t>26</w:t>
             </w:r>
           </w:p>
         </w:tc>
@@ -649,7 +1345,7 @@
                 <w:rFonts w:ascii="TimeNewRoman" w:hAnsi="TimeNewRoman"/>
                 <w:sz w:val="30"/>
               </w:rPr>
-              <w:t>18</w:t>
+              <w:t>81</w:t>
             </w:r>
           </w:p>
         </w:tc>
@@ -666,63 +1362,10 @@
                 <w:rFonts w:ascii="TimeNewRoman" w:hAnsi="TimeNewRoman"/>
                 <w:sz w:val="30"/>
               </w:rPr>
-              <w:t>24</w:t>
+              <w:t>38</w:t>
             </w:r>
           </w:p>
         </w:tc>
-        <w:tc>
-          <w:tcPr>
-            <w:tcW w:type="dxa" w:w="1987"/>
-          </w:tcPr>
-          <w:p>
-            <w:pPr>
-              <w:jc w:val="left"/>
-            </w:pPr>
-            <w:r>
-              <w:rPr>
-                <w:rFonts w:ascii="TimeNewRoman" w:hAnsi="TimeNewRoman"/>
-                <w:sz w:val="30"/>
-              </w:rPr>
-              <w:t>142</w:t>
-            </w:r>
-          </w:p>
-        </w:tc>
-        <w:tc>
-          <w:tcPr>
-            <w:tcW w:type="dxa" w:w="1987"/>
-          </w:tcPr>
-          <w:p>
-            <w:pPr>
-              <w:jc w:val="left"/>
-            </w:pPr>
-            <w:r>
-              <w:rPr>
-                <w:rFonts w:ascii="TimeNewRoman" w:hAnsi="TimeNewRoman"/>
-                <w:sz w:val="30"/>
-              </w:rPr>
-              <w:t>25</w:t>
-            </w:r>
-          </w:p>
-        </w:tc>
-        <w:tc>
-          <w:tcPr>
-            <w:tcW w:type="dxa" w:w="1987"/>
-          </w:tcPr>
-          <w:p>
-            <w:pPr>
-              <w:jc w:val="left"/>
-            </w:pPr>
-            <w:r>
-              <w:rPr>
-                <w:rFonts w:ascii="TimeNewRoman" w:hAnsi="TimeNewRoman"/>
-                <w:sz w:val="30"/>
-              </w:rPr>
-              <w:t>32</w:t>
-            </w:r>
-          </w:p>
-        </w:tc>
-      </w:tr>
-      <w:tr>
         <w:tc>
           <w:tcPr>
             <w:tcW w:type="dxa" w:w="1987"/>
@@ -753,7 +1396,7 @@
                 <w:rFonts w:ascii="TimeNewRoman" w:hAnsi="TimeNewRoman"/>
                 <w:sz w:val="30"/>
               </w:rPr>
-              <w:t>52</w:t>
+              <w:t>14</w:t>
             </w:r>
           </w:p>
         </w:tc>
@@ -770,7 +1413,113 @@
                 <w:rFonts w:ascii="TimeNewRoman" w:hAnsi="TimeNewRoman"/>
                 <w:sz w:val="30"/>
               </w:rPr>
-              <w:t>20</w:t>
+              <w:t>1</w:t>
+            </w:r>
+          </w:p>
+        </w:tc>
+      </w:tr>
+      <w:tr>
+        <w:tc>
+          <w:tcPr>
+            <w:tcW w:type="dxa" w:w="1987"/>
+          </w:tcPr>
+          <w:p>
+            <w:pPr>
+              <w:jc w:val="left"/>
+            </w:pPr>
+            <w:r>
+              <w:rPr>
+                <w:rFonts w:ascii="TimeNewRoman" w:hAnsi="TimeNewRoman"/>
+                <w:sz w:val="30"/>
+              </w:rPr>
+              <w:t>28</w:t>
+            </w:r>
+          </w:p>
+        </w:tc>
+        <w:tc>
+          <w:tcPr>
+            <w:tcW w:type="dxa" w:w="1987"/>
+          </w:tcPr>
+          <w:p>
+            <w:pPr>
+              <w:jc w:val="left"/>
+            </w:pPr>
+            <w:r>
+              <w:rPr>
+                <w:rFonts w:ascii="TimeNewRoman" w:hAnsi="TimeNewRoman"/>
+                <w:sz w:val="30"/>
+              </w:rPr>
+              <w:t>66</w:t>
+            </w:r>
+          </w:p>
+        </w:tc>
+        <w:tc>
+          <w:tcPr>
+            <w:tcW w:type="dxa" w:w="1987"/>
+          </w:tcPr>
+          <w:p>
+            <w:pPr>
+              <w:jc w:val="left"/>
+            </w:pPr>
+            <w:r>
+              <w:rPr>
+                <w:rFonts w:ascii="TimeNewRoman" w:hAnsi="TimeNewRoman"/>
+                <w:sz w:val="30"/>
+              </w:rPr>
+              <w:t>67</w:t>
+            </w:r>
+          </w:p>
+        </w:tc>
+        <w:tc>
+          <w:tcPr>
+            <w:tcW w:type="dxa" w:w="1987"/>
+          </w:tcPr>
+          <w:p>
+            <w:pPr>
+              <w:jc w:val="left"/>
+            </w:pPr>
+            <w:r>
+              <w:rPr>
+                <w:rFonts w:ascii="TimeNewRoman" w:hAnsi="TimeNewRoman"/>
+                <w:sz w:val="30"/>
+              </w:rPr>
+              <w:t>164</w:t>
+            </w:r>
+          </w:p>
+        </w:tc>
+        <w:tc>
+          <w:tcPr>
+            <w:tcW w:type="dxa" w:w="1987"/>
+          </w:tcPr>
+          <w:p>
+            <w:pPr>
+              <w:jc w:val="left"/>
+            </w:pPr>
+            <w:r>
+              <w:rPr>
+                <w:rFonts w:ascii="TimeNewRoman" w:hAnsi="TimeNewRoman"/>
+                <w:sz w:val="30"/>
+              </w:rPr>
+              <w:t>24</w:t>
+            </w:r>
+          </w:p>
+        </w:tc>
+      </w:tr>
+      <w:tr>
+        <w:tc>
+          <w:tcPr>
+            <w:tcW w:type="dxa" w:w="1987"/>
+          </w:tcPr>
+          <w:p>
+            <w:pPr>
+              <w:jc w:val="left"/>
+            </w:pPr>
+            <w:r>
+              <w:rPr>
+                <w:rFonts w:ascii="TimeNewRoman" w:hAnsi="TimeNewRoman"/>
+                <w:sz w:val="30"/>
+              </w:rPr>
+              <w:t>79</w:t>
             </w:r>
           </w:p>
         </w:tc>
@@ -804,26 +1553,7 @@
                 <w:rFonts w:ascii="TimeNewRoman" w:hAnsi="TimeNewRoman"/>
                 <w:sz w:val="30"/>
               </w:rPr>
-              <w:t>43</w:t>
-            </w:r>
-          </w:p>
-        </w:tc>
-      </w:tr>
-      <w:tr>
-        <w:tc>
-          <w:tcPr>
-            <w:tcW w:type="dxa" w:w="1987"/>
-          </w:tcPr>
-          <w:p>
-            <w:pPr>
-              <w:jc w:val="left"/>
-            </w:pPr>
-            <w:r>
-              <w:rPr>
-                <w:rFonts w:ascii="TimeNewRoman" w:hAnsi="TimeNewRoman"/>
-                <w:sz w:val="30"/>
-              </w:rPr>
-              <w:t>42</w:t>
+              <w:t>85</w:t>
             </w:r>
           </w:p>
         </w:tc>
@@ -840,7 +1570,7 @@
                 <w:rFonts w:ascii="TimeNewRoman" w:hAnsi="TimeNewRoman"/>
                 <w:sz w:val="30"/>
               </w:rPr>
-              <w:t>72</w:t>
+              <w:t>23</w:t>
             </w:r>
           </w:p>
         </w:tc>
@@ -857,254 +1587,12 @@
                 <w:rFonts w:ascii="TimeNewRoman" w:hAnsi="TimeNewRoman"/>
                 <w:sz w:val="30"/>
               </w:rPr>
-              <w:t>24</w:t>
-            </w:r>
-          </w:p>
-        </w:tc>
-        <w:tc>
-          <w:tcPr>
-            <w:tcW w:type="dxa" w:w="1987"/>
-          </w:tcPr>
-          <w:p>
-            <w:pPr>
-              <w:jc w:val="left"/>
-            </w:pPr>
-            <w:r>
-              <w:rPr>
-                <w:rFonts w:ascii="TimeNewRoman" w:hAnsi="TimeNewRoman"/>
-                <w:sz w:val="30"/>
-              </w:rPr>
-              <w:t>47</w:t>
-            </w:r>
-          </w:p>
-        </w:tc>
-        <w:tc>
-          <w:tcPr>
-            <w:tcW w:type="dxa" w:w="1987"/>
-          </w:tcPr>
-          <w:p>
-            <w:pPr>
-              <w:jc w:val="left"/>
-            </w:pPr>
-            <w:r>
-              <w:rPr>
-                <w:rFonts w:ascii="TimeNewRoman" w:hAnsi="TimeNewRoman"/>
-                <w:sz w:val="30"/>
-              </w:rPr>
-              <w:t>37</w:t>
+              <w:t>79</w:t>
             </w:r>
           </w:p>
         </w:tc>
       </w:tr>
       <w:tr>
-        <w:tc>
-          <w:tcPr>
-            <w:tcW w:type="dxa" w:w="1987"/>
-          </w:tcPr>
-          <w:p>
-            <w:pPr>
-              <w:jc w:val="left"/>
-            </w:pPr>
-            <w:r>
-              <w:rPr>
-                <w:rFonts w:ascii="TimeNewRoman" w:hAnsi="TimeNewRoman"/>
-                <w:sz w:val="30"/>
-              </w:rPr>
-              <w:t>66</w:t>
-            </w:r>
-          </w:p>
-        </w:tc>
-        <w:tc>
-          <w:tcPr>
-            <w:tcW w:type="dxa" w:w="1987"/>
-          </w:tcPr>
-          <w:p>
-            <w:pPr>
-              <w:jc w:val="left"/>
-            </w:pPr>
-            <w:r>
-              <w:rPr>
-                <w:rFonts w:ascii="TimeNewRoman" w:hAnsi="TimeNewRoman"/>
-                <w:sz w:val="30"/>
-              </w:rPr>
-              <w:t>129</w:t>
-            </w:r>
-          </w:p>
-        </w:tc>
-        <w:tc>
-          <w:tcPr>
-            <w:tcW w:type="dxa" w:w="1987"/>
-          </w:tcPr>
-          <w:p>
-            <w:pPr>
-              <w:jc w:val="left"/>
-            </w:pPr>
-            <w:r>
-              <w:rPr>
-                <w:rFonts w:ascii="TimeNewRoman" w:hAnsi="TimeNewRoman"/>
-                <w:sz w:val="30"/>
-              </w:rPr>
-              <w:t>75</w:t>
-            </w:r>
-          </w:p>
-        </w:tc>
-        <w:tc>
-          <w:tcPr>
-            <w:tcW w:type="dxa" w:w="1987"/>
-          </w:tcPr>
-          <w:p>
-            <w:pPr>
-              <w:jc w:val="left"/>
-            </w:pPr>
-            <w:r>
-              <w:rPr>
-                <w:rFonts w:ascii="TimeNewRoman" w:hAnsi="TimeNewRoman"/>
-                <w:sz w:val="30"/>
-              </w:rPr>
-              <w:t>35</w:t>
-            </w:r>
-          </w:p>
-        </w:tc>
-        <w:tc>
-          <w:tcPr>
-            <w:tcW w:type="dxa" w:w="1987"/>
-          </w:tcPr>
-          <w:p>
-            <w:pPr>
-              <w:jc w:val="left"/>
-            </w:pPr>
-            <w:r>
-              <w:rPr>
-                <w:rFonts w:ascii="TimeNewRoman" w:hAnsi="TimeNewRoman"/>
-                <w:sz w:val="30"/>
-              </w:rPr>
-              <w:t>6</w:t>
-            </w:r>
-          </w:p>
-        </w:tc>
-      </w:tr>
-      <w:tr>
-        <w:tc>
-          <w:tcPr>
-            <w:tcW w:type="dxa" w:w="1987"/>
-          </w:tcPr>
-          <w:p>
-            <w:pPr>
-              <w:jc w:val="left"/>
-            </w:pPr>
-            <w:r>
-              <w:rPr>
-                <w:rFonts w:ascii="TimeNewRoman" w:hAnsi="TimeNewRoman"/>
-                <w:sz w:val="30"/>
-              </w:rPr>
-              <w:t>26</w:t>
-            </w:r>
-          </w:p>
-        </w:tc>
-        <w:tc>
-          <w:tcPr>
-            <w:tcW w:type="dxa" w:w="1987"/>
-          </w:tcPr>
-          <w:p>
-            <w:pPr>
-              <w:jc w:val="left"/>
-            </w:pPr>
-            <w:r>
-              <w:rPr>
-                <w:rFonts w:ascii="TimeNewRoman" w:hAnsi="TimeNewRoman"/>
-                <w:sz w:val="30"/>
-              </w:rPr>
-              <w:t>81</w:t>
-            </w:r>
-          </w:p>
-        </w:tc>
-        <w:tc>
-          <w:tcPr>
-            <w:tcW w:type="dxa" w:w="1987"/>
-          </w:tcPr>
-          <w:p>
-            <w:pPr>
-              <w:jc w:val="left"/>
-            </w:pPr>
-            <w:r>
-              <w:rPr>
-                <w:rFonts w:ascii="TimeNewRoman" w:hAnsi="TimeNewRoman"/>
-                <w:sz w:val="30"/>
-              </w:rPr>
-              <w:t>77</w:t>
-            </w:r>
-          </w:p>
-        </w:tc>
-        <w:tc>
-          <w:tcPr>
-            <w:tcW w:type="dxa" w:w="1987"/>
-          </w:tcPr>
-          <w:p>
-            <w:pPr>
-              <w:jc w:val="left"/>
-            </w:pPr>
-            <w:r>
-              <w:rPr>
-                <w:rFonts w:ascii="TimeNewRoman" w:hAnsi="TimeNewRoman"/>
-                <w:sz w:val="30"/>
-              </w:rPr>
-              <w:t>10</w:t>
-            </w:r>
-          </w:p>
-        </w:tc>
-        <w:tc>
-          <w:tcPr>
-            <w:tcW w:type="dxa" w:w="1987"/>
-          </w:tcPr>
-          <w:p>
-            <w:pPr>
-              <w:jc w:val="left"/>
-            </w:pPr>
-            <w:r>
-              <w:rPr>
-                <w:rFonts w:ascii="TimeNewRoman" w:hAnsi="TimeNewRoman"/>
-                <w:sz w:val="30"/>
-              </w:rPr>
-              <w:t>8</w:t>
-            </w:r>
-          </w:p>
-        </w:tc>
-      </w:tr>
-      <w:tr>
-        <w:tc>
-          <w:tcPr>
-            <w:tcW w:type="dxa" w:w="1987"/>
-          </w:tcPr>
-          <w:p>
-            <w:pPr>
-              <w:jc w:val="left"/>
-            </w:pPr>
-            <w:r>
-              <w:rPr>
-                <w:rFonts w:ascii="TimeNewRoman" w:hAnsi="TimeNewRoman"/>
-                <w:sz w:val="30"/>
-              </w:rPr>
-              <w:t>12</w:t>
-            </w:r>
-          </w:p>
-        </w:tc>
-        <w:tc>
-          <w:tcPr>
-            <w:tcW w:type="dxa" w:w="1987"/>
-          </w:tcPr>
-          <w:p>
-            <w:pPr>
-              <w:jc w:val="left"/>
-            </w:pPr>
-            <w:r>
-              <w:rPr>
-                <w:rFonts w:ascii="TimeNewRoman" w:hAnsi="TimeNewRoman"/>
-                <w:sz w:val="30"/>
-              </w:rPr>
-              <w:t>56</w:t>
-            </w:r>
-          </w:p>
-        </w:tc>
         <w:tc>
           <w:tcPr>
             <w:tcW w:type="dxa" w:w="1987"/>
@@ -1135,7 +1623,7 @@
                 <w:rFonts w:ascii="TimeNewRoman" w:hAnsi="TimeNewRoman"/>
                 <w:sz w:val="30"/>
               </w:rPr>
-              <w:t>30</w:t>
+              <w:t>54</w:t>
             </w:r>
           </w:p>
         </w:tc>
@@ -1152,478 +1640,7 @@
                 <w:rFonts w:ascii="TimeNewRoman" w:hAnsi="TimeNewRoman"/>
                 <w:sz w:val="30"/>
               </w:rPr>
-              <w:t>12</w:t>
-            </w:r>
-          </w:p>
-        </w:tc>
-      </w:tr>
-      <w:tr>
-        <w:tc>
-          <w:tcPr>
-            <w:tcW w:type="dxa" w:w="1987"/>
-          </w:tcPr>
-          <w:p>
-            <w:pPr>
-              <w:jc w:val="left"/>
-            </w:pPr>
-            <w:r>
-              <w:rPr>
-                <w:rFonts w:ascii="TimeNewRoman" w:hAnsi="TimeNewRoman"/>
-                <w:sz w:val="30"/>
-              </w:rPr>
-              <w:t>8</w:t>
-            </w:r>
-          </w:p>
-        </w:tc>
-        <w:tc>
-          <w:tcPr>
-            <w:tcW w:type="dxa" w:w="1987"/>
-          </w:tcPr>
-          <w:p>
-            <w:pPr>
-              <w:jc w:val="left"/>
-            </w:pPr>
-            <w:r>
-              <w:rPr>
-                <w:rFonts w:ascii="TimeNewRoman" w:hAnsi="TimeNewRoman"/>
-                <w:sz w:val="30"/>
-              </w:rPr>
-              <w:t>8</w:t>
-            </w:r>
-          </w:p>
-        </w:tc>
-        <w:tc>
-          <w:tcPr>
-            <w:tcW w:type="dxa" w:w="1987"/>
-          </w:tcPr>
-          <w:p>
-            <w:pPr>
-              <w:jc w:val="left"/>
-            </w:pPr>
-            <w:r>
-              <w:rPr>
-                <w:rFonts w:ascii="TimeNewRoman" w:hAnsi="TimeNewRoman"/>
-                <w:sz w:val="30"/>
-              </w:rPr>
-              <w:t>32</w:t>
-            </w:r>
-          </w:p>
-        </w:tc>
-        <w:tc>
-          <w:tcPr>
-            <w:tcW w:type="dxa" w:w="1987"/>
-          </w:tcPr>
-          <w:p>
-            <w:pPr>
-              <w:jc w:val="left"/>
-            </w:pPr>
-            <w:r>
-              <w:rPr>
-                <w:rFonts w:ascii="TimeNewRoman" w:hAnsi="TimeNewRoman"/>
-                <w:sz w:val="30"/>
-              </w:rPr>
-              <w:t>63</w:t>
-            </w:r>
-          </w:p>
-        </w:tc>
-        <w:tc>
-          <w:tcPr>
-            <w:tcW w:type="dxa" w:w="1987"/>
-          </w:tcPr>
-          <w:p>
-            <w:pPr>
-              <w:jc w:val="left"/>
-            </w:pPr>
-            <w:r>
-              <w:rPr>
-                <w:rFonts w:ascii="TimeNewRoman" w:hAnsi="TimeNewRoman"/>
-                <w:sz w:val="30"/>
-              </w:rPr>
-              <w:t>138</w:t>
-            </w:r>
-          </w:p>
-        </w:tc>
-      </w:tr>
-      <w:tr>
-        <w:tc>
-          <w:tcPr>
-            <w:tcW w:type="dxa" w:w="1987"/>
-          </w:tcPr>
-          <w:p>
-            <w:pPr>
-              <w:jc w:val="left"/>
-            </w:pPr>
-            <w:r>
-              <w:rPr>
-                <w:rFonts w:ascii="TimeNewRoman" w:hAnsi="TimeNewRoman"/>
-                <w:sz w:val="30"/>
-              </w:rPr>
-              <w:t>4</w:t>
-            </w:r>
-          </w:p>
-        </w:tc>
-        <w:tc>
-          <w:tcPr>
-            <w:tcW w:type="dxa" w:w="1987"/>
-          </w:tcPr>
-          <w:p>
-            <w:pPr>
-              <w:jc w:val="left"/>
-            </w:pPr>
-            <w:r>
-              <w:rPr>
-                <w:rFonts w:ascii="TimeNewRoman" w:hAnsi="TimeNewRoman"/>
-                <w:sz w:val="30"/>
-              </w:rPr>
-              <w:t>5</w:t>
-            </w:r>
-          </w:p>
-        </w:tc>
-        <w:tc>
-          <w:tcPr>
-            <w:tcW w:type="dxa" w:w="1987"/>
-          </w:tcPr>
-          <w:p>
-            <w:pPr>
-              <w:jc w:val="left"/>
-            </w:pPr>
-            <w:r>
-              <w:rPr>
-                <w:rFonts w:ascii="TimeNewRoman" w:hAnsi="TimeNewRoman"/>
-                <w:sz w:val="30"/>
-              </w:rPr>
-              <w:t>20</w:t>
-            </w:r>
-          </w:p>
-        </w:tc>
-        <w:tc>
-          <w:tcPr>
-            <w:tcW w:type="dxa" w:w="1987"/>
-          </w:tcPr>
-          <w:p>
-            <w:pPr>
-              <w:jc w:val="left"/>
-            </w:pPr>
-            <w:r>
-              <w:rPr>
-                <w:rFonts w:ascii="TimeNewRoman" w:hAnsi="TimeNewRoman"/>
-                <w:sz w:val="30"/>
-              </w:rPr>
-              <w:t>68</w:t>
-            </w:r>
-          </w:p>
-        </w:tc>
-        <w:tc>
-          <w:tcPr>
-            <w:tcW w:type="dxa" w:w="1987"/>
-          </w:tcPr>
-          <w:p>
-            <w:pPr>
-              <w:jc w:val="left"/>
-            </w:pPr>
-            <w:r>
-              <w:rPr>
-                <w:rFonts w:ascii="TimeNewRoman" w:hAnsi="TimeNewRoman"/>
-                <w:sz w:val="30"/>
-              </w:rPr>
-              <w:t>21</w:t>
-            </w:r>
-          </w:p>
-        </w:tc>
-      </w:tr>
-      <w:tr>
-        <w:tc>
-          <w:tcPr>
-            <w:tcW w:type="dxa" w:w="1987"/>
-          </w:tcPr>
-          <w:p>
-            <w:pPr>
-              <w:jc w:val="left"/>
-            </w:pPr>
-            <w:r>
-              <w:rPr>
-                <w:rFonts w:ascii="TimeNewRoman" w:hAnsi="TimeNewRoman"/>
-                <w:sz w:val="30"/>
-              </w:rPr>
-              <w:t>2</w:t>
-            </w:r>
-          </w:p>
-        </w:tc>
-        <w:tc>
-          <w:tcPr>
-            <w:tcW w:type="dxa" w:w="1987"/>
-          </w:tcPr>
-          <w:p>
-            <w:pPr>
-              <w:jc w:val="left"/>
-            </w:pPr>
-            <w:r>
-              <w:rPr>
-                <w:rFonts w:ascii="TimeNewRoman" w:hAnsi="TimeNewRoman"/>
-                <w:sz w:val="30"/>
-              </w:rPr>
-              <w:t>58</w:t>
-            </w:r>
-          </w:p>
-        </w:tc>
-        <w:tc>
-          <w:tcPr>
-            <w:tcW w:type="dxa" w:w="1987"/>
-          </w:tcPr>
-          <w:p>
-            <w:pPr>
-              <w:jc w:val="left"/>
-            </w:pPr>
-            <w:r>
-              <w:rPr>
-                <w:rFonts w:ascii="TimeNewRoman" w:hAnsi="TimeNewRoman"/>
-                <w:sz w:val="30"/>
-              </w:rPr>
-              <w:t>49</w:t>
-            </w:r>
-          </w:p>
-        </w:tc>
-        <w:tc>
-          <w:tcPr>
-            <w:tcW w:type="dxa" w:w="1987"/>
-          </w:tcPr>
-          <w:p>
-            <w:pPr>
-              <w:jc w:val="left"/>
-            </w:pPr>
-            <w:r>
-              <w:rPr>
-                <w:rFonts w:ascii="TimeNewRoman" w:hAnsi="TimeNewRoman"/>
-                <w:sz w:val="30"/>
-              </w:rPr>
-              <w:t>18</w:t>
-            </w:r>
-          </w:p>
-        </w:tc>
-        <w:tc>
-          <w:tcPr>
-            <w:tcW w:type="dxa" w:w="1987"/>
-          </w:tcPr>
-          <w:p>
-            <w:pPr>
-              <w:jc w:val="left"/>
-            </w:pPr>
-            <w:r>
-              <w:rPr>
-                <w:rFonts w:ascii="TimeNewRoman" w:hAnsi="TimeNewRoman"/>
-                <w:sz w:val="30"/>
-              </w:rPr>
-              <w:t>5</w:t>
-            </w:r>
-          </w:p>
-        </w:tc>
-      </w:tr>
-      <w:tr>
-        <w:tc>
-          <w:tcPr>
-            <w:tcW w:type="dxa" w:w="1987"/>
-          </w:tcPr>
-          <w:p>
-            <w:pPr>
-              <w:jc w:val="left"/>
-            </w:pPr>
-            <w:r>
-              <w:rPr>
-                <w:rFonts w:ascii="TimeNewRoman" w:hAnsi="TimeNewRoman"/>
-                <w:sz w:val="30"/>
-              </w:rPr>
-              <w:t>15</w:t>
-            </w:r>
-          </w:p>
-        </w:tc>
-        <w:tc>
-          <w:tcPr>
-            <w:tcW w:type="dxa" w:w="1987"/>
-          </w:tcPr>
-          <w:p>
-            <w:pPr>
-              <w:jc w:val="left"/>
-            </w:pPr>
-            <w:r>
-              <w:rPr>
-                <w:rFonts w:ascii="TimeNewRoman" w:hAnsi="TimeNewRoman"/>
-                <w:sz w:val="30"/>
-              </w:rPr>
-              <w:t>79</w:t>
-            </w:r>
-          </w:p>
-        </w:tc>
-        <w:tc>
-          <w:tcPr>
-            <w:tcW w:type="dxa" w:w="1987"/>
-          </w:tcPr>
-          <w:p>
-            <w:pPr>
-              <w:jc w:val="left"/>
-            </w:pPr>
-            <w:r>
-              <w:rPr>
-                <w:rFonts w:ascii="TimeNewRoman" w:hAnsi="TimeNewRoman"/>
-                <w:sz w:val="30"/>
-              </w:rPr>
-              <w:t>98</w:t>
-            </w:r>
-          </w:p>
-        </w:tc>
-        <w:tc>
-          <w:tcPr>
-            <w:tcW w:type="dxa" w:w="1987"/>
-          </w:tcPr>
-          <w:p>
-            <w:pPr>
-              <w:jc w:val="left"/>
-            </w:pPr>
-            <w:r>
-              <w:rPr>
-                <w:rFonts w:ascii="TimeNewRoman" w:hAnsi="TimeNewRoman"/>
-                <w:sz w:val="30"/>
-              </w:rPr>
-              <w:t>55</w:t>
-            </w:r>
-          </w:p>
-        </w:tc>
-        <w:tc>
-          <w:tcPr>
-            <w:tcW w:type="dxa" w:w="1987"/>
-          </w:tcPr>
-          <w:p>
-            <w:pPr>
-              <w:jc w:val="left"/>
-            </w:pPr>
-            <w:r>
-              <w:rPr>
-                <w:rFonts w:ascii="TimeNewRoman" w:hAnsi="TimeNewRoman"/>
-                <w:sz w:val="30"/>
-              </w:rPr>
-              <w:t>8</w:t>
-            </w:r>
-          </w:p>
-        </w:tc>
-      </w:tr>
-      <w:tr>
-        <w:tc>
-          <w:tcPr>
-            <w:tcW w:type="dxa" w:w="1987"/>
-          </w:tcPr>
-          <w:p>
-            <w:pPr>
-              <w:jc w:val="left"/>
-            </w:pPr>
-            <w:r>
-              <w:rPr>
-                <w:rFonts w:ascii="TimeNewRoman" w:hAnsi="TimeNewRoman"/>
-                <w:sz w:val="30"/>
-              </w:rPr>
-              <w:t>83</w:t>
-            </w:r>
-          </w:p>
-        </w:tc>
-        <w:tc>
-          <w:tcPr>
-            <w:tcW w:type="dxa" w:w="1987"/>
-          </w:tcPr>
-          <w:p>
-            <w:pPr>
-              <w:jc w:val="left"/>
-            </w:pPr>
-            <w:r>
-              <w:rPr>
-                <w:rFonts w:ascii="TimeNewRoman" w:hAnsi="TimeNewRoman"/>
-                <w:sz w:val="30"/>
-              </w:rPr>
-              <w:t>42</w:t>
-            </w:r>
-          </w:p>
-        </w:tc>
-        <w:tc>
-          <w:tcPr>
-            <w:tcW w:type="dxa" w:w="1987"/>
-          </w:tcPr>
-          <w:p>
-            <w:pPr>
-              <w:jc w:val="left"/>
-            </w:pPr>
-            <w:r>
-              <w:rPr>
-                <w:rFonts w:ascii="TimeNewRoman" w:hAnsi="TimeNewRoman"/>
-                <w:sz w:val="30"/>
-              </w:rPr>
-              <w:t>9</w:t>
-            </w:r>
-          </w:p>
-        </w:tc>
-        <w:tc>
-          <w:tcPr>
-            <w:tcW w:type="dxa" w:w="1987"/>
-          </w:tcPr>
-          <w:p>
-            <w:pPr>
-              <w:jc w:val="left"/>
-            </w:pPr>
-            <w:r>
-              <w:rPr>
-                <w:rFonts w:ascii="TimeNewRoman" w:hAnsi="TimeNewRoman"/>
-                <w:sz w:val="30"/>
-              </w:rPr>
-              <w:t>147</w:t>
-            </w:r>
-          </w:p>
-        </w:tc>
-        <w:tc>
-          <w:tcPr>
-            <w:tcW w:type="dxa" w:w="1987"/>
-          </w:tcPr>
-          <w:p>
-            <w:pPr>
-              <w:jc w:val="left"/>
-            </w:pPr>
-            <w:r>
-              <w:rPr>
-                <w:rFonts w:ascii="TimeNewRoman" w:hAnsi="TimeNewRoman"/>
-                <w:sz w:val="30"/>
-              </w:rPr>
-              <w:t>16</w:t>
-            </w:r>
-          </w:p>
-        </w:tc>
-      </w:tr>
-      <w:tr>
-        <w:tc>
-          <w:tcPr>
-            <w:tcW w:type="dxa" w:w="1987"/>
-          </w:tcPr>
-          <w:p>
-            <w:pPr>
-              <w:jc w:val="left"/>
-            </w:pPr>
-            <w:r>
-              <w:rPr>
-                <w:rFonts w:ascii="TimeNewRoman" w:hAnsi="TimeNewRoman"/>
-                <w:sz w:val="30"/>
-              </w:rPr>
-              <w:t>12</w:t>
-            </w:r>
-          </w:p>
-        </w:tc>
-        <w:tc>
-          <w:tcPr>
-            <w:tcW w:type="dxa" w:w="1987"/>
-          </w:tcPr>
-          <w:p>
-            <w:pPr>
-              <w:jc w:val="left"/>
-            </w:pPr>
-            <w:r>
-              <w:rPr>
-                <w:rFonts w:ascii="TimeNewRoman" w:hAnsi="TimeNewRoman"/>
-                <w:sz w:val="30"/>
-              </w:rPr>
-              <w:t>16</w:t>
+              <w:t>111</w:t>
             </w:r>
           </w:p>
         </w:tc>
@@ -1657,24 +1674,7 @@
                 <w:rFonts w:ascii="TimeNewRoman" w:hAnsi="TimeNewRoman"/>
                 <w:sz w:val="30"/>
               </w:rPr>
-              <w:t>168</w:t>
-            </w:r>
-          </w:p>
-        </w:tc>
-        <w:tc>
-          <w:tcPr>
-            <w:tcW w:type="dxa" w:w="1987"/>
-          </w:tcPr>
-          <w:p>
-            <w:pPr>
-              <w:jc w:val="left"/>
-            </w:pPr>
-            <w:r>
-              <w:rPr>
-                <w:rFonts w:ascii="TimeNewRoman" w:hAnsi="TimeNewRoman"/>
-                <w:sz w:val="30"/>
-              </w:rPr>
-              <w:t>50</w:t>
+              <w:t>63</w:t>
             </w:r>
           </w:p>
         </w:tc>
@@ -1693,7 +1693,7 @@
                 <w:rFonts w:ascii="TimeNewRoman" w:hAnsi="TimeNewRoman"/>
                 <w:sz w:val="30"/>
               </w:rPr>
-              <w:t>98</w:t>
+              <w:t>30</w:t>
             </w:r>
           </w:p>
         </w:tc>
@@ -1710,7 +1710,7 @@
                 <w:rFonts w:ascii="TimeNewRoman" w:hAnsi="TimeNewRoman"/>
                 <w:sz w:val="30"/>
               </w:rPr>
-              <w:t>27</w:t>
+              <w:t>6</w:t>
             </w:r>
           </w:p>
         </w:tc>
@@ -1727,7 +1727,7 @@
                 <w:rFonts w:ascii="TimeNewRoman" w:hAnsi="TimeNewRoman"/>
                 <w:sz w:val="30"/>
               </w:rPr>
-              <w:t>1</w:t>
+              <w:t>3</w:t>
             </w:r>
           </w:p>
         </w:tc>
@@ -1744,7 +1744,7 @@
                 <w:rFonts w:ascii="TimeNewRoman" w:hAnsi="TimeNewRoman"/>
                 <w:sz w:val="30"/>
               </w:rPr>
-              <w:t>82</w:t>
+              <w:t>2</w:t>
             </w:r>
           </w:p>
         </w:tc>
@@ -1761,7 +1761,7 @@
                 <w:rFonts w:ascii="TimeNewRoman" w:hAnsi="TimeNewRoman"/>
                 <w:sz w:val="30"/>
               </w:rPr>
-              <w:t>24</w:t>
+              <w:t>32</w:t>
             </w:r>
           </w:p>
         </w:tc>

--- a/answers-of-mixed.docx
+++ b/answers-of-mixed.docx
@@ -11,7 +11,7 @@
           <w:rFonts w:ascii="Arial" w:hAnsi="Arial"/>
           <w:sz w:val="30"/>
         </w:rPr>
-        <w:t>2026-09-13 Sunday</w:t>
+        <w:t>2026-09-14 Monday</w:t>
       </w:r>
     </w:p>
     <w:tbl>
@@ -27,57 +27,6 @@
         <w:gridCol w:w="1987"/>
       </w:tblGrid>
       <w:tr>
-        <w:tc>
-          <w:tcPr>
-            <w:tcW w:type="dxa" w:w="1987"/>
-          </w:tcPr>
-          <w:p>
-            <w:pPr>
-              <w:jc w:val="left"/>
-            </w:pPr>
-            <w:r>
-              <w:rPr>
-                <w:rFonts w:ascii="TimeNewRoman" w:hAnsi="TimeNewRoman"/>
-                <w:sz w:val="30"/>
-              </w:rPr>
-              <w:t>40</w:t>
-            </w:r>
-          </w:p>
-        </w:tc>
-        <w:tc>
-          <w:tcPr>
-            <w:tcW w:type="dxa" w:w="1987"/>
-          </w:tcPr>
-          <w:p>
-            <w:pPr>
-              <w:jc w:val="left"/>
-            </w:pPr>
-            <w:r>
-              <w:rPr>
-                <w:rFonts w:ascii="TimeNewRoman" w:hAnsi="TimeNewRoman"/>
-                <w:sz w:val="30"/>
-              </w:rPr>
-              <w:t>8</w:t>
-            </w:r>
-          </w:p>
-        </w:tc>
-        <w:tc>
-          <w:tcPr>
-            <w:tcW w:type="dxa" w:w="1987"/>
-          </w:tcPr>
-          <w:p>
-            <w:pPr>
-              <w:jc w:val="left"/>
-            </w:pPr>
-            <w:r>
-              <w:rPr>
-                <w:rFonts w:ascii="TimeNewRoman" w:hAnsi="TimeNewRoman"/>
-                <w:sz w:val="30"/>
-              </w:rPr>
-              <w:t>81</w:t>
-            </w:r>
-          </w:p>
-        </w:tc>
         <w:tc>
           <w:tcPr>
             <w:tcW w:type="dxa" w:w="1987"/>
@@ -108,1104 +57,7 @@
                 <w:rFonts w:ascii="TimeNewRoman" w:hAnsi="TimeNewRoman"/>
                 <w:sz w:val="30"/>
               </w:rPr>
-              <w:t>54</w:t>
-            </w:r>
-          </w:p>
-        </w:tc>
-      </w:tr>
-      <w:tr>
-        <w:tc>
-          <w:tcPr>
-            <w:tcW w:type="dxa" w:w="1987"/>
-          </w:tcPr>
-          <w:p>
-            <w:pPr>
-              <w:jc w:val="left"/>
-            </w:pPr>
-            <w:r>
-              <w:rPr>
-                <w:rFonts w:ascii="TimeNewRoman" w:hAnsi="TimeNewRoman"/>
-                <w:sz w:val="30"/>
-              </w:rPr>
-              <w:t>3</w:t>
-            </w:r>
-          </w:p>
-        </w:tc>
-        <w:tc>
-          <w:tcPr>
-            <w:tcW w:type="dxa" w:w="1987"/>
-          </w:tcPr>
-          <w:p>
-            <w:pPr>
-              <w:jc w:val="left"/>
-            </w:pPr>
-            <w:r>
-              <w:rPr>
-                <w:rFonts w:ascii="TimeNewRoman" w:hAnsi="TimeNewRoman"/>
-                <w:sz w:val="30"/>
-              </w:rPr>
-              <w:t>21</w:t>
-            </w:r>
-          </w:p>
-        </w:tc>
-        <w:tc>
-          <w:tcPr>
-            <w:tcW w:type="dxa" w:w="1987"/>
-          </w:tcPr>
-          <w:p>
-            <w:pPr>
-              <w:jc w:val="left"/>
-            </w:pPr>
-            <w:r>
-              <w:rPr>
-                <w:rFonts w:ascii="TimeNewRoman" w:hAnsi="TimeNewRoman"/>
-                <w:sz w:val="30"/>
-              </w:rPr>
-              <w:t>198</w:t>
-            </w:r>
-          </w:p>
-        </w:tc>
-        <w:tc>
-          <w:tcPr>
-            <w:tcW w:type="dxa" w:w="1987"/>
-          </w:tcPr>
-          <w:p>
-            <w:pPr>
-              <w:jc w:val="left"/>
-            </w:pPr>
-            <w:r>
-              <w:rPr>
-                <w:rFonts w:ascii="TimeNewRoman" w:hAnsi="TimeNewRoman"/>
-                <w:sz w:val="30"/>
-              </w:rPr>
-              <w:t>5</w:t>
-            </w:r>
-          </w:p>
-        </w:tc>
-        <w:tc>
-          <w:tcPr>
-            <w:tcW w:type="dxa" w:w="1987"/>
-          </w:tcPr>
-          <w:p>
-            <w:pPr>
-              <w:jc w:val="left"/>
-            </w:pPr>
-            <w:r>
-              <w:rPr>
-                <w:rFonts w:ascii="TimeNewRoman" w:hAnsi="TimeNewRoman"/>
-                <w:sz w:val="30"/>
-              </w:rPr>
-              <w:t>187</w:t>
-            </w:r>
-          </w:p>
-        </w:tc>
-      </w:tr>
-      <w:tr>
-        <w:tc>
-          <w:tcPr>
-            <w:tcW w:type="dxa" w:w="1987"/>
-          </w:tcPr>
-          <w:p>
-            <w:pPr>
-              <w:jc w:val="left"/>
-            </w:pPr>
-            <w:r>
-              <w:rPr>
-                <w:rFonts w:ascii="TimeNewRoman" w:hAnsi="TimeNewRoman"/>
-                <w:sz w:val="30"/>
-              </w:rPr>
-              <w:t>4</w:t>
-            </w:r>
-          </w:p>
-        </w:tc>
-        <w:tc>
-          <w:tcPr>
-            <w:tcW w:type="dxa" w:w="1987"/>
-          </w:tcPr>
-          <w:p>
-            <w:pPr>
-              <w:jc w:val="left"/>
-            </w:pPr>
-            <w:r>
-              <w:rPr>
-                <w:rFonts w:ascii="TimeNewRoman" w:hAnsi="TimeNewRoman"/>
-                <w:sz w:val="30"/>
-              </w:rPr>
-              <w:t>40</w:t>
-            </w:r>
-          </w:p>
-        </w:tc>
-        <w:tc>
-          <w:tcPr>
-            <w:tcW w:type="dxa" w:w="1987"/>
-          </w:tcPr>
-          <w:p>
-            <w:pPr>
-              <w:jc w:val="left"/>
-            </w:pPr>
-            <w:r>
-              <w:rPr>
-                <w:rFonts w:ascii="TimeNewRoman" w:hAnsi="TimeNewRoman"/>
-                <w:sz w:val="30"/>
-              </w:rPr>
-              <w:t>75</w:t>
-            </w:r>
-          </w:p>
-        </w:tc>
-        <w:tc>
-          <w:tcPr>
-            <w:tcW w:type="dxa" w:w="1987"/>
-          </w:tcPr>
-          <w:p>
-            <w:pPr>
-              <w:jc w:val="left"/>
-            </w:pPr>
-            <w:r>
-              <w:rPr>
-                <w:rFonts w:ascii="TimeNewRoman" w:hAnsi="TimeNewRoman"/>
-                <w:sz w:val="30"/>
-              </w:rPr>
               <w:t>6</w:t>
-            </w:r>
-          </w:p>
-        </w:tc>
-        <w:tc>
-          <w:tcPr>
-            <w:tcW w:type="dxa" w:w="1987"/>
-          </w:tcPr>
-          <w:p>
-            <w:pPr>
-              <w:jc w:val="left"/>
-            </w:pPr>
-            <w:r>
-              <w:rPr>
-                <w:rFonts w:ascii="TimeNewRoman" w:hAnsi="TimeNewRoman"/>
-                <w:sz w:val="30"/>
-              </w:rPr>
-              <w:t>5</w:t>
-            </w:r>
-          </w:p>
-        </w:tc>
-      </w:tr>
-      <w:tr>
-        <w:tc>
-          <w:tcPr>
-            <w:tcW w:type="dxa" w:w="1987"/>
-          </w:tcPr>
-          <w:p>
-            <w:pPr>
-              <w:jc w:val="left"/>
-            </w:pPr>
-            <w:r>
-              <w:rPr>
-                <w:rFonts w:ascii="TimeNewRoman" w:hAnsi="TimeNewRoman"/>
-                <w:sz w:val="30"/>
-              </w:rPr>
-              <w:t>30</w:t>
-            </w:r>
-          </w:p>
-        </w:tc>
-        <w:tc>
-          <w:tcPr>
-            <w:tcW w:type="dxa" w:w="1987"/>
-          </w:tcPr>
-          <w:p>
-            <w:pPr>
-              <w:jc w:val="left"/>
-            </w:pPr>
-            <w:r>
-              <w:rPr>
-                <w:rFonts w:ascii="TimeNewRoman" w:hAnsi="TimeNewRoman"/>
-                <w:sz w:val="30"/>
-              </w:rPr>
-              <w:t>17</w:t>
-            </w:r>
-          </w:p>
-        </w:tc>
-        <w:tc>
-          <w:tcPr>
-            <w:tcW w:type="dxa" w:w="1987"/>
-          </w:tcPr>
-          <w:p>
-            <w:pPr>
-              <w:jc w:val="left"/>
-            </w:pPr>
-            <w:r>
-              <w:rPr>
-                <w:rFonts w:ascii="TimeNewRoman" w:hAnsi="TimeNewRoman"/>
-                <w:sz w:val="30"/>
-              </w:rPr>
-              <w:t>18</w:t>
-            </w:r>
-          </w:p>
-        </w:tc>
-        <w:tc>
-          <w:tcPr>
-            <w:tcW w:type="dxa" w:w="1987"/>
-          </w:tcPr>
-          <w:p>
-            <w:pPr>
-              <w:jc w:val="left"/>
-            </w:pPr>
-            <w:r>
-              <w:rPr>
-                <w:rFonts w:ascii="TimeNewRoman" w:hAnsi="TimeNewRoman"/>
-                <w:sz w:val="30"/>
-              </w:rPr>
-              <w:t>23</w:t>
-            </w:r>
-          </w:p>
-        </w:tc>
-        <w:tc>
-          <w:tcPr>
-            <w:tcW w:type="dxa" w:w="1987"/>
-          </w:tcPr>
-          <w:p>
-            <w:pPr>
-              <w:jc w:val="left"/>
-            </w:pPr>
-            <w:r>
-              <w:rPr>
-                <w:rFonts w:ascii="TimeNewRoman" w:hAnsi="TimeNewRoman"/>
-                <w:sz w:val="30"/>
-              </w:rPr>
-              <w:t>16</w:t>
-            </w:r>
-          </w:p>
-        </w:tc>
-      </w:tr>
-      <w:tr>
-        <w:tc>
-          <w:tcPr>
-            <w:tcW w:type="dxa" w:w="1987"/>
-          </w:tcPr>
-          <w:p>
-            <w:pPr>
-              <w:jc w:val="left"/>
-            </w:pPr>
-            <w:r>
-              <w:rPr>
-                <w:rFonts w:ascii="TimeNewRoman" w:hAnsi="TimeNewRoman"/>
-                <w:sz w:val="30"/>
-              </w:rPr>
-              <w:t>67</w:t>
-            </w:r>
-          </w:p>
-        </w:tc>
-        <w:tc>
-          <w:tcPr>
-            <w:tcW w:type="dxa" w:w="1987"/>
-          </w:tcPr>
-          <w:p>
-            <w:pPr>
-              <w:jc w:val="left"/>
-            </w:pPr>
-            <w:r>
-              <w:rPr>
-                <w:rFonts w:ascii="TimeNewRoman" w:hAnsi="TimeNewRoman"/>
-                <w:sz w:val="30"/>
-              </w:rPr>
-              <w:t>14</w:t>
-            </w:r>
-          </w:p>
-        </w:tc>
-        <w:tc>
-          <w:tcPr>
-            <w:tcW w:type="dxa" w:w="1987"/>
-          </w:tcPr>
-          <w:p>
-            <w:pPr>
-              <w:jc w:val="left"/>
-            </w:pPr>
-            <w:r>
-              <w:rPr>
-                <w:rFonts w:ascii="TimeNewRoman" w:hAnsi="TimeNewRoman"/>
-                <w:sz w:val="30"/>
-              </w:rPr>
-              <w:t>37</w:t>
-            </w:r>
-          </w:p>
-        </w:tc>
-        <w:tc>
-          <w:tcPr>
-            <w:tcW w:type="dxa" w:w="1987"/>
-          </w:tcPr>
-          <w:p>
-            <w:pPr>
-              <w:jc w:val="left"/>
-            </w:pPr>
-            <w:r>
-              <w:rPr>
-                <w:rFonts w:ascii="TimeNewRoman" w:hAnsi="TimeNewRoman"/>
-                <w:sz w:val="30"/>
-              </w:rPr>
-              <w:t>96</w:t>
-            </w:r>
-          </w:p>
-        </w:tc>
-        <w:tc>
-          <w:tcPr>
-            <w:tcW w:type="dxa" w:w="1987"/>
-          </w:tcPr>
-          <w:p>
-            <w:pPr>
-              <w:jc w:val="left"/>
-            </w:pPr>
-            <w:r>
-              <w:rPr>
-                <w:rFonts w:ascii="TimeNewRoman" w:hAnsi="TimeNewRoman"/>
-                <w:sz w:val="30"/>
-              </w:rPr>
-              <w:t>108</w:t>
-            </w:r>
-          </w:p>
-        </w:tc>
-      </w:tr>
-      <w:tr>
-        <w:tc>
-          <w:tcPr>
-            <w:tcW w:type="dxa" w:w="1987"/>
-          </w:tcPr>
-          <w:p>
-            <w:pPr>
-              <w:jc w:val="left"/>
-            </w:pPr>
-            <w:r>
-              <w:rPr>
-                <w:rFonts w:ascii="TimeNewRoman" w:hAnsi="TimeNewRoman"/>
-                <w:sz w:val="30"/>
-              </w:rPr>
-              <w:t>72</w:t>
-            </w:r>
-          </w:p>
-        </w:tc>
-        <w:tc>
-          <w:tcPr>
-            <w:tcW w:type="dxa" w:w="1987"/>
-          </w:tcPr>
-          <w:p>
-            <w:pPr>
-              <w:jc w:val="left"/>
-            </w:pPr>
-            <w:r>
-              <w:rPr>
-                <w:rFonts w:ascii="TimeNewRoman" w:hAnsi="TimeNewRoman"/>
-                <w:sz w:val="30"/>
-              </w:rPr>
-              <w:t>15</w:t>
-            </w:r>
-          </w:p>
-        </w:tc>
-        <w:tc>
-          <w:tcPr>
-            <w:tcW w:type="dxa" w:w="1987"/>
-          </w:tcPr>
-          <w:p>
-            <w:pPr>
-              <w:jc w:val="left"/>
-            </w:pPr>
-            <w:r>
-              <w:rPr>
-                <w:rFonts w:ascii="TimeNewRoman" w:hAnsi="TimeNewRoman"/>
-                <w:sz w:val="30"/>
-              </w:rPr>
-              <w:t>200</w:t>
-            </w:r>
-          </w:p>
-        </w:tc>
-        <w:tc>
-          <w:tcPr>
-            <w:tcW w:type="dxa" w:w="1987"/>
-          </w:tcPr>
-          <w:p>
-            <w:pPr>
-              <w:jc w:val="left"/>
-            </w:pPr>
-            <w:r>
-              <w:rPr>
-                <w:rFonts w:ascii="TimeNewRoman" w:hAnsi="TimeNewRoman"/>
-                <w:sz w:val="30"/>
-              </w:rPr>
-              <w:t>192</w:t>
-            </w:r>
-          </w:p>
-        </w:tc>
-        <w:tc>
-          <w:tcPr>
-            <w:tcW w:type="dxa" w:w="1987"/>
-          </w:tcPr>
-          <w:p>
-            <w:pPr>
-              <w:jc w:val="left"/>
-            </w:pPr>
-            <w:r>
-              <w:rPr>
-                <w:rFonts w:ascii="TimeNewRoman" w:hAnsi="TimeNewRoman"/>
-                <w:sz w:val="30"/>
-              </w:rPr>
-              <w:t>12</w:t>
-            </w:r>
-          </w:p>
-        </w:tc>
-      </w:tr>
-      <w:tr>
-        <w:tc>
-          <w:tcPr>
-            <w:tcW w:type="dxa" w:w="1987"/>
-          </w:tcPr>
-          <w:p>
-            <w:pPr>
-              <w:jc w:val="left"/>
-            </w:pPr>
-            <w:r>
-              <w:rPr>
-                <w:rFonts w:ascii="TimeNewRoman" w:hAnsi="TimeNewRoman"/>
-                <w:sz w:val="30"/>
-              </w:rPr>
-              <w:t>15</w:t>
-            </w:r>
-          </w:p>
-        </w:tc>
-        <w:tc>
-          <w:tcPr>
-            <w:tcW w:type="dxa" w:w="1987"/>
-          </w:tcPr>
-          <w:p>
-            <w:pPr>
-              <w:jc w:val="left"/>
-            </w:pPr>
-            <w:r>
-              <w:rPr>
-                <w:rFonts w:ascii="TimeNewRoman" w:hAnsi="TimeNewRoman"/>
-                <w:sz w:val="30"/>
-              </w:rPr>
-              <w:t>72</w:t>
-            </w:r>
-          </w:p>
-        </w:tc>
-        <w:tc>
-          <w:tcPr>
-            <w:tcW w:type="dxa" w:w="1987"/>
-          </w:tcPr>
-          <w:p>
-            <w:pPr>
-              <w:jc w:val="left"/>
-            </w:pPr>
-            <w:r>
-              <w:rPr>
-                <w:rFonts w:ascii="TimeNewRoman" w:hAnsi="TimeNewRoman"/>
-                <w:sz w:val="30"/>
-              </w:rPr>
-              <w:t>71</w:t>
-            </w:r>
-          </w:p>
-        </w:tc>
-        <w:tc>
-          <w:tcPr>
-            <w:tcW w:type="dxa" w:w="1987"/>
-          </w:tcPr>
-          <w:p>
-            <w:pPr>
-              <w:jc w:val="left"/>
-            </w:pPr>
-            <w:r>
-              <w:rPr>
-                <w:rFonts w:ascii="TimeNewRoman" w:hAnsi="TimeNewRoman"/>
-                <w:sz w:val="30"/>
-              </w:rPr>
-              <w:t>68</w:t>
-            </w:r>
-          </w:p>
-        </w:tc>
-        <w:tc>
-          <w:tcPr>
-            <w:tcW w:type="dxa" w:w="1987"/>
-          </w:tcPr>
-          <w:p>
-            <w:pPr>
-              <w:jc w:val="left"/>
-            </w:pPr>
-            <w:r>
-              <w:rPr>
-                <w:rFonts w:ascii="TimeNewRoman" w:hAnsi="TimeNewRoman"/>
-                <w:sz w:val="30"/>
-              </w:rPr>
-              <w:t>27</w:t>
-            </w:r>
-          </w:p>
-        </w:tc>
-      </w:tr>
-      <w:tr>
-        <w:tc>
-          <w:tcPr>
-            <w:tcW w:type="dxa" w:w="1987"/>
-          </w:tcPr>
-          <w:p>
-            <w:pPr>
-              <w:jc w:val="left"/>
-            </w:pPr>
-            <w:r>
-              <w:rPr>
-                <w:rFonts w:ascii="TimeNewRoman" w:hAnsi="TimeNewRoman"/>
-                <w:sz w:val="30"/>
-              </w:rPr>
-              <w:t>44</w:t>
-            </w:r>
-          </w:p>
-        </w:tc>
-        <w:tc>
-          <w:tcPr>
-            <w:tcW w:type="dxa" w:w="1987"/>
-          </w:tcPr>
-          <w:p>
-            <w:pPr>
-              <w:jc w:val="left"/>
-            </w:pPr>
-            <w:r>
-              <w:rPr>
-                <w:rFonts w:ascii="TimeNewRoman" w:hAnsi="TimeNewRoman"/>
-                <w:sz w:val="30"/>
-              </w:rPr>
-              <w:t>58</w:t>
-            </w:r>
-          </w:p>
-        </w:tc>
-        <w:tc>
-          <w:tcPr>
-            <w:tcW w:type="dxa" w:w="1987"/>
-          </w:tcPr>
-          <w:p>
-            <w:pPr>
-              <w:jc w:val="left"/>
-            </w:pPr>
-            <w:r>
-              <w:rPr>
-                <w:rFonts w:ascii="TimeNewRoman" w:hAnsi="TimeNewRoman"/>
-                <w:sz w:val="30"/>
-              </w:rPr>
-              <w:t>254</w:t>
-            </w:r>
-          </w:p>
-        </w:tc>
-        <w:tc>
-          <w:tcPr>
-            <w:tcW w:type="dxa" w:w="1987"/>
-          </w:tcPr>
-          <w:p>
-            <w:pPr>
-              <w:jc w:val="left"/>
-            </w:pPr>
-            <w:r>
-              <w:rPr>
-                <w:rFonts w:ascii="TimeNewRoman" w:hAnsi="TimeNewRoman"/>
-                <w:sz w:val="30"/>
-              </w:rPr>
-              <w:t>21</w:t>
-            </w:r>
-          </w:p>
-        </w:tc>
-        <w:tc>
-          <w:tcPr>
-            <w:tcW w:type="dxa" w:w="1987"/>
-          </w:tcPr>
-          <w:p>
-            <w:pPr>
-              <w:jc w:val="left"/>
-            </w:pPr>
-            <w:r>
-              <w:rPr>
-                <w:rFonts w:ascii="TimeNewRoman" w:hAnsi="TimeNewRoman"/>
-                <w:sz w:val="30"/>
-              </w:rPr>
-              <w:t>54</w:t>
-            </w:r>
-          </w:p>
-        </w:tc>
-      </w:tr>
-      <w:tr>
-        <w:tc>
-          <w:tcPr>
-            <w:tcW w:type="dxa" w:w="1987"/>
-          </w:tcPr>
-          <w:p>
-            <w:pPr>
-              <w:jc w:val="left"/>
-            </w:pPr>
-            <w:r>
-              <w:rPr>
-                <w:rFonts w:ascii="TimeNewRoman" w:hAnsi="TimeNewRoman"/>
-                <w:sz w:val="30"/>
-              </w:rPr>
-              <w:t>97</w:t>
-            </w:r>
-          </w:p>
-        </w:tc>
-        <w:tc>
-          <w:tcPr>
-            <w:tcW w:type="dxa" w:w="1987"/>
-          </w:tcPr>
-          <w:p>
-            <w:pPr>
-              <w:jc w:val="left"/>
-            </w:pPr>
-            <w:r>
-              <w:rPr>
-                <w:rFonts w:ascii="TimeNewRoman" w:hAnsi="TimeNewRoman"/>
-                <w:sz w:val="30"/>
-              </w:rPr>
-              <w:t>6</w:t>
-            </w:r>
-          </w:p>
-        </w:tc>
-        <w:tc>
-          <w:tcPr>
-            <w:tcW w:type="dxa" w:w="1987"/>
-          </w:tcPr>
-          <w:p>
-            <w:pPr>
-              <w:jc w:val="left"/>
-            </w:pPr>
-            <w:r>
-              <w:rPr>
-                <w:rFonts w:ascii="TimeNewRoman" w:hAnsi="TimeNewRoman"/>
-                <w:sz w:val="30"/>
-              </w:rPr>
-              <w:t>9</w:t>
-            </w:r>
-          </w:p>
-        </w:tc>
-        <w:tc>
-          <w:tcPr>
-            <w:tcW w:type="dxa" w:w="1987"/>
-          </w:tcPr>
-          <w:p>
-            <w:pPr>
-              <w:jc w:val="left"/>
-            </w:pPr>
-            <w:r>
-              <w:rPr>
-                <w:rFonts w:ascii="TimeNewRoman" w:hAnsi="TimeNewRoman"/>
-                <w:sz w:val="30"/>
-              </w:rPr>
-              <w:t>132</w:t>
-            </w:r>
-          </w:p>
-        </w:tc>
-        <w:tc>
-          <w:tcPr>
-            <w:tcW w:type="dxa" w:w="1987"/>
-          </w:tcPr>
-          <w:p>
-            <w:pPr>
-              <w:jc w:val="left"/>
-            </w:pPr>
-            <w:r>
-              <w:rPr>
-                <w:rFonts w:ascii="TimeNewRoman" w:hAnsi="TimeNewRoman"/>
-                <w:sz w:val="30"/>
-              </w:rPr>
-              <w:t>40</w:t>
-            </w:r>
-          </w:p>
-        </w:tc>
-      </w:tr>
-      <w:tr>
-        <w:tc>
-          <w:tcPr>
-            <w:tcW w:type="dxa" w:w="1987"/>
-          </w:tcPr>
-          <w:p>
-            <w:pPr>
-              <w:jc w:val="left"/>
-            </w:pPr>
-            <w:r>
-              <w:rPr>
-                <w:rFonts w:ascii="TimeNewRoman" w:hAnsi="TimeNewRoman"/>
-                <w:sz w:val="30"/>
-              </w:rPr>
-              <w:t>73</w:t>
-            </w:r>
-          </w:p>
-        </w:tc>
-        <w:tc>
-          <w:tcPr>
-            <w:tcW w:type="dxa" w:w="1987"/>
-          </w:tcPr>
-          <w:p>
-            <w:pPr>
-              <w:jc w:val="left"/>
-            </w:pPr>
-            <w:r>
-              <w:rPr>
-                <w:rFonts w:ascii="TimeNewRoman" w:hAnsi="TimeNewRoman"/>
-                <w:sz w:val="30"/>
-              </w:rPr>
-              <w:t>24</w:t>
-            </w:r>
-          </w:p>
-        </w:tc>
-        <w:tc>
-          <w:tcPr>
-            <w:tcW w:type="dxa" w:w="1987"/>
-          </w:tcPr>
-          <w:p>
-            <w:pPr>
-              <w:jc w:val="left"/>
-            </w:pPr>
-            <w:r>
-              <w:rPr>
-                <w:rFonts w:ascii="TimeNewRoman" w:hAnsi="TimeNewRoman"/>
-                <w:sz w:val="30"/>
-              </w:rPr>
-              <w:t>60</w:t>
-            </w:r>
-          </w:p>
-        </w:tc>
-        <w:tc>
-          <w:tcPr>
-            <w:tcW w:type="dxa" w:w="1987"/>
-          </w:tcPr>
-          <w:p>
-            <w:pPr>
-              <w:jc w:val="left"/>
-            </w:pPr>
-            <w:r>
-              <w:rPr>
-                <w:rFonts w:ascii="TimeNewRoman" w:hAnsi="TimeNewRoman"/>
-                <w:sz w:val="30"/>
-              </w:rPr>
-              <w:t>24</w:t>
-            </w:r>
-          </w:p>
-        </w:tc>
-        <w:tc>
-          <w:tcPr>
-            <w:tcW w:type="dxa" w:w="1987"/>
-          </w:tcPr>
-          <w:p>
-            <w:pPr>
-              <w:jc w:val="left"/>
-            </w:pPr>
-            <w:r>
-              <w:rPr>
-                <w:rFonts w:ascii="TimeNewRoman" w:hAnsi="TimeNewRoman"/>
-                <w:sz w:val="30"/>
-              </w:rPr>
-              <w:t>23</w:t>
-            </w:r>
-          </w:p>
-        </w:tc>
-      </w:tr>
-      <w:tr>
-        <w:tc>
-          <w:tcPr>
-            <w:tcW w:type="dxa" w:w="1987"/>
-          </w:tcPr>
-          <w:p>
-            <w:pPr>
-              <w:jc w:val="left"/>
-            </w:pPr>
-            <w:r>
-              <w:rPr>
-                <w:rFonts w:ascii="TimeNewRoman" w:hAnsi="TimeNewRoman"/>
-                <w:sz w:val="30"/>
-              </w:rPr>
-              <w:t>17</w:t>
-            </w:r>
-          </w:p>
-        </w:tc>
-        <w:tc>
-          <w:tcPr>
-            <w:tcW w:type="dxa" w:w="1987"/>
-          </w:tcPr>
-          <w:p>
-            <w:pPr>
-              <w:jc w:val="left"/>
-            </w:pPr>
-            <w:r>
-              <w:rPr>
-                <w:rFonts w:ascii="TimeNewRoman" w:hAnsi="TimeNewRoman"/>
-                <w:sz w:val="30"/>
-              </w:rPr>
-              <w:t>71</w:t>
-            </w:r>
-          </w:p>
-        </w:tc>
-        <w:tc>
-          <w:tcPr>
-            <w:tcW w:type="dxa" w:w="1987"/>
-          </w:tcPr>
-          <w:p>
-            <w:pPr>
-              <w:jc w:val="left"/>
-            </w:pPr>
-            <w:r>
-              <w:rPr>
-                <w:rFonts w:ascii="TimeNewRoman" w:hAnsi="TimeNewRoman"/>
-                <w:sz w:val="30"/>
-              </w:rPr>
-              <w:t>98</w:t>
-            </w:r>
-          </w:p>
-        </w:tc>
-        <w:tc>
-          <w:tcPr>
-            <w:tcW w:type="dxa" w:w="1987"/>
-          </w:tcPr>
-          <w:p>
-            <w:pPr>
-              <w:jc w:val="left"/>
-            </w:pPr>
-            <w:r>
-              <w:rPr>
-                <w:rFonts w:ascii="TimeNewRoman" w:hAnsi="TimeNewRoman"/>
-                <w:sz w:val="30"/>
-              </w:rPr>
-              <w:t>42</w:t>
-            </w:r>
-          </w:p>
-        </w:tc>
-        <w:tc>
-          <w:tcPr>
-            <w:tcW w:type="dxa" w:w="1987"/>
-          </w:tcPr>
-          <w:p>
-            <w:pPr>
-              <w:jc w:val="left"/>
-            </w:pPr>
-            <w:r>
-              <w:rPr>
-                <w:rFonts w:ascii="TimeNewRoman" w:hAnsi="TimeNewRoman"/>
-                <w:sz w:val="30"/>
-              </w:rPr>
-              <w:t>43</w:t>
-            </w:r>
-          </w:p>
-        </w:tc>
-      </w:tr>
-      <w:tr>
-        <w:tc>
-          <w:tcPr>
-            <w:tcW w:type="dxa" w:w="1987"/>
-          </w:tcPr>
-          <w:p>
-            <w:pPr>
-              <w:jc w:val="left"/>
-            </w:pPr>
-            <w:r>
-              <w:rPr>
-                <w:rFonts w:ascii="TimeNewRoman" w:hAnsi="TimeNewRoman"/>
-                <w:sz w:val="30"/>
-              </w:rPr>
-              <w:t>8</w:t>
-            </w:r>
-          </w:p>
-        </w:tc>
-        <w:tc>
-          <w:tcPr>
-            <w:tcW w:type="dxa" w:w="1987"/>
-          </w:tcPr>
-          <w:p>
-            <w:pPr>
-              <w:jc w:val="left"/>
-            </w:pPr>
-            <w:r>
-              <w:rPr>
-                <w:rFonts w:ascii="TimeNewRoman" w:hAnsi="TimeNewRoman"/>
-                <w:sz w:val="30"/>
-              </w:rPr>
-              <w:t>15</w:t>
-            </w:r>
-          </w:p>
-        </w:tc>
-        <w:tc>
-          <w:tcPr>
-            <w:tcW w:type="dxa" w:w="1987"/>
-          </w:tcPr>
-          <w:p>
-            <w:pPr>
-              <w:jc w:val="left"/>
-            </w:pPr>
-            <w:r>
-              <w:rPr>
-                <w:rFonts w:ascii="TimeNewRoman" w:hAnsi="TimeNewRoman"/>
-                <w:sz w:val="30"/>
-              </w:rPr>
-              <w:t>99</w:t>
-            </w:r>
-          </w:p>
-        </w:tc>
-        <w:tc>
-          <w:tcPr>
-            <w:tcW w:type="dxa" w:w="1987"/>
-          </w:tcPr>
-          <w:p>
-            <w:pPr>
-              <w:jc w:val="left"/>
-            </w:pPr>
-            <w:r>
-              <w:rPr>
-                <w:rFonts w:ascii="TimeNewRoman" w:hAnsi="TimeNewRoman"/>
-                <w:sz w:val="30"/>
-              </w:rPr>
-              <w:t>54</w:t>
-            </w:r>
-          </w:p>
-        </w:tc>
-        <w:tc>
-          <w:tcPr>
-            <w:tcW w:type="dxa" w:w="1987"/>
-          </w:tcPr>
-          <w:p>
-            <w:pPr>
-              <w:jc w:val="left"/>
-            </w:pPr>
-            <w:r>
-              <w:rPr>
-                <w:rFonts w:ascii="TimeNewRoman" w:hAnsi="TimeNewRoman"/>
-                <w:sz w:val="30"/>
-              </w:rPr>
-              <w:t>82</w:t>
-            </w:r>
-          </w:p>
-        </w:tc>
-      </w:tr>
-      <w:tr>
-        <w:tc>
-          <w:tcPr>
-            <w:tcW w:type="dxa" w:w="1987"/>
-          </w:tcPr>
-          <w:p>
-            <w:pPr>
-              <w:jc w:val="left"/>
-            </w:pPr>
-            <w:r>
-              <w:rPr>
-                <w:rFonts w:ascii="TimeNewRoman" w:hAnsi="TimeNewRoman"/>
-                <w:sz w:val="30"/>
-              </w:rPr>
-              <w:t>5</w:t>
-            </w:r>
-          </w:p>
-        </w:tc>
-        <w:tc>
-          <w:tcPr>
-            <w:tcW w:type="dxa" w:w="1987"/>
-          </w:tcPr>
-          <w:p>
-            <w:pPr>
-              <w:jc w:val="left"/>
-            </w:pPr>
-            <w:r>
-              <w:rPr>
-                <w:rFonts w:ascii="TimeNewRoman" w:hAnsi="TimeNewRoman"/>
-                <w:sz w:val="30"/>
-              </w:rPr>
-              <w:t>64</w:t>
-            </w:r>
-          </w:p>
-        </w:tc>
-        <w:tc>
-          <w:tcPr>
-            <w:tcW w:type="dxa" w:w="1987"/>
-          </w:tcPr>
-          <w:p>
-            <w:pPr>
-              <w:jc w:val="left"/>
-            </w:pPr>
-            <w:r>
-              <w:rPr>
-                <w:rFonts w:ascii="TimeNewRoman" w:hAnsi="TimeNewRoman"/>
-                <w:sz w:val="30"/>
-              </w:rPr>
-              <w:t>33</w:t>
-            </w:r>
-          </w:p>
-        </w:tc>
-        <w:tc>
-          <w:tcPr>
-            <w:tcW w:type="dxa" w:w="1987"/>
-          </w:tcPr>
-          <w:p>
-            <w:pPr>
-              <w:jc w:val="left"/>
-            </w:pPr>
-            <w:r>
-              <w:rPr>
-                <w:rFonts w:ascii="TimeNewRoman" w:hAnsi="TimeNewRoman"/>
-                <w:sz w:val="30"/>
-              </w:rPr>
-              <w:t>24</w:t>
-            </w:r>
-          </w:p>
-        </w:tc>
-        <w:tc>
-          <w:tcPr>
-            <w:tcW w:type="dxa" w:w="1987"/>
-          </w:tcPr>
-          <w:p>
-            <w:pPr>
-              <w:jc w:val="left"/>
-            </w:pPr>
-            <w:r>
-              <w:rPr>
-                <w:rFonts w:ascii="TimeNewRoman" w:hAnsi="TimeNewRoman"/>
-                <w:sz w:val="30"/>
-              </w:rPr>
-              <w:t>85</w:t>
-            </w:r>
-          </w:p>
-        </w:tc>
-      </w:tr>
-      <w:tr>
-        <w:tc>
-          <w:tcPr>
-            <w:tcW w:type="dxa" w:w="1987"/>
-          </w:tcPr>
-          <w:p>
-            <w:pPr>
-              <w:jc w:val="left"/>
-            </w:pPr>
-            <w:r>
-              <w:rPr>
-                <w:rFonts w:ascii="TimeNewRoman" w:hAnsi="TimeNewRoman"/>
-                <w:sz w:val="30"/>
-              </w:rPr>
-              <w:t>5</w:t>
-            </w:r>
-          </w:p>
-        </w:tc>
-        <w:tc>
-          <w:tcPr>
-            <w:tcW w:type="dxa" w:w="1987"/>
-          </w:tcPr>
-          <w:p>
-            <w:pPr>
-              <w:jc w:val="left"/>
-            </w:pPr>
-            <w:r>
-              <w:rPr>
-                <w:rFonts w:ascii="TimeNewRoman" w:hAnsi="TimeNewRoman"/>
-                <w:sz w:val="30"/>
-              </w:rPr>
-              <w:t>5</w:t>
-            </w:r>
-          </w:p>
-        </w:tc>
-        <w:tc>
-          <w:tcPr>
-            <w:tcW w:type="dxa" w:w="1987"/>
-          </w:tcPr>
-          <w:p>
-            <w:pPr>
-              <w:jc w:val="left"/>
-            </w:pPr>
-            <w:r>
-              <w:rPr>
-                <w:rFonts w:ascii="TimeNewRoman" w:hAnsi="TimeNewRoman"/>
-                <w:sz w:val="30"/>
-              </w:rPr>
-              <w:t>135</w:t>
             </w:r>
           </w:p>
         </w:tc>
@@ -1243,8 +95,6 @@
             </w:r>
           </w:p>
         </w:tc>
-      </w:tr>
-      <w:tr>
         <w:tc>
           <w:tcPr>
             <w:tcW w:type="dxa" w:w="1987"/>
@@ -1258,75 +108,7 @@
                 <w:rFonts w:ascii="TimeNewRoman" w:hAnsi="TimeNewRoman"/>
                 <w:sz w:val="30"/>
               </w:rPr>
-              <w:t>2</w:t>
-            </w:r>
-          </w:p>
-        </w:tc>
-        <w:tc>
-          <w:tcPr>
-            <w:tcW w:type="dxa" w:w="1987"/>
-          </w:tcPr>
-          <w:p>
-            <w:pPr>
-              <w:jc w:val="left"/>
-            </w:pPr>
-            <w:r>
-              <w:rPr>
-                <w:rFonts w:ascii="TimeNewRoman" w:hAnsi="TimeNewRoman"/>
-                <w:sz w:val="30"/>
-              </w:rPr>
-              <w:t>10</w:t>
-            </w:r>
-          </w:p>
-        </w:tc>
-        <w:tc>
-          <w:tcPr>
-            <w:tcW w:type="dxa" w:w="1987"/>
-          </w:tcPr>
-          <w:p>
-            <w:pPr>
-              <w:jc w:val="left"/>
-            </w:pPr>
-            <w:r>
-              <w:rPr>
-                <w:rFonts w:ascii="TimeNewRoman" w:hAnsi="TimeNewRoman"/>
-                <w:sz w:val="30"/>
-              </w:rPr>
-              <w:t>6</w:t>
-            </w:r>
-          </w:p>
-        </w:tc>
-        <w:tc>
-          <w:tcPr>
-            <w:tcW w:type="dxa" w:w="1987"/>
-          </w:tcPr>
-          <w:p>
-            <w:pPr>
-              <w:jc w:val="left"/>
-            </w:pPr>
-            <w:r>
-              <w:rPr>
-                <w:rFonts w:ascii="TimeNewRoman" w:hAnsi="TimeNewRoman"/>
-                <w:sz w:val="30"/>
-              </w:rPr>
-              <w:t>35</w:t>
-            </w:r>
-          </w:p>
-        </w:tc>
-        <w:tc>
-          <w:tcPr>
-            <w:tcW w:type="dxa" w:w="1987"/>
-          </w:tcPr>
-          <w:p>
-            <w:pPr>
-              <w:jc w:val="left"/>
-            </w:pPr>
-            <w:r>
-              <w:rPr>
-                <w:rFonts w:ascii="TimeNewRoman" w:hAnsi="TimeNewRoman"/>
-                <w:sz w:val="30"/>
-              </w:rPr>
-              <w:t>26</w:t>
+              <w:t>14</w:t>
             </w:r>
           </w:p>
         </w:tc>
@@ -1345,7 +127,7 @@
                 <w:rFonts w:ascii="TimeNewRoman" w:hAnsi="TimeNewRoman"/>
                 <w:sz w:val="30"/>
               </w:rPr>
-              <w:t>81</w:t>
+              <w:t>12</w:t>
             </w:r>
           </w:p>
         </w:tc>
@@ -1362,7 +144,7 @@
                 <w:rFonts w:ascii="TimeNewRoman" w:hAnsi="TimeNewRoman"/>
                 <w:sz w:val="30"/>
               </w:rPr>
-              <w:t>38</w:t>
+              <w:t>33</w:t>
             </w:r>
           </w:p>
         </w:tc>
@@ -1379,7 +161,198 @@
                 <w:rFonts w:ascii="TimeNewRoman" w:hAnsi="TimeNewRoman"/>
                 <w:sz w:val="30"/>
               </w:rPr>
-              <w:t>13</w:t>
+              <w:t>1</w:t>
+            </w:r>
+          </w:p>
+        </w:tc>
+        <w:tc>
+          <w:tcPr>
+            <w:tcW w:type="dxa" w:w="1987"/>
+          </w:tcPr>
+          <w:p>
+            <w:pPr>
+              <w:jc w:val="left"/>
+            </w:pPr>
+            <w:r>
+              <w:rPr>
+                <w:rFonts w:ascii="TimeNewRoman" w:hAnsi="TimeNewRoman"/>
+                <w:sz w:val="30"/>
+              </w:rPr>
+              <w:t>21</w:t>
+            </w:r>
+          </w:p>
+        </w:tc>
+        <w:tc>
+          <w:tcPr>
+            <w:tcW w:type="dxa" w:w="1987"/>
+          </w:tcPr>
+          <w:p>
+            <w:pPr>
+              <w:jc w:val="left"/>
+            </w:pPr>
+            <w:r>
+              <w:rPr>
+                <w:rFonts w:ascii="TimeNewRoman" w:hAnsi="TimeNewRoman"/>
+                <w:sz w:val="30"/>
+              </w:rPr>
+              <w:t>67</w:t>
+            </w:r>
+          </w:p>
+        </w:tc>
+      </w:tr>
+      <w:tr>
+        <w:tc>
+          <w:tcPr>
+            <w:tcW w:type="dxa" w:w="1987"/>
+          </w:tcPr>
+          <w:p>
+            <w:pPr>
+              <w:jc w:val="left"/>
+            </w:pPr>
+            <w:r>
+              <w:rPr>
+                <w:rFonts w:ascii="TimeNewRoman" w:hAnsi="TimeNewRoman"/>
+                <w:sz w:val="30"/>
+              </w:rPr>
+              <w:t>90</w:t>
+            </w:r>
+          </w:p>
+        </w:tc>
+        <w:tc>
+          <w:tcPr>
+            <w:tcW w:type="dxa" w:w="1987"/>
+          </w:tcPr>
+          <w:p>
+            <w:pPr>
+              <w:jc w:val="left"/>
+            </w:pPr>
+            <w:r>
+              <w:rPr>
+                <w:rFonts w:ascii="TimeNewRoman" w:hAnsi="TimeNewRoman"/>
+                <w:sz w:val="30"/>
+              </w:rPr>
+              <w:t>7</w:t>
+            </w:r>
+          </w:p>
+        </w:tc>
+        <w:tc>
+          <w:tcPr>
+            <w:tcW w:type="dxa" w:w="1987"/>
+          </w:tcPr>
+          <w:p>
+            <w:pPr>
+              <w:jc w:val="left"/>
+            </w:pPr>
+            <w:r>
+              <w:rPr>
+                <w:rFonts w:ascii="TimeNewRoman" w:hAnsi="TimeNewRoman"/>
+                <w:sz w:val="30"/>
+              </w:rPr>
+              <w:t>24</w:t>
+            </w:r>
+          </w:p>
+        </w:tc>
+        <w:tc>
+          <w:tcPr>
+            <w:tcW w:type="dxa" w:w="1987"/>
+          </w:tcPr>
+          <w:p>
+            <w:pPr>
+              <w:jc w:val="left"/>
+            </w:pPr>
+            <w:r>
+              <w:rPr>
+                <w:rFonts w:ascii="TimeNewRoman" w:hAnsi="TimeNewRoman"/>
+                <w:sz w:val="30"/>
+              </w:rPr>
+              <w:t>94</w:t>
+            </w:r>
+          </w:p>
+        </w:tc>
+        <w:tc>
+          <w:tcPr>
+            <w:tcW w:type="dxa" w:w="1987"/>
+          </w:tcPr>
+          <w:p>
+            <w:pPr>
+              <w:jc w:val="left"/>
+            </w:pPr>
+            <w:r>
+              <w:rPr>
+                <w:rFonts w:ascii="TimeNewRoman" w:hAnsi="TimeNewRoman"/>
+                <w:sz w:val="30"/>
+              </w:rPr>
+              <w:t>88</w:t>
+            </w:r>
+          </w:p>
+        </w:tc>
+      </w:tr>
+      <w:tr>
+        <w:tc>
+          <w:tcPr>
+            <w:tcW w:type="dxa" w:w="1987"/>
+          </w:tcPr>
+          <w:p>
+            <w:pPr>
+              <w:jc w:val="left"/>
+            </w:pPr>
+            <w:r>
+              <w:rPr>
+                <w:rFonts w:ascii="TimeNewRoman" w:hAnsi="TimeNewRoman"/>
+                <w:sz w:val="30"/>
+              </w:rPr>
+              <w:t>42</w:t>
+            </w:r>
+          </w:p>
+        </w:tc>
+        <w:tc>
+          <w:tcPr>
+            <w:tcW w:type="dxa" w:w="1987"/>
+          </w:tcPr>
+          <w:p>
+            <w:pPr>
+              <w:jc w:val="left"/>
+            </w:pPr>
+            <w:r>
+              <w:rPr>
+                <w:rFonts w:ascii="TimeNewRoman" w:hAnsi="TimeNewRoman"/>
+                <w:sz w:val="30"/>
+              </w:rPr>
+              <w:t>11</w:t>
+            </w:r>
+          </w:p>
+        </w:tc>
+        <w:tc>
+          <w:tcPr>
+            <w:tcW w:type="dxa" w:w="1987"/>
+          </w:tcPr>
+          <w:p>
+            <w:pPr>
+              <w:jc w:val="left"/>
+            </w:pPr>
+            <w:r>
+              <w:rPr>
+                <w:rFonts w:ascii="TimeNewRoman" w:hAnsi="TimeNewRoman"/>
+                <w:sz w:val="30"/>
+              </w:rPr>
+              <w:t>21</w:t>
+            </w:r>
+          </w:p>
+        </w:tc>
+        <w:tc>
+          <w:tcPr>
+            <w:tcW w:type="dxa" w:w="1987"/>
+          </w:tcPr>
+          <w:p>
+            <w:pPr>
+              <w:jc w:val="left"/>
+            </w:pPr>
+            <w:r>
+              <w:rPr>
+                <w:rFonts w:ascii="TimeNewRoman" w:hAnsi="TimeNewRoman"/>
+                <w:sz w:val="30"/>
+              </w:rPr>
+              <w:t>30</w:t>
             </w:r>
           </w:p>
         </w:tc>
@@ -1400,6 +373,8 @@
             </w:r>
           </w:p>
         </w:tc>
+      </w:tr>
+      <w:tr>
         <w:tc>
           <w:tcPr>
             <w:tcW w:type="dxa" w:w="1987"/>
@@ -1413,7 +388,75 @@
                 <w:rFonts w:ascii="TimeNewRoman" w:hAnsi="TimeNewRoman"/>
                 <w:sz w:val="30"/>
               </w:rPr>
-              <w:t>1</w:t>
+              <w:t>93</w:t>
+            </w:r>
+          </w:p>
+        </w:tc>
+        <w:tc>
+          <w:tcPr>
+            <w:tcW w:type="dxa" w:w="1987"/>
+          </w:tcPr>
+          <w:p>
+            <w:pPr>
+              <w:jc w:val="left"/>
+            </w:pPr>
+            <w:r>
+              <w:rPr>
+                <w:rFonts w:ascii="TimeNewRoman" w:hAnsi="TimeNewRoman"/>
+                <w:sz w:val="30"/>
+              </w:rPr>
+              <w:t>8</w:t>
+            </w:r>
+          </w:p>
+        </w:tc>
+        <w:tc>
+          <w:tcPr>
+            <w:tcW w:type="dxa" w:w="1987"/>
+          </w:tcPr>
+          <w:p>
+            <w:pPr>
+              <w:jc w:val="left"/>
+            </w:pPr>
+            <w:r>
+              <w:rPr>
+                <w:rFonts w:ascii="TimeNewRoman" w:hAnsi="TimeNewRoman"/>
+                <w:sz w:val="30"/>
+              </w:rPr>
+              <w:t>8</w:t>
+            </w:r>
+          </w:p>
+        </w:tc>
+        <w:tc>
+          <w:tcPr>
+            <w:tcW w:type="dxa" w:w="1987"/>
+          </w:tcPr>
+          <w:p>
+            <w:pPr>
+              <w:jc w:val="left"/>
+            </w:pPr>
+            <w:r>
+              <w:rPr>
+                <w:rFonts w:ascii="TimeNewRoman" w:hAnsi="TimeNewRoman"/>
+                <w:sz w:val="30"/>
+              </w:rPr>
+              <w:t>121</w:t>
+            </w:r>
+          </w:p>
+        </w:tc>
+        <w:tc>
+          <w:tcPr>
+            <w:tcW w:type="dxa" w:w="1987"/>
+          </w:tcPr>
+          <w:p>
+            <w:pPr>
+              <w:jc w:val="left"/>
+            </w:pPr>
+            <w:r>
+              <w:rPr>
+                <w:rFonts w:ascii="TimeNewRoman" w:hAnsi="TimeNewRoman"/>
+                <w:sz w:val="30"/>
+              </w:rPr>
+              <w:t>75</w:t>
             </w:r>
           </w:p>
         </w:tc>
@@ -1432,7 +475,7 @@
                 <w:rFonts w:ascii="TimeNewRoman" w:hAnsi="TimeNewRoman"/>
                 <w:sz w:val="30"/>
               </w:rPr>
-              <w:t>28</w:t>
+              <w:t>204</w:t>
             </w:r>
           </w:p>
         </w:tc>
@@ -1449,7 +492,7 @@
                 <w:rFonts w:ascii="TimeNewRoman" w:hAnsi="TimeNewRoman"/>
                 <w:sz w:val="30"/>
               </w:rPr>
-              <w:t>66</w:t>
+              <w:t>1</w:t>
             </w:r>
           </w:p>
         </w:tc>
@@ -1466,7 +509,7 @@
                 <w:rFonts w:ascii="TimeNewRoman" w:hAnsi="TimeNewRoman"/>
                 <w:sz w:val="30"/>
               </w:rPr>
-              <w:t>67</w:t>
+              <w:t>5</w:t>
             </w:r>
           </w:p>
         </w:tc>
@@ -1483,7 +526,94 @@
                 <w:rFonts w:ascii="TimeNewRoman" w:hAnsi="TimeNewRoman"/>
                 <w:sz w:val="30"/>
               </w:rPr>
-              <w:t>164</w:t>
+              <w:t>82</w:t>
+            </w:r>
+          </w:p>
+        </w:tc>
+        <w:tc>
+          <w:tcPr>
+            <w:tcW w:type="dxa" w:w="1987"/>
+          </w:tcPr>
+          <w:p>
+            <w:pPr>
+              <w:jc w:val="left"/>
+            </w:pPr>
+            <w:r>
+              <w:rPr>
+                <w:rFonts w:ascii="TimeNewRoman" w:hAnsi="TimeNewRoman"/>
+                <w:sz w:val="30"/>
+              </w:rPr>
+              <w:t>54</w:t>
+            </w:r>
+          </w:p>
+        </w:tc>
+      </w:tr>
+      <w:tr>
+        <w:tc>
+          <w:tcPr>
+            <w:tcW w:type="dxa" w:w="1987"/>
+          </w:tcPr>
+          <w:p>
+            <w:pPr>
+              <w:jc w:val="left"/>
+            </w:pPr>
+            <w:r>
+              <w:rPr>
+                <w:rFonts w:ascii="TimeNewRoman" w:hAnsi="TimeNewRoman"/>
+                <w:sz w:val="30"/>
+              </w:rPr>
+              <w:t>19</w:t>
+            </w:r>
+          </w:p>
+        </w:tc>
+        <w:tc>
+          <w:tcPr>
+            <w:tcW w:type="dxa" w:w="1987"/>
+          </w:tcPr>
+          <w:p>
+            <w:pPr>
+              <w:jc w:val="left"/>
+            </w:pPr>
+            <w:r>
+              <w:rPr>
+                <w:rFonts w:ascii="TimeNewRoman" w:hAnsi="TimeNewRoman"/>
+                <w:sz w:val="30"/>
+              </w:rPr>
+              <w:t>99</w:t>
+            </w:r>
+          </w:p>
+        </w:tc>
+        <w:tc>
+          <w:tcPr>
+            <w:tcW w:type="dxa" w:w="1987"/>
+          </w:tcPr>
+          <w:p>
+            <w:pPr>
+              <w:jc w:val="left"/>
+            </w:pPr>
+            <w:r>
+              <w:rPr>
+                <w:rFonts w:ascii="TimeNewRoman" w:hAnsi="TimeNewRoman"/>
+                <w:sz w:val="30"/>
+              </w:rPr>
+              <w:t>8</w:t>
+            </w:r>
+          </w:p>
+        </w:tc>
+        <w:tc>
+          <w:tcPr>
+            <w:tcW w:type="dxa" w:w="1987"/>
+          </w:tcPr>
+          <w:p>
+            <w:pPr>
+              <w:jc w:val="left"/>
+            </w:pPr>
+            <w:r>
+              <w:rPr>
+                <w:rFonts w:ascii="TimeNewRoman" w:hAnsi="TimeNewRoman"/>
+                <w:sz w:val="30"/>
+              </w:rPr>
+              <w:t>7</w:t>
             </w:r>
           </w:p>
         </w:tc>
@@ -1519,7 +649,7 @@
                 <w:rFonts w:ascii="TimeNewRoman" w:hAnsi="TimeNewRoman"/>
                 <w:sz w:val="30"/>
               </w:rPr>
-              <w:t>79</w:t>
+              <w:t>181</w:t>
             </w:r>
           </w:p>
         </w:tc>
@@ -1536,7 +666,7 @@
                 <w:rFonts w:ascii="TimeNewRoman" w:hAnsi="TimeNewRoman"/>
                 <w:sz w:val="30"/>
               </w:rPr>
-              <w:t>21</w:t>
+              <w:t>56</w:t>
             </w:r>
           </w:p>
         </w:tc>
@@ -1553,7 +683,7 @@
                 <w:rFonts w:ascii="TimeNewRoman" w:hAnsi="TimeNewRoman"/>
                 <w:sz w:val="30"/>
               </w:rPr>
-              <w:t>85</w:t>
+              <w:t>35</w:t>
             </w:r>
           </w:p>
         </w:tc>
@@ -1570,7 +700,7 @@
                 <w:rFonts w:ascii="TimeNewRoman" w:hAnsi="TimeNewRoman"/>
                 <w:sz w:val="30"/>
               </w:rPr>
-              <w:t>23</w:t>
+              <w:t>44</w:t>
             </w:r>
           </w:p>
         </w:tc>
@@ -1587,7 +717,7 @@
                 <w:rFonts w:ascii="TimeNewRoman" w:hAnsi="TimeNewRoman"/>
                 <w:sz w:val="30"/>
               </w:rPr>
-              <w:t>79</w:t>
+              <w:t>8</w:t>
             </w:r>
           </w:p>
         </w:tc>
@@ -1606,7 +736,7 @@
                 <w:rFonts w:ascii="TimeNewRoman" w:hAnsi="TimeNewRoman"/>
                 <w:sz w:val="30"/>
               </w:rPr>
-              <w:t>7</w:t>
+              <w:t>96</w:t>
             </w:r>
           </w:p>
         </w:tc>
@@ -1623,7 +753,7 @@
                 <w:rFonts w:ascii="TimeNewRoman" w:hAnsi="TimeNewRoman"/>
                 <w:sz w:val="30"/>
               </w:rPr>
-              <w:t>54</w:t>
+              <w:t>72</w:t>
             </w:r>
           </w:p>
         </w:tc>
@@ -1640,7 +770,7 @@
                 <w:rFonts w:ascii="TimeNewRoman" w:hAnsi="TimeNewRoman"/>
                 <w:sz w:val="30"/>
               </w:rPr>
-              <w:t>111</w:t>
+              <w:t>18</w:t>
             </w:r>
           </w:p>
         </w:tc>
@@ -1657,7 +787,355 @@
                 <w:rFonts w:ascii="TimeNewRoman" w:hAnsi="TimeNewRoman"/>
                 <w:sz w:val="30"/>
               </w:rPr>
-              <w:t>31</w:t>
+              <w:t>4</w:t>
+            </w:r>
+          </w:p>
+        </w:tc>
+        <w:tc>
+          <w:tcPr>
+            <w:tcW w:type="dxa" w:w="1987"/>
+          </w:tcPr>
+          <w:p>
+            <w:pPr>
+              <w:jc w:val="left"/>
+            </w:pPr>
+            <w:r>
+              <w:rPr>
+                <w:rFonts w:ascii="TimeNewRoman" w:hAnsi="TimeNewRoman"/>
+                <w:sz w:val="30"/>
+              </w:rPr>
+              <w:t>58</w:t>
+            </w:r>
+          </w:p>
+        </w:tc>
+      </w:tr>
+      <w:tr>
+        <w:tc>
+          <w:tcPr>
+            <w:tcW w:type="dxa" w:w="1987"/>
+          </w:tcPr>
+          <w:p>
+            <w:pPr>
+              <w:jc w:val="left"/>
+            </w:pPr>
+            <w:r>
+              <w:rPr>
+                <w:rFonts w:ascii="TimeNewRoman" w:hAnsi="TimeNewRoman"/>
+                <w:sz w:val="30"/>
+              </w:rPr>
+              <w:t>9</w:t>
+            </w:r>
+          </w:p>
+        </w:tc>
+        <w:tc>
+          <w:tcPr>
+            <w:tcW w:type="dxa" w:w="1987"/>
+          </w:tcPr>
+          <w:p>
+            <w:pPr>
+              <w:jc w:val="left"/>
+            </w:pPr>
+            <w:r>
+              <w:rPr>
+                <w:rFonts w:ascii="TimeNewRoman" w:hAnsi="TimeNewRoman"/>
+                <w:sz w:val="30"/>
+              </w:rPr>
+              <w:t>164</w:t>
+            </w:r>
+          </w:p>
+        </w:tc>
+        <w:tc>
+          <w:tcPr>
+            <w:tcW w:type="dxa" w:w="1987"/>
+          </w:tcPr>
+          <w:p>
+            <w:pPr>
+              <w:jc w:val="left"/>
+            </w:pPr>
+            <w:r>
+              <w:rPr>
+                <w:rFonts w:ascii="TimeNewRoman" w:hAnsi="TimeNewRoman"/>
+                <w:sz w:val="30"/>
+              </w:rPr>
+              <w:t>71</w:t>
+            </w:r>
+          </w:p>
+        </w:tc>
+        <w:tc>
+          <w:tcPr>
+            <w:tcW w:type="dxa" w:w="1987"/>
+          </w:tcPr>
+          <w:p>
+            <w:pPr>
+              <w:jc w:val="left"/>
+            </w:pPr>
+            <w:r>
+              <w:rPr>
+                <w:rFonts w:ascii="TimeNewRoman" w:hAnsi="TimeNewRoman"/>
+                <w:sz w:val="30"/>
+              </w:rPr>
+              <w:t>57</w:t>
+            </w:r>
+          </w:p>
+        </w:tc>
+        <w:tc>
+          <w:tcPr>
+            <w:tcW w:type="dxa" w:w="1987"/>
+          </w:tcPr>
+          <w:p>
+            <w:pPr>
+              <w:jc w:val="left"/>
+            </w:pPr>
+            <w:r>
+              <w:rPr>
+                <w:rFonts w:ascii="TimeNewRoman" w:hAnsi="TimeNewRoman"/>
+                <w:sz w:val="30"/>
+              </w:rPr>
+              <w:t>18</w:t>
+            </w:r>
+          </w:p>
+        </w:tc>
+      </w:tr>
+      <w:tr>
+        <w:tc>
+          <w:tcPr>
+            <w:tcW w:type="dxa" w:w="1987"/>
+          </w:tcPr>
+          <w:p>
+            <w:pPr>
+              <w:jc w:val="left"/>
+            </w:pPr>
+            <w:r>
+              <w:rPr>
+                <w:rFonts w:ascii="TimeNewRoman" w:hAnsi="TimeNewRoman"/>
+                <w:sz w:val="30"/>
+              </w:rPr>
+              <w:t>1</w:t>
+            </w:r>
+          </w:p>
+        </w:tc>
+        <w:tc>
+          <w:tcPr>
+            <w:tcW w:type="dxa" w:w="1987"/>
+          </w:tcPr>
+          <w:p>
+            <w:pPr>
+              <w:jc w:val="left"/>
+            </w:pPr>
+            <w:r>
+              <w:rPr>
+                <w:rFonts w:ascii="TimeNewRoman" w:hAnsi="TimeNewRoman"/>
+                <w:sz w:val="30"/>
+              </w:rPr>
+              <w:t>172</w:t>
+            </w:r>
+          </w:p>
+        </w:tc>
+        <w:tc>
+          <w:tcPr>
+            <w:tcW w:type="dxa" w:w="1987"/>
+          </w:tcPr>
+          <w:p>
+            <w:pPr>
+              <w:jc w:val="left"/>
+            </w:pPr>
+            <w:r>
+              <w:rPr>
+                <w:rFonts w:ascii="TimeNewRoman" w:hAnsi="TimeNewRoman"/>
+                <w:sz w:val="30"/>
+              </w:rPr>
+              <w:t>64</w:t>
+            </w:r>
+          </w:p>
+        </w:tc>
+        <w:tc>
+          <w:tcPr>
+            <w:tcW w:type="dxa" w:w="1987"/>
+          </w:tcPr>
+          <w:p>
+            <w:pPr>
+              <w:jc w:val="left"/>
+            </w:pPr>
+            <w:r>
+              <w:rPr>
+                <w:rFonts w:ascii="TimeNewRoman" w:hAnsi="TimeNewRoman"/>
+                <w:sz w:val="30"/>
+              </w:rPr>
+              <w:t>69</w:t>
+            </w:r>
+          </w:p>
+        </w:tc>
+        <w:tc>
+          <w:tcPr>
+            <w:tcW w:type="dxa" w:w="1987"/>
+          </w:tcPr>
+          <w:p>
+            <w:pPr>
+              <w:jc w:val="left"/>
+            </w:pPr>
+            <w:r>
+              <w:rPr>
+                <w:rFonts w:ascii="TimeNewRoman" w:hAnsi="TimeNewRoman"/>
+                <w:sz w:val="30"/>
+              </w:rPr>
+              <w:t>221</w:t>
+            </w:r>
+          </w:p>
+        </w:tc>
+      </w:tr>
+      <w:tr>
+        <w:tc>
+          <w:tcPr>
+            <w:tcW w:type="dxa" w:w="1987"/>
+          </w:tcPr>
+          <w:p>
+            <w:pPr>
+              <w:jc w:val="left"/>
+            </w:pPr>
+            <w:r>
+              <w:rPr>
+                <w:rFonts w:ascii="TimeNewRoman" w:hAnsi="TimeNewRoman"/>
+                <w:sz w:val="30"/>
+              </w:rPr>
+              <w:t>13</w:t>
+            </w:r>
+          </w:p>
+        </w:tc>
+        <w:tc>
+          <w:tcPr>
+            <w:tcW w:type="dxa" w:w="1987"/>
+          </w:tcPr>
+          <w:p>
+            <w:pPr>
+              <w:jc w:val="left"/>
+            </w:pPr>
+            <w:r>
+              <w:rPr>
+                <w:rFonts w:ascii="TimeNewRoman" w:hAnsi="TimeNewRoman"/>
+                <w:sz w:val="30"/>
+              </w:rPr>
+              <w:t>209</w:t>
+            </w:r>
+          </w:p>
+        </w:tc>
+        <w:tc>
+          <w:tcPr>
+            <w:tcW w:type="dxa" w:w="1987"/>
+          </w:tcPr>
+          <w:p>
+            <w:pPr>
+              <w:jc w:val="left"/>
+            </w:pPr>
+            <w:r>
+              <w:rPr>
+                <w:rFonts w:ascii="TimeNewRoman" w:hAnsi="TimeNewRoman"/>
+                <w:sz w:val="30"/>
+              </w:rPr>
+              <w:t>12</w:t>
+            </w:r>
+          </w:p>
+        </w:tc>
+        <w:tc>
+          <w:tcPr>
+            <w:tcW w:type="dxa" w:w="1987"/>
+          </w:tcPr>
+          <w:p>
+            <w:pPr>
+              <w:jc w:val="left"/>
+            </w:pPr>
+            <w:r>
+              <w:rPr>
+                <w:rFonts w:ascii="TimeNewRoman" w:hAnsi="TimeNewRoman"/>
+                <w:sz w:val="30"/>
+              </w:rPr>
+              <w:t>32</w:t>
+            </w:r>
+          </w:p>
+        </w:tc>
+        <w:tc>
+          <w:tcPr>
+            <w:tcW w:type="dxa" w:w="1987"/>
+          </w:tcPr>
+          <w:p>
+            <w:pPr>
+              <w:jc w:val="left"/>
+            </w:pPr>
+            <w:r>
+              <w:rPr>
+                <w:rFonts w:ascii="TimeNewRoman" w:hAnsi="TimeNewRoman"/>
+                <w:sz w:val="30"/>
+              </w:rPr>
+              <w:t>2</w:t>
+            </w:r>
+          </w:p>
+        </w:tc>
+      </w:tr>
+      <w:tr>
+        <w:tc>
+          <w:tcPr>
+            <w:tcW w:type="dxa" w:w="1987"/>
+          </w:tcPr>
+          <w:p>
+            <w:pPr>
+              <w:jc w:val="left"/>
+            </w:pPr>
+            <w:r>
+              <w:rPr>
+                <w:rFonts w:ascii="TimeNewRoman" w:hAnsi="TimeNewRoman"/>
+                <w:sz w:val="30"/>
+              </w:rPr>
+              <w:t>58</w:t>
+            </w:r>
+          </w:p>
+        </w:tc>
+        <w:tc>
+          <w:tcPr>
+            <w:tcW w:type="dxa" w:w="1987"/>
+          </w:tcPr>
+          <w:p>
+            <w:pPr>
+              <w:jc w:val="left"/>
+            </w:pPr>
+            <w:r>
+              <w:rPr>
+                <w:rFonts w:ascii="TimeNewRoman" w:hAnsi="TimeNewRoman"/>
+                <w:sz w:val="30"/>
+              </w:rPr>
+              <w:t>4</w:t>
+            </w:r>
+          </w:p>
+        </w:tc>
+        <w:tc>
+          <w:tcPr>
+            <w:tcW w:type="dxa" w:w="1987"/>
+          </w:tcPr>
+          <w:p>
+            <w:pPr>
+              <w:jc w:val="left"/>
+            </w:pPr>
+            <w:r>
+              <w:rPr>
+                <w:rFonts w:ascii="TimeNewRoman" w:hAnsi="TimeNewRoman"/>
+                <w:sz w:val="30"/>
+              </w:rPr>
+              <w:t>28</w:t>
+            </w:r>
+          </w:p>
+        </w:tc>
+        <w:tc>
+          <w:tcPr>
+            <w:tcW w:type="dxa" w:w="1987"/>
+          </w:tcPr>
+          <w:p>
+            <w:pPr>
+              <w:jc w:val="left"/>
+            </w:pPr>
+            <w:r>
+              <w:rPr>
+                <w:rFonts w:ascii="TimeNewRoman" w:hAnsi="TimeNewRoman"/>
+                <w:sz w:val="30"/>
+              </w:rPr>
+              <w:t>23</w:t>
             </w:r>
           </w:p>
         </w:tc>
@@ -1693,7 +1171,7 @@
                 <w:rFonts w:ascii="TimeNewRoman" w:hAnsi="TimeNewRoman"/>
                 <w:sz w:val="30"/>
               </w:rPr>
-              <w:t>30</w:t>
+              <w:t>211</w:t>
             </w:r>
           </w:p>
         </w:tc>
@@ -1710,7 +1188,355 @@
                 <w:rFonts w:ascii="TimeNewRoman" w:hAnsi="TimeNewRoman"/>
                 <w:sz w:val="30"/>
               </w:rPr>
-              <w:t>6</w:t>
+              <w:t>73</w:t>
+            </w:r>
+          </w:p>
+        </w:tc>
+        <w:tc>
+          <w:tcPr>
+            <w:tcW w:type="dxa" w:w="1987"/>
+          </w:tcPr>
+          <w:p>
+            <w:pPr>
+              <w:jc w:val="left"/>
+            </w:pPr>
+            <w:r>
+              <w:rPr>
+                <w:rFonts w:ascii="TimeNewRoman" w:hAnsi="TimeNewRoman"/>
+                <w:sz w:val="30"/>
+              </w:rPr>
+              <w:t>11</w:t>
+            </w:r>
+          </w:p>
+        </w:tc>
+        <w:tc>
+          <w:tcPr>
+            <w:tcW w:type="dxa" w:w="1987"/>
+          </w:tcPr>
+          <w:p>
+            <w:pPr>
+              <w:jc w:val="left"/>
+            </w:pPr>
+            <w:r>
+              <w:rPr>
+                <w:rFonts w:ascii="TimeNewRoman" w:hAnsi="TimeNewRoman"/>
+                <w:sz w:val="30"/>
+              </w:rPr>
+              <w:t>40</w:t>
+            </w:r>
+          </w:p>
+        </w:tc>
+        <w:tc>
+          <w:tcPr>
+            <w:tcW w:type="dxa" w:w="1987"/>
+          </w:tcPr>
+          <w:p>
+            <w:pPr>
+              <w:jc w:val="left"/>
+            </w:pPr>
+            <w:r>
+              <w:rPr>
+                <w:rFonts w:ascii="TimeNewRoman" w:hAnsi="TimeNewRoman"/>
+                <w:sz w:val="30"/>
+              </w:rPr>
+              <w:t>2</w:t>
+            </w:r>
+          </w:p>
+        </w:tc>
+      </w:tr>
+      <w:tr>
+        <w:tc>
+          <w:tcPr>
+            <w:tcW w:type="dxa" w:w="1987"/>
+          </w:tcPr>
+          <w:p>
+            <w:pPr>
+              <w:jc w:val="left"/>
+            </w:pPr>
+            <w:r>
+              <w:rPr>
+                <w:rFonts w:ascii="TimeNewRoman" w:hAnsi="TimeNewRoman"/>
+                <w:sz w:val="30"/>
+              </w:rPr>
+              <w:t>36</w:t>
+            </w:r>
+          </w:p>
+        </w:tc>
+        <w:tc>
+          <w:tcPr>
+            <w:tcW w:type="dxa" w:w="1987"/>
+          </w:tcPr>
+          <w:p>
+            <w:pPr>
+              <w:jc w:val="left"/>
+            </w:pPr>
+            <w:r>
+              <w:rPr>
+                <w:rFonts w:ascii="TimeNewRoman" w:hAnsi="TimeNewRoman"/>
+                <w:sz w:val="30"/>
+              </w:rPr>
+              <w:t>16</w:t>
+            </w:r>
+          </w:p>
+        </w:tc>
+        <w:tc>
+          <w:tcPr>
+            <w:tcW w:type="dxa" w:w="1987"/>
+          </w:tcPr>
+          <w:p>
+            <w:pPr>
+              <w:jc w:val="left"/>
+            </w:pPr>
+            <w:r>
+              <w:rPr>
+                <w:rFonts w:ascii="TimeNewRoman" w:hAnsi="TimeNewRoman"/>
+                <w:sz w:val="30"/>
+              </w:rPr>
+              <w:t>25</w:t>
+            </w:r>
+          </w:p>
+        </w:tc>
+        <w:tc>
+          <w:tcPr>
+            <w:tcW w:type="dxa" w:w="1987"/>
+          </w:tcPr>
+          <w:p>
+            <w:pPr>
+              <w:jc w:val="left"/>
+            </w:pPr>
+            <w:r>
+              <w:rPr>
+                <w:rFonts w:ascii="TimeNewRoman" w:hAnsi="TimeNewRoman"/>
+                <w:sz w:val="30"/>
+              </w:rPr>
+              <w:t>13</w:t>
+            </w:r>
+          </w:p>
+        </w:tc>
+        <w:tc>
+          <w:tcPr>
+            <w:tcW w:type="dxa" w:w="1987"/>
+          </w:tcPr>
+          <w:p>
+            <w:pPr>
+              <w:jc w:val="left"/>
+            </w:pPr>
+            <w:r>
+              <w:rPr>
+                <w:rFonts w:ascii="TimeNewRoman" w:hAnsi="TimeNewRoman"/>
+                <w:sz w:val="30"/>
+              </w:rPr>
+              <w:t>34</w:t>
+            </w:r>
+          </w:p>
+        </w:tc>
+      </w:tr>
+      <w:tr>
+        <w:tc>
+          <w:tcPr>
+            <w:tcW w:type="dxa" w:w="1987"/>
+          </w:tcPr>
+          <w:p>
+            <w:pPr>
+              <w:jc w:val="left"/>
+            </w:pPr>
+            <w:r>
+              <w:rPr>
+                <w:rFonts w:ascii="TimeNewRoman" w:hAnsi="TimeNewRoman"/>
+                <w:sz w:val="30"/>
+              </w:rPr>
+              <w:t>61</w:t>
+            </w:r>
+          </w:p>
+        </w:tc>
+        <w:tc>
+          <w:tcPr>
+            <w:tcW w:type="dxa" w:w="1987"/>
+          </w:tcPr>
+          <w:p>
+            <w:pPr>
+              <w:jc w:val="left"/>
+            </w:pPr>
+            <w:r>
+              <w:rPr>
+                <w:rFonts w:ascii="TimeNewRoman" w:hAnsi="TimeNewRoman"/>
+                <w:sz w:val="30"/>
+              </w:rPr>
+              <w:t>35</w:t>
+            </w:r>
+          </w:p>
+        </w:tc>
+        <w:tc>
+          <w:tcPr>
+            <w:tcW w:type="dxa" w:w="1987"/>
+          </w:tcPr>
+          <w:p>
+            <w:pPr>
+              <w:jc w:val="left"/>
+            </w:pPr>
+            <w:r>
+              <w:rPr>
+                <w:rFonts w:ascii="TimeNewRoman" w:hAnsi="TimeNewRoman"/>
+                <w:sz w:val="30"/>
+              </w:rPr>
+              <w:t>4</w:t>
+            </w:r>
+          </w:p>
+        </w:tc>
+        <w:tc>
+          <w:tcPr>
+            <w:tcW w:type="dxa" w:w="1987"/>
+          </w:tcPr>
+          <w:p>
+            <w:pPr>
+              <w:jc w:val="left"/>
+            </w:pPr>
+            <w:r>
+              <w:rPr>
+                <w:rFonts w:ascii="TimeNewRoman" w:hAnsi="TimeNewRoman"/>
+                <w:sz w:val="30"/>
+              </w:rPr>
+              <w:t>2</w:t>
+            </w:r>
+          </w:p>
+        </w:tc>
+        <w:tc>
+          <w:tcPr>
+            <w:tcW w:type="dxa" w:w="1987"/>
+          </w:tcPr>
+          <w:p>
+            <w:pPr>
+              <w:jc w:val="left"/>
+            </w:pPr>
+            <w:r>
+              <w:rPr>
+                <w:rFonts w:ascii="TimeNewRoman" w:hAnsi="TimeNewRoman"/>
+                <w:sz w:val="30"/>
+              </w:rPr>
+              <w:t>64</w:t>
+            </w:r>
+          </w:p>
+        </w:tc>
+      </w:tr>
+      <w:tr>
+        <w:tc>
+          <w:tcPr>
+            <w:tcW w:type="dxa" w:w="1987"/>
+          </w:tcPr>
+          <w:p>
+            <w:pPr>
+              <w:jc w:val="left"/>
+            </w:pPr>
+            <w:r>
+              <w:rPr>
+                <w:rFonts w:ascii="TimeNewRoman" w:hAnsi="TimeNewRoman"/>
+                <w:sz w:val="30"/>
+              </w:rPr>
+              <w:t>39</w:t>
+            </w:r>
+          </w:p>
+        </w:tc>
+        <w:tc>
+          <w:tcPr>
+            <w:tcW w:type="dxa" w:w="1987"/>
+          </w:tcPr>
+          <w:p>
+            <w:pPr>
+              <w:jc w:val="left"/>
+            </w:pPr>
+            <w:r>
+              <w:rPr>
+                <w:rFonts w:ascii="TimeNewRoman" w:hAnsi="TimeNewRoman"/>
+                <w:sz w:val="30"/>
+              </w:rPr>
+              <w:t>183</w:t>
+            </w:r>
+          </w:p>
+        </w:tc>
+        <w:tc>
+          <w:tcPr>
+            <w:tcW w:type="dxa" w:w="1987"/>
+          </w:tcPr>
+          <w:p>
+            <w:pPr>
+              <w:jc w:val="left"/>
+            </w:pPr>
+            <w:r>
+              <w:rPr>
+                <w:rFonts w:ascii="TimeNewRoman" w:hAnsi="TimeNewRoman"/>
+                <w:sz w:val="30"/>
+              </w:rPr>
+              <w:t>112</w:t>
+            </w:r>
+          </w:p>
+        </w:tc>
+        <w:tc>
+          <w:tcPr>
+            <w:tcW w:type="dxa" w:w="1987"/>
+          </w:tcPr>
+          <w:p>
+            <w:pPr>
+              <w:jc w:val="left"/>
+            </w:pPr>
+            <w:r>
+              <w:rPr>
+                <w:rFonts w:ascii="TimeNewRoman" w:hAnsi="TimeNewRoman"/>
+                <w:sz w:val="30"/>
+              </w:rPr>
+              <w:t>35</w:t>
+            </w:r>
+          </w:p>
+        </w:tc>
+        <w:tc>
+          <w:tcPr>
+            <w:tcW w:type="dxa" w:w="1987"/>
+          </w:tcPr>
+          <w:p>
+            <w:pPr>
+              <w:jc w:val="left"/>
+            </w:pPr>
+            <w:r>
+              <w:rPr>
+                <w:rFonts w:ascii="TimeNewRoman" w:hAnsi="TimeNewRoman"/>
+                <w:sz w:val="30"/>
+              </w:rPr>
+              <w:t>22</w:t>
+            </w:r>
+          </w:p>
+        </w:tc>
+      </w:tr>
+      <w:tr>
+        <w:tc>
+          <w:tcPr>
+            <w:tcW w:type="dxa" w:w="1987"/>
+          </w:tcPr>
+          <w:p>
+            <w:pPr>
+              <w:jc w:val="left"/>
+            </w:pPr>
+            <w:r>
+              <w:rPr>
+                <w:rFonts w:ascii="TimeNewRoman" w:hAnsi="TimeNewRoman"/>
+                <w:sz w:val="30"/>
+              </w:rPr>
+              <w:t>9</w:t>
+            </w:r>
+          </w:p>
+        </w:tc>
+        <w:tc>
+          <w:tcPr>
+            <w:tcW w:type="dxa" w:w="1987"/>
+          </w:tcPr>
+          <w:p>
+            <w:pPr>
+              <w:jc w:val="left"/>
+            </w:pPr>
+            <w:r>
+              <w:rPr>
+                <w:rFonts w:ascii="TimeNewRoman" w:hAnsi="TimeNewRoman"/>
+                <w:sz w:val="30"/>
+              </w:rPr>
+              <w:t>90</w:t>
             </w:r>
           </w:p>
         </w:tc>
@@ -1744,6 +1570,146 @@
                 <w:rFonts w:ascii="TimeNewRoman" w:hAnsi="TimeNewRoman"/>
                 <w:sz w:val="30"/>
               </w:rPr>
+              <w:t>8</w:t>
+            </w:r>
+          </w:p>
+        </w:tc>
+        <w:tc>
+          <w:tcPr>
+            <w:tcW w:type="dxa" w:w="1987"/>
+          </w:tcPr>
+          <w:p>
+            <w:pPr>
+              <w:jc w:val="left"/>
+            </w:pPr>
+            <w:r>
+              <w:rPr>
+                <w:rFonts w:ascii="TimeNewRoman" w:hAnsi="TimeNewRoman"/>
+                <w:sz w:val="30"/>
+              </w:rPr>
+              <w:t>54</w:t>
+            </w:r>
+          </w:p>
+        </w:tc>
+      </w:tr>
+      <w:tr>
+        <w:tc>
+          <w:tcPr>
+            <w:tcW w:type="dxa" w:w="1987"/>
+          </w:tcPr>
+          <w:p>
+            <w:pPr>
+              <w:jc w:val="left"/>
+            </w:pPr>
+            <w:r>
+              <w:rPr>
+                <w:rFonts w:ascii="TimeNewRoman" w:hAnsi="TimeNewRoman"/>
+                <w:sz w:val="30"/>
+              </w:rPr>
+              <w:t>48</w:t>
+            </w:r>
+          </w:p>
+        </w:tc>
+        <w:tc>
+          <w:tcPr>
+            <w:tcW w:type="dxa" w:w="1987"/>
+          </w:tcPr>
+          <w:p>
+            <w:pPr>
+              <w:jc w:val="left"/>
+            </w:pPr>
+            <w:r>
+              <w:rPr>
+                <w:rFonts w:ascii="TimeNewRoman" w:hAnsi="TimeNewRoman"/>
+                <w:sz w:val="30"/>
+              </w:rPr>
+              <w:t>10</w:t>
+            </w:r>
+          </w:p>
+        </w:tc>
+        <w:tc>
+          <w:tcPr>
+            <w:tcW w:type="dxa" w:w="1987"/>
+          </w:tcPr>
+          <w:p>
+            <w:pPr>
+              <w:jc w:val="left"/>
+            </w:pPr>
+            <w:r>
+              <w:rPr>
+                <w:rFonts w:ascii="TimeNewRoman" w:hAnsi="TimeNewRoman"/>
+                <w:sz w:val="30"/>
+              </w:rPr>
+              <w:t>20</w:t>
+            </w:r>
+          </w:p>
+        </w:tc>
+        <w:tc>
+          <w:tcPr>
+            <w:tcW w:type="dxa" w:w="1987"/>
+          </w:tcPr>
+          <w:p>
+            <w:pPr>
+              <w:jc w:val="left"/>
+            </w:pPr>
+            <w:r>
+              <w:rPr>
+                <w:rFonts w:ascii="TimeNewRoman" w:hAnsi="TimeNewRoman"/>
+                <w:sz w:val="30"/>
+              </w:rPr>
+              <w:t>44</w:t>
+            </w:r>
+          </w:p>
+        </w:tc>
+        <w:tc>
+          <w:tcPr>
+            <w:tcW w:type="dxa" w:w="1987"/>
+          </w:tcPr>
+          <w:p>
+            <w:pPr>
+              <w:jc w:val="left"/>
+            </w:pPr>
+            <w:r>
+              <w:rPr>
+                <w:rFonts w:ascii="TimeNewRoman" w:hAnsi="TimeNewRoman"/>
+                <w:sz w:val="30"/>
+              </w:rPr>
+              <w:t>3</w:t>
+            </w:r>
+          </w:p>
+        </w:tc>
+      </w:tr>
+      <w:tr>
+        <w:tc>
+          <w:tcPr>
+            <w:tcW w:type="dxa" w:w="1987"/>
+          </w:tcPr>
+          <w:p>
+            <w:pPr>
+              <w:jc w:val="left"/>
+            </w:pPr>
+            <w:r>
+              <w:rPr>
+                <w:rFonts w:ascii="TimeNewRoman" w:hAnsi="TimeNewRoman"/>
+                <w:sz w:val="30"/>
+              </w:rPr>
+              <w:t>33</w:t>
+            </w:r>
+          </w:p>
+        </w:tc>
+        <w:tc>
+          <w:tcPr>
+            <w:tcW w:type="dxa" w:w="1987"/>
+          </w:tcPr>
+          <w:p>
+            <w:pPr>
+              <w:jc w:val="left"/>
+            </w:pPr>
+            <w:r>
+              <w:rPr>
+                <w:rFonts w:ascii="TimeNewRoman" w:hAnsi="TimeNewRoman"/>
+                <w:sz w:val="30"/>
+              </w:rPr>
               <w:t>2</w:t>
             </w:r>
           </w:p>
@@ -1761,7 +1727,41 @@
                 <w:rFonts w:ascii="TimeNewRoman" w:hAnsi="TimeNewRoman"/>
                 <w:sz w:val="30"/>
               </w:rPr>
-              <w:t>32</w:t>
+              <w:t>52</w:t>
+            </w:r>
+          </w:p>
+        </w:tc>
+        <w:tc>
+          <w:tcPr>
+            <w:tcW w:type="dxa" w:w="1987"/>
+          </w:tcPr>
+          <w:p>
+            <w:pPr>
+              <w:jc w:val="left"/>
+            </w:pPr>
+            <w:r>
+              <w:rPr>
+                <w:rFonts w:ascii="TimeNewRoman" w:hAnsi="TimeNewRoman"/>
+                <w:sz w:val="30"/>
+              </w:rPr>
+              <w:t>78</w:t>
+            </w:r>
+          </w:p>
+        </w:tc>
+        <w:tc>
+          <w:tcPr>
+            <w:tcW w:type="dxa" w:w="1987"/>
+          </w:tcPr>
+          <w:p>
+            <w:pPr>
+              <w:jc w:val="left"/>
+            </w:pPr>
+            <w:r>
+              <w:rPr>
+                <w:rFonts w:ascii="TimeNewRoman" w:hAnsi="TimeNewRoman"/>
+                <w:sz w:val="30"/>
+              </w:rPr>
+              <w:t>89</w:t>
             </w:r>
           </w:p>
         </w:tc>

--- a/answers-of-mixed.docx
+++ b/answers-of-mixed.docx
@@ -40,7 +40,7 @@
                 <w:rFonts w:ascii="TimeNewRoman" w:hAnsi="TimeNewRoman"/>
                 <w:sz w:val="30"/>
               </w:rPr>
-              <w:t>16</w:t>
+              <w:t>5</w:t>
             </w:r>
           </w:p>
         </w:tc>
@@ -57,7 +57,7 @@
                 <w:rFonts w:ascii="TimeNewRoman" w:hAnsi="TimeNewRoman"/>
                 <w:sz w:val="30"/>
               </w:rPr>
-              <w:t>6</w:t>
+              <w:t>51</w:t>
             </w:r>
           </w:p>
         </w:tc>
@@ -74,7 +74,7 @@
                 <w:rFonts w:ascii="TimeNewRoman" w:hAnsi="TimeNewRoman"/>
                 <w:sz w:val="30"/>
               </w:rPr>
-              <w:t>32</w:t>
+              <w:t>135</w:t>
             </w:r>
           </w:p>
         </w:tc>
@@ -91,7 +91,7 @@
                 <w:rFonts w:ascii="TimeNewRoman" w:hAnsi="TimeNewRoman"/>
                 <w:sz w:val="30"/>
               </w:rPr>
-              <w:t>12</w:t>
+              <w:t>28</w:t>
             </w:r>
           </w:p>
         </w:tc>
@@ -108,7 +108,7 @@
                 <w:rFonts w:ascii="TimeNewRoman" w:hAnsi="TimeNewRoman"/>
                 <w:sz w:val="30"/>
               </w:rPr>
-              <w:t>14</w:t>
+              <w:t>4</w:t>
             </w:r>
           </w:p>
         </w:tc>
@@ -127,7 +127,7 @@
                 <w:rFonts w:ascii="TimeNewRoman" w:hAnsi="TimeNewRoman"/>
                 <w:sz w:val="30"/>
               </w:rPr>
-              <w:t>12</w:t>
+              <w:t>49</w:t>
             </w:r>
           </w:p>
         </w:tc>
@@ -144,7 +144,7 @@
                 <w:rFonts w:ascii="TimeNewRoman" w:hAnsi="TimeNewRoman"/>
                 <w:sz w:val="30"/>
               </w:rPr>
-              <w:t>33</w:t>
+              <w:t>15</w:t>
             </w:r>
           </w:p>
         </w:tc>
@@ -161,7 +161,7 @@
                 <w:rFonts w:ascii="TimeNewRoman" w:hAnsi="TimeNewRoman"/>
                 <w:sz w:val="30"/>
               </w:rPr>
-              <w:t>1</w:t>
+              <w:t>70</w:t>
             </w:r>
           </w:p>
         </w:tc>
@@ -178,7 +178,7 @@
                 <w:rFonts w:ascii="TimeNewRoman" w:hAnsi="TimeNewRoman"/>
                 <w:sz w:val="30"/>
               </w:rPr>
-              <w:t>21</w:t>
+              <w:t>84</w:t>
             </w:r>
           </w:p>
         </w:tc>
@@ -195,7 +195,7 @@
                 <w:rFonts w:ascii="TimeNewRoman" w:hAnsi="TimeNewRoman"/>
                 <w:sz w:val="30"/>
               </w:rPr>
-              <w:t>67</w:t>
+              <w:t>27</w:t>
             </w:r>
           </w:p>
         </w:tc>
@@ -214,7 +214,7 @@
                 <w:rFonts w:ascii="TimeNewRoman" w:hAnsi="TimeNewRoman"/>
                 <w:sz w:val="30"/>
               </w:rPr>
-              <w:t>90</w:t>
+              <w:t>27</w:t>
             </w:r>
           </w:p>
         </w:tc>
@@ -231,268 +231,7 @@
                 <w:rFonts w:ascii="TimeNewRoman" w:hAnsi="TimeNewRoman"/>
                 <w:sz w:val="30"/>
               </w:rPr>
-              <w:t>7</w:t>
-            </w:r>
-          </w:p>
-        </w:tc>
-        <w:tc>
-          <w:tcPr>
-            <w:tcW w:type="dxa" w:w="1987"/>
-          </w:tcPr>
-          <w:p>
-            <w:pPr>
-              <w:jc w:val="left"/>
-            </w:pPr>
-            <w:r>
-              <w:rPr>
-                <w:rFonts w:ascii="TimeNewRoman" w:hAnsi="TimeNewRoman"/>
-                <w:sz w:val="30"/>
-              </w:rPr>
-              <w:t>24</w:t>
-            </w:r>
-          </w:p>
-        </w:tc>
-        <w:tc>
-          <w:tcPr>
-            <w:tcW w:type="dxa" w:w="1987"/>
-          </w:tcPr>
-          <w:p>
-            <w:pPr>
-              <w:jc w:val="left"/>
-            </w:pPr>
-            <w:r>
-              <w:rPr>
-                <w:rFonts w:ascii="TimeNewRoman" w:hAnsi="TimeNewRoman"/>
-                <w:sz w:val="30"/>
-              </w:rPr>
-              <w:t>94</w:t>
-            </w:r>
-          </w:p>
-        </w:tc>
-        <w:tc>
-          <w:tcPr>
-            <w:tcW w:type="dxa" w:w="1987"/>
-          </w:tcPr>
-          <w:p>
-            <w:pPr>
-              <w:jc w:val="left"/>
-            </w:pPr>
-            <w:r>
-              <w:rPr>
-                <w:rFonts w:ascii="TimeNewRoman" w:hAnsi="TimeNewRoman"/>
-                <w:sz w:val="30"/>
-              </w:rPr>
-              <w:t>88</w:t>
-            </w:r>
-          </w:p>
-        </w:tc>
-      </w:tr>
-      <w:tr>
-        <w:tc>
-          <w:tcPr>
-            <w:tcW w:type="dxa" w:w="1987"/>
-          </w:tcPr>
-          <w:p>
-            <w:pPr>
-              <w:jc w:val="left"/>
-            </w:pPr>
-            <w:r>
-              <w:rPr>
-                <w:rFonts w:ascii="TimeNewRoman" w:hAnsi="TimeNewRoman"/>
-                <w:sz w:val="30"/>
-              </w:rPr>
-              <w:t>42</w:t>
-            </w:r>
-          </w:p>
-        </w:tc>
-        <w:tc>
-          <w:tcPr>
-            <w:tcW w:type="dxa" w:w="1987"/>
-          </w:tcPr>
-          <w:p>
-            <w:pPr>
-              <w:jc w:val="left"/>
-            </w:pPr>
-            <w:r>
-              <w:rPr>
-                <w:rFonts w:ascii="TimeNewRoman" w:hAnsi="TimeNewRoman"/>
-                <w:sz w:val="30"/>
-              </w:rPr>
-              <w:t>11</w:t>
-            </w:r>
-          </w:p>
-        </w:tc>
-        <w:tc>
-          <w:tcPr>
-            <w:tcW w:type="dxa" w:w="1987"/>
-          </w:tcPr>
-          <w:p>
-            <w:pPr>
-              <w:jc w:val="left"/>
-            </w:pPr>
-            <w:r>
-              <w:rPr>
-                <w:rFonts w:ascii="TimeNewRoman" w:hAnsi="TimeNewRoman"/>
-                <w:sz w:val="30"/>
-              </w:rPr>
-              <w:t>21</w:t>
-            </w:r>
-          </w:p>
-        </w:tc>
-        <w:tc>
-          <w:tcPr>
-            <w:tcW w:type="dxa" w:w="1987"/>
-          </w:tcPr>
-          <w:p>
-            <w:pPr>
-              <w:jc w:val="left"/>
-            </w:pPr>
-            <w:r>
-              <w:rPr>
-                <w:rFonts w:ascii="TimeNewRoman" w:hAnsi="TimeNewRoman"/>
-                <w:sz w:val="30"/>
-              </w:rPr>
-              <w:t>30</w:t>
-            </w:r>
-          </w:p>
-        </w:tc>
-        <w:tc>
-          <w:tcPr>
-            <w:tcW w:type="dxa" w:w="1987"/>
-          </w:tcPr>
-          <w:p>
-            <w:pPr>
-              <w:jc w:val="left"/>
-            </w:pPr>
-            <w:r>
-              <w:rPr>
-                <w:rFonts w:ascii="TimeNewRoman" w:hAnsi="TimeNewRoman"/>
-                <w:sz w:val="30"/>
-              </w:rPr>
-              <w:t>14</w:t>
-            </w:r>
-          </w:p>
-        </w:tc>
-      </w:tr>
-      <w:tr>
-        <w:tc>
-          <w:tcPr>
-            <w:tcW w:type="dxa" w:w="1987"/>
-          </w:tcPr>
-          <w:p>
-            <w:pPr>
-              <w:jc w:val="left"/>
-            </w:pPr>
-            <w:r>
-              <w:rPr>
-                <w:rFonts w:ascii="TimeNewRoman" w:hAnsi="TimeNewRoman"/>
-                <w:sz w:val="30"/>
-              </w:rPr>
-              <w:t>93</w:t>
-            </w:r>
-          </w:p>
-        </w:tc>
-        <w:tc>
-          <w:tcPr>
-            <w:tcW w:type="dxa" w:w="1987"/>
-          </w:tcPr>
-          <w:p>
-            <w:pPr>
-              <w:jc w:val="left"/>
-            </w:pPr>
-            <w:r>
-              <w:rPr>
-                <w:rFonts w:ascii="TimeNewRoman" w:hAnsi="TimeNewRoman"/>
-                <w:sz w:val="30"/>
-              </w:rPr>
-              <w:t>8</w:t>
-            </w:r>
-          </w:p>
-        </w:tc>
-        <w:tc>
-          <w:tcPr>
-            <w:tcW w:type="dxa" w:w="1987"/>
-          </w:tcPr>
-          <w:p>
-            <w:pPr>
-              <w:jc w:val="left"/>
-            </w:pPr>
-            <w:r>
-              <w:rPr>
-                <w:rFonts w:ascii="TimeNewRoman" w:hAnsi="TimeNewRoman"/>
-                <w:sz w:val="30"/>
-              </w:rPr>
-              <w:t>8</w:t>
-            </w:r>
-          </w:p>
-        </w:tc>
-        <w:tc>
-          <w:tcPr>
-            <w:tcW w:type="dxa" w:w="1987"/>
-          </w:tcPr>
-          <w:p>
-            <w:pPr>
-              <w:jc w:val="left"/>
-            </w:pPr>
-            <w:r>
-              <w:rPr>
-                <w:rFonts w:ascii="TimeNewRoman" w:hAnsi="TimeNewRoman"/>
-                <w:sz w:val="30"/>
-              </w:rPr>
-              <w:t>121</w:t>
-            </w:r>
-          </w:p>
-        </w:tc>
-        <w:tc>
-          <w:tcPr>
-            <w:tcW w:type="dxa" w:w="1987"/>
-          </w:tcPr>
-          <w:p>
-            <w:pPr>
-              <w:jc w:val="left"/>
-            </w:pPr>
-            <w:r>
-              <w:rPr>
-                <w:rFonts w:ascii="TimeNewRoman" w:hAnsi="TimeNewRoman"/>
-                <w:sz w:val="30"/>
-              </w:rPr>
-              <w:t>75</w:t>
-            </w:r>
-          </w:p>
-        </w:tc>
-      </w:tr>
-      <w:tr>
-        <w:tc>
-          <w:tcPr>
-            <w:tcW w:type="dxa" w:w="1987"/>
-          </w:tcPr>
-          <w:p>
-            <w:pPr>
-              <w:jc w:val="left"/>
-            </w:pPr>
-            <w:r>
-              <w:rPr>
-                <w:rFonts w:ascii="TimeNewRoman" w:hAnsi="TimeNewRoman"/>
-                <w:sz w:val="30"/>
-              </w:rPr>
-              <w:t>204</w:t>
-            </w:r>
-          </w:p>
-        </w:tc>
-        <w:tc>
-          <w:tcPr>
-            <w:tcW w:type="dxa" w:w="1987"/>
-          </w:tcPr>
-          <w:p>
-            <w:pPr>
-              <w:jc w:val="left"/>
-            </w:pPr>
-            <w:r>
-              <w:rPr>
-                <w:rFonts w:ascii="TimeNewRoman" w:hAnsi="TimeNewRoman"/>
-                <w:sz w:val="30"/>
-              </w:rPr>
-              <w:t>1</w:t>
+              <w:t>18</w:t>
             </w:r>
           </w:p>
         </w:tc>
@@ -526,94 +265,7 @@
                 <w:rFonts w:ascii="TimeNewRoman" w:hAnsi="TimeNewRoman"/>
                 <w:sz w:val="30"/>
               </w:rPr>
-              <w:t>82</w:t>
-            </w:r>
-          </w:p>
-        </w:tc>
-        <w:tc>
-          <w:tcPr>
-            <w:tcW w:type="dxa" w:w="1987"/>
-          </w:tcPr>
-          <w:p>
-            <w:pPr>
-              <w:jc w:val="left"/>
-            </w:pPr>
-            <w:r>
-              <w:rPr>
-                <w:rFonts w:ascii="TimeNewRoman" w:hAnsi="TimeNewRoman"/>
-                <w:sz w:val="30"/>
-              </w:rPr>
-              <w:t>54</w:t>
-            </w:r>
-          </w:p>
-        </w:tc>
-      </w:tr>
-      <w:tr>
-        <w:tc>
-          <w:tcPr>
-            <w:tcW w:type="dxa" w:w="1987"/>
-          </w:tcPr>
-          <w:p>
-            <w:pPr>
-              <w:jc w:val="left"/>
-            </w:pPr>
-            <w:r>
-              <w:rPr>
-                <w:rFonts w:ascii="TimeNewRoman" w:hAnsi="TimeNewRoman"/>
-                <w:sz w:val="30"/>
-              </w:rPr>
-              <w:t>19</w:t>
-            </w:r>
-          </w:p>
-        </w:tc>
-        <w:tc>
-          <w:tcPr>
-            <w:tcW w:type="dxa" w:w="1987"/>
-          </w:tcPr>
-          <w:p>
-            <w:pPr>
-              <w:jc w:val="left"/>
-            </w:pPr>
-            <w:r>
-              <w:rPr>
-                <w:rFonts w:ascii="TimeNewRoman" w:hAnsi="TimeNewRoman"/>
-                <w:sz w:val="30"/>
-              </w:rPr>
-              <w:t>99</w:t>
-            </w:r>
-          </w:p>
-        </w:tc>
-        <w:tc>
-          <w:tcPr>
-            <w:tcW w:type="dxa" w:w="1987"/>
-          </w:tcPr>
-          <w:p>
-            <w:pPr>
-              <w:jc w:val="left"/>
-            </w:pPr>
-            <w:r>
-              <w:rPr>
-                <w:rFonts w:ascii="TimeNewRoman" w:hAnsi="TimeNewRoman"/>
-                <w:sz w:val="30"/>
-              </w:rPr>
-              <w:t>8</w:t>
-            </w:r>
-          </w:p>
-        </w:tc>
-        <w:tc>
-          <w:tcPr>
-            <w:tcW w:type="dxa" w:w="1987"/>
-          </w:tcPr>
-          <w:p>
-            <w:pPr>
-              <w:jc w:val="left"/>
-            </w:pPr>
-            <w:r>
-              <w:rPr>
-                <w:rFonts w:ascii="TimeNewRoman" w:hAnsi="TimeNewRoman"/>
-                <w:sz w:val="30"/>
-              </w:rPr>
-              <w:t>7</w:t>
+              <w:t>24</w:t>
             </w:r>
           </w:p>
         </w:tc>
@@ -649,94 +301,7 @@
                 <w:rFonts w:ascii="TimeNewRoman" w:hAnsi="TimeNewRoman"/>
                 <w:sz w:val="30"/>
               </w:rPr>
-              <w:t>181</w:t>
-            </w:r>
-          </w:p>
-        </w:tc>
-        <w:tc>
-          <w:tcPr>
-            <w:tcW w:type="dxa" w:w="1987"/>
-          </w:tcPr>
-          <w:p>
-            <w:pPr>
-              <w:jc w:val="left"/>
-            </w:pPr>
-            <w:r>
-              <w:rPr>
-                <w:rFonts w:ascii="TimeNewRoman" w:hAnsi="TimeNewRoman"/>
-                <w:sz w:val="30"/>
-              </w:rPr>
-              <w:t>56</w:t>
-            </w:r>
-          </w:p>
-        </w:tc>
-        <w:tc>
-          <w:tcPr>
-            <w:tcW w:type="dxa" w:w="1987"/>
-          </w:tcPr>
-          <w:p>
-            <w:pPr>
-              <w:jc w:val="left"/>
-            </w:pPr>
-            <w:r>
-              <w:rPr>
-                <w:rFonts w:ascii="TimeNewRoman" w:hAnsi="TimeNewRoman"/>
-                <w:sz w:val="30"/>
-              </w:rPr>
-              <w:t>35</w:t>
-            </w:r>
-          </w:p>
-        </w:tc>
-        <w:tc>
-          <w:tcPr>
-            <w:tcW w:type="dxa" w:w="1987"/>
-          </w:tcPr>
-          <w:p>
-            <w:pPr>
-              <w:jc w:val="left"/>
-            </w:pPr>
-            <w:r>
-              <w:rPr>
-                <w:rFonts w:ascii="TimeNewRoman" w:hAnsi="TimeNewRoman"/>
-                <w:sz w:val="30"/>
-              </w:rPr>
-              <w:t>44</w:t>
-            </w:r>
-          </w:p>
-        </w:tc>
-        <w:tc>
-          <w:tcPr>
-            <w:tcW w:type="dxa" w:w="1987"/>
-          </w:tcPr>
-          <w:p>
-            <w:pPr>
-              <w:jc w:val="left"/>
-            </w:pPr>
-            <w:r>
-              <w:rPr>
-                <w:rFonts w:ascii="TimeNewRoman" w:hAnsi="TimeNewRoman"/>
-                <w:sz w:val="30"/>
-              </w:rPr>
-              <w:t>8</w:t>
-            </w:r>
-          </w:p>
-        </w:tc>
-      </w:tr>
-      <w:tr>
-        <w:tc>
-          <w:tcPr>
-            <w:tcW w:type="dxa" w:w="1987"/>
-          </w:tcPr>
-          <w:p>
-            <w:pPr>
-              <w:jc w:val="left"/>
-            </w:pPr>
-            <w:r>
-              <w:rPr>
-                <w:rFonts w:ascii="TimeNewRoman" w:hAnsi="TimeNewRoman"/>
-                <w:sz w:val="30"/>
-              </w:rPr>
-              <w:t>96</w:t>
+              <w:t>75</w:t>
             </w:r>
           </w:p>
         </w:tc>
@@ -770,46 +335,10 @@
                 <w:rFonts w:ascii="TimeNewRoman" w:hAnsi="TimeNewRoman"/>
                 <w:sz w:val="30"/>
               </w:rPr>
-              <w:t>18</w:t>
+              <w:t>62</w:t>
             </w:r>
           </w:p>
         </w:tc>
-        <w:tc>
-          <w:tcPr>
-            <w:tcW w:type="dxa" w:w="1987"/>
-          </w:tcPr>
-          <w:p>
-            <w:pPr>
-              <w:jc w:val="left"/>
-            </w:pPr>
-            <w:r>
-              <w:rPr>
-                <w:rFonts w:ascii="TimeNewRoman" w:hAnsi="TimeNewRoman"/>
-                <w:sz w:val="30"/>
-              </w:rPr>
-              <w:t>4</w:t>
-            </w:r>
-          </w:p>
-        </w:tc>
-        <w:tc>
-          <w:tcPr>
-            <w:tcW w:type="dxa" w:w="1987"/>
-          </w:tcPr>
-          <w:p>
-            <w:pPr>
-              <w:jc w:val="left"/>
-            </w:pPr>
-            <w:r>
-              <w:rPr>
-                <w:rFonts w:ascii="TimeNewRoman" w:hAnsi="TimeNewRoman"/>
-                <w:sz w:val="30"/>
-              </w:rPr>
-              <w:t>58</w:t>
-            </w:r>
-          </w:p>
-        </w:tc>
-      </w:tr>
-      <w:tr>
         <w:tc>
           <w:tcPr>
             <w:tcW w:type="dxa" w:w="1987"/>
@@ -840,58 +369,7 @@
                 <w:rFonts w:ascii="TimeNewRoman" w:hAnsi="TimeNewRoman"/>
                 <w:sz w:val="30"/>
               </w:rPr>
-              <w:t>164</w:t>
-            </w:r>
-          </w:p>
-        </w:tc>
-        <w:tc>
-          <w:tcPr>
-            <w:tcW w:type="dxa" w:w="1987"/>
-          </w:tcPr>
-          <w:p>
-            <w:pPr>
-              <w:jc w:val="left"/>
-            </w:pPr>
-            <w:r>
-              <w:rPr>
-                <w:rFonts w:ascii="TimeNewRoman" w:hAnsi="TimeNewRoman"/>
-                <w:sz w:val="30"/>
-              </w:rPr>
-              <w:t>71</w:t>
-            </w:r>
-          </w:p>
-        </w:tc>
-        <w:tc>
-          <w:tcPr>
-            <w:tcW w:type="dxa" w:w="1987"/>
-          </w:tcPr>
-          <w:p>
-            <w:pPr>
-              <w:jc w:val="left"/>
-            </w:pPr>
-            <w:r>
-              <w:rPr>
-                <w:rFonts w:ascii="TimeNewRoman" w:hAnsi="TimeNewRoman"/>
-                <w:sz w:val="30"/>
-              </w:rPr>
-              <w:t>57</w:t>
-            </w:r>
-          </w:p>
-        </w:tc>
-        <w:tc>
-          <w:tcPr>
-            <w:tcW w:type="dxa" w:w="1987"/>
-          </w:tcPr>
-          <w:p>
-            <w:pPr>
-              <w:jc w:val="left"/>
-            </w:pPr>
-            <w:r>
-              <w:rPr>
-                <w:rFonts w:ascii="TimeNewRoman" w:hAnsi="TimeNewRoman"/>
-                <w:sz w:val="30"/>
-              </w:rPr>
-              <w:t>18</w:t>
+              <w:t>40</w:t>
             </w:r>
           </w:p>
         </w:tc>
@@ -910,7 +388,7 @@
                 <w:rFonts w:ascii="TimeNewRoman" w:hAnsi="TimeNewRoman"/>
                 <w:sz w:val="30"/>
               </w:rPr>
-              <w:t>1</w:t>
+              <w:t>82</w:t>
             </w:r>
           </w:p>
         </w:tc>
@@ -927,7 +405,7 @@
                 <w:rFonts w:ascii="TimeNewRoman" w:hAnsi="TimeNewRoman"/>
                 <w:sz w:val="30"/>
               </w:rPr>
-              <w:t>172</w:t>
+              <w:t>205</w:t>
             </w:r>
           </w:p>
         </w:tc>
@@ -944,7 +422,7 @@
                 <w:rFonts w:ascii="TimeNewRoman" w:hAnsi="TimeNewRoman"/>
                 <w:sz w:val="30"/>
               </w:rPr>
-              <w:t>64</w:t>
+              <w:t>65</w:t>
             </w:r>
           </w:p>
         </w:tc>
@@ -961,7 +439,7 @@
                 <w:rFonts w:ascii="TimeNewRoman" w:hAnsi="TimeNewRoman"/>
                 <w:sz w:val="30"/>
               </w:rPr>
-              <w:t>69</w:t>
+              <w:t>10</w:t>
             </w:r>
           </w:p>
         </w:tc>
@@ -978,7 +456,7 @@
                 <w:rFonts w:ascii="TimeNewRoman" w:hAnsi="TimeNewRoman"/>
                 <w:sz w:val="30"/>
               </w:rPr>
-              <w:t>221</w:t>
+              <w:t>7</w:t>
             </w:r>
           </w:p>
         </w:tc>
@@ -997,7 +475,7 @@
                 <w:rFonts w:ascii="TimeNewRoman" w:hAnsi="TimeNewRoman"/>
                 <w:sz w:val="30"/>
               </w:rPr>
-              <w:t>13</w:t>
+              <w:t>14</w:t>
             </w:r>
           </w:p>
         </w:tc>
@@ -1014,7 +492,111 @@
                 <w:rFonts w:ascii="TimeNewRoman" w:hAnsi="TimeNewRoman"/>
                 <w:sz w:val="30"/>
               </w:rPr>
-              <w:t>209</w:t>
+              <w:t>124</w:t>
+            </w:r>
+          </w:p>
+        </w:tc>
+        <w:tc>
+          <w:tcPr>
+            <w:tcW w:type="dxa" w:w="1987"/>
+          </w:tcPr>
+          <w:p>
+            <w:pPr>
+              <w:jc w:val="left"/>
+            </w:pPr>
+            <w:r>
+              <w:rPr>
+                <w:rFonts w:ascii="TimeNewRoman" w:hAnsi="TimeNewRoman"/>
+                <w:sz w:val="30"/>
+              </w:rPr>
+              <w:t>72</w:t>
+            </w:r>
+          </w:p>
+        </w:tc>
+        <w:tc>
+          <w:tcPr>
+            <w:tcW w:type="dxa" w:w="1987"/>
+          </w:tcPr>
+          <w:p>
+            <w:pPr>
+              <w:jc w:val="left"/>
+            </w:pPr>
+            <w:r>
+              <w:rPr>
+                <w:rFonts w:ascii="TimeNewRoman" w:hAnsi="TimeNewRoman"/>
+                <w:sz w:val="30"/>
+              </w:rPr>
+              <w:t>6</w:t>
+            </w:r>
+          </w:p>
+        </w:tc>
+        <w:tc>
+          <w:tcPr>
+            <w:tcW w:type="dxa" w:w="1987"/>
+          </w:tcPr>
+          <w:p>
+            <w:pPr>
+              <w:jc w:val="left"/>
+            </w:pPr>
+            <w:r>
+              <w:rPr>
+                <w:rFonts w:ascii="TimeNewRoman" w:hAnsi="TimeNewRoman"/>
+                <w:sz w:val="30"/>
+              </w:rPr>
+              <w:t>40</w:t>
+            </w:r>
+          </w:p>
+        </w:tc>
+      </w:tr>
+      <w:tr>
+        <w:tc>
+          <w:tcPr>
+            <w:tcW w:type="dxa" w:w="1987"/>
+          </w:tcPr>
+          <w:p>
+            <w:pPr>
+              <w:jc w:val="left"/>
+            </w:pPr>
+            <w:r>
+              <w:rPr>
+                <w:rFonts w:ascii="TimeNewRoman" w:hAnsi="TimeNewRoman"/>
+                <w:sz w:val="30"/>
+              </w:rPr>
+              <w:t>45</w:t>
+            </w:r>
+          </w:p>
+        </w:tc>
+        <w:tc>
+          <w:tcPr>
+            <w:tcW w:type="dxa" w:w="1987"/>
+          </w:tcPr>
+          <w:p>
+            <w:pPr>
+              <w:jc w:val="left"/>
+            </w:pPr>
+            <w:r>
+              <w:rPr>
+                <w:rFonts w:ascii="TimeNewRoman" w:hAnsi="TimeNewRoman"/>
+                <w:sz w:val="30"/>
+              </w:rPr>
+              <w:t>73</w:t>
+            </w:r>
+          </w:p>
+        </w:tc>
+        <w:tc>
+          <w:tcPr>
+            <w:tcW w:type="dxa" w:w="1987"/>
+          </w:tcPr>
+          <w:p>
+            <w:pPr>
+              <w:jc w:val="left"/>
+            </w:pPr>
+            <w:r>
+              <w:rPr>
+                <w:rFonts w:ascii="TimeNewRoman" w:hAnsi="TimeNewRoman"/>
+                <w:sz w:val="30"/>
+              </w:rPr>
+              <w:t>48</w:t>
             </w:r>
           </w:p>
         </w:tc>
@@ -1052,6 +634,8 @@
             </w:r>
           </w:p>
         </w:tc>
+      </w:tr>
+      <w:tr>
         <w:tc>
           <w:tcPr>
             <w:tcW w:type="dxa" w:w="1987"/>
@@ -1065,7 +649,75 @@
                 <w:rFonts w:ascii="TimeNewRoman" w:hAnsi="TimeNewRoman"/>
                 <w:sz w:val="30"/>
               </w:rPr>
-              <w:t>2</w:t>
+              <w:t>53</w:t>
+            </w:r>
+          </w:p>
+        </w:tc>
+        <w:tc>
+          <w:tcPr>
+            <w:tcW w:type="dxa" w:w="1987"/>
+          </w:tcPr>
+          <w:p>
+            <w:pPr>
+              <w:jc w:val="left"/>
+            </w:pPr>
+            <w:r>
+              <w:rPr>
+                <w:rFonts w:ascii="TimeNewRoman" w:hAnsi="TimeNewRoman"/>
+                <w:sz w:val="30"/>
+              </w:rPr>
+              <w:t>73</w:t>
+            </w:r>
+          </w:p>
+        </w:tc>
+        <w:tc>
+          <w:tcPr>
+            <w:tcW w:type="dxa" w:w="1987"/>
+          </w:tcPr>
+          <w:p>
+            <w:pPr>
+              <w:jc w:val="left"/>
+            </w:pPr>
+            <w:r>
+              <w:rPr>
+                <w:rFonts w:ascii="TimeNewRoman" w:hAnsi="TimeNewRoman"/>
+                <w:sz w:val="30"/>
+              </w:rPr>
+              <w:t>5</w:t>
+            </w:r>
+          </w:p>
+        </w:tc>
+        <w:tc>
+          <w:tcPr>
+            <w:tcW w:type="dxa" w:w="1987"/>
+          </w:tcPr>
+          <w:p>
+            <w:pPr>
+              <w:jc w:val="left"/>
+            </w:pPr>
+            <w:r>
+              <w:rPr>
+                <w:rFonts w:ascii="TimeNewRoman" w:hAnsi="TimeNewRoman"/>
+                <w:sz w:val="30"/>
+              </w:rPr>
+              <w:t>65</w:t>
+            </w:r>
+          </w:p>
+        </w:tc>
+        <w:tc>
+          <w:tcPr>
+            <w:tcW w:type="dxa" w:w="1987"/>
+          </w:tcPr>
+          <w:p>
+            <w:pPr>
+              <w:jc w:val="left"/>
+            </w:pPr>
+            <w:r>
+              <w:rPr>
+                <w:rFonts w:ascii="TimeNewRoman" w:hAnsi="TimeNewRoman"/>
+                <w:sz w:val="30"/>
+              </w:rPr>
+              <w:t>4</w:t>
             </w:r>
           </w:p>
         </w:tc>
@@ -1084,7 +736,94 @@
                 <w:rFonts w:ascii="TimeNewRoman" w:hAnsi="TimeNewRoman"/>
                 <w:sz w:val="30"/>
               </w:rPr>
-              <w:t>58</w:t>
+              <w:t>63</w:t>
+            </w:r>
+          </w:p>
+        </w:tc>
+        <w:tc>
+          <w:tcPr>
+            <w:tcW w:type="dxa" w:w="1987"/>
+          </w:tcPr>
+          <w:p>
+            <w:pPr>
+              <w:jc w:val="left"/>
+            </w:pPr>
+            <w:r>
+              <w:rPr>
+                <w:rFonts w:ascii="TimeNewRoman" w:hAnsi="TimeNewRoman"/>
+                <w:sz w:val="30"/>
+              </w:rPr>
+              <w:t>6</w:t>
+            </w:r>
+          </w:p>
+        </w:tc>
+        <w:tc>
+          <w:tcPr>
+            <w:tcW w:type="dxa" w:w="1987"/>
+          </w:tcPr>
+          <w:p>
+            <w:pPr>
+              <w:jc w:val="left"/>
+            </w:pPr>
+            <w:r>
+              <w:rPr>
+                <w:rFonts w:ascii="TimeNewRoman" w:hAnsi="TimeNewRoman"/>
+                <w:sz w:val="30"/>
+              </w:rPr>
+              <w:t>113</w:t>
+            </w:r>
+          </w:p>
+        </w:tc>
+        <w:tc>
+          <w:tcPr>
+            <w:tcW w:type="dxa" w:w="1987"/>
+          </w:tcPr>
+          <w:p>
+            <w:pPr>
+              <w:jc w:val="left"/>
+            </w:pPr>
+            <w:r>
+              <w:rPr>
+                <w:rFonts w:ascii="TimeNewRoman" w:hAnsi="TimeNewRoman"/>
+                <w:sz w:val="30"/>
+              </w:rPr>
+              <w:t>9</w:t>
+            </w:r>
+          </w:p>
+        </w:tc>
+        <w:tc>
+          <w:tcPr>
+            <w:tcW w:type="dxa" w:w="1987"/>
+          </w:tcPr>
+          <w:p>
+            <w:pPr>
+              <w:jc w:val="left"/>
+            </w:pPr>
+            <w:r>
+              <w:rPr>
+                <w:rFonts w:ascii="TimeNewRoman" w:hAnsi="TimeNewRoman"/>
+                <w:sz w:val="30"/>
+              </w:rPr>
+              <w:t>69</w:t>
+            </w:r>
+          </w:p>
+        </w:tc>
+      </w:tr>
+      <w:tr>
+        <w:tc>
+          <w:tcPr>
+            <w:tcW w:type="dxa" w:w="1987"/>
+          </w:tcPr>
+          <w:p>
+            <w:pPr>
+              <w:jc w:val="left"/>
+            </w:pPr>
+            <w:r>
+              <w:rPr>
+                <w:rFonts w:ascii="TimeNewRoman" w:hAnsi="TimeNewRoman"/>
+                <w:sz w:val="30"/>
+              </w:rPr>
+              <w:t>8</w:t>
             </w:r>
           </w:p>
         </w:tc>
@@ -1118,7 +857,7 @@
                 <w:rFonts w:ascii="TimeNewRoman" w:hAnsi="TimeNewRoman"/>
                 <w:sz w:val="30"/>
               </w:rPr>
-              <w:t>28</w:t>
+              <w:t>5</w:t>
             </w:r>
           </w:p>
         </w:tc>
@@ -1135,7 +874,7 @@
                 <w:rFonts w:ascii="TimeNewRoman" w:hAnsi="TimeNewRoman"/>
                 <w:sz w:val="30"/>
               </w:rPr>
-              <w:t>23</w:t>
+              <w:t>70</w:t>
             </w:r>
           </w:p>
         </w:tc>
@@ -1152,7 +891,7 @@
                 <w:rFonts w:ascii="TimeNewRoman" w:hAnsi="TimeNewRoman"/>
                 <w:sz w:val="30"/>
               </w:rPr>
-              <w:t>63</w:t>
+              <w:t>3</w:t>
             </w:r>
           </w:p>
         </w:tc>
@@ -1171,111 +910,7 @@
                 <w:rFonts w:ascii="TimeNewRoman" w:hAnsi="TimeNewRoman"/>
                 <w:sz w:val="30"/>
               </w:rPr>
-              <w:t>211</w:t>
-            </w:r>
-          </w:p>
-        </w:tc>
-        <w:tc>
-          <w:tcPr>
-            <w:tcW w:type="dxa" w:w="1987"/>
-          </w:tcPr>
-          <w:p>
-            <w:pPr>
-              <w:jc w:val="left"/>
-            </w:pPr>
-            <w:r>
-              <w:rPr>
-                <w:rFonts w:ascii="TimeNewRoman" w:hAnsi="TimeNewRoman"/>
-                <w:sz w:val="30"/>
-              </w:rPr>
-              <w:t>73</w:t>
-            </w:r>
-          </w:p>
-        </w:tc>
-        <w:tc>
-          <w:tcPr>
-            <w:tcW w:type="dxa" w:w="1987"/>
-          </w:tcPr>
-          <w:p>
-            <w:pPr>
-              <w:jc w:val="left"/>
-            </w:pPr>
-            <w:r>
-              <w:rPr>
-                <w:rFonts w:ascii="TimeNewRoman" w:hAnsi="TimeNewRoman"/>
-                <w:sz w:val="30"/>
-              </w:rPr>
-              <w:t>11</w:t>
-            </w:r>
-          </w:p>
-        </w:tc>
-        <w:tc>
-          <w:tcPr>
-            <w:tcW w:type="dxa" w:w="1987"/>
-          </w:tcPr>
-          <w:p>
-            <w:pPr>
-              <w:jc w:val="left"/>
-            </w:pPr>
-            <w:r>
-              <w:rPr>
-                <w:rFonts w:ascii="TimeNewRoman" w:hAnsi="TimeNewRoman"/>
-                <w:sz w:val="30"/>
-              </w:rPr>
-              <w:t>40</w:t>
-            </w:r>
-          </w:p>
-        </w:tc>
-        <w:tc>
-          <w:tcPr>
-            <w:tcW w:type="dxa" w:w="1987"/>
-          </w:tcPr>
-          <w:p>
-            <w:pPr>
-              <w:jc w:val="left"/>
-            </w:pPr>
-            <w:r>
-              <w:rPr>
-                <w:rFonts w:ascii="TimeNewRoman" w:hAnsi="TimeNewRoman"/>
-                <w:sz w:val="30"/>
-              </w:rPr>
-              <w:t>2</w:t>
-            </w:r>
-          </w:p>
-        </w:tc>
-      </w:tr>
-      <w:tr>
-        <w:tc>
-          <w:tcPr>
-            <w:tcW w:type="dxa" w:w="1987"/>
-          </w:tcPr>
-          <w:p>
-            <w:pPr>
-              <w:jc w:val="left"/>
-            </w:pPr>
-            <w:r>
-              <w:rPr>
-                <w:rFonts w:ascii="TimeNewRoman" w:hAnsi="TimeNewRoman"/>
-                <w:sz w:val="30"/>
-              </w:rPr>
-              <w:t>36</w:t>
-            </w:r>
-          </w:p>
-        </w:tc>
-        <w:tc>
-          <w:tcPr>
-            <w:tcW w:type="dxa" w:w="1987"/>
-          </w:tcPr>
-          <w:p>
-            <w:pPr>
-              <w:jc w:val="left"/>
-            </w:pPr>
-            <w:r>
-              <w:rPr>
-                <w:rFonts w:ascii="TimeNewRoman" w:hAnsi="TimeNewRoman"/>
-                <w:sz w:val="30"/>
-              </w:rPr>
-              <w:t>16</w:t>
+              <w:t>34</w:t>
             </w:r>
           </w:p>
         </w:tc>
@@ -1309,7 +944,7 @@
                 <w:rFonts w:ascii="TimeNewRoman" w:hAnsi="TimeNewRoman"/>
                 <w:sz w:val="30"/>
               </w:rPr>
-              <w:t>13</w:t>
+              <w:t>21</w:t>
             </w:r>
           </w:p>
         </w:tc>
@@ -1326,7 +961,24 @@
                 <w:rFonts w:ascii="TimeNewRoman" w:hAnsi="TimeNewRoman"/>
                 <w:sz w:val="30"/>
               </w:rPr>
-              <w:t>34</w:t>
+              <w:t>24</w:t>
+            </w:r>
+          </w:p>
+        </w:tc>
+        <w:tc>
+          <w:tcPr>
+            <w:tcW w:type="dxa" w:w="1987"/>
+          </w:tcPr>
+          <w:p>
+            <w:pPr>
+              <w:jc w:val="left"/>
+            </w:pPr>
+            <w:r>
+              <w:rPr>
+                <w:rFonts w:ascii="TimeNewRoman" w:hAnsi="TimeNewRoman"/>
+                <w:sz w:val="30"/>
+              </w:rPr>
+              <w:t>79</w:t>
             </w:r>
           </w:p>
         </w:tc>
@@ -1345,7 +997,406 @@
                 <w:rFonts w:ascii="TimeNewRoman" w:hAnsi="TimeNewRoman"/>
                 <w:sz w:val="30"/>
               </w:rPr>
-              <w:t>61</w:t>
+              <w:t>98</w:t>
+            </w:r>
+          </w:p>
+        </w:tc>
+        <w:tc>
+          <w:tcPr>
+            <w:tcW w:type="dxa" w:w="1987"/>
+          </w:tcPr>
+          <w:p>
+            <w:pPr>
+              <w:jc w:val="left"/>
+            </w:pPr>
+            <w:r>
+              <w:rPr>
+                <w:rFonts w:ascii="TimeNewRoman" w:hAnsi="TimeNewRoman"/>
+                <w:sz w:val="30"/>
+              </w:rPr>
+              <w:t>30</w:t>
+            </w:r>
+          </w:p>
+        </w:tc>
+        <w:tc>
+          <w:tcPr>
+            <w:tcW w:type="dxa" w:w="1987"/>
+          </w:tcPr>
+          <w:p>
+            <w:pPr>
+              <w:jc w:val="left"/>
+            </w:pPr>
+            <w:r>
+              <w:rPr>
+                <w:rFonts w:ascii="TimeNewRoman" w:hAnsi="TimeNewRoman"/>
+                <w:sz w:val="30"/>
+              </w:rPr>
+              <w:t>62</w:t>
+            </w:r>
+          </w:p>
+        </w:tc>
+        <w:tc>
+          <w:tcPr>
+            <w:tcW w:type="dxa" w:w="1987"/>
+          </w:tcPr>
+          <w:p>
+            <w:pPr>
+              <w:jc w:val="left"/>
+            </w:pPr>
+            <w:r>
+              <w:rPr>
+                <w:rFonts w:ascii="TimeNewRoman" w:hAnsi="TimeNewRoman"/>
+                <w:sz w:val="30"/>
+              </w:rPr>
+              <w:t>64</w:t>
+            </w:r>
+          </w:p>
+        </w:tc>
+        <w:tc>
+          <w:tcPr>
+            <w:tcW w:type="dxa" w:w="1987"/>
+          </w:tcPr>
+          <w:p>
+            <w:pPr>
+              <w:jc w:val="left"/>
+            </w:pPr>
+            <w:r>
+              <w:rPr>
+                <w:rFonts w:ascii="TimeNewRoman" w:hAnsi="TimeNewRoman"/>
+                <w:sz w:val="30"/>
+              </w:rPr>
+              <w:t>3</w:t>
+            </w:r>
+          </w:p>
+        </w:tc>
+      </w:tr>
+      <w:tr>
+        <w:tc>
+          <w:tcPr>
+            <w:tcW w:type="dxa" w:w="1987"/>
+          </w:tcPr>
+          <w:p>
+            <w:pPr>
+              <w:jc w:val="left"/>
+            </w:pPr>
+            <w:r>
+              <w:rPr>
+                <w:rFonts w:ascii="TimeNewRoman" w:hAnsi="TimeNewRoman"/>
+                <w:sz w:val="30"/>
+              </w:rPr>
+              <w:t>14</w:t>
+            </w:r>
+          </w:p>
+        </w:tc>
+        <w:tc>
+          <w:tcPr>
+            <w:tcW w:type="dxa" w:w="1987"/>
+          </w:tcPr>
+          <w:p>
+            <w:pPr>
+              <w:jc w:val="left"/>
+            </w:pPr>
+            <w:r>
+              <w:rPr>
+                <w:rFonts w:ascii="TimeNewRoman" w:hAnsi="TimeNewRoman"/>
+                <w:sz w:val="30"/>
+              </w:rPr>
+              <w:t>54</w:t>
+            </w:r>
+          </w:p>
+        </w:tc>
+        <w:tc>
+          <w:tcPr>
+            <w:tcW w:type="dxa" w:w="1987"/>
+          </w:tcPr>
+          <w:p>
+            <w:pPr>
+              <w:jc w:val="left"/>
+            </w:pPr>
+            <w:r>
+              <w:rPr>
+                <w:rFonts w:ascii="TimeNewRoman" w:hAnsi="TimeNewRoman"/>
+                <w:sz w:val="30"/>
+              </w:rPr>
+              <w:t>95</w:t>
+            </w:r>
+          </w:p>
+        </w:tc>
+        <w:tc>
+          <w:tcPr>
+            <w:tcW w:type="dxa" w:w="1987"/>
+          </w:tcPr>
+          <w:p>
+            <w:pPr>
+              <w:jc w:val="left"/>
+            </w:pPr>
+            <w:r>
+              <w:rPr>
+                <w:rFonts w:ascii="TimeNewRoman" w:hAnsi="TimeNewRoman"/>
+                <w:sz w:val="30"/>
+              </w:rPr>
+              <w:t>8</w:t>
+            </w:r>
+          </w:p>
+        </w:tc>
+        <w:tc>
+          <w:tcPr>
+            <w:tcW w:type="dxa" w:w="1987"/>
+          </w:tcPr>
+          <w:p>
+            <w:pPr>
+              <w:jc w:val="left"/>
+            </w:pPr>
+            <w:r>
+              <w:rPr>
+                <w:rFonts w:ascii="TimeNewRoman" w:hAnsi="TimeNewRoman"/>
+                <w:sz w:val="30"/>
+              </w:rPr>
+              <w:t>66</w:t>
+            </w:r>
+          </w:p>
+        </w:tc>
+      </w:tr>
+      <w:tr>
+        <w:tc>
+          <w:tcPr>
+            <w:tcW w:type="dxa" w:w="1987"/>
+          </w:tcPr>
+          <w:p>
+            <w:pPr>
+              <w:jc w:val="left"/>
+            </w:pPr>
+            <w:r>
+              <w:rPr>
+                <w:rFonts w:ascii="TimeNewRoman" w:hAnsi="TimeNewRoman"/>
+                <w:sz w:val="30"/>
+              </w:rPr>
+              <w:t>59</w:t>
+            </w:r>
+          </w:p>
+        </w:tc>
+        <w:tc>
+          <w:tcPr>
+            <w:tcW w:type="dxa" w:w="1987"/>
+          </w:tcPr>
+          <w:p>
+            <w:pPr>
+              <w:jc w:val="left"/>
+            </w:pPr>
+            <w:r>
+              <w:rPr>
+                <w:rFonts w:ascii="TimeNewRoman" w:hAnsi="TimeNewRoman"/>
+                <w:sz w:val="30"/>
+              </w:rPr>
+              <w:t>3</w:t>
+            </w:r>
+          </w:p>
+        </w:tc>
+        <w:tc>
+          <w:tcPr>
+            <w:tcW w:type="dxa" w:w="1987"/>
+          </w:tcPr>
+          <w:p>
+            <w:pPr>
+              <w:jc w:val="left"/>
+            </w:pPr>
+            <w:r>
+              <w:rPr>
+                <w:rFonts w:ascii="TimeNewRoman" w:hAnsi="TimeNewRoman"/>
+                <w:sz w:val="30"/>
+              </w:rPr>
+              <w:t>37</w:t>
+            </w:r>
+          </w:p>
+        </w:tc>
+        <w:tc>
+          <w:tcPr>
+            <w:tcW w:type="dxa" w:w="1987"/>
+          </w:tcPr>
+          <w:p>
+            <w:pPr>
+              <w:jc w:val="left"/>
+            </w:pPr>
+            <w:r>
+              <w:rPr>
+                <w:rFonts w:ascii="TimeNewRoman" w:hAnsi="TimeNewRoman"/>
+                <w:sz w:val="30"/>
+              </w:rPr>
+              <w:t>119</w:t>
+            </w:r>
+          </w:p>
+        </w:tc>
+        <w:tc>
+          <w:tcPr>
+            <w:tcW w:type="dxa" w:w="1987"/>
+          </w:tcPr>
+          <w:p>
+            <w:pPr>
+              <w:jc w:val="left"/>
+            </w:pPr>
+            <w:r>
+              <w:rPr>
+                <w:rFonts w:ascii="TimeNewRoman" w:hAnsi="TimeNewRoman"/>
+                <w:sz w:val="30"/>
+              </w:rPr>
+              <w:t>12</w:t>
+            </w:r>
+          </w:p>
+        </w:tc>
+      </w:tr>
+      <w:tr>
+        <w:tc>
+          <w:tcPr>
+            <w:tcW w:type="dxa" w:w="1987"/>
+          </w:tcPr>
+          <w:p>
+            <w:pPr>
+              <w:jc w:val="left"/>
+            </w:pPr>
+            <w:r>
+              <w:rPr>
+                <w:rFonts w:ascii="TimeNewRoman" w:hAnsi="TimeNewRoman"/>
+                <w:sz w:val="30"/>
+              </w:rPr>
+              <w:t>8</w:t>
+            </w:r>
+          </w:p>
+        </w:tc>
+        <w:tc>
+          <w:tcPr>
+            <w:tcW w:type="dxa" w:w="1987"/>
+          </w:tcPr>
+          <w:p>
+            <w:pPr>
+              <w:jc w:val="left"/>
+            </w:pPr>
+            <w:r>
+              <w:rPr>
+                <w:rFonts w:ascii="TimeNewRoman" w:hAnsi="TimeNewRoman"/>
+                <w:sz w:val="30"/>
+              </w:rPr>
+              <w:t>1</w:t>
+            </w:r>
+          </w:p>
+        </w:tc>
+        <w:tc>
+          <w:tcPr>
+            <w:tcW w:type="dxa" w:w="1987"/>
+          </w:tcPr>
+          <w:p>
+            <w:pPr>
+              <w:jc w:val="left"/>
+            </w:pPr>
+            <w:r>
+              <w:rPr>
+                <w:rFonts w:ascii="TimeNewRoman" w:hAnsi="TimeNewRoman"/>
+                <w:sz w:val="30"/>
+              </w:rPr>
+              <w:t>94</w:t>
+            </w:r>
+          </w:p>
+        </w:tc>
+        <w:tc>
+          <w:tcPr>
+            <w:tcW w:type="dxa" w:w="1987"/>
+          </w:tcPr>
+          <w:p>
+            <w:pPr>
+              <w:jc w:val="left"/>
+            </w:pPr>
+            <w:r>
+              <w:rPr>
+                <w:rFonts w:ascii="TimeNewRoman" w:hAnsi="TimeNewRoman"/>
+                <w:sz w:val="30"/>
+              </w:rPr>
+              <w:t>117</w:t>
+            </w:r>
+          </w:p>
+        </w:tc>
+        <w:tc>
+          <w:tcPr>
+            <w:tcW w:type="dxa" w:w="1987"/>
+          </w:tcPr>
+          <w:p>
+            <w:pPr>
+              <w:jc w:val="left"/>
+            </w:pPr>
+            <w:r>
+              <w:rPr>
+                <w:rFonts w:ascii="TimeNewRoman" w:hAnsi="TimeNewRoman"/>
+                <w:sz w:val="30"/>
+              </w:rPr>
+              <w:t>18</w:t>
+            </w:r>
+          </w:p>
+        </w:tc>
+      </w:tr>
+      <w:tr>
+        <w:tc>
+          <w:tcPr>
+            <w:tcW w:type="dxa" w:w="1987"/>
+          </w:tcPr>
+          <w:p>
+            <w:pPr>
+              <w:jc w:val="left"/>
+            </w:pPr>
+            <w:r>
+              <w:rPr>
+                <w:rFonts w:ascii="TimeNewRoman" w:hAnsi="TimeNewRoman"/>
+                <w:sz w:val="30"/>
+              </w:rPr>
+              <w:t>209</w:t>
+            </w:r>
+          </w:p>
+        </w:tc>
+        <w:tc>
+          <w:tcPr>
+            <w:tcW w:type="dxa" w:w="1987"/>
+          </w:tcPr>
+          <w:p>
+            <w:pPr>
+              <w:jc w:val="left"/>
+            </w:pPr>
+            <w:r>
+              <w:rPr>
+                <w:rFonts w:ascii="TimeNewRoman" w:hAnsi="TimeNewRoman"/>
+                <w:sz w:val="30"/>
+              </w:rPr>
+              <w:t>20</w:t>
+            </w:r>
+          </w:p>
+        </w:tc>
+        <w:tc>
+          <w:tcPr>
+            <w:tcW w:type="dxa" w:w="1987"/>
+          </w:tcPr>
+          <w:p>
+            <w:pPr>
+              <w:jc w:val="left"/>
+            </w:pPr>
+            <w:r>
+              <w:rPr>
+                <w:rFonts w:ascii="TimeNewRoman" w:hAnsi="TimeNewRoman"/>
+                <w:sz w:val="30"/>
+              </w:rPr>
+              <w:t>49</w:t>
+            </w:r>
+          </w:p>
+        </w:tc>
+        <w:tc>
+          <w:tcPr>
+            <w:tcW w:type="dxa" w:w="1987"/>
+          </w:tcPr>
+          <w:p>
+            <w:pPr>
+              <w:jc w:val="left"/>
+            </w:pPr>
+            <w:r>
+              <w:rPr>
+                <w:rFonts w:ascii="TimeNewRoman" w:hAnsi="TimeNewRoman"/>
+                <w:sz w:val="30"/>
+              </w:rPr>
+              <w:t>29</w:t>
             </w:r>
           </w:p>
         </w:tc>
@@ -1366,6 +1417,8 @@
             </w:r>
           </w:p>
         </w:tc>
+      </w:tr>
+      <w:tr>
         <w:tc>
           <w:tcPr>
             <w:tcW w:type="dxa" w:w="1987"/>
@@ -1379,7 +1432,7 @@
                 <w:rFonts w:ascii="TimeNewRoman" w:hAnsi="TimeNewRoman"/>
                 <w:sz w:val="30"/>
               </w:rPr>
-              <w:t>4</w:t>
+              <w:t>3</w:t>
             </w:r>
           </w:p>
         </w:tc>
@@ -1396,7 +1449,7 @@
                 <w:rFonts w:ascii="TimeNewRoman" w:hAnsi="TimeNewRoman"/>
                 <w:sz w:val="30"/>
               </w:rPr>
-              <w:t>2</w:t>
+              <w:t>132</w:t>
             </w:r>
           </w:p>
         </w:tc>
@@ -1413,7 +1466,41 @@
                 <w:rFonts w:ascii="TimeNewRoman" w:hAnsi="TimeNewRoman"/>
                 <w:sz w:val="30"/>
               </w:rPr>
-              <w:t>64</w:t>
+              <w:t>20</w:t>
+            </w:r>
+          </w:p>
+        </w:tc>
+        <w:tc>
+          <w:tcPr>
+            <w:tcW w:type="dxa" w:w="1987"/>
+          </w:tcPr>
+          <w:p>
+            <w:pPr>
+              <w:jc w:val="left"/>
+            </w:pPr>
+            <w:r>
+              <w:rPr>
+                <w:rFonts w:ascii="TimeNewRoman" w:hAnsi="TimeNewRoman"/>
+                <w:sz w:val="30"/>
+              </w:rPr>
+              <w:t>39</w:t>
+            </w:r>
+          </w:p>
+        </w:tc>
+        <w:tc>
+          <w:tcPr>
+            <w:tcW w:type="dxa" w:w="1987"/>
+          </w:tcPr>
+          <w:p>
+            <w:pPr>
+              <w:jc w:val="left"/>
+            </w:pPr>
+            <w:r>
+              <w:rPr>
+                <w:rFonts w:ascii="TimeNewRoman" w:hAnsi="TimeNewRoman"/>
+                <w:sz w:val="30"/>
+              </w:rPr>
+              <w:t>55</w:t>
             </w:r>
           </w:p>
         </w:tc>
@@ -1449,7 +1536,7 @@
                 <w:rFonts w:ascii="TimeNewRoman" w:hAnsi="TimeNewRoman"/>
                 <w:sz w:val="30"/>
               </w:rPr>
-              <w:t>183</w:t>
+              <w:t>110</w:t>
             </w:r>
           </w:p>
         </w:tc>
@@ -1466,77 +1553,7 @@
                 <w:rFonts w:ascii="TimeNewRoman" w:hAnsi="TimeNewRoman"/>
                 <w:sz w:val="30"/>
               </w:rPr>
-              <w:t>112</w:t>
-            </w:r>
-          </w:p>
-        </w:tc>
-        <w:tc>
-          <w:tcPr>
-            <w:tcW w:type="dxa" w:w="1987"/>
-          </w:tcPr>
-          <w:p>
-            <w:pPr>
-              <w:jc w:val="left"/>
-            </w:pPr>
-            <w:r>
-              <w:rPr>
-                <w:rFonts w:ascii="TimeNewRoman" w:hAnsi="TimeNewRoman"/>
-                <w:sz w:val="30"/>
-              </w:rPr>
-              <w:t>35</w:t>
-            </w:r>
-          </w:p>
-        </w:tc>
-        <w:tc>
-          <w:tcPr>
-            <w:tcW w:type="dxa" w:w="1987"/>
-          </w:tcPr>
-          <w:p>
-            <w:pPr>
-              <w:jc w:val="left"/>
-            </w:pPr>
-            <w:r>
-              <w:rPr>
-                <w:rFonts w:ascii="TimeNewRoman" w:hAnsi="TimeNewRoman"/>
-                <w:sz w:val="30"/>
-              </w:rPr>
-              <w:t>22</w:t>
-            </w:r>
-          </w:p>
-        </w:tc>
-      </w:tr>
-      <w:tr>
-        <w:tc>
-          <w:tcPr>
-            <w:tcW w:type="dxa" w:w="1987"/>
-          </w:tcPr>
-          <w:p>
-            <w:pPr>
-              <w:jc w:val="left"/>
-            </w:pPr>
-            <w:r>
-              <w:rPr>
-                <w:rFonts w:ascii="TimeNewRoman" w:hAnsi="TimeNewRoman"/>
-                <w:sz w:val="30"/>
-              </w:rPr>
-              <w:t>9</w:t>
-            </w:r>
-          </w:p>
-        </w:tc>
-        <w:tc>
-          <w:tcPr>
-            <w:tcW w:type="dxa" w:w="1987"/>
-          </w:tcPr>
-          <w:p>
-            <w:pPr>
-              <w:jc w:val="left"/>
-            </w:pPr>
-            <w:r>
-              <w:rPr>
-                <w:rFonts w:ascii="TimeNewRoman" w:hAnsi="TimeNewRoman"/>
-                <w:sz w:val="30"/>
-              </w:rPr>
-              <w:t>90</w:t>
+              <w:t>59</w:t>
             </w:r>
           </w:p>
         </w:tc>
@@ -1570,7 +1587,26 @@
                 <w:rFonts w:ascii="TimeNewRoman" w:hAnsi="TimeNewRoman"/>
                 <w:sz w:val="30"/>
               </w:rPr>
-              <w:t>8</w:t>
+              <w:t>192</w:t>
+            </w:r>
+          </w:p>
+        </w:tc>
+      </w:tr>
+      <w:tr>
+        <w:tc>
+          <w:tcPr>
+            <w:tcW w:type="dxa" w:w="1987"/>
+          </w:tcPr>
+          <w:p>
+            <w:pPr>
+              <w:jc w:val="left"/>
+            </w:pPr>
+            <w:r>
+              <w:rPr>
+                <w:rFonts w:ascii="TimeNewRoman" w:hAnsi="TimeNewRoman"/>
+                <w:sz w:val="30"/>
+              </w:rPr>
+              <w:t>15</w:t>
             </w:r>
           </w:p>
         </w:tc>
@@ -1587,12 +1623,80 @@
                 <w:rFonts w:ascii="TimeNewRoman" w:hAnsi="TimeNewRoman"/>
                 <w:sz w:val="30"/>
               </w:rPr>
-              <w:t>54</w:t>
+              <w:t>85</w:t>
+            </w:r>
+          </w:p>
+        </w:tc>
+        <w:tc>
+          <w:tcPr>
+            <w:tcW w:type="dxa" w:w="1987"/>
+          </w:tcPr>
+          <w:p>
+            <w:pPr>
+              <w:jc w:val="left"/>
+            </w:pPr>
+            <w:r>
+              <w:rPr>
+                <w:rFonts w:ascii="TimeNewRoman" w:hAnsi="TimeNewRoman"/>
+                <w:sz w:val="30"/>
+              </w:rPr>
+              <w:t>39</w:t>
+            </w:r>
+          </w:p>
+        </w:tc>
+        <w:tc>
+          <w:tcPr>
+            <w:tcW w:type="dxa" w:w="1987"/>
+          </w:tcPr>
+          <w:p>
+            <w:pPr>
+              <w:jc w:val="left"/>
+            </w:pPr>
+            <w:r>
+              <w:rPr>
+                <w:rFonts w:ascii="TimeNewRoman" w:hAnsi="TimeNewRoman"/>
+                <w:sz w:val="30"/>
+              </w:rPr>
+              <w:t>135</w:t>
+            </w:r>
+          </w:p>
+        </w:tc>
+        <w:tc>
+          <w:tcPr>
+            <w:tcW w:type="dxa" w:w="1987"/>
+          </w:tcPr>
+          <w:p>
+            <w:pPr>
+              <w:jc w:val="left"/>
+            </w:pPr>
+            <w:r>
+              <w:rPr>
+                <w:rFonts w:ascii="TimeNewRoman" w:hAnsi="TimeNewRoman"/>
+                <w:sz w:val="30"/>
+              </w:rPr>
+              <w:t>106</w:t>
             </w:r>
           </w:p>
         </w:tc>
       </w:tr>
       <w:tr>
+        <w:tc>
+          <w:tcPr>
+            <w:tcW w:type="dxa" w:w="1987"/>
+          </w:tcPr>
+          <w:p>
+            <w:pPr>
+              <w:jc w:val="left"/>
+            </w:pPr>
+            <w:r>
+              <w:rPr>
+                <w:rFonts w:ascii="TimeNewRoman" w:hAnsi="TimeNewRoman"/>
+                <w:sz w:val="30"/>
+              </w:rPr>
+              <w:t>10</w:t>
+            </w:r>
+          </w:p>
+        </w:tc>
         <w:tc>
           <w:tcPr>
             <w:tcW w:type="dxa" w:w="1987"/>
@@ -1623,7 +1727,7 @@
                 <w:rFonts w:ascii="TimeNewRoman" w:hAnsi="TimeNewRoman"/>
                 <w:sz w:val="30"/>
               </w:rPr>
-              <w:t>10</w:t>
+              <w:t>5</w:t>
             </w:r>
           </w:p>
         </w:tc>
@@ -1640,7 +1744,7 @@
                 <w:rFonts w:ascii="TimeNewRoman" w:hAnsi="TimeNewRoman"/>
                 <w:sz w:val="30"/>
               </w:rPr>
-              <w:t>20</w:t>
+              <w:t>7</w:t>
             </w:r>
           </w:p>
         </w:tc>
@@ -1657,111 +1761,7 @@
                 <w:rFonts w:ascii="TimeNewRoman" w:hAnsi="TimeNewRoman"/>
                 <w:sz w:val="30"/>
               </w:rPr>
-              <w:t>44</w:t>
-            </w:r>
-          </w:p>
-        </w:tc>
-        <w:tc>
-          <w:tcPr>
-            <w:tcW w:type="dxa" w:w="1987"/>
-          </w:tcPr>
-          <w:p>
-            <w:pPr>
-              <w:jc w:val="left"/>
-            </w:pPr>
-            <w:r>
-              <w:rPr>
-                <w:rFonts w:ascii="TimeNewRoman" w:hAnsi="TimeNewRoman"/>
-                <w:sz w:val="30"/>
-              </w:rPr>
-              <w:t>3</w:t>
-            </w:r>
-          </w:p>
-        </w:tc>
-      </w:tr>
-      <w:tr>
-        <w:tc>
-          <w:tcPr>
-            <w:tcW w:type="dxa" w:w="1987"/>
-          </w:tcPr>
-          <w:p>
-            <w:pPr>
-              <w:jc w:val="left"/>
-            </w:pPr>
-            <w:r>
-              <w:rPr>
-                <w:rFonts w:ascii="TimeNewRoman" w:hAnsi="TimeNewRoman"/>
-                <w:sz w:val="30"/>
-              </w:rPr>
               <w:t>33</w:t>
-            </w:r>
-          </w:p>
-        </w:tc>
-        <w:tc>
-          <w:tcPr>
-            <w:tcW w:type="dxa" w:w="1987"/>
-          </w:tcPr>
-          <w:p>
-            <w:pPr>
-              <w:jc w:val="left"/>
-            </w:pPr>
-            <w:r>
-              <w:rPr>
-                <w:rFonts w:ascii="TimeNewRoman" w:hAnsi="TimeNewRoman"/>
-                <w:sz w:val="30"/>
-              </w:rPr>
-              <w:t>2</w:t>
-            </w:r>
-          </w:p>
-        </w:tc>
-        <w:tc>
-          <w:tcPr>
-            <w:tcW w:type="dxa" w:w="1987"/>
-          </w:tcPr>
-          <w:p>
-            <w:pPr>
-              <w:jc w:val="left"/>
-            </w:pPr>
-            <w:r>
-              <w:rPr>
-                <w:rFonts w:ascii="TimeNewRoman" w:hAnsi="TimeNewRoman"/>
-                <w:sz w:val="30"/>
-              </w:rPr>
-              <w:t>52</w:t>
-            </w:r>
-          </w:p>
-        </w:tc>
-        <w:tc>
-          <w:tcPr>
-            <w:tcW w:type="dxa" w:w="1987"/>
-          </w:tcPr>
-          <w:p>
-            <w:pPr>
-              <w:jc w:val="left"/>
-            </w:pPr>
-            <w:r>
-              <w:rPr>
-                <w:rFonts w:ascii="TimeNewRoman" w:hAnsi="TimeNewRoman"/>
-                <w:sz w:val="30"/>
-              </w:rPr>
-              <w:t>78</w:t>
-            </w:r>
-          </w:p>
-        </w:tc>
-        <w:tc>
-          <w:tcPr>
-            <w:tcW w:type="dxa" w:w="1987"/>
-          </w:tcPr>
-          <w:p>
-            <w:pPr>
-              <w:jc w:val="left"/>
-            </w:pPr>
-            <w:r>
-              <w:rPr>
-                <w:rFonts w:ascii="TimeNewRoman" w:hAnsi="TimeNewRoman"/>
-                <w:sz w:val="30"/>
-              </w:rPr>
-              <w:t>89</w:t>
             </w:r>
           </w:p>
         </w:tc>

--- a/answers-of-mixed.docx
+++ b/answers-of-mixed.docx
@@ -11,7 +11,7 @@
           <w:rFonts w:ascii="Arial" w:hAnsi="Arial"/>
           <w:sz w:val="30"/>
         </w:rPr>
-        <w:t>2026-09-14 Monday</w:t>
+        <w:t>2026-09-15 Tuesday</w:t>
       </w:r>
     </w:p>
     <w:tbl>
@@ -26,6 +26,180 @@
         <w:gridCol w:w="1987"/>
         <w:gridCol w:w="1987"/>
       </w:tblGrid>
+      <w:tr>
+        <w:tc>
+          <w:tcPr>
+            <w:tcW w:type="dxa" w:w="1987"/>
+          </w:tcPr>
+          <w:p>
+            <w:pPr>
+              <w:jc w:val="left"/>
+            </w:pPr>
+            <w:r>
+              <w:rPr>
+                <w:rFonts w:ascii="TimeNewRoman" w:hAnsi="TimeNewRoman"/>
+                <w:sz w:val="30"/>
+              </w:rPr>
+              <w:t>13</w:t>
+            </w:r>
+          </w:p>
+        </w:tc>
+        <w:tc>
+          <w:tcPr>
+            <w:tcW w:type="dxa" w:w="1987"/>
+          </w:tcPr>
+          <w:p>
+            <w:pPr>
+              <w:jc w:val="left"/>
+            </w:pPr>
+            <w:r>
+              <w:rPr>
+                <w:rFonts w:ascii="TimeNewRoman" w:hAnsi="TimeNewRoman"/>
+                <w:sz w:val="30"/>
+              </w:rPr>
+              <w:t>18</w:t>
+            </w:r>
+          </w:p>
+        </w:tc>
+        <w:tc>
+          <w:tcPr>
+            <w:tcW w:type="dxa" w:w="1987"/>
+          </w:tcPr>
+          <w:p>
+            <w:pPr>
+              <w:jc w:val="left"/>
+            </w:pPr>
+            <w:r>
+              <w:rPr>
+                <w:rFonts w:ascii="TimeNewRoman" w:hAnsi="TimeNewRoman"/>
+                <w:sz w:val="30"/>
+              </w:rPr>
+              <w:t>125</w:t>
+            </w:r>
+          </w:p>
+        </w:tc>
+        <w:tc>
+          <w:tcPr>
+            <w:tcW w:type="dxa" w:w="1987"/>
+          </w:tcPr>
+          <w:p>
+            <w:pPr>
+              <w:jc w:val="left"/>
+            </w:pPr>
+            <w:r>
+              <w:rPr>
+                <w:rFonts w:ascii="TimeNewRoman" w:hAnsi="TimeNewRoman"/>
+                <w:sz w:val="30"/>
+              </w:rPr>
+              <w:t>126</w:t>
+            </w:r>
+          </w:p>
+        </w:tc>
+        <w:tc>
+          <w:tcPr>
+            <w:tcW w:type="dxa" w:w="1987"/>
+          </w:tcPr>
+          <w:p>
+            <w:pPr>
+              <w:jc w:val="left"/>
+            </w:pPr>
+            <w:r>
+              <w:rPr>
+                <w:rFonts w:ascii="TimeNewRoman" w:hAnsi="TimeNewRoman"/>
+                <w:sz w:val="30"/>
+              </w:rPr>
+              <w:t>59</w:t>
+            </w:r>
+          </w:p>
+        </w:tc>
+      </w:tr>
+      <w:tr>
+        <w:tc>
+          <w:tcPr>
+            <w:tcW w:type="dxa" w:w="1987"/>
+          </w:tcPr>
+          <w:p>
+            <w:pPr>
+              <w:jc w:val="left"/>
+            </w:pPr>
+            <w:r>
+              <w:rPr>
+                <w:rFonts w:ascii="TimeNewRoman" w:hAnsi="TimeNewRoman"/>
+                <w:sz w:val="30"/>
+              </w:rPr>
+              <w:t>4</w:t>
+            </w:r>
+          </w:p>
+        </w:tc>
+        <w:tc>
+          <w:tcPr>
+            <w:tcW w:type="dxa" w:w="1987"/>
+          </w:tcPr>
+          <w:p>
+            <w:pPr>
+              <w:jc w:val="left"/>
+            </w:pPr>
+            <w:r>
+              <w:rPr>
+                <w:rFonts w:ascii="TimeNewRoman" w:hAnsi="TimeNewRoman"/>
+                <w:sz w:val="30"/>
+              </w:rPr>
+              <w:t>80</w:t>
+            </w:r>
+          </w:p>
+        </w:tc>
+        <w:tc>
+          <w:tcPr>
+            <w:tcW w:type="dxa" w:w="1987"/>
+          </w:tcPr>
+          <w:p>
+            <w:pPr>
+              <w:jc w:val="left"/>
+            </w:pPr>
+            <w:r>
+              <w:rPr>
+                <w:rFonts w:ascii="TimeNewRoman" w:hAnsi="TimeNewRoman"/>
+                <w:sz w:val="30"/>
+              </w:rPr>
+              <w:t>22</w:t>
+            </w:r>
+          </w:p>
+        </w:tc>
+        <w:tc>
+          <w:tcPr>
+            <w:tcW w:type="dxa" w:w="1987"/>
+          </w:tcPr>
+          <w:p>
+            <w:pPr>
+              <w:jc w:val="left"/>
+            </w:pPr>
+            <w:r>
+              <w:rPr>
+                <w:rFonts w:ascii="TimeNewRoman" w:hAnsi="TimeNewRoman"/>
+                <w:sz w:val="30"/>
+              </w:rPr>
+              <w:t>35</w:t>
+            </w:r>
+          </w:p>
+        </w:tc>
+        <w:tc>
+          <w:tcPr>
+            <w:tcW w:type="dxa" w:w="1987"/>
+          </w:tcPr>
+          <w:p>
+            <w:pPr>
+              <w:jc w:val="left"/>
+            </w:pPr>
+            <w:r>
+              <w:rPr>
+                <w:rFonts w:ascii="TimeNewRoman" w:hAnsi="TimeNewRoman"/>
+                <w:sz w:val="30"/>
+              </w:rPr>
+              <w:t>6</w:t>
+            </w:r>
+          </w:p>
+        </w:tc>
+      </w:tr>
       <w:tr>
         <w:tc>
           <w:tcPr>
@@ -57,7 +231,7 @@
                 <w:rFonts w:ascii="TimeNewRoman" w:hAnsi="TimeNewRoman"/>
                 <w:sz w:val="30"/>
               </w:rPr>
-              <w:t>51</w:t>
+              <w:t>10</w:t>
             </w:r>
           </w:p>
         </w:tc>
@@ -74,7 +248,7 @@
                 <w:rFonts w:ascii="TimeNewRoman" w:hAnsi="TimeNewRoman"/>
                 <w:sz w:val="30"/>
               </w:rPr>
-              <w:t>135</w:t>
+              <w:t>21</w:t>
             </w:r>
           </w:p>
         </w:tc>
@@ -91,7 +265,7 @@
                 <w:rFonts w:ascii="TimeNewRoman" w:hAnsi="TimeNewRoman"/>
                 <w:sz w:val="30"/>
               </w:rPr>
-              <w:t>28</w:t>
+              <w:t>55</w:t>
             </w:r>
           </w:p>
         </w:tc>
@@ -108,7 +282,7 @@
                 <w:rFonts w:ascii="TimeNewRoman" w:hAnsi="TimeNewRoman"/>
                 <w:sz w:val="30"/>
               </w:rPr>
-              <w:t>4</w:t>
+              <w:t>99</w:t>
             </w:r>
           </w:p>
         </w:tc>
@@ -127,7 +301,111 @@
                 <w:rFonts w:ascii="TimeNewRoman" w:hAnsi="TimeNewRoman"/>
                 <w:sz w:val="30"/>
               </w:rPr>
-              <w:t>49</w:t>
+              <w:t>39</w:t>
+            </w:r>
+          </w:p>
+        </w:tc>
+        <w:tc>
+          <w:tcPr>
+            <w:tcW w:type="dxa" w:w="1987"/>
+          </w:tcPr>
+          <w:p>
+            <w:pPr>
+              <w:jc w:val="left"/>
+            </w:pPr>
+            <w:r>
+              <w:rPr>
+                <w:rFonts w:ascii="TimeNewRoman" w:hAnsi="TimeNewRoman"/>
+                <w:sz w:val="30"/>
+              </w:rPr>
+              <w:t>88</w:t>
+            </w:r>
+          </w:p>
+        </w:tc>
+        <w:tc>
+          <w:tcPr>
+            <w:tcW w:type="dxa" w:w="1987"/>
+          </w:tcPr>
+          <w:p>
+            <w:pPr>
+              <w:jc w:val="left"/>
+            </w:pPr>
+            <w:r>
+              <w:rPr>
+                <w:rFonts w:ascii="TimeNewRoman" w:hAnsi="TimeNewRoman"/>
+                <w:sz w:val="30"/>
+              </w:rPr>
+              <w:t>7</w:t>
+            </w:r>
+          </w:p>
+        </w:tc>
+        <w:tc>
+          <w:tcPr>
+            <w:tcW w:type="dxa" w:w="1987"/>
+          </w:tcPr>
+          <w:p>
+            <w:pPr>
+              <w:jc w:val="left"/>
+            </w:pPr>
+            <w:r>
+              <w:rPr>
+                <w:rFonts w:ascii="TimeNewRoman" w:hAnsi="TimeNewRoman"/>
+                <w:sz w:val="30"/>
+              </w:rPr>
+              <w:t>8</w:t>
+            </w:r>
+          </w:p>
+        </w:tc>
+        <w:tc>
+          <w:tcPr>
+            <w:tcW w:type="dxa" w:w="1987"/>
+          </w:tcPr>
+          <w:p>
+            <w:pPr>
+              <w:jc w:val="left"/>
+            </w:pPr>
+            <w:r>
+              <w:rPr>
+                <w:rFonts w:ascii="TimeNewRoman" w:hAnsi="TimeNewRoman"/>
+                <w:sz w:val="30"/>
+              </w:rPr>
+              <w:t>37</w:t>
+            </w:r>
+          </w:p>
+        </w:tc>
+      </w:tr>
+      <w:tr>
+        <w:tc>
+          <w:tcPr>
+            <w:tcW w:type="dxa" w:w="1987"/>
+          </w:tcPr>
+          <w:p>
+            <w:pPr>
+              <w:jc w:val="left"/>
+            </w:pPr>
+            <w:r>
+              <w:rPr>
+                <w:rFonts w:ascii="TimeNewRoman" w:hAnsi="TimeNewRoman"/>
+                <w:sz w:val="30"/>
+              </w:rPr>
+              <w:t>13</w:t>
+            </w:r>
+          </w:p>
+        </w:tc>
+        <w:tc>
+          <w:tcPr>
+            <w:tcW w:type="dxa" w:w="1987"/>
+          </w:tcPr>
+          <w:p>
+            <w:pPr>
+              <w:jc w:val="left"/>
+            </w:pPr>
+            <w:r>
+              <w:rPr>
+                <w:rFonts w:ascii="TimeNewRoman" w:hAnsi="TimeNewRoman"/>
+                <w:sz w:val="30"/>
+              </w:rPr>
+              <w:t>86</w:t>
             </w:r>
           </w:p>
         </w:tc>
@@ -161,7 +439,7 @@
                 <w:rFonts w:ascii="TimeNewRoman" w:hAnsi="TimeNewRoman"/>
                 <w:sz w:val="30"/>
               </w:rPr>
-              <w:t>70</w:t>
+              <w:t>16</w:t>
             </w:r>
           </w:p>
         </w:tc>
@@ -178,24 +456,7 @@
                 <w:rFonts w:ascii="TimeNewRoman" w:hAnsi="TimeNewRoman"/>
                 <w:sz w:val="30"/>
               </w:rPr>
-              <w:t>84</w:t>
-            </w:r>
-          </w:p>
-        </w:tc>
-        <w:tc>
-          <w:tcPr>
-            <w:tcW w:type="dxa" w:w="1987"/>
-          </w:tcPr>
-          <w:p>
-            <w:pPr>
-              <w:jc w:val="left"/>
-            </w:pPr>
-            <w:r>
-              <w:rPr>
-                <w:rFonts w:ascii="TimeNewRoman" w:hAnsi="TimeNewRoman"/>
-                <w:sz w:val="30"/>
-              </w:rPr>
-              <w:t>27</w:t>
+              <w:t>62</w:t>
             </w:r>
           </w:p>
         </w:tc>
@@ -214,7 +475,7 @@
                 <w:rFonts w:ascii="TimeNewRoman" w:hAnsi="TimeNewRoman"/>
                 <w:sz w:val="30"/>
               </w:rPr>
-              <w:t>27</w:t>
+              <w:t>48</w:t>
             </w:r>
           </w:p>
         </w:tc>
@@ -231,7 +492,164 @@
                 <w:rFonts w:ascii="TimeNewRoman" w:hAnsi="TimeNewRoman"/>
                 <w:sz w:val="30"/>
               </w:rPr>
-              <w:t>18</w:t>
+              <w:t>56</w:t>
+            </w:r>
+          </w:p>
+        </w:tc>
+        <w:tc>
+          <w:tcPr>
+            <w:tcW w:type="dxa" w:w="1987"/>
+          </w:tcPr>
+          <w:p>
+            <w:pPr>
+              <w:jc w:val="left"/>
+            </w:pPr>
+            <w:r>
+              <w:rPr>
+                <w:rFonts w:ascii="TimeNewRoman" w:hAnsi="TimeNewRoman"/>
+                <w:sz w:val="30"/>
+              </w:rPr>
+              <w:t>30</w:t>
+            </w:r>
+          </w:p>
+        </w:tc>
+        <w:tc>
+          <w:tcPr>
+            <w:tcW w:type="dxa" w:w="1987"/>
+          </w:tcPr>
+          <w:p>
+            <w:pPr>
+              <w:jc w:val="left"/>
+            </w:pPr>
+            <w:r>
+              <w:rPr>
+                <w:rFonts w:ascii="TimeNewRoman" w:hAnsi="TimeNewRoman"/>
+                <w:sz w:val="30"/>
+              </w:rPr>
+              <w:t>98</w:t>
+            </w:r>
+          </w:p>
+        </w:tc>
+        <w:tc>
+          <w:tcPr>
+            <w:tcW w:type="dxa" w:w="1987"/>
+          </w:tcPr>
+          <w:p>
+            <w:pPr>
+              <w:jc w:val="left"/>
+            </w:pPr>
+            <w:r>
+              <w:rPr>
+                <w:rFonts w:ascii="TimeNewRoman" w:hAnsi="TimeNewRoman"/>
+                <w:sz w:val="30"/>
+              </w:rPr>
+              <w:t>19</w:t>
+            </w:r>
+          </w:p>
+        </w:tc>
+      </w:tr>
+      <w:tr>
+        <w:tc>
+          <w:tcPr>
+            <w:tcW w:type="dxa" w:w="1987"/>
+          </w:tcPr>
+          <w:p>
+            <w:pPr>
+              <w:jc w:val="left"/>
+            </w:pPr>
+            <w:r>
+              <w:rPr>
+                <w:rFonts w:ascii="TimeNewRoman" w:hAnsi="TimeNewRoman"/>
+                <w:sz w:val="30"/>
+              </w:rPr>
+              <w:t>115</w:t>
+            </w:r>
+          </w:p>
+        </w:tc>
+        <w:tc>
+          <w:tcPr>
+            <w:tcW w:type="dxa" w:w="1987"/>
+          </w:tcPr>
+          <w:p>
+            <w:pPr>
+              <w:jc w:val="left"/>
+            </w:pPr>
+            <w:r>
+              <w:rPr>
+                <w:rFonts w:ascii="TimeNewRoman" w:hAnsi="TimeNewRoman"/>
+                <w:sz w:val="30"/>
+              </w:rPr>
+              <w:t>23</w:t>
+            </w:r>
+          </w:p>
+        </w:tc>
+        <w:tc>
+          <w:tcPr>
+            <w:tcW w:type="dxa" w:w="1987"/>
+          </w:tcPr>
+          <w:p>
+            <w:pPr>
+              <w:jc w:val="left"/>
+            </w:pPr>
+            <w:r>
+              <w:rPr>
+                <w:rFonts w:ascii="TimeNewRoman" w:hAnsi="TimeNewRoman"/>
+                <w:sz w:val="30"/>
+              </w:rPr>
+              <w:t>93</w:t>
+            </w:r>
+          </w:p>
+        </w:tc>
+        <w:tc>
+          <w:tcPr>
+            <w:tcW w:type="dxa" w:w="1987"/>
+          </w:tcPr>
+          <w:p>
+            <w:pPr>
+              <w:jc w:val="left"/>
+            </w:pPr>
+            <w:r>
+              <w:rPr>
+                <w:rFonts w:ascii="TimeNewRoman" w:hAnsi="TimeNewRoman"/>
+                <w:sz w:val="30"/>
+              </w:rPr>
+              <w:t>125</w:t>
+            </w:r>
+          </w:p>
+        </w:tc>
+        <w:tc>
+          <w:tcPr>
+            <w:tcW w:type="dxa" w:w="1987"/>
+          </w:tcPr>
+          <w:p>
+            <w:pPr>
+              <w:jc w:val="left"/>
+            </w:pPr>
+            <w:r>
+              <w:rPr>
+                <w:rFonts w:ascii="TimeNewRoman" w:hAnsi="TimeNewRoman"/>
+                <w:sz w:val="30"/>
+              </w:rPr>
+              <w:t>144</w:t>
+            </w:r>
+          </w:p>
+        </w:tc>
+      </w:tr>
+      <w:tr>
+        <w:tc>
+          <w:tcPr>
+            <w:tcW w:type="dxa" w:w="1987"/>
+          </w:tcPr>
+          <w:p>
+            <w:pPr>
+              <w:jc w:val="left"/>
+            </w:pPr>
+            <w:r>
+              <w:rPr>
+                <w:rFonts w:ascii="TimeNewRoman" w:hAnsi="TimeNewRoman"/>
+                <w:sz w:val="30"/>
+              </w:rPr>
+              <w:t>3</w:t>
             </w:r>
           </w:p>
         </w:tc>
@@ -265,7 +683,720 @@
                 <w:rFonts w:ascii="TimeNewRoman" w:hAnsi="TimeNewRoman"/>
                 <w:sz w:val="30"/>
               </w:rPr>
-              <w:t>24</w:t>
+              <w:t>8</w:t>
+            </w:r>
+          </w:p>
+        </w:tc>
+        <w:tc>
+          <w:tcPr>
+            <w:tcW w:type="dxa" w:w="1987"/>
+          </w:tcPr>
+          <w:p>
+            <w:pPr>
+              <w:jc w:val="left"/>
+            </w:pPr>
+            <w:r>
+              <w:rPr>
+                <w:rFonts w:ascii="TimeNewRoman" w:hAnsi="TimeNewRoman"/>
+                <w:sz w:val="30"/>
+              </w:rPr>
+              <w:t>8</w:t>
+            </w:r>
+          </w:p>
+        </w:tc>
+        <w:tc>
+          <w:tcPr>
+            <w:tcW w:type="dxa" w:w="1987"/>
+          </w:tcPr>
+          <w:p>
+            <w:pPr>
+              <w:jc w:val="left"/>
+            </w:pPr>
+            <w:r>
+              <w:rPr>
+                <w:rFonts w:ascii="TimeNewRoman" w:hAnsi="TimeNewRoman"/>
+                <w:sz w:val="30"/>
+              </w:rPr>
+              <w:t>36</w:t>
+            </w:r>
+          </w:p>
+        </w:tc>
+      </w:tr>
+      <w:tr>
+        <w:tc>
+          <w:tcPr>
+            <w:tcW w:type="dxa" w:w="1987"/>
+          </w:tcPr>
+          <w:p>
+            <w:pPr>
+              <w:jc w:val="left"/>
+            </w:pPr>
+            <w:r>
+              <w:rPr>
+                <w:rFonts w:ascii="TimeNewRoman" w:hAnsi="TimeNewRoman"/>
+                <w:sz w:val="30"/>
+              </w:rPr>
+              <w:t>12</w:t>
+            </w:r>
+          </w:p>
+        </w:tc>
+        <w:tc>
+          <w:tcPr>
+            <w:tcW w:type="dxa" w:w="1987"/>
+          </w:tcPr>
+          <w:p>
+            <w:pPr>
+              <w:jc w:val="left"/>
+            </w:pPr>
+            <w:r>
+              <w:rPr>
+                <w:rFonts w:ascii="TimeNewRoman" w:hAnsi="TimeNewRoman"/>
+                <w:sz w:val="30"/>
+              </w:rPr>
+              <w:t>63</w:t>
+            </w:r>
+          </w:p>
+        </w:tc>
+        <w:tc>
+          <w:tcPr>
+            <w:tcW w:type="dxa" w:w="1987"/>
+          </w:tcPr>
+          <w:p>
+            <w:pPr>
+              <w:jc w:val="left"/>
+            </w:pPr>
+            <w:r>
+              <w:rPr>
+                <w:rFonts w:ascii="TimeNewRoman" w:hAnsi="TimeNewRoman"/>
+                <w:sz w:val="30"/>
+              </w:rPr>
+              <w:t>40</w:t>
+            </w:r>
+          </w:p>
+        </w:tc>
+        <w:tc>
+          <w:tcPr>
+            <w:tcW w:type="dxa" w:w="1987"/>
+          </w:tcPr>
+          <w:p>
+            <w:pPr>
+              <w:jc w:val="left"/>
+            </w:pPr>
+            <w:r>
+              <w:rPr>
+                <w:rFonts w:ascii="TimeNewRoman" w:hAnsi="TimeNewRoman"/>
+                <w:sz w:val="30"/>
+              </w:rPr>
+              <w:t>47</w:t>
+            </w:r>
+          </w:p>
+        </w:tc>
+        <w:tc>
+          <w:tcPr>
+            <w:tcW w:type="dxa" w:w="1987"/>
+          </w:tcPr>
+          <w:p>
+            <w:pPr>
+              <w:jc w:val="left"/>
+            </w:pPr>
+            <w:r>
+              <w:rPr>
+                <w:rFonts w:ascii="TimeNewRoman" w:hAnsi="TimeNewRoman"/>
+                <w:sz w:val="30"/>
+              </w:rPr>
+              <w:t>68</w:t>
+            </w:r>
+          </w:p>
+        </w:tc>
+      </w:tr>
+      <w:tr>
+        <w:tc>
+          <w:tcPr>
+            <w:tcW w:type="dxa" w:w="1987"/>
+          </w:tcPr>
+          <w:p>
+            <w:pPr>
+              <w:jc w:val="left"/>
+            </w:pPr>
+            <w:r>
+              <w:rPr>
+                <w:rFonts w:ascii="TimeNewRoman" w:hAnsi="TimeNewRoman"/>
+                <w:sz w:val="30"/>
+              </w:rPr>
+              <w:t>102</w:t>
+            </w:r>
+          </w:p>
+        </w:tc>
+        <w:tc>
+          <w:tcPr>
+            <w:tcW w:type="dxa" w:w="1987"/>
+          </w:tcPr>
+          <w:p>
+            <w:pPr>
+              <w:jc w:val="left"/>
+            </w:pPr>
+            <w:r>
+              <w:rPr>
+                <w:rFonts w:ascii="TimeNewRoman" w:hAnsi="TimeNewRoman"/>
+                <w:sz w:val="30"/>
+              </w:rPr>
+              <w:t>81</w:t>
+            </w:r>
+          </w:p>
+        </w:tc>
+        <w:tc>
+          <w:tcPr>
+            <w:tcW w:type="dxa" w:w="1987"/>
+          </w:tcPr>
+          <w:p>
+            <w:pPr>
+              <w:jc w:val="left"/>
+            </w:pPr>
+            <w:r>
+              <w:rPr>
+                <w:rFonts w:ascii="TimeNewRoman" w:hAnsi="TimeNewRoman"/>
+                <w:sz w:val="30"/>
+              </w:rPr>
+              <w:t>5</w:t>
+            </w:r>
+          </w:p>
+        </w:tc>
+        <w:tc>
+          <w:tcPr>
+            <w:tcW w:type="dxa" w:w="1987"/>
+          </w:tcPr>
+          <w:p>
+            <w:pPr>
+              <w:jc w:val="left"/>
+            </w:pPr>
+            <w:r>
+              <w:rPr>
+                <w:rFonts w:ascii="TimeNewRoman" w:hAnsi="TimeNewRoman"/>
+                <w:sz w:val="30"/>
+              </w:rPr>
+              <w:t>32</w:t>
+            </w:r>
+          </w:p>
+        </w:tc>
+        <w:tc>
+          <w:tcPr>
+            <w:tcW w:type="dxa" w:w="1987"/>
+          </w:tcPr>
+          <w:p>
+            <w:pPr>
+              <w:jc w:val="left"/>
+            </w:pPr>
+            <w:r>
+              <w:rPr>
+                <w:rFonts w:ascii="TimeNewRoman" w:hAnsi="TimeNewRoman"/>
+                <w:sz w:val="30"/>
+              </w:rPr>
+              <w:t>12</w:t>
+            </w:r>
+          </w:p>
+        </w:tc>
+      </w:tr>
+      <w:tr>
+        <w:tc>
+          <w:tcPr>
+            <w:tcW w:type="dxa" w:w="1987"/>
+          </w:tcPr>
+          <w:p>
+            <w:pPr>
+              <w:jc w:val="left"/>
+            </w:pPr>
+            <w:r>
+              <w:rPr>
+                <w:rFonts w:ascii="TimeNewRoman" w:hAnsi="TimeNewRoman"/>
+                <w:sz w:val="30"/>
+              </w:rPr>
+              <w:t>87</w:t>
+            </w:r>
+          </w:p>
+        </w:tc>
+        <w:tc>
+          <w:tcPr>
+            <w:tcW w:type="dxa" w:w="1987"/>
+          </w:tcPr>
+          <w:p>
+            <w:pPr>
+              <w:jc w:val="left"/>
+            </w:pPr>
+            <w:r>
+              <w:rPr>
+                <w:rFonts w:ascii="TimeNewRoman" w:hAnsi="TimeNewRoman"/>
+                <w:sz w:val="30"/>
+              </w:rPr>
+              <w:t>52</w:t>
+            </w:r>
+          </w:p>
+        </w:tc>
+        <w:tc>
+          <w:tcPr>
+            <w:tcW w:type="dxa" w:w="1987"/>
+          </w:tcPr>
+          <w:p>
+            <w:pPr>
+              <w:jc w:val="left"/>
+            </w:pPr>
+            <w:r>
+              <w:rPr>
+                <w:rFonts w:ascii="TimeNewRoman" w:hAnsi="TimeNewRoman"/>
+                <w:sz w:val="30"/>
+              </w:rPr>
+              <w:t>23</w:t>
+            </w:r>
+          </w:p>
+        </w:tc>
+        <w:tc>
+          <w:tcPr>
+            <w:tcW w:type="dxa" w:w="1987"/>
+          </w:tcPr>
+          <w:p>
+            <w:pPr>
+              <w:jc w:val="left"/>
+            </w:pPr>
+            <w:r>
+              <w:rPr>
+                <w:rFonts w:ascii="TimeNewRoman" w:hAnsi="TimeNewRoman"/>
+                <w:sz w:val="30"/>
+              </w:rPr>
+              <w:t>16</w:t>
+            </w:r>
+          </w:p>
+        </w:tc>
+        <w:tc>
+          <w:tcPr>
+            <w:tcW w:type="dxa" w:w="1987"/>
+          </w:tcPr>
+          <w:p>
+            <w:pPr>
+              <w:jc w:val="left"/>
+            </w:pPr>
+            <w:r>
+              <w:rPr>
+                <w:rFonts w:ascii="TimeNewRoman" w:hAnsi="TimeNewRoman"/>
+                <w:sz w:val="30"/>
+              </w:rPr>
+              <w:t>29</w:t>
+            </w:r>
+          </w:p>
+        </w:tc>
+      </w:tr>
+      <w:tr>
+        <w:tc>
+          <w:tcPr>
+            <w:tcW w:type="dxa" w:w="1987"/>
+          </w:tcPr>
+          <w:p>
+            <w:pPr>
+              <w:jc w:val="left"/>
+            </w:pPr>
+            <w:r>
+              <w:rPr>
+                <w:rFonts w:ascii="TimeNewRoman" w:hAnsi="TimeNewRoman"/>
+                <w:sz w:val="30"/>
+              </w:rPr>
+              <w:t>4</w:t>
+            </w:r>
+          </w:p>
+        </w:tc>
+        <w:tc>
+          <w:tcPr>
+            <w:tcW w:type="dxa" w:w="1987"/>
+          </w:tcPr>
+          <w:p>
+            <w:pPr>
+              <w:jc w:val="left"/>
+            </w:pPr>
+            <w:r>
+              <w:rPr>
+                <w:rFonts w:ascii="TimeNewRoman" w:hAnsi="TimeNewRoman"/>
+                <w:sz w:val="30"/>
+              </w:rPr>
+              <w:t>12</w:t>
+            </w:r>
+          </w:p>
+        </w:tc>
+        <w:tc>
+          <w:tcPr>
+            <w:tcW w:type="dxa" w:w="1987"/>
+          </w:tcPr>
+          <w:p>
+            <w:pPr>
+              <w:jc w:val="left"/>
+            </w:pPr>
+            <w:r>
+              <w:rPr>
+                <w:rFonts w:ascii="TimeNewRoman" w:hAnsi="TimeNewRoman"/>
+                <w:sz w:val="30"/>
+              </w:rPr>
+              <w:t>60</w:t>
+            </w:r>
+          </w:p>
+        </w:tc>
+        <w:tc>
+          <w:tcPr>
+            <w:tcW w:type="dxa" w:w="1987"/>
+          </w:tcPr>
+          <w:p>
+            <w:pPr>
+              <w:jc w:val="left"/>
+            </w:pPr>
+            <w:r>
+              <w:rPr>
+                <w:rFonts w:ascii="TimeNewRoman" w:hAnsi="TimeNewRoman"/>
+                <w:sz w:val="30"/>
+              </w:rPr>
+              <w:t>39</w:t>
+            </w:r>
+          </w:p>
+        </w:tc>
+        <w:tc>
+          <w:tcPr>
+            <w:tcW w:type="dxa" w:w="1987"/>
+          </w:tcPr>
+          <w:p>
+            <w:pPr>
+              <w:jc w:val="left"/>
+            </w:pPr>
+            <w:r>
+              <w:rPr>
+                <w:rFonts w:ascii="TimeNewRoman" w:hAnsi="TimeNewRoman"/>
+                <w:sz w:val="30"/>
+              </w:rPr>
+              <w:t>20</w:t>
+            </w:r>
+          </w:p>
+        </w:tc>
+      </w:tr>
+      <w:tr>
+        <w:tc>
+          <w:tcPr>
+            <w:tcW w:type="dxa" w:w="1987"/>
+          </w:tcPr>
+          <w:p>
+            <w:pPr>
+              <w:jc w:val="left"/>
+            </w:pPr>
+            <w:r>
+              <w:rPr>
+                <w:rFonts w:ascii="TimeNewRoman" w:hAnsi="TimeNewRoman"/>
+                <w:sz w:val="30"/>
+              </w:rPr>
+              <w:t>28</w:t>
+            </w:r>
+          </w:p>
+        </w:tc>
+        <w:tc>
+          <w:tcPr>
+            <w:tcW w:type="dxa" w:w="1987"/>
+          </w:tcPr>
+          <w:p>
+            <w:pPr>
+              <w:jc w:val="left"/>
+            </w:pPr>
+            <w:r>
+              <w:rPr>
+                <w:rFonts w:ascii="TimeNewRoman" w:hAnsi="TimeNewRoman"/>
+                <w:sz w:val="30"/>
+              </w:rPr>
+              <w:t>16</w:t>
+            </w:r>
+          </w:p>
+        </w:tc>
+        <w:tc>
+          <w:tcPr>
+            <w:tcW w:type="dxa" w:w="1987"/>
+          </w:tcPr>
+          <w:p>
+            <w:pPr>
+              <w:jc w:val="left"/>
+            </w:pPr>
+            <w:r>
+              <w:rPr>
+                <w:rFonts w:ascii="TimeNewRoman" w:hAnsi="TimeNewRoman"/>
+                <w:sz w:val="30"/>
+              </w:rPr>
+              <w:t>86</w:t>
+            </w:r>
+          </w:p>
+        </w:tc>
+        <w:tc>
+          <w:tcPr>
+            <w:tcW w:type="dxa" w:w="1987"/>
+          </w:tcPr>
+          <w:p>
+            <w:pPr>
+              <w:jc w:val="left"/>
+            </w:pPr>
+            <w:r>
+              <w:rPr>
+                <w:rFonts w:ascii="TimeNewRoman" w:hAnsi="TimeNewRoman"/>
+                <w:sz w:val="30"/>
+              </w:rPr>
+              <w:t>42</w:t>
+            </w:r>
+          </w:p>
+        </w:tc>
+        <w:tc>
+          <w:tcPr>
+            <w:tcW w:type="dxa" w:w="1987"/>
+          </w:tcPr>
+          <w:p>
+            <w:pPr>
+              <w:jc w:val="left"/>
+            </w:pPr>
+            <w:r>
+              <w:rPr>
+                <w:rFonts w:ascii="TimeNewRoman" w:hAnsi="TimeNewRoman"/>
+                <w:sz w:val="30"/>
+              </w:rPr>
+              <w:t>34</w:t>
+            </w:r>
+          </w:p>
+        </w:tc>
+      </w:tr>
+      <w:tr>
+        <w:tc>
+          <w:tcPr>
+            <w:tcW w:type="dxa" w:w="1987"/>
+          </w:tcPr>
+          <w:p>
+            <w:pPr>
+              <w:jc w:val="left"/>
+            </w:pPr>
+            <w:r>
+              <w:rPr>
+                <w:rFonts w:ascii="TimeNewRoman" w:hAnsi="TimeNewRoman"/>
+                <w:sz w:val="30"/>
+              </w:rPr>
+              <w:t>74</w:t>
+            </w:r>
+          </w:p>
+        </w:tc>
+        <w:tc>
+          <w:tcPr>
+            <w:tcW w:type="dxa" w:w="1987"/>
+          </w:tcPr>
+          <w:p>
+            <w:pPr>
+              <w:jc w:val="left"/>
+            </w:pPr>
+            <w:r>
+              <w:rPr>
+                <w:rFonts w:ascii="TimeNewRoman" w:hAnsi="TimeNewRoman"/>
+                <w:sz w:val="30"/>
+              </w:rPr>
+              <w:t>21</w:t>
+            </w:r>
+          </w:p>
+        </w:tc>
+        <w:tc>
+          <w:tcPr>
+            <w:tcW w:type="dxa" w:w="1987"/>
+          </w:tcPr>
+          <w:p>
+            <w:pPr>
+              <w:jc w:val="left"/>
+            </w:pPr>
+            <w:r>
+              <w:rPr>
+                <w:rFonts w:ascii="TimeNewRoman" w:hAnsi="TimeNewRoman"/>
+                <w:sz w:val="30"/>
+              </w:rPr>
+              <w:t>98</w:t>
+            </w:r>
+          </w:p>
+        </w:tc>
+        <w:tc>
+          <w:tcPr>
+            <w:tcW w:type="dxa" w:w="1987"/>
+          </w:tcPr>
+          <w:p>
+            <w:pPr>
+              <w:jc w:val="left"/>
+            </w:pPr>
+            <w:r>
+              <w:rPr>
+                <w:rFonts w:ascii="TimeNewRoman" w:hAnsi="TimeNewRoman"/>
+                <w:sz w:val="30"/>
+              </w:rPr>
+              <w:t>4</w:t>
+            </w:r>
+          </w:p>
+        </w:tc>
+        <w:tc>
+          <w:tcPr>
+            <w:tcW w:type="dxa" w:w="1987"/>
+          </w:tcPr>
+          <w:p>
+            <w:pPr>
+              <w:jc w:val="left"/>
+            </w:pPr>
+            <w:r>
+              <w:rPr>
+                <w:rFonts w:ascii="TimeNewRoman" w:hAnsi="TimeNewRoman"/>
+                <w:sz w:val="30"/>
+              </w:rPr>
+              <w:t>3</w:t>
+            </w:r>
+          </w:p>
+        </w:tc>
+      </w:tr>
+      <w:tr>
+        <w:tc>
+          <w:tcPr>
+            <w:tcW w:type="dxa" w:w="1987"/>
+          </w:tcPr>
+          <w:p>
+            <w:pPr>
+              <w:jc w:val="left"/>
+            </w:pPr>
+            <w:r>
+              <w:rPr>
+                <w:rFonts w:ascii="TimeNewRoman" w:hAnsi="TimeNewRoman"/>
+                <w:sz w:val="30"/>
+              </w:rPr>
+              <w:t>41</w:t>
+            </w:r>
+          </w:p>
+        </w:tc>
+        <w:tc>
+          <w:tcPr>
+            <w:tcW w:type="dxa" w:w="1987"/>
+          </w:tcPr>
+          <w:p>
+            <w:pPr>
+              <w:jc w:val="left"/>
+            </w:pPr>
+            <w:r>
+              <w:rPr>
+                <w:rFonts w:ascii="TimeNewRoman" w:hAnsi="TimeNewRoman"/>
+                <w:sz w:val="30"/>
+              </w:rPr>
+              <w:t>63</w:t>
+            </w:r>
+          </w:p>
+        </w:tc>
+        <w:tc>
+          <w:tcPr>
+            <w:tcW w:type="dxa" w:w="1987"/>
+          </w:tcPr>
+          <w:p>
+            <w:pPr>
+              <w:jc w:val="left"/>
+            </w:pPr>
+            <w:r>
+              <w:rPr>
+                <w:rFonts w:ascii="TimeNewRoman" w:hAnsi="TimeNewRoman"/>
+                <w:sz w:val="30"/>
+              </w:rPr>
+              <w:t>22</w:t>
+            </w:r>
+          </w:p>
+        </w:tc>
+        <w:tc>
+          <w:tcPr>
+            <w:tcW w:type="dxa" w:w="1987"/>
+          </w:tcPr>
+          <w:p>
+            <w:pPr>
+              <w:jc w:val="left"/>
+            </w:pPr>
+            <w:r>
+              <w:rPr>
+                <w:rFonts w:ascii="TimeNewRoman" w:hAnsi="TimeNewRoman"/>
+                <w:sz w:val="30"/>
+              </w:rPr>
+              <w:t>65</w:t>
+            </w:r>
+          </w:p>
+        </w:tc>
+        <w:tc>
+          <w:tcPr>
+            <w:tcW w:type="dxa" w:w="1987"/>
+          </w:tcPr>
+          <w:p>
+            <w:pPr>
+              <w:jc w:val="left"/>
+            </w:pPr>
+            <w:r>
+              <w:rPr>
+                <w:rFonts w:ascii="TimeNewRoman" w:hAnsi="TimeNewRoman"/>
+                <w:sz w:val="30"/>
+              </w:rPr>
+              <w:t>61</w:t>
+            </w:r>
+          </w:p>
+        </w:tc>
+      </w:tr>
+      <w:tr>
+        <w:tc>
+          <w:tcPr>
+            <w:tcW w:type="dxa" w:w="1987"/>
+          </w:tcPr>
+          <w:p>
+            <w:pPr>
+              <w:jc w:val="left"/>
+            </w:pPr>
+            <w:r>
+              <w:rPr>
+                <w:rFonts w:ascii="TimeNewRoman" w:hAnsi="TimeNewRoman"/>
+                <w:sz w:val="30"/>
+              </w:rPr>
+              <w:t>36</w:t>
+            </w:r>
+          </w:p>
+        </w:tc>
+        <w:tc>
+          <w:tcPr>
+            <w:tcW w:type="dxa" w:w="1987"/>
+          </w:tcPr>
+          <w:p>
+            <w:pPr>
+              <w:jc w:val="left"/>
+            </w:pPr>
+            <w:r>
+              <w:rPr>
+                <w:rFonts w:ascii="TimeNewRoman" w:hAnsi="TimeNewRoman"/>
+                <w:sz w:val="30"/>
+              </w:rPr>
+              <w:t>8</w:t>
+            </w:r>
+          </w:p>
+        </w:tc>
+        <w:tc>
+          <w:tcPr>
+            <w:tcW w:type="dxa" w:w="1987"/>
+          </w:tcPr>
+          <w:p>
+            <w:pPr>
+              <w:jc w:val="left"/>
+            </w:pPr>
+            <w:r>
+              <w:rPr>
+                <w:rFonts w:ascii="TimeNewRoman" w:hAnsi="TimeNewRoman"/>
+                <w:sz w:val="30"/>
+              </w:rPr>
+              <w:t>168</w:t>
+            </w:r>
+          </w:p>
+        </w:tc>
+        <w:tc>
+          <w:tcPr>
+            <w:tcW w:type="dxa" w:w="1987"/>
+          </w:tcPr>
+          <w:p>
+            <w:pPr>
+              <w:jc w:val="left"/>
+            </w:pPr>
+            <w:r>
+              <w:rPr>
+                <w:rFonts w:ascii="TimeNewRoman" w:hAnsi="TimeNewRoman"/>
+                <w:sz w:val="30"/>
+              </w:rPr>
+              <w:t>40</w:t>
             </w:r>
           </w:p>
         </w:tc>
@@ -301,7 +1432,24 @@
                 <w:rFonts w:ascii="TimeNewRoman" w:hAnsi="TimeNewRoman"/>
                 <w:sz w:val="30"/>
               </w:rPr>
-              <w:t>75</w:t>
+              <w:t>70</w:t>
+            </w:r>
+          </w:p>
+        </w:tc>
+        <w:tc>
+          <w:tcPr>
+            <w:tcW w:type="dxa" w:w="1987"/>
+          </w:tcPr>
+          <w:p>
+            <w:pPr>
+              <w:jc w:val="left"/>
+            </w:pPr>
+            <w:r>
+              <w:rPr>
+                <w:rFonts w:ascii="TimeNewRoman" w:hAnsi="TimeNewRoman"/>
+                <w:sz w:val="30"/>
+              </w:rPr>
+              <w:t>10</w:t>
             </w:r>
           </w:p>
         </w:tc>
@@ -335,24 +1483,7 @@
                 <w:rFonts w:ascii="TimeNewRoman" w:hAnsi="TimeNewRoman"/>
                 <w:sz w:val="30"/>
               </w:rPr>
-              <w:t>62</w:t>
-            </w:r>
-          </w:p>
-        </w:tc>
-        <w:tc>
-          <w:tcPr>
-            <w:tcW w:type="dxa" w:w="1987"/>
-          </w:tcPr>
-          <w:p>
-            <w:pPr>
-              <w:jc w:val="left"/>
-            </w:pPr>
-            <w:r>
-              <w:rPr>
-                <w:rFonts w:ascii="TimeNewRoman" w:hAnsi="TimeNewRoman"/>
-                <w:sz w:val="30"/>
-              </w:rPr>
-              <w:t>9</w:t>
+              <w:t>3</w:t>
             </w:r>
           </w:p>
         </w:tc>
@@ -388,389 +1519,7 @@
                 <w:rFonts w:ascii="TimeNewRoman" w:hAnsi="TimeNewRoman"/>
                 <w:sz w:val="30"/>
               </w:rPr>
-              <w:t>82</w:t>
-            </w:r>
-          </w:p>
-        </w:tc>
-        <w:tc>
-          <w:tcPr>
-            <w:tcW w:type="dxa" w:w="1987"/>
-          </w:tcPr>
-          <w:p>
-            <w:pPr>
-              <w:jc w:val="left"/>
-            </w:pPr>
-            <w:r>
-              <w:rPr>
-                <w:rFonts w:ascii="TimeNewRoman" w:hAnsi="TimeNewRoman"/>
-                <w:sz w:val="30"/>
-              </w:rPr>
-              <w:t>205</w:t>
-            </w:r>
-          </w:p>
-        </w:tc>
-        <w:tc>
-          <w:tcPr>
-            <w:tcW w:type="dxa" w:w="1987"/>
-          </w:tcPr>
-          <w:p>
-            <w:pPr>
-              <w:jc w:val="left"/>
-            </w:pPr>
-            <w:r>
-              <w:rPr>
-                <w:rFonts w:ascii="TimeNewRoman" w:hAnsi="TimeNewRoman"/>
-                <w:sz w:val="30"/>
-              </w:rPr>
-              <w:t>65</w:t>
-            </w:r>
-          </w:p>
-        </w:tc>
-        <w:tc>
-          <w:tcPr>
-            <w:tcW w:type="dxa" w:w="1987"/>
-          </w:tcPr>
-          <w:p>
-            <w:pPr>
-              <w:jc w:val="left"/>
-            </w:pPr>
-            <w:r>
-              <w:rPr>
-                <w:rFonts w:ascii="TimeNewRoman" w:hAnsi="TimeNewRoman"/>
-                <w:sz w:val="30"/>
-              </w:rPr>
-              <w:t>10</w:t>
-            </w:r>
-          </w:p>
-        </w:tc>
-        <w:tc>
-          <w:tcPr>
-            <w:tcW w:type="dxa" w:w="1987"/>
-          </w:tcPr>
-          <w:p>
-            <w:pPr>
-              <w:jc w:val="left"/>
-            </w:pPr>
-            <w:r>
-              <w:rPr>
-                <w:rFonts w:ascii="TimeNewRoman" w:hAnsi="TimeNewRoman"/>
-                <w:sz w:val="30"/>
-              </w:rPr>
-              <w:t>7</w:t>
-            </w:r>
-          </w:p>
-        </w:tc>
-      </w:tr>
-      <w:tr>
-        <w:tc>
-          <w:tcPr>
-            <w:tcW w:type="dxa" w:w="1987"/>
-          </w:tcPr>
-          <w:p>
-            <w:pPr>
-              <w:jc w:val="left"/>
-            </w:pPr>
-            <w:r>
-              <w:rPr>
-                <w:rFonts w:ascii="TimeNewRoman" w:hAnsi="TimeNewRoman"/>
-                <w:sz w:val="30"/>
-              </w:rPr>
-              <w:t>14</w:t>
-            </w:r>
-          </w:p>
-        </w:tc>
-        <w:tc>
-          <w:tcPr>
-            <w:tcW w:type="dxa" w:w="1987"/>
-          </w:tcPr>
-          <w:p>
-            <w:pPr>
-              <w:jc w:val="left"/>
-            </w:pPr>
-            <w:r>
-              <w:rPr>
-                <w:rFonts w:ascii="TimeNewRoman" w:hAnsi="TimeNewRoman"/>
-                <w:sz w:val="30"/>
-              </w:rPr>
-              <w:t>124</w:t>
-            </w:r>
-          </w:p>
-        </w:tc>
-        <w:tc>
-          <w:tcPr>
-            <w:tcW w:type="dxa" w:w="1987"/>
-          </w:tcPr>
-          <w:p>
-            <w:pPr>
-              <w:jc w:val="left"/>
-            </w:pPr>
-            <w:r>
-              <w:rPr>
-                <w:rFonts w:ascii="TimeNewRoman" w:hAnsi="TimeNewRoman"/>
-                <w:sz w:val="30"/>
-              </w:rPr>
-              <w:t>72</w:t>
-            </w:r>
-          </w:p>
-        </w:tc>
-        <w:tc>
-          <w:tcPr>
-            <w:tcW w:type="dxa" w:w="1987"/>
-          </w:tcPr>
-          <w:p>
-            <w:pPr>
-              <w:jc w:val="left"/>
-            </w:pPr>
-            <w:r>
-              <w:rPr>
-                <w:rFonts w:ascii="TimeNewRoman" w:hAnsi="TimeNewRoman"/>
-                <w:sz w:val="30"/>
-              </w:rPr>
-              <w:t>6</w:t>
-            </w:r>
-          </w:p>
-        </w:tc>
-        <w:tc>
-          <w:tcPr>
-            <w:tcW w:type="dxa" w:w="1987"/>
-          </w:tcPr>
-          <w:p>
-            <w:pPr>
-              <w:jc w:val="left"/>
-            </w:pPr>
-            <w:r>
-              <w:rPr>
-                <w:rFonts w:ascii="TimeNewRoman" w:hAnsi="TimeNewRoman"/>
-                <w:sz w:val="30"/>
-              </w:rPr>
-              <w:t>40</w:t>
-            </w:r>
-          </w:p>
-        </w:tc>
-      </w:tr>
-      <w:tr>
-        <w:tc>
-          <w:tcPr>
-            <w:tcW w:type="dxa" w:w="1987"/>
-          </w:tcPr>
-          <w:p>
-            <w:pPr>
-              <w:jc w:val="left"/>
-            </w:pPr>
-            <w:r>
-              <w:rPr>
-                <w:rFonts w:ascii="TimeNewRoman" w:hAnsi="TimeNewRoman"/>
-                <w:sz w:val="30"/>
-              </w:rPr>
-              <w:t>45</w:t>
-            </w:r>
-          </w:p>
-        </w:tc>
-        <w:tc>
-          <w:tcPr>
-            <w:tcW w:type="dxa" w:w="1987"/>
-          </w:tcPr>
-          <w:p>
-            <w:pPr>
-              <w:jc w:val="left"/>
-            </w:pPr>
-            <w:r>
-              <w:rPr>
-                <w:rFonts w:ascii="TimeNewRoman" w:hAnsi="TimeNewRoman"/>
-                <w:sz w:val="30"/>
-              </w:rPr>
               <w:t>73</w:t>
-            </w:r>
-          </w:p>
-        </w:tc>
-        <w:tc>
-          <w:tcPr>
-            <w:tcW w:type="dxa" w:w="1987"/>
-          </w:tcPr>
-          <w:p>
-            <w:pPr>
-              <w:jc w:val="left"/>
-            </w:pPr>
-            <w:r>
-              <w:rPr>
-                <w:rFonts w:ascii="TimeNewRoman" w:hAnsi="TimeNewRoman"/>
-                <w:sz w:val="30"/>
-              </w:rPr>
-              <w:t>48</w:t>
-            </w:r>
-          </w:p>
-        </w:tc>
-        <w:tc>
-          <w:tcPr>
-            <w:tcW w:type="dxa" w:w="1987"/>
-          </w:tcPr>
-          <w:p>
-            <w:pPr>
-              <w:jc w:val="left"/>
-            </w:pPr>
-            <w:r>
-              <w:rPr>
-                <w:rFonts w:ascii="TimeNewRoman" w:hAnsi="TimeNewRoman"/>
-                <w:sz w:val="30"/>
-              </w:rPr>
-              <w:t>12</w:t>
-            </w:r>
-          </w:p>
-        </w:tc>
-        <w:tc>
-          <w:tcPr>
-            <w:tcW w:type="dxa" w:w="1987"/>
-          </w:tcPr>
-          <w:p>
-            <w:pPr>
-              <w:jc w:val="left"/>
-            </w:pPr>
-            <w:r>
-              <w:rPr>
-                <w:rFonts w:ascii="TimeNewRoman" w:hAnsi="TimeNewRoman"/>
-                <w:sz w:val="30"/>
-              </w:rPr>
-              <w:t>32</w:t>
-            </w:r>
-          </w:p>
-        </w:tc>
-      </w:tr>
-      <w:tr>
-        <w:tc>
-          <w:tcPr>
-            <w:tcW w:type="dxa" w:w="1987"/>
-          </w:tcPr>
-          <w:p>
-            <w:pPr>
-              <w:jc w:val="left"/>
-            </w:pPr>
-            <w:r>
-              <w:rPr>
-                <w:rFonts w:ascii="TimeNewRoman" w:hAnsi="TimeNewRoman"/>
-                <w:sz w:val="30"/>
-              </w:rPr>
-              <w:t>53</w:t>
-            </w:r>
-          </w:p>
-        </w:tc>
-        <w:tc>
-          <w:tcPr>
-            <w:tcW w:type="dxa" w:w="1987"/>
-          </w:tcPr>
-          <w:p>
-            <w:pPr>
-              <w:jc w:val="left"/>
-            </w:pPr>
-            <w:r>
-              <w:rPr>
-                <w:rFonts w:ascii="TimeNewRoman" w:hAnsi="TimeNewRoman"/>
-                <w:sz w:val="30"/>
-              </w:rPr>
-              <w:t>73</w:t>
-            </w:r>
-          </w:p>
-        </w:tc>
-        <w:tc>
-          <w:tcPr>
-            <w:tcW w:type="dxa" w:w="1987"/>
-          </w:tcPr>
-          <w:p>
-            <w:pPr>
-              <w:jc w:val="left"/>
-            </w:pPr>
-            <w:r>
-              <w:rPr>
-                <w:rFonts w:ascii="TimeNewRoman" w:hAnsi="TimeNewRoman"/>
-                <w:sz w:val="30"/>
-              </w:rPr>
-              <w:t>5</w:t>
-            </w:r>
-          </w:p>
-        </w:tc>
-        <w:tc>
-          <w:tcPr>
-            <w:tcW w:type="dxa" w:w="1987"/>
-          </w:tcPr>
-          <w:p>
-            <w:pPr>
-              <w:jc w:val="left"/>
-            </w:pPr>
-            <w:r>
-              <w:rPr>
-                <w:rFonts w:ascii="TimeNewRoman" w:hAnsi="TimeNewRoman"/>
-                <w:sz w:val="30"/>
-              </w:rPr>
-              <w:t>65</w:t>
-            </w:r>
-          </w:p>
-        </w:tc>
-        <w:tc>
-          <w:tcPr>
-            <w:tcW w:type="dxa" w:w="1987"/>
-          </w:tcPr>
-          <w:p>
-            <w:pPr>
-              <w:jc w:val="left"/>
-            </w:pPr>
-            <w:r>
-              <w:rPr>
-                <w:rFonts w:ascii="TimeNewRoman" w:hAnsi="TimeNewRoman"/>
-                <w:sz w:val="30"/>
-              </w:rPr>
-              <w:t>4</w:t>
-            </w:r>
-          </w:p>
-        </w:tc>
-      </w:tr>
-      <w:tr>
-        <w:tc>
-          <w:tcPr>
-            <w:tcW w:type="dxa" w:w="1987"/>
-          </w:tcPr>
-          <w:p>
-            <w:pPr>
-              <w:jc w:val="left"/>
-            </w:pPr>
-            <w:r>
-              <w:rPr>
-                <w:rFonts w:ascii="TimeNewRoman" w:hAnsi="TimeNewRoman"/>
-                <w:sz w:val="30"/>
-              </w:rPr>
-              <w:t>63</w:t>
-            </w:r>
-          </w:p>
-        </w:tc>
-        <w:tc>
-          <w:tcPr>
-            <w:tcW w:type="dxa" w:w="1987"/>
-          </w:tcPr>
-          <w:p>
-            <w:pPr>
-              <w:jc w:val="left"/>
-            </w:pPr>
-            <w:r>
-              <w:rPr>
-                <w:rFonts w:ascii="TimeNewRoman" w:hAnsi="TimeNewRoman"/>
-                <w:sz w:val="30"/>
-              </w:rPr>
-              <w:t>6</w:t>
-            </w:r>
-          </w:p>
-        </w:tc>
-        <w:tc>
-          <w:tcPr>
-            <w:tcW w:type="dxa" w:w="1987"/>
-          </w:tcPr>
-          <w:p>
-            <w:pPr>
-              <w:jc w:val="left"/>
-            </w:pPr>
-            <w:r>
-              <w:rPr>
-                <w:rFonts w:ascii="TimeNewRoman" w:hAnsi="TimeNewRoman"/>
-                <w:sz w:val="30"/>
-              </w:rPr>
-              <w:t>113</w:t>
             </w:r>
           </w:p>
         </w:tc>
@@ -804,7 +1553,41 @@
                 <w:rFonts w:ascii="TimeNewRoman" w:hAnsi="TimeNewRoman"/>
                 <w:sz w:val="30"/>
               </w:rPr>
-              <w:t>69</w:t>
+              <w:t>13</w:t>
+            </w:r>
+          </w:p>
+        </w:tc>
+        <w:tc>
+          <w:tcPr>
+            <w:tcW w:type="dxa" w:w="1987"/>
+          </w:tcPr>
+          <w:p>
+            <w:pPr>
+              <w:jc w:val="left"/>
+            </w:pPr>
+            <w:r>
+              <w:rPr>
+                <w:rFonts w:ascii="TimeNewRoman" w:hAnsi="TimeNewRoman"/>
+                <w:sz w:val="30"/>
+              </w:rPr>
+              <w:t>16</w:t>
+            </w:r>
+          </w:p>
+        </w:tc>
+        <w:tc>
+          <w:tcPr>
+            <w:tcW w:type="dxa" w:w="1987"/>
+          </w:tcPr>
+          <w:p>
+            <w:pPr>
+              <w:jc w:val="left"/>
+            </w:pPr>
+            <w:r>
+              <w:rPr>
+                <w:rFonts w:ascii="TimeNewRoman" w:hAnsi="TimeNewRoman"/>
+                <w:sz w:val="30"/>
+              </w:rPr>
+              <w:t>75</w:t>
             </w:r>
           </w:p>
         </w:tc>
@@ -823,7 +1606,7 @@
                 <w:rFonts w:ascii="TimeNewRoman" w:hAnsi="TimeNewRoman"/>
                 <w:sz w:val="30"/>
               </w:rPr>
-              <w:t>8</w:t>
+              <w:t>106</w:t>
             </w:r>
           </w:p>
         </w:tc>
@@ -840,7 +1623,7 @@
                 <w:rFonts w:ascii="TimeNewRoman" w:hAnsi="TimeNewRoman"/>
                 <w:sz w:val="30"/>
               </w:rPr>
-              <w:t>4</w:t>
+              <w:t>13</w:t>
             </w:r>
           </w:p>
         </w:tc>
@@ -857,7 +1640,7 @@
                 <w:rFonts w:ascii="TimeNewRoman" w:hAnsi="TimeNewRoman"/>
                 <w:sz w:val="30"/>
               </w:rPr>
-              <w:t>5</w:t>
+              <w:t>0</w:t>
             </w:r>
           </w:p>
         </w:tc>
@@ -874,7 +1657,7 @@
                 <w:rFonts w:ascii="TimeNewRoman" w:hAnsi="TimeNewRoman"/>
                 <w:sz w:val="30"/>
               </w:rPr>
-              <w:t>70</w:t>
+              <w:t>79</w:t>
             </w:r>
           </w:p>
         </w:tc>
@@ -910,111 +1693,7 @@
                 <w:rFonts w:ascii="TimeNewRoman" w:hAnsi="TimeNewRoman"/>
                 <w:sz w:val="30"/>
               </w:rPr>
-              <w:t>34</w:t>
-            </w:r>
-          </w:p>
-        </w:tc>
-        <w:tc>
-          <w:tcPr>
-            <w:tcW w:type="dxa" w:w="1987"/>
-          </w:tcPr>
-          <w:p>
-            <w:pPr>
-              <w:jc w:val="left"/>
-            </w:pPr>
-            <w:r>
-              <w:rPr>
-                <w:rFonts w:ascii="TimeNewRoman" w:hAnsi="TimeNewRoman"/>
-                <w:sz w:val="30"/>
-              </w:rPr>
-              <w:t>25</w:t>
-            </w:r>
-          </w:p>
-        </w:tc>
-        <w:tc>
-          <w:tcPr>
-            <w:tcW w:type="dxa" w:w="1987"/>
-          </w:tcPr>
-          <w:p>
-            <w:pPr>
-              <w:jc w:val="left"/>
-            </w:pPr>
-            <w:r>
-              <w:rPr>
-                <w:rFonts w:ascii="TimeNewRoman" w:hAnsi="TimeNewRoman"/>
-                <w:sz w:val="30"/>
-              </w:rPr>
-              <w:t>21</w:t>
-            </w:r>
-          </w:p>
-        </w:tc>
-        <w:tc>
-          <w:tcPr>
-            <w:tcW w:type="dxa" w:w="1987"/>
-          </w:tcPr>
-          <w:p>
-            <w:pPr>
-              <w:jc w:val="left"/>
-            </w:pPr>
-            <w:r>
-              <w:rPr>
-                <w:rFonts w:ascii="TimeNewRoman" w:hAnsi="TimeNewRoman"/>
-                <w:sz w:val="30"/>
-              </w:rPr>
-              <w:t>24</w:t>
-            </w:r>
-          </w:p>
-        </w:tc>
-        <w:tc>
-          <w:tcPr>
-            <w:tcW w:type="dxa" w:w="1987"/>
-          </w:tcPr>
-          <w:p>
-            <w:pPr>
-              <w:jc w:val="left"/>
-            </w:pPr>
-            <w:r>
-              <w:rPr>
-                <w:rFonts w:ascii="TimeNewRoman" w:hAnsi="TimeNewRoman"/>
-                <w:sz w:val="30"/>
-              </w:rPr>
-              <w:t>79</w:t>
-            </w:r>
-          </w:p>
-        </w:tc>
-      </w:tr>
-      <w:tr>
-        <w:tc>
-          <w:tcPr>
-            <w:tcW w:type="dxa" w:w="1987"/>
-          </w:tcPr>
-          <w:p>
-            <w:pPr>
-              <w:jc w:val="left"/>
-            </w:pPr>
-            <w:r>
-              <w:rPr>
-                <w:rFonts w:ascii="TimeNewRoman" w:hAnsi="TimeNewRoman"/>
-                <w:sz w:val="30"/>
-              </w:rPr>
-              <w:t>98</w:t>
-            </w:r>
-          </w:p>
-        </w:tc>
-        <w:tc>
-          <w:tcPr>
-            <w:tcW w:type="dxa" w:w="1987"/>
-          </w:tcPr>
-          <w:p>
-            <w:pPr>
-              <w:jc w:val="left"/>
-            </w:pPr>
-            <w:r>
-              <w:rPr>
-                <w:rFonts w:ascii="TimeNewRoman" w:hAnsi="TimeNewRoman"/>
-                <w:sz w:val="30"/>
-              </w:rPr>
-              <w:t>30</w:t>
+              <w:t>12</w:t>
             </w:r>
           </w:p>
         </w:tc>
@@ -1048,251 +1727,7 @@
                 <w:rFonts w:ascii="TimeNewRoman" w:hAnsi="TimeNewRoman"/>
                 <w:sz w:val="30"/>
               </w:rPr>
-              <w:t>64</w:t>
-            </w:r>
-          </w:p>
-        </w:tc>
-        <w:tc>
-          <w:tcPr>
-            <w:tcW w:type="dxa" w:w="1987"/>
-          </w:tcPr>
-          <w:p>
-            <w:pPr>
-              <w:jc w:val="left"/>
-            </w:pPr>
-            <w:r>
-              <w:rPr>
-                <w:rFonts w:ascii="TimeNewRoman" w:hAnsi="TimeNewRoman"/>
-                <w:sz w:val="30"/>
-              </w:rPr>
-              <w:t>3</w:t>
-            </w:r>
-          </w:p>
-        </w:tc>
-      </w:tr>
-      <w:tr>
-        <w:tc>
-          <w:tcPr>
-            <w:tcW w:type="dxa" w:w="1987"/>
-          </w:tcPr>
-          <w:p>
-            <w:pPr>
-              <w:jc w:val="left"/>
-            </w:pPr>
-            <w:r>
-              <w:rPr>
-                <w:rFonts w:ascii="TimeNewRoman" w:hAnsi="TimeNewRoman"/>
-                <w:sz w:val="30"/>
-              </w:rPr>
-              <w:t>14</w:t>
-            </w:r>
-          </w:p>
-        </w:tc>
-        <w:tc>
-          <w:tcPr>
-            <w:tcW w:type="dxa" w:w="1987"/>
-          </w:tcPr>
-          <w:p>
-            <w:pPr>
-              <w:jc w:val="left"/>
-            </w:pPr>
-            <w:r>
-              <w:rPr>
-                <w:rFonts w:ascii="TimeNewRoman" w:hAnsi="TimeNewRoman"/>
-                <w:sz w:val="30"/>
-              </w:rPr>
-              <w:t>54</w:t>
-            </w:r>
-          </w:p>
-        </w:tc>
-        <w:tc>
-          <w:tcPr>
-            <w:tcW w:type="dxa" w:w="1987"/>
-          </w:tcPr>
-          <w:p>
-            <w:pPr>
-              <w:jc w:val="left"/>
-            </w:pPr>
-            <w:r>
-              <w:rPr>
-                <w:rFonts w:ascii="TimeNewRoman" w:hAnsi="TimeNewRoman"/>
-                <w:sz w:val="30"/>
-              </w:rPr>
-              <w:t>95</w:t>
-            </w:r>
-          </w:p>
-        </w:tc>
-        <w:tc>
-          <w:tcPr>
-            <w:tcW w:type="dxa" w:w="1987"/>
-          </w:tcPr>
-          <w:p>
-            <w:pPr>
-              <w:jc w:val="left"/>
-            </w:pPr>
-            <w:r>
-              <w:rPr>
-                <w:rFonts w:ascii="TimeNewRoman" w:hAnsi="TimeNewRoman"/>
-                <w:sz w:val="30"/>
-              </w:rPr>
-              <w:t>8</w:t>
-            </w:r>
-          </w:p>
-        </w:tc>
-        <w:tc>
-          <w:tcPr>
-            <w:tcW w:type="dxa" w:w="1987"/>
-          </w:tcPr>
-          <w:p>
-            <w:pPr>
-              <w:jc w:val="left"/>
-            </w:pPr>
-            <w:r>
-              <w:rPr>
-                <w:rFonts w:ascii="TimeNewRoman" w:hAnsi="TimeNewRoman"/>
-                <w:sz w:val="30"/>
-              </w:rPr>
-              <w:t>66</w:t>
-            </w:r>
-          </w:p>
-        </w:tc>
-      </w:tr>
-      <w:tr>
-        <w:tc>
-          <w:tcPr>
-            <w:tcW w:type="dxa" w:w="1987"/>
-          </w:tcPr>
-          <w:p>
-            <w:pPr>
-              <w:jc w:val="left"/>
-            </w:pPr>
-            <w:r>
-              <w:rPr>
-                <w:rFonts w:ascii="TimeNewRoman" w:hAnsi="TimeNewRoman"/>
-                <w:sz w:val="30"/>
-              </w:rPr>
-              <w:t>59</w:t>
-            </w:r>
-          </w:p>
-        </w:tc>
-        <w:tc>
-          <w:tcPr>
-            <w:tcW w:type="dxa" w:w="1987"/>
-          </w:tcPr>
-          <w:p>
-            <w:pPr>
-              <w:jc w:val="left"/>
-            </w:pPr>
-            <w:r>
-              <w:rPr>
-                <w:rFonts w:ascii="TimeNewRoman" w:hAnsi="TimeNewRoman"/>
-                <w:sz w:val="30"/>
-              </w:rPr>
-              <w:t>3</w:t>
-            </w:r>
-          </w:p>
-        </w:tc>
-        <w:tc>
-          <w:tcPr>
-            <w:tcW w:type="dxa" w:w="1987"/>
-          </w:tcPr>
-          <w:p>
-            <w:pPr>
-              <w:jc w:val="left"/>
-            </w:pPr>
-            <w:r>
-              <w:rPr>
-                <w:rFonts w:ascii="TimeNewRoman" w:hAnsi="TimeNewRoman"/>
-                <w:sz w:val="30"/>
-              </w:rPr>
-              <w:t>37</w:t>
-            </w:r>
-          </w:p>
-        </w:tc>
-        <w:tc>
-          <w:tcPr>
-            <w:tcW w:type="dxa" w:w="1987"/>
-          </w:tcPr>
-          <w:p>
-            <w:pPr>
-              <w:jc w:val="left"/>
-            </w:pPr>
-            <w:r>
-              <w:rPr>
-                <w:rFonts w:ascii="TimeNewRoman" w:hAnsi="TimeNewRoman"/>
-                <w:sz w:val="30"/>
-              </w:rPr>
-              <w:t>119</w:t>
-            </w:r>
-          </w:p>
-        </w:tc>
-        <w:tc>
-          <w:tcPr>
-            <w:tcW w:type="dxa" w:w="1987"/>
-          </w:tcPr>
-          <w:p>
-            <w:pPr>
-              <w:jc w:val="left"/>
-            </w:pPr>
-            <w:r>
-              <w:rPr>
-                <w:rFonts w:ascii="TimeNewRoman" w:hAnsi="TimeNewRoman"/>
-                <w:sz w:val="30"/>
-              </w:rPr>
-              <w:t>12</w:t>
-            </w:r>
-          </w:p>
-        </w:tc>
-      </w:tr>
-      <w:tr>
-        <w:tc>
-          <w:tcPr>
-            <w:tcW w:type="dxa" w:w="1987"/>
-          </w:tcPr>
-          <w:p>
-            <w:pPr>
-              <w:jc w:val="left"/>
-            </w:pPr>
-            <w:r>
-              <w:rPr>
-                <w:rFonts w:ascii="TimeNewRoman" w:hAnsi="TimeNewRoman"/>
-                <w:sz w:val="30"/>
-              </w:rPr>
-              <w:t>8</w:t>
-            </w:r>
-          </w:p>
-        </w:tc>
-        <w:tc>
-          <w:tcPr>
-            <w:tcW w:type="dxa" w:w="1987"/>
-          </w:tcPr>
-          <w:p>
-            <w:pPr>
-              <w:jc w:val="left"/>
-            </w:pPr>
-            <w:r>
-              <w:rPr>
-                <w:rFonts w:ascii="TimeNewRoman" w:hAnsi="TimeNewRoman"/>
-                <w:sz w:val="30"/>
-              </w:rPr>
-              <w:t>1</w:t>
-            </w:r>
-          </w:p>
-        </w:tc>
-        <w:tc>
-          <w:tcPr>
-            <w:tcW w:type="dxa" w:w="1987"/>
-          </w:tcPr>
-          <w:p>
-            <w:pPr>
-              <w:jc w:val="left"/>
-            </w:pPr>
-            <w:r>
-              <w:rPr>
-                <w:rFonts w:ascii="TimeNewRoman" w:hAnsi="TimeNewRoman"/>
-                <w:sz w:val="30"/>
-              </w:rPr>
-              <w:t>94</w:t>
+              <w:t>6</w:t>
             </w:r>
           </w:p>
         </w:tc>
@@ -1326,442 +1761,7 @@
                 <w:rFonts w:ascii="TimeNewRoman" w:hAnsi="TimeNewRoman"/>
                 <w:sz w:val="30"/>
               </w:rPr>
-              <w:t>18</w:t>
-            </w:r>
-          </w:p>
-        </w:tc>
-      </w:tr>
-      <w:tr>
-        <w:tc>
-          <w:tcPr>
-            <w:tcW w:type="dxa" w:w="1987"/>
-          </w:tcPr>
-          <w:p>
-            <w:pPr>
-              <w:jc w:val="left"/>
-            </w:pPr>
-            <w:r>
-              <w:rPr>
-                <w:rFonts w:ascii="TimeNewRoman" w:hAnsi="TimeNewRoman"/>
-                <w:sz w:val="30"/>
-              </w:rPr>
-              <w:t>209</w:t>
-            </w:r>
-          </w:p>
-        </w:tc>
-        <w:tc>
-          <w:tcPr>
-            <w:tcW w:type="dxa" w:w="1987"/>
-          </w:tcPr>
-          <w:p>
-            <w:pPr>
-              <w:jc w:val="left"/>
-            </w:pPr>
-            <w:r>
-              <w:rPr>
-                <w:rFonts w:ascii="TimeNewRoman" w:hAnsi="TimeNewRoman"/>
-                <w:sz w:val="30"/>
-              </w:rPr>
-              <w:t>20</w:t>
-            </w:r>
-          </w:p>
-        </w:tc>
-        <w:tc>
-          <w:tcPr>
-            <w:tcW w:type="dxa" w:w="1987"/>
-          </w:tcPr>
-          <w:p>
-            <w:pPr>
-              <w:jc w:val="left"/>
-            </w:pPr>
-            <w:r>
-              <w:rPr>
-                <w:rFonts w:ascii="TimeNewRoman" w:hAnsi="TimeNewRoman"/>
-                <w:sz w:val="30"/>
-              </w:rPr>
-              <w:t>49</w:t>
-            </w:r>
-          </w:p>
-        </w:tc>
-        <w:tc>
-          <w:tcPr>
-            <w:tcW w:type="dxa" w:w="1987"/>
-          </w:tcPr>
-          <w:p>
-            <w:pPr>
-              <w:jc w:val="left"/>
-            </w:pPr>
-            <w:r>
-              <w:rPr>
-                <w:rFonts w:ascii="TimeNewRoman" w:hAnsi="TimeNewRoman"/>
-                <w:sz w:val="30"/>
-              </w:rPr>
-              <w:t>29</w:t>
-            </w:r>
-          </w:p>
-        </w:tc>
-        <w:tc>
-          <w:tcPr>
-            <w:tcW w:type="dxa" w:w="1987"/>
-          </w:tcPr>
-          <w:p>
-            <w:pPr>
-              <w:jc w:val="left"/>
-            </w:pPr>
-            <w:r>
-              <w:rPr>
-                <w:rFonts w:ascii="TimeNewRoman" w:hAnsi="TimeNewRoman"/>
-                <w:sz w:val="30"/>
-              </w:rPr>
-              <w:t>35</w:t>
-            </w:r>
-          </w:p>
-        </w:tc>
-      </w:tr>
-      <w:tr>
-        <w:tc>
-          <w:tcPr>
-            <w:tcW w:type="dxa" w:w="1987"/>
-          </w:tcPr>
-          <w:p>
-            <w:pPr>
-              <w:jc w:val="left"/>
-            </w:pPr>
-            <w:r>
-              <w:rPr>
-                <w:rFonts w:ascii="TimeNewRoman" w:hAnsi="TimeNewRoman"/>
-                <w:sz w:val="30"/>
-              </w:rPr>
-              <w:t>3</w:t>
-            </w:r>
-          </w:p>
-        </w:tc>
-        <w:tc>
-          <w:tcPr>
-            <w:tcW w:type="dxa" w:w="1987"/>
-          </w:tcPr>
-          <w:p>
-            <w:pPr>
-              <w:jc w:val="left"/>
-            </w:pPr>
-            <w:r>
-              <w:rPr>
-                <w:rFonts w:ascii="TimeNewRoman" w:hAnsi="TimeNewRoman"/>
-                <w:sz w:val="30"/>
-              </w:rPr>
-              <w:t>132</w:t>
-            </w:r>
-          </w:p>
-        </w:tc>
-        <w:tc>
-          <w:tcPr>
-            <w:tcW w:type="dxa" w:w="1987"/>
-          </w:tcPr>
-          <w:p>
-            <w:pPr>
-              <w:jc w:val="left"/>
-            </w:pPr>
-            <w:r>
-              <w:rPr>
-                <w:rFonts w:ascii="TimeNewRoman" w:hAnsi="TimeNewRoman"/>
-                <w:sz w:val="30"/>
-              </w:rPr>
-              <w:t>20</w:t>
-            </w:r>
-          </w:p>
-        </w:tc>
-        <w:tc>
-          <w:tcPr>
-            <w:tcW w:type="dxa" w:w="1987"/>
-          </w:tcPr>
-          <w:p>
-            <w:pPr>
-              <w:jc w:val="left"/>
-            </w:pPr>
-            <w:r>
-              <w:rPr>
-                <w:rFonts w:ascii="TimeNewRoman" w:hAnsi="TimeNewRoman"/>
-                <w:sz w:val="30"/>
-              </w:rPr>
-              <w:t>39</w:t>
-            </w:r>
-          </w:p>
-        </w:tc>
-        <w:tc>
-          <w:tcPr>
-            <w:tcW w:type="dxa" w:w="1987"/>
-          </w:tcPr>
-          <w:p>
-            <w:pPr>
-              <w:jc w:val="left"/>
-            </w:pPr>
-            <w:r>
-              <w:rPr>
-                <w:rFonts w:ascii="TimeNewRoman" w:hAnsi="TimeNewRoman"/>
-                <w:sz w:val="30"/>
-              </w:rPr>
-              <w:t>55</w:t>
-            </w:r>
-          </w:p>
-        </w:tc>
-      </w:tr>
-      <w:tr>
-        <w:tc>
-          <w:tcPr>
-            <w:tcW w:type="dxa" w:w="1987"/>
-          </w:tcPr>
-          <w:p>
-            <w:pPr>
-              <w:jc w:val="left"/>
-            </w:pPr>
-            <w:r>
-              <w:rPr>
-                <w:rFonts w:ascii="TimeNewRoman" w:hAnsi="TimeNewRoman"/>
-                <w:sz w:val="30"/>
-              </w:rPr>
-              <w:t>39</w:t>
-            </w:r>
-          </w:p>
-        </w:tc>
-        <w:tc>
-          <w:tcPr>
-            <w:tcW w:type="dxa" w:w="1987"/>
-          </w:tcPr>
-          <w:p>
-            <w:pPr>
-              <w:jc w:val="left"/>
-            </w:pPr>
-            <w:r>
-              <w:rPr>
-                <w:rFonts w:ascii="TimeNewRoman" w:hAnsi="TimeNewRoman"/>
-                <w:sz w:val="30"/>
-              </w:rPr>
-              <w:t>110</w:t>
-            </w:r>
-          </w:p>
-        </w:tc>
-        <w:tc>
-          <w:tcPr>
-            <w:tcW w:type="dxa" w:w="1987"/>
-          </w:tcPr>
-          <w:p>
-            <w:pPr>
-              <w:jc w:val="left"/>
-            </w:pPr>
-            <w:r>
-              <w:rPr>
-                <w:rFonts w:ascii="TimeNewRoman" w:hAnsi="TimeNewRoman"/>
-                <w:sz w:val="30"/>
-              </w:rPr>
-              <w:t>59</w:t>
-            </w:r>
-          </w:p>
-        </w:tc>
-        <w:tc>
-          <w:tcPr>
-            <w:tcW w:type="dxa" w:w="1987"/>
-          </w:tcPr>
-          <w:p>
-            <w:pPr>
-              <w:jc w:val="left"/>
-            </w:pPr>
-            <w:r>
-              <w:rPr>
-                <w:rFonts w:ascii="TimeNewRoman" w:hAnsi="TimeNewRoman"/>
-                <w:sz w:val="30"/>
-              </w:rPr>
-              <w:t>3</w:t>
-            </w:r>
-          </w:p>
-        </w:tc>
-        <w:tc>
-          <w:tcPr>
-            <w:tcW w:type="dxa" w:w="1987"/>
-          </w:tcPr>
-          <w:p>
-            <w:pPr>
-              <w:jc w:val="left"/>
-            </w:pPr>
-            <w:r>
-              <w:rPr>
-                <w:rFonts w:ascii="TimeNewRoman" w:hAnsi="TimeNewRoman"/>
-                <w:sz w:val="30"/>
-              </w:rPr>
-              <w:t>192</w:t>
-            </w:r>
-          </w:p>
-        </w:tc>
-      </w:tr>
-      <w:tr>
-        <w:tc>
-          <w:tcPr>
-            <w:tcW w:type="dxa" w:w="1987"/>
-          </w:tcPr>
-          <w:p>
-            <w:pPr>
-              <w:jc w:val="left"/>
-            </w:pPr>
-            <w:r>
-              <w:rPr>
-                <w:rFonts w:ascii="TimeNewRoman" w:hAnsi="TimeNewRoman"/>
-                <w:sz w:val="30"/>
-              </w:rPr>
-              <w:t>15</w:t>
-            </w:r>
-          </w:p>
-        </w:tc>
-        <w:tc>
-          <w:tcPr>
-            <w:tcW w:type="dxa" w:w="1987"/>
-          </w:tcPr>
-          <w:p>
-            <w:pPr>
-              <w:jc w:val="left"/>
-            </w:pPr>
-            <w:r>
-              <w:rPr>
-                <w:rFonts w:ascii="TimeNewRoman" w:hAnsi="TimeNewRoman"/>
-                <w:sz w:val="30"/>
-              </w:rPr>
-              <w:t>85</w:t>
-            </w:r>
-          </w:p>
-        </w:tc>
-        <w:tc>
-          <w:tcPr>
-            <w:tcW w:type="dxa" w:w="1987"/>
-          </w:tcPr>
-          <w:p>
-            <w:pPr>
-              <w:jc w:val="left"/>
-            </w:pPr>
-            <w:r>
-              <w:rPr>
-                <w:rFonts w:ascii="TimeNewRoman" w:hAnsi="TimeNewRoman"/>
-                <w:sz w:val="30"/>
-              </w:rPr>
-              <w:t>39</w:t>
-            </w:r>
-          </w:p>
-        </w:tc>
-        <w:tc>
-          <w:tcPr>
-            <w:tcW w:type="dxa" w:w="1987"/>
-          </w:tcPr>
-          <w:p>
-            <w:pPr>
-              <w:jc w:val="left"/>
-            </w:pPr>
-            <w:r>
-              <w:rPr>
-                <w:rFonts w:ascii="TimeNewRoman" w:hAnsi="TimeNewRoman"/>
-                <w:sz w:val="30"/>
-              </w:rPr>
-              <w:t>135</w:t>
-            </w:r>
-          </w:p>
-        </w:tc>
-        <w:tc>
-          <w:tcPr>
-            <w:tcW w:type="dxa" w:w="1987"/>
-          </w:tcPr>
-          <w:p>
-            <w:pPr>
-              <w:jc w:val="left"/>
-            </w:pPr>
-            <w:r>
-              <w:rPr>
-                <w:rFonts w:ascii="TimeNewRoman" w:hAnsi="TimeNewRoman"/>
-                <w:sz w:val="30"/>
-              </w:rPr>
-              <w:t>106</w:t>
-            </w:r>
-          </w:p>
-        </w:tc>
-      </w:tr>
-      <w:tr>
-        <w:tc>
-          <w:tcPr>
-            <w:tcW w:type="dxa" w:w="1987"/>
-          </w:tcPr>
-          <w:p>
-            <w:pPr>
-              <w:jc w:val="left"/>
-            </w:pPr>
-            <w:r>
-              <w:rPr>
-                <w:rFonts w:ascii="TimeNewRoman" w:hAnsi="TimeNewRoman"/>
-                <w:sz w:val="30"/>
-              </w:rPr>
-              <w:t>10</w:t>
-            </w:r>
-          </w:p>
-        </w:tc>
-        <w:tc>
-          <w:tcPr>
-            <w:tcW w:type="dxa" w:w="1987"/>
-          </w:tcPr>
-          <w:p>
-            <w:pPr>
-              <w:jc w:val="left"/>
-            </w:pPr>
-            <w:r>
-              <w:rPr>
-                <w:rFonts w:ascii="TimeNewRoman" w:hAnsi="TimeNewRoman"/>
-                <w:sz w:val="30"/>
-              </w:rPr>
-              <w:t>48</w:t>
-            </w:r>
-          </w:p>
-        </w:tc>
-        <w:tc>
-          <w:tcPr>
-            <w:tcW w:type="dxa" w:w="1987"/>
-          </w:tcPr>
-          <w:p>
-            <w:pPr>
-              <w:jc w:val="left"/>
-            </w:pPr>
-            <w:r>
-              <w:rPr>
-                <w:rFonts w:ascii="TimeNewRoman" w:hAnsi="TimeNewRoman"/>
-                <w:sz w:val="30"/>
-              </w:rPr>
-              <w:t>5</w:t>
-            </w:r>
-          </w:p>
-        </w:tc>
-        <w:tc>
-          <w:tcPr>
-            <w:tcW w:type="dxa" w:w="1987"/>
-          </w:tcPr>
-          <w:p>
-            <w:pPr>
-              <w:jc w:val="left"/>
-            </w:pPr>
-            <w:r>
-              <w:rPr>
-                <w:rFonts w:ascii="TimeNewRoman" w:hAnsi="TimeNewRoman"/>
-                <w:sz w:val="30"/>
-              </w:rPr>
-              <w:t>7</w:t>
-            </w:r>
-          </w:p>
-        </w:tc>
-        <w:tc>
-          <w:tcPr>
-            <w:tcW w:type="dxa" w:w="1987"/>
-          </w:tcPr>
-          <w:p>
-            <w:pPr>
-              <w:jc w:val="left"/>
-            </w:pPr>
-            <w:r>
-              <w:rPr>
-                <w:rFonts w:ascii="TimeNewRoman" w:hAnsi="TimeNewRoman"/>
-                <w:sz w:val="30"/>
-              </w:rPr>
-              <w:t>33</w:t>
+              <w:t>9</w:t>
             </w:r>
           </w:p>
         </w:tc>

--- a/answers-of-mixed.docx
+++ b/answers-of-mixed.docx
@@ -40,7 +40,302 @@
                 <w:rFonts w:ascii="TimeNewRoman" w:hAnsi="TimeNewRoman"/>
                 <w:sz w:val="30"/>
               </w:rPr>
-              <w:t>13</w:t>
+              <w:t>81</w:t>
+            </w:r>
+          </w:p>
+        </w:tc>
+        <w:tc>
+          <w:tcPr>
+            <w:tcW w:type="dxa" w:w="1987"/>
+          </w:tcPr>
+          <w:p>
+            <w:pPr>
+              <w:jc w:val="left"/>
+            </w:pPr>
+            <w:r>
+              <w:rPr>
+                <w:rFonts w:ascii="TimeNewRoman" w:hAnsi="TimeNewRoman"/>
+                <w:sz w:val="30"/>
+              </w:rPr>
+              <w:t>201</w:t>
+            </w:r>
+          </w:p>
+        </w:tc>
+        <w:tc>
+          <w:tcPr>
+            <w:tcW w:type="dxa" w:w="1987"/>
+          </w:tcPr>
+          <w:p>
+            <w:pPr>
+              <w:jc w:val="left"/>
+            </w:pPr>
+            <w:r>
+              <w:rPr>
+                <w:rFonts w:ascii="TimeNewRoman" w:hAnsi="TimeNewRoman"/>
+                <w:sz w:val="30"/>
+              </w:rPr>
+              <w:t>4</w:t>
+            </w:r>
+          </w:p>
+        </w:tc>
+        <w:tc>
+          <w:tcPr>
+            <w:tcW w:type="dxa" w:w="1987"/>
+          </w:tcPr>
+          <w:p>
+            <w:pPr>
+              <w:jc w:val="left"/>
+            </w:pPr>
+            <w:r>
+              <w:rPr>
+                <w:rFonts w:ascii="TimeNewRoman" w:hAnsi="TimeNewRoman"/>
+                <w:sz w:val="30"/>
+              </w:rPr>
+              <w:t>55</w:t>
+            </w:r>
+          </w:p>
+        </w:tc>
+        <w:tc>
+          <w:tcPr>
+            <w:tcW w:type="dxa" w:w="1987"/>
+          </w:tcPr>
+          <w:p>
+            <w:pPr>
+              <w:jc w:val="left"/>
+            </w:pPr>
+            <w:r>
+              <w:rPr>
+                <w:rFonts w:ascii="TimeNewRoman" w:hAnsi="TimeNewRoman"/>
+                <w:sz w:val="30"/>
+              </w:rPr>
+              <w:t>1</w:t>
+            </w:r>
+          </w:p>
+        </w:tc>
+      </w:tr>
+      <w:tr>
+        <w:tc>
+          <w:tcPr>
+            <w:tcW w:type="dxa" w:w="1987"/>
+          </w:tcPr>
+          <w:p>
+            <w:pPr>
+              <w:jc w:val="left"/>
+            </w:pPr>
+            <w:r>
+              <w:rPr>
+                <w:rFonts w:ascii="TimeNewRoman" w:hAnsi="TimeNewRoman"/>
+                <w:sz w:val="30"/>
+              </w:rPr>
+              <w:t>98</w:t>
+            </w:r>
+          </w:p>
+        </w:tc>
+        <w:tc>
+          <w:tcPr>
+            <w:tcW w:type="dxa" w:w="1987"/>
+          </w:tcPr>
+          <w:p>
+            <w:pPr>
+              <w:jc w:val="left"/>
+            </w:pPr>
+            <w:r>
+              <w:rPr>
+                <w:rFonts w:ascii="TimeNewRoman" w:hAnsi="TimeNewRoman"/>
+                <w:sz w:val="30"/>
+              </w:rPr>
+              <w:t>254</w:t>
+            </w:r>
+          </w:p>
+        </w:tc>
+        <w:tc>
+          <w:tcPr>
+            <w:tcW w:type="dxa" w:w="1987"/>
+          </w:tcPr>
+          <w:p>
+            <w:pPr>
+              <w:jc w:val="left"/>
+            </w:pPr>
+            <w:r>
+              <w:rPr>
+                <w:rFonts w:ascii="TimeNewRoman" w:hAnsi="TimeNewRoman"/>
+                <w:sz w:val="30"/>
+              </w:rPr>
+              <w:t>7</w:t>
+            </w:r>
+          </w:p>
+        </w:tc>
+        <w:tc>
+          <w:tcPr>
+            <w:tcW w:type="dxa" w:w="1987"/>
+          </w:tcPr>
+          <w:p>
+            <w:pPr>
+              <w:jc w:val="left"/>
+            </w:pPr>
+            <w:r>
+              <w:rPr>
+                <w:rFonts w:ascii="TimeNewRoman" w:hAnsi="TimeNewRoman"/>
+                <w:sz w:val="30"/>
+              </w:rPr>
+              <w:t>74</w:t>
+            </w:r>
+          </w:p>
+        </w:tc>
+        <w:tc>
+          <w:tcPr>
+            <w:tcW w:type="dxa" w:w="1987"/>
+          </w:tcPr>
+          <w:p>
+            <w:pPr>
+              <w:jc w:val="left"/>
+            </w:pPr>
+            <w:r>
+              <w:rPr>
+                <w:rFonts w:ascii="TimeNewRoman" w:hAnsi="TimeNewRoman"/>
+                <w:sz w:val="30"/>
+              </w:rPr>
+              <w:t>74</w:t>
+            </w:r>
+          </w:p>
+        </w:tc>
+      </w:tr>
+      <w:tr>
+        <w:tc>
+          <w:tcPr>
+            <w:tcW w:type="dxa" w:w="1987"/>
+          </w:tcPr>
+          <w:p>
+            <w:pPr>
+              <w:jc w:val="left"/>
+            </w:pPr>
+            <w:r>
+              <w:rPr>
+                <w:rFonts w:ascii="TimeNewRoman" w:hAnsi="TimeNewRoman"/>
+                <w:sz w:val="30"/>
+              </w:rPr>
+              <w:t>187</w:t>
+            </w:r>
+          </w:p>
+        </w:tc>
+        <w:tc>
+          <w:tcPr>
+            <w:tcW w:type="dxa" w:w="1987"/>
+          </w:tcPr>
+          <w:p>
+            <w:pPr>
+              <w:jc w:val="left"/>
+            </w:pPr>
+            <w:r>
+              <w:rPr>
+                <w:rFonts w:ascii="TimeNewRoman" w:hAnsi="TimeNewRoman"/>
+                <w:sz w:val="30"/>
+              </w:rPr>
+              <w:t>53</w:t>
+            </w:r>
+          </w:p>
+        </w:tc>
+        <w:tc>
+          <w:tcPr>
+            <w:tcW w:type="dxa" w:w="1987"/>
+          </w:tcPr>
+          <w:p>
+            <w:pPr>
+              <w:jc w:val="left"/>
+            </w:pPr>
+            <w:r>
+              <w:rPr>
+                <w:rFonts w:ascii="TimeNewRoman" w:hAnsi="TimeNewRoman"/>
+                <w:sz w:val="30"/>
+              </w:rPr>
+              <w:t>48</w:t>
+            </w:r>
+          </w:p>
+        </w:tc>
+        <w:tc>
+          <w:tcPr>
+            <w:tcW w:type="dxa" w:w="1987"/>
+          </w:tcPr>
+          <w:p>
+            <w:pPr>
+              <w:jc w:val="left"/>
+            </w:pPr>
+            <w:r>
+              <w:rPr>
+                <w:rFonts w:ascii="TimeNewRoman" w:hAnsi="TimeNewRoman"/>
+                <w:sz w:val="30"/>
+              </w:rPr>
+              <w:t>135</w:t>
+            </w:r>
+          </w:p>
+        </w:tc>
+        <w:tc>
+          <w:tcPr>
+            <w:tcW w:type="dxa" w:w="1987"/>
+          </w:tcPr>
+          <w:p>
+            <w:pPr>
+              <w:jc w:val="left"/>
+            </w:pPr>
+            <w:r>
+              <w:rPr>
+                <w:rFonts w:ascii="TimeNewRoman" w:hAnsi="TimeNewRoman"/>
+                <w:sz w:val="30"/>
+              </w:rPr>
+              <w:t>12</w:t>
+            </w:r>
+          </w:p>
+        </w:tc>
+      </w:tr>
+      <w:tr>
+        <w:tc>
+          <w:tcPr>
+            <w:tcW w:type="dxa" w:w="1987"/>
+          </w:tcPr>
+          <w:p>
+            <w:pPr>
+              <w:jc w:val="left"/>
+            </w:pPr>
+            <w:r>
+              <w:rPr>
+                <w:rFonts w:ascii="TimeNewRoman" w:hAnsi="TimeNewRoman"/>
+                <w:sz w:val="30"/>
+              </w:rPr>
+              <w:t>119</w:t>
+            </w:r>
+          </w:p>
+        </w:tc>
+        <w:tc>
+          <w:tcPr>
+            <w:tcW w:type="dxa" w:w="1987"/>
+          </w:tcPr>
+          <w:p>
+            <w:pPr>
+              <w:jc w:val="left"/>
+            </w:pPr>
+            <w:r>
+              <w:rPr>
+                <w:rFonts w:ascii="TimeNewRoman" w:hAnsi="TimeNewRoman"/>
+                <w:sz w:val="30"/>
+              </w:rPr>
+              <w:t>16</w:t>
+            </w:r>
+          </w:p>
+        </w:tc>
+        <w:tc>
+          <w:tcPr>
+            <w:tcW w:type="dxa" w:w="1987"/>
+          </w:tcPr>
+          <w:p>
+            <w:pPr>
+              <w:jc w:val="left"/>
+            </w:pPr>
+            <w:r>
+              <w:rPr>
+                <w:rFonts w:ascii="TimeNewRoman" w:hAnsi="TimeNewRoman"/>
+                <w:sz w:val="30"/>
+              </w:rPr>
+              <w:t>85</w:t>
             </w:r>
           </w:p>
         </w:tc>
@@ -74,41 +369,7 @@
                 <w:rFonts w:ascii="TimeNewRoman" w:hAnsi="TimeNewRoman"/>
                 <w:sz w:val="30"/>
               </w:rPr>
-              <w:t>125</w:t>
-            </w:r>
-          </w:p>
-        </w:tc>
-        <w:tc>
-          <w:tcPr>
-            <w:tcW w:type="dxa" w:w="1987"/>
-          </w:tcPr>
-          <w:p>
-            <w:pPr>
-              <w:jc w:val="left"/>
-            </w:pPr>
-            <w:r>
-              <w:rPr>
-                <w:rFonts w:ascii="TimeNewRoman" w:hAnsi="TimeNewRoman"/>
-                <w:sz w:val="30"/>
-              </w:rPr>
-              <w:t>126</w:t>
-            </w:r>
-          </w:p>
-        </w:tc>
-        <w:tc>
-          <w:tcPr>
-            <w:tcW w:type="dxa" w:w="1987"/>
-          </w:tcPr>
-          <w:p>
-            <w:pPr>
-              <w:jc w:val="left"/>
-            </w:pPr>
-            <w:r>
-              <w:rPr>
-                <w:rFonts w:ascii="TimeNewRoman" w:hAnsi="TimeNewRoman"/>
-                <w:sz w:val="30"/>
-              </w:rPr>
-              <w:t>59</w:t>
+              <w:t>16</w:t>
             </w:r>
           </w:p>
         </w:tc>
@@ -127,7 +388,7 @@
                 <w:rFonts w:ascii="TimeNewRoman" w:hAnsi="TimeNewRoman"/>
                 <w:sz w:val="30"/>
               </w:rPr>
-              <w:t>4</w:t>
+              <w:t>83</w:t>
             </w:r>
           </w:p>
         </w:tc>
@@ -144,41 +405,7 @@
                 <w:rFonts w:ascii="TimeNewRoman" w:hAnsi="TimeNewRoman"/>
                 <w:sz w:val="30"/>
               </w:rPr>
-              <w:t>80</w:t>
-            </w:r>
-          </w:p>
-        </w:tc>
-        <w:tc>
-          <w:tcPr>
-            <w:tcW w:type="dxa" w:w="1987"/>
-          </w:tcPr>
-          <w:p>
-            <w:pPr>
-              <w:jc w:val="left"/>
-            </w:pPr>
-            <w:r>
-              <w:rPr>
-                <w:rFonts w:ascii="TimeNewRoman" w:hAnsi="TimeNewRoman"/>
-                <w:sz w:val="30"/>
-              </w:rPr>
-              <w:t>22</w:t>
-            </w:r>
-          </w:p>
-        </w:tc>
-        <w:tc>
-          <w:tcPr>
-            <w:tcW w:type="dxa" w:w="1987"/>
-          </w:tcPr>
-          <w:p>
-            <w:pPr>
-              <w:jc w:val="left"/>
-            </w:pPr>
-            <w:r>
-              <w:rPr>
-                <w:rFonts w:ascii="TimeNewRoman" w:hAnsi="TimeNewRoman"/>
-                <w:sz w:val="30"/>
-              </w:rPr>
-              <w:t>35</w:t>
+              <w:t>151</w:t>
             </w:r>
           </w:p>
         </w:tc>
@@ -199,8 +426,6 @@
             </w:r>
           </w:p>
         </w:tc>
-      </w:tr>
-      <w:tr>
         <w:tc>
           <w:tcPr>
             <w:tcW w:type="dxa" w:w="1987"/>
@@ -214,7 +439,7 @@
                 <w:rFonts w:ascii="TimeNewRoman" w:hAnsi="TimeNewRoman"/>
                 <w:sz w:val="30"/>
               </w:rPr>
-              <w:t>5</w:t>
+              <w:t>86</w:t>
             </w:r>
           </w:p>
         </w:tc>
@@ -231,7 +456,60 @@
                 <w:rFonts w:ascii="TimeNewRoman" w:hAnsi="TimeNewRoman"/>
                 <w:sz w:val="30"/>
               </w:rPr>
-              <w:t>10</w:t>
+              <w:t>2</w:t>
+            </w:r>
+          </w:p>
+        </w:tc>
+      </w:tr>
+      <w:tr>
+        <w:tc>
+          <w:tcPr>
+            <w:tcW w:type="dxa" w:w="1987"/>
+          </w:tcPr>
+          <w:p>
+            <w:pPr>
+              <w:jc w:val="left"/>
+            </w:pPr>
+            <w:r>
+              <w:rPr>
+                <w:rFonts w:ascii="TimeNewRoman" w:hAnsi="TimeNewRoman"/>
+                <w:sz w:val="30"/>
+              </w:rPr>
+              <w:t>7</w:t>
+            </w:r>
+          </w:p>
+        </w:tc>
+        <w:tc>
+          <w:tcPr>
+            <w:tcW w:type="dxa" w:w="1987"/>
+          </w:tcPr>
+          <w:p>
+            <w:pPr>
+              <w:jc w:val="left"/>
+            </w:pPr>
+            <w:r>
+              <w:rPr>
+                <w:rFonts w:ascii="TimeNewRoman" w:hAnsi="TimeNewRoman"/>
+                <w:sz w:val="30"/>
+              </w:rPr>
+              <w:t>255</w:t>
+            </w:r>
+          </w:p>
+        </w:tc>
+        <w:tc>
+          <w:tcPr>
+            <w:tcW w:type="dxa" w:w="1987"/>
+          </w:tcPr>
+          <w:p>
+            <w:pPr>
+              <w:jc w:val="left"/>
+            </w:pPr>
+            <w:r>
+              <w:rPr>
+                <w:rFonts w:ascii="TimeNewRoman" w:hAnsi="TimeNewRoman"/>
+                <w:sz w:val="30"/>
+              </w:rPr>
+              <w:t>124</w:t>
             </w:r>
           </w:p>
         </w:tc>
@@ -265,198 +543,7 @@
                 <w:rFonts w:ascii="TimeNewRoman" w:hAnsi="TimeNewRoman"/>
                 <w:sz w:val="30"/>
               </w:rPr>
-              <w:t>55</w:t>
-            </w:r>
-          </w:p>
-        </w:tc>
-        <w:tc>
-          <w:tcPr>
-            <w:tcW w:type="dxa" w:w="1987"/>
-          </w:tcPr>
-          <w:p>
-            <w:pPr>
-              <w:jc w:val="left"/>
-            </w:pPr>
-            <w:r>
-              <w:rPr>
-                <w:rFonts w:ascii="TimeNewRoman" w:hAnsi="TimeNewRoman"/>
-                <w:sz w:val="30"/>
-              </w:rPr>
-              <w:t>99</w:t>
-            </w:r>
-          </w:p>
-        </w:tc>
-      </w:tr>
-      <w:tr>
-        <w:tc>
-          <w:tcPr>
-            <w:tcW w:type="dxa" w:w="1987"/>
-          </w:tcPr>
-          <w:p>
-            <w:pPr>
-              <w:jc w:val="left"/>
-            </w:pPr>
-            <w:r>
-              <w:rPr>
-                <w:rFonts w:ascii="TimeNewRoman" w:hAnsi="TimeNewRoman"/>
-                <w:sz w:val="30"/>
-              </w:rPr>
-              <w:t>39</w:t>
-            </w:r>
-          </w:p>
-        </w:tc>
-        <w:tc>
-          <w:tcPr>
-            <w:tcW w:type="dxa" w:w="1987"/>
-          </w:tcPr>
-          <w:p>
-            <w:pPr>
-              <w:jc w:val="left"/>
-            </w:pPr>
-            <w:r>
-              <w:rPr>
-                <w:rFonts w:ascii="TimeNewRoman" w:hAnsi="TimeNewRoman"/>
-                <w:sz w:val="30"/>
-              </w:rPr>
-              <w:t>88</w:t>
-            </w:r>
-          </w:p>
-        </w:tc>
-        <w:tc>
-          <w:tcPr>
-            <w:tcW w:type="dxa" w:w="1987"/>
-          </w:tcPr>
-          <w:p>
-            <w:pPr>
-              <w:jc w:val="left"/>
-            </w:pPr>
-            <w:r>
-              <w:rPr>
-                <w:rFonts w:ascii="TimeNewRoman" w:hAnsi="TimeNewRoman"/>
-                <w:sz w:val="30"/>
-              </w:rPr>
-              <w:t>7</w:t>
-            </w:r>
-          </w:p>
-        </w:tc>
-        <w:tc>
-          <w:tcPr>
-            <w:tcW w:type="dxa" w:w="1987"/>
-          </w:tcPr>
-          <w:p>
-            <w:pPr>
-              <w:jc w:val="left"/>
-            </w:pPr>
-            <w:r>
-              <w:rPr>
-                <w:rFonts w:ascii="TimeNewRoman" w:hAnsi="TimeNewRoman"/>
-                <w:sz w:val="30"/>
-              </w:rPr>
-              <w:t>8</w:t>
-            </w:r>
-          </w:p>
-        </w:tc>
-        <w:tc>
-          <w:tcPr>
-            <w:tcW w:type="dxa" w:w="1987"/>
-          </w:tcPr>
-          <w:p>
-            <w:pPr>
-              <w:jc w:val="left"/>
-            </w:pPr>
-            <w:r>
-              <w:rPr>
-                <w:rFonts w:ascii="TimeNewRoman" w:hAnsi="TimeNewRoman"/>
-                <w:sz w:val="30"/>
-              </w:rPr>
-              <w:t>37</w:t>
-            </w:r>
-          </w:p>
-        </w:tc>
-      </w:tr>
-      <w:tr>
-        <w:tc>
-          <w:tcPr>
-            <w:tcW w:type="dxa" w:w="1987"/>
-          </w:tcPr>
-          <w:p>
-            <w:pPr>
-              <w:jc w:val="left"/>
-            </w:pPr>
-            <w:r>
-              <w:rPr>
-                <w:rFonts w:ascii="TimeNewRoman" w:hAnsi="TimeNewRoman"/>
-                <w:sz w:val="30"/>
-              </w:rPr>
-              <w:t>13</w:t>
-            </w:r>
-          </w:p>
-        </w:tc>
-        <w:tc>
-          <w:tcPr>
-            <w:tcW w:type="dxa" w:w="1987"/>
-          </w:tcPr>
-          <w:p>
-            <w:pPr>
-              <w:jc w:val="left"/>
-            </w:pPr>
-            <w:r>
-              <w:rPr>
-                <w:rFonts w:ascii="TimeNewRoman" w:hAnsi="TimeNewRoman"/>
-                <w:sz w:val="30"/>
-              </w:rPr>
-              <w:t>86</w:t>
-            </w:r>
-          </w:p>
-        </w:tc>
-        <w:tc>
-          <w:tcPr>
-            <w:tcW w:type="dxa" w:w="1987"/>
-          </w:tcPr>
-          <w:p>
-            <w:pPr>
-              <w:jc w:val="left"/>
-            </w:pPr>
-            <w:r>
-              <w:rPr>
-                <w:rFonts w:ascii="TimeNewRoman" w:hAnsi="TimeNewRoman"/>
-                <w:sz w:val="30"/>
-              </w:rPr>
-              <w:t>15</w:t>
-            </w:r>
-          </w:p>
-        </w:tc>
-        <w:tc>
-          <w:tcPr>
-            <w:tcW w:type="dxa" w:w="1987"/>
-          </w:tcPr>
-          <w:p>
-            <w:pPr>
-              <w:jc w:val="left"/>
-            </w:pPr>
-            <w:r>
-              <w:rPr>
-                <w:rFonts w:ascii="TimeNewRoman" w:hAnsi="TimeNewRoman"/>
-                <w:sz w:val="30"/>
-              </w:rPr>
-              <w:t>16</w:t>
-            </w:r>
-          </w:p>
-        </w:tc>
-        <w:tc>
-          <w:tcPr>
-            <w:tcW w:type="dxa" w:w="1987"/>
-          </w:tcPr>
-          <w:p>
-            <w:pPr>
-              <w:jc w:val="left"/>
-            </w:pPr>
-            <w:r>
-              <w:rPr>
-                <w:rFonts w:ascii="TimeNewRoman" w:hAnsi="TimeNewRoman"/>
-                <w:sz w:val="30"/>
-              </w:rPr>
-              <w:t>62</w:t>
+              <w:t>54</w:t>
             </w:r>
           </w:p>
         </w:tc>
@@ -492,7 +579,7 @@
                 <w:rFonts w:ascii="TimeNewRoman" w:hAnsi="TimeNewRoman"/>
                 <w:sz w:val="30"/>
               </w:rPr>
-              <w:t>56</w:t>
+              <w:t>49</w:t>
             </w:r>
           </w:p>
         </w:tc>
@@ -509,7 +596,7 @@
                 <w:rFonts w:ascii="TimeNewRoman" w:hAnsi="TimeNewRoman"/>
                 <w:sz w:val="30"/>
               </w:rPr>
-              <w:t>30</w:t>
+              <w:t>18</w:t>
             </w:r>
           </w:p>
         </w:tc>
@@ -526,7 +613,7 @@
                 <w:rFonts w:ascii="TimeNewRoman" w:hAnsi="TimeNewRoman"/>
                 <w:sz w:val="30"/>
               </w:rPr>
-              <w:t>98</w:t>
+              <w:t>17</w:t>
             </w:r>
           </w:p>
         </w:tc>
@@ -543,7 +630,7 @@
                 <w:rFonts w:ascii="TimeNewRoman" w:hAnsi="TimeNewRoman"/>
                 <w:sz w:val="30"/>
               </w:rPr>
-              <w:t>19</w:t>
+              <w:t>27</w:t>
             </w:r>
           </w:p>
         </w:tc>
@@ -562,7 +649,7 @@
                 <w:rFonts w:ascii="TimeNewRoman" w:hAnsi="TimeNewRoman"/>
                 <w:sz w:val="30"/>
               </w:rPr>
-              <w:t>115</w:t>
+              <w:t>205</w:t>
             </w:r>
           </w:p>
         </w:tc>
@@ -579,7 +666,7 @@
                 <w:rFonts w:ascii="TimeNewRoman" w:hAnsi="TimeNewRoman"/>
                 <w:sz w:val="30"/>
               </w:rPr>
-              <w:t>23</w:t>
+              <w:t>27</w:t>
             </w:r>
           </w:p>
         </w:tc>
@@ -596,7 +683,7 @@
                 <w:rFonts w:ascii="TimeNewRoman" w:hAnsi="TimeNewRoman"/>
                 <w:sz w:val="30"/>
               </w:rPr>
-              <w:t>93</w:t>
+              <w:t>9</w:t>
             </w:r>
           </w:p>
         </w:tc>
@@ -613,7 +700,7 @@
                 <w:rFonts w:ascii="TimeNewRoman" w:hAnsi="TimeNewRoman"/>
                 <w:sz w:val="30"/>
               </w:rPr>
-              <w:t>125</w:t>
+              <w:t>3</w:t>
             </w:r>
           </w:p>
         </w:tc>
@@ -630,7 +717,7 @@
                 <w:rFonts w:ascii="TimeNewRoman" w:hAnsi="TimeNewRoman"/>
                 <w:sz w:val="30"/>
               </w:rPr>
-              <w:t>144</w:t>
+              <w:t>8</w:t>
             </w:r>
           </w:p>
         </w:tc>
@@ -649,7 +736,24 @@
                 <w:rFonts w:ascii="TimeNewRoman" w:hAnsi="TimeNewRoman"/>
                 <w:sz w:val="30"/>
               </w:rPr>
-              <w:t>3</w:t>
+              <w:t>58</w:t>
+            </w:r>
+          </w:p>
+        </w:tc>
+        <w:tc>
+          <w:tcPr>
+            <w:tcW w:type="dxa" w:w="1987"/>
+          </w:tcPr>
+          <w:p>
+            <w:pPr>
+              <w:jc w:val="left"/>
+            </w:pPr>
+            <w:r>
+              <w:rPr>
+                <w:rFonts w:ascii="TimeNewRoman" w:hAnsi="TimeNewRoman"/>
+                <w:sz w:val="30"/>
+              </w:rPr>
+              <w:t>1</w:t>
             </w:r>
           </w:p>
         </w:tc>
@@ -683,7 +787,7 @@
                 <w:rFonts w:ascii="TimeNewRoman" w:hAnsi="TimeNewRoman"/>
                 <w:sz w:val="30"/>
               </w:rPr>
-              <w:t>8</w:t>
+              <w:t>2</w:t>
             </w:r>
           </w:p>
         </w:tc>
@@ -700,459 +804,7 @@
                 <w:rFonts w:ascii="TimeNewRoman" w:hAnsi="TimeNewRoman"/>
                 <w:sz w:val="30"/>
               </w:rPr>
-              <w:t>8</w:t>
-            </w:r>
-          </w:p>
-        </w:tc>
-        <w:tc>
-          <w:tcPr>
-            <w:tcW w:type="dxa" w:w="1987"/>
-          </w:tcPr>
-          <w:p>
-            <w:pPr>
-              <w:jc w:val="left"/>
-            </w:pPr>
-            <w:r>
-              <w:rPr>
-                <w:rFonts w:ascii="TimeNewRoman" w:hAnsi="TimeNewRoman"/>
-                <w:sz w:val="30"/>
-              </w:rPr>
-              <w:t>36</w:t>
-            </w:r>
-          </w:p>
-        </w:tc>
-      </w:tr>
-      <w:tr>
-        <w:tc>
-          <w:tcPr>
-            <w:tcW w:type="dxa" w:w="1987"/>
-          </w:tcPr>
-          <w:p>
-            <w:pPr>
-              <w:jc w:val="left"/>
-            </w:pPr>
-            <w:r>
-              <w:rPr>
-                <w:rFonts w:ascii="TimeNewRoman" w:hAnsi="TimeNewRoman"/>
-                <w:sz w:val="30"/>
-              </w:rPr>
-              <w:t>12</w:t>
-            </w:r>
-          </w:p>
-        </w:tc>
-        <w:tc>
-          <w:tcPr>
-            <w:tcW w:type="dxa" w:w="1987"/>
-          </w:tcPr>
-          <w:p>
-            <w:pPr>
-              <w:jc w:val="left"/>
-            </w:pPr>
-            <w:r>
-              <w:rPr>
-                <w:rFonts w:ascii="TimeNewRoman" w:hAnsi="TimeNewRoman"/>
-                <w:sz w:val="30"/>
-              </w:rPr>
-              <w:t>63</w:t>
-            </w:r>
-          </w:p>
-        </w:tc>
-        <w:tc>
-          <w:tcPr>
-            <w:tcW w:type="dxa" w:w="1987"/>
-          </w:tcPr>
-          <w:p>
-            <w:pPr>
-              <w:jc w:val="left"/>
-            </w:pPr>
-            <w:r>
-              <w:rPr>
-                <w:rFonts w:ascii="TimeNewRoman" w:hAnsi="TimeNewRoman"/>
-                <w:sz w:val="30"/>
-              </w:rPr>
-              <w:t>40</w:t>
-            </w:r>
-          </w:p>
-        </w:tc>
-        <w:tc>
-          <w:tcPr>
-            <w:tcW w:type="dxa" w:w="1987"/>
-          </w:tcPr>
-          <w:p>
-            <w:pPr>
-              <w:jc w:val="left"/>
-            </w:pPr>
-            <w:r>
-              <w:rPr>
-                <w:rFonts w:ascii="TimeNewRoman" w:hAnsi="TimeNewRoman"/>
-                <w:sz w:val="30"/>
-              </w:rPr>
-              <w:t>47</w:t>
-            </w:r>
-          </w:p>
-        </w:tc>
-        <w:tc>
-          <w:tcPr>
-            <w:tcW w:type="dxa" w:w="1987"/>
-          </w:tcPr>
-          <w:p>
-            <w:pPr>
-              <w:jc w:val="left"/>
-            </w:pPr>
-            <w:r>
-              <w:rPr>
-                <w:rFonts w:ascii="TimeNewRoman" w:hAnsi="TimeNewRoman"/>
-                <w:sz w:val="30"/>
-              </w:rPr>
-              <w:t>68</w:t>
-            </w:r>
-          </w:p>
-        </w:tc>
-      </w:tr>
-      <w:tr>
-        <w:tc>
-          <w:tcPr>
-            <w:tcW w:type="dxa" w:w="1987"/>
-          </w:tcPr>
-          <w:p>
-            <w:pPr>
-              <w:jc w:val="left"/>
-            </w:pPr>
-            <w:r>
-              <w:rPr>
-                <w:rFonts w:ascii="TimeNewRoman" w:hAnsi="TimeNewRoman"/>
-                <w:sz w:val="30"/>
-              </w:rPr>
-              <w:t>102</w:t>
-            </w:r>
-          </w:p>
-        </w:tc>
-        <w:tc>
-          <w:tcPr>
-            <w:tcW w:type="dxa" w:w="1987"/>
-          </w:tcPr>
-          <w:p>
-            <w:pPr>
-              <w:jc w:val="left"/>
-            </w:pPr>
-            <w:r>
-              <w:rPr>
-                <w:rFonts w:ascii="TimeNewRoman" w:hAnsi="TimeNewRoman"/>
-                <w:sz w:val="30"/>
-              </w:rPr>
-              <w:t>81</w:t>
-            </w:r>
-          </w:p>
-        </w:tc>
-        <w:tc>
-          <w:tcPr>
-            <w:tcW w:type="dxa" w:w="1987"/>
-          </w:tcPr>
-          <w:p>
-            <w:pPr>
-              <w:jc w:val="left"/>
-            </w:pPr>
-            <w:r>
-              <w:rPr>
-                <w:rFonts w:ascii="TimeNewRoman" w:hAnsi="TimeNewRoman"/>
-                <w:sz w:val="30"/>
-              </w:rPr>
-              <w:t>5</w:t>
-            </w:r>
-          </w:p>
-        </w:tc>
-        <w:tc>
-          <w:tcPr>
-            <w:tcW w:type="dxa" w:w="1987"/>
-          </w:tcPr>
-          <w:p>
-            <w:pPr>
-              <w:jc w:val="left"/>
-            </w:pPr>
-            <w:r>
-              <w:rPr>
-                <w:rFonts w:ascii="TimeNewRoman" w:hAnsi="TimeNewRoman"/>
-                <w:sz w:val="30"/>
-              </w:rPr>
-              <w:t>32</w:t>
-            </w:r>
-          </w:p>
-        </w:tc>
-        <w:tc>
-          <w:tcPr>
-            <w:tcW w:type="dxa" w:w="1987"/>
-          </w:tcPr>
-          <w:p>
-            <w:pPr>
-              <w:jc w:val="left"/>
-            </w:pPr>
-            <w:r>
-              <w:rPr>
-                <w:rFonts w:ascii="TimeNewRoman" w:hAnsi="TimeNewRoman"/>
-                <w:sz w:val="30"/>
-              </w:rPr>
-              <w:t>12</w:t>
-            </w:r>
-          </w:p>
-        </w:tc>
-      </w:tr>
-      <w:tr>
-        <w:tc>
-          <w:tcPr>
-            <w:tcW w:type="dxa" w:w="1987"/>
-          </w:tcPr>
-          <w:p>
-            <w:pPr>
-              <w:jc w:val="left"/>
-            </w:pPr>
-            <w:r>
-              <w:rPr>
-                <w:rFonts w:ascii="TimeNewRoman" w:hAnsi="TimeNewRoman"/>
-                <w:sz w:val="30"/>
-              </w:rPr>
-              <w:t>87</w:t>
-            </w:r>
-          </w:p>
-        </w:tc>
-        <w:tc>
-          <w:tcPr>
-            <w:tcW w:type="dxa" w:w="1987"/>
-          </w:tcPr>
-          <w:p>
-            <w:pPr>
-              <w:jc w:val="left"/>
-            </w:pPr>
-            <w:r>
-              <w:rPr>
-                <w:rFonts w:ascii="TimeNewRoman" w:hAnsi="TimeNewRoman"/>
-                <w:sz w:val="30"/>
-              </w:rPr>
-              <w:t>52</w:t>
-            </w:r>
-          </w:p>
-        </w:tc>
-        <w:tc>
-          <w:tcPr>
-            <w:tcW w:type="dxa" w:w="1987"/>
-          </w:tcPr>
-          <w:p>
-            <w:pPr>
-              <w:jc w:val="left"/>
-            </w:pPr>
-            <w:r>
-              <w:rPr>
-                <w:rFonts w:ascii="TimeNewRoman" w:hAnsi="TimeNewRoman"/>
-                <w:sz w:val="30"/>
-              </w:rPr>
-              <w:t>23</w:t>
-            </w:r>
-          </w:p>
-        </w:tc>
-        <w:tc>
-          <w:tcPr>
-            <w:tcW w:type="dxa" w:w="1987"/>
-          </w:tcPr>
-          <w:p>
-            <w:pPr>
-              <w:jc w:val="left"/>
-            </w:pPr>
-            <w:r>
-              <w:rPr>
-                <w:rFonts w:ascii="TimeNewRoman" w:hAnsi="TimeNewRoman"/>
-                <w:sz w:val="30"/>
-              </w:rPr>
-              <w:t>16</w:t>
-            </w:r>
-          </w:p>
-        </w:tc>
-        <w:tc>
-          <w:tcPr>
-            <w:tcW w:type="dxa" w:w="1987"/>
-          </w:tcPr>
-          <w:p>
-            <w:pPr>
-              <w:jc w:val="left"/>
-            </w:pPr>
-            <w:r>
-              <w:rPr>
-                <w:rFonts w:ascii="TimeNewRoman" w:hAnsi="TimeNewRoman"/>
-                <w:sz w:val="30"/>
-              </w:rPr>
-              <w:t>29</w:t>
-            </w:r>
-          </w:p>
-        </w:tc>
-      </w:tr>
-      <w:tr>
-        <w:tc>
-          <w:tcPr>
-            <w:tcW w:type="dxa" w:w="1987"/>
-          </w:tcPr>
-          <w:p>
-            <w:pPr>
-              <w:jc w:val="left"/>
-            </w:pPr>
-            <w:r>
-              <w:rPr>
-                <w:rFonts w:ascii="TimeNewRoman" w:hAnsi="TimeNewRoman"/>
-                <w:sz w:val="30"/>
-              </w:rPr>
-              <w:t>4</w:t>
-            </w:r>
-          </w:p>
-        </w:tc>
-        <w:tc>
-          <w:tcPr>
-            <w:tcW w:type="dxa" w:w="1987"/>
-          </w:tcPr>
-          <w:p>
-            <w:pPr>
-              <w:jc w:val="left"/>
-            </w:pPr>
-            <w:r>
-              <w:rPr>
-                <w:rFonts w:ascii="TimeNewRoman" w:hAnsi="TimeNewRoman"/>
-                <w:sz w:val="30"/>
-              </w:rPr>
-              <w:t>12</w:t>
-            </w:r>
-          </w:p>
-        </w:tc>
-        <w:tc>
-          <w:tcPr>
-            <w:tcW w:type="dxa" w:w="1987"/>
-          </w:tcPr>
-          <w:p>
-            <w:pPr>
-              <w:jc w:val="left"/>
-            </w:pPr>
-            <w:r>
-              <w:rPr>
-                <w:rFonts w:ascii="TimeNewRoman" w:hAnsi="TimeNewRoman"/>
-                <w:sz w:val="30"/>
-              </w:rPr>
-              <w:t>60</w:t>
-            </w:r>
-          </w:p>
-        </w:tc>
-        <w:tc>
-          <w:tcPr>
-            <w:tcW w:type="dxa" w:w="1987"/>
-          </w:tcPr>
-          <w:p>
-            <w:pPr>
-              <w:jc w:val="left"/>
-            </w:pPr>
-            <w:r>
-              <w:rPr>
-                <w:rFonts w:ascii="TimeNewRoman" w:hAnsi="TimeNewRoman"/>
-                <w:sz w:val="30"/>
-              </w:rPr>
-              <w:t>39</w:t>
-            </w:r>
-          </w:p>
-        </w:tc>
-        <w:tc>
-          <w:tcPr>
-            <w:tcW w:type="dxa" w:w="1987"/>
-          </w:tcPr>
-          <w:p>
-            <w:pPr>
-              <w:jc w:val="left"/>
-            </w:pPr>
-            <w:r>
-              <w:rPr>
-                <w:rFonts w:ascii="TimeNewRoman" w:hAnsi="TimeNewRoman"/>
-                <w:sz w:val="30"/>
-              </w:rPr>
-              <w:t>20</w:t>
-            </w:r>
-          </w:p>
-        </w:tc>
-      </w:tr>
-      <w:tr>
-        <w:tc>
-          <w:tcPr>
-            <w:tcW w:type="dxa" w:w="1987"/>
-          </w:tcPr>
-          <w:p>
-            <w:pPr>
-              <w:jc w:val="left"/>
-            </w:pPr>
-            <w:r>
-              <w:rPr>
-                <w:rFonts w:ascii="TimeNewRoman" w:hAnsi="TimeNewRoman"/>
-                <w:sz w:val="30"/>
-              </w:rPr>
-              <w:t>28</w:t>
-            </w:r>
-          </w:p>
-        </w:tc>
-        <w:tc>
-          <w:tcPr>
-            <w:tcW w:type="dxa" w:w="1987"/>
-          </w:tcPr>
-          <w:p>
-            <w:pPr>
-              <w:jc w:val="left"/>
-            </w:pPr>
-            <w:r>
-              <w:rPr>
-                <w:rFonts w:ascii="TimeNewRoman" w:hAnsi="TimeNewRoman"/>
-                <w:sz w:val="30"/>
-              </w:rPr>
-              <w:t>16</w:t>
-            </w:r>
-          </w:p>
-        </w:tc>
-        <w:tc>
-          <w:tcPr>
-            <w:tcW w:type="dxa" w:w="1987"/>
-          </w:tcPr>
-          <w:p>
-            <w:pPr>
-              <w:jc w:val="left"/>
-            </w:pPr>
-            <w:r>
-              <w:rPr>
-                <w:rFonts w:ascii="TimeNewRoman" w:hAnsi="TimeNewRoman"/>
-                <w:sz w:val="30"/>
-              </w:rPr>
-              <w:t>86</w:t>
-            </w:r>
-          </w:p>
-        </w:tc>
-        <w:tc>
-          <w:tcPr>
-            <w:tcW w:type="dxa" w:w="1987"/>
-          </w:tcPr>
-          <w:p>
-            <w:pPr>
-              <w:jc w:val="left"/>
-            </w:pPr>
-            <w:r>
-              <w:rPr>
-                <w:rFonts w:ascii="TimeNewRoman" w:hAnsi="TimeNewRoman"/>
-                <w:sz w:val="30"/>
-              </w:rPr>
-              <w:t>42</w:t>
-            </w:r>
-          </w:p>
-        </w:tc>
-        <w:tc>
-          <w:tcPr>
-            <w:tcW w:type="dxa" w:w="1987"/>
-          </w:tcPr>
-          <w:p>
-            <w:pPr>
-              <w:jc w:val="left"/>
-            </w:pPr>
-            <w:r>
-              <w:rPr>
-                <w:rFonts w:ascii="TimeNewRoman" w:hAnsi="TimeNewRoman"/>
-                <w:sz w:val="30"/>
-              </w:rPr>
-              <w:t>34</w:t>
+              <w:t>85</w:t>
             </w:r>
           </w:p>
         </w:tc>
@@ -1188,7 +840,7 @@
                 <w:rFonts w:ascii="TimeNewRoman" w:hAnsi="TimeNewRoman"/>
                 <w:sz w:val="30"/>
               </w:rPr>
-              <w:t>21</w:t>
+              <w:t>188</w:t>
             </w:r>
           </w:p>
         </w:tc>
@@ -1205,7 +857,321 @@
                 <w:rFonts w:ascii="TimeNewRoman" w:hAnsi="TimeNewRoman"/>
                 <w:sz w:val="30"/>
               </w:rPr>
-              <w:t>98</w:t>
+              <w:t>1</w:t>
+            </w:r>
+          </w:p>
+        </w:tc>
+        <w:tc>
+          <w:tcPr>
+            <w:tcW w:type="dxa" w:w="1987"/>
+          </w:tcPr>
+          <w:p>
+            <w:pPr>
+              <w:jc w:val="left"/>
+            </w:pPr>
+            <w:r>
+              <w:rPr>
+                <w:rFonts w:ascii="TimeNewRoman" w:hAnsi="TimeNewRoman"/>
+                <w:sz w:val="30"/>
+              </w:rPr>
+              <w:t>32</w:t>
+            </w:r>
+          </w:p>
+        </w:tc>
+        <w:tc>
+          <w:tcPr>
+            <w:tcW w:type="dxa" w:w="1987"/>
+          </w:tcPr>
+          <w:p>
+            <w:pPr>
+              <w:jc w:val="left"/>
+            </w:pPr>
+            <w:r>
+              <w:rPr>
+                <w:rFonts w:ascii="TimeNewRoman" w:hAnsi="TimeNewRoman"/>
+                <w:sz w:val="30"/>
+              </w:rPr>
+              <w:t>24</w:t>
+            </w:r>
+          </w:p>
+        </w:tc>
+      </w:tr>
+      <w:tr>
+        <w:tc>
+          <w:tcPr>
+            <w:tcW w:type="dxa" w:w="1987"/>
+          </w:tcPr>
+          <w:p>
+            <w:pPr>
+              <w:jc w:val="left"/>
+            </w:pPr>
+            <w:r>
+              <w:rPr>
+                <w:rFonts w:ascii="TimeNewRoman" w:hAnsi="TimeNewRoman"/>
+                <w:sz w:val="30"/>
+              </w:rPr>
+              <w:t>64</w:t>
+            </w:r>
+          </w:p>
+        </w:tc>
+        <w:tc>
+          <w:tcPr>
+            <w:tcW w:type="dxa" w:w="1987"/>
+          </w:tcPr>
+          <w:p>
+            <w:pPr>
+              <w:jc w:val="left"/>
+            </w:pPr>
+            <w:r>
+              <w:rPr>
+                <w:rFonts w:ascii="TimeNewRoman" w:hAnsi="TimeNewRoman"/>
+                <w:sz w:val="30"/>
+              </w:rPr>
+              <w:t>20</w:t>
+            </w:r>
+          </w:p>
+        </w:tc>
+        <w:tc>
+          <w:tcPr>
+            <w:tcW w:type="dxa" w:w="1987"/>
+          </w:tcPr>
+          <w:p>
+            <w:pPr>
+              <w:jc w:val="left"/>
+            </w:pPr>
+            <w:r>
+              <w:rPr>
+                <w:rFonts w:ascii="TimeNewRoman" w:hAnsi="TimeNewRoman"/>
+                <w:sz w:val="30"/>
+              </w:rPr>
+              <w:t>12</w:t>
+            </w:r>
+          </w:p>
+        </w:tc>
+        <w:tc>
+          <w:tcPr>
+            <w:tcW w:type="dxa" w:w="1987"/>
+          </w:tcPr>
+          <w:p>
+            <w:pPr>
+              <w:jc w:val="left"/>
+            </w:pPr>
+            <w:r>
+              <w:rPr>
+                <w:rFonts w:ascii="TimeNewRoman" w:hAnsi="TimeNewRoman"/>
+                <w:sz w:val="30"/>
+              </w:rPr>
+              <w:t>72</w:t>
+            </w:r>
+          </w:p>
+        </w:tc>
+        <w:tc>
+          <w:tcPr>
+            <w:tcW w:type="dxa" w:w="1987"/>
+          </w:tcPr>
+          <w:p>
+            <w:pPr>
+              <w:jc w:val="left"/>
+            </w:pPr>
+            <w:r>
+              <w:rPr>
+                <w:rFonts w:ascii="TimeNewRoman" w:hAnsi="TimeNewRoman"/>
+                <w:sz w:val="30"/>
+              </w:rPr>
+              <w:t>24</w:t>
+            </w:r>
+          </w:p>
+        </w:tc>
+      </w:tr>
+      <w:tr>
+        <w:tc>
+          <w:tcPr>
+            <w:tcW w:type="dxa" w:w="1987"/>
+          </w:tcPr>
+          <w:p>
+            <w:pPr>
+              <w:jc w:val="left"/>
+            </w:pPr>
+            <w:r>
+              <w:rPr>
+                <w:rFonts w:ascii="TimeNewRoman" w:hAnsi="TimeNewRoman"/>
+                <w:sz w:val="30"/>
+              </w:rPr>
+              <w:t>158</w:t>
+            </w:r>
+          </w:p>
+        </w:tc>
+        <w:tc>
+          <w:tcPr>
+            <w:tcW w:type="dxa" w:w="1987"/>
+          </w:tcPr>
+          <w:p>
+            <w:pPr>
+              <w:jc w:val="left"/>
+            </w:pPr>
+            <w:r>
+              <w:rPr>
+                <w:rFonts w:ascii="TimeNewRoman" w:hAnsi="TimeNewRoman"/>
+                <w:sz w:val="30"/>
+              </w:rPr>
+              <w:t>10</w:t>
+            </w:r>
+          </w:p>
+        </w:tc>
+        <w:tc>
+          <w:tcPr>
+            <w:tcW w:type="dxa" w:w="1987"/>
+          </w:tcPr>
+          <w:p>
+            <w:pPr>
+              <w:jc w:val="left"/>
+            </w:pPr>
+            <w:r>
+              <w:rPr>
+                <w:rFonts w:ascii="TimeNewRoman" w:hAnsi="TimeNewRoman"/>
+                <w:sz w:val="30"/>
+              </w:rPr>
+              <w:t>40</w:t>
+            </w:r>
+          </w:p>
+        </w:tc>
+        <w:tc>
+          <w:tcPr>
+            <w:tcW w:type="dxa" w:w="1987"/>
+          </w:tcPr>
+          <w:p>
+            <w:pPr>
+              <w:jc w:val="left"/>
+            </w:pPr>
+            <w:r>
+              <w:rPr>
+                <w:rFonts w:ascii="TimeNewRoman" w:hAnsi="TimeNewRoman"/>
+                <w:sz w:val="30"/>
+              </w:rPr>
+              <w:t>9</w:t>
+            </w:r>
+          </w:p>
+        </w:tc>
+        <w:tc>
+          <w:tcPr>
+            <w:tcW w:type="dxa" w:w="1987"/>
+          </w:tcPr>
+          <w:p>
+            <w:pPr>
+              <w:jc w:val="left"/>
+            </w:pPr>
+            <w:r>
+              <w:rPr>
+                <w:rFonts w:ascii="TimeNewRoman" w:hAnsi="TimeNewRoman"/>
+                <w:sz w:val="30"/>
+              </w:rPr>
+              <w:t>28</w:t>
+            </w:r>
+          </w:p>
+        </w:tc>
+      </w:tr>
+      <w:tr>
+        <w:tc>
+          <w:tcPr>
+            <w:tcW w:type="dxa" w:w="1987"/>
+          </w:tcPr>
+          <w:p>
+            <w:pPr>
+              <w:jc w:val="left"/>
+            </w:pPr>
+            <w:r>
+              <w:rPr>
+                <w:rFonts w:ascii="TimeNewRoman" w:hAnsi="TimeNewRoman"/>
+                <w:sz w:val="30"/>
+              </w:rPr>
+              <w:t>45</w:t>
+            </w:r>
+          </w:p>
+        </w:tc>
+        <w:tc>
+          <w:tcPr>
+            <w:tcW w:type="dxa" w:w="1987"/>
+          </w:tcPr>
+          <w:p>
+            <w:pPr>
+              <w:jc w:val="left"/>
+            </w:pPr>
+            <w:r>
+              <w:rPr>
+                <w:rFonts w:ascii="TimeNewRoman" w:hAnsi="TimeNewRoman"/>
+                <w:sz w:val="30"/>
+              </w:rPr>
+              <w:t>116</w:t>
+            </w:r>
+          </w:p>
+        </w:tc>
+        <w:tc>
+          <w:tcPr>
+            <w:tcW w:type="dxa" w:w="1987"/>
+          </w:tcPr>
+          <w:p>
+            <w:pPr>
+              <w:jc w:val="left"/>
+            </w:pPr>
+            <w:r>
+              <w:rPr>
+                <w:rFonts w:ascii="TimeNewRoman" w:hAnsi="TimeNewRoman"/>
+                <w:sz w:val="30"/>
+              </w:rPr>
+              <w:t>47</w:t>
+            </w:r>
+          </w:p>
+        </w:tc>
+        <w:tc>
+          <w:tcPr>
+            <w:tcW w:type="dxa" w:w="1987"/>
+          </w:tcPr>
+          <w:p>
+            <w:pPr>
+              <w:jc w:val="left"/>
+            </w:pPr>
+            <w:r>
+              <w:rPr>
+                <w:rFonts w:ascii="TimeNewRoman" w:hAnsi="TimeNewRoman"/>
+                <w:sz w:val="30"/>
+              </w:rPr>
+              <w:t>6</w:t>
+            </w:r>
+          </w:p>
+        </w:tc>
+        <w:tc>
+          <w:tcPr>
+            <w:tcW w:type="dxa" w:w="1987"/>
+          </w:tcPr>
+          <w:p>
+            <w:pPr>
+              <w:jc w:val="left"/>
+            </w:pPr>
+            <w:r>
+              <w:rPr>
+                <w:rFonts w:ascii="TimeNewRoman" w:hAnsi="TimeNewRoman"/>
+                <w:sz w:val="30"/>
+              </w:rPr>
+              <w:t>7</w:t>
+            </w:r>
+          </w:p>
+        </w:tc>
+      </w:tr>
+      <w:tr>
+        <w:tc>
+          <w:tcPr>
+            <w:tcW w:type="dxa" w:w="1987"/>
+          </w:tcPr>
+          <w:p>
+            <w:pPr>
+              <w:jc w:val="left"/>
+            </w:pPr>
+            <w:r>
+              <w:rPr>
+                <w:rFonts w:ascii="TimeNewRoman" w:hAnsi="TimeNewRoman"/>
+                <w:sz w:val="30"/>
+              </w:rPr>
+              <w:t>24</w:t>
             </w:r>
           </w:p>
         </w:tc>
@@ -1223,6 +1189,127 @@
                 <w:sz w:val="30"/>
               </w:rPr>
               <w:t>4</w:t>
+            </w:r>
+          </w:p>
+        </w:tc>
+        <w:tc>
+          <w:tcPr>
+            <w:tcW w:type="dxa" w:w="1987"/>
+          </w:tcPr>
+          <w:p>
+            <w:pPr>
+              <w:jc w:val="left"/>
+            </w:pPr>
+            <w:r>
+              <w:rPr>
+                <w:rFonts w:ascii="TimeNewRoman" w:hAnsi="TimeNewRoman"/>
+                <w:sz w:val="30"/>
+              </w:rPr>
+              <w:t>61</w:t>
+            </w:r>
+          </w:p>
+        </w:tc>
+        <w:tc>
+          <w:tcPr>
+            <w:tcW w:type="dxa" w:w="1987"/>
+          </w:tcPr>
+          <w:p>
+            <w:pPr>
+              <w:jc w:val="left"/>
+            </w:pPr>
+            <w:r>
+              <w:rPr>
+                <w:rFonts w:ascii="TimeNewRoman" w:hAnsi="TimeNewRoman"/>
+                <w:sz w:val="30"/>
+              </w:rPr>
+              <w:t>58</w:t>
+            </w:r>
+          </w:p>
+        </w:tc>
+        <w:tc>
+          <w:tcPr>
+            <w:tcW w:type="dxa" w:w="1987"/>
+          </w:tcPr>
+          <w:p>
+            <w:pPr>
+              <w:jc w:val="left"/>
+            </w:pPr>
+            <w:r>
+              <w:rPr>
+                <w:rFonts w:ascii="TimeNewRoman" w:hAnsi="TimeNewRoman"/>
+                <w:sz w:val="30"/>
+              </w:rPr>
+              <w:t>40</w:t>
+            </w:r>
+          </w:p>
+        </w:tc>
+      </w:tr>
+      <w:tr>
+        <w:tc>
+          <w:tcPr>
+            <w:tcW w:type="dxa" w:w="1987"/>
+          </w:tcPr>
+          <w:p>
+            <w:pPr>
+              <w:jc w:val="left"/>
+            </w:pPr>
+            <w:r>
+              <w:rPr>
+                <w:rFonts w:ascii="TimeNewRoman" w:hAnsi="TimeNewRoman"/>
+                <w:sz w:val="30"/>
+              </w:rPr>
+              <w:t>88</w:t>
+            </w:r>
+          </w:p>
+        </w:tc>
+        <w:tc>
+          <w:tcPr>
+            <w:tcW w:type="dxa" w:w="1987"/>
+          </w:tcPr>
+          <w:p>
+            <w:pPr>
+              <w:jc w:val="left"/>
+            </w:pPr>
+            <w:r>
+              <w:rPr>
+                <w:rFonts w:ascii="TimeNewRoman" w:hAnsi="TimeNewRoman"/>
+                <w:sz w:val="30"/>
+              </w:rPr>
+              <w:t>107</w:t>
+            </w:r>
+          </w:p>
+        </w:tc>
+        <w:tc>
+          <w:tcPr>
+            <w:tcW w:type="dxa" w:w="1987"/>
+          </w:tcPr>
+          <w:p>
+            <w:pPr>
+              <w:jc w:val="left"/>
+            </w:pPr>
+            <w:r>
+              <w:rPr>
+                <w:rFonts w:ascii="TimeNewRoman" w:hAnsi="TimeNewRoman"/>
+                <w:sz w:val="30"/>
+              </w:rPr>
+              <w:t>82</w:t>
+            </w:r>
+          </w:p>
+        </w:tc>
+        <w:tc>
+          <w:tcPr>
+            <w:tcW w:type="dxa" w:w="1987"/>
+          </w:tcPr>
+          <w:p>
+            <w:pPr>
+              <w:jc w:val="left"/>
+            </w:pPr>
+            <w:r>
+              <w:rPr>
+                <w:rFonts w:ascii="TimeNewRoman" w:hAnsi="TimeNewRoman"/>
+                <w:sz w:val="30"/>
+              </w:rPr>
+              <w:t>36</w:t>
             </w:r>
           </w:p>
         </w:tc>
@@ -1258,7 +1345,7 @@
                 <w:rFonts w:ascii="TimeNewRoman" w:hAnsi="TimeNewRoman"/>
                 <w:sz w:val="30"/>
               </w:rPr>
-              <w:t>41</w:t>
+              <w:t>8</w:t>
             </w:r>
           </w:p>
         </w:tc>
@@ -1275,7 +1362,7 @@
                 <w:rFonts w:ascii="TimeNewRoman" w:hAnsi="TimeNewRoman"/>
                 <w:sz w:val="30"/>
               </w:rPr>
-              <w:t>63</w:t>
+              <w:t>5</w:t>
             </w:r>
           </w:p>
         </w:tc>
@@ -1292,7 +1379,7 @@
                 <w:rFonts w:ascii="TimeNewRoman" w:hAnsi="TimeNewRoman"/>
                 <w:sz w:val="30"/>
               </w:rPr>
-              <w:t>22</w:t>
+              <w:t>12</w:t>
             </w:r>
           </w:p>
         </w:tc>
@@ -1309,7 +1396,7 @@
                 <w:rFonts w:ascii="TimeNewRoman" w:hAnsi="TimeNewRoman"/>
                 <w:sz w:val="30"/>
               </w:rPr>
-              <w:t>65</w:t>
+              <w:t>85</w:t>
             </w:r>
           </w:p>
         </w:tc>
@@ -1326,12 +1413,29 @@
                 <w:rFonts w:ascii="TimeNewRoman" w:hAnsi="TimeNewRoman"/>
                 <w:sz w:val="30"/>
               </w:rPr>
-              <w:t>61</w:t>
+              <w:t>23</w:t>
             </w:r>
           </w:p>
         </w:tc>
       </w:tr>
       <w:tr>
+        <w:tc>
+          <w:tcPr>
+            <w:tcW w:type="dxa" w:w="1987"/>
+          </w:tcPr>
+          <w:p>
+            <w:pPr>
+              <w:jc w:val="left"/>
+            </w:pPr>
+            <w:r>
+              <w:rPr>
+                <w:rFonts w:ascii="TimeNewRoman" w:hAnsi="TimeNewRoman"/>
+                <w:sz w:val="30"/>
+              </w:rPr>
+              <w:t>35</w:t>
+            </w:r>
+          </w:p>
+        </w:tc>
         <w:tc>
           <w:tcPr>
             <w:tcW w:type="dxa" w:w="1987"/>
@@ -1379,7 +1483,7 @@
                 <w:rFonts w:ascii="TimeNewRoman" w:hAnsi="TimeNewRoman"/>
                 <w:sz w:val="30"/>
               </w:rPr>
-              <w:t>168</w:t>
+              <w:t>2</w:t>
             </w:r>
           </w:p>
         </w:tc>
@@ -1396,63 +1500,12 @@
                 <w:rFonts w:ascii="TimeNewRoman" w:hAnsi="TimeNewRoman"/>
                 <w:sz w:val="30"/>
               </w:rPr>
-              <w:t>40</w:t>
-            </w:r>
-          </w:p>
-        </w:tc>
-        <w:tc>
-          <w:tcPr>
-            <w:tcW w:type="dxa" w:w="1987"/>
-          </w:tcPr>
-          <w:p>
-            <w:pPr>
-              <w:jc w:val="left"/>
-            </w:pPr>
-            <w:r>
-              <w:rPr>
-                <w:rFonts w:ascii="TimeNewRoman" w:hAnsi="TimeNewRoman"/>
-                <w:sz w:val="30"/>
-              </w:rPr>
-              <w:t>24</w:t>
+              <w:t>0</w:t>
             </w:r>
           </w:p>
         </w:tc>
       </w:tr>
       <w:tr>
-        <w:tc>
-          <w:tcPr>
-            <w:tcW w:type="dxa" w:w="1987"/>
-          </w:tcPr>
-          <w:p>
-            <w:pPr>
-              <w:jc w:val="left"/>
-            </w:pPr>
-            <w:r>
-              <w:rPr>
-                <w:rFonts w:ascii="TimeNewRoman" w:hAnsi="TimeNewRoman"/>
-                <w:sz w:val="30"/>
-              </w:rPr>
-              <w:t>70</w:t>
-            </w:r>
-          </w:p>
-        </w:tc>
-        <w:tc>
-          <w:tcPr>
-            <w:tcW w:type="dxa" w:w="1987"/>
-          </w:tcPr>
-          <w:p>
-            <w:pPr>
-              <w:jc w:val="left"/>
-            </w:pPr>
-            <w:r>
-              <w:rPr>
-                <w:rFonts w:ascii="TimeNewRoman" w:hAnsi="TimeNewRoman"/>
-                <w:sz w:val="30"/>
-              </w:rPr>
-              <w:t>10</w:t>
-            </w:r>
-          </w:p>
-        </w:tc>
         <w:tc>
           <w:tcPr>
             <w:tcW w:type="dxa" w:w="1987"/>
@@ -1483,7 +1536,7 @@
                 <w:rFonts w:ascii="TimeNewRoman" w:hAnsi="TimeNewRoman"/>
                 <w:sz w:val="30"/>
               </w:rPr>
-              <w:t>3</w:t>
+              <w:t>30</w:t>
             </w:r>
           </w:p>
         </w:tc>
@@ -1500,26 +1553,7 @@
                 <w:rFonts w:ascii="TimeNewRoman" w:hAnsi="TimeNewRoman"/>
                 <w:sz w:val="30"/>
               </w:rPr>
-              <w:t>40</w:t>
-            </w:r>
-          </w:p>
-        </w:tc>
-      </w:tr>
-      <w:tr>
-        <w:tc>
-          <w:tcPr>
-            <w:tcW w:type="dxa" w:w="1987"/>
-          </w:tcPr>
-          <w:p>
-            <w:pPr>
-              <w:jc w:val="left"/>
-            </w:pPr>
-            <w:r>
-              <w:rPr>
-                <w:rFonts w:ascii="TimeNewRoman" w:hAnsi="TimeNewRoman"/>
-                <w:sz w:val="30"/>
-              </w:rPr>
-              <w:t>73</w:t>
+              <w:t>31</w:t>
             </w:r>
           </w:p>
         </w:tc>
@@ -1536,41 +1570,7 @@
                 <w:rFonts w:ascii="TimeNewRoman" w:hAnsi="TimeNewRoman"/>
                 <w:sz w:val="30"/>
               </w:rPr>
-              <w:t>9</w:t>
-            </w:r>
-          </w:p>
-        </w:tc>
-        <w:tc>
-          <w:tcPr>
-            <w:tcW w:type="dxa" w:w="1987"/>
-          </w:tcPr>
-          <w:p>
-            <w:pPr>
-              <w:jc w:val="left"/>
-            </w:pPr>
-            <w:r>
-              <w:rPr>
-                <w:rFonts w:ascii="TimeNewRoman" w:hAnsi="TimeNewRoman"/>
-                <w:sz w:val="30"/>
-              </w:rPr>
-              <w:t>13</w:t>
-            </w:r>
-          </w:p>
-        </w:tc>
-        <w:tc>
-          <w:tcPr>
-            <w:tcW w:type="dxa" w:w="1987"/>
-          </w:tcPr>
-          <w:p>
-            <w:pPr>
-              <w:jc w:val="left"/>
-            </w:pPr>
-            <w:r>
-              <w:rPr>
-                <w:rFonts w:ascii="TimeNewRoman" w:hAnsi="TimeNewRoman"/>
-                <w:sz w:val="30"/>
-              </w:rPr>
-              <w:t>16</w:t>
+              <w:t>156</w:t>
             </w:r>
           </w:p>
         </w:tc>
@@ -1606,111 +1606,7 @@
                 <w:rFonts w:ascii="TimeNewRoman" w:hAnsi="TimeNewRoman"/>
                 <w:sz w:val="30"/>
               </w:rPr>
-              <w:t>106</w:t>
-            </w:r>
-          </w:p>
-        </w:tc>
-        <w:tc>
-          <w:tcPr>
-            <w:tcW w:type="dxa" w:w="1987"/>
-          </w:tcPr>
-          <w:p>
-            <w:pPr>
-              <w:jc w:val="left"/>
-            </w:pPr>
-            <w:r>
-              <w:rPr>
-                <w:rFonts w:ascii="TimeNewRoman" w:hAnsi="TimeNewRoman"/>
-                <w:sz w:val="30"/>
-              </w:rPr>
-              <w:t>13</w:t>
-            </w:r>
-          </w:p>
-        </w:tc>
-        <w:tc>
-          <w:tcPr>
-            <w:tcW w:type="dxa" w:w="1987"/>
-          </w:tcPr>
-          <w:p>
-            <w:pPr>
-              <w:jc w:val="left"/>
-            </w:pPr>
-            <w:r>
-              <w:rPr>
-                <w:rFonts w:ascii="TimeNewRoman" w:hAnsi="TimeNewRoman"/>
-                <w:sz w:val="30"/>
-              </w:rPr>
-              <w:t>0</w:t>
-            </w:r>
-          </w:p>
-        </w:tc>
-        <w:tc>
-          <w:tcPr>
-            <w:tcW w:type="dxa" w:w="1987"/>
-          </w:tcPr>
-          <w:p>
-            <w:pPr>
-              <w:jc w:val="left"/>
-            </w:pPr>
-            <w:r>
-              <w:rPr>
-                <w:rFonts w:ascii="TimeNewRoman" w:hAnsi="TimeNewRoman"/>
-                <w:sz w:val="30"/>
-              </w:rPr>
-              <w:t>79</w:t>
-            </w:r>
-          </w:p>
-        </w:tc>
-        <w:tc>
-          <w:tcPr>
-            <w:tcW w:type="dxa" w:w="1987"/>
-          </w:tcPr>
-          <w:p>
-            <w:pPr>
-              <w:jc w:val="left"/>
-            </w:pPr>
-            <w:r>
-              <w:rPr>
-                <w:rFonts w:ascii="TimeNewRoman" w:hAnsi="TimeNewRoman"/>
-                <w:sz w:val="30"/>
-              </w:rPr>
               <w:t>3</w:t>
-            </w:r>
-          </w:p>
-        </w:tc>
-      </w:tr>
-      <w:tr>
-        <w:tc>
-          <w:tcPr>
-            <w:tcW w:type="dxa" w:w="1987"/>
-          </w:tcPr>
-          <w:p>
-            <w:pPr>
-              <w:jc w:val="left"/>
-            </w:pPr>
-            <w:r>
-              <w:rPr>
-                <w:rFonts w:ascii="TimeNewRoman" w:hAnsi="TimeNewRoman"/>
-                <w:sz w:val="30"/>
-              </w:rPr>
-              <w:t>12</w:t>
-            </w:r>
-          </w:p>
-        </w:tc>
-        <w:tc>
-          <w:tcPr>
-            <w:tcW w:type="dxa" w:w="1987"/>
-          </w:tcPr>
-          <w:p>
-            <w:pPr>
-              <w:jc w:val="left"/>
-            </w:pPr>
-            <w:r>
-              <w:rPr>
-                <w:rFonts w:ascii="TimeNewRoman" w:hAnsi="TimeNewRoman"/>
-                <w:sz w:val="30"/>
-              </w:rPr>
-              <w:t>62</w:t>
             </w:r>
           </w:p>
         </w:tc>
@@ -1744,7 +1640,60 @@
                 <w:rFonts w:ascii="TimeNewRoman" w:hAnsi="TimeNewRoman"/>
                 <w:sz w:val="30"/>
               </w:rPr>
-              <w:t>117</w:t>
+              <w:t>37</w:t>
+            </w:r>
+          </w:p>
+        </w:tc>
+        <w:tc>
+          <w:tcPr>
+            <w:tcW w:type="dxa" w:w="1987"/>
+          </w:tcPr>
+          <w:p>
+            <w:pPr>
+              <w:jc w:val="left"/>
+            </w:pPr>
+            <w:r>
+              <w:rPr>
+                <w:rFonts w:ascii="TimeNewRoman" w:hAnsi="TimeNewRoman"/>
+                <w:sz w:val="30"/>
+              </w:rPr>
+              <w:t>15</w:t>
+            </w:r>
+          </w:p>
+        </w:tc>
+        <w:tc>
+          <w:tcPr>
+            <w:tcW w:type="dxa" w:w="1987"/>
+          </w:tcPr>
+          <w:p>
+            <w:pPr>
+              <w:jc w:val="left"/>
+            </w:pPr>
+            <w:r>
+              <w:rPr>
+                <w:rFonts w:ascii="TimeNewRoman" w:hAnsi="TimeNewRoman"/>
+                <w:sz w:val="30"/>
+              </w:rPr>
+              <w:t>1</w:t>
+            </w:r>
+          </w:p>
+        </w:tc>
+      </w:tr>
+      <w:tr>
+        <w:tc>
+          <w:tcPr>
+            <w:tcW w:type="dxa" w:w="1987"/>
+          </w:tcPr>
+          <w:p>
+            <w:pPr>
+              <w:jc w:val="left"/>
+            </w:pPr>
+            <w:r>
+              <w:rPr>
+                <w:rFonts w:ascii="TimeNewRoman" w:hAnsi="TimeNewRoman"/>
+                <w:sz w:val="30"/>
+              </w:rPr>
+              <w:t>9</w:t>
             </w:r>
           </w:p>
         </w:tc>
@@ -1762,6 +1711,57 @@
                 <w:sz w:val="30"/>
               </w:rPr>
               <w:t>9</w:t>
+            </w:r>
+          </w:p>
+        </w:tc>
+        <w:tc>
+          <w:tcPr>
+            <w:tcW w:type="dxa" w:w="1987"/>
+          </w:tcPr>
+          <w:p>
+            <w:pPr>
+              <w:jc w:val="left"/>
+            </w:pPr>
+            <w:r>
+              <w:rPr>
+                <w:rFonts w:ascii="TimeNewRoman" w:hAnsi="TimeNewRoman"/>
+                <w:sz w:val="30"/>
+              </w:rPr>
+              <w:t>56</w:t>
+            </w:r>
+          </w:p>
+        </w:tc>
+        <w:tc>
+          <w:tcPr>
+            <w:tcW w:type="dxa" w:w="1987"/>
+          </w:tcPr>
+          <w:p>
+            <w:pPr>
+              <w:jc w:val="left"/>
+            </w:pPr>
+            <w:r>
+              <w:rPr>
+                <w:rFonts w:ascii="TimeNewRoman" w:hAnsi="TimeNewRoman"/>
+                <w:sz w:val="30"/>
+              </w:rPr>
+              <w:t>36</w:t>
+            </w:r>
+          </w:p>
+        </w:tc>
+        <w:tc>
+          <w:tcPr>
+            <w:tcW w:type="dxa" w:w="1987"/>
+          </w:tcPr>
+          <w:p>
+            <w:pPr>
+              <w:jc w:val="left"/>
+            </w:pPr>
+            <w:r>
+              <w:rPr>
+                <w:rFonts w:ascii="TimeNewRoman" w:hAnsi="TimeNewRoman"/>
+                <w:sz w:val="30"/>
+              </w:rPr>
+              <w:t>2</w:t>
             </w:r>
           </w:p>
         </w:tc>

--- a/answers-of-mixed.docx
+++ b/answers-of-mixed.docx
@@ -11,7 +11,7 @@
           <w:rFonts w:ascii="Arial" w:hAnsi="Arial"/>
           <w:sz w:val="30"/>
         </w:rPr>
-        <w:t>2026-09-15 Tuesday</w:t>
+        <w:t>2026-09-16 Wednesday</w:t>
       </w:r>
     </w:p>
     <w:tbl>
@@ -40,7 +40,7 @@
                 <w:rFonts w:ascii="TimeNewRoman" w:hAnsi="TimeNewRoman"/>
                 <w:sz w:val="30"/>
               </w:rPr>
-              <w:t>81</w:t>
+              <w:t>57</w:t>
             </w:r>
           </w:p>
         </w:tc>
@@ -57,7 +57,7 @@
                 <w:rFonts w:ascii="TimeNewRoman" w:hAnsi="TimeNewRoman"/>
                 <w:sz w:val="30"/>
               </w:rPr>
-              <w:t>201</w:t>
+              <w:t>28</w:t>
             </w:r>
           </w:p>
         </w:tc>
@@ -74,198 +74,7 @@
                 <w:rFonts w:ascii="TimeNewRoman" w:hAnsi="TimeNewRoman"/>
                 <w:sz w:val="30"/>
               </w:rPr>
-              <w:t>4</w:t>
-            </w:r>
-          </w:p>
-        </w:tc>
-        <w:tc>
-          <w:tcPr>
-            <w:tcW w:type="dxa" w:w="1987"/>
-          </w:tcPr>
-          <w:p>
-            <w:pPr>
-              <w:jc w:val="left"/>
-            </w:pPr>
-            <w:r>
-              <w:rPr>
-                <w:rFonts w:ascii="TimeNewRoman" w:hAnsi="TimeNewRoman"/>
-                <w:sz w:val="30"/>
-              </w:rPr>
-              <w:t>55</w:t>
-            </w:r>
-          </w:p>
-        </w:tc>
-        <w:tc>
-          <w:tcPr>
-            <w:tcW w:type="dxa" w:w="1987"/>
-          </w:tcPr>
-          <w:p>
-            <w:pPr>
-              <w:jc w:val="left"/>
-            </w:pPr>
-            <w:r>
-              <w:rPr>
-                <w:rFonts w:ascii="TimeNewRoman" w:hAnsi="TimeNewRoman"/>
-                <w:sz w:val="30"/>
-              </w:rPr>
-              <w:t>1</w:t>
-            </w:r>
-          </w:p>
-        </w:tc>
-      </w:tr>
-      <w:tr>
-        <w:tc>
-          <w:tcPr>
-            <w:tcW w:type="dxa" w:w="1987"/>
-          </w:tcPr>
-          <w:p>
-            <w:pPr>
-              <w:jc w:val="left"/>
-            </w:pPr>
-            <w:r>
-              <w:rPr>
-                <w:rFonts w:ascii="TimeNewRoman" w:hAnsi="TimeNewRoman"/>
-                <w:sz w:val="30"/>
-              </w:rPr>
-              <w:t>98</w:t>
-            </w:r>
-          </w:p>
-        </w:tc>
-        <w:tc>
-          <w:tcPr>
-            <w:tcW w:type="dxa" w:w="1987"/>
-          </w:tcPr>
-          <w:p>
-            <w:pPr>
-              <w:jc w:val="left"/>
-            </w:pPr>
-            <w:r>
-              <w:rPr>
-                <w:rFonts w:ascii="TimeNewRoman" w:hAnsi="TimeNewRoman"/>
-                <w:sz w:val="30"/>
-              </w:rPr>
-              <w:t>254</w:t>
-            </w:r>
-          </w:p>
-        </w:tc>
-        <w:tc>
-          <w:tcPr>
-            <w:tcW w:type="dxa" w:w="1987"/>
-          </w:tcPr>
-          <w:p>
-            <w:pPr>
-              <w:jc w:val="left"/>
-            </w:pPr>
-            <w:r>
-              <w:rPr>
-                <w:rFonts w:ascii="TimeNewRoman" w:hAnsi="TimeNewRoman"/>
-                <w:sz w:val="30"/>
-              </w:rPr>
-              <w:t>7</w:t>
-            </w:r>
-          </w:p>
-        </w:tc>
-        <w:tc>
-          <w:tcPr>
-            <w:tcW w:type="dxa" w:w="1987"/>
-          </w:tcPr>
-          <w:p>
-            <w:pPr>
-              <w:jc w:val="left"/>
-            </w:pPr>
-            <w:r>
-              <w:rPr>
-                <w:rFonts w:ascii="TimeNewRoman" w:hAnsi="TimeNewRoman"/>
-                <w:sz w:val="30"/>
-              </w:rPr>
-              <w:t>74</w:t>
-            </w:r>
-          </w:p>
-        </w:tc>
-        <w:tc>
-          <w:tcPr>
-            <w:tcW w:type="dxa" w:w="1987"/>
-          </w:tcPr>
-          <w:p>
-            <w:pPr>
-              <w:jc w:val="left"/>
-            </w:pPr>
-            <w:r>
-              <w:rPr>
-                <w:rFonts w:ascii="TimeNewRoman" w:hAnsi="TimeNewRoman"/>
-                <w:sz w:val="30"/>
-              </w:rPr>
-              <w:t>74</w:t>
-            </w:r>
-          </w:p>
-        </w:tc>
-      </w:tr>
-      <w:tr>
-        <w:tc>
-          <w:tcPr>
-            <w:tcW w:type="dxa" w:w="1987"/>
-          </w:tcPr>
-          <w:p>
-            <w:pPr>
-              <w:jc w:val="left"/>
-            </w:pPr>
-            <w:r>
-              <w:rPr>
-                <w:rFonts w:ascii="TimeNewRoman" w:hAnsi="TimeNewRoman"/>
-                <w:sz w:val="30"/>
-              </w:rPr>
-              <w:t>187</w:t>
-            </w:r>
-          </w:p>
-        </w:tc>
-        <w:tc>
-          <w:tcPr>
-            <w:tcW w:type="dxa" w:w="1987"/>
-          </w:tcPr>
-          <w:p>
-            <w:pPr>
-              <w:jc w:val="left"/>
-            </w:pPr>
-            <w:r>
-              <w:rPr>
-                <w:rFonts w:ascii="TimeNewRoman" w:hAnsi="TimeNewRoman"/>
-                <w:sz w:val="30"/>
-              </w:rPr>
-              <w:t>53</w:t>
-            </w:r>
-          </w:p>
-        </w:tc>
-        <w:tc>
-          <w:tcPr>
-            <w:tcW w:type="dxa" w:w="1987"/>
-          </w:tcPr>
-          <w:p>
-            <w:pPr>
-              <w:jc w:val="left"/>
-            </w:pPr>
-            <w:r>
-              <w:rPr>
-                <w:rFonts w:ascii="TimeNewRoman" w:hAnsi="TimeNewRoman"/>
-                <w:sz w:val="30"/>
-              </w:rPr>
-              <w:t>48</w:t>
-            </w:r>
-          </w:p>
-        </w:tc>
-        <w:tc>
-          <w:tcPr>
-            <w:tcW w:type="dxa" w:w="1987"/>
-          </w:tcPr>
-          <w:p>
-            <w:pPr>
-              <w:jc w:val="left"/>
-            </w:pPr>
-            <w:r>
-              <w:rPr>
-                <w:rFonts w:ascii="TimeNewRoman" w:hAnsi="TimeNewRoman"/>
-                <w:sz w:val="30"/>
-              </w:rPr>
-              <w:t>135</w:t>
+              <w:t>33</w:t>
             </w:r>
           </w:p>
         </w:tc>
@@ -286,8 +95,6 @@
             </w:r>
           </w:p>
         </w:tc>
-      </w:tr>
-      <w:tr>
         <w:tc>
           <w:tcPr>
             <w:tcW w:type="dxa" w:w="1987"/>
@@ -301,75 +108,7 @@
                 <w:rFonts w:ascii="TimeNewRoman" w:hAnsi="TimeNewRoman"/>
                 <w:sz w:val="30"/>
               </w:rPr>
-              <w:t>119</w:t>
-            </w:r>
-          </w:p>
-        </w:tc>
-        <w:tc>
-          <w:tcPr>
-            <w:tcW w:type="dxa" w:w="1987"/>
-          </w:tcPr>
-          <w:p>
-            <w:pPr>
-              <w:jc w:val="left"/>
-            </w:pPr>
-            <w:r>
-              <w:rPr>
-                <w:rFonts w:ascii="TimeNewRoman" w:hAnsi="TimeNewRoman"/>
-                <w:sz w:val="30"/>
-              </w:rPr>
-              <w:t>16</w:t>
-            </w:r>
-          </w:p>
-        </w:tc>
-        <w:tc>
-          <w:tcPr>
-            <w:tcW w:type="dxa" w:w="1987"/>
-          </w:tcPr>
-          <w:p>
-            <w:pPr>
-              <w:jc w:val="left"/>
-            </w:pPr>
-            <w:r>
-              <w:rPr>
-                <w:rFonts w:ascii="TimeNewRoman" w:hAnsi="TimeNewRoman"/>
-                <w:sz w:val="30"/>
-              </w:rPr>
-              <w:t>85</w:t>
-            </w:r>
-          </w:p>
-        </w:tc>
-        <w:tc>
-          <w:tcPr>
-            <w:tcW w:type="dxa" w:w="1987"/>
-          </w:tcPr>
-          <w:p>
-            <w:pPr>
-              <w:jc w:val="left"/>
-            </w:pPr>
-            <w:r>
-              <w:rPr>
-                <w:rFonts w:ascii="TimeNewRoman" w:hAnsi="TimeNewRoman"/>
-                <w:sz w:val="30"/>
-              </w:rPr>
-              <w:t>18</w:t>
-            </w:r>
-          </w:p>
-        </w:tc>
-        <w:tc>
-          <w:tcPr>
-            <w:tcW w:type="dxa" w:w="1987"/>
-          </w:tcPr>
-          <w:p>
-            <w:pPr>
-              <w:jc w:val="left"/>
-            </w:pPr>
-            <w:r>
-              <w:rPr>
-                <w:rFonts w:ascii="TimeNewRoman" w:hAnsi="TimeNewRoman"/>
-                <w:sz w:val="30"/>
-              </w:rPr>
-              <w:t>16</w:t>
+              <w:t>81</w:t>
             </w:r>
           </w:p>
         </w:tc>
@@ -388,7 +127,7 @@
                 <w:rFonts w:ascii="TimeNewRoman" w:hAnsi="TimeNewRoman"/>
                 <w:sz w:val="30"/>
               </w:rPr>
-              <w:t>83</w:t>
+              <w:t>175</w:t>
             </w:r>
           </w:p>
         </w:tc>
@@ -405,7 +144,7 @@
                 <w:rFonts w:ascii="TimeNewRoman" w:hAnsi="TimeNewRoman"/>
                 <w:sz w:val="30"/>
               </w:rPr>
-              <w:t>151</w:t>
+              <w:t>42</w:t>
             </w:r>
           </w:p>
         </w:tc>
@@ -422,7 +161,7 @@
                 <w:rFonts w:ascii="TimeNewRoman" w:hAnsi="TimeNewRoman"/>
                 <w:sz w:val="30"/>
               </w:rPr>
-              <w:t>6</w:t>
+              <w:t>61</w:t>
             </w:r>
           </w:p>
         </w:tc>
@@ -439,7 +178,7 @@
                 <w:rFonts w:ascii="TimeNewRoman" w:hAnsi="TimeNewRoman"/>
                 <w:sz w:val="30"/>
               </w:rPr>
-              <w:t>86</w:t>
+              <w:t>13</w:t>
             </w:r>
           </w:p>
         </w:tc>
@@ -475,7 +214,7 @@
                 <w:rFonts w:ascii="TimeNewRoman" w:hAnsi="TimeNewRoman"/>
                 <w:sz w:val="30"/>
               </w:rPr>
-              <w:t>7</w:t>
+              <w:t>56</w:t>
             </w:r>
           </w:p>
         </w:tc>
@@ -492,7 +231,7 @@
                 <w:rFonts w:ascii="TimeNewRoman" w:hAnsi="TimeNewRoman"/>
                 <w:sz w:val="30"/>
               </w:rPr>
-              <w:t>255</w:t>
+              <w:t>166</w:t>
             </w:r>
           </w:p>
         </w:tc>
@@ -509,7 +248,164 @@
                 <w:rFonts w:ascii="TimeNewRoman" w:hAnsi="TimeNewRoman"/>
                 <w:sz w:val="30"/>
               </w:rPr>
-              <w:t>124</w:t>
+              <w:t>88</w:t>
+            </w:r>
+          </w:p>
+        </w:tc>
+        <w:tc>
+          <w:tcPr>
+            <w:tcW w:type="dxa" w:w="1987"/>
+          </w:tcPr>
+          <w:p>
+            <w:pPr>
+              <w:jc w:val="left"/>
+            </w:pPr>
+            <w:r>
+              <w:rPr>
+                <w:rFonts w:ascii="TimeNewRoman" w:hAnsi="TimeNewRoman"/>
+                <w:sz w:val="30"/>
+              </w:rPr>
+              <w:t>9</w:t>
+            </w:r>
+          </w:p>
+        </w:tc>
+        <w:tc>
+          <w:tcPr>
+            <w:tcW w:type="dxa" w:w="1987"/>
+          </w:tcPr>
+          <w:p>
+            <w:pPr>
+              <w:jc w:val="left"/>
+            </w:pPr>
+            <w:r>
+              <w:rPr>
+                <w:rFonts w:ascii="TimeNewRoman" w:hAnsi="TimeNewRoman"/>
+                <w:sz w:val="30"/>
+              </w:rPr>
+              <w:t>56</w:t>
+            </w:r>
+          </w:p>
+        </w:tc>
+      </w:tr>
+      <w:tr>
+        <w:tc>
+          <w:tcPr>
+            <w:tcW w:type="dxa" w:w="1987"/>
+          </w:tcPr>
+          <w:p>
+            <w:pPr>
+              <w:jc w:val="left"/>
+            </w:pPr>
+            <w:r>
+              <w:rPr>
+                <w:rFonts w:ascii="TimeNewRoman" w:hAnsi="TimeNewRoman"/>
+                <w:sz w:val="30"/>
+              </w:rPr>
+              <w:t>53</w:t>
+            </w:r>
+          </w:p>
+        </w:tc>
+        <w:tc>
+          <w:tcPr>
+            <w:tcW w:type="dxa" w:w="1987"/>
+          </w:tcPr>
+          <w:p>
+            <w:pPr>
+              <w:jc w:val="left"/>
+            </w:pPr>
+            <w:r>
+              <w:rPr>
+                <w:rFonts w:ascii="TimeNewRoman" w:hAnsi="TimeNewRoman"/>
+                <w:sz w:val="30"/>
+              </w:rPr>
+              <w:t>55</w:t>
+            </w:r>
+          </w:p>
+        </w:tc>
+        <w:tc>
+          <w:tcPr>
+            <w:tcW w:type="dxa" w:w="1987"/>
+          </w:tcPr>
+          <w:p>
+            <w:pPr>
+              <w:jc w:val="left"/>
+            </w:pPr>
+            <w:r>
+              <w:rPr>
+                <w:rFonts w:ascii="TimeNewRoman" w:hAnsi="TimeNewRoman"/>
+                <w:sz w:val="30"/>
+              </w:rPr>
+              <w:t>32</w:t>
+            </w:r>
+          </w:p>
+        </w:tc>
+        <w:tc>
+          <w:tcPr>
+            <w:tcW w:type="dxa" w:w="1987"/>
+          </w:tcPr>
+          <w:p>
+            <w:pPr>
+              <w:jc w:val="left"/>
+            </w:pPr>
+            <w:r>
+              <w:rPr>
+                <w:rFonts w:ascii="TimeNewRoman" w:hAnsi="TimeNewRoman"/>
+                <w:sz w:val="30"/>
+              </w:rPr>
+              <w:t>87</w:t>
+            </w:r>
+          </w:p>
+        </w:tc>
+        <w:tc>
+          <w:tcPr>
+            <w:tcW w:type="dxa" w:w="1987"/>
+          </w:tcPr>
+          <w:p>
+            <w:pPr>
+              <w:jc w:val="left"/>
+            </w:pPr>
+            <w:r>
+              <w:rPr>
+                <w:rFonts w:ascii="TimeNewRoman" w:hAnsi="TimeNewRoman"/>
+                <w:sz w:val="30"/>
+              </w:rPr>
+              <w:t>6</w:t>
+            </w:r>
+          </w:p>
+        </w:tc>
+      </w:tr>
+      <w:tr>
+        <w:tc>
+          <w:tcPr>
+            <w:tcW w:type="dxa" w:w="1987"/>
+          </w:tcPr>
+          <w:p>
+            <w:pPr>
+              <w:jc w:val="left"/>
+            </w:pPr>
+            <w:r>
+              <w:rPr>
+                <w:rFonts w:ascii="TimeNewRoman" w:hAnsi="TimeNewRoman"/>
+                <w:sz w:val="30"/>
+              </w:rPr>
+              <w:t>72</w:t>
+            </w:r>
+          </w:p>
+        </w:tc>
+        <w:tc>
+          <w:tcPr>
+            <w:tcW w:type="dxa" w:w="1987"/>
+          </w:tcPr>
+          <w:p>
+            <w:pPr>
+              <w:jc w:val="left"/>
+            </w:pPr>
+            <w:r>
+              <w:rPr>
+                <w:rFonts w:ascii="TimeNewRoman" w:hAnsi="TimeNewRoman"/>
+                <w:sz w:val="30"/>
+              </w:rPr>
+              <w:t>51</w:t>
             </w:r>
           </w:p>
         </w:tc>
@@ -543,7 +439,24 @@
                 <w:rFonts w:ascii="TimeNewRoman" w:hAnsi="TimeNewRoman"/>
                 <w:sz w:val="30"/>
               </w:rPr>
-              <w:t>54</w:t>
+              <w:t>2</w:t>
+            </w:r>
+          </w:p>
+        </w:tc>
+        <w:tc>
+          <w:tcPr>
+            <w:tcW w:type="dxa" w:w="1987"/>
+          </w:tcPr>
+          <w:p>
+            <w:pPr>
+              <w:jc w:val="left"/>
+            </w:pPr>
+            <w:r>
+              <w:rPr>
+                <w:rFonts w:ascii="TimeNewRoman" w:hAnsi="TimeNewRoman"/>
+                <w:sz w:val="30"/>
+              </w:rPr>
+              <w:t>9</w:t>
             </w:r>
           </w:p>
         </w:tc>
@@ -562,94 +475,7 @@
                 <w:rFonts w:ascii="TimeNewRoman" w:hAnsi="TimeNewRoman"/>
                 <w:sz w:val="30"/>
               </w:rPr>
-              <w:t>48</w:t>
-            </w:r>
-          </w:p>
-        </w:tc>
-        <w:tc>
-          <w:tcPr>
-            <w:tcW w:type="dxa" w:w="1987"/>
-          </w:tcPr>
-          <w:p>
-            <w:pPr>
-              <w:jc w:val="left"/>
-            </w:pPr>
-            <w:r>
-              <w:rPr>
-                <w:rFonts w:ascii="TimeNewRoman" w:hAnsi="TimeNewRoman"/>
-                <w:sz w:val="30"/>
-              </w:rPr>
-              <w:t>49</w:t>
-            </w:r>
-          </w:p>
-        </w:tc>
-        <w:tc>
-          <w:tcPr>
-            <w:tcW w:type="dxa" w:w="1987"/>
-          </w:tcPr>
-          <w:p>
-            <w:pPr>
-              <w:jc w:val="left"/>
-            </w:pPr>
-            <w:r>
-              <w:rPr>
-                <w:rFonts w:ascii="TimeNewRoman" w:hAnsi="TimeNewRoman"/>
-                <w:sz w:val="30"/>
-              </w:rPr>
-              <w:t>18</w:t>
-            </w:r>
-          </w:p>
-        </w:tc>
-        <w:tc>
-          <w:tcPr>
-            <w:tcW w:type="dxa" w:w="1987"/>
-          </w:tcPr>
-          <w:p>
-            <w:pPr>
-              <w:jc w:val="left"/>
-            </w:pPr>
-            <w:r>
-              <w:rPr>
-                <w:rFonts w:ascii="TimeNewRoman" w:hAnsi="TimeNewRoman"/>
-                <w:sz w:val="30"/>
-              </w:rPr>
-              <w:t>17</w:t>
-            </w:r>
-          </w:p>
-        </w:tc>
-        <w:tc>
-          <w:tcPr>
-            <w:tcW w:type="dxa" w:w="1987"/>
-          </w:tcPr>
-          <w:p>
-            <w:pPr>
-              <w:jc w:val="left"/>
-            </w:pPr>
-            <w:r>
-              <w:rPr>
-                <w:rFonts w:ascii="TimeNewRoman" w:hAnsi="TimeNewRoman"/>
-                <w:sz w:val="30"/>
-              </w:rPr>
-              <w:t>27</w:t>
-            </w:r>
-          </w:p>
-        </w:tc>
-      </w:tr>
-      <w:tr>
-        <w:tc>
-          <w:tcPr>
-            <w:tcW w:type="dxa" w:w="1987"/>
-          </w:tcPr>
-          <w:p>
-            <w:pPr>
-              <w:jc w:val="left"/>
-            </w:pPr>
-            <w:r>
-              <w:rPr>
-                <w:rFonts w:ascii="TimeNewRoman" w:hAnsi="TimeNewRoman"/>
-                <w:sz w:val="30"/>
-              </w:rPr>
-              <w:t>205</w:t>
+              <w:t>22</w:t>
             </w:r>
           </w:p>
         </w:tc>
@@ -683,7 +509,7 @@
                 <w:rFonts w:ascii="TimeNewRoman" w:hAnsi="TimeNewRoman"/>
                 <w:sz w:val="30"/>
               </w:rPr>
-              <w:t>9</w:t>
+              <w:t>4</w:t>
             </w:r>
           </w:p>
         </w:tc>
@@ -700,7 +526,7 @@
                 <w:rFonts w:ascii="TimeNewRoman" w:hAnsi="TimeNewRoman"/>
                 <w:sz w:val="30"/>
               </w:rPr>
-              <w:t>3</w:t>
+              <w:t>21</w:t>
             </w:r>
           </w:p>
         </w:tc>
@@ -717,7 +543,7 @@
                 <w:rFonts w:ascii="TimeNewRoman" w:hAnsi="TimeNewRoman"/>
                 <w:sz w:val="30"/>
               </w:rPr>
-              <w:t>8</w:t>
+              <w:t>72</w:t>
             </w:r>
           </w:p>
         </w:tc>
@@ -736,7 +562,7 @@
                 <w:rFonts w:ascii="TimeNewRoman" w:hAnsi="TimeNewRoman"/>
                 <w:sz w:val="30"/>
               </w:rPr>
-              <w:t>58</w:t>
+              <w:t>4</w:t>
             </w:r>
           </w:p>
         </w:tc>
@@ -753,150 +579,10 @@
                 <w:rFonts w:ascii="TimeNewRoman" w:hAnsi="TimeNewRoman"/>
                 <w:sz w:val="30"/>
               </w:rPr>
-              <w:t>1</w:t>
+              <w:t>93</w:t>
             </w:r>
           </w:p>
         </w:tc>
-        <w:tc>
-          <w:tcPr>
-            <w:tcW w:type="dxa" w:w="1987"/>
-          </w:tcPr>
-          <w:p>
-            <w:pPr>
-              <w:jc w:val="left"/>
-            </w:pPr>
-            <w:r>
-              <w:rPr>
-                <w:rFonts w:ascii="TimeNewRoman" w:hAnsi="TimeNewRoman"/>
-                <w:sz w:val="30"/>
-              </w:rPr>
-              <w:t>5</w:t>
-            </w:r>
-          </w:p>
-        </w:tc>
-        <w:tc>
-          <w:tcPr>
-            <w:tcW w:type="dxa" w:w="1987"/>
-          </w:tcPr>
-          <w:p>
-            <w:pPr>
-              <w:jc w:val="left"/>
-            </w:pPr>
-            <w:r>
-              <w:rPr>
-                <w:rFonts w:ascii="TimeNewRoman" w:hAnsi="TimeNewRoman"/>
-                <w:sz w:val="30"/>
-              </w:rPr>
-              <w:t>2</w:t>
-            </w:r>
-          </w:p>
-        </w:tc>
-        <w:tc>
-          <w:tcPr>
-            <w:tcW w:type="dxa" w:w="1987"/>
-          </w:tcPr>
-          <w:p>
-            <w:pPr>
-              <w:jc w:val="left"/>
-            </w:pPr>
-            <w:r>
-              <w:rPr>
-                <w:rFonts w:ascii="TimeNewRoman" w:hAnsi="TimeNewRoman"/>
-                <w:sz w:val="30"/>
-              </w:rPr>
-              <w:t>85</w:t>
-            </w:r>
-          </w:p>
-        </w:tc>
-      </w:tr>
-      <w:tr>
-        <w:tc>
-          <w:tcPr>
-            <w:tcW w:type="dxa" w:w="1987"/>
-          </w:tcPr>
-          <w:p>
-            <w:pPr>
-              <w:jc w:val="left"/>
-            </w:pPr>
-            <w:r>
-              <w:rPr>
-                <w:rFonts w:ascii="TimeNewRoman" w:hAnsi="TimeNewRoman"/>
-                <w:sz w:val="30"/>
-              </w:rPr>
-              <w:t>74</w:t>
-            </w:r>
-          </w:p>
-        </w:tc>
-        <w:tc>
-          <w:tcPr>
-            <w:tcW w:type="dxa" w:w="1987"/>
-          </w:tcPr>
-          <w:p>
-            <w:pPr>
-              <w:jc w:val="left"/>
-            </w:pPr>
-            <w:r>
-              <w:rPr>
-                <w:rFonts w:ascii="TimeNewRoman" w:hAnsi="TimeNewRoman"/>
-                <w:sz w:val="30"/>
-              </w:rPr>
-              <w:t>188</w:t>
-            </w:r>
-          </w:p>
-        </w:tc>
-        <w:tc>
-          <w:tcPr>
-            <w:tcW w:type="dxa" w:w="1987"/>
-          </w:tcPr>
-          <w:p>
-            <w:pPr>
-              <w:jc w:val="left"/>
-            </w:pPr>
-            <w:r>
-              <w:rPr>
-                <w:rFonts w:ascii="TimeNewRoman" w:hAnsi="TimeNewRoman"/>
-                <w:sz w:val="30"/>
-              </w:rPr>
-              <w:t>1</w:t>
-            </w:r>
-          </w:p>
-        </w:tc>
-        <w:tc>
-          <w:tcPr>
-            <w:tcW w:type="dxa" w:w="1987"/>
-          </w:tcPr>
-          <w:p>
-            <w:pPr>
-              <w:jc w:val="left"/>
-            </w:pPr>
-            <w:r>
-              <w:rPr>
-                <w:rFonts w:ascii="TimeNewRoman" w:hAnsi="TimeNewRoman"/>
-                <w:sz w:val="30"/>
-              </w:rPr>
-              <w:t>32</w:t>
-            </w:r>
-          </w:p>
-        </w:tc>
-        <w:tc>
-          <w:tcPr>
-            <w:tcW w:type="dxa" w:w="1987"/>
-          </w:tcPr>
-          <w:p>
-            <w:pPr>
-              <w:jc w:val="left"/>
-            </w:pPr>
-            <w:r>
-              <w:rPr>
-                <w:rFonts w:ascii="TimeNewRoman" w:hAnsi="TimeNewRoman"/>
-                <w:sz w:val="30"/>
-              </w:rPr>
-              <w:t>24</w:t>
-            </w:r>
-          </w:p>
-        </w:tc>
-      </w:tr>
-      <w:tr>
         <w:tc>
           <w:tcPr>
             <w:tcW w:type="dxa" w:w="1987"/>
@@ -927,7 +613,7 @@
                 <w:rFonts w:ascii="TimeNewRoman" w:hAnsi="TimeNewRoman"/>
                 <w:sz w:val="30"/>
               </w:rPr>
-              <w:t>20</w:t>
+              <w:t>79</w:t>
             </w:r>
           </w:p>
         </w:tc>
@@ -944,389 +630,7 @@
                 <w:rFonts w:ascii="TimeNewRoman" w:hAnsi="TimeNewRoman"/>
                 <w:sz w:val="30"/>
               </w:rPr>
-              <w:t>12</w:t>
-            </w:r>
-          </w:p>
-        </w:tc>
-        <w:tc>
-          <w:tcPr>
-            <w:tcW w:type="dxa" w:w="1987"/>
-          </w:tcPr>
-          <w:p>
-            <w:pPr>
-              <w:jc w:val="left"/>
-            </w:pPr>
-            <w:r>
-              <w:rPr>
-                <w:rFonts w:ascii="TimeNewRoman" w:hAnsi="TimeNewRoman"/>
-                <w:sz w:val="30"/>
-              </w:rPr>
-              <w:t>72</w:t>
-            </w:r>
-          </w:p>
-        </w:tc>
-        <w:tc>
-          <w:tcPr>
-            <w:tcW w:type="dxa" w:w="1987"/>
-          </w:tcPr>
-          <w:p>
-            <w:pPr>
-              <w:jc w:val="left"/>
-            </w:pPr>
-            <w:r>
-              <w:rPr>
-                <w:rFonts w:ascii="TimeNewRoman" w:hAnsi="TimeNewRoman"/>
-                <w:sz w:val="30"/>
-              </w:rPr>
-              <w:t>24</w:t>
-            </w:r>
-          </w:p>
-        </w:tc>
-      </w:tr>
-      <w:tr>
-        <w:tc>
-          <w:tcPr>
-            <w:tcW w:type="dxa" w:w="1987"/>
-          </w:tcPr>
-          <w:p>
-            <w:pPr>
-              <w:jc w:val="left"/>
-            </w:pPr>
-            <w:r>
-              <w:rPr>
-                <w:rFonts w:ascii="TimeNewRoman" w:hAnsi="TimeNewRoman"/>
-                <w:sz w:val="30"/>
-              </w:rPr>
-              <w:t>158</w:t>
-            </w:r>
-          </w:p>
-        </w:tc>
-        <w:tc>
-          <w:tcPr>
-            <w:tcW w:type="dxa" w:w="1987"/>
-          </w:tcPr>
-          <w:p>
-            <w:pPr>
-              <w:jc w:val="left"/>
-            </w:pPr>
-            <w:r>
-              <w:rPr>
-                <w:rFonts w:ascii="TimeNewRoman" w:hAnsi="TimeNewRoman"/>
-                <w:sz w:val="30"/>
-              </w:rPr>
-              <w:t>10</w:t>
-            </w:r>
-          </w:p>
-        </w:tc>
-        <w:tc>
-          <w:tcPr>
-            <w:tcW w:type="dxa" w:w="1987"/>
-          </w:tcPr>
-          <w:p>
-            <w:pPr>
-              <w:jc w:val="left"/>
-            </w:pPr>
-            <w:r>
-              <w:rPr>
-                <w:rFonts w:ascii="TimeNewRoman" w:hAnsi="TimeNewRoman"/>
-                <w:sz w:val="30"/>
-              </w:rPr>
-              <w:t>40</w:t>
-            </w:r>
-          </w:p>
-        </w:tc>
-        <w:tc>
-          <w:tcPr>
-            <w:tcW w:type="dxa" w:w="1987"/>
-          </w:tcPr>
-          <w:p>
-            <w:pPr>
-              <w:jc w:val="left"/>
-            </w:pPr>
-            <w:r>
-              <w:rPr>
-                <w:rFonts w:ascii="TimeNewRoman" w:hAnsi="TimeNewRoman"/>
-                <w:sz w:val="30"/>
-              </w:rPr>
-              <w:t>9</w:t>
-            </w:r>
-          </w:p>
-        </w:tc>
-        <w:tc>
-          <w:tcPr>
-            <w:tcW w:type="dxa" w:w="1987"/>
-          </w:tcPr>
-          <w:p>
-            <w:pPr>
-              <w:jc w:val="left"/>
-            </w:pPr>
-            <w:r>
-              <w:rPr>
-                <w:rFonts w:ascii="TimeNewRoman" w:hAnsi="TimeNewRoman"/>
-                <w:sz w:val="30"/>
-              </w:rPr>
-              <w:t>28</w:t>
-            </w:r>
-          </w:p>
-        </w:tc>
-      </w:tr>
-      <w:tr>
-        <w:tc>
-          <w:tcPr>
-            <w:tcW w:type="dxa" w:w="1987"/>
-          </w:tcPr>
-          <w:p>
-            <w:pPr>
-              <w:jc w:val="left"/>
-            </w:pPr>
-            <w:r>
-              <w:rPr>
-                <w:rFonts w:ascii="TimeNewRoman" w:hAnsi="TimeNewRoman"/>
-                <w:sz w:val="30"/>
-              </w:rPr>
-              <w:t>45</w:t>
-            </w:r>
-          </w:p>
-        </w:tc>
-        <w:tc>
-          <w:tcPr>
-            <w:tcW w:type="dxa" w:w="1987"/>
-          </w:tcPr>
-          <w:p>
-            <w:pPr>
-              <w:jc w:val="left"/>
-            </w:pPr>
-            <w:r>
-              <w:rPr>
-                <w:rFonts w:ascii="TimeNewRoman" w:hAnsi="TimeNewRoman"/>
-                <w:sz w:val="30"/>
-              </w:rPr>
-              <w:t>116</w:t>
-            </w:r>
-          </w:p>
-        </w:tc>
-        <w:tc>
-          <w:tcPr>
-            <w:tcW w:type="dxa" w:w="1987"/>
-          </w:tcPr>
-          <w:p>
-            <w:pPr>
-              <w:jc w:val="left"/>
-            </w:pPr>
-            <w:r>
-              <w:rPr>
-                <w:rFonts w:ascii="TimeNewRoman" w:hAnsi="TimeNewRoman"/>
-                <w:sz w:val="30"/>
-              </w:rPr>
-              <w:t>47</w:t>
-            </w:r>
-          </w:p>
-        </w:tc>
-        <w:tc>
-          <w:tcPr>
-            <w:tcW w:type="dxa" w:w="1987"/>
-          </w:tcPr>
-          <w:p>
-            <w:pPr>
-              <w:jc w:val="left"/>
-            </w:pPr>
-            <w:r>
-              <w:rPr>
-                <w:rFonts w:ascii="TimeNewRoman" w:hAnsi="TimeNewRoman"/>
-                <w:sz w:val="30"/>
-              </w:rPr>
-              <w:t>6</w:t>
-            </w:r>
-          </w:p>
-        </w:tc>
-        <w:tc>
-          <w:tcPr>
-            <w:tcW w:type="dxa" w:w="1987"/>
-          </w:tcPr>
-          <w:p>
-            <w:pPr>
-              <w:jc w:val="left"/>
-            </w:pPr>
-            <w:r>
-              <w:rPr>
-                <w:rFonts w:ascii="TimeNewRoman" w:hAnsi="TimeNewRoman"/>
-                <w:sz w:val="30"/>
-              </w:rPr>
-              <w:t>7</w:t>
-            </w:r>
-          </w:p>
-        </w:tc>
-      </w:tr>
-      <w:tr>
-        <w:tc>
-          <w:tcPr>
-            <w:tcW w:type="dxa" w:w="1987"/>
-          </w:tcPr>
-          <w:p>
-            <w:pPr>
-              <w:jc w:val="left"/>
-            </w:pPr>
-            <w:r>
-              <w:rPr>
-                <w:rFonts w:ascii="TimeNewRoman" w:hAnsi="TimeNewRoman"/>
-                <w:sz w:val="30"/>
-              </w:rPr>
-              <w:t>24</w:t>
-            </w:r>
-          </w:p>
-        </w:tc>
-        <w:tc>
-          <w:tcPr>
-            <w:tcW w:type="dxa" w:w="1987"/>
-          </w:tcPr>
-          <w:p>
-            <w:pPr>
-              <w:jc w:val="left"/>
-            </w:pPr>
-            <w:r>
-              <w:rPr>
-                <w:rFonts w:ascii="TimeNewRoman" w:hAnsi="TimeNewRoman"/>
-                <w:sz w:val="30"/>
-              </w:rPr>
-              <w:t>4</w:t>
-            </w:r>
-          </w:p>
-        </w:tc>
-        <w:tc>
-          <w:tcPr>
-            <w:tcW w:type="dxa" w:w="1987"/>
-          </w:tcPr>
-          <w:p>
-            <w:pPr>
-              <w:jc w:val="left"/>
-            </w:pPr>
-            <w:r>
-              <w:rPr>
-                <w:rFonts w:ascii="TimeNewRoman" w:hAnsi="TimeNewRoman"/>
-                <w:sz w:val="30"/>
-              </w:rPr>
-              <w:t>61</w:t>
-            </w:r>
-          </w:p>
-        </w:tc>
-        <w:tc>
-          <w:tcPr>
-            <w:tcW w:type="dxa" w:w="1987"/>
-          </w:tcPr>
-          <w:p>
-            <w:pPr>
-              <w:jc w:val="left"/>
-            </w:pPr>
-            <w:r>
-              <w:rPr>
-                <w:rFonts w:ascii="TimeNewRoman" w:hAnsi="TimeNewRoman"/>
-                <w:sz w:val="30"/>
-              </w:rPr>
-              <w:t>58</w:t>
-            </w:r>
-          </w:p>
-        </w:tc>
-        <w:tc>
-          <w:tcPr>
-            <w:tcW w:type="dxa" w:w="1987"/>
-          </w:tcPr>
-          <w:p>
-            <w:pPr>
-              <w:jc w:val="left"/>
-            </w:pPr>
-            <w:r>
-              <w:rPr>
-                <w:rFonts w:ascii="TimeNewRoman" w:hAnsi="TimeNewRoman"/>
-                <w:sz w:val="30"/>
-              </w:rPr>
-              <w:t>40</w:t>
-            </w:r>
-          </w:p>
-        </w:tc>
-      </w:tr>
-      <w:tr>
-        <w:tc>
-          <w:tcPr>
-            <w:tcW w:type="dxa" w:w="1987"/>
-          </w:tcPr>
-          <w:p>
-            <w:pPr>
-              <w:jc w:val="left"/>
-            </w:pPr>
-            <w:r>
-              <w:rPr>
-                <w:rFonts w:ascii="TimeNewRoman" w:hAnsi="TimeNewRoman"/>
-                <w:sz w:val="30"/>
-              </w:rPr>
-              <w:t>88</w:t>
-            </w:r>
-          </w:p>
-        </w:tc>
-        <w:tc>
-          <w:tcPr>
-            <w:tcW w:type="dxa" w:w="1987"/>
-          </w:tcPr>
-          <w:p>
-            <w:pPr>
-              <w:jc w:val="left"/>
-            </w:pPr>
-            <w:r>
-              <w:rPr>
-                <w:rFonts w:ascii="TimeNewRoman" w:hAnsi="TimeNewRoman"/>
-                <w:sz w:val="30"/>
-              </w:rPr>
-              <w:t>107</w:t>
-            </w:r>
-          </w:p>
-        </w:tc>
-        <w:tc>
-          <w:tcPr>
-            <w:tcW w:type="dxa" w:w="1987"/>
-          </w:tcPr>
-          <w:p>
-            <w:pPr>
-              <w:jc w:val="left"/>
-            </w:pPr>
-            <w:r>
-              <w:rPr>
-                <w:rFonts w:ascii="TimeNewRoman" w:hAnsi="TimeNewRoman"/>
-                <w:sz w:val="30"/>
-              </w:rPr>
-              <w:t>82</w:t>
-            </w:r>
-          </w:p>
-        </w:tc>
-        <w:tc>
-          <w:tcPr>
-            <w:tcW w:type="dxa" w:w="1987"/>
-          </w:tcPr>
-          <w:p>
-            <w:pPr>
-              <w:jc w:val="left"/>
-            </w:pPr>
-            <w:r>
-              <w:rPr>
-                <w:rFonts w:ascii="TimeNewRoman" w:hAnsi="TimeNewRoman"/>
-                <w:sz w:val="30"/>
-              </w:rPr>
-              <w:t>36</w:t>
-            </w:r>
-          </w:p>
-        </w:tc>
-        <w:tc>
-          <w:tcPr>
-            <w:tcW w:type="dxa" w:w="1987"/>
-          </w:tcPr>
-          <w:p>
-            <w:pPr>
-              <w:jc w:val="left"/>
-            </w:pPr>
-            <w:r>
-              <w:rPr>
-                <w:rFonts w:ascii="TimeNewRoman" w:hAnsi="TimeNewRoman"/>
-                <w:sz w:val="30"/>
-              </w:rPr>
-              <w:t>3</w:t>
+              <w:t>68</w:t>
             </w:r>
           </w:p>
         </w:tc>
@@ -1379,7 +683,7 @@
                 <w:rFonts w:ascii="TimeNewRoman" w:hAnsi="TimeNewRoman"/>
                 <w:sz w:val="30"/>
               </w:rPr>
-              <w:t>12</w:t>
+              <w:t>3</w:t>
             </w:r>
           </w:p>
         </w:tc>
@@ -1396,7 +700,7 @@
                 <w:rFonts w:ascii="TimeNewRoman" w:hAnsi="TimeNewRoman"/>
                 <w:sz w:val="30"/>
               </w:rPr>
-              <w:t>85</w:t>
+              <w:t>45</w:t>
             </w:r>
           </w:p>
         </w:tc>
@@ -1413,7 +717,7 @@
                 <w:rFonts w:ascii="TimeNewRoman" w:hAnsi="TimeNewRoman"/>
                 <w:sz w:val="30"/>
               </w:rPr>
-              <w:t>23</w:t>
+              <w:t>121</w:t>
             </w:r>
           </w:p>
         </w:tc>
@@ -1432,7 +736,7 @@
                 <w:rFonts w:ascii="TimeNewRoman" w:hAnsi="TimeNewRoman"/>
                 <w:sz w:val="30"/>
               </w:rPr>
-              <w:t>35</w:t>
+              <w:t>20</w:t>
             </w:r>
           </w:p>
         </w:tc>
@@ -1449,10 +753,411 @@
                 <w:rFonts w:ascii="TimeNewRoman" w:hAnsi="TimeNewRoman"/>
                 <w:sz w:val="30"/>
               </w:rPr>
-              <w:t>36</w:t>
+              <w:t>70</w:t>
             </w:r>
           </w:p>
         </w:tc>
+        <w:tc>
+          <w:tcPr>
+            <w:tcW w:type="dxa" w:w="1987"/>
+          </w:tcPr>
+          <w:p>
+            <w:pPr>
+              <w:jc w:val="left"/>
+            </w:pPr>
+            <w:r>
+              <w:rPr>
+                <w:rFonts w:ascii="TimeNewRoman" w:hAnsi="TimeNewRoman"/>
+                <w:sz w:val="30"/>
+              </w:rPr>
+              <w:t>2</w:t>
+            </w:r>
+          </w:p>
+        </w:tc>
+        <w:tc>
+          <w:tcPr>
+            <w:tcW w:type="dxa" w:w="1987"/>
+          </w:tcPr>
+          <w:p>
+            <w:pPr>
+              <w:jc w:val="left"/>
+            </w:pPr>
+            <w:r>
+              <w:rPr>
+                <w:rFonts w:ascii="TimeNewRoman" w:hAnsi="TimeNewRoman"/>
+                <w:sz w:val="30"/>
+              </w:rPr>
+              <w:t>56</w:t>
+            </w:r>
+          </w:p>
+        </w:tc>
+        <w:tc>
+          <w:tcPr>
+            <w:tcW w:type="dxa" w:w="1987"/>
+          </w:tcPr>
+          <w:p>
+            <w:pPr>
+              <w:jc w:val="left"/>
+            </w:pPr>
+            <w:r>
+              <w:rPr>
+                <w:rFonts w:ascii="TimeNewRoman" w:hAnsi="TimeNewRoman"/>
+                <w:sz w:val="30"/>
+              </w:rPr>
+              <w:t>206</w:t>
+            </w:r>
+          </w:p>
+        </w:tc>
+      </w:tr>
+      <w:tr>
+        <w:tc>
+          <w:tcPr>
+            <w:tcW w:type="dxa" w:w="1987"/>
+          </w:tcPr>
+          <w:p>
+            <w:pPr>
+              <w:jc w:val="left"/>
+            </w:pPr>
+            <w:r>
+              <w:rPr>
+                <w:rFonts w:ascii="TimeNewRoman" w:hAnsi="TimeNewRoman"/>
+                <w:sz w:val="30"/>
+              </w:rPr>
+              <w:t>106</w:t>
+            </w:r>
+          </w:p>
+        </w:tc>
+        <w:tc>
+          <w:tcPr>
+            <w:tcW w:type="dxa" w:w="1987"/>
+          </w:tcPr>
+          <w:p>
+            <w:pPr>
+              <w:jc w:val="left"/>
+            </w:pPr>
+            <w:r>
+              <w:rPr>
+                <w:rFonts w:ascii="TimeNewRoman" w:hAnsi="TimeNewRoman"/>
+                <w:sz w:val="30"/>
+              </w:rPr>
+              <w:t>40</w:t>
+            </w:r>
+          </w:p>
+        </w:tc>
+        <w:tc>
+          <w:tcPr>
+            <w:tcW w:type="dxa" w:w="1987"/>
+          </w:tcPr>
+          <w:p>
+            <w:pPr>
+              <w:jc w:val="left"/>
+            </w:pPr>
+            <w:r>
+              <w:rPr>
+                <w:rFonts w:ascii="TimeNewRoman" w:hAnsi="TimeNewRoman"/>
+                <w:sz w:val="30"/>
+              </w:rPr>
+              <w:t>89</w:t>
+            </w:r>
+          </w:p>
+        </w:tc>
+        <w:tc>
+          <w:tcPr>
+            <w:tcW w:type="dxa" w:w="1987"/>
+          </w:tcPr>
+          <w:p>
+            <w:pPr>
+              <w:jc w:val="left"/>
+            </w:pPr>
+            <w:r>
+              <w:rPr>
+                <w:rFonts w:ascii="TimeNewRoman" w:hAnsi="TimeNewRoman"/>
+                <w:sz w:val="30"/>
+              </w:rPr>
+              <w:t>38</w:t>
+            </w:r>
+          </w:p>
+        </w:tc>
+        <w:tc>
+          <w:tcPr>
+            <w:tcW w:type="dxa" w:w="1987"/>
+          </w:tcPr>
+          <w:p>
+            <w:pPr>
+              <w:jc w:val="left"/>
+            </w:pPr>
+            <w:r>
+              <w:rPr>
+                <w:rFonts w:ascii="TimeNewRoman" w:hAnsi="TimeNewRoman"/>
+                <w:sz w:val="30"/>
+              </w:rPr>
+              <w:t>124</w:t>
+            </w:r>
+          </w:p>
+        </w:tc>
+      </w:tr>
+      <w:tr>
+        <w:tc>
+          <w:tcPr>
+            <w:tcW w:type="dxa" w:w="1987"/>
+          </w:tcPr>
+          <w:p>
+            <w:pPr>
+              <w:jc w:val="left"/>
+            </w:pPr>
+            <w:r>
+              <w:rPr>
+                <w:rFonts w:ascii="TimeNewRoman" w:hAnsi="TimeNewRoman"/>
+                <w:sz w:val="30"/>
+              </w:rPr>
+              <w:t>15</w:t>
+            </w:r>
+          </w:p>
+        </w:tc>
+        <w:tc>
+          <w:tcPr>
+            <w:tcW w:type="dxa" w:w="1987"/>
+          </w:tcPr>
+          <w:p>
+            <w:pPr>
+              <w:jc w:val="left"/>
+            </w:pPr>
+            <w:r>
+              <w:rPr>
+                <w:rFonts w:ascii="TimeNewRoman" w:hAnsi="TimeNewRoman"/>
+                <w:sz w:val="30"/>
+              </w:rPr>
+              <w:t>24</w:t>
+            </w:r>
+          </w:p>
+        </w:tc>
+        <w:tc>
+          <w:tcPr>
+            <w:tcW w:type="dxa" w:w="1987"/>
+          </w:tcPr>
+          <w:p>
+            <w:pPr>
+              <w:jc w:val="left"/>
+            </w:pPr>
+            <w:r>
+              <w:rPr>
+                <w:rFonts w:ascii="TimeNewRoman" w:hAnsi="TimeNewRoman"/>
+                <w:sz w:val="30"/>
+              </w:rPr>
+              <w:t>9</w:t>
+            </w:r>
+          </w:p>
+        </w:tc>
+        <w:tc>
+          <w:tcPr>
+            <w:tcW w:type="dxa" w:w="1987"/>
+          </w:tcPr>
+          <w:p>
+            <w:pPr>
+              <w:jc w:val="left"/>
+            </w:pPr>
+            <w:r>
+              <w:rPr>
+                <w:rFonts w:ascii="TimeNewRoman" w:hAnsi="TimeNewRoman"/>
+                <w:sz w:val="30"/>
+              </w:rPr>
+              <w:t>34</w:t>
+            </w:r>
+          </w:p>
+        </w:tc>
+        <w:tc>
+          <w:tcPr>
+            <w:tcW w:type="dxa" w:w="1987"/>
+          </w:tcPr>
+          <w:p>
+            <w:pPr>
+              <w:jc w:val="left"/>
+            </w:pPr>
+            <w:r>
+              <w:rPr>
+                <w:rFonts w:ascii="TimeNewRoman" w:hAnsi="TimeNewRoman"/>
+                <w:sz w:val="30"/>
+              </w:rPr>
+              <w:t>32</w:t>
+            </w:r>
+          </w:p>
+        </w:tc>
+      </w:tr>
+      <w:tr>
+        <w:tc>
+          <w:tcPr>
+            <w:tcW w:type="dxa" w:w="1987"/>
+          </w:tcPr>
+          <w:p>
+            <w:pPr>
+              <w:jc w:val="left"/>
+            </w:pPr>
+            <w:r>
+              <w:rPr>
+                <w:rFonts w:ascii="TimeNewRoman" w:hAnsi="TimeNewRoman"/>
+                <w:sz w:val="30"/>
+              </w:rPr>
+              <w:t>37</w:t>
+            </w:r>
+          </w:p>
+        </w:tc>
+        <w:tc>
+          <w:tcPr>
+            <w:tcW w:type="dxa" w:w="1987"/>
+          </w:tcPr>
+          <w:p>
+            <w:pPr>
+              <w:jc w:val="left"/>
+            </w:pPr>
+            <w:r>
+              <w:rPr>
+                <w:rFonts w:ascii="TimeNewRoman" w:hAnsi="TimeNewRoman"/>
+                <w:sz w:val="30"/>
+              </w:rPr>
+              <w:t>48</w:t>
+            </w:r>
+          </w:p>
+        </w:tc>
+        <w:tc>
+          <w:tcPr>
+            <w:tcW w:type="dxa" w:w="1987"/>
+          </w:tcPr>
+          <w:p>
+            <w:pPr>
+              <w:jc w:val="left"/>
+            </w:pPr>
+            <w:r>
+              <w:rPr>
+                <w:rFonts w:ascii="TimeNewRoman" w:hAnsi="TimeNewRoman"/>
+                <w:sz w:val="30"/>
+              </w:rPr>
+              <w:t>75</w:t>
+            </w:r>
+          </w:p>
+        </w:tc>
+        <w:tc>
+          <w:tcPr>
+            <w:tcW w:type="dxa" w:w="1987"/>
+          </w:tcPr>
+          <w:p>
+            <w:pPr>
+              <w:jc w:val="left"/>
+            </w:pPr>
+            <w:r>
+              <w:rPr>
+                <w:rFonts w:ascii="TimeNewRoman" w:hAnsi="TimeNewRoman"/>
+                <w:sz w:val="30"/>
+              </w:rPr>
+              <w:t>22</w:t>
+            </w:r>
+          </w:p>
+        </w:tc>
+        <w:tc>
+          <w:tcPr>
+            <w:tcW w:type="dxa" w:w="1987"/>
+          </w:tcPr>
+          <w:p>
+            <w:pPr>
+              <w:jc w:val="left"/>
+            </w:pPr>
+            <w:r>
+              <w:rPr>
+                <w:rFonts w:ascii="TimeNewRoman" w:hAnsi="TimeNewRoman"/>
+                <w:sz w:val="30"/>
+              </w:rPr>
+              <w:t>7</w:t>
+            </w:r>
+          </w:p>
+        </w:tc>
+      </w:tr>
+      <w:tr>
+        <w:tc>
+          <w:tcPr>
+            <w:tcW w:type="dxa" w:w="1987"/>
+          </w:tcPr>
+          <w:p>
+            <w:pPr>
+              <w:jc w:val="left"/>
+            </w:pPr>
+            <w:r>
+              <w:rPr>
+                <w:rFonts w:ascii="TimeNewRoman" w:hAnsi="TimeNewRoman"/>
+                <w:sz w:val="30"/>
+              </w:rPr>
+              <w:t>74</w:t>
+            </w:r>
+          </w:p>
+        </w:tc>
+        <w:tc>
+          <w:tcPr>
+            <w:tcW w:type="dxa" w:w="1987"/>
+          </w:tcPr>
+          <w:p>
+            <w:pPr>
+              <w:jc w:val="left"/>
+            </w:pPr>
+            <w:r>
+              <w:rPr>
+                <w:rFonts w:ascii="TimeNewRoman" w:hAnsi="TimeNewRoman"/>
+                <w:sz w:val="30"/>
+              </w:rPr>
+              <w:t>106</w:t>
+            </w:r>
+          </w:p>
+        </w:tc>
+        <w:tc>
+          <w:tcPr>
+            <w:tcW w:type="dxa" w:w="1987"/>
+          </w:tcPr>
+          <w:p>
+            <w:pPr>
+              <w:jc w:val="left"/>
+            </w:pPr>
+            <w:r>
+              <w:rPr>
+                <w:rFonts w:ascii="TimeNewRoman" w:hAnsi="TimeNewRoman"/>
+                <w:sz w:val="30"/>
+              </w:rPr>
+              <w:t>86</w:t>
+            </w:r>
+          </w:p>
+        </w:tc>
+        <w:tc>
+          <w:tcPr>
+            <w:tcW w:type="dxa" w:w="1987"/>
+          </w:tcPr>
+          <w:p>
+            <w:pPr>
+              <w:jc w:val="left"/>
+            </w:pPr>
+            <w:r>
+              <w:rPr>
+                <w:rFonts w:ascii="TimeNewRoman" w:hAnsi="TimeNewRoman"/>
+                <w:sz w:val="30"/>
+              </w:rPr>
+              <w:t>1</w:t>
+            </w:r>
+          </w:p>
+        </w:tc>
+        <w:tc>
+          <w:tcPr>
+            <w:tcW w:type="dxa" w:w="1987"/>
+          </w:tcPr>
+          <w:p>
+            <w:pPr>
+              <w:jc w:val="left"/>
+            </w:pPr>
+            <w:r>
+              <w:rPr>
+                <w:rFonts w:ascii="TimeNewRoman" w:hAnsi="TimeNewRoman"/>
+                <w:sz w:val="30"/>
+              </w:rPr>
+              <w:t>15</w:t>
+            </w:r>
+          </w:p>
+        </w:tc>
+      </w:tr>
+      <w:tr>
         <w:tc>
           <w:tcPr>
             <w:tcW w:type="dxa" w:w="1987"/>
@@ -1500,7 +1205,41 @@
                 <w:rFonts w:ascii="TimeNewRoman" w:hAnsi="TimeNewRoman"/>
                 <w:sz w:val="30"/>
               </w:rPr>
-              <w:t>0</w:t>
+              <w:t>36</w:t>
+            </w:r>
+          </w:p>
+        </w:tc>
+        <w:tc>
+          <w:tcPr>
+            <w:tcW w:type="dxa" w:w="1987"/>
+          </w:tcPr>
+          <w:p>
+            <w:pPr>
+              <w:jc w:val="left"/>
+            </w:pPr>
+            <w:r>
+              <w:rPr>
+                <w:rFonts w:ascii="TimeNewRoman" w:hAnsi="TimeNewRoman"/>
+                <w:sz w:val="30"/>
+              </w:rPr>
+              <w:t>65</w:t>
+            </w:r>
+          </w:p>
+        </w:tc>
+        <w:tc>
+          <w:tcPr>
+            <w:tcW w:type="dxa" w:w="1987"/>
+          </w:tcPr>
+          <w:p>
+            <w:pPr>
+              <w:jc w:val="left"/>
+            </w:pPr>
+            <w:r>
+              <w:rPr>
+                <w:rFonts w:ascii="TimeNewRoman" w:hAnsi="TimeNewRoman"/>
+                <w:sz w:val="30"/>
+              </w:rPr>
+              <w:t>20</w:t>
             </w:r>
           </w:p>
         </w:tc>
@@ -1519,7 +1258,7 @@
                 <w:rFonts w:ascii="TimeNewRoman" w:hAnsi="TimeNewRoman"/>
                 <w:sz w:val="30"/>
               </w:rPr>
-              <w:t>72</w:t>
+              <w:t>13</w:t>
             </w:r>
           </w:p>
         </w:tc>
@@ -1536,7 +1275,7 @@
                 <w:rFonts w:ascii="TimeNewRoman" w:hAnsi="TimeNewRoman"/>
                 <w:sz w:val="30"/>
               </w:rPr>
-              <w:t>30</w:t>
+              <w:t>18</w:t>
             </w:r>
           </w:p>
         </w:tc>
@@ -1553,7 +1292,7 @@
                 <w:rFonts w:ascii="TimeNewRoman" w:hAnsi="TimeNewRoman"/>
                 <w:sz w:val="30"/>
               </w:rPr>
-              <w:t>31</w:t>
+              <w:t>2</w:t>
             </w:r>
           </w:p>
         </w:tc>
@@ -1570,7 +1309,7 @@
                 <w:rFonts w:ascii="TimeNewRoman" w:hAnsi="TimeNewRoman"/>
                 <w:sz w:val="30"/>
               </w:rPr>
-              <w:t>156</w:t>
+              <w:t>49</w:t>
             </w:r>
           </w:p>
         </w:tc>
@@ -1587,7 +1326,7 @@
                 <w:rFonts w:ascii="TimeNewRoman" w:hAnsi="TimeNewRoman"/>
                 <w:sz w:val="30"/>
               </w:rPr>
-              <w:t>75</w:t>
+              <w:t>12</w:t>
             </w:r>
           </w:p>
         </w:tc>
@@ -1606,7 +1345,7 @@
                 <w:rFonts w:ascii="TimeNewRoman" w:hAnsi="TimeNewRoman"/>
                 <w:sz w:val="30"/>
               </w:rPr>
-              <w:t>3</w:t>
+              <w:t>86</w:t>
             </w:r>
           </w:p>
         </w:tc>
@@ -1623,7 +1362,7 @@
                 <w:rFonts w:ascii="TimeNewRoman" w:hAnsi="TimeNewRoman"/>
                 <w:sz w:val="30"/>
               </w:rPr>
-              <w:t>6</w:t>
+              <w:t>172</w:t>
             </w:r>
           </w:p>
         </w:tc>
@@ -1640,7 +1379,7 @@
                 <w:rFonts w:ascii="TimeNewRoman" w:hAnsi="TimeNewRoman"/>
                 <w:sz w:val="30"/>
               </w:rPr>
-              <w:t>37</w:t>
+              <w:t>54</w:t>
             </w:r>
           </w:p>
         </w:tc>
@@ -1657,7 +1396,7 @@
                 <w:rFonts w:ascii="TimeNewRoman" w:hAnsi="TimeNewRoman"/>
                 <w:sz w:val="30"/>
               </w:rPr>
-              <w:t>15</w:t>
+              <w:t>53</w:t>
             </w:r>
           </w:p>
         </w:tc>
@@ -1674,7 +1413,7 @@
                 <w:rFonts w:ascii="TimeNewRoman" w:hAnsi="TimeNewRoman"/>
                 <w:sz w:val="30"/>
               </w:rPr>
-              <w:t>1</w:t>
+              <w:t>55</w:t>
             </w:r>
           </w:p>
         </w:tc>
@@ -1693,7 +1432,7 @@
                 <w:rFonts w:ascii="TimeNewRoman" w:hAnsi="TimeNewRoman"/>
                 <w:sz w:val="30"/>
               </w:rPr>
-              <w:t>9</w:t>
+              <w:t>8</w:t>
             </w:r>
           </w:p>
         </w:tc>
@@ -1710,24 +1449,7 @@
                 <w:rFonts w:ascii="TimeNewRoman" w:hAnsi="TimeNewRoman"/>
                 <w:sz w:val="30"/>
               </w:rPr>
-              <w:t>9</w:t>
-            </w:r>
-          </w:p>
-        </w:tc>
-        <w:tc>
-          <w:tcPr>
-            <w:tcW w:type="dxa" w:w="1987"/>
-          </w:tcPr>
-          <w:p>
-            <w:pPr>
-              <w:jc w:val="left"/>
-            </w:pPr>
-            <w:r>
-              <w:rPr>
-                <w:rFonts w:ascii="TimeNewRoman" w:hAnsi="TimeNewRoman"/>
-                <w:sz w:val="30"/>
-              </w:rPr>
-              <w:t>56</w:t>
+              <w:t>7</w:t>
             </w:r>
           </w:p>
         </w:tc>
@@ -1761,7 +1483,285 @@
                 <w:rFonts w:ascii="TimeNewRoman" w:hAnsi="TimeNewRoman"/>
                 <w:sz w:val="30"/>
               </w:rPr>
+              <w:t>28</w:t>
+            </w:r>
+          </w:p>
+        </w:tc>
+        <w:tc>
+          <w:tcPr>
+            <w:tcW w:type="dxa" w:w="1987"/>
+          </w:tcPr>
+          <w:p>
+            <w:pPr>
+              <w:jc w:val="left"/>
+            </w:pPr>
+            <w:r>
+              <w:rPr>
+                <w:rFonts w:ascii="TimeNewRoman" w:hAnsi="TimeNewRoman"/>
+                <w:sz w:val="30"/>
+              </w:rPr>
+              <w:t>7</w:t>
+            </w:r>
+          </w:p>
+        </w:tc>
+      </w:tr>
+      <w:tr>
+        <w:tc>
+          <w:tcPr>
+            <w:tcW w:type="dxa" w:w="1987"/>
+          </w:tcPr>
+          <w:p>
+            <w:pPr>
+              <w:jc w:val="left"/>
+            </w:pPr>
+            <w:r>
+              <w:rPr>
+                <w:rFonts w:ascii="TimeNewRoman" w:hAnsi="TimeNewRoman"/>
+                <w:sz w:val="30"/>
+              </w:rPr>
+              <w:t>73</w:t>
+            </w:r>
+          </w:p>
+        </w:tc>
+        <w:tc>
+          <w:tcPr>
+            <w:tcW w:type="dxa" w:w="1987"/>
+          </w:tcPr>
+          <w:p>
+            <w:pPr>
+              <w:jc w:val="left"/>
+            </w:pPr>
+            <w:r>
+              <w:rPr>
+                <w:rFonts w:ascii="TimeNewRoman" w:hAnsi="TimeNewRoman"/>
+                <w:sz w:val="30"/>
+              </w:rPr>
+              <w:t>18</w:t>
+            </w:r>
+          </w:p>
+        </w:tc>
+        <w:tc>
+          <w:tcPr>
+            <w:tcW w:type="dxa" w:w="1987"/>
+          </w:tcPr>
+          <w:p>
+            <w:pPr>
+              <w:jc w:val="left"/>
+            </w:pPr>
+            <w:r>
+              <w:rPr>
+                <w:rFonts w:ascii="TimeNewRoman" w:hAnsi="TimeNewRoman"/>
+                <w:sz w:val="30"/>
+              </w:rPr>
+              <w:t>193</w:t>
+            </w:r>
+          </w:p>
+        </w:tc>
+        <w:tc>
+          <w:tcPr>
+            <w:tcW w:type="dxa" w:w="1987"/>
+          </w:tcPr>
+          <w:p>
+            <w:pPr>
+              <w:jc w:val="left"/>
+            </w:pPr>
+            <w:r>
+              <w:rPr>
+                <w:rFonts w:ascii="TimeNewRoman" w:hAnsi="TimeNewRoman"/>
+                <w:sz w:val="30"/>
+              </w:rPr>
+              <w:t>173</w:t>
+            </w:r>
+          </w:p>
+        </w:tc>
+        <w:tc>
+          <w:tcPr>
+            <w:tcW w:type="dxa" w:w="1987"/>
+          </w:tcPr>
+          <w:p>
+            <w:pPr>
+              <w:jc w:val="left"/>
+            </w:pPr>
+            <w:r>
+              <w:rPr>
+                <w:rFonts w:ascii="TimeNewRoman" w:hAnsi="TimeNewRoman"/>
+                <w:sz w:val="30"/>
+              </w:rPr>
+              <w:t>35</w:t>
+            </w:r>
+          </w:p>
+        </w:tc>
+      </w:tr>
+      <w:tr>
+        <w:tc>
+          <w:tcPr>
+            <w:tcW w:type="dxa" w:w="1987"/>
+          </w:tcPr>
+          <w:p>
+            <w:pPr>
+              <w:jc w:val="left"/>
+            </w:pPr>
+            <w:r>
+              <w:rPr>
+                <w:rFonts w:ascii="TimeNewRoman" w:hAnsi="TimeNewRoman"/>
+                <w:sz w:val="30"/>
+              </w:rPr>
+              <w:t>4</w:t>
+            </w:r>
+          </w:p>
+        </w:tc>
+        <w:tc>
+          <w:tcPr>
+            <w:tcW w:type="dxa" w:w="1987"/>
+          </w:tcPr>
+          <w:p>
+            <w:pPr>
+              <w:jc w:val="left"/>
+            </w:pPr>
+            <w:r>
+              <w:rPr>
+                <w:rFonts w:ascii="TimeNewRoman" w:hAnsi="TimeNewRoman"/>
+                <w:sz w:val="30"/>
+              </w:rPr>
+              <w:t>24</w:t>
+            </w:r>
+          </w:p>
+        </w:tc>
+        <w:tc>
+          <w:tcPr>
+            <w:tcW w:type="dxa" w:w="1987"/>
+          </w:tcPr>
+          <w:p>
+            <w:pPr>
+              <w:jc w:val="left"/>
+            </w:pPr>
+            <w:r>
+              <w:rPr>
+                <w:rFonts w:ascii="TimeNewRoman" w:hAnsi="TimeNewRoman"/>
+                <w:sz w:val="30"/>
+              </w:rPr>
+              <w:t>12</w:t>
+            </w:r>
+          </w:p>
+        </w:tc>
+        <w:tc>
+          <w:tcPr>
+            <w:tcW w:type="dxa" w:w="1987"/>
+          </w:tcPr>
+          <w:p>
+            <w:pPr>
+              <w:jc w:val="left"/>
+            </w:pPr>
+            <w:r>
+              <w:rPr>
+                <w:rFonts w:ascii="TimeNewRoman" w:hAnsi="TimeNewRoman"/>
+                <w:sz w:val="30"/>
+              </w:rPr>
+              <w:t>83</w:t>
+            </w:r>
+          </w:p>
+        </w:tc>
+        <w:tc>
+          <w:tcPr>
+            <w:tcW w:type="dxa" w:w="1987"/>
+          </w:tcPr>
+          <w:p>
+            <w:pPr>
+              <w:jc w:val="left"/>
+            </w:pPr>
+            <w:r>
+              <w:rPr>
+                <w:rFonts w:ascii="TimeNewRoman" w:hAnsi="TimeNewRoman"/>
+                <w:sz w:val="30"/>
+              </w:rPr>
+              <w:t>149</w:t>
+            </w:r>
+          </w:p>
+        </w:tc>
+      </w:tr>
+      <w:tr>
+        <w:tc>
+          <w:tcPr>
+            <w:tcW w:type="dxa" w:w="1987"/>
+          </w:tcPr>
+          <w:p>
+            <w:pPr>
+              <w:jc w:val="left"/>
+            </w:pPr>
+            <w:r>
+              <w:rPr>
+                <w:rFonts w:ascii="TimeNewRoman" w:hAnsi="TimeNewRoman"/>
+                <w:sz w:val="30"/>
+              </w:rPr>
+              <w:t>104</w:t>
+            </w:r>
+          </w:p>
+        </w:tc>
+        <w:tc>
+          <w:tcPr>
+            <w:tcW w:type="dxa" w:w="1987"/>
+          </w:tcPr>
+          <w:p>
+            <w:pPr>
+              <w:jc w:val="left"/>
+            </w:pPr>
+            <w:r>
+              <w:rPr>
+                <w:rFonts w:ascii="TimeNewRoman" w:hAnsi="TimeNewRoman"/>
+                <w:sz w:val="30"/>
+              </w:rPr>
               <w:t>2</w:t>
+            </w:r>
+          </w:p>
+        </w:tc>
+        <w:tc>
+          <w:tcPr>
+            <w:tcW w:type="dxa" w:w="1987"/>
+          </w:tcPr>
+          <w:p>
+            <w:pPr>
+              <w:jc w:val="left"/>
+            </w:pPr>
+            <w:r>
+              <w:rPr>
+                <w:rFonts w:ascii="TimeNewRoman" w:hAnsi="TimeNewRoman"/>
+                <w:sz w:val="30"/>
+              </w:rPr>
+              <w:t>14</w:t>
+            </w:r>
+          </w:p>
+        </w:tc>
+        <w:tc>
+          <w:tcPr>
+            <w:tcW w:type="dxa" w:w="1987"/>
+          </w:tcPr>
+          <w:p>
+            <w:pPr>
+              <w:jc w:val="left"/>
+            </w:pPr>
+            <w:r>
+              <w:rPr>
+                <w:rFonts w:ascii="TimeNewRoman" w:hAnsi="TimeNewRoman"/>
+                <w:sz w:val="30"/>
+              </w:rPr>
+              <w:t>74</w:t>
+            </w:r>
+          </w:p>
+        </w:tc>
+        <w:tc>
+          <w:tcPr>
+            <w:tcW w:type="dxa" w:w="1987"/>
+          </w:tcPr>
+          <w:p>
+            <w:pPr>
+              <w:jc w:val="left"/>
+            </w:pPr>
+            <w:r>
+              <w:rPr>
+                <w:rFonts w:ascii="TimeNewRoman" w:hAnsi="TimeNewRoman"/>
+                <w:sz w:val="30"/>
+              </w:rPr>
+              <w:t>12</w:t>
             </w:r>
           </w:p>
         </w:tc>

--- a/answers-of-mixed.docx
+++ b/answers-of-mixed.docx
@@ -40,7 +40,7 @@
                 <w:rFonts w:ascii="TimeNewRoman" w:hAnsi="TimeNewRoman"/>
                 <w:sz w:val="30"/>
               </w:rPr>
-              <w:t>57</w:t>
+              <w:t>230</w:t>
             </w:r>
           </w:p>
         </w:tc>
@@ -57,7 +57,7 @@
                 <w:rFonts w:ascii="TimeNewRoman" w:hAnsi="TimeNewRoman"/>
                 <w:sz w:val="30"/>
               </w:rPr>
-              <w:t>28</w:t>
+              <w:t>54</w:t>
             </w:r>
           </w:p>
         </w:tc>
@@ -74,133 +74,10 @@
                 <w:rFonts w:ascii="TimeNewRoman" w:hAnsi="TimeNewRoman"/>
                 <w:sz w:val="30"/>
               </w:rPr>
-              <w:t>33</w:t>
+              <w:t>64</w:t>
             </w:r>
           </w:p>
         </w:tc>
-        <w:tc>
-          <w:tcPr>
-            <w:tcW w:type="dxa" w:w="1987"/>
-          </w:tcPr>
-          <w:p>
-            <w:pPr>
-              <w:jc w:val="left"/>
-            </w:pPr>
-            <w:r>
-              <w:rPr>
-                <w:rFonts w:ascii="TimeNewRoman" w:hAnsi="TimeNewRoman"/>
-                <w:sz w:val="30"/>
-              </w:rPr>
-              <w:t>12</w:t>
-            </w:r>
-          </w:p>
-        </w:tc>
-        <w:tc>
-          <w:tcPr>
-            <w:tcW w:type="dxa" w:w="1987"/>
-          </w:tcPr>
-          <w:p>
-            <w:pPr>
-              <w:jc w:val="left"/>
-            </w:pPr>
-            <w:r>
-              <w:rPr>
-                <w:rFonts w:ascii="TimeNewRoman" w:hAnsi="TimeNewRoman"/>
-                <w:sz w:val="30"/>
-              </w:rPr>
-              <w:t>81</w:t>
-            </w:r>
-          </w:p>
-        </w:tc>
-      </w:tr>
-      <w:tr>
-        <w:tc>
-          <w:tcPr>
-            <w:tcW w:type="dxa" w:w="1987"/>
-          </w:tcPr>
-          <w:p>
-            <w:pPr>
-              <w:jc w:val="left"/>
-            </w:pPr>
-            <w:r>
-              <w:rPr>
-                <w:rFonts w:ascii="TimeNewRoman" w:hAnsi="TimeNewRoman"/>
-                <w:sz w:val="30"/>
-              </w:rPr>
-              <w:t>175</w:t>
-            </w:r>
-          </w:p>
-        </w:tc>
-        <w:tc>
-          <w:tcPr>
-            <w:tcW w:type="dxa" w:w="1987"/>
-          </w:tcPr>
-          <w:p>
-            <w:pPr>
-              <w:jc w:val="left"/>
-            </w:pPr>
-            <w:r>
-              <w:rPr>
-                <w:rFonts w:ascii="TimeNewRoman" w:hAnsi="TimeNewRoman"/>
-                <w:sz w:val="30"/>
-              </w:rPr>
-              <w:t>42</w:t>
-            </w:r>
-          </w:p>
-        </w:tc>
-        <w:tc>
-          <w:tcPr>
-            <w:tcW w:type="dxa" w:w="1987"/>
-          </w:tcPr>
-          <w:p>
-            <w:pPr>
-              <w:jc w:val="left"/>
-            </w:pPr>
-            <w:r>
-              <w:rPr>
-                <w:rFonts w:ascii="TimeNewRoman" w:hAnsi="TimeNewRoman"/>
-                <w:sz w:val="30"/>
-              </w:rPr>
-              <w:t>61</w:t>
-            </w:r>
-          </w:p>
-        </w:tc>
-        <w:tc>
-          <w:tcPr>
-            <w:tcW w:type="dxa" w:w="1987"/>
-          </w:tcPr>
-          <w:p>
-            <w:pPr>
-              <w:jc w:val="left"/>
-            </w:pPr>
-            <w:r>
-              <w:rPr>
-                <w:rFonts w:ascii="TimeNewRoman" w:hAnsi="TimeNewRoman"/>
-                <w:sz w:val="30"/>
-              </w:rPr>
-              <w:t>13</w:t>
-            </w:r>
-          </w:p>
-        </w:tc>
-        <w:tc>
-          <w:tcPr>
-            <w:tcW w:type="dxa" w:w="1987"/>
-          </w:tcPr>
-          <w:p>
-            <w:pPr>
-              <w:jc w:val="left"/>
-            </w:pPr>
-            <w:r>
-              <w:rPr>
-                <w:rFonts w:ascii="TimeNewRoman" w:hAnsi="TimeNewRoman"/>
-                <w:sz w:val="30"/>
-              </w:rPr>
-              <w:t>2</w:t>
-            </w:r>
-          </w:p>
-        </w:tc>
-      </w:tr>
-      <w:tr>
         <w:tc>
           <w:tcPr>
             <w:tcW w:type="dxa" w:w="1987"/>
@@ -231,145 +108,7 @@
                 <w:rFonts w:ascii="TimeNewRoman" w:hAnsi="TimeNewRoman"/>
                 <w:sz w:val="30"/>
               </w:rPr>
-              <w:t>166</w:t>
-            </w:r>
-          </w:p>
-        </w:tc>
-        <w:tc>
-          <w:tcPr>
-            <w:tcW w:type="dxa" w:w="1987"/>
-          </w:tcPr>
-          <w:p>
-            <w:pPr>
-              <w:jc w:val="left"/>
-            </w:pPr>
-            <w:r>
-              <w:rPr>
-                <w:rFonts w:ascii="TimeNewRoman" w:hAnsi="TimeNewRoman"/>
-                <w:sz w:val="30"/>
-              </w:rPr>
-              <w:t>88</w:t>
-            </w:r>
-          </w:p>
-        </w:tc>
-        <w:tc>
-          <w:tcPr>
-            <w:tcW w:type="dxa" w:w="1987"/>
-          </w:tcPr>
-          <w:p>
-            <w:pPr>
-              <w:jc w:val="left"/>
-            </w:pPr>
-            <w:r>
-              <w:rPr>
-                <w:rFonts w:ascii="TimeNewRoman" w:hAnsi="TimeNewRoman"/>
-                <w:sz w:val="30"/>
-              </w:rPr>
-              <w:t>9</w:t>
-            </w:r>
-          </w:p>
-        </w:tc>
-        <w:tc>
-          <w:tcPr>
-            <w:tcW w:type="dxa" w:w="1987"/>
-          </w:tcPr>
-          <w:p>
-            <w:pPr>
-              <w:jc w:val="left"/>
-            </w:pPr>
-            <w:r>
-              <w:rPr>
-                <w:rFonts w:ascii="TimeNewRoman" w:hAnsi="TimeNewRoman"/>
-                <w:sz w:val="30"/>
-              </w:rPr>
-              <w:t>56</w:t>
-            </w:r>
-          </w:p>
-        </w:tc>
-      </w:tr>
-      <w:tr>
-        <w:tc>
-          <w:tcPr>
-            <w:tcW w:type="dxa" w:w="1987"/>
-          </w:tcPr>
-          <w:p>
-            <w:pPr>
-              <w:jc w:val="left"/>
-            </w:pPr>
-            <w:r>
-              <w:rPr>
-                <w:rFonts w:ascii="TimeNewRoman" w:hAnsi="TimeNewRoman"/>
-                <w:sz w:val="30"/>
-              </w:rPr>
-              <w:t>53</w:t>
-            </w:r>
-          </w:p>
-        </w:tc>
-        <w:tc>
-          <w:tcPr>
-            <w:tcW w:type="dxa" w:w="1987"/>
-          </w:tcPr>
-          <w:p>
-            <w:pPr>
-              <w:jc w:val="left"/>
-            </w:pPr>
-            <w:r>
-              <w:rPr>
-                <w:rFonts w:ascii="TimeNewRoman" w:hAnsi="TimeNewRoman"/>
-                <w:sz w:val="30"/>
-              </w:rPr>
-              <w:t>55</w:t>
-            </w:r>
-          </w:p>
-        </w:tc>
-        <w:tc>
-          <w:tcPr>
-            <w:tcW w:type="dxa" w:w="1987"/>
-          </w:tcPr>
-          <w:p>
-            <w:pPr>
-              <w:jc w:val="left"/>
-            </w:pPr>
-            <w:r>
-              <w:rPr>
-                <w:rFonts w:ascii="TimeNewRoman" w:hAnsi="TimeNewRoman"/>
-                <w:sz w:val="30"/>
-              </w:rPr>
-              <w:t>32</w:t>
-            </w:r>
-          </w:p>
-        </w:tc>
-        <w:tc>
-          <w:tcPr>
-            <w:tcW w:type="dxa" w:w="1987"/>
-          </w:tcPr>
-          <w:p>
-            <w:pPr>
-              <w:jc w:val="left"/>
-            </w:pPr>
-            <w:r>
-              <w:rPr>
-                <w:rFonts w:ascii="TimeNewRoman" w:hAnsi="TimeNewRoman"/>
-                <w:sz w:val="30"/>
-              </w:rPr>
-              <w:t>87</w:t>
-            </w:r>
-          </w:p>
-        </w:tc>
-        <w:tc>
-          <w:tcPr>
-            <w:tcW w:type="dxa" w:w="1987"/>
-          </w:tcPr>
-          <w:p>
-            <w:pPr>
-              <w:jc w:val="left"/>
-            </w:pPr>
-            <w:r>
-              <w:rPr>
-                <w:rFonts w:ascii="TimeNewRoman" w:hAnsi="TimeNewRoman"/>
-                <w:sz w:val="30"/>
-              </w:rPr>
-              <w:t>6</w:t>
+              <w:t>35</w:t>
             </w:r>
           </w:p>
         </w:tc>
@@ -405,7 +144,7 @@
                 <w:rFonts w:ascii="TimeNewRoman" w:hAnsi="TimeNewRoman"/>
                 <w:sz w:val="30"/>
               </w:rPr>
-              <w:t>51</w:t>
+              <w:t>21</w:t>
             </w:r>
           </w:p>
         </w:tc>
@@ -422,7 +161,425 @@
                 <w:rFonts w:ascii="TimeNewRoman" w:hAnsi="TimeNewRoman"/>
                 <w:sz w:val="30"/>
               </w:rPr>
-              <w:t>21</w:t>
+              <w:t>36</w:t>
+            </w:r>
+          </w:p>
+        </w:tc>
+        <w:tc>
+          <w:tcPr>
+            <w:tcW w:type="dxa" w:w="1987"/>
+          </w:tcPr>
+          <w:p>
+            <w:pPr>
+              <w:jc w:val="left"/>
+            </w:pPr>
+            <w:r>
+              <w:rPr>
+                <w:rFonts w:ascii="TimeNewRoman" w:hAnsi="TimeNewRoman"/>
+                <w:sz w:val="30"/>
+              </w:rPr>
+              <w:t>14</w:t>
+            </w:r>
+          </w:p>
+        </w:tc>
+        <w:tc>
+          <w:tcPr>
+            <w:tcW w:type="dxa" w:w="1987"/>
+          </w:tcPr>
+          <w:p>
+            <w:pPr>
+              <w:jc w:val="left"/>
+            </w:pPr>
+            <w:r>
+              <w:rPr>
+                <w:rFonts w:ascii="TimeNewRoman" w:hAnsi="TimeNewRoman"/>
+                <w:sz w:val="30"/>
+              </w:rPr>
+              <w:t>144</w:t>
+            </w:r>
+          </w:p>
+        </w:tc>
+      </w:tr>
+      <w:tr>
+        <w:tc>
+          <w:tcPr>
+            <w:tcW w:type="dxa" w:w="1987"/>
+          </w:tcPr>
+          <w:p>
+            <w:pPr>
+              <w:jc w:val="left"/>
+            </w:pPr>
+            <w:r>
+              <w:rPr>
+                <w:rFonts w:ascii="TimeNewRoman" w:hAnsi="TimeNewRoman"/>
+                <w:sz w:val="30"/>
+              </w:rPr>
+              <w:t>40</w:t>
+            </w:r>
+          </w:p>
+        </w:tc>
+        <w:tc>
+          <w:tcPr>
+            <w:tcW w:type="dxa" w:w="1987"/>
+          </w:tcPr>
+          <w:p>
+            <w:pPr>
+              <w:jc w:val="left"/>
+            </w:pPr>
+            <w:r>
+              <w:rPr>
+                <w:rFonts w:ascii="TimeNewRoman" w:hAnsi="TimeNewRoman"/>
+                <w:sz w:val="30"/>
+              </w:rPr>
+              <w:t>6</w:t>
+            </w:r>
+          </w:p>
+        </w:tc>
+        <w:tc>
+          <w:tcPr>
+            <w:tcW w:type="dxa" w:w="1987"/>
+          </w:tcPr>
+          <w:p>
+            <w:pPr>
+              <w:jc w:val="left"/>
+            </w:pPr>
+            <w:r>
+              <w:rPr>
+                <w:rFonts w:ascii="TimeNewRoman" w:hAnsi="TimeNewRoman"/>
+                <w:sz w:val="30"/>
+              </w:rPr>
+              <w:t>144</w:t>
+            </w:r>
+          </w:p>
+        </w:tc>
+        <w:tc>
+          <w:tcPr>
+            <w:tcW w:type="dxa" w:w="1987"/>
+          </w:tcPr>
+          <w:p>
+            <w:pPr>
+              <w:jc w:val="left"/>
+            </w:pPr>
+            <w:r>
+              <w:rPr>
+                <w:rFonts w:ascii="TimeNewRoman" w:hAnsi="TimeNewRoman"/>
+                <w:sz w:val="30"/>
+              </w:rPr>
+              <w:t>81</w:t>
+            </w:r>
+          </w:p>
+        </w:tc>
+        <w:tc>
+          <w:tcPr>
+            <w:tcW w:type="dxa" w:w="1987"/>
+          </w:tcPr>
+          <w:p>
+            <w:pPr>
+              <w:jc w:val="left"/>
+            </w:pPr>
+            <w:r>
+              <w:rPr>
+                <w:rFonts w:ascii="TimeNewRoman" w:hAnsi="TimeNewRoman"/>
+                <w:sz w:val="30"/>
+              </w:rPr>
+              <w:t>48</w:t>
+            </w:r>
+          </w:p>
+        </w:tc>
+      </w:tr>
+      <w:tr>
+        <w:tc>
+          <w:tcPr>
+            <w:tcW w:type="dxa" w:w="1987"/>
+          </w:tcPr>
+          <w:p>
+            <w:pPr>
+              <w:jc w:val="left"/>
+            </w:pPr>
+            <w:r>
+              <w:rPr>
+                <w:rFonts w:ascii="TimeNewRoman" w:hAnsi="TimeNewRoman"/>
+                <w:sz w:val="30"/>
+              </w:rPr>
+              <w:t>42</w:t>
+            </w:r>
+          </w:p>
+        </w:tc>
+        <w:tc>
+          <w:tcPr>
+            <w:tcW w:type="dxa" w:w="1987"/>
+          </w:tcPr>
+          <w:p>
+            <w:pPr>
+              <w:jc w:val="left"/>
+            </w:pPr>
+            <w:r>
+              <w:rPr>
+                <w:rFonts w:ascii="TimeNewRoman" w:hAnsi="TimeNewRoman"/>
+                <w:sz w:val="30"/>
+              </w:rPr>
+              <w:t>5</w:t>
+            </w:r>
+          </w:p>
+        </w:tc>
+        <w:tc>
+          <w:tcPr>
+            <w:tcW w:type="dxa" w:w="1987"/>
+          </w:tcPr>
+          <w:p>
+            <w:pPr>
+              <w:jc w:val="left"/>
+            </w:pPr>
+            <w:r>
+              <w:rPr>
+                <w:rFonts w:ascii="TimeNewRoman" w:hAnsi="TimeNewRoman"/>
+                <w:sz w:val="30"/>
+              </w:rPr>
+              <w:t>55</w:t>
+            </w:r>
+          </w:p>
+        </w:tc>
+        <w:tc>
+          <w:tcPr>
+            <w:tcW w:type="dxa" w:w="1987"/>
+          </w:tcPr>
+          <w:p>
+            <w:pPr>
+              <w:jc w:val="left"/>
+            </w:pPr>
+            <w:r>
+              <w:rPr>
+                <w:rFonts w:ascii="TimeNewRoman" w:hAnsi="TimeNewRoman"/>
+                <w:sz w:val="30"/>
+              </w:rPr>
+              <w:t>45</w:t>
+            </w:r>
+          </w:p>
+        </w:tc>
+        <w:tc>
+          <w:tcPr>
+            <w:tcW w:type="dxa" w:w="1987"/>
+          </w:tcPr>
+          <w:p>
+            <w:pPr>
+              <w:jc w:val="left"/>
+            </w:pPr>
+            <w:r>
+              <w:rPr>
+                <w:rFonts w:ascii="TimeNewRoman" w:hAnsi="TimeNewRoman"/>
+                <w:sz w:val="30"/>
+              </w:rPr>
+              <w:t>53</w:t>
+            </w:r>
+          </w:p>
+        </w:tc>
+      </w:tr>
+      <w:tr>
+        <w:tc>
+          <w:tcPr>
+            <w:tcW w:type="dxa" w:w="1987"/>
+          </w:tcPr>
+          <w:p>
+            <w:pPr>
+              <w:jc w:val="left"/>
+            </w:pPr>
+            <w:r>
+              <w:rPr>
+                <w:rFonts w:ascii="TimeNewRoman" w:hAnsi="TimeNewRoman"/>
+                <w:sz w:val="30"/>
+              </w:rPr>
+              <w:t>93</w:t>
+            </w:r>
+          </w:p>
+        </w:tc>
+        <w:tc>
+          <w:tcPr>
+            <w:tcW w:type="dxa" w:w="1987"/>
+          </w:tcPr>
+          <w:p>
+            <w:pPr>
+              <w:jc w:val="left"/>
+            </w:pPr>
+            <w:r>
+              <w:rPr>
+                <w:rFonts w:ascii="TimeNewRoman" w:hAnsi="TimeNewRoman"/>
+                <w:sz w:val="30"/>
+              </w:rPr>
+              <w:t>40</w:t>
+            </w:r>
+          </w:p>
+        </w:tc>
+        <w:tc>
+          <w:tcPr>
+            <w:tcW w:type="dxa" w:w="1987"/>
+          </w:tcPr>
+          <w:p>
+            <w:pPr>
+              <w:jc w:val="left"/>
+            </w:pPr>
+            <w:r>
+              <w:rPr>
+                <w:rFonts w:ascii="TimeNewRoman" w:hAnsi="TimeNewRoman"/>
+                <w:sz w:val="30"/>
+              </w:rPr>
+              <w:t>179</w:t>
+            </w:r>
+          </w:p>
+        </w:tc>
+        <w:tc>
+          <w:tcPr>
+            <w:tcW w:type="dxa" w:w="1987"/>
+          </w:tcPr>
+          <w:p>
+            <w:pPr>
+              <w:jc w:val="left"/>
+            </w:pPr>
+            <w:r>
+              <w:rPr>
+                <w:rFonts w:ascii="TimeNewRoman" w:hAnsi="TimeNewRoman"/>
+                <w:sz w:val="30"/>
+              </w:rPr>
+              <w:t>3</w:t>
+            </w:r>
+          </w:p>
+        </w:tc>
+        <w:tc>
+          <w:tcPr>
+            <w:tcW w:type="dxa" w:w="1987"/>
+          </w:tcPr>
+          <w:p>
+            <w:pPr>
+              <w:jc w:val="left"/>
+            </w:pPr>
+            <w:r>
+              <w:rPr>
+                <w:rFonts w:ascii="TimeNewRoman" w:hAnsi="TimeNewRoman"/>
+                <w:sz w:val="30"/>
+              </w:rPr>
+              <w:t>54</w:t>
+            </w:r>
+          </w:p>
+        </w:tc>
+      </w:tr>
+      <w:tr>
+        <w:tc>
+          <w:tcPr>
+            <w:tcW w:type="dxa" w:w="1987"/>
+          </w:tcPr>
+          <w:p>
+            <w:pPr>
+              <w:jc w:val="left"/>
+            </w:pPr>
+            <w:r>
+              <w:rPr>
+                <w:rFonts w:ascii="TimeNewRoman" w:hAnsi="TimeNewRoman"/>
+                <w:sz w:val="30"/>
+              </w:rPr>
+              <w:t>30</w:t>
+            </w:r>
+          </w:p>
+        </w:tc>
+        <w:tc>
+          <w:tcPr>
+            <w:tcW w:type="dxa" w:w="1987"/>
+          </w:tcPr>
+          <w:p>
+            <w:pPr>
+              <w:jc w:val="left"/>
+            </w:pPr>
+            <w:r>
+              <w:rPr>
+                <w:rFonts w:ascii="TimeNewRoman" w:hAnsi="TimeNewRoman"/>
+                <w:sz w:val="30"/>
+              </w:rPr>
+              <w:t>42</w:t>
+            </w:r>
+          </w:p>
+        </w:tc>
+        <w:tc>
+          <w:tcPr>
+            <w:tcW w:type="dxa" w:w="1987"/>
+          </w:tcPr>
+          <w:p>
+            <w:pPr>
+              <w:jc w:val="left"/>
+            </w:pPr>
+            <w:r>
+              <w:rPr>
+                <w:rFonts w:ascii="TimeNewRoman" w:hAnsi="TimeNewRoman"/>
+                <w:sz w:val="30"/>
+              </w:rPr>
+              <w:t>7</w:t>
+            </w:r>
+          </w:p>
+        </w:tc>
+        <w:tc>
+          <w:tcPr>
+            <w:tcW w:type="dxa" w:w="1987"/>
+          </w:tcPr>
+          <w:p>
+            <w:pPr>
+              <w:jc w:val="left"/>
+            </w:pPr>
+            <w:r>
+              <w:rPr>
+                <w:rFonts w:ascii="TimeNewRoman" w:hAnsi="TimeNewRoman"/>
+                <w:sz w:val="30"/>
+              </w:rPr>
+              <w:t>63</w:t>
+            </w:r>
+          </w:p>
+        </w:tc>
+        <w:tc>
+          <w:tcPr>
+            <w:tcW w:type="dxa" w:w="1987"/>
+          </w:tcPr>
+          <w:p>
+            <w:pPr>
+              <w:jc w:val="left"/>
+            </w:pPr>
+            <w:r>
+              <w:rPr>
+                <w:rFonts w:ascii="TimeNewRoman" w:hAnsi="TimeNewRoman"/>
+                <w:sz w:val="30"/>
+              </w:rPr>
+              <w:t>116</w:t>
+            </w:r>
+          </w:p>
+        </w:tc>
+      </w:tr>
+      <w:tr>
+        <w:tc>
+          <w:tcPr>
+            <w:tcW w:type="dxa" w:w="1987"/>
+          </w:tcPr>
+          <w:p>
+            <w:pPr>
+              <w:jc w:val="left"/>
+            </w:pPr>
+            <w:r>
+              <w:rPr>
+                <w:rFonts w:ascii="TimeNewRoman" w:hAnsi="TimeNewRoman"/>
+                <w:sz w:val="30"/>
+              </w:rPr>
+              <w:t>36</w:t>
+            </w:r>
+          </w:p>
+        </w:tc>
+        <w:tc>
+          <w:tcPr>
+            <w:tcW w:type="dxa" w:w="1987"/>
+          </w:tcPr>
+          <w:p>
+            <w:pPr>
+              <w:jc w:val="left"/>
+            </w:pPr>
+            <w:r>
+              <w:rPr>
+                <w:rFonts w:ascii="TimeNewRoman" w:hAnsi="TimeNewRoman"/>
+                <w:sz w:val="30"/>
+              </w:rPr>
+              <w:t>224</w:t>
             </w:r>
           </w:p>
         </w:tc>
@@ -456,7 +613,24 @@
                 <w:rFonts w:ascii="TimeNewRoman" w:hAnsi="TimeNewRoman"/>
                 <w:sz w:val="30"/>
               </w:rPr>
-              <w:t>9</w:t>
+              <w:t>63</w:t>
+            </w:r>
+          </w:p>
+        </w:tc>
+        <w:tc>
+          <w:tcPr>
+            <w:tcW w:type="dxa" w:w="1987"/>
+          </w:tcPr>
+          <w:p>
+            <w:pPr>
+              <w:jc w:val="left"/>
+            </w:pPr>
+            <w:r>
+              <w:rPr>
+                <w:rFonts w:ascii="TimeNewRoman" w:hAnsi="TimeNewRoman"/>
+                <w:sz w:val="30"/>
+              </w:rPr>
+              <w:t>89</w:t>
             </w:r>
           </w:p>
         </w:tc>
@@ -475,7 +649,7 @@
                 <w:rFonts w:ascii="TimeNewRoman" w:hAnsi="TimeNewRoman"/>
                 <w:sz w:val="30"/>
               </w:rPr>
-              <w:t>22</w:t>
+              <w:t>14</w:t>
             </w:r>
           </w:p>
         </w:tc>
@@ -492,7 +666,7 @@
                 <w:rFonts w:ascii="TimeNewRoman" w:hAnsi="TimeNewRoman"/>
                 <w:sz w:val="30"/>
               </w:rPr>
-              <w:t>27</w:t>
+              <w:t>2</w:t>
             </w:r>
           </w:p>
         </w:tc>
@@ -509,7 +683,7 @@
                 <w:rFonts w:ascii="TimeNewRoman" w:hAnsi="TimeNewRoman"/>
                 <w:sz w:val="30"/>
               </w:rPr>
-              <w:t>4</w:t>
+              <w:t>81</w:t>
             </w:r>
           </w:p>
         </w:tc>
@@ -526,7 +700,7 @@
                 <w:rFonts w:ascii="TimeNewRoman" w:hAnsi="TimeNewRoman"/>
                 <w:sz w:val="30"/>
               </w:rPr>
-              <w:t>21</w:t>
+              <w:t>7</w:t>
             </w:r>
           </w:p>
         </w:tc>
@@ -543,7 +717,94 @@
                 <w:rFonts w:ascii="TimeNewRoman" w:hAnsi="TimeNewRoman"/>
                 <w:sz w:val="30"/>
               </w:rPr>
-              <w:t>72</w:t>
+              <w:t>12</w:t>
+            </w:r>
+          </w:p>
+        </w:tc>
+      </w:tr>
+      <w:tr>
+        <w:tc>
+          <w:tcPr>
+            <w:tcW w:type="dxa" w:w="1987"/>
+          </w:tcPr>
+          <w:p>
+            <w:pPr>
+              <w:jc w:val="left"/>
+            </w:pPr>
+            <w:r>
+              <w:rPr>
+                <w:rFonts w:ascii="TimeNewRoman" w:hAnsi="TimeNewRoman"/>
+                <w:sz w:val="30"/>
+              </w:rPr>
+              <w:t>161</w:t>
+            </w:r>
+          </w:p>
+        </w:tc>
+        <w:tc>
+          <w:tcPr>
+            <w:tcW w:type="dxa" w:w="1987"/>
+          </w:tcPr>
+          <w:p>
+            <w:pPr>
+              <w:jc w:val="left"/>
+            </w:pPr>
+            <w:r>
+              <w:rPr>
+                <w:rFonts w:ascii="TimeNewRoman" w:hAnsi="TimeNewRoman"/>
+                <w:sz w:val="30"/>
+              </w:rPr>
+              <w:t>8</w:t>
+            </w:r>
+          </w:p>
+        </w:tc>
+        <w:tc>
+          <w:tcPr>
+            <w:tcW w:type="dxa" w:w="1987"/>
+          </w:tcPr>
+          <w:p>
+            <w:pPr>
+              <w:jc w:val="left"/>
+            </w:pPr>
+            <w:r>
+              <w:rPr>
+                <w:rFonts w:ascii="TimeNewRoman" w:hAnsi="TimeNewRoman"/>
+                <w:sz w:val="30"/>
+              </w:rPr>
+              <w:t>53</w:t>
+            </w:r>
+          </w:p>
+        </w:tc>
+        <w:tc>
+          <w:tcPr>
+            <w:tcW w:type="dxa" w:w="1987"/>
+          </w:tcPr>
+          <w:p>
+            <w:pPr>
+              <w:jc w:val="left"/>
+            </w:pPr>
+            <w:r>
+              <w:rPr>
+                <w:rFonts w:ascii="TimeNewRoman" w:hAnsi="TimeNewRoman"/>
+                <w:sz w:val="30"/>
+              </w:rPr>
+              <w:t>161</w:t>
+            </w:r>
+          </w:p>
+        </w:tc>
+        <w:tc>
+          <w:tcPr>
+            <w:tcW w:type="dxa" w:w="1987"/>
+          </w:tcPr>
+          <w:p>
+            <w:pPr>
+              <w:jc w:val="left"/>
+            </w:pPr>
+            <w:r>
+              <w:rPr>
+                <w:rFonts w:ascii="TimeNewRoman" w:hAnsi="TimeNewRoman"/>
+                <w:sz w:val="30"/>
+              </w:rPr>
+              <w:t>8</w:t>
             </w:r>
           </w:p>
         </w:tc>
@@ -579,389 +840,7 @@
                 <w:rFonts w:ascii="TimeNewRoman" w:hAnsi="TimeNewRoman"/>
                 <w:sz w:val="30"/>
               </w:rPr>
-              <w:t>93</w:t>
-            </w:r>
-          </w:p>
-        </w:tc>
-        <w:tc>
-          <w:tcPr>
-            <w:tcW w:type="dxa" w:w="1987"/>
-          </w:tcPr>
-          <w:p>
-            <w:pPr>
-              <w:jc w:val="left"/>
-            </w:pPr>
-            <w:r>
-              <w:rPr>
-                <w:rFonts w:ascii="TimeNewRoman" w:hAnsi="TimeNewRoman"/>
-                <w:sz w:val="30"/>
-              </w:rPr>
-              <w:t>64</w:t>
-            </w:r>
-          </w:p>
-        </w:tc>
-        <w:tc>
-          <w:tcPr>
-            <w:tcW w:type="dxa" w:w="1987"/>
-          </w:tcPr>
-          <w:p>
-            <w:pPr>
-              <w:jc w:val="left"/>
-            </w:pPr>
-            <w:r>
-              <w:rPr>
-                <w:rFonts w:ascii="TimeNewRoman" w:hAnsi="TimeNewRoman"/>
-                <w:sz w:val="30"/>
-              </w:rPr>
-              <w:t>79</w:t>
-            </w:r>
-          </w:p>
-        </w:tc>
-        <w:tc>
-          <w:tcPr>
-            <w:tcW w:type="dxa" w:w="1987"/>
-          </w:tcPr>
-          <w:p>
-            <w:pPr>
-              <w:jc w:val="left"/>
-            </w:pPr>
-            <w:r>
-              <w:rPr>
-                <w:rFonts w:ascii="TimeNewRoman" w:hAnsi="TimeNewRoman"/>
-                <w:sz w:val="30"/>
-              </w:rPr>
-              <w:t>68</w:t>
-            </w:r>
-          </w:p>
-        </w:tc>
-      </w:tr>
-      <w:tr>
-        <w:tc>
-          <w:tcPr>
-            <w:tcW w:type="dxa" w:w="1987"/>
-          </w:tcPr>
-          <w:p>
-            <w:pPr>
-              <w:jc w:val="left"/>
-            </w:pPr>
-            <w:r>
-              <w:rPr>
-                <w:rFonts w:ascii="TimeNewRoman" w:hAnsi="TimeNewRoman"/>
-                <w:sz w:val="30"/>
-              </w:rPr>
-              <w:t>8</w:t>
-            </w:r>
-          </w:p>
-        </w:tc>
-        <w:tc>
-          <w:tcPr>
-            <w:tcW w:type="dxa" w:w="1987"/>
-          </w:tcPr>
-          <w:p>
-            <w:pPr>
-              <w:jc w:val="left"/>
-            </w:pPr>
-            <w:r>
-              <w:rPr>
-                <w:rFonts w:ascii="TimeNewRoman" w:hAnsi="TimeNewRoman"/>
-                <w:sz w:val="30"/>
-              </w:rPr>
-              <w:t>5</w:t>
-            </w:r>
-          </w:p>
-        </w:tc>
-        <w:tc>
-          <w:tcPr>
-            <w:tcW w:type="dxa" w:w="1987"/>
-          </w:tcPr>
-          <w:p>
-            <w:pPr>
-              <w:jc w:val="left"/>
-            </w:pPr>
-            <w:r>
-              <w:rPr>
-                <w:rFonts w:ascii="TimeNewRoman" w:hAnsi="TimeNewRoman"/>
-                <w:sz w:val="30"/>
-              </w:rPr>
-              <w:t>3</w:t>
-            </w:r>
-          </w:p>
-        </w:tc>
-        <w:tc>
-          <w:tcPr>
-            <w:tcW w:type="dxa" w:w="1987"/>
-          </w:tcPr>
-          <w:p>
-            <w:pPr>
-              <w:jc w:val="left"/>
-            </w:pPr>
-            <w:r>
-              <w:rPr>
-                <w:rFonts w:ascii="TimeNewRoman" w:hAnsi="TimeNewRoman"/>
-                <w:sz w:val="30"/>
-              </w:rPr>
-              <w:t>45</w:t>
-            </w:r>
-          </w:p>
-        </w:tc>
-        <w:tc>
-          <w:tcPr>
-            <w:tcW w:type="dxa" w:w="1987"/>
-          </w:tcPr>
-          <w:p>
-            <w:pPr>
-              <w:jc w:val="left"/>
-            </w:pPr>
-            <w:r>
-              <w:rPr>
-                <w:rFonts w:ascii="TimeNewRoman" w:hAnsi="TimeNewRoman"/>
-                <w:sz w:val="30"/>
-              </w:rPr>
-              <w:t>121</w:t>
-            </w:r>
-          </w:p>
-        </w:tc>
-      </w:tr>
-      <w:tr>
-        <w:tc>
-          <w:tcPr>
-            <w:tcW w:type="dxa" w:w="1987"/>
-          </w:tcPr>
-          <w:p>
-            <w:pPr>
-              <w:jc w:val="left"/>
-            </w:pPr>
-            <w:r>
-              <w:rPr>
-                <w:rFonts w:ascii="TimeNewRoman" w:hAnsi="TimeNewRoman"/>
-                <w:sz w:val="30"/>
-              </w:rPr>
-              <w:t>20</w:t>
-            </w:r>
-          </w:p>
-        </w:tc>
-        <w:tc>
-          <w:tcPr>
-            <w:tcW w:type="dxa" w:w="1987"/>
-          </w:tcPr>
-          <w:p>
-            <w:pPr>
-              <w:jc w:val="left"/>
-            </w:pPr>
-            <w:r>
-              <w:rPr>
-                <w:rFonts w:ascii="TimeNewRoman" w:hAnsi="TimeNewRoman"/>
-                <w:sz w:val="30"/>
-              </w:rPr>
-              <w:t>70</w:t>
-            </w:r>
-          </w:p>
-        </w:tc>
-        <w:tc>
-          <w:tcPr>
-            <w:tcW w:type="dxa" w:w="1987"/>
-          </w:tcPr>
-          <w:p>
-            <w:pPr>
-              <w:jc w:val="left"/>
-            </w:pPr>
-            <w:r>
-              <w:rPr>
-                <w:rFonts w:ascii="TimeNewRoman" w:hAnsi="TimeNewRoman"/>
-                <w:sz w:val="30"/>
-              </w:rPr>
-              <w:t>2</w:t>
-            </w:r>
-          </w:p>
-        </w:tc>
-        <w:tc>
-          <w:tcPr>
-            <w:tcW w:type="dxa" w:w="1987"/>
-          </w:tcPr>
-          <w:p>
-            <w:pPr>
-              <w:jc w:val="left"/>
-            </w:pPr>
-            <w:r>
-              <w:rPr>
-                <w:rFonts w:ascii="TimeNewRoman" w:hAnsi="TimeNewRoman"/>
-                <w:sz w:val="30"/>
-              </w:rPr>
-              <w:t>56</w:t>
-            </w:r>
-          </w:p>
-        </w:tc>
-        <w:tc>
-          <w:tcPr>
-            <w:tcW w:type="dxa" w:w="1987"/>
-          </w:tcPr>
-          <w:p>
-            <w:pPr>
-              <w:jc w:val="left"/>
-            </w:pPr>
-            <w:r>
-              <w:rPr>
-                <w:rFonts w:ascii="TimeNewRoman" w:hAnsi="TimeNewRoman"/>
-                <w:sz w:val="30"/>
-              </w:rPr>
-              <w:t>206</w:t>
-            </w:r>
-          </w:p>
-        </w:tc>
-      </w:tr>
-      <w:tr>
-        <w:tc>
-          <w:tcPr>
-            <w:tcW w:type="dxa" w:w="1987"/>
-          </w:tcPr>
-          <w:p>
-            <w:pPr>
-              <w:jc w:val="left"/>
-            </w:pPr>
-            <w:r>
-              <w:rPr>
-                <w:rFonts w:ascii="TimeNewRoman" w:hAnsi="TimeNewRoman"/>
-                <w:sz w:val="30"/>
-              </w:rPr>
-              <w:t>106</w:t>
-            </w:r>
-          </w:p>
-        </w:tc>
-        <w:tc>
-          <w:tcPr>
-            <w:tcW w:type="dxa" w:w="1987"/>
-          </w:tcPr>
-          <w:p>
-            <w:pPr>
-              <w:jc w:val="left"/>
-            </w:pPr>
-            <w:r>
-              <w:rPr>
-                <w:rFonts w:ascii="TimeNewRoman" w:hAnsi="TimeNewRoman"/>
-                <w:sz w:val="30"/>
-              </w:rPr>
-              <w:t>40</w:t>
-            </w:r>
-          </w:p>
-        </w:tc>
-        <w:tc>
-          <w:tcPr>
-            <w:tcW w:type="dxa" w:w="1987"/>
-          </w:tcPr>
-          <w:p>
-            <w:pPr>
-              <w:jc w:val="left"/>
-            </w:pPr>
-            <w:r>
-              <w:rPr>
-                <w:rFonts w:ascii="TimeNewRoman" w:hAnsi="TimeNewRoman"/>
-                <w:sz w:val="30"/>
-              </w:rPr>
-              <w:t>89</w:t>
-            </w:r>
-          </w:p>
-        </w:tc>
-        <w:tc>
-          <w:tcPr>
-            <w:tcW w:type="dxa" w:w="1987"/>
-          </w:tcPr>
-          <w:p>
-            <w:pPr>
-              <w:jc w:val="left"/>
-            </w:pPr>
-            <w:r>
-              <w:rPr>
-                <w:rFonts w:ascii="TimeNewRoman" w:hAnsi="TimeNewRoman"/>
-                <w:sz w:val="30"/>
-              </w:rPr>
-              <w:t>38</w:t>
-            </w:r>
-          </w:p>
-        </w:tc>
-        <w:tc>
-          <w:tcPr>
-            <w:tcW w:type="dxa" w:w="1987"/>
-          </w:tcPr>
-          <w:p>
-            <w:pPr>
-              <w:jc w:val="left"/>
-            </w:pPr>
-            <w:r>
-              <w:rPr>
-                <w:rFonts w:ascii="TimeNewRoman" w:hAnsi="TimeNewRoman"/>
-                <w:sz w:val="30"/>
-              </w:rPr>
-              <w:t>124</w:t>
-            </w:r>
-          </w:p>
-        </w:tc>
-      </w:tr>
-      <w:tr>
-        <w:tc>
-          <w:tcPr>
-            <w:tcW w:type="dxa" w:w="1987"/>
-          </w:tcPr>
-          <w:p>
-            <w:pPr>
-              <w:jc w:val="left"/>
-            </w:pPr>
-            <w:r>
-              <w:rPr>
-                <w:rFonts w:ascii="TimeNewRoman" w:hAnsi="TimeNewRoman"/>
-                <w:sz w:val="30"/>
-              </w:rPr>
-              <w:t>15</w:t>
-            </w:r>
-          </w:p>
-        </w:tc>
-        <w:tc>
-          <w:tcPr>
-            <w:tcW w:type="dxa" w:w="1987"/>
-          </w:tcPr>
-          <w:p>
-            <w:pPr>
-              <w:jc w:val="left"/>
-            </w:pPr>
-            <w:r>
-              <w:rPr>
-                <w:rFonts w:ascii="TimeNewRoman" w:hAnsi="TimeNewRoman"/>
-                <w:sz w:val="30"/>
-              </w:rPr>
-              <w:t>24</w:t>
-            </w:r>
-          </w:p>
-        </w:tc>
-        <w:tc>
-          <w:tcPr>
-            <w:tcW w:type="dxa" w:w="1987"/>
-          </w:tcPr>
-          <w:p>
-            <w:pPr>
-              <w:jc w:val="left"/>
-            </w:pPr>
-            <w:r>
-              <w:rPr>
-                <w:rFonts w:ascii="TimeNewRoman" w:hAnsi="TimeNewRoman"/>
-                <w:sz w:val="30"/>
-              </w:rPr>
-              <w:t>9</w:t>
-            </w:r>
-          </w:p>
-        </w:tc>
-        <w:tc>
-          <w:tcPr>
-            <w:tcW w:type="dxa" w:w="1987"/>
-          </w:tcPr>
-          <w:p>
-            <w:pPr>
-              <w:jc w:val="left"/>
-            </w:pPr>
-            <w:r>
-              <w:rPr>
-                <w:rFonts w:ascii="TimeNewRoman" w:hAnsi="TimeNewRoman"/>
-                <w:sz w:val="30"/>
-              </w:rPr>
-              <w:t>34</w:t>
+              <w:t>12</w:t>
             </w:r>
           </w:p>
         </w:tc>
@@ -979,216 +858,6 @@
                 <w:sz w:val="30"/>
               </w:rPr>
               <w:t>32</w:t>
-            </w:r>
-          </w:p>
-        </w:tc>
-      </w:tr>
-      <w:tr>
-        <w:tc>
-          <w:tcPr>
-            <w:tcW w:type="dxa" w:w="1987"/>
-          </w:tcPr>
-          <w:p>
-            <w:pPr>
-              <w:jc w:val="left"/>
-            </w:pPr>
-            <w:r>
-              <w:rPr>
-                <w:rFonts w:ascii="TimeNewRoman" w:hAnsi="TimeNewRoman"/>
-                <w:sz w:val="30"/>
-              </w:rPr>
-              <w:t>37</w:t>
-            </w:r>
-          </w:p>
-        </w:tc>
-        <w:tc>
-          <w:tcPr>
-            <w:tcW w:type="dxa" w:w="1987"/>
-          </w:tcPr>
-          <w:p>
-            <w:pPr>
-              <w:jc w:val="left"/>
-            </w:pPr>
-            <w:r>
-              <w:rPr>
-                <w:rFonts w:ascii="TimeNewRoman" w:hAnsi="TimeNewRoman"/>
-                <w:sz w:val="30"/>
-              </w:rPr>
-              <w:t>48</w:t>
-            </w:r>
-          </w:p>
-        </w:tc>
-        <w:tc>
-          <w:tcPr>
-            <w:tcW w:type="dxa" w:w="1987"/>
-          </w:tcPr>
-          <w:p>
-            <w:pPr>
-              <w:jc w:val="left"/>
-            </w:pPr>
-            <w:r>
-              <w:rPr>
-                <w:rFonts w:ascii="TimeNewRoman" w:hAnsi="TimeNewRoman"/>
-                <w:sz w:val="30"/>
-              </w:rPr>
-              <w:t>75</w:t>
-            </w:r>
-          </w:p>
-        </w:tc>
-        <w:tc>
-          <w:tcPr>
-            <w:tcW w:type="dxa" w:w="1987"/>
-          </w:tcPr>
-          <w:p>
-            <w:pPr>
-              <w:jc w:val="left"/>
-            </w:pPr>
-            <w:r>
-              <w:rPr>
-                <w:rFonts w:ascii="TimeNewRoman" w:hAnsi="TimeNewRoman"/>
-                <w:sz w:val="30"/>
-              </w:rPr>
-              <w:t>22</w:t>
-            </w:r>
-          </w:p>
-        </w:tc>
-        <w:tc>
-          <w:tcPr>
-            <w:tcW w:type="dxa" w:w="1987"/>
-          </w:tcPr>
-          <w:p>
-            <w:pPr>
-              <w:jc w:val="left"/>
-            </w:pPr>
-            <w:r>
-              <w:rPr>
-                <w:rFonts w:ascii="TimeNewRoman" w:hAnsi="TimeNewRoman"/>
-                <w:sz w:val="30"/>
-              </w:rPr>
-              <w:t>7</w:t>
-            </w:r>
-          </w:p>
-        </w:tc>
-      </w:tr>
-      <w:tr>
-        <w:tc>
-          <w:tcPr>
-            <w:tcW w:type="dxa" w:w="1987"/>
-          </w:tcPr>
-          <w:p>
-            <w:pPr>
-              <w:jc w:val="left"/>
-            </w:pPr>
-            <w:r>
-              <w:rPr>
-                <w:rFonts w:ascii="TimeNewRoman" w:hAnsi="TimeNewRoman"/>
-                <w:sz w:val="30"/>
-              </w:rPr>
-              <w:t>74</w:t>
-            </w:r>
-          </w:p>
-        </w:tc>
-        <w:tc>
-          <w:tcPr>
-            <w:tcW w:type="dxa" w:w="1987"/>
-          </w:tcPr>
-          <w:p>
-            <w:pPr>
-              <w:jc w:val="left"/>
-            </w:pPr>
-            <w:r>
-              <w:rPr>
-                <w:rFonts w:ascii="TimeNewRoman" w:hAnsi="TimeNewRoman"/>
-                <w:sz w:val="30"/>
-              </w:rPr>
-              <w:t>106</w:t>
-            </w:r>
-          </w:p>
-        </w:tc>
-        <w:tc>
-          <w:tcPr>
-            <w:tcW w:type="dxa" w:w="1987"/>
-          </w:tcPr>
-          <w:p>
-            <w:pPr>
-              <w:jc w:val="left"/>
-            </w:pPr>
-            <w:r>
-              <w:rPr>
-                <w:rFonts w:ascii="TimeNewRoman" w:hAnsi="TimeNewRoman"/>
-                <w:sz w:val="30"/>
-              </w:rPr>
-              <w:t>86</w:t>
-            </w:r>
-          </w:p>
-        </w:tc>
-        <w:tc>
-          <w:tcPr>
-            <w:tcW w:type="dxa" w:w="1987"/>
-          </w:tcPr>
-          <w:p>
-            <w:pPr>
-              <w:jc w:val="left"/>
-            </w:pPr>
-            <w:r>
-              <w:rPr>
-                <w:rFonts w:ascii="TimeNewRoman" w:hAnsi="TimeNewRoman"/>
-                <w:sz w:val="30"/>
-              </w:rPr>
-              <w:t>1</w:t>
-            </w:r>
-          </w:p>
-        </w:tc>
-        <w:tc>
-          <w:tcPr>
-            <w:tcW w:type="dxa" w:w="1987"/>
-          </w:tcPr>
-          <w:p>
-            <w:pPr>
-              <w:jc w:val="left"/>
-            </w:pPr>
-            <w:r>
-              <w:rPr>
-                <w:rFonts w:ascii="TimeNewRoman" w:hAnsi="TimeNewRoman"/>
-                <w:sz w:val="30"/>
-              </w:rPr>
-              <w:t>15</w:t>
-            </w:r>
-          </w:p>
-        </w:tc>
-      </w:tr>
-      <w:tr>
-        <w:tc>
-          <w:tcPr>
-            <w:tcW w:type="dxa" w:w="1987"/>
-          </w:tcPr>
-          <w:p>
-            <w:pPr>
-              <w:jc w:val="left"/>
-            </w:pPr>
-            <w:r>
-              <w:rPr>
-                <w:rFonts w:ascii="TimeNewRoman" w:hAnsi="TimeNewRoman"/>
-                <w:sz w:val="30"/>
-              </w:rPr>
-              <w:t>8</w:t>
-            </w:r>
-          </w:p>
-        </w:tc>
-        <w:tc>
-          <w:tcPr>
-            <w:tcW w:type="dxa" w:w="1987"/>
-          </w:tcPr>
-          <w:p>
-            <w:pPr>
-              <w:jc w:val="left"/>
-            </w:pPr>
-            <w:r>
-              <w:rPr>
-                <w:rFonts w:ascii="TimeNewRoman" w:hAnsi="TimeNewRoman"/>
-                <w:sz w:val="30"/>
-              </w:rPr>
-              <w:t>2</w:t>
             </w:r>
           </w:p>
         </w:tc>
@@ -1222,24 +891,7 @@
                 <w:rFonts w:ascii="TimeNewRoman" w:hAnsi="TimeNewRoman"/>
                 <w:sz w:val="30"/>
               </w:rPr>
-              <w:t>65</w:t>
-            </w:r>
-          </w:p>
-        </w:tc>
-        <w:tc>
-          <w:tcPr>
-            <w:tcW w:type="dxa" w:w="1987"/>
-          </w:tcPr>
-          <w:p>
-            <w:pPr>
-              <w:jc w:val="left"/>
-            </w:pPr>
-            <w:r>
-              <w:rPr>
-                <w:rFonts w:ascii="TimeNewRoman" w:hAnsi="TimeNewRoman"/>
-                <w:sz w:val="30"/>
-              </w:rPr>
-              <w:t>20</w:t>
+              <w:t>62</w:t>
             </w:r>
           </w:p>
         </w:tc>
@@ -1258,7 +910,111 @@
                 <w:rFonts w:ascii="TimeNewRoman" w:hAnsi="TimeNewRoman"/>
                 <w:sz w:val="30"/>
               </w:rPr>
-              <w:t>13</w:t>
+              <w:t>86</w:t>
+            </w:r>
+          </w:p>
+        </w:tc>
+        <w:tc>
+          <w:tcPr>
+            <w:tcW w:type="dxa" w:w="1987"/>
+          </w:tcPr>
+          <w:p>
+            <w:pPr>
+              <w:jc w:val="left"/>
+            </w:pPr>
+            <w:r>
+              <w:rPr>
+                <w:rFonts w:ascii="TimeNewRoman" w:hAnsi="TimeNewRoman"/>
+                <w:sz w:val="30"/>
+              </w:rPr>
+              <w:t>44</w:t>
+            </w:r>
+          </w:p>
+        </w:tc>
+        <w:tc>
+          <w:tcPr>
+            <w:tcW w:type="dxa" w:w="1987"/>
+          </w:tcPr>
+          <w:p>
+            <w:pPr>
+              <w:jc w:val="left"/>
+            </w:pPr>
+            <w:r>
+              <w:rPr>
+                <w:rFonts w:ascii="TimeNewRoman" w:hAnsi="TimeNewRoman"/>
+                <w:sz w:val="30"/>
+              </w:rPr>
+              <w:t>36</w:t>
+            </w:r>
+          </w:p>
+        </w:tc>
+        <w:tc>
+          <w:tcPr>
+            <w:tcW w:type="dxa" w:w="1987"/>
+          </w:tcPr>
+          <w:p>
+            <w:pPr>
+              <w:jc w:val="left"/>
+            </w:pPr>
+            <w:r>
+              <w:rPr>
+                <w:rFonts w:ascii="TimeNewRoman" w:hAnsi="TimeNewRoman"/>
+                <w:sz w:val="30"/>
+              </w:rPr>
+              <w:t>33</w:t>
+            </w:r>
+          </w:p>
+        </w:tc>
+        <w:tc>
+          <w:tcPr>
+            <w:tcW w:type="dxa" w:w="1987"/>
+          </w:tcPr>
+          <w:p>
+            <w:pPr>
+              <w:jc w:val="left"/>
+            </w:pPr>
+            <w:r>
+              <w:rPr>
+                <w:rFonts w:ascii="TimeNewRoman" w:hAnsi="TimeNewRoman"/>
+                <w:sz w:val="30"/>
+              </w:rPr>
+              <w:t>79</w:t>
+            </w:r>
+          </w:p>
+        </w:tc>
+      </w:tr>
+      <w:tr>
+        <w:tc>
+          <w:tcPr>
+            <w:tcW w:type="dxa" w:w="1987"/>
+          </w:tcPr>
+          <w:p>
+            <w:pPr>
+              <w:jc w:val="left"/>
+            </w:pPr>
+            <w:r>
+              <w:rPr>
+                <w:rFonts w:ascii="TimeNewRoman" w:hAnsi="TimeNewRoman"/>
+                <w:sz w:val="30"/>
+              </w:rPr>
+              <w:t>87</w:t>
+            </w:r>
+          </w:p>
+        </w:tc>
+        <w:tc>
+          <w:tcPr>
+            <w:tcW w:type="dxa" w:w="1987"/>
+          </w:tcPr>
+          <w:p>
+            <w:pPr>
+              <w:jc w:val="left"/>
+            </w:pPr>
+            <w:r>
+              <w:rPr>
+                <w:rFonts w:ascii="TimeNewRoman" w:hAnsi="TimeNewRoman"/>
+                <w:sz w:val="30"/>
+              </w:rPr>
+              <w:t>133</w:t>
             </w:r>
           </w:p>
         </w:tc>
@@ -1309,24 +1065,7 @@
                 <w:rFonts w:ascii="TimeNewRoman" w:hAnsi="TimeNewRoman"/>
                 <w:sz w:val="30"/>
               </w:rPr>
-              <w:t>49</w:t>
-            </w:r>
-          </w:p>
-        </w:tc>
-        <w:tc>
-          <w:tcPr>
-            <w:tcW w:type="dxa" w:w="1987"/>
-          </w:tcPr>
-          <w:p>
-            <w:pPr>
-              <w:jc w:val="left"/>
-            </w:pPr>
-            <w:r>
-              <w:rPr>
-                <w:rFonts w:ascii="TimeNewRoman" w:hAnsi="TimeNewRoman"/>
-                <w:sz w:val="30"/>
-              </w:rPr>
-              <w:t>12</w:t>
+              <w:t>126</w:t>
             </w:r>
           </w:p>
         </w:tc>
@@ -1345,7 +1084,7 @@
                 <w:rFonts w:ascii="TimeNewRoman" w:hAnsi="TimeNewRoman"/>
                 <w:sz w:val="30"/>
               </w:rPr>
-              <w:t>86</w:t>
+              <w:t>24</w:t>
             </w:r>
           </w:p>
         </w:tc>
@@ -1362,7 +1101,7 @@
                 <w:rFonts w:ascii="TimeNewRoman" w:hAnsi="TimeNewRoman"/>
                 <w:sz w:val="30"/>
               </w:rPr>
-              <w:t>172</w:t>
+              <w:t>18</w:t>
             </w:r>
           </w:p>
         </w:tc>
@@ -1379,7 +1118,7 @@
                 <w:rFonts w:ascii="TimeNewRoman" w:hAnsi="TimeNewRoman"/>
                 <w:sz w:val="30"/>
               </w:rPr>
-              <w:t>54</w:t>
+              <w:t>40</w:t>
             </w:r>
           </w:p>
         </w:tc>
@@ -1396,94 +1135,7 @@
                 <w:rFonts w:ascii="TimeNewRoman" w:hAnsi="TimeNewRoman"/>
                 <w:sz w:val="30"/>
               </w:rPr>
-              <w:t>53</w:t>
-            </w:r>
-          </w:p>
-        </w:tc>
-        <w:tc>
-          <w:tcPr>
-            <w:tcW w:type="dxa" w:w="1987"/>
-          </w:tcPr>
-          <w:p>
-            <w:pPr>
-              <w:jc w:val="left"/>
-            </w:pPr>
-            <w:r>
-              <w:rPr>
-                <w:rFonts w:ascii="TimeNewRoman" w:hAnsi="TimeNewRoman"/>
-                <w:sz w:val="30"/>
-              </w:rPr>
-              <w:t>55</w:t>
-            </w:r>
-          </w:p>
-        </w:tc>
-      </w:tr>
-      <w:tr>
-        <w:tc>
-          <w:tcPr>
-            <w:tcW w:type="dxa" w:w="1987"/>
-          </w:tcPr>
-          <w:p>
-            <w:pPr>
-              <w:jc w:val="left"/>
-            </w:pPr>
-            <w:r>
-              <w:rPr>
-                <w:rFonts w:ascii="TimeNewRoman" w:hAnsi="TimeNewRoman"/>
-                <w:sz w:val="30"/>
-              </w:rPr>
-              <w:t>8</w:t>
-            </w:r>
-          </w:p>
-        </w:tc>
-        <w:tc>
-          <w:tcPr>
-            <w:tcW w:type="dxa" w:w="1987"/>
-          </w:tcPr>
-          <w:p>
-            <w:pPr>
-              <w:jc w:val="left"/>
-            </w:pPr>
-            <w:r>
-              <w:rPr>
-                <w:rFonts w:ascii="TimeNewRoman" w:hAnsi="TimeNewRoman"/>
-                <w:sz w:val="30"/>
-              </w:rPr>
-              <w:t>7</w:t>
-            </w:r>
-          </w:p>
-        </w:tc>
-        <w:tc>
-          <w:tcPr>
-            <w:tcW w:type="dxa" w:w="1987"/>
-          </w:tcPr>
-          <w:p>
-            <w:pPr>
-              <w:jc w:val="left"/>
-            </w:pPr>
-            <w:r>
-              <w:rPr>
-                <w:rFonts w:ascii="TimeNewRoman" w:hAnsi="TimeNewRoman"/>
-                <w:sz w:val="30"/>
-              </w:rPr>
-              <w:t>36</w:t>
-            </w:r>
-          </w:p>
-        </w:tc>
-        <w:tc>
-          <w:tcPr>
-            <w:tcW w:type="dxa" w:w="1987"/>
-          </w:tcPr>
-          <w:p>
-            <w:pPr>
-              <w:jc w:val="left"/>
-            </w:pPr>
-            <w:r>
-              <w:rPr>
-                <w:rFonts w:ascii="TimeNewRoman" w:hAnsi="TimeNewRoman"/>
-                <w:sz w:val="30"/>
-              </w:rPr>
-              <w:t>28</w:t>
+              <w:t>5</w:t>
             </w:r>
           </w:p>
         </w:tc>
@@ -1519,7 +1171,302 @@
                 <w:rFonts w:ascii="TimeNewRoman" w:hAnsi="TimeNewRoman"/>
                 <w:sz w:val="30"/>
               </w:rPr>
-              <w:t>73</w:t>
+              <w:t>71</w:t>
+            </w:r>
+          </w:p>
+        </w:tc>
+        <w:tc>
+          <w:tcPr>
+            <w:tcW w:type="dxa" w:w="1987"/>
+          </w:tcPr>
+          <w:p>
+            <w:pPr>
+              <w:jc w:val="left"/>
+            </w:pPr>
+            <w:r>
+              <w:rPr>
+                <w:rFonts w:ascii="TimeNewRoman" w:hAnsi="TimeNewRoman"/>
+                <w:sz w:val="30"/>
+              </w:rPr>
+              <w:t>1</w:t>
+            </w:r>
+          </w:p>
+        </w:tc>
+        <w:tc>
+          <w:tcPr>
+            <w:tcW w:type="dxa" w:w="1987"/>
+          </w:tcPr>
+          <w:p>
+            <w:pPr>
+              <w:jc w:val="left"/>
+            </w:pPr>
+            <w:r>
+              <w:rPr>
+                <w:rFonts w:ascii="TimeNewRoman" w:hAnsi="TimeNewRoman"/>
+                <w:sz w:val="30"/>
+              </w:rPr>
+              <w:t>150</w:t>
+            </w:r>
+          </w:p>
+        </w:tc>
+        <w:tc>
+          <w:tcPr>
+            <w:tcW w:type="dxa" w:w="1987"/>
+          </w:tcPr>
+          <w:p>
+            <w:pPr>
+              <w:jc w:val="left"/>
+            </w:pPr>
+            <w:r>
+              <w:rPr>
+                <w:rFonts w:ascii="TimeNewRoman" w:hAnsi="TimeNewRoman"/>
+                <w:sz w:val="30"/>
+              </w:rPr>
+              <w:t>59</w:t>
+            </w:r>
+          </w:p>
+        </w:tc>
+        <w:tc>
+          <w:tcPr>
+            <w:tcW w:type="dxa" w:w="1987"/>
+          </w:tcPr>
+          <w:p>
+            <w:pPr>
+              <w:jc w:val="left"/>
+            </w:pPr>
+            <w:r>
+              <w:rPr>
+                <w:rFonts w:ascii="TimeNewRoman" w:hAnsi="TimeNewRoman"/>
+                <w:sz w:val="30"/>
+              </w:rPr>
+              <w:t>0</w:t>
+            </w:r>
+          </w:p>
+        </w:tc>
+      </w:tr>
+      <w:tr>
+        <w:tc>
+          <w:tcPr>
+            <w:tcW w:type="dxa" w:w="1987"/>
+          </w:tcPr>
+          <w:p>
+            <w:pPr>
+              <w:jc w:val="left"/>
+            </w:pPr>
+            <w:r>
+              <w:rPr>
+                <w:rFonts w:ascii="TimeNewRoman" w:hAnsi="TimeNewRoman"/>
+                <w:sz w:val="30"/>
+              </w:rPr>
+              <w:t>62</w:t>
+            </w:r>
+          </w:p>
+        </w:tc>
+        <w:tc>
+          <w:tcPr>
+            <w:tcW w:type="dxa" w:w="1987"/>
+          </w:tcPr>
+          <w:p>
+            <w:pPr>
+              <w:jc w:val="left"/>
+            </w:pPr>
+            <w:r>
+              <w:rPr>
+                <w:rFonts w:ascii="TimeNewRoman" w:hAnsi="TimeNewRoman"/>
+                <w:sz w:val="30"/>
+              </w:rPr>
+              <w:t>116</w:t>
+            </w:r>
+          </w:p>
+        </w:tc>
+        <w:tc>
+          <w:tcPr>
+            <w:tcW w:type="dxa" w:w="1987"/>
+          </w:tcPr>
+          <w:p>
+            <w:pPr>
+              <w:jc w:val="left"/>
+            </w:pPr>
+            <w:r>
+              <w:rPr>
+                <w:rFonts w:ascii="TimeNewRoman" w:hAnsi="TimeNewRoman"/>
+                <w:sz w:val="30"/>
+              </w:rPr>
+              <w:t>81</w:t>
+            </w:r>
+          </w:p>
+        </w:tc>
+        <w:tc>
+          <w:tcPr>
+            <w:tcW w:type="dxa" w:w="1987"/>
+          </w:tcPr>
+          <w:p>
+            <w:pPr>
+              <w:jc w:val="left"/>
+            </w:pPr>
+            <w:r>
+              <w:rPr>
+                <w:rFonts w:ascii="TimeNewRoman" w:hAnsi="TimeNewRoman"/>
+                <w:sz w:val="30"/>
+              </w:rPr>
+              <w:t>27</w:t>
+            </w:r>
+          </w:p>
+        </w:tc>
+        <w:tc>
+          <w:tcPr>
+            <w:tcW w:type="dxa" w:w="1987"/>
+          </w:tcPr>
+          <w:p>
+            <w:pPr>
+              <w:jc w:val="left"/>
+            </w:pPr>
+            <w:r>
+              <w:rPr>
+                <w:rFonts w:ascii="TimeNewRoman" w:hAnsi="TimeNewRoman"/>
+                <w:sz w:val="30"/>
+              </w:rPr>
+              <w:t>62</w:t>
+            </w:r>
+          </w:p>
+        </w:tc>
+      </w:tr>
+      <w:tr>
+        <w:tc>
+          <w:tcPr>
+            <w:tcW w:type="dxa" w:w="1987"/>
+          </w:tcPr>
+          <w:p>
+            <w:pPr>
+              <w:jc w:val="left"/>
+            </w:pPr>
+            <w:r>
+              <w:rPr>
+                <w:rFonts w:ascii="TimeNewRoman" w:hAnsi="TimeNewRoman"/>
+                <w:sz w:val="30"/>
+              </w:rPr>
+              <w:t>6</w:t>
+            </w:r>
+          </w:p>
+        </w:tc>
+        <w:tc>
+          <w:tcPr>
+            <w:tcW w:type="dxa" w:w="1987"/>
+          </w:tcPr>
+          <w:p>
+            <w:pPr>
+              <w:jc w:val="left"/>
+            </w:pPr>
+            <w:r>
+              <w:rPr>
+                <w:rFonts w:ascii="TimeNewRoman" w:hAnsi="TimeNewRoman"/>
+                <w:sz w:val="30"/>
+              </w:rPr>
+              <w:t>32</w:t>
+            </w:r>
+          </w:p>
+        </w:tc>
+        <w:tc>
+          <w:tcPr>
+            <w:tcW w:type="dxa" w:w="1987"/>
+          </w:tcPr>
+          <w:p>
+            <w:pPr>
+              <w:jc w:val="left"/>
+            </w:pPr>
+            <w:r>
+              <w:rPr>
+                <w:rFonts w:ascii="TimeNewRoman" w:hAnsi="TimeNewRoman"/>
+                <w:sz w:val="30"/>
+              </w:rPr>
+              <w:t>101</w:t>
+            </w:r>
+          </w:p>
+        </w:tc>
+        <w:tc>
+          <w:tcPr>
+            <w:tcW w:type="dxa" w:w="1987"/>
+          </w:tcPr>
+          <w:p>
+            <w:pPr>
+              <w:jc w:val="left"/>
+            </w:pPr>
+            <w:r>
+              <w:rPr>
+                <w:rFonts w:ascii="TimeNewRoman" w:hAnsi="TimeNewRoman"/>
+                <w:sz w:val="30"/>
+              </w:rPr>
+              <w:t>42</w:t>
+            </w:r>
+          </w:p>
+        </w:tc>
+        <w:tc>
+          <w:tcPr>
+            <w:tcW w:type="dxa" w:w="1987"/>
+          </w:tcPr>
+          <w:p>
+            <w:pPr>
+              <w:jc w:val="left"/>
+            </w:pPr>
+            <w:r>
+              <w:rPr>
+                <w:rFonts w:ascii="TimeNewRoman" w:hAnsi="TimeNewRoman"/>
+                <w:sz w:val="30"/>
+              </w:rPr>
+              <w:t>57</w:t>
+            </w:r>
+          </w:p>
+        </w:tc>
+      </w:tr>
+      <w:tr>
+        <w:tc>
+          <w:tcPr>
+            <w:tcW w:type="dxa" w:w="1987"/>
+          </w:tcPr>
+          <w:p>
+            <w:pPr>
+              <w:jc w:val="left"/>
+            </w:pPr>
+            <w:r>
+              <w:rPr>
+                <w:rFonts w:ascii="TimeNewRoman" w:hAnsi="TimeNewRoman"/>
+                <w:sz w:val="30"/>
+              </w:rPr>
+              <w:t>6</w:t>
+            </w:r>
+          </w:p>
+        </w:tc>
+        <w:tc>
+          <w:tcPr>
+            <w:tcW w:type="dxa" w:w="1987"/>
+          </w:tcPr>
+          <w:p>
+            <w:pPr>
+              <w:jc w:val="left"/>
+            </w:pPr>
+            <w:r>
+              <w:rPr>
+                <w:rFonts w:ascii="TimeNewRoman" w:hAnsi="TimeNewRoman"/>
+                <w:sz w:val="30"/>
+              </w:rPr>
+              <w:t>90</w:t>
+            </w:r>
+          </w:p>
+        </w:tc>
+        <w:tc>
+          <w:tcPr>
+            <w:tcW w:type="dxa" w:w="1987"/>
+          </w:tcPr>
+          <w:p>
+            <w:pPr>
+              <w:jc w:val="left"/>
+            </w:pPr>
+            <w:r>
+              <w:rPr>
+                <w:rFonts w:ascii="TimeNewRoman" w:hAnsi="TimeNewRoman"/>
+                <w:sz w:val="30"/>
+              </w:rPr>
+              <w:t>28</w:t>
             </w:r>
           </w:p>
         </w:tc>
@@ -1553,41 +1500,7 @@
                 <w:rFonts w:ascii="TimeNewRoman" w:hAnsi="TimeNewRoman"/>
                 <w:sz w:val="30"/>
               </w:rPr>
-              <w:t>193</w:t>
-            </w:r>
-          </w:p>
-        </w:tc>
-        <w:tc>
-          <w:tcPr>
-            <w:tcW w:type="dxa" w:w="1987"/>
-          </w:tcPr>
-          <w:p>
-            <w:pPr>
-              <w:jc w:val="left"/>
-            </w:pPr>
-            <w:r>
-              <w:rPr>
-                <w:rFonts w:ascii="TimeNewRoman" w:hAnsi="TimeNewRoman"/>
-                <w:sz w:val="30"/>
-              </w:rPr>
-              <w:t>173</w:t>
-            </w:r>
-          </w:p>
-        </w:tc>
-        <w:tc>
-          <w:tcPr>
-            <w:tcW w:type="dxa" w:w="1987"/>
-          </w:tcPr>
-          <w:p>
-            <w:pPr>
-              <w:jc w:val="left"/>
-            </w:pPr>
-            <w:r>
-              <w:rPr>
-                <w:rFonts w:ascii="TimeNewRoman" w:hAnsi="TimeNewRoman"/>
-                <w:sz w:val="30"/>
-              </w:rPr>
-              <w:t>35</w:t>
+              <w:t>49</w:t>
             </w:r>
           </w:p>
         </w:tc>
@@ -1606,7 +1519,7 @@
                 <w:rFonts w:ascii="TimeNewRoman" w:hAnsi="TimeNewRoman"/>
                 <w:sz w:val="30"/>
               </w:rPr>
-              <w:t>4</w:t>
+              <w:t>62</w:t>
             </w:r>
           </w:p>
         </w:tc>
@@ -1623,7 +1536,7 @@
                 <w:rFonts w:ascii="TimeNewRoman" w:hAnsi="TimeNewRoman"/>
                 <w:sz w:val="30"/>
               </w:rPr>
-              <w:t>24</w:t>
+              <w:t>52</w:t>
             </w:r>
           </w:p>
         </w:tc>
@@ -1640,7 +1553,7 @@
                 <w:rFonts w:ascii="TimeNewRoman" w:hAnsi="TimeNewRoman"/>
                 <w:sz w:val="30"/>
               </w:rPr>
-              <w:t>12</w:t>
+              <w:t>45</w:t>
             </w:r>
           </w:p>
         </w:tc>
@@ -1657,7 +1570,7 @@
                 <w:rFonts w:ascii="TimeNewRoman" w:hAnsi="TimeNewRoman"/>
                 <w:sz w:val="30"/>
               </w:rPr>
-              <w:t>83</w:t>
+              <w:t>59</w:t>
             </w:r>
           </w:p>
         </w:tc>
@@ -1674,7 +1587,7 @@
                 <w:rFonts w:ascii="TimeNewRoman" w:hAnsi="TimeNewRoman"/>
                 <w:sz w:val="30"/>
               </w:rPr>
-              <w:t>149</w:t>
+              <w:t>10</w:t>
             </w:r>
           </w:p>
         </w:tc>
@@ -1693,7 +1606,24 @@
                 <w:rFonts w:ascii="TimeNewRoman" w:hAnsi="TimeNewRoman"/>
                 <w:sz w:val="30"/>
               </w:rPr>
-              <w:t>104</w:t>
+              <w:t>91</w:t>
+            </w:r>
+          </w:p>
+        </w:tc>
+        <w:tc>
+          <w:tcPr>
+            <w:tcW w:type="dxa" w:w="1987"/>
+          </w:tcPr>
+          <w:p>
+            <w:pPr>
+              <w:jc w:val="left"/>
+            </w:pPr>
+            <w:r>
+              <w:rPr>
+                <w:rFonts w:ascii="TimeNewRoman" w:hAnsi="TimeNewRoman"/>
+                <w:sz w:val="30"/>
+              </w:rPr>
+              <w:t>3</w:t>
             </w:r>
           </w:p>
         </w:tc>
@@ -1744,7 +1674,26 @@
                 <w:rFonts w:ascii="TimeNewRoman" w:hAnsi="TimeNewRoman"/>
                 <w:sz w:val="30"/>
               </w:rPr>
-              <w:t>74</w:t>
+              <w:t>57</w:t>
+            </w:r>
+          </w:p>
+        </w:tc>
+      </w:tr>
+      <w:tr>
+        <w:tc>
+          <w:tcPr>
+            <w:tcW w:type="dxa" w:w="1987"/>
+          </w:tcPr>
+          <w:p>
+            <w:pPr>
+              <w:jc w:val="left"/>
+            </w:pPr>
+            <w:r>
+              <w:rPr>
+                <w:rFonts w:ascii="TimeNewRoman" w:hAnsi="TimeNewRoman"/>
+                <w:sz w:val="30"/>
+              </w:rPr>
+              <w:t>94</w:t>
             </w:r>
           </w:p>
         </w:tc>
@@ -1761,7 +1710,58 @@
                 <w:rFonts w:ascii="TimeNewRoman" w:hAnsi="TimeNewRoman"/>
                 <w:sz w:val="30"/>
               </w:rPr>
-              <w:t>12</w:t>
+              <w:t>56</w:t>
+            </w:r>
+          </w:p>
+        </w:tc>
+        <w:tc>
+          <w:tcPr>
+            <w:tcW w:type="dxa" w:w="1987"/>
+          </w:tcPr>
+          <w:p>
+            <w:pPr>
+              <w:jc w:val="left"/>
+            </w:pPr>
+            <w:r>
+              <w:rPr>
+                <w:rFonts w:ascii="TimeNewRoman" w:hAnsi="TimeNewRoman"/>
+                <w:sz w:val="30"/>
+              </w:rPr>
+              <w:t>8</w:t>
+            </w:r>
+          </w:p>
+        </w:tc>
+        <w:tc>
+          <w:tcPr>
+            <w:tcW w:type="dxa" w:w="1987"/>
+          </w:tcPr>
+          <w:p>
+            <w:pPr>
+              <w:jc w:val="left"/>
+            </w:pPr>
+            <w:r>
+              <w:rPr>
+                <w:rFonts w:ascii="TimeNewRoman" w:hAnsi="TimeNewRoman"/>
+                <w:sz w:val="30"/>
+              </w:rPr>
+              <w:t>6</w:t>
+            </w:r>
+          </w:p>
+        </w:tc>
+        <w:tc>
+          <w:tcPr>
+            <w:tcW w:type="dxa" w:w="1987"/>
+          </w:tcPr>
+          <w:p>
+            <w:pPr>
+              <w:jc w:val="left"/>
+            </w:pPr>
+            <w:r>
+              <w:rPr>
+                <w:rFonts w:ascii="TimeNewRoman" w:hAnsi="TimeNewRoman"/>
+                <w:sz w:val="30"/>
+              </w:rPr>
+              <w:t>52</w:t>
             </w:r>
           </w:p>
         </w:tc>

--- a/answers-of-mixed.docx
+++ b/answers-of-mixed.docx
@@ -11,7 +11,7 @@
           <w:rFonts w:ascii="Arial" w:hAnsi="Arial"/>
           <w:sz w:val="30"/>
         </w:rPr>
-        <w:t>2026-09-16 Wednesday</w:t>
+        <w:t>2026-09-17 Thursday</w:t>
       </w:r>
     </w:p>
     <w:tbl>
@@ -40,7 +40,41 @@
                 <w:rFonts w:ascii="TimeNewRoman" w:hAnsi="TimeNewRoman"/>
                 <w:sz w:val="30"/>
               </w:rPr>
-              <w:t>230</w:t>
+              <w:t>73</w:t>
+            </w:r>
+          </w:p>
+        </w:tc>
+        <w:tc>
+          <w:tcPr>
+            <w:tcW w:type="dxa" w:w="1987"/>
+          </w:tcPr>
+          <w:p>
+            <w:pPr>
+              <w:jc w:val="left"/>
+            </w:pPr>
+            <w:r>
+              <w:rPr>
+                <w:rFonts w:ascii="TimeNewRoman" w:hAnsi="TimeNewRoman"/>
+                <w:sz w:val="30"/>
+              </w:rPr>
+              <w:t>72</w:t>
+            </w:r>
+          </w:p>
+        </w:tc>
+        <w:tc>
+          <w:tcPr>
+            <w:tcW w:type="dxa" w:w="1987"/>
+          </w:tcPr>
+          <w:p>
+            <w:pPr>
+              <w:jc w:val="left"/>
+            </w:pPr>
+            <w:r>
+              <w:rPr>
+                <w:rFonts w:ascii="TimeNewRoman" w:hAnsi="TimeNewRoman"/>
+                <w:sz w:val="30"/>
+              </w:rPr>
+              <w:t>47</w:t>
             </w:r>
           </w:p>
         </w:tc>
@@ -74,7 +108,669 @@
                 <w:rFonts w:ascii="TimeNewRoman" w:hAnsi="TimeNewRoman"/>
                 <w:sz w:val="30"/>
               </w:rPr>
-              <w:t>64</w:t>
+              <w:t>72</w:t>
+            </w:r>
+          </w:p>
+        </w:tc>
+      </w:tr>
+      <w:tr>
+        <w:tc>
+          <w:tcPr>
+            <w:tcW w:type="dxa" w:w="1987"/>
+          </w:tcPr>
+          <w:p>
+            <w:pPr>
+              <w:jc w:val="left"/>
+            </w:pPr>
+            <w:r>
+              <w:rPr>
+                <w:rFonts w:ascii="TimeNewRoman" w:hAnsi="TimeNewRoman"/>
+                <w:sz w:val="30"/>
+              </w:rPr>
+              <w:t>2</w:t>
+            </w:r>
+          </w:p>
+        </w:tc>
+        <w:tc>
+          <w:tcPr>
+            <w:tcW w:type="dxa" w:w="1987"/>
+          </w:tcPr>
+          <w:p>
+            <w:pPr>
+              <w:jc w:val="left"/>
+            </w:pPr>
+            <w:r>
+              <w:rPr>
+                <w:rFonts w:ascii="TimeNewRoman" w:hAnsi="TimeNewRoman"/>
+                <w:sz w:val="30"/>
+              </w:rPr>
+              <w:t>21</w:t>
+            </w:r>
+          </w:p>
+        </w:tc>
+        <w:tc>
+          <w:tcPr>
+            <w:tcW w:type="dxa" w:w="1987"/>
+          </w:tcPr>
+          <w:p>
+            <w:pPr>
+              <w:jc w:val="left"/>
+            </w:pPr>
+            <w:r>
+              <w:rPr>
+                <w:rFonts w:ascii="TimeNewRoman" w:hAnsi="TimeNewRoman"/>
+                <w:sz w:val="30"/>
+              </w:rPr>
+              <w:t>54</w:t>
+            </w:r>
+          </w:p>
+        </w:tc>
+        <w:tc>
+          <w:tcPr>
+            <w:tcW w:type="dxa" w:w="1987"/>
+          </w:tcPr>
+          <w:p>
+            <w:pPr>
+              <w:jc w:val="left"/>
+            </w:pPr>
+            <w:r>
+              <w:rPr>
+                <w:rFonts w:ascii="TimeNewRoman" w:hAnsi="TimeNewRoman"/>
+                <w:sz w:val="30"/>
+              </w:rPr>
+              <w:t>7</w:t>
+            </w:r>
+          </w:p>
+        </w:tc>
+        <w:tc>
+          <w:tcPr>
+            <w:tcW w:type="dxa" w:w="1987"/>
+          </w:tcPr>
+          <w:p>
+            <w:pPr>
+              <w:jc w:val="left"/>
+            </w:pPr>
+            <w:r>
+              <w:rPr>
+                <w:rFonts w:ascii="TimeNewRoman" w:hAnsi="TimeNewRoman"/>
+                <w:sz w:val="30"/>
+              </w:rPr>
+              <w:t>18</w:t>
+            </w:r>
+          </w:p>
+        </w:tc>
+      </w:tr>
+      <w:tr>
+        <w:tc>
+          <w:tcPr>
+            <w:tcW w:type="dxa" w:w="1987"/>
+          </w:tcPr>
+          <w:p>
+            <w:pPr>
+              <w:jc w:val="left"/>
+            </w:pPr>
+            <w:r>
+              <w:rPr>
+                <w:rFonts w:ascii="TimeNewRoman" w:hAnsi="TimeNewRoman"/>
+                <w:sz w:val="30"/>
+              </w:rPr>
+              <w:t>8</w:t>
+            </w:r>
+          </w:p>
+        </w:tc>
+        <w:tc>
+          <w:tcPr>
+            <w:tcW w:type="dxa" w:w="1987"/>
+          </w:tcPr>
+          <w:p>
+            <w:pPr>
+              <w:jc w:val="left"/>
+            </w:pPr>
+            <w:r>
+              <w:rPr>
+                <w:rFonts w:ascii="TimeNewRoman" w:hAnsi="TimeNewRoman"/>
+                <w:sz w:val="30"/>
+              </w:rPr>
+              <w:t>80</w:t>
+            </w:r>
+          </w:p>
+        </w:tc>
+        <w:tc>
+          <w:tcPr>
+            <w:tcW w:type="dxa" w:w="1987"/>
+          </w:tcPr>
+          <w:p>
+            <w:pPr>
+              <w:jc w:val="left"/>
+            </w:pPr>
+            <w:r>
+              <w:rPr>
+                <w:rFonts w:ascii="TimeNewRoman" w:hAnsi="TimeNewRoman"/>
+                <w:sz w:val="30"/>
+              </w:rPr>
+              <w:t>38</w:t>
+            </w:r>
+          </w:p>
+        </w:tc>
+        <w:tc>
+          <w:tcPr>
+            <w:tcW w:type="dxa" w:w="1987"/>
+          </w:tcPr>
+          <w:p>
+            <w:pPr>
+              <w:jc w:val="left"/>
+            </w:pPr>
+            <w:r>
+              <w:rPr>
+                <w:rFonts w:ascii="TimeNewRoman" w:hAnsi="TimeNewRoman"/>
+                <w:sz w:val="30"/>
+              </w:rPr>
+              <w:t>53</w:t>
+            </w:r>
+          </w:p>
+        </w:tc>
+        <w:tc>
+          <w:tcPr>
+            <w:tcW w:type="dxa" w:w="1987"/>
+          </w:tcPr>
+          <w:p>
+            <w:pPr>
+              <w:jc w:val="left"/>
+            </w:pPr>
+            <w:r>
+              <w:rPr>
+                <w:rFonts w:ascii="TimeNewRoman" w:hAnsi="TimeNewRoman"/>
+                <w:sz w:val="30"/>
+              </w:rPr>
+              <w:t>6</w:t>
+            </w:r>
+          </w:p>
+        </w:tc>
+      </w:tr>
+      <w:tr>
+        <w:tc>
+          <w:tcPr>
+            <w:tcW w:type="dxa" w:w="1987"/>
+          </w:tcPr>
+          <w:p>
+            <w:pPr>
+              <w:jc w:val="left"/>
+            </w:pPr>
+            <w:r>
+              <w:rPr>
+                <w:rFonts w:ascii="TimeNewRoman" w:hAnsi="TimeNewRoman"/>
+                <w:sz w:val="30"/>
+              </w:rPr>
+              <w:t>10</w:t>
+            </w:r>
+          </w:p>
+        </w:tc>
+        <w:tc>
+          <w:tcPr>
+            <w:tcW w:type="dxa" w:w="1987"/>
+          </w:tcPr>
+          <w:p>
+            <w:pPr>
+              <w:jc w:val="left"/>
+            </w:pPr>
+            <w:r>
+              <w:rPr>
+                <w:rFonts w:ascii="TimeNewRoman" w:hAnsi="TimeNewRoman"/>
+                <w:sz w:val="30"/>
+              </w:rPr>
+              <w:t>106</w:t>
+            </w:r>
+          </w:p>
+        </w:tc>
+        <w:tc>
+          <w:tcPr>
+            <w:tcW w:type="dxa" w:w="1987"/>
+          </w:tcPr>
+          <w:p>
+            <w:pPr>
+              <w:jc w:val="left"/>
+            </w:pPr>
+            <w:r>
+              <w:rPr>
+                <w:rFonts w:ascii="TimeNewRoman" w:hAnsi="TimeNewRoman"/>
+                <w:sz w:val="30"/>
+              </w:rPr>
+              <w:t>115</w:t>
+            </w:r>
+          </w:p>
+        </w:tc>
+        <w:tc>
+          <w:tcPr>
+            <w:tcW w:type="dxa" w:w="1987"/>
+          </w:tcPr>
+          <w:p>
+            <w:pPr>
+              <w:jc w:val="left"/>
+            </w:pPr>
+            <w:r>
+              <w:rPr>
+                <w:rFonts w:ascii="TimeNewRoman" w:hAnsi="TimeNewRoman"/>
+                <w:sz w:val="30"/>
+              </w:rPr>
+              <w:t>32</w:t>
+            </w:r>
+          </w:p>
+        </w:tc>
+        <w:tc>
+          <w:tcPr>
+            <w:tcW w:type="dxa" w:w="1987"/>
+          </w:tcPr>
+          <w:p>
+            <w:pPr>
+              <w:jc w:val="left"/>
+            </w:pPr>
+            <w:r>
+              <w:rPr>
+                <w:rFonts w:ascii="TimeNewRoman" w:hAnsi="TimeNewRoman"/>
+                <w:sz w:val="30"/>
+              </w:rPr>
+              <w:t>32</w:t>
+            </w:r>
+          </w:p>
+        </w:tc>
+      </w:tr>
+      <w:tr>
+        <w:tc>
+          <w:tcPr>
+            <w:tcW w:type="dxa" w:w="1987"/>
+          </w:tcPr>
+          <w:p>
+            <w:pPr>
+              <w:jc w:val="left"/>
+            </w:pPr>
+            <w:r>
+              <w:rPr>
+                <w:rFonts w:ascii="TimeNewRoman" w:hAnsi="TimeNewRoman"/>
+                <w:sz w:val="30"/>
+              </w:rPr>
+              <w:t>10</w:t>
+            </w:r>
+          </w:p>
+        </w:tc>
+        <w:tc>
+          <w:tcPr>
+            <w:tcW w:type="dxa" w:w="1987"/>
+          </w:tcPr>
+          <w:p>
+            <w:pPr>
+              <w:jc w:val="left"/>
+            </w:pPr>
+            <w:r>
+              <w:rPr>
+                <w:rFonts w:ascii="TimeNewRoman" w:hAnsi="TimeNewRoman"/>
+                <w:sz w:val="30"/>
+              </w:rPr>
+              <w:t>17</w:t>
+            </w:r>
+          </w:p>
+        </w:tc>
+        <w:tc>
+          <w:tcPr>
+            <w:tcW w:type="dxa" w:w="1987"/>
+          </w:tcPr>
+          <w:p>
+            <w:pPr>
+              <w:jc w:val="left"/>
+            </w:pPr>
+            <w:r>
+              <w:rPr>
+                <w:rFonts w:ascii="TimeNewRoman" w:hAnsi="TimeNewRoman"/>
+                <w:sz w:val="30"/>
+              </w:rPr>
+              <w:t>30</w:t>
+            </w:r>
+          </w:p>
+        </w:tc>
+        <w:tc>
+          <w:tcPr>
+            <w:tcW w:type="dxa" w:w="1987"/>
+          </w:tcPr>
+          <w:p>
+            <w:pPr>
+              <w:jc w:val="left"/>
+            </w:pPr>
+            <w:r>
+              <w:rPr>
+                <w:rFonts w:ascii="TimeNewRoman" w:hAnsi="TimeNewRoman"/>
+                <w:sz w:val="30"/>
+              </w:rPr>
+              <w:t>72</w:t>
+            </w:r>
+          </w:p>
+        </w:tc>
+        <w:tc>
+          <w:tcPr>
+            <w:tcW w:type="dxa" w:w="1987"/>
+          </w:tcPr>
+          <w:p>
+            <w:pPr>
+              <w:jc w:val="left"/>
+            </w:pPr>
+            <w:r>
+              <w:rPr>
+                <w:rFonts w:ascii="TimeNewRoman" w:hAnsi="TimeNewRoman"/>
+                <w:sz w:val="30"/>
+              </w:rPr>
+              <w:t>2</w:t>
+            </w:r>
+          </w:p>
+        </w:tc>
+      </w:tr>
+      <w:tr>
+        <w:tc>
+          <w:tcPr>
+            <w:tcW w:type="dxa" w:w="1987"/>
+          </w:tcPr>
+          <w:p>
+            <w:pPr>
+              <w:jc w:val="left"/>
+            </w:pPr>
+            <w:r>
+              <w:rPr>
+                <w:rFonts w:ascii="TimeNewRoman" w:hAnsi="TimeNewRoman"/>
+                <w:sz w:val="30"/>
+              </w:rPr>
+              <w:t>85</w:t>
+            </w:r>
+          </w:p>
+        </w:tc>
+        <w:tc>
+          <w:tcPr>
+            <w:tcW w:type="dxa" w:w="1987"/>
+          </w:tcPr>
+          <w:p>
+            <w:pPr>
+              <w:jc w:val="left"/>
+            </w:pPr>
+            <w:r>
+              <w:rPr>
+                <w:rFonts w:ascii="TimeNewRoman" w:hAnsi="TimeNewRoman"/>
+                <w:sz w:val="30"/>
+              </w:rPr>
+              <w:t>12</w:t>
+            </w:r>
+          </w:p>
+        </w:tc>
+        <w:tc>
+          <w:tcPr>
+            <w:tcW w:type="dxa" w:w="1987"/>
+          </w:tcPr>
+          <w:p>
+            <w:pPr>
+              <w:jc w:val="left"/>
+            </w:pPr>
+            <w:r>
+              <w:rPr>
+                <w:rFonts w:ascii="TimeNewRoman" w:hAnsi="TimeNewRoman"/>
+                <w:sz w:val="30"/>
+              </w:rPr>
+              <w:t>24</w:t>
+            </w:r>
+          </w:p>
+        </w:tc>
+        <w:tc>
+          <w:tcPr>
+            <w:tcW w:type="dxa" w:w="1987"/>
+          </w:tcPr>
+          <w:p>
+            <w:pPr>
+              <w:jc w:val="left"/>
+            </w:pPr>
+            <w:r>
+              <w:rPr>
+                <w:rFonts w:ascii="TimeNewRoman" w:hAnsi="TimeNewRoman"/>
+                <w:sz w:val="30"/>
+              </w:rPr>
+              <w:t>68</w:t>
+            </w:r>
+          </w:p>
+        </w:tc>
+        <w:tc>
+          <w:tcPr>
+            <w:tcW w:type="dxa" w:w="1987"/>
+          </w:tcPr>
+          <w:p>
+            <w:pPr>
+              <w:jc w:val="left"/>
+            </w:pPr>
+            <w:r>
+              <w:rPr>
+                <w:rFonts w:ascii="TimeNewRoman" w:hAnsi="TimeNewRoman"/>
+                <w:sz w:val="30"/>
+              </w:rPr>
+              <w:t>11</w:t>
+            </w:r>
+          </w:p>
+        </w:tc>
+      </w:tr>
+      <w:tr>
+        <w:tc>
+          <w:tcPr>
+            <w:tcW w:type="dxa" w:w="1987"/>
+          </w:tcPr>
+          <w:p>
+            <w:pPr>
+              <w:jc w:val="left"/>
+            </w:pPr>
+            <w:r>
+              <w:rPr>
+                <w:rFonts w:ascii="TimeNewRoman" w:hAnsi="TimeNewRoman"/>
+                <w:sz w:val="30"/>
+              </w:rPr>
+              <w:t>6</w:t>
+            </w:r>
+          </w:p>
+        </w:tc>
+        <w:tc>
+          <w:tcPr>
+            <w:tcW w:type="dxa" w:w="1987"/>
+          </w:tcPr>
+          <w:p>
+            <w:pPr>
+              <w:jc w:val="left"/>
+            </w:pPr>
+            <w:r>
+              <w:rPr>
+                <w:rFonts w:ascii="TimeNewRoman" w:hAnsi="TimeNewRoman"/>
+                <w:sz w:val="30"/>
+              </w:rPr>
+              <w:t>24</w:t>
+            </w:r>
+          </w:p>
+        </w:tc>
+        <w:tc>
+          <w:tcPr>
+            <w:tcW w:type="dxa" w:w="1987"/>
+          </w:tcPr>
+          <w:p>
+            <w:pPr>
+              <w:jc w:val="left"/>
+            </w:pPr>
+            <w:r>
+              <w:rPr>
+                <w:rFonts w:ascii="TimeNewRoman" w:hAnsi="TimeNewRoman"/>
+                <w:sz w:val="30"/>
+              </w:rPr>
+              <w:t>16</w:t>
+            </w:r>
+          </w:p>
+        </w:tc>
+        <w:tc>
+          <w:tcPr>
+            <w:tcW w:type="dxa" w:w="1987"/>
+          </w:tcPr>
+          <w:p>
+            <w:pPr>
+              <w:jc w:val="left"/>
+            </w:pPr>
+            <w:r>
+              <w:rPr>
+                <w:rFonts w:ascii="TimeNewRoman" w:hAnsi="TimeNewRoman"/>
+                <w:sz w:val="30"/>
+              </w:rPr>
+              <w:t>204</w:t>
+            </w:r>
+          </w:p>
+        </w:tc>
+        <w:tc>
+          <w:tcPr>
+            <w:tcW w:type="dxa" w:w="1987"/>
+          </w:tcPr>
+          <w:p>
+            <w:pPr>
+              <w:jc w:val="left"/>
+            </w:pPr>
+            <w:r>
+              <w:rPr>
+                <w:rFonts w:ascii="TimeNewRoman" w:hAnsi="TimeNewRoman"/>
+                <w:sz w:val="30"/>
+              </w:rPr>
+              <w:t>7</w:t>
+            </w:r>
+          </w:p>
+        </w:tc>
+      </w:tr>
+      <w:tr>
+        <w:tc>
+          <w:tcPr>
+            <w:tcW w:type="dxa" w:w="1987"/>
+          </w:tcPr>
+          <w:p>
+            <w:pPr>
+              <w:jc w:val="left"/>
+            </w:pPr>
+            <w:r>
+              <w:rPr>
+                <w:rFonts w:ascii="TimeNewRoman" w:hAnsi="TimeNewRoman"/>
+                <w:sz w:val="30"/>
+              </w:rPr>
+              <w:t>203</w:t>
+            </w:r>
+          </w:p>
+        </w:tc>
+        <w:tc>
+          <w:tcPr>
+            <w:tcW w:type="dxa" w:w="1987"/>
+          </w:tcPr>
+          <w:p>
+            <w:pPr>
+              <w:jc w:val="left"/>
+            </w:pPr>
+            <w:r>
+              <w:rPr>
+                <w:rFonts w:ascii="TimeNewRoman" w:hAnsi="TimeNewRoman"/>
+                <w:sz w:val="30"/>
+              </w:rPr>
+              <w:t>36</w:t>
+            </w:r>
+          </w:p>
+        </w:tc>
+        <w:tc>
+          <w:tcPr>
+            <w:tcW w:type="dxa" w:w="1987"/>
+          </w:tcPr>
+          <w:p>
+            <w:pPr>
+              <w:jc w:val="left"/>
+            </w:pPr>
+            <w:r>
+              <w:rPr>
+                <w:rFonts w:ascii="TimeNewRoman" w:hAnsi="TimeNewRoman"/>
+                <w:sz w:val="30"/>
+              </w:rPr>
+              <w:t>59</w:t>
+            </w:r>
+          </w:p>
+        </w:tc>
+        <w:tc>
+          <w:tcPr>
+            <w:tcW w:type="dxa" w:w="1987"/>
+          </w:tcPr>
+          <w:p>
+            <w:pPr>
+              <w:jc w:val="left"/>
+            </w:pPr>
+            <w:r>
+              <w:rPr>
+                <w:rFonts w:ascii="TimeNewRoman" w:hAnsi="TimeNewRoman"/>
+                <w:sz w:val="30"/>
+              </w:rPr>
+              <w:t>83</w:t>
+            </w:r>
+          </w:p>
+        </w:tc>
+        <w:tc>
+          <w:tcPr>
+            <w:tcW w:type="dxa" w:w="1987"/>
+          </w:tcPr>
+          <w:p>
+            <w:pPr>
+              <w:jc w:val="left"/>
+            </w:pPr>
+            <w:r>
+              <w:rPr>
+                <w:rFonts w:ascii="TimeNewRoman" w:hAnsi="TimeNewRoman"/>
+                <w:sz w:val="30"/>
+              </w:rPr>
+              <w:t>15</w:t>
+            </w:r>
+          </w:p>
+        </w:tc>
+      </w:tr>
+      <w:tr>
+        <w:tc>
+          <w:tcPr>
+            <w:tcW w:type="dxa" w:w="1987"/>
+          </w:tcPr>
+          <w:p>
+            <w:pPr>
+              <w:jc w:val="left"/>
+            </w:pPr>
+            <w:r>
+              <w:rPr>
+                <w:rFonts w:ascii="TimeNewRoman" w:hAnsi="TimeNewRoman"/>
+                <w:sz w:val="30"/>
+              </w:rPr>
+              <w:t>81</w:t>
+            </w:r>
+          </w:p>
+        </w:tc>
+        <w:tc>
+          <w:tcPr>
+            <w:tcW w:type="dxa" w:w="1987"/>
+          </w:tcPr>
+          <w:p>
+            <w:pPr>
+              <w:jc w:val="left"/>
+            </w:pPr>
+            <w:r>
+              <w:rPr>
+                <w:rFonts w:ascii="TimeNewRoman" w:hAnsi="TimeNewRoman"/>
+                <w:sz w:val="30"/>
+              </w:rPr>
+              <w:t>45</w:t>
+            </w:r>
+          </w:p>
+        </w:tc>
+        <w:tc>
+          <w:tcPr>
+            <w:tcW w:type="dxa" w:w="1987"/>
+          </w:tcPr>
+          <w:p>
+            <w:pPr>
+              <w:jc w:val="left"/>
+            </w:pPr>
+            <w:r>
+              <w:rPr>
+                <w:rFonts w:ascii="TimeNewRoman" w:hAnsi="TimeNewRoman"/>
+                <w:sz w:val="30"/>
+              </w:rPr>
+              <w:t>0</w:t>
             </w:r>
           </w:p>
         </w:tc>
@@ -108,7 +804,7 @@
                 <w:rFonts w:ascii="TimeNewRoman" w:hAnsi="TimeNewRoman"/>
                 <w:sz w:val="30"/>
               </w:rPr>
-              <w:t>35</w:t>
+              <w:t>40</w:t>
             </w:r>
           </w:p>
         </w:tc>
@@ -127,7 +823,7 @@
                 <w:rFonts w:ascii="TimeNewRoman" w:hAnsi="TimeNewRoman"/>
                 <w:sz w:val="30"/>
               </w:rPr>
-              <w:t>72</w:t>
+              <w:t>2</w:t>
             </w:r>
           </w:p>
         </w:tc>
@@ -144,7 +840,7 @@
                 <w:rFonts w:ascii="TimeNewRoman" w:hAnsi="TimeNewRoman"/>
                 <w:sz w:val="30"/>
               </w:rPr>
-              <w:t>21</w:t>
+              <w:t>42</w:t>
             </w:r>
           </w:p>
         </w:tc>
@@ -161,147 +857,7 @@
                 <w:rFonts w:ascii="TimeNewRoman" w:hAnsi="TimeNewRoman"/>
                 <w:sz w:val="30"/>
               </w:rPr>
-              <w:t>36</w:t>
-            </w:r>
-          </w:p>
-        </w:tc>
-        <w:tc>
-          <w:tcPr>
-            <w:tcW w:type="dxa" w:w="1987"/>
-          </w:tcPr>
-          <w:p>
-            <w:pPr>
-              <w:jc w:val="left"/>
-            </w:pPr>
-            <w:r>
-              <w:rPr>
-                <w:rFonts w:ascii="TimeNewRoman" w:hAnsi="TimeNewRoman"/>
-                <w:sz w:val="30"/>
-              </w:rPr>
-              <w:t>14</w:t>
-            </w:r>
-          </w:p>
-        </w:tc>
-        <w:tc>
-          <w:tcPr>
-            <w:tcW w:type="dxa" w:w="1987"/>
-          </w:tcPr>
-          <w:p>
-            <w:pPr>
-              <w:jc w:val="left"/>
-            </w:pPr>
-            <w:r>
-              <w:rPr>
-                <w:rFonts w:ascii="TimeNewRoman" w:hAnsi="TimeNewRoman"/>
-                <w:sz w:val="30"/>
-              </w:rPr>
-              <w:t>144</w:t>
-            </w:r>
-          </w:p>
-        </w:tc>
-      </w:tr>
-      <w:tr>
-        <w:tc>
-          <w:tcPr>
-            <w:tcW w:type="dxa" w:w="1987"/>
-          </w:tcPr>
-          <w:p>
-            <w:pPr>
-              <w:jc w:val="left"/>
-            </w:pPr>
-            <w:r>
-              <w:rPr>
-                <w:rFonts w:ascii="TimeNewRoman" w:hAnsi="TimeNewRoman"/>
-                <w:sz w:val="30"/>
-              </w:rPr>
-              <w:t>40</w:t>
-            </w:r>
-          </w:p>
-        </w:tc>
-        <w:tc>
-          <w:tcPr>
-            <w:tcW w:type="dxa" w:w="1987"/>
-          </w:tcPr>
-          <w:p>
-            <w:pPr>
-              <w:jc w:val="left"/>
-            </w:pPr>
-            <w:r>
-              <w:rPr>
-                <w:rFonts w:ascii="TimeNewRoman" w:hAnsi="TimeNewRoman"/>
-                <w:sz w:val="30"/>
-              </w:rPr>
-              <w:t>6</w:t>
-            </w:r>
-          </w:p>
-        </w:tc>
-        <w:tc>
-          <w:tcPr>
-            <w:tcW w:type="dxa" w:w="1987"/>
-          </w:tcPr>
-          <w:p>
-            <w:pPr>
-              <w:jc w:val="left"/>
-            </w:pPr>
-            <w:r>
-              <w:rPr>
-                <w:rFonts w:ascii="TimeNewRoman" w:hAnsi="TimeNewRoman"/>
-                <w:sz w:val="30"/>
-              </w:rPr>
-              <w:t>144</w:t>
-            </w:r>
-          </w:p>
-        </w:tc>
-        <w:tc>
-          <w:tcPr>
-            <w:tcW w:type="dxa" w:w="1987"/>
-          </w:tcPr>
-          <w:p>
-            <w:pPr>
-              <w:jc w:val="left"/>
-            </w:pPr>
-            <w:r>
-              <w:rPr>
-                <w:rFonts w:ascii="TimeNewRoman" w:hAnsi="TimeNewRoman"/>
-                <w:sz w:val="30"/>
-              </w:rPr>
-              <w:t>81</w:t>
-            </w:r>
-          </w:p>
-        </w:tc>
-        <w:tc>
-          <w:tcPr>
-            <w:tcW w:type="dxa" w:w="1987"/>
-          </w:tcPr>
-          <w:p>
-            <w:pPr>
-              <w:jc w:val="left"/>
-            </w:pPr>
-            <w:r>
-              <w:rPr>
-                <w:rFonts w:ascii="TimeNewRoman" w:hAnsi="TimeNewRoman"/>
-                <w:sz w:val="30"/>
-              </w:rPr>
-              <w:t>48</w:t>
-            </w:r>
-          </w:p>
-        </w:tc>
-      </w:tr>
-      <w:tr>
-        <w:tc>
-          <w:tcPr>
-            <w:tcW w:type="dxa" w:w="1987"/>
-          </w:tcPr>
-          <w:p>
-            <w:pPr>
-              <w:jc w:val="left"/>
-            </w:pPr>
-            <w:r>
-              <w:rPr>
-                <w:rFonts w:ascii="TimeNewRoman" w:hAnsi="TimeNewRoman"/>
-                <w:sz w:val="30"/>
-              </w:rPr>
-              <w:t>42</w:t>
+              <w:t>10</w:t>
             </w:r>
           </w:p>
         </w:tc>
@@ -335,41 +891,7 @@
                 <w:rFonts w:ascii="TimeNewRoman" w:hAnsi="TimeNewRoman"/>
                 <w:sz w:val="30"/>
               </w:rPr>
-              <w:t>55</w:t>
-            </w:r>
-          </w:p>
-        </w:tc>
-        <w:tc>
-          <w:tcPr>
-            <w:tcW w:type="dxa" w:w="1987"/>
-          </w:tcPr>
-          <w:p>
-            <w:pPr>
-              <w:jc w:val="left"/>
-            </w:pPr>
-            <w:r>
-              <w:rPr>
-                <w:rFonts w:ascii="TimeNewRoman" w:hAnsi="TimeNewRoman"/>
-                <w:sz w:val="30"/>
-              </w:rPr>
-              <w:t>45</w:t>
-            </w:r>
-          </w:p>
-        </w:tc>
-        <w:tc>
-          <w:tcPr>
-            <w:tcW w:type="dxa" w:w="1987"/>
-          </w:tcPr>
-          <w:p>
-            <w:pPr>
-              <w:jc w:val="left"/>
-            </w:pPr>
-            <w:r>
-              <w:rPr>
-                <w:rFonts w:ascii="TimeNewRoman" w:hAnsi="TimeNewRoman"/>
-                <w:sz w:val="30"/>
-              </w:rPr>
-              <w:t>53</w:t>
+              <w:t>8</w:t>
             </w:r>
           </w:p>
         </w:tc>
@@ -388,7 +910,7 @@
                 <w:rFonts w:ascii="TimeNewRoman" w:hAnsi="TimeNewRoman"/>
                 <w:sz w:val="30"/>
               </w:rPr>
-              <w:t>93</w:t>
+              <w:t>12</w:t>
             </w:r>
           </w:p>
         </w:tc>
@@ -405,7 +927,7 @@
                 <w:rFonts w:ascii="TimeNewRoman" w:hAnsi="TimeNewRoman"/>
                 <w:sz w:val="30"/>
               </w:rPr>
-              <w:t>40</w:t>
+              <w:t>77</w:t>
             </w:r>
           </w:p>
         </w:tc>
@@ -422,7 +944,7 @@
                 <w:rFonts w:ascii="TimeNewRoman" w:hAnsi="TimeNewRoman"/>
                 <w:sz w:val="30"/>
               </w:rPr>
-              <w:t>179</w:t>
+              <w:t>8</w:t>
             </w:r>
           </w:p>
         </w:tc>
@@ -439,7 +961,7 @@
                 <w:rFonts w:ascii="TimeNewRoman" w:hAnsi="TimeNewRoman"/>
                 <w:sz w:val="30"/>
               </w:rPr>
-              <w:t>3</w:t>
+              <w:t>4</w:t>
             </w:r>
           </w:p>
         </w:tc>
@@ -456,7 +978,7 @@
                 <w:rFonts w:ascii="TimeNewRoman" w:hAnsi="TimeNewRoman"/>
                 <w:sz w:val="30"/>
               </w:rPr>
-              <w:t>54</w:t>
+              <w:t>9</w:t>
             </w:r>
           </w:p>
         </w:tc>
@@ -475,7 +997,7 @@
                 <w:rFonts w:ascii="TimeNewRoman" w:hAnsi="TimeNewRoman"/>
                 <w:sz w:val="30"/>
               </w:rPr>
-              <w:t>30</w:t>
+              <w:t>6</w:t>
             </w:r>
           </w:p>
         </w:tc>
@@ -492,150 +1014,10 @@
                 <w:rFonts w:ascii="TimeNewRoman" w:hAnsi="TimeNewRoman"/>
                 <w:sz w:val="30"/>
               </w:rPr>
-              <w:t>42</w:t>
+              <w:t>5</w:t>
             </w:r>
           </w:p>
         </w:tc>
-        <w:tc>
-          <w:tcPr>
-            <w:tcW w:type="dxa" w:w="1987"/>
-          </w:tcPr>
-          <w:p>
-            <w:pPr>
-              <w:jc w:val="left"/>
-            </w:pPr>
-            <w:r>
-              <w:rPr>
-                <w:rFonts w:ascii="TimeNewRoman" w:hAnsi="TimeNewRoman"/>
-                <w:sz w:val="30"/>
-              </w:rPr>
-              <w:t>7</w:t>
-            </w:r>
-          </w:p>
-        </w:tc>
-        <w:tc>
-          <w:tcPr>
-            <w:tcW w:type="dxa" w:w="1987"/>
-          </w:tcPr>
-          <w:p>
-            <w:pPr>
-              <w:jc w:val="left"/>
-            </w:pPr>
-            <w:r>
-              <w:rPr>
-                <w:rFonts w:ascii="TimeNewRoman" w:hAnsi="TimeNewRoman"/>
-                <w:sz w:val="30"/>
-              </w:rPr>
-              <w:t>63</w:t>
-            </w:r>
-          </w:p>
-        </w:tc>
-        <w:tc>
-          <w:tcPr>
-            <w:tcW w:type="dxa" w:w="1987"/>
-          </w:tcPr>
-          <w:p>
-            <w:pPr>
-              <w:jc w:val="left"/>
-            </w:pPr>
-            <w:r>
-              <w:rPr>
-                <w:rFonts w:ascii="TimeNewRoman" w:hAnsi="TimeNewRoman"/>
-                <w:sz w:val="30"/>
-              </w:rPr>
-              <w:t>116</w:t>
-            </w:r>
-          </w:p>
-        </w:tc>
-      </w:tr>
-      <w:tr>
-        <w:tc>
-          <w:tcPr>
-            <w:tcW w:type="dxa" w:w="1987"/>
-          </w:tcPr>
-          <w:p>
-            <w:pPr>
-              <w:jc w:val="left"/>
-            </w:pPr>
-            <w:r>
-              <w:rPr>
-                <w:rFonts w:ascii="TimeNewRoman" w:hAnsi="TimeNewRoman"/>
-                <w:sz w:val="30"/>
-              </w:rPr>
-              <w:t>36</w:t>
-            </w:r>
-          </w:p>
-        </w:tc>
-        <w:tc>
-          <w:tcPr>
-            <w:tcW w:type="dxa" w:w="1987"/>
-          </w:tcPr>
-          <w:p>
-            <w:pPr>
-              <w:jc w:val="left"/>
-            </w:pPr>
-            <w:r>
-              <w:rPr>
-                <w:rFonts w:ascii="TimeNewRoman" w:hAnsi="TimeNewRoman"/>
-                <w:sz w:val="30"/>
-              </w:rPr>
-              <w:t>224</w:t>
-            </w:r>
-          </w:p>
-        </w:tc>
-        <w:tc>
-          <w:tcPr>
-            <w:tcW w:type="dxa" w:w="1987"/>
-          </w:tcPr>
-          <w:p>
-            <w:pPr>
-              <w:jc w:val="left"/>
-            </w:pPr>
-            <w:r>
-              <w:rPr>
-                <w:rFonts w:ascii="TimeNewRoman" w:hAnsi="TimeNewRoman"/>
-                <w:sz w:val="30"/>
-              </w:rPr>
-              <w:t>2</w:t>
-            </w:r>
-          </w:p>
-        </w:tc>
-        <w:tc>
-          <w:tcPr>
-            <w:tcW w:type="dxa" w:w="1987"/>
-          </w:tcPr>
-          <w:p>
-            <w:pPr>
-              <w:jc w:val="left"/>
-            </w:pPr>
-            <w:r>
-              <w:rPr>
-                <w:rFonts w:ascii="TimeNewRoman" w:hAnsi="TimeNewRoman"/>
-                <w:sz w:val="30"/>
-              </w:rPr>
-              <w:t>63</w:t>
-            </w:r>
-          </w:p>
-        </w:tc>
-        <w:tc>
-          <w:tcPr>
-            <w:tcW w:type="dxa" w:w="1987"/>
-          </w:tcPr>
-          <w:p>
-            <w:pPr>
-              <w:jc w:val="left"/>
-            </w:pPr>
-            <w:r>
-              <w:rPr>
-                <w:rFonts w:ascii="TimeNewRoman" w:hAnsi="TimeNewRoman"/>
-                <w:sz w:val="30"/>
-              </w:rPr>
-              <w:t>89</w:t>
-            </w:r>
-          </w:p>
-        </w:tc>
-      </w:tr>
-      <w:tr>
         <w:tc>
           <w:tcPr>
             <w:tcW w:type="dxa" w:w="1987"/>
@@ -683,7 +1065,113 @@
                 <w:rFonts w:ascii="TimeNewRoman" w:hAnsi="TimeNewRoman"/>
                 <w:sz w:val="30"/>
               </w:rPr>
-              <w:t>81</w:t>
+              <w:t>168</w:t>
+            </w:r>
+          </w:p>
+        </w:tc>
+      </w:tr>
+      <w:tr>
+        <w:tc>
+          <w:tcPr>
+            <w:tcW w:type="dxa" w:w="1987"/>
+          </w:tcPr>
+          <w:p>
+            <w:pPr>
+              <w:jc w:val="left"/>
+            </w:pPr>
+            <w:r>
+              <w:rPr>
+                <w:rFonts w:ascii="TimeNewRoman" w:hAnsi="TimeNewRoman"/>
+                <w:sz w:val="30"/>
+              </w:rPr>
+              <w:t>42</w:t>
+            </w:r>
+          </w:p>
+        </w:tc>
+        <w:tc>
+          <w:tcPr>
+            <w:tcW w:type="dxa" w:w="1987"/>
+          </w:tcPr>
+          <w:p>
+            <w:pPr>
+              <w:jc w:val="left"/>
+            </w:pPr>
+            <w:r>
+              <w:rPr>
+                <w:rFonts w:ascii="TimeNewRoman" w:hAnsi="TimeNewRoman"/>
+                <w:sz w:val="30"/>
+              </w:rPr>
+              <w:t>156</w:t>
+            </w:r>
+          </w:p>
+        </w:tc>
+        <w:tc>
+          <w:tcPr>
+            <w:tcW w:type="dxa" w:w="1987"/>
+          </w:tcPr>
+          <w:p>
+            <w:pPr>
+              <w:jc w:val="left"/>
+            </w:pPr>
+            <w:r>
+              <w:rPr>
+                <w:rFonts w:ascii="TimeNewRoman" w:hAnsi="TimeNewRoman"/>
+                <w:sz w:val="30"/>
+              </w:rPr>
+              <w:t>12</w:t>
+            </w:r>
+          </w:p>
+        </w:tc>
+        <w:tc>
+          <w:tcPr>
+            <w:tcW w:type="dxa" w:w="1987"/>
+          </w:tcPr>
+          <w:p>
+            <w:pPr>
+              <w:jc w:val="left"/>
+            </w:pPr>
+            <w:r>
+              <w:rPr>
+                <w:rFonts w:ascii="TimeNewRoman" w:hAnsi="TimeNewRoman"/>
+                <w:sz w:val="30"/>
+              </w:rPr>
+              <w:t>48</w:t>
+            </w:r>
+          </w:p>
+        </w:tc>
+        <w:tc>
+          <w:tcPr>
+            <w:tcW w:type="dxa" w:w="1987"/>
+          </w:tcPr>
+          <w:p>
+            <w:pPr>
+              <w:jc w:val="left"/>
+            </w:pPr>
+            <w:r>
+              <w:rPr>
+                <w:rFonts w:ascii="TimeNewRoman" w:hAnsi="TimeNewRoman"/>
+                <w:sz w:val="30"/>
+              </w:rPr>
+              <w:t>76</w:t>
+            </w:r>
+          </w:p>
+        </w:tc>
+      </w:tr>
+      <w:tr>
+        <w:tc>
+          <w:tcPr>
+            <w:tcW w:type="dxa" w:w="1987"/>
+          </w:tcPr>
+          <w:p>
+            <w:pPr>
+              <w:jc w:val="left"/>
+            </w:pPr>
+            <w:r>
+              <w:rPr>
+                <w:rFonts w:ascii="TimeNewRoman" w:hAnsi="TimeNewRoman"/>
+                <w:sz w:val="30"/>
+              </w:rPr>
+              <w:t>19</w:t>
             </w:r>
           </w:p>
         </w:tc>
@@ -717,7 +1205,41 @@
                 <w:rFonts w:ascii="TimeNewRoman" w:hAnsi="TimeNewRoman"/>
                 <w:sz w:val="30"/>
               </w:rPr>
-              <w:t>12</w:t>
+              <w:t>28</w:t>
+            </w:r>
+          </w:p>
+        </w:tc>
+        <w:tc>
+          <w:tcPr>
+            <w:tcW w:type="dxa" w:w="1987"/>
+          </w:tcPr>
+          <w:p>
+            <w:pPr>
+              <w:jc w:val="left"/>
+            </w:pPr>
+            <w:r>
+              <w:rPr>
+                <w:rFonts w:ascii="TimeNewRoman" w:hAnsi="TimeNewRoman"/>
+                <w:sz w:val="30"/>
+              </w:rPr>
+              <w:t>35</w:t>
+            </w:r>
+          </w:p>
+        </w:tc>
+        <w:tc>
+          <w:tcPr>
+            <w:tcW w:type="dxa" w:w="1987"/>
+          </w:tcPr>
+          <w:p>
+            <w:pPr>
+              <w:jc w:val="left"/>
+            </w:pPr>
+            <w:r>
+              <w:rPr>
+                <w:rFonts w:ascii="TimeNewRoman" w:hAnsi="TimeNewRoman"/>
+                <w:sz w:val="30"/>
+              </w:rPr>
+              <w:t>3</w:t>
             </w:r>
           </w:p>
         </w:tc>
@@ -736,7 +1258,7 @@
                 <w:rFonts w:ascii="TimeNewRoman" w:hAnsi="TimeNewRoman"/>
                 <w:sz w:val="30"/>
               </w:rPr>
-              <w:t>161</w:t>
+              <w:t>38</w:t>
             </w:r>
           </w:p>
         </w:tc>
@@ -753,7 +1275,7 @@
                 <w:rFonts w:ascii="TimeNewRoman" w:hAnsi="TimeNewRoman"/>
                 <w:sz w:val="30"/>
               </w:rPr>
-              <w:t>8</w:t>
+              <w:t>96</w:t>
             </w:r>
           </w:p>
         </w:tc>
@@ -770,7 +1292,7 @@
                 <w:rFonts w:ascii="TimeNewRoman" w:hAnsi="TimeNewRoman"/>
                 <w:sz w:val="30"/>
               </w:rPr>
-              <w:t>53</w:t>
+              <w:t>17</w:t>
             </w:r>
           </w:p>
         </w:tc>
@@ -787,7 +1309,94 @@
                 <w:rFonts w:ascii="TimeNewRoman" w:hAnsi="TimeNewRoman"/>
                 <w:sz w:val="30"/>
               </w:rPr>
-              <w:t>161</w:t>
+              <w:t>80</w:t>
+            </w:r>
+          </w:p>
+        </w:tc>
+        <w:tc>
+          <w:tcPr>
+            <w:tcW w:type="dxa" w:w="1987"/>
+          </w:tcPr>
+          <w:p>
+            <w:pPr>
+              <w:jc w:val="left"/>
+            </w:pPr>
+            <w:r>
+              <w:rPr>
+                <w:rFonts w:ascii="TimeNewRoman" w:hAnsi="TimeNewRoman"/>
+                <w:sz w:val="30"/>
+              </w:rPr>
+              <w:t>37</w:t>
+            </w:r>
+          </w:p>
+        </w:tc>
+      </w:tr>
+      <w:tr>
+        <w:tc>
+          <w:tcPr>
+            <w:tcW w:type="dxa" w:w="1987"/>
+          </w:tcPr>
+          <w:p>
+            <w:pPr>
+              <w:jc w:val="left"/>
+            </w:pPr>
+            <w:r>
+              <w:rPr>
+                <w:rFonts w:ascii="TimeNewRoman" w:hAnsi="TimeNewRoman"/>
+                <w:sz w:val="30"/>
+              </w:rPr>
+              <w:t>165</w:t>
+            </w:r>
+          </w:p>
+        </w:tc>
+        <w:tc>
+          <w:tcPr>
+            <w:tcW w:type="dxa" w:w="1987"/>
+          </w:tcPr>
+          <w:p>
+            <w:pPr>
+              <w:jc w:val="left"/>
+            </w:pPr>
+            <w:r>
+              <w:rPr>
+                <w:rFonts w:ascii="TimeNewRoman" w:hAnsi="TimeNewRoman"/>
+                <w:sz w:val="30"/>
+              </w:rPr>
+              <w:t>52</w:t>
+            </w:r>
+          </w:p>
+        </w:tc>
+        <w:tc>
+          <w:tcPr>
+            <w:tcW w:type="dxa" w:w="1987"/>
+          </w:tcPr>
+          <w:p>
+            <w:pPr>
+              <w:jc w:val="left"/>
+            </w:pPr>
+            <w:r>
+              <w:rPr>
+                <w:rFonts w:ascii="TimeNewRoman" w:hAnsi="TimeNewRoman"/>
+                <w:sz w:val="30"/>
+              </w:rPr>
+              <w:t>81</w:t>
+            </w:r>
+          </w:p>
+        </w:tc>
+        <w:tc>
+          <w:tcPr>
+            <w:tcW w:type="dxa" w:w="1987"/>
+          </w:tcPr>
+          <w:p>
+            <w:pPr>
+              <w:jc w:val="left"/>
+            </w:pPr>
+            <w:r>
+              <w:rPr>
+                <w:rFonts w:ascii="TimeNewRoman" w:hAnsi="TimeNewRoman"/>
+                <w:sz w:val="30"/>
+              </w:rPr>
+              <w:t>52</w:t>
             </w:r>
           </w:p>
         </w:tc>
@@ -823,7 +1432,7 @@
                 <w:rFonts w:ascii="TimeNewRoman" w:hAnsi="TimeNewRoman"/>
                 <w:sz w:val="30"/>
               </w:rPr>
-              <w:t>4</w:t>
+              <w:t>63</w:t>
             </w:r>
           </w:p>
         </w:tc>
@@ -840,7 +1449,7 @@
                 <w:rFonts w:ascii="TimeNewRoman" w:hAnsi="TimeNewRoman"/>
                 <w:sz w:val="30"/>
               </w:rPr>
-              <w:t>12</w:t>
+              <w:t>93</w:t>
             </w:r>
           </w:p>
         </w:tc>
@@ -857,7 +1466,7 @@
                 <w:rFonts w:ascii="TimeNewRoman" w:hAnsi="TimeNewRoman"/>
                 <w:sz w:val="30"/>
               </w:rPr>
-              <w:t>32</w:t>
+              <w:t>38</w:t>
             </w:r>
           </w:p>
         </w:tc>
@@ -874,7 +1483,7 @@
                 <w:rFonts w:ascii="TimeNewRoman" w:hAnsi="TimeNewRoman"/>
                 <w:sz w:val="30"/>
               </w:rPr>
-              <w:t>36</w:t>
+              <w:t>9</w:t>
             </w:r>
           </w:p>
         </w:tc>
@@ -891,7 +1500,7 @@
                 <w:rFonts w:ascii="TimeNewRoman" w:hAnsi="TimeNewRoman"/>
                 <w:sz w:val="30"/>
               </w:rPr>
-              <w:t>62</w:t>
+              <w:t>1</w:t>
             </w:r>
           </w:p>
         </w:tc>
@@ -910,111 +1519,7 @@
                 <w:rFonts w:ascii="TimeNewRoman" w:hAnsi="TimeNewRoman"/>
                 <w:sz w:val="30"/>
               </w:rPr>
-              <w:t>86</w:t>
-            </w:r>
-          </w:p>
-        </w:tc>
-        <w:tc>
-          <w:tcPr>
-            <w:tcW w:type="dxa" w:w="1987"/>
-          </w:tcPr>
-          <w:p>
-            <w:pPr>
-              <w:jc w:val="left"/>
-            </w:pPr>
-            <w:r>
-              <w:rPr>
-                <w:rFonts w:ascii="TimeNewRoman" w:hAnsi="TimeNewRoman"/>
-                <w:sz w:val="30"/>
-              </w:rPr>
-              <w:t>44</w:t>
-            </w:r>
-          </w:p>
-        </w:tc>
-        <w:tc>
-          <w:tcPr>
-            <w:tcW w:type="dxa" w:w="1987"/>
-          </w:tcPr>
-          <w:p>
-            <w:pPr>
-              <w:jc w:val="left"/>
-            </w:pPr>
-            <w:r>
-              <w:rPr>
-                <w:rFonts w:ascii="TimeNewRoman" w:hAnsi="TimeNewRoman"/>
-                <w:sz w:val="30"/>
-              </w:rPr>
-              <w:t>36</w:t>
-            </w:r>
-          </w:p>
-        </w:tc>
-        <w:tc>
-          <w:tcPr>
-            <w:tcW w:type="dxa" w:w="1987"/>
-          </w:tcPr>
-          <w:p>
-            <w:pPr>
-              <w:jc w:val="left"/>
-            </w:pPr>
-            <w:r>
-              <w:rPr>
-                <w:rFonts w:ascii="TimeNewRoman" w:hAnsi="TimeNewRoman"/>
-                <w:sz w:val="30"/>
-              </w:rPr>
-              <w:t>33</w:t>
-            </w:r>
-          </w:p>
-        </w:tc>
-        <w:tc>
-          <w:tcPr>
-            <w:tcW w:type="dxa" w:w="1987"/>
-          </w:tcPr>
-          <w:p>
-            <w:pPr>
-              <w:jc w:val="left"/>
-            </w:pPr>
-            <w:r>
-              <w:rPr>
-                <w:rFonts w:ascii="TimeNewRoman" w:hAnsi="TimeNewRoman"/>
-                <w:sz w:val="30"/>
-              </w:rPr>
-              <w:t>79</w:t>
-            </w:r>
-          </w:p>
-        </w:tc>
-      </w:tr>
-      <w:tr>
-        <w:tc>
-          <w:tcPr>
-            <w:tcW w:type="dxa" w:w="1987"/>
-          </w:tcPr>
-          <w:p>
-            <w:pPr>
-              <w:jc w:val="left"/>
-            </w:pPr>
-            <w:r>
-              <w:rPr>
-                <w:rFonts w:ascii="TimeNewRoman" w:hAnsi="TimeNewRoman"/>
-                <w:sz w:val="30"/>
-              </w:rPr>
-              <w:t>87</w:t>
-            </w:r>
-          </w:p>
-        </w:tc>
-        <w:tc>
-          <w:tcPr>
-            <w:tcW w:type="dxa" w:w="1987"/>
-          </w:tcPr>
-          <w:p>
-            <w:pPr>
-              <w:jc w:val="left"/>
-            </w:pPr>
-            <w:r>
-              <w:rPr>
-                <w:rFonts w:ascii="TimeNewRoman" w:hAnsi="TimeNewRoman"/>
-                <w:sz w:val="30"/>
-              </w:rPr>
-              <w:t>133</w:t>
+              <w:t>31</w:t>
             </w:r>
           </w:p>
         </w:tc>
@@ -1035,42 +1540,6 @@
             </w:r>
           </w:p>
         </w:tc>
-        <w:tc>
-          <w:tcPr>
-            <w:tcW w:type="dxa" w:w="1987"/>
-          </w:tcPr>
-          <w:p>
-            <w:pPr>
-              <w:jc w:val="left"/>
-            </w:pPr>
-            <w:r>
-              <w:rPr>
-                <w:rFonts w:ascii="TimeNewRoman" w:hAnsi="TimeNewRoman"/>
-                <w:sz w:val="30"/>
-              </w:rPr>
-              <w:t>2</w:t>
-            </w:r>
-          </w:p>
-        </w:tc>
-        <w:tc>
-          <w:tcPr>
-            <w:tcW w:type="dxa" w:w="1987"/>
-          </w:tcPr>
-          <w:p>
-            <w:pPr>
-              <w:jc w:val="left"/>
-            </w:pPr>
-            <w:r>
-              <w:rPr>
-                <w:rFonts w:ascii="TimeNewRoman" w:hAnsi="TimeNewRoman"/>
-                <w:sz w:val="30"/>
-              </w:rPr>
-              <w:t>126</w:t>
-            </w:r>
-          </w:p>
-        </w:tc>
-      </w:tr>
-      <w:tr>
         <w:tc>
           <w:tcPr>
             <w:tcW w:type="dxa" w:w="1987"/>
@@ -1118,41 +1587,7 @@
                 <w:rFonts w:ascii="TimeNewRoman" w:hAnsi="TimeNewRoman"/>
                 <w:sz w:val="30"/>
               </w:rPr>
-              <w:t>40</w:t>
-            </w:r>
-          </w:p>
-        </w:tc>
-        <w:tc>
-          <w:tcPr>
-            <w:tcW w:type="dxa" w:w="1987"/>
-          </w:tcPr>
-          <w:p>
-            <w:pPr>
-              <w:jc w:val="left"/>
-            </w:pPr>
-            <w:r>
-              <w:rPr>
-                <w:rFonts w:ascii="TimeNewRoman" w:hAnsi="TimeNewRoman"/>
-                <w:sz w:val="30"/>
-              </w:rPr>
-              <w:t>5</w:t>
-            </w:r>
-          </w:p>
-        </w:tc>
-        <w:tc>
-          <w:tcPr>
-            <w:tcW w:type="dxa" w:w="1987"/>
-          </w:tcPr>
-          <w:p>
-            <w:pPr>
-              <w:jc w:val="left"/>
-            </w:pPr>
-            <w:r>
-              <w:rPr>
-                <w:rFonts w:ascii="TimeNewRoman" w:hAnsi="TimeNewRoman"/>
-                <w:sz w:val="30"/>
-              </w:rPr>
-              <w:t>7</w:t>
+              <w:t>24</w:t>
             </w:r>
           </w:p>
         </w:tc>
@@ -1171,7 +1606,7 @@
                 <w:rFonts w:ascii="TimeNewRoman" w:hAnsi="TimeNewRoman"/>
                 <w:sz w:val="30"/>
               </w:rPr>
-              <w:t>71</w:t>
+              <w:t>18</w:t>
             </w:r>
           </w:p>
         </w:tc>
@@ -1188,7 +1623,7 @@
                 <w:rFonts w:ascii="TimeNewRoman" w:hAnsi="TimeNewRoman"/>
                 <w:sz w:val="30"/>
               </w:rPr>
-              <w:t>1</w:t>
+              <w:t>24</w:t>
             </w:r>
           </w:p>
         </w:tc>
@@ -1205,147 +1640,7 @@
                 <w:rFonts w:ascii="TimeNewRoman" w:hAnsi="TimeNewRoman"/>
                 <w:sz w:val="30"/>
               </w:rPr>
-              <w:t>150</w:t>
-            </w:r>
-          </w:p>
-        </w:tc>
-        <w:tc>
-          <w:tcPr>
-            <w:tcW w:type="dxa" w:w="1987"/>
-          </w:tcPr>
-          <w:p>
-            <w:pPr>
-              <w:jc w:val="left"/>
-            </w:pPr>
-            <w:r>
-              <w:rPr>
-                <w:rFonts w:ascii="TimeNewRoman" w:hAnsi="TimeNewRoman"/>
-                <w:sz w:val="30"/>
-              </w:rPr>
-              <w:t>59</w:t>
-            </w:r>
-          </w:p>
-        </w:tc>
-        <w:tc>
-          <w:tcPr>
-            <w:tcW w:type="dxa" w:w="1987"/>
-          </w:tcPr>
-          <w:p>
-            <w:pPr>
-              <w:jc w:val="left"/>
-            </w:pPr>
-            <w:r>
-              <w:rPr>
-                <w:rFonts w:ascii="TimeNewRoman" w:hAnsi="TimeNewRoman"/>
-                <w:sz w:val="30"/>
-              </w:rPr>
-              <w:t>0</w:t>
-            </w:r>
-          </w:p>
-        </w:tc>
-      </w:tr>
-      <w:tr>
-        <w:tc>
-          <w:tcPr>
-            <w:tcW w:type="dxa" w:w="1987"/>
-          </w:tcPr>
-          <w:p>
-            <w:pPr>
-              <w:jc w:val="left"/>
-            </w:pPr>
-            <w:r>
-              <w:rPr>
-                <w:rFonts w:ascii="TimeNewRoman" w:hAnsi="TimeNewRoman"/>
-                <w:sz w:val="30"/>
-              </w:rPr>
-              <w:t>62</w:t>
-            </w:r>
-          </w:p>
-        </w:tc>
-        <w:tc>
-          <w:tcPr>
-            <w:tcW w:type="dxa" w:w="1987"/>
-          </w:tcPr>
-          <w:p>
-            <w:pPr>
-              <w:jc w:val="left"/>
-            </w:pPr>
-            <w:r>
-              <w:rPr>
-                <w:rFonts w:ascii="TimeNewRoman" w:hAnsi="TimeNewRoman"/>
-                <w:sz w:val="30"/>
-              </w:rPr>
-              <w:t>116</w:t>
-            </w:r>
-          </w:p>
-        </w:tc>
-        <w:tc>
-          <w:tcPr>
-            <w:tcW w:type="dxa" w:w="1987"/>
-          </w:tcPr>
-          <w:p>
-            <w:pPr>
-              <w:jc w:val="left"/>
-            </w:pPr>
-            <w:r>
-              <w:rPr>
-                <w:rFonts w:ascii="TimeNewRoman" w:hAnsi="TimeNewRoman"/>
-                <w:sz w:val="30"/>
-              </w:rPr>
-              <w:t>81</w:t>
-            </w:r>
-          </w:p>
-        </w:tc>
-        <w:tc>
-          <w:tcPr>
-            <w:tcW w:type="dxa" w:w="1987"/>
-          </w:tcPr>
-          <w:p>
-            <w:pPr>
-              <w:jc w:val="left"/>
-            </w:pPr>
-            <w:r>
-              <w:rPr>
-                <w:rFonts w:ascii="TimeNewRoman" w:hAnsi="TimeNewRoman"/>
-                <w:sz w:val="30"/>
-              </w:rPr>
-              <w:t>27</w:t>
-            </w:r>
-          </w:p>
-        </w:tc>
-        <w:tc>
-          <w:tcPr>
-            <w:tcW w:type="dxa" w:w="1987"/>
-          </w:tcPr>
-          <w:p>
-            <w:pPr>
-              <w:jc w:val="left"/>
-            </w:pPr>
-            <w:r>
-              <w:rPr>
-                <w:rFonts w:ascii="TimeNewRoman" w:hAnsi="TimeNewRoman"/>
-                <w:sz w:val="30"/>
-              </w:rPr>
-              <w:t>62</w:t>
-            </w:r>
-          </w:p>
-        </w:tc>
-      </w:tr>
-      <w:tr>
-        <w:tc>
-          <w:tcPr>
-            <w:tcW w:type="dxa" w:w="1987"/>
-          </w:tcPr>
-          <w:p>
-            <w:pPr>
-              <w:jc w:val="left"/>
-            </w:pPr>
-            <w:r>
-              <w:rPr>
-                <w:rFonts w:ascii="TimeNewRoman" w:hAnsi="TimeNewRoman"/>
-                <w:sz w:val="30"/>
-              </w:rPr>
-              <w:t>6</w:t>
+              <w:t>2</w:t>
             </w:r>
           </w:p>
         </w:tc>
@@ -1379,41 +1674,7 @@
                 <w:rFonts w:ascii="TimeNewRoman" w:hAnsi="TimeNewRoman"/>
                 <w:sz w:val="30"/>
               </w:rPr>
-              <w:t>101</w:t>
-            </w:r>
-          </w:p>
-        </w:tc>
-        <w:tc>
-          <w:tcPr>
-            <w:tcW w:type="dxa" w:w="1987"/>
-          </w:tcPr>
-          <w:p>
-            <w:pPr>
-              <w:jc w:val="left"/>
-            </w:pPr>
-            <w:r>
-              <w:rPr>
-                <w:rFonts w:ascii="TimeNewRoman" w:hAnsi="TimeNewRoman"/>
-                <w:sz w:val="30"/>
-              </w:rPr>
-              <w:t>42</w:t>
-            </w:r>
-          </w:p>
-        </w:tc>
-        <w:tc>
-          <w:tcPr>
-            <w:tcW w:type="dxa" w:w="1987"/>
-          </w:tcPr>
-          <w:p>
-            <w:pPr>
-              <w:jc w:val="left"/>
-            </w:pPr>
-            <w:r>
-              <w:rPr>
-                <w:rFonts w:ascii="TimeNewRoman" w:hAnsi="TimeNewRoman"/>
-                <w:sz w:val="30"/>
-              </w:rPr>
-              <w:t>57</w:t>
+              <w:t>60</w:t>
             </w:r>
           </w:p>
         </w:tc>
@@ -1432,7 +1693,7 @@
                 <w:rFonts w:ascii="TimeNewRoman" w:hAnsi="TimeNewRoman"/>
                 <w:sz w:val="30"/>
               </w:rPr>
-              <w:t>6</w:t>
+              <w:t>9</w:t>
             </w:r>
           </w:p>
         </w:tc>
@@ -1449,7 +1710,24 @@
                 <w:rFonts w:ascii="TimeNewRoman" w:hAnsi="TimeNewRoman"/>
                 <w:sz w:val="30"/>
               </w:rPr>
-              <w:t>90</w:t>
+              <w:t>7</w:t>
+            </w:r>
+          </w:p>
+        </w:tc>
+        <w:tc>
+          <w:tcPr>
+            <w:tcW w:type="dxa" w:w="1987"/>
+          </w:tcPr>
+          <w:p>
+            <w:pPr>
+              <w:jc w:val="left"/>
+            </w:pPr>
+            <w:r>
+              <w:rPr>
+                <w:rFonts w:ascii="TimeNewRoman" w:hAnsi="TimeNewRoman"/>
+                <w:sz w:val="30"/>
+              </w:rPr>
+              <w:t>2</w:t>
             </w:r>
           </w:p>
         </w:tc>
@@ -1483,285 +1761,7 @@
                 <w:rFonts w:ascii="TimeNewRoman" w:hAnsi="TimeNewRoman"/>
                 <w:sz w:val="30"/>
               </w:rPr>
-              <w:t>18</w:t>
-            </w:r>
-          </w:p>
-        </w:tc>
-        <w:tc>
-          <w:tcPr>
-            <w:tcW w:type="dxa" w:w="1987"/>
-          </w:tcPr>
-          <w:p>
-            <w:pPr>
-              <w:jc w:val="left"/>
-            </w:pPr>
-            <w:r>
-              <w:rPr>
-                <w:rFonts w:ascii="TimeNewRoman" w:hAnsi="TimeNewRoman"/>
-                <w:sz w:val="30"/>
-              </w:rPr>
-              <w:t>49</w:t>
-            </w:r>
-          </w:p>
-        </w:tc>
-      </w:tr>
-      <w:tr>
-        <w:tc>
-          <w:tcPr>
-            <w:tcW w:type="dxa" w:w="1987"/>
-          </w:tcPr>
-          <w:p>
-            <w:pPr>
-              <w:jc w:val="left"/>
-            </w:pPr>
-            <w:r>
-              <w:rPr>
-                <w:rFonts w:ascii="TimeNewRoman" w:hAnsi="TimeNewRoman"/>
-                <w:sz w:val="30"/>
-              </w:rPr>
-              <w:t>62</w:t>
-            </w:r>
-          </w:p>
-        </w:tc>
-        <w:tc>
-          <w:tcPr>
-            <w:tcW w:type="dxa" w:w="1987"/>
-          </w:tcPr>
-          <w:p>
-            <w:pPr>
-              <w:jc w:val="left"/>
-            </w:pPr>
-            <w:r>
-              <w:rPr>
-                <w:rFonts w:ascii="TimeNewRoman" w:hAnsi="TimeNewRoman"/>
-                <w:sz w:val="30"/>
-              </w:rPr>
-              <w:t>52</w:t>
-            </w:r>
-          </w:p>
-        </w:tc>
-        <w:tc>
-          <w:tcPr>
-            <w:tcW w:type="dxa" w:w="1987"/>
-          </w:tcPr>
-          <w:p>
-            <w:pPr>
-              <w:jc w:val="left"/>
-            </w:pPr>
-            <w:r>
-              <w:rPr>
-                <w:rFonts w:ascii="TimeNewRoman" w:hAnsi="TimeNewRoman"/>
-                <w:sz w:val="30"/>
-              </w:rPr>
-              <w:t>45</w:t>
-            </w:r>
-          </w:p>
-        </w:tc>
-        <w:tc>
-          <w:tcPr>
-            <w:tcW w:type="dxa" w:w="1987"/>
-          </w:tcPr>
-          <w:p>
-            <w:pPr>
-              <w:jc w:val="left"/>
-            </w:pPr>
-            <w:r>
-              <w:rPr>
-                <w:rFonts w:ascii="TimeNewRoman" w:hAnsi="TimeNewRoman"/>
-                <w:sz w:val="30"/>
-              </w:rPr>
-              <w:t>59</w:t>
-            </w:r>
-          </w:p>
-        </w:tc>
-        <w:tc>
-          <w:tcPr>
-            <w:tcW w:type="dxa" w:w="1987"/>
-          </w:tcPr>
-          <w:p>
-            <w:pPr>
-              <w:jc w:val="left"/>
-            </w:pPr>
-            <w:r>
-              <w:rPr>
-                <w:rFonts w:ascii="TimeNewRoman" w:hAnsi="TimeNewRoman"/>
-                <w:sz w:val="30"/>
-              </w:rPr>
-              <w:t>10</w:t>
-            </w:r>
-          </w:p>
-        </w:tc>
-      </w:tr>
-      <w:tr>
-        <w:tc>
-          <w:tcPr>
-            <w:tcW w:type="dxa" w:w="1987"/>
-          </w:tcPr>
-          <w:p>
-            <w:pPr>
-              <w:jc w:val="left"/>
-            </w:pPr>
-            <w:r>
-              <w:rPr>
-                <w:rFonts w:ascii="TimeNewRoman" w:hAnsi="TimeNewRoman"/>
-                <w:sz w:val="30"/>
-              </w:rPr>
-              <w:t>91</w:t>
-            </w:r>
-          </w:p>
-        </w:tc>
-        <w:tc>
-          <w:tcPr>
-            <w:tcW w:type="dxa" w:w="1987"/>
-          </w:tcPr>
-          <w:p>
-            <w:pPr>
-              <w:jc w:val="left"/>
-            </w:pPr>
-            <w:r>
-              <w:rPr>
-                <w:rFonts w:ascii="TimeNewRoman" w:hAnsi="TimeNewRoman"/>
-                <w:sz w:val="30"/>
-              </w:rPr>
-              <w:t>3</w:t>
-            </w:r>
-          </w:p>
-        </w:tc>
-        <w:tc>
-          <w:tcPr>
-            <w:tcW w:type="dxa" w:w="1987"/>
-          </w:tcPr>
-          <w:p>
-            <w:pPr>
-              <w:jc w:val="left"/>
-            </w:pPr>
-            <w:r>
-              <w:rPr>
-                <w:rFonts w:ascii="TimeNewRoman" w:hAnsi="TimeNewRoman"/>
-                <w:sz w:val="30"/>
-              </w:rPr>
-              <w:t>2</w:t>
-            </w:r>
-          </w:p>
-        </w:tc>
-        <w:tc>
-          <w:tcPr>
-            <w:tcW w:type="dxa" w:w="1987"/>
-          </w:tcPr>
-          <w:p>
-            <w:pPr>
-              <w:jc w:val="left"/>
-            </w:pPr>
-            <w:r>
-              <w:rPr>
-                <w:rFonts w:ascii="TimeNewRoman" w:hAnsi="TimeNewRoman"/>
-                <w:sz w:val="30"/>
-              </w:rPr>
-              <w:t>14</w:t>
-            </w:r>
-          </w:p>
-        </w:tc>
-        <w:tc>
-          <w:tcPr>
-            <w:tcW w:type="dxa" w:w="1987"/>
-          </w:tcPr>
-          <w:p>
-            <w:pPr>
-              <w:jc w:val="left"/>
-            </w:pPr>
-            <w:r>
-              <w:rPr>
-                <w:rFonts w:ascii="TimeNewRoman" w:hAnsi="TimeNewRoman"/>
-                <w:sz w:val="30"/>
-              </w:rPr>
-              <w:t>57</w:t>
-            </w:r>
-          </w:p>
-        </w:tc>
-      </w:tr>
-      <w:tr>
-        <w:tc>
-          <w:tcPr>
-            <w:tcW w:type="dxa" w:w="1987"/>
-          </w:tcPr>
-          <w:p>
-            <w:pPr>
-              <w:jc w:val="left"/>
-            </w:pPr>
-            <w:r>
-              <w:rPr>
-                <w:rFonts w:ascii="TimeNewRoman" w:hAnsi="TimeNewRoman"/>
-                <w:sz w:val="30"/>
-              </w:rPr>
-              <w:t>94</w:t>
-            </w:r>
-          </w:p>
-        </w:tc>
-        <w:tc>
-          <w:tcPr>
-            <w:tcW w:type="dxa" w:w="1987"/>
-          </w:tcPr>
-          <w:p>
-            <w:pPr>
-              <w:jc w:val="left"/>
-            </w:pPr>
-            <w:r>
-              <w:rPr>
-                <w:rFonts w:ascii="TimeNewRoman" w:hAnsi="TimeNewRoman"/>
-                <w:sz w:val="30"/>
-              </w:rPr>
-              <w:t>56</w:t>
-            </w:r>
-          </w:p>
-        </w:tc>
-        <w:tc>
-          <w:tcPr>
-            <w:tcW w:type="dxa" w:w="1987"/>
-          </w:tcPr>
-          <w:p>
-            <w:pPr>
-              <w:jc w:val="left"/>
-            </w:pPr>
-            <w:r>
-              <w:rPr>
-                <w:rFonts w:ascii="TimeNewRoman" w:hAnsi="TimeNewRoman"/>
-                <w:sz w:val="30"/>
-              </w:rPr>
-              <w:t>8</w:t>
-            </w:r>
-          </w:p>
-        </w:tc>
-        <w:tc>
-          <w:tcPr>
-            <w:tcW w:type="dxa" w:w="1987"/>
-          </w:tcPr>
-          <w:p>
-            <w:pPr>
-              <w:jc w:val="left"/>
-            </w:pPr>
-            <w:r>
-              <w:rPr>
-                <w:rFonts w:ascii="TimeNewRoman" w:hAnsi="TimeNewRoman"/>
-                <w:sz w:val="30"/>
-              </w:rPr>
-              <w:t>6</w:t>
-            </w:r>
-          </w:p>
-        </w:tc>
-        <w:tc>
-          <w:tcPr>
-            <w:tcW w:type="dxa" w:w="1987"/>
-          </w:tcPr>
-          <w:p>
-            <w:pPr>
-              <w:jc w:val="left"/>
-            </w:pPr>
-            <w:r>
-              <w:rPr>
-                <w:rFonts w:ascii="TimeNewRoman" w:hAnsi="TimeNewRoman"/>
-                <w:sz w:val="30"/>
-              </w:rPr>
-              <w:t>52</w:t>
+              <w:t>5</w:t>
             </w:r>
           </w:p>
         </w:tc>

--- a/answers-of-mixed.docx
+++ b/answers-of-mixed.docx
@@ -40,7 +40,7 @@
                 <w:rFonts w:ascii="TimeNewRoman" w:hAnsi="TimeNewRoman"/>
                 <w:sz w:val="30"/>
               </w:rPr>
-              <w:t>73</w:t>
+              <w:t>11</w:t>
             </w:r>
           </w:p>
         </w:tc>
@@ -57,7 +57,7 @@
                 <w:rFonts w:ascii="TimeNewRoman" w:hAnsi="TimeNewRoman"/>
                 <w:sz w:val="30"/>
               </w:rPr>
-              <w:t>72</w:t>
+              <w:t>42</w:t>
             </w:r>
           </w:p>
         </w:tc>
@@ -74,7 +74,355 @@
                 <w:rFonts w:ascii="TimeNewRoman" w:hAnsi="TimeNewRoman"/>
                 <w:sz w:val="30"/>
               </w:rPr>
-              <w:t>47</w:t>
+              <w:t>107</w:t>
+            </w:r>
+          </w:p>
+        </w:tc>
+        <w:tc>
+          <w:tcPr>
+            <w:tcW w:type="dxa" w:w="1987"/>
+          </w:tcPr>
+          <w:p>
+            <w:pPr>
+              <w:jc w:val="left"/>
+            </w:pPr>
+            <w:r>
+              <w:rPr>
+                <w:rFonts w:ascii="TimeNewRoman" w:hAnsi="TimeNewRoman"/>
+                <w:sz w:val="30"/>
+              </w:rPr>
+              <w:t>104</w:t>
+            </w:r>
+          </w:p>
+        </w:tc>
+        <w:tc>
+          <w:tcPr>
+            <w:tcW w:type="dxa" w:w="1987"/>
+          </w:tcPr>
+          <w:p>
+            <w:pPr>
+              <w:jc w:val="left"/>
+            </w:pPr>
+            <w:r>
+              <w:rPr>
+                <w:rFonts w:ascii="TimeNewRoman" w:hAnsi="TimeNewRoman"/>
+                <w:sz w:val="30"/>
+              </w:rPr>
+              <w:t>6</w:t>
+            </w:r>
+          </w:p>
+        </w:tc>
+      </w:tr>
+      <w:tr>
+        <w:tc>
+          <w:tcPr>
+            <w:tcW w:type="dxa" w:w="1987"/>
+          </w:tcPr>
+          <w:p>
+            <w:pPr>
+              <w:jc w:val="left"/>
+            </w:pPr>
+            <w:r>
+              <w:rPr>
+                <w:rFonts w:ascii="TimeNewRoman" w:hAnsi="TimeNewRoman"/>
+                <w:sz w:val="30"/>
+              </w:rPr>
+              <w:t>2</w:t>
+            </w:r>
+          </w:p>
+        </w:tc>
+        <w:tc>
+          <w:tcPr>
+            <w:tcW w:type="dxa" w:w="1987"/>
+          </w:tcPr>
+          <w:p>
+            <w:pPr>
+              <w:jc w:val="left"/>
+            </w:pPr>
+            <w:r>
+              <w:rPr>
+                <w:rFonts w:ascii="TimeNewRoman" w:hAnsi="TimeNewRoman"/>
+                <w:sz w:val="30"/>
+              </w:rPr>
+              <w:t>32</w:t>
+            </w:r>
+          </w:p>
+        </w:tc>
+        <w:tc>
+          <w:tcPr>
+            <w:tcW w:type="dxa" w:w="1987"/>
+          </w:tcPr>
+          <w:p>
+            <w:pPr>
+              <w:jc w:val="left"/>
+            </w:pPr>
+            <w:r>
+              <w:rPr>
+                <w:rFonts w:ascii="TimeNewRoman" w:hAnsi="TimeNewRoman"/>
+                <w:sz w:val="30"/>
+              </w:rPr>
+              <w:t>12</w:t>
+            </w:r>
+          </w:p>
+        </w:tc>
+        <w:tc>
+          <w:tcPr>
+            <w:tcW w:type="dxa" w:w="1987"/>
+          </w:tcPr>
+          <w:p>
+            <w:pPr>
+              <w:jc w:val="left"/>
+            </w:pPr>
+            <w:r>
+              <w:rPr>
+                <w:rFonts w:ascii="TimeNewRoman" w:hAnsi="TimeNewRoman"/>
+                <w:sz w:val="30"/>
+              </w:rPr>
+              <w:t>8</w:t>
+            </w:r>
+          </w:p>
+        </w:tc>
+        <w:tc>
+          <w:tcPr>
+            <w:tcW w:type="dxa" w:w="1987"/>
+          </w:tcPr>
+          <w:p>
+            <w:pPr>
+              <w:jc w:val="left"/>
+            </w:pPr>
+            <w:r>
+              <w:rPr>
+                <w:rFonts w:ascii="TimeNewRoman" w:hAnsi="TimeNewRoman"/>
+                <w:sz w:val="30"/>
+              </w:rPr>
+              <w:t>13</w:t>
+            </w:r>
+          </w:p>
+        </w:tc>
+      </w:tr>
+      <w:tr>
+        <w:tc>
+          <w:tcPr>
+            <w:tcW w:type="dxa" w:w="1987"/>
+          </w:tcPr>
+          <w:p>
+            <w:pPr>
+              <w:jc w:val="left"/>
+            </w:pPr>
+            <w:r>
+              <w:rPr>
+                <w:rFonts w:ascii="TimeNewRoman" w:hAnsi="TimeNewRoman"/>
+                <w:sz w:val="30"/>
+              </w:rPr>
+              <w:t>0</w:t>
+            </w:r>
+          </w:p>
+        </w:tc>
+        <w:tc>
+          <w:tcPr>
+            <w:tcW w:type="dxa" w:w="1987"/>
+          </w:tcPr>
+          <w:p>
+            <w:pPr>
+              <w:jc w:val="left"/>
+            </w:pPr>
+            <w:r>
+              <w:rPr>
+                <w:rFonts w:ascii="TimeNewRoman" w:hAnsi="TimeNewRoman"/>
+                <w:sz w:val="30"/>
+              </w:rPr>
+              <w:t>35</w:t>
+            </w:r>
+          </w:p>
+        </w:tc>
+        <w:tc>
+          <w:tcPr>
+            <w:tcW w:type="dxa" w:w="1987"/>
+          </w:tcPr>
+          <w:p>
+            <w:pPr>
+              <w:jc w:val="left"/>
+            </w:pPr>
+            <w:r>
+              <w:rPr>
+                <w:rFonts w:ascii="TimeNewRoman" w:hAnsi="TimeNewRoman"/>
+                <w:sz w:val="30"/>
+              </w:rPr>
+              <w:t>9</w:t>
+            </w:r>
+          </w:p>
+        </w:tc>
+        <w:tc>
+          <w:tcPr>
+            <w:tcW w:type="dxa" w:w="1987"/>
+          </w:tcPr>
+          <w:p>
+            <w:pPr>
+              <w:jc w:val="left"/>
+            </w:pPr>
+            <w:r>
+              <w:rPr>
+                <w:rFonts w:ascii="TimeNewRoman" w:hAnsi="TimeNewRoman"/>
+                <w:sz w:val="30"/>
+              </w:rPr>
+              <w:t>99</w:t>
+            </w:r>
+          </w:p>
+        </w:tc>
+        <w:tc>
+          <w:tcPr>
+            <w:tcW w:type="dxa" w:w="1987"/>
+          </w:tcPr>
+          <w:p>
+            <w:pPr>
+              <w:jc w:val="left"/>
+            </w:pPr>
+            <w:r>
+              <w:rPr>
+                <w:rFonts w:ascii="TimeNewRoman" w:hAnsi="TimeNewRoman"/>
+                <w:sz w:val="30"/>
+              </w:rPr>
+              <w:t>15</w:t>
+            </w:r>
+          </w:p>
+        </w:tc>
+      </w:tr>
+      <w:tr>
+        <w:tc>
+          <w:tcPr>
+            <w:tcW w:type="dxa" w:w="1987"/>
+          </w:tcPr>
+          <w:p>
+            <w:pPr>
+              <w:jc w:val="left"/>
+            </w:pPr>
+            <w:r>
+              <w:rPr>
+                <w:rFonts w:ascii="TimeNewRoman" w:hAnsi="TimeNewRoman"/>
+                <w:sz w:val="30"/>
+              </w:rPr>
+              <w:t>3</w:t>
+            </w:r>
+          </w:p>
+        </w:tc>
+        <w:tc>
+          <w:tcPr>
+            <w:tcW w:type="dxa" w:w="1987"/>
+          </w:tcPr>
+          <w:p>
+            <w:pPr>
+              <w:jc w:val="left"/>
+            </w:pPr>
+            <w:r>
+              <w:rPr>
+                <w:rFonts w:ascii="TimeNewRoman" w:hAnsi="TimeNewRoman"/>
+                <w:sz w:val="30"/>
+              </w:rPr>
+              <w:t>29</w:t>
+            </w:r>
+          </w:p>
+        </w:tc>
+        <w:tc>
+          <w:tcPr>
+            <w:tcW w:type="dxa" w:w="1987"/>
+          </w:tcPr>
+          <w:p>
+            <w:pPr>
+              <w:jc w:val="left"/>
+            </w:pPr>
+            <w:r>
+              <w:rPr>
+                <w:rFonts w:ascii="TimeNewRoman" w:hAnsi="TimeNewRoman"/>
+                <w:sz w:val="30"/>
+              </w:rPr>
+              <w:t>2</w:t>
+            </w:r>
+          </w:p>
+        </w:tc>
+        <w:tc>
+          <w:tcPr>
+            <w:tcW w:type="dxa" w:w="1987"/>
+          </w:tcPr>
+          <w:p>
+            <w:pPr>
+              <w:jc w:val="left"/>
+            </w:pPr>
+            <w:r>
+              <w:rPr>
+                <w:rFonts w:ascii="TimeNewRoman" w:hAnsi="TimeNewRoman"/>
+                <w:sz w:val="30"/>
+              </w:rPr>
+              <w:t>4</w:t>
+            </w:r>
+          </w:p>
+        </w:tc>
+        <w:tc>
+          <w:tcPr>
+            <w:tcW w:type="dxa" w:w="1987"/>
+          </w:tcPr>
+          <w:p>
+            <w:pPr>
+              <w:jc w:val="left"/>
+            </w:pPr>
+            <w:r>
+              <w:rPr>
+                <w:rFonts w:ascii="TimeNewRoman" w:hAnsi="TimeNewRoman"/>
+                <w:sz w:val="30"/>
+              </w:rPr>
+              <w:t>20</w:t>
+            </w:r>
+          </w:p>
+        </w:tc>
+      </w:tr>
+      <w:tr>
+        <w:tc>
+          <w:tcPr>
+            <w:tcW w:type="dxa" w:w="1987"/>
+          </w:tcPr>
+          <w:p>
+            <w:pPr>
+              <w:jc w:val="left"/>
+            </w:pPr>
+            <w:r>
+              <w:rPr>
+                <w:rFonts w:ascii="TimeNewRoman" w:hAnsi="TimeNewRoman"/>
+                <w:sz w:val="30"/>
+              </w:rPr>
+              <w:t>21</w:t>
+            </w:r>
+          </w:p>
+        </w:tc>
+        <w:tc>
+          <w:tcPr>
+            <w:tcW w:type="dxa" w:w="1987"/>
+          </w:tcPr>
+          <w:p>
+            <w:pPr>
+              <w:jc w:val="left"/>
+            </w:pPr>
+            <w:r>
+              <w:rPr>
+                <w:rFonts w:ascii="TimeNewRoman" w:hAnsi="TimeNewRoman"/>
+                <w:sz w:val="30"/>
+              </w:rPr>
+              <w:t>36</w:t>
+            </w:r>
+          </w:p>
+        </w:tc>
+        <w:tc>
+          <w:tcPr>
+            <w:tcW w:type="dxa" w:w="1987"/>
+          </w:tcPr>
+          <w:p>
+            <w:pPr>
+              <w:jc w:val="left"/>
+            </w:pPr>
+            <w:r>
+              <w:rPr>
+                <w:rFonts w:ascii="TimeNewRoman" w:hAnsi="TimeNewRoman"/>
+                <w:sz w:val="30"/>
+              </w:rPr>
+              <w:t>10</w:t>
             </w:r>
           </w:p>
         </w:tc>
@@ -92,6 +440,93 @@
                 <w:sz w:val="30"/>
               </w:rPr>
               <w:t>54</w:t>
+            </w:r>
+          </w:p>
+        </w:tc>
+        <w:tc>
+          <w:tcPr>
+            <w:tcW w:type="dxa" w:w="1987"/>
+          </w:tcPr>
+          <w:p>
+            <w:pPr>
+              <w:jc w:val="left"/>
+            </w:pPr>
+            <w:r>
+              <w:rPr>
+                <w:rFonts w:ascii="TimeNewRoman" w:hAnsi="TimeNewRoman"/>
+                <w:sz w:val="30"/>
+              </w:rPr>
+              <w:t>5</w:t>
+            </w:r>
+          </w:p>
+        </w:tc>
+      </w:tr>
+      <w:tr>
+        <w:tc>
+          <w:tcPr>
+            <w:tcW w:type="dxa" w:w="1987"/>
+          </w:tcPr>
+          <w:p>
+            <w:pPr>
+              <w:jc w:val="left"/>
+            </w:pPr>
+            <w:r>
+              <w:rPr>
+                <w:rFonts w:ascii="TimeNewRoman" w:hAnsi="TimeNewRoman"/>
+                <w:sz w:val="30"/>
+              </w:rPr>
+              <w:t>162</w:t>
+            </w:r>
+          </w:p>
+        </w:tc>
+        <w:tc>
+          <w:tcPr>
+            <w:tcW w:type="dxa" w:w="1987"/>
+          </w:tcPr>
+          <w:p>
+            <w:pPr>
+              <w:jc w:val="left"/>
+            </w:pPr>
+            <w:r>
+              <w:rPr>
+                <w:rFonts w:ascii="TimeNewRoman" w:hAnsi="TimeNewRoman"/>
+                <w:sz w:val="30"/>
+              </w:rPr>
+              <w:t>27</w:t>
+            </w:r>
+          </w:p>
+        </w:tc>
+        <w:tc>
+          <w:tcPr>
+            <w:tcW w:type="dxa" w:w="1987"/>
+          </w:tcPr>
+          <w:p>
+            <w:pPr>
+              <w:jc w:val="left"/>
+            </w:pPr>
+            <w:r>
+              <w:rPr>
+                <w:rFonts w:ascii="TimeNewRoman" w:hAnsi="TimeNewRoman"/>
+                <w:sz w:val="30"/>
+              </w:rPr>
+              <w:t>69</w:t>
+            </w:r>
+          </w:p>
+        </w:tc>
+        <w:tc>
+          <w:tcPr>
+            <w:tcW w:type="dxa" w:w="1987"/>
+          </w:tcPr>
+          <w:p>
+            <w:pPr>
+              <w:jc w:val="left"/>
+            </w:pPr>
+            <w:r>
+              <w:rPr>
+                <w:rFonts w:ascii="TimeNewRoman" w:hAnsi="TimeNewRoman"/>
+                <w:sz w:val="30"/>
+              </w:rPr>
+              <w:t>130</w:t>
             </w:r>
           </w:p>
         </w:tc>
@@ -127,7 +562,7 @@
                 <w:rFonts w:ascii="TimeNewRoman" w:hAnsi="TimeNewRoman"/>
                 <w:sz w:val="30"/>
               </w:rPr>
-              <w:t>2</w:t>
+              <w:t>43</w:t>
             </w:r>
           </w:p>
         </w:tc>
@@ -144,7 +579,7 @@
                 <w:rFonts w:ascii="TimeNewRoman" w:hAnsi="TimeNewRoman"/>
                 <w:sz w:val="30"/>
               </w:rPr>
-              <w:t>21</w:t>
+              <w:t>55</w:t>
             </w:r>
           </w:p>
         </w:tc>
@@ -161,7 +596,7 @@
                 <w:rFonts w:ascii="TimeNewRoman" w:hAnsi="TimeNewRoman"/>
                 <w:sz w:val="30"/>
               </w:rPr>
-              <w:t>54</w:t>
+              <w:t>4</w:t>
             </w:r>
           </w:p>
         </w:tc>
@@ -178,7 +613,7 @@
                 <w:rFonts w:ascii="TimeNewRoman" w:hAnsi="TimeNewRoman"/>
                 <w:sz w:val="30"/>
               </w:rPr>
-              <w:t>7</w:t>
+              <w:t>20</w:t>
             </w:r>
           </w:p>
         </w:tc>
@@ -195,7 +630,7 @@
                 <w:rFonts w:ascii="TimeNewRoman" w:hAnsi="TimeNewRoman"/>
                 <w:sz w:val="30"/>
               </w:rPr>
-              <w:t>18</w:t>
+              <w:t>91</w:t>
             </w:r>
           </w:p>
         </w:tc>
@@ -214,7 +649,7 @@
                 <w:rFonts w:ascii="TimeNewRoman" w:hAnsi="TimeNewRoman"/>
                 <w:sz w:val="30"/>
               </w:rPr>
-              <w:t>8</w:t>
+              <w:t>36</w:t>
             </w:r>
           </w:p>
         </w:tc>
@@ -231,7 +666,7 @@
                 <w:rFonts w:ascii="TimeNewRoman" w:hAnsi="TimeNewRoman"/>
                 <w:sz w:val="30"/>
               </w:rPr>
-              <w:t>80</w:t>
+              <w:t>95</w:t>
             </w:r>
           </w:p>
         </w:tc>
@@ -248,268 +683,7 @@
                 <w:rFonts w:ascii="TimeNewRoman" w:hAnsi="TimeNewRoman"/>
                 <w:sz w:val="30"/>
               </w:rPr>
-              <w:t>38</w:t>
-            </w:r>
-          </w:p>
-        </w:tc>
-        <w:tc>
-          <w:tcPr>
-            <w:tcW w:type="dxa" w:w="1987"/>
-          </w:tcPr>
-          <w:p>
-            <w:pPr>
-              <w:jc w:val="left"/>
-            </w:pPr>
-            <w:r>
-              <w:rPr>
-                <w:rFonts w:ascii="TimeNewRoman" w:hAnsi="TimeNewRoman"/>
-                <w:sz w:val="30"/>
-              </w:rPr>
-              <w:t>53</w:t>
-            </w:r>
-          </w:p>
-        </w:tc>
-        <w:tc>
-          <w:tcPr>
-            <w:tcW w:type="dxa" w:w="1987"/>
-          </w:tcPr>
-          <w:p>
-            <w:pPr>
-              <w:jc w:val="left"/>
-            </w:pPr>
-            <w:r>
-              <w:rPr>
-                <w:rFonts w:ascii="TimeNewRoman" w:hAnsi="TimeNewRoman"/>
-                <w:sz w:val="30"/>
-              </w:rPr>
-              <w:t>6</w:t>
-            </w:r>
-          </w:p>
-        </w:tc>
-      </w:tr>
-      <w:tr>
-        <w:tc>
-          <w:tcPr>
-            <w:tcW w:type="dxa" w:w="1987"/>
-          </w:tcPr>
-          <w:p>
-            <w:pPr>
-              <w:jc w:val="left"/>
-            </w:pPr>
-            <w:r>
-              <w:rPr>
-                <w:rFonts w:ascii="TimeNewRoman" w:hAnsi="TimeNewRoman"/>
-                <w:sz w:val="30"/>
-              </w:rPr>
-              <w:t>10</w:t>
-            </w:r>
-          </w:p>
-        </w:tc>
-        <w:tc>
-          <w:tcPr>
-            <w:tcW w:type="dxa" w:w="1987"/>
-          </w:tcPr>
-          <w:p>
-            <w:pPr>
-              <w:jc w:val="left"/>
-            </w:pPr>
-            <w:r>
-              <w:rPr>
-                <w:rFonts w:ascii="TimeNewRoman" w:hAnsi="TimeNewRoman"/>
-                <w:sz w:val="30"/>
-              </w:rPr>
-              <w:t>106</w:t>
-            </w:r>
-          </w:p>
-        </w:tc>
-        <w:tc>
-          <w:tcPr>
-            <w:tcW w:type="dxa" w:w="1987"/>
-          </w:tcPr>
-          <w:p>
-            <w:pPr>
-              <w:jc w:val="left"/>
-            </w:pPr>
-            <w:r>
-              <w:rPr>
-                <w:rFonts w:ascii="TimeNewRoman" w:hAnsi="TimeNewRoman"/>
-                <w:sz w:val="30"/>
-              </w:rPr>
-              <w:t>115</w:t>
-            </w:r>
-          </w:p>
-        </w:tc>
-        <w:tc>
-          <w:tcPr>
-            <w:tcW w:type="dxa" w:w="1987"/>
-          </w:tcPr>
-          <w:p>
-            <w:pPr>
-              <w:jc w:val="left"/>
-            </w:pPr>
-            <w:r>
-              <w:rPr>
-                <w:rFonts w:ascii="TimeNewRoman" w:hAnsi="TimeNewRoman"/>
-                <w:sz w:val="30"/>
-              </w:rPr>
-              <w:t>32</w:t>
-            </w:r>
-          </w:p>
-        </w:tc>
-        <w:tc>
-          <w:tcPr>
-            <w:tcW w:type="dxa" w:w="1987"/>
-          </w:tcPr>
-          <w:p>
-            <w:pPr>
-              <w:jc w:val="left"/>
-            </w:pPr>
-            <w:r>
-              <w:rPr>
-                <w:rFonts w:ascii="TimeNewRoman" w:hAnsi="TimeNewRoman"/>
-                <w:sz w:val="30"/>
-              </w:rPr>
-              <w:t>32</w:t>
-            </w:r>
-          </w:p>
-        </w:tc>
-      </w:tr>
-      <w:tr>
-        <w:tc>
-          <w:tcPr>
-            <w:tcW w:type="dxa" w:w="1987"/>
-          </w:tcPr>
-          <w:p>
-            <w:pPr>
-              <w:jc w:val="left"/>
-            </w:pPr>
-            <w:r>
-              <w:rPr>
-                <w:rFonts w:ascii="TimeNewRoman" w:hAnsi="TimeNewRoman"/>
-                <w:sz w:val="30"/>
-              </w:rPr>
-              <w:t>10</w:t>
-            </w:r>
-          </w:p>
-        </w:tc>
-        <w:tc>
-          <w:tcPr>
-            <w:tcW w:type="dxa" w:w="1987"/>
-          </w:tcPr>
-          <w:p>
-            <w:pPr>
-              <w:jc w:val="left"/>
-            </w:pPr>
-            <w:r>
-              <w:rPr>
-                <w:rFonts w:ascii="TimeNewRoman" w:hAnsi="TimeNewRoman"/>
-                <w:sz w:val="30"/>
-              </w:rPr>
-              <w:t>17</w:t>
-            </w:r>
-          </w:p>
-        </w:tc>
-        <w:tc>
-          <w:tcPr>
-            <w:tcW w:type="dxa" w:w="1987"/>
-          </w:tcPr>
-          <w:p>
-            <w:pPr>
-              <w:jc w:val="left"/>
-            </w:pPr>
-            <w:r>
-              <w:rPr>
-                <w:rFonts w:ascii="TimeNewRoman" w:hAnsi="TimeNewRoman"/>
-                <w:sz w:val="30"/>
-              </w:rPr>
-              <w:t>30</w:t>
-            </w:r>
-          </w:p>
-        </w:tc>
-        <w:tc>
-          <w:tcPr>
-            <w:tcW w:type="dxa" w:w="1987"/>
-          </w:tcPr>
-          <w:p>
-            <w:pPr>
-              <w:jc w:val="left"/>
-            </w:pPr>
-            <w:r>
-              <w:rPr>
-                <w:rFonts w:ascii="TimeNewRoman" w:hAnsi="TimeNewRoman"/>
-                <w:sz w:val="30"/>
-              </w:rPr>
-              <w:t>72</w:t>
-            </w:r>
-          </w:p>
-        </w:tc>
-        <w:tc>
-          <w:tcPr>
-            <w:tcW w:type="dxa" w:w="1987"/>
-          </w:tcPr>
-          <w:p>
-            <w:pPr>
-              <w:jc w:val="left"/>
-            </w:pPr>
-            <w:r>
-              <w:rPr>
-                <w:rFonts w:ascii="TimeNewRoman" w:hAnsi="TimeNewRoman"/>
-                <w:sz w:val="30"/>
-              </w:rPr>
-              <w:t>2</w:t>
-            </w:r>
-          </w:p>
-        </w:tc>
-      </w:tr>
-      <w:tr>
-        <w:tc>
-          <w:tcPr>
-            <w:tcW w:type="dxa" w:w="1987"/>
-          </w:tcPr>
-          <w:p>
-            <w:pPr>
-              <w:jc w:val="left"/>
-            </w:pPr>
-            <w:r>
-              <w:rPr>
-                <w:rFonts w:ascii="TimeNewRoman" w:hAnsi="TimeNewRoman"/>
-                <w:sz w:val="30"/>
-              </w:rPr>
-              <w:t>85</w:t>
-            </w:r>
-          </w:p>
-        </w:tc>
-        <w:tc>
-          <w:tcPr>
-            <w:tcW w:type="dxa" w:w="1987"/>
-          </w:tcPr>
-          <w:p>
-            <w:pPr>
-              <w:jc w:val="left"/>
-            </w:pPr>
-            <w:r>
-              <w:rPr>
-                <w:rFonts w:ascii="TimeNewRoman" w:hAnsi="TimeNewRoman"/>
-                <w:sz w:val="30"/>
-              </w:rPr>
-              <w:t>12</w:t>
-            </w:r>
-          </w:p>
-        </w:tc>
-        <w:tc>
-          <w:tcPr>
-            <w:tcW w:type="dxa" w:w="1987"/>
-          </w:tcPr>
-          <w:p>
-            <w:pPr>
-              <w:jc w:val="left"/>
-            </w:pPr>
-            <w:r>
-              <w:rPr>
-                <w:rFonts w:ascii="TimeNewRoman" w:hAnsi="TimeNewRoman"/>
-                <w:sz w:val="30"/>
-              </w:rPr>
-              <w:t>24</w:t>
+              <w:t>84</w:t>
             </w:r>
           </w:p>
         </w:tc>
@@ -543,7 +717,7 @@
                 <w:rFonts w:ascii="TimeNewRoman" w:hAnsi="TimeNewRoman"/>
                 <w:sz w:val="30"/>
               </w:rPr>
-              <w:t>11</w:t>
+              <w:t>21</w:t>
             </w:r>
           </w:p>
         </w:tc>
@@ -562,7 +736,7 @@
                 <w:rFonts w:ascii="TimeNewRoman" w:hAnsi="TimeNewRoman"/>
                 <w:sz w:val="30"/>
               </w:rPr>
-              <w:t>6</w:t>
+              <w:t>187</w:t>
             </w:r>
           </w:p>
         </w:tc>
@@ -579,268 +753,7 @@
                 <w:rFonts w:ascii="TimeNewRoman" w:hAnsi="TimeNewRoman"/>
                 <w:sz w:val="30"/>
               </w:rPr>
-              <w:t>24</w:t>
-            </w:r>
-          </w:p>
-        </w:tc>
-        <w:tc>
-          <w:tcPr>
-            <w:tcW w:type="dxa" w:w="1987"/>
-          </w:tcPr>
-          <w:p>
-            <w:pPr>
-              <w:jc w:val="left"/>
-            </w:pPr>
-            <w:r>
-              <w:rPr>
-                <w:rFonts w:ascii="TimeNewRoman" w:hAnsi="TimeNewRoman"/>
-                <w:sz w:val="30"/>
-              </w:rPr>
-              <w:t>16</w:t>
-            </w:r>
-          </w:p>
-        </w:tc>
-        <w:tc>
-          <w:tcPr>
-            <w:tcW w:type="dxa" w:w="1987"/>
-          </w:tcPr>
-          <w:p>
-            <w:pPr>
-              <w:jc w:val="left"/>
-            </w:pPr>
-            <w:r>
-              <w:rPr>
-                <w:rFonts w:ascii="TimeNewRoman" w:hAnsi="TimeNewRoman"/>
-                <w:sz w:val="30"/>
-              </w:rPr>
-              <w:t>204</w:t>
-            </w:r>
-          </w:p>
-        </w:tc>
-        <w:tc>
-          <w:tcPr>
-            <w:tcW w:type="dxa" w:w="1987"/>
-          </w:tcPr>
-          <w:p>
-            <w:pPr>
-              <w:jc w:val="left"/>
-            </w:pPr>
-            <w:r>
-              <w:rPr>
-                <w:rFonts w:ascii="TimeNewRoman" w:hAnsi="TimeNewRoman"/>
-                <w:sz w:val="30"/>
-              </w:rPr>
-              <w:t>7</w:t>
-            </w:r>
-          </w:p>
-        </w:tc>
-      </w:tr>
-      <w:tr>
-        <w:tc>
-          <w:tcPr>
-            <w:tcW w:type="dxa" w:w="1987"/>
-          </w:tcPr>
-          <w:p>
-            <w:pPr>
-              <w:jc w:val="left"/>
-            </w:pPr>
-            <w:r>
-              <w:rPr>
-                <w:rFonts w:ascii="TimeNewRoman" w:hAnsi="TimeNewRoman"/>
-                <w:sz w:val="30"/>
-              </w:rPr>
-              <w:t>203</w:t>
-            </w:r>
-          </w:p>
-        </w:tc>
-        <w:tc>
-          <w:tcPr>
-            <w:tcW w:type="dxa" w:w="1987"/>
-          </w:tcPr>
-          <w:p>
-            <w:pPr>
-              <w:jc w:val="left"/>
-            </w:pPr>
-            <w:r>
-              <w:rPr>
-                <w:rFonts w:ascii="TimeNewRoman" w:hAnsi="TimeNewRoman"/>
-                <w:sz w:val="30"/>
-              </w:rPr>
-              <w:t>36</w:t>
-            </w:r>
-          </w:p>
-        </w:tc>
-        <w:tc>
-          <w:tcPr>
-            <w:tcW w:type="dxa" w:w="1987"/>
-          </w:tcPr>
-          <w:p>
-            <w:pPr>
-              <w:jc w:val="left"/>
-            </w:pPr>
-            <w:r>
-              <w:rPr>
-                <w:rFonts w:ascii="TimeNewRoman" w:hAnsi="TimeNewRoman"/>
-                <w:sz w:val="30"/>
-              </w:rPr>
-              <w:t>59</w:t>
-            </w:r>
-          </w:p>
-        </w:tc>
-        <w:tc>
-          <w:tcPr>
-            <w:tcW w:type="dxa" w:w="1987"/>
-          </w:tcPr>
-          <w:p>
-            <w:pPr>
-              <w:jc w:val="left"/>
-            </w:pPr>
-            <w:r>
-              <w:rPr>
-                <w:rFonts w:ascii="TimeNewRoman" w:hAnsi="TimeNewRoman"/>
-                <w:sz w:val="30"/>
-              </w:rPr>
-              <w:t>83</w:t>
-            </w:r>
-          </w:p>
-        </w:tc>
-        <w:tc>
-          <w:tcPr>
-            <w:tcW w:type="dxa" w:w="1987"/>
-          </w:tcPr>
-          <w:p>
-            <w:pPr>
-              <w:jc w:val="left"/>
-            </w:pPr>
-            <w:r>
-              <w:rPr>
-                <w:rFonts w:ascii="TimeNewRoman" w:hAnsi="TimeNewRoman"/>
-                <w:sz w:val="30"/>
-              </w:rPr>
-              <w:t>15</w:t>
-            </w:r>
-          </w:p>
-        </w:tc>
-      </w:tr>
-      <w:tr>
-        <w:tc>
-          <w:tcPr>
-            <w:tcW w:type="dxa" w:w="1987"/>
-          </w:tcPr>
-          <w:p>
-            <w:pPr>
-              <w:jc w:val="left"/>
-            </w:pPr>
-            <w:r>
-              <w:rPr>
-                <w:rFonts w:ascii="TimeNewRoman" w:hAnsi="TimeNewRoman"/>
-                <w:sz w:val="30"/>
-              </w:rPr>
-              <w:t>81</w:t>
-            </w:r>
-          </w:p>
-        </w:tc>
-        <w:tc>
-          <w:tcPr>
-            <w:tcW w:type="dxa" w:w="1987"/>
-          </w:tcPr>
-          <w:p>
-            <w:pPr>
-              <w:jc w:val="left"/>
-            </w:pPr>
-            <w:r>
-              <w:rPr>
-                <w:rFonts w:ascii="TimeNewRoman" w:hAnsi="TimeNewRoman"/>
-                <w:sz w:val="30"/>
-              </w:rPr>
-              <w:t>45</w:t>
-            </w:r>
-          </w:p>
-        </w:tc>
-        <w:tc>
-          <w:tcPr>
-            <w:tcW w:type="dxa" w:w="1987"/>
-          </w:tcPr>
-          <w:p>
-            <w:pPr>
-              <w:jc w:val="left"/>
-            </w:pPr>
-            <w:r>
-              <w:rPr>
-                <w:rFonts w:ascii="TimeNewRoman" w:hAnsi="TimeNewRoman"/>
-                <w:sz w:val="30"/>
-              </w:rPr>
-              <w:t>0</w:t>
-            </w:r>
-          </w:p>
-        </w:tc>
-        <w:tc>
-          <w:tcPr>
-            <w:tcW w:type="dxa" w:w="1987"/>
-          </w:tcPr>
-          <w:p>
-            <w:pPr>
-              <w:jc w:val="left"/>
-            </w:pPr>
-            <w:r>
-              <w:rPr>
-                <w:rFonts w:ascii="TimeNewRoman" w:hAnsi="TimeNewRoman"/>
-                <w:sz w:val="30"/>
-              </w:rPr>
-              <w:t>56</w:t>
-            </w:r>
-          </w:p>
-        </w:tc>
-        <w:tc>
-          <w:tcPr>
-            <w:tcW w:type="dxa" w:w="1987"/>
-          </w:tcPr>
-          <w:p>
-            <w:pPr>
-              <w:jc w:val="left"/>
-            </w:pPr>
-            <w:r>
-              <w:rPr>
-                <w:rFonts w:ascii="TimeNewRoman" w:hAnsi="TimeNewRoman"/>
-                <w:sz w:val="30"/>
-              </w:rPr>
-              <w:t>40</w:t>
-            </w:r>
-          </w:p>
-        </w:tc>
-      </w:tr>
-      <w:tr>
-        <w:tc>
-          <w:tcPr>
-            <w:tcW w:type="dxa" w:w="1987"/>
-          </w:tcPr>
-          <w:p>
-            <w:pPr>
-              <w:jc w:val="left"/>
-            </w:pPr>
-            <w:r>
-              <w:rPr>
-                <w:rFonts w:ascii="TimeNewRoman" w:hAnsi="TimeNewRoman"/>
-                <w:sz w:val="30"/>
-              </w:rPr>
-              <w:t>2</w:t>
-            </w:r>
-          </w:p>
-        </w:tc>
-        <w:tc>
-          <w:tcPr>
-            <w:tcW w:type="dxa" w:w="1987"/>
-          </w:tcPr>
-          <w:p>
-            <w:pPr>
-              <w:jc w:val="left"/>
-            </w:pPr>
-            <w:r>
-              <w:rPr>
-                <w:rFonts w:ascii="TimeNewRoman" w:hAnsi="TimeNewRoman"/>
-                <w:sz w:val="30"/>
-              </w:rPr>
-              <w:t>42</w:t>
+              <w:t>4</w:t>
             </w:r>
           </w:p>
         </w:tc>
@@ -891,7 +804,7 @@
                 <w:rFonts w:ascii="TimeNewRoman" w:hAnsi="TimeNewRoman"/>
                 <w:sz w:val="30"/>
               </w:rPr>
-              <w:t>8</w:t>
+              <w:t>30</w:t>
             </w:r>
           </w:p>
         </w:tc>
@@ -910,7 +823,7 @@
                 <w:rFonts w:ascii="TimeNewRoman" w:hAnsi="TimeNewRoman"/>
                 <w:sz w:val="30"/>
               </w:rPr>
-              <w:t>12</w:t>
+              <w:t>85</w:t>
             </w:r>
           </w:p>
         </w:tc>
@@ -927,7 +840,77 @@
                 <w:rFonts w:ascii="TimeNewRoman" w:hAnsi="TimeNewRoman"/>
                 <w:sz w:val="30"/>
               </w:rPr>
-              <w:t>77</w:t>
+              <w:t>88</w:t>
+            </w:r>
+          </w:p>
+        </w:tc>
+        <w:tc>
+          <w:tcPr>
+            <w:tcW w:type="dxa" w:w="1987"/>
+          </w:tcPr>
+          <w:p>
+            <w:pPr>
+              <w:jc w:val="left"/>
+            </w:pPr>
+            <w:r>
+              <w:rPr>
+                <w:rFonts w:ascii="TimeNewRoman" w:hAnsi="TimeNewRoman"/>
+                <w:sz w:val="30"/>
+              </w:rPr>
+              <w:t>2</w:t>
+            </w:r>
+          </w:p>
+        </w:tc>
+        <w:tc>
+          <w:tcPr>
+            <w:tcW w:type="dxa" w:w="1987"/>
+          </w:tcPr>
+          <w:p>
+            <w:pPr>
+              <w:jc w:val="left"/>
+            </w:pPr>
+            <w:r>
+              <w:rPr>
+                <w:rFonts w:ascii="TimeNewRoman" w:hAnsi="TimeNewRoman"/>
+                <w:sz w:val="30"/>
+              </w:rPr>
+              <w:t>4</w:t>
+            </w:r>
+          </w:p>
+        </w:tc>
+        <w:tc>
+          <w:tcPr>
+            <w:tcW w:type="dxa" w:w="1987"/>
+          </w:tcPr>
+          <w:p>
+            <w:pPr>
+              <w:jc w:val="left"/>
+            </w:pPr>
+            <w:r>
+              <w:rPr>
+                <w:rFonts w:ascii="TimeNewRoman" w:hAnsi="TimeNewRoman"/>
+                <w:sz w:val="30"/>
+              </w:rPr>
+              <w:t>36</w:t>
+            </w:r>
+          </w:p>
+        </w:tc>
+      </w:tr>
+      <w:tr>
+        <w:tc>
+          <w:tcPr>
+            <w:tcW w:type="dxa" w:w="1987"/>
+          </w:tcPr>
+          <w:p>
+            <w:pPr>
+              <w:jc w:val="left"/>
+            </w:pPr>
+            <w:r>
+              <w:rPr>
+                <w:rFonts w:ascii="TimeNewRoman" w:hAnsi="TimeNewRoman"/>
+                <w:sz w:val="30"/>
+              </w:rPr>
+              <w:t>30</w:t>
             </w:r>
           </w:p>
         </w:tc>
@@ -961,7 +944,7 @@
                 <w:rFonts w:ascii="TimeNewRoman" w:hAnsi="TimeNewRoman"/>
                 <w:sz w:val="30"/>
               </w:rPr>
-              <w:t>4</w:t>
+              <w:t>79</w:t>
             </w:r>
           </w:p>
         </w:tc>
@@ -978,60 +961,7 @@
                 <w:rFonts w:ascii="TimeNewRoman" w:hAnsi="TimeNewRoman"/>
                 <w:sz w:val="30"/>
               </w:rPr>
-              <w:t>9</w:t>
-            </w:r>
-          </w:p>
-        </w:tc>
-      </w:tr>
-      <w:tr>
-        <w:tc>
-          <w:tcPr>
-            <w:tcW w:type="dxa" w:w="1987"/>
-          </w:tcPr>
-          <w:p>
-            <w:pPr>
-              <w:jc w:val="left"/>
-            </w:pPr>
-            <w:r>
-              <w:rPr>
-                <w:rFonts w:ascii="TimeNewRoman" w:hAnsi="TimeNewRoman"/>
-                <w:sz w:val="30"/>
-              </w:rPr>
-              <w:t>6</w:t>
-            </w:r>
-          </w:p>
-        </w:tc>
-        <w:tc>
-          <w:tcPr>
-            <w:tcW w:type="dxa" w:w="1987"/>
-          </w:tcPr>
-          <w:p>
-            <w:pPr>
-              <w:jc w:val="left"/>
-            </w:pPr>
-            <w:r>
-              <w:rPr>
-                <w:rFonts w:ascii="TimeNewRoman" w:hAnsi="TimeNewRoman"/>
-                <w:sz w:val="30"/>
-              </w:rPr>
-              <w:t>5</w:t>
-            </w:r>
-          </w:p>
-        </w:tc>
-        <w:tc>
-          <w:tcPr>
-            <w:tcW w:type="dxa" w:w="1987"/>
-          </w:tcPr>
-          <w:p>
-            <w:pPr>
-              <w:jc w:val="left"/>
-            </w:pPr>
-            <w:r>
-              <w:rPr>
-                <w:rFonts w:ascii="TimeNewRoman" w:hAnsi="TimeNewRoman"/>
-                <w:sz w:val="30"/>
-              </w:rPr>
-              <w:t>14</w:t>
+              <w:t>92</w:t>
             </w:r>
           </w:p>
         </w:tc>
@@ -1052,23 +982,6 @@
             </w:r>
           </w:p>
         </w:tc>
-        <w:tc>
-          <w:tcPr>
-            <w:tcW w:type="dxa" w:w="1987"/>
-          </w:tcPr>
-          <w:p>
-            <w:pPr>
-              <w:jc w:val="left"/>
-            </w:pPr>
-            <w:r>
-              <w:rPr>
-                <w:rFonts w:ascii="TimeNewRoman" w:hAnsi="TimeNewRoman"/>
-                <w:sz w:val="30"/>
-              </w:rPr>
-              <w:t>168</w:t>
-            </w:r>
-          </w:p>
-        </w:tc>
       </w:tr>
       <w:tr>
         <w:tc>
@@ -1084,7 +997,7 @@
                 <w:rFonts w:ascii="TimeNewRoman" w:hAnsi="TimeNewRoman"/>
                 <w:sz w:val="30"/>
               </w:rPr>
-              <w:t>42</w:t>
+              <w:t>9</w:t>
             </w:r>
           </w:p>
         </w:tc>
@@ -1101,10 +1014,63 @@
                 <w:rFonts w:ascii="TimeNewRoman" w:hAnsi="TimeNewRoman"/>
                 <w:sz w:val="30"/>
               </w:rPr>
-              <w:t>156</w:t>
+              <w:t>63</w:t>
             </w:r>
           </w:p>
         </w:tc>
+        <w:tc>
+          <w:tcPr>
+            <w:tcW w:type="dxa" w:w="1987"/>
+          </w:tcPr>
+          <w:p>
+            <w:pPr>
+              <w:jc w:val="left"/>
+            </w:pPr>
+            <w:r>
+              <w:rPr>
+                <w:rFonts w:ascii="TimeNewRoman" w:hAnsi="TimeNewRoman"/>
+                <w:sz w:val="30"/>
+              </w:rPr>
+              <w:t>56</w:t>
+            </w:r>
+          </w:p>
+        </w:tc>
+        <w:tc>
+          <w:tcPr>
+            <w:tcW w:type="dxa" w:w="1987"/>
+          </w:tcPr>
+          <w:p>
+            <w:pPr>
+              <w:jc w:val="left"/>
+            </w:pPr>
+            <w:r>
+              <w:rPr>
+                <w:rFonts w:ascii="TimeNewRoman" w:hAnsi="TimeNewRoman"/>
+                <w:sz w:val="30"/>
+              </w:rPr>
+              <w:t>110</w:t>
+            </w:r>
+          </w:p>
+        </w:tc>
+        <w:tc>
+          <w:tcPr>
+            <w:tcW w:type="dxa" w:w="1987"/>
+          </w:tcPr>
+          <w:p>
+            <w:pPr>
+              <w:jc w:val="left"/>
+            </w:pPr>
+            <w:r>
+              <w:rPr>
+                <w:rFonts w:ascii="TimeNewRoman" w:hAnsi="TimeNewRoman"/>
+                <w:sz w:val="30"/>
+              </w:rPr>
+              <w:t>57</w:t>
+            </w:r>
+          </w:p>
+        </w:tc>
+      </w:tr>
+      <w:tr>
         <w:tc>
           <w:tcPr>
             <w:tcW w:type="dxa" w:w="1987"/>
@@ -1152,7 +1118,41 @@
                 <w:rFonts w:ascii="TimeNewRoman" w:hAnsi="TimeNewRoman"/>
                 <w:sz w:val="30"/>
               </w:rPr>
-              <w:t>76</w:t>
+              <w:t>6</w:t>
+            </w:r>
+          </w:p>
+        </w:tc>
+        <w:tc>
+          <w:tcPr>
+            <w:tcW w:type="dxa" w:w="1987"/>
+          </w:tcPr>
+          <w:p>
+            <w:pPr>
+              <w:jc w:val="left"/>
+            </w:pPr>
+            <w:r>
+              <w:rPr>
+                <w:rFonts w:ascii="TimeNewRoman" w:hAnsi="TimeNewRoman"/>
+                <w:sz w:val="30"/>
+              </w:rPr>
+              <w:t>6</w:t>
+            </w:r>
+          </w:p>
+        </w:tc>
+        <w:tc>
+          <w:tcPr>
+            <w:tcW w:type="dxa" w:w="1987"/>
+          </w:tcPr>
+          <w:p>
+            <w:pPr>
+              <w:jc w:val="left"/>
+            </w:pPr>
+            <w:r>
+              <w:rPr>
+                <w:rFonts w:ascii="TimeNewRoman" w:hAnsi="TimeNewRoman"/>
+                <w:sz w:val="30"/>
+              </w:rPr>
+              <w:t>67</w:t>
             </w:r>
           </w:p>
         </w:tc>
@@ -1171,7 +1171,7 @@
                 <w:rFonts w:ascii="TimeNewRoman" w:hAnsi="TimeNewRoman"/>
                 <w:sz w:val="30"/>
               </w:rPr>
-              <w:t>19</w:t>
+              <w:t>9</w:t>
             </w:r>
           </w:p>
         </w:tc>
@@ -1188,7 +1188,7 @@
                 <w:rFonts w:ascii="TimeNewRoman" w:hAnsi="TimeNewRoman"/>
                 <w:sz w:val="30"/>
               </w:rPr>
-              <w:t>7</w:t>
+              <w:t>123</w:t>
             </w:r>
           </w:p>
         </w:tc>
@@ -1205,7 +1205,7 @@
                 <w:rFonts w:ascii="TimeNewRoman" w:hAnsi="TimeNewRoman"/>
                 <w:sz w:val="30"/>
               </w:rPr>
-              <w:t>28</w:t>
+              <w:t>2</w:t>
             </w:r>
           </w:p>
         </w:tc>
@@ -1222,7 +1222,7 @@
                 <w:rFonts w:ascii="TimeNewRoman" w:hAnsi="TimeNewRoman"/>
                 <w:sz w:val="30"/>
               </w:rPr>
-              <w:t>35</w:t>
+              <w:t>13</w:t>
             </w:r>
           </w:p>
         </w:tc>
@@ -1239,7 +1239,7 @@
                 <w:rFonts w:ascii="TimeNewRoman" w:hAnsi="TimeNewRoman"/>
                 <w:sz w:val="30"/>
               </w:rPr>
-              <w:t>3</w:t>
+              <w:t>70</w:t>
             </w:r>
           </w:p>
         </w:tc>
@@ -1258,7 +1258,7 @@
                 <w:rFonts w:ascii="TimeNewRoman" w:hAnsi="TimeNewRoman"/>
                 <w:sz w:val="30"/>
               </w:rPr>
-              <w:t>38</w:t>
+              <w:t>34</w:t>
             </w:r>
           </w:p>
         </w:tc>
@@ -1275,7 +1275,7 @@
                 <w:rFonts w:ascii="TimeNewRoman" w:hAnsi="TimeNewRoman"/>
                 <w:sz w:val="30"/>
               </w:rPr>
-              <w:t>96</w:t>
+              <w:t>21</w:t>
             </w:r>
           </w:p>
         </w:tc>
@@ -1292,7 +1292,7 @@
                 <w:rFonts w:ascii="TimeNewRoman" w:hAnsi="TimeNewRoman"/>
                 <w:sz w:val="30"/>
               </w:rPr>
-              <w:t>17</w:t>
+              <w:t>117</w:t>
             </w:r>
           </w:p>
         </w:tc>
@@ -1309,7 +1309,7 @@
                 <w:rFonts w:ascii="TimeNewRoman" w:hAnsi="TimeNewRoman"/>
                 <w:sz w:val="30"/>
               </w:rPr>
-              <w:t>80</w:t>
+              <w:t>41</w:t>
             </w:r>
           </w:p>
         </w:tc>
@@ -1326,7 +1326,7 @@
                 <w:rFonts w:ascii="TimeNewRoman" w:hAnsi="TimeNewRoman"/>
                 <w:sz w:val="30"/>
               </w:rPr>
-              <w:t>37</w:t>
+              <w:t>42</w:t>
             </w:r>
           </w:p>
         </w:tc>
@@ -1345,80 +1345,10 @@
                 <w:rFonts w:ascii="TimeNewRoman" w:hAnsi="TimeNewRoman"/>
                 <w:sz w:val="30"/>
               </w:rPr>
-              <w:t>165</w:t>
+              <w:t>48</w:t>
             </w:r>
           </w:p>
         </w:tc>
-        <w:tc>
-          <w:tcPr>
-            <w:tcW w:type="dxa" w:w="1987"/>
-          </w:tcPr>
-          <w:p>
-            <w:pPr>
-              <w:jc w:val="left"/>
-            </w:pPr>
-            <w:r>
-              <w:rPr>
-                <w:rFonts w:ascii="TimeNewRoman" w:hAnsi="TimeNewRoman"/>
-                <w:sz w:val="30"/>
-              </w:rPr>
-              <w:t>52</w:t>
-            </w:r>
-          </w:p>
-        </w:tc>
-        <w:tc>
-          <w:tcPr>
-            <w:tcW w:type="dxa" w:w="1987"/>
-          </w:tcPr>
-          <w:p>
-            <w:pPr>
-              <w:jc w:val="left"/>
-            </w:pPr>
-            <w:r>
-              <w:rPr>
-                <w:rFonts w:ascii="TimeNewRoman" w:hAnsi="TimeNewRoman"/>
-                <w:sz w:val="30"/>
-              </w:rPr>
-              <w:t>81</w:t>
-            </w:r>
-          </w:p>
-        </w:tc>
-        <w:tc>
-          <w:tcPr>
-            <w:tcW w:type="dxa" w:w="1987"/>
-          </w:tcPr>
-          <w:p>
-            <w:pPr>
-              <w:jc w:val="left"/>
-            </w:pPr>
-            <w:r>
-              <w:rPr>
-                <w:rFonts w:ascii="TimeNewRoman" w:hAnsi="TimeNewRoman"/>
-                <w:sz w:val="30"/>
-              </w:rPr>
-              <w:t>52</w:t>
-            </w:r>
-          </w:p>
-        </w:tc>
-        <w:tc>
-          <w:tcPr>
-            <w:tcW w:type="dxa" w:w="1987"/>
-          </w:tcPr>
-          <w:p>
-            <w:pPr>
-              <w:jc w:val="left"/>
-            </w:pPr>
-            <w:r>
-              <w:rPr>
-                <w:rFonts w:ascii="TimeNewRoman" w:hAnsi="TimeNewRoman"/>
-                <w:sz w:val="30"/>
-              </w:rPr>
-              <w:t>8</w:t>
-            </w:r>
-          </w:p>
-        </w:tc>
-      </w:tr>
-      <w:tr>
         <w:tc>
           <w:tcPr>
             <w:tcW w:type="dxa" w:w="1987"/>
@@ -1449,24 +1379,7 @@
                 <w:rFonts w:ascii="TimeNewRoman" w:hAnsi="TimeNewRoman"/>
                 <w:sz w:val="30"/>
               </w:rPr>
-              <w:t>93</w:t>
-            </w:r>
-          </w:p>
-        </w:tc>
-        <w:tc>
-          <w:tcPr>
-            <w:tcW w:type="dxa" w:w="1987"/>
-          </w:tcPr>
-          <w:p>
-            <w:pPr>
-              <w:jc w:val="left"/>
-            </w:pPr>
-            <w:r>
-              <w:rPr>
-                <w:rFonts w:ascii="TimeNewRoman" w:hAnsi="TimeNewRoman"/>
-                <w:sz w:val="30"/>
-              </w:rPr>
-              <w:t>38</w:t>
+              <w:t>89</w:t>
             </w:r>
           </w:p>
         </w:tc>
@@ -1484,6 +1397,180 @@
                 <w:sz w:val="30"/>
               </w:rPr>
               <w:t>9</w:t>
+            </w:r>
+          </w:p>
+        </w:tc>
+        <w:tc>
+          <w:tcPr>
+            <w:tcW w:type="dxa" w:w="1987"/>
+          </w:tcPr>
+          <w:p>
+            <w:pPr>
+              <w:jc w:val="left"/>
+            </w:pPr>
+            <w:r>
+              <w:rPr>
+                <w:rFonts w:ascii="TimeNewRoman" w:hAnsi="TimeNewRoman"/>
+                <w:sz w:val="30"/>
+              </w:rPr>
+              <w:t>176</w:t>
+            </w:r>
+          </w:p>
+        </w:tc>
+      </w:tr>
+      <w:tr>
+        <w:tc>
+          <w:tcPr>
+            <w:tcW w:type="dxa" w:w="1987"/>
+          </w:tcPr>
+          <w:p>
+            <w:pPr>
+              <w:jc w:val="left"/>
+            </w:pPr>
+            <w:r>
+              <w:rPr>
+                <w:rFonts w:ascii="TimeNewRoman" w:hAnsi="TimeNewRoman"/>
+                <w:sz w:val="30"/>
+              </w:rPr>
+              <w:t>48</w:t>
+            </w:r>
+          </w:p>
+        </w:tc>
+        <w:tc>
+          <w:tcPr>
+            <w:tcW w:type="dxa" w:w="1987"/>
+          </w:tcPr>
+          <w:p>
+            <w:pPr>
+              <w:jc w:val="left"/>
+            </w:pPr>
+            <w:r>
+              <w:rPr>
+                <w:rFonts w:ascii="TimeNewRoman" w:hAnsi="TimeNewRoman"/>
+                <w:sz w:val="30"/>
+              </w:rPr>
+              <w:t>34</w:t>
+            </w:r>
+          </w:p>
+        </w:tc>
+        <w:tc>
+          <w:tcPr>
+            <w:tcW w:type="dxa" w:w="1987"/>
+          </w:tcPr>
+          <w:p>
+            <w:pPr>
+              <w:jc w:val="left"/>
+            </w:pPr>
+            <w:r>
+              <w:rPr>
+                <w:rFonts w:ascii="TimeNewRoman" w:hAnsi="TimeNewRoman"/>
+                <w:sz w:val="30"/>
+              </w:rPr>
+              <w:t>168</w:t>
+            </w:r>
+          </w:p>
+        </w:tc>
+        <w:tc>
+          <w:tcPr>
+            <w:tcW w:type="dxa" w:w="1987"/>
+          </w:tcPr>
+          <w:p>
+            <w:pPr>
+              <w:jc w:val="left"/>
+            </w:pPr>
+            <w:r>
+              <w:rPr>
+                <w:rFonts w:ascii="TimeNewRoman" w:hAnsi="TimeNewRoman"/>
+                <w:sz w:val="30"/>
+              </w:rPr>
+              <w:t>4</w:t>
+            </w:r>
+          </w:p>
+        </w:tc>
+        <w:tc>
+          <w:tcPr>
+            <w:tcW w:type="dxa" w:w="1987"/>
+          </w:tcPr>
+          <w:p>
+            <w:pPr>
+              <w:jc w:val="left"/>
+            </w:pPr>
+            <w:r>
+              <w:rPr>
+                <w:rFonts w:ascii="TimeNewRoman" w:hAnsi="TimeNewRoman"/>
+                <w:sz w:val="30"/>
+              </w:rPr>
+              <w:t>83</w:t>
+            </w:r>
+          </w:p>
+        </w:tc>
+      </w:tr>
+      <w:tr>
+        <w:tc>
+          <w:tcPr>
+            <w:tcW w:type="dxa" w:w="1987"/>
+          </w:tcPr>
+          <w:p>
+            <w:pPr>
+              <w:jc w:val="left"/>
+            </w:pPr>
+            <w:r>
+              <w:rPr>
+                <w:rFonts w:ascii="TimeNewRoman" w:hAnsi="TimeNewRoman"/>
+                <w:sz w:val="30"/>
+              </w:rPr>
+              <w:t>6</w:t>
+            </w:r>
+          </w:p>
+        </w:tc>
+        <w:tc>
+          <w:tcPr>
+            <w:tcW w:type="dxa" w:w="1987"/>
+          </w:tcPr>
+          <w:p>
+            <w:pPr>
+              <w:jc w:val="left"/>
+            </w:pPr>
+            <w:r>
+              <w:rPr>
+                <w:rFonts w:ascii="TimeNewRoman" w:hAnsi="TimeNewRoman"/>
+                <w:sz w:val="30"/>
+              </w:rPr>
+              <w:t>40</w:t>
+            </w:r>
+          </w:p>
+        </w:tc>
+        <w:tc>
+          <w:tcPr>
+            <w:tcW w:type="dxa" w:w="1987"/>
+          </w:tcPr>
+          <w:p>
+            <w:pPr>
+              <w:jc w:val="left"/>
+            </w:pPr>
+            <w:r>
+              <w:rPr>
+                <w:rFonts w:ascii="TimeNewRoman" w:hAnsi="TimeNewRoman"/>
+                <w:sz w:val="30"/>
+              </w:rPr>
+              <w:t>53</w:t>
+            </w:r>
+          </w:p>
+        </w:tc>
+        <w:tc>
+          <w:tcPr>
+            <w:tcW w:type="dxa" w:w="1987"/>
+          </w:tcPr>
+          <w:p>
+            <w:pPr>
+              <w:jc w:val="left"/>
+            </w:pPr>
+            <w:r>
+              <w:rPr>
+                <w:rFonts w:ascii="TimeNewRoman" w:hAnsi="TimeNewRoman"/>
+                <w:sz w:val="30"/>
+              </w:rPr>
+              <w:t>42</w:t>
             </w:r>
           </w:p>
         </w:tc>
@@ -1519,7 +1606,7 @@
                 <w:rFonts w:ascii="TimeNewRoman" w:hAnsi="TimeNewRoman"/>
                 <w:sz w:val="30"/>
               </w:rPr>
-              <w:t>31</w:t>
+              <w:t>10</w:t>
             </w:r>
           </w:p>
         </w:tc>
@@ -1536,7 +1623,7 @@
                 <w:rFonts w:ascii="TimeNewRoman" w:hAnsi="TimeNewRoman"/>
                 <w:sz w:val="30"/>
               </w:rPr>
-              <w:t>18</w:t>
+              <w:t>77</w:t>
             </w:r>
           </w:p>
         </w:tc>
@@ -1553,7 +1640,7 @@
                 <w:rFonts w:ascii="TimeNewRoman" w:hAnsi="TimeNewRoman"/>
                 <w:sz w:val="30"/>
               </w:rPr>
-              <w:t>24</w:t>
+              <w:t>0</w:t>
             </w:r>
           </w:p>
         </w:tc>
@@ -1570,7 +1657,7 @@
                 <w:rFonts w:ascii="TimeNewRoman" w:hAnsi="TimeNewRoman"/>
                 <w:sz w:val="30"/>
               </w:rPr>
-              <w:t>18</w:t>
+              <w:t>1</w:t>
             </w:r>
           </w:p>
         </w:tc>
@@ -1587,116 +1674,12 @@
                 <w:rFonts w:ascii="TimeNewRoman" w:hAnsi="TimeNewRoman"/>
                 <w:sz w:val="30"/>
               </w:rPr>
-              <w:t>24</w:t>
+              <w:t>75</w:t>
             </w:r>
           </w:p>
         </w:tc>
       </w:tr>
       <w:tr>
-        <w:tc>
-          <w:tcPr>
-            <w:tcW w:type="dxa" w:w="1987"/>
-          </w:tcPr>
-          <w:p>
-            <w:pPr>
-              <w:jc w:val="left"/>
-            </w:pPr>
-            <w:r>
-              <w:rPr>
-                <w:rFonts w:ascii="TimeNewRoman" w:hAnsi="TimeNewRoman"/>
-                <w:sz w:val="30"/>
-              </w:rPr>
-              <w:t>18</w:t>
-            </w:r>
-          </w:p>
-        </w:tc>
-        <w:tc>
-          <w:tcPr>
-            <w:tcW w:type="dxa" w:w="1987"/>
-          </w:tcPr>
-          <w:p>
-            <w:pPr>
-              <w:jc w:val="left"/>
-            </w:pPr>
-            <w:r>
-              <w:rPr>
-                <w:rFonts w:ascii="TimeNewRoman" w:hAnsi="TimeNewRoman"/>
-                <w:sz w:val="30"/>
-              </w:rPr>
-              <w:t>24</w:t>
-            </w:r>
-          </w:p>
-        </w:tc>
-        <w:tc>
-          <w:tcPr>
-            <w:tcW w:type="dxa" w:w="1987"/>
-          </w:tcPr>
-          <w:p>
-            <w:pPr>
-              <w:jc w:val="left"/>
-            </w:pPr>
-            <w:r>
-              <w:rPr>
-                <w:rFonts w:ascii="TimeNewRoman" w:hAnsi="TimeNewRoman"/>
-                <w:sz w:val="30"/>
-              </w:rPr>
-              <w:t>2</w:t>
-            </w:r>
-          </w:p>
-        </w:tc>
-        <w:tc>
-          <w:tcPr>
-            <w:tcW w:type="dxa" w:w="1987"/>
-          </w:tcPr>
-          <w:p>
-            <w:pPr>
-              <w:jc w:val="left"/>
-            </w:pPr>
-            <w:r>
-              <w:rPr>
-                <w:rFonts w:ascii="TimeNewRoman" w:hAnsi="TimeNewRoman"/>
-                <w:sz w:val="30"/>
-              </w:rPr>
-              <w:t>32</w:t>
-            </w:r>
-          </w:p>
-        </w:tc>
-        <w:tc>
-          <w:tcPr>
-            <w:tcW w:type="dxa" w:w="1987"/>
-          </w:tcPr>
-          <w:p>
-            <w:pPr>
-              <w:jc w:val="left"/>
-            </w:pPr>
-            <w:r>
-              <w:rPr>
-                <w:rFonts w:ascii="TimeNewRoman" w:hAnsi="TimeNewRoman"/>
-                <w:sz w:val="30"/>
-              </w:rPr>
-              <w:t>60</w:t>
-            </w:r>
-          </w:p>
-        </w:tc>
-      </w:tr>
-      <w:tr>
-        <w:tc>
-          <w:tcPr>
-            <w:tcW w:type="dxa" w:w="1987"/>
-          </w:tcPr>
-          <w:p>
-            <w:pPr>
-              <w:jc w:val="left"/>
-            </w:pPr>
-            <w:r>
-              <w:rPr>
-                <w:rFonts w:ascii="TimeNewRoman" w:hAnsi="TimeNewRoman"/>
-                <w:sz w:val="30"/>
-              </w:rPr>
-              <w:t>9</w:t>
-            </w:r>
-          </w:p>
-        </w:tc>
         <w:tc>
           <w:tcPr>
             <w:tcW w:type="dxa" w:w="1987"/>
@@ -1727,7 +1710,7 @@
                 <w:rFonts w:ascii="TimeNewRoman" w:hAnsi="TimeNewRoman"/>
                 <w:sz w:val="30"/>
               </w:rPr>
-              <w:t>2</w:t>
+              <w:t>42</w:t>
             </w:r>
           </w:p>
         </w:tc>
@@ -1744,7 +1727,7 @@
                 <w:rFonts w:ascii="TimeNewRoman" w:hAnsi="TimeNewRoman"/>
                 <w:sz w:val="30"/>
               </w:rPr>
-              <w:t>28</w:t>
+              <w:t>74</w:t>
             </w:r>
           </w:p>
         </w:tc>
@@ -1761,7 +1744,24 @@
                 <w:rFonts w:ascii="TimeNewRoman" w:hAnsi="TimeNewRoman"/>
                 <w:sz w:val="30"/>
               </w:rPr>
-              <w:t>5</w:t>
+              <w:t>63</w:t>
+            </w:r>
+          </w:p>
+        </w:tc>
+        <w:tc>
+          <w:tcPr>
+            <w:tcW w:type="dxa" w:w="1987"/>
+          </w:tcPr>
+          <w:p>
+            <w:pPr>
+              <w:jc w:val="left"/>
+            </w:pPr>
+            <w:r>
+              <w:rPr>
+                <w:rFonts w:ascii="TimeNewRoman" w:hAnsi="TimeNewRoman"/>
+                <w:sz w:val="30"/>
+              </w:rPr>
+              <w:t>68</w:t>
             </w:r>
           </w:p>
         </w:tc>

--- a/answers-of-mixed.docx
+++ b/answers-of-mixed.docx
@@ -11,7 +11,7 @@
           <w:rFonts w:ascii="Arial" w:hAnsi="Arial"/>
           <w:sz w:val="30"/>
         </w:rPr>
-        <w:t>2026-09-17 Thursday</w:t>
+        <w:t>2026-09-18 Friday</w:t>
       </w:r>
     </w:p>
     <w:tbl>
@@ -27,6 +27,57 @@
         <w:gridCol w:w="1987"/>
       </w:tblGrid>
       <w:tr>
+        <w:tc>
+          <w:tcPr>
+            <w:tcW w:type="dxa" w:w="1987"/>
+          </w:tcPr>
+          <w:p>
+            <w:pPr>
+              <w:jc w:val="left"/>
+            </w:pPr>
+            <w:r>
+              <w:rPr>
+                <w:rFonts w:ascii="TimeNewRoman" w:hAnsi="TimeNewRoman"/>
+                <w:sz w:val="30"/>
+              </w:rPr>
+              <w:t>104</w:t>
+            </w:r>
+          </w:p>
+        </w:tc>
+        <w:tc>
+          <w:tcPr>
+            <w:tcW w:type="dxa" w:w="1987"/>
+          </w:tcPr>
+          <w:p>
+            <w:pPr>
+              <w:jc w:val="left"/>
+            </w:pPr>
+            <w:r>
+              <w:rPr>
+                <w:rFonts w:ascii="TimeNewRoman" w:hAnsi="TimeNewRoman"/>
+                <w:sz w:val="30"/>
+              </w:rPr>
+              <w:t>136</w:t>
+            </w:r>
+          </w:p>
+        </w:tc>
+        <w:tc>
+          <w:tcPr>
+            <w:tcW w:type="dxa" w:w="1987"/>
+          </w:tcPr>
+          <w:p>
+            <w:pPr>
+              <w:jc w:val="left"/>
+            </w:pPr>
+            <w:r>
+              <w:rPr>
+                <w:rFonts w:ascii="TimeNewRoman" w:hAnsi="TimeNewRoman"/>
+                <w:sz w:val="30"/>
+              </w:rPr>
+              <w:t>57</w:t>
+            </w:r>
+          </w:p>
+        </w:tc>
         <w:tc>
           <w:tcPr>
             <w:tcW w:type="dxa" w:w="1987"/>
@@ -57,7 +108,26 @@
                 <w:rFonts w:ascii="TimeNewRoman" w:hAnsi="TimeNewRoman"/>
                 <w:sz w:val="30"/>
               </w:rPr>
-              <w:t>42</w:t>
+              <w:t>25</w:t>
+            </w:r>
+          </w:p>
+        </w:tc>
+      </w:tr>
+      <w:tr>
+        <w:tc>
+          <w:tcPr>
+            <w:tcW w:type="dxa" w:w="1987"/>
+          </w:tcPr>
+          <w:p>
+            <w:pPr>
+              <w:jc w:val="left"/>
+            </w:pPr>
+            <w:r>
+              <w:rPr>
+                <w:rFonts w:ascii="TimeNewRoman" w:hAnsi="TimeNewRoman"/>
+                <w:sz w:val="30"/>
+              </w:rPr>
+              <w:t>173</w:t>
             </w:r>
           </w:p>
         </w:tc>
@@ -74,7 +144,7 @@
                 <w:rFonts w:ascii="TimeNewRoman" w:hAnsi="TimeNewRoman"/>
                 <w:sz w:val="30"/>
               </w:rPr>
-              <w:t>107</w:t>
+              <w:t>250</w:t>
             </w:r>
           </w:p>
         </w:tc>
@@ -91,7 +161,807 @@
                 <w:rFonts w:ascii="TimeNewRoman" w:hAnsi="TimeNewRoman"/>
                 <w:sz w:val="30"/>
               </w:rPr>
-              <w:t>104</w:t>
+              <w:t>126</w:t>
+            </w:r>
+          </w:p>
+        </w:tc>
+        <w:tc>
+          <w:tcPr>
+            <w:tcW w:type="dxa" w:w="1987"/>
+          </w:tcPr>
+          <w:p>
+            <w:pPr>
+              <w:jc w:val="left"/>
+            </w:pPr>
+            <w:r>
+              <w:rPr>
+                <w:rFonts w:ascii="TimeNewRoman" w:hAnsi="TimeNewRoman"/>
+                <w:sz w:val="30"/>
+              </w:rPr>
+              <w:t>8</w:t>
+            </w:r>
+          </w:p>
+        </w:tc>
+        <w:tc>
+          <w:tcPr>
+            <w:tcW w:type="dxa" w:w="1987"/>
+          </w:tcPr>
+          <w:p>
+            <w:pPr>
+              <w:jc w:val="left"/>
+            </w:pPr>
+            <w:r>
+              <w:rPr>
+                <w:rFonts w:ascii="TimeNewRoman" w:hAnsi="TimeNewRoman"/>
+                <w:sz w:val="30"/>
+              </w:rPr>
+              <w:t>81</w:t>
+            </w:r>
+          </w:p>
+        </w:tc>
+      </w:tr>
+      <w:tr>
+        <w:tc>
+          <w:tcPr>
+            <w:tcW w:type="dxa" w:w="1987"/>
+          </w:tcPr>
+          <w:p>
+            <w:pPr>
+              <w:jc w:val="left"/>
+            </w:pPr>
+            <w:r>
+              <w:rPr>
+                <w:rFonts w:ascii="TimeNewRoman" w:hAnsi="TimeNewRoman"/>
+                <w:sz w:val="30"/>
+              </w:rPr>
+              <w:t>71</w:t>
+            </w:r>
+          </w:p>
+        </w:tc>
+        <w:tc>
+          <w:tcPr>
+            <w:tcW w:type="dxa" w:w="1987"/>
+          </w:tcPr>
+          <w:p>
+            <w:pPr>
+              <w:jc w:val="left"/>
+            </w:pPr>
+            <w:r>
+              <w:rPr>
+                <w:rFonts w:ascii="TimeNewRoman" w:hAnsi="TimeNewRoman"/>
+                <w:sz w:val="30"/>
+              </w:rPr>
+              <w:t>5</w:t>
+            </w:r>
+          </w:p>
+        </w:tc>
+        <w:tc>
+          <w:tcPr>
+            <w:tcW w:type="dxa" w:w="1987"/>
+          </w:tcPr>
+          <w:p>
+            <w:pPr>
+              <w:jc w:val="left"/>
+            </w:pPr>
+            <w:r>
+              <w:rPr>
+                <w:rFonts w:ascii="TimeNewRoman" w:hAnsi="TimeNewRoman"/>
+                <w:sz w:val="30"/>
+              </w:rPr>
+              <w:t>86</w:t>
+            </w:r>
+          </w:p>
+        </w:tc>
+        <w:tc>
+          <w:tcPr>
+            <w:tcW w:type="dxa" w:w="1987"/>
+          </w:tcPr>
+          <w:p>
+            <w:pPr>
+              <w:jc w:val="left"/>
+            </w:pPr>
+            <w:r>
+              <w:rPr>
+                <w:rFonts w:ascii="TimeNewRoman" w:hAnsi="TimeNewRoman"/>
+                <w:sz w:val="30"/>
+              </w:rPr>
+              <w:t>118</w:t>
+            </w:r>
+          </w:p>
+        </w:tc>
+        <w:tc>
+          <w:tcPr>
+            <w:tcW w:type="dxa" w:w="1987"/>
+          </w:tcPr>
+          <w:p>
+            <w:pPr>
+              <w:jc w:val="left"/>
+            </w:pPr>
+            <w:r>
+              <w:rPr>
+                <w:rFonts w:ascii="TimeNewRoman" w:hAnsi="TimeNewRoman"/>
+                <w:sz w:val="30"/>
+              </w:rPr>
+              <w:t>28</w:t>
+            </w:r>
+          </w:p>
+        </w:tc>
+      </w:tr>
+      <w:tr>
+        <w:tc>
+          <w:tcPr>
+            <w:tcW w:type="dxa" w:w="1987"/>
+          </w:tcPr>
+          <w:p>
+            <w:pPr>
+              <w:jc w:val="left"/>
+            </w:pPr>
+            <w:r>
+              <w:rPr>
+                <w:rFonts w:ascii="TimeNewRoman" w:hAnsi="TimeNewRoman"/>
+                <w:sz w:val="30"/>
+              </w:rPr>
+              <w:t>91</w:t>
+            </w:r>
+          </w:p>
+        </w:tc>
+        <w:tc>
+          <w:tcPr>
+            <w:tcW w:type="dxa" w:w="1987"/>
+          </w:tcPr>
+          <w:p>
+            <w:pPr>
+              <w:jc w:val="left"/>
+            </w:pPr>
+            <w:r>
+              <w:rPr>
+                <w:rFonts w:ascii="TimeNewRoman" w:hAnsi="TimeNewRoman"/>
+                <w:sz w:val="30"/>
+              </w:rPr>
+              <w:t>9</w:t>
+            </w:r>
+          </w:p>
+        </w:tc>
+        <w:tc>
+          <w:tcPr>
+            <w:tcW w:type="dxa" w:w="1987"/>
+          </w:tcPr>
+          <w:p>
+            <w:pPr>
+              <w:jc w:val="left"/>
+            </w:pPr>
+            <w:r>
+              <w:rPr>
+                <w:rFonts w:ascii="TimeNewRoman" w:hAnsi="TimeNewRoman"/>
+                <w:sz w:val="30"/>
+              </w:rPr>
+              <w:t>119</w:t>
+            </w:r>
+          </w:p>
+        </w:tc>
+        <w:tc>
+          <w:tcPr>
+            <w:tcW w:type="dxa" w:w="1987"/>
+          </w:tcPr>
+          <w:p>
+            <w:pPr>
+              <w:jc w:val="left"/>
+            </w:pPr>
+            <w:r>
+              <w:rPr>
+                <w:rFonts w:ascii="TimeNewRoman" w:hAnsi="TimeNewRoman"/>
+                <w:sz w:val="30"/>
+              </w:rPr>
+              <w:t>37</w:t>
+            </w:r>
+          </w:p>
+        </w:tc>
+        <w:tc>
+          <w:tcPr>
+            <w:tcW w:type="dxa" w:w="1987"/>
+          </w:tcPr>
+          <w:p>
+            <w:pPr>
+              <w:jc w:val="left"/>
+            </w:pPr>
+            <w:r>
+              <w:rPr>
+                <w:rFonts w:ascii="TimeNewRoman" w:hAnsi="TimeNewRoman"/>
+                <w:sz w:val="30"/>
+              </w:rPr>
+              <w:t>2</w:t>
+            </w:r>
+          </w:p>
+        </w:tc>
+      </w:tr>
+      <w:tr>
+        <w:tc>
+          <w:tcPr>
+            <w:tcW w:type="dxa" w:w="1987"/>
+          </w:tcPr>
+          <w:p>
+            <w:pPr>
+              <w:jc w:val="left"/>
+            </w:pPr>
+            <w:r>
+              <w:rPr>
+                <w:rFonts w:ascii="TimeNewRoman" w:hAnsi="TimeNewRoman"/>
+                <w:sz w:val="30"/>
+              </w:rPr>
+              <w:t>86</w:t>
+            </w:r>
+          </w:p>
+        </w:tc>
+        <w:tc>
+          <w:tcPr>
+            <w:tcW w:type="dxa" w:w="1987"/>
+          </w:tcPr>
+          <w:p>
+            <w:pPr>
+              <w:jc w:val="left"/>
+            </w:pPr>
+            <w:r>
+              <w:rPr>
+                <w:rFonts w:ascii="TimeNewRoman" w:hAnsi="TimeNewRoman"/>
+                <w:sz w:val="30"/>
+              </w:rPr>
+              <w:t>53</w:t>
+            </w:r>
+          </w:p>
+        </w:tc>
+        <w:tc>
+          <w:tcPr>
+            <w:tcW w:type="dxa" w:w="1987"/>
+          </w:tcPr>
+          <w:p>
+            <w:pPr>
+              <w:jc w:val="left"/>
+            </w:pPr>
+            <w:r>
+              <w:rPr>
+                <w:rFonts w:ascii="TimeNewRoman" w:hAnsi="TimeNewRoman"/>
+                <w:sz w:val="30"/>
+              </w:rPr>
+              <w:t>9</w:t>
+            </w:r>
+          </w:p>
+        </w:tc>
+        <w:tc>
+          <w:tcPr>
+            <w:tcW w:type="dxa" w:w="1987"/>
+          </w:tcPr>
+          <w:p>
+            <w:pPr>
+              <w:jc w:val="left"/>
+            </w:pPr>
+            <w:r>
+              <w:rPr>
+                <w:rFonts w:ascii="TimeNewRoman" w:hAnsi="TimeNewRoman"/>
+                <w:sz w:val="30"/>
+              </w:rPr>
+              <w:t>14</w:t>
+            </w:r>
+          </w:p>
+        </w:tc>
+        <w:tc>
+          <w:tcPr>
+            <w:tcW w:type="dxa" w:w="1987"/>
+          </w:tcPr>
+          <w:p>
+            <w:pPr>
+              <w:jc w:val="left"/>
+            </w:pPr>
+            <w:r>
+              <w:rPr>
+                <w:rFonts w:ascii="TimeNewRoman" w:hAnsi="TimeNewRoman"/>
+                <w:sz w:val="30"/>
+              </w:rPr>
+              <w:t>12</w:t>
+            </w:r>
+          </w:p>
+        </w:tc>
+      </w:tr>
+      <w:tr>
+        <w:tc>
+          <w:tcPr>
+            <w:tcW w:type="dxa" w:w="1987"/>
+          </w:tcPr>
+          <w:p>
+            <w:pPr>
+              <w:jc w:val="left"/>
+            </w:pPr>
+            <w:r>
+              <w:rPr>
+                <w:rFonts w:ascii="TimeNewRoman" w:hAnsi="TimeNewRoman"/>
+                <w:sz w:val="30"/>
+              </w:rPr>
+              <w:t>72</w:t>
+            </w:r>
+          </w:p>
+        </w:tc>
+        <w:tc>
+          <w:tcPr>
+            <w:tcW w:type="dxa" w:w="1987"/>
+          </w:tcPr>
+          <w:p>
+            <w:pPr>
+              <w:jc w:val="left"/>
+            </w:pPr>
+            <w:r>
+              <w:rPr>
+                <w:rFonts w:ascii="TimeNewRoman" w:hAnsi="TimeNewRoman"/>
+                <w:sz w:val="30"/>
+              </w:rPr>
+              <w:t>45</w:t>
+            </w:r>
+          </w:p>
+        </w:tc>
+        <w:tc>
+          <w:tcPr>
+            <w:tcW w:type="dxa" w:w="1987"/>
+          </w:tcPr>
+          <w:p>
+            <w:pPr>
+              <w:jc w:val="left"/>
+            </w:pPr>
+            <w:r>
+              <w:rPr>
+                <w:rFonts w:ascii="TimeNewRoman" w:hAnsi="TimeNewRoman"/>
+                <w:sz w:val="30"/>
+              </w:rPr>
+              <w:t>50</w:t>
+            </w:r>
+          </w:p>
+        </w:tc>
+        <w:tc>
+          <w:tcPr>
+            <w:tcW w:type="dxa" w:w="1987"/>
+          </w:tcPr>
+          <w:p>
+            <w:pPr>
+              <w:jc w:val="left"/>
+            </w:pPr>
+            <w:r>
+              <w:rPr>
+                <w:rFonts w:ascii="TimeNewRoman" w:hAnsi="TimeNewRoman"/>
+                <w:sz w:val="30"/>
+              </w:rPr>
+              <w:t>76</w:t>
+            </w:r>
+          </w:p>
+        </w:tc>
+        <w:tc>
+          <w:tcPr>
+            <w:tcW w:type="dxa" w:w="1987"/>
+          </w:tcPr>
+          <w:p>
+            <w:pPr>
+              <w:jc w:val="left"/>
+            </w:pPr>
+            <w:r>
+              <w:rPr>
+                <w:rFonts w:ascii="TimeNewRoman" w:hAnsi="TimeNewRoman"/>
+                <w:sz w:val="30"/>
+              </w:rPr>
+              <w:t>18</w:t>
+            </w:r>
+          </w:p>
+        </w:tc>
+      </w:tr>
+      <w:tr>
+        <w:tc>
+          <w:tcPr>
+            <w:tcW w:type="dxa" w:w="1987"/>
+          </w:tcPr>
+          <w:p>
+            <w:pPr>
+              <w:jc w:val="left"/>
+            </w:pPr>
+            <w:r>
+              <w:rPr>
+                <w:rFonts w:ascii="TimeNewRoman" w:hAnsi="TimeNewRoman"/>
+                <w:sz w:val="30"/>
+              </w:rPr>
+              <w:t>16</w:t>
+            </w:r>
+          </w:p>
+        </w:tc>
+        <w:tc>
+          <w:tcPr>
+            <w:tcW w:type="dxa" w:w="1987"/>
+          </w:tcPr>
+          <w:p>
+            <w:pPr>
+              <w:jc w:val="left"/>
+            </w:pPr>
+            <w:r>
+              <w:rPr>
+                <w:rFonts w:ascii="TimeNewRoman" w:hAnsi="TimeNewRoman"/>
+                <w:sz w:val="30"/>
+              </w:rPr>
+              <w:t>43</w:t>
+            </w:r>
+          </w:p>
+        </w:tc>
+        <w:tc>
+          <w:tcPr>
+            <w:tcW w:type="dxa" w:w="1987"/>
+          </w:tcPr>
+          <w:p>
+            <w:pPr>
+              <w:jc w:val="left"/>
+            </w:pPr>
+            <w:r>
+              <w:rPr>
+                <w:rFonts w:ascii="TimeNewRoman" w:hAnsi="TimeNewRoman"/>
+                <w:sz w:val="30"/>
+              </w:rPr>
+              <w:t>44</w:t>
+            </w:r>
+          </w:p>
+        </w:tc>
+        <w:tc>
+          <w:tcPr>
+            <w:tcW w:type="dxa" w:w="1987"/>
+          </w:tcPr>
+          <w:p>
+            <w:pPr>
+              <w:jc w:val="left"/>
+            </w:pPr>
+            <w:r>
+              <w:rPr>
+                <w:rFonts w:ascii="TimeNewRoman" w:hAnsi="TimeNewRoman"/>
+                <w:sz w:val="30"/>
+              </w:rPr>
+              <w:t>74</w:t>
+            </w:r>
+          </w:p>
+        </w:tc>
+        <w:tc>
+          <w:tcPr>
+            <w:tcW w:type="dxa" w:w="1987"/>
+          </w:tcPr>
+          <w:p>
+            <w:pPr>
+              <w:jc w:val="left"/>
+            </w:pPr>
+            <w:r>
+              <w:rPr>
+                <w:rFonts w:ascii="TimeNewRoman" w:hAnsi="TimeNewRoman"/>
+                <w:sz w:val="30"/>
+              </w:rPr>
+              <w:t>15</w:t>
+            </w:r>
+          </w:p>
+        </w:tc>
+      </w:tr>
+      <w:tr>
+        <w:tc>
+          <w:tcPr>
+            <w:tcW w:type="dxa" w:w="1987"/>
+          </w:tcPr>
+          <w:p>
+            <w:pPr>
+              <w:jc w:val="left"/>
+            </w:pPr>
+            <w:r>
+              <w:rPr>
+                <w:rFonts w:ascii="TimeNewRoman" w:hAnsi="TimeNewRoman"/>
+                <w:sz w:val="30"/>
+              </w:rPr>
+              <w:t>54</w:t>
+            </w:r>
+          </w:p>
+        </w:tc>
+        <w:tc>
+          <w:tcPr>
+            <w:tcW w:type="dxa" w:w="1987"/>
+          </w:tcPr>
+          <w:p>
+            <w:pPr>
+              <w:jc w:val="left"/>
+            </w:pPr>
+            <w:r>
+              <w:rPr>
+                <w:rFonts w:ascii="TimeNewRoman" w:hAnsi="TimeNewRoman"/>
+                <w:sz w:val="30"/>
+              </w:rPr>
+              <w:t>51</w:t>
+            </w:r>
+          </w:p>
+        </w:tc>
+        <w:tc>
+          <w:tcPr>
+            <w:tcW w:type="dxa" w:w="1987"/>
+          </w:tcPr>
+          <w:p>
+            <w:pPr>
+              <w:jc w:val="left"/>
+            </w:pPr>
+            <w:r>
+              <w:rPr>
+                <w:rFonts w:ascii="TimeNewRoman" w:hAnsi="TimeNewRoman"/>
+                <w:sz w:val="30"/>
+              </w:rPr>
+              <w:t>116</w:t>
+            </w:r>
+          </w:p>
+        </w:tc>
+        <w:tc>
+          <w:tcPr>
+            <w:tcW w:type="dxa" w:w="1987"/>
+          </w:tcPr>
+          <w:p>
+            <w:pPr>
+              <w:jc w:val="left"/>
+            </w:pPr>
+            <w:r>
+              <w:rPr>
+                <w:rFonts w:ascii="TimeNewRoman" w:hAnsi="TimeNewRoman"/>
+                <w:sz w:val="30"/>
+              </w:rPr>
+              <w:t>24</w:t>
+            </w:r>
+          </w:p>
+        </w:tc>
+        <w:tc>
+          <w:tcPr>
+            <w:tcW w:type="dxa" w:w="1987"/>
+          </w:tcPr>
+          <w:p>
+            <w:pPr>
+              <w:jc w:val="left"/>
+            </w:pPr>
+            <w:r>
+              <w:rPr>
+                <w:rFonts w:ascii="TimeNewRoman" w:hAnsi="TimeNewRoman"/>
+                <w:sz w:val="30"/>
+              </w:rPr>
+              <w:t>84</w:t>
+            </w:r>
+          </w:p>
+        </w:tc>
+      </w:tr>
+      <w:tr>
+        <w:tc>
+          <w:tcPr>
+            <w:tcW w:type="dxa" w:w="1987"/>
+          </w:tcPr>
+          <w:p>
+            <w:pPr>
+              <w:jc w:val="left"/>
+            </w:pPr>
+            <w:r>
+              <w:rPr>
+                <w:rFonts w:ascii="TimeNewRoman" w:hAnsi="TimeNewRoman"/>
+                <w:sz w:val="30"/>
+              </w:rPr>
+              <w:t>89</w:t>
+            </w:r>
+          </w:p>
+        </w:tc>
+        <w:tc>
+          <w:tcPr>
+            <w:tcW w:type="dxa" w:w="1987"/>
+          </w:tcPr>
+          <w:p>
+            <w:pPr>
+              <w:jc w:val="left"/>
+            </w:pPr>
+            <w:r>
+              <w:rPr>
+                <w:rFonts w:ascii="TimeNewRoman" w:hAnsi="TimeNewRoman"/>
+                <w:sz w:val="30"/>
+              </w:rPr>
+              <w:t>6</w:t>
+            </w:r>
+          </w:p>
+        </w:tc>
+        <w:tc>
+          <w:tcPr>
+            <w:tcW w:type="dxa" w:w="1987"/>
+          </w:tcPr>
+          <w:p>
+            <w:pPr>
+              <w:jc w:val="left"/>
+            </w:pPr>
+            <w:r>
+              <w:rPr>
+                <w:rFonts w:ascii="TimeNewRoman" w:hAnsi="TimeNewRoman"/>
+                <w:sz w:val="30"/>
+              </w:rPr>
+              <w:t>7</w:t>
+            </w:r>
+          </w:p>
+        </w:tc>
+        <w:tc>
+          <w:tcPr>
+            <w:tcW w:type="dxa" w:w="1987"/>
+          </w:tcPr>
+          <w:p>
+            <w:pPr>
+              <w:jc w:val="left"/>
+            </w:pPr>
+            <w:r>
+              <w:rPr>
+                <w:rFonts w:ascii="TimeNewRoman" w:hAnsi="TimeNewRoman"/>
+                <w:sz w:val="30"/>
+              </w:rPr>
+              <w:t>6</w:t>
+            </w:r>
+          </w:p>
+        </w:tc>
+        <w:tc>
+          <w:tcPr>
+            <w:tcW w:type="dxa" w:w="1987"/>
+          </w:tcPr>
+          <w:p>
+            <w:pPr>
+              <w:jc w:val="left"/>
+            </w:pPr>
+            <w:r>
+              <w:rPr>
+                <w:rFonts w:ascii="TimeNewRoman" w:hAnsi="TimeNewRoman"/>
+                <w:sz w:val="30"/>
+              </w:rPr>
+              <w:t>35</w:t>
+            </w:r>
+          </w:p>
+        </w:tc>
+      </w:tr>
+      <w:tr>
+        <w:tc>
+          <w:tcPr>
+            <w:tcW w:type="dxa" w:w="1987"/>
+          </w:tcPr>
+          <w:p>
+            <w:pPr>
+              <w:jc w:val="left"/>
+            </w:pPr>
+            <w:r>
+              <w:rPr>
+                <w:rFonts w:ascii="TimeNewRoman" w:hAnsi="TimeNewRoman"/>
+                <w:sz w:val="30"/>
+              </w:rPr>
+              <w:t>65</w:t>
+            </w:r>
+          </w:p>
+        </w:tc>
+        <w:tc>
+          <w:tcPr>
+            <w:tcW w:type="dxa" w:w="1987"/>
+          </w:tcPr>
+          <w:p>
+            <w:pPr>
+              <w:jc w:val="left"/>
+            </w:pPr>
+            <w:r>
+              <w:rPr>
+                <w:rFonts w:ascii="TimeNewRoman" w:hAnsi="TimeNewRoman"/>
+                <w:sz w:val="30"/>
+              </w:rPr>
+              <w:t>84</w:t>
+            </w:r>
+          </w:p>
+        </w:tc>
+        <w:tc>
+          <w:tcPr>
+            <w:tcW w:type="dxa" w:w="1987"/>
+          </w:tcPr>
+          <w:p>
+            <w:pPr>
+              <w:jc w:val="left"/>
+            </w:pPr>
+            <w:r>
+              <w:rPr>
+                <w:rFonts w:ascii="TimeNewRoman" w:hAnsi="TimeNewRoman"/>
+                <w:sz w:val="30"/>
+              </w:rPr>
+              <w:t>18</w:t>
+            </w:r>
+          </w:p>
+        </w:tc>
+        <w:tc>
+          <w:tcPr>
+            <w:tcW w:type="dxa" w:w="1987"/>
+          </w:tcPr>
+          <w:p>
+            <w:pPr>
+              <w:jc w:val="left"/>
+            </w:pPr>
+            <w:r>
+              <w:rPr>
+                <w:rFonts w:ascii="TimeNewRoman" w:hAnsi="TimeNewRoman"/>
+                <w:sz w:val="30"/>
+              </w:rPr>
+              <w:t>16</w:t>
+            </w:r>
+          </w:p>
+        </w:tc>
+        <w:tc>
+          <w:tcPr>
+            <w:tcW w:type="dxa" w:w="1987"/>
+          </w:tcPr>
+          <w:p>
+            <w:pPr>
+              <w:jc w:val="left"/>
+            </w:pPr>
+            <w:r>
+              <w:rPr>
+                <w:rFonts w:ascii="TimeNewRoman" w:hAnsi="TimeNewRoman"/>
+                <w:sz w:val="30"/>
+              </w:rPr>
+              <w:t>18</w:t>
+            </w:r>
+          </w:p>
+        </w:tc>
+      </w:tr>
+      <w:tr>
+        <w:tc>
+          <w:tcPr>
+            <w:tcW w:type="dxa" w:w="1987"/>
+          </w:tcPr>
+          <w:p>
+            <w:pPr>
+              <w:jc w:val="left"/>
+            </w:pPr>
+            <w:r>
+              <w:rPr>
+                <w:rFonts w:ascii="TimeNewRoman" w:hAnsi="TimeNewRoman"/>
+                <w:sz w:val="30"/>
+              </w:rPr>
+              <w:t>191</w:t>
+            </w:r>
+          </w:p>
+        </w:tc>
+        <w:tc>
+          <w:tcPr>
+            <w:tcW w:type="dxa" w:w="1987"/>
+          </w:tcPr>
+          <w:p>
+            <w:pPr>
+              <w:jc w:val="left"/>
+            </w:pPr>
+            <w:r>
+              <w:rPr>
+                <w:rFonts w:ascii="TimeNewRoman" w:hAnsi="TimeNewRoman"/>
+                <w:sz w:val="30"/>
+              </w:rPr>
+              <w:t>3</w:t>
+            </w:r>
+          </w:p>
+        </w:tc>
+        <w:tc>
+          <w:tcPr>
+            <w:tcW w:type="dxa" w:w="1987"/>
+          </w:tcPr>
+          <w:p>
+            <w:pPr>
+              <w:jc w:val="left"/>
+            </w:pPr>
+            <w:r>
+              <w:rPr>
+                <w:rFonts w:ascii="TimeNewRoman" w:hAnsi="TimeNewRoman"/>
+                <w:sz w:val="30"/>
+              </w:rPr>
+              <w:t>2</w:t>
+            </w:r>
+          </w:p>
+        </w:tc>
+        <w:tc>
+          <w:tcPr>
+            <w:tcW w:type="dxa" w:w="1987"/>
+          </w:tcPr>
+          <w:p>
+            <w:pPr>
+              <w:jc w:val="left"/>
+            </w:pPr>
+            <w:r>
+              <w:rPr>
+                <w:rFonts w:ascii="TimeNewRoman" w:hAnsi="TimeNewRoman"/>
+                <w:sz w:val="30"/>
+              </w:rPr>
+              <w:t>75</w:t>
             </w:r>
           </w:p>
         </w:tc>
@@ -127,7 +997,7 @@
                 <w:rFonts w:ascii="TimeNewRoman" w:hAnsi="TimeNewRoman"/>
                 <w:sz w:val="30"/>
               </w:rPr>
-              <w:t>2</w:t>
+              <w:t>64</w:t>
             </w:r>
           </w:p>
         </w:tc>
@@ -144,7 +1014,442 @@
                 <w:rFonts w:ascii="TimeNewRoman" w:hAnsi="TimeNewRoman"/>
                 <w:sz w:val="30"/>
               </w:rPr>
-              <w:t>32</w:t>
+              <w:t>45</w:t>
+            </w:r>
+          </w:p>
+        </w:tc>
+        <w:tc>
+          <w:tcPr>
+            <w:tcW w:type="dxa" w:w="1987"/>
+          </w:tcPr>
+          <w:p>
+            <w:pPr>
+              <w:jc w:val="left"/>
+            </w:pPr>
+            <w:r>
+              <w:rPr>
+                <w:rFonts w:ascii="TimeNewRoman" w:hAnsi="TimeNewRoman"/>
+                <w:sz w:val="30"/>
+              </w:rPr>
+              <w:t>64</w:t>
+            </w:r>
+          </w:p>
+        </w:tc>
+        <w:tc>
+          <w:tcPr>
+            <w:tcW w:type="dxa" w:w="1987"/>
+          </w:tcPr>
+          <w:p>
+            <w:pPr>
+              <w:jc w:val="left"/>
+            </w:pPr>
+            <w:r>
+              <w:rPr>
+                <w:rFonts w:ascii="TimeNewRoman" w:hAnsi="TimeNewRoman"/>
+                <w:sz w:val="30"/>
+              </w:rPr>
+              <w:t>88</w:t>
+            </w:r>
+          </w:p>
+        </w:tc>
+        <w:tc>
+          <w:tcPr>
+            <w:tcW w:type="dxa" w:w="1987"/>
+          </w:tcPr>
+          <w:p>
+            <w:pPr>
+              <w:jc w:val="left"/>
+            </w:pPr>
+            <w:r>
+              <w:rPr>
+                <w:rFonts w:ascii="TimeNewRoman" w:hAnsi="TimeNewRoman"/>
+                <w:sz w:val="30"/>
+              </w:rPr>
+              <w:t>53</w:t>
+            </w:r>
+          </w:p>
+        </w:tc>
+      </w:tr>
+      <w:tr>
+        <w:tc>
+          <w:tcPr>
+            <w:tcW w:type="dxa" w:w="1987"/>
+          </w:tcPr>
+          <w:p>
+            <w:pPr>
+              <w:jc w:val="left"/>
+            </w:pPr>
+            <w:r>
+              <w:rPr>
+                <w:rFonts w:ascii="TimeNewRoman" w:hAnsi="TimeNewRoman"/>
+                <w:sz w:val="30"/>
+              </w:rPr>
+              <w:t>30</w:t>
+            </w:r>
+          </w:p>
+        </w:tc>
+        <w:tc>
+          <w:tcPr>
+            <w:tcW w:type="dxa" w:w="1987"/>
+          </w:tcPr>
+          <w:p>
+            <w:pPr>
+              <w:jc w:val="left"/>
+            </w:pPr>
+            <w:r>
+              <w:rPr>
+                <w:rFonts w:ascii="TimeNewRoman" w:hAnsi="TimeNewRoman"/>
+                <w:sz w:val="30"/>
+              </w:rPr>
+              <w:t>40</w:t>
+            </w:r>
+          </w:p>
+        </w:tc>
+        <w:tc>
+          <w:tcPr>
+            <w:tcW w:type="dxa" w:w="1987"/>
+          </w:tcPr>
+          <w:p>
+            <w:pPr>
+              <w:jc w:val="left"/>
+            </w:pPr>
+            <w:r>
+              <w:rPr>
+                <w:rFonts w:ascii="TimeNewRoman" w:hAnsi="TimeNewRoman"/>
+                <w:sz w:val="30"/>
+              </w:rPr>
+              <w:t>93</w:t>
+            </w:r>
+          </w:p>
+        </w:tc>
+        <w:tc>
+          <w:tcPr>
+            <w:tcW w:type="dxa" w:w="1987"/>
+          </w:tcPr>
+          <w:p>
+            <w:pPr>
+              <w:jc w:val="left"/>
+            </w:pPr>
+            <w:r>
+              <w:rPr>
+                <w:rFonts w:ascii="TimeNewRoman" w:hAnsi="TimeNewRoman"/>
+                <w:sz w:val="30"/>
+              </w:rPr>
+              <w:t>122</w:t>
+            </w:r>
+          </w:p>
+        </w:tc>
+        <w:tc>
+          <w:tcPr>
+            <w:tcW w:type="dxa" w:w="1987"/>
+          </w:tcPr>
+          <w:p>
+            <w:pPr>
+              <w:jc w:val="left"/>
+            </w:pPr>
+            <w:r>
+              <w:rPr>
+                <w:rFonts w:ascii="TimeNewRoman" w:hAnsi="TimeNewRoman"/>
+                <w:sz w:val="30"/>
+              </w:rPr>
+              <w:t>63</w:t>
+            </w:r>
+          </w:p>
+        </w:tc>
+      </w:tr>
+      <w:tr>
+        <w:tc>
+          <w:tcPr>
+            <w:tcW w:type="dxa" w:w="1987"/>
+          </w:tcPr>
+          <w:p>
+            <w:pPr>
+              <w:jc w:val="left"/>
+            </w:pPr>
+            <w:r>
+              <w:rPr>
+                <w:rFonts w:ascii="TimeNewRoman" w:hAnsi="TimeNewRoman"/>
+                <w:sz w:val="30"/>
+              </w:rPr>
+              <w:t>65</w:t>
+            </w:r>
+          </w:p>
+        </w:tc>
+        <w:tc>
+          <w:tcPr>
+            <w:tcW w:type="dxa" w:w="1987"/>
+          </w:tcPr>
+          <w:p>
+            <w:pPr>
+              <w:jc w:val="left"/>
+            </w:pPr>
+            <w:r>
+              <w:rPr>
+                <w:rFonts w:ascii="TimeNewRoman" w:hAnsi="TimeNewRoman"/>
+                <w:sz w:val="30"/>
+              </w:rPr>
+              <w:t>39</w:t>
+            </w:r>
+          </w:p>
+        </w:tc>
+        <w:tc>
+          <w:tcPr>
+            <w:tcW w:type="dxa" w:w="1987"/>
+          </w:tcPr>
+          <w:p>
+            <w:pPr>
+              <w:jc w:val="left"/>
+            </w:pPr>
+            <w:r>
+              <w:rPr>
+                <w:rFonts w:ascii="TimeNewRoman" w:hAnsi="TimeNewRoman"/>
+                <w:sz w:val="30"/>
+              </w:rPr>
+              <w:t>24</w:t>
+            </w:r>
+          </w:p>
+        </w:tc>
+        <w:tc>
+          <w:tcPr>
+            <w:tcW w:type="dxa" w:w="1987"/>
+          </w:tcPr>
+          <w:p>
+            <w:pPr>
+              <w:jc w:val="left"/>
+            </w:pPr>
+            <w:r>
+              <w:rPr>
+                <w:rFonts w:ascii="TimeNewRoman" w:hAnsi="TimeNewRoman"/>
+                <w:sz w:val="30"/>
+              </w:rPr>
+              <w:t>192</w:t>
+            </w:r>
+          </w:p>
+        </w:tc>
+        <w:tc>
+          <w:tcPr>
+            <w:tcW w:type="dxa" w:w="1987"/>
+          </w:tcPr>
+          <w:p>
+            <w:pPr>
+              <w:jc w:val="left"/>
+            </w:pPr>
+            <w:r>
+              <w:rPr>
+                <w:rFonts w:ascii="TimeNewRoman" w:hAnsi="TimeNewRoman"/>
+                <w:sz w:val="30"/>
+              </w:rPr>
+              <w:t>43</w:t>
+            </w:r>
+          </w:p>
+        </w:tc>
+      </w:tr>
+      <w:tr>
+        <w:tc>
+          <w:tcPr>
+            <w:tcW w:type="dxa" w:w="1987"/>
+          </w:tcPr>
+          <w:p>
+            <w:pPr>
+              <w:jc w:val="left"/>
+            </w:pPr>
+            <w:r>
+              <w:rPr>
+                <w:rFonts w:ascii="TimeNewRoman" w:hAnsi="TimeNewRoman"/>
+                <w:sz w:val="30"/>
+              </w:rPr>
+              <w:t>128</w:t>
+            </w:r>
+          </w:p>
+        </w:tc>
+        <w:tc>
+          <w:tcPr>
+            <w:tcW w:type="dxa" w:w="1987"/>
+          </w:tcPr>
+          <w:p>
+            <w:pPr>
+              <w:jc w:val="left"/>
+            </w:pPr>
+            <w:r>
+              <w:rPr>
+                <w:rFonts w:ascii="TimeNewRoman" w:hAnsi="TimeNewRoman"/>
+                <w:sz w:val="30"/>
+              </w:rPr>
+              <w:t>39</w:t>
+            </w:r>
+          </w:p>
+        </w:tc>
+        <w:tc>
+          <w:tcPr>
+            <w:tcW w:type="dxa" w:w="1987"/>
+          </w:tcPr>
+          <w:p>
+            <w:pPr>
+              <w:jc w:val="left"/>
+            </w:pPr>
+            <w:r>
+              <w:rPr>
+                <w:rFonts w:ascii="TimeNewRoman" w:hAnsi="TimeNewRoman"/>
+                <w:sz w:val="30"/>
+              </w:rPr>
+              <w:t>80</w:t>
+            </w:r>
+          </w:p>
+        </w:tc>
+        <w:tc>
+          <w:tcPr>
+            <w:tcW w:type="dxa" w:w="1987"/>
+          </w:tcPr>
+          <w:p>
+            <w:pPr>
+              <w:jc w:val="left"/>
+            </w:pPr>
+            <w:r>
+              <w:rPr>
+                <w:rFonts w:ascii="TimeNewRoman" w:hAnsi="TimeNewRoman"/>
+                <w:sz w:val="30"/>
+              </w:rPr>
+              <w:t>14</w:t>
+            </w:r>
+          </w:p>
+        </w:tc>
+        <w:tc>
+          <w:tcPr>
+            <w:tcW w:type="dxa" w:w="1987"/>
+          </w:tcPr>
+          <w:p>
+            <w:pPr>
+              <w:jc w:val="left"/>
+            </w:pPr>
+            <w:r>
+              <w:rPr>
+                <w:rFonts w:ascii="TimeNewRoman" w:hAnsi="TimeNewRoman"/>
+                <w:sz w:val="30"/>
+              </w:rPr>
+              <w:t>24</w:t>
+            </w:r>
+          </w:p>
+        </w:tc>
+      </w:tr>
+      <w:tr>
+        <w:tc>
+          <w:tcPr>
+            <w:tcW w:type="dxa" w:w="1987"/>
+          </w:tcPr>
+          <w:p>
+            <w:pPr>
+              <w:jc w:val="left"/>
+            </w:pPr>
+            <w:r>
+              <w:rPr>
+                <w:rFonts w:ascii="TimeNewRoman" w:hAnsi="TimeNewRoman"/>
+                <w:sz w:val="30"/>
+              </w:rPr>
+              <w:t>73</w:t>
+            </w:r>
+          </w:p>
+        </w:tc>
+        <w:tc>
+          <w:tcPr>
+            <w:tcW w:type="dxa" w:w="1987"/>
+          </w:tcPr>
+          <w:p>
+            <w:pPr>
+              <w:jc w:val="left"/>
+            </w:pPr>
+            <w:r>
+              <w:rPr>
+                <w:rFonts w:ascii="TimeNewRoman" w:hAnsi="TimeNewRoman"/>
+                <w:sz w:val="30"/>
+              </w:rPr>
+              <w:t>129</w:t>
+            </w:r>
+          </w:p>
+        </w:tc>
+        <w:tc>
+          <w:tcPr>
+            <w:tcW w:type="dxa" w:w="1987"/>
+          </w:tcPr>
+          <w:p>
+            <w:pPr>
+              <w:jc w:val="left"/>
+            </w:pPr>
+            <w:r>
+              <w:rPr>
+                <w:rFonts w:ascii="TimeNewRoman" w:hAnsi="TimeNewRoman"/>
+                <w:sz w:val="30"/>
+              </w:rPr>
+              <w:t>22</w:t>
+            </w:r>
+          </w:p>
+        </w:tc>
+        <w:tc>
+          <w:tcPr>
+            <w:tcW w:type="dxa" w:w="1987"/>
+          </w:tcPr>
+          <w:p>
+            <w:pPr>
+              <w:jc w:val="left"/>
+            </w:pPr>
+            <w:r>
+              <w:rPr>
+                <w:rFonts w:ascii="TimeNewRoman" w:hAnsi="TimeNewRoman"/>
+                <w:sz w:val="30"/>
+              </w:rPr>
+              <w:t>7</w:t>
+            </w:r>
+          </w:p>
+        </w:tc>
+        <w:tc>
+          <w:tcPr>
+            <w:tcW w:type="dxa" w:w="1987"/>
+          </w:tcPr>
+          <w:p>
+            <w:pPr>
+              <w:jc w:val="left"/>
+            </w:pPr>
+            <w:r>
+              <w:rPr>
+                <w:rFonts w:ascii="TimeNewRoman" w:hAnsi="TimeNewRoman"/>
+                <w:sz w:val="30"/>
+              </w:rPr>
+              <w:t>72</w:t>
+            </w:r>
+          </w:p>
+        </w:tc>
+      </w:tr>
+      <w:tr>
+        <w:tc>
+          <w:tcPr>
+            <w:tcW w:type="dxa" w:w="1987"/>
+          </w:tcPr>
+          <w:p>
+            <w:pPr>
+              <w:jc w:val="left"/>
+            </w:pPr>
+            <w:r>
+              <w:rPr>
+                <w:rFonts w:ascii="TimeNewRoman" w:hAnsi="TimeNewRoman"/>
+                <w:sz w:val="30"/>
+              </w:rPr>
+              <w:t>20</w:t>
+            </w:r>
+          </w:p>
+        </w:tc>
+        <w:tc>
+          <w:tcPr>
+            <w:tcW w:type="dxa" w:w="1987"/>
+          </w:tcPr>
+          <w:p>
+            <w:pPr>
+              <w:jc w:val="left"/>
+            </w:pPr>
+            <w:r>
+              <w:rPr>
+                <w:rFonts w:ascii="TimeNewRoman" w:hAnsi="TimeNewRoman"/>
+                <w:sz w:val="30"/>
+              </w:rPr>
+              <w:t>14</w:t>
             </w:r>
           </w:p>
         </w:tc>
@@ -178,7 +1483,7 @@
                 <w:rFonts w:ascii="TimeNewRoman" w:hAnsi="TimeNewRoman"/>
                 <w:sz w:val="30"/>
               </w:rPr>
-              <w:t>8</w:t>
+              <w:t>87</w:t>
             </w:r>
           </w:p>
         </w:tc>
@@ -195,7 +1500,7 @@
                 <w:rFonts w:ascii="TimeNewRoman" w:hAnsi="TimeNewRoman"/>
                 <w:sz w:val="30"/>
               </w:rPr>
-              <w:t>13</w:t>
+              <w:t>2</w:t>
             </w:r>
           </w:p>
         </w:tc>
@@ -214,7 +1519,7 @@
                 <w:rFonts w:ascii="TimeNewRoman" w:hAnsi="TimeNewRoman"/>
                 <w:sz w:val="30"/>
               </w:rPr>
-              <w:t>0</w:t>
+              <w:t>33</w:t>
             </w:r>
           </w:p>
         </w:tc>
@@ -231,7 +1536,7 @@
                 <w:rFonts w:ascii="TimeNewRoman" w:hAnsi="TimeNewRoman"/>
                 <w:sz w:val="30"/>
               </w:rPr>
-              <w:t>35</w:t>
+              <w:t>84</w:t>
             </w:r>
           </w:p>
         </w:tc>
@@ -248,77 +1553,7 @@
                 <w:rFonts w:ascii="TimeNewRoman" w:hAnsi="TimeNewRoman"/>
                 <w:sz w:val="30"/>
               </w:rPr>
-              <w:t>9</w:t>
-            </w:r>
-          </w:p>
-        </w:tc>
-        <w:tc>
-          <w:tcPr>
-            <w:tcW w:type="dxa" w:w="1987"/>
-          </w:tcPr>
-          <w:p>
-            <w:pPr>
-              <w:jc w:val="left"/>
-            </w:pPr>
-            <w:r>
-              <w:rPr>
-                <w:rFonts w:ascii="TimeNewRoman" w:hAnsi="TimeNewRoman"/>
-                <w:sz w:val="30"/>
-              </w:rPr>
-              <w:t>99</w:t>
-            </w:r>
-          </w:p>
-        </w:tc>
-        <w:tc>
-          <w:tcPr>
-            <w:tcW w:type="dxa" w:w="1987"/>
-          </w:tcPr>
-          <w:p>
-            <w:pPr>
-              <w:jc w:val="left"/>
-            </w:pPr>
-            <w:r>
-              <w:rPr>
-                <w:rFonts w:ascii="TimeNewRoman" w:hAnsi="TimeNewRoman"/>
-                <w:sz w:val="30"/>
-              </w:rPr>
-              <w:t>15</w:t>
-            </w:r>
-          </w:p>
-        </w:tc>
-      </w:tr>
-      <w:tr>
-        <w:tc>
-          <w:tcPr>
-            <w:tcW w:type="dxa" w:w="1987"/>
-          </w:tcPr>
-          <w:p>
-            <w:pPr>
-              <w:jc w:val="left"/>
-            </w:pPr>
-            <w:r>
-              <w:rPr>
-                <w:rFonts w:ascii="TimeNewRoman" w:hAnsi="TimeNewRoman"/>
-                <w:sz w:val="30"/>
-              </w:rPr>
-              <w:t>3</w:t>
-            </w:r>
-          </w:p>
-        </w:tc>
-        <w:tc>
-          <w:tcPr>
-            <w:tcW w:type="dxa" w:w="1987"/>
-          </w:tcPr>
-          <w:p>
-            <w:pPr>
-              <w:jc w:val="left"/>
-            </w:pPr>
-            <w:r>
-              <w:rPr>
-                <w:rFonts w:ascii="TimeNewRoman" w:hAnsi="TimeNewRoman"/>
-                <w:sz w:val="30"/>
-              </w:rPr>
-              <w:t>29</w:t>
+              <w:t>39</w:t>
             </w:r>
           </w:p>
         </w:tc>
@@ -356,23 +1591,6 @@
             </w:r>
           </w:p>
         </w:tc>
-        <w:tc>
-          <w:tcPr>
-            <w:tcW w:type="dxa" w:w="1987"/>
-          </w:tcPr>
-          <w:p>
-            <w:pPr>
-              <w:jc w:val="left"/>
-            </w:pPr>
-            <w:r>
-              <w:rPr>
-                <w:rFonts w:ascii="TimeNewRoman" w:hAnsi="TimeNewRoman"/>
-                <w:sz w:val="30"/>
-              </w:rPr>
-              <w:t>20</w:t>
-            </w:r>
-          </w:p>
-        </w:tc>
       </w:tr>
       <w:tr>
         <w:tc>
@@ -388,7 +1606,7 @@
                 <w:rFonts w:ascii="TimeNewRoman" w:hAnsi="TimeNewRoman"/>
                 <w:sz w:val="30"/>
               </w:rPr>
-              <w:t>21</w:t>
+              <w:t>24</w:t>
             </w:r>
           </w:p>
         </w:tc>
@@ -405,7 +1623,7 @@
                 <w:rFonts w:ascii="TimeNewRoman" w:hAnsi="TimeNewRoman"/>
                 <w:sz w:val="30"/>
               </w:rPr>
-              <w:t>36</w:t>
+              <w:t>212</w:t>
             </w:r>
           </w:p>
         </w:tc>
@@ -422,7 +1640,7 @@
                 <w:rFonts w:ascii="TimeNewRoman" w:hAnsi="TimeNewRoman"/>
                 <w:sz w:val="30"/>
               </w:rPr>
-              <w:t>10</w:t>
+              <w:t>47</w:t>
             </w:r>
           </w:p>
         </w:tc>
@@ -439,147 +1657,7 @@
                 <w:rFonts w:ascii="TimeNewRoman" w:hAnsi="TimeNewRoman"/>
                 <w:sz w:val="30"/>
               </w:rPr>
-              <w:t>54</w:t>
-            </w:r>
-          </w:p>
-        </w:tc>
-        <w:tc>
-          <w:tcPr>
-            <w:tcW w:type="dxa" w:w="1987"/>
-          </w:tcPr>
-          <w:p>
-            <w:pPr>
-              <w:jc w:val="left"/>
-            </w:pPr>
-            <w:r>
-              <w:rPr>
-                <w:rFonts w:ascii="TimeNewRoman" w:hAnsi="TimeNewRoman"/>
-                <w:sz w:val="30"/>
-              </w:rPr>
-              <w:t>5</w:t>
-            </w:r>
-          </w:p>
-        </w:tc>
-      </w:tr>
-      <w:tr>
-        <w:tc>
-          <w:tcPr>
-            <w:tcW w:type="dxa" w:w="1987"/>
-          </w:tcPr>
-          <w:p>
-            <w:pPr>
-              <w:jc w:val="left"/>
-            </w:pPr>
-            <w:r>
-              <w:rPr>
-                <w:rFonts w:ascii="TimeNewRoman" w:hAnsi="TimeNewRoman"/>
-                <w:sz w:val="30"/>
-              </w:rPr>
-              <w:t>162</w:t>
-            </w:r>
-          </w:p>
-        </w:tc>
-        <w:tc>
-          <w:tcPr>
-            <w:tcW w:type="dxa" w:w="1987"/>
-          </w:tcPr>
-          <w:p>
-            <w:pPr>
-              <w:jc w:val="left"/>
-            </w:pPr>
-            <w:r>
-              <w:rPr>
-                <w:rFonts w:ascii="TimeNewRoman" w:hAnsi="TimeNewRoman"/>
-                <w:sz w:val="30"/>
-              </w:rPr>
-              <w:t>27</w:t>
-            </w:r>
-          </w:p>
-        </w:tc>
-        <w:tc>
-          <w:tcPr>
-            <w:tcW w:type="dxa" w:w="1987"/>
-          </w:tcPr>
-          <w:p>
-            <w:pPr>
-              <w:jc w:val="left"/>
-            </w:pPr>
-            <w:r>
-              <w:rPr>
-                <w:rFonts w:ascii="TimeNewRoman" w:hAnsi="TimeNewRoman"/>
-                <w:sz w:val="30"/>
-              </w:rPr>
-              <w:t>69</w:t>
-            </w:r>
-          </w:p>
-        </w:tc>
-        <w:tc>
-          <w:tcPr>
-            <w:tcW w:type="dxa" w:w="1987"/>
-          </w:tcPr>
-          <w:p>
-            <w:pPr>
-              <w:jc w:val="left"/>
-            </w:pPr>
-            <w:r>
-              <w:rPr>
-                <w:rFonts w:ascii="TimeNewRoman" w:hAnsi="TimeNewRoman"/>
-                <w:sz w:val="30"/>
-              </w:rPr>
-              <w:t>130</w:t>
-            </w:r>
-          </w:p>
-        </w:tc>
-        <w:tc>
-          <w:tcPr>
-            <w:tcW w:type="dxa" w:w="1987"/>
-          </w:tcPr>
-          <w:p>
-            <w:pPr>
-              <w:jc w:val="left"/>
-            </w:pPr>
-            <w:r>
-              <w:rPr>
-                <w:rFonts w:ascii="TimeNewRoman" w:hAnsi="TimeNewRoman"/>
-                <w:sz w:val="30"/>
-              </w:rPr>
-              <w:t>72</w:t>
-            </w:r>
-          </w:p>
-        </w:tc>
-      </w:tr>
-      <w:tr>
-        <w:tc>
-          <w:tcPr>
-            <w:tcW w:type="dxa" w:w="1987"/>
-          </w:tcPr>
-          <w:p>
-            <w:pPr>
-              <w:jc w:val="left"/>
-            </w:pPr>
-            <w:r>
-              <w:rPr>
-                <w:rFonts w:ascii="TimeNewRoman" w:hAnsi="TimeNewRoman"/>
-                <w:sz w:val="30"/>
-              </w:rPr>
-              <w:t>43</w:t>
-            </w:r>
-          </w:p>
-        </w:tc>
-        <w:tc>
-          <w:tcPr>
-            <w:tcW w:type="dxa" w:w="1987"/>
-          </w:tcPr>
-          <w:p>
-            <w:pPr>
-              <w:jc w:val="left"/>
-            </w:pPr>
-            <w:r>
-              <w:rPr>
-                <w:rFonts w:ascii="TimeNewRoman" w:hAnsi="TimeNewRoman"/>
-                <w:sz w:val="30"/>
-              </w:rPr>
-              <w:t>55</w:t>
+              <w:t>226</w:t>
             </w:r>
           </w:p>
         </w:tc>
@@ -600,702 +1678,8 @@
             </w:r>
           </w:p>
         </w:tc>
-        <w:tc>
-          <w:tcPr>
-            <w:tcW w:type="dxa" w:w="1987"/>
-          </w:tcPr>
-          <w:p>
-            <w:pPr>
-              <w:jc w:val="left"/>
-            </w:pPr>
-            <w:r>
-              <w:rPr>
-                <w:rFonts w:ascii="TimeNewRoman" w:hAnsi="TimeNewRoman"/>
-                <w:sz w:val="30"/>
-              </w:rPr>
-              <w:t>20</w:t>
-            </w:r>
-          </w:p>
-        </w:tc>
-        <w:tc>
-          <w:tcPr>
-            <w:tcW w:type="dxa" w:w="1987"/>
-          </w:tcPr>
-          <w:p>
-            <w:pPr>
-              <w:jc w:val="left"/>
-            </w:pPr>
-            <w:r>
-              <w:rPr>
-                <w:rFonts w:ascii="TimeNewRoman" w:hAnsi="TimeNewRoman"/>
-                <w:sz w:val="30"/>
-              </w:rPr>
-              <w:t>91</w:t>
-            </w:r>
-          </w:p>
-        </w:tc>
       </w:tr>
       <w:tr>
-        <w:tc>
-          <w:tcPr>
-            <w:tcW w:type="dxa" w:w="1987"/>
-          </w:tcPr>
-          <w:p>
-            <w:pPr>
-              <w:jc w:val="left"/>
-            </w:pPr>
-            <w:r>
-              <w:rPr>
-                <w:rFonts w:ascii="TimeNewRoman" w:hAnsi="TimeNewRoman"/>
-                <w:sz w:val="30"/>
-              </w:rPr>
-              <w:t>36</w:t>
-            </w:r>
-          </w:p>
-        </w:tc>
-        <w:tc>
-          <w:tcPr>
-            <w:tcW w:type="dxa" w:w="1987"/>
-          </w:tcPr>
-          <w:p>
-            <w:pPr>
-              <w:jc w:val="left"/>
-            </w:pPr>
-            <w:r>
-              <w:rPr>
-                <w:rFonts w:ascii="TimeNewRoman" w:hAnsi="TimeNewRoman"/>
-                <w:sz w:val="30"/>
-              </w:rPr>
-              <w:t>95</w:t>
-            </w:r>
-          </w:p>
-        </w:tc>
-        <w:tc>
-          <w:tcPr>
-            <w:tcW w:type="dxa" w:w="1987"/>
-          </w:tcPr>
-          <w:p>
-            <w:pPr>
-              <w:jc w:val="left"/>
-            </w:pPr>
-            <w:r>
-              <w:rPr>
-                <w:rFonts w:ascii="TimeNewRoman" w:hAnsi="TimeNewRoman"/>
-                <w:sz w:val="30"/>
-              </w:rPr>
-              <w:t>84</w:t>
-            </w:r>
-          </w:p>
-        </w:tc>
-        <w:tc>
-          <w:tcPr>
-            <w:tcW w:type="dxa" w:w="1987"/>
-          </w:tcPr>
-          <w:p>
-            <w:pPr>
-              <w:jc w:val="left"/>
-            </w:pPr>
-            <w:r>
-              <w:rPr>
-                <w:rFonts w:ascii="TimeNewRoman" w:hAnsi="TimeNewRoman"/>
-                <w:sz w:val="30"/>
-              </w:rPr>
-              <w:t>68</w:t>
-            </w:r>
-          </w:p>
-        </w:tc>
-        <w:tc>
-          <w:tcPr>
-            <w:tcW w:type="dxa" w:w="1987"/>
-          </w:tcPr>
-          <w:p>
-            <w:pPr>
-              <w:jc w:val="left"/>
-            </w:pPr>
-            <w:r>
-              <w:rPr>
-                <w:rFonts w:ascii="TimeNewRoman" w:hAnsi="TimeNewRoman"/>
-                <w:sz w:val="30"/>
-              </w:rPr>
-              <w:t>21</w:t>
-            </w:r>
-          </w:p>
-        </w:tc>
-      </w:tr>
-      <w:tr>
-        <w:tc>
-          <w:tcPr>
-            <w:tcW w:type="dxa" w:w="1987"/>
-          </w:tcPr>
-          <w:p>
-            <w:pPr>
-              <w:jc w:val="left"/>
-            </w:pPr>
-            <w:r>
-              <w:rPr>
-                <w:rFonts w:ascii="TimeNewRoman" w:hAnsi="TimeNewRoman"/>
-                <w:sz w:val="30"/>
-              </w:rPr>
-              <w:t>187</w:t>
-            </w:r>
-          </w:p>
-        </w:tc>
-        <w:tc>
-          <w:tcPr>
-            <w:tcW w:type="dxa" w:w="1987"/>
-          </w:tcPr>
-          <w:p>
-            <w:pPr>
-              <w:jc w:val="left"/>
-            </w:pPr>
-            <w:r>
-              <w:rPr>
-                <w:rFonts w:ascii="TimeNewRoman" w:hAnsi="TimeNewRoman"/>
-                <w:sz w:val="30"/>
-              </w:rPr>
-              <w:t>4</w:t>
-            </w:r>
-          </w:p>
-        </w:tc>
-        <w:tc>
-          <w:tcPr>
-            <w:tcW w:type="dxa" w:w="1987"/>
-          </w:tcPr>
-          <w:p>
-            <w:pPr>
-              <w:jc w:val="left"/>
-            </w:pPr>
-            <w:r>
-              <w:rPr>
-                <w:rFonts w:ascii="TimeNewRoman" w:hAnsi="TimeNewRoman"/>
-                <w:sz w:val="30"/>
-              </w:rPr>
-              <w:t>10</w:t>
-            </w:r>
-          </w:p>
-        </w:tc>
-        <w:tc>
-          <w:tcPr>
-            <w:tcW w:type="dxa" w:w="1987"/>
-          </w:tcPr>
-          <w:p>
-            <w:pPr>
-              <w:jc w:val="left"/>
-            </w:pPr>
-            <w:r>
-              <w:rPr>
-                <w:rFonts w:ascii="TimeNewRoman" w:hAnsi="TimeNewRoman"/>
-                <w:sz w:val="30"/>
-              </w:rPr>
-              <w:t>5</w:t>
-            </w:r>
-          </w:p>
-        </w:tc>
-        <w:tc>
-          <w:tcPr>
-            <w:tcW w:type="dxa" w:w="1987"/>
-          </w:tcPr>
-          <w:p>
-            <w:pPr>
-              <w:jc w:val="left"/>
-            </w:pPr>
-            <w:r>
-              <w:rPr>
-                <w:rFonts w:ascii="TimeNewRoman" w:hAnsi="TimeNewRoman"/>
-                <w:sz w:val="30"/>
-              </w:rPr>
-              <w:t>30</w:t>
-            </w:r>
-          </w:p>
-        </w:tc>
-      </w:tr>
-      <w:tr>
-        <w:tc>
-          <w:tcPr>
-            <w:tcW w:type="dxa" w:w="1987"/>
-          </w:tcPr>
-          <w:p>
-            <w:pPr>
-              <w:jc w:val="left"/>
-            </w:pPr>
-            <w:r>
-              <w:rPr>
-                <w:rFonts w:ascii="TimeNewRoman" w:hAnsi="TimeNewRoman"/>
-                <w:sz w:val="30"/>
-              </w:rPr>
-              <w:t>85</w:t>
-            </w:r>
-          </w:p>
-        </w:tc>
-        <w:tc>
-          <w:tcPr>
-            <w:tcW w:type="dxa" w:w="1987"/>
-          </w:tcPr>
-          <w:p>
-            <w:pPr>
-              <w:jc w:val="left"/>
-            </w:pPr>
-            <w:r>
-              <w:rPr>
-                <w:rFonts w:ascii="TimeNewRoman" w:hAnsi="TimeNewRoman"/>
-                <w:sz w:val="30"/>
-              </w:rPr>
-              <w:t>88</w:t>
-            </w:r>
-          </w:p>
-        </w:tc>
-        <w:tc>
-          <w:tcPr>
-            <w:tcW w:type="dxa" w:w="1987"/>
-          </w:tcPr>
-          <w:p>
-            <w:pPr>
-              <w:jc w:val="left"/>
-            </w:pPr>
-            <w:r>
-              <w:rPr>
-                <w:rFonts w:ascii="TimeNewRoman" w:hAnsi="TimeNewRoman"/>
-                <w:sz w:val="30"/>
-              </w:rPr>
-              <w:t>2</w:t>
-            </w:r>
-          </w:p>
-        </w:tc>
-        <w:tc>
-          <w:tcPr>
-            <w:tcW w:type="dxa" w:w="1987"/>
-          </w:tcPr>
-          <w:p>
-            <w:pPr>
-              <w:jc w:val="left"/>
-            </w:pPr>
-            <w:r>
-              <w:rPr>
-                <w:rFonts w:ascii="TimeNewRoman" w:hAnsi="TimeNewRoman"/>
-                <w:sz w:val="30"/>
-              </w:rPr>
-              <w:t>4</w:t>
-            </w:r>
-          </w:p>
-        </w:tc>
-        <w:tc>
-          <w:tcPr>
-            <w:tcW w:type="dxa" w:w="1987"/>
-          </w:tcPr>
-          <w:p>
-            <w:pPr>
-              <w:jc w:val="left"/>
-            </w:pPr>
-            <w:r>
-              <w:rPr>
-                <w:rFonts w:ascii="TimeNewRoman" w:hAnsi="TimeNewRoman"/>
-                <w:sz w:val="30"/>
-              </w:rPr>
-              <w:t>36</w:t>
-            </w:r>
-          </w:p>
-        </w:tc>
-      </w:tr>
-      <w:tr>
-        <w:tc>
-          <w:tcPr>
-            <w:tcW w:type="dxa" w:w="1987"/>
-          </w:tcPr>
-          <w:p>
-            <w:pPr>
-              <w:jc w:val="left"/>
-            </w:pPr>
-            <w:r>
-              <w:rPr>
-                <w:rFonts w:ascii="TimeNewRoman" w:hAnsi="TimeNewRoman"/>
-                <w:sz w:val="30"/>
-              </w:rPr>
-              <w:t>30</w:t>
-            </w:r>
-          </w:p>
-        </w:tc>
-        <w:tc>
-          <w:tcPr>
-            <w:tcW w:type="dxa" w:w="1987"/>
-          </w:tcPr>
-          <w:p>
-            <w:pPr>
-              <w:jc w:val="left"/>
-            </w:pPr>
-            <w:r>
-              <w:rPr>
-                <w:rFonts w:ascii="TimeNewRoman" w:hAnsi="TimeNewRoman"/>
-                <w:sz w:val="30"/>
-              </w:rPr>
-              <w:t>8</w:t>
-            </w:r>
-          </w:p>
-        </w:tc>
-        <w:tc>
-          <w:tcPr>
-            <w:tcW w:type="dxa" w:w="1987"/>
-          </w:tcPr>
-          <w:p>
-            <w:pPr>
-              <w:jc w:val="left"/>
-            </w:pPr>
-            <w:r>
-              <w:rPr>
-                <w:rFonts w:ascii="TimeNewRoman" w:hAnsi="TimeNewRoman"/>
-                <w:sz w:val="30"/>
-              </w:rPr>
-              <w:t>79</w:t>
-            </w:r>
-          </w:p>
-        </w:tc>
-        <w:tc>
-          <w:tcPr>
-            <w:tcW w:type="dxa" w:w="1987"/>
-          </w:tcPr>
-          <w:p>
-            <w:pPr>
-              <w:jc w:val="left"/>
-            </w:pPr>
-            <w:r>
-              <w:rPr>
-                <w:rFonts w:ascii="TimeNewRoman" w:hAnsi="TimeNewRoman"/>
-                <w:sz w:val="30"/>
-              </w:rPr>
-              <w:t>92</w:t>
-            </w:r>
-          </w:p>
-        </w:tc>
-        <w:tc>
-          <w:tcPr>
-            <w:tcW w:type="dxa" w:w="1987"/>
-          </w:tcPr>
-          <w:p>
-            <w:pPr>
-              <w:jc w:val="left"/>
-            </w:pPr>
-            <w:r>
-              <w:rPr>
-                <w:rFonts w:ascii="TimeNewRoman" w:hAnsi="TimeNewRoman"/>
-                <w:sz w:val="30"/>
-              </w:rPr>
-              <w:t>2</w:t>
-            </w:r>
-          </w:p>
-        </w:tc>
-      </w:tr>
-      <w:tr>
-        <w:tc>
-          <w:tcPr>
-            <w:tcW w:type="dxa" w:w="1987"/>
-          </w:tcPr>
-          <w:p>
-            <w:pPr>
-              <w:jc w:val="left"/>
-            </w:pPr>
-            <w:r>
-              <w:rPr>
-                <w:rFonts w:ascii="TimeNewRoman" w:hAnsi="TimeNewRoman"/>
-                <w:sz w:val="30"/>
-              </w:rPr>
-              <w:t>9</w:t>
-            </w:r>
-          </w:p>
-        </w:tc>
-        <w:tc>
-          <w:tcPr>
-            <w:tcW w:type="dxa" w:w="1987"/>
-          </w:tcPr>
-          <w:p>
-            <w:pPr>
-              <w:jc w:val="left"/>
-            </w:pPr>
-            <w:r>
-              <w:rPr>
-                <w:rFonts w:ascii="TimeNewRoman" w:hAnsi="TimeNewRoman"/>
-                <w:sz w:val="30"/>
-              </w:rPr>
-              <w:t>63</w:t>
-            </w:r>
-          </w:p>
-        </w:tc>
-        <w:tc>
-          <w:tcPr>
-            <w:tcW w:type="dxa" w:w="1987"/>
-          </w:tcPr>
-          <w:p>
-            <w:pPr>
-              <w:jc w:val="left"/>
-            </w:pPr>
-            <w:r>
-              <w:rPr>
-                <w:rFonts w:ascii="TimeNewRoman" w:hAnsi="TimeNewRoman"/>
-                <w:sz w:val="30"/>
-              </w:rPr>
-              <w:t>56</w:t>
-            </w:r>
-          </w:p>
-        </w:tc>
-        <w:tc>
-          <w:tcPr>
-            <w:tcW w:type="dxa" w:w="1987"/>
-          </w:tcPr>
-          <w:p>
-            <w:pPr>
-              <w:jc w:val="left"/>
-            </w:pPr>
-            <w:r>
-              <w:rPr>
-                <w:rFonts w:ascii="TimeNewRoman" w:hAnsi="TimeNewRoman"/>
-                <w:sz w:val="30"/>
-              </w:rPr>
-              <w:t>110</w:t>
-            </w:r>
-          </w:p>
-        </w:tc>
-        <w:tc>
-          <w:tcPr>
-            <w:tcW w:type="dxa" w:w="1987"/>
-          </w:tcPr>
-          <w:p>
-            <w:pPr>
-              <w:jc w:val="left"/>
-            </w:pPr>
-            <w:r>
-              <w:rPr>
-                <w:rFonts w:ascii="TimeNewRoman" w:hAnsi="TimeNewRoman"/>
-                <w:sz w:val="30"/>
-              </w:rPr>
-              <w:t>57</w:t>
-            </w:r>
-          </w:p>
-        </w:tc>
-      </w:tr>
-      <w:tr>
-        <w:tc>
-          <w:tcPr>
-            <w:tcW w:type="dxa" w:w="1987"/>
-          </w:tcPr>
-          <w:p>
-            <w:pPr>
-              <w:jc w:val="left"/>
-            </w:pPr>
-            <w:r>
-              <w:rPr>
-                <w:rFonts w:ascii="TimeNewRoman" w:hAnsi="TimeNewRoman"/>
-                <w:sz w:val="30"/>
-              </w:rPr>
-              <w:t>12</w:t>
-            </w:r>
-          </w:p>
-        </w:tc>
-        <w:tc>
-          <w:tcPr>
-            <w:tcW w:type="dxa" w:w="1987"/>
-          </w:tcPr>
-          <w:p>
-            <w:pPr>
-              <w:jc w:val="left"/>
-            </w:pPr>
-            <w:r>
-              <w:rPr>
-                <w:rFonts w:ascii="TimeNewRoman" w:hAnsi="TimeNewRoman"/>
-                <w:sz w:val="30"/>
-              </w:rPr>
-              <w:t>48</w:t>
-            </w:r>
-          </w:p>
-        </w:tc>
-        <w:tc>
-          <w:tcPr>
-            <w:tcW w:type="dxa" w:w="1987"/>
-          </w:tcPr>
-          <w:p>
-            <w:pPr>
-              <w:jc w:val="left"/>
-            </w:pPr>
-            <w:r>
-              <w:rPr>
-                <w:rFonts w:ascii="TimeNewRoman" w:hAnsi="TimeNewRoman"/>
-                <w:sz w:val="30"/>
-              </w:rPr>
-              <w:t>6</w:t>
-            </w:r>
-          </w:p>
-        </w:tc>
-        <w:tc>
-          <w:tcPr>
-            <w:tcW w:type="dxa" w:w="1987"/>
-          </w:tcPr>
-          <w:p>
-            <w:pPr>
-              <w:jc w:val="left"/>
-            </w:pPr>
-            <w:r>
-              <w:rPr>
-                <w:rFonts w:ascii="TimeNewRoman" w:hAnsi="TimeNewRoman"/>
-                <w:sz w:val="30"/>
-              </w:rPr>
-              <w:t>6</w:t>
-            </w:r>
-          </w:p>
-        </w:tc>
-        <w:tc>
-          <w:tcPr>
-            <w:tcW w:type="dxa" w:w="1987"/>
-          </w:tcPr>
-          <w:p>
-            <w:pPr>
-              <w:jc w:val="left"/>
-            </w:pPr>
-            <w:r>
-              <w:rPr>
-                <w:rFonts w:ascii="TimeNewRoman" w:hAnsi="TimeNewRoman"/>
-                <w:sz w:val="30"/>
-              </w:rPr>
-              <w:t>67</w:t>
-            </w:r>
-          </w:p>
-        </w:tc>
-      </w:tr>
-      <w:tr>
-        <w:tc>
-          <w:tcPr>
-            <w:tcW w:type="dxa" w:w="1987"/>
-          </w:tcPr>
-          <w:p>
-            <w:pPr>
-              <w:jc w:val="left"/>
-            </w:pPr>
-            <w:r>
-              <w:rPr>
-                <w:rFonts w:ascii="TimeNewRoman" w:hAnsi="TimeNewRoman"/>
-                <w:sz w:val="30"/>
-              </w:rPr>
-              <w:t>9</w:t>
-            </w:r>
-          </w:p>
-        </w:tc>
-        <w:tc>
-          <w:tcPr>
-            <w:tcW w:type="dxa" w:w="1987"/>
-          </w:tcPr>
-          <w:p>
-            <w:pPr>
-              <w:jc w:val="left"/>
-            </w:pPr>
-            <w:r>
-              <w:rPr>
-                <w:rFonts w:ascii="TimeNewRoman" w:hAnsi="TimeNewRoman"/>
-                <w:sz w:val="30"/>
-              </w:rPr>
-              <w:t>123</w:t>
-            </w:r>
-          </w:p>
-        </w:tc>
-        <w:tc>
-          <w:tcPr>
-            <w:tcW w:type="dxa" w:w="1987"/>
-          </w:tcPr>
-          <w:p>
-            <w:pPr>
-              <w:jc w:val="left"/>
-            </w:pPr>
-            <w:r>
-              <w:rPr>
-                <w:rFonts w:ascii="TimeNewRoman" w:hAnsi="TimeNewRoman"/>
-                <w:sz w:val="30"/>
-              </w:rPr>
-              <w:t>2</w:t>
-            </w:r>
-          </w:p>
-        </w:tc>
-        <w:tc>
-          <w:tcPr>
-            <w:tcW w:type="dxa" w:w="1987"/>
-          </w:tcPr>
-          <w:p>
-            <w:pPr>
-              <w:jc w:val="left"/>
-            </w:pPr>
-            <w:r>
-              <w:rPr>
-                <w:rFonts w:ascii="TimeNewRoman" w:hAnsi="TimeNewRoman"/>
-                <w:sz w:val="30"/>
-              </w:rPr>
-              <w:t>13</w:t>
-            </w:r>
-          </w:p>
-        </w:tc>
-        <w:tc>
-          <w:tcPr>
-            <w:tcW w:type="dxa" w:w="1987"/>
-          </w:tcPr>
-          <w:p>
-            <w:pPr>
-              <w:jc w:val="left"/>
-            </w:pPr>
-            <w:r>
-              <w:rPr>
-                <w:rFonts w:ascii="TimeNewRoman" w:hAnsi="TimeNewRoman"/>
-                <w:sz w:val="30"/>
-              </w:rPr>
-              <w:t>70</w:t>
-            </w:r>
-          </w:p>
-        </w:tc>
-      </w:tr>
-      <w:tr>
-        <w:tc>
-          <w:tcPr>
-            <w:tcW w:type="dxa" w:w="1987"/>
-          </w:tcPr>
-          <w:p>
-            <w:pPr>
-              <w:jc w:val="left"/>
-            </w:pPr>
-            <w:r>
-              <w:rPr>
-                <w:rFonts w:ascii="TimeNewRoman" w:hAnsi="TimeNewRoman"/>
-                <w:sz w:val="30"/>
-              </w:rPr>
-              <w:t>34</w:t>
-            </w:r>
-          </w:p>
-        </w:tc>
-        <w:tc>
-          <w:tcPr>
-            <w:tcW w:type="dxa" w:w="1987"/>
-          </w:tcPr>
-          <w:p>
-            <w:pPr>
-              <w:jc w:val="left"/>
-            </w:pPr>
-            <w:r>
-              <w:rPr>
-                <w:rFonts w:ascii="TimeNewRoman" w:hAnsi="TimeNewRoman"/>
-                <w:sz w:val="30"/>
-              </w:rPr>
-              <w:t>21</w:t>
-            </w:r>
-          </w:p>
-        </w:tc>
-        <w:tc>
-          <w:tcPr>
-            <w:tcW w:type="dxa" w:w="1987"/>
-          </w:tcPr>
-          <w:p>
-            <w:pPr>
-              <w:jc w:val="left"/>
-            </w:pPr>
-            <w:r>
-              <w:rPr>
-                <w:rFonts w:ascii="TimeNewRoman" w:hAnsi="TimeNewRoman"/>
-                <w:sz w:val="30"/>
-              </w:rPr>
-              <w:t>117</w:t>
-            </w:r>
-          </w:p>
-        </w:tc>
         <w:tc>
           <w:tcPr>
             <w:tcW w:type="dxa" w:w="1987"/>
@@ -1326,26 +1710,7 @@
                 <w:rFonts w:ascii="TimeNewRoman" w:hAnsi="TimeNewRoman"/>
                 <w:sz w:val="30"/>
               </w:rPr>
-              <w:t>42</w:t>
-            </w:r>
-          </w:p>
-        </w:tc>
-      </w:tr>
-      <w:tr>
-        <w:tc>
-          <w:tcPr>
-            <w:tcW w:type="dxa" w:w="1987"/>
-          </w:tcPr>
-          <w:p>
-            <w:pPr>
-              <w:jc w:val="left"/>
-            </w:pPr>
-            <w:r>
-              <w:rPr>
-                <w:rFonts w:ascii="TimeNewRoman" w:hAnsi="TimeNewRoman"/>
-                <w:sz w:val="30"/>
-              </w:rPr>
-              <w:t>48</w:t>
+              <w:t>108</w:t>
             </w:r>
           </w:p>
         </w:tc>
@@ -1362,268 +1727,7 @@
                 <w:rFonts w:ascii="TimeNewRoman" w:hAnsi="TimeNewRoman"/>
                 <w:sz w:val="30"/>
               </w:rPr>
-              <w:t>63</w:t>
-            </w:r>
-          </w:p>
-        </w:tc>
-        <w:tc>
-          <w:tcPr>
-            <w:tcW w:type="dxa" w:w="1987"/>
-          </w:tcPr>
-          <w:p>
-            <w:pPr>
-              <w:jc w:val="left"/>
-            </w:pPr>
-            <w:r>
-              <w:rPr>
-                <w:rFonts w:ascii="TimeNewRoman" w:hAnsi="TimeNewRoman"/>
-                <w:sz w:val="30"/>
-              </w:rPr>
-              <w:t>89</w:t>
-            </w:r>
-          </w:p>
-        </w:tc>
-        <w:tc>
-          <w:tcPr>
-            <w:tcW w:type="dxa" w:w="1987"/>
-          </w:tcPr>
-          <w:p>
-            <w:pPr>
-              <w:jc w:val="left"/>
-            </w:pPr>
-            <w:r>
-              <w:rPr>
-                <w:rFonts w:ascii="TimeNewRoman" w:hAnsi="TimeNewRoman"/>
-                <w:sz w:val="30"/>
-              </w:rPr>
-              <w:t>9</w:t>
-            </w:r>
-          </w:p>
-        </w:tc>
-        <w:tc>
-          <w:tcPr>
-            <w:tcW w:type="dxa" w:w="1987"/>
-          </w:tcPr>
-          <w:p>
-            <w:pPr>
-              <w:jc w:val="left"/>
-            </w:pPr>
-            <w:r>
-              <w:rPr>
-                <w:rFonts w:ascii="TimeNewRoman" w:hAnsi="TimeNewRoman"/>
-                <w:sz w:val="30"/>
-              </w:rPr>
-              <w:t>176</w:t>
-            </w:r>
-          </w:p>
-        </w:tc>
-      </w:tr>
-      <w:tr>
-        <w:tc>
-          <w:tcPr>
-            <w:tcW w:type="dxa" w:w="1987"/>
-          </w:tcPr>
-          <w:p>
-            <w:pPr>
-              <w:jc w:val="left"/>
-            </w:pPr>
-            <w:r>
-              <w:rPr>
-                <w:rFonts w:ascii="TimeNewRoman" w:hAnsi="TimeNewRoman"/>
-                <w:sz w:val="30"/>
-              </w:rPr>
-              <w:t>48</w:t>
-            </w:r>
-          </w:p>
-        </w:tc>
-        <w:tc>
-          <w:tcPr>
-            <w:tcW w:type="dxa" w:w="1987"/>
-          </w:tcPr>
-          <w:p>
-            <w:pPr>
-              <w:jc w:val="left"/>
-            </w:pPr>
-            <w:r>
-              <w:rPr>
-                <w:rFonts w:ascii="TimeNewRoman" w:hAnsi="TimeNewRoman"/>
-                <w:sz w:val="30"/>
-              </w:rPr>
-              <w:t>34</w:t>
-            </w:r>
-          </w:p>
-        </w:tc>
-        <w:tc>
-          <w:tcPr>
-            <w:tcW w:type="dxa" w:w="1987"/>
-          </w:tcPr>
-          <w:p>
-            <w:pPr>
-              <w:jc w:val="left"/>
-            </w:pPr>
-            <w:r>
-              <w:rPr>
-                <w:rFonts w:ascii="TimeNewRoman" w:hAnsi="TimeNewRoman"/>
-                <w:sz w:val="30"/>
-              </w:rPr>
-              <w:t>168</w:t>
-            </w:r>
-          </w:p>
-        </w:tc>
-        <w:tc>
-          <w:tcPr>
-            <w:tcW w:type="dxa" w:w="1987"/>
-          </w:tcPr>
-          <w:p>
-            <w:pPr>
-              <w:jc w:val="left"/>
-            </w:pPr>
-            <w:r>
-              <w:rPr>
-                <w:rFonts w:ascii="TimeNewRoman" w:hAnsi="TimeNewRoman"/>
-                <w:sz w:val="30"/>
-              </w:rPr>
-              <w:t>4</w:t>
-            </w:r>
-          </w:p>
-        </w:tc>
-        <w:tc>
-          <w:tcPr>
-            <w:tcW w:type="dxa" w:w="1987"/>
-          </w:tcPr>
-          <w:p>
-            <w:pPr>
-              <w:jc w:val="left"/>
-            </w:pPr>
-            <w:r>
-              <w:rPr>
-                <w:rFonts w:ascii="TimeNewRoman" w:hAnsi="TimeNewRoman"/>
-                <w:sz w:val="30"/>
-              </w:rPr>
-              <w:t>83</w:t>
-            </w:r>
-          </w:p>
-        </w:tc>
-      </w:tr>
-      <w:tr>
-        <w:tc>
-          <w:tcPr>
-            <w:tcW w:type="dxa" w:w="1987"/>
-          </w:tcPr>
-          <w:p>
-            <w:pPr>
-              <w:jc w:val="left"/>
-            </w:pPr>
-            <w:r>
-              <w:rPr>
-                <w:rFonts w:ascii="TimeNewRoman" w:hAnsi="TimeNewRoman"/>
-                <w:sz w:val="30"/>
-              </w:rPr>
-              <w:t>6</w:t>
-            </w:r>
-          </w:p>
-        </w:tc>
-        <w:tc>
-          <w:tcPr>
-            <w:tcW w:type="dxa" w:w="1987"/>
-          </w:tcPr>
-          <w:p>
-            <w:pPr>
-              <w:jc w:val="left"/>
-            </w:pPr>
-            <w:r>
-              <w:rPr>
-                <w:rFonts w:ascii="TimeNewRoman" w:hAnsi="TimeNewRoman"/>
-                <w:sz w:val="30"/>
-              </w:rPr>
-              <w:t>40</w:t>
-            </w:r>
-          </w:p>
-        </w:tc>
-        <w:tc>
-          <w:tcPr>
-            <w:tcW w:type="dxa" w:w="1987"/>
-          </w:tcPr>
-          <w:p>
-            <w:pPr>
-              <w:jc w:val="left"/>
-            </w:pPr>
-            <w:r>
-              <w:rPr>
-                <w:rFonts w:ascii="TimeNewRoman" w:hAnsi="TimeNewRoman"/>
-                <w:sz w:val="30"/>
-              </w:rPr>
-              <w:t>53</w:t>
-            </w:r>
-          </w:p>
-        </w:tc>
-        <w:tc>
-          <w:tcPr>
-            <w:tcW w:type="dxa" w:w="1987"/>
-          </w:tcPr>
-          <w:p>
-            <w:pPr>
-              <w:jc w:val="left"/>
-            </w:pPr>
-            <w:r>
-              <w:rPr>
-                <w:rFonts w:ascii="TimeNewRoman" w:hAnsi="TimeNewRoman"/>
-                <w:sz w:val="30"/>
-              </w:rPr>
-              <w:t>42</w:t>
-            </w:r>
-          </w:p>
-        </w:tc>
-        <w:tc>
-          <w:tcPr>
-            <w:tcW w:type="dxa" w:w="1987"/>
-          </w:tcPr>
-          <w:p>
-            <w:pPr>
-              <w:jc w:val="left"/>
-            </w:pPr>
-            <w:r>
-              <w:rPr>
-                <w:rFonts w:ascii="TimeNewRoman" w:hAnsi="TimeNewRoman"/>
-                <w:sz w:val="30"/>
-              </w:rPr>
-              <w:t>1</w:t>
-            </w:r>
-          </w:p>
-        </w:tc>
-      </w:tr>
-      <w:tr>
-        <w:tc>
-          <w:tcPr>
-            <w:tcW w:type="dxa" w:w="1987"/>
-          </w:tcPr>
-          <w:p>
-            <w:pPr>
-              <w:jc w:val="left"/>
-            </w:pPr>
-            <w:r>
-              <w:rPr>
-                <w:rFonts w:ascii="TimeNewRoman" w:hAnsi="TimeNewRoman"/>
-                <w:sz w:val="30"/>
-              </w:rPr>
-              <w:t>10</w:t>
-            </w:r>
-          </w:p>
-        </w:tc>
-        <w:tc>
-          <w:tcPr>
-            <w:tcW w:type="dxa" w:w="1987"/>
-          </w:tcPr>
-          <w:p>
-            <w:pPr>
-              <w:jc w:val="left"/>
-            </w:pPr>
-            <w:r>
-              <w:rPr>
-                <w:rFonts w:ascii="TimeNewRoman" w:hAnsi="TimeNewRoman"/>
-                <w:sz w:val="30"/>
-              </w:rPr>
-              <w:t>77</w:t>
+              <w:t>57</w:t>
             </w:r>
           </w:p>
         </w:tc>
@@ -1657,111 +1761,7 @@
                 <w:rFonts w:ascii="TimeNewRoman" w:hAnsi="TimeNewRoman"/>
                 <w:sz w:val="30"/>
               </w:rPr>
-              <w:t>1</w:t>
-            </w:r>
-          </w:p>
-        </w:tc>
-        <w:tc>
-          <w:tcPr>
-            <w:tcW w:type="dxa" w:w="1987"/>
-          </w:tcPr>
-          <w:p>
-            <w:pPr>
-              <w:jc w:val="left"/>
-            </w:pPr>
-            <w:r>
-              <w:rPr>
-                <w:rFonts w:ascii="TimeNewRoman" w:hAnsi="TimeNewRoman"/>
-                <w:sz w:val="30"/>
-              </w:rPr>
-              <w:t>75</w:t>
-            </w:r>
-          </w:p>
-        </w:tc>
-      </w:tr>
-      <w:tr>
-        <w:tc>
-          <w:tcPr>
-            <w:tcW w:type="dxa" w:w="1987"/>
-          </w:tcPr>
-          <w:p>
-            <w:pPr>
-              <w:jc w:val="left"/>
-            </w:pPr>
-            <w:r>
-              <w:rPr>
-                <w:rFonts w:ascii="TimeNewRoman" w:hAnsi="TimeNewRoman"/>
-                <w:sz w:val="30"/>
-              </w:rPr>
-              <w:t>7</w:t>
-            </w:r>
-          </w:p>
-        </w:tc>
-        <w:tc>
-          <w:tcPr>
-            <w:tcW w:type="dxa" w:w="1987"/>
-          </w:tcPr>
-          <w:p>
-            <w:pPr>
-              <w:jc w:val="left"/>
-            </w:pPr>
-            <w:r>
-              <w:rPr>
-                <w:rFonts w:ascii="TimeNewRoman" w:hAnsi="TimeNewRoman"/>
-                <w:sz w:val="30"/>
-              </w:rPr>
-              <w:t>42</w:t>
-            </w:r>
-          </w:p>
-        </w:tc>
-        <w:tc>
-          <w:tcPr>
-            <w:tcW w:type="dxa" w:w="1987"/>
-          </w:tcPr>
-          <w:p>
-            <w:pPr>
-              <w:jc w:val="left"/>
-            </w:pPr>
-            <w:r>
-              <w:rPr>
-                <w:rFonts w:ascii="TimeNewRoman" w:hAnsi="TimeNewRoman"/>
-                <w:sz w:val="30"/>
-              </w:rPr>
-              <w:t>74</w:t>
-            </w:r>
-          </w:p>
-        </w:tc>
-        <w:tc>
-          <w:tcPr>
-            <w:tcW w:type="dxa" w:w="1987"/>
-          </w:tcPr>
-          <w:p>
-            <w:pPr>
-              <w:jc w:val="left"/>
-            </w:pPr>
-            <w:r>
-              <w:rPr>
-                <w:rFonts w:ascii="TimeNewRoman" w:hAnsi="TimeNewRoman"/>
-                <w:sz w:val="30"/>
-              </w:rPr>
-              <w:t>63</w:t>
-            </w:r>
-          </w:p>
-        </w:tc>
-        <w:tc>
-          <w:tcPr>
-            <w:tcW w:type="dxa" w:w="1987"/>
-          </w:tcPr>
-          <w:p>
-            <w:pPr>
-              <w:jc w:val="left"/>
-            </w:pPr>
-            <w:r>
-              <w:rPr>
-                <w:rFonts w:ascii="TimeNewRoman" w:hAnsi="TimeNewRoman"/>
-                <w:sz w:val="30"/>
-              </w:rPr>
-              <w:t>68</w:t>
+              <w:t>179</w:t>
             </w:r>
           </w:p>
         </w:tc>

--- a/answers-of-mixed.docx
+++ b/answers-of-mixed.docx
@@ -40,7 +40,7 @@
                 <w:rFonts w:ascii="TimeNewRoman" w:hAnsi="TimeNewRoman"/>
                 <w:sz w:val="30"/>
               </w:rPr>
-              <w:t>104</w:t>
+              <w:t>18</w:t>
             </w:r>
           </w:p>
         </w:tc>
@@ -57,7 +57,7 @@
                 <w:rFonts w:ascii="TimeNewRoman" w:hAnsi="TimeNewRoman"/>
                 <w:sz w:val="30"/>
               </w:rPr>
-              <w:t>136</w:t>
+              <w:t>108</w:t>
             </w:r>
           </w:p>
         </w:tc>
@@ -74,7 +74,7 @@
                 <w:rFonts w:ascii="TimeNewRoman" w:hAnsi="TimeNewRoman"/>
                 <w:sz w:val="30"/>
               </w:rPr>
-              <w:t>57</w:t>
+              <w:t>151</w:t>
             </w:r>
           </w:p>
         </w:tc>
@@ -91,7 +91,7 @@
                 <w:rFonts w:ascii="TimeNewRoman" w:hAnsi="TimeNewRoman"/>
                 <w:sz w:val="30"/>
               </w:rPr>
-              <w:t>11</w:t>
+              <w:t>70</w:t>
             </w:r>
           </w:p>
         </w:tc>
@@ -108,7 +108,7 @@
                 <w:rFonts w:ascii="TimeNewRoman" w:hAnsi="TimeNewRoman"/>
                 <w:sz w:val="30"/>
               </w:rPr>
-              <w:t>25</w:t>
+              <w:t>43</w:t>
             </w:r>
           </w:p>
         </w:tc>
@@ -127,7 +127,7 @@
                 <w:rFonts w:ascii="TimeNewRoman" w:hAnsi="TimeNewRoman"/>
                 <w:sz w:val="30"/>
               </w:rPr>
-              <w:t>173</w:t>
+              <w:t>54</w:t>
             </w:r>
           </w:p>
         </w:tc>
@@ -144,7 +144,7 @@
                 <w:rFonts w:ascii="TimeNewRoman" w:hAnsi="TimeNewRoman"/>
                 <w:sz w:val="30"/>
               </w:rPr>
-              <w:t>250</w:t>
+              <w:t>6</w:t>
             </w:r>
           </w:p>
         </w:tc>
@@ -161,7 +161,60 @@
                 <w:rFonts w:ascii="TimeNewRoman" w:hAnsi="TimeNewRoman"/>
                 <w:sz w:val="30"/>
               </w:rPr>
-              <w:t>126</w:t>
+              <w:t>12</w:t>
+            </w:r>
+          </w:p>
+        </w:tc>
+        <w:tc>
+          <w:tcPr>
+            <w:tcW w:type="dxa" w:w="1987"/>
+          </w:tcPr>
+          <w:p>
+            <w:pPr>
+              <w:jc w:val="left"/>
+            </w:pPr>
+            <w:r>
+              <w:rPr>
+                <w:rFonts w:ascii="TimeNewRoman" w:hAnsi="TimeNewRoman"/>
+                <w:sz w:val="30"/>
+              </w:rPr>
+              <w:t>10</w:t>
+            </w:r>
+          </w:p>
+        </w:tc>
+        <w:tc>
+          <w:tcPr>
+            <w:tcW w:type="dxa" w:w="1987"/>
+          </w:tcPr>
+          <w:p>
+            <w:pPr>
+              <w:jc w:val="left"/>
+            </w:pPr>
+            <w:r>
+              <w:rPr>
+                <w:rFonts w:ascii="TimeNewRoman" w:hAnsi="TimeNewRoman"/>
+                <w:sz w:val="30"/>
+              </w:rPr>
+              <w:t>91</w:t>
+            </w:r>
+          </w:p>
+        </w:tc>
+      </w:tr>
+      <w:tr>
+        <w:tc>
+          <w:tcPr>
+            <w:tcW w:type="dxa" w:w="1987"/>
+          </w:tcPr>
+          <w:p>
+            <w:pPr>
+              <w:jc w:val="left"/>
+            </w:pPr>
+            <w:r>
+              <w:rPr>
+                <w:rFonts w:ascii="TimeNewRoman" w:hAnsi="TimeNewRoman"/>
+                <w:sz w:val="30"/>
+              </w:rPr>
+              <w:t>8</w:t>
             </w:r>
           </w:p>
         </w:tc>
@@ -195,7 +248,41 @@
                 <w:rFonts w:ascii="TimeNewRoman" w:hAnsi="TimeNewRoman"/>
                 <w:sz w:val="30"/>
               </w:rPr>
+              <w:t>9</w:t>
+            </w:r>
+          </w:p>
+        </w:tc>
+        <w:tc>
+          <w:tcPr>
+            <w:tcW w:type="dxa" w:w="1987"/>
+          </w:tcPr>
+          <w:p>
+            <w:pPr>
+              <w:jc w:val="left"/>
+            </w:pPr>
+            <w:r>
+              <w:rPr>
+                <w:rFonts w:ascii="TimeNewRoman" w:hAnsi="TimeNewRoman"/>
+                <w:sz w:val="30"/>
+              </w:rPr>
               <w:t>81</w:t>
+            </w:r>
+          </w:p>
+        </w:tc>
+        <w:tc>
+          <w:tcPr>
+            <w:tcW w:type="dxa" w:w="1987"/>
+          </w:tcPr>
+          <w:p>
+            <w:pPr>
+              <w:jc w:val="left"/>
+            </w:pPr>
+            <w:r>
+              <w:rPr>
+                <w:rFonts w:ascii="TimeNewRoman" w:hAnsi="TimeNewRoman"/>
+                <w:sz w:val="30"/>
+              </w:rPr>
+              <w:t>36</w:t>
             </w:r>
           </w:p>
         </w:tc>
@@ -214,7 +301,7 @@
                 <w:rFonts w:ascii="TimeNewRoman" w:hAnsi="TimeNewRoman"/>
                 <w:sz w:val="30"/>
               </w:rPr>
-              <w:t>71</w:t>
+              <w:t>24</w:t>
             </w:r>
           </w:p>
         </w:tc>
@@ -231,7 +318,7 @@
                 <w:rFonts w:ascii="TimeNewRoman" w:hAnsi="TimeNewRoman"/>
                 <w:sz w:val="30"/>
               </w:rPr>
-              <w:t>5</w:t>
+              <w:t>2</w:t>
             </w:r>
           </w:p>
         </w:tc>
@@ -248,7 +335,7 @@
                 <w:rFonts w:ascii="TimeNewRoman" w:hAnsi="TimeNewRoman"/>
                 <w:sz w:val="30"/>
               </w:rPr>
-              <w:t>86</w:t>
+              <w:t>50</w:t>
             </w:r>
           </w:p>
         </w:tc>
@@ -265,7 +352,7 @@
                 <w:rFonts w:ascii="TimeNewRoman" w:hAnsi="TimeNewRoman"/>
                 <w:sz w:val="30"/>
               </w:rPr>
-              <w:t>118</w:t>
+              <w:t>14</w:t>
             </w:r>
           </w:p>
         </w:tc>
@@ -282,7 +369,7 @@
                 <w:rFonts w:ascii="TimeNewRoman" w:hAnsi="TimeNewRoman"/>
                 <w:sz w:val="30"/>
               </w:rPr>
-              <w:t>28</w:t>
+              <w:t>142</w:t>
             </w:r>
           </w:p>
         </w:tc>
@@ -301,7 +388,7 @@
                 <w:rFonts w:ascii="TimeNewRoman" w:hAnsi="TimeNewRoman"/>
                 <w:sz w:val="30"/>
               </w:rPr>
-              <w:t>91</w:t>
+              <w:t>27</w:t>
             </w:r>
           </w:p>
         </w:tc>
@@ -318,7 +405,7 @@
                 <w:rFonts w:ascii="TimeNewRoman" w:hAnsi="TimeNewRoman"/>
                 <w:sz w:val="30"/>
               </w:rPr>
-              <w:t>9</w:t>
+              <w:t>2</w:t>
             </w:r>
           </w:p>
         </w:tc>
@@ -335,7 +422,7 @@
                 <w:rFonts w:ascii="TimeNewRoman" w:hAnsi="TimeNewRoman"/>
                 <w:sz w:val="30"/>
               </w:rPr>
-              <w:t>119</w:t>
+              <w:t>10</w:t>
             </w:r>
           </w:p>
         </w:tc>
@@ -352,7 +439,181 @@
                 <w:rFonts w:ascii="TimeNewRoman" w:hAnsi="TimeNewRoman"/>
                 <w:sz w:val="30"/>
               </w:rPr>
-              <w:t>37</w:t>
+              <w:t>103</w:t>
+            </w:r>
+          </w:p>
+        </w:tc>
+        <w:tc>
+          <w:tcPr>
+            <w:tcW w:type="dxa" w:w="1987"/>
+          </w:tcPr>
+          <w:p>
+            <w:pPr>
+              <w:jc w:val="left"/>
+            </w:pPr>
+            <w:r>
+              <w:rPr>
+                <w:rFonts w:ascii="TimeNewRoman" w:hAnsi="TimeNewRoman"/>
+                <w:sz w:val="30"/>
+              </w:rPr>
+              <w:t>116</w:t>
+            </w:r>
+          </w:p>
+        </w:tc>
+      </w:tr>
+      <w:tr>
+        <w:tc>
+          <w:tcPr>
+            <w:tcW w:type="dxa" w:w="1987"/>
+          </w:tcPr>
+          <w:p>
+            <w:pPr>
+              <w:jc w:val="left"/>
+            </w:pPr>
+            <w:r>
+              <w:rPr>
+                <w:rFonts w:ascii="TimeNewRoman" w:hAnsi="TimeNewRoman"/>
+                <w:sz w:val="30"/>
+              </w:rPr>
+              <w:t>30</w:t>
+            </w:r>
+          </w:p>
+        </w:tc>
+        <w:tc>
+          <w:tcPr>
+            <w:tcW w:type="dxa" w:w="1987"/>
+          </w:tcPr>
+          <w:p>
+            <w:pPr>
+              <w:jc w:val="left"/>
+            </w:pPr>
+            <w:r>
+              <w:rPr>
+                <w:rFonts w:ascii="TimeNewRoman" w:hAnsi="TimeNewRoman"/>
+                <w:sz w:val="30"/>
+              </w:rPr>
+              <w:t>4</w:t>
+            </w:r>
+          </w:p>
+        </w:tc>
+        <w:tc>
+          <w:tcPr>
+            <w:tcW w:type="dxa" w:w="1987"/>
+          </w:tcPr>
+          <w:p>
+            <w:pPr>
+              <w:jc w:val="left"/>
+            </w:pPr>
+            <w:r>
+              <w:rPr>
+                <w:rFonts w:ascii="TimeNewRoman" w:hAnsi="TimeNewRoman"/>
+                <w:sz w:val="30"/>
+              </w:rPr>
+              <w:t>222</w:t>
+            </w:r>
+          </w:p>
+        </w:tc>
+        <w:tc>
+          <w:tcPr>
+            <w:tcW w:type="dxa" w:w="1987"/>
+          </w:tcPr>
+          <w:p>
+            <w:pPr>
+              <w:jc w:val="left"/>
+            </w:pPr>
+            <w:r>
+              <w:rPr>
+                <w:rFonts w:ascii="TimeNewRoman" w:hAnsi="TimeNewRoman"/>
+                <w:sz w:val="30"/>
+              </w:rPr>
+              <w:t>87</w:t>
+            </w:r>
+          </w:p>
+        </w:tc>
+        <w:tc>
+          <w:tcPr>
+            <w:tcW w:type="dxa" w:w="1987"/>
+          </w:tcPr>
+          <w:p>
+            <w:pPr>
+              <w:jc w:val="left"/>
+            </w:pPr>
+            <w:r>
+              <w:rPr>
+                <w:rFonts w:ascii="TimeNewRoman" w:hAnsi="TimeNewRoman"/>
+                <w:sz w:val="30"/>
+              </w:rPr>
+              <w:t>33</w:t>
+            </w:r>
+          </w:p>
+        </w:tc>
+      </w:tr>
+      <w:tr>
+        <w:tc>
+          <w:tcPr>
+            <w:tcW w:type="dxa" w:w="1987"/>
+          </w:tcPr>
+          <w:p>
+            <w:pPr>
+              <w:jc w:val="left"/>
+            </w:pPr>
+            <w:r>
+              <w:rPr>
+                <w:rFonts w:ascii="TimeNewRoman" w:hAnsi="TimeNewRoman"/>
+                <w:sz w:val="30"/>
+              </w:rPr>
+              <w:t>23</w:t>
+            </w:r>
+          </w:p>
+        </w:tc>
+        <w:tc>
+          <w:tcPr>
+            <w:tcW w:type="dxa" w:w="1987"/>
+          </w:tcPr>
+          <w:p>
+            <w:pPr>
+              <w:jc w:val="left"/>
+            </w:pPr>
+            <w:r>
+              <w:rPr>
+                <w:rFonts w:ascii="TimeNewRoman" w:hAnsi="TimeNewRoman"/>
+                <w:sz w:val="30"/>
+              </w:rPr>
+              <w:t>16</w:t>
+            </w:r>
+          </w:p>
+        </w:tc>
+        <w:tc>
+          <w:tcPr>
+            <w:tcW w:type="dxa" w:w="1987"/>
+          </w:tcPr>
+          <w:p>
+            <w:pPr>
+              <w:jc w:val="left"/>
+            </w:pPr>
+            <w:r>
+              <w:rPr>
+                <w:rFonts w:ascii="TimeNewRoman" w:hAnsi="TimeNewRoman"/>
+                <w:sz w:val="30"/>
+              </w:rPr>
+              <w:t>7</w:t>
+            </w:r>
+          </w:p>
+        </w:tc>
+        <w:tc>
+          <w:tcPr>
+            <w:tcW w:type="dxa" w:w="1987"/>
+          </w:tcPr>
+          <w:p>
+            <w:pPr>
+              <w:jc w:val="left"/>
+            </w:pPr>
+            <w:r>
+              <w:rPr>
+                <w:rFonts w:ascii="TimeNewRoman" w:hAnsi="TimeNewRoman"/>
+                <w:sz w:val="30"/>
+              </w:rPr>
+              <w:t>49</w:t>
             </w:r>
           </w:p>
         </w:tc>
@@ -388,7 +649,7 @@
                 <w:rFonts w:ascii="TimeNewRoman" w:hAnsi="TimeNewRoman"/>
                 <w:sz w:val="30"/>
               </w:rPr>
-              <w:t>86</w:t>
+              <w:t>139</w:t>
             </w:r>
           </w:p>
         </w:tc>
@@ -405,7 +666,268 @@
                 <w:rFonts w:ascii="TimeNewRoman" w:hAnsi="TimeNewRoman"/>
                 <w:sz w:val="30"/>
               </w:rPr>
-              <w:t>53</w:t>
+              <w:t>8</w:t>
+            </w:r>
+          </w:p>
+        </w:tc>
+        <w:tc>
+          <w:tcPr>
+            <w:tcW w:type="dxa" w:w="1987"/>
+          </w:tcPr>
+          <w:p>
+            <w:pPr>
+              <w:jc w:val="left"/>
+            </w:pPr>
+            <w:r>
+              <w:rPr>
+                <w:rFonts w:ascii="TimeNewRoman" w:hAnsi="TimeNewRoman"/>
+                <w:sz w:val="30"/>
+              </w:rPr>
+              <w:t>89</w:t>
+            </w:r>
+          </w:p>
+        </w:tc>
+        <w:tc>
+          <w:tcPr>
+            <w:tcW w:type="dxa" w:w="1987"/>
+          </w:tcPr>
+          <w:p>
+            <w:pPr>
+              <w:jc w:val="left"/>
+            </w:pPr>
+            <w:r>
+              <w:rPr>
+                <w:rFonts w:ascii="TimeNewRoman" w:hAnsi="TimeNewRoman"/>
+                <w:sz w:val="30"/>
+              </w:rPr>
+              <w:t>72</w:t>
+            </w:r>
+          </w:p>
+        </w:tc>
+        <w:tc>
+          <w:tcPr>
+            <w:tcW w:type="dxa" w:w="1987"/>
+          </w:tcPr>
+          <w:p>
+            <w:pPr>
+              <w:jc w:val="left"/>
+            </w:pPr>
+            <w:r>
+              <w:rPr>
+                <w:rFonts w:ascii="TimeNewRoman" w:hAnsi="TimeNewRoman"/>
+                <w:sz w:val="30"/>
+              </w:rPr>
+              <w:t>3</w:t>
+            </w:r>
+          </w:p>
+        </w:tc>
+      </w:tr>
+      <w:tr>
+        <w:tc>
+          <w:tcPr>
+            <w:tcW w:type="dxa" w:w="1987"/>
+          </w:tcPr>
+          <w:p>
+            <w:pPr>
+              <w:jc w:val="left"/>
+            </w:pPr>
+            <w:r>
+              <w:rPr>
+                <w:rFonts w:ascii="TimeNewRoman" w:hAnsi="TimeNewRoman"/>
+                <w:sz w:val="30"/>
+              </w:rPr>
+              <w:t>35</w:t>
+            </w:r>
+          </w:p>
+        </w:tc>
+        <w:tc>
+          <w:tcPr>
+            <w:tcW w:type="dxa" w:w="1987"/>
+          </w:tcPr>
+          <w:p>
+            <w:pPr>
+              <w:jc w:val="left"/>
+            </w:pPr>
+            <w:r>
+              <w:rPr>
+                <w:rFonts w:ascii="TimeNewRoman" w:hAnsi="TimeNewRoman"/>
+                <w:sz w:val="30"/>
+              </w:rPr>
+              <w:t>111</w:t>
+            </w:r>
+          </w:p>
+        </w:tc>
+        <w:tc>
+          <w:tcPr>
+            <w:tcW w:type="dxa" w:w="1987"/>
+          </w:tcPr>
+          <w:p>
+            <w:pPr>
+              <w:jc w:val="left"/>
+            </w:pPr>
+            <w:r>
+              <w:rPr>
+                <w:rFonts w:ascii="TimeNewRoman" w:hAnsi="TimeNewRoman"/>
+                <w:sz w:val="30"/>
+              </w:rPr>
+              <w:t>40</w:t>
+            </w:r>
+          </w:p>
+        </w:tc>
+        <w:tc>
+          <w:tcPr>
+            <w:tcW w:type="dxa" w:w="1987"/>
+          </w:tcPr>
+          <w:p>
+            <w:pPr>
+              <w:jc w:val="left"/>
+            </w:pPr>
+            <w:r>
+              <w:rPr>
+                <w:rFonts w:ascii="TimeNewRoman" w:hAnsi="TimeNewRoman"/>
+                <w:sz w:val="30"/>
+              </w:rPr>
+              <w:t>25</w:t>
+            </w:r>
+          </w:p>
+        </w:tc>
+        <w:tc>
+          <w:tcPr>
+            <w:tcW w:type="dxa" w:w="1987"/>
+          </w:tcPr>
+          <w:p>
+            <w:pPr>
+              <w:jc w:val="left"/>
+            </w:pPr>
+            <w:r>
+              <w:rPr>
+                <w:rFonts w:ascii="TimeNewRoman" w:hAnsi="TimeNewRoman"/>
+                <w:sz w:val="30"/>
+              </w:rPr>
+              <w:t>86</w:t>
+            </w:r>
+          </w:p>
+        </w:tc>
+      </w:tr>
+      <w:tr>
+        <w:tc>
+          <w:tcPr>
+            <w:tcW w:type="dxa" w:w="1987"/>
+          </w:tcPr>
+          <w:p>
+            <w:pPr>
+              <w:jc w:val="left"/>
+            </w:pPr>
+            <w:r>
+              <w:rPr>
+                <w:rFonts w:ascii="TimeNewRoman" w:hAnsi="TimeNewRoman"/>
+                <w:sz w:val="30"/>
+              </w:rPr>
+              <w:t>88</w:t>
+            </w:r>
+          </w:p>
+        </w:tc>
+        <w:tc>
+          <w:tcPr>
+            <w:tcW w:type="dxa" w:w="1987"/>
+          </w:tcPr>
+          <w:p>
+            <w:pPr>
+              <w:jc w:val="left"/>
+            </w:pPr>
+            <w:r>
+              <w:rPr>
+                <w:rFonts w:ascii="TimeNewRoman" w:hAnsi="TimeNewRoman"/>
+                <w:sz w:val="30"/>
+              </w:rPr>
+              <w:t>4</w:t>
+            </w:r>
+          </w:p>
+        </w:tc>
+        <w:tc>
+          <w:tcPr>
+            <w:tcW w:type="dxa" w:w="1987"/>
+          </w:tcPr>
+          <w:p>
+            <w:pPr>
+              <w:jc w:val="left"/>
+            </w:pPr>
+            <w:r>
+              <w:rPr>
+                <w:rFonts w:ascii="TimeNewRoman" w:hAnsi="TimeNewRoman"/>
+                <w:sz w:val="30"/>
+              </w:rPr>
+              <w:t>88</w:t>
+            </w:r>
+          </w:p>
+        </w:tc>
+        <w:tc>
+          <w:tcPr>
+            <w:tcW w:type="dxa" w:w="1987"/>
+          </w:tcPr>
+          <w:p>
+            <w:pPr>
+              <w:jc w:val="left"/>
+            </w:pPr>
+            <w:r>
+              <w:rPr>
+                <w:rFonts w:ascii="TimeNewRoman" w:hAnsi="TimeNewRoman"/>
+                <w:sz w:val="30"/>
+              </w:rPr>
+              <w:t>14</w:t>
+            </w:r>
+          </w:p>
+        </w:tc>
+        <w:tc>
+          <w:tcPr>
+            <w:tcW w:type="dxa" w:w="1987"/>
+          </w:tcPr>
+          <w:p>
+            <w:pPr>
+              <w:jc w:val="left"/>
+            </w:pPr>
+            <w:r>
+              <w:rPr>
+                <w:rFonts w:ascii="TimeNewRoman" w:hAnsi="TimeNewRoman"/>
+                <w:sz w:val="30"/>
+              </w:rPr>
+              <w:t>86</w:t>
+            </w:r>
+          </w:p>
+        </w:tc>
+      </w:tr>
+      <w:tr>
+        <w:tc>
+          <w:tcPr>
+            <w:tcW w:type="dxa" w:w="1987"/>
+          </w:tcPr>
+          <w:p>
+            <w:pPr>
+              <w:jc w:val="left"/>
+            </w:pPr>
+            <w:r>
+              <w:rPr>
+                <w:rFonts w:ascii="TimeNewRoman" w:hAnsi="TimeNewRoman"/>
+                <w:sz w:val="30"/>
+              </w:rPr>
+              <w:t>156</w:t>
+            </w:r>
+          </w:p>
+        </w:tc>
+        <w:tc>
+          <w:tcPr>
+            <w:tcW w:type="dxa" w:w="1987"/>
+          </w:tcPr>
+          <w:p>
+            <w:pPr>
+              <w:jc w:val="left"/>
+            </w:pPr>
+            <w:r>
+              <w:rPr>
+                <w:rFonts w:ascii="TimeNewRoman" w:hAnsi="TimeNewRoman"/>
+                <w:sz w:val="30"/>
+              </w:rPr>
+              <w:t>4</w:t>
             </w:r>
           </w:p>
         </w:tc>
@@ -439,7 +961,7 @@
                 <w:rFonts w:ascii="TimeNewRoman" w:hAnsi="TimeNewRoman"/>
                 <w:sz w:val="30"/>
               </w:rPr>
-              <w:t>14</w:t>
+              <w:t>5</w:t>
             </w:r>
           </w:p>
         </w:tc>
@@ -456,616 +978,7 @@
                 <w:rFonts w:ascii="TimeNewRoman" w:hAnsi="TimeNewRoman"/>
                 <w:sz w:val="30"/>
               </w:rPr>
-              <w:t>12</w:t>
-            </w:r>
-          </w:p>
-        </w:tc>
-      </w:tr>
-      <w:tr>
-        <w:tc>
-          <w:tcPr>
-            <w:tcW w:type="dxa" w:w="1987"/>
-          </w:tcPr>
-          <w:p>
-            <w:pPr>
-              <w:jc w:val="left"/>
-            </w:pPr>
-            <w:r>
-              <w:rPr>
-                <w:rFonts w:ascii="TimeNewRoman" w:hAnsi="TimeNewRoman"/>
-                <w:sz w:val="30"/>
-              </w:rPr>
-              <w:t>72</w:t>
-            </w:r>
-          </w:p>
-        </w:tc>
-        <w:tc>
-          <w:tcPr>
-            <w:tcW w:type="dxa" w:w="1987"/>
-          </w:tcPr>
-          <w:p>
-            <w:pPr>
-              <w:jc w:val="left"/>
-            </w:pPr>
-            <w:r>
-              <w:rPr>
-                <w:rFonts w:ascii="TimeNewRoman" w:hAnsi="TimeNewRoman"/>
-                <w:sz w:val="30"/>
-              </w:rPr>
-              <w:t>45</w:t>
-            </w:r>
-          </w:p>
-        </w:tc>
-        <w:tc>
-          <w:tcPr>
-            <w:tcW w:type="dxa" w:w="1987"/>
-          </w:tcPr>
-          <w:p>
-            <w:pPr>
-              <w:jc w:val="left"/>
-            </w:pPr>
-            <w:r>
-              <w:rPr>
-                <w:rFonts w:ascii="TimeNewRoman" w:hAnsi="TimeNewRoman"/>
-                <w:sz w:val="30"/>
-              </w:rPr>
-              <w:t>50</w:t>
-            </w:r>
-          </w:p>
-        </w:tc>
-        <w:tc>
-          <w:tcPr>
-            <w:tcW w:type="dxa" w:w="1987"/>
-          </w:tcPr>
-          <w:p>
-            <w:pPr>
-              <w:jc w:val="left"/>
-            </w:pPr>
-            <w:r>
-              <w:rPr>
-                <w:rFonts w:ascii="TimeNewRoman" w:hAnsi="TimeNewRoman"/>
-                <w:sz w:val="30"/>
-              </w:rPr>
-              <w:t>76</w:t>
-            </w:r>
-          </w:p>
-        </w:tc>
-        <w:tc>
-          <w:tcPr>
-            <w:tcW w:type="dxa" w:w="1987"/>
-          </w:tcPr>
-          <w:p>
-            <w:pPr>
-              <w:jc w:val="left"/>
-            </w:pPr>
-            <w:r>
-              <w:rPr>
-                <w:rFonts w:ascii="TimeNewRoman" w:hAnsi="TimeNewRoman"/>
-                <w:sz w:val="30"/>
-              </w:rPr>
-              <w:t>18</w:t>
-            </w:r>
-          </w:p>
-        </w:tc>
-      </w:tr>
-      <w:tr>
-        <w:tc>
-          <w:tcPr>
-            <w:tcW w:type="dxa" w:w="1987"/>
-          </w:tcPr>
-          <w:p>
-            <w:pPr>
-              <w:jc w:val="left"/>
-            </w:pPr>
-            <w:r>
-              <w:rPr>
-                <w:rFonts w:ascii="TimeNewRoman" w:hAnsi="TimeNewRoman"/>
-                <w:sz w:val="30"/>
-              </w:rPr>
-              <w:t>16</w:t>
-            </w:r>
-          </w:p>
-        </w:tc>
-        <w:tc>
-          <w:tcPr>
-            <w:tcW w:type="dxa" w:w="1987"/>
-          </w:tcPr>
-          <w:p>
-            <w:pPr>
-              <w:jc w:val="left"/>
-            </w:pPr>
-            <w:r>
-              <w:rPr>
-                <w:rFonts w:ascii="TimeNewRoman" w:hAnsi="TimeNewRoman"/>
-                <w:sz w:val="30"/>
-              </w:rPr>
-              <w:t>43</w:t>
-            </w:r>
-          </w:p>
-        </w:tc>
-        <w:tc>
-          <w:tcPr>
-            <w:tcW w:type="dxa" w:w="1987"/>
-          </w:tcPr>
-          <w:p>
-            <w:pPr>
-              <w:jc w:val="left"/>
-            </w:pPr>
-            <w:r>
-              <w:rPr>
-                <w:rFonts w:ascii="TimeNewRoman" w:hAnsi="TimeNewRoman"/>
-                <w:sz w:val="30"/>
-              </w:rPr>
-              <w:t>44</w:t>
-            </w:r>
-          </w:p>
-        </w:tc>
-        <w:tc>
-          <w:tcPr>
-            <w:tcW w:type="dxa" w:w="1987"/>
-          </w:tcPr>
-          <w:p>
-            <w:pPr>
-              <w:jc w:val="left"/>
-            </w:pPr>
-            <w:r>
-              <w:rPr>
-                <w:rFonts w:ascii="TimeNewRoman" w:hAnsi="TimeNewRoman"/>
-                <w:sz w:val="30"/>
-              </w:rPr>
-              <w:t>74</w:t>
-            </w:r>
-          </w:p>
-        </w:tc>
-        <w:tc>
-          <w:tcPr>
-            <w:tcW w:type="dxa" w:w="1987"/>
-          </w:tcPr>
-          <w:p>
-            <w:pPr>
-              <w:jc w:val="left"/>
-            </w:pPr>
-            <w:r>
-              <w:rPr>
-                <w:rFonts w:ascii="TimeNewRoman" w:hAnsi="TimeNewRoman"/>
-                <w:sz w:val="30"/>
-              </w:rPr>
-              <w:t>15</w:t>
-            </w:r>
-          </w:p>
-        </w:tc>
-      </w:tr>
-      <w:tr>
-        <w:tc>
-          <w:tcPr>
-            <w:tcW w:type="dxa" w:w="1987"/>
-          </w:tcPr>
-          <w:p>
-            <w:pPr>
-              <w:jc w:val="left"/>
-            </w:pPr>
-            <w:r>
-              <w:rPr>
-                <w:rFonts w:ascii="TimeNewRoman" w:hAnsi="TimeNewRoman"/>
-                <w:sz w:val="30"/>
-              </w:rPr>
-              <w:t>54</w:t>
-            </w:r>
-          </w:p>
-        </w:tc>
-        <w:tc>
-          <w:tcPr>
-            <w:tcW w:type="dxa" w:w="1987"/>
-          </w:tcPr>
-          <w:p>
-            <w:pPr>
-              <w:jc w:val="left"/>
-            </w:pPr>
-            <w:r>
-              <w:rPr>
-                <w:rFonts w:ascii="TimeNewRoman" w:hAnsi="TimeNewRoman"/>
-                <w:sz w:val="30"/>
-              </w:rPr>
-              <w:t>51</w:t>
-            </w:r>
-          </w:p>
-        </w:tc>
-        <w:tc>
-          <w:tcPr>
-            <w:tcW w:type="dxa" w:w="1987"/>
-          </w:tcPr>
-          <w:p>
-            <w:pPr>
-              <w:jc w:val="left"/>
-            </w:pPr>
-            <w:r>
-              <w:rPr>
-                <w:rFonts w:ascii="TimeNewRoman" w:hAnsi="TimeNewRoman"/>
-                <w:sz w:val="30"/>
-              </w:rPr>
-              <w:t>116</w:t>
-            </w:r>
-          </w:p>
-        </w:tc>
-        <w:tc>
-          <w:tcPr>
-            <w:tcW w:type="dxa" w:w="1987"/>
-          </w:tcPr>
-          <w:p>
-            <w:pPr>
-              <w:jc w:val="left"/>
-            </w:pPr>
-            <w:r>
-              <w:rPr>
-                <w:rFonts w:ascii="TimeNewRoman" w:hAnsi="TimeNewRoman"/>
-                <w:sz w:val="30"/>
-              </w:rPr>
-              <w:t>24</w:t>
-            </w:r>
-          </w:p>
-        </w:tc>
-        <w:tc>
-          <w:tcPr>
-            <w:tcW w:type="dxa" w:w="1987"/>
-          </w:tcPr>
-          <w:p>
-            <w:pPr>
-              <w:jc w:val="left"/>
-            </w:pPr>
-            <w:r>
-              <w:rPr>
-                <w:rFonts w:ascii="TimeNewRoman" w:hAnsi="TimeNewRoman"/>
-                <w:sz w:val="30"/>
-              </w:rPr>
-              <w:t>84</w:t>
-            </w:r>
-          </w:p>
-        </w:tc>
-      </w:tr>
-      <w:tr>
-        <w:tc>
-          <w:tcPr>
-            <w:tcW w:type="dxa" w:w="1987"/>
-          </w:tcPr>
-          <w:p>
-            <w:pPr>
-              <w:jc w:val="left"/>
-            </w:pPr>
-            <w:r>
-              <w:rPr>
-                <w:rFonts w:ascii="TimeNewRoman" w:hAnsi="TimeNewRoman"/>
-                <w:sz w:val="30"/>
-              </w:rPr>
-              <w:t>89</w:t>
-            </w:r>
-          </w:p>
-        </w:tc>
-        <w:tc>
-          <w:tcPr>
-            <w:tcW w:type="dxa" w:w="1987"/>
-          </w:tcPr>
-          <w:p>
-            <w:pPr>
-              <w:jc w:val="left"/>
-            </w:pPr>
-            <w:r>
-              <w:rPr>
-                <w:rFonts w:ascii="TimeNewRoman" w:hAnsi="TimeNewRoman"/>
-                <w:sz w:val="30"/>
-              </w:rPr>
-              <w:t>6</w:t>
-            </w:r>
-          </w:p>
-        </w:tc>
-        <w:tc>
-          <w:tcPr>
-            <w:tcW w:type="dxa" w:w="1987"/>
-          </w:tcPr>
-          <w:p>
-            <w:pPr>
-              <w:jc w:val="left"/>
-            </w:pPr>
-            <w:r>
-              <w:rPr>
-                <w:rFonts w:ascii="TimeNewRoman" w:hAnsi="TimeNewRoman"/>
-                <w:sz w:val="30"/>
-              </w:rPr>
-              <w:t>7</w:t>
-            </w:r>
-          </w:p>
-        </w:tc>
-        <w:tc>
-          <w:tcPr>
-            <w:tcW w:type="dxa" w:w="1987"/>
-          </w:tcPr>
-          <w:p>
-            <w:pPr>
-              <w:jc w:val="left"/>
-            </w:pPr>
-            <w:r>
-              <w:rPr>
-                <w:rFonts w:ascii="TimeNewRoman" w:hAnsi="TimeNewRoman"/>
-                <w:sz w:val="30"/>
-              </w:rPr>
-              <w:t>6</w:t>
-            </w:r>
-          </w:p>
-        </w:tc>
-        <w:tc>
-          <w:tcPr>
-            <w:tcW w:type="dxa" w:w="1987"/>
-          </w:tcPr>
-          <w:p>
-            <w:pPr>
-              <w:jc w:val="left"/>
-            </w:pPr>
-            <w:r>
-              <w:rPr>
-                <w:rFonts w:ascii="TimeNewRoman" w:hAnsi="TimeNewRoman"/>
-                <w:sz w:val="30"/>
-              </w:rPr>
-              <w:t>35</w:t>
-            </w:r>
-          </w:p>
-        </w:tc>
-      </w:tr>
-      <w:tr>
-        <w:tc>
-          <w:tcPr>
-            <w:tcW w:type="dxa" w:w="1987"/>
-          </w:tcPr>
-          <w:p>
-            <w:pPr>
-              <w:jc w:val="left"/>
-            </w:pPr>
-            <w:r>
-              <w:rPr>
-                <w:rFonts w:ascii="TimeNewRoman" w:hAnsi="TimeNewRoman"/>
-                <w:sz w:val="30"/>
-              </w:rPr>
-              <w:t>65</w:t>
-            </w:r>
-          </w:p>
-        </w:tc>
-        <w:tc>
-          <w:tcPr>
-            <w:tcW w:type="dxa" w:w="1987"/>
-          </w:tcPr>
-          <w:p>
-            <w:pPr>
-              <w:jc w:val="left"/>
-            </w:pPr>
-            <w:r>
-              <w:rPr>
-                <w:rFonts w:ascii="TimeNewRoman" w:hAnsi="TimeNewRoman"/>
-                <w:sz w:val="30"/>
-              </w:rPr>
-              <w:t>84</w:t>
-            </w:r>
-          </w:p>
-        </w:tc>
-        <w:tc>
-          <w:tcPr>
-            <w:tcW w:type="dxa" w:w="1987"/>
-          </w:tcPr>
-          <w:p>
-            <w:pPr>
-              <w:jc w:val="left"/>
-            </w:pPr>
-            <w:r>
-              <w:rPr>
-                <w:rFonts w:ascii="TimeNewRoman" w:hAnsi="TimeNewRoman"/>
-                <w:sz w:val="30"/>
-              </w:rPr>
-              <w:t>18</w:t>
-            </w:r>
-          </w:p>
-        </w:tc>
-        <w:tc>
-          <w:tcPr>
-            <w:tcW w:type="dxa" w:w="1987"/>
-          </w:tcPr>
-          <w:p>
-            <w:pPr>
-              <w:jc w:val="left"/>
-            </w:pPr>
-            <w:r>
-              <w:rPr>
-                <w:rFonts w:ascii="TimeNewRoman" w:hAnsi="TimeNewRoman"/>
-                <w:sz w:val="30"/>
-              </w:rPr>
-              <w:t>16</w:t>
-            </w:r>
-          </w:p>
-        </w:tc>
-        <w:tc>
-          <w:tcPr>
-            <w:tcW w:type="dxa" w:w="1987"/>
-          </w:tcPr>
-          <w:p>
-            <w:pPr>
-              <w:jc w:val="left"/>
-            </w:pPr>
-            <w:r>
-              <w:rPr>
-                <w:rFonts w:ascii="TimeNewRoman" w:hAnsi="TimeNewRoman"/>
-                <w:sz w:val="30"/>
-              </w:rPr>
-              <w:t>18</w:t>
-            </w:r>
-          </w:p>
-        </w:tc>
-      </w:tr>
-      <w:tr>
-        <w:tc>
-          <w:tcPr>
-            <w:tcW w:type="dxa" w:w="1987"/>
-          </w:tcPr>
-          <w:p>
-            <w:pPr>
-              <w:jc w:val="left"/>
-            </w:pPr>
-            <w:r>
-              <w:rPr>
-                <w:rFonts w:ascii="TimeNewRoman" w:hAnsi="TimeNewRoman"/>
-                <w:sz w:val="30"/>
-              </w:rPr>
-              <w:t>191</w:t>
-            </w:r>
-          </w:p>
-        </w:tc>
-        <w:tc>
-          <w:tcPr>
-            <w:tcW w:type="dxa" w:w="1987"/>
-          </w:tcPr>
-          <w:p>
-            <w:pPr>
-              <w:jc w:val="left"/>
-            </w:pPr>
-            <w:r>
-              <w:rPr>
-                <w:rFonts w:ascii="TimeNewRoman" w:hAnsi="TimeNewRoman"/>
-                <w:sz w:val="30"/>
-              </w:rPr>
-              <w:t>3</w:t>
-            </w:r>
-          </w:p>
-        </w:tc>
-        <w:tc>
-          <w:tcPr>
-            <w:tcW w:type="dxa" w:w="1987"/>
-          </w:tcPr>
-          <w:p>
-            <w:pPr>
-              <w:jc w:val="left"/>
-            </w:pPr>
-            <w:r>
-              <w:rPr>
-                <w:rFonts w:ascii="TimeNewRoman" w:hAnsi="TimeNewRoman"/>
-                <w:sz w:val="30"/>
-              </w:rPr>
-              <w:t>2</w:t>
-            </w:r>
-          </w:p>
-        </w:tc>
-        <w:tc>
-          <w:tcPr>
-            <w:tcW w:type="dxa" w:w="1987"/>
-          </w:tcPr>
-          <w:p>
-            <w:pPr>
-              <w:jc w:val="left"/>
-            </w:pPr>
-            <w:r>
-              <w:rPr>
-                <w:rFonts w:ascii="TimeNewRoman" w:hAnsi="TimeNewRoman"/>
-                <w:sz w:val="30"/>
-              </w:rPr>
-              <w:t>75</w:t>
-            </w:r>
-          </w:p>
-        </w:tc>
-        <w:tc>
-          <w:tcPr>
-            <w:tcW w:type="dxa" w:w="1987"/>
-          </w:tcPr>
-          <w:p>
-            <w:pPr>
-              <w:jc w:val="left"/>
-            </w:pPr>
-            <w:r>
-              <w:rPr>
-                <w:rFonts w:ascii="TimeNewRoman" w:hAnsi="TimeNewRoman"/>
-                <w:sz w:val="30"/>
-              </w:rPr>
-              <w:t>6</w:t>
-            </w:r>
-          </w:p>
-        </w:tc>
-      </w:tr>
-      <w:tr>
-        <w:tc>
-          <w:tcPr>
-            <w:tcW w:type="dxa" w:w="1987"/>
-          </w:tcPr>
-          <w:p>
-            <w:pPr>
-              <w:jc w:val="left"/>
-            </w:pPr>
-            <w:r>
-              <w:rPr>
-                <w:rFonts w:ascii="TimeNewRoman" w:hAnsi="TimeNewRoman"/>
-                <w:sz w:val="30"/>
-              </w:rPr>
-              <w:t>64</w:t>
-            </w:r>
-          </w:p>
-        </w:tc>
-        <w:tc>
-          <w:tcPr>
-            <w:tcW w:type="dxa" w:w="1987"/>
-          </w:tcPr>
-          <w:p>
-            <w:pPr>
-              <w:jc w:val="left"/>
-            </w:pPr>
-            <w:r>
-              <w:rPr>
-                <w:rFonts w:ascii="TimeNewRoman" w:hAnsi="TimeNewRoman"/>
-                <w:sz w:val="30"/>
-              </w:rPr>
-              <w:t>45</w:t>
-            </w:r>
-          </w:p>
-        </w:tc>
-        <w:tc>
-          <w:tcPr>
-            <w:tcW w:type="dxa" w:w="1987"/>
-          </w:tcPr>
-          <w:p>
-            <w:pPr>
-              <w:jc w:val="left"/>
-            </w:pPr>
-            <w:r>
-              <w:rPr>
-                <w:rFonts w:ascii="TimeNewRoman" w:hAnsi="TimeNewRoman"/>
-                <w:sz w:val="30"/>
-              </w:rPr>
-              <w:t>64</w:t>
-            </w:r>
-          </w:p>
-        </w:tc>
-        <w:tc>
-          <w:tcPr>
-            <w:tcW w:type="dxa" w:w="1987"/>
-          </w:tcPr>
-          <w:p>
-            <w:pPr>
-              <w:jc w:val="left"/>
-            </w:pPr>
-            <w:r>
-              <w:rPr>
-                <w:rFonts w:ascii="TimeNewRoman" w:hAnsi="TimeNewRoman"/>
-                <w:sz w:val="30"/>
-              </w:rPr>
-              <w:t>88</w:t>
-            </w:r>
-          </w:p>
-        </w:tc>
-        <w:tc>
-          <w:tcPr>
-            <w:tcW w:type="dxa" w:w="1987"/>
-          </w:tcPr>
-          <w:p>
-            <w:pPr>
-              <w:jc w:val="left"/>
-            </w:pPr>
-            <w:r>
-              <w:rPr>
-                <w:rFonts w:ascii="TimeNewRoman" w:hAnsi="TimeNewRoman"/>
-                <w:sz w:val="30"/>
-              </w:rPr>
-              <w:t>53</w:t>
+              <w:t>42</w:t>
             </w:r>
           </w:p>
         </w:tc>
@@ -1101,7 +1014,7 @@
                 <w:rFonts w:ascii="TimeNewRoman" w:hAnsi="TimeNewRoman"/>
                 <w:sz w:val="30"/>
               </w:rPr>
-              <w:t>40</w:t>
+              <w:t>65</w:t>
             </w:r>
           </w:p>
         </w:tc>
@@ -1118,7 +1031,7 @@
                 <w:rFonts w:ascii="TimeNewRoman" w:hAnsi="TimeNewRoman"/>
                 <w:sz w:val="30"/>
               </w:rPr>
-              <w:t>93</w:t>
+              <w:t>24</w:t>
             </w:r>
           </w:p>
         </w:tc>
@@ -1135,7 +1048,7 @@
                 <w:rFonts w:ascii="TimeNewRoman" w:hAnsi="TimeNewRoman"/>
                 <w:sz w:val="30"/>
               </w:rPr>
-              <w:t>122</w:t>
+              <w:t>20</w:t>
             </w:r>
           </w:p>
         </w:tc>
@@ -1152,7 +1065,7 @@
                 <w:rFonts w:ascii="TimeNewRoman" w:hAnsi="TimeNewRoman"/>
                 <w:sz w:val="30"/>
               </w:rPr>
-              <w:t>63</w:t>
+              <w:t>104</w:t>
             </w:r>
           </w:p>
         </w:tc>
@@ -1171,7 +1084,563 @@
                 <w:rFonts w:ascii="TimeNewRoman" w:hAnsi="TimeNewRoman"/>
                 <w:sz w:val="30"/>
               </w:rPr>
-              <w:t>65</w:t>
+              <w:t>13</w:t>
+            </w:r>
+          </w:p>
+        </w:tc>
+        <w:tc>
+          <w:tcPr>
+            <w:tcW w:type="dxa" w:w="1987"/>
+          </w:tcPr>
+          <w:p>
+            <w:pPr>
+              <w:jc w:val="left"/>
+            </w:pPr>
+            <w:r>
+              <w:rPr>
+                <w:rFonts w:ascii="TimeNewRoman" w:hAnsi="TimeNewRoman"/>
+                <w:sz w:val="30"/>
+              </w:rPr>
+              <w:t>16</w:t>
+            </w:r>
+          </w:p>
+        </w:tc>
+        <w:tc>
+          <w:tcPr>
+            <w:tcW w:type="dxa" w:w="1987"/>
+          </w:tcPr>
+          <w:p>
+            <w:pPr>
+              <w:jc w:val="left"/>
+            </w:pPr>
+            <w:r>
+              <w:rPr>
+                <w:rFonts w:ascii="TimeNewRoman" w:hAnsi="TimeNewRoman"/>
+                <w:sz w:val="30"/>
+              </w:rPr>
+              <w:t>10</w:t>
+            </w:r>
+          </w:p>
+        </w:tc>
+        <w:tc>
+          <w:tcPr>
+            <w:tcW w:type="dxa" w:w="1987"/>
+          </w:tcPr>
+          <w:p>
+            <w:pPr>
+              <w:jc w:val="left"/>
+            </w:pPr>
+            <w:r>
+              <w:rPr>
+                <w:rFonts w:ascii="TimeNewRoman" w:hAnsi="TimeNewRoman"/>
+                <w:sz w:val="30"/>
+              </w:rPr>
+              <w:t>73</w:t>
+            </w:r>
+          </w:p>
+        </w:tc>
+        <w:tc>
+          <w:tcPr>
+            <w:tcW w:type="dxa" w:w="1987"/>
+          </w:tcPr>
+          <w:p>
+            <w:pPr>
+              <w:jc w:val="left"/>
+            </w:pPr>
+            <w:r>
+              <w:rPr>
+                <w:rFonts w:ascii="TimeNewRoman" w:hAnsi="TimeNewRoman"/>
+                <w:sz w:val="30"/>
+              </w:rPr>
+              <w:t>45</w:t>
+            </w:r>
+          </w:p>
+        </w:tc>
+      </w:tr>
+      <w:tr>
+        <w:tc>
+          <w:tcPr>
+            <w:tcW w:type="dxa" w:w="1987"/>
+          </w:tcPr>
+          <w:p>
+            <w:pPr>
+              <w:jc w:val="left"/>
+            </w:pPr>
+            <w:r>
+              <w:rPr>
+                <w:rFonts w:ascii="TimeNewRoman" w:hAnsi="TimeNewRoman"/>
+                <w:sz w:val="30"/>
+              </w:rPr>
+              <w:t>19</w:t>
+            </w:r>
+          </w:p>
+        </w:tc>
+        <w:tc>
+          <w:tcPr>
+            <w:tcW w:type="dxa" w:w="1987"/>
+          </w:tcPr>
+          <w:p>
+            <w:pPr>
+              <w:jc w:val="left"/>
+            </w:pPr>
+            <w:r>
+              <w:rPr>
+                <w:rFonts w:ascii="TimeNewRoman" w:hAnsi="TimeNewRoman"/>
+                <w:sz w:val="30"/>
+              </w:rPr>
+              <w:t>7</w:t>
+            </w:r>
+          </w:p>
+        </w:tc>
+        <w:tc>
+          <w:tcPr>
+            <w:tcW w:type="dxa" w:w="1987"/>
+          </w:tcPr>
+          <w:p>
+            <w:pPr>
+              <w:jc w:val="left"/>
+            </w:pPr>
+            <w:r>
+              <w:rPr>
+                <w:rFonts w:ascii="TimeNewRoman" w:hAnsi="TimeNewRoman"/>
+                <w:sz w:val="30"/>
+              </w:rPr>
+              <w:t>33</w:t>
+            </w:r>
+          </w:p>
+        </w:tc>
+        <w:tc>
+          <w:tcPr>
+            <w:tcW w:type="dxa" w:w="1987"/>
+          </w:tcPr>
+          <w:p>
+            <w:pPr>
+              <w:jc w:val="left"/>
+            </w:pPr>
+            <w:r>
+              <w:rPr>
+                <w:rFonts w:ascii="TimeNewRoman" w:hAnsi="TimeNewRoman"/>
+                <w:sz w:val="30"/>
+              </w:rPr>
+              <w:t>66</w:t>
+            </w:r>
+          </w:p>
+        </w:tc>
+        <w:tc>
+          <w:tcPr>
+            <w:tcW w:type="dxa" w:w="1987"/>
+          </w:tcPr>
+          <w:p>
+            <w:pPr>
+              <w:jc w:val="left"/>
+            </w:pPr>
+            <w:r>
+              <w:rPr>
+                <w:rFonts w:ascii="TimeNewRoman" w:hAnsi="TimeNewRoman"/>
+                <w:sz w:val="30"/>
+              </w:rPr>
+              <w:t>36</w:t>
+            </w:r>
+          </w:p>
+        </w:tc>
+      </w:tr>
+      <w:tr>
+        <w:tc>
+          <w:tcPr>
+            <w:tcW w:type="dxa" w:w="1987"/>
+          </w:tcPr>
+          <w:p>
+            <w:pPr>
+              <w:jc w:val="left"/>
+            </w:pPr>
+            <w:r>
+              <w:rPr>
+                <w:rFonts w:ascii="TimeNewRoman" w:hAnsi="TimeNewRoman"/>
+                <w:sz w:val="30"/>
+              </w:rPr>
+              <w:t>126</w:t>
+            </w:r>
+          </w:p>
+        </w:tc>
+        <w:tc>
+          <w:tcPr>
+            <w:tcW w:type="dxa" w:w="1987"/>
+          </w:tcPr>
+          <w:p>
+            <w:pPr>
+              <w:jc w:val="left"/>
+            </w:pPr>
+            <w:r>
+              <w:rPr>
+                <w:rFonts w:ascii="TimeNewRoman" w:hAnsi="TimeNewRoman"/>
+                <w:sz w:val="30"/>
+              </w:rPr>
+              <w:t>1</w:t>
+            </w:r>
+          </w:p>
+        </w:tc>
+        <w:tc>
+          <w:tcPr>
+            <w:tcW w:type="dxa" w:w="1987"/>
+          </w:tcPr>
+          <w:p>
+            <w:pPr>
+              <w:jc w:val="left"/>
+            </w:pPr>
+            <w:r>
+              <w:rPr>
+                <w:rFonts w:ascii="TimeNewRoman" w:hAnsi="TimeNewRoman"/>
+                <w:sz w:val="30"/>
+              </w:rPr>
+              <w:t>167</w:t>
+            </w:r>
+          </w:p>
+        </w:tc>
+        <w:tc>
+          <w:tcPr>
+            <w:tcW w:type="dxa" w:w="1987"/>
+          </w:tcPr>
+          <w:p>
+            <w:pPr>
+              <w:jc w:val="left"/>
+            </w:pPr>
+            <w:r>
+              <w:rPr>
+                <w:rFonts w:ascii="TimeNewRoman" w:hAnsi="TimeNewRoman"/>
+                <w:sz w:val="30"/>
+              </w:rPr>
+              <w:t>9</w:t>
+            </w:r>
+          </w:p>
+        </w:tc>
+        <w:tc>
+          <w:tcPr>
+            <w:tcW w:type="dxa" w:w="1987"/>
+          </w:tcPr>
+          <w:p>
+            <w:pPr>
+              <w:jc w:val="left"/>
+            </w:pPr>
+            <w:r>
+              <w:rPr>
+                <w:rFonts w:ascii="TimeNewRoman" w:hAnsi="TimeNewRoman"/>
+                <w:sz w:val="30"/>
+              </w:rPr>
+              <w:t>48</w:t>
+            </w:r>
+          </w:p>
+        </w:tc>
+      </w:tr>
+      <w:tr>
+        <w:tc>
+          <w:tcPr>
+            <w:tcW w:type="dxa" w:w="1987"/>
+          </w:tcPr>
+          <w:p>
+            <w:pPr>
+              <w:jc w:val="left"/>
+            </w:pPr>
+            <w:r>
+              <w:rPr>
+                <w:rFonts w:ascii="TimeNewRoman" w:hAnsi="TimeNewRoman"/>
+                <w:sz w:val="30"/>
+              </w:rPr>
+              <w:t>62</w:t>
+            </w:r>
+          </w:p>
+        </w:tc>
+        <w:tc>
+          <w:tcPr>
+            <w:tcW w:type="dxa" w:w="1987"/>
+          </w:tcPr>
+          <w:p>
+            <w:pPr>
+              <w:jc w:val="left"/>
+            </w:pPr>
+            <w:r>
+              <w:rPr>
+                <w:rFonts w:ascii="TimeNewRoman" w:hAnsi="TimeNewRoman"/>
+                <w:sz w:val="30"/>
+              </w:rPr>
+              <w:t>28</w:t>
+            </w:r>
+          </w:p>
+        </w:tc>
+        <w:tc>
+          <w:tcPr>
+            <w:tcW w:type="dxa" w:w="1987"/>
+          </w:tcPr>
+          <w:p>
+            <w:pPr>
+              <w:jc w:val="left"/>
+            </w:pPr>
+            <w:r>
+              <w:rPr>
+                <w:rFonts w:ascii="TimeNewRoman" w:hAnsi="TimeNewRoman"/>
+                <w:sz w:val="30"/>
+              </w:rPr>
+              <w:t>133</w:t>
+            </w:r>
+          </w:p>
+        </w:tc>
+        <w:tc>
+          <w:tcPr>
+            <w:tcW w:type="dxa" w:w="1987"/>
+          </w:tcPr>
+          <w:p>
+            <w:pPr>
+              <w:jc w:val="left"/>
+            </w:pPr>
+            <w:r>
+              <w:rPr>
+                <w:rFonts w:ascii="TimeNewRoman" w:hAnsi="TimeNewRoman"/>
+                <w:sz w:val="30"/>
+              </w:rPr>
+              <w:t>3</w:t>
+            </w:r>
+          </w:p>
+        </w:tc>
+        <w:tc>
+          <w:tcPr>
+            <w:tcW w:type="dxa" w:w="1987"/>
+          </w:tcPr>
+          <w:p>
+            <w:pPr>
+              <w:jc w:val="left"/>
+            </w:pPr>
+            <w:r>
+              <w:rPr>
+                <w:rFonts w:ascii="TimeNewRoman" w:hAnsi="TimeNewRoman"/>
+                <w:sz w:val="30"/>
+              </w:rPr>
+              <w:t>17</w:t>
+            </w:r>
+          </w:p>
+        </w:tc>
+      </w:tr>
+      <w:tr>
+        <w:tc>
+          <w:tcPr>
+            <w:tcW w:type="dxa" w:w="1987"/>
+          </w:tcPr>
+          <w:p>
+            <w:pPr>
+              <w:jc w:val="left"/>
+            </w:pPr>
+            <w:r>
+              <w:rPr>
+                <w:rFonts w:ascii="TimeNewRoman" w:hAnsi="TimeNewRoman"/>
+                <w:sz w:val="30"/>
+              </w:rPr>
+              <w:t>68</w:t>
+            </w:r>
+          </w:p>
+        </w:tc>
+        <w:tc>
+          <w:tcPr>
+            <w:tcW w:type="dxa" w:w="1987"/>
+          </w:tcPr>
+          <w:p>
+            <w:pPr>
+              <w:jc w:val="left"/>
+            </w:pPr>
+            <w:r>
+              <w:rPr>
+                <w:rFonts w:ascii="TimeNewRoman" w:hAnsi="TimeNewRoman"/>
+                <w:sz w:val="30"/>
+              </w:rPr>
+              <w:t>21</w:t>
+            </w:r>
+          </w:p>
+        </w:tc>
+        <w:tc>
+          <w:tcPr>
+            <w:tcW w:type="dxa" w:w="1987"/>
+          </w:tcPr>
+          <w:p>
+            <w:pPr>
+              <w:jc w:val="left"/>
+            </w:pPr>
+            <w:r>
+              <w:rPr>
+                <w:rFonts w:ascii="TimeNewRoman" w:hAnsi="TimeNewRoman"/>
+                <w:sz w:val="30"/>
+              </w:rPr>
+              <w:t>83</w:t>
+            </w:r>
+          </w:p>
+        </w:tc>
+        <w:tc>
+          <w:tcPr>
+            <w:tcW w:type="dxa" w:w="1987"/>
+          </w:tcPr>
+          <w:p>
+            <w:pPr>
+              <w:jc w:val="left"/>
+            </w:pPr>
+            <w:r>
+              <w:rPr>
+                <w:rFonts w:ascii="TimeNewRoman" w:hAnsi="TimeNewRoman"/>
+                <w:sz w:val="30"/>
+              </w:rPr>
+              <w:t>28</w:t>
+            </w:r>
+          </w:p>
+        </w:tc>
+        <w:tc>
+          <w:tcPr>
+            <w:tcW w:type="dxa" w:w="1987"/>
+          </w:tcPr>
+          <w:p>
+            <w:pPr>
+              <w:jc w:val="left"/>
+            </w:pPr>
+            <w:r>
+              <w:rPr>
+                <w:rFonts w:ascii="TimeNewRoman" w:hAnsi="TimeNewRoman"/>
+                <w:sz w:val="30"/>
+              </w:rPr>
+              <w:t>99</w:t>
+            </w:r>
+          </w:p>
+        </w:tc>
+      </w:tr>
+      <w:tr>
+        <w:tc>
+          <w:tcPr>
+            <w:tcW w:type="dxa" w:w="1987"/>
+          </w:tcPr>
+          <w:p>
+            <w:pPr>
+              <w:jc w:val="left"/>
+            </w:pPr>
+            <w:r>
+              <w:rPr>
+                <w:rFonts w:ascii="TimeNewRoman" w:hAnsi="TimeNewRoman"/>
+                <w:sz w:val="30"/>
+              </w:rPr>
+              <w:t>87</w:t>
+            </w:r>
+          </w:p>
+        </w:tc>
+        <w:tc>
+          <w:tcPr>
+            <w:tcW w:type="dxa" w:w="1987"/>
+          </w:tcPr>
+          <w:p>
+            <w:pPr>
+              <w:jc w:val="left"/>
+            </w:pPr>
+            <w:r>
+              <w:rPr>
+                <w:rFonts w:ascii="TimeNewRoman" w:hAnsi="TimeNewRoman"/>
+                <w:sz w:val="30"/>
+              </w:rPr>
+              <w:t>35</w:t>
+            </w:r>
+          </w:p>
+        </w:tc>
+        <w:tc>
+          <w:tcPr>
+            <w:tcW w:type="dxa" w:w="1987"/>
+          </w:tcPr>
+          <w:p>
+            <w:pPr>
+              <w:jc w:val="left"/>
+            </w:pPr>
+            <w:r>
+              <w:rPr>
+                <w:rFonts w:ascii="TimeNewRoman" w:hAnsi="TimeNewRoman"/>
+                <w:sz w:val="30"/>
+              </w:rPr>
+              <w:t>51</w:t>
+            </w:r>
+          </w:p>
+        </w:tc>
+        <w:tc>
+          <w:tcPr>
+            <w:tcW w:type="dxa" w:w="1987"/>
+          </w:tcPr>
+          <w:p>
+            <w:pPr>
+              <w:jc w:val="left"/>
+            </w:pPr>
+            <w:r>
+              <w:rPr>
+                <w:rFonts w:ascii="TimeNewRoman" w:hAnsi="TimeNewRoman"/>
+                <w:sz w:val="30"/>
+              </w:rPr>
+              <w:t>7</w:t>
+            </w:r>
+          </w:p>
+        </w:tc>
+        <w:tc>
+          <w:tcPr>
+            <w:tcW w:type="dxa" w:w="1987"/>
+          </w:tcPr>
+          <w:p>
+            <w:pPr>
+              <w:jc w:val="left"/>
+            </w:pPr>
+            <w:r>
+              <w:rPr>
+                <w:rFonts w:ascii="TimeNewRoman" w:hAnsi="TimeNewRoman"/>
+                <w:sz w:val="30"/>
+              </w:rPr>
+              <w:t>99</w:t>
+            </w:r>
+          </w:p>
+        </w:tc>
+      </w:tr>
+      <w:tr>
+        <w:tc>
+          <w:tcPr>
+            <w:tcW w:type="dxa" w:w="1987"/>
+          </w:tcPr>
+          <w:p>
+            <w:pPr>
+              <w:jc w:val="left"/>
+            </w:pPr>
+            <w:r>
+              <w:rPr>
+                <w:rFonts w:ascii="TimeNewRoman" w:hAnsi="TimeNewRoman"/>
+                <w:sz w:val="30"/>
+              </w:rPr>
+              <w:t>50</w:t>
+            </w:r>
+          </w:p>
+        </w:tc>
+        <w:tc>
+          <w:tcPr>
+            <w:tcW w:type="dxa" w:w="1987"/>
+          </w:tcPr>
+          <w:p>
+            <w:pPr>
+              <w:jc w:val="left"/>
+            </w:pPr>
+            <w:r>
+              <w:rPr>
+                <w:rFonts w:ascii="TimeNewRoman" w:hAnsi="TimeNewRoman"/>
+                <w:sz w:val="30"/>
+              </w:rPr>
+              <w:t>44</w:t>
+            </w:r>
+          </w:p>
+        </w:tc>
+        <w:tc>
+          <w:tcPr>
+            <w:tcW w:type="dxa" w:w="1987"/>
+          </w:tcPr>
+          <w:p>
+            <w:pPr>
+              <w:jc w:val="left"/>
+            </w:pPr>
+            <w:r>
+              <w:rPr>
+                <w:rFonts w:ascii="TimeNewRoman" w:hAnsi="TimeNewRoman"/>
+                <w:sz w:val="30"/>
+              </w:rPr>
+              <w:t>138</w:t>
             </w:r>
           </w:p>
         </w:tc>
@@ -1205,41 +1674,7 @@
                 <w:rFonts w:ascii="TimeNewRoman" w:hAnsi="TimeNewRoman"/>
                 <w:sz w:val="30"/>
               </w:rPr>
-              <w:t>24</w:t>
-            </w:r>
-          </w:p>
-        </w:tc>
-        <w:tc>
-          <w:tcPr>
-            <w:tcW w:type="dxa" w:w="1987"/>
-          </w:tcPr>
-          <w:p>
-            <w:pPr>
-              <w:jc w:val="left"/>
-            </w:pPr>
-            <w:r>
-              <w:rPr>
-                <w:rFonts w:ascii="TimeNewRoman" w:hAnsi="TimeNewRoman"/>
-                <w:sz w:val="30"/>
-              </w:rPr>
-              <w:t>192</w:t>
-            </w:r>
-          </w:p>
-        </w:tc>
-        <w:tc>
-          <w:tcPr>
-            <w:tcW w:type="dxa" w:w="1987"/>
-          </w:tcPr>
-          <w:p>
-            <w:pPr>
-              <w:jc w:val="left"/>
-            </w:pPr>
-            <w:r>
-              <w:rPr>
-                <w:rFonts w:ascii="TimeNewRoman" w:hAnsi="TimeNewRoman"/>
-                <w:sz w:val="30"/>
-              </w:rPr>
-              <w:t>43</w:t>
+              <w:t>79</w:t>
             </w:r>
           </w:p>
         </w:tc>
@@ -1258,319 +1693,7 @@
                 <w:rFonts w:ascii="TimeNewRoman" w:hAnsi="TimeNewRoman"/>
                 <w:sz w:val="30"/>
               </w:rPr>
-              <w:t>128</w:t>
-            </w:r>
-          </w:p>
-        </w:tc>
-        <w:tc>
-          <w:tcPr>
-            <w:tcW w:type="dxa" w:w="1987"/>
-          </w:tcPr>
-          <w:p>
-            <w:pPr>
-              <w:jc w:val="left"/>
-            </w:pPr>
-            <w:r>
-              <w:rPr>
-                <w:rFonts w:ascii="TimeNewRoman" w:hAnsi="TimeNewRoman"/>
-                <w:sz w:val="30"/>
-              </w:rPr>
-              <w:t>39</w:t>
-            </w:r>
-          </w:p>
-        </w:tc>
-        <w:tc>
-          <w:tcPr>
-            <w:tcW w:type="dxa" w:w="1987"/>
-          </w:tcPr>
-          <w:p>
-            <w:pPr>
-              <w:jc w:val="left"/>
-            </w:pPr>
-            <w:r>
-              <w:rPr>
-                <w:rFonts w:ascii="TimeNewRoman" w:hAnsi="TimeNewRoman"/>
-                <w:sz w:val="30"/>
-              </w:rPr>
-              <w:t>80</w:t>
-            </w:r>
-          </w:p>
-        </w:tc>
-        <w:tc>
-          <w:tcPr>
-            <w:tcW w:type="dxa" w:w="1987"/>
-          </w:tcPr>
-          <w:p>
-            <w:pPr>
-              <w:jc w:val="left"/>
-            </w:pPr>
-            <w:r>
-              <w:rPr>
-                <w:rFonts w:ascii="TimeNewRoman" w:hAnsi="TimeNewRoman"/>
-                <w:sz w:val="30"/>
-              </w:rPr>
-              <w:t>14</w:t>
-            </w:r>
-          </w:p>
-        </w:tc>
-        <w:tc>
-          <w:tcPr>
-            <w:tcW w:type="dxa" w:w="1987"/>
-          </w:tcPr>
-          <w:p>
-            <w:pPr>
-              <w:jc w:val="left"/>
-            </w:pPr>
-            <w:r>
-              <w:rPr>
-                <w:rFonts w:ascii="TimeNewRoman" w:hAnsi="TimeNewRoman"/>
-                <w:sz w:val="30"/>
-              </w:rPr>
-              <w:t>24</w:t>
-            </w:r>
-          </w:p>
-        </w:tc>
-      </w:tr>
-      <w:tr>
-        <w:tc>
-          <w:tcPr>
-            <w:tcW w:type="dxa" w:w="1987"/>
-          </w:tcPr>
-          <w:p>
-            <w:pPr>
-              <w:jc w:val="left"/>
-            </w:pPr>
-            <w:r>
-              <w:rPr>
-                <w:rFonts w:ascii="TimeNewRoman" w:hAnsi="TimeNewRoman"/>
-                <w:sz w:val="30"/>
-              </w:rPr>
-              <w:t>73</w:t>
-            </w:r>
-          </w:p>
-        </w:tc>
-        <w:tc>
-          <w:tcPr>
-            <w:tcW w:type="dxa" w:w="1987"/>
-          </w:tcPr>
-          <w:p>
-            <w:pPr>
-              <w:jc w:val="left"/>
-            </w:pPr>
-            <w:r>
-              <w:rPr>
-                <w:rFonts w:ascii="TimeNewRoman" w:hAnsi="TimeNewRoman"/>
-                <w:sz w:val="30"/>
-              </w:rPr>
-              <w:t>129</w:t>
-            </w:r>
-          </w:p>
-        </w:tc>
-        <w:tc>
-          <w:tcPr>
-            <w:tcW w:type="dxa" w:w="1987"/>
-          </w:tcPr>
-          <w:p>
-            <w:pPr>
-              <w:jc w:val="left"/>
-            </w:pPr>
-            <w:r>
-              <w:rPr>
-                <w:rFonts w:ascii="TimeNewRoman" w:hAnsi="TimeNewRoman"/>
-                <w:sz w:val="30"/>
-              </w:rPr>
-              <w:t>22</w:t>
-            </w:r>
-          </w:p>
-        </w:tc>
-        <w:tc>
-          <w:tcPr>
-            <w:tcW w:type="dxa" w:w="1987"/>
-          </w:tcPr>
-          <w:p>
-            <w:pPr>
-              <w:jc w:val="left"/>
-            </w:pPr>
-            <w:r>
-              <w:rPr>
-                <w:rFonts w:ascii="TimeNewRoman" w:hAnsi="TimeNewRoman"/>
-                <w:sz w:val="30"/>
-              </w:rPr>
-              <w:t>7</w:t>
-            </w:r>
-          </w:p>
-        </w:tc>
-        <w:tc>
-          <w:tcPr>
-            <w:tcW w:type="dxa" w:w="1987"/>
-          </w:tcPr>
-          <w:p>
-            <w:pPr>
-              <w:jc w:val="left"/>
-            </w:pPr>
-            <w:r>
-              <w:rPr>
-                <w:rFonts w:ascii="TimeNewRoman" w:hAnsi="TimeNewRoman"/>
-                <w:sz w:val="30"/>
-              </w:rPr>
-              <w:t>72</w:t>
-            </w:r>
-          </w:p>
-        </w:tc>
-      </w:tr>
-      <w:tr>
-        <w:tc>
-          <w:tcPr>
-            <w:tcW w:type="dxa" w:w="1987"/>
-          </w:tcPr>
-          <w:p>
-            <w:pPr>
-              <w:jc w:val="left"/>
-            </w:pPr>
-            <w:r>
-              <w:rPr>
-                <w:rFonts w:ascii="TimeNewRoman" w:hAnsi="TimeNewRoman"/>
-                <w:sz w:val="30"/>
-              </w:rPr>
-              <w:t>20</w:t>
-            </w:r>
-          </w:p>
-        </w:tc>
-        <w:tc>
-          <w:tcPr>
-            <w:tcW w:type="dxa" w:w="1987"/>
-          </w:tcPr>
-          <w:p>
-            <w:pPr>
-              <w:jc w:val="left"/>
-            </w:pPr>
-            <w:r>
-              <w:rPr>
-                <w:rFonts w:ascii="TimeNewRoman" w:hAnsi="TimeNewRoman"/>
-                <w:sz w:val="30"/>
-              </w:rPr>
-              <w:t>14</w:t>
-            </w:r>
-          </w:p>
-        </w:tc>
-        <w:tc>
-          <w:tcPr>
-            <w:tcW w:type="dxa" w:w="1987"/>
-          </w:tcPr>
-          <w:p>
-            <w:pPr>
-              <w:jc w:val="left"/>
-            </w:pPr>
-            <w:r>
-              <w:rPr>
-                <w:rFonts w:ascii="TimeNewRoman" w:hAnsi="TimeNewRoman"/>
-                <w:sz w:val="30"/>
-              </w:rPr>
-              <w:t>12</w:t>
-            </w:r>
-          </w:p>
-        </w:tc>
-        <w:tc>
-          <w:tcPr>
-            <w:tcW w:type="dxa" w:w="1987"/>
-          </w:tcPr>
-          <w:p>
-            <w:pPr>
-              <w:jc w:val="left"/>
-            </w:pPr>
-            <w:r>
-              <w:rPr>
-                <w:rFonts w:ascii="TimeNewRoman" w:hAnsi="TimeNewRoman"/>
-                <w:sz w:val="30"/>
-              </w:rPr>
-              <w:t>87</w:t>
-            </w:r>
-          </w:p>
-        </w:tc>
-        <w:tc>
-          <w:tcPr>
-            <w:tcW w:type="dxa" w:w="1987"/>
-          </w:tcPr>
-          <w:p>
-            <w:pPr>
-              <w:jc w:val="left"/>
-            </w:pPr>
-            <w:r>
-              <w:rPr>
-                <w:rFonts w:ascii="TimeNewRoman" w:hAnsi="TimeNewRoman"/>
-                <w:sz w:val="30"/>
-              </w:rPr>
-              <w:t>2</w:t>
-            </w:r>
-          </w:p>
-        </w:tc>
-      </w:tr>
-      <w:tr>
-        <w:tc>
-          <w:tcPr>
-            <w:tcW w:type="dxa" w:w="1987"/>
-          </w:tcPr>
-          <w:p>
-            <w:pPr>
-              <w:jc w:val="left"/>
-            </w:pPr>
-            <w:r>
-              <w:rPr>
-                <w:rFonts w:ascii="TimeNewRoman" w:hAnsi="TimeNewRoman"/>
-                <w:sz w:val="30"/>
-              </w:rPr>
-              <w:t>33</w:t>
-            </w:r>
-          </w:p>
-        </w:tc>
-        <w:tc>
-          <w:tcPr>
-            <w:tcW w:type="dxa" w:w="1987"/>
-          </w:tcPr>
-          <w:p>
-            <w:pPr>
-              <w:jc w:val="left"/>
-            </w:pPr>
-            <w:r>
-              <w:rPr>
-                <w:rFonts w:ascii="TimeNewRoman" w:hAnsi="TimeNewRoman"/>
-                <w:sz w:val="30"/>
-              </w:rPr>
-              <w:t>84</w:t>
-            </w:r>
-          </w:p>
-        </w:tc>
-        <w:tc>
-          <w:tcPr>
-            <w:tcW w:type="dxa" w:w="1987"/>
-          </w:tcPr>
-          <w:p>
-            <w:pPr>
-              <w:jc w:val="left"/>
-            </w:pPr>
-            <w:r>
-              <w:rPr>
-                <w:rFonts w:ascii="TimeNewRoman" w:hAnsi="TimeNewRoman"/>
-                <w:sz w:val="30"/>
-              </w:rPr>
-              <w:t>39</w:t>
-            </w:r>
-          </w:p>
-        </w:tc>
-        <w:tc>
-          <w:tcPr>
-            <w:tcW w:type="dxa" w:w="1987"/>
-          </w:tcPr>
-          <w:p>
-            <w:pPr>
-              <w:jc w:val="left"/>
-            </w:pPr>
-            <w:r>
-              <w:rPr>
-                <w:rFonts w:ascii="TimeNewRoman" w:hAnsi="TimeNewRoman"/>
-                <w:sz w:val="30"/>
-              </w:rPr>
-              <w:t>2</w:t>
+              <w:t>100</w:t>
             </w:r>
           </w:p>
         </w:tc>
@@ -1591,8 +1714,6 @@
             </w:r>
           </w:p>
         </w:tc>
-      </w:tr>
-      <w:tr>
         <w:tc>
           <w:tcPr>
             <w:tcW w:type="dxa" w:w="1987"/>
@@ -1606,7 +1727,7 @@
                 <w:rFonts w:ascii="TimeNewRoman" w:hAnsi="TimeNewRoman"/>
                 <w:sz w:val="30"/>
               </w:rPr>
-              <w:t>24</w:t>
+              <w:t>30</w:t>
             </w:r>
           </w:p>
         </w:tc>
@@ -1623,7 +1744,7 @@
                 <w:rFonts w:ascii="TimeNewRoman" w:hAnsi="TimeNewRoman"/>
                 <w:sz w:val="30"/>
               </w:rPr>
-              <w:t>212</w:t>
+              <w:t>18</w:t>
             </w:r>
           </w:p>
         </w:tc>
@@ -1640,128 +1761,7 @@
                 <w:rFonts w:ascii="TimeNewRoman" w:hAnsi="TimeNewRoman"/>
                 <w:sz w:val="30"/>
               </w:rPr>
-              <w:t>47</w:t>
-            </w:r>
-          </w:p>
-        </w:tc>
-        <w:tc>
-          <w:tcPr>
-            <w:tcW w:type="dxa" w:w="1987"/>
-          </w:tcPr>
-          <w:p>
-            <w:pPr>
-              <w:jc w:val="left"/>
-            </w:pPr>
-            <w:r>
-              <w:rPr>
-                <w:rFonts w:ascii="TimeNewRoman" w:hAnsi="TimeNewRoman"/>
-                <w:sz w:val="30"/>
-              </w:rPr>
-              <w:t>226</w:t>
-            </w:r>
-          </w:p>
-        </w:tc>
-        <w:tc>
-          <w:tcPr>
-            <w:tcW w:type="dxa" w:w="1987"/>
-          </w:tcPr>
-          <w:p>
-            <w:pPr>
-              <w:jc w:val="left"/>
-            </w:pPr>
-            <w:r>
-              <w:rPr>
-                <w:rFonts w:ascii="TimeNewRoman" w:hAnsi="TimeNewRoman"/>
-                <w:sz w:val="30"/>
-              </w:rPr>
-              <w:t>4</w:t>
-            </w:r>
-          </w:p>
-        </w:tc>
-      </w:tr>
-      <w:tr>
-        <w:tc>
-          <w:tcPr>
-            <w:tcW w:type="dxa" w:w="1987"/>
-          </w:tcPr>
-          <w:p>
-            <w:pPr>
-              <w:jc w:val="left"/>
-            </w:pPr>
-            <w:r>
-              <w:rPr>
-                <w:rFonts w:ascii="TimeNewRoman" w:hAnsi="TimeNewRoman"/>
-                <w:sz w:val="30"/>
-              </w:rPr>
-              <w:t>41</w:t>
-            </w:r>
-          </w:p>
-        </w:tc>
-        <w:tc>
-          <w:tcPr>
-            <w:tcW w:type="dxa" w:w="1987"/>
-          </w:tcPr>
-          <w:p>
-            <w:pPr>
-              <w:jc w:val="left"/>
-            </w:pPr>
-            <w:r>
-              <w:rPr>
-                <w:rFonts w:ascii="TimeNewRoman" w:hAnsi="TimeNewRoman"/>
-                <w:sz w:val="30"/>
-              </w:rPr>
-              <w:t>108</w:t>
-            </w:r>
-          </w:p>
-        </w:tc>
-        <w:tc>
-          <w:tcPr>
-            <w:tcW w:type="dxa" w:w="1987"/>
-          </w:tcPr>
-          <w:p>
-            <w:pPr>
-              <w:jc w:val="left"/>
-            </w:pPr>
-            <w:r>
-              <w:rPr>
-                <w:rFonts w:ascii="TimeNewRoman" w:hAnsi="TimeNewRoman"/>
-                <w:sz w:val="30"/>
-              </w:rPr>
-              <w:t>57</w:t>
-            </w:r>
-          </w:p>
-        </w:tc>
-        <w:tc>
-          <w:tcPr>
-            <w:tcW w:type="dxa" w:w="1987"/>
-          </w:tcPr>
-          <w:p>
-            <w:pPr>
-              <w:jc w:val="left"/>
-            </w:pPr>
-            <w:r>
-              <w:rPr>
-                <w:rFonts w:ascii="TimeNewRoman" w:hAnsi="TimeNewRoman"/>
-                <w:sz w:val="30"/>
-              </w:rPr>
-              <w:t>0</w:t>
-            </w:r>
-          </w:p>
-        </w:tc>
-        <w:tc>
-          <w:tcPr>
-            <w:tcW w:type="dxa" w:w="1987"/>
-          </w:tcPr>
-          <w:p>
-            <w:pPr>
-              <w:jc w:val="left"/>
-            </w:pPr>
-            <w:r>
-              <w:rPr>
-                <w:rFonts w:ascii="TimeNewRoman" w:hAnsi="TimeNewRoman"/>
-                <w:sz w:val="30"/>
-              </w:rPr>
-              <w:t>179</w:t>
+              <w:t>2</w:t>
             </w:r>
           </w:p>
         </w:tc>

--- a/answers-of-mixed.docx
+++ b/answers-of-mixed.docx
@@ -11,7 +11,7 @@
           <w:rFonts w:ascii="Arial" w:hAnsi="Arial"/>
           <w:sz w:val="30"/>
         </w:rPr>
-        <w:t>2026-09-18 Friday</w:t>
+        <w:t>2026-09-19 Saturday</w:t>
       </w:r>
     </w:p>
     <w:tbl>
@@ -27,6 +27,23 @@
         <w:gridCol w:w="1987"/>
       </w:tblGrid>
       <w:tr>
+        <w:tc>
+          <w:tcPr>
+            <w:tcW w:type="dxa" w:w="1987"/>
+          </w:tcPr>
+          <w:p>
+            <w:pPr>
+              <w:jc w:val="left"/>
+            </w:pPr>
+            <w:r>
+              <w:rPr>
+                <w:rFonts w:ascii="TimeNewRoman" w:hAnsi="TimeNewRoman"/>
+                <w:sz w:val="30"/>
+              </w:rPr>
+              <w:t>48</w:t>
+            </w:r>
+          </w:p>
+        </w:tc>
         <w:tc>
           <w:tcPr>
             <w:tcW w:type="dxa" w:w="1987"/>
@@ -57,7 +74,7 @@
                 <w:rFonts w:ascii="TimeNewRoman" w:hAnsi="TimeNewRoman"/>
                 <w:sz w:val="30"/>
               </w:rPr>
-              <w:t>108</w:t>
+              <w:t>88</w:t>
             </w:r>
           </w:p>
         </w:tc>
@@ -74,7 +91,7 @@
                 <w:rFonts w:ascii="TimeNewRoman" w:hAnsi="TimeNewRoman"/>
                 <w:sz w:val="30"/>
               </w:rPr>
-              <w:t>151</w:t>
+              <w:t>10</w:t>
             </w:r>
           </w:p>
         </w:tc>
@@ -91,24 +108,7 @@
                 <w:rFonts w:ascii="TimeNewRoman" w:hAnsi="TimeNewRoman"/>
                 <w:sz w:val="30"/>
               </w:rPr>
-              <w:t>70</w:t>
-            </w:r>
-          </w:p>
-        </w:tc>
-        <w:tc>
-          <w:tcPr>
-            <w:tcW w:type="dxa" w:w="1987"/>
-          </w:tcPr>
-          <w:p>
-            <w:pPr>
-              <w:jc w:val="left"/>
-            </w:pPr>
-            <w:r>
-              <w:rPr>
-                <w:rFonts w:ascii="TimeNewRoman" w:hAnsi="TimeNewRoman"/>
-                <w:sz w:val="30"/>
-              </w:rPr>
-              <w:t>43</w:t>
+              <w:t>102</w:t>
             </w:r>
           </w:p>
         </w:tc>
@@ -127,7 +127,7 @@
                 <w:rFonts w:ascii="TimeNewRoman" w:hAnsi="TimeNewRoman"/>
                 <w:sz w:val="30"/>
               </w:rPr>
-              <w:t>54</w:t>
+              <w:t>42</w:t>
             </w:r>
           </w:p>
         </w:tc>
@@ -144,7 +144,285 @@
                 <w:rFonts w:ascii="TimeNewRoman" w:hAnsi="TimeNewRoman"/>
                 <w:sz w:val="30"/>
               </w:rPr>
-              <w:t>6</w:t>
+              <w:t>14</w:t>
+            </w:r>
+          </w:p>
+        </w:tc>
+        <w:tc>
+          <w:tcPr>
+            <w:tcW w:type="dxa" w:w="1987"/>
+          </w:tcPr>
+          <w:p>
+            <w:pPr>
+              <w:jc w:val="left"/>
+            </w:pPr>
+            <w:r>
+              <w:rPr>
+                <w:rFonts w:ascii="TimeNewRoman" w:hAnsi="TimeNewRoman"/>
+                <w:sz w:val="30"/>
+              </w:rPr>
+              <w:t>5</w:t>
+            </w:r>
+          </w:p>
+        </w:tc>
+        <w:tc>
+          <w:tcPr>
+            <w:tcW w:type="dxa" w:w="1987"/>
+          </w:tcPr>
+          <w:p>
+            <w:pPr>
+              <w:jc w:val="left"/>
+            </w:pPr>
+            <w:r>
+              <w:rPr>
+                <w:rFonts w:ascii="TimeNewRoman" w:hAnsi="TimeNewRoman"/>
+                <w:sz w:val="30"/>
+              </w:rPr>
+              <w:t>23</w:t>
+            </w:r>
+          </w:p>
+        </w:tc>
+        <w:tc>
+          <w:tcPr>
+            <w:tcW w:type="dxa" w:w="1987"/>
+          </w:tcPr>
+          <w:p>
+            <w:pPr>
+              <w:jc w:val="left"/>
+            </w:pPr>
+            <w:r>
+              <w:rPr>
+                <w:rFonts w:ascii="TimeNewRoman" w:hAnsi="TimeNewRoman"/>
+                <w:sz w:val="30"/>
+              </w:rPr>
+              <w:t>5</w:t>
+            </w:r>
+          </w:p>
+        </w:tc>
+      </w:tr>
+      <w:tr>
+        <w:tc>
+          <w:tcPr>
+            <w:tcW w:type="dxa" w:w="1987"/>
+          </w:tcPr>
+          <w:p>
+            <w:pPr>
+              <w:jc w:val="left"/>
+            </w:pPr>
+            <w:r>
+              <w:rPr>
+                <w:rFonts w:ascii="TimeNewRoman" w:hAnsi="TimeNewRoman"/>
+                <w:sz w:val="30"/>
+              </w:rPr>
+              <w:t>28</w:t>
+            </w:r>
+          </w:p>
+        </w:tc>
+        <w:tc>
+          <w:tcPr>
+            <w:tcW w:type="dxa" w:w="1987"/>
+          </w:tcPr>
+          <w:p>
+            <w:pPr>
+              <w:jc w:val="left"/>
+            </w:pPr>
+            <w:r>
+              <w:rPr>
+                <w:rFonts w:ascii="TimeNewRoman" w:hAnsi="TimeNewRoman"/>
+                <w:sz w:val="30"/>
+              </w:rPr>
+              <w:t>77</w:t>
+            </w:r>
+          </w:p>
+        </w:tc>
+        <w:tc>
+          <w:tcPr>
+            <w:tcW w:type="dxa" w:w="1987"/>
+          </w:tcPr>
+          <w:p>
+            <w:pPr>
+              <w:jc w:val="left"/>
+            </w:pPr>
+            <w:r>
+              <w:rPr>
+                <w:rFonts w:ascii="TimeNewRoman" w:hAnsi="TimeNewRoman"/>
+                <w:sz w:val="30"/>
+              </w:rPr>
+              <w:t>2</w:t>
+            </w:r>
+          </w:p>
+        </w:tc>
+        <w:tc>
+          <w:tcPr>
+            <w:tcW w:type="dxa" w:w="1987"/>
+          </w:tcPr>
+          <w:p>
+            <w:pPr>
+              <w:jc w:val="left"/>
+            </w:pPr>
+            <w:r>
+              <w:rPr>
+                <w:rFonts w:ascii="TimeNewRoman" w:hAnsi="TimeNewRoman"/>
+                <w:sz w:val="30"/>
+              </w:rPr>
+              <w:t>78</w:t>
+            </w:r>
+          </w:p>
+        </w:tc>
+        <w:tc>
+          <w:tcPr>
+            <w:tcW w:type="dxa" w:w="1987"/>
+          </w:tcPr>
+          <w:p>
+            <w:pPr>
+              <w:jc w:val="left"/>
+            </w:pPr>
+            <w:r>
+              <w:rPr>
+                <w:rFonts w:ascii="TimeNewRoman" w:hAnsi="TimeNewRoman"/>
+                <w:sz w:val="30"/>
+              </w:rPr>
+              <w:t>79</w:t>
+            </w:r>
+          </w:p>
+        </w:tc>
+      </w:tr>
+      <w:tr>
+        <w:tc>
+          <w:tcPr>
+            <w:tcW w:type="dxa" w:w="1987"/>
+          </w:tcPr>
+          <w:p>
+            <w:pPr>
+              <w:jc w:val="left"/>
+            </w:pPr>
+            <w:r>
+              <w:rPr>
+                <w:rFonts w:ascii="TimeNewRoman" w:hAnsi="TimeNewRoman"/>
+                <w:sz w:val="30"/>
+              </w:rPr>
+              <w:t>152</w:t>
+            </w:r>
+          </w:p>
+        </w:tc>
+        <w:tc>
+          <w:tcPr>
+            <w:tcW w:type="dxa" w:w="1987"/>
+          </w:tcPr>
+          <w:p>
+            <w:pPr>
+              <w:jc w:val="left"/>
+            </w:pPr>
+            <w:r>
+              <w:rPr>
+                <w:rFonts w:ascii="TimeNewRoman" w:hAnsi="TimeNewRoman"/>
+                <w:sz w:val="30"/>
+              </w:rPr>
+              <w:t>146</w:t>
+            </w:r>
+          </w:p>
+        </w:tc>
+        <w:tc>
+          <w:tcPr>
+            <w:tcW w:type="dxa" w:w="1987"/>
+          </w:tcPr>
+          <w:p>
+            <w:pPr>
+              <w:jc w:val="left"/>
+            </w:pPr>
+            <w:r>
+              <w:rPr>
+                <w:rFonts w:ascii="TimeNewRoman" w:hAnsi="TimeNewRoman"/>
+                <w:sz w:val="30"/>
+              </w:rPr>
+              <w:t>95</w:t>
+            </w:r>
+          </w:p>
+        </w:tc>
+        <w:tc>
+          <w:tcPr>
+            <w:tcW w:type="dxa" w:w="1987"/>
+          </w:tcPr>
+          <w:p>
+            <w:pPr>
+              <w:jc w:val="left"/>
+            </w:pPr>
+            <w:r>
+              <w:rPr>
+                <w:rFonts w:ascii="TimeNewRoman" w:hAnsi="TimeNewRoman"/>
+                <w:sz w:val="30"/>
+              </w:rPr>
+              <w:t>36</w:t>
+            </w:r>
+          </w:p>
+        </w:tc>
+        <w:tc>
+          <w:tcPr>
+            <w:tcW w:type="dxa" w:w="1987"/>
+          </w:tcPr>
+          <w:p>
+            <w:pPr>
+              <w:jc w:val="left"/>
+            </w:pPr>
+            <w:r>
+              <w:rPr>
+                <w:rFonts w:ascii="TimeNewRoman" w:hAnsi="TimeNewRoman"/>
+                <w:sz w:val="30"/>
+              </w:rPr>
+              <w:t>46</w:t>
+            </w:r>
+          </w:p>
+        </w:tc>
+      </w:tr>
+      <w:tr>
+        <w:tc>
+          <w:tcPr>
+            <w:tcW w:type="dxa" w:w="1987"/>
+          </w:tcPr>
+          <w:p>
+            <w:pPr>
+              <w:jc w:val="left"/>
+            </w:pPr>
+            <w:r>
+              <w:rPr>
+                <w:rFonts w:ascii="TimeNewRoman" w:hAnsi="TimeNewRoman"/>
+                <w:sz w:val="30"/>
+              </w:rPr>
+              <w:t>95</w:t>
+            </w:r>
+          </w:p>
+        </w:tc>
+        <w:tc>
+          <w:tcPr>
+            <w:tcW w:type="dxa" w:w="1987"/>
+          </w:tcPr>
+          <w:p>
+            <w:pPr>
+              <w:jc w:val="left"/>
+            </w:pPr>
+            <w:r>
+              <w:rPr>
+                <w:rFonts w:ascii="TimeNewRoman" w:hAnsi="TimeNewRoman"/>
+                <w:sz w:val="30"/>
+              </w:rPr>
+              <w:t>59</w:t>
+            </w:r>
+          </w:p>
+        </w:tc>
+        <w:tc>
+          <w:tcPr>
+            <w:tcW w:type="dxa" w:w="1987"/>
+          </w:tcPr>
+          <w:p>
+            <w:pPr>
+              <w:jc w:val="left"/>
+            </w:pPr>
+            <w:r>
+              <w:rPr>
+                <w:rFonts w:ascii="TimeNewRoman" w:hAnsi="TimeNewRoman"/>
+                <w:sz w:val="30"/>
+              </w:rPr>
+              <w:t>62</w:t>
             </w:r>
           </w:p>
         </w:tc>
@@ -178,24 +456,7 @@
                 <w:rFonts w:ascii="TimeNewRoman" w:hAnsi="TimeNewRoman"/>
                 <w:sz w:val="30"/>
               </w:rPr>
-              <w:t>10</w:t>
-            </w:r>
-          </w:p>
-        </w:tc>
-        <w:tc>
-          <w:tcPr>
-            <w:tcW w:type="dxa" w:w="1987"/>
-          </w:tcPr>
-          <w:p>
-            <w:pPr>
-              <w:jc w:val="left"/>
-            </w:pPr>
-            <w:r>
-              <w:rPr>
-                <w:rFonts w:ascii="TimeNewRoman" w:hAnsi="TimeNewRoman"/>
-                <w:sz w:val="30"/>
-              </w:rPr>
-              <w:t>91</w:t>
+              <w:t>40</w:t>
             </w:r>
           </w:p>
         </w:tc>
@@ -214,7 +475,7 @@
                 <w:rFonts w:ascii="TimeNewRoman" w:hAnsi="TimeNewRoman"/>
                 <w:sz w:val="30"/>
               </w:rPr>
-              <w:t>8</w:t>
+              <w:t>38</w:t>
             </w:r>
           </w:p>
         </w:tc>
@@ -231,7 +492,372 @@
                 <w:rFonts w:ascii="TimeNewRoman" w:hAnsi="TimeNewRoman"/>
                 <w:sz w:val="30"/>
               </w:rPr>
-              <w:t>8</w:t>
+              <w:t>4</w:t>
+            </w:r>
+          </w:p>
+        </w:tc>
+        <w:tc>
+          <w:tcPr>
+            <w:tcW w:type="dxa" w:w="1987"/>
+          </w:tcPr>
+          <w:p>
+            <w:pPr>
+              <w:jc w:val="left"/>
+            </w:pPr>
+            <w:r>
+              <w:rPr>
+                <w:rFonts w:ascii="TimeNewRoman" w:hAnsi="TimeNewRoman"/>
+                <w:sz w:val="30"/>
+              </w:rPr>
+              <w:t>72</w:t>
+            </w:r>
+          </w:p>
+        </w:tc>
+        <w:tc>
+          <w:tcPr>
+            <w:tcW w:type="dxa" w:w="1987"/>
+          </w:tcPr>
+          <w:p>
+            <w:pPr>
+              <w:jc w:val="left"/>
+            </w:pPr>
+            <w:r>
+              <w:rPr>
+                <w:rFonts w:ascii="TimeNewRoman" w:hAnsi="TimeNewRoman"/>
+                <w:sz w:val="30"/>
+              </w:rPr>
+              <w:t>82</w:t>
+            </w:r>
+          </w:p>
+        </w:tc>
+        <w:tc>
+          <w:tcPr>
+            <w:tcW w:type="dxa" w:w="1987"/>
+          </w:tcPr>
+          <w:p>
+            <w:pPr>
+              <w:jc w:val="left"/>
+            </w:pPr>
+            <w:r>
+              <w:rPr>
+                <w:rFonts w:ascii="TimeNewRoman" w:hAnsi="TimeNewRoman"/>
+                <w:sz w:val="30"/>
+              </w:rPr>
+              <w:t>74</w:t>
+            </w:r>
+          </w:p>
+        </w:tc>
+      </w:tr>
+      <w:tr>
+        <w:tc>
+          <w:tcPr>
+            <w:tcW w:type="dxa" w:w="1987"/>
+          </w:tcPr>
+          <w:p>
+            <w:pPr>
+              <w:jc w:val="left"/>
+            </w:pPr>
+            <w:r>
+              <w:rPr>
+                <w:rFonts w:ascii="TimeNewRoman" w:hAnsi="TimeNewRoman"/>
+                <w:sz w:val="30"/>
+              </w:rPr>
+              <w:t>25</w:t>
+            </w:r>
+          </w:p>
+        </w:tc>
+        <w:tc>
+          <w:tcPr>
+            <w:tcW w:type="dxa" w:w="1987"/>
+          </w:tcPr>
+          <w:p>
+            <w:pPr>
+              <w:jc w:val="left"/>
+            </w:pPr>
+            <w:r>
+              <w:rPr>
+                <w:rFonts w:ascii="TimeNewRoman" w:hAnsi="TimeNewRoman"/>
+                <w:sz w:val="30"/>
+              </w:rPr>
+              <w:t>60</w:t>
+            </w:r>
+          </w:p>
+        </w:tc>
+        <w:tc>
+          <w:tcPr>
+            <w:tcW w:type="dxa" w:w="1987"/>
+          </w:tcPr>
+          <w:p>
+            <w:pPr>
+              <w:jc w:val="left"/>
+            </w:pPr>
+            <w:r>
+              <w:rPr>
+                <w:rFonts w:ascii="TimeNewRoman" w:hAnsi="TimeNewRoman"/>
+                <w:sz w:val="30"/>
+              </w:rPr>
+              <w:t>131</w:t>
+            </w:r>
+          </w:p>
+        </w:tc>
+        <w:tc>
+          <w:tcPr>
+            <w:tcW w:type="dxa" w:w="1987"/>
+          </w:tcPr>
+          <w:p>
+            <w:pPr>
+              <w:jc w:val="left"/>
+            </w:pPr>
+            <w:r>
+              <w:rPr>
+                <w:rFonts w:ascii="TimeNewRoman" w:hAnsi="TimeNewRoman"/>
+                <w:sz w:val="30"/>
+              </w:rPr>
+              <w:t>142</w:t>
+            </w:r>
+          </w:p>
+        </w:tc>
+        <w:tc>
+          <w:tcPr>
+            <w:tcW w:type="dxa" w:w="1987"/>
+          </w:tcPr>
+          <w:p>
+            <w:pPr>
+              <w:jc w:val="left"/>
+            </w:pPr>
+            <w:r>
+              <w:rPr>
+                <w:rFonts w:ascii="TimeNewRoman" w:hAnsi="TimeNewRoman"/>
+                <w:sz w:val="30"/>
+              </w:rPr>
+              <w:t>153</w:t>
+            </w:r>
+          </w:p>
+        </w:tc>
+      </w:tr>
+      <w:tr>
+        <w:tc>
+          <w:tcPr>
+            <w:tcW w:type="dxa" w:w="1987"/>
+          </w:tcPr>
+          <w:p>
+            <w:pPr>
+              <w:jc w:val="left"/>
+            </w:pPr>
+            <w:r>
+              <w:rPr>
+                <w:rFonts w:ascii="TimeNewRoman" w:hAnsi="TimeNewRoman"/>
+                <w:sz w:val="30"/>
+              </w:rPr>
+              <w:t>59</w:t>
+            </w:r>
+          </w:p>
+        </w:tc>
+        <w:tc>
+          <w:tcPr>
+            <w:tcW w:type="dxa" w:w="1987"/>
+          </w:tcPr>
+          <w:p>
+            <w:pPr>
+              <w:jc w:val="left"/>
+            </w:pPr>
+            <w:r>
+              <w:rPr>
+                <w:rFonts w:ascii="TimeNewRoman" w:hAnsi="TimeNewRoman"/>
+                <w:sz w:val="30"/>
+              </w:rPr>
+              <w:t>16</w:t>
+            </w:r>
+          </w:p>
+        </w:tc>
+        <w:tc>
+          <w:tcPr>
+            <w:tcW w:type="dxa" w:w="1987"/>
+          </w:tcPr>
+          <w:p>
+            <w:pPr>
+              <w:jc w:val="left"/>
+            </w:pPr>
+            <w:r>
+              <w:rPr>
+                <w:rFonts w:ascii="TimeNewRoman" w:hAnsi="TimeNewRoman"/>
+                <w:sz w:val="30"/>
+              </w:rPr>
+              <w:t>11</w:t>
+            </w:r>
+          </w:p>
+        </w:tc>
+        <w:tc>
+          <w:tcPr>
+            <w:tcW w:type="dxa" w:w="1987"/>
+          </w:tcPr>
+          <w:p>
+            <w:pPr>
+              <w:jc w:val="left"/>
+            </w:pPr>
+            <w:r>
+              <w:rPr>
+                <w:rFonts w:ascii="TimeNewRoman" w:hAnsi="TimeNewRoman"/>
+                <w:sz w:val="30"/>
+              </w:rPr>
+              <w:t>48</w:t>
+            </w:r>
+          </w:p>
+        </w:tc>
+        <w:tc>
+          <w:tcPr>
+            <w:tcW w:type="dxa" w:w="1987"/>
+          </w:tcPr>
+          <w:p>
+            <w:pPr>
+              <w:jc w:val="left"/>
+            </w:pPr>
+            <w:r>
+              <w:rPr>
+                <w:rFonts w:ascii="TimeNewRoman" w:hAnsi="TimeNewRoman"/>
+                <w:sz w:val="30"/>
+              </w:rPr>
+              <w:t>39</w:t>
+            </w:r>
+          </w:p>
+        </w:tc>
+      </w:tr>
+      <w:tr>
+        <w:tc>
+          <w:tcPr>
+            <w:tcW w:type="dxa" w:w="1987"/>
+          </w:tcPr>
+          <w:p>
+            <w:pPr>
+              <w:jc w:val="left"/>
+            </w:pPr>
+            <w:r>
+              <w:rPr>
+                <w:rFonts w:ascii="TimeNewRoman" w:hAnsi="TimeNewRoman"/>
+                <w:sz w:val="30"/>
+              </w:rPr>
+              <w:t>3</w:t>
+            </w:r>
+          </w:p>
+        </w:tc>
+        <w:tc>
+          <w:tcPr>
+            <w:tcW w:type="dxa" w:w="1987"/>
+          </w:tcPr>
+          <w:p>
+            <w:pPr>
+              <w:jc w:val="left"/>
+            </w:pPr>
+            <w:r>
+              <w:rPr>
+                <w:rFonts w:ascii="TimeNewRoman" w:hAnsi="TimeNewRoman"/>
+                <w:sz w:val="30"/>
+              </w:rPr>
+              <w:t>2</w:t>
+            </w:r>
+          </w:p>
+        </w:tc>
+        <w:tc>
+          <w:tcPr>
+            <w:tcW w:type="dxa" w:w="1987"/>
+          </w:tcPr>
+          <w:p>
+            <w:pPr>
+              <w:jc w:val="left"/>
+            </w:pPr>
+            <w:r>
+              <w:rPr>
+                <w:rFonts w:ascii="TimeNewRoman" w:hAnsi="TimeNewRoman"/>
+                <w:sz w:val="30"/>
+              </w:rPr>
+              <w:t>23</w:t>
+            </w:r>
+          </w:p>
+        </w:tc>
+        <w:tc>
+          <w:tcPr>
+            <w:tcW w:type="dxa" w:w="1987"/>
+          </w:tcPr>
+          <w:p>
+            <w:pPr>
+              <w:jc w:val="left"/>
+            </w:pPr>
+            <w:r>
+              <w:rPr>
+                <w:rFonts w:ascii="TimeNewRoman" w:hAnsi="TimeNewRoman"/>
+                <w:sz w:val="30"/>
+              </w:rPr>
+              <w:t>35</w:t>
+            </w:r>
+          </w:p>
+        </w:tc>
+        <w:tc>
+          <w:tcPr>
+            <w:tcW w:type="dxa" w:w="1987"/>
+          </w:tcPr>
+          <w:p>
+            <w:pPr>
+              <w:jc w:val="left"/>
+            </w:pPr>
+            <w:r>
+              <w:rPr>
+                <w:rFonts w:ascii="TimeNewRoman" w:hAnsi="TimeNewRoman"/>
+                <w:sz w:val="30"/>
+              </w:rPr>
+              <w:t>5</w:t>
+            </w:r>
+          </w:p>
+        </w:tc>
+      </w:tr>
+      <w:tr>
+        <w:tc>
+          <w:tcPr>
+            <w:tcW w:type="dxa" w:w="1987"/>
+          </w:tcPr>
+          <w:p>
+            <w:pPr>
+              <w:jc w:val="left"/>
+            </w:pPr>
+            <w:r>
+              <w:rPr>
+                <w:rFonts w:ascii="TimeNewRoman" w:hAnsi="TimeNewRoman"/>
+                <w:sz w:val="30"/>
+              </w:rPr>
+              <w:t>6</w:t>
+            </w:r>
+          </w:p>
+        </w:tc>
+        <w:tc>
+          <w:tcPr>
+            <w:tcW w:type="dxa" w:w="1987"/>
+          </w:tcPr>
+          <w:p>
+            <w:pPr>
+              <w:jc w:val="left"/>
+            </w:pPr>
+            <w:r>
+              <w:rPr>
+                <w:rFonts w:ascii="TimeNewRoman" w:hAnsi="TimeNewRoman"/>
+                <w:sz w:val="30"/>
+              </w:rPr>
+              <w:t>26</w:t>
+            </w:r>
+          </w:p>
+        </w:tc>
+        <w:tc>
+          <w:tcPr>
+            <w:tcW w:type="dxa" w:w="1987"/>
+          </w:tcPr>
+          <w:p>
+            <w:pPr>
+              <w:jc w:val="left"/>
+            </w:pPr>
+            <w:r>
+              <w:rPr>
+                <w:rFonts w:ascii="TimeNewRoman" w:hAnsi="TimeNewRoman"/>
+                <w:sz w:val="30"/>
+              </w:rPr>
+              <w:t>6</w:t>
             </w:r>
           </w:p>
         </w:tc>
@@ -269,23 +895,6 @@
             </w:r>
           </w:p>
         </w:tc>
-        <w:tc>
-          <w:tcPr>
-            <w:tcW w:type="dxa" w:w="1987"/>
-          </w:tcPr>
-          <w:p>
-            <w:pPr>
-              <w:jc w:val="left"/>
-            </w:pPr>
-            <w:r>
-              <w:rPr>
-                <w:rFonts w:ascii="TimeNewRoman" w:hAnsi="TimeNewRoman"/>
-                <w:sz w:val="30"/>
-              </w:rPr>
-              <w:t>36</w:t>
-            </w:r>
-          </w:p>
-        </w:tc>
       </w:tr>
       <w:tr>
         <w:tc>
@@ -301,7 +910,7 @@
                 <w:rFonts w:ascii="TimeNewRoman" w:hAnsi="TimeNewRoman"/>
                 <w:sz w:val="30"/>
               </w:rPr>
-              <w:t>24</w:t>
+              <w:t>46</w:t>
             </w:r>
           </w:p>
         </w:tc>
@@ -318,7 +927,7 @@
                 <w:rFonts w:ascii="TimeNewRoman" w:hAnsi="TimeNewRoman"/>
                 <w:sz w:val="30"/>
               </w:rPr>
-              <w:t>2</w:t>
+              <w:t>6</w:t>
             </w:r>
           </w:p>
         </w:tc>
@@ -335,7 +944,7 @@
                 <w:rFonts w:ascii="TimeNewRoman" w:hAnsi="TimeNewRoman"/>
                 <w:sz w:val="30"/>
               </w:rPr>
-              <w:t>50</w:t>
+              <w:t>40</w:t>
             </w:r>
           </w:p>
         </w:tc>
@@ -352,355 +961,7 @@
                 <w:rFonts w:ascii="TimeNewRoman" w:hAnsi="TimeNewRoman"/>
                 <w:sz w:val="30"/>
               </w:rPr>
-              <w:t>14</w:t>
-            </w:r>
-          </w:p>
-        </w:tc>
-        <w:tc>
-          <w:tcPr>
-            <w:tcW w:type="dxa" w:w="1987"/>
-          </w:tcPr>
-          <w:p>
-            <w:pPr>
-              <w:jc w:val="left"/>
-            </w:pPr>
-            <w:r>
-              <w:rPr>
-                <w:rFonts w:ascii="TimeNewRoman" w:hAnsi="TimeNewRoman"/>
-                <w:sz w:val="30"/>
-              </w:rPr>
-              <w:t>142</w:t>
-            </w:r>
-          </w:p>
-        </w:tc>
-      </w:tr>
-      <w:tr>
-        <w:tc>
-          <w:tcPr>
-            <w:tcW w:type="dxa" w:w="1987"/>
-          </w:tcPr>
-          <w:p>
-            <w:pPr>
-              <w:jc w:val="left"/>
-            </w:pPr>
-            <w:r>
-              <w:rPr>
-                <w:rFonts w:ascii="TimeNewRoman" w:hAnsi="TimeNewRoman"/>
-                <w:sz w:val="30"/>
-              </w:rPr>
-              <w:t>27</w:t>
-            </w:r>
-          </w:p>
-        </w:tc>
-        <w:tc>
-          <w:tcPr>
-            <w:tcW w:type="dxa" w:w="1987"/>
-          </w:tcPr>
-          <w:p>
-            <w:pPr>
-              <w:jc w:val="left"/>
-            </w:pPr>
-            <w:r>
-              <w:rPr>
-                <w:rFonts w:ascii="TimeNewRoman" w:hAnsi="TimeNewRoman"/>
-                <w:sz w:val="30"/>
-              </w:rPr>
-              <w:t>2</w:t>
-            </w:r>
-          </w:p>
-        </w:tc>
-        <w:tc>
-          <w:tcPr>
-            <w:tcW w:type="dxa" w:w="1987"/>
-          </w:tcPr>
-          <w:p>
-            <w:pPr>
-              <w:jc w:val="left"/>
-            </w:pPr>
-            <w:r>
-              <w:rPr>
-                <w:rFonts w:ascii="TimeNewRoman" w:hAnsi="TimeNewRoman"/>
-                <w:sz w:val="30"/>
-              </w:rPr>
-              <w:t>10</w:t>
-            </w:r>
-          </w:p>
-        </w:tc>
-        <w:tc>
-          <w:tcPr>
-            <w:tcW w:type="dxa" w:w="1987"/>
-          </w:tcPr>
-          <w:p>
-            <w:pPr>
-              <w:jc w:val="left"/>
-            </w:pPr>
-            <w:r>
-              <w:rPr>
-                <w:rFonts w:ascii="TimeNewRoman" w:hAnsi="TimeNewRoman"/>
-                <w:sz w:val="30"/>
-              </w:rPr>
-              <w:t>103</w:t>
-            </w:r>
-          </w:p>
-        </w:tc>
-        <w:tc>
-          <w:tcPr>
-            <w:tcW w:type="dxa" w:w="1987"/>
-          </w:tcPr>
-          <w:p>
-            <w:pPr>
-              <w:jc w:val="left"/>
-            </w:pPr>
-            <w:r>
-              <w:rPr>
-                <w:rFonts w:ascii="TimeNewRoman" w:hAnsi="TimeNewRoman"/>
-                <w:sz w:val="30"/>
-              </w:rPr>
-              <w:t>116</w:t>
-            </w:r>
-          </w:p>
-        </w:tc>
-      </w:tr>
-      <w:tr>
-        <w:tc>
-          <w:tcPr>
-            <w:tcW w:type="dxa" w:w="1987"/>
-          </w:tcPr>
-          <w:p>
-            <w:pPr>
-              <w:jc w:val="left"/>
-            </w:pPr>
-            <w:r>
-              <w:rPr>
-                <w:rFonts w:ascii="TimeNewRoman" w:hAnsi="TimeNewRoman"/>
-                <w:sz w:val="30"/>
-              </w:rPr>
-              <w:t>30</w:t>
-            </w:r>
-          </w:p>
-        </w:tc>
-        <w:tc>
-          <w:tcPr>
-            <w:tcW w:type="dxa" w:w="1987"/>
-          </w:tcPr>
-          <w:p>
-            <w:pPr>
-              <w:jc w:val="left"/>
-            </w:pPr>
-            <w:r>
-              <w:rPr>
-                <w:rFonts w:ascii="TimeNewRoman" w:hAnsi="TimeNewRoman"/>
-                <w:sz w:val="30"/>
-              </w:rPr>
-              <w:t>4</w:t>
-            </w:r>
-          </w:p>
-        </w:tc>
-        <w:tc>
-          <w:tcPr>
-            <w:tcW w:type="dxa" w:w="1987"/>
-          </w:tcPr>
-          <w:p>
-            <w:pPr>
-              <w:jc w:val="left"/>
-            </w:pPr>
-            <w:r>
-              <w:rPr>
-                <w:rFonts w:ascii="TimeNewRoman" w:hAnsi="TimeNewRoman"/>
-                <w:sz w:val="30"/>
-              </w:rPr>
-              <w:t>222</w:t>
-            </w:r>
-          </w:p>
-        </w:tc>
-        <w:tc>
-          <w:tcPr>
-            <w:tcW w:type="dxa" w:w="1987"/>
-          </w:tcPr>
-          <w:p>
-            <w:pPr>
-              <w:jc w:val="left"/>
-            </w:pPr>
-            <w:r>
-              <w:rPr>
-                <w:rFonts w:ascii="TimeNewRoman" w:hAnsi="TimeNewRoman"/>
-                <w:sz w:val="30"/>
-              </w:rPr>
-              <w:t>87</w:t>
-            </w:r>
-          </w:p>
-        </w:tc>
-        <w:tc>
-          <w:tcPr>
-            <w:tcW w:type="dxa" w:w="1987"/>
-          </w:tcPr>
-          <w:p>
-            <w:pPr>
-              <w:jc w:val="left"/>
-            </w:pPr>
-            <w:r>
-              <w:rPr>
-                <w:rFonts w:ascii="TimeNewRoman" w:hAnsi="TimeNewRoman"/>
-                <w:sz w:val="30"/>
-              </w:rPr>
-              <w:t>33</w:t>
-            </w:r>
-          </w:p>
-        </w:tc>
-      </w:tr>
-      <w:tr>
-        <w:tc>
-          <w:tcPr>
-            <w:tcW w:type="dxa" w:w="1987"/>
-          </w:tcPr>
-          <w:p>
-            <w:pPr>
-              <w:jc w:val="left"/>
-            </w:pPr>
-            <w:r>
-              <w:rPr>
-                <w:rFonts w:ascii="TimeNewRoman" w:hAnsi="TimeNewRoman"/>
-                <w:sz w:val="30"/>
-              </w:rPr>
-              <w:t>23</w:t>
-            </w:r>
-          </w:p>
-        </w:tc>
-        <w:tc>
-          <w:tcPr>
-            <w:tcW w:type="dxa" w:w="1987"/>
-          </w:tcPr>
-          <w:p>
-            <w:pPr>
-              <w:jc w:val="left"/>
-            </w:pPr>
-            <w:r>
-              <w:rPr>
-                <w:rFonts w:ascii="TimeNewRoman" w:hAnsi="TimeNewRoman"/>
-                <w:sz w:val="30"/>
-              </w:rPr>
-              <w:t>16</w:t>
-            </w:r>
-          </w:p>
-        </w:tc>
-        <w:tc>
-          <w:tcPr>
-            <w:tcW w:type="dxa" w:w="1987"/>
-          </w:tcPr>
-          <w:p>
-            <w:pPr>
-              <w:jc w:val="left"/>
-            </w:pPr>
-            <w:r>
-              <w:rPr>
-                <w:rFonts w:ascii="TimeNewRoman" w:hAnsi="TimeNewRoman"/>
-                <w:sz w:val="30"/>
-              </w:rPr>
-              <w:t>7</w:t>
-            </w:r>
-          </w:p>
-        </w:tc>
-        <w:tc>
-          <w:tcPr>
-            <w:tcW w:type="dxa" w:w="1987"/>
-          </w:tcPr>
-          <w:p>
-            <w:pPr>
-              <w:jc w:val="left"/>
-            </w:pPr>
-            <w:r>
-              <w:rPr>
-                <w:rFonts w:ascii="TimeNewRoman" w:hAnsi="TimeNewRoman"/>
-                <w:sz w:val="30"/>
-              </w:rPr>
-              <w:t>49</w:t>
-            </w:r>
-          </w:p>
-        </w:tc>
-        <w:tc>
-          <w:tcPr>
-            <w:tcW w:type="dxa" w:w="1987"/>
-          </w:tcPr>
-          <w:p>
-            <w:pPr>
-              <w:jc w:val="left"/>
-            </w:pPr>
-            <w:r>
-              <w:rPr>
-                <w:rFonts w:ascii="TimeNewRoman" w:hAnsi="TimeNewRoman"/>
-                <w:sz w:val="30"/>
-              </w:rPr>
-              <w:t>2</w:t>
-            </w:r>
-          </w:p>
-        </w:tc>
-      </w:tr>
-      <w:tr>
-        <w:tc>
-          <w:tcPr>
-            <w:tcW w:type="dxa" w:w="1987"/>
-          </w:tcPr>
-          <w:p>
-            <w:pPr>
-              <w:jc w:val="left"/>
-            </w:pPr>
-            <w:r>
-              <w:rPr>
-                <w:rFonts w:ascii="TimeNewRoman" w:hAnsi="TimeNewRoman"/>
-                <w:sz w:val="30"/>
-              </w:rPr>
-              <w:t>139</w:t>
-            </w:r>
-          </w:p>
-        </w:tc>
-        <w:tc>
-          <w:tcPr>
-            <w:tcW w:type="dxa" w:w="1987"/>
-          </w:tcPr>
-          <w:p>
-            <w:pPr>
-              <w:jc w:val="left"/>
-            </w:pPr>
-            <w:r>
-              <w:rPr>
-                <w:rFonts w:ascii="TimeNewRoman" w:hAnsi="TimeNewRoman"/>
-                <w:sz w:val="30"/>
-              </w:rPr>
-              <w:t>8</w:t>
-            </w:r>
-          </w:p>
-        </w:tc>
-        <w:tc>
-          <w:tcPr>
-            <w:tcW w:type="dxa" w:w="1987"/>
-          </w:tcPr>
-          <w:p>
-            <w:pPr>
-              <w:jc w:val="left"/>
-            </w:pPr>
-            <w:r>
-              <w:rPr>
-                <w:rFonts w:ascii="TimeNewRoman" w:hAnsi="TimeNewRoman"/>
-                <w:sz w:val="30"/>
-              </w:rPr>
-              <w:t>89</w:t>
-            </w:r>
-          </w:p>
-        </w:tc>
-        <w:tc>
-          <w:tcPr>
-            <w:tcW w:type="dxa" w:w="1987"/>
-          </w:tcPr>
-          <w:p>
-            <w:pPr>
-              <w:jc w:val="left"/>
-            </w:pPr>
-            <w:r>
-              <w:rPr>
-                <w:rFonts w:ascii="TimeNewRoman" w:hAnsi="TimeNewRoman"/>
-                <w:sz w:val="30"/>
-              </w:rPr>
-              <w:t>72</w:t>
+              <w:t>149</w:t>
             </w:r>
           </w:p>
         </w:tc>
@@ -736,7 +997,7 @@
                 <w:rFonts w:ascii="TimeNewRoman" w:hAnsi="TimeNewRoman"/>
                 <w:sz w:val="30"/>
               </w:rPr>
-              <w:t>35</w:t>
+              <w:t>43</w:t>
             </w:r>
           </w:p>
         </w:tc>
@@ -753,7 +1014,7 @@
                 <w:rFonts w:ascii="TimeNewRoman" w:hAnsi="TimeNewRoman"/>
                 <w:sz w:val="30"/>
               </w:rPr>
-              <w:t>111</w:t>
+              <w:t>72</w:t>
             </w:r>
           </w:p>
         </w:tc>
@@ -770,164 +1031,7 @@
                 <w:rFonts w:ascii="TimeNewRoman" w:hAnsi="TimeNewRoman"/>
                 <w:sz w:val="30"/>
               </w:rPr>
-              <w:t>40</w:t>
-            </w:r>
-          </w:p>
-        </w:tc>
-        <w:tc>
-          <w:tcPr>
-            <w:tcW w:type="dxa" w:w="1987"/>
-          </w:tcPr>
-          <w:p>
-            <w:pPr>
-              <w:jc w:val="left"/>
-            </w:pPr>
-            <w:r>
-              <w:rPr>
-                <w:rFonts w:ascii="TimeNewRoman" w:hAnsi="TimeNewRoman"/>
-                <w:sz w:val="30"/>
-              </w:rPr>
-              <w:t>25</w:t>
-            </w:r>
-          </w:p>
-        </w:tc>
-        <w:tc>
-          <w:tcPr>
-            <w:tcW w:type="dxa" w:w="1987"/>
-          </w:tcPr>
-          <w:p>
-            <w:pPr>
-              <w:jc w:val="left"/>
-            </w:pPr>
-            <w:r>
-              <w:rPr>
-                <w:rFonts w:ascii="TimeNewRoman" w:hAnsi="TimeNewRoman"/>
-                <w:sz w:val="30"/>
-              </w:rPr>
-              <w:t>86</w:t>
-            </w:r>
-          </w:p>
-        </w:tc>
-      </w:tr>
-      <w:tr>
-        <w:tc>
-          <w:tcPr>
-            <w:tcW w:type="dxa" w:w="1987"/>
-          </w:tcPr>
-          <w:p>
-            <w:pPr>
-              <w:jc w:val="left"/>
-            </w:pPr>
-            <w:r>
-              <w:rPr>
-                <w:rFonts w:ascii="TimeNewRoman" w:hAnsi="TimeNewRoman"/>
-                <w:sz w:val="30"/>
-              </w:rPr>
-              <w:t>88</w:t>
-            </w:r>
-          </w:p>
-        </w:tc>
-        <w:tc>
-          <w:tcPr>
-            <w:tcW w:type="dxa" w:w="1987"/>
-          </w:tcPr>
-          <w:p>
-            <w:pPr>
-              <w:jc w:val="left"/>
-            </w:pPr>
-            <w:r>
-              <w:rPr>
-                <w:rFonts w:ascii="TimeNewRoman" w:hAnsi="TimeNewRoman"/>
-                <w:sz w:val="30"/>
-              </w:rPr>
-              <w:t>4</w:t>
-            </w:r>
-          </w:p>
-        </w:tc>
-        <w:tc>
-          <w:tcPr>
-            <w:tcW w:type="dxa" w:w="1987"/>
-          </w:tcPr>
-          <w:p>
-            <w:pPr>
-              <w:jc w:val="left"/>
-            </w:pPr>
-            <w:r>
-              <w:rPr>
-                <w:rFonts w:ascii="TimeNewRoman" w:hAnsi="TimeNewRoman"/>
-                <w:sz w:val="30"/>
-              </w:rPr>
-              <w:t>88</w:t>
-            </w:r>
-          </w:p>
-        </w:tc>
-        <w:tc>
-          <w:tcPr>
-            <w:tcW w:type="dxa" w:w="1987"/>
-          </w:tcPr>
-          <w:p>
-            <w:pPr>
-              <w:jc w:val="left"/>
-            </w:pPr>
-            <w:r>
-              <w:rPr>
-                <w:rFonts w:ascii="TimeNewRoman" w:hAnsi="TimeNewRoman"/>
-                <w:sz w:val="30"/>
-              </w:rPr>
-              <w:t>14</w:t>
-            </w:r>
-          </w:p>
-        </w:tc>
-        <w:tc>
-          <w:tcPr>
-            <w:tcW w:type="dxa" w:w="1987"/>
-          </w:tcPr>
-          <w:p>
-            <w:pPr>
-              <w:jc w:val="left"/>
-            </w:pPr>
-            <w:r>
-              <w:rPr>
-                <w:rFonts w:ascii="TimeNewRoman" w:hAnsi="TimeNewRoman"/>
-                <w:sz w:val="30"/>
-              </w:rPr>
-              <w:t>86</w:t>
-            </w:r>
-          </w:p>
-        </w:tc>
-      </w:tr>
-      <w:tr>
-        <w:tc>
-          <w:tcPr>
-            <w:tcW w:type="dxa" w:w="1987"/>
-          </w:tcPr>
-          <w:p>
-            <w:pPr>
-              <w:jc w:val="left"/>
-            </w:pPr>
-            <w:r>
-              <w:rPr>
-                <w:rFonts w:ascii="TimeNewRoman" w:hAnsi="TimeNewRoman"/>
-                <w:sz w:val="30"/>
-              </w:rPr>
-              <w:t>156</w:t>
-            </w:r>
-          </w:p>
-        </w:tc>
-        <w:tc>
-          <w:tcPr>
-            <w:tcW w:type="dxa" w:w="1987"/>
-          </w:tcPr>
-          <w:p>
-            <w:pPr>
-              <w:jc w:val="left"/>
-            </w:pPr>
-            <w:r>
-              <w:rPr>
-                <w:rFonts w:ascii="TimeNewRoman" w:hAnsi="TimeNewRoman"/>
-                <w:sz w:val="30"/>
-              </w:rPr>
-              <w:t>4</w:t>
+              <w:t>41</w:t>
             </w:r>
           </w:p>
         </w:tc>
@@ -961,24 +1065,7 @@
                 <w:rFonts w:ascii="TimeNewRoman" w:hAnsi="TimeNewRoman"/>
                 <w:sz w:val="30"/>
               </w:rPr>
-              <w:t>5</w:t>
-            </w:r>
-          </w:p>
-        </w:tc>
-        <w:tc>
-          <w:tcPr>
-            <w:tcW w:type="dxa" w:w="1987"/>
-          </w:tcPr>
-          <w:p>
-            <w:pPr>
-              <w:jc w:val="left"/>
-            </w:pPr>
-            <w:r>
-              <w:rPr>
-                <w:rFonts w:ascii="TimeNewRoman" w:hAnsi="TimeNewRoman"/>
-                <w:sz w:val="30"/>
-              </w:rPr>
-              <w:t>42</w:t>
+              <w:t>45</w:t>
             </w:r>
           </w:p>
         </w:tc>
@@ -997,7 +1084,7 @@
                 <w:rFonts w:ascii="TimeNewRoman" w:hAnsi="TimeNewRoman"/>
                 <w:sz w:val="30"/>
               </w:rPr>
-              <w:t>30</w:t>
+              <w:t>21</w:t>
             </w:r>
           </w:p>
         </w:tc>
@@ -1014,63 +1101,10 @@
                 <w:rFonts w:ascii="TimeNewRoman" w:hAnsi="TimeNewRoman"/>
                 <w:sz w:val="30"/>
               </w:rPr>
-              <w:t>65</w:t>
+              <w:t>101</w:t>
             </w:r>
           </w:p>
         </w:tc>
-        <w:tc>
-          <w:tcPr>
-            <w:tcW w:type="dxa" w:w="1987"/>
-          </w:tcPr>
-          <w:p>
-            <w:pPr>
-              <w:jc w:val="left"/>
-            </w:pPr>
-            <w:r>
-              <w:rPr>
-                <w:rFonts w:ascii="TimeNewRoman" w:hAnsi="TimeNewRoman"/>
-                <w:sz w:val="30"/>
-              </w:rPr>
-              <w:t>24</w:t>
-            </w:r>
-          </w:p>
-        </w:tc>
-        <w:tc>
-          <w:tcPr>
-            <w:tcW w:type="dxa" w:w="1987"/>
-          </w:tcPr>
-          <w:p>
-            <w:pPr>
-              <w:jc w:val="left"/>
-            </w:pPr>
-            <w:r>
-              <w:rPr>
-                <w:rFonts w:ascii="TimeNewRoman" w:hAnsi="TimeNewRoman"/>
-                <w:sz w:val="30"/>
-              </w:rPr>
-              <w:t>20</w:t>
-            </w:r>
-          </w:p>
-        </w:tc>
-        <w:tc>
-          <w:tcPr>
-            <w:tcW w:type="dxa" w:w="1987"/>
-          </w:tcPr>
-          <w:p>
-            <w:pPr>
-              <w:jc w:val="left"/>
-            </w:pPr>
-            <w:r>
-              <w:rPr>
-                <w:rFonts w:ascii="TimeNewRoman" w:hAnsi="TimeNewRoman"/>
-                <w:sz w:val="30"/>
-              </w:rPr>
-              <w:t>104</w:t>
-            </w:r>
-          </w:p>
-        </w:tc>
-      </w:tr>
-      <w:tr>
         <w:tc>
           <w:tcPr>
             <w:tcW w:type="dxa" w:w="1987"/>
@@ -1118,41 +1152,7 @@
                 <w:rFonts w:ascii="TimeNewRoman" w:hAnsi="TimeNewRoman"/>
                 <w:sz w:val="30"/>
               </w:rPr>
-              <w:t>10</w:t>
-            </w:r>
-          </w:p>
-        </w:tc>
-        <w:tc>
-          <w:tcPr>
-            <w:tcW w:type="dxa" w:w="1987"/>
-          </w:tcPr>
-          <w:p>
-            <w:pPr>
-              <w:jc w:val="left"/>
-            </w:pPr>
-            <w:r>
-              <w:rPr>
-                <w:rFonts w:ascii="TimeNewRoman" w:hAnsi="TimeNewRoman"/>
-                <w:sz w:val="30"/>
-              </w:rPr>
-              <w:t>73</w:t>
-            </w:r>
-          </w:p>
-        </w:tc>
-        <w:tc>
-          <w:tcPr>
-            <w:tcW w:type="dxa" w:w="1987"/>
-          </w:tcPr>
-          <w:p>
-            <w:pPr>
-              <w:jc w:val="left"/>
-            </w:pPr>
-            <w:r>
-              <w:rPr>
-                <w:rFonts w:ascii="TimeNewRoman" w:hAnsi="TimeNewRoman"/>
-                <w:sz w:val="30"/>
-              </w:rPr>
-              <w:t>45</w:t>
+              <w:t>8</w:t>
             </w:r>
           </w:p>
         </w:tc>
@@ -1171,7 +1171,41 @@
                 <w:rFonts w:ascii="TimeNewRoman" w:hAnsi="TimeNewRoman"/>
                 <w:sz w:val="30"/>
               </w:rPr>
-              <w:t>19</w:t>
+              <w:t>12</w:t>
+            </w:r>
+          </w:p>
+        </w:tc>
+        <w:tc>
+          <w:tcPr>
+            <w:tcW w:type="dxa" w:w="1987"/>
+          </w:tcPr>
+          <w:p>
+            <w:pPr>
+              <w:jc w:val="left"/>
+            </w:pPr>
+            <w:r>
+              <w:rPr>
+                <w:rFonts w:ascii="TimeNewRoman" w:hAnsi="TimeNewRoman"/>
+                <w:sz w:val="30"/>
+              </w:rPr>
+              <w:t>109</w:t>
+            </w:r>
+          </w:p>
+        </w:tc>
+        <w:tc>
+          <w:tcPr>
+            <w:tcW w:type="dxa" w:w="1987"/>
+          </w:tcPr>
+          <w:p>
+            <w:pPr>
+              <w:jc w:val="left"/>
+            </w:pPr>
+            <w:r>
+              <w:rPr>
+                <w:rFonts w:ascii="TimeNewRoman" w:hAnsi="TimeNewRoman"/>
+                <w:sz w:val="30"/>
+              </w:rPr>
+              <w:t>3</w:t>
             </w:r>
           </w:p>
         </w:tc>
@@ -1205,41 +1239,7 @@
                 <w:rFonts w:ascii="TimeNewRoman" w:hAnsi="TimeNewRoman"/>
                 <w:sz w:val="30"/>
               </w:rPr>
-              <w:t>33</w:t>
-            </w:r>
-          </w:p>
-        </w:tc>
-        <w:tc>
-          <w:tcPr>
-            <w:tcW w:type="dxa" w:w="1987"/>
-          </w:tcPr>
-          <w:p>
-            <w:pPr>
-              <w:jc w:val="left"/>
-            </w:pPr>
-            <w:r>
-              <w:rPr>
-                <w:rFonts w:ascii="TimeNewRoman" w:hAnsi="TimeNewRoman"/>
-                <w:sz w:val="30"/>
-              </w:rPr>
-              <w:t>66</w:t>
-            </w:r>
-          </w:p>
-        </w:tc>
-        <w:tc>
-          <w:tcPr>
-            <w:tcW w:type="dxa" w:w="1987"/>
-          </w:tcPr>
-          <w:p>
-            <w:pPr>
-              <w:jc w:val="left"/>
-            </w:pPr>
-            <w:r>
-              <w:rPr>
-                <w:rFonts w:ascii="TimeNewRoman" w:hAnsi="TimeNewRoman"/>
-                <w:sz w:val="30"/>
-              </w:rPr>
-              <w:t>36</w:t>
+              <w:t>30</w:t>
             </w:r>
           </w:p>
         </w:tc>
@@ -1258,7 +1258,7 @@
                 <w:rFonts w:ascii="TimeNewRoman" w:hAnsi="TimeNewRoman"/>
                 <w:sz w:val="30"/>
               </w:rPr>
-              <w:t>126</w:t>
+              <w:t>281</w:t>
             </w:r>
           </w:p>
         </w:tc>
@@ -1275,7 +1275,7 @@
                 <w:rFonts w:ascii="TimeNewRoman" w:hAnsi="TimeNewRoman"/>
                 <w:sz w:val="30"/>
               </w:rPr>
-              <w:t>1</w:t>
+              <w:t>7</w:t>
             </w:r>
           </w:p>
         </w:tc>
@@ -1292,10 +1292,46 @@
                 <w:rFonts w:ascii="TimeNewRoman" w:hAnsi="TimeNewRoman"/>
                 <w:sz w:val="30"/>
               </w:rPr>
-              <w:t>167</w:t>
+              <w:t>18</w:t>
             </w:r>
           </w:p>
         </w:tc>
+        <w:tc>
+          <w:tcPr>
+            <w:tcW w:type="dxa" w:w="1987"/>
+          </w:tcPr>
+          <w:p>
+            <w:pPr>
+              <w:jc w:val="left"/>
+            </w:pPr>
+            <w:r>
+              <w:rPr>
+                <w:rFonts w:ascii="TimeNewRoman" w:hAnsi="TimeNewRoman"/>
+                <w:sz w:val="30"/>
+              </w:rPr>
+              <w:t>93</w:t>
+            </w:r>
+          </w:p>
+        </w:tc>
+        <w:tc>
+          <w:tcPr>
+            <w:tcW w:type="dxa" w:w="1987"/>
+          </w:tcPr>
+          <w:p>
+            <w:pPr>
+              <w:jc w:val="left"/>
+            </w:pPr>
+            <w:r>
+              <w:rPr>
+                <w:rFonts w:ascii="TimeNewRoman" w:hAnsi="TimeNewRoman"/>
+                <w:sz w:val="30"/>
+              </w:rPr>
+              <w:t>6</w:t>
+            </w:r>
+          </w:p>
+        </w:tc>
+      </w:tr>
+      <w:tr>
         <w:tc>
           <w:tcPr>
             <w:tcW w:type="dxa" w:w="1987"/>
@@ -1326,7 +1362,58 @@
                 <w:rFonts w:ascii="TimeNewRoman" w:hAnsi="TimeNewRoman"/>
                 <w:sz w:val="30"/>
               </w:rPr>
-              <w:t>48</w:t>
+              <w:t>17</w:t>
+            </w:r>
+          </w:p>
+        </w:tc>
+        <w:tc>
+          <w:tcPr>
+            <w:tcW w:type="dxa" w:w="1987"/>
+          </w:tcPr>
+          <w:p>
+            <w:pPr>
+              <w:jc w:val="left"/>
+            </w:pPr>
+            <w:r>
+              <w:rPr>
+                <w:rFonts w:ascii="TimeNewRoman" w:hAnsi="TimeNewRoman"/>
+                <w:sz w:val="30"/>
+              </w:rPr>
+              <w:t>90</w:t>
+            </w:r>
+          </w:p>
+        </w:tc>
+        <w:tc>
+          <w:tcPr>
+            <w:tcW w:type="dxa" w:w="1987"/>
+          </w:tcPr>
+          <w:p>
+            <w:pPr>
+              <w:jc w:val="left"/>
+            </w:pPr>
+            <w:r>
+              <w:rPr>
+                <w:rFonts w:ascii="TimeNewRoman" w:hAnsi="TimeNewRoman"/>
+                <w:sz w:val="30"/>
+              </w:rPr>
+              <w:t>24</w:t>
+            </w:r>
+          </w:p>
+        </w:tc>
+        <w:tc>
+          <w:tcPr>
+            <w:tcW w:type="dxa" w:w="1987"/>
+          </w:tcPr>
+          <w:p>
+            <w:pPr>
+              <w:jc w:val="left"/>
+            </w:pPr>
+            <w:r>
+              <w:rPr>
+                <w:rFonts w:ascii="TimeNewRoman" w:hAnsi="TimeNewRoman"/>
+                <w:sz w:val="30"/>
+              </w:rPr>
+              <w:t>62</w:t>
             </w:r>
           </w:p>
         </w:tc>
@@ -1345,7 +1432,7 @@
                 <w:rFonts w:ascii="TimeNewRoman" w:hAnsi="TimeNewRoman"/>
                 <w:sz w:val="30"/>
               </w:rPr>
-              <w:t>62</w:t>
+              <w:t>60</w:t>
             </w:r>
           </w:p>
         </w:tc>
@@ -1362,7 +1449,7 @@
                 <w:rFonts w:ascii="TimeNewRoman" w:hAnsi="TimeNewRoman"/>
                 <w:sz w:val="30"/>
               </w:rPr>
-              <w:t>28</w:t>
+              <w:t>8</w:t>
             </w:r>
           </w:p>
         </w:tc>
@@ -1379,7 +1466,181 @@
                 <w:rFonts w:ascii="TimeNewRoman" w:hAnsi="TimeNewRoman"/>
                 <w:sz w:val="30"/>
               </w:rPr>
-              <w:t>133</w:t>
+              <w:t>86</w:t>
+            </w:r>
+          </w:p>
+        </w:tc>
+        <w:tc>
+          <w:tcPr>
+            <w:tcW w:type="dxa" w:w="1987"/>
+          </w:tcPr>
+          <w:p>
+            <w:pPr>
+              <w:jc w:val="left"/>
+            </w:pPr>
+            <w:r>
+              <w:rPr>
+                <w:rFonts w:ascii="TimeNewRoman" w:hAnsi="TimeNewRoman"/>
+                <w:sz w:val="30"/>
+              </w:rPr>
+              <w:t>24</w:t>
+            </w:r>
+          </w:p>
+        </w:tc>
+        <w:tc>
+          <w:tcPr>
+            <w:tcW w:type="dxa" w:w="1987"/>
+          </w:tcPr>
+          <w:p>
+            <w:pPr>
+              <w:jc w:val="left"/>
+            </w:pPr>
+            <w:r>
+              <w:rPr>
+                <w:rFonts w:ascii="TimeNewRoman" w:hAnsi="TimeNewRoman"/>
+                <w:sz w:val="30"/>
+              </w:rPr>
+              <w:t>12</w:t>
+            </w:r>
+          </w:p>
+        </w:tc>
+      </w:tr>
+      <w:tr>
+        <w:tc>
+          <w:tcPr>
+            <w:tcW w:type="dxa" w:w="1987"/>
+          </w:tcPr>
+          <w:p>
+            <w:pPr>
+              <w:jc w:val="left"/>
+            </w:pPr>
+            <w:r>
+              <w:rPr>
+                <w:rFonts w:ascii="TimeNewRoman" w:hAnsi="TimeNewRoman"/>
+                <w:sz w:val="30"/>
+              </w:rPr>
+              <w:t>137</w:t>
+            </w:r>
+          </w:p>
+        </w:tc>
+        <w:tc>
+          <w:tcPr>
+            <w:tcW w:type="dxa" w:w="1987"/>
+          </w:tcPr>
+          <w:p>
+            <w:pPr>
+              <w:jc w:val="left"/>
+            </w:pPr>
+            <w:r>
+              <w:rPr>
+                <w:rFonts w:ascii="TimeNewRoman" w:hAnsi="TimeNewRoman"/>
+                <w:sz w:val="30"/>
+              </w:rPr>
+              <w:t>122</w:t>
+            </w:r>
+          </w:p>
+        </w:tc>
+        <w:tc>
+          <w:tcPr>
+            <w:tcW w:type="dxa" w:w="1987"/>
+          </w:tcPr>
+          <w:p>
+            <w:pPr>
+              <w:jc w:val="left"/>
+            </w:pPr>
+            <w:r>
+              <w:rPr>
+                <w:rFonts w:ascii="TimeNewRoman" w:hAnsi="TimeNewRoman"/>
+                <w:sz w:val="30"/>
+              </w:rPr>
+              <w:t>16</w:t>
+            </w:r>
+          </w:p>
+        </w:tc>
+        <w:tc>
+          <w:tcPr>
+            <w:tcW w:type="dxa" w:w="1987"/>
+          </w:tcPr>
+          <w:p>
+            <w:pPr>
+              <w:jc w:val="left"/>
+            </w:pPr>
+            <w:r>
+              <w:rPr>
+                <w:rFonts w:ascii="TimeNewRoman" w:hAnsi="TimeNewRoman"/>
+                <w:sz w:val="30"/>
+              </w:rPr>
+              <w:t>79</w:t>
+            </w:r>
+          </w:p>
+        </w:tc>
+        <w:tc>
+          <w:tcPr>
+            <w:tcW w:type="dxa" w:w="1987"/>
+          </w:tcPr>
+          <w:p>
+            <w:pPr>
+              <w:jc w:val="left"/>
+            </w:pPr>
+            <w:r>
+              <w:rPr>
+                <w:rFonts w:ascii="TimeNewRoman" w:hAnsi="TimeNewRoman"/>
+                <w:sz w:val="30"/>
+              </w:rPr>
+              <w:t>7</w:t>
+            </w:r>
+          </w:p>
+        </w:tc>
+      </w:tr>
+      <w:tr>
+        <w:tc>
+          <w:tcPr>
+            <w:tcW w:type="dxa" w:w="1987"/>
+          </w:tcPr>
+          <w:p>
+            <w:pPr>
+              <w:jc w:val="left"/>
+            </w:pPr>
+            <w:r>
+              <w:rPr>
+                <w:rFonts w:ascii="TimeNewRoman" w:hAnsi="TimeNewRoman"/>
+                <w:sz w:val="30"/>
+              </w:rPr>
+              <w:t>54</w:t>
+            </w:r>
+          </w:p>
+        </w:tc>
+        <w:tc>
+          <w:tcPr>
+            <w:tcW w:type="dxa" w:w="1987"/>
+          </w:tcPr>
+          <w:p>
+            <w:pPr>
+              <w:jc w:val="left"/>
+            </w:pPr>
+            <w:r>
+              <w:rPr>
+                <w:rFonts w:ascii="TimeNewRoman" w:hAnsi="TimeNewRoman"/>
+                <w:sz w:val="30"/>
+              </w:rPr>
+              <w:t>20</w:t>
+            </w:r>
+          </w:p>
+        </w:tc>
+        <w:tc>
+          <w:tcPr>
+            <w:tcW w:type="dxa" w:w="1987"/>
+          </w:tcPr>
+          <w:p>
+            <w:pPr>
+              <w:jc w:val="left"/>
+            </w:pPr>
+            <w:r>
+              <w:rPr>
+                <w:rFonts w:ascii="TimeNewRoman" w:hAnsi="TimeNewRoman"/>
+                <w:sz w:val="30"/>
+              </w:rPr>
+              <w:t>72</w:t>
             </w:r>
           </w:p>
         </w:tc>
@@ -1413,7 +1674,7 @@
                 <w:rFonts w:ascii="TimeNewRoman" w:hAnsi="TimeNewRoman"/>
                 <w:sz w:val="30"/>
               </w:rPr>
-              <w:t>17</w:t>
+              <w:t>49</w:t>
             </w:r>
           </w:p>
         </w:tc>
@@ -1432,7 +1693,7 @@
                 <w:rFonts w:ascii="TimeNewRoman" w:hAnsi="TimeNewRoman"/>
                 <w:sz w:val="30"/>
               </w:rPr>
-              <w:t>68</w:t>
+              <w:t>48</w:t>
             </w:r>
           </w:p>
         </w:tc>
@@ -1449,7 +1710,7 @@
                 <w:rFonts w:ascii="TimeNewRoman" w:hAnsi="TimeNewRoman"/>
                 <w:sz w:val="30"/>
               </w:rPr>
-              <w:t>21</w:t>
+              <w:t>74</w:t>
             </w:r>
           </w:p>
         </w:tc>
@@ -1466,7 +1727,7 @@
                 <w:rFonts w:ascii="TimeNewRoman" w:hAnsi="TimeNewRoman"/>
                 <w:sz w:val="30"/>
               </w:rPr>
-              <w:t>83</w:t>
+              <w:t>33</w:t>
             </w:r>
           </w:p>
         </w:tc>
@@ -1483,7 +1744,7 @@
                 <w:rFonts w:ascii="TimeNewRoman" w:hAnsi="TimeNewRoman"/>
                 <w:sz w:val="30"/>
               </w:rPr>
-              <w:t>28</w:t>
+              <w:t>24</w:t>
             </w:r>
           </w:p>
         </w:tc>
@@ -1500,268 +1761,7 @@
                 <w:rFonts w:ascii="TimeNewRoman" w:hAnsi="TimeNewRoman"/>
                 <w:sz w:val="30"/>
               </w:rPr>
-              <w:t>99</w:t>
-            </w:r>
-          </w:p>
-        </w:tc>
-      </w:tr>
-      <w:tr>
-        <w:tc>
-          <w:tcPr>
-            <w:tcW w:type="dxa" w:w="1987"/>
-          </w:tcPr>
-          <w:p>
-            <w:pPr>
-              <w:jc w:val="left"/>
-            </w:pPr>
-            <w:r>
-              <w:rPr>
-                <w:rFonts w:ascii="TimeNewRoman" w:hAnsi="TimeNewRoman"/>
-                <w:sz w:val="30"/>
-              </w:rPr>
-              <w:t>87</w:t>
-            </w:r>
-          </w:p>
-        </w:tc>
-        <w:tc>
-          <w:tcPr>
-            <w:tcW w:type="dxa" w:w="1987"/>
-          </w:tcPr>
-          <w:p>
-            <w:pPr>
-              <w:jc w:val="left"/>
-            </w:pPr>
-            <w:r>
-              <w:rPr>
-                <w:rFonts w:ascii="TimeNewRoman" w:hAnsi="TimeNewRoman"/>
-                <w:sz w:val="30"/>
-              </w:rPr>
-              <w:t>35</w:t>
-            </w:r>
-          </w:p>
-        </w:tc>
-        <w:tc>
-          <w:tcPr>
-            <w:tcW w:type="dxa" w:w="1987"/>
-          </w:tcPr>
-          <w:p>
-            <w:pPr>
-              <w:jc w:val="left"/>
-            </w:pPr>
-            <w:r>
-              <w:rPr>
-                <w:rFonts w:ascii="TimeNewRoman" w:hAnsi="TimeNewRoman"/>
-                <w:sz w:val="30"/>
-              </w:rPr>
-              <w:t>51</w:t>
-            </w:r>
-          </w:p>
-        </w:tc>
-        <w:tc>
-          <w:tcPr>
-            <w:tcW w:type="dxa" w:w="1987"/>
-          </w:tcPr>
-          <w:p>
-            <w:pPr>
-              <w:jc w:val="left"/>
-            </w:pPr>
-            <w:r>
-              <w:rPr>
-                <w:rFonts w:ascii="TimeNewRoman" w:hAnsi="TimeNewRoman"/>
-                <w:sz w:val="30"/>
-              </w:rPr>
-              <w:t>7</w:t>
-            </w:r>
-          </w:p>
-        </w:tc>
-        <w:tc>
-          <w:tcPr>
-            <w:tcW w:type="dxa" w:w="1987"/>
-          </w:tcPr>
-          <w:p>
-            <w:pPr>
-              <w:jc w:val="left"/>
-            </w:pPr>
-            <w:r>
-              <w:rPr>
-                <w:rFonts w:ascii="TimeNewRoman" w:hAnsi="TimeNewRoman"/>
-                <w:sz w:val="30"/>
-              </w:rPr>
-              <w:t>99</w:t>
-            </w:r>
-          </w:p>
-        </w:tc>
-      </w:tr>
-      <w:tr>
-        <w:tc>
-          <w:tcPr>
-            <w:tcW w:type="dxa" w:w="1987"/>
-          </w:tcPr>
-          <w:p>
-            <w:pPr>
-              <w:jc w:val="left"/>
-            </w:pPr>
-            <w:r>
-              <w:rPr>
-                <w:rFonts w:ascii="TimeNewRoman" w:hAnsi="TimeNewRoman"/>
-                <w:sz w:val="30"/>
-              </w:rPr>
-              <w:t>50</w:t>
-            </w:r>
-          </w:p>
-        </w:tc>
-        <w:tc>
-          <w:tcPr>
-            <w:tcW w:type="dxa" w:w="1987"/>
-          </w:tcPr>
-          <w:p>
-            <w:pPr>
-              <w:jc w:val="left"/>
-            </w:pPr>
-            <w:r>
-              <w:rPr>
-                <w:rFonts w:ascii="TimeNewRoman" w:hAnsi="TimeNewRoman"/>
-                <w:sz w:val="30"/>
-              </w:rPr>
-              <w:t>44</w:t>
-            </w:r>
-          </w:p>
-        </w:tc>
-        <w:tc>
-          <w:tcPr>
-            <w:tcW w:type="dxa" w:w="1987"/>
-          </w:tcPr>
-          <w:p>
-            <w:pPr>
-              <w:jc w:val="left"/>
-            </w:pPr>
-            <w:r>
-              <w:rPr>
-                <w:rFonts w:ascii="TimeNewRoman" w:hAnsi="TimeNewRoman"/>
-                <w:sz w:val="30"/>
-              </w:rPr>
-              <w:t>138</w:t>
-            </w:r>
-          </w:p>
-        </w:tc>
-        <w:tc>
-          <w:tcPr>
-            <w:tcW w:type="dxa" w:w="1987"/>
-          </w:tcPr>
-          <w:p>
-            <w:pPr>
-              <w:jc w:val="left"/>
-            </w:pPr>
-            <w:r>
-              <w:rPr>
-                <w:rFonts w:ascii="TimeNewRoman" w:hAnsi="TimeNewRoman"/>
-                <w:sz w:val="30"/>
-              </w:rPr>
-              <w:t>39</w:t>
-            </w:r>
-          </w:p>
-        </w:tc>
-        <w:tc>
-          <w:tcPr>
-            <w:tcW w:type="dxa" w:w="1987"/>
-          </w:tcPr>
-          <w:p>
-            <w:pPr>
-              <w:jc w:val="left"/>
-            </w:pPr>
-            <w:r>
-              <w:rPr>
-                <w:rFonts w:ascii="TimeNewRoman" w:hAnsi="TimeNewRoman"/>
-                <w:sz w:val="30"/>
-              </w:rPr>
-              <w:t>79</w:t>
-            </w:r>
-          </w:p>
-        </w:tc>
-      </w:tr>
-      <w:tr>
-        <w:tc>
-          <w:tcPr>
-            <w:tcW w:type="dxa" w:w="1987"/>
-          </w:tcPr>
-          <w:p>
-            <w:pPr>
-              <w:jc w:val="left"/>
-            </w:pPr>
-            <w:r>
-              <w:rPr>
-                <w:rFonts w:ascii="TimeNewRoman" w:hAnsi="TimeNewRoman"/>
-                <w:sz w:val="30"/>
-              </w:rPr>
-              <w:t>100</w:t>
-            </w:r>
-          </w:p>
-        </w:tc>
-        <w:tc>
-          <w:tcPr>
-            <w:tcW w:type="dxa" w:w="1987"/>
-          </w:tcPr>
-          <w:p>
-            <w:pPr>
-              <w:jc w:val="left"/>
-            </w:pPr>
-            <w:r>
-              <w:rPr>
-                <w:rFonts w:ascii="TimeNewRoman" w:hAnsi="TimeNewRoman"/>
-                <w:sz w:val="30"/>
-              </w:rPr>
-              <w:t>4</w:t>
-            </w:r>
-          </w:p>
-        </w:tc>
-        <w:tc>
-          <w:tcPr>
-            <w:tcW w:type="dxa" w:w="1987"/>
-          </w:tcPr>
-          <w:p>
-            <w:pPr>
-              <w:jc w:val="left"/>
-            </w:pPr>
-            <w:r>
-              <w:rPr>
-                <w:rFonts w:ascii="TimeNewRoman" w:hAnsi="TimeNewRoman"/>
-                <w:sz w:val="30"/>
-              </w:rPr>
-              <w:t>30</w:t>
-            </w:r>
-          </w:p>
-        </w:tc>
-        <w:tc>
-          <w:tcPr>
-            <w:tcW w:type="dxa" w:w="1987"/>
-          </w:tcPr>
-          <w:p>
-            <w:pPr>
-              <w:jc w:val="left"/>
-            </w:pPr>
-            <w:r>
-              <w:rPr>
-                <w:rFonts w:ascii="TimeNewRoman" w:hAnsi="TimeNewRoman"/>
-                <w:sz w:val="30"/>
-              </w:rPr>
-              <w:t>18</w:t>
-            </w:r>
-          </w:p>
-        </w:tc>
-        <w:tc>
-          <w:tcPr>
-            <w:tcW w:type="dxa" w:w="1987"/>
-          </w:tcPr>
-          <w:p>
-            <w:pPr>
-              <w:jc w:val="left"/>
-            </w:pPr>
-            <w:r>
-              <w:rPr>
-                <w:rFonts w:ascii="TimeNewRoman" w:hAnsi="TimeNewRoman"/>
-                <w:sz w:val="30"/>
-              </w:rPr>
-              <w:t>2</w:t>
+              <w:t>32</w:t>
             </w:r>
           </w:p>
         </w:tc>

--- a/answers-of-mixed.docx
+++ b/answers-of-mixed.docx
@@ -40,7 +40,7 @@
                 <w:rFonts w:ascii="TimeNewRoman" w:hAnsi="TimeNewRoman"/>
                 <w:sz w:val="30"/>
               </w:rPr>
-              <w:t>48</w:t>
+              <w:t>8</w:t>
             </w:r>
           </w:p>
         </w:tc>
@@ -57,7 +57,7 @@
                 <w:rFonts w:ascii="TimeNewRoman" w:hAnsi="TimeNewRoman"/>
                 <w:sz w:val="30"/>
               </w:rPr>
-              <w:t>18</w:t>
+              <w:t>82</w:t>
             </w:r>
           </w:p>
         </w:tc>
@@ -74,7 +74,7 @@
                 <w:rFonts w:ascii="TimeNewRoman" w:hAnsi="TimeNewRoman"/>
                 <w:sz w:val="30"/>
               </w:rPr>
-              <w:t>88</w:t>
+              <w:t>21</w:t>
             </w:r>
           </w:p>
         </w:tc>
@@ -91,7 +91,7 @@
                 <w:rFonts w:ascii="TimeNewRoman" w:hAnsi="TimeNewRoman"/>
                 <w:sz w:val="30"/>
               </w:rPr>
-              <w:t>10</w:t>
+              <w:t>47</w:t>
             </w:r>
           </w:p>
         </w:tc>
@@ -108,7 +108,7 @@
                 <w:rFonts w:ascii="TimeNewRoman" w:hAnsi="TimeNewRoman"/>
                 <w:sz w:val="30"/>
               </w:rPr>
-              <w:t>102</w:t>
+              <w:t>3</w:t>
             </w:r>
           </w:p>
         </w:tc>
@@ -127,7 +127,7 @@
                 <w:rFonts w:ascii="TimeNewRoman" w:hAnsi="TimeNewRoman"/>
                 <w:sz w:val="30"/>
               </w:rPr>
-              <w:t>42</w:t>
+              <w:t>15</w:t>
             </w:r>
           </w:p>
         </w:tc>
@@ -144,10 +144,237 @@
                 <w:rFonts w:ascii="TimeNewRoman" w:hAnsi="TimeNewRoman"/>
                 <w:sz w:val="30"/>
               </w:rPr>
-              <w:t>14</w:t>
+              <w:t>212</w:t>
             </w:r>
           </w:p>
         </w:tc>
+        <w:tc>
+          <w:tcPr>
+            <w:tcW w:type="dxa" w:w="1987"/>
+          </w:tcPr>
+          <w:p>
+            <w:pPr>
+              <w:jc w:val="left"/>
+            </w:pPr>
+            <w:r>
+              <w:rPr>
+                <w:rFonts w:ascii="TimeNewRoman" w:hAnsi="TimeNewRoman"/>
+                <w:sz w:val="30"/>
+              </w:rPr>
+              <w:t>74</w:t>
+            </w:r>
+          </w:p>
+        </w:tc>
+        <w:tc>
+          <w:tcPr>
+            <w:tcW w:type="dxa" w:w="1987"/>
+          </w:tcPr>
+          <w:p>
+            <w:pPr>
+              <w:jc w:val="left"/>
+            </w:pPr>
+            <w:r>
+              <w:rPr>
+                <w:rFonts w:ascii="TimeNewRoman" w:hAnsi="TimeNewRoman"/>
+                <w:sz w:val="30"/>
+              </w:rPr>
+              <w:t>64</w:t>
+            </w:r>
+          </w:p>
+        </w:tc>
+        <w:tc>
+          <w:tcPr>
+            <w:tcW w:type="dxa" w:w="1987"/>
+          </w:tcPr>
+          <w:p>
+            <w:pPr>
+              <w:jc w:val="left"/>
+            </w:pPr>
+            <w:r>
+              <w:rPr>
+                <w:rFonts w:ascii="TimeNewRoman" w:hAnsi="TimeNewRoman"/>
+                <w:sz w:val="30"/>
+              </w:rPr>
+              <w:t>35</w:t>
+            </w:r>
+          </w:p>
+        </w:tc>
+      </w:tr>
+      <w:tr>
+        <w:tc>
+          <w:tcPr>
+            <w:tcW w:type="dxa" w:w="1987"/>
+          </w:tcPr>
+          <w:p>
+            <w:pPr>
+              <w:jc w:val="left"/>
+            </w:pPr>
+            <w:r>
+              <w:rPr>
+                <w:rFonts w:ascii="TimeNewRoman" w:hAnsi="TimeNewRoman"/>
+                <w:sz w:val="30"/>
+              </w:rPr>
+              <w:t>48</w:t>
+            </w:r>
+          </w:p>
+        </w:tc>
+        <w:tc>
+          <w:tcPr>
+            <w:tcW w:type="dxa" w:w="1987"/>
+          </w:tcPr>
+          <w:p>
+            <w:pPr>
+              <w:jc w:val="left"/>
+            </w:pPr>
+            <w:r>
+              <w:rPr>
+                <w:rFonts w:ascii="TimeNewRoman" w:hAnsi="TimeNewRoman"/>
+                <w:sz w:val="30"/>
+              </w:rPr>
+              <w:t>58</w:t>
+            </w:r>
+          </w:p>
+        </w:tc>
+        <w:tc>
+          <w:tcPr>
+            <w:tcW w:type="dxa" w:w="1987"/>
+          </w:tcPr>
+          <w:p>
+            <w:pPr>
+              <w:jc w:val="left"/>
+            </w:pPr>
+            <w:r>
+              <w:rPr>
+                <w:rFonts w:ascii="TimeNewRoman" w:hAnsi="TimeNewRoman"/>
+                <w:sz w:val="30"/>
+              </w:rPr>
+              <w:t>9</w:t>
+            </w:r>
+          </w:p>
+        </w:tc>
+        <w:tc>
+          <w:tcPr>
+            <w:tcW w:type="dxa" w:w="1987"/>
+          </w:tcPr>
+          <w:p>
+            <w:pPr>
+              <w:jc w:val="left"/>
+            </w:pPr>
+            <w:r>
+              <w:rPr>
+                <w:rFonts w:ascii="TimeNewRoman" w:hAnsi="TimeNewRoman"/>
+                <w:sz w:val="30"/>
+              </w:rPr>
+              <w:t>80</w:t>
+            </w:r>
+          </w:p>
+        </w:tc>
+        <w:tc>
+          <w:tcPr>
+            <w:tcW w:type="dxa" w:w="1987"/>
+          </w:tcPr>
+          <w:p>
+            <w:pPr>
+              <w:jc w:val="left"/>
+            </w:pPr>
+            <w:r>
+              <w:rPr>
+                <w:rFonts w:ascii="TimeNewRoman" w:hAnsi="TimeNewRoman"/>
+                <w:sz w:val="30"/>
+              </w:rPr>
+              <w:t>151</w:t>
+            </w:r>
+          </w:p>
+        </w:tc>
+      </w:tr>
+      <w:tr>
+        <w:tc>
+          <w:tcPr>
+            <w:tcW w:type="dxa" w:w="1987"/>
+          </w:tcPr>
+          <w:p>
+            <w:pPr>
+              <w:jc w:val="left"/>
+            </w:pPr>
+            <w:r>
+              <w:rPr>
+                <w:rFonts w:ascii="TimeNewRoman" w:hAnsi="TimeNewRoman"/>
+                <w:sz w:val="30"/>
+              </w:rPr>
+              <w:t>6</w:t>
+            </w:r>
+          </w:p>
+        </w:tc>
+        <w:tc>
+          <w:tcPr>
+            <w:tcW w:type="dxa" w:w="1987"/>
+          </w:tcPr>
+          <w:p>
+            <w:pPr>
+              <w:jc w:val="left"/>
+            </w:pPr>
+            <w:r>
+              <w:rPr>
+                <w:rFonts w:ascii="TimeNewRoman" w:hAnsi="TimeNewRoman"/>
+                <w:sz w:val="30"/>
+              </w:rPr>
+              <w:t>130</w:t>
+            </w:r>
+          </w:p>
+        </w:tc>
+        <w:tc>
+          <w:tcPr>
+            <w:tcW w:type="dxa" w:w="1987"/>
+          </w:tcPr>
+          <w:p>
+            <w:pPr>
+              <w:jc w:val="left"/>
+            </w:pPr>
+            <w:r>
+              <w:rPr>
+                <w:rFonts w:ascii="TimeNewRoman" w:hAnsi="TimeNewRoman"/>
+                <w:sz w:val="30"/>
+              </w:rPr>
+              <w:t>30</w:t>
+            </w:r>
+          </w:p>
+        </w:tc>
+        <w:tc>
+          <w:tcPr>
+            <w:tcW w:type="dxa" w:w="1987"/>
+          </w:tcPr>
+          <w:p>
+            <w:pPr>
+              <w:jc w:val="left"/>
+            </w:pPr>
+            <w:r>
+              <w:rPr>
+                <w:rFonts w:ascii="TimeNewRoman" w:hAnsi="TimeNewRoman"/>
+                <w:sz w:val="30"/>
+              </w:rPr>
+              <w:t>28</w:t>
+            </w:r>
+          </w:p>
+        </w:tc>
+        <w:tc>
+          <w:tcPr>
+            <w:tcW w:type="dxa" w:w="1987"/>
+          </w:tcPr>
+          <w:p>
+            <w:pPr>
+              <w:jc w:val="left"/>
+            </w:pPr>
+            <w:r>
+              <w:rPr>
+                <w:rFonts w:ascii="TimeNewRoman" w:hAnsi="TimeNewRoman"/>
+                <w:sz w:val="30"/>
+              </w:rPr>
+              <w:t>56</w:t>
+            </w:r>
+          </w:p>
+        </w:tc>
+      </w:tr>
+      <w:tr>
         <w:tc>
           <w:tcPr>
             <w:tcW w:type="dxa" w:w="1987"/>
@@ -178,7 +405,215 @@
                 <w:rFonts w:ascii="TimeNewRoman" w:hAnsi="TimeNewRoman"/>
                 <w:sz w:val="30"/>
               </w:rPr>
-              <w:t>23</w:t>
+              <w:t>9</w:t>
+            </w:r>
+          </w:p>
+        </w:tc>
+        <w:tc>
+          <w:tcPr>
+            <w:tcW w:type="dxa" w:w="1987"/>
+          </w:tcPr>
+          <w:p>
+            <w:pPr>
+              <w:jc w:val="left"/>
+            </w:pPr>
+            <w:r>
+              <w:rPr>
+                <w:rFonts w:ascii="TimeNewRoman" w:hAnsi="TimeNewRoman"/>
+                <w:sz w:val="30"/>
+              </w:rPr>
+              <w:t>63</w:t>
+            </w:r>
+          </w:p>
+        </w:tc>
+        <w:tc>
+          <w:tcPr>
+            <w:tcW w:type="dxa" w:w="1987"/>
+          </w:tcPr>
+          <w:p>
+            <w:pPr>
+              <w:jc w:val="left"/>
+            </w:pPr>
+            <w:r>
+              <w:rPr>
+                <w:rFonts w:ascii="TimeNewRoman" w:hAnsi="TimeNewRoman"/>
+                <w:sz w:val="30"/>
+              </w:rPr>
+              <w:t>6</w:t>
+            </w:r>
+          </w:p>
+        </w:tc>
+        <w:tc>
+          <w:tcPr>
+            <w:tcW w:type="dxa" w:w="1987"/>
+          </w:tcPr>
+          <w:p>
+            <w:pPr>
+              <w:jc w:val="left"/>
+            </w:pPr>
+            <w:r>
+              <w:rPr>
+                <w:rFonts w:ascii="TimeNewRoman" w:hAnsi="TimeNewRoman"/>
+                <w:sz w:val="30"/>
+              </w:rPr>
+              <w:t>32</w:t>
+            </w:r>
+          </w:p>
+        </w:tc>
+      </w:tr>
+      <w:tr>
+        <w:tc>
+          <w:tcPr>
+            <w:tcW w:type="dxa" w:w="1987"/>
+          </w:tcPr>
+          <w:p>
+            <w:pPr>
+              <w:jc w:val="left"/>
+            </w:pPr>
+            <w:r>
+              <w:rPr>
+                <w:rFonts w:ascii="TimeNewRoman" w:hAnsi="TimeNewRoman"/>
+                <w:sz w:val="30"/>
+              </w:rPr>
+              <w:t>59</w:t>
+            </w:r>
+          </w:p>
+        </w:tc>
+        <w:tc>
+          <w:tcPr>
+            <w:tcW w:type="dxa" w:w="1987"/>
+          </w:tcPr>
+          <w:p>
+            <w:pPr>
+              <w:jc w:val="left"/>
+            </w:pPr>
+            <w:r>
+              <w:rPr>
+                <w:rFonts w:ascii="TimeNewRoman" w:hAnsi="TimeNewRoman"/>
+                <w:sz w:val="30"/>
+              </w:rPr>
+              <w:t>2</w:t>
+            </w:r>
+          </w:p>
+        </w:tc>
+        <w:tc>
+          <w:tcPr>
+            <w:tcW w:type="dxa" w:w="1987"/>
+          </w:tcPr>
+          <w:p>
+            <w:pPr>
+              <w:jc w:val="left"/>
+            </w:pPr>
+            <w:r>
+              <w:rPr>
+                <w:rFonts w:ascii="TimeNewRoman" w:hAnsi="TimeNewRoman"/>
+                <w:sz w:val="30"/>
+              </w:rPr>
+              <w:t>30</w:t>
+            </w:r>
+          </w:p>
+        </w:tc>
+        <w:tc>
+          <w:tcPr>
+            <w:tcW w:type="dxa" w:w="1987"/>
+          </w:tcPr>
+          <w:p>
+            <w:pPr>
+              <w:jc w:val="left"/>
+            </w:pPr>
+            <w:r>
+              <w:rPr>
+                <w:rFonts w:ascii="TimeNewRoman" w:hAnsi="TimeNewRoman"/>
+                <w:sz w:val="30"/>
+              </w:rPr>
+              <w:t>4</w:t>
+            </w:r>
+          </w:p>
+        </w:tc>
+        <w:tc>
+          <w:tcPr>
+            <w:tcW w:type="dxa" w:w="1987"/>
+          </w:tcPr>
+          <w:p>
+            <w:pPr>
+              <w:jc w:val="left"/>
+            </w:pPr>
+            <w:r>
+              <w:rPr>
+                <w:rFonts w:ascii="TimeNewRoman" w:hAnsi="TimeNewRoman"/>
+                <w:sz w:val="30"/>
+              </w:rPr>
+              <w:t>24</w:t>
+            </w:r>
+          </w:p>
+        </w:tc>
+      </w:tr>
+      <w:tr>
+        <w:tc>
+          <w:tcPr>
+            <w:tcW w:type="dxa" w:w="1987"/>
+          </w:tcPr>
+          <w:p>
+            <w:pPr>
+              <w:jc w:val="left"/>
+            </w:pPr>
+            <w:r>
+              <w:rPr>
+                <w:rFonts w:ascii="TimeNewRoman" w:hAnsi="TimeNewRoman"/>
+                <w:sz w:val="30"/>
+              </w:rPr>
+              <w:t>94</w:t>
+            </w:r>
+          </w:p>
+        </w:tc>
+        <w:tc>
+          <w:tcPr>
+            <w:tcW w:type="dxa" w:w="1987"/>
+          </w:tcPr>
+          <w:p>
+            <w:pPr>
+              <w:jc w:val="left"/>
+            </w:pPr>
+            <w:r>
+              <w:rPr>
+                <w:rFonts w:ascii="TimeNewRoman" w:hAnsi="TimeNewRoman"/>
+                <w:sz w:val="30"/>
+              </w:rPr>
+              <w:t>63</w:t>
+            </w:r>
+          </w:p>
+        </w:tc>
+        <w:tc>
+          <w:tcPr>
+            <w:tcW w:type="dxa" w:w="1987"/>
+          </w:tcPr>
+          <w:p>
+            <w:pPr>
+              <w:jc w:val="left"/>
+            </w:pPr>
+            <w:r>
+              <w:rPr>
+                <w:rFonts w:ascii="TimeNewRoman" w:hAnsi="TimeNewRoman"/>
+                <w:sz w:val="30"/>
+              </w:rPr>
+              <w:t>33</w:t>
+            </w:r>
+          </w:p>
+        </w:tc>
+        <w:tc>
+          <w:tcPr>
+            <w:tcW w:type="dxa" w:w="1987"/>
+          </w:tcPr>
+          <w:p>
+            <w:pPr>
+              <w:jc w:val="left"/>
+            </w:pPr>
+            <w:r>
+              <w:rPr>
+                <w:rFonts w:ascii="TimeNewRoman" w:hAnsi="TimeNewRoman"/>
+                <w:sz w:val="30"/>
+              </w:rPr>
+              <w:t>12</w:t>
             </w:r>
           </w:p>
         </w:tc>
@@ -214,40 +649,6 @@
                 <w:rFonts w:ascii="TimeNewRoman" w:hAnsi="TimeNewRoman"/>
                 <w:sz w:val="30"/>
               </w:rPr>
-              <w:t>28</w:t>
-            </w:r>
-          </w:p>
-        </w:tc>
-        <w:tc>
-          <w:tcPr>
-            <w:tcW w:type="dxa" w:w="1987"/>
-          </w:tcPr>
-          <w:p>
-            <w:pPr>
-              <w:jc w:val="left"/>
-            </w:pPr>
-            <w:r>
-              <w:rPr>
-                <w:rFonts w:ascii="TimeNewRoman" w:hAnsi="TimeNewRoman"/>
-                <w:sz w:val="30"/>
-              </w:rPr>
-              <w:t>77</w:t>
-            </w:r>
-          </w:p>
-        </w:tc>
-        <w:tc>
-          <w:tcPr>
-            <w:tcW w:type="dxa" w:w="1987"/>
-          </w:tcPr>
-          <w:p>
-            <w:pPr>
-              <w:jc w:val="left"/>
-            </w:pPr>
-            <w:r>
-              <w:rPr>
-                <w:rFonts w:ascii="TimeNewRoman" w:hAnsi="TimeNewRoman"/>
-                <w:sz w:val="30"/>
-              </w:rPr>
               <w:t>2</w:t>
             </w:r>
           </w:p>
@@ -265,7 +666,7 @@
                 <w:rFonts w:ascii="TimeNewRoman" w:hAnsi="TimeNewRoman"/>
                 <w:sz w:val="30"/>
               </w:rPr>
-              <w:t>78</w:t>
+              <w:t>102</w:t>
             </w:r>
           </w:p>
         </w:tc>
@@ -282,7 +683,41 @@
                 <w:rFonts w:ascii="TimeNewRoman" w:hAnsi="TimeNewRoman"/>
                 <w:sz w:val="30"/>
               </w:rPr>
-              <w:t>79</w:t>
+              <w:t>42</w:t>
+            </w:r>
+          </w:p>
+        </w:tc>
+        <w:tc>
+          <w:tcPr>
+            <w:tcW w:type="dxa" w:w="1987"/>
+          </w:tcPr>
+          <w:p>
+            <w:pPr>
+              <w:jc w:val="left"/>
+            </w:pPr>
+            <w:r>
+              <w:rPr>
+                <w:rFonts w:ascii="TimeNewRoman" w:hAnsi="TimeNewRoman"/>
+                <w:sz w:val="30"/>
+              </w:rPr>
+              <w:t>99</w:t>
+            </w:r>
+          </w:p>
+        </w:tc>
+        <w:tc>
+          <w:tcPr>
+            <w:tcW w:type="dxa" w:w="1987"/>
+          </w:tcPr>
+          <w:p>
+            <w:pPr>
+              <w:jc w:val="left"/>
+            </w:pPr>
+            <w:r>
+              <w:rPr>
+                <w:rFonts w:ascii="TimeNewRoman" w:hAnsi="TimeNewRoman"/>
+                <w:sz w:val="30"/>
+              </w:rPr>
+              <w:t>168</w:t>
             </w:r>
           </w:p>
         </w:tc>
@@ -301,7 +736,7 @@
                 <w:rFonts w:ascii="TimeNewRoman" w:hAnsi="TimeNewRoman"/>
                 <w:sz w:val="30"/>
               </w:rPr>
-              <w:t>152</w:t>
+              <w:t>137</w:t>
             </w:r>
           </w:p>
         </w:tc>
@@ -318,7 +753,7 @@
                 <w:rFonts w:ascii="TimeNewRoman" w:hAnsi="TimeNewRoman"/>
                 <w:sz w:val="30"/>
               </w:rPr>
-              <w:t>146</w:t>
+              <w:t>115</w:t>
             </w:r>
           </w:p>
         </w:tc>
@@ -335,60 +770,7 @@
                 <w:rFonts w:ascii="TimeNewRoman" w:hAnsi="TimeNewRoman"/>
                 <w:sz w:val="30"/>
               </w:rPr>
-              <w:t>95</w:t>
-            </w:r>
-          </w:p>
-        </w:tc>
-        <w:tc>
-          <w:tcPr>
-            <w:tcW w:type="dxa" w:w="1987"/>
-          </w:tcPr>
-          <w:p>
-            <w:pPr>
-              <w:jc w:val="left"/>
-            </w:pPr>
-            <w:r>
-              <w:rPr>
-                <w:rFonts w:ascii="TimeNewRoman" w:hAnsi="TimeNewRoman"/>
-                <w:sz w:val="30"/>
-              </w:rPr>
-              <w:t>36</w:t>
-            </w:r>
-          </w:p>
-        </w:tc>
-        <w:tc>
-          <w:tcPr>
-            <w:tcW w:type="dxa" w:w="1987"/>
-          </w:tcPr>
-          <w:p>
-            <w:pPr>
-              <w:jc w:val="left"/>
-            </w:pPr>
-            <w:r>
-              <w:rPr>
-                <w:rFonts w:ascii="TimeNewRoman" w:hAnsi="TimeNewRoman"/>
-                <w:sz w:val="30"/>
-              </w:rPr>
-              <w:t>46</w:t>
-            </w:r>
-          </w:p>
-        </w:tc>
-      </w:tr>
-      <w:tr>
-        <w:tc>
-          <w:tcPr>
-            <w:tcW w:type="dxa" w:w="1987"/>
-          </w:tcPr>
-          <w:p>
-            <w:pPr>
-              <w:jc w:val="left"/>
-            </w:pPr>
-            <w:r>
-              <w:rPr>
-                <w:rFonts w:ascii="TimeNewRoman" w:hAnsi="TimeNewRoman"/>
-                <w:sz w:val="30"/>
-              </w:rPr>
-              <w:t>95</w:t>
+              <w:t>14</w:t>
             </w:r>
           </w:p>
         </w:tc>
@@ -406,40 +788,6 @@
                 <w:sz w:val="30"/>
               </w:rPr>
               <w:t>59</w:t>
-            </w:r>
-          </w:p>
-        </w:tc>
-        <w:tc>
-          <w:tcPr>
-            <w:tcW w:type="dxa" w:w="1987"/>
-          </w:tcPr>
-          <w:p>
-            <w:pPr>
-              <w:jc w:val="left"/>
-            </w:pPr>
-            <w:r>
-              <w:rPr>
-                <w:rFonts w:ascii="TimeNewRoman" w:hAnsi="TimeNewRoman"/>
-                <w:sz w:val="30"/>
-              </w:rPr>
-              <w:t>62</w:t>
-            </w:r>
-          </w:p>
-        </w:tc>
-        <w:tc>
-          <w:tcPr>
-            <w:tcW w:type="dxa" w:w="1987"/>
-          </w:tcPr>
-          <w:p>
-            <w:pPr>
-              <w:jc w:val="left"/>
-            </w:pPr>
-            <w:r>
-              <w:rPr>
-                <w:rFonts w:ascii="TimeNewRoman" w:hAnsi="TimeNewRoman"/>
-                <w:sz w:val="30"/>
-              </w:rPr>
-              <w:t>12</w:t>
             </w:r>
           </w:p>
         </w:tc>
@@ -475,7 +823,94 @@
                 <w:rFonts w:ascii="TimeNewRoman" w:hAnsi="TimeNewRoman"/>
                 <w:sz w:val="30"/>
               </w:rPr>
-              <w:t>38</w:t>
+              <w:t>47</w:t>
+            </w:r>
+          </w:p>
+        </w:tc>
+        <w:tc>
+          <w:tcPr>
+            <w:tcW w:type="dxa" w:w="1987"/>
+          </w:tcPr>
+          <w:p>
+            <w:pPr>
+              <w:jc w:val="left"/>
+            </w:pPr>
+            <w:r>
+              <w:rPr>
+                <w:rFonts w:ascii="TimeNewRoman" w:hAnsi="TimeNewRoman"/>
+                <w:sz w:val="30"/>
+              </w:rPr>
+              <w:t>16</w:t>
+            </w:r>
+          </w:p>
+        </w:tc>
+        <w:tc>
+          <w:tcPr>
+            <w:tcW w:type="dxa" w:w="1987"/>
+          </w:tcPr>
+          <w:p>
+            <w:pPr>
+              <w:jc w:val="left"/>
+            </w:pPr>
+            <w:r>
+              <w:rPr>
+                <w:rFonts w:ascii="TimeNewRoman" w:hAnsi="TimeNewRoman"/>
+                <w:sz w:val="30"/>
+              </w:rPr>
+              <w:t>16</w:t>
+            </w:r>
+          </w:p>
+        </w:tc>
+        <w:tc>
+          <w:tcPr>
+            <w:tcW w:type="dxa" w:w="1987"/>
+          </w:tcPr>
+          <w:p>
+            <w:pPr>
+              <w:jc w:val="left"/>
+            </w:pPr>
+            <w:r>
+              <w:rPr>
+                <w:rFonts w:ascii="TimeNewRoman" w:hAnsi="TimeNewRoman"/>
+                <w:sz w:val="30"/>
+              </w:rPr>
+              <w:t>18</w:t>
+            </w:r>
+          </w:p>
+        </w:tc>
+        <w:tc>
+          <w:tcPr>
+            <w:tcW w:type="dxa" w:w="1987"/>
+          </w:tcPr>
+          <w:p>
+            <w:pPr>
+              <w:jc w:val="left"/>
+            </w:pPr>
+            <w:r>
+              <w:rPr>
+                <w:rFonts w:ascii="TimeNewRoman" w:hAnsi="TimeNewRoman"/>
+                <w:sz w:val="30"/>
+              </w:rPr>
+              <w:t>27</w:t>
+            </w:r>
+          </w:p>
+        </w:tc>
+      </w:tr>
+      <w:tr>
+        <w:tc>
+          <w:tcPr>
+            <w:tcW w:type="dxa" w:w="1987"/>
+          </w:tcPr>
+          <w:p>
+            <w:pPr>
+              <w:jc w:val="left"/>
+            </w:pPr>
+            <w:r>
+              <w:rPr>
+                <w:rFonts w:ascii="TimeNewRoman" w:hAnsi="TimeNewRoman"/>
+                <w:sz w:val="30"/>
+              </w:rPr>
+              <w:t>63</w:t>
             </w:r>
           </w:p>
         </w:tc>
@@ -509,7 +944,7 @@
                 <w:rFonts w:ascii="TimeNewRoman" w:hAnsi="TimeNewRoman"/>
                 <w:sz w:val="30"/>
               </w:rPr>
-              <w:t>72</w:t>
+              <w:t>15</w:t>
             </w:r>
           </w:p>
         </w:tc>
@@ -526,7 +961,7 @@
                 <w:rFonts w:ascii="TimeNewRoman" w:hAnsi="TimeNewRoman"/>
                 <w:sz w:val="30"/>
               </w:rPr>
-              <w:t>82</w:t>
+              <w:t>90</w:t>
             </w:r>
           </w:p>
         </w:tc>
@@ -543,7 +978,7 @@
                 <w:rFonts w:ascii="TimeNewRoman" w:hAnsi="TimeNewRoman"/>
                 <w:sz w:val="30"/>
               </w:rPr>
-              <w:t>74</w:t>
+              <w:t>193</w:t>
             </w:r>
           </w:p>
         </w:tc>
@@ -562,7 +997,7 @@
                 <w:rFonts w:ascii="TimeNewRoman" w:hAnsi="TimeNewRoman"/>
                 <w:sz w:val="30"/>
               </w:rPr>
-              <w:t>25</w:t>
+              <w:t>153</w:t>
             </w:r>
           </w:p>
         </w:tc>
@@ -579,7 +1014,7 @@
                 <w:rFonts w:ascii="TimeNewRoman" w:hAnsi="TimeNewRoman"/>
                 <w:sz w:val="30"/>
               </w:rPr>
-              <w:t>60</w:t>
+              <w:t>120</w:t>
             </w:r>
           </w:p>
         </w:tc>
@@ -596,7 +1031,7 @@
                 <w:rFonts w:ascii="TimeNewRoman" w:hAnsi="TimeNewRoman"/>
                 <w:sz w:val="30"/>
               </w:rPr>
-              <w:t>131</w:t>
+              <w:t>42</w:t>
             </w:r>
           </w:p>
         </w:tc>
@@ -613,7 +1048,7 @@
                 <w:rFonts w:ascii="TimeNewRoman" w:hAnsi="TimeNewRoman"/>
                 <w:sz w:val="30"/>
               </w:rPr>
-              <w:t>142</w:t>
+              <w:t>9</w:t>
             </w:r>
           </w:p>
         </w:tc>
@@ -630,7 +1065,7 @@
                 <w:rFonts w:ascii="TimeNewRoman" w:hAnsi="TimeNewRoman"/>
                 <w:sz w:val="30"/>
               </w:rPr>
-              <w:t>153</w:t>
+              <w:t>36</w:t>
             </w:r>
           </w:p>
         </w:tc>
@@ -649,7 +1084,7 @@
                 <w:rFonts w:ascii="TimeNewRoman" w:hAnsi="TimeNewRoman"/>
                 <w:sz w:val="30"/>
               </w:rPr>
-              <w:t>59</w:t>
+              <w:t>3</w:t>
             </w:r>
           </w:p>
         </w:tc>
@@ -666,7 +1101,7 @@
                 <w:rFonts w:ascii="TimeNewRoman" w:hAnsi="TimeNewRoman"/>
                 <w:sz w:val="30"/>
               </w:rPr>
-              <w:t>16</w:t>
+              <w:t>9</w:t>
             </w:r>
           </w:p>
         </w:tc>
@@ -683,7 +1118,7 @@
                 <w:rFonts w:ascii="TimeNewRoman" w:hAnsi="TimeNewRoman"/>
                 <w:sz w:val="30"/>
               </w:rPr>
-              <w:t>11</w:t>
+              <w:t>239</w:t>
             </w:r>
           </w:p>
         </w:tc>
@@ -700,7 +1135,268 @@
                 <w:rFonts w:ascii="TimeNewRoman" w:hAnsi="TimeNewRoman"/>
                 <w:sz w:val="30"/>
               </w:rPr>
-              <w:t>48</w:t>
+              <w:t>23</w:t>
+            </w:r>
+          </w:p>
+        </w:tc>
+        <w:tc>
+          <w:tcPr>
+            <w:tcW w:type="dxa" w:w="1987"/>
+          </w:tcPr>
+          <w:p>
+            <w:pPr>
+              <w:jc w:val="left"/>
+            </w:pPr>
+            <w:r>
+              <w:rPr>
+                <w:rFonts w:ascii="TimeNewRoman" w:hAnsi="TimeNewRoman"/>
+                <w:sz w:val="30"/>
+              </w:rPr>
+              <w:t>51</w:t>
+            </w:r>
+          </w:p>
+        </w:tc>
+      </w:tr>
+      <w:tr>
+        <w:tc>
+          <w:tcPr>
+            <w:tcW w:type="dxa" w:w="1987"/>
+          </w:tcPr>
+          <w:p>
+            <w:pPr>
+              <w:jc w:val="left"/>
+            </w:pPr>
+            <w:r>
+              <w:rPr>
+                <w:rFonts w:ascii="TimeNewRoman" w:hAnsi="TimeNewRoman"/>
+                <w:sz w:val="30"/>
+              </w:rPr>
+              <w:t>61</w:t>
+            </w:r>
+          </w:p>
+        </w:tc>
+        <w:tc>
+          <w:tcPr>
+            <w:tcW w:type="dxa" w:w="1987"/>
+          </w:tcPr>
+          <w:p>
+            <w:pPr>
+              <w:jc w:val="left"/>
+            </w:pPr>
+            <w:r>
+              <w:rPr>
+                <w:rFonts w:ascii="TimeNewRoman" w:hAnsi="TimeNewRoman"/>
+                <w:sz w:val="30"/>
+              </w:rPr>
+              <w:t>20</w:t>
+            </w:r>
+          </w:p>
+        </w:tc>
+        <w:tc>
+          <w:tcPr>
+            <w:tcW w:type="dxa" w:w="1987"/>
+          </w:tcPr>
+          <w:p>
+            <w:pPr>
+              <w:jc w:val="left"/>
+            </w:pPr>
+            <w:r>
+              <w:rPr>
+                <w:rFonts w:ascii="TimeNewRoman" w:hAnsi="TimeNewRoman"/>
+                <w:sz w:val="30"/>
+              </w:rPr>
+              <w:t>2</w:t>
+            </w:r>
+          </w:p>
+        </w:tc>
+        <w:tc>
+          <w:tcPr>
+            <w:tcW w:type="dxa" w:w="1987"/>
+          </w:tcPr>
+          <w:p>
+            <w:pPr>
+              <w:jc w:val="left"/>
+            </w:pPr>
+            <w:r>
+              <w:rPr>
+                <w:rFonts w:ascii="TimeNewRoman" w:hAnsi="TimeNewRoman"/>
+                <w:sz w:val="30"/>
+              </w:rPr>
+              <w:t>31</w:t>
+            </w:r>
+          </w:p>
+        </w:tc>
+        <w:tc>
+          <w:tcPr>
+            <w:tcW w:type="dxa" w:w="1987"/>
+          </w:tcPr>
+          <w:p>
+            <w:pPr>
+              <w:jc w:val="left"/>
+            </w:pPr>
+            <w:r>
+              <w:rPr>
+                <w:rFonts w:ascii="TimeNewRoman" w:hAnsi="TimeNewRoman"/>
+                <w:sz w:val="30"/>
+              </w:rPr>
+              <w:t>6</w:t>
+            </w:r>
+          </w:p>
+        </w:tc>
+      </w:tr>
+      <w:tr>
+        <w:tc>
+          <w:tcPr>
+            <w:tcW w:type="dxa" w:w="1987"/>
+          </w:tcPr>
+          <w:p>
+            <w:pPr>
+              <w:jc w:val="left"/>
+            </w:pPr>
+            <w:r>
+              <w:rPr>
+                <w:rFonts w:ascii="TimeNewRoman" w:hAnsi="TimeNewRoman"/>
+                <w:sz w:val="30"/>
+              </w:rPr>
+              <w:t>75</w:t>
+            </w:r>
+          </w:p>
+        </w:tc>
+        <w:tc>
+          <w:tcPr>
+            <w:tcW w:type="dxa" w:w="1987"/>
+          </w:tcPr>
+          <w:p>
+            <w:pPr>
+              <w:jc w:val="left"/>
+            </w:pPr>
+            <w:r>
+              <w:rPr>
+                <w:rFonts w:ascii="TimeNewRoman" w:hAnsi="TimeNewRoman"/>
+                <w:sz w:val="30"/>
+              </w:rPr>
+              <w:t>20</w:t>
+            </w:r>
+          </w:p>
+        </w:tc>
+        <w:tc>
+          <w:tcPr>
+            <w:tcW w:type="dxa" w:w="1987"/>
+          </w:tcPr>
+          <w:p>
+            <w:pPr>
+              <w:jc w:val="left"/>
+            </w:pPr>
+            <w:r>
+              <w:rPr>
+                <w:rFonts w:ascii="TimeNewRoman" w:hAnsi="TimeNewRoman"/>
+                <w:sz w:val="30"/>
+              </w:rPr>
+              <w:t>15</w:t>
+            </w:r>
+          </w:p>
+        </w:tc>
+        <w:tc>
+          <w:tcPr>
+            <w:tcW w:type="dxa" w:w="1987"/>
+          </w:tcPr>
+          <w:p>
+            <w:pPr>
+              <w:jc w:val="left"/>
+            </w:pPr>
+            <w:r>
+              <w:rPr>
+                <w:rFonts w:ascii="TimeNewRoman" w:hAnsi="TimeNewRoman"/>
+                <w:sz w:val="30"/>
+              </w:rPr>
+              <w:t>20</w:t>
+            </w:r>
+          </w:p>
+        </w:tc>
+        <w:tc>
+          <w:tcPr>
+            <w:tcW w:type="dxa" w:w="1987"/>
+          </w:tcPr>
+          <w:p>
+            <w:pPr>
+              <w:jc w:val="left"/>
+            </w:pPr>
+            <w:r>
+              <w:rPr>
+                <w:rFonts w:ascii="TimeNewRoman" w:hAnsi="TimeNewRoman"/>
+                <w:sz w:val="30"/>
+              </w:rPr>
+              <w:t>1</w:t>
+            </w:r>
+          </w:p>
+        </w:tc>
+      </w:tr>
+      <w:tr>
+        <w:tc>
+          <w:tcPr>
+            <w:tcW w:type="dxa" w:w="1987"/>
+          </w:tcPr>
+          <w:p>
+            <w:pPr>
+              <w:jc w:val="left"/>
+            </w:pPr>
+            <w:r>
+              <w:rPr>
+                <w:rFonts w:ascii="TimeNewRoman" w:hAnsi="TimeNewRoman"/>
+                <w:sz w:val="30"/>
+              </w:rPr>
+              <w:t>14</w:t>
+            </w:r>
+          </w:p>
+        </w:tc>
+        <w:tc>
+          <w:tcPr>
+            <w:tcW w:type="dxa" w:w="1987"/>
+          </w:tcPr>
+          <w:p>
+            <w:pPr>
+              <w:jc w:val="left"/>
+            </w:pPr>
+            <w:r>
+              <w:rPr>
+                <w:rFonts w:ascii="TimeNewRoman" w:hAnsi="TimeNewRoman"/>
+                <w:sz w:val="30"/>
+              </w:rPr>
+              <w:t>2</w:t>
+            </w:r>
+          </w:p>
+        </w:tc>
+        <w:tc>
+          <w:tcPr>
+            <w:tcW w:type="dxa" w:w="1987"/>
+          </w:tcPr>
+          <w:p>
+            <w:pPr>
+              <w:jc w:val="left"/>
+            </w:pPr>
+            <w:r>
+              <w:rPr>
+                <w:rFonts w:ascii="TimeNewRoman" w:hAnsi="TimeNewRoman"/>
+                <w:sz w:val="30"/>
+              </w:rPr>
+              <w:t>55</w:t>
+            </w:r>
+          </w:p>
+        </w:tc>
+        <w:tc>
+          <w:tcPr>
+            <w:tcW w:type="dxa" w:w="1987"/>
+          </w:tcPr>
+          <w:p>
+            <w:pPr>
+              <w:jc w:val="left"/>
+            </w:pPr>
+            <w:r>
+              <w:rPr>
+                <w:rFonts w:ascii="TimeNewRoman" w:hAnsi="TimeNewRoman"/>
+                <w:sz w:val="30"/>
+              </w:rPr>
+              <w:t>61</w:t>
             </w:r>
           </w:p>
         </w:tc>
@@ -736,7 +1432,7 @@
                 <w:rFonts w:ascii="TimeNewRoman" w:hAnsi="TimeNewRoman"/>
                 <w:sz w:val="30"/>
               </w:rPr>
-              <w:t>3</w:t>
+              <w:t>53</w:t>
             </w:r>
           </w:p>
         </w:tc>
@@ -753,7 +1449,7 @@
                 <w:rFonts w:ascii="TimeNewRoman" w:hAnsi="TimeNewRoman"/>
                 <w:sz w:val="30"/>
               </w:rPr>
-              <w:t>2</w:t>
+              <w:t>24</w:t>
             </w:r>
           </w:p>
         </w:tc>
@@ -770,7 +1466,7 @@
                 <w:rFonts w:ascii="TimeNewRoman" w:hAnsi="TimeNewRoman"/>
                 <w:sz w:val="30"/>
               </w:rPr>
-              <w:t>23</w:t>
+              <w:t>7</w:t>
             </w:r>
           </w:p>
         </w:tc>
@@ -787,7 +1483,7 @@
                 <w:rFonts w:ascii="TimeNewRoman" w:hAnsi="TimeNewRoman"/>
                 <w:sz w:val="30"/>
               </w:rPr>
-              <w:t>35</w:t>
+              <w:t>135</w:t>
             </w:r>
           </w:p>
         </w:tc>
@@ -804,7 +1500,7 @@
                 <w:rFonts w:ascii="TimeNewRoman" w:hAnsi="TimeNewRoman"/>
                 <w:sz w:val="30"/>
               </w:rPr>
-              <w:t>5</w:t>
+              <w:t>98</w:t>
             </w:r>
           </w:p>
         </w:tc>
@@ -823,389 +1519,7 @@
                 <w:rFonts w:ascii="TimeNewRoman" w:hAnsi="TimeNewRoman"/>
                 <w:sz w:val="30"/>
               </w:rPr>
-              <w:t>6</w:t>
-            </w:r>
-          </w:p>
-        </w:tc>
-        <w:tc>
-          <w:tcPr>
-            <w:tcW w:type="dxa" w:w="1987"/>
-          </w:tcPr>
-          <w:p>
-            <w:pPr>
-              <w:jc w:val="left"/>
-            </w:pPr>
-            <w:r>
-              <w:rPr>
-                <w:rFonts w:ascii="TimeNewRoman" w:hAnsi="TimeNewRoman"/>
-                <w:sz w:val="30"/>
-              </w:rPr>
-              <w:t>26</w:t>
-            </w:r>
-          </w:p>
-        </w:tc>
-        <w:tc>
-          <w:tcPr>
-            <w:tcW w:type="dxa" w:w="1987"/>
-          </w:tcPr>
-          <w:p>
-            <w:pPr>
-              <w:jc w:val="left"/>
-            </w:pPr>
-            <w:r>
-              <w:rPr>
-                <w:rFonts w:ascii="TimeNewRoman" w:hAnsi="TimeNewRoman"/>
-                <w:sz w:val="30"/>
-              </w:rPr>
-              <w:t>6</w:t>
-            </w:r>
-          </w:p>
-        </w:tc>
-        <w:tc>
-          <w:tcPr>
-            <w:tcW w:type="dxa" w:w="1987"/>
-          </w:tcPr>
-          <w:p>
-            <w:pPr>
-              <w:jc w:val="left"/>
-            </w:pPr>
-            <w:r>
-              <w:rPr>
-                <w:rFonts w:ascii="TimeNewRoman" w:hAnsi="TimeNewRoman"/>
-                <w:sz w:val="30"/>
-              </w:rPr>
-              <w:t>9</w:t>
-            </w:r>
-          </w:p>
-        </w:tc>
-        <w:tc>
-          <w:tcPr>
-            <w:tcW w:type="dxa" w:w="1987"/>
-          </w:tcPr>
-          <w:p>
-            <w:pPr>
-              <w:jc w:val="left"/>
-            </w:pPr>
-            <w:r>
-              <w:rPr>
-                <w:rFonts w:ascii="TimeNewRoman" w:hAnsi="TimeNewRoman"/>
-                <w:sz w:val="30"/>
-              </w:rPr>
-              <w:t>81</w:t>
-            </w:r>
-          </w:p>
-        </w:tc>
-      </w:tr>
-      <w:tr>
-        <w:tc>
-          <w:tcPr>
-            <w:tcW w:type="dxa" w:w="1987"/>
-          </w:tcPr>
-          <w:p>
-            <w:pPr>
-              <w:jc w:val="left"/>
-            </w:pPr>
-            <w:r>
-              <w:rPr>
-                <w:rFonts w:ascii="TimeNewRoman" w:hAnsi="TimeNewRoman"/>
-                <w:sz w:val="30"/>
-              </w:rPr>
-              <w:t>46</w:t>
-            </w:r>
-          </w:p>
-        </w:tc>
-        <w:tc>
-          <w:tcPr>
-            <w:tcW w:type="dxa" w:w="1987"/>
-          </w:tcPr>
-          <w:p>
-            <w:pPr>
-              <w:jc w:val="left"/>
-            </w:pPr>
-            <w:r>
-              <w:rPr>
-                <w:rFonts w:ascii="TimeNewRoman" w:hAnsi="TimeNewRoman"/>
-                <w:sz w:val="30"/>
-              </w:rPr>
-              <w:t>6</w:t>
-            </w:r>
-          </w:p>
-        </w:tc>
-        <w:tc>
-          <w:tcPr>
-            <w:tcW w:type="dxa" w:w="1987"/>
-          </w:tcPr>
-          <w:p>
-            <w:pPr>
-              <w:jc w:val="left"/>
-            </w:pPr>
-            <w:r>
-              <w:rPr>
-                <w:rFonts w:ascii="TimeNewRoman" w:hAnsi="TimeNewRoman"/>
-                <w:sz w:val="30"/>
-              </w:rPr>
-              <w:t>40</w:t>
-            </w:r>
-          </w:p>
-        </w:tc>
-        <w:tc>
-          <w:tcPr>
-            <w:tcW w:type="dxa" w:w="1987"/>
-          </w:tcPr>
-          <w:p>
-            <w:pPr>
-              <w:jc w:val="left"/>
-            </w:pPr>
-            <w:r>
-              <w:rPr>
-                <w:rFonts w:ascii="TimeNewRoman" w:hAnsi="TimeNewRoman"/>
-                <w:sz w:val="30"/>
-              </w:rPr>
-              <w:t>149</w:t>
-            </w:r>
-          </w:p>
-        </w:tc>
-        <w:tc>
-          <w:tcPr>
-            <w:tcW w:type="dxa" w:w="1987"/>
-          </w:tcPr>
-          <w:p>
-            <w:pPr>
-              <w:jc w:val="left"/>
-            </w:pPr>
-            <w:r>
-              <w:rPr>
-                <w:rFonts w:ascii="TimeNewRoman" w:hAnsi="TimeNewRoman"/>
-                <w:sz w:val="30"/>
-              </w:rPr>
-              <w:t>3</w:t>
-            </w:r>
-          </w:p>
-        </w:tc>
-      </w:tr>
-      <w:tr>
-        <w:tc>
-          <w:tcPr>
-            <w:tcW w:type="dxa" w:w="1987"/>
-          </w:tcPr>
-          <w:p>
-            <w:pPr>
-              <w:jc w:val="left"/>
-            </w:pPr>
-            <w:r>
-              <w:rPr>
-                <w:rFonts w:ascii="TimeNewRoman" w:hAnsi="TimeNewRoman"/>
-                <w:sz w:val="30"/>
-              </w:rPr>
-              <w:t>43</w:t>
-            </w:r>
-          </w:p>
-        </w:tc>
-        <w:tc>
-          <w:tcPr>
-            <w:tcW w:type="dxa" w:w="1987"/>
-          </w:tcPr>
-          <w:p>
-            <w:pPr>
-              <w:jc w:val="left"/>
-            </w:pPr>
-            <w:r>
-              <w:rPr>
-                <w:rFonts w:ascii="TimeNewRoman" w:hAnsi="TimeNewRoman"/>
-                <w:sz w:val="30"/>
-              </w:rPr>
-              <w:t>72</w:t>
-            </w:r>
-          </w:p>
-        </w:tc>
-        <w:tc>
-          <w:tcPr>
-            <w:tcW w:type="dxa" w:w="1987"/>
-          </w:tcPr>
-          <w:p>
-            <w:pPr>
-              <w:jc w:val="left"/>
-            </w:pPr>
-            <w:r>
-              <w:rPr>
-                <w:rFonts w:ascii="TimeNewRoman" w:hAnsi="TimeNewRoman"/>
-                <w:sz w:val="30"/>
-              </w:rPr>
-              <w:t>41</w:t>
-            </w:r>
-          </w:p>
-        </w:tc>
-        <w:tc>
-          <w:tcPr>
-            <w:tcW w:type="dxa" w:w="1987"/>
-          </w:tcPr>
-          <w:p>
-            <w:pPr>
-              <w:jc w:val="left"/>
-            </w:pPr>
-            <w:r>
-              <w:rPr>
-                <w:rFonts w:ascii="TimeNewRoman" w:hAnsi="TimeNewRoman"/>
-                <w:sz w:val="30"/>
-              </w:rPr>
-              <w:t>9</w:t>
-            </w:r>
-          </w:p>
-        </w:tc>
-        <w:tc>
-          <w:tcPr>
-            <w:tcW w:type="dxa" w:w="1987"/>
-          </w:tcPr>
-          <w:p>
-            <w:pPr>
-              <w:jc w:val="left"/>
-            </w:pPr>
-            <w:r>
-              <w:rPr>
-                <w:rFonts w:ascii="TimeNewRoman" w:hAnsi="TimeNewRoman"/>
-                <w:sz w:val="30"/>
-              </w:rPr>
-              <w:t>45</w:t>
-            </w:r>
-          </w:p>
-        </w:tc>
-      </w:tr>
-      <w:tr>
-        <w:tc>
-          <w:tcPr>
-            <w:tcW w:type="dxa" w:w="1987"/>
-          </w:tcPr>
-          <w:p>
-            <w:pPr>
-              <w:jc w:val="left"/>
-            </w:pPr>
-            <w:r>
-              <w:rPr>
-                <w:rFonts w:ascii="TimeNewRoman" w:hAnsi="TimeNewRoman"/>
-                <w:sz w:val="30"/>
-              </w:rPr>
-              <w:t>21</w:t>
-            </w:r>
-          </w:p>
-        </w:tc>
-        <w:tc>
-          <w:tcPr>
-            <w:tcW w:type="dxa" w:w="1987"/>
-          </w:tcPr>
-          <w:p>
-            <w:pPr>
-              <w:jc w:val="left"/>
-            </w:pPr>
-            <w:r>
-              <w:rPr>
-                <w:rFonts w:ascii="TimeNewRoman" w:hAnsi="TimeNewRoman"/>
-                <w:sz w:val="30"/>
-              </w:rPr>
-              <w:t>101</w:t>
-            </w:r>
-          </w:p>
-        </w:tc>
-        <w:tc>
-          <w:tcPr>
-            <w:tcW w:type="dxa" w:w="1987"/>
-          </w:tcPr>
-          <w:p>
-            <w:pPr>
-              <w:jc w:val="left"/>
-            </w:pPr>
-            <w:r>
-              <w:rPr>
-                <w:rFonts w:ascii="TimeNewRoman" w:hAnsi="TimeNewRoman"/>
-                <w:sz w:val="30"/>
-              </w:rPr>
-              <w:t>13</w:t>
-            </w:r>
-          </w:p>
-        </w:tc>
-        <w:tc>
-          <w:tcPr>
-            <w:tcW w:type="dxa" w:w="1987"/>
-          </w:tcPr>
-          <w:p>
-            <w:pPr>
-              <w:jc w:val="left"/>
-            </w:pPr>
-            <w:r>
-              <w:rPr>
-                <w:rFonts w:ascii="TimeNewRoman" w:hAnsi="TimeNewRoman"/>
-                <w:sz w:val="30"/>
-              </w:rPr>
-              <w:t>16</w:t>
-            </w:r>
-          </w:p>
-        </w:tc>
-        <w:tc>
-          <w:tcPr>
-            <w:tcW w:type="dxa" w:w="1987"/>
-          </w:tcPr>
-          <w:p>
-            <w:pPr>
-              <w:jc w:val="left"/>
-            </w:pPr>
-            <w:r>
-              <w:rPr>
-                <w:rFonts w:ascii="TimeNewRoman" w:hAnsi="TimeNewRoman"/>
-                <w:sz w:val="30"/>
-              </w:rPr>
-              <w:t>8</w:t>
-            </w:r>
-          </w:p>
-        </w:tc>
-      </w:tr>
-      <w:tr>
-        <w:tc>
-          <w:tcPr>
-            <w:tcW w:type="dxa" w:w="1987"/>
-          </w:tcPr>
-          <w:p>
-            <w:pPr>
-              <w:jc w:val="left"/>
-            </w:pPr>
-            <w:r>
-              <w:rPr>
-                <w:rFonts w:ascii="TimeNewRoman" w:hAnsi="TimeNewRoman"/>
-                <w:sz w:val="30"/>
-              </w:rPr>
-              <w:t>12</w:t>
-            </w:r>
-          </w:p>
-        </w:tc>
-        <w:tc>
-          <w:tcPr>
-            <w:tcW w:type="dxa" w:w="1987"/>
-          </w:tcPr>
-          <w:p>
-            <w:pPr>
-              <w:jc w:val="left"/>
-            </w:pPr>
-            <w:r>
-              <w:rPr>
-                <w:rFonts w:ascii="TimeNewRoman" w:hAnsi="TimeNewRoman"/>
-                <w:sz w:val="30"/>
-              </w:rPr>
-              <w:t>109</w:t>
-            </w:r>
-          </w:p>
-        </w:tc>
-        <w:tc>
-          <w:tcPr>
-            <w:tcW w:type="dxa" w:w="1987"/>
-          </w:tcPr>
-          <w:p>
-            <w:pPr>
-              <w:jc w:val="left"/>
-            </w:pPr>
-            <w:r>
-              <w:rPr>
-                <w:rFonts w:ascii="TimeNewRoman" w:hAnsi="TimeNewRoman"/>
-                <w:sz w:val="30"/>
-              </w:rPr>
-              <w:t>3</w:t>
+              <w:t>205</w:t>
             </w:r>
           </w:p>
         </w:tc>
@@ -1243,8 +1557,6 @@
             </w:r>
           </w:p>
         </w:tc>
-      </w:tr>
-      <w:tr>
         <w:tc>
           <w:tcPr>
             <w:tcW w:type="dxa" w:w="1987"/>
@@ -1258,7 +1570,7 @@
                 <w:rFonts w:ascii="TimeNewRoman" w:hAnsi="TimeNewRoman"/>
                 <w:sz w:val="30"/>
               </w:rPr>
-              <w:t>281</w:t>
+              <w:t>9</w:t>
             </w:r>
           </w:p>
         </w:tc>
@@ -1275,27 +1587,12 @@
                 <w:rFonts w:ascii="TimeNewRoman" w:hAnsi="TimeNewRoman"/>
                 <w:sz w:val="30"/>
               </w:rPr>
-              <w:t>7</w:t>
+              <w:t>50</w:t>
             </w:r>
           </w:p>
         </w:tc>
-        <w:tc>
-          <w:tcPr>
-            <w:tcW w:type="dxa" w:w="1987"/>
-          </w:tcPr>
-          <w:p>
-            <w:pPr>
-              <w:jc w:val="left"/>
-            </w:pPr>
-            <w:r>
-              <w:rPr>
-                <w:rFonts w:ascii="TimeNewRoman" w:hAnsi="TimeNewRoman"/>
-                <w:sz w:val="30"/>
-              </w:rPr>
-              <w:t>18</w:t>
-            </w:r>
-          </w:p>
-        </w:tc>
+      </w:tr>
+      <w:tr>
         <w:tc>
           <w:tcPr>
             <w:tcW w:type="dxa" w:w="1987"/>
@@ -1326,7 +1623,58 @@
                 <w:rFonts w:ascii="TimeNewRoman" w:hAnsi="TimeNewRoman"/>
                 <w:sz w:val="30"/>
               </w:rPr>
-              <w:t>6</w:t>
+              <w:t>125</w:t>
+            </w:r>
+          </w:p>
+        </w:tc>
+        <w:tc>
+          <w:tcPr>
+            <w:tcW w:type="dxa" w:w="1987"/>
+          </w:tcPr>
+          <w:p>
+            <w:pPr>
+              <w:jc w:val="left"/>
+            </w:pPr>
+            <w:r>
+              <w:rPr>
+                <w:rFonts w:ascii="TimeNewRoman" w:hAnsi="TimeNewRoman"/>
+                <w:sz w:val="30"/>
+              </w:rPr>
+              <w:t>11</w:t>
+            </w:r>
+          </w:p>
+        </w:tc>
+        <w:tc>
+          <w:tcPr>
+            <w:tcW w:type="dxa" w:w="1987"/>
+          </w:tcPr>
+          <w:p>
+            <w:pPr>
+              <w:jc w:val="left"/>
+            </w:pPr>
+            <w:r>
+              <w:rPr>
+                <w:rFonts w:ascii="TimeNewRoman" w:hAnsi="TimeNewRoman"/>
+                <w:sz w:val="30"/>
+              </w:rPr>
+              <w:t>63</w:t>
+            </w:r>
+          </w:p>
+        </w:tc>
+        <w:tc>
+          <w:tcPr>
+            <w:tcW w:type="dxa" w:w="1987"/>
+          </w:tcPr>
+          <w:p>
+            <w:pPr>
+              <w:jc w:val="left"/>
+            </w:pPr>
+            <w:r>
+              <w:rPr>
+                <w:rFonts w:ascii="TimeNewRoman" w:hAnsi="TimeNewRoman"/>
+                <w:sz w:val="30"/>
+              </w:rPr>
+              <w:t>25</w:t>
             </w:r>
           </w:p>
         </w:tc>
@@ -1345,7 +1693,7 @@
                 <w:rFonts w:ascii="TimeNewRoman" w:hAnsi="TimeNewRoman"/>
                 <w:sz w:val="30"/>
               </w:rPr>
-              <w:t>9</w:t>
+              <w:t>45</w:t>
             </w:r>
           </w:p>
         </w:tc>
@@ -1362,237 +1710,10 @@
                 <w:rFonts w:ascii="TimeNewRoman" w:hAnsi="TimeNewRoman"/>
                 <w:sz w:val="30"/>
               </w:rPr>
-              <w:t>17</w:t>
+              <w:t>27</w:t>
             </w:r>
           </w:p>
         </w:tc>
-        <w:tc>
-          <w:tcPr>
-            <w:tcW w:type="dxa" w:w="1987"/>
-          </w:tcPr>
-          <w:p>
-            <w:pPr>
-              <w:jc w:val="left"/>
-            </w:pPr>
-            <w:r>
-              <w:rPr>
-                <w:rFonts w:ascii="TimeNewRoman" w:hAnsi="TimeNewRoman"/>
-                <w:sz w:val="30"/>
-              </w:rPr>
-              <w:t>90</w:t>
-            </w:r>
-          </w:p>
-        </w:tc>
-        <w:tc>
-          <w:tcPr>
-            <w:tcW w:type="dxa" w:w="1987"/>
-          </w:tcPr>
-          <w:p>
-            <w:pPr>
-              <w:jc w:val="left"/>
-            </w:pPr>
-            <w:r>
-              <w:rPr>
-                <w:rFonts w:ascii="TimeNewRoman" w:hAnsi="TimeNewRoman"/>
-                <w:sz w:val="30"/>
-              </w:rPr>
-              <w:t>24</w:t>
-            </w:r>
-          </w:p>
-        </w:tc>
-        <w:tc>
-          <w:tcPr>
-            <w:tcW w:type="dxa" w:w="1987"/>
-          </w:tcPr>
-          <w:p>
-            <w:pPr>
-              <w:jc w:val="left"/>
-            </w:pPr>
-            <w:r>
-              <w:rPr>
-                <w:rFonts w:ascii="TimeNewRoman" w:hAnsi="TimeNewRoman"/>
-                <w:sz w:val="30"/>
-              </w:rPr>
-              <w:t>62</w:t>
-            </w:r>
-          </w:p>
-        </w:tc>
-      </w:tr>
-      <w:tr>
-        <w:tc>
-          <w:tcPr>
-            <w:tcW w:type="dxa" w:w="1987"/>
-          </w:tcPr>
-          <w:p>
-            <w:pPr>
-              <w:jc w:val="left"/>
-            </w:pPr>
-            <w:r>
-              <w:rPr>
-                <w:rFonts w:ascii="TimeNewRoman" w:hAnsi="TimeNewRoman"/>
-                <w:sz w:val="30"/>
-              </w:rPr>
-              <w:t>60</w:t>
-            </w:r>
-          </w:p>
-        </w:tc>
-        <w:tc>
-          <w:tcPr>
-            <w:tcW w:type="dxa" w:w="1987"/>
-          </w:tcPr>
-          <w:p>
-            <w:pPr>
-              <w:jc w:val="left"/>
-            </w:pPr>
-            <w:r>
-              <w:rPr>
-                <w:rFonts w:ascii="TimeNewRoman" w:hAnsi="TimeNewRoman"/>
-                <w:sz w:val="30"/>
-              </w:rPr>
-              <w:t>8</w:t>
-            </w:r>
-          </w:p>
-        </w:tc>
-        <w:tc>
-          <w:tcPr>
-            <w:tcW w:type="dxa" w:w="1987"/>
-          </w:tcPr>
-          <w:p>
-            <w:pPr>
-              <w:jc w:val="left"/>
-            </w:pPr>
-            <w:r>
-              <w:rPr>
-                <w:rFonts w:ascii="TimeNewRoman" w:hAnsi="TimeNewRoman"/>
-                <w:sz w:val="30"/>
-              </w:rPr>
-              <w:t>86</w:t>
-            </w:r>
-          </w:p>
-        </w:tc>
-        <w:tc>
-          <w:tcPr>
-            <w:tcW w:type="dxa" w:w="1987"/>
-          </w:tcPr>
-          <w:p>
-            <w:pPr>
-              <w:jc w:val="left"/>
-            </w:pPr>
-            <w:r>
-              <w:rPr>
-                <w:rFonts w:ascii="TimeNewRoman" w:hAnsi="TimeNewRoman"/>
-                <w:sz w:val="30"/>
-              </w:rPr>
-              <w:t>24</w:t>
-            </w:r>
-          </w:p>
-        </w:tc>
-        <w:tc>
-          <w:tcPr>
-            <w:tcW w:type="dxa" w:w="1987"/>
-          </w:tcPr>
-          <w:p>
-            <w:pPr>
-              <w:jc w:val="left"/>
-            </w:pPr>
-            <w:r>
-              <w:rPr>
-                <w:rFonts w:ascii="TimeNewRoman" w:hAnsi="TimeNewRoman"/>
-                <w:sz w:val="30"/>
-              </w:rPr>
-              <w:t>12</w:t>
-            </w:r>
-          </w:p>
-        </w:tc>
-      </w:tr>
-      <w:tr>
-        <w:tc>
-          <w:tcPr>
-            <w:tcW w:type="dxa" w:w="1987"/>
-          </w:tcPr>
-          <w:p>
-            <w:pPr>
-              <w:jc w:val="left"/>
-            </w:pPr>
-            <w:r>
-              <w:rPr>
-                <w:rFonts w:ascii="TimeNewRoman" w:hAnsi="TimeNewRoman"/>
-                <w:sz w:val="30"/>
-              </w:rPr>
-              <w:t>137</w:t>
-            </w:r>
-          </w:p>
-        </w:tc>
-        <w:tc>
-          <w:tcPr>
-            <w:tcW w:type="dxa" w:w="1987"/>
-          </w:tcPr>
-          <w:p>
-            <w:pPr>
-              <w:jc w:val="left"/>
-            </w:pPr>
-            <w:r>
-              <w:rPr>
-                <w:rFonts w:ascii="TimeNewRoman" w:hAnsi="TimeNewRoman"/>
-                <w:sz w:val="30"/>
-              </w:rPr>
-              <w:t>122</w:t>
-            </w:r>
-          </w:p>
-        </w:tc>
-        <w:tc>
-          <w:tcPr>
-            <w:tcW w:type="dxa" w:w="1987"/>
-          </w:tcPr>
-          <w:p>
-            <w:pPr>
-              <w:jc w:val="left"/>
-            </w:pPr>
-            <w:r>
-              <w:rPr>
-                <w:rFonts w:ascii="TimeNewRoman" w:hAnsi="TimeNewRoman"/>
-                <w:sz w:val="30"/>
-              </w:rPr>
-              <w:t>16</w:t>
-            </w:r>
-          </w:p>
-        </w:tc>
-        <w:tc>
-          <w:tcPr>
-            <w:tcW w:type="dxa" w:w="1987"/>
-          </w:tcPr>
-          <w:p>
-            <w:pPr>
-              <w:jc w:val="left"/>
-            </w:pPr>
-            <w:r>
-              <w:rPr>
-                <w:rFonts w:ascii="TimeNewRoman" w:hAnsi="TimeNewRoman"/>
-                <w:sz w:val="30"/>
-              </w:rPr>
-              <w:t>79</w:t>
-            </w:r>
-          </w:p>
-        </w:tc>
-        <w:tc>
-          <w:tcPr>
-            <w:tcW w:type="dxa" w:w="1987"/>
-          </w:tcPr>
-          <w:p>
-            <w:pPr>
-              <w:jc w:val="left"/>
-            </w:pPr>
-            <w:r>
-              <w:rPr>
-                <w:rFonts w:ascii="TimeNewRoman" w:hAnsi="TimeNewRoman"/>
-                <w:sz w:val="30"/>
-              </w:rPr>
-              <w:t>7</w:t>
-            </w:r>
-          </w:p>
-        </w:tc>
-      </w:tr>
-      <w:tr>
         <w:tc>
           <w:tcPr>
             <w:tcW w:type="dxa" w:w="1987"/>
@@ -1623,7 +1744,7 @@
                 <w:rFonts w:ascii="TimeNewRoman" w:hAnsi="TimeNewRoman"/>
                 <w:sz w:val="30"/>
               </w:rPr>
-              <w:t>20</w:t>
+              <w:t>27</w:t>
             </w:r>
           </w:p>
         </w:tc>
@@ -1640,128 +1761,7 @@
                 <w:rFonts w:ascii="TimeNewRoman" w:hAnsi="TimeNewRoman"/>
                 <w:sz w:val="30"/>
               </w:rPr>
-              <w:t>72</w:t>
-            </w:r>
-          </w:p>
-        </w:tc>
-        <w:tc>
-          <w:tcPr>
-            <w:tcW w:type="dxa" w:w="1987"/>
-          </w:tcPr>
-          <w:p>
-            <w:pPr>
-              <w:jc w:val="left"/>
-            </w:pPr>
-            <w:r>
-              <w:rPr>
-                <w:rFonts w:ascii="TimeNewRoman" w:hAnsi="TimeNewRoman"/>
-                <w:sz w:val="30"/>
-              </w:rPr>
-              <w:t>3</w:t>
-            </w:r>
-          </w:p>
-        </w:tc>
-        <w:tc>
-          <w:tcPr>
-            <w:tcW w:type="dxa" w:w="1987"/>
-          </w:tcPr>
-          <w:p>
-            <w:pPr>
-              <w:jc w:val="left"/>
-            </w:pPr>
-            <w:r>
-              <w:rPr>
-                <w:rFonts w:ascii="TimeNewRoman" w:hAnsi="TimeNewRoman"/>
-                <w:sz w:val="30"/>
-              </w:rPr>
-              <w:t>49</w:t>
-            </w:r>
-          </w:p>
-        </w:tc>
-      </w:tr>
-      <w:tr>
-        <w:tc>
-          <w:tcPr>
-            <w:tcW w:type="dxa" w:w="1987"/>
-          </w:tcPr>
-          <w:p>
-            <w:pPr>
-              <w:jc w:val="left"/>
-            </w:pPr>
-            <w:r>
-              <w:rPr>
-                <w:rFonts w:ascii="TimeNewRoman" w:hAnsi="TimeNewRoman"/>
-                <w:sz w:val="30"/>
-              </w:rPr>
-              <w:t>48</w:t>
-            </w:r>
-          </w:p>
-        </w:tc>
-        <w:tc>
-          <w:tcPr>
-            <w:tcW w:type="dxa" w:w="1987"/>
-          </w:tcPr>
-          <w:p>
-            <w:pPr>
-              <w:jc w:val="left"/>
-            </w:pPr>
-            <w:r>
-              <w:rPr>
-                <w:rFonts w:ascii="TimeNewRoman" w:hAnsi="TimeNewRoman"/>
-                <w:sz w:val="30"/>
-              </w:rPr>
-              <w:t>74</w:t>
-            </w:r>
-          </w:p>
-        </w:tc>
-        <w:tc>
-          <w:tcPr>
-            <w:tcW w:type="dxa" w:w="1987"/>
-          </w:tcPr>
-          <w:p>
-            <w:pPr>
-              <w:jc w:val="left"/>
-            </w:pPr>
-            <w:r>
-              <w:rPr>
-                <w:rFonts w:ascii="TimeNewRoman" w:hAnsi="TimeNewRoman"/>
-                <w:sz w:val="30"/>
-              </w:rPr>
-              <w:t>33</w:t>
-            </w:r>
-          </w:p>
-        </w:tc>
-        <w:tc>
-          <w:tcPr>
-            <w:tcW w:type="dxa" w:w="1987"/>
-          </w:tcPr>
-          <w:p>
-            <w:pPr>
-              <w:jc w:val="left"/>
-            </w:pPr>
-            <w:r>
-              <w:rPr>
-                <w:rFonts w:ascii="TimeNewRoman" w:hAnsi="TimeNewRoman"/>
-                <w:sz w:val="30"/>
-              </w:rPr>
-              <w:t>24</w:t>
-            </w:r>
-          </w:p>
-        </w:tc>
-        <w:tc>
-          <w:tcPr>
-            <w:tcW w:type="dxa" w:w="1987"/>
-          </w:tcPr>
-          <w:p>
-            <w:pPr>
-              <w:jc w:val="left"/>
-            </w:pPr>
-            <w:r>
-              <w:rPr>
-                <w:rFonts w:ascii="TimeNewRoman" w:hAnsi="TimeNewRoman"/>
-                <w:sz w:val="30"/>
-              </w:rPr>
-              <w:t>32</w:t>
+              <w:t>9</w:t>
             </w:r>
           </w:p>
         </w:tc>

--- a/answers-of-mixed.docx
+++ b/answers-of-mixed.docx
@@ -11,7 +11,7 @@
           <w:rFonts w:ascii="Arial" w:hAnsi="Arial"/>
           <w:sz w:val="30"/>
         </w:rPr>
-        <w:t>2026-09-19 Saturday</w:t>
+        <w:t>2026-09-20 Sunday</w:t>
       </w:r>
     </w:p>
     <w:tbl>
@@ -27,492 +27,6 @@
         <w:gridCol w:w="1987"/>
       </w:tblGrid>
       <w:tr>
-        <w:tc>
-          <w:tcPr>
-            <w:tcW w:type="dxa" w:w="1987"/>
-          </w:tcPr>
-          <w:p>
-            <w:pPr>
-              <w:jc w:val="left"/>
-            </w:pPr>
-            <w:r>
-              <w:rPr>
-                <w:rFonts w:ascii="TimeNewRoman" w:hAnsi="TimeNewRoman"/>
-                <w:sz w:val="30"/>
-              </w:rPr>
-              <w:t>8</w:t>
-            </w:r>
-          </w:p>
-        </w:tc>
-        <w:tc>
-          <w:tcPr>
-            <w:tcW w:type="dxa" w:w="1987"/>
-          </w:tcPr>
-          <w:p>
-            <w:pPr>
-              <w:jc w:val="left"/>
-            </w:pPr>
-            <w:r>
-              <w:rPr>
-                <w:rFonts w:ascii="TimeNewRoman" w:hAnsi="TimeNewRoman"/>
-                <w:sz w:val="30"/>
-              </w:rPr>
-              <w:t>82</w:t>
-            </w:r>
-          </w:p>
-        </w:tc>
-        <w:tc>
-          <w:tcPr>
-            <w:tcW w:type="dxa" w:w="1987"/>
-          </w:tcPr>
-          <w:p>
-            <w:pPr>
-              <w:jc w:val="left"/>
-            </w:pPr>
-            <w:r>
-              <w:rPr>
-                <w:rFonts w:ascii="TimeNewRoman" w:hAnsi="TimeNewRoman"/>
-                <w:sz w:val="30"/>
-              </w:rPr>
-              <w:t>21</w:t>
-            </w:r>
-          </w:p>
-        </w:tc>
-        <w:tc>
-          <w:tcPr>
-            <w:tcW w:type="dxa" w:w="1987"/>
-          </w:tcPr>
-          <w:p>
-            <w:pPr>
-              <w:jc w:val="left"/>
-            </w:pPr>
-            <w:r>
-              <w:rPr>
-                <w:rFonts w:ascii="TimeNewRoman" w:hAnsi="TimeNewRoman"/>
-                <w:sz w:val="30"/>
-              </w:rPr>
-              <w:t>47</w:t>
-            </w:r>
-          </w:p>
-        </w:tc>
-        <w:tc>
-          <w:tcPr>
-            <w:tcW w:type="dxa" w:w="1987"/>
-          </w:tcPr>
-          <w:p>
-            <w:pPr>
-              <w:jc w:val="left"/>
-            </w:pPr>
-            <w:r>
-              <w:rPr>
-                <w:rFonts w:ascii="TimeNewRoman" w:hAnsi="TimeNewRoman"/>
-                <w:sz w:val="30"/>
-              </w:rPr>
-              <w:t>3</w:t>
-            </w:r>
-          </w:p>
-        </w:tc>
-      </w:tr>
-      <w:tr>
-        <w:tc>
-          <w:tcPr>
-            <w:tcW w:type="dxa" w:w="1987"/>
-          </w:tcPr>
-          <w:p>
-            <w:pPr>
-              <w:jc w:val="left"/>
-            </w:pPr>
-            <w:r>
-              <w:rPr>
-                <w:rFonts w:ascii="TimeNewRoman" w:hAnsi="TimeNewRoman"/>
-                <w:sz w:val="30"/>
-              </w:rPr>
-              <w:t>15</w:t>
-            </w:r>
-          </w:p>
-        </w:tc>
-        <w:tc>
-          <w:tcPr>
-            <w:tcW w:type="dxa" w:w="1987"/>
-          </w:tcPr>
-          <w:p>
-            <w:pPr>
-              <w:jc w:val="left"/>
-            </w:pPr>
-            <w:r>
-              <w:rPr>
-                <w:rFonts w:ascii="TimeNewRoman" w:hAnsi="TimeNewRoman"/>
-                <w:sz w:val="30"/>
-              </w:rPr>
-              <w:t>212</w:t>
-            </w:r>
-          </w:p>
-        </w:tc>
-        <w:tc>
-          <w:tcPr>
-            <w:tcW w:type="dxa" w:w="1987"/>
-          </w:tcPr>
-          <w:p>
-            <w:pPr>
-              <w:jc w:val="left"/>
-            </w:pPr>
-            <w:r>
-              <w:rPr>
-                <w:rFonts w:ascii="TimeNewRoman" w:hAnsi="TimeNewRoman"/>
-                <w:sz w:val="30"/>
-              </w:rPr>
-              <w:t>74</w:t>
-            </w:r>
-          </w:p>
-        </w:tc>
-        <w:tc>
-          <w:tcPr>
-            <w:tcW w:type="dxa" w:w="1987"/>
-          </w:tcPr>
-          <w:p>
-            <w:pPr>
-              <w:jc w:val="left"/>
-            </w:pPr>
-            <w:r>
-              <w:rPr>
-                <w:rFonts w:ascii="TimeNewRoman" w:hAnsi="TimeNewRoman"/>
-                <w:sz w:val="30"/>
-              </w:rPr>
-              <w:t>64</w:t>
-            </w:r>
-          </w:p>
-        </w:tc>
-        <w:tc>
-          <w:tcPr>
-            <w:tcW w:type="dxa" w:w="1987"/>
-          </w:tcPr>
-          <w:p>
-            <w:pPr>
-              <w:jc w:val="left"/>
-            </w:pPr>
-            <w:r>
-              <w:rPr>
-                <w:rFonts w:ascii="TimeNewRoman" w:hAnsi="TimeNewRoman"/>
-                <w:sz w:val="30"/>
-              </w:rPr>
-              <w:t>35</w:t>
-            </w:r>
-          </w:p>
-        </w:tc>
-      </w:tr>
-      <w:tr>
-        <w:tc>
-          <w:tcPr>
-            <w:tcW w:type="dxa" w:w="1987"/>
-          </w:tcPr>
-          <w:p>
-            <w:pPr>
-              <w:jc w:val="left"/>
-            </w:pPr>
-            <w:r>
-              <w:rPr>
-                <w:rFonts w:ascii="TimeNewRoman" w:hAnsi="TimeNewRoman"/>
-                <w:sz w:val="30"/>
-              </w:rPr>
-              <w:t>48</w:t>
-            </w:r>
-          </w:p>
-        </w:tc>
-        <w:tc>
-          <w:tcPr>
-            <w:tcW w:type="dxa" w:w="1987"/>
-          </w:tcPr>
-          <w:p>
-            <w:pPr>
-              <w:jc w:val="left"/>
-            </w:pPr>
-            <w:r>
-              <w:rPr>
-                <w:rFonts w:ascii="TimeNewRoman" w:hAnsi="TimeNewRoman"/>
-                <w:sz w:val="30"/>
-              </w:rPr>
-              <w:t>58</w:t>
-            </w:r>
-          </w:p>
-        </w:tc>
-        <w:tc>
-          <w:tcPr>
-            <w:tcW w:type="dxa" w:w="1987"/>
-          </w:tcPr>
-          <w:p>
-            <w:pPr>
-              <w:jc w:val="left"/>
-            </w:pPr>
-            <w:r>
-              <w:rPr>
-                <w:rFonts w:ascii="TimeNewRoman" w:hAnsi="TimeNewRoman"/>
-                <w:sz w:val="30"/>
-              </w:rPr>
-              <w:t>9</w:t>
-            </w:r>
-          </w:p>
-        </w:tc>
-        <w:tc>
-          <w:tcPr>
-            <w:tcW w:type="dxa" w:w="1987"/>
-          </w:tcPr>
-          <w:p>
-            <w:pPr>
-              <w:jc w:val="left"/>
-            </w:pPr>
-            <w:r>
-              <w:rPr>
-                <w:rFonts w:ascii="TimeNewRoman" w:hAnsi="TimeNewRoman"/>
-                <w:sz w:val="30"/>
-              </w:rPr>
-              <w:t>80</w:t>
-            </w:r>
-          </w:p>
-        </w:tc>
-        <w:tc>
-          <w:tcPr>
-            <w:tcW w:type="dxa" w:w="1987"/>
-          </w:tcPr>
-          <w:p>
-            <w:pPr>
-              <w:jc w:val="left"/>
-            </w:pPr>
-            <w:r>
-              <w:rPr>
-                <w:rFonts w:ascii="TimeNewRoman" w:hAnsi="TimeNewRoman"/>
-                <w:sz w:val="30"/>
-              </w:rPr>
-              <w:t>151</w:t>
-            </w:r>
-          </w:p>
-        </w:tc>
-      </w:tr>
-      <w:tr>
-        <w:tc>
-          <w:tcPr>
-            <w:tcW w:type="dxa" w:w="1987"/>
-          </w:tcPr>
-          <w:p>
-            <w:pPr>
-              <w:jc w:val="left"/>
-            </w:pPr>
-            <w:r>
-              <w:rPr>
-                <w:rFonts w:ascii="TimeNewRoman" w:hAnsi="TimeNewRoman"/>
-                <w:sz w:val="30"/>
-              </w:rPr>
-              <w:t>6</w:t>
-            </w:r>
-          </w:p>
-        </w:tc>
-        <w:tc>
-          <w:tcPr>
-            <w:tcW w:type="dxa" w:w="1987"/>
-          </w:tcPr>
-          <w:p>
-            <w:pPr>
-              <w:jc w:val="left"/>
-            </w:pPr>
-            <w:r>
-              <w:rPr>
-                <w:rFonts w:ascii="TimeNewRoman" w:hAnsi="TimeNewRoman"/>
-                <w:sz w:val="30"/>
-              </w:rPr>
-              <w:t>130</w:t>
-            </w:r>
-          </w:p>
-        </w:tc>
-        <w:tc>
-          <w:tcPr>
-            <w:tcW w:type="dxa" w:w="1987"/>
-          </w:tcPr>
-          <w:p>
-            <w:pPr>
-              <w:jc w:val="left"/>
-            </w:pPr>
-            <w:r>
-              <w:rPr>
-                <w:rFonts w:ascii="TimeNewRoman" w:hAnsi="TimeNewRoman"/>
-                <w:sz w:val="30"/>
-              </w:rPr>
-              <w:t>30</w:t>
-            </w:r>
-          </w:p>
-        </w:tc>
-        <w:tc>
-          <w:tcPr>
-            <w:tcW w:type="dxa" w:w="1987"/>
-          </w:tcPr>
-          <w:p>
-            <w:pPr>
-              <w:jc w:val="left"/>
-            </w:pPr>
-            <w:r>
-              <w:rPr>
-                <w:rFonts w:ascii="TimeNewRoman" w:hAnsi="TimeNewRoman"/>
-                <w:sz w:val="30"/>
-              </w:rPr>
-              <w:t>28</w:t>
-            </w:r>
-          </w:p>
-        </w:tc>
-        <w:tc>
-          <w:tcPr>
-            <w:tcW w:type="dxa" w:w="1987"/>
-          </w:tcPr>
-          <w:p>
-            <w:pPr>
-              <w:jc w:val="left"/>
-            </w:pPr>
-            <w:r>
-              <w:rPr>
-                <w:rFonts w:ascii="TimeNewRoman" w:hAnsi="TimeNewRoman"/>
-                <w:sz w:val="30"/>
-              </w:rPr>
-              <w:t>56</w:t>
-            </w:r>
-          </w:p>
-        </w:tc>
-      </w:tr>
-      <w:tr>
-        <w:tc>
-          <w:tcPr>
-            <w:tcW w:type="dxa" w:w="1987"/>
-          </w:tcPr>
-          <w:p>
-            <w:pPr>
-              <w:jc w:val="left"/>
-            </w:pPr>
-            <w:r>
-              <w:rPr>
-                <w:rFonts w:ascii="TimeNewRoman" w:hAnsi="TimeNewRoman"/>
-                <w:sz w:val="30"/>
-              </w:rPr>
-              <w:t>5</w:t>
-            </w:r>
-          </w:p>
-        </w:tc>
-        <w:tc>
-          <w:tcPr>
-            <w:tcW w:type="dxa" w:w="1987"/>
-          </w:tcPr>
-          <w:p>
-            <w:pPr>
-              <w:jc w:val="left"/>
-            </w:pPr>
-            <w:r>
-              <w:rPr>
-                <w:rFonts w:ascii="TimeNewRoman" w:hAnsi="TimeNewRoman"/>
-                <w:sz w:val="30"/>
-              </w:rPr>
-              <w:t>9</w:t>
-            </w:r>
-          </w:p>
-        </w:tc>
-        <w:tc>
-          <w:tcPr>
-            <w:tcW w:type="dxa" w:w="1987"/>
-          </w:tcPr>
-          <w:p>
-            <w:pPr>
-              <w:jc w:val="left"/>
-            </w:pPr>
-            <w:r>
-              <w:rPr>
-                <w:rFonts w:ascii="TimeNewRoman" w:hAnsi="TimeNewRoman"/>
-                <w:sz w:val="30"/>
-              </w:rPr>
-              <w:t>63</w:t>
-            </w:r>
-          </w:p>
-        </w:tc>
-        <w:tc>
-          <w:tcPr>
-            <w:tcW w:type="dxa" w:w="1987"/>
-          </w:tcPr>
-          <w:p>
-            <w:pPr>
-              <w:jc w:val="left"/>
-            </w:pPr>
-            <w:r>
-              <w:rPr>
-                <w:rFonts w:ascii="TimeNewRoman" w:hAnsi="TimeNewRoman"/>
-                <w:sz w:val="30"/>
-              </w:rPr>
-              <w:t>6</w:t>
-            </w:r>
-          </w:p>
-        </w:tc>
-        <w:tc>
-          <w:tcPr>
-            <w:tcW w:type="dxa" w:w="1987"/>
-          </w:tcPr>
-          <w:p>
-            <w:pPr>
-              <w:jc w:val="left"/>
-            </w:pPr>
-            <w:r>
-              <w:rPr>
-                <w:rFonts w:ascii="TimeNewRoman" w:hAnsi="TimeNewRoman"/>
-                <w:sz w:val="30"/>
-              </w:rPr>
-              <w:t>32</w:t>
-            </w:r>
-          </w:p>
-        </w:tc>
-      </w:tr>
-      <w:tr>
-        <w:tc>
-          <w:tcPr>
-            <w:tcW w:type="dxa" w:w="1987"/>
-          </w:tcPr>
-          <w:p>
-            <w:pPr>
-              <w:jc w:val="left"/>
-            </w:pPr>
-            <w:r>
-              <w:rPr>
-                <w:rFonts w:ascii="TimeNewRoman" w:hAnsi="TimeNewRoman"/>
-                <w:sz w:val="30"/>
-              </w:rPr>
-              <w:t>59</w:t>
-            </w:r>
-          </w:p>
-        </w:tc>
-        <w:tc>
-          <w:tcPr>
-            <w:tcW w:type="dxa" w:w="1987"/>
-          </w:tcPr>
-          <w:p>
-            <w:pPr>
-              <w:jc w:val="left"/>
-            </w:pPr>
-            <w:r>
-              <w:rPr>
-                <w:rFonts w:ascii="TimeNewRoman" w:hAnsi="TimeNewRoman"/>
-                <w:sz w:val="30"/>
-              </w:rPr>
-              <w:t>2</w:t>
-            </w:r>
-          </w:p>
-        </w:tc>
-        <w:tc>
-          <w:tcPr>
-            <w:tcW w:type="dxa" w:w="1987"/>
-          </w:tcPr>
-          <w:p>
-            <w:pPr>
-              <w:jc w:val="left"/>
-            </w:pPr>
-            <w:r>
-              <w:rPr>
-                <w:rFonts w:ascii="TimeNewRoman" w:hAnsi="TimeNewRoman"/>
-                <w:sz w:val="30"/>
-              </w:rPr>
-              <w:t>30</w:t>
-            </w:r>
-          </w:p>
-        </w:tc>
         <w:tc>
           <w:tcPr>
             <w:tcW w:type="dxa" w:w="1987"/>
@@ -543,983 +57,7 @@
                 <w:rFonts w:ascii="TimeNewRoman" w:hAnsi="TimeNewRoman"/>
                 <w:sz w:val="30"/>
               </w:rPr>
-              <w:t>24</w:t>
-            </w:r>
-          </w:p>
-        </w:tc>
-      </w:tr>
-      <w:tr>
-        <w:tc>
-          <w:tcPr>
-            <w:tcW w:type="dxa" w:w="1987"/>
-          </w:tcPr>
-          <w:p>
-            <w:pPr>
-              <w:jc w:val="left"/>
-            </w:pPr>
-            <w:r>
-              <w:rPr>
-                <w:rFonts w:ascii="TimeNewRoman" w:hAnsi="TimeNewRoman"/>
-                <w:sz w:val="30"/>
-              </w:rPr>
-              <w:t>94</w:t>
-            </w:r>
-          </w:p>
-        </w:tc>
-        <w:tc>
-          <w:tcPr>
-            <w:tcW w:type="dxa" w:w="1987"/>
-          </w:tcPr>
-          <w:p>
-            <w:pPr>
-              <w:jc w:val="left"/>
-            </w:pPr>
-            <w:r>
-              <w:rPr>
-                <w:rFonts w:ascii="TimeNewRoman" w:hAnsi="TimeNewRoman"/>
-                <w:sz w:val="30"/>
-              </w:rPr>
-              <w:t>63</w:t>
-            </w:r>
-          </w:p>
-        </w:tc>
-        <w:tc>
-          <w:tcPr>
-            <w:tcW w:type="dxa" w:w="1987"/>
-          </w:tcPr>
-          <w:p>
-            <w:pPr>
-              <w:jc w:val="left"/>
-            </w:pPr>
-            <w:r>
-              <w:rPr>
-                <w:rFonts w:ascii="TimeNewRoman" w:hAnsi="TimeNewRoman"/>
-                <w:sz w:val="30"/>
-              </w:rPr>
-              <w:t>33</w:t>
-            </w:r>
-          </w:p>
-        </w:tc>
-        <w:tc>
-          <w:tcPr>
-            <w:tcW w:type="dxa" w:w="1987"/>
-          </w:tcPr>
-          <w:p>
-            <w:pPr>
-              <w:jc w:val="left"/>
-            </w:pPr>
-            <w:r>
-              <w:rPr>
-                <w:rFonts w:ascii="TimeNewRoman" w:hAnsi="TimeNewRoman"/>
-                <w:sz w:val="30"/>
-              </w:rPr>
-              <w:t>12</w:t>
-            </w:r>
-          </w:p>
-        </w:tc>
-        <w:tc>
-          <w:tcPr>
-            <w:tcW w:type="dxa" w:w="1987"/>
-          </w:tcPr>
-          <w:p>
-            <w:pPr>
-              <w:jc w:val="left"/>
-            </w:pPr>
-            <w:r>
-              <w:rPr>
-                <w:rFonts w:ascii="TimeNewRoman" w:hAnsi="TimeNewRoman"/>
-                <w:sz w:val="30"/>
-              </w:rPr>
-              <w:t>5</w:t>
-            </w:r>
-          </w:p>
-        </w:tc>
-      </w:tr>
-      <w:tr>
-        <w:tc>
-          <w:tcPr>
-            <w:tcW w:type="dxa" w:w="1987"/>
-          </w:tcPr>
-          <w:p>
-            <w:pPr>
-              <w:jc w:val="left"/>
-            </w:pPr>
-            <w:r>
-              <w:rPr>
-                <w:rFonts w:ascii="TimeNewRoman" w:hAnsi="TimeNewRoman"/>
-                <w:sz w:val="30"/>
-              </w:rPr>
-              <w:t>2</w:t>
-            </w:r>
-          </w:p>
-        </w:tc>
-        <w:tc>
-          <w:tcPr>
-            <w:tcW w:type="dxa" w:w="1987"/>
-          </w:tcPr>
-          <w:p>
-            <w:pPr>
-              <w:jc w:val="left"/>
-            </w:pPr>
-            <w:r>
-              <w:rPr>
-                <w:rFonts w:ascii="TimeNewRoman" w:hAnsi="TimeNewRoman"/>
-                <w:sz w:val="30"/>
-              </w:rPr>
-              <w:t>102</w:t>
-            </w:r>
-          </w:p>
-        </w:tc>
-        <w:tc>
-          <w:tcPr>
-            <w:tcW w:type="dxa" w:w="1987"/>
-          </w:tcPr>
-          <w:p>
-            <w:pPr>
-              <w:jc w:val="left"/>
-            </w:pPr>
-            <w:r>
-              <w:rPr>
-                <w:rFonts w:ascii="TimeNewRoman" w:hAnsi="TimeNewRoman"/>
-                <w:sz w:val="30"/>
-              </w:rPr>
-              <w:t>42</w:t>
-            </w:r>
-          </w:p>
-        </w:tc>
-        <w:tc>
-          <w:tcPr>
-            <w:tcW w:type="dxa" w:w="1987"/>
-          </w:tcPr>
-          <w:p>
-            <w:pPr>
-              <w:jc w:val="left"/>
-            </w:pPr>
-            <w:r>
-              <w:rPr>
-                <w:rFonts w:ascii="TimeNewRoman" w:hAnsi="TimeNewRoman"/>
-                <w:sz w:val="30"/>
-              </w:rPr>
-              <w:t>99</w:t>
-            </w:r>
-          </w:p>
-        </w:tc>
-        <w:tc>
-          <w:tcPr>
-            <w:tcW w:type="dxa" w:w="1987"/>
-          </w:tcPr>
-          <w:p>
-            <w:pPr>
-              <w:jc w:val="left"/>
-            </w:pPr>
-            <w:r>
-              <w:rPr>
-                <w:rFonts w:ascii="TimeNewRoman" w:hAnsi="TimeNewRoman"/>
-                <w:sz w:val="30"/>
-              </w:rPr>
-              <w:t>168</w:t>
-            </w:r>
-          </w:p>
-        </w:tc>
-      </w:tr>
-      <w:tr>
-        <w:tc>
-          <w:tcPr>
-            <w:tcW w:type="dxa" w:w="1987"/>
-          </w:tcPr>
-          <w:p>
-            <w:pPr>
-              <w:jc w:val="left"/>
-            </w:pPr>
-            <w:r>
-              <w:rPr>
-                <w:rFonts w:ascii="TimeNewRoman" w:hAnsi="TimeNewRoman"/>
-                <w:sz w:val="30"/>
-              </w:rPr>
-              <w:t>137</w:t>
-            </w:r>
-          </w:p>
-        </w:tc>
-        <w:tc>
-          <w:tcPr>
-            <w:tcW w:type="dxa" w:w="1987"/>
-          </w:tcPr>
-          <w:p>
-            <w:pPr>
-              <w:jc w:val="left"/>
-            </w:pPr>
-            <w:r>
-              <w:rPr>
-                <w:rFonts w:ascii="TimeNewRoman" w:hAnsi="TimeNewRoman"/>
-                <w:sz w:val="30"/>
-              </w:rPr>
-              <w:t>115</w:t>
-            </w:r>
-          </w:p>
-        </w:tc>
-        <w:tc>
-          <w:tcPr>
-            <w:tcW w:type="dxa" w:w="1987"/>
-          </w:tcPr>
-          <w:p>
-            <w:pPr>
-              <w:jc w:val="left"/>
-            </w:pPr>
-            <w:r>
-              <w:rPr>
-                <w:rFonts w:ascii="TimeNewRoman" w:hAnsi="TimeNewRoman"/>
-                <w:sz w:val="30"/>
-              </w:rPr>
-              <w:t>14</w:t>
-            </w:r>
-          </w:p>
-        </w:tc>
-        <w:tc>
-          <w:tcPr>
-            <w:tcW w:type="dxa" w:w="1987"/>
-          </w:tcPr>
-          <w:p>
-            <w:pPr>
-              <w:jc w:val="left"/>
-            </w:pPr>
-            <w:r>
-              <w:rPr>
-                <w:rFonts w:ascii="TimeNewRoman" w:hAnsi="TimeNewRoman"/>
-                <w:sz w:val="30"/>
-              </w:rPr>
-              <w:t>59</w:t>
-            </w:r>
-          </w:p>
-        </w:tc>
-        <w:tc>
-          <w:tcPr>
-            <w:tcW w:type="dxa" w:w="1987"/>
-          </w:tcPr>
-          <w:p>
-            <w:pPr>
-              <w:jc w:val="left"/>
-            </w:pPr>
-            <w:r>
-              <w:rPr>
-                <w:rFonts w:ascii="TimeNewRoman" w:hAnsi="TimeNewRoman"/>
-                <w:sz w:val="30"/>
-              </w:rPr>
-              <w:t>40</w:t>
-            </w:r>
-          </w:p>
-        </w:tc>
-      </w:tr>
-      <w:tr>
-        <w:tc>
-          <w:tcPr>
-            <w:tcW w:type="dxa" w:w="1987"/>
-          </w:tcPr>
-          <w:p>
-            <w:pPr>
-              <w:jc w:val="left"/>
-            </w:pPr>
-            <w:r>
-              <w:rPr>
-                <w:rFonts w:ascii="TimeNewRoman" w:hAnsi="TimeNewRoman"/>
-                <w:sz w:val="30"/>
-              </w:rPr>
-              <w:t>47</w:t>
-            </w:r>
-          </w:p>
-        </w:tc>
-        <w:tc>
-          <w:tcPr>
-            <w:tcW w:type="dxa" w:w="1987"/>
-          </w:tcPr>
-          <w:p>
-            <w:pPr>
-              <w:jc w:val="left"/>
-            </w:pPr>
-            <w:r>
-              <w:rPr>
-                <w:rFonts w:ascii="TimeNewRoman" w:hAnsi="TimeNewRoman"/>
-                <w:sz w:val="30"/>
-              </w:rPr>
-              <w:t>16</w:t>
-            </w:r>
-          </w:p>
-        </w:tc>
-        <w:tc>
-          <w:tcPr>
-            <w:tcW w:type="dxa" w:w="1987"/>
-          </w:tcPr>
-          <w:p>
-            <w:pPr>
-              <w:jc w:val="left"/>
-            </w:pPr>
-            <w:r>
-              <w:rPr>
-                <w:rFonts w:ascii="TimeNewRoman" w:hAnsi="TimeNewRoman"/>
-                <w:sz w:val="30"/>
-              </w:rPr>
-              <w:t>16</w:t>
-            </w:r>
-          </w:p>
-        </w:tc>
-        <w:tc>
-          <w:tcPr>
-            <w:tcW w:type="dxa" w:w="1987"/>
-          </w:tcPr>
-          <w:p>
-            <w:pPr>
-              <w:jc w:val="left"/>
-            </w:pPr>
-            <w:r>
-              <w:rPr>
-                <w:rFonts w:ascii="TimeNewRoman" w:hAnsi="TimeNewRoman"/>
-                <w:sz w:val="30"/>
-              </w:rPr>
-              <w:t>18</w:t>
-            </w:r>
-          </w:p>
-        </w:tc>
-        <w:tc>
-          <w:tcPr>
-            <w:tcW w:type="dxa" w:w="1987"/>
-          </w:tcPr>
-          <w:p>
-            <w:pPr>
-              <w:jc w:val="left"/>
-            </w:pPr>
-            <w:r>
-              <w:rPr>
-                <w:rFonts w:ascii="TimeNewRoman" w:hAnsi="TimeNewRoman"/>
-                <w:sz w:val="30"/>
-              </w:rPr>
-              <w:t>27</w:t>
-            </w:r>
-          </w:p>
-        </w:tc>
-      </w:tr>
-      <w:tr>
-        <w:tc>
-          <w:tcPr>
-            <w:tcW w:type="dxa" w:w="1987"/>
-          </w:tcPr>
-          <w:p>
-            <w:pPr>
-              <w:jc w:val="left"/>
-            </w:pPr>
-            <w:r>
-              <w:rPr>
-                <w:rFonts w:ascii="TimeNewRoman" w:hAnsi="TimeNewRoman"/>
-                <w:sz w:val="30"/>
-              </w:rPr>
-              <w:t>63</w:t>
-            </w:r>
-          </w:p>
-        </w:tc>
-        <w:tc>
-          <w:tcPr>
-            <w:tcW w:type="dxa" w:w="1987"/>
-          </w:tcPr>
-          <w:p>
-            <w:pPr>
-              <w:jc w:val="left"/>
-            </w:pPr>
-            <w:r>
-              <w:rPr>
-                <w:rFonts w:ascii="TimeNewRoman" w:hAnsi="TimeNewRoman"/>
-                <w:sz w:val="30"/>
-              </w:rPr>
-              <w:t>4</w:t>
-            </w:r>
-          </w:p>
-        </w:tc>
-        <w:tc>
-          <w:tcPr>
-            <w:tcW w:type="dxa" w:w="1987"/>
-          </w:tcPr>
-          <w:p>
-            <w:pPr>
-              <w:jc w:val="left"/>
-            </w:pPr>
-            <w:r>
-              <w:rPr>
-                <w:rFonts w:ascii="TimeNewRoman" w:hAnsi="TimeNewRoman"/>
-                <w:sz w:val="30"/>
-              </w:rPr>
-              <w:t>15</w:t>
-            </w:r>
-          </w:p>
-        </w:tc>
-        <w:tc>
-          <w:tcPr>
-            <w:tcW w:type="dxa" w:w="1987"/>
-          </w:tcPr>
-          <w:p>
-            <w:pPr>
-              <w:jc w:val="left"/>
-            </w:pPr>
-            <w:r>
-              <w:rPr>
-                <w:rFonts w:ascii="TimeNewRoman" w:hAnsi="TimeNewRoman"/>
-                <w:sz w:val="30"/>
-              </w:rPr>
-              <w:t>90</w:t>
-            </w:r>
-          </w:p>
-        </w:tc>
-        <w:tc>
-          <w:tcPr>
-            <w:tcW w:type="dxa" w:w="1987"/>
-          </w:tcPr>
-          <w:p>
-            <w:pPr>
-              <w:jc w:val="left"/>
-            </w:pPr>
-            <w:r>
-              <w:rPr>
-                <w:rFonts w:ascii="TimeNewRoman" w:hAnsi="TimeNewRoman"/>
-                <w:sz w:val="30"/>
-              </w:rPr>
-              <w:t>193</w:t>
-            </w:r>
-          </w:p>
-        </w:tc>
-      </w:tr>
-      <w:tr>
-        <w:tc>
-          <w:tcPr>
-            <w:tcW w:type="dxa" w:w="1987"/>
-          </w:tcPr>
-          <w:p>
-            <w:pPr>
-              <w:jc w:val="left"/>
-            </w:pPr>
-            <w:r>
-              <w:rPr>
-                <w:rFonts w:ascii="TimeNewRoman" w:hAnsi="TimeNewRoman"/>
-                <w:sz w:val="30"/>
-              </w:rPr>
-              <w:t>153</w:t>
-            </w:r>
-          </w:p>
-        </w:tc>
-        <w:tc>
-          <w:tcPr>
-            <w:tcW w:type="dxa" w:w="1987"/>
-          </w:tcPr>
-          <w:p>
-            <w:pPr>
-              <w:jc w:val="left"/>
-            </w:pPr>
-            <w:r>
-              <w:rPr>
-                <w:rFonts w:ascii="TimeNewRoman" w:hAnsi="TimeNewRoman"/>
-                <w:sz w:val="30"/>
-              </w:rPr>
-              <w:t>120</w:t>
-            </w:r>
-          </w:p>
-        </w:tc>
-        <w:tc>
-          <w:tcPr>
-            <w:tcW w:type="dxa" w:w="1987"/>
-          </w:tcPr>
-          <w:p>
-            <w:pPr>
-              <w:jc w:val="left"/>
-            </w:pPr>
-            <w:r>
-              <w:rPr>
-                <w:rFonts w:ascii="TimeNewRoman" w:hAnsi="TimeNewRoman"/>
-                <w:sz w:val="30"/>
-              </w:rPr>
-              <w:t>42</w:t>
-            </w:r>
-          </w:p>
-        </w:tc>
-        <w:tc>
-          <w:tcPr>
-            <w:tcW w:type="dxa" w:w="1987"/>
-          </w:tcPr>
-          <w:p>
-            <w:pPr>
-              <w:jc w:val="left"/>
-            </w:pPr>
-            <w:r>
-              <w:rPr>
-                <w:rFonts w:ascii="TimeNewRoman" w:hAnsi="TimeNewRoman"/>
-                <w:sz w:val="30"/>
-              </w:rPr>
-              <w:t>9</w:t>
-            </w:r>
-          </w:p>
-        </w:tc>
-        <w:tc>
-          <w:tcPr>
-            <w:tcW w:type="dxa" w:w="1987"/>
-          </w:tcPr>
-          <w:p>
-            <w:pPr>
-              <w:jc w:val="left"/>
-            </w:pPr>
-            <w:r>
-              <w:rPr>
-                <w:rFonts w:ascii="TimeNewRoman" w:hAnsi="TimeNewRoman"/>
-                <w:sz w:val="30"/>
-              </w:rPr>
-              <w:t>36</w:t>
-            </w:r>
-          </w:p>
-        </w:tc>
-      </w:tr>
-      <w:tr>
-        <w:tc>
-          <w:tcPr>
-            <w:tcW w:type="dxa" w:w="1987"/>
-          </w:tcPr>
-          <w:p>
-            <w:pPr>
-              <w:jc w:val="left"/>
-            </w:pPr>
-            <w:r>
-              <w:rPr>
-                <w:rFonts w:ascii="TimeNewRoman" w:hAnsi="TimeNewRoman"/>
-                <w:sz w:val="30"/>
-              </w:rPr>
-              <w:t>3</w:t>
-            </w:r>
-          </w:p>
-        </w:tc>
-        <w:tc>
-          <w:tcPr>
-            <w:tcW w:type="dxa" w:w="1987"/>
-          </w:tcPr>
-          <w:p>
-            <w:pPr>
-              <w:jc w:val="left"/>
-            </w:pPr>
-            <w:r>
-              <w:rPr>
-                <w:rFonts w:ascii="TimeNewRoman" w:hAnsi="TimeNewRoman"/>
-                <w:sz w:val="30"/>
-              </w:rPr>
-              <w:t>9</w:t>
-            </w:r>
-          </w:p>
-        </w:tc>
-        <w:tc>
-          <w:tcPr>
-            <w:tcW w:type="dxa" w:w="1987"/>
-          </w:tcPr>
-          <w:p>
-            <w:pPr>
-              <w:jc w:val="left"/>
-            </w:pPr>
-            <w:r>
-              <w:rPr>
-                <w:rFonts w:ascii="TimeNewRoman" w:hAnsi="TimeNewRoman"/>
-                <w:sz w:val="30"/>
-              </w:rPr>
-              <w:t>239</w:t>
-            </w:r>
-          </w:p>
-        </w:tc>
-        <w:tc>
-          <w:tcPr>
-            <w:tcW w:type="dxa" w:w="1987"/>
-          </w:tcPr>
-          <w:p>
-            <w:pPr>
-              <w:jc w:val="left"/>
-            </w:pPr>
-            <w:r>
-              <w:rPr>
-                <w:rFonts w:ascii="TimeNewRoman" w:hAnsi="TimeNewRoman"/>
-                <w:sz w:val="30"/>
-              </w:rPr>
-              <w:t>23</w:t>
-            </w:r>
-          </w:p>
-        </w:tc>
-        <w:tc>
-          <w:tcPr>
-            <w:tcW w:type="dxa" w:w="1987"/>
-          </w:tcPr>
-          <w:p>
-            <w:pPr>
-              <w:jc w:val="left"/>
-            </w:pPr>
-            <w:r>
-              <w:rPr>
-                <w:rFonts w:ascii="TimeNewRoman" w:hAnsi="TimeNewRoman"/>
-                <w:sz w:val="30"/>
-              </w:rPr>
-              <w:t>51</w:t>
-            </w:r>
-          </w:p>
-        </w:tc>
-      </w:tr>
-      <w:tr>
-        <w:tc>
-          <w:tcPr>
-            <w:tcW w:type="dxa" w:w="1987"/>
-          </w:tcPr>
-          <w:p>
-            <w:pPr>
-              <w:jc w:val="left"/>
-            </w:pPr>
-            <w:r>
-              <w:rPr>
-                <w:rFonts w:ascii="TimeNewRoman" w:hAnsi="TimeNewRoman"/>
-                <w:sz w:val="30"/>
-              </w:rPr>
-              <w:t>61</w:t>
-            </w:r>
-          </w:p>
-        </w:tc>
-        <w:tc>
-          <w:tcPr>
-            <w:tcW w:type="dxa" w:w="1987"/>
-          </w:tcPr>
-          <w:p>
-            <w:pPr>
-              <w:jc w:val="left"/>
-            </w:pPr>
-            <w:r>
-              <w:rPr>
-                <w:rFonts w:ascii="TimeNewRoman" w:hAnsi="TimeNewRoman"/>
-                <w:sz w:val="30"/>
-              </w:rPr>
-              <w:t>20</w:t>
-            </w:r>
-          </w:p>
-        </w:tc>
-        <w:tc>
-          <w:tcPr>
-            <w:tcW w:type="dxa" w:w="1987"/>
-          </w:tcPr>
-          <w:p>
-            <w:pPr>
-              <w:jc w:val="left"/>
-            </w:pPr>
-            <w:r>
-              <w:rPr>
-                <w:rFonts w:ascii="TimeNewRoman" w:hAnsi="TimeNewRoman"/>
-                <w:sz w:val="30"/>
-              </w:rPr>
-              <w:t>2</w:t>
-            </w:r>
-          </w:p>
-        </w:tc>
-        <w:tc>
-          <w:tcPr>
-            <w:tcW w:type="dxa" w:w="1987"/>
-          </w:tcPr>
-          <w:p>
-            <w:pPr>
-              <w:jc w:val="left"/>
-            </w:pPr>
-            <w:r>
-              <w:rPr>
-                <w:rFonts w:ascii="TimeNewRoman" w:hAnsi="TimeNewRoman"/>
-                <w:sz w:val="30"/>
-              </w:rPr>
-              <w:t>31</w:t>
-            </w:r>
-          </w:p>
-        </w:tc>
-        <w:tc>
-          <w:tcPr>
-            <w:tcW w:type="dxa" w:w="1987"/>
-          </w:tcPr>
-          <w:p>
-            <w:pPr>
-              <w:jc w:val="left"/>
-            </w:pPr>
-            <w:r>
-              <w:rPr>
-                <w:rFonts w:ascii="TimeNewRoman" w:hAnsi="TimeNewRoman"/>
-                <w:sz w:val="30"/>
-              </w:rPr>
-              <w:t>6</w:t>
-            </w:r>
-          </w:p>
-        </w:tc>
-      </w:tr>
-      <w:tr>
-        <w:tc>
-          <w:tcPr>
-            <w:tcW w:type="dxa" w:w="1987"/>
-          </w:tcPr>
-          <w:p>
-            <w:pPr>
-              <w:jc w:val="left"/>
-            </w:pPr>
-            <w:r>
-              <w:rPr>
-                <w:rFonts w:ascii="TimeNewRoman" w:hAnsi="TimeNewRoman"/>
-                <w:sz w:val="30"/>
-              </w:rPr>
-              <w:t>75</w:t>
-            </w:r>
-          </w:p>
-        </w:tc>
-        <w:tc>
-          <w:tcPr>
-            <w:tcW w:type="dxa" w:w="1987"/>
-          </w:tcPr>
-          <w:p>
-            <w:pPr>
-              <w:jc w:val="left"/>
-            </w:pPr>
-            <w:r>
-              <w:rPr>
-                <w:rFonts w:ascii="TimeNewRoman" w:hAnsi="TimeNewRoman"/>
-                <w:sz w:val="30"/>
-              </w:rPr>
-              <w:t>20</w:t>
-            </w:r>
-          </w:p>
-        </w:tc>
-        <w:tc>
-          <w:tcPr>
-            <w:tcW w:type="dxa" w:w="1987"/>
-          </w:tcPr>
-          <w:p>
-            <w:pPr>
-              <w:jc w:val="left"/>
-            </w:pPr>
-            <w:r>
-              <w:rPr>
-                <w:rFonts w:ascii="TimeNewRoman" w:hAnsi="TimeNewRoman"/>
-                <w:sz w:val="30"/>
-              </w:rPr>
-              <w:t>15</w:t>
-            </w:r>
-          </w:p>
-        </w:tc>
-        <w:tc>
-          <w:tcPr>
-            <w:tcW w:type="dxa" w:w="1987"/>
-          </w:tcPr>
-          <w:p>
-            <w:pPr>
-              <w:jc w:val="left"/>
-            </w:pPr>
-            <w:r>
-              <w:rPr>
-                <w:rFonts w:ascii="TimeNewRoman" w:hAnsi="TimeNewRoman"/>
-                <w:sz w:val="30"/>
-              </w:rPr>
-              <w:t>20</w:t>
-            </w:r>
-          </w:p>
-        </w:tc>
-        <w:tc>
-          <w:tcPr>
-            <w:tcW w:type="dxa" w:w="1987"/>
-          </w:tcPr>
-          <w:p>
-            <w:pPr>
-              <w:jc w:val="left"/>
-            </w:pPr>
-            <w:r>
-              <w:rPr>
-                <w:rFonts w:ascii="TimeNewRoman" w:hAnsi="TimeNewRoman"/>
-                <w:sz w:val="30"/>
-              </w:rPr>
-              <w:t>1</w:t>
-            </w:r>
-          </w:p>
-        </w:tc>
-      </w:tr>
-      <w:tr>
-        <w:tc>
-          <w:tcPr>
-            <w:tcW w:type="dxa" w:w="1987"/>
-          </w:tcPr>
-          <w:p>
-            <w:pPr>
-              <w:jc w:val="left"/>
-            </w:pPr>
-            <w:r>
-              <w:rPr>
-                <w:rFonts w:ascii="TimeNewRoman" w:hAnsi="TimeNewRoman"/>
-                <w:sz w:val="30"/>
-              </w:rPr>
-              <w:t>14</w:t>
-            </w:r>
-          </w:p>
-        </w:tc>
-        <w:tc>
-          <w:tcPr>
-            <w:tcW w:type="dxa" w:w="1987"/>
-          </w:tcPr>
-          <w:p>
-            <w:pPr>
-              <w:jc w:val="left"/>
-            </w:pPr>
-            <w:r>
-              <w:rPr>
-                <w:rFonts w:ascii="TimeNewRoman" w:hAnsi="TimeNewRoman"/>
-                <w:sz w:val="30"/>
-              </w:rPr>
-              <w:t>2</w:t>
-            </w:r>
-          </w:p>
-        </w:tc>
-        <w:tc>
-          <w:tcPr>
-            <w:tcW w:type="dxa" w:w="1987"/>
-          </w:tcPr>
-          <w:p>
-            <w:pPr>
-              <w:jc w:val="left"/>
-            </w:pPr>
-            <w:r>
-              <w:rPr>
-                <w:rFonts w:ascii="TimeNewRoman" w:hAnsi="TimeNewRoman"/>
-                <w:sz w:val="30"/>
-              </w:rPr>
-              <w:t>55</w:t>
-            </w:r>
-          </w:p>
-        </w:tc>
-        <w:tc>
-          <w:tcPr>
-            <w:tcW w:type="dxa" w:w="1987"/>
-          </w:tcPr>
-          <w:p>
-            <w:pPr>
-              <w:jc w:val="left"/>
-            </w:pPr>
-            <w:r>
-              <w:rPr>
-                <w:rFonts w:ascii="TimeNewRoman" w:hAnsi="TimeNewRoman"/>
-                <w:sz w:val="30"/>
-              </w:rPr>
-              <w:t>61</w:t>
-            </w:r>
-          </w:p>
-        </w:tc>
-        <w:tc>
-          <w:tcPr>
-            <w:tcW w:type="dxa" w:w="1987"/>
-          </w:tcPr>
-          <w:p>
-            <w:pPr>
-              <w:jc w:val="left"/>
-            </w:pPr>
-            <w:r>
-              <w:rPr>
-                <w:rFonts w:ascii="TimeNewRoman" w:hAnsi="TimeNewRoman"/>
-                <w:sz w:val="30"/>
-              </w:rPr>
-              <w:t>39</w:t>
-            </w:r>
-          </w:p>
-        </w:tc>
-      </w:tr>
-      <w:tr>
-        <w:tc>
-          <w:tcPr>
-            <w:tcW w:type="dxa" w:w="1987"/>
-          </w:tcPr>
-          <w:p>
-            <w:pPr>
-              <w:jc w:val="left"/>
-            </w:pPr>
-            <w:r>
-              <w:rPr>
-                <w:rFonts w:ascii="TimeNewRoman" w:hAnsi="TimeNewRoman"/>
-                <w:sz w:val="30"/>
-              </w:rPr>
-              <w:t>53</w:t>
-            </w:r>
-          </w:p>
-        </w:tc>
-        <w:tc>
-          <w:tcPr>
-            <w:tcW w:type="dxa" w:w="1987"/>
-          </w:tcPr>
-          <w:p>
-            <w:pPr>
-              <w:jc w:val="left"/>
-            </w:pPr>
-            <w:r>
-              <w:rPr>
-                <w:rFonts w:ascii="TimeNewRoman" w:hAnsi="TimeNewRoman"/>
-                <w:sz w:val="30"/>
-              </w:rPr>
-              <w:t>24</w:t>
-            </w:r>
-          </w:p>
-        </w:tc>
-        <w:tc>
-          <w:tcPr>
-            <w:tcW w:type="dxa" w:w="1987"/>
-          </w:tcPr>
-          <w:p>
-            <w:pPr>
-              <w:jc w:val="left"/>
-            </w:pPr>
-            <w:r>
-              <w:rPr>
-                <w:rFonts w:ascii="TimeNewRoman" w:hAnsi="TimeNewRoman"/>
-                <w:sz w:val="30"/>
-              </w:rPr>
-              <w:t>7</w:t>
-            </w:r>
-          </w:p>
-        </w:tc>
-        <w:tc>
-          <w:tcPr>
-            <w:tcW w:type="dxa" w:w="1987"/>
-          </w:tcPr>
-          <w:p>
-            <w:pPr>
-              <w:jc w:val="left"/>
-            </w:pPr>
-            <w:r>
-              <w:rPr>
-                <w:rFonts w:ascii="TimeNewRoman" w:hAnsi="TimeNewRoman"/>
-                <w:sz w:val="30"/>
-              </w:rPr>
-              <w:t>135</w:t>
-            </w:r>
-          </w:p>
-        </w:tc>
-        <w:tc>
-          <w:tcPr>
-            <w:tcW w:type="dxa" w:w="1987"/>
-          </w:tcPr>
-          <w:p>
-            <w:pPr>
-              <w:jc w:val="left"/>
-            </w:pPr>
-            <w:r>
-              <w:rPr>
-                <w:rFonts w:ascii="TimeNewRoman" w:hAnsi="TimeNewRoman"/>
-                <w:sz w:val="30"/>
-              </w:rPr>
-              <w:t>98</w:t>
-            </w:r>
-          </w:p>
-        </w:tc>
-      </w:tr>
-      <w:tr>
-        <w:tc>
-          <w:tcPr>
-            <w:tcW w:type="dxa" w:w="1987"/>
-          </w:tcPr>
-          <w:p>
-            <w:pPr>
-              <w:jc w:val="left"/>
-            </w:pPr>
-            <w:r>
-              <w:rPr>
-                <w:rFonts w:ascii="TimeNewRoman" w:hAnsi="TimeNewRoman"/>
-                <w:sz w:val="30"/>
-              </w:rPr>
-              <w:t>205</w:t>
+              <w:t>64</w:t>
             </w:r>
           </w:p>
         </w:tc>
@@ -1570,24 +108,7 @@
                 <w:rFonts w:ascii="TimeNewRoman" w:hAnsi="TimeNewRoman"/>
                 <w:sz w:val="30"/>
               </w:rPr>
-              <w:t>9</w:t>
-            </w:r>
-          </w:p>
-        </w:tc>
-        <w:tc>
-          <w:tcPr>
-            <w:tcW w:type="dxa" w:w="1987"/>
-          </w:tcPr>
-          <w:p>
-            <w:pPr>
-              <w:jc w:val="left"/>
-            </w:pPr>
-            <w:r>
-              <w:rPr>
-                <w:rFonts w:ascii="TimeNewRoman" w:hAnsi="TimeNewRoman"/>
-                <w:sz w:val="30"/>
-              </w:rPr>
-              <w:t>50</w:t>
+              <w:t>78</w:t>
             </w:r>
           </w:p>
         </w:tc>
@@ -1606,7 +127,7 @@
                 <w:rFonts w:ascii="TimeNewRoman" w:hAnsi="TimeNewRoman"/>
                 <w:sz w:val="30"/>
               </w:rPr>
-              <w:t>93</w:t>
+              <w:t>18</w:t>
             </w:r>
           </w:p>
         </w:tc>
@@ -1623,7 +144,181 @@
                 <w:rFonts w:ascii="TimeNewRoman" w:hAnsi="TimeNewRoman"/>
                 <w:sz w:val="30"/>
               </w:rPr>
-              <w:t>125</w:t>
+              <w:t>10</w:t>
+            </w:r>
+          </w:p>
+        </w:tc>
+        <w:tc>
+          <w:tcPr>
+            <w:tcW w:type="dxa" w:w="1987"/>
+          </w:tcPr>
+          <w:p>
+            <w:pPr>
+              <w:jc w:val="left"/>
+            </w:pPr>
+            <w:r>
+              <w:rPr>
+                <w:rFonts w:ascii="TimeNewRoman" w:hAnsi="TimeNewRoman"/>
+                <w:sz w:val="30"/>
+              </w:rPr>
+              <w:t>5</w:t>
+            </w:r>
+          </w:p>
+        </w:tc>
+        <w:tc>
+          <w:tcPr>
+            <w:tcW w:type="dxa" w:w="1987"/>
+          </w:tcPr>
+          <w:p>
+            <w:pPr>
+              <w:jc w:val="left"/>
+            </w:pPr>
+            <w:r>
+              <w:rPr>
+                <w:rFonts w:ascii="TimeNewRoman" w:hAnsi="TimeNewRoman"/>
+                <w:sz w:val="30"/>
+              </w:rPr>
+              <w:t>80</w:t>
+            </w:r>
+          </w:p>
+        </w:tc>
+        <w:tc>
+          <w:tcPr>
+            <w:tcW w:type="dxa" w:w="1987"/>
+          </w:tcPr>
+          <w:p>
+            <w:pPr>
+              <w:jc w:val="left"/>
+            </w:pPr>
+            <w:r>
+              <w:rPr>
+                <w:rFonts w:ascii="TimeNewRoman" w:hAnsi="TimeNewRoman"/>
+                <w:sz w:val="30"/>
+              </w:rPr>
+              <w:t>24</w:t>
+            </w:r>
+          </w:p>
+        </w:tc>
+      </w:tr>
+      <w:tr>
+        <w:tc>
+          <w:tcPr>
+            <w:tcW w:type="dxa" w:w="1987"/>
+          </w:tcPr>
+          <w:p>
+            <w:pPr>
+              <w:jc w:val="left"/>
+            </w:pPr>
+            <w:r>
+              <w:rPr>
+                <w:rFonts w:ascii="TimeNewRoman" w:hAnsi="TimeNewRoman"/>
+                <w:sz w:val="30"/>
+              </w:rPr>
+              <w:t>6</w:t>
+            </w:r>
+          </w:p>
+        </w:tc>
+        <w:tc>
+          <w:tcPr>
+            <w:tcW w:type="dxa" w:w="1987"/>
+          </w:tcPr>
+          <w:p>
+            <w:pPr>
+              <w:jc w:val="left"/>
+            </w:pPr>
+            <w:r>
+              <w:rPr>
+                <w:rFonts w:ascii="TimeNewRoman" w:hAnsi="TimeNewRoman"/>
+                <w:sz w:val="30"/>
+              </w:rPr>
+              <w:t>9</w:t>
+            </w:r>
+          </w:p>
+        </w:tc>
+        <w:tc>
+          <w:tcPr>
+            <w:tcW w:type="dxa" w:w="1987"/>
+          </w:tcPr>
+          <w:p>
+            <w:pPr>
+              <w:jc w:val="left"/>
+            </w:pPr>
+            <w:r>
+              <w:rPr>
+                <w:rFonts w:ascii="TimeNewRoman" w:hAnsi="TimeNewRoman"/>
+                <w:sz w:val="30"/>
+              </w:rPr>
+              <w:t>6</w:t>
+            </w:r>
+          </w:p>
+        </w:tc>
+        <w:tc>
+          <w:tcPr>
+            <w:tcW w:type="dxa" w:w="1987"/>
+          </w:tcPr>
+          <w:p>
+            <w:pPr>
+              <w:jc w:val="left"/>
+            </w:pPr>
+            <w:r>
+              <w:rPr>
+                <w:rFonts w:ascii="TimeNewRoman" w:hAnsi="TimeNewRoman"/>
+                <w:sz w:val="30"/>
+              </w:rPr>
+              <w:t>146</w:t>
+            </w:r>
+          </w:p>
+        </w:tc>
+        <w:tc>
+          <w:tcPr>
+            <w:tcW w:type="dxa" w:w="1987"/>
+          </w:tcPr>
+          <w:p>
+            <w:pPr>
+              <w:jc w:val="left"/>
+            </w:pPr>
+            <w:r>
+              <w:rPr>
+                <w:rFonts w:ascii="TimeNewRoman" w:hAnsi="TimeNewRoman"/>
+                <w:sz w:val="30"/>
+              </w:rPr>
+              <w:t>85</w:t>
+            </w:r>
+          </w:p>
+        </w:tc>
+      </w:tr>
+      <w:tr>
+        <w:tc>
+          <w:tcPr>
+            <w:tcW w:type="dxa" w:w="1987"/>
+          </w:tcPr>
+          <w:p>
+            <w:pPr>
+              <w:jc w:val="left"/>
+            </w:pPr>
+            <w:r>
+              <w:rPr>
+                <w:rFonts w:ascii="TimeNewRoman" w:hAnsi="TimeNewRoman"/>
+                <w:sz w:val="30"/>
+              </w:rPr>
+              <w:t>10</w:t>
+            </w:r>
+          </w:p>
+        </w:tc>
+        <w:tc>
+          <w:tcPr>
+            <w:tcW w:type="dxa" w:w="1987"/>
+          </w:tcPr>
+          <w:p>
+            <w:pPr>
+              <w:jc w:val="left"/>
+            </w:pPr>
+            <w:r>
+              <w:rPr>
+                <w:rFonts w:ascii="TimeNewRoman" w:hAnsi="TimeNewRoman"/>
+                <w:sz w:val="30"/>
+              </w:rPr>
+              <w:t>86</w:t>
             </w:r>
           </w:p>
         </w:tc>
@@ -1657,7 +352,7 @@
                 <w:rFonts w:ascii="TimeNewRoman" w:hAnsi="TimeNewRoman"/>
                 <w:sz w:val="30"/>
               </w:rPr>
-              <w:t>63</w:t>
+              <w:t>18</w:t>
             </w:r>
           </w:p>
         </w:tc>
@@ -1674,7 +369,7 @@
                 <w:rFonts w:ascii="TimeNewRoman" w:hAnsi="TimeNewRoman"/>
                 <w:sz w:val="30"/>
               </w:rPr>
-              <w:t>25</w:t>
+              <w:t>48</w:t>
             </w:r>
           </w:p>
         </w:tc>
@@ -1693,7 +388,372 @@
                 <w:rFonts w:ascii="TimeNewRoman" w:hAnsi="TimeNewRoman"/>
                 <w:sz w:val="30"/>
               </w:rPr>
+              <w:t>62</w:t>
+            </w:r>
+          </w:p>
+        </w:tc>
+        <w:tc>
+          <w:tcPr>
+            <w:tcW w:type="dxa" w:w="1987"/>
+          </w:tcPr>
+          <w:p>
+            <w:pPr>
+              <w:jc w:val="left"/>
+            </w:pPr>
+            <w:r>
+              <w:rPr>
+                <w:rFonts w:ascii="TimeNewRoman" w:hAnsi="TimeNewRoman"/>
+                <w:sz w:val="30"/>
+              </w:rPr>
+              <w:t>209</w:t>
+            </w:r>
+          </w:p>
+        </w:tc>
+        <w:tc>
+          <w:tcPr>
+            <w:tcW w:type="dxa" w:w="1987"/>
+          </w:tcPr>
+          <w:p>
+            <w:pPr>
+              <w:jc w:val="left"/>
+            </w:pPr>
+            <w:r>
+              <w:rPr>
+                <w:rFonts w:ascii="TimeNewRoman" w:hAnsi="TimeNewRoman"/>
+                <w:sz w:val="30"/>
+              </w:rPr>
+              <w:t>8</w:t>
+            </w:r>
+          </w:p>
+        </w:tc>
+        <w:tc>
+          <w:tcPr>
+            <w:tcW w:type="dxa" w:w="1987"/>
+          </w:tcPr>
+          <w:p>
+            <w:pPr>
+              <w:jc w:val="left"/>
+            </w:pPr>
+            <w:r>
+              <w:rPr>
+                <w:rFonts w:ascii="TimeNewRoman" w:hAnsi="TimeNewRoman"/>
+                <w:sz w:val="30"/>
+              </w:rPr>
+              <w:t>65</w:t>
+            </w:r>
+          </w:p>
+        </w:tc>
+        <w:tc>
+          <w:tcPr>
+            <w:tcW w:type="dxa" w:w="1987"/>
+          </w:tcPr>
+          <w:p>
+            <w:pPr>
+              <w:jc w:val="left"/>
+            </w:pPr>
+            <w:r>
+              <w:rPr>
+                <w:rFonts w:ascii="TimeNewRoman" w:hAnsi="TimeNewRoman"/>
+                <w:sz w:val="30"/>
+              </w:rPr>
+              <w:t>6</w:t>
+            </w:r>
+          </w:p>
+        </w:tc>
+      </w:tr>
+      <w:tr>
+        <w:tc>
+          <w:tcPr>
+            <w:tcW w:type="dxa" w:w="1987"/>
+          </w:tcPr>
+          <w:p>
+            <w:pPr>
+              <w:jc w:val="left"/>
+            </w:pPr>
+            <w:r>
+              <w:rPr>
+                <w:rFonts w:ascii="TimeNewRoman" w:hAnsi="TimeNewRoman"/>
+                <w:sz w:val="30"/>
+              </w:rPr>
+              <w:t>89</w:t>
+            </w:r>
+          </w:p>
+        </w:tc>
+        <w:tc>
+          <w:tcPr>
+            <w:tcW w:type="dxa" w:w="1987"/>
+          </w:tcPr>
+          <w:p>
+            <w:pPr>
+              <w:jc w:val="left"/>
+            </w:pPr>
+            <w:r>
+              <w:rPr>
+                <w:rFonts w:ascii="TimeNewRoman" w:hAnsi="TimeNewRoman"/>
+                <w:sz w:val="30"/>
+              </w:rPr>
+              <w:t>35</w:t>
+            </w:r>
+          </w:p>
+        </w:tc>
+        <w:tc>
+          <w:tcPr>
+            <w:tcW w:type="dxa" w:w="1987"/>
+          </w:tcPr>
+          <w:p>
+            <w:pPr>
+              <w:jc w:val="left"/>
+            </w:pPr>
+            <w:r>
+              <w:rPr>
+                <w:rFonts w:ascii="TimeNewRoman" w:hAnsi="TimeNewRoman"/>
+                <w:sz w:val="30"/>
+              </w:rPr>
+              <w:t>35</w:t>
+            </w:r>
+          </w:p>
+        </w:tc>
+        <w:tc>
+          <w:tcPr>
+            <w:tcW w:type="dxa" w:w="1987"/>
+          </w:tcPr>
+          <w:p>
+            <w:pPr>
+              <w:jc w:val="left"/>
+            </w:pPr>
+            <w:r>
+              <w:rPr>
+                <w:rFonts w:ascii="TimeNewRoman" w:hAnsi="TimeNewRoman"/>
+                <w:sz w:val="30"/>
+              </w:rPr>
+              <w:t>6</w:t>
+            </w:r>
+          </w:p>
+        </w:tc>
+        <w:tc>
+          <w:tcPr>
+            <w:tcW w:type="dxa" w:w="1987"/>
+          </w:tcPr>
+          <w:p>
+            <w:pPr>
+              <w:jc w:val="left"/>
+            </w:pPr>
+            <w:r>
+              <w:rPr>
+                <w:rFonts w:ascii="TimeNewRoman" w:hAnsi="TimeNewRoman"/>
+                <w:sz w:val="30"/>
+              </w:rPr>
+              <w:t>54</w:t>
+            </w:r>
+          </w:p>
+        </w:tc>
+      </w:tr>
+      <w:tr>
+        <w:tc>
+          <w:tcPr>
+            <w:tcW w:type="dxa" w:w="1987"/>
+          </w:tcPr>
+          <w:p>
+            <w:pPr>
+              <w:jc w:val="left"/>
+            </w:pPr>
+            <w:r>
+              <w:rPr>
+                <w:rFonts w:ascii="TimeNewRoman" w:hAnsi="TimeNewRoman"/>
+                <w:sz w:val="30"/>
+              </w:rPr>
+              <w:t>7</w:t>
+            </w:r>
+          </w:p>
+        </w:tc>
+        <w:tc>
+          <w:tcPr>
+            <w:tcW w:type="dxa" w:w="1987"/>
+          </w:tcPr>
+          <w:p>
+            <w:pPr>
+              <w:jc w:val="left"/>
+            </w:pPr>
+            <w:r>
+              <w:rPr>
+                <w:rFonts w:ascii="TimeNewRoman" w:hAnsi="TimeNewRoman"/>
+                <w:sz w:val="30"/>
+              </w:rPr>
+              <w:t>56</w:t>
+            </w:r>
+          </w:p>
+        </w:tc>
+        <w:tc>
+          <w:tcPr>
+            <w:tcW w:type="dxa" w:w="1987"/>
+          </w:tcPr>
+          <w:p>
+            <w:pPr>
+              <w:jc w:val="left"/>
+            </w:pPr>
+            <w:r>
+              <w:rPr>
+                <w:rFonts w:ascii="TimeNewRoman" w:hAnsi="TimeNewRoman"/>
+                <w:sz w:val="30"/>
+              </w:rPr>
+              <w:t>1</w:t>
+            </w:r>
+          </w:p>
+        </w:tc>
+        <w:tc>
+          <w:tcPr>
+            <w:tcW w:type="dxa" w:w="1987"/>
+          </w:tcPr>
+          <w:p>
+            <w:pPr>
+              <w:jc w:val="left"/>
+            </w:pPr>
+            <w:r>
+              <w:rPr>
+                <w:rFonts w:ascii="TimeNewRoman" w:hAnsi="TimeNewRoman"/>
+                <w:sz w:val="30"/>
+              </w:rPr>
+              <w:t>28</w:t>
+            </w:r>
+          </w:p>
+        </w:tc>
+        <w:tc>
+          <w:tcPr>
+            <w:tcW w:type="dxa" w:w="1987"/>
+          </w:tcPr>
+          <w:p>
+            <w:pPr>
+              <w:jc w:val="left"/>
+            </w:pPr>
+            <w:r>
+              <w:rPr>
+                <w:rFonts w:ascii="TimeNewRoman" w:hAnsi="TimeNewRoman"/>
+                <w:sz w:val="30"/>
+              </w:rPr>
+              <w:t>2</w:t>
+            </w:r>
+          </w:p>
+        </w:tc>
+      </w:tr>
+      <w:tr>
+        <w:tc>
+          <w:tcPr>
+            <w:tcW w:type="dxa" w:w="1987"/>
+          </w:tcPr>
+          <w:p>
+            <w:pPr>
+              <w:jc w:val="left"/>
+            </w:pPr>
+            <w:r>
+              <w:rPr>
+                <w:rFonts w:ascii="TimeNewRoman" w:hAnsi="TimeNewRoman"/>
+                <w:sz w:val="30"/>
+              </w:rPr>
+              <w:t>175</w:t>
+            </w:r>
+          </w:p>
+        </w:tc>
+        <w:tc>
+          <w:tcPr>
+            <w:tcW w:type="dxa" w:w="1987"/>
+          </w:tcPr>
+          <w:p>
+            <w:pPr>
+              <w:jc w:val="left"/>
+            </w:pPr>
+            <w:r>
+              <w:rPr>
+                <w:rFonts w:ascii="TimeNewRoman" w:hAnsi="TimeNewRoman"/>
+                <w:sz w:val="30"/>
+              </w:rPr>
+              <w:t>35</w:t>
+            </w:r>
+          </w:p>
+        </w:tc>
+        <w:tc>
+          <w:tcPr>
+            <w:tcW w:type="dxa" w:w="1987"/>
+          </w:tcPr>
+          <w:p>
+            <w:pPr>
+              <w:jc w:val="left"/>
+            </w:pPr>
+            <w:r>
+              <w:rPr>
+                <w:rFonts w:ascii="TimeNewRoman" w:hAnsi="TimeNewRoman"/>
+                <w:sz w:val="30"/>
+              </w:rPr>
               <w:t>45</w:t>
+            </w:r>
+          </w:p>
+        </w:tc>
+        <w:tc>
+          <w:tcPr>
+            <w:tcW w:type="dxa" w:w="1987"/>
+          </w:tcPr>
+          <w:p>
+            <w:pPr>
+              <w:jc w:val="left"/>
+            </w:pPr>
+            <w:r>
+              <w:rPr>
+                <w:rFonts w:ascii="TimeNewRoman" w:hAnsi="TimeNewRoman"/>
+                <w:sz w:val="30"/>
+              </w:rPr>
+              <w:t>23</w:t>
+            </w:r>
+          </w:p>
+        </w:tc>
+        <w:tc>
+          <w:tcPr>
+            <w:tcW w:type="dxa" w:w="1987"/>
+          </w:tcPr>
+          <w:p>
+            <w:pPr>
+              <w:jc w:val="left"/>
+            </w:pPr>
+            <w:r>
+              <w:rPr>
+                <w:rFonts w:ascii="TimeNewRoman" w:hAnsi="TimeNewRoman"/>
+                <w:sz w:val="30"/>
+              </w:rPr>
+              <w:t>52</w:t>
+            </w:r>
+          </w:p>
+        </w:tc>
+      </w:tr>
+      <w:tr>
+        <w:tc>
+          <w:tcPr>
+            <w:tcW w:type="dxa" w:w="1987"/>
+          </w:tcPr>
+          <w:p>
+            <w:pPr>
+              <w:jc w:val="left"/>
+            </w:pPr>
+            <w:r>
+              <w:rPr>
+                <w:rFonts w:ascii="TimeNewRoman" w:hAnsi="TimeNewRoman"/>
+                <w:sz w:val="30"/>
+              </w:rPr>
+              <w:t>172</w:t>
+            </w:r>
+          </w:p>
+        </w:tc>
+        <w:tc>
+          <w:tcPr>
+            <w:tcW w:type="dxa" w:w="1987"/>
+          </w:tcPr>
+          <w:p>
+            <w:pPr>
+              <w:jc w:val="left"/>
+            </w:pPr>
+            <w:r>
+              <w:rPr>
+                <w:rFonts w:ascii="TimeNewRoman" w:hAnsi="TimeNewRoman"/>
+                <w:sz w:val="30"/>
+              </w:rPr>
+              <w:t>49</w:t>
             </w:r>
           </w:p>
         </w:tc>
@@ -1727,7 +787,391 @@
                 <w:rFonts w:ascii="TimeNewRoman" w:hAnsi="TimeNewRoman"/>
                 <w:sz w:val="30"/>
               </w:rPr>
-              <w:t>54</w:t>
+              <w:t>16</w:t>
+            </w:r>
+          </w:p>
+        </w:tc>
+        <w:tc>
+          <w:tcPr>
+            <w:tcW w:type="dxa" w:w="1987"/>
+          </w:tcPr>
+          <w:p>
+            <w:pPr>
+              <w:jc w:val="left"/>
+            </w:pPr>
+            <w:r>
+              <w:rPr>
+                <w:rFonts w:ascii="TimeNewRoman" w:hAnsi="TimeNewRoman"/>
+                <w:sz w:val="30"/>
+              </w:rPr>
+              <w:t>30</w:t>
+            </w:r>
+          </w:p>
+        </w:tc>
+      </w:tr>
+      <w:tr>
+        <w:tc>
+          <w:tcPr>
+            <w:tcW w:type="dxa" w:w="1987"/>
+          </w:tcPr>
+          <w:p>
+            <w:pPr>
+              <w:jc w:val="left"/>
+            </w:pPr>
+            <w:r>
+              <w:rPr>
+                <w:rFonts w:ascii="TimeNewRoman" w:hAnsi="TimeNewRoman"/>
+                <w:sz w:val="30"/>
+              </w:rPr>
+              <w:t>4</w:t>
+            </w:r>
+          </w:p>
+        </w:tc>
+        <w:tc>
+          <w:tcPr>
+            <w:tcW w:type="dxa" w:w="1987"/>
+          </w:tcPr>
+          <w:p>
+            <w:pPr>
+              <w:jc w:val="left"/>
+            </w:pPr>
+            <w:r>
+              <w:rPr>
+                <w:rFonts w:ascii="TimeNewRoman" w:hAnsi="TimeNewRoman"/>
+                <w:sz w:val="30"/>
+              </w:rPr>
+              <w:t>3</w:t>
+            </w:r>
+          </w:p>
+        </w:tc>
+        <w:tc>
+          <w:tcPr>
+            <w:tcW w:type="dxa" w:w="1987"/>
+          </w:tcPr>
+          <w:p>
+            <w:pPr>
+              <w:jc w:val="left"/>
+            </w:pPr>
+            <w:r>
+              <w:rPr>
+                <w:rFonts w:ascii="TimeNewRoman" w:hAnsi="TimeNewRoman"/>
+                <w:sz w:val="30"/>
+              </w:rPr>
+              <w:t>14</w:t>
+            </w:r>
+          </w:p>
+        </w:tc>
+        <w:tc>
+          <w:tcPr>
+            <w:tcW w:type="dxa" w:w="1987"/>
+          </w:tcPr>
+          <w:p>
+            <w:pPr>
+              <w:jc w:val="left"/>
+            </w:pPr>
+            <w:r>
+              <w:rPr>
+                <w:rFonts w:ascii="TimeNewRoman" w:hAnsi="TimeNewRoman"/>
+                <w:sz w:val="30"/>
+              </w:rPr>
+              <w:t>64</w:t>
+            </w:r>
+          </w:p>
+        </w:tc>
+        <w:tc>
+          <w:tcPr>
+            <w:tcW w:type="dxa" w:w="1987"/>
+          </w:tcPr>
+          <w:p>
+            <w:pPr>
+              <w:jc w:val="left"/>
+            </w:pPr>
+            <w:r>
+              <w:rPr>
+                <w:rFonts w:ascii="TimeNewRoman" w:hAnsi="TimeNewRoman"/>
+                <w:sz w:val="30"/>
+              </w:rPr>
+              <w:t>88</w:t>
+            </w:r>
+          </w:p>
+        </w:tc>
+      </w:tr>
+      <w:tr>
+        <w:tc>
+          <w:tcPr>
+            <w:tcW w:type="dxa" w:w="1987"/>
+          </w:tcPr>
+          <w:p>
+            <w:pPr>
+              <w:jc w:val="left"/>
+            </w:pPr>
+            <w:r>
+              <w:rPr>
+                <w:rFonts w:ascii="TimeNewRoman" w:hAnsi="TimeNewRoman"/>
+                <w:sz w:val="30"/>
+              </w:rPr>
+              <w:t>3</w:t>
+            </w:r>
+          </w:p>
+        </w:tc>
+        <w:tc>
+          <w:tcPr>
+            <w:tcW w:type="dxa" w:w="1987"/>
+          </w:tcPr>
+          <w:p>
+            <w:pPr>
+              <w:jc w:val="left"/>
+            </w:pPr>
+            <w:r>
+              <w:rPr>
+                <w:rFonts w:ascii="TimeNewRoman" w:hAnsi="TimeNewRoman"/>
+                <w:sz w:val="30"/>
+              </w:rPr>
+              <w:t>12</w:t>
+            </w:r>
+          </w:p>
+        </w:tc>
+        <w:tc>
+          <w:tcPr>
+            <w:tcW w:type="dxa" w:w="1987"/>
+          </w:tcPr>
+          <w:p>
+            <w:pPr>
+              <w:jc w:val="left"/>
+            </w:pPr>
+            <w:r>
+              <w:rPr>
+                <w:rFonts w:ascii="TimeNewRoman" w:hAnsi="TimeNewRoman"/>
+                <w:sz w:val="30"/>
+              </w:rPr>
+              <w:t>24</w:t>
+            </w:r>
+          </w:p>
+        </w:tc>
+        <w:tc>
+          <w:tcPr>
+            <w:tcW w:type="dxa" w:w="1987"/>
+          </w:tcPr>
+          <w:p>
+            <w:pPr>
+              <w:jc w:val="left"/>
+            </w:pPr>
+            <w:r>
+              <w:rPr>
+                <w:rFonts w:ascii="TimeNewRoman" w:hAnsi="TimeNewRoman"/>
+                <w:sz w:val="30"/>
+              </w:rPr>
+              <w:t>3</w:t>
+            </w:r>
+          </w:p>
+        </w:tc>
+        <w:tc>
+          <w:tcPr>
+            <w:tcW w:type="dxa" w:w="1987"/>
+          </w:tcPr>
+          <w:p>
+            <w:pPr>
+              <w:jc w:val="left"/>
+            </w:pPr>
+            <w:r>
+              <w:rPr>
+                <w:rFonts w:ascii="TimeNewRoman" w:hAnsi="TimeNewRoman"/>
+                <w:sz w:val="30"/>
+              </w:rPr>
+              <w:t>90</w:t>
+            </w:r>
+          </w:p>
+        </w:tc>
+      </w:tr>
+      <w:tr>
+        <w:tc>
+          <w:tcPr>
+            <w:tcW w:type="dxa" w:w="1987"/>
+          </w:tcPr>
+          <w:p>
+            <w:pPr>
+              <w:jc w:val="left"/>
+            </w:pPr>
+            <w:r>
+              <w:rPr>
+                <w:rFonts w:ascii="TimeNewRoman" w:hAnsi="TimeNewRoman"/>
+                <w:sz w:val="30"/>
+              </w:rPr>
+              <w:t>18</w:t>
+            </w:r>
+          </w:p>
+        </w:tc>
+        <w:tc>
+          <w:tcPr>
+            <w:tcW w:type="dxa" w:w="1987"/>
+          </w:tcPr>
+          <w:p>
+            <w:pPr>
+              <w:jc w:val="left"/>
+            </w:pPr>
+            <w:r>
+              <w:rPr>
+                <w:rFonts w:ascii="TimeNewRoman" w:hAnsi="TimeNewRoman"/>
+                <w:sz w:val="30"/>
+              </w:rPr>
+              <w:t>4</w:t>
+            </w:r>
+          </w:p>
+        </w:tc>
+        <w:tc>
+          <w:tcPr>
+            <w:tcW w:type="dxa" w:w="1987"/>
+          </w:tcPr>
+          <w:p>
+            <w:pPr>
+              <w:jc w:val="left"/>
+            </w:pPr>
+            <w:r>
+              <w:rPr>
+                <w:rFonts w:ascii="TimeNewRoman" w:hAnsi="TimeNewRoman"/>
+                <w:sz w:val="30"/>
+              </w:rPr>
+              <w:t>32</w:t>
+            </w:r>
+          </w:p>
+        </w:tc>
+        <w:tc>
+          <w:tcPr>
+            <w:tcW w:type="dxa" w:w="1987"/>
+          </w:tcPr>
+          <w:p>
+            <w:pPr>
+              <w:jc w:val="left"/>
+            </w:pPr>
+            <w:r>
+              <w:rPr>
+                <w:rFonts w:ascii="TimeNewRoman" w:hAnsi="TimeNewRoman"/>
+                <w:sz w:val="30"/>
+              </w:rPr>
+              <w:t>28</w:t>
+            </w:r>
+          </w:p>
+        </w:tc>
+        <w:tc>
+          <w:tcPr>
+            <w:tcW w:type="dxa" w:w="1987"/>
+          </w:tcPr>
+          <w:p>
+            <w:pPr>
+              <w:jc w:val="left"/>
+            </w:pPr>
+            <w:r>
+              <w:rPr>
+                <w:rFonts w:ascii="TimeNewRoman" w:hAnsi="TimeNewRoman"/>
+                <w:sz w:val="30"/>
+              </w:rPr>
+              <w:t>90</w:t>
+            </w:r>
+          </w:p>
+        </w:tc>
+      </w:tr>
+      <w:tr>
+        <w:tc>
+          <w:tcPr>
+            <w:tcW w:type="dxa" w:w="1987"/>
+          </w:tcPr>
+          <w:p>
+            <w:pPr>
+              <w:jc w:val="left"/>
+            </w:pPr>
+            <w:r>
+              <w:rPr>
+                <w:rFonts w:ascii="TimeNewRoman" w:hAnsi="TimeNewRoman"/>
+                <w:sz w:val="30"/>
+              </w:rPr>
+              <w:t>25</w:t>
+            </w:r>
+          </w:p>
+        </w:tc>
+        <w:tc>
+          <w:tcPr>
+            <w:tcW w:type="dxa" w:w="1987"/>
+          </w:tcPr>
+          <w:p>
+            <w:pPr>
+              <w:jc w:val="left"/>
+            </w:pPr>
+            <w:r>
+              <w:rPr>
+                <w:rFonts w:ascii="TimeNewRoman" w:hAnsi="TimeNewRoman"/>
+                <w:sz w:val="30"/>
+              </w:rPr>
+              <w:t>19</w:t>
+            </w:r>
+          </w:p>
+        </w:tc>
+        <w:tc>
+          <w:tcPr>
+            <w:tcW w:type="dxa" w:w="1987"/>
+          </w:tcPr>
+          <w:p>
+            <w:pPr>
+              <w:jc w:val="left"/>
+            </w:pPr>
+            <w:r>
+              <w:rPr>
+                <w:rFonts w:ascii="TimeNewRoman" w:hAnsi="TimeNewRoman"/>
+                <w:sz w:val="30"/>
+              </w:rPr>
+              <w:t>48</w:t>
+            </w:r>
+          </w:p>
+        </w:tc>
+        <w:tc>
+          <w:tcPr>
+            <w:tcW w:type="dxa" w:w="1987"/>
+          </w:tcPr>
+          <w:p>
+            <w:pPr>
+              <w:jc w:val="left"/>
+            </w:pPr>
+            <w:r>
+              <w:rPr>
+                <w:rFonts w:ascii="TimeNewRoman" w:hAnsi="TimeNewRoman"/>
+                <w:sz w:val="30"/>
+              </w:rPr>
+              <w:t>38</w:t>
+            </w:r>
+          </w:p>
+        </w:tc>
+        <w:tc>
+          <w:tcPr>
+            <w:tcW w:type="dxa" w:w="1987"/>
+          </w:tcPr>
+          <w:p>
+            <w:pPr>
+              <w:jc w:val="left"/>
+            </w:pPr>
+            <w:r>
+              <w:rPr>
+                <w:rFonts w:ascii="TimeNewRoman" w:hAnsi="TimeNewRoman"/>
+                <w:sz w:val="30"/>
+              </w:rPr>
+              <w:t>9</w:t>
+            </w:r>
+          </w:p>
+        </w:tc>
+      </w:tr>
+      <w:tr>
+        <w:tc>
+          <w:tcPr>
+            <w:tcW w:type="dxa" w:w="1987"/>
+          </w:tcPr>
+          <w:p>
+            <w:pPr>
+              <w:jc w:val="left"/>
+            </w:pPr>
+            <w:r>
+              <w:rPr>
+                <w:rFonts w:ascii="TimeNewRoman" w:hAnsi="TimeNewRoman"/>
+                <w:sz w:val="30"/>
+              </w:rPr>
+              <w:t>40</w:t>
             </w:r>
           </w:p>
         </w:tc>
@@ -1761,7 +1205,563 @@
                 <w:rFonts w:ascii="TimeNewRoman" w:hAnsi="TimeNewRoman"/>
                 <w:sz w:val="30"/>
               </w:rPr>
+              <w:t>87</w:t>
+            </w:r>
+          </w:p>
+        </w:tc>
+        <w:tc>
+          <w:tcPr>
+            <w:tcW w:type="dxa" w:w="1987"/>
+          </w:tcPr>
+          <w:p>
+            <w:pPr>
+              <w:jc w:val="left"/>
+            </w:pPr>
+            <w:r>
+              <w:rPr>
+                <w:rFonts w:ascii="TimeNewRoman" w:hAnsi="TimeNewRoman"/>
+                <w:sz w:val="30"/>
+              </w:rPr>
+              <w:t>88</w:t>
+            </w:r>
+          </w:p>
+        </w:tc>
+        <w:tc>
+          <w:tcPr>
+            <w:tcW w:type="dxa" w:w="1987"/>
+          </w:tcPr>
+          <w:p>
+            <w:pPr>
+              <w:jc w:val="left"/>
+            </w:pPr>
+            <w:r>
+              <w:rPr>
+                <w:rFonts w:ascii="TimeNewRoman" w:hAnsi="TimeNewRoman"/>
+                <w:sz w:val="30"/>
+              </w:rPr>
+              <w:t>12</w:t>
+            </w:r>
+          </w:p>
+        </w:tc>
+      </w:tr>
+      <w:tr>
+        <w:tc>
+          <w:tcPr>
+            <w:tcW w:type="dxa" w:w="1987"/>
+          </w:tcPr>
+          <w:p>
+            <w:pPr>
+              <w:jc w:val="left"/>
+            </w:pPr>
+            <w:r>
+              <w:rPr>
+                <w:rFonts w:ascii="TimeNewRoman" w:hAnsi="TimeNewRoman"/>
+                <w:sz w:val="30"/>
+              </w:rPr>
+              <w:t>210</w:t>
+            </w:r>
+          </w:p>
+        </w:tc>
+        <w:tc>
+          <w:tcPr>
+            <w:tcW w:type="dxa" w:w="1987"/>
+          </w:tcPr>
+          <w:p>
+            <w:pPr>
+              <w:jc w:val="left"/>
+            </w:pPr>
+            <w:r>
+              <w:rPr>
+                <w:rFonts w:ascii="TimeNewRoman" w:hAnsi="TimeNewRoman"/>
+                <w:sz w:val="30"/>
+              </w:rPr>
+              <w:t>159</w:t>
+            </w:r>
+          </w:p>
+        </w:tc>
+        <w:tc>
+          <w:tcPr>
+            <w:tcW w:type="dxa" w:w="1987"/>
+          </w:tcPr>
+          <w:p>
+            <w:pPr>
+              <w:jc w:val="left"/>
+            </w:pPr>
+            <w:r>
+              <w:rPr>
+                <w:rFonts w:ascii="TimeNewRoman" w:hAnsi="TimeNewRoman"/>
+                <w:sz w:val="30"/>
+              </w:rPr>
+              <w:t>21</w:t>
+            </w:r>
+          </w:p>
+        </w:tc>
+        <w:tc>
+          <w:tcPr>
+            <w:tcW w:type="dxa" w:w="1987"/>
+          </w:tcPr>
+          <w:p>
+            <w:pPr>
+              <w:jc w:val="left"/>
+            </w:pPr>
+            <w:r>
+              <w:rPr>
+                <w:rFonts w:ascii="TimeNewRoman" w:hAnsi="TimeNewRoman"/>
+                <w:sz w:val="30"/>
+              </w:rPr>
+              <w:t>6</w:t>
+            </w:r>
+          </w:p>
+        </w:tc>
+        <w:tc>
+          <w:tcPr>
+            <w:tcW w:type="dxa" w:w="1987"/>
+          </w:tcPr>
+          <w:p>
+            <w:pPr>
+              <w:jc w:val="left"/>
+            </w:pPr>
+            <w:r>
+              <w:rPr>
+                <w:rFonts w:ascii="TimeNewRoman" w:hAnsi="TimeNewRoman"/>
+                <w:sz w:val="30"/>
+              </w:rPr>
+              <w:t>28</w:t>
+            </w:r>
+          </w:p>
+        </w:tc>
+      </w:tr>
+      <w:tr>
+        <w:tc>
+          <w:tcPr>
+            <w:tcW w:type="dxa" w:w="1987"/>
+          </w:tcPr>
+          <w:p>
+            <w:pPr>
+              <w:jc w:val="left"/>
+            </w:pPr>
+            <w:r>
+              <w:rPr>
+                <w:rFonts w:ascii="TimeNewRoman" w:hAnsi="TimeNewRoman"/>
+                <w:sz w:val="30"/>
+              </w:rPr>
+              <w:t>21</w:t>
+            </w:r>
+          </w:p>
+        </w:tc>
+        <w:tc>
+          <w:tcPr>
+            <w:tcW w:type="dxa" w:w="1987"/>
+          </w:tcPr>
+          <w:p>
+            <w:pPr>
+              <w:jc w:val="left"/>
+            </w:pPr>
+            <w:r>
+              <w:rPr>
+                <w:rFonts w:ascii="TimeNewRoman" w:hAnsi="TimeNewRoman"/>
+                <w:sz w:val="30"/>
+              </w:rPr>
+              <w:t>61</w:t>
+            </w:r>
+          </w:p>
+        </w:tc>
+        <w:tc>
+          <w:tcPr>
+            <w:tcW w:type="dxa" w:w="1987"/>
+          </w:tcPr>
+          <w:p>
+            <w:pPr>
+              <w:jc w:val="left"/>
+            </w:pPr>
+            <w:r>
+              <w:rPr>
+                <w:rFonts w:ascii="TimeNewRoman" w:hAnsi="TimeNewRoman"/>
+                <w:sz w:val="30"/>
+              </w:rPr>
+              <w:t>181</w:t>
+            </w:r>
+          </w:p>
+        </w:tc>
+        <w:tc>
+          <w:tcPr>
+            <w:tcW w:type="dxa" w:w="1987"/>
+          </w:tcPr>
+          <w:p>
+            <w:pPr>
+              <w:jc w:val="left"/>
+            </w:pPr>
+            <w:r>
+              <w:rPr>
+                <w:rFonts w:ascii="TimeNewRoman" w:hAnsi="TimeNewRoman"/>
+                <w:sz w:val="30"/>
+              </w:rPr>
+              <w:t>4</w:t>
+            </w:r>
+          </w:p>
+        </w:tc>
+        <w:tc>
+          <w:tcPr>
+            <w:tcW w:type="dxa" w:w="1987"/>
+          </w:tcPr>
+          <w:p>
+            <w:pPr>
+              <w:jc w:val="left"/>
+            </w:pPr>
+            <w:r>
+              <w:rPr>
+                <w:rFonts w:ascii="TimeNewRoman" w:hAnsi="TimeNewRoman"/>
+                <w:sz w:val="30"/>
+              </w:rPr>
+              <w:t>36</w:t>
+            </w:r>
+          </w:p>
+        </w:tc>
+      </w:tr>
+      <w:tr>
+        <w:tc>
+          <w:tcPr>
+            <w:tcW w:type="dxa" w:w="1987"/>
+          </w:tcPr>
+          <w:p>
+            <w:pPr>
+              <w:jc w:val="left"/>
+            </w:pPr>
+            <w:r>
+              <w:rPr>
+                <w:rFonts w:ascii="TimeNewRoman" w:hAnsi="TimeNewRoman"/>
+                <w:sz w:val="30"/>
+              </w:rPr>
+              <w:t>15</w:t>
+            </w:r>
+          </w:p>
+        </w:tc>
+        <w:tc>
+          <w:tcPr>
+            <w:tcW w:type="dxa" w:w="1987"/>
+          </w:tcPr>
+          <w:p>
+            <w:pPr>
+              <w:jc w:val="left"/>
+            </w:pPr>
+            <w:r>
+              <w:rPr>
+                <w:rFonts w:ascii="TimeNewRoman" w:hAnsi="TimeNewRoman"/>
+                <w:sz w:val="30"/>
+              </w:rPr>
+              <w:t>98</w:t>
+            </w:r>
+          </w:p>
+        </w:tc>
+        <w:tc>
+          <w:tcPr>
+            <w:tcW w:type="dxa" w:w="1987"/>
+          </w:tcPr>
+          <w:p>
+            <w:pPr>
+              <w:jc w:val="left"/>
+            </w:pPr>
+            <w:r>
+              <w:rPr>
+                <w:rFonts w:ascii="TimeNewRoman" w:hAnsi="TimeNewRoman"/>
+                <w:sz w:val="30"/>
+              </w:rPr>
+              <w:t>20</w:t>
+            </w:r>
+          </w:p>
+        </w:tc>
+        <w:tc>
+          <w:tcPr>
+            <w:tcW w:type="dxa" w:w="1987"/>
+          </w:tcPr>
+          <w:p>
+            <w:pPr>
+              <w:jc w:val="left"/>
+            </w:pPr>
+            <w:r>
+              <w:rPr>
+                <w:rFonts w:ascii="TimeNewRoman" w:hAnsi="TimeNewRoman"/>
+                <w:sz w:val="30"/>
+              </w:rPr>
+              <w:t>145</w:t>
+            </w:r>
+          </w:p>
+        </w:tc>
+        <w:tc>
+          <w:tcPr>
+            <w:tcW w:type="dxa" w:w="1987"/>
+          </w:tcPr>
+          <w:p>
+            <w:pPr>
+              <w:jc w:val="left"/>
+            </w:pPr>
+            <w:r>
+              <w:rPr>
+                <w:rFonts w:ascii="TimeNewRoman" w:hAnsi="TimeNewRoman"/>
+                <w:sz w:val="30"/>
+              </w:rPr>
+              <w:t>96</w:t>
+            </w:r>
+          </w:p>
+        </w:tc>
+      </w:tr>
+      <w:tr>
+        <w:tc>
+          <w:tcPr>
+            <w:tcW w:type="dxa" w:w="1987"/>
+          </w:tcPr>
+          <w:p>
+            <w:pPr>
+              <w:jc w:val="left"/>
+            </w:pPr>
+            <w:r>
+              <w:rPr>
+                <w:rFonts w:ascii="TimeNewRoman" w:hAnsi="TimeNewRoman"/>
+                <w:sz w:val="30"/>
+              </w:rPr>
+              <w:t>89</w:t>
+            </w:r>
+          </w:p>
+        </w:tc>
+        <w:tc>
+          <w:tcPr>
+            <w:tcW w:type="dxa" w:w="1987"/>
+          </w:tcPr>
+          <w:p>
+            <w:pPr>
+              <w:jc w:val="left"/>
+            </w:pPr>
+            <w:r>
+              <w:rPr>
+                <w:rFonts w:ascii="TimeNewRoman" w:hAnsi="TimeNewRoman"/>
+                <w:sz w:val="30"/>
+              </w:rPr>
+              <w:t>25</w:t>
+            </w:r>
+          </w:p>
+        </w:tc>
+        <w:tc>
+          <w:tcPr>
+            <w:tcW w:type="dxa" w:w="1987"/>
+          </w:tcPr>
+          <w:p>
+            <w:pPr>
+              <w:jc w:val="left"/>
+            </w:pPr>
+            <w:r>
+              <w:rPr>
+                <w:rFonts w:ascii="TimeNewRoman" w:hAnsi="TimeNewRoman"/>
+                <w:sz w:val="30"/>
+              </w:rPr>
+              <w:t>90</w:t>
+            </w:r>
+          </w:p>
+        </w:tc>
+        <w:tc>
+          <w:tcPr>
+            <w:tcW w:type="dxa" w:w="1987"/>
+          </w:tcPr>
+          <w:p>
+            <w:pPr>
+              <w:jc w:val="left"/>
+            </w:pPr>
+            <w:r>
+              <w:rPr>
+                <w:rFonts w:ascii="TimeNewRoman" w:hAnsi="TimeNewRoman"/>
+                <w:sz w:val="30"/>
+              </w:rPr>
               <w:t>9</w:t>
+            </w:r>
+          </w:p>
+        </w:tc>
+        <w:tc>
+          <w:tcPr>
+            <w:tcW w:type="dxa" w:w="1987"/>
+          </w:tcPr>
+          <w:p>
+            <w:pPr>
+              <w:jc w:val="left"/>
+            </w:pPr>
+            <w:r>
+              <w:rPr>
+                <w:rFonts w:ascii="TimeNewRoman" w:hAnsi="TimeNewRoman"/>
+                <w:sz w:val="30"/>
+              </w:rPr>
+              <w:t>27</w:t>
+            </w:r>
+          </w:p>
+        </w:tc>
+      </w:tr>
+      <w:tr>
+        <w:tc>
+          <w:tcPr>
+            <w:tcW w:type="dxa" w:w="1987"/>
+          </w:tcPr>
+          <w:p>
+            <w:pPr>
+              <w:jc w:val="left"/>
+            </w:pPr>
+            <w:r>
+              <w:rPr>
+                <w:rFonts w:ascii="TimeNewRoman" w:hAnsi="TimeNewRoman"/>
+                <w:sz w:val="30"/>
+              </w:rPr>
+              <w:t>15</w:t>
+            </w:r>
+          </w:p>
+        </w:tc>
+        <w:tc>
+          <w:tcPr>
+            <w:tcW w:type="dxa" w:w="1987"/>
+          </w:tcPr>
+          <w:p>
+            <w:pPr>
+              <w:jc w:val="left"/>
+            </w:pPr>
+            <w:r>
+              <w:rPr>
+                <w:rFonts w:ascii="TimeNewRoman" w:hAnsi="TimeNewRoman"/>
+                <w:sz w:val="30"/>
+              </w:rPr>
+              <w:t>24</w:t>
+            </w:r>
+          </w:p>
+        </w:tc>
+        <w:tc>
+          <w:tcPr>
+            <w:tcW w:type="dxa" w:w="1987"/>
+          </w:tcPr>
+          <w:p>
+            <w:pPr>
+              <w:jc w:val="left"/>
+            </w:pPr>
+            <w:r>
+              <w:rPr>
+                <w:rFonts w:ascii="TimeNewRoman" w:hAnsi="TimeNewRoman"/>
+                <w:sz w:val="30"/>
+              </w:rPr>
+              <w:t>6</w:t>
+            </w:r>
+          </w:p>
+        </w:tc>
+        <w:tc>
+          <w:tcPr>
+            <w:tcW w:type="dxa" w:w="1987"/>
+          </w:tcPr>
+          <w:p>
+            <w:pPr>
+              <w:jc w:val="left"/>
+            </w:pPr>
+            <w:r>
+              <w:rPr>
+                <w:rFonts w:ascii="TimeNewRoman" w:hAnsi="TimeNewRoman"/>
+                <w:sz w:val="30"/>
+              </w:rPr>
+              <w:t>17</w:t>
+            </w:r>
+          </w:p>
+        </w:tc>
+        <w:tc>
+          <w:tcPr>
+            <w:tcW w:type="dxa" w:w="1987"/>
+          </w:tcPr>
+          <w:p>
+            <w:pPr>
+              <w:jc w:val="left"/>
+            </w:pPr>
+            <w:r>
+              <w:rPr>
+                <w:rFonts w:ascii="TimeNewRoman" w:hAnsi="TimeNewRoman"/>
+                <w:sz w:val="30"/>
+              </w:rPr>
+              <w:t>49</w:t>
+            </w:r>
+          </w:p>
+        </w:tc>
+      </w:tr>
+      <w:tr>
+        <w:tc>
+          <w:tcPr>
+            <w:tcW w:type="dxa" w:w="1987"/>
+          </w:tcPr>
+          <w:p>
+            <w:pPr>
+              <w:jc w:val="left"/>
+            </w:pPr>
+            <w:r>
+              <w:rPr>
+                <w:rFonts w:ascii="TimeNewRoman" w:hAnsi="TimeNewRoman"/>
+                <w:sz w:val="30"/>
+              </w:rPr>
+              <w:t>9</w:t>
+            </w:r>
+          </w:p>
+        </w:tc>
+        <w:tc>
+          <w:tcPr>
+            <w:tcW w:type="dxa" w:w="1987"/>
+          </w:tcPr>
+          <w:p>
+            <w:pPr>
+              <w:jc w:val="left"/>
+            </w:pPr>
+            <w:r>
+              <w:rPr>
+                <w:rFonts w:ascii="TimeNewRoman" w:hAnsi="TimeNewRoman"/>
+                <w:sz w:val="30"/>
+              </w:rPr>
+              <w:t>82</w:t>
+            </w:r>
+          </w:p>
+        </w:tc>
+        <w:tc>
+          <w:tcPr>
+            <w:tcW w:type="dxa" w:w="1987"/>
+          </w:tcPr>
+          <w:p>
+            <w:pPr>
+              <w:jc w:val="left"/>
+            </w:pPr>
+            <w:r>
+              <w:rPr>
+                <w:rFonts w:ascii="TimeNewRoman" w:hAnsi="TimeNewRoman"/>
+                <w:sz w:val="30"/>
+              </w:rPr>
+              <w:t>7</w:t>
+            </w:r>
+          </w:p>
+        </w:tc>
+        <w:tc>
+          <w:tcPr>
+            <w:tcW w:type="dxa" w:w="1987"/>
+          </w:tcPr>
+          <w:p>
+            <w:pPr>
+              <w:jc w:val="left"/>
+            </w:pPr>
+            <w:r>
+              <w:rPr>
+                <w:rFonts w:ascii="TimeNewRoman" w:hAnsi="TimeNewRoman"/>
+                <w:sz w:val="30"/>
+              </w:rPr>
+              <w:t>80</w:t>
+            </w:r>
+          </w:p>
+        </w:tc>
+        <w:tc>
+          <w:tcPr>
+            <w:tcW w:type="dxa" w:w="1987"/>
+          </w:tcPr>
+          <w:p>
+            <w:pPr>
+              <w:jc w:val="left"/>
+            </w:pPr>
+            <w:r>
+              <w:rPr>
+                <w:rFonts w:ascii="TimeNewRoman" w:hAnsi="TimeNewRoman"/>
+                <w:sz w:val="30"/>
+              </w:rPr>
+              <w:t>60</w:t>
             </w:r>
           </w:p>
         </w:tc>

--- a/answers-of-mixed.docx
+++ b/answers-of-mixed.docx
@@ -40,753 +40,6 @@
                 <w:rFonts w:ascii="TimeNewRoman" w:hAnsi="TimeNewRoman"/>
                 <w:sz w:val="30"/>
               </w:rPr>
-              <w:t>4</w:t>
-            </w:r>
-          </w:p>
-        </w:tc>
-        <w:tc>
-          <w:tcPr>
-            <w:tcW w:type="dxa" w:w="1987"/>
-          </w:tcPr>
-          <w:p>
-            <w:pPr>
-              <w:jc w:val="left"/>
-            </w:pPr>
-            <w:r>
-              <w:rPr>
-                <w:rFonts w:ascii="TimeNewRoman" w:hAnsi="TimeNewRoman"/>
-                <w:sz w:val="30"/>
-              </w:rPr>
-              <w:t>64</w:t>
-            </w:r>
-          </w:p>
-        </w:tc>
-        <w:tc>
-          <w:tcPr>
-            <w:tcW w:type="dxa" w:w="1987"/>
-          </w:tcPr>
-          <w:p>
-            <w:pPr>
-              <w:jc w:val="left"/>
-            </w:pPr>
-            <w:r>
-              <w:rPr>
-                <w:rFonts w:ascii="TimeNewRoman" w:hAnsi="TimeNewRoman"/>
-                <w:sz w:val="30"/>
-              </w:rPr>
-              <w:t>7</w:t>
-            </w:r>
-          </w:p>
-        </w:tc>
-        <w:tc>
-          <w:tcPr>
-            <w:tcW w:type="dxa" w:w="1987"/>
-          </w:tcPr>
-          <w:p>
-            <w:pPr>
-              <w:jc w:val="left"/>
-            </w:pPr>
-            <w:r>
-              <w:rPr>
-                <w:rFonts w:ascii="TimeNewRoman" w:hAnsi="TimeNewRoman"/>
-                <w:sz w:val="30"/>
-              </w:rPr>
-              <w:t>30</w:t>
-            </w:r>
-          </w:p>
-        </w:tc>
-        <w:tc>
-          <w:tcPr>
-            <w:tcW w:type="dxa" w:w="1987"/>
-          </w:tcPr>
-          <w:p>
-            <w:pPr>
-              <w:jc w:val="left"/>
-            </w:pPr>
-            <w:r>
-              <w:rPr>
-                <w:rFonts w:ascii="TimeNewRoman" w:hAnsi="TimeNewRoman"/>
-                <w:sz w:val="30"/>
-              </w:rPr>
-              <w:t>78</w:t>
-            </w:r>
-          </w:p>
-        </w:tc>
-      </w:tr>
-      <w:tr>
-        <w:tc>
-          <w:tcPr>
-            <w:tcW w:type="dxa" w:w="1987"/>
-          </w:tcPr>
-          <w:p>
-            <w:pPr>
-              <w:jc w:val="left"/>
-            </w:pPr>
-            <w:r>
-              <w:rPr>
-                <w:rFonts w:ascii="TimeNewRoman" w:hAnsi="TimeNewRoman"/>
-                <w:sz w:val="30"/>
-              </w:rPr>
-              <w:t>18</w:t>
-            </w:r>
-          </w:p>
-        </w:tc>
-        <w:tc>
-          <w:tcPr>
-            <w:tcW w:type="dxa" w:w="1987"/>
-          </w:tcPr>
-          <w:p>
-            <w:pPr>
-              <w:jc w:val="left"/>
-            </w:pPr>
-            <w:r>
-              <w:rPr>
-                <w:rFonts w:ascii="TimeNewRoman" w:hAnsi="TimeNewRoman"/>
-                <w:sz w:val="30"/>
-              </w:rPr>
-              <w:t>10</w:t>
-            </w:r>
-          </w:p>
-        </w:tc>
-        <w:tc>
-          <w:tcPr>
-            <w:tcW w:type="dxa" w:w="1987"/>
-          </w:tcPr>
-          <w:p>
-            <w:pPr>
-              <w:jc w:val="left"/>
-            </w:pPr>
-            <w:r>
-              <w:rPr>
-                <w:rFonts w:ascii="TimeNewRoman" w:hAnsi="TimeNewRoman"/>
-                <w:sz w:val="30"/>
-              </w:rPr>
-              <w:t>5</w:t>
-            </w:r>
-          </w:p>
-        </w:tc>
-        <w:tc>
-          <w:tcPr>
-            <w:tcW w:type="dxa" w:w="1987"/>
-          </w:tcPr>
-          <w:p>
-            <w:pPr>
-              <w:jc w:val="left"/>
-            </w:pPr>
-            <w:r>
-              <w:rPr>
-                <w:rFonts w:ascii="TimeNewRoman" w:hAnsi="TimeNewRoman"/>
-                <w:sz w:val="30"/>
-              </w:rPr>
-              <w:t>80</w:t>
-            </w:r>
-          </w:p>
-        </w:tc>
-        <w:tc>
-          <w:tcPr>
-            <w:tcW w:type="dxa" w:w="1987"/>
-          </w:tcPr>
-          <w:p>
-            <w:pPr>
-              <w:jc w:val="left"/>
-            </w:pPr>
-            <w:r>
-              <w:rPr>
-                <w:rFonts w:ascii="TimeNewRoman" w:hAnsi="TimeNewRoman"/>
-                <w:sz w:val="30"/>
-              </w:rPr>
-              <w:t>24</w:t>
-            </w:r>
-          </w:p>
-        </w:tc>
-      </w:tr>
-      <w:tr>
-        <w:tc>
-          <w:tcPr>
-            <w:tcW w:type="dxa" w:w="1987"/>
-          </w:tcPr>
-          <w:p>
-            <w:pPr>
-              <w:jc w:val="left"/>
-            </w:pPr>
-            <w:r>
-              <w:rPr>
-                <w:rFonts w:ascii="TimeNewRoman" w:hAnsi="TimeNewRoman"/>
-                <w:sz w:val="30"/>
-              </w:rPr>
-              <w:t>6</w:t>
-            </w:r>
-          </w:p>
-        </w:tc>
-        <w:tc>
-          <w:tcPr>
-            <w:tcW w:type="dxa" w:w="1987"/>
-          </w:tcPr>
-          <w:p>
-            <w:pPr>
-              <w:jc w:val="left"/>
-            </w:pPr>
-            <w:r>
-              <w:rPr>
-                <w:rFonts w:ascii="TimeNewRoman" w:hAnsi="TimeNewRoman"/>
-                <w:sz w:val="30"/>
-              </w:rPr>
-              <w:t>9</w:t>
-            </w:r>
-          </w:p>
-        </w:tc>
-        <w:tc>
-          <w:tcPr>
-            <w:tcW w:type="dxa" w:w="1987"/>
-          </w:tcPr>
-          <w:p>
-            <w:pPr>
-              <w:jc w:val="left"/>
-            </w:pPr>
-            <w:r>
-              <w:rPr>
-                <w:rFonts w:ascii="TimeNewRoman" w:hAnsi="TimeNewRoman"/>
-                <w:sz w:val="30"/>
-              </w:rPr>
-              <w:t>6</w:t>
-            </w:r>
-          </w:p>
-        </w:tc>
-        <w:tc>
-          <w:tcPr>
-            <w:tcW w:type="dxa" w:w="1987"/>
-          </w:tcPr>
-          <w:p>
-            <w:pPr>
-              <w:jc w:val="left"/>
-            </w:pPr>
-            <w:r>
-              <w:rPr>
-                <w:rFonts w:ascii="TimeNewRoman" w:hAnsi="TimeNewRoman"/>
-                <w:sz w:val="30"/>
-              </w:rPr>
-              <w:t>146</w:t>
-            </w:r>
-          </w:p>
-        </w:tc>
-        <w:tc>
-          <w:tcPr>
-            <w:tcW w:type="dxa" w:w="1987"/>
-          </w:tcPr>
-          <w:p>
-            <w:pPr>
-              <w:jc w:val="left"/>
-            </w:pPr>
-            <w:r>
-              <w:rPr>
-                <w:rFonts w:ascii="TimeNewRoman" w:hAnsi="TimeNewRoman"/>
-                <w:sz w:val="30"/>
-              </w:rPr>
-              <w:t>85</w:t>
-            </w:r>
-          </w:p>
-        </w:tc>
-      </w:tr>
-      <w:tr>
-        <w:tc>
-          <w:tcPr>
-            <w:tcW w:type="dxa" w:w="1987"/>
-          </w:tcPr>
-          <w:p>
-            <w:pPr>
-              <w:jc w:val="left"/>
-            </w:pPr>
-            <w:r>
-              <w:rPr>
-                <w:rFonts w:ascii="TimeNewRoman" w:hAnsi="TimeNewRoman"/>
-                <w:sz w:val="30"/>
-              </w:rPr>
-              <w:t>10</w:t>
-            </w:r>
-          </w:p>
-        </w:tc>
-        <w:tc>
-          <w:tcPr>
-            <w:tcW w:type="dxa" w:w="1987"/>
-          </w:tcPr>
-          <w:p>
-            <w:pPr>
-              <w:jc w:val="left"/>
-            </w:pPr>
-            <w:r>
-              <w:rPr>
-                <w:rFonts w:ascii="TimeNewRoman" w:hAnsi="TimeNewRoman"/>
-                <w:sz w:val="30"/>
-              </w:rPr>
-              <w:t>86</w:t>
-            </w:r>
-          </w:p>
-        </w:tc>
-        <w:tc>
-          <w:tcPr>
-            <w:tcW w:type="dxa" w:w="1987"/>
-          </w:tcPr>
-          <w:p>
-            <w:pPr>
-              <w:jc w:val="left"/>
-            </w:pPr>
-            <w:r>
-              <w:rPr>
-                <w:rFonts w:ascii="TimeNewRoman" w:hAnsi="TimeNewRoman"/>
-                <w:sz w:val="30"/>
-              </w:rPr>
-              <w:t>11</w:t>
-            </w:r>
-          </w:p>
-        </w:tc>
-        <w:tc>
-          <w:tcPr>
-            <w:tcW w:type="dxa" w:w="1987"/>
-          </w:tcPr>
-          <w:p>
-            <w:pPr>
-              <w:jc w:val="left"/>
-            </w:pPr>
-            <w:r>
-              <w:rPr>
-                <w:rFonts w:ascii="TimeNewRoman" w:hAnsi="TimeNewRoman"/>
-                <w:sz w:val="30"/>
-              </w:rPr>
-              <w:t>18</w:t>
-            </w:r>
-          </w:p>
-        </w:tc>
-        <w:tc>
-          <w:tcPr>
-            <w:tcW w:type="dxa" w:w="1987"/>
-          </w:tcPr>
-          <w:p>
-            <w:pPr>
-              <w:jc w:val="left"/>
-            </w:pPr>
-            <w:r>
-              <w:rPr>
-                <w:rFonts w:ascii="TimeNewRoman" w:hAnsi="TimeNewRoman"/>
-                <w:sz w:val="30"/>
-              </w:rPr>
-              <w:t>48</w:t>
-            </w:r>
-          </w:p>
-        </w:tc>
-      </w:tr>
-      <w:tr>
-        <w:tc>
-          <w:tcPr>
-            <w:tcW w:type="dxa" w:w="1987"/>
-          </w:tcPr>
-          <w:p>
-            <w:pPr>
-              <w:jc w:val="left"/>
-            </w:pPr>
-            <w:r>
-              <w:rPr>
-                <w:rFonts w:ascii="TimeNewRoman" w:hAnsi="TimeNewRoman"/>
-                <w:sz w:val="30"/>
-              </w:rPr>
-              <w:t>62</w:t>
-            </w:r>
-          </w:p>
-        </w:tc>
-        <w:tc>
-          <w:tcPr>
-            <w:tcW w:type="dxa" w:w="1987"/>
-          </w:tcPr>
-          <w:p>
-            <w:pPr>
-              <w:jc w:val="left"/>
-            </w:pPr>
-            <w:r>
-              <w:rPr>
-                <w:rFonts w:ascii="TimeNewRoman" w:hAnsi="TimeNewRoman"/>
-                <w:sz w:val="30"/>
-              </w:rPr>
-              <w:t>209</w:t>
-            </w:r>
-          </w:p>
-        </w:tc>
-        <w:tc>
-          <w:tcPr>
-            <w:tcW w:type="dxa" w:w="1987"/>
-          </w:tcPr>
-          <w:p>
-            <w:pPr>
-              <w:jc w:val="left"/>
-            </w:pPr>
-            <w:r>
-              <w:rPr>
-                <w:rFonts w:ascii="TimeNewRoman" w:hAnsi="TimeNewRoman"/>
-                <w:sz w:val="30"/>
-              </w:rPr>
-              <w:t>8</w:t>
-            </w:r>
-          </w:p>
-        </w:tc>
-        <w:tc>
-          <w:tcPr>
-            <w:tcW w:type="dxa" w:w="1987"/>
-          </w:tcPr>
-          <w:p>
-            <w:pPr>
-              <w:jc w:val="left"/>
-            </w:pPr>
-            <w:r>
-              <w:rPr>
-                <w:rFonts w:ascii="TimeNewRoman" w:hAnsi="TimeNewRoman"/>
-                <w:sz w:val="30"/>
-              </w:rPr>
-              <w:t>65</w:t>
-            </w:r>
-          </w:p>
-        </w:tc>
-        <w:tc>
-          <w:tcPr>
-            <w:tcW w:type="dxa" w:w="1987"/>
-          </w:tcPr>
-          <w:p>
-            <w:pPr>
-              <w:jc w:val="left"/>
-            </w:pPr>
-            <w:r>
-              <w:rPr>
-                <w:rFonts w:ascii="TimeNewRoman" w:hAnsi="TimeNewRoman"/>
-                <w:sz w:val="30"/>
-              </w:rPr>
-              <w:t>6</w:t>
-            </w:r>
-          </w:p>
-        </w:tc>
-      </w:tr>
-      <w:tr>
-        <w:tc>
-          <w:tcPr>
-            <w:tcW w:type="dxa" w:w="1987"/>
-          </w:tcPr>
-          <w:p>
-            <w:pPr>
-              <w:jc w:val="left"/>
-            </w:pPr>
-            <w:r>
-              <w:rPr>
-                <w:rFonts w:ascii="TimeNewRoman" w:hAnsi="TimeNewRoman"/>
-                <w:sz w:val="30"/>
-              </w:rPr>
-              <w:t>89</w:t>
-            </w:r>
-          </w:p>
-        </w:tc>
-        <w:tc>
-          <w:tcPr>
-            <w:tcW w:type="dxa" w:w="1987"/>
-          </w:tcPr>
-          <w:p>
-            <w:pPr>
-              <w:jc w:val="left"/>
-            </w:pPr>
-            <w:r>
-              <w:rPr>
-                <w:rFonts w:ascii="TimeNewRoman" w:hAnsi="TimeNewRoman"/>
-                <w:sz w:val="30"/>
-              </w:rPr>
-              <w:t>35</w:t>
-            </w:r>
-          </w:p>
-        </w:tc>
-        <w:tc>
-          <w:tcPr>
-            <w:tcW w:type="dxa" w:w="1987"/>
-          </w:tcPr>
-          <w:p>
-            <w:pPr>
-              <w:jc w:val="left"/>
-            </w:pPr>
-            <w:r>
-              <w:rPr>
-                <w:rFonts w:ascii="TimeNewRoman" w:hAnsi="TimeNewRoman"/>
-                <w:sz w:val="30"/>
-              </w:rPr>
-              <w:t>35</w:t>
-            </w:r>
-          </w:p>
-        </w:tc>
-        <w:tc>
-          <w:tcPr>
-            <w:tcW w:type="dxa" w:w="1987"/>
-          </w:tcPr>
-          <w:p>
-            <w:pPr>
-              <w:jc w:val="left"/>
-            </w:pPr>
-            <w:r>
-              <w:rPr>
-                <w:rFonts w:ascii="TimeNewRoman" w:hAnsi="TimeNewRoman"/>
-                <w:sz w:val="30"/>
-              </w:rPr>
-              <w:t>6</w:t>
-            </w:r>
-          </w:p>
-        </w:tc>
-        <w:tc>
-          <w:tcPr>
-            <w:tcW w:type="dxa" w:w="1987"/>
-          </w:tcPr>
-          <w:p>
-            <w:pPr>
-              <w:jc w:val="left"/>
-            </w:pPr>
-            <w:r>
-              <w:rPr>
-                <w:rFonts w:ascii="TimeNewRoman" w:hAnsi="TimeNewRoman"/>
-                <w:sz w:val="30"/>
-              </w:rPr>
-              <w:t>54</w:t>
-            </w:r>
-          </w:p>
-        </w:tc>
-      </w:tr>
-      <w:tr>
-        <w:tc>
-          <w:tcPr>
-            <w:tcW w:type="dxa" w:w="1987"/>
-          </w:tcPr>
-          <w:p>
-            <w:pPr>
-              <w:jc w:val="left"/>
-            </w:pPr>
-            <w:r>
-              <w:rPr>
-                <w:rFonts w:ascii="TimeNewRoman" w:hAnsi="TimeNewRoman"/>
-                <w:sz w:val="30"/>
-              </w:rPr>
-              <w:t>7</w:t>
-            </w:r>
-          </w:p>
-        </w:tc>
-        <w:tc>
-          <w:tcPr>
-            <w:tcW w:type="dxa" w:w="1987"/>
-          </w:tcPr>
-          <w:p>
-            <w:pPr>
-              <w:jc w:val="left"/>
-            </w:pPr>
-            <w:r>
-              <w:rPr>
-                <w:rFonts w:ascii="TimeNewRoman" w:hAnsi="TimeNewRoman"/>
-                <w:sz w:val="30"/>
-              </w:rPr>
-              <w:t>56</w:t>
-            </w:r>
-          </w:p>
-        </w:tc>
-        <w:tc>
-          <w:tcPr>
-            <w:tcW w:type="dxa" w:w="1987"/>
-          </w:tcPr>
-          <w:p>
-            <w:pPr>
-              <w:jc w:val="left"/>
-            </w:pPr>
-            <w:r>
-              <w:rPr>
-                <w:rFonts w:ascii="TimeNewRoman" w:hAnsi="TimeNewRoman"/>
-                <w:sz w:val="30"/>
-              </w:rPr>
-              <w:t>1</w:t>
-            </w:r>
-          </w:p>
-        </w:tc>
-        <w:tc>
-          <w:tcPr>
-            <w:tcW w:type="dxa" w:w="1987"/>
-          </w:tcPr>
-          <w:p>
-            <w:pPr>
-              <w:jc w:val="left"/>
-            </w:pPr>
-            <w:r>
-              <w:rPr>
-                <w:rFonts w:ascii="TimeNewRoman" w:hAnsi="TimeNewRoman"/>
-                <w:sz w:val="30"/>
-              </w:rPr>
-              <w:t>28</w:t>
-            </w:r>
-          </w:p>
-        </w:tc>
-        <w:tc>
-          <w:tcPr>
-            <w:tcW w:type="dxa" w:w="1987"/>
-          </w:tcPr>
-          <w:p>
-            <w:pPr>
-              <w:jc w:val="left"/>
-            </w:pPr>
-            <w:r>
-              <w:rPr>
-                <w:rFonts w:ascii="TimeNewRoman" w:hAnsi="TimeNewRoman"/>
-                <w:sz w:val="30"/>
-              </w:rPr>
-              <w:t>2</w:t>
-            </w:r>
-          </w:p>
-        </w:tc>
-      </w:tr>
-      <w:tr>
-        <w:tc>
-          <w:tcPr>
-            <w:tcW w:type="dxa" w:w="1987"/>
-          </w:tcPr>
-          <w:p>
-            <w:pPr>
-              <w:jc w:val="left"/>
-            </w:pPr>
-            <w:r>
-              <w:rPr>
-                <w:rFonts w:ascii="TimeNewRoman" w:hAnsi="TimeNewRoman"/>
-                <w:sz w:val="30"/>
-              </w:rPr>
-              <w:t>175</w:t>
-            </w:r>
-          </w:p>
-        </w:tc>
-        <w:tc>
-          <w:tcPr>
-            <w:tcW w:type="dxa" w:w="1987"/>
-          </w:tcPr>
-          <w:p>
-            <w:pPr>
-              <w:jc w:val="left"/>
-            </w:pPr>
-            <w:r>
-              <w:rPr>
-                <w:rFonts w:ascii="TimeNewRoman" w:hAnsi="TimeNewRoman"/>
-                <w:sz w:val="30"/>
-              </w:rPr>
-              <w:t>35</w:t>
-            </w:r>
-          </w:p>
-        </w:tc>
-        <w:tc>
-          <w:tcPr>
-            <w:tcW w:type="dxa" w:w="1987"/>
-          </w:tcPr>
-          <w:p>
-            <w:pPr>
-              <w:jc w:val="left"/>
-            </w:pPr>
-            <w:r>
-              <w:rPr>
-                <w:rFonts w:ascii="TimeNewRoman" w:hAnsi="TimeNewRoman"/>
-                <w:sz w:val="30"/>
-              </w:rPr>
-              <w:t>45</w:t>
-            </w:r>
-          </w:p>
-        </w:tc>
-        <w:tc>
-          <w:tcPr>
-            <w:tcW w:type="dxa" w:w="1987"/>
-          </w:tcPr>
-          <w:p>
-            <w:pPr>
-              <w:jc w:val="left"/>
-            </w:pPr>
-            <w:r>
-              <w:rPr>
-                <w:rFonts w:ascii="TimeNewRoman" w:hAnsi="TimeNewRoman"/>
-                <w:sz w:val="30"/>
-              </w:rPr>
-              <w:t>23</w:t>
-            </w:r>
-          </w:p>
-        </w:tc>
-        <w:tc>
-          <w:tcPr>
-            <w:tcW w:type="dxa" w:w="1987"/>
-          </w:tcPr>
-          <w:p>
-            <w:pPr>
-              <w:jc w:val="left"/>
-            </w:pPr>
-            <w:r>
-              <w:rPr>
-                <w:rFonts w:ascii="TimeNewRoman" w:hAnsi="TimeNewRoman"/>
-                <w:sz w:val="30"/>
-              </w:rPr>
-              <w:t>52</w:t>
-            </w:r>
-          </w:p>
-        </w:tc>
-      </w:tr>
-      <w:tr>
-        <w:tc>
-          <w:tcPr>
-            <w:tcW w:type="dxa" w:w="1987"/>
-          </w:tcPr>
-          <w:p>
-            <w:pPr>
-              <w:jc w:val="left"/>
-            </w:pPr>
-            <w:r>
-              <w:rPr>
-                <w:rFonts w:ascii="TimeNewRoman" w:hAnsi="TimeNewRoman"/>
-                <w:sz w:val="30"/>
-              </w:rPr>
-              <w:t>172</w:t>
-            </w:r>
-          </w:p>
-        </w:tc>
-        <w:tc>
-          <w:tcPr>
-            <w:tcW w:type="dxa" w:w="1987"/>
-          </w:tcPr>
-          <w:p>
-            <w:pPr>
-              <w:jc w:val="left"/>
-            </w:pPr>
-            <w:r>
-              <w:rPr>
-                <w:rFonts w:ascii="TimeNewRoman" w:hAnsi="TimeNewRoman"/>
-                <w:sz w:val="30"/>
-              </w:rPr>
-              <w:t>49</w:t>
-            </w:r>
-          </w:p>
-        </w:tc>
-        <w:tc>
-          <w:tcPr>
-            <w:tcW w:type="dxa" w:w="1987"/>
-          </w:tcPr>
-          <w:p>
-            <w:pPr>
-              <w:jc w:val="left"/>
-            </w:pPr>
-            <w:r>
-              <w:rPr>
-                <w:rFonts w:ascii="TimeNewRoman" w:hAnsi="TimeNewRoman"/>
-                <w:sz w:val="30"/>
-              </w:rPr>
-              <w:t>27</w:t>
-            </w:r>
-          </w:p>
-        </w:tc>
-        <w:tc>
-          <w:tcPr>
-            <w:tcW w:type="dxa" w:w="1987"/>
-          </w:tcPr>
-          <w:p>
-            <w:pPr>
-              <w:jc w:val="left"/>
-            </w:pPr>
-            <w:r>
-              <w:rPr>
-                <w:rFonts w:ascii="TimeNewRoman" w:hAnsi="TimeNewRoman"/>
-                <w:sz w:val="30"/>
-              </w:rPr>
               <w:t>16</w:t>
             </w:r>
           </w:p>
@@ -804,26 +57,7 @@
                 <w:rFonts w:ascii="TimeNewRoman" w:hAnsi="TimeNewRoman"/>
                 <w:sz w:val="30"/>
               </w:rPr>
-              <w:t>30</w:t>
-            </w:r>
-          </w:p>
-        </w:tc>
-      </w:tr>
-      <w:tr>
-        <w:tc>
-          <w:tcPr>
-            <w:tcW w:type="dxa" w:w="1987"/>
-          </w:tcPr>
-          <w:p>
-            <w:pPr>
-              <w:jc w:val="left"/>
-            </w:pPr>
-            <w:r>
-              <w:rPr>
-                <w:rFonts w:ascii="TimeNewRoman" w:hAnsi="TimeNewRoman"/>
-                <w:sz w:val="30"/>
-              </w:rPr>
-              <w:t>4</w:t>
+              <w:t>46</w:t>
             </w:r>
           </w:p>
         </w:tc>
@@ -840,7 +74,24 @@
                 <w:rFonts w:ascii="TimeNewRoman" w:hAnsi="TimeNewRoman"/>
                 <w:sz w:val="30"/>
               </w:rPr>
-              <w:t>3</w:t>
+              <w:t>13</w:t>
+            </w:r>
+          </w:p>
+        </w:tc>
+        <w:tc>
+          <w:tcPr>
+            <w:tcW w:type="dxa" w:w="1987"/>
+          </w:tcPr>
+          <w:p>
+            <w:pPr>
+              <w:jc w:val="left"/>
+            </w:pPr>
+            <w:r>
+              <w:rPr>
+                <w:rFonts w:ascii="TimeNewRoman" w:hAnsi="TimeNewRoman"/>
+                <w:sz w:val="30"/>
+              </w:rPr>
+              <w:t>37</w:t>
             </w:r>
           </w:p>
         </w:tc>
@@ -861,6 +112,8 @@
             </w:r>
           </w:p>
         </w:tc>
+      </w:tr>
+      <w:tr>
         <w:tc>
           <w:tcPr>
             <w:tcW w:type="dxa" w:w="1987"/>
@@ -874,7 +127,7 @@
                 <w:rFonts w:ascii="TimeNewRoman" w:hAnsi="TimeNewRoman"/>
                 <w:sz w:val="30"/>
               </w:rPr>
-              <w:t>64</w:t>
+              <w:t>74</w:t>
             </w:r>
           </w:p>
         </w:tc>
@@ -891,26 +144,7 @@
                 <w:rFonts w:ascii="TimeNewRoman" w:hAnsi="TimeNewRoman"/>
                 <w:sz w:val="30"/>
               </w:rPr>
-              <w:t>88</w:t>
-            </w:r>
-          </w:p>
-        </w:tc>
-      </w:tr>
-      <w:tr>
-        <w:tc>
-          <w:tcPr>
-            <w:tcW w:type="dxa" w:w="1987"/>
-          </w:tcPr>
-          <w:p>
-            <w:pPr>
-              <w:jc w:val="left"/>
-            </w:pPr>
-            <w:r>
-              <w:rPr>
-                <w:rFonts w:ascii="TimeNewRoman" w:hAnsi="TimeNewRoman"/>
-                <w:sz w:val="30"/>
-              </w:rPr>
-              <w:t>3</w:t>
+              <w:t>37</w:t>
             </w:r>
           </w:p>
         </w:tc>
@@ -927,7 +161,7 @@
                 <w:rFonts w:ascii="TimeNewRoman" w:hAnsi="TimeNewRoman"/>
                 <w:sz w:val="30"/>
               </w:rPr>
-              <w:t>12</w:t>
+              <w:t>62</w:t>
             </w:r>
           </w:p>
         </w:tc>
@@ -961,24 +195,7 @@
                 <w:rFonts w:ascii="TimeNewRoman" w:hAnsi="TimeNewRoman"/>
                 <w:sz w:val="30"/>
               </w:rPr>
-              <w:t>3</w:t>
-            </w:r>
-          </w:p>
-        </w:tc>
-        <w:tc>
-          <w:tcPr>
-            <w:tcW w:type="dxa" w:w="1987"/>
-          </w:tcPr>
-          <w:p>
-            <w:pPr>
-              <w:jc w:val="left"/>
-            </w:pPr>
-            <w:r>
-              <w:rPr>
-                <w:rFonts w:ascii="TimeNewRoman" w:hAnsi="TimeNewRoman"/>
-                <w:sz w:val="30"/>
-              </w:rPr>
-              <w:t>90</w:t>
+              <w:t>63</w:t>
             </w:r>
           </w:p>
         </w:tc>
@@ -997,7 +214,7 @@
                 <w:rFonts w:ascii="TimeNewRoman" w:hAnsi="TimeNewRoman"/>
                 <w:sz w:val="30"/>
               </w:rPr>
-              <w:t>18</w:t>
+              <w:t>40</w:t>
             </w:r>
           </w:p>
         </w:tc>
@@ -1014,7 +231,7 @@
                 <w:rFonts w:ascii="TimeNewRoman" w:hAnsi="TimeNewRoman"/>
                 <w:sz w:val="30"/>
               </w:rPr>
-              <w:t>4</w:t>
+              <w:t>2</w:t>
             </w:r>
           </w:p>
         </w:tc>
@@ -1031,7 +248,7 @@
                 <w:rFonts w:ascii="TimeNewRoman" w:hAnsi="TimeNewRoman"/>
                 <w:sz w:val="30"/>
               </w:rPr>
-              <w:t>32</w:t>
+              <w:t>93</w:t>
             </w:r>
           </w:p>
         </w:tc>
@@ -1048,94 +265,7 @@
                 <w:rFonts w:ascii="TimeNewRoman" w:hAnsi="TimeNewRoman"/>
                 <w:sz w:val="30"/>
               </w:rPr>
-              <w:t>28</w:t>
-            </w:r>
-          </w:p>
-        </w:tc>
-        <w:tc>
-          <w:tcPr>
-            <w:tcW w:type="dxa" w:w="1987"/>
-          </w:tcPr>
-          <w:p>
-            <w:pPr>
-              <w:jc w:val="left"/>
-            </w:pPr>
-            <w:r>
-              <w:rPr>
-                <w:rFonts w:ascii="TimeNewRoman" w:hAnsi="TimeNewRoman"/>
-                <w:sz w:val="30"/>
-              </w:rPr>
-              <w:t>90</w:t>
-            </w:r>
-          </w:p>
-        </w:tc>
-      </w:tr>
-      <w:tr>
-        <w:tc>
-          <w:tcPr>
-            <w:tcW w:type="dxa" w:w="1987"/>
-          </w:tcPr>
-          <w:p>
-            <w:pPr>
-              <w:jc w:val="left"/>
-            </w:pPr>
-            <w:r>
-              <w:rPr>
-                <w:rFonts w:ascii="TimeNewRoman" w:hAnsi="TimeNewRoman"/>
-                <w:sz w:val="30"/>
-              </w:rPr>
-              <w:t>25</w:t>
-            </w:r>
-          </w:p>
-        </w:tc>
-        <w:tc>
-          <w:tcPr>
-            <w:tcW w:type="dxa" w:w="1987"/>
-          </w:tcPr>
-          <w:p>
-            <w:pPr>
-              <w:jc w:val="left"/>
-            </w:pPr>
-            <w:r>
-              <w:rPr>
-                <w:rFonts w:ascii="TimeNewRoman" w:hAnsi="TimeNewRoman"/>
-                <w:sz w:val="30"/>
-              </w:rPr>
-              <w:t>19</w:t>
-            </w:r>
-          </w:p>
-        </w:tc>
-        <w:tc>
-          <w:tcPr>
-            <w:tcW w:type="dxa" w:w="1987"/>
-          </w:tcPr>
-          <w:p>
-            <w:pPr>
-              <w:jc w:val="left"/>
-            </w:pPr>
-            <w:r>
-              <w:rPr>
-                <w:rFonts w:ascii="TimeNewRoman" w:hAnsi="TimeNewRoman"/>
-                <w:sz w:val="30"/>
-              </w:rPr>
-              <w:t>48</w:t>
-            </w:r>
-          </w:p>
-        </w:tc>
-        <w:tc>
-          <w:tcPr>
-            <w:tcW w:type="dxa" w:w="1987"/>
-          </w:tcPr>
-          <w:p>
-            <w:pPr>
-              <w:jc w:val="left"/>
-            </w:pPr>
-            <w:r>
-              <w:rPr>
-                <w:rFonts w:ascii="TimeNewRoman" w:hAnsi="TimeNewRoman"/>
-                <w:sz w:val="30"/>
-              </w:rPr>
-              <w:t>38</w:t>
+              <w:t>22</w:t>
             </w:r>
           </w:p>
         </w:tc>
@@ -1171,7 +301,7 @@
                 <w:rFonts w:ascii="TimeNewRoman" w:hAnsi="TimeNewRoman"/>
                 <w:sz w:val="30"/>
               </w:rPr>
-              <w:t>40</w:t>
+              <w:t>15</w:t>
             </w:r>
           </w:p>
         </w:tc>
@@ -1188,7 +318,7 @@
                 <w:rFonts w:ascii="TimeNewRoman" w:hAnsi="TimeNewRoman"/>
                 <w:sz w:val="30"/>
               </w:rPr>
-              <w:t>27</w:t>
+              <w:t>10</w:t>
             </w:r>
           </w:p>
         </w:tc>
@@ -1205,7 +335,7 @@
                 <w:rFonts w:ascii="TimeNewRoman" w:hAnsi="TimeNewRoman"/>
                 <w:sz w:val="30"/>
               </w:rPr>
-              <w:t>87</w:t>
+              <w:t>50</w:t>
             </w:r>
           </w:p>
         </w:tc>
@@ -1222,7 +352,181 @@
                 <w:rFonts w:ascii="TimeNewRoman" w:hAnsi="TimeNewRoman"/>
                 <w:sz w:val="30"/>
               </w:rPr>
-              <w:t>88</w:t>
+              <w:t>5</w:t>
+            </w:r>
+          </w:p>
+        </w:tc>
+        <w:tc>
+          <w:tcPr>
+            <w:tcW w:type="dxa" w:w="1987"/>
+          </w:tcPr>
+          <w:p>
+            <w:pPr>
+              <w:jc w:val="left"/>
+            </w:pPr>
+            <w:r>
+              <w:rPr>
+                <w:rFonts w:ascii="TimeNewRoman" w:hAnsi="TimeNewRoman"/>
+                <w:sz w:val="30"/>
+              </w:rPr>
+              <w:t>35</w:t>
+            </w:r>
+          </w:p>
+        </w:tc>
+      </w:tr>
+      <w:tr>
+        <w:tc>
+          <w:tcPr>
+            <w:tcW w:type="dxa" w:w="1987"/>
+          </w:tcPr>
+          <w:p>
+            <w:pPr>
+              <w:jc w:val="left"/>
+            </w:pPr>
+            <w:r>
+              <w:rPr>
+                <w:rFonts w:ascii="TimeNewRoman" w:hAnsi="TimeNewRoman"/>
+                <w:sz w:val="30"/>
+              </w:rPr>
+              <w:t>12</w:t>
+            </w:r>
+          </w:p>
+        </w:tc>
+        <w:tc>
+          <w:tcPr>
+            <w:tcW w:type="dxa" w:w="1987"/>
+          </w:tcPr>
+          <w:p>
+            <w:pPr>
+              <w:jc w:val="left"/>
+            </w:pPr>
+            <w:r>
+              <w:rPr>
+                <w:rFonts w:ascii="TimeNewRoman" w:hAnsi="TimeNewRoman"/>
+                <w:sz w:val="30"/>
+              </w:rPr>
+              <w:t>14</w:t>
+            </w:r>
+          </w:p>
+        </w:tc>
+        <w:tc>
+          <w:tcPr>
+            <w:tcW w:type="dxa" w:w="1987"/>
+          </w:tcPr>
+          <w:p>
+            <w:pPr>
+              <w:jc w:val="left"/>
+            </w:pPr>
+            <w:r>
+              <w:rPr>
+                <w:rFonts w:ascii="TimeNewRoman" w:hAnsi="TimeNewRoman"/>
+                <w:sz w:val="30"/>
+              </w:rPr>
+              <w:t>32</w:t>
+            </w:r>
+          </w:p>
+        </w:tc>
+        <w:tc>
+          <w:tcPr>
+            <w:tcW w:type="dxa" w:w="1987"/>
+          </w:tcPr>
+          <w:p>
+            <w:pPr>
+              <w:jc w:val="left"/>
+            </w:pPr>
+            <w:r>
+              <w:rPr>
+                <w:rFonts w:ascii="TimeNewRoman" w:hAnsi="TimeNewRoman"/>
+                <w:sz w:val="30"/>
+              </w:rPr>
+              <w:t>98</w:t>
+            </w:r>
+          </w:p>
+        </w:tc>
+        <w:tc>
+          <w:tcPr>
+            <w:tcW w:type="dxa" w:w="1987"/>
+          </w:tcPr>
+          <w:p>
+            <w:pPr>
+              <w:jc w:val="left"/>
+            </w:pPr>
+            <w:r>
+              <w:rPr>
+                <w:rFonts w:ascii="TimeNewRoman" w:hAnsi="TimeNewRoman"/>
+                <w:sz w:val="30"/>
+              </w:rPr>
+              <w:t>67</w:t>
+            </w:r>
+          </w:p>
+        </w:tc>
+      </w:tr>
+      <w:tr>
+        <w:tc>
+          <w:tcPr>
+            <w:tcW w:type="dxa" w:w="1987"/>
+          </w:tcPr>
+          <w:p>
+            <w:pPr>
+              <w:jc w:val="left"/>
+            </w:pPr>
+            <w:r>
+              <w:rPr>
+                <w:rFonts w:ascii="TimeNewRoman" w:hAnsi="TimeNewRoman"/>
+                <w:sz w:val="30"/>
+              </w:rPr>
+              <w:t>117</w:t>
+            </w:r>
+          </w:p>
+        </w:tc>
+        <w:tc>
+          <w:tcPr>
+            <w:tcW w:type="dxa" w:w="1987"/>
+          </w:tcPr>
+          <w:p>
+            <w:pPr>
+              <w:jc w:val="left"/>
+            </w:pPr>
+            <w:r>
+              <w:rPr>
+                <w:rFonts w:ascii="TimeNewRoman" w:hAnsi="TimeNewRoman"/>
+                <w:sz w:val="30"/>
+              </w:rPr>
+              <w:t>54</w:t>
+            </w:r>
+          </w:p>
+        </w:tc>
+        <w:tc>
+          <w:tcPr>
+            <w:tcW w:type="dxa" w:w="1987"/>
+          </w:tcPr>
+          <w:p>
+            <w:pPr>
+              <w:jc w:val="left"/>
+            </w:pPr>
+            <w:r>
+              <w:rPr>
+                <w:rFonts w:ascii="TimeNewRoman" w:hAnsi="TimeNewRoman"/>
+                <w:sz w:val="30"/>
+              </w:rPr>
+              <w:t>18</w:t>
+            </w:r>
+          </w:p>
+        </w:tc>
+        <w:tc>
+          <w:tcPr>
+            <w:tcW w:type="dxa" w:w="1987"/>
+          </w:tcPr>
+          <w:p>
+            <w:pPr>
+              <w:jc w:val="left"/>
+            </w:pPr>
+            <w:r>
+              <w:rPr>
+                <w:rFonts w:ascii="TimeNewRoman" w:hAnsi="TimeNewRoman"/>
+                <w:sz w:val="30"/>
+              </w:rPr>
+              <w:t>32</w:t>
             </w:r>
           </w:p>
         </w:tc>
@@ -1258,7 +562,7 @@
                 <w:rFonts w:ascii="TimeNewRoman" w:hAnsi="TimeNewRoman"/>
                 <w:sz w:val="30"/>
               </w:rPr>
-              <w:t>210</w:t>
+              <w:t>65</w:t>
             </w:r>
           </w:p>
         </w:tc>
@@ -1275,24 +579,7 @@
                 <w:rFonts w:ascii="TimeNewRoman" w:hAnsi="TimeNewRoman"/>
                 <w:sz w:val="30"/>
               </w:rPr>
-              <w:t>159</w:t>
-            </w:r>
-          </w:p>
-        </w:tc>
-        <w:tc>
-          <w:tcPr>
-            <w:tcW w:type="dxa" w:w="1987"/>
-          </w:tcPr>
-          <w:p>
-            <w:pPr>
-              <w:jc w:val="left"/>
-            </w:pPr>
-            <w:r>
-              <w:rPr>
-                <w:rFonts w:ascii="TimeNewRoman" w:hAnsi="TimeNewRoman"/>
-                <w:sz w:val="30"/>
-              </w:rPr>
-              <w:t>21</w:t>
+              <w:t>26</w:t>
             </w:r>
           </w:p>
         </w:tc>
@@ -1310,6 +597,284 @@
                 <w:sz w:val="30"/>
               </w:rPr>
               <w:t>6</w:t>
+            </w:r>
+          </w:p>
+        </w:tc>
+        <w:tc>
+          <w:tcPr>
+            <w:tcW w:type="dxa" w:w="1987"/>
+          </w:tcPr>
+          <w:p>
+            <w:pPr>
+              <w:jc w:val="left"/>
+            </w:pPr>
+            <w:r>
+              <w:rPr>
+                <w:rFonts w:ascii="TimeNewRoman" w:hAnsi="TimeNewRoman"/>
+                <w:sz w:val="30"/>
+              </w:rPr>
+              <w:t>139</w:t>
+            </w:r>
+          </w:p>
+        </w:tc>
+        <w:tc>
+          <w:tcPr>
+            <w:tcW w:type="dxa" w:w="1987"/>
+          </w:tcPr>
+          <w:p>
+            <w:pPr>
+              <w:jc w:val="left"/>
+            </w:pPr>
+            <w:r>
+              <w:rPr>
+                <w:rFonts w:ascii="TimeNewRoman" w:hAnsi="TimeNewRoman"/>
+                <w:sz w:val="30"/>
+              </w:rPr>
+              <w:t>8</w:t>
+            </w:r>
+          </w:p>
+        </w:tc>
+      </w:tr>
+      <w:tr>
+        <w:tc>
+          <w:tcPr>
+            <w:tcW w:type="dxa" w:w="1987"/>
+          </w:tcPr>
+          <w:p>
+            <w:pPr>
+              <w:jc w:val="left"/>
+            </w:pPr>
+            <w:r>
+              <w:rPr>
+                <w:rFonts w:ascii="TimeNewRoman" w:hAnsi="TimeNewRoman"/>
+                <w:sz w:val="30"/>
+              </w:rPr>
+              <w:t>82</w:t>
+            </w:r>
+          </w:p>
+        </w:tc>
+        <w:tc>
+          <w:tcPr>
+            <w:tcW w:type="dxa" w:w="1987"/>
+          </w:tcPr>
+          <w:p>
+            <w:pPr>
+              <w:jc w:val="left"/>
+            </w:pPr>
+            <w:r>
+              <w:rPr>
+                <w:rFonts w:ascii="TimeNewRoman" w:hAnsi="TimeNewRoman"/>
+                <w:sz w:val="30"/>
+              </w:rPr>
+              <w:t>96</w:t>
+            </w:r>
+          </w:p>
+        </w:tc>
+        <w:tc>
+          <w:tcPr>
+            <w:tcW w:type="dxa" w:w="1987"/>
+          </w:tcPr>
+          <w:p>
+            <w:pPr>
+              <w:jc w:val="left"/>
+            </w:pPr>
+            <w:r>
+              <w:rPr>
+                <w:rFonts w:ascii="TimeNewRoman" w:hAnsi="TimeNewRoman"/>
+                <w:sz w:val="30"/>
+              </w:rPr>
+              <w:t>10</w:t>
+            </w:r>
+          </w:p>
+        </w:tc>
+        <w:tc>
+          <w:tcPr>
+            <w:tcW w:type="dxa" w:w="1987"/>
+          </w:tcPr>
+          <w:p>
+            <w:pPr>
+              <w:jc w:val="left"/>
+            </w:pPr>
+            <w:r>
+              <w:rPr>
+                <w:rFonts w:ascii="TimeNewRoman" w:hAnsi="TimeNewRoman"/>
+                <w:sz w:val="30"/>
+              </w:rPr>
+              <w:t>28</w:t>
+            </w:r>
+          </w:p>
+        </w:tc>
+        <w:tc>
+          <w:tcPr>
+            <w:tcW w:type="dxa" w:w="1987"/>
+          </w:tcPr>
+          <w:p>
+            <w:pPr>
+              <w:jc w:val="left"/>
+            </w:pPr>
+            <w:r>
+              <w:rPr>
+                <w:rFonts w:ascii="TimeNewRoman" w:hAnsi="TimeNewRoman"/>
+                <w:sz w:val="30"/>
+              </w:rPr>
+              <w:t>96</w:t>
+            </w:r>
+          </w:p>
+        </w:tc>
+      </w:tr>
+      <w:tr>
+        <w:tc>
+          <w:tcPr>
+            <w:tcW w:type="dxa" w:w="1987"/>
+          </w:tcPr>
+          <w:p>
+            <w:pPr>
+              <w:jc w:val="left"/>
+            </w:pPr>
+            <w:r>
+              <w:rPr>
+                <w:rFonts w:ascii="TimeNewRoman" w:hAnsi="TimeNewRoman"/>
+                <w:sz w:val="30"/>
+              </w:rPr>
+              <w:t>146</w:t>
+            </w:r>
+          </w:p>
+        </w:tc>
+        <w:tc>
+          <w:tcPr>
+            <w:tcW w:type="dxa" w:w="1987"/>
+          </w:tcPr>
+          <w:p>
+            <w:pPr>
+              <w:jc w:val="left"/>
+            </w:pPr>
+            <w:r>
+              <w:rPr>
+                <w:rFonts w:ascii="TimeNewRoman" w:hAnsi="TimeNewRoman"/>
+                <w:sz w:val="30"/>
+              </w:rPr>
+              <w:t>7</w:t>
+            </w:r>
+          </w:p>
+        </w:tc>
+        <w:tc>
+          <w:tcPr>
+            <w:tcW w:type="dxa" w:w="1987"/>
+          </w:tcPr>
+          <w:p>
+            <w:pPr>
+              <w:jc w:val="left"/>
+            </w:pPr>
+            <w:r>
+              <w:rPr>
+                <w:rFonts w:ascii="TimeNewRoman" w:hAnsi="TimeNewRoman"/>
+                <w:sz w:val="30"/>
+              </w:rPr>
+              <w:t>7</w:t>
+            </w:r>
+          </w:p>
+        </w:tc>
+        <w:tc>
+          <w:tcPr>
+            <w:tcW w:type="dxa" w:w="1987"/>
+          </w:tcPr>
+          <w:p>
+            <w:pPr>
+              <w:jc w:val="left"/>
+            </w:pPr>
+            <w:r>
+              <w:rPr>
+                <w:rFonts w:ascii="TimeNewRoman" w:hAnsi="TimeNewRoman"/>
+                <w:sz w:val="30"/>
+              </w:rPr>
+              <w:t>24</w:t>
+            </w:r>
+          </w:p>
+        </w:tc>
+        <w:tc>
+          <w:tcPr>
+            <w:tcW w:type="dxa" w:w="1987"/>
+          </w:tcPr>
+          <w:p>
+            <w:pPr>
+              <w:jc w:val="left"/>
+            </w:pPr>
+            <w:r>
+              <w:rPr>
+                <w:rFonts w:ascii="TimeNewRoman" w:hAnsi="TimeNewRoman"/>
+                <w:sz w:val="30"/>
+              </w:rPr>
+              <w:t>20</w:t>
+            </w:r>
+          </w:p>
+        </w:tc>
+      </w:tr>
+      <w:tr>
+        <w:tc>
+          <w:tcPr>
+            <w:tcW w:type="dxa" w:w="1987"/>
+          </w:tcPr>
+          <w:p>
+            <w:pPr>
+              <w:jc w:val="left"/>
+            </w:pPr>
+            <w:r>
+              <w:rPr>
+                <w:rFonts w:ascii="TimeNewRoman" w:hAnsi="TimeNewRoman"/>
+                <w:sz w:val="30"/>
+              </w:rPr>
+              <w:t>136</w:t>
+            </w:r>
+          </w:p>
+        </w:tc>
+        <w:tc>
+          <w:tcPr>
+            <w:tcW w:type="dxa" w:w="1987"/>
+          </w:tcPr>
+          <w:p>
+            <w:pPr>
+              <w:jc w:val="left"/>
+            </w:pPr>
+            <w:r>
+              <w:rPr>
+                <w:rFonts w:ascii="TimeNewRoman" w:hAnsi="TimeNewRoman"/>
+                <w:sz w:val="30"/>
+              </w:rPr>
+              <w:t>53</w:t>
+            </w:r>
+          </w:p>
+        </w:tc>
+        <w:tc>
+          <w:tcPr>
+            <w:tcW w:type="dxa" w:w="1987"/>
+          </w:tcPr>
+          <w:p>
+            <w:pPr>
+              <w:jc w:val="left"/>
+            </w:pPr>
+            <w:r>
+              <w:rPr>
+                <w:rFonts w:ascii="TimeNewRoman" w:hAnsi="TimeNewRoman"/>
+                <w:sz w:val="30"/>
+              </w:rPr>
+              <w:t>28</w:t>
+            </w:r>
+          </w:p>
+        </w:tc>
+        <w:tc>
+          <w:tcPr>
+            <w:tcW w:type="dxa" w:w="1987"/>
+          </w:tcPr>
+          <w:p>
+            <w:pPr>
+              <w:jc w:val="left"/>
+            </w:pPr>
+            <w:r>
+              <w:rPr>
+                <w:rFonts w:ascii="TimeNewRoman" w:hAnsi="TimeNewRoman"/>
+                <w:sz w:val="30"/>
+              </w:rPr>
+              <w:t>4</w:t>
             </w:r>
           </w:p>
         </w:tc>
@@ -1362,150 +927,10 @@
                 <w:rFonts w:ascii="TimeNewRoman" w:hAnsi="TimeNewRoman"/>
                 <w:sz w:val="30"/>
               </w:rPr>
-              <w:t>61</w:t>
+              <w:t>85</w:t>
             </w:r>
           </w:p>
         </w:tc>
-        <w:tc>
-          <w:tcPr>
-            <w:tcW w:type="dxa" w:w="1987"/>
-          </w:tcPr>
-          <w:p>
-            <w:pPr>
-              <w:jc w:val="left"/>
-            </w:pPr>
-            <w:r>
-              <w:rPr>
-                <w:rFonts w:ascii="TimeNewRoman" w:hAnsi="TimeNewRoman"/>
-                <w:sz w:val="30"/>
-              </w:rPr>
-              <w:t>181</w:t>
-            </w:r>
-          </w:p>
-        </w:tc>
-        <w:tc>
-          <w:tcPr>
-            <w:tcW w:type="dxa" w:w="1987"/>
-          </w:tcPr>
-          <w:p>
-            <w:pPr>
-              <w:jc w:val="left"/>
-            </w:pPr>
-            <w:r>
-              <w:rPr>
-                <w:rFonts w:ascii="TimeNewRoman" w:hAnsi="TimeNewRoman"/>
-                <w:sz w:val="30"/>
-              </w:rPr>
-              <w:t>4</w:t>
-            </w:r>
-          </w:p>
-        </w:tc>
-        <w:tc>
-          <w:tcPr>
-            <w:tcW w:type="dxa" w:w="1987"/>
-          </w:tcPr>
-          <w:p>
-            <w:pPr>
-              <w:jc w:val="left"/>
-            </w:pPr>
-            <w:r>
-              <w:rPr>
-                <w:rFonts w:ascii="TimeNewRoman" w:hAnsi="TimeNewRoman"/>
-                <w:sz w:val="30"/>
-              </w:rPr>
-              <w:t>36</w:t>
-            </w:r>
-          </w:p>
-        </w:tc>
-      </w:tr>
-      <w:tr>
-        <w:tc>
-          <w:tcPr>
-            <w:tcW w:type="dxa" w:w="1987"/>
-          </w:tcPr>
-          <w:p>
-            <w:pPr>
-              <w:jc w:val="left"/>
-            </w:pPr>
-            <w:r>
-              <w:rPr>
-                <w:rFonts w:ascii="TimeNewRoman" w:hAnsi="TimeNewRoman"/>
-                <w:sz w:val="30"/>
-              </w:rPr>
-              <w:t>15</w:t>
-            </w:r>
-          </w:p>
-        </w:tc>
-        <w:tc>
-          <w:tcPr>
-            <w:tcW w:type="dxa" w:w="1987"/>
-          </w:tcPr>
-          <w:p>
-            <w:pPr>
-              <w:jc w:val="left"/>
-            </w:pPr>
-            <w:r>
-              <w:rPr>
-                <w:rFonts w:ascii="TimeNewRoman" w:hAnsi="TimeNewRoman"/>
-                <w:sz w:val="30"/>
-              </w:rPr>
-              <w:t>98</w:t>
-            </w:r>
-          </w:p>
-        </w:tc>
-        <w:tc>
-          <w:tcPr>
-            <w:tcW w:type="dxa" w:w="1987"/>
-          </w:tcPr>
-          <w:p>
-            <w:pPr>
-              <w:jc w:val="left"/>
-            </w:pPr>
-            <w:r>
-              <w:rPr>
-                <w:rFonts w:ascii="TimeNewRoman" w:hAnsi="TimeNewRoman"/>
-                <w:sz w:val="30"/>
-              </w:rPr>
-              <w:t>20</w:t>
-            </w:r>
-          </w:p>
-        </w:tc>
-        <w:tc>
-          <w:tcPr>
-            <w:tcW w:type="dxa" w:w="1987"/>
-          </w:tcPr>
-          <w:p>
-            <w:pPr>
-              <w:jc w:val="left"/>
-            </w:pPr>
-            <w:r>
-              <w:rPr>
-                <w:rFonts w:ascii="TimeNewRoman" w:hAnsi="TimeNewRoman"/>
-                <w:sz w:val="30"/>
-              </w:rPr>
-              <w:t>145</w:t>
-            </w:r>
-          </w:p>
-        </w:tc>
-        <w:tc>
-          <w:tcPr>
-            <w:tcW w:type="dxa" w:w="1987"/>
-          </w:tcPr>
-          <w:p>
-            <w:pPr>
-              <w:jc w:val="left"/>
-            </w:pPr>
-            <w:r>
-              <w:rPr>
-                <w:rFonts w:ascii="TimeNewRoman" w:hAnsi="TimeNewRoman"/>
-                <w:sz w:val="30"/>
-              </w:rPr>
-              <w:t>96</w:t>
-            </w:r>
-          </w:p>
-        </w:tc>
-      </w:tr>
-      <w:tr>
         <w:tc>
           <w:tcPr>
             <w:tcW w:type="dxa" w:w="1987"/>
@@ -1536,24 +961,7 @@
                 <w:rFonts w:ascii="TimeNewRoman" w:hAnsi="TimeNewRoman"/>
                 <w:sz w:val="30"/>
               </w:rPr>
-              <w:t>25</w:t>
-            </w:r>
-          </w:p>
-        </w:tc>
-        <w:tc>
-          <w:tcPr>
-            <w:tcW w:type="dxa" w:w="1987"/>
-          </w:tcPr>
-          <w:p>
-            <w:pPr>
-              <w:jc w:val="left"/>
-            </w:pPr>
-            <w:r>
-              <w:rPr>
-                <w:rFonts w:ascii="TimeNewRoman" w:hAnsi="TimeNewRoman"/>
-                <w:sz w:val="30"/>
-              </w:rPr>
-              <w:t>90</w:t>
+              <w:t>5</w:t>
             </w:r>
           </w:p>
         </w:tc>
@@ -1574,6 +982,8 @@
             </w:r>
           </w:p>
         </w:tc>
+      </w:tr>
+      <w:tr>
         <w:tc>
           <w:tcPr>
             <w:tcW w:type="dxa" w:w="1987"/>
@@ -1587,7 +997,75 @@
                 <w:rFonts w:ascii="TimeNewRoman" w:hAnsi="TimeNewRoman"/>
                 <w:sz w:val="30"/>
               </w:rPr>
-              <w:t>27</w:t>
+              <w:t>66</w:t>
+            </w:r>
+          </w:p>
+        </w:tc>
+        <w:tc>
+          <w:tcPr>
+            <w:tcW w:type="dxa" w:w="1987"/>
+          </w:tcPr>
+          <w:p>
+            <w:pPr>
+              <w:jc w:val="left"/>
+            </w:pPr>
+            <w:r>
+              <w:rPr>
+                <w:rFonts w:ascii="TimeNewRoman" w:hAnsi="TimeNewRoman"/>
+                <w:sz w:val="30"/>
+              </w:rPr>
+              <w:t>213</w:t>
+            </w:r>
+          </w:p>
+        </w:tc>
+        <w:tc>
+          <w:tcPr>
+            <w:tcW w:type="dxa" w:w="1987"/>
+          </w:tcPr>
+          <w:p>
+            <w:pPr>
+              <w:jc w:val="left"/>
+            </w:pPr>
+            <w:r>
+              <w:rPr>
+                <w:rFonts w:ascii="TimeNewRoman" w:hAnsi="TimeNewRoman"/>
+                <w:sz w:val="30"/>
+              </w:rPr>
+              <w:t>7</w:t>
+            </w:r>
+          </w:p>
+        </w:tc>
+        <w:tc>
+          <w:tcPr>
+            <w:tcW w:type="dxa" w:w="1987"/>
+          </w:tcPr>
+          <w:p>
+            <w:pPr>
+              <w:jc w:val="left"/>
+            </w:pPr>
+            <w:r>
+              <w:rPr>
+                <w:rFonts w:ascii="TimeNewRoman" w:hAnsi="TimeNewRoman"/>
+                <w:sz w:val="30"/>
+              </w:rPr>
+              <w:t>211</w:t>
+            </w:r>
+          </w:p>
+        </w:tc>
+        <w:tc>
+          <w:tcPr>
+            <w:tcW w:type="dxa" w:w="1987"/>
+          </w:tcPr>
+          <w:p>
+            <w:pPr>
+              <w:jc w:val="left"/>
+            </w:pPr>
+            <w:r>
+              <w:rPr>
+                <w:rFonts w:ascii="TimeNewRoman" w:hAnsi="TimeNewRoman"/>
+                <w:sz w:val="30"/>
+              </w:rPr>
+              <w:t>76</w:t>
             </w:r>
           </w:p>
         </w:tc>
@@ -1606,10 +1084,167 @@
                 <w:rFonts w:ascii="TimeNewRoman" w:hAnsi="TimeNewRoman"/>
                 <w:sz w:val="30"/>
               </w:rPr>
-              <w:t>15</w:t>
+              <w:t>56</w:t>
             </w:r>
           </w:p>
         </w:tc>
+        <w:tc>
+          <w:tcPr>
+            <w:tcW w:type="dxa" w:w="1987"/>
+          </w:tcPr>
+          <w:p>
+            <w:pPr>
+              <w:jc w:val="left"/>
+            </w:pPr>
+            <w:r>
+              <w:rPr>
+                <w:rFonts w:ascii="TimeNewRoman" w:hAnsi="TimeNewRoman"/>
+                <w:sz w:val="30"/>
+              </w:rPr>
+              <w:t>215</w:t>
+            </w:r>
+          </w:p>
+        </w:tc>
+        <w:tc>
+          <w:tcPr>
+            <w:tcW w:type="dxa" w:w="1987"/>
+          </w:tcPr>
+          <w:p>
+            <w:pPr>
+              <w:jc w:val="left"/>
+            </w:pPr>
+            <w:r>
+              <w:rPr>
+                <w:rFonts w:ascii="TimeNewRoman" w:hAnsi="TimeNewRoman"/>
+                <w:sz w:val="30"/>
+              </w:rPr>
+              <w:t>51</w:t>
+            </w:r>
+          </w:p>
+        </w:tc>
+        <w:tc>
+          <w:tcPr>
+            <w:tcW w:type="dxa" w:w="1987"/>
+          </w:tcPr>
+          <w:p>
+            <w:pPr>
+              <w:jc w:val="left"/>
+            </w:pPr>
+            <w:r>
+              <w:rPr>
+                <w:rFonts w:ascii="TimeNewRoman" w:hAnsi="TimeNewRoman"/>
+                <w:sz w:val="30"/>
+              </w:rPr>
+              <w:t>46</w:t>
+            </w:r>
+          </w:p>
+        </w:tc>
+        <w:tc>
+          <w:tcPr>
+            <w:tcW w:type="dxa" w:w="1987"/>
+          </w:tcPr>
+          <w:p>
+            <w:pPr>
+              <w:jc w:val="left"/>
+            </w:pPr>
+            <w:r>
+              <w:rPr>
+                <w:rFonts w:ascii="TimeNewRoman" w:hAnsi="TimeNewRoman"/>
+                <w:sz w:val="30"/>
+              </w:rPr>
+              <w:t>16</w:t>
+            </w:r>
+          </w:p>
+        </w:tc>
+      </w:tr>
+      <w:tr>
+        <w:tc>
+          <w:tcPr>
+            <w:tcW w:type="dxa" w:w="1987"/>
+          </w:tcPr>
+          <w:p>
+            <w:pPr>
+              <w:jc w:val="left"/>
+            </w:pPr>
+            <w:r>
+              <w:rPr>
+                <w:rFonts w:ascii="TimeNewRoman" w:hAnsi="TimeNewRoman"/>
+                <w:sz w:val="30"/>
+              </w:rPr>
+              <w:t>25</w:t>
+            </w:r>
+          </w:p>
+        </w:tc>
+        <w:tc>
+          <w:tcPr>
+            <w:tcW w:type="dxa" w:w="1987"/>
+          </w:tcPr>
+          <w:p>
+            <w:pPr>
+              <w:jc w:val="left"/>
+            </w:pPr>
+            <w:r>
+              <w:rPr>
+                <w:rFonts w:ascii="TimeNewRoman" w:hAnsi="TimeNewRoman"/>
+                <w:sz w:val="30"/>
+              </w:rPr>
+              <w:t>35</w:t>
+            </w:r>
+          </w:p>
+        </w:tc>
+        <w:tc>
+          <w:tcPr>
+            <w:tcW w:type="dxa" w:w="1987"/>
+          </w:tcPr>
+          <w:p>
+            <w:pPr>
+              <w:jc w:val="left"/>
+            </w:pPr>
+            <w:r>
+              <w:rPr>
+                <w:rFonts w:ascii="TimeNewRoman" w:hAnsi="TimeNewRoman"/>
+                <w:sz w:val="30"/>
+              </w:rPr>
+              <w:t>59</w:t>
+            </w:r>
+          </w:p>
+        </w:tc>
+        <w:tc>
+          <w:tcPr>
+            <w:tcW w:type="dxa" w:w="1987"/>
+          </w:tcPr>
+          <w:p>
+            <w:pPr>
+              <w:jc w:val="left"/>
+            </w:pPr>
+            <w:r>
+              <w:rPr>
+                <w:rFonts w:ascii="TimeNewRoman" w:hAnsi="TimeNewRoman"/>
+                <w:sz w:val="30"/>
+              </w:rPr>
+              <w:t>48</w:t>
+            </w:r>
+          </w:p>
+        </w:tc>
+        <w:tc>
+          <w:tcPr>
+            <w:tcW w:type="dxa" w:w="1987"/>
+          </w:tcPr>
+          <w:p>
+            <w:pPr>
+              <w:jc w:val="left"/>
+            </w:pPr>
+            <w:r>
+              <w:rPr>
+                <w:rFonts w:ascii="TimeNewRoman" w:hAnsi="TimeNewRoman"/>
+                <w:sz w:val="30"/>
+              </w:rPr>
+              <w:t>48</w:t>
+            </w:r>
+          </w:p>
+        </w:tc>
+      </w:tr>
+      <w:tr>
         <w:tc>
           <w:tcPr>
             <w:tcW w:type="dxa" w:w="1987"/>
@@ -1640,7 +1275,7 @@
                 <w:rFonts w:ascii="TimeNewRoman" w:hAnsi="TimeNewRoman"/>
                 <w:sz w:val="30"/>
               </w:rPr>
-              <w:t>6</w:t>
+              <w:t>133</w:t>
             </w:r>
           </w:p>
         </w:tc>
@@ -1657,7 +1292,7 @@
                 <w:rFonts w:ascii="TimeNewRoman" w:hAnsi="TimeNewRoman"/>
                 <w:sz w:val="30"/>
               </w:rPr>
-              <w:t>17</w:t>
+              <w:t>3</w:t>
             </w:r>
           </w:p>
         </w:tc>
@@ -1674,7 +1309,24 @@
                 <w:rFonts w:ascii="TimeNewRoman" w:hAnsi="TimeNewRoman"/>
                 <w:sz w:val="30"/>
               </w:rPr>
-              <w:t>49</w:t>
+              <w:t>42</w:t>
+            </w:r>
+          </w:p>
+        </w:tc>
+        <w:tc>
+          <w:tcPr>
+            <w:tcW w:type="dxa" w:w="1987"/>
+          </w:tcPr>
+          <w:p>
+            <w:pPr>
+              <w:jc w:val="left"/>
+            </w:pPr>
+            <w:r>
+              <w:rPr>
+                <w:rFonts w:ascii="TimeNewRoman" w:hAnsi="TimeNewRoman"/>
+                <w:sz w:val="30"/>
+              </w:rPr>
+              <w:t>45</w:t>
             </w:r>
           </w:p>
         </w:tc>
@@ -1710,7 +1362,355 @@
                 <w:rFonts w:ascii="TimeNewRoman" w:hAnsi="TimeNewRoman"/>
                 <w:sz w:val="30"/>
               </w:rPr>
-              <w:t>82</w:t>
+              <w:t>8</w:t>
+            </w:r>
+          </w:p>
+        </w:tc>
+        <w:tc>
+          <w:tcPr>
+            <w:tcW w:type="dxa" w:w="1987"/>
+          </w:tcPr>
+          <w:p>
+            <w:pPr>
+              <w:jc w:val="left"/>
+            </w:pPr>
+            <w:r>
+              <w:rPr>
+                <w:rFonts w:ascii="TimeNewRoman" w:hAnsi="TimeNewRoman"/>
+                <w:sz w:val="30"/>
+              </w:rPr>
+              <w:t>3</w:t>
+            </w:r>
+          </w:p>
+        </w:tc>
+        <w:tc>
+          <w:tcPr>
+            <w:tcW w:type="dxa" w:w="1987"/>
+          </w:tcPr>
+          <w:p>
+            <w:pPr>
+              <w:jc w:val="left"/>
+            </w:pPr>
+            <w:r>
+              <w:rPr>
+                <w:rFonts w:ascii="TimeNewRoman" w:hAnsi="TimeNewRoman"/>
+                <w:sz w:val="30"/>
+              </w:rPr>
+              <w:t>83</w:t>
+            </w:r>
+          </w:p>
+        </w:tc>
+        <w:tc>
+          <w:tcPr>
+            <w:tcW w:type="dxa" w:w="1987"/>
+          </w:tcPr>
+          <w:p>
+            <w:pPr>
+              <w:jc w:val="left"/>
+            </w:pPr>
+            <w:r>
+              <w:rPr>
+                <w:rFonts w:ascii="TimeNewRoman" w:hAnsi="TimeNewRoman"/>
+                <w:sz w:val="30"/>
+              </w:rPr>
+              <w:t>30</w:t>
+            </w:r>
+          </w:p>
+        </w:tc>
+      </w:tr>
+      <w:tr>
+        <w:tc>
+          <w:tcPr>
+            <w:tcW w:type="dxa" w:w="1987"/>
+          </w:tcPr>
+          <w:p>
+            <w:pPr>
+              <w:jc w:val="left"/>
+            </w:pPr>
+            <w:r>
+              <w:rPr>
+                <w:rFonts w:ascii="TimeNewRoman" w:hAnsi="TimeNewRoman"/>
+                <w:sz w:val="30"/>
+              </w:rPr>
+              <w:t>7</w:t>
+            </w:r>
+          </w:p>
+        </w:tc>
+        <w:tc>
+          <w:tcPr>
+            <w:tcW w:type="dxa" w:w="1987"/>
+          </w:tcPr>
+          <w:p>
+            <w:pPr>
+              <w:jc w:val="left"/>
+            </w:pPr>
+            <w:r>
+              <w:rPr>
+                <w:rFonts w:ascii="TimeNewRoman" w:hAnsi="TimeNewRoman"/>
+                <w:sz w:val="30"/>
+              </w:rPr>
+              <w:t>32</w:t>
+            </w:r>
+          </w:p>
+        </w:tc>
+        <w:tc>
+          <w:tcPr>
+            <w:tcW w:type="dxa" w:w="1987"/>
+          </w:tcPr>
+          <w:p>
+            <w:pPr>
+              <w:jc w:val="left"/>
+            </w:pPr>
+            <w:r>
+              <w:rPr>
+                <w:rFonts w:ascii="TimeNewRoman" w:hAnsi="TimeNewRoman"/>
+                <w:sz w:val="30"/>
+              </w:rPr>
+              <w:t>60</w:t>
+            </w:r>
+          </w:p>
+        </w:tc>
+        <w:tc>
+          <w:tcPr>
+            <w:tcW w:type="dxa" w:w="1987"/>
+          </w:tcPr>
+          <w:p>
+            <w:pPr>
+              <w:jc w:val="left"/>
+            </w:pPr>
+            <w:r>
+              <w:rPr>
+                <w:rFonts w:ascii="TimeNewRoman" w:hAnsi="TimeNewRoman"/>
+                <w:sz w:val="30"/>
+              </w:rPr>
+              <w:t>173</w:t>
+            </w:r>
+          </w:p>
+        </w:tc>
+        <w:tc>
+          <w:tcPr>
+            <w:tcW w:type="dxa" w:w="1987"/>
+          </w:tcPr>
+          <w:p>
+            <w:pPr>
+              <w:jc w:val="left"/>
+            </w:pPr>
+            <w:r>
+              <w:rPr>
+                <w:rFonts w:ascii="TimeNewRoman" w:hAnsi="TimeNewRoman"/>
+                <w:sz w:val="30"/>
+              </w:rPr>
+              <w:t>90</w:t>
+            </w:r>
+          </w:p>
+        </w:tc>
+      </w:tr>
+      <w:tr>
+        <w:tc>
+          <w:tcPr>
+            <w:tcW w:type="dxa" w:w="1987"/>
+          </w:tcPr>
+          <w:p>
+            <w:pPr>
+              <w:jc w:val="left"/>
+            </w:pPr>
+            <w:r>
+              <w:rPr>
+                <w:rFonts w:ascii="TimeNewRoman" w:hAnsi="TimeNewRoman"/>
+                <w:sz w:val="30"/>
+              </w:rPr>
+              <w:t>11</w:t>
+            </w:r>
+          </w:p>
+        </w:tc>
+        <w:tc>
+          <w:tcPr>
+            <w:tcW w:type="dxa" w:w="1987"/>
+          </w:tcPr>
+          <w:p>
+            <w:pPr>
+              <w:jc w:val="left"/>
+            </w:pPr>
+            <w:r>
+              <w:rPr>
+                <w:rFonts w:ascii="TimeNewRoman" w:hAnsi="TimeNewRoman"/>
+                <w:sz w:val="30"/>
+              </w:rPr>
+              <w:t>230</w:t>
+            </w:r>
+          </w:p>
+        </w:tc>
+        <w:tc>
+          <w:tcPr>
+            <w:tcW w:type="dxa" w:w="1987"/>
+          </w:tcPr>
+          <w:p>
+            <w:pPr>
+              <w:jc w:val="left"/>
+            </w:pPr>
+            <w:r>
+              <w:rPr>
+                <w:rFonts w:ascii="TimeNewRoman" w:hAnsi="TimeNewRoman"/>
+                <w:sz w:val="30"/>
+              </w:rPr>
+              <w:t>6</w:t>
+            </w:r>
+          </w:p>
+        </w:tc>
+        <w:tc>
+          <w:tcPr>
+            <w:tcW w:type="dxa" w:w="1987"/>
+          </w:tcPr>
+          <w:p>
+            <w:pPr>
+              <w:jc w:val="left"/>
+            </w:pPr>
+            <w:r>
+              <w:rPr>
+                <w:rFonts w:ascii="TimeNewRoman" w:hAnsi="TimeNewRoman"/>
+                <w:sz w:val="30"/>
+              </w:rPr>
+              <w:t>208</w:t>
+            </w:r>
+          </w:p>
+        </w:tc>
+        <w:tc>
+          <w:tcPr>
+            <w:tcW w:type="dxa" w:w="1987"/>
+          </w:tcPr>
+          <w:p>
+            <w:pPr>
+              <w:jc w:val="left"/>
+            </w:pPr>
+            <w:r>
+              <w:rPr>
+                <w:rFonts w:ascii="TimeNewRoman" w:hAnsi="TimeNewRoman"/>
+                <w:sz w:val="30"/>
+              </w:rPr>
+              <w:t>40</w:t>
+            </w:r>
+          </w:p>
+        </w:tc>
+      </w:tr>
+      <w:tr>
+        <w:tc>
+          <w:tcPr>
+            <w:tcW w:type="dxa" w:w="1987"/>
+          </w:tcPr>
+          <w:p>
+            <w:pPr>
+              <w:jc w:val="left"/>
+            </w:pPr>
+            <w:r>
+              <w:rPr>
+                <w:rFonts w:ascii="TimeNewRoman" w:hAnsi="TimeNewRoman"/>
+                <w:sz w:val="30"/>
+              </w:rPr>
+              <w:t>6</w:t>
+            </w:r>
+          </w:p>
+        </w:tc>
+        <w:tc>
+          <w:tcPr>
+            <w:tcW w:type="dxa" w:w="1987"/>
+          </w:tcPr>
+          <w:p>
+            <w:pPr>
+              <w:jc w:val="left"/>
+            </w:pPr>
+            <w:r>
+              <w:rPr>
+                <w:rFonts w:ascii="TimeNewRoman" w:hAnsi="TimeNewRoman"/>
+                <w:sz w:val="30"/>
+              </w:rPr>
+              <w:t>191</w:t>
+            </w:r>
+          </w:p>
+        </w:tc>
+        <w:tc>
+          <w:tcPr>
+            <w:tcW w:type="dxa" w:w="1987"/>
+          </w:tcPr>
+          <w:p>
+            <w:pPr>
+              <w:jc w:val="left"/>
+            </w:pPr>
+            <w:r>
+              <w:rPr>
+                <w:rFonts w:ascii="TimeNewRoman" w:hAnsi="TimeNewRoman"/>
+                <w:sz w:val="30"/>
+              </w:rPr>
+              <w:t>161</w:t>
+            </w:r>
+          </w:p>
+        </w:tc>
+        <w:tc>
+          <w:tcPr>
+            <w:tcW w:type="dxa" w:w="1987"/>
+          </w:tcPr>
+          <w:p>
+            <w:pPr>
+              <w:jc w:val="left"/>
+            </w:pPr>
+            <w:r>
+              <w:rPr>
+                <w:rFonts w:ascii="TimeNewRoman" w:hAnsi="TimeNewRoman"/>
+                <w:sz w:val="30"/>
+              </w:rPr>
+              <w:t>145</w:t>
+            </w:r>
+          </w:p>
+        </w:tc>
+        <w:tc>
+          <w:tcPr>
+            <w:tcW w:type="dxa" w:w="1987"/>
+          </w:tcPr>
+          <w:p>
+            <w:pPr>
+              <w:jc w:val="left"/>
+            </w:pPr>
+            <w:r>
+              <w:rPr>
+                <w:rFonts w:ascii="TimeNewRoman" w:hAnsi="TimeNewRoman"/>
+                <w:sz w:val="30"/>
+              </w:rPr>
+              <w:t>72</w:t>
+            </w:r>
+          </w:p>
+        </w:tc>
+      </w:tr>
+      <w:tr>
+        <w:tc>
+          <w:tcPr>
+            <w:tcW w:type="dxa" w:w="1987"/>
+          </w:tcPr>
+          <w:p>
+            <w:pPr>
+              <w:jc w:val="left"/>
+            </w:pPr>
+            <w:r>
+              <w:rPr>
+                <w:rFonts w:ascii="TimeNewRoman" w:hAnsi="TimeNewRoman"/>
+                <w:sz w:val="30"/>
+              </w:rPr>
+              <w:t>57</w:t>
+            </w:r>
+          </w:p>
+        </w:tc>
+        <w:tc>
+          <w:tcPr>
+            <w:tcW w:type="dxa" w:w="1987"/>
+          </w:tcPr>
+          <w:p>
+            <w:pPr>
+              <w:jc w:val="left"/>
+            </w:pPr>
+            <w:r>
+              <w:rPr>
+                <w:rFonts w:ascii="TimeNewRoman" w:hAnsi="TimeNewRoman"/>
+                <w:sz w:val="30"/>
+              </w:rPr>
+              <w:t>20</w:t>
             </w:r>
           </w:p>
         </w:tc>
@@ -1744,7 +1744,7 @@
                 <w:rFonts w:ascii="TimeNewRoman" w:hAnsi="TimeNewRoman"/>
                 <w:sz w:val="30"/>
               </w:rPr>
-              <w:t>80</w:t>
+              <w:t>18</w:t>
             </w:r>
           </w:p>
         </w:tc>
@@ -1761,7 +1761,7 @@
                 <w:rFonts w:ascii="TimeNewRoman" w:hAnsi="TimeNewRoman"/>
                 <w:sz w:val="30"/>
               </w:rPr>
-              <w:t>60</w:t>
+              <w:t>16</w:t>
             </w:r>
           </w:p>
         </w:tc>

--- a/answers-of-mixed.docx
+++ b/answers-of-mixed.docx
@@ -11,7 +11,7 @@
           <w:rFonts w:ascii="Arial" w:hAnsi="Arial"/>
           <w:sz w:val="30"/>
         </w:rPr>
-        <w:t>2026-09-20 Sunday</w:t>
+        <w:t>2026-09-21 Monday</w:t>
       </w:r>
     </w:p>
     <w:tbl>
@@ -40,7 +40,7 @@
                 <w:rFonts w:ascii="TimeNewRoman" w:hAnsi="TimeNewRoman"/>
                 <w:sz w:val="30"/>
               </w:rPr>
-              <w:t>16</w:t>
+              <w:t>83</w:t>
             </w:r>
           </w:p>
         </w:tc>
@@ -57,7 +57,7 @@
                 <w:rFonts w:ascii="TimeNewRoman" w:hAnsi="TimeNewRoman"/>
                 <w:sz w:val="30"/>
               </w:rPr>
-              <w:t>46</w:t>
+              <w:t>2</w:t>
             </w:r>
           </w:p>
         </w:tc>
@@ -74,7 +74,7 @@
                 <w:rFonts w:ascii="TimeNewRoman" w:hAnsi="TimeNewRoman"/>
                 <w:sz w:val="30"/>
               </w:rPr>
-              <w:t>13</w:t>
+              <w:t>41</w:t>
             </w:r>
           </w:p>
         </w:tc>
@@ -91,7 +91,181 @@
                 <w:rFonts w:ascii="TimeNewRoman" w:hAnsi="TimeNewRoman"/>
                 <w:sz w:val="30"/>
               </w:rPr>
-              <w:t>37</w:t>
+              <w:t>32</w:t>
+            </w:r>
+          </w:p>
+        </w:tc>
+        <w:tc>
+          <w:tcPr>
+            <w:tcW w:type="dxa" w:w="1987"/>
+          </w:tcPr>
+          <w:p>
+            <w:pPr>
+              <w:jc w:val="left"/>
+            </w:pPr>
+            <w:r>
+              <w:rPr>
+                <w:rFonts w:ascii="TimeNewRoman" w:hAnsi="TimeNewRoman"/>
+                <w:sz w:val="30"/>
+              </w:rPr>
+              <w:t>3</w:t>
+            </w:r>
+          </w:p>
+        </w:tc>
+      </w:tr>
+      <w:tr>
+        <w:tc>
+          <w:tcPr>
+            <w:tcW w:type="dxa" w:w="1987"/>
+          </w:tcPr>
+          <w:p>
+            <w:pPr>
+              <w:jc w:val="left"/>
+            </w:pPr>
+            <w:r>
+              <w:rPr>
+                <w:rFonts w:ascii="TimeNewRoman" w:hAnsi="TimeNewRoman"/>
+                <w:sz w:val="30"/>
+              </w:rPr>
+              <w:t>30</w:t>
+            </w:r>
+          </w:p>
+        </w:tc>
+        <w:tc>
+          <w:tcPr>
+            <w:tcW w:type="dxa" w:w="1987"/>
+          </w:tcPr>
+          <w:p>
+            <w:pPr>
+              <w:jc w:val="left"/>
+            </w:pPr>
+            <w:r>
+              <w:rPr>
+                <w:rFonts w:ascii="TimeNewRoman" w:hAnsi="TimeNewRoman"/>
+                <w:sz w:val="30"/>
+              </w:rPr>
+              <w:t>45</w:t>
+            </w:r>
+          </w:p>
+        </w:tc>
+        <w:tc>
+          <w:tcPr>
+            <w:tcW w:type="dxa" w:w="1987"/>
+          </w:tcPr>
+          <w:p>
+            <w:pPr>
+              <w:jc w:val="left"/>
+            </w:pPr>
+            <w:r>
+              <w:rPr>
+                <w:rFonts w:ascii="TimeNewRoman" w:hAnsi="TimeNewRoman"/>
+                <w:sz w:val="30"/>
+              </w:rPr>
+              <w:t>5</w:t>
+            </w:r>
+          </w:p>
+        </w:tc>
+        <w:tc>
+          <w:tcPr>
+            <w:tcW w:type="dxa" w:w="1987"/>
+          </w:tcPr>
+          <w:p>
+            <w:pPr>
+              <w:jc w:val="left"/>
+            </w:pPr>
+            <w:r>
+              <w:rPr>
+                <w:rFonts w:ascii="TimeNewRoman" w:hAnsi="TimeNewRoman"/>
+                <w:sz w:val="30"/>
+              </w:rPr>
+              <w:t>4</w:t>
+            </w:r>
+          </w:p>
+        </w:tc>
+        <w:tc>
+          <w:tcPr>
+            <w:tcW w:type="dxa" w:w="1987"/>
+          </w:tcPr>
+          <w:p>
+            <w:pPr>
+              <w:jc w:val="left"/>
+            </w:pPr>
+            <w:r>
+              <w:rPr>
+                <w:rFonts w:ascii="TimeNewRoman" w:hAnsi="TimeNewRoman"/>
+                <w:sz w:val="30"/>
+              </w:rPr>
+              <w:t>4</w:t>
+            </w:r>
+          </w:p>
+        </w:tc>
+      </w:tr>
+      <w:tr>
+        <w:tc>
+          <w:tcPr>
+            <w:tcW w:type="dxa" w:w="1987"/>
+          </w:tcPr>
+          <w:p>
+            <w:pPr>
+              <w:jc w:val="left"/>
+            </w:pPr>
+            <w:r>
+              <w:rPr>
+                <w:rFonts w:ascii="TimeNewRoman" w:hAnsi="TimeNewRoman"/>
+                <w:sz w:val="30"/>
+              </w:rPr>
+              <w:t>27</w:t>
+            </w:r>
+          </w:p>
+        </w:tc>
+        <w:tc>
+          <w:tcPr>
+            <w:tcW w:type="dxa" w:w="1987"/>
+          </w:tcPr>
+          <w:p>
+            <w:pPr>
+              <w:jc w:val="left"/>
+            </w:pPr>
+            <w:r>
+              <w:rPr>
+                <w:rFonts w:ascii="TimeNewRoman" w:hAnsi="TimeNewRoman"/>
+                <w:sz w:val="30"/>
+              </w:rPr>
+              <w:t>12</w:t>
+            </w:r>
+          </w:p>
+        </w:tc>
+        <w:tc>
+          <w:tcPr>
+            <w:tcW w:type="dxa" w:w="1987"/>
+          </w:tcPr>
+          <w:p>
+            <w:pPr>
+              <w:jc w:val="left"/>
+            </w:pPr>
+            <w:r>
+              <w:rPr>
+                <w:rFonts w:ascii="TimeNewRoman" w:hAnsi="TimeNewRoman"/>
+                <w:sz w:val="30"/>
+              </w:rPr>
+              <w:t>62</w:t>
+            </w:r>
+          </w:p>
+        </w:tc>
+        <w:tc>
+          <w:tcPr>
+            <w:tcW w:type="dxa" w:w="1987"/>
+          </w:tcPr>
+          <w:p>
+            <w:pPr>
+              <w:jc w:val="left"/>
+            </w:pPr>
+            <w:r>
+              <w:rPr>
+                <w:rFonts w:ascii="TimeNewRoman" w:hAnsi="TimeNewRoman"/>
+                <w:sz w:val="30"/>
+              </w:rPr>
+              <w:t>10</w:t>
             </w:r>
           </w:p>
         </w:tc>
@@ -127,7 +301,7 @@
                 <w:rFonts w:ascii="TimeNewRoman" w:hAnsi="TimeNewRoman"/>
                 <w:sz w:val="30"/>
               </w:rPr>
-              <w:t>74</w:t>
+              <w:t>5</w:t>
             </w:r>
           </w:p>
         </w:tc>
@@ -144,7 +318,7 @@
                 <w:rFonts w:ascii="TimeNewRoman" w:hAnsi="TimeNewRoman"/>
                 <w:sz w:val="30"/>
               </w:rPr>
-              <w:t>37</w:t>
+              <w:t>27</w:t>
             </w:r>
           </w:p>
         </w:tc>
@@ -161,7 +335,7 @@
                 <w:rFonts w:ascii="TimeNewRoman" w:hAnsi="TimeNewRoman"/>
                 <w:sz w:val="30"/>
               </w:rPr>
-              <w:t>62</w:t>
+              <w:t>14</w:t>
             </w:r>
           </w:p>
         </w:tc>
@@ -178,7 +352,7 @@
                 <w:rFonts w:ascii="TimeNewRoman" w:hAnsi="TimeNewRoman"/>
                 <w:sz w:val="30"/>
               </w:rPr>
-              <w:t>24</w:t>
+              <w:t>17</w:t>
             </w:r>
           </w:p>
         </w:tc>
@@ -195,7 +369,7 @@
                 <w:rFonts w:ascii="TimeNewRoman" w:hAnsi="TimeNewRoman"/>
                 <w:sz w:val="30"/>
               </w:rPr>
-              <w:t>63</w:t>
+              <w:t>54</w:t>
             </w:r>
           </w:p>
         </w:tc>
@@ -214,7 +388,128 @@
                 <w:rFonts w:ascii="TimeNewRoman" w:hAnsi="TimeNewRoman"/>
                 <w:sz w:val="30"/>
               </w:rPr>
-              <w:t>40</w:t>
+              <w:t>58</w:t>
+            </w:r>
+          </w:p>
+        </w:tc>
+        <w:tc>
+          <w:tcPr>
+            <w:tcW w:type="dxa" w:w="1987"/>
+          </w:tcPr>
+          <w:p>
+            <w:pPr>
+              <w:jc w:val="left"/>
+            </w:pPr>
+            <w:r>
+              <w:rPr>
+                <w:rFonts w:ascii="TimeNewRoman" w:hAnsi="TimeNewRoman"/>
+                <w:sz w:val="30"/>
+              </w:rPr>
+              <w:t>4</w:t>
+            </w:r>
+          </w:p>
+        </w:tc>
+        <w:tc>
+          <w:tcPr>
+            <w:tcW w:type="dxa" w:w="1987"/>
+          </w:tcPr>
+          <w:p>
+            <w:pPr>
+              <w:jc w:val="left"/>
+            </w:pPr>
+            <w:r>
+              <w:rPr>
+                <w:rFonts w:ascii="TimeNewRoman" w:hAnsi="TimeNewRoman"/>
+                <w:sz w:val="30"/>
+              </w:rPr>
+              <w:t>54</w:t>
+            </w:r>
+          </w:p>
+        </w:tc>
+        <w:tc>
+          <w:tcPr>
+            <w:tcW w:type="dxa" w:w="1987"/>
+          </w:tcPr>
+          <w:p>
+            <w:pPr>
+              <w:jc w:val="left"/>
+            </w:pPr>
+            <w:r>
+              <w:rPr>
+                <w:rFonts w:ascii="TimeNewRoman" w:hAnsi="TimeNewRoman"/>
+                <w:sz w:val="30"/>
+              </w:rPr>
+              <w:t>30</w:t>
+            </w:r>
+          </w:p>
+        </w:tc>
+        <w:tc>
+          <w:tcPr>
+            <w:tcW w:type="dxa" w:w="1987"/>
+          </w:tcPr>
+          <w:p>
+            <w:pPr>
+              <w:jc w:val="left"/>
+            </w:pPr>
+            <w:r>
+              <w:rPr>
+                <w:rFonts w:ascii="TimeNewRoman" w:hAnsi="TimeNewRoman"/>
+                <w:sz w:val="30"/>
+              </w:rPr>
+              <w:t>5</w:t>
+            </w:r>
+          </w:p>
+        </w:tc>
+      </w:tr>
+      <w:tr>
+        <w:tc>
+          <w:tcPr>
+            <w:tcW w:type="dxa" w:w="1987"/>
+          </w:tcPr>
+          <w:p>
+            <w:pPr>
+              <w:jc w:val="left"/>
+            </w:pPr>
+            <w:r>
+              <w:rPr>
+                <w:rFonts w:ascii="TimeNewRoman" w:hAnsi="TimeNewRoman"/>
+                <w:sz w:val="30"/>
+              </w:rPr>
+              <w:t>103</w:t>
+            </w:r>
+          </w:p>
+        </w:tc>
+        <w:tc>
+          <w:tcPr>
+            <w:tcW w:type="dxa" w:w="1987"/>
+          </w:tcPr>
+          <w:p>
+            <w:pPr>
+              <w:jc w:val="left"/>
+            </w:pPr>
+            <w:r>
+              <w:rPr>
+                <w:rFonts w:ascii="TimeNewRoman" w:hAnsi="TimeNewRoman"/>
+                <w:sz w:val="30"/>
+              </w:rPr>
+              <w:t>6</w:t>
+            </w:r>
+          </w:p>
+        </w:tc>
+        <w:tc>
+          <w:tcPr>
+            <w:tcW w:type="dxa" w:w="1987"/>
+          </w:tcPr>
+          <w:p>
+            <w:pPr>
+              <w:jc w:val="left"/>
+            </w:pPr>
+            <w:r>
+              <w:rPr>
+                <w:rFonts w:ascii="TimeNewRoman" w:hAnsi="TimeNewRoman"/>
+                <w:sz w:val="30"/>
+              </w:rPr>
+              <w:t>6</w:t>
             </w:r>
           </w:p>
         </w:tc>
@@ -248,7 +543,287 @@
                 <w:rFonts w:ascii="TimeNewRoman" w:hAnsi="TimeNewRoman"/>
                 <w:sz w:val="30"/>
               </w:rPr>
-              <w:t>93</w:t>
+              <w:t>8</w:t>
+            </w:r>
+          </w:p>
+        </w:tc>
+      </w:tr>
+      <w:tr>
+        <w:tc>
+          <w:tcPr>
+            <w:tcW w:type="dxa" w:w="1987"/>
+          </w:tcPr>
+          <w:p>
+            <w:pPr>
+              <w:jc w:val="left"/>
+            </w:pPr>
+            <w:r>
+              <w:rPr>
+                <w:rFonts w:ascii="TimeNewRoman" w:hAnsi="TimeNewRoman"/>
+                <w:sz w:val="30"/>
+              </w:rPr>
+              <w:t>7</w:t>
+            </w:r>
+          </w:p>
+        </w:tc>
+        <w:tc>
+          <w:tcPr>
+            <w:tcW w:type="dxa" w:w="1987"/>
+          </w:tcPr>
+          <w:p>
+            <w:pPr>
+              <w:jc w:val="left"/>
+            </w:pPr>
+            <w:r>
+              <w:rPr>
+                <w:rFonts w:ascii="TimeNewRoman" w:hAnsi="TimeNewRoman"/>
+                <w:sz w:val="30"/>
+              </w:rPr>
+              <w:t>96</w:t>
+            </w:r>
+          </w:p>
+        </w:tc>
+        <w:tc>
+          <w:tcPr>
+            <w:tcW w:type="dxa" w:w="1987"/>
+          </w:tcPr>
+          <w:p>
+            <w:pPr>
+              <w:jc w:val="left"/>
+            </w:pPr>
+            <w:r>
+              <w:rPr>
+                <w:rFonts w:ascii="TimeNewRoman" w:hAnsi="TimeNewRoman"/>
+                <w:sz w:val="30"/>
+              </w:rPr>
+              <w:t>56</w:t>
+            </w:r>
+          </w:p>
+        </w:tc>
+        <w:tc>
+          <w:tcPr>
+            <w:tcW w:type="dxa" w:w="1987"/>
+          </w:tcPr>
+          <w:p>
+            <w:pPr>
+              <w:jc w:val="left"/>
+            </w:pPr>
+            <w:r>
+              <w:rPr>
+                <w:rFonts w:ascii="TimeNewRoman" w:hAnsi="TimeNewRoman"/>
+                <w:sz w:val="30"/>
+              </w:rPr>
+              <w:t>36</w:t>
+            </w:r>
+          </w:p>
+        </w:tc>
+        <w:tc>
+          <w:tcPr>
+            <w:tcW w:type="dxa" w:w="1987"/>
+          </w:tcPr>
+          <w:p>
+            <w:pPr>
+              <w:jc w:val="left"/>
+            </w:pPr>
+            <w:r>
+              <w:rPr>
+                <w:rFonts w:ascii="TimeNewRoman" w:hAnsi="TimeNewRoman"/>
+                <w:sz w:val="30"/>
+              </w:rPr>
+              <w:t>21</w:t>
+            </w:r>
+          </w:p>
+        </w:tc>
+      </w:tr>
+      <w:tr>
+        <w:tc>
+          <w:tcPr>
+            <w:tcW w:type="dxa" w:w="1987"/>
+          </w:tcPr>
+          <w:p>
+            <w:pPr>
+              <w:jc w:val="left"/>
+            </w:pPr>
+            <w:r>
+              <w:rPr>
+                <w:rFonts w:ascii="TimeNewRoman" w:hAnsi="TimeNewRoman"/>
+                <w:sz w:val="30"/>
+              </w:rPr>
+              <w:t>20</w:t>
+            </w:r>
+          </w:p>
+        </w:tc>
+        <w:tc>
+          <w:tcPr>
+            <w:tcW w:type="dxa" w:w="1987"/>
+          </w:tcPr>
+          <w:p>
+            <w:pPr>
+              <w:jc w:val="left"/>
+            </w:pPr>
+            <w:r>
+              <w:rPr>
+                <w:rFonts w:ascii="TimeNewRoman" w:hAnsi="TimeNewRoman"/>
+                <w:sz w:val="30"/>
+              </w:rPr>
+              <w:t>30</w:t>
+            </w:r>
+          </w:p>
+        </w:tc>
+        <w:tc>
+          <w:tcPr>
+            <w:tcW w:type="dxa" w:w="1987"/>
+          </w:tcPr>
+          <w:p>
+            <w:pPr>
+              <w:jc w:val="left"/>
+            </w:pPr>
+            <w:r>
+              <w:rPr>
+                <w:rFonts w:ascii="TimeNewRoman" w:hAnsi="TimeNewRoman"/>
+                <w:sz w:val="30"/>
+              </w:rPr>
+              <w:t>46</w:t>
+            </w:r>
+          </w:p>
+        </w:tc>
+        <w:tc>
+          <w:tcPr>
+            <w:tcW w:type="dxa" w:w="1987"/>
+          </w:tcPr>
+          <w:p>
+            <w:pPr>
+              <w:jc w:val="left"/>
+            </w:pPr>
+            <w:r>
+              <w:rPr>
+                <w:rFonts w:ascii="TimeNewRoman" w:hAnsi="TimeNewRoman"/>
+                <w:sz w:val="30"/>
+              </w:rPr>
+              <w:t>5</w:t>
+            </w:r>
+          </w:p>
+        </w:tc>
+        <w:tc>
+          <w:tcPr>
+            <w:tcW w:type="dxa" w:w="1987"/>
+          </w:tcPr>
+          <w:p>
+            <w:pPr>
+              <w:jc w:val="left"/>
+            </w:pPr>
+            <w:r>
+              <w:rPr>
+                <w:rFonts w:ascii="TimeNewRoman" w:hAnsi="TimeNewRoman"/>
+                <w:sz w:val="30"/>
+              </w:rPr>
+              <w:t>42</w:t>
+            </w:r>
+          </w:p>
+        </w:tc>
+      </w:tr>
+      <w:tr>
+        <w:tc>
+          <w:tcPr>
+            <w:tcW w:type="dxa" w:w="1987"/>
+          </w:tcPr>
+          <w:p>
+            <w:pPr>
+              <w:jc w:val="left"/>
+            </w:pPr>
+            <w:r>
+              <w:rPr>
+                <w:rFonts w:ascii="TimeNewRoman" w:hAnsi="TimeNewRoman"/>
+                <w:sz w:val="30"/>
+              </w:rPr>
+              <w:t>9</w:t>
+            </w:r>
+          </w:p>
+        </w:tc>
+        <w:tc>
+          <w:tcPr>
+            <w:tcW w:type="dxa" w:w="1987"/>
+          </w:tcPr>
+          <w:p>
+            <w:pPr>
+              <w:jc w:val="left"/>
+            </w:pPr>
+            <w:r>
+              <w:rPr>
+                <w:rFonts w:ascii="TimeNewRoman" w:hAnsi="TimeNewRoman"/>
+                <w:sz w:val="30"/>
+              </w:rPr>
+              <w:t>90</w:t>
+            </w:r>
+          </w:p>
+        </w:tc>
+        <w:tc>
+          <w:tcPr>
+            <w:tcW w:type="dxa" w:w="1987"/>
+          </w:tcPr>
+          <w:p>
+            <w:pPr>
+              <w:jc w:val="left"/>
+            </w:pPr>
+            <w:r>
+              <w:rPr>
+                <w:rFonts w:ascii="TimeNewRoman" w:hAnsi="TimeNewRoman"/>
+                <w:sz w:val="30"/>
+              </w:rPr>
+              <w:t>149</w:t>
+            </w:r>
+          </w:p>
+        </w:tc>
+        <w:tc>
+          <w:tcPr>
+            <w:tcW w:type="dxa" w:w="1987"/>
+          </w:tcPr>
+          <w:p>
+            <w:pPr>
+              <w:jc w:val="left"/>
+            </w:pPr>
+            <w:r>
+              <w:rPr>
+                <w:rFonts w:ascii="TimeNewRoman" w:hAnsi="TimeNewRoman"/>
+                <w:sz w:val="30"/>
+              </w:rPr>
+              <w:t>81</w:t>
+            </w:r>
+          </w:p>
+        </w:tc>
+        <w:tc>
+          <w:tcPr>
+            <w:tcW w:type="dxa" w:w="1987"/>
+          </w:tcPr>
+          <w:p>
+            <w:pPr>
+              <w:jc w:val="left"/>
+            </w:pPr>
+            <w:r>
+              <w:rPr>
+                <w:rFonts w:ascii="TimeNewRoman" w:hAnsi="TimeNewRoman"/>
+                <w:sz w:val="30"/>
+              </w:rPr>
+              <w:t>39</w:t>
+            </w:r>
+          </w:p>
+        </w:tc>
+      </w:tr>
+      <w:tr>
+        <w:tc>
+          <w:tcPr>
+            <w:tcW w:type="dxa" w:w="1987"/>
+          </w:tcPr>
+          <w:p>
+            <w:pPr>
+              <w:jc w:val="left"/>
+            </w:pPr>
+            <w:r>
+              <w:rPr>
+                <w:rFonts w:ascii="TimeNewRoman" w:hAnsi="TimeNewRoman"/>
+                <w:sz w:val="30"/>
+              </w:rPr>
+              <w:t>65</w:t>
             </w:r>
           </w:p>
         </w:tc>
@@ -266,6 +841,736 @@
                 <w:sz w:val="30"/>
               </w:rPr>
               <w:t>22</w:t>
+            </w:r>
+          </w:p>
+        </w:tc>
+        <w:tc>
+          <w:tcPr>
+            <w:tcW w:type="dxa" w:w="1987"/>
+          </w:tcPr>
+          <w:p>
+            <w:pPr>
+              <w:jc w:val="left"/>
+            </w:pPr>
+            <w:r>
+              <w:rPr>
+                <w:rFonts w:ascii="TimeNewRoman" w:hAnsi="TimeNewRoman"/>
+                <w:sz w:val="30"/>
+              </w:rPr>
+              <w:t>8</w:t>
+            </w:r>
+          </w:p>
+        </w:tc>
+        <w:tc>
+          <w:tcPr>
+            <w:tcW w:type="dxa" w:w="1987"/>
+          </w:tcPr>
+          <w:p>
+            <w:pPr>
+              <w:jc w:val="left"/>
+            </w:pPr>
+            <w:r>
+              <w:rPr>
+                <w:rFonts w:ascii="TimeNewRoman" w:hAnsi="TimeNewRoman"/>
+                <w:sz w:val="30"/>
+              </w:rPr>
+              <w:t>50</w:t>
+            </w:r>
+          </w:p>
+        </w:tc>
+        <w:tc>
+          <w:tcPr>
+            <w:tcW w:type="dxa" w:w="1987"/>
+          </w:tcPr>
+          <w:p>
+            <w:pPr>
+              <w:jc w:val="left"/>
+            </w:pPr>
+            <w:r>
+              <w:rPr>
+                <w:rFonts w:ascii="TimeNewRoman" w:hAnsi="TimeNewRoman"/>
+                <w:sz w:val="30"/>
+              </w:rPr>
+              <w:t>38</w:t>
+            </w:r>
+          </w:p>
+        </w:tc>
+      </w:tr>
+      <w:tr>
+        <w:tc>
+          <w:tcPr>
+            <w:tcW w:type="dxa" w:w="1987"/>
+          </w:tcPr>
+          <w:p>
+            <w:pPr>
+              <w:jc w:val="left"/>
+            </w:pPr>
+            <w:r>
+              <w:rPr>
+                <w:rFonts w:ascii="TimeNewRoman" w:hAnsi="TimeNewRoman"/>
+                <w:sz w:val="30"/>
+              </w:rPr>
+              <w:t>4</w:t>
+            </w:r>
+          </w:p>
+        </w:tc>
+        <w:tc>
+          <w:tcPr>
+            <w:tcW w:type="dxa" w:w="1987"/>
+          </w:tcPr>
+          <w:p>
+            <w:pPr>
+              <w:jc w:val="left"/>
+            </w:pPr>
+            <w:r>
+              <w:rPr>
+                <w:rFonts w:ascii="TimeNewRoman" w:hAnsi="TimeNewRoman"/>
+                <w:sz w:val="30"/>
+              </w:rPr>
+              <w:t>18</w:t>
+            </w:r>
+          </w:p>
+        </w:tc>
+        <w:tc>
+          <w:tcPr>
+            <w:tcW w:type="dxa" w:w="1987"/>
+          </w:tcPr>
+          <w:p>
+            <w:pPr>
+              <w:jc w:val="left"/>
+            </w:pPr>
+            <w:r>
+              <w:rPr>
+                <w:rFonts w:ascii="TimeNewRoman" w:hAnsi="TimeNewRoman"/>
+                <w:sz w:val="30"/>
+              </w:rPr>
+              <w:t>42</w:t>
+            </w:r>
+          </w:p>
+        </w:tc>
+        <w:tc>
+          <w:tcPr>
+            <w:tcW w:type="dxa" w:w="1987"/>
+          </w:tcPr>
+          <w:p>
+            <w:pPr>
+              <w:jc w:val="left"/>
+            </w:pPr>
+            <w:r>
+              <w:rPr>
+                <w:rFonts w:ascii="TimeNewRoman" w:hAnsi="TimeNewRoman"/>
+                <w:sz w:val="30"/>
+              </w:rPr>
+              <w:t>13</w:t>
+            </w:r>
+          </w:p>
+        </w:tc>
+        <w:tc>
+          <w:tcPr>
+            <w:tcW w:type="dxa" w:w="1987"/>
+          </w:tcPr>
+          <w:p>
+            <w:pPr>
+              <w:jc w:val="left"/>
+            </w:pPr>
+            <w:r>
+              <w:rPr>
+                <w:rFonts w:ascii="TimeNewRoman" w:hAnsi="TimeNewRoman"/>
+                <w:sz w:val="30"/>
+              </w:rPr>
+              <w:t>107</w:t>
+            </w:r>
+          </w:p>
+        </w:tc>
+      </w:tr>
+      <w:tr>
+        <w:tc>
+          <w:tcPr>
+            <w:tcW w:type="dxa" w:w="1987"/>
+          </w:tcPr>
+          <w:p>
+            <w:pPr>
+              <w:jc w:val="left"/>
+            </w:pPr>
+            <w:r>
+              <w:rPr>
+                <w:rFonts w:ascii="TimeNewRoman" w:hAnsi="TimeNewRoman"/>
+                <w:sz w:val="30"/>
+              </w:rPr>
+              <w:t>71</w:t>
+            </w:r>
+          </w:p>
+        </w:tc>
+        <w:tc>
+          <w:tcPr>
+            <w:tcW w:type="dxa" w:w="1987"/>
+          </w:tcPr>
+          <w:p>
+            <w:pPr>
+              <w:jc w:val="left"/>
+            </w:pPr>
+            <w:r>
+              <w:rPr>
+                <w:rFonts w:ascii="TimeNewRoman" w:hAnsi="TimeNewRoman"/>
+                <w:sz w:val="30"/>
+              </w:rPr>
+              <w:t>10</w:t>
+            </w:r>
+          </w:p>
+        </w:tc>
+        <w:tc>
+          <w:tcPr>
+            <w:tcW w:type="dxa" w:w="1987"/>
+          </w:tcPr>
+          <w:p>
+            <w:pPr>
+              <w:jc w:val="left"/>
+            </w:pPr>
+            <w:r>
+              <w:rPr>
+                <w:rFonts w:ascii="TimeNewRoman" w:hAnsi="TimeNewRoman"/>
+                <w:sz w:val="30"/>
+              </w:rPr>
+              <w:t>81</w:t>
+            </w:r>
+          </w:p>
+        </w:tc>
+        <w:tc>
+          <w:tcPr>
+            <w:tcW w:type="dxa" w:w="1987"/>
+          </w:tcPr>
+          <w:p>
+            <w:pPr>
+              <w:jc w:val="left"/>
+            </w:pPr>
+            <w:r>
+              <w:rPr>
+                <w:rFonts w:ascii="TimeNewRoman" w:hAnsi="TimeNewRoman"/>
+                <w:sz w:val="30"/>
+              </w:rPr>
+              <w:t>15</w:t>
+            </w:r>
+          </w:p>
+        </w:tc>
+        <w:tc>
+          <w:tcPr>
+            <w:tcW w:type="dxa" w:w="1987"/>
+          </w:tcPr>
+          <w:p>
+            <w:pPr>
+              <w:jc w:val="left"/>
+            </w:pPr>
+            <w:r>
+              <w:rPr>
+                <w:rFonts w:ascii="TimeNewRoman" w:hAnsi="TimeNewRoman"/>
+                <w:sz w:val="30"/>
+              </w:rPr>
+              <w:t>34</w:t>
+            </w:r>
+          </w:p>
+        </w:tc>
+      </w:tr>
+      <w:tr>
+        <w:tc>
+          <w:tcPr>
+            <w:tcW w:type="dxa" w:w="1987"/>
+          </w:tcPr>
+          <w:p>
+            <w:pPr>
+              <w:jc w:val="left"/>
+            </w:pPr>
+            <w:r>
+              <w:rPr>
+                <w:rFonts w:ascii="TimeNewRoman" w:hAnsi="TimeNewRoman"/>
+                <w:sz w:val="30"/>
+              </w:rPr>
+              <w:t>5</w:t>
+            </w:r>
+          </w:p>
+        </w:tc>
+        <w:tc>
+          <w:tcPr>
+            <w:tcW w:type="dxa" w:w="1987"/>
+          </w:tcPr>
+          <w:p>
+            <w:pPr>
+              <w:jc w:val="left"/>
+            </w:pPr>
+            <w:r>
+              <w:rPr>
+                <w:rFonts w:ascii="TimeNewRoman" w:hAnsi="TimeNewRoman"/>
+                <w:sz w:val="30"/>
+              </w:rPr>
+              <w:t>36</w:t>
+            </w:r>
+          </w:p>
+        </w:tc>
+        <w:tc>
+          <w:tcPr>
+            <w:tcW w:type="dxa" w:w="1987"/>
+          </w:tcPr>
+          <w:p>
+            <w:pPr>
+              <w:jc w:val="left"/>
+            </w:pPr>
+            <w:r>
+              <w:rPr>
+                <w:rFonts w:ascii="TimeNewRoman" w:hAnsi="TimeNewRoman"/>
+                <w:sz w:val="30"/>
+              </w:rPr>
+              <w:t>67</w:t>
+            </w:r>
+          </w:p>
+        </w:tc>
+        <w:tc>
+          <w:tcPr>
+            <w:tcW w:type="dxa" w:w="1987"/>
+          </w:tcPr>
+          <w:p>
+            <w:pPr>
+              <w:jc w:val="left"/>
+            </w:pPr>
+            <w:r>
+              <w:rPr>
+                <w:rFonts w:ascii="TimeNewRoman" w:hAnsi="TimeNewRoman"/>
+                <w:sz w:val="30"/>
+              </w:rPr>
+              <w:t>25</w:t>
+            </w:r>
+          </w:p>
+        </w:tc>
+        <w:tc>
+          <w:tcPr>
+            <w:tcW w:type="dxa" w:w="1987"/>
+          </w:tcPr>
+          <w:p>
+            <w:pPr>
+              <w:jc w:val="left"/>
+            </w:pPr>
+            <w:r>
+              <w:rPr>
+                <w:rFonts w:ascii="TimeNewRoman" w:hAnsi="TimeNewRoman"/>
+                <w:sz w:val="30"/>
+              </w:rPr>
+              <w:t>26</w:t>
+            </w:r>
+          </w:p>
+        </w:tc>
+      </w:tr>
+      <w:tr>
+        <w:tc>
+          <w:tcPr>
+            <w:tcW w:type="dxa" w:w="1987"/>
+          </w:tcPr>
+          <w:p>
+            <w:pPr>
+              <w:jc w:val="left"/>
+            </w:pPr>
+            <w:r>
+              <w:rPr>
+                <w:rFonts w:ascii="TimeNewRoman" w:hAnsi="TimeNewRoman"/>
+                <w:sz w:val="30"/>
+              </w:rPr>
+              <w:t>73</w:t>
+            </w:r>
+          </w:p>
+        </w:tc>
+        <w:tc>
+          <w:tcPr>
+            <w:tcW w:type="dxa" w:w="1987"/>
+          </w:tcPr>
+          <w:p>
+            <w:pPr>
+              <w:jc w:val="left"/>
+            </w:pPr>
+            <w:r>
+              <w:rPr>
+                <w:rFonts w:ascii="TimeNewRoman" w:hAnsi="TimeNewRoman"/>
+                <w:sz w:val="30"/>
+              </w:rPr>
+              <w:t>98</w:t>
+            </w:r>
+          </w:p>
+        </w:tc>
+        <w:tc>
+          <w:tcPr>
+            <w:tcW w:type="dxa" w:w="1987"/>
+          </w:tcPr>
+          <w:p>
+            <w:pPr>
+              <w:jc w:val="left"/>
+            </w:pPr>
+            <w:r>
+              <w:rPr>
+                <w:rFonts w:ascii="TimeNewRoman" w:hAnsi="TimeNewRoman"/>
+                <w:sz w:val="30"/>
+              </w:rPr>
+              <w:t>123</w:t>
+            </w:r>
+          </w:p>
+        </w:tc>
+        <w:tc>
+          <w:tcPr>
+            <w:tcW w:type="dxa" w:w="1987"/>
+          </w:tcPr>
+          <w:p>
+            <w:pPr>
+              <w:jc w:val="left"/>
+            </w:pPr>
+            <w:r>
+              <w:rPr>
+                <w:rFonts w:ascii="TimeNewRoman" w:hAnsi="TimeNewRoman"/>
+                <w:sz w:val="30"/>
+              </w:rPr>
+              <w:t>43</w:t>
+            </w:r>
+          </w:p>
+        </w:tc>
+        <w:tc>
+          <w:tcPr>
+            <w:tcW w:type="dxa" w:w="1987"/>
+          </w:tcPr>
+          <w:p>
+            <w:pPr>
+              <w:jc w:val="left"/>
+            </w:pPr>
+            <w:r>
+              <w:rPr>
+                <w:rFonts w:ascii="TimeNewRoman" w:hAnsi="TimeNewRoman"/>
+                <w:sz w:val="30"/>
+              </w:rPr>
+              <w:t>67</w:t>
+            </w:r>
+          </w:p>
+        </w:tc>
+      </w:tr>
+      <w:tr>
+        <w:tc>
+          <w:tcPr>
+            <w:tcW w:type="dxa" w:w="1987"/>
+          </w:tcPr>
+          <w:p>
+            <w:pPr>
+              <w:jc w:val="left"/>
+            </w:pPr>
+            <w:r>
+              <w:rPr>
+                <w:rFonts w:ascii="TimeNewRoman" w:hAnsi="TimeNewRoman"/>
+                <w:sz w:val="30"/>
+              </w:rPr>
+              <w:t>6</w:t>
+            </w:r>
+          </w:p>
+        </w:tc>
+        <w:tc>
+          <w:tcPr>
+            <w:tcW w:type="dxa" w:w="1987"/>
+          </w:tcPr>
+          <w:p>
+            <w:pPr>
+              <w:jc w:val="left"/>
+            </w:pPr>
+            <w:r>
+              <w:rPr>
+                <w:rFonts w:ascii="TimeNewRoman" w:hAnsi="TimeNewRoman"/>
+                <w:sz w:val="30"/>
+              </w:rPr>
+              <w:t>58</w:t>
+            </w:r>
+          </w:p>
+        </w:tc>
+        <w:tc>
+          <w:tcPr>
+            <w:tcW w:type="dxa" w:w="1987"/>
+          </w:tcPr>
+          <w:p>
+            <w:pPr>
+              <w:jc w:val="left"/>
+            </w:pPr>
+            <w:r>
+              <w:rPr>
+                <w:rFonts w:ascii="TimeNewRoman" w:hAnsi="TimeNewRoman"/>
+                <w:sz w:val="30"/>
+              </w:rPr>
+              <w:t>16</w:t>
+            </w:r>
+          </w:p>
+        </w:tc>
+        <w:tc>
+          <w:tcPr>
+            <w:tcW w:type="dxa" w:w="1987"/>
+          </w:tcPr>
+          <w:p>
+            <w:pPr>
+              <w:jc w:val="left"/>
+            </w:pPr>
+            <w:r>
+              <w:rPr>
+                <w:rFonts w:ascii="TimeNewRoman" w:hAnsi="TimeNewRoman"/>
+                <w:sz w:val="30"/>
+              </w:rPr>
+              <w:t>161</w:t>
+            </w:r>
+          </w:p>
+        </w:tc>
+        <w:tc>
+          <w:tcPr>
+            <w:tcW w:type="dxa" w:w="1987"/>
+          </w:tcPr>
+          <w:p>
+            <w:pPr>
+              <w:jc w:val="left"/>
+            </w:pPr>
+            <w:r>
+              <w:rPr>
+                <w:rFonts w:ascii="TimeNewRoman" w:hAnsi="TimeNewRoman"/>
+                <w:sz w:val="30"/>
+              </w:rPr>
+              <w:t>100</w:t>
+            </w:r>
+          </w:p>
+        </w:tc>
+      </w:tr>
+      <w:tr>
+        <w:tc>
+          <w:tcPr>
+            <w:tcW w:type="dxa" w:w="1987"/>
+          </w:tcPr>
+          <w:p>
+            <w:pPr>
+              <w:jc w:val="left"/>
+            </w:pPr>
+            <w:r>
+              <w:rPr>
+                <w:rFonts w:ascii="TimeNewRoman" w:hAnsi="TimeNewRoman"/>
+                <w:sz w:val="30"/>
+              </w:rPr>
+              <w:t>31</w:t>
+            </w:r>
+          </w:p>
+        </w:tc>
+        <w:tc>
+          <w:tcPr>
+            <w:tcW w:type="dxa" w:w="1987"/>
+          </w:tcPr>
+          <w:p>
+            <w:pPr>
+              <w:jc w:val="left"/>
+            </w:pPr>
+            <w:r>
+              <w:rPr>
+                <w:rFonts w:ascii="TimeNewRoman" w:hAnsi="TimeNewRoman"/>
+                <w:sz w:val="30"/>
+              </w:rPr>
+              <w:t>19</w:t>
+            </w:r>
+          </w:p>
+        </w:tc>
+        <w:tc>
+          <w:tcPr>
+            <w:tcW w:type="dxa" w:w="1987"/>
+          </w:tcPr>
+          <w:p>
+            <w:pPr>
+              <w:jc w:val="left"/>
+            </w:pPr>
+            <w:r>
+              <w:rPr>
+                <w:rFonts w:ascii="TimeNewRoman" w:hAnsi="TimeNewRoman"/>
+                <w:sz w:val="30"/>
+              </w:rPr>
+              <w:t>110</w:t>
+            </w:r>
+          </w:p>
+        </w:tc>
+        <w:tc>
+          <w:tcPr>
+            <w:tcW w:type="dxa" w:w="1987"/>
+          </w:tcPr>
+          <w:p>
+            <w:pPr>
+              <w:jc w:val="left"/>
+            </w:pPr>
+            <w:r>
+              <w:rPr>
+                <w:rFonts w:ascii="TimeNewRoman" w:hAnsi="TimeNewRoman"/>
+                <w:sz w:val="30"/>
+              </w:rPr>
+              <w:t>25</w:t>
+            </w:r>
+          </w:p>
+        </w:tc>
+        <w:tc>
+          <w:tcPr>
+            <w:tcW w:type="dxa" w:w="1987"/>
+          </w:tcPr>
+          <w:p>
+            <w:pPr>
+              <w:jc w:val="left"/>
+            </w:pPr>
+            <w:r>
+              <w:rPr>
+                <w:rFonts w:ascii="TimeNewRoman" w:hAnsi="TimeNewRoman"/>
+                <w:sz w:val="30"/>
+              </w:rPr>
+              <w:t>32</w:t>
+            </w:r>
+          </w:p>
+        </w:tc>
+      </w:tr>
+      <w:tr>
+        <w:tc>
+          <w:tcPr>
+            <w:tcW w:type="dxa" w:w="1987"/>
+          </w:tcPr>
+          <w:p>
+            <w:pPr>
+              <w:jc w:val="left"/>
+            </w:pPr>
+            <w:r>
+              <w:rPr>
+                <w:rFonts w:ascii="TimeNewRoman" w:hAnsi="TimeNewRoman"/>
+                <w:sz w:val="30"/>
+              </w:rPr>
+              <w:t>8</w:t>
+            </w:r>
+          </w:p>
+        </w:tc>
+        <w:tc>
+          <w:tcPr>
+            <w:tcW w:type="dxa" w:w="1987"/>
+          </w:tcPr>
+          <w:p>
+            <w:pPr>
+              <w:jc w:val="left"/>
+            </w:pPr>
+            <w:r>
+              <w:rPr>
+                <w:rFonts w:ascii="TimeNewRoman" w:hAnsi="TimeNewRoman"/>
+                <w:sz w:val="30"/>
+              </w:rPr>
+              <w:t>31</w:t>
+            </w:r>
+          </w:p>
+        </w:tc>
+        <w:tc>
+          <w:tcPr>
+            <w:tcW w:type="dxa" w:w="1987"/>
+          </w:tcPr>
+          <w:p>
+            <w:pPr>
+              <w:jc w:val="left"/>
+            </w:pPr>
+            <w:r>
+              <w:rPr>
+                <w:rFonts w:ascii="TimeNewRoman" w:hAnsi="TimeNewRoman"/>
+                <w:sz w:val="30"/>
+              </w:rPr>
+              <w:t>15</w:t>
+            </w:r>
+          </w:p>
+        </w:tc>
+        <w:tc>
+          <w:tcPr>
+            <w:tcW w:type="dxa" w:w="1987"/>
+          </w:tcPr>
+          <w:p>
+            <w:pPr>
+              <w:jc w:val="left"/>
+            </w:pPr>
+            <w:r>
+              <w:rPr>
+                <w:rFonts w:ascii="TimeNewRoman" w:hAnsi="TimeNewRoman"/>
+                <w:sz w:val="30"/>
+              </w:rPr>
+              <w:t>64</w:t>
+            </w:r>
+          </w:p>
+        </w:tc>
+        <w:tc>
+          <w:tcPr>
+            <w:tcW w:type="dxa" w:w="1987"/>
+          </w:tcPr>
+          <w:p>
+            <w:pPr>
+              <w:jc w:val="left"/>
+            </w:pPr>
+            <w:r>
+              <w:rPr>
+                <w:rFonts w:ascii="TimeNewRoman" w:hAnsi="TimeNewRoman"/>
+                <w:sz w:val="30"/>
+              </w:rPr>
+              <w:t>29</w:t>
+            </w:r>
+          </w:p>
+        </w:tc>
+      </w:tr>
+      <w:tr>
+        <w:tc>
+          <w:tcPr>
+            <w:tcW w:type="dxa" w:w="1987"/>
+          </w:tcPr>
+          <w:p>
+            <w:pPr>
+              <w:jc w:val="left"/>
+            </w:pPr>
+            <w:r>
+              <w:rPr>
+                <w:rFonts w:ascii="TimeNewRoman" w:hAnsi="TimeNewRoman"/>
+                <w:sz w:val="30"/>
+              </w:rPr>
+              <w:t>55</w:t>
+            </w:r>
+          </w:p>
+        </w:tc>
+        <w:tc>
+          <w:tcPr>
+            <w:tcW w:type="dxa" w:w="1987"/>
+          </w:tcPr>
+          <w:p>
+            <w:pPr>
+              <w:jc w:val="left"/>
+            </w:pPr>
+            <w:r>
+              <w:rPr>
+                <w:rFonts w:ascii="TimeNewRoman" w:hAnsi="TimeNewRoman"/>
+                <w:sz w:val="30"/>
+              </w:rPr>
+              <w:t>35</w:t>
+            </w:r>
+          </w:p>
+        </w:tc>
+        <w:tc>
+          <w:tcPr>
+            <w:tcW w:type="dxa" w:w="1987"/>
+          </w:tcPr>
+          <w:p>
+            <w:pPr>
+              <w:jc w:val="left"/>
+            </w:pPr>
+            <w:r>
+              <w:rPr>
+                <w:rFonts w:ascii="TimeNewRoman" w:hAnsi="TimeNewRoman"/>
+                <w:sz w:val="30"/>
+              </w:rPr>
+              <w:t>27</w:t>
+            </w:r>
+          </w:p>
+        </w:tc>
+        <w:tc>
+          <w:tcPr>
+            <w:tcW w:type="dxa" w:w="1987"/>
+          </w:tcPr>
+          <w:p>
+            <w:pPr>
+              <w:jc w:val="left"/>
+            </w:pPr>
+            <w:r>
+              <w:rPr>
+                <w:rFonts w:ascii="TimeNewRoman" w:hAnsi="TimeNewRoman"/>
+                <w:sz w:val="30"/>
+              </w:rPr>
+              <w:t>32</w:t>
             </w:r>
           </w:p>
         </w:tc>
@@ -301,7 +1606,7 @@
                 <w:rFonts w:ascii="TimeNewRoman" w:hAnsi="TimeNewRoman"/>
                 <w:sz w:val="30"/>
               </w:rPr>
-              <w:t>15</w:t>
+              <w:t>3</w:t>
             </w:r>
           </w:p>
         </w:tc>
@@ -318,7 +1623,7 @@
                 <w:rFonts w:ascii="TimeNewRoman" w:hAnsi="TimeNewRoman"/>
                 <w:sz w:val="30"/>
               </w:rPr>
-              <w:t>10</w:t>
+              <w:t>45</w:t>
             </w:r>
           </w:p>
         </w:tc>
@@ -335,7 +1640,7 @@
                 <w:rFonts w:ascii="TimeNewRoman" w:hAnsi="TimeNewRoman"/>
                 <w:sz w:val="30"/>
               </w:rPr>
-              <w:t>50</w:t>
+              <w:t>9</w:t>
             </w:r>
           </w:p>
         </w:tc>
@@ -352,268 +1657,7 @@
                 <w:rFonts w:ascii="TimeNewRoman" w:hAnsi="TimeNewRoman"/>
                 <w:sz w:val="30"/>
               </w:rPr>
-              <w:t>5</w:t>
-            </w:r>
-          </w:p>
-        </w:tc>
-        <w:tc>
-          <w:tcPr>
-            <w:tcW w:type="dxa" w:w="1987"/>
-          </w:tcPr>
-          <w:p>
-            <w:pPr>
-              <w:jc w:val="left"/>
-            </w:pPr>
-            <w:r>
-              <w:rPr>
-                <w:rFonts w:ascii="TimeNewRoman" w:hAnsi="TimeNewRoman"/>
-                <w:sz w:val="30"/>
-              </w:rPr>
-              <w:t>35</w:t>
-            </w:r>
-          </w:p>
-        </w:tc>
-      </w:tr>
-      <w:tr>
-        <w:tc>
-          <w:tcPr>
-            <w:tcW w:type="dxa" w:w="1987"/>
-          </w:tcPr>
-          <w:p>
-            <w:pPr>
-              <w:jc w:val="left"/>
-            </w:pPr>
-            <w:r>
-              <w:rPr>
-                <w:rFonts w:ascii="TimeNewRoman" w:hAnsi="TimeNewRoman"/>
-                <w:sz w:val="30"/>
-              </w:rPr>
-              <w:t>12</w:t>
-            </w:r>
-          </w:p>
-        </w:tc>
-        <w:tc>
-          <w:tcPr>
-            <w:tcW w:type="dxa" w:w="1987"/>
-          </w:tcPr>
-          <w:p>
-            <w:pPr>
-              <w:jc w:val="left"/>
-            </w:pPr>
-            <w:r>
-              <w:rPr>
-                <w:rFonts w:ascii="TimeNewRoman" w:hAnsi="TimeNewRoman"/>
-                <w:sz w:val="30"/>
-              </w:rPr>
-              <w:t>14</w:t>
-            </w:r>
-          </w:p>
-        </w:tc>
-        <w:tc>
-          <w:tcPr>
-            <w:tcW w:type="dxa" w:w="1987"/>
-          </w:tcPr>
-          <w:p>
-            <w:pPr>
-              <w:jc w:val="left"/>
-            </w:pPr>
-            <w:r>
-              <w:rPr>
-                <w:rFonts w:ascii="TimeNewRoman" w:hAnsi="TimeNewRoman"/>
-                <w:sz w:val="30"/>
-              </w:rPr>
-              <w:t>32</w:t>
-            </w:r>
-          </w:p>
-        </w:tc>
-        <w:tc>
-          <w:tcPr>
-            <w:tcW w:type="dxa" w:w="1987"/>
-          </w:tcPr>
-          <w:p>
-            <w:pPr>
-              <w:jc w:val="left"/>
-            </w:pPr>
-            <w:r>
-              <w:rPr>
-                <w:rFonts w:ascii="TimeNewRoman" w:hAnsi="TimeNewRoman"/>
-                <w:sz w:val="30"/>
-              </w:rPr>
-              <w:t>98</w:t>
-            </w:r>
-          </w:p>
-        </w:tc>
-        <w:tc>
-          <w:tcPr>
-            <w:tcW w:type="dxa" w:w="1987"/>
-          </w:tcPr>
-          <w:p>
-            <w:pPr>
-              <w:jc w:val="left"/>
-            </w:pPr>
-            <w:r>
-              <w:rPr>
-                <w:rFonts w:ascii="TimeNewRoman" w:hAnsi="TimeNewRoman"/>
-                <w:sz w:val="30"/>
-              </w:rPr>
-              <w:t>67</w:t>
-            </w:r>
-          </w:p>
-        </w:tc>
-      </w:tr>
-      <w:tr>
-        <w:tc>
-          <w:tcPr>
-            <w:tcW w:type="dxa" w:w="1987"/>
-          </w:tcPr>
-          <w:p>
-            <w:pPr>
-              <w:jc w:val="left"/>
-            </w:pPr>
-            <w:r>
-              <w:rPr>
-                <w:rFonts w:ascii="TimeNewRoman" w:hAnsi="TimeNewRoman"/>
-                <w:sz w:val="30"/>
-              </w:rPr>
-              <w:t>117</w:t>
-            </w:r>
-          </w:p>
-        </w:tc>
-        <w:tc>
-          <w:tcPr>
-            <w:tcW w:type="dxa" w:w="1987"/>
-          </w:tcPr>
-          <w:p>
-            <w:pPr>
-              <w:jc w:val="left"/>
-            </w:pPr>
-            <w:r>
-              <w:rPr>
-                <w:rFonts w:ascii="TimeNewRoman" w:hAnsi="TimeNewRoman"/>
-                <w:sz w:val="30"/>
-              </w:rPr>
-              <w:t>54</w:t>
-            </w:r>
-          </w:p>
-        </w:tc>
-        <w:tc>
-          <w:tcPr>
-            <w:tcW w:type="dxa" w:w="1987"/>
-          </w:tcPr>
-          <w:p>
-            <w:pPr>
-              <w:jc w:val="left"/>
-            </w:pPr>
-            <w:r>
-              <w:rPr>
-                <w:rFonts w:ascii="TimeNewRoman" w:hAnsi="TimeNewRoman"/>
-                <w:sz w:val="30"/>
-              </w:rPr>
-              <w:t>18</w:t>
-            </w:r>
-          </w:p>
-        </w:tc>
-        <w:tc>
-          <w:tcPr>
-            <w:tcW w:type="dxa" w:w="1987"/>
-          </w:tcPr>
-          <w:p>
-            <w:pPr>
-              <w:jc w:val="left"/>
-            </w:pPr>
-            <w:r>
-              <w:rPr>
-                <w:rFonts w:ascii="TimeNewRoman" w:hAnsi="TimeNewRoman"/>
-                <w:sz w:val="30"/>
-              </w:rPr>
-              <w:t>32</w:t>
-            </w:r>
-          </w:p>
-        </w:tc>
-        <w:tc>
-          <w:tcPr>
-            <w:tcW w:type="dxa" w:w="1987"/>
-          </w:tcPr>
-          <w:p>
-            <w:pPr>
-              <w:jc w:val="left"/>
-            </w:pPr>
-            <w:r>
-              <w:rPr>
-                <w:rFonts w:ascii="TimeNewRoman" w:hAnsi="TimeNewRoman"/>
-                <w:sz w:val="30"/>
-              </w:rPr>
-              <w:t>12</w:t>
-            </w:r>
-          </w:p>
-        </w:tc>
-      </w:tr>
-      <w:tr>
-        <w:tc>
-          <w:tcPr>
-            <w:tcW w:type="dxa" w:w="1987"/>
-          </w:tcPr>
-          <w:p>
-            <w:pPr>
-              <w:jc w:val="left"/>
-            </w:pPr>
-            <w:r>
-              <w:rPr>
-                <w:rFonts w:ascii="TimeNewRoman" w:hAnsi="TimeNewRoman"/>
-                <w:sz w:val="30"/>
-              </w:rPr>
-              <w:t>65</w:t>
-            </w:r>
-          </w:p>
-        </w:tc>
-        <w:tc>
-          <w:tcPr>
-            <w:tcW w:type="dxa" w:w="1987"/>
-          </w:tcPr>
-          <w:p>
-            <w:pPr>
-              <w:jc w:val="left"/>
-            </w:pPr>
-            <w:r>
-              <w:rPr>
-                <w:rFonts w:ascii="TimeNewRoman" w:hAnsi="TimeNewRoman"/>
-                <w:sz w:val="30"/>
-              </w:rPr>
-              <w:t>26</w:t>
-            </w:r>
-          </w:p>
-        </w:tc>
-        <w:tc>
-          <w:tcPr>
-            <w:tcW w:type="dxa" w:w="1987"/>
-          </w:tcPr>
-          <w:p>
-            <w:pPr>
-              <w:jc w:val="left"/>
-            </w:pPr>
-            <w:r>
-              <w:rPr>
-                <w:rFonts w:ascii="TimeNewRoman" w:hAnsi="TimeNewRoman"/>
-                <w:sz w:val="30"/>
-              </w:rPr>
-              <w:t>6</w:t>
-            </w:r>
-          </w:p>
-        </w:tc>
-        <w:tc>
-          <w:tcPr>
-            <w:tcW w:type="dxa" w:w="1987"/>
-          </w:tcPr>
-          <w:p>
-            <w:pPr>
-              <w:jc w:val="left"/>
-            </w:pPr>
-            <w:r>
-              <w:rPr>
-                <w:rFonts w:ascii="TimeNewRoman" w:hAnsi="TimeNewRoman"/>
-                <w:sz w:val="30"/>
-              </w:rPr>
-              <w:t>139</w:t>
+              <w:t>22</w:t>
             </w:r>
           </w:p>
         </w:tc>
@@ -649,545 +1693,6 @@
                 <w:rFonts w:ascii="TimeNewRoman" w:hAnsi="TimeNewRoman"/>
                 <w:sz w:val="30"/>
               </w:rPr>
-              <w:t>82</w:t>
-            </w:r>
-          </w:p>
-        </w:tc>
-        <w:tc>
-          <w:tcPr>
-            <w:tcW w:type="dxa" w:w="1987"/>
-          </w:tcPr>
-          <w:p>
-            <w:pPr>
-              <w:jc w:val="left"/>
-            </w:pPr>
-            <w:r>
-              <w:rPr>
-                <w:rFonts w:ascii="TimeNewRoman" w:hAnsi="TimeNewRoman"/>
-                <w:sz w:val="30"/>
-              </w:rPr>
-              <w:t>96</w:t>
-            </w:r>
-          </w:p>
-        </w:tc>
-        <w:tc>
-          <w:tcPr>
-            <w:tcW w:type="dxa" w:w="1987"/>
-          </w:tcPr>
-          <w:p>
-            <w:pPr>
-              <w:jc w:val="left"/>
-            </w:pPr>
-            <w:r>
-              <w:rPr>
-                <w:rFonts w:ascii="TimeNewRoman" w:hAnsi="TimeNewRoman"/>
-                <w:sz w:val="30"/>
-              </w:rPr>
-              <w:t>10</w:t>
-            </w:r>
-          </w:p>
-        </w:tc>
-        <w:tc>
-          <w:tcPr>
-            <w:tcW w:type="dxa" w:w="1987"/>
-          </w:tcPr>
-          <w:p>
-            <w:pPr>
-              <w:jc w:val="left"/>
-            </w:pPr>
-            <w:r>
-              <w:rPr>
-                <w:rFonts w:ascii="TimeNewRoman" w:hAnsi="TimeNewRoman"/>
-                <w:sz w:val="30"/>
-              </w:rPr>
-              <w:t>28</w:t>
-            </w:r>
-          </w:p>
-        </w:tc>
-        <w:tc>
-          <w:tcPr>
-            <w:tcW w:type="dxa" w:w="1987"/>
-          </w:tcPr>
-          <w:p>
-            <w:pPr>
-              <w:jc w:val="left"/>
-            </w:pPr>
-            <w:r>
-              <w:rPr>
-                <w:rFonts w:ascii="TimeNewRoman" w:hAnsi="TimeNewRoman"/>
-                <w:sz w:val="30"/>
-              </w:rPr>
-              <w:t>96</w:t>
-            </w:r>
-          </w:p>
-        </w:tc>
-      </w:tr>
-      <w:tr>
-        <w:tc>
-          <w:tcPr>
-            <w:tcW w:type="dxa" w:w="1987"/>
-          </w:tcPr>
-          <w:p>
-            <w:pPr>
-              <w:jc w:val="left"/>
-            </w:pPr>
-            <w:r>
-              <w:rPr>
-                <w:rFonts w:ascii="TimeNewRoman" w:hAnsi="TimeNewRoman"/>
-                <w:sz w:val="30"/>
-              </w:rPr>
-              <w:t>146</w:t>
-            </w:r>
-          </w:p>
-        </w:tc>
-        <w:tc>
-          <w:tcPr>
-            <w:tcW w:type="dxa" w:w="1987"/>
-          </w:tcPr>
-          <w:p>
-            <w:pPr>
-              <w:jc w:val="left"/>
-            </w:pPr>
-            <w:r>
-              <w:rPr>
-                <w:rFonts w:ascii="TimeNewRoman" w:hAnsi="TimeNewRoman"/>
-                <w:sz w:val="30"/>
-              </w:rPr>
-              <w:t>7</w:t>
-            </w:r>
-          </w:p>
-        </w:tc>
-        <w:tc>
-          <w:tcPr>
-            <w:tcW w:type="dxa" w:w="1987"/>
-          </w:tcPr>
-          <w:p>
-            <w:pPr>
-              <w:jc w:val="left"/>
-            </w:pPr>
-            <w:r>
-              <w:rPr>
-                <w:rFonts w:ascii="TimeNewRoman" w:hAnsi="TimeNewRoman"/>
-                <w:sz w:val="30"/>
-              </w:rPr>
-              <w:t>7</w:t>
-            </w:r>
-          </w:p>
-        </w:tc>
-        <w:tc>
-          <w:tcPr>
-            <w:tcW w:type="dxa" w:w="1987"/>
-          </w:tcPr>
-          <w:p>
-            <w:pPr>
-              <w:jc w:val="left"/>
-            </w:pPr>
-            <w:r>
-              <w:rPr>
-                <w:rFonts w:ascii="TimeNewRoman" w:hAnsi="TimeNewRoman"/>
-                <w:sz w:val="30"/>
-              </w:rPr>
-              <w:t>24</w:t>
-            </w:r>
-          </w:p>
-        </w:tc>
-        <w:tc>
-          <w:tcPr>
-            <w:tcW w:type="dxa" w:w="1987"/>
-          </w:tcPr>
-          <w:p>
-            <w:pPr>
-              <w:jc w:val="left"/>
-            </w:pPr>
-            <w:r>
-              <w:rPr>
-                <w:rFonts w:ascii="TimeNewRoman" w:hAnsi="TimeNewRoman"/>
-                <w:sz w:val="30"/>
-              </w:rPr>
-              <w:t>20</w:t>
-            </w:r>
-          </w:p>
-        </w:tc>
-      </w:tr>
-      <w:tr>
-        <w:tc>
-          <w:tcPr>
-            <w:tcW w:type="dxa" w:w="1987"/>
-          </w:tcPr>
-          <w:p>
-            <w:pPr>
-              <w:jc w:val="left"/>
-            </w:pPr>
-            <w:r>
-              <w:rPr>
-                <w:rFonts w:ascii="TimeNewRoman" w:hAnsi="TimeNewRoman"/>
-                <w:sz w:val="30"/>
-              </w:rPr>
-              <w:t>136</w:t>
-            </w:r>
-          </w:p>
-        </w:tc>
-        <w:tc>
-          <w:tcPr>
-            <w:tcW w:type="dxa" w:w="1987"/>
-          </w:tcPr>
-          <w:p>
-            <w:pPr>
-              <w:jc w:val="left"/>
-            </w:pPr>
-            <w:r>
-              <w:rPr>
-                <w:rFonts w:ascii="TimeNewRoman" w:hAnsi="TimeNewRoman"/>
-                <w:sz w:val="30"/>
-              </w:rPr>
-              <w:t>53</w:t>
-            </w:r>
-          </w:p>
-        </w:tc>
-        <w:tc>
-          <w:tcPr>
-            <w:tcW w:type="dxa" w:w="1987"/>
-          </w:tcPr>
-          <w:p>
-            <w:pPr>
-              <w:jc w:val="left"/>
-            </w:pPr>
-            <w:r>
-              <w:rPr>
-                <w:rFonts w:ascii="TimeNewRoman" w:hAnsi="TimeNewRoman"/>
-                <w:sz w:val="30"/>
-              </w:rPr>
-              <w:t>28</w:t>
-            </w:r>
-          </w:p>
-        </w:tc>
-        <w:tc>
-          <w:tcPr>
-            <w:tcW w:type="dxa" w:w="1987"/>
-          </w:tcPr>
-          <w:p>
-            <w:pPr>
-              <w:jc w:val="left"/>
-            </w:pPr>
-            <w:r>
-              <w:rPr>
-                <w:rFonts w:ascii="TimeNewRoman" w:hAnsi="TimeNewRoman"/>
-                <w:sz w:val="30"/>
-              </w:rPr>
-              <w:t>4</w:t>
-            </w:r>
-          </w:p>
-        </w:tc>
-        <w:tc>
-          <w:tcPr>
-            <w:tcW w:type="dxa" w:w="1987"/>
-          </w:tcPr>
-          <w:p>
-            <w:pPr>
-              <w:jc w:val="left"/>
-            </w:pPr>
-            <w:r>
-              <w:rPr>
-                <w:rFonts w:ascii="TimeNewRoman" w:hAnsi="TimeNewRoman"/>
-                <w:sz w:val="30"/>
-              </w:rPr>
-              <w:t>28</w:t>
-            </w:r>
-          </w:p>
-        </w:tc>
-      </w:tr>
-      <w:tr>
-        <w:tc>
-          <w:tcPr>
-            <w:tcW w:type="dxa" w:w="1987"/>
-          </w:tcPr>
-          <w:p>
-            <w:pPr>
-              <w:jc w:val="left"/>
-            </w:pPr>
-            <w:r>
-              <w:rPr>
-                <w:rFonts w:ascii="TimeNewRoman" w:hAnsi="TimeNewRoman"/>
-                <w:sz w:val="30"/>
-              </w:rPr>
-              <w:t>21</w:t>
-            </w:r>
-          </w:p>
-        </w:tc>
-        <w:tc>
-          <w:tcPr>
-            <w:tcW w:type="dxa" w:w="1987"/>
-          </w:tcPr>
-          <w:p>
-            <w:pPr>
-              <w:jc w:val="left"/>
-            </w:pPr>
-            <w:r>
-              <w:rPr>
-                <w:rFonts w:ascii="TimeNewRoman" w:hAnsi="TimeNewRoman"/>
-                <w:sz w:val="30"/>
-              </w:rPr>
-              <w:t>85</w:t>
-            </w:r>
-          </w:p>
-        </w:tc>
-        <w:tc>
-          <w:tcPr>
-            <w:tcW w:type="dxa" w:w="1987"/>
-          </w:tcPr>
-          <w:p>
-            <w:pPr>
-              <w:jc w:val="left"/>
-            </w:pPr>
-            <w:r>
-              <w:rPr>
-                <w:rFonts w:ascii="TimeNewRoman" w:hAnsi="TimeNewRoman"/>
-                <w:sz w:val="30"/>
-              </w:rPr>
-              <w:t>89</w:t>
-            </w:r>
-          </w:p>
-        </w:tc>
-        <w:tc>
-          <w:tcPr>
-            <w:tcW w:type="dxa" w:w="1987"/>
-          </w:tcPr>
-          <w:p>
-            <w:pPr>
-              <w:jc w:val="left"/>
-            </w:pPr>
-            <w:r>
-              <w:rPr>
-                <w:rFonts w:ascii="TimeNewRoman" w:hAnsi="TimeNewRoman"/>
-                <w:sz w:val="30"/>
-              </w:rPr>
-              <w:t>5</w:t>
-            </w:r>
-          </w:p>
-        </w:tc>
-        <w:tc>
-          <w:tcPr>
-            <w:tcW w:type="dxa" w:w="1987"/>
-          </w:tcPr>
-          <w:p>
-            <w:pPr>
-              <w:jc w:val="left"/>
-            </w:pPr>
-            <w:r>
-              <w:rPr>
-                <w:rFonts w:ascii="TimeNewRoman" w:hAnsi="TimeNewRoman"/>
-                <w:sz w:val="30"/>
-              </w:rPr>
-              <w:t>9</w:t>
-            </w:r>
-          </w:p>
-        </w:tc>
-      </w:tr>
-      <w:tr>
-        <w:tc>
-          <w:tcPr>
-            <w:tcW w:type="dxa" w:w="1987"/>
-          </w:tcPr>
-          <w:p>
-            <w:pPr>
-              <w:jc w:val="left"/>
-            </w:pPr>
-            <w:r>
-              <w:rPr>
-                <w:rFonts w:ascii="TimeNewRoman" w:hAnsi="TimeNewRoman"/>
-                <w:sz w:val="30"/>
-              </w:rPr>
-              <w:t>66</w:t>
-            </w:r>
-          </w:p>
-        </w:tc>
-        <w:tc>
-          <w:tcPr>
-            <w:tcW w:type="dxa" w:w="1987"/>
-          </w:tcPr>
-          <w:p>
-            <w:pPr>
-              <w:jc w:val="left"/>
-            </w:pPr>
-            <w:r>
-              <w:rPr>
-                <w:rFonts w:ascii="TimeNewRoman" w:hAnsi="TimeNewRoman"/>
-                <w:sz w:val="30"/>
-              </w:rPr>
-              <w:t>213</w:t>
-            </w:r>
-          </w:p>
-        </w:tc>
-        <w:tc>
-          <w:tcPr>
-            <w:tcW w:type="dxa" w:w="1987"/>
-          </w:tcPr>
-          <w:p>
-            <w:pPr>
-              <w:jc w:val="left"/>
-            </w:pPr>
-            <w:r>
-              <w:rPr>
-                <w:rFonts w:ascii="TimeNewRoman" w:hAnsi="TimeNewRoman"/>
-                <w:sz w:val="30"/>
-              </w:rPr>
-              <w:t>7</w:t>
-            </w:r>
-          </w:p>
-        </w:tc>
-        <w:tc>
-          <w:tcPr>
-            <w:tcW w:type="dxa" w:w="1987"/>
-          </w:tcPr>
-          <w:p>
-            <w:pPr>
-              <w:jc w:val="left"/>
-            </w:pPr>
-            <w:r>
-              <w:rPr>
-                <w:rFonts w:ascii="TimeNewRoman" w:hAnsi="TimeNewRoman"/>
-                <w:sz w:val="30"/>
-              </w:rPr>
-              <w:t>211</w:t>
-            </w:r>
-          </w:p>
-        </w:tc>
-        <w:tc>
-          <w:tcPr>
-            <w:tcW w:type="dxa" w:w="1987"/>
-          </w:tcPr>
-          <w:p>
-            <w:pPr>
-              <w:jc w:val="left"/>
-            </w:pPr>
-            <w:r>
-              <w:rPr>
-                <w:rFonts w:ascii="TimeNewRoman" w:hAnsi="TimeNewRoman"/>
-                <w:sz w:val="30"/>
-              </w:rPr>
-              <w:t>76</w:t>
-            </w:r>
-          </w:p>
-        </w:tc>
-      </w:tr>
-      <w:tr>
-        <w:tc>
-          <w:tcPr>
-            <w:tcW w:type="dxa" w:w="1987"/>
-          </w:tcPr>
-          <w:p>
-            <w:pPr>
-              <w:jc w:val="left"/>
-            </w:pPr>
-            <w:r>
-              <w:rPr>
-                <w:rFonts w:ascii="TimeNewRoman" w:hAnsi="TimeNewRoman"/>
-                <w:sz w:val="30"/>
-              </w:rPr>
-              <w:t>56</w:t>
-            </w:r>
-          </w:p>
-        </w:tc>
-        <w:tc>
-          <w:tcPr>
-            <w:tcW w:type="dxa" w:w="1987"/>
-          </w:tcPr>
-          <w:p>
-            <w:pPr>
-              <w:jc w:val="left"/>
-            </w:pPr>
-            <w:r>
-              <w:rPr>
-                <w:rFonts w:ascii="TimeNewRoman" w:hAnsi="TimeNewRoman"/>
-                <w:sz w:val="30"/>
-              </w:rPr>
-              <w:t>215</w:t>
-            </w:r>
-          </w:p>
-        </w:tc>
-        <w:tc>
-          <w:tcPr>
-            <w:tcW w:type="dxa" w:w="1987"/>
-          </w:tcPr>
-          <w:p>
-            <w:pPr>
-              <w:jc w:val="left"/>
-            </w:pPr>
-            <w:r>
-              <w:rPr>
-                <w:rFonts w:ascii="TimeNewRoman" w:hAnsi="TimeNewRoman"/>
-                <w:sz w:val="30"/>
-              </w:rPr>
-              <w:t>51</w:t>
-            </w:r>
-          </w:p>
-        </w:tc>
-        <w:tc>
-          <w:tcPr>
-            <w:tcW w:type="dxa" w:w="1987"/>
-          </w:tcPr>
-          <w:p>
-            <w:pPr>
-              <w:jc w:val="left"/>
-            </w:pPr>
-            <w:r>
-              <w:rPr>
-                <w:rFonts w:ascii="TimeNewRoman" w:hAnsi="TimeNewRoman"/>
-                <w:sz w:val="30"/>
-              </w:rPr>
-              <w:t>46</w:t>
-            </w:r>
-          </w:p>
-        </w:tc>
-        <w:tc>
-          <w:tcPr>
-            <w:tcW w:type="dxa" w:w="1987"/>
-          </w:tcPr>
-          <w:p>
-            <w:pPr>
-              <w:jc w:val="left"/>
-            </w:pPr>
-            <w:r>
-              <w:rPr>
-                <w:rFonts w:ascii="TimeNewRoman" w:hAnsi="TimeNewRoman"/>
-                <w:sz w:val="30"/>
-              </w:rPr>
-              <w:t>16</w:t>
-            </w:r>
-          </w:p>
-        </w:tc>
-      </w:tr>
-      <w:tr>
-        <w:tc>
-          <w:tcPr>
-            <w:tcW w:type="dxa" w:w="1987"/>
-          </w:tcPr>
-          <w:p>
-            <w:pPr>
-              <w:jc w:val="left"/>
-            </w:pPr>
-            <w:r>
-              <w:rPr>
-                <w:rFonts w:ascii="TimeNewRoman" w:hAnsi="TimeNewRoman"/>
-                <w:sz w:val="30"/>
-              </w:rPr>
-              <w:t>25</w:t>
-            </w:r>
-          </w:p>
-        </w:tc>
-        <w:tc>
-          <w:tcPr>
-            <w:tcW w:type="dxa" w:w="1987"/>
-          </w:tcPr>
-          <w:p>
-            <w:pPr>
-              <w:jc w:val="left"/>
-            </w:pPr>
-            <w:r>
-              <w:rPr>
-                <w:rFonts w:ascii="TimeNewRoman" w:hAnsi="TimeNewRoman"/>
-                <w:sz w:val="30"/>
-              </w:rPr>
               <w:t>35</w:t>
             </w:r>
           </w:p>
@@ -1205,7 +1710,7 @@
                 <w:rFonts w:ascii="TimeNewRoman" w:hAnsi="TimeNewRoman"/>
                 <w:sz w:val="30"/>
               </w:rPr>
-              <w:t>59</w:t>
+              <w:t>111</w:t>
             </w:r>
           </w:p>
         </w:tc>
@@ -1222,442 +1727,7 @@
                 <w:rFonts w:ascii="TimeNewRoman" w:hAnsi="TimeNewRoman"/>
                 <w:sz w:val="30"/>
               </w:rPr>
-              <w:t>48</w:t>
-            </w:r>
-          </w:p>
-        </w:tc>
-        <w:tc>
-          <w:tcPr>
-            <w:tcW w:type="dxa" w:w="1987"/>
-          </w:tcPr>
-          <w:p>
-            <w:pPr>
-              <w:jc w:val="left"/>
-            </w:pPr>
-            <w:r>
-              <w:rPr>
-                <w:rFonts w:ascii="TimeNewRoman" w:hAnsi="TimeNewRoman"/>
-                <w:sz w:val="30"/>
-              </w:rPr>
-              <w:t>48</w:t>
-            </w:r>
-          </w:p>
-        </w:tc>
-      </w:tr>
-      <w:tr>
-        <w:tc>
-          <w:tcPr>
-            <w:tcW w:type="dxa" w:w="1987"/>
-          </w:tcPr>
-          <w:p>
-            <w:pPr>
-              <w:jc w:val="left"/>
-            </w:pPr>
-            <w:r>
-              <w:rPr>
-                <w:rFonts w:ascii="TimeNewRoman" w:hAnsi="TimeNewRoman"/>
-                <w:sz w:val="30"/>
-              </w:rPr>
-              <w:t>24</w:t>
-            </w:r>
-          </w:p>
-        </w:tc>
-        <w:tc>
-          <w:tcPr>
-            <w:tcW w:type="dxa" w:w="1987"/>
-          </w:tcPr>
-          <w:p>
-            <w:pPr>
-              <w:jc w:val="left"/>
-            </w:pPr>
-            <w:r>
-              <w:rPr>
-                <w:rFonts w:ascii="TimeNewRoman" w:hAnsi="TimeNewRoman"/>
-                <w:sz w:val="30"/>
-              </w:rPr>
-              <w:t>133</w:t>
-            </w:r>
-          </w:p>
-        </w:tc>
-        <w:tc>
-          <w:tcPr>
-            <w:tcW w:type="dxa" w:w="1987"/>
-          </w:tcPr>
-          <w:p>
-            <w:pPr>
-              <w:jc w:val="left"/>
-            </w:pPr>
-            <w:r>
-              <w:rPr>
-                <w:rFonts w:ascii="TimeNewRoman" w:hAnsi="TimeNewRoman"/>
-                <w:sz w:val="30"/>
-              </w:rPr>
-              <w:t>3</w:t>
-            </w:r>
-          </w:p>
-        </w:tc>
-        <w:tc>
-          <w:tcPr>
-            <w:tcW w:type="dxa" w:w="1987"/>
-          </w:tcPr>
-          <w:p>
-            <w:pPr>
-              <w:jc w:val="left"/>
-            </w:pPr>
-            <w:r>
-              <w:rPr>
-                <w:rFonts w:ascii="TimeNewRoman" w:hAnsi="TimeNewRoman"/>
-                <w:sz w:val="30"/>
-              </w:rPr>
-              <w:t>42</w:t>
-            </w:r>
-          </w:p>
-        </w:tc>
-        <w:tc>
-          <w:tcPr>
-            <w:tcW w:type="dxa" w:w="1987"/>
-          </w:tcPr>
-          <w:p>
-            <w:pPr>
-              <w:jc w:val="left"/>
-            </w:pPr>
-            <w:r>
-              <w:rPr>
-                <w:rFonts w:ascii="TimeNewRoman" w:hAnsi="TimeNewRoman"/>
-                <w:sz w:val="30"/>
-              </w:rPr>
-              <w:t>45</w:t>
-            </w:r>
-          </w:p>
-        </w:tc>
-      </w:tr>
-      <w:tr>
-        <w:tc>
-          <w:tcPr>
-            <w:tcW w:type="dxa" w:w="1987"/>
-          </w:tcPr>
-          <w:p>
-            <w:pPr>
-              <w:jc w:val="left"/>
-            </w:pPr>
-            <w:r>
-              <w:rPr>
-                <w:rFonts w:ascii="TimeNewRoman" w:hAnsi="TimeNewRoman"/>
-                <w:sz w:val="30"/>
-              </w:rPr>
-              <w:t>9</w:t>
-            </w:r>
-          </w:p>
-        </w:tc>
-        <w:tc>
-          <w:tcPr>
-            <w:tcW w:type="dxa" w:w="1987"/>
-          </w:tcPr>
-          <w:p>
-            <w:pPr>
-              <w:jc w:val="left"/>
-            </w:pPr>
-            <w:r>
-              <w:rPr>
-                <w:rFonts w:ascii="TimeNewRoman" w:hAnsi="TimeNewRoman"/>
-                <w:sz w:val="30"/>
-              </w:rPr>
-              <w:t>8</w:t>
-            </w:r>
-          </w:p>
-        </w:tc>
-        <w:tc>
-          <w:tcPr>
-            <w:tcW w:type="dxa" w:w="1987"/>
-          </w:tcPr>
-          <w:p>
-            <w:pPr>
-              <w:jc w:val="left"/>
-            </w:pPr>
-            <w:r>
-              <w:rPr>
-                <w:rFonts w:ascii="TimeNewRoman" w:hAnsi="TimeNewRoman"/>
-                <w:sz w:val="30"/>
-              </w:rPr>
-              <w:t>3</w:t>
-            </w:r>
-          </w:p>
-        </w:tc>
-        <w:tc>
-          <w:tcPr>
-            <w:tcW w:type="dxa" w:w="1987"/>
-          </w:tcPr>
-          <w:p>
-            <w:pPr>
-              <w:jc w:val="left"/>
-            </w:pPr>
-            <w:r>
-              <w:rPr>
-                <w:rFonts w:ascii="TimeNewRoman" w:hAnsi="TimeNewRoman"/>
-                <w:sz w:val="30"/>
-              </w:rPr>
-              <w:t>83</w:t>
-            </w:r>
-          </w:p>
-        </w:tc>
-        <w:tc>
-          <w:tcPr>
-            <w:tcW w:type="dxa" w:w="1987"/>
-          </w:tcPr>
-          <w:p>
-            <w:pPr>
-              <w:jc w:val="left"/>
-            </w:pPr>
-            <w:r>
-              <w:rPr>
-                <w:rFonts w:ascii="TimeNewRoman" w:hAnsi="TimeNewRoman"/>
-                <w:sz w:val="30"/>
-              </w:rPr>
-              <w:t>30</w:t>
-            </w:r>
-          </w:p>
-        </w:tc>
-      </w:tr>
-      <w:tr>
-        <w:tc>
-          <w:tcPr>
-            <w:tcW w:type="dxa" w:w="1987"/>
-          </w:tcPr>
-          <w:p>
-            <w:pPr>
-              <w:jc w:val="left"/>
-            </w:pPr>
-            <w:r>
-              <w:rPr>
-                <w:rFonts w:ascii="TimeNewRoman" w:hAnsi="TimeNewRoman"/>
-                <w:sz w:val="30"/>
-              </w:rPr>
-              <w:t>7</w:t>
-            </w:r>
-          </w:p>
-        </w:tc>
-        <w:tc>
-          <w:tcPr>
-            <w:tcW w:type="dxa" w:w="1987"/>
-          </w:tcPr>
-          <w:p>
-            <w:pPr>
-              <w:jc w:val="left"/>
-            </w:pPr>
-            <w:r>
-              <w:rPr>
-                <w:rFonts w:ascii="TimeNewRoman" w:hAnsi="TimeNewRoman"/>
-                <w:sz w:val="30"/>
-              </w:rPr>
-              <w:t>32</w:t>
-            </w:r>
-          </w:p>
-        </w:tc>
-        <w:tc>
-          <w:tcPr>
-            <w:tcW w:type="dxa" w:w="1987"/>
-          </w:tcPr>
-          <w:p>
-            <w:pPr>
-              <w:jc w:val="left"/>
-            </w:pPr>
-            <w:r>
-              <w:rPr>
-                <w:rFonts w:ascii="TimeNewRoman" w:hAnsi="TimeNewRoman"/>
-                <w:sz w:val="30"/>
-              </w:rPr>
-              <w:t>60</w:t>
-            </w:r>
-          </w:p>
-        </w:tc>
-        <w:tc>
-          <w:tcPr>
-            <w:tcW w:type="dxa" w:w="1987"/>
-          </w:tcPr>
-          <w:p>
-            <w:pPr>
-              <w:jc w:val="left"/>
-            </w:pPr>
-            <w:r>
-              <w:rPr>
-                <w:rFonts w:ascii="TimeNewRoman" w:hAnsi="TimeNewRoman"/>
-                <w:sz w:val="30"/>
-              </w:rPr>
-              <w:t>173</w:t>
-            </w:r>
-          </w:p>
-        </w:tc>
-        <w:tc>
-          <w:tcPr>
-            <w:tcW w:type="dxa" w:w="1987"/>
-          </w:tcPr>
-          <w:p>
-            <w:pPr>
-              <w:jc w:val="left"/>
-            </w:pPr>
-            <w:r>
-              <w:rPr>
-                <w:rFonts w:ascii="TimeNewRoman" w:hAnsi="TimeNewRoman"/>
-                <w:sz w:val="30"/>
-              </w:rPr>
-              <w:t>90</w:t>
-            </w:r>
-          </w:p>
-        </w:tc>
-      </w:tr>
-      <w:tr>
-        <w:tc>
-          <w:tcPr>
-            <w:tcW w:type="dxa" w:w="1987"/>
-          </w:tcPr>
-          <w:p>
-            <w:pPr>
-              <w:jc w:val="left"/>
-            </w:pPr>
-            <w:r>
-              <w:rPr>
-                <w:rFonts w:ascii="TimeNewRoman" w:hAnsi="TimeNewRoman"/>
-                <w:sz w:val="30"/>
-              </w:rPr>
-              <w:t>11</w:t>
-            </w:r>
-          </w:p>
-        </w:tc>
-        <w:tc>
-          <w:tcPr>
-            <w:tcW w:type="dxa" w:w="1987"/>
-          </w:tcPr>
-          <w:p>
-            <w:pPr>
-              <w:jc w:val="left"/>
-            </w:pPr>
-            <w:r>
-              <w:rPr>
-                <w:rFonts w:ascii="TimeNewRoman" w:hAnsi="TimeNewRoman"/>
-                <w:sz w:val="30"/>
-              </w:rPr>
-              <w:t>230</w:t>
-            </w:r>
-          </w:p>
-        </w:tc>
-        <w:tc>
-          <w:tcPr>
-            <w:tcW w:type="dxa" w:w="1987"/>
-          </w:tcPr>
-          <w:p>
-            <w:pPr>
-              <w:jc w:val="left"/>
-            </w:pPr>
-            <w:r>
-              <w:rPr>
-                <w:rFonts w:ascii="TimeNewRoman" w:hAnsi="TimeNewRoman"/>
-                <w:sz w:val="30"/>
-              </w:rPr>
-              <w:t>6</w:t>
-            </w:r>
-          </w:p>
-        </w:tc>
-        <w:tc>
-          <w:tcPr>
-            <w:tcW w:type="dxa" w:w="1987"/>
-          </w:tcPr>
-          <w:p>
-            <w:pPr>
-              <w:jc w:val="left"/>
-            </w:pPr>
-            <w:r>
-              <w:rPr>
-                <w:rFonts w:ascii="TimeNewRoman" w:hAnsi="TimeNewRoman"/>
-                <w:sz w:val="30"/>
-              </w:rPr>
-              <w:t>208</w:t>
-            </w:r>
-          </w:p>
-        </w:tc>
-        <w:tc>
-          <w:tcPr>
-            <w:tcW w:type="dxa" w:w="1987"/>
-          </w:tcPr>
-          <w:p>
-            <w:pPr>
-              <w:jc w:val="left"/>
-            </w:pPr>
-            <w:r>
-              <w:rPr>
-                <w:rFonts w:ascii="TimeNewRoman" w:hAnsi="TimeNewRoman"/>
-                <w:sz w:val="30"/>
-              </w:rPr>
-              <w:t>40</w:t>
-            </w:r>
-          </w:p>
-        </w:tc>
-      </w:tr>
-      <w:tr>
-        <w:tc>
-          <w:tcPr>
-            <w:tcW w:type="dxa" w:w="1987"/>
-          </w:tcPr>
-          <w:p>
-            <w:pPr>
-              <w:jc w:val="left"/>
-            </w:pPr>
-            <w:r>
-              <w:rPr>
-                <w:rFonts w:ascii="TimeNewRoman" w:hAnsi="TimeNewRoman"/>
-                <w:sz w:val="30"/>
-              </w:rPr>
-              <w:t>6</w:t>
-            </w:r>
-          </w:p>
-        </w:tc>
-        <w:tc>
-          <w:tcPr>
-            <w:tcW w:type="dxa" w:w="1987"/>
-          </w:tcPr>
-          <w:p>
-            <w:pPr>
-              <w:jc w:val="left"/>
-            </w:pPr>
-            <w:r>
-              <w:rPr>
-                <w:rFonts w:ascii="TimeNewRoman" w:hAnsi="TimeNewRoman"/>
-                <w:sz w:val="30"/>
-              </w:rPr>
-              <w:t>191</w:t>
-            </w:r>
-          </w:p>
-        </w:tc>
-        <w:tc>
-          <w:tcPr>
-            <w:tcW w:type="dxa" w:w="1987"/>
-          </w:tcPr>
-          <w:p>
-            <w:pPr>
-              <w:jc w:val="left"/>
-            </w:pPr>
-            <w:r>
-              <w:rPr>
-                <w:rFonts w:ascii="TimeNewRoman" w:hAnsi="TimeNewRoman"/>
-                <w:sz w:val="30"/>
-              </w:rPr>
-              <w:t>161</w:t>
-            </w:r>
-          </w:p>
-        </w:tc>
-        <w:tc>
-          <w:tcPr>
-            <w:tcW w:type="dxa" w:w="1987"/>
-          </w:tcPr>
-          <w:p>
-            <w:pPr>
-              <w:jc w:val="left"/>
-            </w:pPr>
-            <w:r>
-              <w:rPr>
-                <w:rFonts w:ascii="TimeNewRoman" w:hAnsi="TimeNewRoman"/>
-                <w:sz w:val="30"/>
-              </w:rPr>
-              <w:t>145</w:t>
+              <w:t>15</w:t>
             </w:r>
           </w:p>
         </w:tc>
@@ -1678,8 +1748,6 @@
             </w:r>
           </w:p>
         </w:tc>
-      </w:tr>
-      <w:tr>
         <w:tc>
           <w:tcPr>
             <w:tcW w:type="dxa" w:w="1987"/>
@@ -1693,75 +1761,7 @@
                 <w:rFonts w:ascii="TimeNewRoman" w:hAnsi="TimeNewRoman"/>
                 <w:sz w:val="30"/>
               </w:rPr>
-              <w:t>57</w:t>
-            </w:r>
-          </w:p>
-        </w:tc>
-        <w:tc>
-          <w:tcPr>
-            <w:tcW w:type="dxa" w:w="1987"/>
-          </w:tcPr>
-          <w:p>
-            <w:pPr>
-              <w:jc w:val="left"/>
-            </w:pPr>
-            <w:r>
-              <w:rPr>
-                <w:rFonts w:ascii="TimeNewRoman" w:hAnsi="TimeNewRoman"/>
-                <w:sz w:val="30"/>
-              </w:rPr>
-              <w:t>20</w:t>
-            </w:r>
-          </w:p>
-        </w:tc>
-        <w:tc>
-          <w:tcPr>
-            <w:tcW w:type="dxa" w:w="1987"/>
-          </w:tcPr>
-          <w:p>
-            <w:pPr>
-              <w:jc w:val="left"/>
-            </w:pPr>
-            <w:r>
-              <w:rPr>
-                <w:rFonts w:ascii="TimeNewRoman" w:hAnsi="TimeNewRoman"/>
-                <w:sz w:val="30"/>
-              </w:rPr>
-              <w:t>7</w:t>
-            </w:r>
-          </w:p>
-        </w:tc>
-        <w:tc>
-          <w:tcPr>
-            <w:tcW w:type="dxa" w:w="1987"/>
-          </w:tcPr>
-          <w:p>
-            <w:pPr>
-              <w:jc w:val="left"/>
-            </w:pPr>
-            <w:r>
-              <w:rPr>
-                <w:rFonts w:ascii="TimeNewRoman" w:hAnsi="TimeNewRoman"/>
-                <w:sz w:val="30"/>
-              </w:rPr>
-              <w:t>18</w:t>
-            </w:r>
-          </w:p>
-        </w:tc>
-        <w:tc>
-          <w:tcPr>
-            <w:tcW w:type="dxa" w:w="1987"/>
-          </w:tcPr>
-          <w:p>
-            <w:pPr>
-              <w:jc w:val="left"/>
-            </w:pPr>
-            <w:r>
-              <w:rPr>
-                <w:rFonts w:ascii="TimeNewRoman" w:hAnsi="TimeNewRoman"/>
-                <w:sz w:val="30"/>
-              </w:rPr>
-              <w:t>16</w:t>
+              <w:t>12</w:t>
             </w:r>
           </w:p>
         </w:tc>

--- a/answers-of-mixed.docx
+++ b/answers-of-mixed.docx
@@ -40,7 +40,616 @@
                 <w:rFonts w:ascii="TimeNewRoman" w:hAnsi="TimeNewRoman"/>
                 <w:sz w:val="30"/>
               </w:rPr>
-              <w:t>83</w:t>
+              <w:t>80</w:t>
+            </w:r>
+          </w:p>
+        </w:tc>
+        <w:tc>
+          <w:tcPr>
+            <w:tcW w:type="dxa" w:w="1987"/>
+          </w:tcPr>
+          <w:p>
+            <w:pPr>
+              <w:jc w:val="left"/>
+            </w:pPr>
+            <w:r>
+              <w:rPr>
+                <w:rFonts w:ascii="TimeNewRoman" w:hAnsi="TimeNewRoman"/>
+                <w:sz w:val="30"/>
+              </w:rPr>
+              <w:t>68</w:t>
+            </w:r>
+          </w:p>
+        </w:tc>
+        <w:tc>
+          <w:tcPr>
+            <w:tcW w:type="dxa" w:w="1987"/>
+          </w:tcPr>
+          <w:p>
+            <w:pPr>
+              <w:jc w:val="left"/>
+            </w:pPr>
+            <w:r>
+              <w:rPr>
+                <w:rFonts w:ascii="TimeNewRoman" w:hAnsi="TimeNewRoman"/>
+                <w:sz w:val="30"/>
+              </w:rPr>
+              <w:t>200</w:t>
+            </w:r>
+          </w:p>
+        </w:tc>
+        <w:tc>
+          <w:tcPr>
+            <w:tcW w:type="dxa" w:w="1987"/>
+          </w:tcPr>
+          <w:p>
+            <w:pPr>
+              <w:jc w:val="left"/>
+            </w:pPr>
+            <w:r>
+              <w:rPr>
+                <w:rFonts w:ascii="TimeNewRoman" w:hAnsi="TimeNewRoman"/>
+                <w:sz w:val="30"/>
+              </w:rPr>
+              <w:t>92</w:t>
+            </w:r>
+          </w:p>
+        </w:tc>
+        <w:tc>
+          <w:tcPr>
+            <w:tcW w:type="dxa" w:w="1987"/>
+          </w:tcPr>
+          <w:p>
+            <w:pPr>
+              <w:jc w:val="left"/>
+            </w:pPr>
+            <w:r>
+              <w:rPr>
+                <w:rFonts w:ascii="TimeNewRoman" w:hAnsi="TimeNewRoman"/>
+                <w:sz w:val="30"/>
+              </w:rPr>
+              <w:t>96</w:t>
+            </w:r>
+          </w:p>
+        </w:tc>
+      </w:tr>
+      <w:tr>
+        <w:tc>
+          <w:tcPr>
+            <w:tcW w:type="dxa" w:w="1987"/>
+          </w:tcPr>
+          <w:p>
+            <w:pPr>
+              <w:jc w:val="left"/>
+            </w:pPr>
+            <w:r>
+              <w:rPr>
+                <w:rFonts w:ascii="TimeNewRoman" w:hAnsi="TimeNewRoman"/>
+                <w:sz w:val="30"/>
+              </w:rPr>
+              <w:t>82</w:t>
+            </w:r>
+          </w:p>
+        </w:tc>
+        <w:tc>
+          <w:tcPr>
+            <w:tcW w:type="dxa" w:w="1987"/>
+          </w:tcPr>
+          <w:p>
+            <w:pPr>
+              <w:jc w:val="left"/>
+            </w:pPr>
+            <w:r>
+              <w:rPr>
+                <w:rFonts w:ascii="TimeNewRoman" w:hAnsi="TimeNewRoman"/>
+                <w:sz w:val="30"/>
+              </w:rPr>
+              <w:t>18</w:t>
+            </w:r>
+          </w:p>
+        </w:tc>
+        <w:tc>
+          <w:tcPr>
+            <w:tcW w:type="dxa" w:w="1987"/>
+          </w:tcPr>
+          <w:p>
+            <w:pPr>
+              <w:jc w:val="left"/>
+            </w:pPr>
+            <w:r>
+              <w:rPr>
+                <w:rFonts w:ascii="TimeNewRoman" w:hAnsi="TimeNewRoman"/>
+                <w:sz w:val="30"/>
+              </w:rPr>
+              <w:t>25</w:t>
+            </w:r>
+          </w:p>
+        </w:tc>
+        <w:tc>
+          <w:tcPr>
+            <w:tcW w:type="dxa" w:w="1987"/>
+          </w:tcPr>
+          <w:p>
+            <w:pPr>
+              <w:jc w:val="left"/>
+            </w:pPr>
+            <w:r>
+              <w:rPr>
+                <w:rFonts w:ascii="TimeNewRoman" w:hAnsi="TimeNewRoman"/>
+                <w:sz w:val="30"/>
+              </w:rPr>
+              <w:t>11</w:t>
+            </w:r>
+          </w:p>
+        </w:tc>
+        <w:tc>
+          <w:tcPr>
+            <w:tcW w:type="dxa" w:w="1987"/>
+          </w:tcPr>
+          <w:p>
+            <w:pPr>
+              <w:jc w:val="left"/>
+            </w:pPr>
+            <w:r>
+              <w:rPr>
+                <w:rFonts w:ascii="TimeNewRoman" w:hAnsi="TimeNewRoman"/>
+                <w:sz w:val="30"/>
+              </w:rPr>
+              <w:t>79</w:t>
+            </w:r>
+          </w:p>
+        </w:tc>
+      </w:tr>
+      <w:tr>
+        <w:tc>
+          <w:tcPr>
+            <w:tcW w:type="dxa" w:w="1987"/>
+          </w:tcPr>
+          <w:p>
+            <w:pPr>
+              <w:jc w:val="left"/>
+            </w:pPr>
+            <w:r>
+              <w:rPr>
+                <w:rFonts w:ascii="TimeNewRoman" w:hAnsi="TimeNewRoman"/>
+                <w:sz w:val="30"/>
+              </w:rPr>
+              <w:t>50</w:t>
+            </w:r>
+          </w:p>
+        </w:tc>
+        <w:tc>
+          <w:tcPr>
+            <w:tcW w:type="dxa" w:w="1987"/>
+          </w:tcPr>
+          <w:p>
+            <w:pPr>
+              <w:jc w:val="left"/>
+            </w:pPr>
+            <w:r>
+              <w:rPr>
+                <w:rFonts w:ascii="TimeNewRoman" w:hAnsi="TimeNewRoman"/>
+                <w:sz w:val="30"/>
+              </w:rPr>
+              <w:t>40</w:t>
+            </w:r>
+          </w:p>
+        </w:tc>
+        <w:tc>
+          <w:tcPr>
+            <w:tcW w:type="dxa" w:w="1987"/>
+          </w:tcPr>
+          <w:p>
+            <w:pPr>
+              <w:jc w:val="left"/>
+            </w:pPr>
+            <w:r>
+              <w:rPr>
+                <w:rFonts w:ascii="TimeNewRoman" w:hAnsi="TimeNewRoman"/>
+                <w:sz w:val="30"/>
+              </w:rPr>
+              <w:t>235</w:t>
+            </w:r>
+          </w:p>
+        </w:tc>
+        <w:tc>
+          <w:tcPr>
+            <w:tcW w:type="dxa" w:w="1987"/>
+          </w:tcPr>
+          <w:p>
+            <w:pPr>
+              <w:jc w:val="left"/>
+            </w:pPr>
+            <w:r>
+              <w:rPr>
+                <w:rFonts w:ascii="TimeNewRoman" w:hAnsi="TimeNewRoman"/>
+                <w:sz w:val="30"/>
+              </w:rPr>
+              <w:t>27</w:t>
+            </w:r>
+          </w:p>
+        </w:tc>
+        <w:tc>
+          <w:tcPr>
+            <w:tcW w:type="dxa" w:w="1987"/>
+          </w:tcPr>
+          <w:p>
+            <w:pPr>
+              <w:jc w:val="left"/>
+            </w:pPr>
+            <w:r>
+              <w:rPr>
+                <w:rFonts w:ascii="TimeNewRoman" w:hAnsi="TimeNewRoman"/>
+                <w:sz w:val="30"/>
+              </w:rPr>
+              <w:t>5</w:t>
+            </w:r>
+          </w:p>
+        </w:tc>
+      </w:tr>
+      <w:tr>
+        <w:tc>
+          <w:tcPr>
+            <w:tcW w:type="dxa" w:w="1987"/>
+          </w:tcPr>
+          <w:p>
+            <w:pPr>
+              <w:jc w:val="left"/>
+            </w:pPr>
+            <w:r>
+              <w:rPr>
+                <w:rFonts w:ascii="TimeNewRoman" w:hAnsi="TimeNewRoman"/>
+                <w:sz w:val="30"/>
+              </w:rPr>
+              <w:t>93</w:t>
+            </w:r>
+          </w:p>
+        </w:tc>
+        <w:tc>
+          <w:tcPr>
+            <w:tcW w:type="dxa" w:w="1987"/>
+          </w:tcPr>
+          <w:p>
+            <w:pPr>
+              <w:jc w:val="left"/>
+            </w:pPr>
+            <w:r>
+              <w:rPr>
+                <w:rFonts w:ascii="TimeNewRoman" w:hAnsi="TimeNewRoman"/>
+                <w:sz w:val="30"/>
+              </w:rPr>
+              <w:t>6</w:t>
+            </w:r>
+          </w:p>
+        </w:tc>
+        <w:tc>
+          <w:tcPr>
+            <w:tcW w:type="dxa" w:w="1987"/>
+          </w:tcPr>
+          <w:p>
+            <w:pPr>
+              <w:jc w:val="left"/>
+            </w:pPr>
+            <w:r>
+              <w:rPr>
+                <w:rFonts w:ascii="TimeNewRoman" w:hAnsi="TimeNewRoman"/>
+                <w:sz w:val="30"/>
+              </w:rPr>
+              <w:t>136</w:t>
+            </w:r>
+          </w:p>
+        </w:tc>
+        <w:tc>
+          <w:tcPr>
+            <w:tcW w:type="dxa" w:w="1987"/>
+          </w:tcPr>
+          <w:p>
+            <w:pPr>
+              <w:jc w:val="left"/>
+            </w:pPr>
+            <w:r>
+              <w:rPr>
+                <w:rFonts w:ascii="TimeNewRoman" w:hAnsi="TimeNewRoman"/>
+                <w:sz w:val="30"/>
+              </w:rPr>
+              <w:t>58</w:t>
+            </w:r>
+          </w:p>
+        </w:tc>
+        <w:tc>
+          <w:tcPr>
+            <w:tcW w:type="dxa" w:w="1987"/>
+          </w:tcPr>
+          <w:p>
+            <w:pPr>
+              <w:jc w:val="left"/>
+            </w:pPr>
+            <w:r>
+              <w:rPr>
+                <w:rFonts w:ascii="TimeNewRoman" w:hAnsi="TimeNewRoman"/>
+                <w:sz w:val="30"/>
+              </w:rPr>
+              <w:t>32</w:t>
+            </w:r>
+          </w:p>
+        </w:tc>
+      </w:tr>
+      <w:tr>
+        <w:tc>
+          <w:tcPr>
+            <w:tcW w:type="dxa" w:w="1987"/>
+          </w:tcPr>
+          <w:p>
+            <w:pPr>
+              <w:jc w:val="left"/>
+            </w:pPr>
+            <w:r>
+              <w:rPr>
+                <w:rFonts w:ascii="TimeNewRoman" w:hAnsi="TimeNewRoman"/>
+                <w:sz w:val="30"/>
+              </w:rPr>
+              <w:t>57</w:t>
+            </w:r>
+          </w:p>
+        </w:tc>
+        <w:tc>
+          <w:tcPr>
+            <w:tcW w:type="dxa" w:w="1987"/>
+          </w:tcPr>
+          <w:p>
+            <w:pPr>
+              <w:jc w:val="left"/>
+            </w:pPr>
+            <w:r>
+              <w:rPr>
+                <w:rFonts w:ascii="TimeNewRoman" w:hAnsi="TimeNewRoman"/>
+                <w:sz w:val="30"/>
+              </w:rPr>
+              <w:t>135</w:t>
+            </w:r>
+          </w:p>
+        </w:tc>
+        <w:tc>
+          <w:tcPr>
+            <w:tcW w:type="dxa" w:w="1987"/>
+          </w:tcPr>
+          <w:p>
+            <w:pPr>
+              <w:jc w:val="left"/>
+            </w:pPr>
+            <w:r>
+              <w:rPr>
+                <w:rFonts w:ascii="TimeNewRoman" w:hAnsi="TimeNewRoman"/>
+                <w:sz w:val="30"/>
+              </w:rPr>
+              <w:t>12</w:t>
+            </w:r>
+          </w:p>
+        </w:tc>
+        <w:tc>
+          <w:tcPr>
+            <w:tcW w:type="dxa" w:w="1987"/>
+          </w:tcPr>
+          <w:p>
+            <w:pPr>
+              <w:jc w:val="left"/>
+            </w:pPr>
+            <w:r>
+              <w:rPr>
+                <w:rFonts w:ascii="TimeNewRoman" w:hAnsi="TimeNewRoman"/>
+                <w:sz w:val="30"/>
+              </w:rPr>
+              <w:t>64</w:t>
+            </w:r>
+          </w:p>
+        </w:tc>
+        <w:tc>
+          <w:tcPr>
+            <w:tcW w:type="dxa" w:w="1987"/>
+          </w:tcPr>
+          <w:p>
+            <w:pPr>
+              <w:jc w:val="left"/>
+            </w:pPr>
+            <w:r>
+              <w:rPr>
+                <w:rFonts w:ascii="TimeNewRoman" w:hAnsi="TimeNewRoman"/>
+                <w:sz w:val="30"/>
+              </w:rPr>
+              <w:t>2</w:t>
+            </w:r>
+          </w:p>
+        </w:tc>
+      </w:tr>
+      <w:tr>
+        <w:tc>
+          <w:tcPr>
+            <w:tcW w:type="dxa" w:w="1987"/>
+          </w:tcPr>
+          <w:p>
+            <w:pPr>
+              <w:jc w:val="left"/>
+            </w:pPr>
+            <w:r>
+              <w:rPr>
+                <w:rFonts w:ascii="TimeNewRoman" w:hAnsi="TimeNewRoman"/>
+                <w:sz w:val="30"/>
+              </w:rPr>
+              <w:t>10</w:t>
+            </w:r>
+          </w:p>
+        </w:tc>
+        <w:tc>
+          <w:tcPr>
+            <w:tcW w:type="dxa" w:w="1987"/>
+          </w:tcPr>
+          <w:p>
+            <w:pPr>
+              <w:jc w:val="left"/>
+            </w:pPr>
+            <w:r>
+              <w:rPr>
+                <w:rFonts w:ascii="TimeNewRoman" w:hAnsi="TimeNewRoman"/>
+                <w:sz w:val="30"/>
+              </w:rPr>
+              <w:t>8</w:t>
+            </w:r>
+          </w:p>
+        </w:tc>
+        <w:tc>
+          <w:tcPr>
+            <w:tcW w:type="dxa" w:w="1987"/>
+          </w:tcPr>
+          <w:p>
+            <w:pPr>
+              <w:jc w:val="left"/>
+            </w:pPr>
+            <w:r>
+              <w:rPr>
+                <w:rFonts w:ascii="TimeNewRoman" w:hAnsi="TimeNewRoman"/>
+                <w:sz w:val="30"/>
+              </w:rPr>
+              <w:t>78</w:t>
+            </w:r>
+          </w:p>
+        </w:tc>
+        <w:tc>
+          <w:tcPr>
+            <w:tcW w:type="dxa" w:w="1987"/>
+          </w:tcPr>
+          <w:p>
+            <w:pPr>
+              <w:jc w:val="left"/>
+            </w:pPr>
+            <w:r>
+              <w:rPr>
+                <w:rFonts w:ascii="TimeNewRoman" w:hAnsi="TimeNewRoman"/>
+                <w:sz w:val="30"/>
+              </w:rPr>
+              <w:t>18</w:t>
+            </w:r>
+          </w:p>
+        </w:tc>
+        <w:tc>
+          <w:tcPr>
+            <w:tcW w:type="dxa" w:w="1987"/>
+          </w:tcPr>
+          <w:p>
+            <w:pPr>
+              <w:jc w:val="left"/>
+            </w:pPr>
+            <w:r>
+              <w:rPr>
+                <w:rFonts w:ascii="TimeNewRoman" w:hAnsi="TimeNewRoman"/>
+                <w:sz w:val="30"/>
+              </w:rPr>
+              <w:t>76</w:t>
+            </w:r>
+          </w:p>
+        </w:tc>
+      </w:tr>
+      <w:tr>
+        <w:tc>
+          <w:tcPr>
+            <w:tcW w:type="dxa" w:w="1987"/>
+          </w:tcPr>
+          <w:p>
+            <w:pPr>
+              <w:jc w:val="left"/>
+            </w:pPr>
+            <w:r>
+              <w:rPr>
+                <w:rFonts w:ascii="TimeNewRoman" w:hAnsi="TimeNewRoman"/>
+                <w:sz w:val="30"/>
+              </w:rPr>
+              <w:t>19</w:t>
+            </w:r>
+          </w:p>
+        </w:tc>
+        <w:tc>
+          <w:tcPr>
+            <w:tcW w:type="dxa" w:w="1987"/>
+          </w:tcPr>
+          <w:p>
+            <w:pPr>
+              <w:jc w:val="left"/>
+            </w:pPr>
+            <w:r>
+              <w:rPr>
+                <w:rFonts w:ascii="TimeNewRoman" w:hAnsi="TimeNewRoman"/>
+                <w:sz w:val="30"/>
+              </w:rPr>
+              <w:t>18</w:t>
+            </w:r>
+          </w:p>
+        </w:tc>
+        <w:tc>
+          <w:tcPr>
+            <w:tcW w:type="dxa" w:w="1987"/>
+          </w:tcPr>
+          <w:p>
+            <w:pPr>
+              <w:jc w:val="left"/>
+            </w:pPr>
+            <w:r>
+              <w:rPr>
+                <w:rFonts w:ascii="TimeNewRoman" w:hAnsi="TimeNewRoman"/>
+                <w:sz w:val="30"/>
+              </w:rPr>
+              <w:t>69</w:t>
+            </w:r>
+          </w:p>
+        </w:tc>
+        <w:tc>
+          <w:tcPr>
+            <w:tcW w:type="dxa" w:w="1987"/>
+          </w:tcPr>
+          <w:p>
+            <w:pPr>
+              <w:jc w:val="left"/>
+            </w:pPr>
+            <w:r>
+              <w:rPr>
+                <w:rFonts w:ascii="TimeNewRoman" w:hAnsi="TimeNewRoman"/>
+                <w:sz w:val="30"/>
+              </w:rPr>
+              <w:t>191</w:t>
+            </w:r>
+          </w:p>
+        </w:tc>
+        <w:tc>
+          <w:tcPr>
+            <w:tcW w:type="dxa" w:w="1987"/>
+          </w:tcPr>
+          <w:p>
+            <w:pPr>
+              <w:jc w:val="left"/>
+            </w:pPr>
+            <w:r>
+              <w:rPr>
+                <w:rFonts w:ascii="TimeNewRoman" w:hAnsi="TimeNewRoman"/>
+                <w:sz w:val="30"/>
+              </w:rPr>
+              <w:t>20</w:t>
+            </w:r>
+          </w:p>
+        </w:tc>
+      </w:tr>
+      <w:tr>
+        <w:tc>
+          <w:tcPr>
+            <w:tcW w:type="dxa" w:w="1987"/>
+          </w:tcPr>
+          <w:p>
+            <w:pPr>
+              <w:jc w:val="left"/>
+            </w:pPr>
+            <w:r>
+              <w:rPr>
+                <w:rFonts w:ascii="TimeNewRoman" w:hAnsi="TimeNewRoman"/>
+                <w:sz w:val="30"/>
+              </w:rPr>
+              <w:t>15</w:t>
             </w:r>
           </w:p>
         </w:tc>
@@ -74,7 +683,7 @@
                 <w:rFonts w:ascii="TimeNewRoman" w:hAnsi="TimeNewRoman"/>
                 <w:sz w:val="30"/>
               </w:rPr>
-              <w:t>41</w:t>
+              <w:t>5</w:t>
             </w:r>
           </w:p>
         </w:tc>
@@ -91,7 +700,7 @@
                 <w:rFonts w:ascii="TimeNewRoman" w:hAnsi="TimeNewRoman"/>
                 <w:sz w:val="30"/>
               </w:rPr>
-              <w:t>32</w:t>
+              <w:t>18</w:t>
             </w:r>
           </w:p>
         </w:tc>
@@ -108,7 +717,268 @@
                 <w:rFonts w:ascii="TimeNewRoman" w:hAnsi="TimeNewRoman"/>
                 <w:sz w:val="30"/>
               </w:rPr>
-              <w:t>3</w:t>
+              <w:t>72</w:t>
+            </w:r>
+          </w:p>
+        </w:tc>
+      </w:tr>
+      <w:tr>
+        <w:tc>
+          <w:tcPr>
+            <w:tcW w:type="dxa" w:w="1987"/>
+          </w:tcPr>
+          <w:p>
+            <w:pPr>
+              <w:jc w:val="left"/>
+            </w:pPr>
+            <w:r>
+              <w:rPr>
+                <w:rFonts w:ascii="TimeNewRoman" w:hAnsi="TimeNewRoman"/>
+                <w:sz w:val="30"/>
+              </w:rPr>
+              <w:t>67</w:t>
+            </w:r>
+          </w:p>
+        </w:tc>
+        <w:tc>
+          <w:tcPr>
+            <w:tcW w:type="dxa" w:w="1987"/>
+          </w:tcPr>
+          <w:p>
+            <w:pPr>
+              <w:jc w:val="left"/>
+            </w:pPr>
+            <w:r>
+              <w:rPr>
+                <w:rFonts w:ascii="TimeNewRoman" w:hAnsi="TimeNewRoman"/>
+                <w:sz w:val="30"/>
+              </w:rPr>
+              <w:t>17</w:t>
+            </w:r>
+          </w:p>
+        </w:tc>
+        <w:tc>
+          <w:tcPr>
+            <w:tcW w:type="dxa" w:w="1987"/>
+          </w:tcPr>
+          <w:p>
+            <w:pPr>
+              <w:jc w:val="left"/>
+            </w:pPr>
+            <w:r>
+              <w:rPr>
+                <w:rFonts w:ascii="TimeNewRoman" w:hAnsi="TimeNewRoman"/>
+                <w:sz w:val="30"/>
+              </w:rPr>
+              <w:t>4</w:t>
+            </w:r>
+          </w:p>
+        </w:tc>
+        <w:tc>
+          <w:tcPr>
+            <w:tcW w:type="dxa" w:w="1987"/>
+          </w:tcPr>
+          <w:p>
+            <w:pPr>
+              <w:jc w:val="left"/>
+            </w:pPr>
+            <w:r>
+              <w:rPr>
+                <w:rFonts w:ascii="TimeNewRoman" w:hAnsi="TimeNewRoman"/>
+                <w:sz w:val="30"/>
+              </w:rPr>
+              <w:t>40</w:t>
+            </w:r>
+          </w:p>
+        </w:tc>
+        <w:tc>
+          <w:tcPr>
+            <w:tcW w:type="dxa" w:w="1987"/>
+          </w:tcPr>
+          <w:p>
+            <w:pPr>
+              <w:jc w:val="left"/>
+            </w:pPr>
+            <w:r>
+              <w:rPr>
+                <w:rFonts w:ascii="TimeNewRoman" w:hAnsi="TimeNewRoman"/>
+                <w:sz w:val="30"/>
+              </w:rPr>
+              <w:t>73</w:t>
+            </w:r>
+          </w:p>
+        </w:tc>
+      </w:tr>
+      <w:tr>
+        <w:tc>
+          <w:tcPr>
+            <w:tcW w:type="dxa" w:w="1987"/>
+          </w:tcPr>
+          <w:p>
+            <w:pPr>
+              <w:jc w:val="left"/>
+            </w:pPr>
+            <w:r>
+              <w:rPr>
+                <w:rFonts w:ascii="TimeNewRoman" w:hAnsi="TimeNewRoman"/>
+                <w:sz w:val="30"/>
+              </w:rPr>
+              <w:t>18</w:t>
+            </w:r>
+          </w:p>
+        </w:tc>
+        <w:tc>
+          <w:tcPr>
+            <w:tcW w:type="dxa" w:w="1987"/>
+          </w:tcPr>
+          <w:p>
+            <w:pPr>
+              <w:jc w:val="left"/>
+            </w:pPr>
+            <w:r>
+              <w:rPr>
+                <w:rFonts w:ascii="TimeNewRoman" w:hAnsi="TimeNewRoman"/>
+                <w:sz w:val="30"/>
+              </w:rPr>
+              <w:t>199</w:t>
+            </w:r>
+          </w:p>
+        </w:tc>
+        <w:tc>
+          <w:tcPr>
+            <w:tcW w:type="dxa" w:w="1987"/>
+          </w:tcPr>
+          <w:p>
+            <w:pPr>
+              <w:jc w:val="left"/>
+            </w:pPr>
+            <w:r>
+              <w:rPr>
+                <w:rFonts w:ascii="TimeNewRoman" w:hAnsi="TimeNewRoman"/>
+                <w:sz w:val="30"/>
+              </w:rPr>
+              <w:t>135</w:t>
+            </w:r>
+          </w:p>
+        </w:tc>
+        <w:tc>
+          <w:tcPr>
+            <w:tcW w:type="dxa" w:w="1987"/>
+          </w:tcPr>
+          <w:p>
+            <w:pPr>
+              <w:jc w:val="left"/>
+            </w:pPr>
+            <w:r>
+              <w:rPr>
+                <w:rFonts w:ascii="TimeNewRoman" w:hAnsi="TimeNewRoman"/>
+                <w:sz w:val="30"/>
+              </w:rPr>
+              <w:t>144</w:t>
+            </w:r>
+          </w:p>
+        </w:tc>
+        <w:tc>
+          <w:tcPr>
+            <w:tcW w:type="dxa" w:w="1987"/>
+          </w:tcPr>
+          <w:p>
+            <w:pPr>
+              <w:jc w:val="left"/>
+            </w:pPr>
+            <w:r>
+              <w:rPr>
+                <w:rFonts w:ascii="TimeNewRoman" w:hAnsi="TimeNewRoman"/>
+                <w:sz w:val="30"/>
+              </w:rPr>
+              <w:t>7</w:t>
+            </w:r>
+          </w:p>
+        </w:tc>
+      </w:tr>
+      <w:tr>
+        <w:tc>
+          <w:tcPr>
+            <w:tcW w:type="dxa" w:w="1987"/>
+          </w:tcPr>
+          <w:p>
+            <w:pPr>
+              <w:jc w:val="left"/>
+            </w:pPr>
+            <w:r>
+              <w:rPr>
+                <w:rFonts w:ascii="TimeNewRoman" w:hAnsi="TimeNewRoman"/>
+                <w:sz w:val="30"/>
+              </w:rPr>
+              <w:t>28</w:t>
+            </w:r>
+          </w:p>
+        </w:tc>
+        <w:tc>
+          <w:tcPr>
+            <w:tcW w:type="dxa" w:w="1987"/>
+          </w:tcPr>
+          <w:p>
+            <w:pPr>
+              <w:jc w:val="left"/>
+            </w:pPr>
+            <w:r>
+              <w:rPr>
+                <w:rFonts w:ascii="TimeNewRoman" w:hAnsi="TimeNewRoman"/>
+                <w:sz w:val="30"/>
+              </w:rPr>
+              <w:t>6</w:t>
+            </w:r>
+          </w:p>
+        </w:tc>
+        <w:tc>
+          <w:tcPr>
+            <w:tcW w:type="dxa" w:w="1987"/>
+          </w:tcPr>
+          <w:p>
+            <w:pPr>
+              <w:jc w:val="left"/>
+            </w:pPr>
+            <w:r>
+              <w:rPr>
+                <w:rFonts w:ascii="TimeNewRoman" w:hAnsi="TimeNewRoman"/>
+                <w:sz w:val="30"/>
+              </w:rPr>
+              <w:t>238</w:t>
+            </w:r>
+          </w:p>
+        </w:tc>
+        <w:tc>
+          <w:tcPr>
+            <w:tcW w:type="dxa" w:w="1987"/>
+          </w:tcPr>
+          <w:p>
+            <w:pPr>
+              <w:jc w:val="left"/>
+            </w:pPr>
+            <w:r>
+              <w:rPr>
+                <w:rFonts w:ascii="TimeNewRoman" w:hAnsi="TimeNewRoman"/>
+                <w:sz w:val="30"/>
+              </w:rPr>
+              <w:t>14</w:t>
+            </w:r>
+          </w:p>
+        </w:tc>
+        <w:tc>
+          <w:tcPr>
+            <w:tcW w:type="dxa" w:w="1987"/>
+          </w:tcPr>
+          <w:p>
+            <w:pPr>
+              <w:jc w:val="left"/>
+            </w:pPr>
+            <w:r>
+              <w:rPr>
+                <w:rFonts w:ascii="TimeNewRoman" w:hAnsi="TimeNewRoman"/>
+                <w:sz w:val="30"/>
+              </w:rPr>
+              <w:t>16</w:t>
             </w:r>
           </w:p>
         </w:tc>
@@ -144,7 +1014,7 @@
                 <w:rFonts w:ascii="TimeNewRoman" w:hAnsi="TimeNewRoman"/>
                 <w:sz w:val="30"/>
               </w:rPr>
-              <w:t>45</w:t>
+              <w:t>24</w:t>
             </w:r>
           </w:p>
         </w:tc>
@@ -161,7 +1031,7 @@
                 <w:rFonts w:ascii="TimeNewRoman" w:hAnsi="TimeNewRoman"/>
                 <w:sz w:val="30"/>
               </w:rPr>
-              <w:t>5</w:t>
+              <w:t>10</w:t>
             </w:r>
           </w:p>
         </w:tc>
@@ -178,7 +1048,94 @@
                 <w:rFonts w:ascii="TimeNewRoman" w:hAnsi="TimeNewRoman"/>
                 <w:sz w:val="30"/>
               </w:rPr>
-              <w:t>4</w:t>
+              <w:t>8</w:t>
+            </w:r>
+          </w:p>
+        </w:tc>
+        <w:tc>
+          <w:tcPr>
+            <w:tcW w:type="dxa" w:w="1987"/>
+          </w:tcPr>
+          <w:p>
+            <w:pPr>
+              <w:jc w:val="left"/>
+            </w:pPr>
+            <w:r>
+              <w:rPr>
+                <w:rFonts w:ascii="TimeNewRoman" w:hAnsi="TimeNewRoman"/>
+                <w:sz w:val="30"/>
+              </w:rPr>
+              <w:t>62</w:t>
+            </w:r>
+          </w:p>
+        </w:tc>
+      </w:tr>
+      <w:tr>
+        <w:tc>
+          <w:tcPr>
+            <w:tcW w:type="dxa" w:w="1987"/>
+          </w:tcPr>
+          <w:p>
+            <w:pPr>
+              <w:jc w:val="left"/>
+            </w:pPr>
+            <w:r>
+              <w:rPr>
+                <w:rFonts w:ascii="TimeNewRoman" w:hAnsi="TimeNewRoman"/>
+                <w:sz w:val="30"/>
+              </w:rPr>
+              <w:t>7</w:t>
+            </w:r>
+          </w:p>
+        </w:tc>
+        <w:tc>
+          <w:tcPr>
+            <w:tcW w:type="dxa" w:w="1987"/>
+          </w:tcPr>
+          <w:p>
+            <w:pPr>
+              <w:jc w:val="left"/>
+            </w:pPr>
+            <w:r>
+              <w:rPr>
+                <w:rFonts w:ascii="TimeNewRoman" w:hAnsi="TimeNewRoman"/>
+                <w:sz w:val="30"/>
+              </w:rPr>
+              <w:t>8</w:t>
+            </w:r>
+          </w:p>
+        </w:tc>
+        <w:tc>
+          <w:tcPr>
+            <w:tcW w:type="dxa" w:w="1987"/>
+          </w:tcPr>
+          <w:p>
+            <w:pPr>
+              <w:jc w:val="left"/>
+            </w:pPr>
+            <w:r>
+              <w:rPr>
+                <w:rFonts w:ascii="TimeNewRoman" w:hAnsi="TimeNewRoman"/>
+                <w:sz w:val="30"/>
+              </w:rPr>
+              <w:t>56</w:t>
+            </w:r>
+          </w:p>
+        </w:tc>
+        <w:tc>
+          <w:tcPr>
+            <w:tcW w:type="dxa" w:w="1987"/>
+          </w:tcPr>
+          <w:p>
+            <w:pPr>
+              <w:jc w:val="left"/>
+            </w:pPr>
+            <w:r>
+              <w:rPr>
+                <w:rFonts w:ascii="TimeNewRoman" w:hAnsi="TimeNewRoman"/>
+                <w:sz w:val="30"/>
+              </w:rPr>
+              <w:t>14</w:t>
             </w:r>
           </w:p>
         </w:tc>
@@ -214,7 +1171,7 @@
                 <w:rFonts w:ascii="TimeNewRoman" w:hAnsi="TimeNewRoman"/>
                 <w:sz w:val="30"/>
               </w:rPr>
-              <w:t>27</w:t>
+              <w:t>8</w:t>
             </w:r>
           </w:p>
         </w:tc>
@@ -231,7 +1188,7 @@
                 <w:rFonts w:ascii="TimeNewRoman" w:hAnsi="TimeNewRoman"/>
                 <w:sz w:val="30"/>
               </w:rPr>
-              <w:t>12</w:t>
+              <w:t>19</w:t>
             </w:r>
           </w:p>
         </w:tc>
@@ -248,7 +1205,7 @@
                 <w:rFonts w:ascii="TimeNewRoman" w:hAnsi="TimeNewRoman"/>
                 <w:sz w:val="30"/>
               </w:rPr>
-              <w:t>62</w:t>
+              <w:t>21</w:t>
             </w:r>
           </w:p>
         </w:tc>
@@ -265,7 +1222,7 @@
                 <w:rFonts w:ascii="TimeNewRoman" w:hAnsi="TimeNewRoman"/>
                 <w:sz w:val="30"/>
               </w:rPr>
-              <w:t>10</w:t>
+              <w:t>64</w:t>
             </w:r>
           </w:p>
         </w:tc>
@@ -282,7 +1239,7 @@
                 <w:rFonts w:ascii="TimeNewRoman" w:hAnsi="TimeNewRoman"/>
                 <w:sz w:val="30"/>
               </w:rPr>
-              <w:t>14</w:t>
+              <w:t>2</w:t>
             </w:r>
           </w:p>
         </w:tc>
@@ -301,7 +1258,7 @@
                 <w:rFonts w:ascii="TimeNewRoman" w:hAnsi="TimeNewRoman"/>
                 <w:sz w:val="30"/>
               </w:rPr>
-              <w:t>5</w:t>
+              <w:t>15</w:t>
             </w:r>
           </w:p>
         </w:tc>
@@ -318,7 +1275,7 @@
                 <w:rFonts w:ascii="TimeNewRoman" w:hAnsi="TimeNewRoman"/>
                 <w:sz w:val="30"/>
               </w:rPr>
-              <w:t>27</w:t>
+              <w:t>79</w:t>
             </w:r>
           </w:p>
         </w:tc>
@@ -335,7 +1292,7 @@
                 <w:rFonts w:ascii="TimeNewRoman" w:hAnsi="TimeNewRoman"/>
                 <w:sz w:val="30"/>
               </w:rPr>
-              <w:t>14</w:t>
+              <w:t>48</w:t>
             </w:r>
           </w:p>
         </w:tc>
@@ -352,7 +1309,7 @@
                 <w:rFonts w:ascii="TimeNewRoman" w:hAnsi="TimeNewRoman"/>
                 <w:sz w:val="30"/>
               </w:rPr>
-              <w:t>17</w:t>
+              <w:t>38</w:t>
             </w:r>
           </w:p>
         </w:tc>
@@ -369,7 +1326,7 @@
                 <w:rFonts w:ascii="TimeNewRoman" w:hAnsi="TimeNewRoman"/>
                 <w:sz w:val="30"/>
               </w:rPr>
-              <w:t>54</w:t>
+              <w:t>75</w:t>
             </w:r>
           </w:p>
         </w:tc>
@@ -388,7 +1345,7 @@
                 <w:rFonts w:ascii="TimeNewRoman" w:hAnsi="TimeNewRoman"/>
                 <w:sz w:val="30"/>
               </w:rPr>
-              <w:t>58</w:t>
+              <w:t>32</w:t>
             </w:r>
           </w:p>
         </w:tc>
@@ -405,7 +1362,7 @@
                 <w:rFonts w:ascii="TimeNewRoman" w:hAnsi="TimeNewRoman"/>
                 <w:sz w:val="30"/>
               </w:rPr>
-              <w:t>4</w:t>
+              <w:t>48</w:t>
             </w:r>
           </w:p>
         </w:tc>
@@ -422,7 +1379,77 @@
                 <w:rFonts w:ascii="TimeNewRoman" w:hAnsi="TimeNewRoman"/>
                 <w:sz w:val="30"/>
               </w:rPr>
-              <w:t>54</w:t>
+              <w:t>24</w:t>
+            </w:r>
+          </w:p>
+        </w:tc>
+        <w:tc>
+          <w:tcPr>
+            <w:tcW w:type="dxa" w:w="1987"/>
+          </w:tcPr>
+          <w:p>
+            <w:pPr>
+              <w:jc w:val="left"/>
+            </w:pPr>
+            <w:r>
+              <w:rPr>
+                <w:rFonts w:ascii="TimeNewRoman" w:hAnsi="TimeNewRoman"/>
+                <w:sz w:val="30"/>
+              </w:rPr>
+              <w:t>9</w:t>
+            </w:r>
+          </w:p>
+        </w:tc>
+        <w:tc>
+          <w:tcPr>
+            <w:tcW w:type="dxa" w:w="1987"/>
+          </w:tcPr>
+          <w:p>
+            <w:pPr>
+              <w:jc w:val="left"/>
+            </w:pPr>
+            <w:r>
+              <w:rPr>
+                <w:rFonts w:ascii="TimeNewRoman" w:hAnsi="TimeNewRoman"/>
+                <w:sz w:val="30"/>
+              </w:rPr>
+              <w:t>222</w:t>
+            </w:r>
+          </w:p>
+        </w:tc>
+      </w:tr>
+      <w:tr>
+        <w:tc>
+          <w:tcPr>
+            <w:tcW w:type="dxa" w:w="1987"/>
+          </w:tcPr>
+          <w:p>
+            <w:pPr>
+              <w:jc w:val="left"/>
+            </w:pPr>
+            <w:r>
+              <w:rPr>
+                <w:rFonts w:ascii="TimeNewRoman" w:hAnsi="TimeNewRoman"/>
+                <w:sz w:val="30"/>
+              </w:rPr>
+              <w:t>3</w:t>
+            </w:r>
+          </w:p>
+        </w:tc>
+        <w:tc>
+          <w:tcPr>
+            <w:tcW w:type="dxa" w:w="1987"/>
+          </w:tcPr>
+          <w:p>
+            <w:pPr>
+              <w:jc w:val="left"/>
+            </w:pPr>
+            <w:r>
+              <w:rPr>
+                <w:rFonts w:ascii="TimeNewRoman" w:hAnsi="TimeNewRoman"/>
+                <w:sz w:val="30"/>
+              </w:rPr>
+              <w:t>74</w:t>
             </w:r>
           </w:p>
         </w:tc>
@@ -456,26 +1483,7 @@
                 <w:rFonts w:ascii="TimeNewRoman" w:hAnsi="TimeNewRoman"/>
                 <w:sz w:val="30"/>
               </w:rPr>
-              <w:t>5</w:t>
-            </w:r>
-          </w:p>
-        </w:tc>
-      </w:tr>
-      <w:tr>
-        <w:tc>
-          <w:tcPr>
-            <w:tcW w:type="dxa" w:w="1987"/>
-          </w:tcPr>
-          <w:p>
-            <w:pPr>
-              <w:jc w:val="left"/>
-            </w:pPr>
-            <w:r>
-              <w:rPr>
-                <w:rFonts w:ascii="TimeNewRoman" w:hAnsi="TimeNewRoman"/>
-                <w:sz w:val="30"/>
-              </w:rPr>
-              <w:t>103</w:t>
+              <w:t>63</w:t>
             </w:r>
           </w:p>
         </w:tc>
@@ -496,6 +1504,8 @@
             </w:r>
           </w:p>
         </w:tc>
+      </w:tr>
+      <w:tr>
         <w:tc>
           <w:tcPr>
             <w:tcW w:type="dxa" w:w="1987"/>
@@ -509,7 +1519,7 @@
                 <w:rFonts w:ascii="TimeNewRoman" w:hAnsi="TimeNewRoman"/>
                 <w:sz w:val="30"/>
               </w:rPr>
-              <w:t>6</w:t>
+              <w:t>42</w:t>
             </w:r>
           </w:p>
         </w:tc>
@@ -526,7 +1536,7 @@
                 <w:rFonts w:ascii="TimeNewRoman" w:hAnsi="TimeNewRoman"/>
                 <w:sz w:val="30"/>
               </w:rPr>
-              <w:t>2</w:t>
+              <w:t>94</w:t>
             </w:r>
           </w:p>
         </w:tc>
@@ -543,7 +1553,41 @@
                 <w:rFonts w:ascii="TimeNewRoman" w:hAnsi="TimeNewRoman"/>
                 <w:sz w:val="30"/>
               </w:rPr>
-              <w:t>8</w:t>
+              <w:t>40</w:t>
+            </w:r>
+          </w:p>
+        </w:tc>
+        <w:tc>
+          <w:tcPr>
+            <w:tcW w:type="dxa" w:w="1987"/>
+          </w:tcPr>
+          <w:p>
+            <w:pPr>
+              <w:jc w:val="left"/>
+            </w:pPr>
+            <w:r>
+              <w:rPr>
+                <w:rFonts w:ascii="TimeNewRoman" w:hAnsi="TimeNewRoman"/>
+                <w:sz w:val="30"/>
+              </w:rPr>
+              <w:t>33</w:t>
+            </w:r>
+          </w:p>
+        </w:tc>
+        <w:tc>
+          <w:tcPr>
+            <w:tcW w:type="dxa" w:w="1987"/>
+          </w:tcPr>
+          <w:p>
+            <w:pPr>
+              <w:jc w:val="left"/>
+            </w:pPr>
+            <w:r>
+              <w:rPr>
+                <w:rFonts w:ascii="TimeNewRoman" w:hAnsi="TimeNewRoman"/>
+                <w:sz w:val="30"/>
+              </w:rPr>
+              <w:t>102</w:t>
             </w:r>
           </w:p>
         </w:tc>
@@ -562,7 +1606,7 @@
                 <w:rFonts w:ascii="TimeNewRoman" w:hAnsi="TimeNewRoman"/>
                 <w:sz w:val="30"/>
               </w:rPr>
-              <w:t>7</w:t>
+              <w:t>91</w:t>
             </w:r>
           </w:p>
         </w:tc>
@@ -579,24 +1623,7 @@
                 <w:rFonts w:ascii="TimeNewRoman" w:hAnsi="TimeNewRoman"/>
                 <w:sz w:val="30"/>
               </w:rPr>
-              <w:t>96</w:t>
-            </w:r>
-          </w:p>
-        </w:tc>
-        <w:tc>
-          <w:tcPr>
-            <w:tcW w:type="dxa" w:w="1987"/>
-          </w:tcPr>
-          <w:p>
-            <w:pPr>
-              <w:jc w:val="left"/>
-            </w:pPr>
-            <w:r>
-              <w:rPr>
-                <w:rFonts w:ascii="TimeNewRoman" w:hAnsi="TimeNewRoman"/>
-                <w:sz w:val="30"/>
-              </w:rPr>
-              <w:t>56</w:t>
+              <w:t>20</w:t>
             </w:r>
           </w:p>
         </w:tc>
@@ -630,233 +1657,6 @@
                 <w:rFonts w:ascii="TimeNewRoman" w:hAnsi="TimeNewRoman"/>
                 <w:sz w:val="30"/>
               </w:rPr>
-              <w:t>21</w:t>
-            </w:r>
-          </w:p>
-        </w:tc>
-      </w:tr>
-      <w:tr>
-        <w:tc>
-          <w:tcPr>
-            <w:tcW w:type="dxa" w:w="1987"/>
-          </w:tcPr>
-          <w:p>
-            <w:pPr>
-              <w:jc w:val="left"/>
-            </w:pPr>
-            <w:r>
-              <w:rPr>
-                <w:rFonts w:ascii="TimeNewRoman" w:hAnsi="TimeNewRoman"/>
-                <w:sz w:val="30"/>
-              </w:rPr>
-              <w:t>20</w:t>
-            </w:r>
-          </w:p>
-        </w:tc>
-        <w:tc>
-          <w:tcPr>
-            <w:tcW w:type="dxa" w:w="1987"/>
-          </w:tcPr>
-          <w:p>
-            <w:pPr>
-              <w:jc w:val="left"/>
-            </w:pPr>
-            <w:r>
-              <w:rPr>
-                <w:rFonts w:ascii="TimeNewRoman" w:hAnsi="TimeNewRoman"/>
-                <w:sz w:val="30"/>
-              </w:rPr>
-              <w:t>30</w:t>
-            </w:r>
-          </w:p>
-        </w:tc>
-        <w:tc>
-          <w:tcPr>
-            <w:tcW w:type="dxa" w:w="1987"/>
-          </w:tcPr>
-          <w:p>
-            <w:pPr>
-              <w:jc w:val="left"/>
-            </w:pPr>
-            <w:r>
-              <w:rPr>
-                <w:rFonts w:ascii="TimeNewRoman" w:hAnsi="TimeNewRoman"/>
-                <w:sz w:val="30"/>
-              </w:rPr>
-              <w:t>46</w:t>
-            </w:r>
-          </w:p>
-        </w:tc>
-        <w:tc>
-          <w:tcPr>
-            <w:tcW w:type="dxa" w:w="1987"/>
-          </w:tcPr>
-          <w:p>
-            <w:pPr>
-              <w:jc w:val="left"/>
-            </w:pPr>
-            <w:r>
-              <w:rPr>
-                <w:rFonts w:ascii="TimeNewRoman" w:hAnsi="TimeNewRoman"/>
-                <w:sz w:val="30"/>
-              </w:rPr>
-              <w:t>5</w:t>
-            </w:r>
-          </w:p>
-        </w:tc>
-        <w:tc>
-          <w:tcPr>
-            <w:tcW w:type="dxa" w:w="1987"/>
-          </w:tcPr>
-          <w:p>
-            <w:pPr>
-              <w:jc w:val="left"/>
-            </w:pPr>
-            <w:r>
-              <w:rPr>
-                <w:rFonts w:ascii="TimeNewRoman" w:hAnsi="TimeNewRoman"/>
-                <w:sz w:val="30"/>
-              </w:rPr>
-              <w:t>42</w:t>
-            </w:r>
-          </w:p>
-        </w:tc>
-      </w:tr>
-      <w:tr>
-        <w:tc>
-          <w:tcPr>
-            <w:tcW w:type="dxa" w:w="1987"/>
-          </w:tcPr>
-          <w:p>
-            <w:pPr>
-              <w:jc w:val="left"/>
-            </w:pPr>
-            <w:r>
-              <w:rPr>
-                <w:rFonts w:ascii="TimeNewRoman" w:hAnsi="TimeNewRoman"/>
-                <w:sz w:val="30"/>
-              </w:rPr>
-              <w:t>9</w:t>
-            </w:r>
-          </w:p>
-        </w:tc>
-        <w:tc>
-          <w:tcPr>
-            <w:tcW w:type="dxa" w:w="1987"/>
-          </w:tcPr>
-          <w:p>
-            <w:pPr>
-              <w:jc w:val="left"/>
-            </w:pPr>
-            <w:r>
-              <w:rPr>
-                <w:rFonts w:ascii="TimeNewRoman" w:hAnsi="TimeNewRoman"/>
-                <w:sz w:val="30"/>
-              </w:rPr>
-              <w:t>90</w:t>
-            </w:r>
-          </w:p>
-        </w:tc>
-        <w:tc>
-          <w:tcPr>
-            <w:tcW w:type="dxa" w:w="1987"/>
-          </w:tcPr>
-          <w:p>
-            <w:pPr>
-              <w:jc w:val="left"/>
-            </w:pPr>
-            <w:r>
-              <w:rPr>
-                <w:rFonts w:ascii="TimeNewRoman" w:hAnsi="TimeNewRoman"/>
-                <w:sz w:val="30"/>
-              </w:rPr>
-              <w:t>149</w:t>
-            </w:r>
-          </w:p>
-        </w:tc>
-        <w:tc>
-          <w:tcPr>
-            <w:tcW w:type="dxa" w:w="1987"/>
-          </w:tcPr>
-          <w:p>
-            <w:pPr>
-              <w:jc w:val="left"/>
-            </w:pPr>
-            <w:r>
-              <w:rPr>
-                <w:rFonts w:ascii="TimeNewRoman" w:hAnsi="TimeNewRoman"/>
-                <w:sz w:val="30"/>
-              </w:rPr>
-              <w:t>81</w:t>
-            </w:r>
-          </w:p>
-        </w:tc>
-        <w:tc>
-          <w:tcPr>
-            <w:tcW w:type="dxa" w:w="1987"/>
-          </w:tcPr>
-          <w:p>
-            <w:pPr>
-              <w:jc w:val="left"/>
-            </w:pPr>
-            <w:r>
-              <w:rPr>
-                <w:rFonts w:ascii="TimeNewRoman" w:hAnsi="TimeNewRoman"/>
-                <w:sz w:val="30"/>
-              </w:rPr>
-              <w:t>39</w:t>
-            </w:r>
-          </w:p>
-        </w:tc>
-      </w:tr>
-      <w:tr>
-        <w:tc>
-          <w:tcPr>
-            <w:tcW w:type="dxa" w:w="1987"/>
-          </w:tcPr>
-          <w:p>
-            <w:pPr>
-              <w:jc w:val="left"/>
-            </w:pPr>
-            <w:r>
-              <w:rPr>
-                <w:rFonts w:ascii="TimeNewRoman" w:hAnsi="TimeNewRoman"/>
-                <w:sz w:val="30"/>
-              </w:rPr>
-              <w:t>65</w:t>
-            </w:r>
-          </w:p>
-        </w:tc>
-        <w:tc>
-          <w:tcPr>
-            <w:tcW w:type="dxa" w:w="1987"/>
-          </w:tcPr>
-          <w:p>
-            <w:pPr>
-              <w:jc w:val="left"/>
-            </w:pPr>
-            <w:r>
-              <w:rPr>
-                <w:rFonts w:ascii="TimeNewRoman" w:hAnsi="TimeNewRoman"/>
-                <w:sz w:val="30"/>
-              </w:rPr>
-              <w:t>22</w:t>
-            </w:r>
-          </w:p>
-        </w:tc>
-        <w:tc>
-          <w:tcPr>
-            <w:tcW w:type="dxa" w:w="1987"/>
-          </w:tcPr>
-          <w:p>
-            <w:pPr>
-              <w:jc w:val="left"/>
-            </w:pPr>
-            <w:r>
-              <w:rPr>
-                <w:rFonts w:ascii="TimeNewRoman" w:hAnsi="TimeNewRoman"/>
-                <w:sz w:val="30"/>
-              </w:rPr>
               <w:t>8</w:t>
             </w:r>
           </w:p>
@@ -874,285 +1674,7 @@
                 <w:rFonts w:ascii="TimeNewRoman" w:hAnsi="TimeNewRoman"/>
                 <w:sz w:val="30"/>
               </w:rPr>
-              <w:t>50</w:t>
-            </w:r>
-          </w:p>
-        </w:tc>
-        <w:tc>
-          <w:tcPr>
-            <w:tcW w:type="dxa" w:w="1987"/>
-          </w:tcPr>
-          <w:p>
-            <w:pPr>
-              <w:jc w:val="left"/>
-            </w:pPr>
-            <w:r>
-              <w:rPr>
-                <w:rFonts w:ascii="TimeNewRoman" w:hAnsi="TimeNewRoman"/>
-                <w:sz w:val="30"/>
-              </w:rPr>
-              <w:t>38</w:t>
-            </w:r>
-          </w:p>
-        </w:tc>
-      </w:tr>
-      <w:tr>
-        <w:tc>
-          <w:tcPr>
-            <w:tcW w:type="dxa" w:w="1987"/>
-          </w:tcPr>
-          <w:p>
-            <w:pPr>
-              <w:jc w:val="left"/>
-            </w:pPr>
-            <w:r>
-              <w:rPr>
-                <w:rFonts w:ascii="TimeNewRoman" w:hAnsi="TimeNewRoman"/>
-                <w:sz w:val="30"/>
-              </w:rPr>
-              <w:t>4</w:t>
-            </w:r>
-          </w:p>
-        </w:tc>
-        <w:tc>
-          <w:tcPr>
-            <w:tcW w:type="dxa" w:w="1987"/>
-          </w:tcPr>
-          <w:p>
-            <w:pPr>
-              <w:jc w:val="left"/>
-            </w:pPr>
-            <w:r>
-              <w:rPr>
-                <w:rFonts w:ascii="TimeNewRoman" w:hAnsi="TimeNewRoman"/>
-                <w:sz w:val="30"/>
-              </w:rPr>
-              <w:t>18</w:t>
-            </w:r>
-          </w:p>
-        </w:tc>
-        <w:tc>
-          <w:tcPr>
-            <w:tcW w:type="dxa" w:w="1987"/>
-          </w:tcPr>
-          <w:p>
-            <w:pPr>
-              <w:jc w:val="left"/>
-            </w:pPr>
-            <w:r>
-              <w:rPr>
-                <w:rFonts w:ascii="TimeNewRoman" w:hAnsi="TimeNewRoman"/>
-                <w:sz w:val="30"/>
-              </w:rPr>
-              <w:t>42</w:t>
-            </w:r>
-          </w:p>
-        </w:tc>
-        <w:tc>
-          <w:tcPr>
-            <w:tcW w:type="dxa" w:w="1987"/>
-          </w:tcPr>
-          <w:p>
-            <w:pPr>
-              <w:jc w:val="left"/>
-            </w:pPr>
-            <w:r>
-              <w:rPr>
-                <w:rFonts w:ascii="TimeNewRoman" w:hAnsi="TimeNewRoman"/>
-                <w:sz w:val="30"/>
-              </w:rPr>
-              <w:t>13</w:t>
-            </w:r>
-          </w:p>
-        </w:tc>
-        <w:tc>
-          <w:tcPr>
-            <w:tcW w:type="dxa" w:w="1987"/>
-          </w:tcPr>
-          <w:p>
-            <w:pPr>
-              <w:jc w:val="left"/>
-            </w:pPr>
-            <w:r>
-              <w:rPr>
-                <w:rFonts w:ascii="TimeNewRoman" w:hAnsi="TimeNewRoman"/>
-                <w:sz w:val="30"/>
-              </w:rPr>
-              <w:t>107</w:t>
-            </w:r>
-          </w:p>
-        </w:tc>
-      </w:tr>
-      <w:tr>
-        <w:tc>
-          <w:tcPr>
-            <w:tcW w:type="dxa" w:w="1987"/>
-          </w:tcPr>
-          <w:p>
-            <w:pPr>
-              <w:jc w:val="left"/>
-            </w:pPr>
-            <w:r>
-              <w:rPr>
-                <w:rFonts w:ascii="TimeNewRoman" w:hAnsi="TimeNewRoman"/>
-                <w:sz w:val="30"/>
-              </w:rPr>
-              <w:t>71</w:t>
-            </w:r>
-          </w:p>
-        </w:tc>
-        <w:tc>
-          <w:tcPr>
-            <w:tcW w:type="dxa" w:w="1987"/>
-          </w:tcPr>
-          <w:p>
-            <w:pPr>
-              <w:jc w:val="left"/>
-            </w:pPr>
-            <w:r>
-              <w:rPr>
-                <w:rFonts w:ascii="TimeNewRoman" w:hAnsi="TimeNewRoman"/>
-                <w:sz w:val="30"/>
-              </w:rPr>
-              <w:t>10</w:t>
-            </w:r>
-          </w:p>
-        </w:tc>
-        <w:tc>
-          <w:tcPr>
-            <w:tcW w:type="dxa" w:w="1987"/>
-          </w:tcPr>
-          <w:p>
-            <w:pPr>
-              <w:jc w:val="left"/>
-            </w:pPr>
-            <w:r>
-              <w:rPr>
-                <w:rFonts w:ascii="TimeNewRoman" w:hAnsi="TimeNewRoman"/>
-                <w:sz w:val="30"/>
-              </w:rPr>
-              <w:t>81</w:t>
-            </w:r>
-          </w:p>
-        </w:tc>
-        <w:tc>
-          <w:tcPr>
-            <w:tcW w:type="dxa" w:w="1987"/>
-          </w:tcPr>
-          <w:p>
-            <w:pPr>
-              <w:jc w:val="left"/>
-            </w:pPr>
-            <w:r>
-              <w:rPr>
-                <w:rFonts w:ascii="TimeNewRoman" w:hAnsi="TimeNewRoman"/>
-                <w:sz w:val="30"/>
-              </w:rPr>
-              <w:t>15</w:t>
-            </w:r>
-          </w:p>
-        </w:tc>
-        <w:tc>
-          <w:tcPr>
-            <w:tcW w:type="dxa" w:w="1987"/>
-          </w:tcPr>
-          <w:p>
-            <w:pPr>
-              <w:jc w:val="left"/>
-            </w:pPr>
-            <w:r>
-              <w:rPr>
-                <w:rFonts w:ascii="TimeNewRoman" w:hAnsi="TimeNewRoman"/>
-                <w:sz w:val="30"/>
-              </w:rPr>
-              <w:t>34</w:t>
-            </w:r>
-          </w:p>
-        </w:tc>
-      </w:tr>
-      <w:tr>
-        <w:tc>
-          <w:tcPr>
-            <w:tcW w:type="dxa" w:w="1987"/>
-          </w:tcPr>
-          <w:p>
-            <w:pPr>
-              <w:jc w:val="left"/>
-            </w:pPr>
-            <w:r>
-              <w:rPr>
-                <w:rFonts w:ascii="TimeNewRoman" w:hAnsi="TimeNewRoman"/>
-                <w:sz w:val="30"/>
-              </w:rPr>
-              <w:t>5</w:t>
-            </w:r>
-          </w:p>
-        </w:tc>
-        <w:tc>
-          <w:tcPr>
-            <w:tcW w:type="dxa" w:w="1987"/>
-          </w:tcPr>
-          <w:p>
-            <w:pPr>
-              <w:jc w:val="left"/>
-            </w:pPr>
-            <w:r>
-              <w:rPr>
-                <w:rFonts w:ascii="TimeNewRoman" w:hAnsi="TimeNewRoman"/>
-                <w:sz w:val="30"/>
-              </w:rPr>
-              <w:t>36</w:t>
-            </w:r>
-          </w:p>
-        </w:tc>
-        <w:tc>
-          <w:tcPr>
-            <w:tcW w:type="dxa" w:w="1987"/>
-          </w:tcPr>
-          <w:p>
-            <w:pPr>
-              <w:jc w:val="left"/>
-            </w:pPr>
-            <w:r>
-              <w:rPr>
-                <w:rFonts w:ascii="TimeNewRoman" w:hAnsi="TimeNewRoman"/>
-                <w:sz w:val="30"/>
-              </w:rPr>
-              <w:t>67</w:t>
-            </w:r>
-          </w:p>
-        </w:tc>
-        <w:tc>
-          <w:tcPr>
-            <w:tcW w:type="dxa" w:w="1987"/>
-          </w:tcPr>
-          <w:p>
-            <w:pPr>
-              <w:jc w:val="left"/>
-            </w:pPr>
-            <w:r>
-              <w:rPr>
-                <w:rFonts w:ascii="TimeNewRoman" w:hAnsi="TimeNewRoman"/>
-                <w:sz w:val="30"/>
-              </w:rPr>
-              <w:t>25</w:t>
-            </w:r>
-          </w:p>
-        </w:tc>
-        <w:tc>
-          <w:tcPr>
-            <w:tcW w:type="dxa" w:w="1987"/>
-          </w:tcPr>
-          <w:p>
-            <w:pPr>
-              <w:jc w:val="left"/>
-            </w:pPr>
-            <w:r>
-              <w:rPr>
-                <w:rFonts w:ascii="TimeNewRoman" w:hAnsi="TimeNewRoman"/>
-                <w:sz w:val="30"/>
-              </w:rPr>
-              <w:t>26</w:t>
+              <w:t>73</w:t>
             </w:r>
           </w:p>
         </w:tc>
@@ -1188,411 +1710,10 @@
                 <w:rFonts w:ascii="TimeNewRoman" w:hAnsi="TimeNewRoman"/>
                 <w:sz w:val="30"/>
               </w:rPr>
-              <w:t>98</w:t>
-            </w:r>
-          </w:p>
-        </w:tc>
-        <w:tc>
-          <w:tcPr>
-            <w:tcW w:type="dxa" w:w="1987"/>
-          </w:tcPr>
-          <w:p>
-            <w:pPr>
-              <w:jc w:val="left"/>
-            </w:pPr>
-            <w:r>
-              <w:rPr>
-                <w:rFonts w:ascii="TimeNewRoman" w:hAnsi="TimeNewRoman"/>
-                <w:sz w:val="30"/>
-              </w:rPr>
-              <w:t>123</w:t>
-            </w:r>
-          </w:p>
-        </w:tc>
-        <w:tc>
-          <w:tcPr>
-            <w:tcW w:type="dxa" w:w="1987"/>
-          </w:tcPr>
-          <w:p>
-            <w:pPr>
-              <w:jc w:val="left"/>
-            </w:pPr>
-            <w:r>
-              <w:rPr>
-                <w:rFonts w:ascii="TimeNewRoman" w:hAnsi="TimeNewRoman"/>
-                <w:sz w:val="30"/>
-              </w:rPr>
-              <w:t>43</w:t>
-            </w:r>
-          </w:p>
-        </w:tc>
-        <w:tc>
-          <w:tcPr>
-            <w:tcW w:type="dxa" w:w="1987"/>
-          </w:tcPr>
-          <w:p>
-            <w:pPr>
-              <w:jc w:val="left"/>
-            </w:pPr>
-            <w:r>
-              <w:rPr>
-                <w:rFonts w:ascii="TimeNewRoman" w:hAnsi="TimeNewRoman"/>
-                <w:sz w:val="30"/>
-              </w:rPr>
-              <w:t>67</w:t>
-            </w:r>
-          </w:p>
-        </w:tc>
-      </w:tr>
-      <w:tr>
-        <w:tc>
-          <w:tcPr>
-            <w:tcW w:type="dxa" w:w="1987"/>
-          </w:tcPr>
-          <w:p>
-            <w:pPr>
-              <w:jc w:val="left"/>
-            </w:pPr>
-            <w:r>
-              <w:rPr>
-                <w:rFonts w:ascii="TimeNewRoman" w:hAnsi="TimeNewRoman"/>
-                <w:sz w:val="30"/>
-              </w:rPr>
-              <w:t>6</w:t>
-            </w:r>
-          </w:p>
-        </w:tc>
-        <w:tc>
-          <w:tcPr>
-            <w:tcW w:type="dxa" w:w="1987"/>
-          </w:tcPr>
-          <w:p>
-            <w:pPr>
-              <w:jc w:val="left"/>
-            </w:pPr>
-            <w:r>
-              <w:rPr>
-                <w:rFonts w:ascii="TimeNewRoman" w:hAnsi="TimeNewRoman"/>
-                <w:sz w:val="30"/>
-              </w:rPr>
-              <w:t>58</w:t>
-            </w:r>
-          </w:p>
-        </w:tc>
-        <w:tc>
-          <w:tcPr>
-            <w:tcW w:type="dxa" w:w="1987"/>
-          </w:tcPr>
-          <w:p>
-            <w:pPr>
-              <w:jc w:val="left"/>
-            </w:pPr>
-            <w:r>
-              <w:rPr>
-                <w:rFonts w:ascii="TimeNewRoman" w:hAnsi="TimeNewRoman"/>
-                <w:sz w:val="30"/>
-              </w:rPr>
-              <w:t>16</w:t>
-            </w:r>
-          </w:p>
-        </w:tc>
-        <w:tc>
-          <w:tcPr>
-            <w:tcW w:type="dxa" w:w="1987"/>
-          </w:tcPr>
-          <w:p>
-            <w:pPr>
-              <w:jc w:val="left"/>
-            </w:pPr>
-            <w:r>
-              <w:rPr>
-                <w:rFonts w:ascii="TimeNewRoman" w:hAnsi="TimeNewRoman"/>
-                <w:sz w:val="30"/>
-              </w:rPr>
-              <w:t>161</w:t>
-            </w:r>
-          </w:p>
-        </w:tc>
-        <w:tc>
-          <w:tcPr>
-            <w:tcW w:type="dxa" w:w="1987"/>
-          </w:tcPr>
-          <w:p>
-            <w:pPr>
-              <w:jc w:val="left"/>
-            </w:pPr>
-            <w:r>
-              <w:rPr>
-                <w:rFonts w:ascii="TimeNewRoman" w:hAnsi="TimeNewRoman"/>
-                <w:sz w:val="30"/>
-              </w:rPr>
-              <w:t>100</w:t>
-            </w:r>
-          </w:p>
-        </w:tc>
-      </w:tr>
-      <w:tr>
-        <w:tc>
-          <w:tcPr>
-            <w:tcW w:type="dxa" w:w="1987"/>
-          </w:tcPr>
-          <w:p>
-            <w:pPr>
-              <w:jc w:val="left"/>
-            </w:pPr>
-            <w:r>
-              <w:rPr>
-                <w:rFonts w:ascii="TimeNewRoman" w:hAnsi="TimeNewRoman"/>
-                <w:sz w:val="30"/>
-              </w:rPr>
-              <w:t>31</w:t>
-            </w:r>
-          </w:p>
-        </w:tc>
-        <w:tc>
-          <w:tcPr>
-            <w:tcW w:type="dxa" w:w="1987"/>
-          </w:tcPr>
-          <w:p>
-            <w:pPr>
-              <w:jc w:val="left"/>
-            </w:pPr>
-            <w:r>
-              <w:rPr>
-                <w:rFonts w:ascii="TimeNewRoman" w:hAnsi="TimeNewRoman"/>
-                <w:sz w:val="30"/>
-              </w:rPr>
-              <w:t>19</w:t>
-            </w:r>
-          </w:p>
-        </w:tc>
-        <w:tc>
-          <w:tcPr>
-            <w:tcW w:type="dxa" w:w="1987"/>
-          </w:tcPr>
-          <w:p>
-            <w:pPr>
-              <w:jc w:val="left"/>
-            </w:pPr>
-            <w:r>
-              <w:rPr>
-                <w:rFonts w:ascii="TimeNewRoman" w:hAnsi="TimeNewRoman"/>
-                <w:sz w:val="30"/>
-              </w:rPr>
-              <w:t>110</w:t>
-            </w:r>
-          </w:p>
-        </w:tc>
-        <w:tc>
-          <w:tcPr>
-            <w:tcW w:type="dxa" w:w="1987"/>
-          </w:tcPr>
-          <w:p>
-            <w:pPr>
-              <w:jc w:val="left"/>
-            </w:pPr>
-            <w:r>
-              <w:rPr>
-                <w:rFonts w:ascii="TimeNewRoman" w:hAnsi="TimeNewRoman"/>
-                <w:sz w:val="30"/>
-              </w:rPr>
               <w:t>25</w:t>
             </w:r>
           </w:p>
         </w:tc>
-        <w:tc>
-          <w:tcPr>
-            <w:tcW w:type="dxa" w:w="1987"/>
-          </w:tcPr>
-          <w:p>
-            <w:pPr>
-              <w:jc w:val="left"/>
-            </w:pPr>
-            <w:r>
-              <w:rPr>
-                <w:rFonts w:ascii="TimeNewRoman" w:hAnsi="TimeNewRoman"/>
-                <w:sz w:val="30"/>
-              </w:rPr>
-              <w:t>32</w:t>
-            </w:r>
-          </w:p>
-        </w:tc>
-      </w:tr>
-      <w:tr>
-        <w:tc>
-          <w:tcPr>
-            <w:tcW w:type="dxa" w:w="1987"/>
-          </w:tcPr>
-          <w:p>
-            <w:pPr>
-              <w:jc w:val="left"/>
-            </w:pPr>
-            <w:r>
-              <w:rPr>
-                <w:rFonts w:ascii="TimeNewRoman" w:hAnsi="TimeNewRoman"/>
-                <w:sz w:val="30"/>
-              </w:rPr>
-              <w:t>8</w:t>
-            </w:r>
-          </w:p>
-        </w:tc>
-        <w:tc>
-          <w:tcPr>
-            <w:tcW w:type="dxa" w:w="1987"/>
-          </w:tcPr>
-          <w:p>
-            <w:pPr>
-              <w:jc w:val="left"/>
-            </w:pPr>
-            <w:r>
-              <w:rPr>
-                <w:rFonts w:ascii="TimeNewRoman" w:hAnsi="TimeNewRoman"/>
-                <w:sz w:val="30"/>
-              </w:rPr>
-              <w:t>31</w:t>
-            </w:r>
-          </w:p>
-        </w:tc>
-        <w:tc>
-          <w:tcPr>
-            <w:tcW w:type="dxa" w:w="1987"/>
-          </w:tcPr>
-          <w:p>
-            <w:pPr>
-              <w:jc w:val="left"/>
-            </w:pPr>
-            <w:r>
-              <w:rPr>
-                <w:rFonts w:ascii="TimeNewRoman" w:hAnsi="TimeNewRoman"/>
-                <w:sz w:val="30"/>
-              </w:rPr>
-              <w:t>15</w:t>
-            </w:r>
-          </w:p>
-        </w:tc>
-        <w:tc>
-          <w:tcPr>
-            <w:tcW w:type="dxa" w:w="1987"/>
-          </w:tcPr>
-          <w:p>
-            <w:pPr>
-              <w:jc w:val="left"/>
-            </w:pPr>
-            <w:r>
-              <w:rPr>
-                <w:rFonts w:ascii="TimeNewRoman" w:hAnsi="TimeNewRoman"/>
-                <w:sz w:val="30"/>
-              </w:rPr>
-              <w:t>64</w:t>
-            </w:r>
-          </w:p>
-        </w:tc>
-        <w:tc>
-          <w:tcPr>
-            <w:tcW w:type="dxa" w:w="1987"/>
-          </w:tcPr>
-          <w:p>
-            <w:pPr>
-              <w:jc w:val="left"/>
-            </w:pPr>
-            <w:r>
-              <w:rPr>
-                <w:rFonts w:ascii="TimeNewRoman" w:hAnsi="TimeNewRoman"/>
-                <w:sz w:val="30"/>
-              </w:rPr>
-              <w:t>29</w:t>
-            </w:r>
-          </w:p>
-        </w:tc>
-      </w:tr>
-      <w:tr>
-        <w:tc>
-          <w:tcPr>
-            <w:tcW w:type="dxa" w:w="1987"/>
-          </w:tcPr>
-          <w:p>
-            <w:pPr>
-              <w:jc w:val="left"/>
-            </w:pPr>
-            <w:r>
-              <w:rPr>
-                <w:rFonts w:ascii="TimeNewRoman" w:hAnsi="TimeNewRoman"/>
-                <w:sz w:val="30"/>
-              </w:rPr>
-              <w:t>55</w:t>
-            </w:r>
-          </w:p>
-        </w:tc>
-        <w:tc>
-          <w:tcPr>
-            <w:tcW w:type="dxa" w:w="1987"/>
-          </w:tcPr>
-          <w:p>
-            <w:pPr>
-              <w:jc w:val="left"/>
-            </w:pPr>
-            <w:r>
-              <w:rPr>
-                <w:rFonts w:ascii="TimeNewRoman" w:hAnsi="TimeNewRoman"/>
-                <w:sz w:val="30"/>
-              </w:rPr>
-              <w:t>35</w:t>
-            </w:r>
-          </w:p>
-        </w:tc>
-        <w:tc>
-          <w:tcPr>
-            <w:tcW w:type="dxa" w:w="1987"/>
-          </w:tcPr>
-          <w:p>
-            <w:pPr>
-              <w:jc w:val="left"/>
-            </w:pPr>
-            <w:r>
-              <w:rPr>
-                <w:rFonts w:ascii="TimeNewRoman" w:hAnsi="TimeNewRoman"/>
-                <w:sz w:val="30"/>
-              </w:rPr>
-              <w:t>27</w:t>
-            </w:r>
-          </w:p>
-        </w:tc>
-        <w:tc>
-          <w:tcPr>
-            <w:tcW w:type="dxa" w:w="1987"/>
-          </w:tcPr>
-          <w:p>
-            <w:pPr>
-              <w:jc w:val="left"/>
-            </w:pPr>
-            <w:r>
-              <w:rPr>
-                <w:rFonts w:ascii="TimeNewRoman" w:hAnsi="TimeNewRoman"/>
-                <w:sz w:val="30"/>
-              </w:rPr>
-              <w:t>32</w:t>
-            </w:r>
-          </w:p>
-        </w:tc>
-        <w:tc>
-          <w:tcPr>
-            <w:tcW w:type="dxa" w:w="1987"/>
-          </w:tcPr>
-          <w:p>
-            <w:pPr>
-              <w:jc w:val="left"/>
-            </w:pPr>
-            <w:r>
-              <w:rPr>
-                <w:rFonts w:ascii="TimeNewRoman" w:hAnsi="TimeNewRoman"/>
-                <w:sz w:val="30"/>
-              </w:rPr>
-              <w:t>9</w:t>
-            </w:r>
-          </w:p>
-        </w:tc>
-      </w:tr>
-      <w:tr>
         <w:tc>
           <w:tcPr>
             <w:tcW w:type="dxa" w:w="1987"/>
@@ -1623,7 +1744,7 @@
                 <w:rFonts w:ascii="TimeNewRoman" w:hAnsi="TimeNewRoman"/>
                 <w:sz w:val="30"/>
               </w:rPr>
-              <w:t>45</w:t>
+              <w:t>29</w:t>
             </w:r>
           </w:p>
         </w:tc>
@@ -1640,128 +1761,7 @@
                 <w:rFonts w:ascii="TimeNewRoman" w:hAnsi="TimeNewRoman"/>
                 <w:sz w:val="30"/>
               </w:rPr>
-              <w:t>9</w:t>
-            </w:r>
-          </w:p>
-        </w:tc>
-        <w:tc>
-          <w:tcPr>
-            <w:tcW w:type="dxa" w:w="1987"/>
-          </w:tcPr>
-          <w:p>
-            <w:pPr>
-              <w:jc w:val="left"/>
-            </w:pPr>
-            <w:r>
-              <w:rPr>
-                <w:rFonts w:ascii="TimeNewRoman" w:hAnsi="TimeNewRoman"/>
-                <w:sz w:val="30"/>
-              </w:rPr>
-              <w:t>22</w:t>
-            </w:r>
-          </w:p>
-        </w:tc>
-        <w:tc>
-          <w:tcPr>
-            <w:tcW w:type="dxa" w:w="1987"/>
-          </w:tcPr>
-          <w:p>
-            <w:pPr>
-              <w:jc w:val="left"/>
-            </w:pPr>
-            <w:r>
-              <w:rPr>
-                <w:rFonts w:ascii="TimeNewRoman" w:hAnsi="TimeNewRoman"/>
-                <w:sz w:val="30"/>
-              </w:rPr>
-              <w:t>8</w:t>
-            </w:r>
-          </w:p>
-        </w:tc>
-      </w:tr>
-      <w:tr>
-        <w:tc>
-          <w:tcPr>
-            <w:tcW w:type="dxa" w:w="1987"/>
-          </w:tcPr>
-          <w:p>
-            <w:pPr>
-              <w:jc w:val="left"/>
-            </w:pPr>
-            <w:r>
-              <w:rPr>
-                <w:rFonts w:ascii="TimeNewRoman" w:hAnsi="TimeNewRoman"/>
-                <w:sz w:val="30"/>
-              </w:rPr>
-              <w:t>35</w:t>
-            </w:r>
-          </w:p>
-        </w:tc>
-        <w:tc>
-          <w:tcPr>
-            <w:tcW w:type="dxa" w:w="1987"/>
-          </w:tcPr>
-          <w:p>
-            <w:pPr>
-              <w:jc w:val="left"/>
-            </w:pPr>
-            <w:r>
-              <w:rPr>
-                <w:rFonts w:ascii="TimeNewRoman" w:hAnsi="TimeNewRoman"/>
-                <w:sz w:val="30"/>
-              </w:rPr>
-              <w:t>111</w:t>
-            </w:r>
-          </w:p>
-        </w:tc>
-        <w:tc>
-          <w:tcPr>
-            <w:tcW w:type="dxa" w:w="1987"/>
-          </w:tcPr>
-          <w:p>
-            <w:pPr>
-              <w:jc w:val="left"/>
-            </w:pPr>
-            <w:r>
-              <w:rPr>
-                <w:rFonts w:ascii="TimeNewRoman" w:hAnsi="TimeNewRoman"/>
-                <w:sz w:val="30"/>
-              </w:rPr>
-              <w:t>15</w:t>
-            </w:r>
-          </w:p>
-        </w:tc>
-        <w:tc>
-          <w:tcPr>
-            <w:tcW w:type="dxa" w:w="1987"/>
-          </w:tcPr>
-          <w:p>
-            <w:pPr>
-              <w:jc w:val="left"/>
-            </w:pPr>
-            <w:r>
-              <w:rPr>
-                <w:rFonts w:ascii="TimeNewRoman" w:hAnsi="TimeNewRoman"/>
-                <w:sz w:val="30"/>
-              </w:rPr>
-              <w:t>72</w:t>
-            </w:r>
-          </w:p>
-        </w:tc>
-        <w:tc>
-          <w:tcPr>
-            <w:tcW w:type="dxa" w:w="1987"/>
-          </w:tcPr>
-          <w:p>
-            <w:pPr>
-              <w:jc w:val="left"/>
-            </w:pPr>
-            <w:r>
-              <w:rPr>
-                <w:rFonts w:ascii="TimeNewRoman" w:hAnsi="TimeNewRoman"/>
-                <w:sz w:val="30"/>
-              </w:rPr>
-              <w:t>12</w:t>
+              <w:t>88</w:t>
             </w:r>
           </w:p>
         </w:tc>

--- a/answers-of-mixed.docx
+++ b/answers-of-mixed.docx
@@ -11,7 +11,7 @@
           <w:rFonts w:ascii="Arial" w:hAnsi="Arial"/>
           <w:sz w:val="30"/>
         </w:rPr>
-        <w:t>2026-09-21 Monday</w:t>
+        <w:t>2026-09-22 Tuesday</w:t>
       </w:r>
     </w:p>
     <w:tbl>
@@ -40,7 +40,7 @@
                 <w:rFonts w:ascii="TimeNewRoman" w:hAnsi="TimeNewRoman"/>
                 <w:sz w:val="30"/>
               </w:rPr>
-              <w:t>80</w:t>
+              <w:t>98</w:t>
             </w:r>
           </w:p>
         </w:tc>
@@ -57,7 +57,7 @@
                 <w:rFonts w:ascii="TimeNewRoman" w:hAnsi="TimeNewRoman"/>
                 <w:sz w:val="30"/>
               </w:rPr>
-              <w:t>68</w:t>
+              <w:t>64</w:t>
             </w:r>
           </w:p>
         </w:tc>
@@ -74,7 +74,7 @@
                 <w:rFonts w:ascii="TimeNewRoman" w:hAnsi="TimeNewRoman"/>
                 <w:sz w:val="30"/>
               </w:rPr>
-              <w:t>200</w:t>
+              <w:t>19</w:t>
             </w:r>
           </w:p>
         </w:tc>
@@ -91,7 +91,7 @@
                 <w:rFonts w:ascii="TimeNewRoman" w:hAnsi="TimeNewRoman"/>
                 <w:sz w:val="30"/>
               </w:rPr>
-              <w:t>92</w:t>
+              <w:t>85</w:t>
             </w:r>
           </w:p>
         </w:tc>
@@ -108,7 +108,7 @@
                 <w:rFonts w:ascii="TimeNewRoman" w:hAnsi="TimeNewRoman"/>
                 <w:sz w:val="30"/>
               </w:rPr>
-              <w:t>96</w:t>
+              <w:t>2</w:t>
             </w:r>
           </w:p>
         </w:tc>
@@ -127,7 +127,355 @@
                 <w:rFonts w:ascii="TimeNewRoman" w:hAnsi="TimeNewRoman"/>
                 <w:sz w:val="30"/>
               </w:rPr>
-              <w:t>82</w:t>
+              <w:t>19</w:t>
+            </w:r>
+          </w:p>
+        </w:tc>
+        <w:tc>
+          <w:tcPr>
+            <w:tcW w:type="dxa" w:w="1987"/>
+          </w:tcPr>
+          <w:p>
+            <w:pPr>
+              <w:jc w:val="left"/>
+            </w:pPr>
+            <w:r>
+              <w:rPr>
+                <w:rFonts w:ascii="TimeNewRoman" w:hAnsi="TimeNewRoman"/>
+                <w:sz w:val="30"/>
+              </w:rPr>
+              <w:t>8</w:t>
+            </w:r>
+          </w:p>
+        </w:tc>
+        <w:tc>
+          <w:tcPr>
+            <w:tcW w:type="dxa" w:w="1987"/>
+          </w:tcPr>
+          <w:p>
+            <w:pPr>
+              <w:jc w:val="left"/>
+            </w:pPr>
+            <w:r>
+              <w:rPr>
+                <w:rFonts w:ascii="TimeNewRoman" w:hAnsi="TimeNewRoman"/>
+                <w:sz w:val="30"/>
+              </w:rPr>
+              <w:t>85</w:t>
+            </w:r>
+          </w:p>
+        </w:tc>
+        <w:tc>
+          <w:tcPr>
+            <w:tcW w:type="dxa" w:w="1987"/>
+          </w:tcPr>
+          <w:p>
+            <w:pPr>
+              <w:jc w:val="left"/>
+            </w:pPr>
+            <w:r>
+              <w:rPr>
+                <w:rFonts w:ascii="TimeNewRoman" w:hAnsi="TimeNewRoman"/>
+                <w:sz w:val="30"/>
+              </w:rPr>
+              <w:t>85</w:t>
+            </w:r>
+          </w:p>
+        </w:tc>
+        <w:tc>
+          <w:tcPr>
+            <w:tcW w:type="dxa" w:w="1987"/>
+          </w:tcPr>
+          <w:p>
+            <w:pPr>
+              <w:jc w:val="left"/>
+            </w:pPr>
+            <w:r>
+              <w:rPr>
+                <w:rFonts w:ascii="TimeNewRoman" w:hAnsi="TimeNewRoman"/>
+                <w:sz w:val="30"/>
+              </w:rPr>
+              <w:t>9</w:t>
+            </w:r>
+          </w:p>
+        </w:tc>
+      </w:tr>
+      <w:tr>
+        <w:tc>
+          <w:tcPr>
+            <w:tcW w:type="dxa" w:w="1987"/>
+          </w:tcPr>
+          <w:p>
+            <w:pPr>
+              <w:jc w:val="left"/>
+            </w:pPr>
+            <w:r>
+              <w:rPr>
+                <w:rFonts w:ascii="TimeNewRoman" w:hAnsi="TimeNewRoman"/>
+                <w:sz w:val="30"/>
+              </w:rPr>
+              <w:t>9</w:t>
+            </w:r>
+          </w:p>
+        </w:tc>
+        <w:tc>
+          <w:tcPr>
+            <w:tcW w:type="dxa" w:w="1987"/>
+          </w:tcPr>
+          <w:p>
+            <w:pPr>
+              <w:jc w:val="left"/>
+            </w:pPr>
+            <w:r>
+              <w:rPr>
+                <w:rFonts w:ascii="TimeNewRoman" w:hAnsi="TimeNewRoman"/>
+                <w:sz w:val="30"/>
+              </w:rPr>
+              <w:t>70</w:t>
+            </w:r>
+          </w:p>
+        </w:tc>
+        <w:tc>
+          <w:tcPr>
+            <w:tcW w:type="dxa" w:w="1987"/>
+          </w:tcPr>
+          <w:p>
+            <w:pPr>
+              <w:jc w:val="left"/>
+            </w:pPr>
+            <w:r>
+              <w:rPr>
+                <w:rFonts w:ascii="TimeNewRoman" w:hAnsi="TimeNewRoman"/>
+                <w:sz w:val="30"/>
+              </w:rPr>
+              <w:t>29</w:t>
+            </w:r>
+          </w:p>
+        </w:tc>
+        <w:tc>
+          <w:tcPr>
+            <w:tcW w:type="dxa" w:w="1987"/>
+          </w:tcPr>
+          <w:p>
+            <w:pPr>
+              <w:jc w:val="left"/>
+            </w:pPr>
+            <w:r>
+              <w:rPr>
+                <w:rFonts w:ascii="TimeNewRoman" w:hAnsi="TimeNewRoman"/>
+                <w:sz w:val="30"/>
+              </w:rPr>
+              <w:t>72</w:t>
+            </w:r>
+          </w:p>
+        </w:tc>
+        <w:tc>
+          <w:tcPr>
+            <w:tcW w:type="dxa" w:w="1987"/>
+          </w:tcPr>
+          <w:p>
+            <w:pPr>
+              <w:jc w:val="left"/>
+            </w:pPr>
+            <w:r>
+              <w:rPr>
+                <w:rFonts w:ascii="TimeNewRoman" w:hAnsi="TimeNewRoman"/>
+                <w:sz w:val="30"/>
+              </w:rPr>
+              <w:t>29</w:t>
+            </w:r>
+          </w:p>
+        </w:tc>
+      </w:tr>
+      <w:tr>
+        <w:tc>
+          <w:tcPr>
+            <w:tcW w:type="dxa" w:w="1987"/>
+          </w:tcPr>
+          <w:p>
+            <w:pPr>
+              <w:jc w:val="left"/>
+            </w:pPr>
+            <w:r>
+              <w:rPr>
+                <w:rFonts w:ascii="TimeNewRoman" w:hAnsi="TimeNewRoman"/>
+                <w:sz w:val="30"/>
+              </w:rPr>
+              <w:t>57</w:t>
+            </w:r>
+          </w:p>
+        </w:tc>
+        <w:tc>
+          <w:tcPr>
+            <w:tcW w:type="dxa" w:w="1987"/>
+          </w:tcPr>
+          <w:p>
+            <w:pPr>
+              <w:jc w:val="left"/>
+            </w:pPr>
+            <w:r>
+              <w:rPr>
+                <w:rFonts w:ascii="TimeNewRoman" w:hAnsi="TimeNewRoman"/>
+                <w:sz w:val="30"/>
+              </w:rPr>
+              <w:t>52</w:t>
+            </w:r>
+          </w:p>
+        </w:tc>
+        <w:tc>
+          <w:tcPr>
+            <w:tcW w:type="dxa" w:w="1987"/>
+          </w:tcPr>
+          <w:p>
+            <w:pPr>
+              <w:jc w:val="left"/>
+            </w:pPr>
+            <w:r>
+              <w:rPr>
+                <w:rFonts w:ascii="TimeNewRoman" w:hAnsi="TimeNewRoman"/>
+                <w:sz w:val="30"/>
+              </w:rPr>
+              <w:t>49</w:t>
+            </w:r>
+          </w:p>
+        </w:tc>
+        <w:tc>
+          <w:tcPr>
+            <w:tcW w:type="dxa" w:w="1987"/>
+          </w:tcPr>
+          <w:p>
+            <w:pPr>
+              <w:jc w:val="left"/>
+            </w:pPr>
+            <w:r>
+              <w:rPr>
+                <w:rFonts w:ascii="TimeNewRoman" w:hAnsi="TimeNewRoman"/>
+                <w:sz w:val="30"/>
+              </w:rPr>
+              <w:t>64</w:t>
+            </w:r>
+          </w:p>
+        </w:tc>
+        <w:tc>
+          <w:tcPr>
+            <w:tcW w:type="dxa" w:w="1987"/>
+          </w:tcPr>
+          <w:p>
+            <w:pPr>
+              <w:jc w:val="left"/>
+            </w:pPr>
+            <w:r>
+              <w:rPr>
+                <w:rFonts w:ascii="TimeNewRoman" w:hAnsi="TimeNewRoman"/>
+                <w:sz w:val="30"/>
+              </w:rPr>
+              <w:t>30</w:t>
+            </w:r>
+          </w:p>
+        </w:tc>
+      </w:tr>
+      <w:tr>
+        <w:tc>
+          <w:tcPr>
+            <w:tcW w:type="dxa" w:w="1987"/>
+          </w:tcPr>
+          <w:p>
+            <w:pPr>
+              <w:jc w:val="left"/>
+            </w:pPr>
+            <w:r>
+              <w:rPr>
+                <w:rFonts w:ascii="TimeNewRoman" w:hAnsi="TimeNewRoman"/>
+                <w:sz w:val="30"/>
+              </w:rPr>
+              <w:t>51</w:t>
+            </w:r>
+          </w:p>
+        </w:tc>
+        <w:tc>
+          <w:tcPr>
+            <w:tcW w:type="dxa" w:w="1987"/>
+          </w:tcPr>
+          <w:p>
+            <w:pPr>
+              <w:jc w:val="left"/>
+            </w:pPr>
+            <w:r>
+              <w:rPr>
+                <w:rFonts w:ascii="TimeNewRoman" w:hAnsi="TimeNewRoman"/>
+                <w:sz w:val="30"/>
+              </w:rPr>
+              <w:t>98</w:t>
+            </w:r>
+          </w:p>
+        </w:tc>
+        <w:tc>
+          <w:tcPr>
+            <w:tcW w:type="dxa" w:w="1987"/>
+          </w:tcPr>
+          <w:p>
+            <w:pPr>
+              <w:jc w:val="left"/>
+            </w:pPr>
+            <w:r>
+              <w:rPr>
+                <w:rFonts w:ascii="TimeNewRoman" w:hAnsi="TimeNewRoman"/>
+                <w:sz w:val="30"/>
+              </w:rPr>
+              <w:t>9</w:t>
+            </w:r>
+          </w:p>
+        </w:tc>
+        <w:tc>
+          <w:tcPr>
+            <w:tcW w:type="dxa" w:w="1987"/>
+          </w:tcPr>
+          <w:p>
+            <w:pPr>
+              <w:jc w:val="left"/>
+            </w:pPr>
+            <w:r>
+              <w:rPr>
+                <w:rFonts w:ascii="TimeNewRoman" w:hAnsi="TimeNewRoman"/>
+                <w:sz w:val="30"/>
+              </w:rPr>
+              <w:t>42</w:t>
+            </w:r>
+          </w:p>
+        </w:tc>
+        <w:tc>
+          <w:tcPr>
+            <w:tcW w:type="dxa" w:w="1987"/>
+          </w:tcPr>
+          <w:p>
+            <w:pPr>
+              <w:jc w:val="left"/>
+            </w:pPr>
+            <w:r>
+              <w:rPr>
+                <w:rFonts w:ascii="TimeNewRoman" w:hAnsi="TimeNewRoman"/>
+                <w:sz w:val="30"/>
+              </w:rPr>
+              <w:t>115</w:t>
+            </w:r>
+          </w:p>
+        </w:tc>
+      </w:tr>
+      <w:tr>
+        <w:tc>
+          <w:tcPr>
+            <w:tcW w:type="dxa" w:w="1987"/>
+          </w:tcPr>
+          <w:p>
+            <w:pPr>
+              <w:jc w:val="left"/>
+            </w:pPr>
+            <w:r>
+              <w:rPr>
+                <w:rFonts w:ascii="TimeNewRoman" w:hAnsi="TimeNewRoman"/>
+                <w:sz w:val="30"/>
+              </w:rPr>
+              <w:t>61</w:t>
             </w:r>
           </w:p>
         </w:tc>
@@ -161,7 +509,7 @@
                 <w:rFonts w:ascii="TimeNewRoman" w:hAnsi="TimeNewRoman"/>
                 <w:sz w:val="30"/>
               </w:rPr>
-              <w:t>25</w:t>
+              <w:t>7</w:t>
             </w:r>
           </w:p>
         </w:tc>
@@ -178,7 +526,7 @@
                 <w:rFonts w:ascii="TimeNewRoman" w:hAnsi="TimeNewRoman"/>
                 <w:sz w:val="30"/>
               </w:rPr>
-              <w:t>11</w:t>
+              <w:t>2</w:t>
             </w:r>
           </w:p>
         </w:tc>
@@ -195,7 +543,7 @@
                 <w:rFonts w:ascii="TimeNewRoman" w:hAnsi="TimeNewRoman"/>
                 <w:sz w:val="30"/>
               </w:rPr>
-              <w:t>79</w:t>
+              <w:t>24</w:t>
             </w:r>
           </w:p>
         </w:tc>
@@ -214,94 +562,7 @@
                 <w:rFonts w:ascii="TimeNewRoman" w:hAnsi="TimeNewRoman"/>
                 <w:sz w:val="30"/>
               </w:rPr>
-              <w:t>50</w:t>
-            </w:r>
-          </w:p>
-        </w:tc>
-        <w:tc>
-          <w:tcPr>
-            <w:tcW w:type="dxa" w:w="1987"/>
-          </w:tcPr>
-          <w:p>
-            <w:pPr>
-              <w:jc w:val="left"/>
-            </w:pPr>
-            <w:r>
-              <w:rPr>
-                <w:rFonts w:ascii="TimeNewRoman" w:hAnsi="TimeNewRoman"/>
-                <w:sz w:val="30"/>
-              </w:rPr>
-              <w:t>40</w:t>
-            </w:r>
-          </w:p>
-        </w:tc>
-        <w:tc>
-          <w:tcPr>
-            <w:tcW w:type="dxa" w:w="1987"/>
-          </w:tcPr>
-          <w:p>
-            <w:pPr>
-              <w:jc w:val="left"/>
-            </w:pPr>
-            <w:r>
-              <w:rPr>
-                <w:rFonts w:ascii="TimeNewRoman" w:hAnsi="TimeNewRoman"/>
-                <w:sz w:val="30"/>
-              </w:rPr>
-              <w:t>235</w:t>
-            </w:r>
-          </w:p>
-        </w:tc>
-        <w:tc>
-          <w:tcPr>
-            <w:tcW w:type="dxa" w:w="1987"/>
-          </w:tcPr>
-          <w:p>
-            <w:pPr>
-              <w:jc w:val="left"/>
-            </w:pPr>
-            <w:r>
-              <w:rPr>
-                <w:rFonts w:ascii="TimeNewRoman" w:hAnsi="TimeNewRoman"/>
-                <w:sz w:val="30"/>
-              </w:rPr>
-              <w:t>27</w:t>
-            </w:r>
-          </w:p>
-        </w:tc>
-        <w:tc>
-          <w:tcPr>
-            <w:tcW w:type="dxa" w:w="1987"/>
-          </w:tcPr>
-          <w:p>
-            <w:pPr>
-              <w:jc w:val="left"/>
-            </w:pPr>
-            <w:r>
-              <w:rPr>
-                <w:rFonts w:ascii="TimeNewRoman" w:hAnsi="TimeNewRoman"/>
-                <w:sz w:val="30"/>
-              </w:rPr>
-              <w:t>5</w:t>
-            </w:r>
-          </w:p>
-        </w:tc>
-      </w:tr>
-      <w:tr>
-        <w:tc>
-          <w:tcPr>
-            <w:tcW w:type="dxa" w:w="1987"/>
-          </w:tcPr>
-          <w:p>
-            <w:pPr>
-              <w:jc w:val="left"/>
-            </w:pPr>
-            <w:r>
-              <w:rPr>
-                <w:rFonts w:ascii="TimeNewRoman" w:hAnsi="TimeNewRoman"/>
-                <w:sz w:val="30"/>
-              </w:rPr>
-              <w:t>93</w:t>
+              <w:t>29</w:t>
             </w:r>
           </w:p>
         </w:tc>
@@ -335,7 +596,7 @@
                 <w:rFonts w:ascii="TimeNewRoman" w:hAnsi="TimeNewRoman"/>
                 <w:sz w:val="30"/>
               </w:rPr>
-              <w:t>136</w:t>
+              <w:t>21</w:t>
             </w:r>
           </w:p>
         </w:tc>
@@ -352,7 +613,94 @@
                 <w:rFonts w:ascii="TimeNewRoman" w:hAnsi="TimeNewRoman"/>
                 <w:sz w:val="30"/>
               </w:rPr>
-              <w:t>58</w:t>
+              <w:t>3</w:t>
+            </w:r>
+          </w:p>
+        </w:tc>
+        <w:tc>
+          <w:tcPr>
+            <w:tcW w:type="dxa" w:w="1987"/>
+          </w:tcPr>
+          <w:p>
+            <w:pPr>
+              <w:jc w:val="left"/>
+            </w:pPr>
+            <w:r>
+              <w:rPr>
+                <w:rFonts w:ascii="TimeNewRoman" w:hAnsi="TimeNewRoman"/>
+                <w:sz w:val="30"/>
+              </w:rPr>
+              <w:t>118</w:t>
+            </w:r>
+          </w:p>
+        </w:tc>
+      </w:tr>
+      <w:tr>
+        <w:tc>
+          <w:tcPr>
+            <w:tcW w:type="dxa" w:w="1987"/>
+          </w:tcPr>
+          <w:p>
+            <w:pPr>
+              <w:jc w:val="left"/>
+            </w:pPr>
+            <w:r>
+              <w:rPr>
+                <w:rFonts w:ascii="TimeNewRoman" w:hAnsi="TimeNewRoman"/>
+                <w:sz w:val="30"/>
+              </w:rPr>
+              <w:t>74</w:t>
+            </w:r>
+          </w:p>
+        </w:tc>
+        <w:tc>
+          <w:tcPr>
+            <w:tcW w:type="dxa" w:w="1987"/>
+          </w:tcPr>
+          <w:p>
+            <w:pPr>
+              <w:jc w:val="left"/>
+            </w:pPr>
+            <w:r>
+              <w:rPr>
+                <w:rFonts w:ascii="TimeNewRoman" w:hAnsi="TimeNewRoman"/>
+                <w:sz w:val="30"/>
+              </w:rPr>
+              <w:t>13</w:t>
+            </w:r>
+          </w:p>
+        </w:tc>
+        <w:tc>
+          <w:tcPr>
+            <w:tcW w:type="dxa" w:w="1987"/>
+          </w:tcPr>
+          <w:p>
+            <w:pPr>
+              <w:jc w:val="left"/>
+            </w:pPr>
+            <w:r>
+              <w:rPr>
+                <w:rFonts w:ascii="TimeNewRoman" w:hAnsi="TimeNewRoman"/>
+                <w:sz w:val="30"/>
+              </w:rPr>
+              <w:t>59</w:t>
+            </w:r>
+          </w:p>
+        </w:tc>
+        <w:tc>
+          <w:tcPr>
+            <w:tcW w:type="dxa" w:w="1987"/>
+          </w:tcPr>
+          <w:p>
+            <w:pPr>
+              <w:jc w:val="left"/>
+            </w:pPr>
+            <w:r>
+              <w:rPr>
+                <w:rFonts w:ascii="TimeNewRoman" w:hAnsi="TimeNewRoman"/>
+                <w:sz w:val="30"/>
+              </w:rPr>
+              <w:t>24</w:t>
             </w:r>
           </w:p>
         </w:tc>
@@ -388,7 +736,7 @@
                 <w:rFonts w:ascii="TimeNewRoman" w:hAnsi="TimeNewRoman"/>
                 <w:sz w:val="30"/>
               </w:rPr>
-              <w:t>57</w:t>
+              <w:t>30</w:t>
             </w:r>
           </w:p>
         </w:tc>
@@ -405,10 +753,63 @@
                 <w:rFonts w:ascii="TimeNewRoman" w:hAnsi="TimeNewRoman"/>
                 <w:sz w:val="30"/>
               </w:rPr>
-              <w:t>135</w:t>
+              <w:t>1</w:t>
             </w:r>
           </w:p>
         </w:tc>
+        <w:tc>
+          <w:tcPr>
+            <w:tcW w:type="dxa" w:w="1987"/>
+          </w:tcPr>
+          <w:p>
+            <w:pPr>
+              <w:jc w:val="left"/>
+            </w:pPr>
+            <w:r>
+              <w:rPr>
+                <w:rFonts w:ascii="TimeNewRoman" w:hAnsi="TimeNewRoman"/>
+                <w:sz w:val="30"/>
+              </w:rPr>
+              <w:t>25</w:t>
+            </w:r>
+          </w:p>
+        </w:tc>
+        <w:tc>
+          <w:tcPr>
+            <w:tcW w:type="dxa" w:w="1987"/>
+          </w:tcPr>
+          <w:p>
+            <w:pPr>
+              <w:jc w:val="left"/>
+            </w:pPr>
+            <w:r>
+              <w:rPr>
+                <w:rFonts w:ascii="TimeNewRoman" w:hAnsi="TimeNewRoman"/>
+                <w:sz w:val="30"/>
+              </w:rPr>
+              <w:t>67</w:t>
+            </w:r>
+          </w:p>
+        </w:tc>
+        <w:tc>
+          <w:tcPr>
+            <w:tcW w:type="dxa" w:w="1987"/>
+          </w:tcPr>
+          <w:p>
+            <w:pPr>
+              <w:jc w:val="left"/>
+            </w:pPr>
+            <w:r>
+              <w:rPr>
+                <w:rFonts w:ascii="TimeNewRoman" w:hAnsi="TimeNewRoman"/>
+                <w:sz w:val="30"/>
+              </w:rPr>
+              <w:t>4</w:t>
+            </w:r>
+          </w:p>
+        </w:tc>
+      </w:tr>
+      <w:tr>
         <w:tc>
           <w:tcPr>
             <w:tcW w:type="dxa" w:w="1987"/>
@@ -439,7 +840,7 @@
                 <w:rFonts w:ascii="TimeNewRoman" w:hAnsi="TimeNewRoman"/>
                 <w:sz w:val="30"/>
               </w:rPr>
-              <w:t>64</w:t>
+              <w:t>88</w:t>
             </w:r>
           </w:p>
         </w:tc>
@@ -456,7 +857,41 @@
                 <w:rFonts w:ascii="TimeNewRoman" w:hAnsi="TimeNewRoman"/>
                 <w:sz w:val="30"/>
               </w:rPr>
-              <w:t>2</w:t>
+              <w:t>26</w:t>
+            </w:r>
+          </w:p>
+        </w:tc>
+        <w:tc>
+          <w:tcPr>
+            <w:tcW w:type="dxa" w:w="1987"/>
+          </w:tcPr>
+          <w:p>
+            <w:pPr>
+              <w:jc w:val="left"/>
+            </w:pPr>
+            <w:r>
+              <w:rPr>
+                <w:rFonts w:ascii="TimeNewRoman" w:hAnsi="TimeNewRoman"/>
+                <w:sz w:val="30"/>
+              </w:rPr>
+              <w:t>49</w:t>
+            </w:r>
+          </w:p>
+        </w:tc>
+        <w:tc>
+          <w:tcPr>
+            <w:tcW w:type="dxa" w:w="1987"/>
+          </w:tcPr>
+          <w:p>
+            <w:pPr>
+              <w:jc w:val="left"/>
+            </w:pPr>
+            <w:r>
+              <w:rPr>
+                <w:rFonts w:ascii="TimeNewRoman" w:hAnsi="TimeNewRoman"/>
+                <w:sz w:val="30"/>
+              </w:rPr>
+              <w:t>10</w:t>
             </w:r>
           </w:p>
         </w:tc>
@@ -475,7 +910,7 @@
                 <w:rFonts w:ascii="TimeNewRoman" w:hAnsi="TimeNewRoman"/>
                 <w:sz w:val="30"/>
               </w:rPr>
-              <w:t>10</w:t>
+              <w:t>98</w:t>
             </w:r>
           </w:p>
         </w:tc>
@@ -492,7 +927,7 @@
                 <w:rFonts w:ascii="TimeNewRoman" w:hAnsi="TimeNewRoman"/>
                 <w:sz w:val="30"/>
               </w:rPr>
-              <w:t>8</w:t>
+              <w:t>48</w:t>
             </w:r>
           </w:p>
         </w:tc>
@@ -509,7 +944,7 @@
                 <w:rFonts w:ascii="TimeNewRoman" w:hAnsi="TimeNewRoman"/>
                 <w:sz w:val="30"/>
               </w:rPr>
-              <w:t>78</w:t>
+              <w:t>9</w:t>
             </w:r>
           </w:p>
         </w:tc>
@@ -526,7 +961,7 @@
                 <w:rFonts w:ascii="TimeNewRoman" w:hAnsi="TimeNewRoman"/>
                 <w:sz w:val="30"/>
               </w:rPr>
-              <w:t>18</w:t>
+              <w:t>3</w:t>
             </w:r>
           </w:p>
         </w:tc>
@@ -543,7 +978,7 @@
                 <w:rFonts w:ascii="TimeNewRoman" w:hAnsi="TimeNewRoman"/>
                 <w:sz w:val="30"/>
               </w:rPr>
-              <w:t>76</w:t>
+              <w:t>6</w:t>
             </w:r>
           </w:p>
         </w:tc>
@@ -562,7 +997,7 @@
                 <w:rFonts w:ascii="TimeNewRoman" w:hAnsi="TimeNewRoman"/>
                 <w:sz w:val="30"/>
               </w:rPr>
-              <w:t>19</w:t>
+              <w:t>4</w:t>
             </w:r>
           </w:p>
         </w:tc>
@@ -579,7 +1014,7 @@
                 <w:rFonts w:ascii="TimeNewRoman" w:hAnsi="TimeNewRoman"/>
                 <w:sz w:val="30"/>
               </w:rPr>
-              <w:t>18</w:t>
+              <w:t>61</w:t>
             </w:r>
           </w:p>
         </w:tc>
@@ -596,7 +1031,7 @@
                 <w:rFonts w:ascii="TimeNewRoman" w:hAnsi="TimeNewRoman"/>
                 <w:sz w:val="30"/>
               </w:rPr>
-              <w:t>69</w:t>
+              <w:t>3</w:t>
             </w:r>
           </w:p>
         </w:tc>
@@ -613,7 +1048,181 @@
                 <w:rFonts w:ascii="TimeNewRoman" w:hAnsi="TimeNewRoman"/>
                 <w:sz w:val="30"/>
               </w:rPr>
-              <w:t>191</w:t>
+              <w:t>14</w:t>
+            </w:r>
+          </w:p>
+        </w:tc>
+        <w:tc>
+          <w:tcPr>
+            <w:tcW w:type="dxa" w:w="1987"/>
+          </w:tcPr>
+          <w:p>
+            <w:pPr>
+              <w:jc w:val="left"/>
+            </w:pPr>
+            <w:r>
+              <w:rPr>
+                <w:rFonts w:ascii="TimeNewRoman" w:hAnsi="TimeNewRoman"/>
+                <w:sz w:val="30"/>
+              </w:rPr>
+              <w:t>19</w:t>
+            </w:r>
+          </w:p>
+        </w:tc>
+      </w:tr>
+      <w:tr>
+        <w:tc>
+          <w:tcPr>
+            <w:tcW w:type="dxa" w:w="1987"/>
+          </w:tcPr>
+          <w:p>
+            <w:pPr>
+              <w:jc w:val="left"/>
+            </w:pPr>
+            <w:r>
+              <w:rPr>
+                <w:rFonts w:ascii="TimeNewRoman" w:hAnsi="TimeNewRoman"/>
+                <w:sz w:val="30"/>
+              </w:rPr>
+              <w:t>45</w:t>
+            </w:r>
+          </w:p>
+        </w:tc>
+        <w:tc>
+          <w:tcPr>
+            <w:tcW w:type="dxa" w:w="1987"/>
+          </w:tcPr>
+          <w:p>
+            <w:pPr>
+              <w:jc w:val="left"/>
+            </w:pPr>
+            <w:r>
+              <w:rPr>
+                <w:rFonts w:ascii="TimeNewRoman" w:hAnsi="TimeNewRoman"/>
+                <w:sz w:val="30"/>
+              </w:rPr>
+              <w:t>16</w:t>
+            </w:r>
+          </w:p>
+        </w:tc>
+        <w:tc>
+          <w:tcPr>
+            <w:tcW w:type="dxa" w:w="1987"/>
+          </w:tcPr>
+          <w:p>
+            <w:pPr>
+              <w:jc w:val="left"/>
+            </w:pPr>
+            <w:r>
+              <w:rPr>
+                <w:rFonts w:ascii="TimeNewRoman" w:hAnsi="TimeNewRoman"/>
+                <w:sz w:val="30"/>
+              </w:rPr>
+              <w:t>61</w:t>
+            </w:r>
+          </w:p>
+        </w:tc>
+        <w:tc>
+          <w:tcPr>
+            <w:tcW w:type="dxa" w:w="1987"/>
+          </w:tcPr>
+          <w:p>
+            <w:pPr>
+              <w:jc w:val="left"/>
+            </w:pPr>
+            <w:r>
+              <w:rPr>
+                <w:rFonts w:ascii="TimeNewRoman" w:hAnsi="TimeNewRoman"/>
+                <w:sz w:val="30"/>
+              </w:rPr>
+              <w:t>20</w:t>
+            </w:r>
+          </w:p>
+        </w:tc>
+        <w:tc>
+          <w:tcPr>
+            <w:tcW w:type="dxa" w:w="1987"/>
+          </w:tcPr>
+          <w:p>
+            <w:pPr>
+              <w:jc w:val="left"/>
+            </w:pPr>
+            <w:r>
+              <w:rPr>
+                <w:rFonts w:ascii="TimeNewRoman" w:hAnsi="TimeNewRoman"/>
+                <w:sz w:val="30"/>
+              </w:rPr>
+              <w:t>86</w:t>
+            </w:r>
+          </w:p>
+        </w:tc>
+      </w:tr>
+      <w:tr>
+        <w:tc>
+          <w:tcPr>
+            <w:tcW w:type="dxa" w:w="1987"/>
+          </w:tcPr>
+          <w:p>
+            <w:pPr>
+              <w:jc w:val="left"/>
+            </w:pPr>
+            <w:r>
+              <w:rPr>
+                <w:rFonts w:ascii="TimeNewRoman" w:hAnsi="TimeNewRoman"/>
+                <w:sz w:val="30"/>
+              </w:rPr>
+              <w:t>54</w:t>
+            </w:r>
+          </w:p>
+        </w:tc>
+        <w:tc>
+          <w:tcPr>
+            <w:tcW w:type="dxa" w:w="1987"/>
+          </w:tcPr>
+          <w:p>
+            <w:pPr>
+              <w:jc w:val="left"/>
+            </w:pPr>
+            <w:r>
+              <w:rPr>
+                <w:rFonts w:ascii="TimeNewRoman" w:hAnsi="TimeNewRoman"/>
+                <w:sz w:val="30"/>
+              </w:rPr>
+              <w:t>5</w:t>
+            </w:r>
+          </w:p>
+        </w:tc>
+        <w:tc>
+          <w:tcPr>
+            <w:tcW w:type="dxa" w:w="1987"/>
+          </w:tcPr>
+          <w:p>
+            <w:pPr>
+              <w:jc w:val="left"/>
+            </w:pPr>
+            <w:r>
+              <w:rPr>
+                <w:rFonts w:ascii="TimeNewRoman" w:hAnsi="TimeNewRoman"/>
+                <w:sz w:val="30"/>
+              </w:rPr>
+              <w:t>36</w:t>
+            </w:r>
+          </w:p>
+        </w:tc>
+        <w:tc>
+          <w:tcPr>
+            <w:tcW w:type="dxa" w:w="1987"/>
+          </w:tcPr>
+          <w:p>
+            <w:pPr>
+              <w:jc w:val="left"/>
+            </w:pPr>
+            <w:r>
+              <w:rPr>
+                <w:rFonts w:ascii="TimeNewRoman" w:hAnsi="TimeNewRoman"/>
+                <w:sz w:val="30"/>
+              </w:rPr>
+              <w:t>10</w:t>
             </w:r>
           </w:p>
         </w:tc>
@@ -649,7 +1258,7 @@
                 <w:rFonts w:ascii="TimeNewRoman" w:hAnsi="TimeNewRoman"/>
                 <w:sz w:val="30"/>
               </w:rPr>
-              <w:t>15</w:t>
+              <w:t>151</w:t>
             </w:r>
           </w:p>
         </w:tc>
@@ -666,7 +1275,7 @@
                 <w:rFonts w:ascii="TimeNewRoman" w:hAnsi="TimeNewRoman"/>
                 <w:sz w:val="30"/>
               </w:rPr>
-              <w:t>2</w:t>
+              <w:t>10</w:t>
             </w:r>
           </w:p>
         </w:tc>
@@ -683,7 +1292,60 @@
                 <w:rFonts w:ascii="TimeNewRoman" w:hAnsi="TimeNewRoman"/>
                 <w:sz w:val="30"/>
               </w:rPr>
-              <w:t>5</w:t>
+              <w:t>3</w:t>
+            </w:r>
+          </w:p>
+        </w:tc>
+        <w:tc>
+          <w:tcPr>
+            <w:tcW w:type="dxa" w:w="1987"/>
+          </w:tcPr>
+          <w:p>
+            <w:pPr>
+              <w:jc w:val="left"/>
+            </w:pPr>
+            <w:r>
+              <w:rPr>
+                <w:rFonts w:ascii="TimeNewRoman" w:hAnsi="TimeNewRoman"/>
+                <w:sz w:val="30"/>
+              </w:rPr>
+              <w:t>10</w:t>
+            </w:r>
+          </w:p>
+        </w:tc>
+        <w:tc>
+          <w:tcPr>
+            <w:tcW w:type="dxa" w:w="1987"/>
+          </w:tcPr>
+          <w:p>
+            <w:pPr>
+              <w:jc w:val="left"/>
+            </w:pPr>
+            <w:r>
+              <w:rPr>
+                <w:rFonts w:ascii="TimeNewRoman" w:hAnsi="TimeNewRoman"/>
+                <w:sz w:val="30"/>
+              </w:rPr>
+              <w:t>97</w:t>
+            </w:r>
+          </w:p>
+        </w:tc>
+      </w:tr>
+      <w:tr>
+        <w:tc>
+          <w:tcPr>
+            <w:tcW w:type="dxa" w:w="1987"/>
+          </w:tcPr>
+          <w:p>
+            <w:pPr>
+              <w:jc w:val="left"/>
+            </w:pPr>
+            <w:r>
+              <w:rPr>
+                <w:rFonts w:ascii="TimeNewRoman" w:hAnsi="TimeNewRoman"/>
+                <w:sz w:val="30"/>
+              </w:rPr>
+              <w:t>35</w:t>
             </w:r>
           </w:p>
         </w:tc>
@@ -717,7 +1379,41 @@
                 <w:rFonts w:ascii="TimeNewRoman" w:hAnsi="TimeNewRoman"/>
                 <w:sz w:val="30"/>
               </w:rPr>
-              <w:t>72</w:t>
+              <w:t>79</w:t>
+            </w:r>
+          </w:p>
+        </w:tc>
+        <w:tc>
+          <w:tcPr>
+            <w:tcW w:type="dxa" w:w="1987"/>
+          </w:tcPr>
+          <w:p>
+            <w:pPr>
+              <w:jc w:val="left"/>
+            </w:pPr>
+            <w:r>
+              <w:rPr>
+                <w:rFonts w:ascii="TimeNewRoman" w:hAnsi="TimeNewRoman"/>
+                <w:sz w:val="30"/>
+              </w:rPr>
+              <w:t>7</w:t>
+            </w:r>
+          </w:p>
+        </w:tc>
+        <w:tc>
+          <w:tcPr>
+            <w:tcW w:type="dxa" w:w="1987"/>
+          </w:tcPr>
+          <w:p>
+            <w:pPr>
+              <w:jc w:val="left"/>
+            </w:pPr>
+            <w:r>
+              <w:rPr>
+                <w:rFonts w:ascii="TimeNewRoman" w:hAnsi="TimeNewRoman"/>
+                <w:sz w:val="30"/>
+              </w:rPr>
+              <w:t>45</w:t>
             </w:r>
           </w:p>
         </w:tc>
@@ -736,7 +1432,7 @@
                 <w:rFonts w:ascii="TimeNewRoman" w:hAnsi="TimeNewRoman"/>
                 <w:sz w:val="30"/>
               </w:rPr>
-              <w:t>67</w:t>
+              <w:t>43</w:t>
             </w:r>
           </w:p>
         </w:tc>
@@ -753,63 +1449,10 @@
                 <w:rFonts w:ascii="TimeNewRoman" w:hAnsi="TimeNewRoman"/>
                 <w:sz w:val="30"/>
               </w:rPr>
-              <w:t>17</w:t>
+              <w:t>3</w:t>
             </w:r>
           </w:p>
         </w:tc>
-        <w:tc>
-          <w:tcPr>
-            <w:tcW w:type="dxa" w:w="1987"/>
-          </w:tcPr>
-          <w:p>
-            <w:pPr>
-              <w:jc w:val="left"/>
-            </w:pPr>
-            <w:r>
-              <w:rPr>
-                <w:rFonts w:ascii="TimeNewRoman" w:hAnsi="TimeNewRoman"/>
-                <w:sz w:val="30"/>
-              </w:rPr>
-              <w:t>4</w:t>
-            </w:r>
-          </w:p>
-        </w:tc>
-        <w:tc>
-          <w:tcPr>
-            <w:tcW w:type="dxa" w:w="1987"/>
-          </w:tcPr>
-          <w:p>
-            <w:pPr>
-              <w:jc w:val="left"/>
-            </w:pPr>
-            <w:r>
-              <w:rPr>
-                <w:rFonts w:ascii="TimeNewRoman" w:hAnsi="TimeNewRoman"/>
-                <w:sz w:val="30"/>
-              </w:rPr>
-              <w:t>40</w:t>
-            </w:r>
-          </w:p>
-        </w:tc>
-        <w:tc>
-          <w:tcPr>
-            <w:tcW w:type="dxa" w:w="1987"/>
-          </w:tcPr>
-          <w:p>
-            <w:pPr>
-              <w:jc w:val="left"/>
-            </w:pPr>
-            <w:r>
-              <w:rPr>
-                <w:rFonts w:ascii="TimeNewRoman" w:hAnsi="TimeNewRoman"/>
-                <w:sz w:val="30"/>
-              </w:rPr>
-              <w:t>73</w:t>
-            </w:r>
-          </w:p>
-        </w:tc>
-      </w:tr>
-      <w:tr>
         <w:tc>
           <w:tcPr>
             <w:tcW w:type="dxa" w:w="1987"/>
@@ -840,181 +1483,7 @@
                 <w:rFonts w:ascii="TimeNewRoman" w:hAnsi="TimeNewRoman"/>
                 <w:sz w:val="30"/>
               </w:rPr>
-              <w:t>199</w:t>
-            </w:r>
-          </w:p>
-        </w:tc>
-        <w:tc>
-          <w:tcPr>
-            <w:tcW w:type="dxa" w:w="1987"/>
-          </w:tcPr>
-          <w:p>
-            <w:pPr>
-              <w:jc w:val="left"/>
-            </w:pPr>
-            <w:r>
-              <w:rPr>
-                <w:rFonts w:ascii="TimeNewRoman" w:hAnsi="TimeNewRoman"/>
-                <w:sz w:val="30"/>
-              </w:rPr>
-              <w:t>135</w:t>
-            </w:r>
-          </w:p>
-        </w:tc>
-        <w:tc>
-          <w:tcPr>
-            <w:tcW w:type="dxa" w:w="1987"/>
-          </w:tcPr>
-          <w:p>
-            <w:pPr>
-              <w:jc w:val="left"/>
-            </w:pPr>
-            <w:r>
-              <w:rPr>
-                <w:rFonts w:ascii="TimeNewRoman" w:hAnsi="TimeNewRoman"/>
-                <w:sz w:val="30"/>
-              </w:rPr>
-              <w:t>144</w:t>
-            </w:r>
-          </w:p>
-        </w:tc>
-        <w:tc>
-          <w:tcPr>
-            <w:tcW w:type="dxa" w:w="1987"/>
-          </w:tcPr>
-          <w:p>
-            <w:pPr>
-              <w:jc w:val="left"/>
-            </w:pPr>
-            <w:r>
-              <w:rPr>
-                <w:rFonts w:ascii="TimeNewRoman" w:hAnsi="TimeNewRoman"/>
-                <w:sz w:val="30"/>
-              </w:rPr>
-              <w:t>7</w:t>
-            </w:r>
-          </w:p>
-        </w:tc>
-      </w:tr>
-      <w:tr>
-        <w:tc>
-          <w:tcPr>
-            <w:tcW w:type="dxa" w:w="1987"/>
-          </w:tcPr>
-          <w:p>
-            <w:pPr>
-              <w:jc w:val="left"/>
-            </w:pPr>
-            <w:r>
-              <w:rPr>
-                <w:rFonts w:ascii="TimeNewRoman" w:hAnsi="TimeNewRoman"/>
-                <w:sz w:val="30"/>
-              </w:rPr>
-              <w:t>28</w:t>
-            </w:r>
-          </w:p>
-        </w:tc>
-        <w:tc>
-          <w:tcPr>
-            <w:tcW w:type="dxa" w:w="1987"/>
-          </w:tcPr>
-          <w:p>
-            <w:pPr>
-              <w:jc w:val="left"/>
-            </w:pPr>
-            <w:r>
-              <w:rPr>
-                <w:rFonts w:ascii="TimeNewRoman" w:hAnsi="TimeNewRoman"/>
-                <w:sz w:val="30"/>
-              </w:rPr>
-              <w:t>6</w:t>
-            </w:r>
-          </w:p>
-        </w:tc>
-        <w:tc>
-          <w:tcPr>
-            <w:tcW w:type="dxa" w:w="1987"/>
-          </w:tcPr>
-          <w:p>
-            <w:pPr>
-              <w:jc w:val="left"/>
-            </w:pPr>
-            <w:r>
-              <w:rPr>
-                <w:rFonts w:ascii="TimeNewRoman" w:hAnsi="TimeNewRoman"/>
-                <w:sz w:val="30"/>
-              </w:rPr>
-              <w:t>238</w:t>
-            </w:r>
-          </w:p>
-        </w:tc>
-        <w:tc>
-          <w:tcPr>
-            <w:tcW w:type="dxa" w:w="1987"/>
-          </w:tcPr>
-          <w:p>
-            <w:pPr>
-              <w:jc w:val="left"/>
-            </w:pPr>
-            <w:r>
-              <w:rPr>
-                <w:rFonts w:ascii="TimeNewRoman" w:hAnsi="TimeNewRoman"/>
-                <w:sz w:val="30"/>
-              </w:rPr>
-              <w:t>14</w:t>
-            </w:r>
-          </w:p>
-        </w:tc>
-        <w:tc>
-          <w:tcPr>
-            <w:tcW w:type="dxa" w:w="1987"/>
-          </w:tcPr>
-          <w:p>
-            <w:pPr>
-              <w:jc w:val="left"/>
-            </w:pPr>
-            <w:r>
-              <w:rPr>
-                <w:rFonts w:ascii="TimeNewRoman" w:hAnsi="TimeNewRoman"/>
-                <w:sz w:val="30"/>
-              </w:rPr>
-              <w:t>16</w:t>
-            </w:r>
-          </w:p>
-        </w:tc>
-      </w:tr>
-      <w:tr>
-        <w:tc>
-          <w:tcPr>
-            <w:tcW w:type="dxa" w:w="1987"/>
-          </w:tcPr>
-          <w:p>
-            <w:pPr>
-              <w:jc w:val="left"/>
-            </w:pPr>
-            <w:r>
-              <w:rPr>
-                <w:rFonts w:ascii="TimeNewRoman" w:hAnsi="TimeNewRoman"/>
-                <w:sz w:val="30"/>
-              </w:rPr>
-              <w:t>30</w:t>
-            </w:r>
-          </w:p>
-        </w:tc>
-        <w:tc>
-          <w:tcPr>
-            <w:tcW w:type="dxa" w:w="1987"/>
-          </w:tcPr>
-          <w:p>
-            <w:pPr>
-              <w:jc w:val="left"/>
-            </w:pPr>
-            <w:r>
-              <w:rPr>
-                <w:rFonts w:ascii="TimeNewRoman" w:hAnsi="TimeNewRoman"/>
-                <w:sz w:val="30"/>
-              </w:rPr>
-              <w:t>24</w:t>
+              <w:t>46</w:t>
             </w:r>
           </w:p>
         </w:tc>
@@ -1035,40 +1504,6 @@
             </w:r>
           </w:p>
         </w:tc>
-        <w:tc>
-          <w:tcPr>
-            <w:tcW w:type="dxa" w:w="1987"/>
-          </w:tcPr>
-          <w:p>
-            <w:pPr>
-              <w:jc w:val="left"/>
-            </w:pPr>
-            <w:r>
-              <w:rPr>
-                <w:rFonts w:ascii="TimeNewRoman" w:hAnsi="TimeNewRoman"/>
-                <w:sz w:val="30"/>
-              </w:rPr>
-              <w:t>8</w:t>
-            </w:r>
-          </w:p>
-        </w:tc>
-        <w:tc>
-          <w:tcPr>
-            <w:tcW w:type="dxa" w:w="1987"/>
-          </w:tcPr>
-          <w:p>
-            <w:pPr>
-              <w:jc w:val="left"/>
-            </w:pPr>
-            <w:r>
-              <w:rPr>
-                <w:rFonts w:ascii="TimeNewRoman" w:hAnsi="TimeNewRoman"/>
-                <w:sz w:val="30"/>
-              </w:rPr>
-              <w:t>62</w:t>
-            </w:r>
-          </w:p>
-        </w:tc>
       </w:tr>
       <w:tr>
         <w:tc>
@@ -1084,41 +1519,7 @@
                 <w:rFonts w:ascii="TimeNewRoman" w:hAnsi="TimeNewRoman"/>
                 <w:sz w:val="30"/>
               </w:rPr>
-              <w:t>7</w:t>
-            </w:r>
-          </w:p>
-        </w:tc>
-        <w:tc>
-          <w:tcPr>
-            <w:tcW w:type="dxa" w:w="1987"/>
-          </w:tcPr>
-          <w:p>
-            <w:pPr>
-              <w:jc w:val="left"/>
-            </w:pPr>
-            <w:r>
-              <w:rPr>
-                <w:rFonts w:ascii="TimeNewRoman" w:hAnsi="TimeNewRoman"/>
-                <w:sz w:val="30"/>
-              </w:rPr>
-              <w:t>8</w:t>
-            </w:r>
-          </w:p>
-        </w:tc>
-        <w:tc>
-          <w:tcPr>
-            <w:tcW w:type="dxa" w:w="1987"/>
-          </w:tcPr>
-          <w:p>
-            <w:pPr>
-              <w:jc w:val="left"/>
-            </w:pPr>
-            <w:r>
-              <w:rPr>
-                <w:rFonts w:ascii="TimeNewRoman" w:hAnsi="TimeNewRoman"/>
-                <w:sz w:val="30"/>
-              </w:rPr>
-              <w:t>56</w:t>
+              <w:t>16</w:t>
             </w:r>
           </w:p>
         </w:tc>
@@ -1156,8 +1557,6 @@
             </w:r>
           </w:p>
         </w:tc>
-      </w:tr>
-      <w:tr>
         <w:tc>
           <w:tcPr>
             <w:tcW w:type="dxa" w:w="1987"/>
@@ -1171,58 +1570,7 @@
                 <w:rFonts w:ascii="TimeNewRoman" w:hAnsi="TimeNewRoman"/>
                 <w:sz w:val="30"/>
               </w:rPr>
-              <w:t>8</w:t>
-            </w:r>
-          </w:p>
-        </w:tc>
-        <w:tc>
-          <w:tcPr>
-            <w:tcW w:type="dxa" w:w="1987"/>
-          </w:tcPr>
-          <w:p>
-            <w:pPr>
-              <w:jc w:val="left"/>
-            </w:pPr>
-            <w:r>
-              <w:rPr>
-                <w:rFonts w:ascii="TimeNewRoman" w:hAnsi="TimeNewRoman"/>
-                <w:sz w:val="30"/>
-              </w:rPr>
-              <w:t>19</w:t>
-            </w:r>
-          </w:p>
-        </w:tc>
-        <w:tc>
-          <w:tcPr>
-            <w:tcW w:type="dxa" w:w="1987"/>
-          </w:tcPr>
-          <w:p>
-            <w:pPr>
-              <w:jc w:val="left"/>
-            </w:pPr>
-            <w:r>
-              <w:rPr>
-                <w:rFonts w:ascii="TimeNewRoman" w:hAnsi="TimeNewRoman"/>
-                <w:sz w:val="30"/>
-              </w:rPr>
-              <w:t>21</w:t>
-            </w:r>
-          </w:p>
-        </w:tc>
-        <w:tc>
-          <w:tcPr>
-            <w:tcW w:type="dxa" w:w="1987"/>
-          </w:tcPr>
-          <w:p>
-            <w:pPr>
-              <w:jc w:val="left"/>
-            </w:pPr>
-            <w:r>
-              <w:rPr>
-                <w:rFonts w:ascii="TimeNewRoman" w:hAnsi="TimeNewRoman"/>
-                <w:sz w:val="30"/>
-              </w:rPr>
-              <w:t>64</w:t>
+              <w:t>86</w:t>
             </w:r>
           </w:p>
         </w:tc>
@@ -1258,197 +1606,6 @@
                 <w:rFonts w:ascii="TimeNewRoman" w:hAnsi="TimeNewRoman"/>
                 <w:sz w:val="30"/>
               </w:rPr>
-              <w:t>15</w:t>
-            </w:r>
-          </w:p>
-        </w:tc>
-        <w:tc>
-          <w:tcPr>
-            <w:tcW w:type="dxa" w:w="1987"/>
-          </w:tcPr>
-          <w:p>
-            <w:pPr>
-              <w:jc w:val="left"/>
-            </w:pPr>
-            <w:r>
-              <w:rPr>
-                <w:rFonts w:ascii="TimeNewRoman" w:hAnsi="TimeNewRoman"/>
-                <w:sz w:val="30"/>
-              </w:rPr>
-              <w:t>79</w:t>
-            </w:r>
-          </w:p>
-        </w:tc>
-        <w:tc>
-          <w:tcPr>
-            <w:tcW w:type="dxa" w:w="1987"/>
-          </w:tcPr>
-          <w:p>
-            <w:pPr>
-              <w:jc w:val="left"/>
-            </w:pPr>
-            <w:r>
-              <w:rPr>
-                <w:rFonts w:ascii="TimeNewRoman" w:hAnsi="TimeNewRoman"/>
-                <w:sz w:val="30"/>
-              </w:rPr>
-              <w:t>48</w:t>
-            </w:r>
-          </w:p>
-        </w:tc>
-        <w:tc>
-          <w:tcPr>
-            <w:tcW w:type="dxa" w:w="1987"/>
-          </w:tcPr>
-          <w:p>
-            <w:pPr>
-              <w:jc w:val="left"/>
-            </w:pPr>
-            <w:r>
-              <w:rPr>
-                <w:rFonts w:ascii="TimeNewRoman" w:hAnsi="TimeNewRoman"/>
-                <w:sz w:val="30"/>
-              </w:rPr>
-              <w:t>38</w:t>
-            </w:r>
-          </w:p>
-        </w:tc>
-        <w:tc>
-          <w:tcPr>
-            <w:tcW w:type="dxa" w:w="1987"/>
-          </w:tcPr>
-          <w:p>
-            <w:pPr>
-              <w:jc w:val="left"/>
-            </w:pPr>
-            <w:r>
-              <w:rPr>
-                <w:rFonts w:ascii="TimeNewRoman" w:hAnsi="TimeNewRoman"/>
-                <w:sz w:val="30"/>
-              </w:rPr>
-              <w:t>75</w:t>
-            </w:r>
-          </w:p>
-        </w:tc>
-      </w:tr>
-      <w:tr>
-        <w:tc>
-          <w:tcPr>
-            <w:tcW w:type="dxa" w:w="1987"/>
-          </w:tcPr>
-          <w:p>
-            <w:pPr>
-              <w:jc w:val="left"/>
-            </w:pPr>
-            <w:r>
-              <w:rPr>
-                <w:rFonts w:ascii="TimeNewRoman" w:hAnsi="TimeNewRoman"/>
-                <w:sz w:val="30"/>
-              </w:rPr>
-              <w:t>32</w:t>
-            </w:r>
-          </w:p>
-        </w:tc>
-        <w:tc>
-          <w:tcPr>
-            <w:tcW w:type="dxa" w:w="1987"/>
-          </w:tcPr>
-          <w:p>
-            <w:pPr>
-              <w:jc w:val="left"/>
-            </w:pPr>
-            <w:r>
-              <w:rPr>
-                <w:rFonts w:ascii="TimeNewRoman" w:hAnsi="TimeNewRoman"/>
-                <w:sz w:val="30"/>
-              </w:rPr>
-              <w:t>48</w:t>
-            </w:r>
-          </w:p>
-        </w:tc>
-        <w:tc>
-          <w:tcPr>
-            <w:tcW w:type="dxa" w:w="1987"/>
-          </w:tcPr>
-          <w:p>
-            <w:pPr>
-              <w:jc w:val="left"/>
-            </w:pPr>
-            <w:r>
-              <w:rPr>
-                <w:rFonts w:ascii="TimeNewRoman" w:hAnsi="TimeNewRoman"/>
-                <w:sz w:val="30"/>
-              </w:rPr>
-              <w:t>24</w:t>
-            </w:r>
-          </w:p>
-        </w:tc>
-        <w:tc>
-          <w:tcPr>
-            <w:tcW w:type="dxa" w:w="1987"/>
-          </w:tcPr>
-          <w:p>
-            <w:pPr>
-              <w:jc w:val="left"/>
-            </w:pPr>
-            <w:r>
-              <w:rPr>
-                <w:rFonts w:ascii="TimeNewRoman" w:hAnsi="TimeNewRoman"/>
-                <w:sz w:val="30"/>
-              </w:rPr>
-              <w:t>9</w:t>
-            </w:r>
-          </w:p>
-        </w:tc>
-        <w:tc>
-          <w:tcPr>
-            <w:tcW w:type="dxa" w:w="1987"/>
-          </w:tcPr>
-          <w:p>
-            <w:pPr>
-              <w:jc w:val="left"/>
-            </w:pPr>
-            <w:r>
-              <w:rPr>
-                <w:rFonts w:ascii="TimeNewRoman" w:hAnsi="TimeNewRoman"/>
-                <w:sz w:val="30"/>
-              </w:rPr>
-              <w:t>222</w:t>
-            </w:r>
-          </w:p>
-        </w:tc>
-      </w:tr>
-      <w:tr>
-        <w:tc>
-          <w:tcPr>
-            <w:tcW w:type="dxa" w:w="1987"/>
-          </w:tcPr>
-          <w:p>
-            <w:pPr>
-              <w:jc w:val="left"/>
-            </w:pPr>
-            <w:r>
-              <w:rPr>
-                <w:rFonts w:ascii="TimeNewRoman" w:hAnsi="TimeNewRoman"/>
-                <w:sz w:val="30"/>
-              </w:rPr>
-              <w:t>3</w:t>
-            </w:r>
-          </w:p>
-        </w:tc>
-        <w:tc>
-          <w:tcPr>
-            <w:tcW w:type="dxa" w:w="1987"/>
-          </w:tcPr>
-          <w:p>
-            <w:pPr>
-              <w:jc w:val="left"/>
-            </w:pPr>
-            <w:r>
-              <w:rPr>
-                <w:rFonts w:ascii="TimeNewRoman" w:hAnsi="TimeNewRoman"/>
-                <w:sz w:val="30"/>
-              </w:rPr>
               <w:t>74</w:t>
             </w:r>
           </w:p>
@@ -1466,7 +1623,7 @@
                 <w:rFonts w:ascii="TimeNewRoman" w:hAnsi="TimeNewRoman"/>
                 <w:sz w:val="30"/>
               </w:rPr>
-              <w:t>30</w:t>
+              <w:t>56</w:t>
             </w:r>
           </w:p>
         </w:tc>
@@ -1483,7 +1640,7 @@
                 <w:rFonts w:ascii="TimeNewRoman" w:hAnsi="TimeNewRoman"/>
                 <w:sz w:val="30"/>
               </w:rPr>
-              <w:t>63</w:t>
+              <w:t>71</w:t>
             </w:r>
           </w:p>
         </w:tc>
@@ -1500,26 +1657,7 @@
                 <w:rFonts w:ascii="TimeNewRoman" w:hAnsi="TimeNewRoman"/>
                 <w:sz w:val="30"/>
               </w:rPr>
-              <w:t>6</w:t>
-            </w:r>
-          </w:p>
-        </w:tc>
-      </w:tr>
-      <w:tr>
-        <w:tc>
-          <w:tcPr>
-            <w:tcW w:type="dxa" w:w="1987"/>
-          </w:tcPr>
-          <w:p>
-            <w:pPr>
-              <w:jc w:val="left"/>
-            </w:pPr>
-            <w:r>
-              <w:rPr>
-                <w:rFonts w:ascii="TimeNewRoman" w:hAnsi="TimeNewRoman"/>
-                <w:sz w:val="30"/>
-              </w:rPr>
-              <w:t>42</w:t>
+              <w:t>58</w:t>
             </w:r>
           </w:p>
         </w:tc>
@@ -1540,6 +1678,8 @@
             </w:r>
           </w:p>
         </w:tc>
+      </w:tr>
+      <w:tr>
         <w:tc>
           <w:tcPr>
             <w:tcW w:type="dxa" w:w="1987"/>
@@ -1553,7 +1693,7 @@
                 <w:rFonts w:ascii="TimeNewRoman" w:hAnsi="TimeNewRoman"/>
                 <w:sz w:val="30"/>
               </w:rPr>
-              <w:t>40</w:t>
+              <w:t>51</w:t>
             </w:r>
           </w:p>
         </w:tc>
@@ -1570,7 +1710,7 @@
                 <w:rFonts w:ascii="TimeNewRoman" w:hAnsi="TimeNewRoman"/>
                 <w:sz w:val="30"/>
               </w:rPr>
-              <w:t>33</w:t>
+              <w:t>1</w:t>
             </w:r>
           </w:p>
         </w:tc>
@@ -1587,99 +1727,10 @@
                 <w:rFonts w:ascii="TimeNewRoman" w:hAnsi="TimeNewRoman"/>
                 <w:sz w:val="30"/>
               </w:rPr>
-              <w:t>102</w:t>
+              <w:t>57</w:t>
             </w:r>
           </w:p>
         </w:tc>
-      </w:tr>
-      <w:tr>
-        <w:tc>
-          <w:tcPr>
-            <w:tcW w:type="dxa" w:w="1987"/>
-          </w:tcPr>
-          <w:p>
-            <w:pPr>
-              <w:jc w:val="left"/>
-            </w:pPr>
-            <w:r>
-              <w:rPr>
-                <w:rFonts w:ascii="TimeNewRoman" w:hAnsi="TimeNewRoman"/>
-                <w:sz w:val="30"/>
-              </w:rPr>
-              <w:t>91</w:t>
-            </w:r>
-          </w:p>
-        </w:tc>
-        <w:tc>
-          <w:tcPr>
-            <w:tcW w:type="dxa" w:w="1987"/>
-          </w:tcPr>
-          <w:p>
-            <w:pPr>
-              <w:jc w:val="left"/>
-            </w:pPr>
-            <w:r>
-              <w:rPr>
-                <w:rFonts w:ascii="TimeNewRoman" w:hAnsi="TimeNewRoman"/>
-                <w:sz w:val="30"/>
-              </w:rPr>
-              <w:t>20</w:t>
-            </w:r>
-          </w:p>
-        </w:tc>
-        <w:tc>
-          <w:tcPr>
-            <w:tcW w:type="dxa" w:w="1987"/>
-          </w:tcPr>
-          <w:p>
-            <w:pPr>
-              <w:jc w:val="left"/>
-            </w:pPr>
-            <w:r>
-              <w:rPr>
-                <w:rFonts w:ascii="TimeNewRoman" w:hAnsi="TimeNewRoman"/>
-                <w:sz w:val="30"/>
-              </w:rPr>
-              <w:t>36</w:t>
-            </w:r>
-          </w:p>
-        </w:tc>
-        <w:tc>
-          <w:tcPr>
-            <w:tcW w:type="dxa" w:w="1987"/>
-          </w:tcPr>
-          <w:p>
-            <w:pPr>
-              <w:jc w:val="left"/>
-            </w:pPr>
-            <w:r>
-              <w:rPr>
-                <w:rFonts w:ascii="TimeNewRoman" w:hAnsi="TimeNewRoman"/>
-                <w:sz w:val="30"/>
-              </w:rPr>
-              <w:t>8</w:t>
-            </w:r>
-          </w:p>
-        </w:tc>
-        <w:tc>
-          <w:tcPr>
-            <w:tcW w:type="dxa" w:w="1987"/>
-          </w:tcPr>
-          <w:p>
-            <w:pPr>
-              <w:jc w:val="left"/>
-            </w:pPr>
-            <w:r>
-              <w:rPr>
-                <w:rFonts w:ascii="TimeNewRoman" w:hAnsi="TimeNewRoman"/>
-                <w:sz w:val="30"/>
-              </w:rPr>
-              <w:t>73</w:t>
-            </w:r>
-          </w:p>
-        </w:tc>
-      </w:tr>
-      <w:tr>
         <w:tc>
           <w:tcPr>
             <w:tcW w:type="dxa" w:w="1987"/>
@@ -1710,58 +1761,7 @@
                 <w:rFonts w:ascii="TimeNewRoman" w:hAnsi="TimeNewRoman"/>
                 <w:sz w:val="30"/>
               </w:rPr>
-              <w:t>25</w:t>
-            </w:r>
-          </w:p>
-        </w:tc>
-        <w:tc>
-          <w:tcPr>
-            <w:tcW w:type="dxa" w:w="1987"/>
-          </w:tcPr>
-          <w:p>
-            <w:pPr>
-              <w:jc w:val="left"/>
-            </w:pPr>
-            <w:r>
-              <w:rPr>
-                <w:rFonts w:ascii="TimeNewRoman" w:hAnsi="TimeNewRoman"/>
-                <w:sz w:val="30"/>
-              </w:rPr>
-              <w:t>3</w:t>
-            </w:r>
-          </w:p>
-        </w:tc>
-        <w:tc>
-          <w:tcPr>
-            <w:tcW w:type="dxa" w:w="1987"/>
-          </w:tcPr>
-          <w:p>
-            <w:pPr>
-              <w:jc w:val="left"/>
-            </w:pPr>
-            <w:r>
-              <w:rPr>
-                <w:rFonts w:ascii="TimeNewRoman" w:hAnsi="TimeNewRoman"/>
-                <w:sz w:val="30"/>
-              </w:rPr>
-              <w:t>29</w:t>
-            </w:r>
-          </w:p>
-        </w:tc>
-        <w:tc>
-          <w:tcPr>
-            <w:tcW w:type="dxa" w:w="1987"/>
-          </w:tcPr>
-          <w:p>
-            <w:pPr>
-              <w:jc w:val="left"/>
-            </w:pPr>
-            <w:r>
-              <w:rPr>
-                <w:rFonts w:ascii="TimeNewRoman" w:hAnsi="TimeNewRoman"/>
-                <w:sz w:val="30"/>
-              </w:rPr>
-              <w:t>88</w:t>
+              <w:t>72</w:t>
             </w:r>
           </w:p>
         </w:tc>

--- a/answers-of-mixed.docx
+++ b/answers-of-mixed.docx
@@ -40,7 +40,633 @@
                 <w:rFonts w:ascii="TimeNewRoman" w:hAnsi="TimeNewRoman"/>
                 <w:sz w:val="30"/>
               </w:rPr>
+              <w:t>83</w:t>
+            </w:r>
+          </w:p>
+        </w:tc>
+        <w:tc>
+          <w:tcPr>
+            <w:tcW w:type="dxa" w:w="1987"/>
+          </w:tcPr>
+          <w:p>
+            <w:pPr>
+              <w:jc w:val="left"/>
+            </w:pPr>
+            <w:r>
+              <w:rPr>
+                <w:rFonts w:ascii="TimeNewRoman" w:hAnsi="TimeNewRoman"/>
+                <w:sz w:val="30"/>
+              </w:rPr>
+              <w:t>28</w:t>
+            </w:r>
+          </w:p>
+        </w:tc>
+        <w:tc>
+          <w:tcPr>
+            <w:tcW w:type="dxa" w:w="1987"/>
+          </w:tcPr>
+          <w:p>
+            <w:pPr>
+              <w:jc w:val="left"/>
+            </w:pPr>
+            <w:r>
+              <w:rPr>
+                <w:rFonts w:ascii="TimeNewRoman" w:hAnsi="TimeNewRoman"/>
+                <w:sz w:val="30"/>
+              </w:rPr>
+              <w:t>47</w:t>
+            </w:r>
+          </w:p>
+        </w:tc>
+        <w:tc>
+          <w:tcPr>
+            <w:tcW w:type="dxa" w:w="1987"/>
+          </w:tcPr>
+          <w:p>
+            <w:pPr>
+              <w:jc w:val="left"/>
+            </w:pPr>
+            <w:r>
+              <w:rPr>
+                <w:rFonts w:ascii="TimeNewRoman" w:hAnsi="TimeNewRoman"/>
+                <w:sz w:val="30"/>
+              </w:rPr>
+              <w:t>15</w:t>
+            </w:r>
+          </w:p>
+        </w:tc>
+        <w:tc>
+          <w:tcPr>
+            <w:tcW w:type="dxa" w:w="1987"/>
+          </w:tcPr>
+          <w:p>
+            <w:pPr>
+              <w:jc w:val="left"/>
+            </w:pPr>
+            <w:r>
+              <w:rPr>
+                <w:rFonts w:ascii="TimeNewRoman" w:hAnsi="TimeNewRoman"/>
+                <w:sz w:val="30"/>
+              </w:rPr>
+              <w:t>15</w:t>
+            </w:r>
+          </w:p>
+        </w:tc>
+      </w:tr>
+      <w:tr>
+        <w:tc>
+          <w:tcPr>
+            <w:tcW w:type="dxa" w:w="1987"/>
+          </w:tcPr>
+          <w:p>
+            <w:pPr>
+              <w:jc w:val="left"/>
+            </w:pPr>
+            <w:r>
+              <w:rPr>
+                <w:rFonts w:ascii="TimeNewRoman" w:hAnsi="TimeNewRoman"/>
+                <w:sz w:val="30"/>
+              </w:rPr>
+              <w:t>89</w:t>
+            </w:r>
+          </w:p>
+        </w:tc>
+        <w:tc>
+          <w:tcPr>
+            <w:tcW w:type="dxa" w:w="1987"/>
+          </w:tcPr>
+          <w:p>
+            <w:pPr>
+              <w:jc w:val="left"/>
+            </w:pPr>
+            <w:r>
+              <w:rPr>
+                <w:rFonts w:ascii="TimeNewRoman" w:hAnsi="TimeNewRoman"/>
+                <w:sz w:val="30"/>
+              </w:rPr>
+              <w:t>8</w:t>
+            </w:r>
+          </w:p>
+        </w:tc>
+        <w:tc>
+          <w:tcPr>
+            <w:tcW w:type="dxa" w:w="1987"/>
+          </w:tcPr>
+          <w:p>
+            <w:pPr>
+              <w:jc w:val="left"/>
+            </w:pPr>
+            <w:r>
+              <w:rPr>
+                <w:rFonts w:ascii="TimeNewRoman" w:hAnsi="TimeNewRoman"/>
+                <w:sz w:val="30"/>
+              </w:rPr>
+              <w:t>52</w:t>
+            </w:r>
+          </w:p>
+        </w:tc>
+        <w:tc>
+          <w:tcPr>
+            <w:tcW w:type="dxa" w:w="1987"/>
+          </w:tcPr>
+          <w:p>
+            <w:pPr>
+              <w:jc w:val="left"/>
+            </w:pPr>
+            <w:r>
+              <w:rPr>
+                <w:rFonts w:ascii="TimeNewRoman" w:hAnsi="TimeNewRoman"/>
+                <w:sz w:val="30"/>
+              </w:rPr>
+              <w:t>5</w:t>
+            </w:r>
+          </w:p>
+        </w:tc>
+        <w:tc>
+          <w:tcPr>
+            <w:tcW w:type="dxa" w:w="1987"/>
+          </w:tcPr>
+          <w:p>
+            <w:pPr>
+              <w:jc w:val="left"/>
+            </w:pPr>
+            <w:r>
+              <w:rPr>
+                <w:rFonts w:ascii="TimeNewRoman" w:hAnsi="TimeNewRoman"/>
+                <w:sz w:val="30"/>
+              </w:rPr>
+              <w:t>68</w:t>
+            </w:r>
+          </w:p>
+        </w:tc>
+      </w:tr>
+      <w:tr>
+        <w:tc>
+          <w:tcPr>
+            <w:tcW w:type="dxa" w:w="1987"/>
+          </w:tcPr>
+          <w:p>
+            <w:pPr>
+              <w:jc w:val="left"/>
+            </w:pPr>
+            <w:r>
+              <w:rPr>
+                <w:rFonts w:ascii="TimeNewRoman" w:hAnsi="TimeNewRoman"/>
+                <w:sz w:val="30"/>
+              </w:rPr>
+              <w:t>60</w:t>
+            </w:r>
+          </w:p>
+        </w:tc>
+        <w:tc>
+          <w:tcPr>
+            <w:tcW w:type="dxa" w:w="1987"/>
+          </w:tcPr>
+          <w:p>
+            <w:pPr>
+              <w:jc w:val="left"/>
+            </w:pPr>
+            <w:r>
+              <w:rPr>
+                <w:rFonts w:ascii="TimeNewRoman" w:hAnsi="TimeNewRoman"/>
+                <w:sz w:val="30"/>
+              </w:rPr>
+              <w:t>56</w:t>
+            </w:r>
+          </w:p>
+        </w:tc>
+        <w:tc>
+          <w:tcPr>
+            <w:tcW w:type="dxa" w:w="1987"/>
+          </w:tcPr>
+          <w:p>
+            <w:pPr>
+              <w:jc w:val="left"/>
+            </w:pPr>
+            <w:r>
+              <w:rPr>
+                <w:rFonts w:ascii="TimeNewRoman" w:hAnsi="TimeNewRoman"/>
+                <w:sz w:val="30"/>
+              </w:rPr>
+              <w:t>48</w:t>
+            </w:r>
+          </w:p>
+        </w:tc>
+        <w:tc>
+          <w:tcPr>
+            <w:tcW w:type="dxa" w:w="1987"/>
+          </w:tcPr>
+          <w:p>
+            <w:pPr>
+              <w:jc w:val="left"/>
+            </w:pPr>
+            <w:r>
+              <w:rPr>
+                <w:rFonts w:ascii="TimeNewRoman" w:hAnsi="TimeNewRoman"/>
+                <w:sz w:val="30"/>
+              </w:rPr>
+              <w:t>15</w:t>
+            </w:r>
+          </w:p>
+        </w:tc>
+        <w:tc>
+          <w:tcPr>
+            <w:tcW w:type="dxa" w:w="1987"/>
+          </w:tcPr>
+          <w:p>
+            <w:pPr>
+              <w:jc w:val="left"/>
+            </w:pPr>
+            <w:r>
+              <w:rPr>
+                <w:rFonts w:ascii="TimeNewRoman" w:hAnsi="TimeNewRoman"/>
+                <w:sz w:val="30"/>
+              </w:rPr>
+              <w:t>10</w:t>
+            </w:r>
+          </w:p>
+        </w:tc>
+      </w:tr>
+      <w:tr>
+        <w:tc>
+          <w:tcPr>
+            <w:tcW w:type="dxa" w:w="1987"/>
+          </w:tcPr>
+          <w:p>
+            <w:pPr>
+              <w:jc w:val="left"/>
+            </w:pPr>
+            <w:r>
+              <w:rPr>
+                <w:rFonts w:ascii="TimeNewRoman" w:hAnsi="TimeNewRoman"/>
+                <w:sz w:val="30"/>
+              </w:rPr>
+              <w:t>95</w:t>
+            </w:r>
+          </w:p>
+        </w:tc>
+        <w:tc>
+          <w:tcPr>
+            <w:tcW w:type="dxa" w:w="1987"/>
+          </w:tcPr>
+          <w:p>
+            <w:pPr>
+              <w:jc w:val="left"/>
+            </w:pPr>
+            <w:r>
+              <w:rPr>
+                <w:rFonts w:ascii="TimeNewRoman" w:hAnsi="TimeNewRoman"/>
+                <w:sz w:val="30"/>
+              </w:rPr>
+              <w:t>63</w:t>
+            </w:r>
+          </w:p>
+        </w:tc>
+        <w:tc>
+          <w:tcPr>
+            <w:tcW w:type="dxa" w:w="1987"/>
+          </w:tcPr>
+          <w:p>
+            <w:pPr>
+              <w:jc w:val="left"/>
+            </w:pPr>
+            <w:r>
+              <w:rPr>
+                <w:rFonts w:ascii="TimeNewRoman" w:hAnsi="TimeNewRoman"/>
+                <w:sz w:val="30"/>
+              </w:rPr>
+              <w:t>197</w:t>
+            </w:r>
+          </w:p>
+        </w:tc>
+        <w:tc>
+          <w:tcPr>
+            <w:tcW w:type="dxa" w:w="1987"/>
+          </w:tcPr>
+          <w:p>
+            <w:pPr>
+              <w:jc w:val="left"/>
+            </w:pPr>
+            <w:r>
+              <w:rPr>
+                <w:rFonts w:ascii="TimeNewRoman" w:hAnsi="TimeNewRoman"/>
+                <w:sz w:val="30"/>
+              </w:rPr>
+              <w:t>21</w:t>
+            </w:r>
+          </w:p>
+        </w:tc>
+        <w:tc>
+          <w:tcPr>
+            <w:tcW w:type="dxa" w:w="1987"/>
+          </w:tcPr>
+          <w:p>
+            <w:pPr>
+              <w:jc w:val="left"/>
+            </w:pPr>
+            <w:r>
+              <w:rPr>
+                <w:rFonts w:ascii="TimeNewRoman" w:hAnsi="TimeNewRoman"/>
+                <w:sz w:val="30"/>
+              </w:rPr>
+              <w:t>42</w:t>
+            </w:r>
+          </w:p>
+        </w:tc>
+      </w:tr>
+      <w:tr>
+        <w:tc>
+          <w:tcPr>
+            <w:tcW w:type="dxa" w:w="1987"/>
+          </w:tcPr>
+          <w:p>
+            <w:pPr>
+              <w:jc w:val="left"/>
+            </w:pPr>
+            <w:r>
+              <w:rPr>
+                <w:rFonts w:ascii="TimeNewRoman" w:hAnsi="TimeNewRoman"/>
+                <w:sz w:val="30"/>
+              </w:rPr>
+              <w:t>3</w:t>
+            </w:r>
+          </w:p>
+        </w:tc>
+        <w:tc>
+          <w:tcPr>
+            <w:tcW w:type="dxa" w:w="1987"/>
+          </w:tcPr>
+          <w:p>
+            <w:pPr>
+              <w:jc w:val="left"/>
+            </w:pPr>
+            <w:r>
+              <w:rPr>
+                <w:rFonts w:ascii="TimeNewRoman" w:hAnsi="TimeNewRoman"/>
+                <w:sz w:val="30"/>
+              </w:rPr>
+              <w:t>24</w:t>
+            </w:r>
+          </w:p>
+        </w:tc>
+        <w:tc>
+          <w:tcPr>
+            <w:tcW w:type="dxa" w:w="1987"/>
+          </w:tcPr>
+          <w:p>
+            <w:pPr>
+              <w:jc w:val="left"/>
+            </w:pPr>
+            <w:r>
+              <w:rPr>
+                <w:rFonts w:ascii="TimeNewRoman" w:hAnsi="TimeNewRoman"/>
+                <w:sz w:val="30"/>
+              </w:rPr>
+              <w:t>12</w:t>
+            </w:r>
+          </w:p>
+        </w:tc>
+        <w:tc>
+          <w:tcPr>
+            <w:tcW w:type="dxa" w:w="1987"/>
+          </w:tcPr>
+          <w:p>
+            <w:pPr>
+              <w:jc w:val="left"/>
+            </w:pPr>
+            <w:r>
+              <w:rPr>
+                <w:rFonts w:ascii="TimeNewRoman" w:hAnsi="TimeNewRoman"/>
+                <w:sz w:val="30"/>
+              </w:rPr>
+              <w:t>18</w:t>
+            </w:r>
+          </w:p>
+        </w:tc>
+        <w:tc>
+          <w:tcPr>
+            <w:tcW w:type="dxa" w:w="1987"/>
+          </w:tcPr>
+          <w:p>
+            <w:pPr>
+              <w:jc w:val="left"/>
+            </w:pPr>
+            <w:r>
+              <w:rPr>
+                <w:rFonts w:ascii="TimeNewRoman" w:hAnsi="TimeNewRoman"/>
+                <w:sz w:val="30"/>
+              </w:rPr>
+              <w:t>16</w:t>
+            </w:r>
+          </w:p>
+        </w:tc>
+      </w:tr>
+      <w:tr>
+        <w:tc>
+          <w:tcPr>
+            <w:tcW w:type="dxa" w:w="1987"/>
+          </w:tcPr>
+          <w:p>
+            <w:pPr>
+              <w:jc w:val="left"/>
+            </w:pPr>
+            <w:r>
+              <w:rPr>
+                <w:rFonts w:ascii="TimeNewRoman" w:hAnsi="TimeNewRoman"/>
+                <w:sz w:val="30"/>
+              </w:rPr>
+              <w:t>30</w:t>
+            </w:r>
+          </w:p>
+        </w:tc>
+        <w:tc>
+          <w:tcPr>
+            <w:tcW w:type="dxa" w:w="1987"/>
+          </w:tcPr>
+          <w:p>
+            <w:pPr>
+              <w:jc w:val="left"/>
+            </w:pPr>
+            <w:r>
+              <w:rPr>
+                <w:rFonts w:ascii="TimeNewRoman" w:hAnsi="TimeNewRoman"/>
+                <w:sz w:val="30"/>
+              </w:rPr>
+              <w:t>3</w:t>
+            </w:r>
+          </w:p>
+        </w:tc>
+        <w:tc>
+          <w:tcPr>
+            <w:tcW w:type="dxa" w:w="1987"/>
+          </w:tcPr>
+          <w:p>
+            <w:pPr>
+              <w:jc w:val="left"/>
+            </w:pPr>
+            <w:r>
+              <w:rPr>
+                <w:rFonts w:ascii="TimeNewRoman" w:hAnsi="TimeNewRoman"/>
+                <w:sz w:val="30"/>
+              </w:rPr>
+              <w:t>28</w:t>
+            </w:r>
+          </w:p>
+        </w:tc>
+        <w:tc>
+          <w:tcPr>
+            <w:tcW w:type="dxa" w:w="1987"/>
+          </w:tcPr>
+          <w:p>
+            <w:pPr>
+              <w:jc w:val="left"/>
+            </w:pPr>
+            <w:r>
+              <w:rPr>
+                <w:rFonts w:ascii="TimeNewRoman" w:hAnsi="TimeNewRoman"/>
+                <w:sz w:val="30"/>
+              </w:rPr>
+              <w:t>15</w:t>
+            </w:r>
+          </w:p>
+        </w:tc>
+        <w:tc>
+          <w:tcPr>
+            <w:tcW w:type="dxa" w:w="1987"/>
+          </w:tcPr>
+          <w:p>
+            <w:pPr>
+              <w:jc w:val="left"/>
+            </w:pPr>
+            <w:r>
+              <w:rPr>
+                <w:rFonts w:ascii="TimeNewRoman" w:hAnsi="TimeNewRoman"/>
+                <w:sz w:val="30"/>
+              </w:rPr>
+              <w:t>114</w:t>
+            </w:r>
+          </w:p>
+        </w:tc>
+      </w:tr>
+      <w:tr>
+        <w:tc>
+          <w:tcPr>
+            <w:tcW w:type="dxa" w:w="1987"/>
+          </w:tcPr>
+          <w:p>
+            <w:pPr>
+              <w:jc w:val="left"/>
+            </w:pPr>
+            <w:r>
+              <w:rPr>
+                <w:rFonts w:ascii="TimeNewRoman" w:hAnsi="TimeNewRoman"/>
+                <w:sz w:val="30"/>
+              </w:rPr>
+              <w:t>78</w:t>
+            </w:r>
+          </w:p>
+        </w:tc>
+        <w:tc>
+          <w:tcPr>
+            <w:tcW w:type="dxa" w:w="1987"/>
+          </w:tcPr>
+          <w:p>
+            <w:pPr>
+              <w:jc w:val="left"/>
+            </w:pPr>
+            <w:r>
+              <w:rPr>
+                <w:rFonts w:ascii="TimeNewRoman" w:hAnsi="TimeNewRoman"/>
+                <w:sz w:val="30"/>
+              </w:rPr>
               <w:t>98</w:t>
+            </w:r>
+          </w:p>
+        </w:tc>
+        <w:tc>
+          <w:tcPr>
+            <w:tcW w:type="dxa" w:w="1987"/>
+          </w:tcPr>
+          <w:p>
+            <w:pPr>
+              <w:jc w:val="left"/>
+            </w:pPr>
+            <w:r>
+              <w:rPr>
+                <w:rFonts w:ascii="TimeNewRoman" w:hAnsi="TimeNewRoman"/>
+                <w:sz w:val="30"/>
+              </w:rPr>
+              <w:t>98</w:t>
+            </w:r>
+          </w:p>
+        </w:tc>
+        <w:tc>
+          <w:tcPr>
+            <w:tcW w:type="dxa" w:w="1987"/>
+          </w:tcPr>
+          <w:p>
+            <w:pPr>
+              <w:jc w:val="left"/>
+            </w:pPr>
+            <w:r>
+              <w:rPr>
+                <w:rFonts w:ascii="TimeNewRoman" w:hAnsi="TimeNewRoman"/>
+                <w:sz w:val="30"/>
+              </w:rPr>
+              <w:t>76</w:t>
+            </w:r>
+          </w:p>
+        </w:tc>
+        <w:tc>
+          <w:tcPr>
+            <w:tcW w:type="dxa" w:w="1987"/>
+          </w:tcPr>
+          <w:p>
+            <w:pPr>
+              <w:jc w:val="left"/>
+            </w:pPr>
+            <w:r>
+              <w:rPr>
+                <w:rFonts w:ascii="TimeNewRoman" w:hAnsi="TimeNewRoman"/>
+                <w:sz w:val="30"/>
+              </w:rPr>
+              <w:t>18</w:t>
+            </w:r>
+          </w:p>
+        </w:tc>
+      </w:tr>
+      <w:tr>
+        <w:tc>
+          <w:tcPr>
+            <w:tcW w:type="dxa" w:w="1987"/>
+          </w:tcPr>
+          <w:p>
+            <w:pPr>
+              <w:jc w:val="left"/>
+            </w:pPr>
+            <w:r>
+              <w:rPr>
+                <w:rFonts w:ascii="TimeNewRoman" w:hAnsi="TimeNewRoman"/>
+                <w:sz w:val="30"/>
+              </w:rPr>
+              <w:t>36</w:t>
+            </w:r>
+          </w:p>
+        </w:tc>
+        <w:tc>
+          <w:tcPr>
+            <w:tcW w:type="dxa" w:w="1987"/>
+          </w:tcPr>
+          <w:p>
+            <w:pPr>
+              <w:jc w:val="left"/>
+            </w:pPr>
+            <w:r>
+              <w:rPr>
+                <w:rFonts w:ascii="TimeNewRoman" w:hAnsi="TimeNewRoman"/>
+                <w:sz w:val="30"/>
+              </w:rPr>
+              <w:t>133</w:t>
             </w:r>
           </w:p>
         </w:tc>
@@ -74,7 +700,7 @@
                 <w:rFonts w:ascii="TimeNewRoman" w:hAnsi="TimeNewRoman"/>
                 <w:sz w:val="30"/>
               </w:rPr>
-              <w:t>19</w:t>
+              <w:t>34</w:t>
             </w:r>
           </w:p>
         </w:tc>
@@ -91,24 +717,7 @@
                 <w:rFonts w:ascii="TimeNewRoman" w:hAnsi="TimeNewRoman"/>
                 <w:sz w:val="30"/>
               </w:rPr>
-              <w:t>85</w:t>
-            </w:r>
-          </w:p>
-        </w:tc>
-        <w:tc>
-          <w:tcPr>
-            <w:tcW w:type="dxa" w:w="1987"/>
-          </w:tcPr>
-          <w:p>
-            <w:pPr>
-              <w:jc w:val="left"/>
-            </w:pPr>
-            <w:r>
-              <w:rPr>
-                <w:rFonts w:ascii="TimeNewRoman" w:hAnsi="TimeNewRoman"/>
-                <w:sz w:val="30"/>
-              </w:rPr>
-              <w:t>2</w:t>
+              <w:t>62</w:t>
             </w:r>
           </w:p>
         </w:tc>
@@ -127,7 +736,7 @@
                 <w:rFonts w:ascii="TimeNewRoman" w:hAnsi="TimeNewRoman"/>
                 <w:sz w:val="30"/>
               </w:rPr>
-              <w:t>19</w:t>
+              <w:t>95</w:t>
             </w:r>
           </w:p>
         </w:tc>
@@ -144,7 +753,7 @@
                 <w:rFonts w:ascii="TimeNewRoman" w:hAnsi="TimeNewRoman"/>
                 <w:sz w:val="30"/>
               </w:rPr>
-              <w:t>8</w:t>
+              <w:t>74</w:t>
             </w:r>
           </w:p>
         </w:tc>
@@ -161,7 +770,7 @@
                 <w:rFonts w:ascii="TimeNewRoman" w:hAnsi="TimeNewRoman"/>
                 <w:sz w:val="30"/>
               </w:rPr>
-              <w:t>85</w:t>
+              <w:t>43</w:t>
             </w:r>
           </w:p>
         </w:tc>
@@ -178,7 +787,7 @@
                 <w:rFonts w:ascii="TimeNewRoman" w:hAnsi="TimeNewRoman"/>
                 <w:sz w:val="30"/>
               </w:rPr>
-              <w:t>85</w:t>
+              <w:t>66</w:t>
             </w:r>
           </w:p>
         </w:tc>
@@ -195,7 +804,7 @@
                 <w:rFonts w:ascii="TimeNewRoman" w:hAnsi="TimeNewRoman"/>
                 <w:sz w:val="30"/>
               </w:rPr>
-              <w:t>9</w:t>
+              <w:t>18</w:t>
             </w:r>
           </w:p>
         </w:tc>
@@ -214,7 +823,7 @@
                 <w:rFonts w:ascii="TimeNewRoman" w:hAnsi="TimeNewRoman"/>
                 <w:sz w:val="30"/>
               </w:rPr>
-              <w:t>9</w:t>
+              <w:t>2</w:t>
             </w:r>
           </w:p>
         </w:tc>
@@ -231,7 +840,7 @@
                 <w:rFonts w:ascii="TimeNewRoman" w:hAnsi="TimeNewRoman"/>
                 <w:sz w:val="30"/>
               </w:rPr>
-              <w:t>70</w:t>
+              <w:t>155</w:t>
             </w:r>
           </w:p>
         </w:tc>
@@ -248,7 +857,94 @@
                 <w:rFonts w:ascii="TimeNewRoman" w:hAnsi="TimeNewRoman"/>
                 <w:sz w:val="30"/>
               </w:rPr>
-              <w:t>29</w:t>
+              <w:t>16</w:t>
+            </w:r>
+          </w:p>
+        </w:tc>
+        <w:tc>
+          <w:tcPr>
+            <w:tcW w:type="dxa" w:w="1987"/>
+          </w:tcPr>
+          <w:p>
+            <w:pPr>
+              <w:jc w:val="left"/>
+            </w:pPr>
+            <w:r>
+              <w:rPr>
+                <w:rFonts w:ascii="TimeNewRoman" w:hAnsi="TimeNewRoman"/>
+                <w:sz w:val="30"/>
+              </w:rPr>
+              <w:t>67</w:t>
+            </w:r>
+          </w:p>
+        </w:tc>
+        <w:tc>
+          <w:tcPr>
+            <w:tcW w:type="dxa" w:w="1987"/>
+          </w:tcPr>
+          <w:p>
+            <w:pPr>
+              <w:jc w:val="left"/>
+            </w:pPr>
+            <w:r>
+              <w:rPr>
+                <w:rFonts w:ascii="TimeNewRoman" w:hAnsi="TimeNewRoman"/>
+                <w:sz w:val="30"/>
+              </w:rPr>
+              <w:t>0</w:t>
+            </w:r>
+          </w:p>
+        </w:tc>
+      </w:tr>
+      <w:tr>
+        <w:tc>
+          <w:tcPr>
+            <w:tcW w:type="dxa" w:w="1987"/>
+          </w:tcPr>
+          <w:p>
+            <w:pPr>
+              <w:jc w:val="left"/>
+            </w:pPr>
+            <w:r>
+              <w:rPr>
+                <w:rFonts w:ascii="TimeNewRoman" w:hAnsi="TimeNewRoman"/>
+                <w:sz w:val="30"/>
+              </w:rPr>
+              <w:t>45</w:t>
+            </w:r>
+          </w:p>
+        </w:tc>
+        <w:tc>
+          <w:tcPr>
+            <w:tcW w:type="dxa" w:w="1987"/>
+          </w:tcPr>
+          <w:p>
+            <w:pPr>
+              <w:jc w:val="left"/>
+            </w:pPr>
+            <w:r>
+              <w:rPr>
+                <w:rFonts w:ascii="TimeNewRoman" w:hAnsi="TimeNewRoman"/>
+                <w:sz w:val="30"/>
+              </w:rPr>
+              <w:t>4</w:t>
+            </w:r>
+          </w:p>
+        </w:tc>
+        <w:tc>
+          <w:tcPr>
+            <w:tcW w:type="dxa" w:w="1987"/>
+          </w:tcPr>
+          <w:p>
+            <w:pPr>
+              <w:jc w:val="left"/>
+            </w:pPr>
+            <w:r>
+              <w:rPr>
+                <w:rFonts w:ascii="TimeNewRoman" w:hAnsi="TimeNewRoman"/>
+                <w:sz w:val="30"/>
+              </w:rPr>
+              <w:t>24</w:t>
             </w:r>
           </w:p>
         </w:tc>
@@ -282,7 +978,7 @@
                 <w:rFonts w:ascii="TimeNewRoman" w:hAnsi="TimeNewRoman"/>
                 <w:sz w:val="30"/>
               </w:rPr>
-              <w:t>29</w:t>
+              <w:t>7</w:t>
             </w:r>
           </w:p>
         </w:tc>
@@ -301,7 +997,7 @@
                 <w:rFonts w:ascii="TimeNewRoman" w:hAnsi="TimeNewRoman"/>
                 <w:sz w:val="30"/>
               </w:rPr>
-              <w:t>57</w:t>
+              <w:t>24</w:t>
             </w:r>
           </w:p>
         </w:tc>
@@ -318,7 +1014,7 @@
                 <w:rFonts w:ascii="TimeNewRoman" w:hAnsi="TimeNewRoman"/>
                 <w:sz w:val="30"/>
               </w:rPr>
-              <w:t>52</w:t>
+              <w:t>219</w:t>
             </w:r>
           </w:p>
         </w:tc>
@@ -335,7 +1031,7 @@
                 <w:rFonts w:ascii="TimeNewRoman" w:hAnsi="TimeNewRoman"/>
                 <w:sz w:val="30"/>
               </w:rPr>
-              <w:t>49</w:t>
+              <w:t>72</w:t>
             </w:r>
           </w:p>
         </w:tc>
@@ -352,7 +1048,94 @@
                 <w:rFonts w:ascii="TimeNewRoman" w:hAnsi="TimeNewRoman"/>
                 <w:sz w:val="30"/>
               </w:rPr>
-              <w:t>64</w:t>
+              <w:t>65</w:t>
+            </w:r>
+          </w:p>
+        </w:tc>
+        <w:tc>
+          <w:tcPr>
+            <w:tcW w:type="dxa" w:w="1987"/>
+          </w:tcPr>
+          <w:p>
+            <w:pPr>
+              <w:jc w:val="left"/>
+            </w:pPr>
+            <w:r>
+              <w:rPr>
+                <w:rFonts w:ascii="TimeNewRoman" w:hAnsi="TimeNewRoman"/>
+                <w:sz w:val="30"/>
+              </w:rPr>
+              <w:t>86</w:t>
+            </w:r>
+          </w:p>
+        </w:tc>
+      </w:tr>
+      <w:tr>
+        <w:tc>
+          <w:tcPr>
+            <w:tcW w:type="dxa" w:w="1987"/>
+          </w:tcPr>
+          <w:p>
+            <w:pPr>
+              <w:jc w:val="left"/>
+            </w:pPr>
+            <w:r>
+              <w:rPr>
+                <w:rFonts w:ascii="TimeNewRoman" w:hAnsi="TimeNewRoman"/>
+                <w:sz w:val="30"/>
+              </w:rPr>
+              <w:t>5</w:t>
+            </w:r>
+          </w:p>
+        </w:tc>
+        <w:tc>
+          <w:tcPr>
+            <w:tcW w:type="dxa" w:w="1987"/>
+          </w:tcPr>
+          <w:p>
+            <w:pPr>
+              <w:jc w:val="left"/>
+            </w:pPr>
+            <w:r>
+              <w:rPr>
+                <w:rFonts w:ascii="TimeNewRoman" w:hAnsi="TimeNewRoman"/>
+                <w:sz w:val="30"/>
+              </w:rPr>
+              <w:t>95</w:t>
+            </w:r>
+          </w:p>
+        </w:tc>
+        <w:tc>
+          <w:tcPr>
+            <w:tcW w:type="dxa" w:w="1987"/>
+          </w:tcPr>
+          <w:p>
+            <w:pPr>
+              <w:jc w:val="left"/>
+            </w:pPr>
+            <w:r>
+              <w:rPr>
+                <w:rFonts w:ascii="TimeNewRoman" w:hAnsi="TimeNewRoman"/>
+                <w:sz w:val="30"/>
+              </w:rPr>
+              <w:t>32</w:t>
+            </w:r>
+          </w:p>
+        </w:tc>
+        <w:tc>
+          <w:tcPr>
+            <w:tcW w:type="dxa" w:w="1987"/>
+          </w:tcPr>
+          <w:p>
+            <w:pPr>
+              <w:jc w:val="left"/>
+            </w:pPr>
+            <w:r>
+              <w:rPr>
+                <w:rFonts w:ascii="TimeNewRoman" w:hAnsi="TimeNewRoman"/>
+                <w:sz w:val="30"/>
+              </w:rPr>
+              <w:t>9</w:t>
             </w:r>
           </w:p>
         </w:tc>
@@ -388,24 +1171,7 @@
                 <w:rFonts w:ascii="TimeNewRoman" w:hAnsi="TimeNewRoman"/>
                 <w:sz w:val="30"/>
               </w:rPr>
-              <w:t>51</w:t>
-            </w:r>
-          </w:p>
-        </w:tc>
-        <w:tc>
-          <w:tcPr>
-            <w:tcW w:type="dxa" w:w="1987"/>
-          </w:tcPr>
-          <w:p>
-            <w:pPr>
-              <w:jc w:val="left"/>
-            </w:pPr>
-            <w:r>
-              <w:rPr>
-                <w:rFonts w:ascii="TimeNewRoman" w:hAnsi="TimeNewRoman"/>
-                <w:sz w:val="30"/>
-              </w:rPr>
-              <w:t>98</w:t>
+              <w:t>8</w:t>
             </w:r>
           </w:p>
         </w:tc>
@@ -439,7 +1205,7 @@
                 <w:rFonts w:ascii="TimeNewRoman" w:hAnsi="TimeNewRoman"/>
                 <w:sz w:val="30"/>
               </w:rPr>
-              <w:t>42</w:t>
+              <w:t>5</w:t>
             </w:r>
           </w:p>
         </w:tc>
@@ -456,7 +1222,24 @@
                 <w:rFonts w:ascii="TimeNewRoman" w:hAnsi="TimeNewRoman"/>
                 <w:sz w:val="30"/>
               </w:rPr>
-              <w:t>115</w:t>
+              <w:t>65</w:t>
+            </w:r>
+          </w:p>
+        </w:tc>
+        <w:tc>
+          <w:tcPr>
+            <w:tcW w:type="dxa" w:w="1987"/>
+          </w:tcPr>
+          <w:p>
+            <w:pPr>
+              <w:jc w:val="left"/>
+            </w:pPr>
+            <w:r>
+              <w:rPr>
+                <w:rFonts w:ascii="TimeNewRoman" w:hAnsi="TimeNewRoman"/>
+                <w:sz w:val="30"/>
+              </w:rPr>
+              <w:t>1</w:t>
             </w:r>
           </w:p>
         </w:tc>
@@ -475,7 +1258,7 @@
                 <w:rFonts w:ascii="TimeNewRoman" w:hAnsi="TimeNewRoman"/>
                 <w:sz w:val="30"/>
               </w:rPr>
-              <w:t>61</w:t>
+              <w:t>70</w:t>
             </w:r>
           </w:p>
         </w:tc>
@@ -492,10 +1275,63 @@
                 <w:rFonts w:ascii="TimeNewRoman" w:hAnsi="TimeNewRoman"/>
                 <w:sz w:val="30"/>
               </w:rPr>
-              <w:t>18</w:t>
+              <w:t>108</w:t>
             </w:r>
           </w:p>
         </w:tc>
+        <w:tc>
+          <w:tcPr>
+            <w:tcW w:type="dxa" w:w="1987"/>
+          </w:tcPr>
+          <w:p>
+            <w:pPr>
+              <w:jc w:val="left"/>
+            </w:pPr>
+            <w:r>
+              <w:rPr>
+                <w:rFonts w:ascii="TimeNewRoman" w:hAnsi="TimeNewRoman"/>
+                <w:sz w:val="30"/>
+              </w:rPr>
+              <w:t>29</w:t>
+            </w:r>
+          </w:p>
+        </w:tc>
+        <w:tc>
+          <w:tcPr>
+            <w:tcW w:type="dxa" w:w="1987"/>
+          </w:tcPr>
+          <w:p>
+            <w:pPr>
+              <w:jc w:val="left"/>
+            </w:pPr>
+            <w:r>
+              <w:rPr>
+                <w:rFonts w:ascii="TimeNewRoman" w:hAnsi="TimeNewRoman"/>
+                <w:sz w:val="30"/>
+              </w:rPr>
+              <w:t>148</w:t>
+            </w:r>
+          </w:p>
+        </w:tc>
+        <w:tc>
+          <w:tcPr>
+            <w:tcW w:type="dxa" w:w="1987"/>
+          </w:tcPr>
+          <w:p>
+            <w:pPr>
+              <w:jc w:val="left"/>
+            </w:pPr>
+            <w:r>
+              <w:rPr>
+                <w:rFonts w:ascii="TimeNewRoman" w:hAnsi="TimeNewRoman"/>
+                <w:sz w:val="30"/>
+              </w:rPr>
+              <w:t>173</w:t>
+            </w:r>
+          </w:p>
+        </w:tc>
+      </w:tr>
+      <w:tr>
         <w:tc>
           <w:tcPr>
             <w:tcW w:type="dxa" w:w="1987"/>
@@ -543,26 +1379,7 @@
                 <w:rFonts w:ascii="TimeNewRoman" w:hAnsi="TimeNewRoman"/>
                 <w:sz w:val="30"/>
               </w:rPr>
-              <w:t>24</w:t>
-            </w:r>
-          </w:p>
-        </w:tc>
-      </w:tr>
-      <w:tr>
-        <w:tc>
-          <w:tcPr>
-            <w:tcW w:type="dxa" w:w="1987"/>
-          </w:tcPr>
-          <w:p>
-            <w:pPr>
-              <w:jc w:val="left"/>
-            </w:pPr>
-            <w:r>
-              <w:rPr>
-                <w:rFonts w:ascii="TimeNewRoman" w:hAnsi="TimeNewRoman"/>
-                <w:sz w:val="30"/>
-              </w:rPr>
-              <w:t>29</w:t>
+              <w:t>23</w:t>
             </w:r>
           </w:p>
         </w:tc>
@@ -579,7 +1396,7 @@
                 <w:rFonts w:ascii="TimeNewRoman" w:hAnsi="TimeNewRoman"/>
                 <w:sz w:val="30"/>
               </w:rPr>
-              <w:t>6</w:t>
+              <w:t>56</w:t>
             </w:r>
           </w:p>
         </w:tc>
@@ -596,215 +1413,7 @@
                 <w:rFonts w:ascii="TimeNewRoman" w:hAnsi="TimeNewRoman"/>
                 <w:sz w:val="30"/>
               </w:rPr>
-              <w:t>21</w:t>
-            </w:r>
-          </w:p>
-        </w:tc>
-        <w:tc>
-          <w:tcPr>
-            <w:tcW w:type="dxa" w:w="1987"/>
-          </w:tcPr>
-          <w:p>
-            <w:pPr>
-              <w:jc w:val="left"/>
-            </w:pPr>
-            <w:r>
-              <w:rPr>
-                <w:rFonts w:ascii="TimeNewRoman" w:hAnsi="TimeNewRoman"/>
-                <w:sz w:val="30"/>
-              </w:rPr>
-              <w:t>3</w:t>
-            </w:r>
-          </w:p>
-        </w:tc>
-        <w:tc>
-          <w:tcPr>
-            <w:tcW w:type="dxa" w:w="1987"/>
-          </w:tcPr>
-          <w:p>
-            <w:pPr>
-              <w:jc w:val="left"/>
-            </w:pPr>
-            <w:r>
-              <w:rPr>
-                <w:rFonts w:ascii="TimeNewRoman" w:hAnsi="TimeNewRoman"/>
-                <w:sz w:val="30"/>
-              </w:rPr>
-              <w:t>118</w:t>
-            </w:r>
-          </w:p>
-        </w:tc>
-      </w:tr>
-      <w:tr>
-        <w:tc>
-          <w:tcPr>
-            <w:tcW w:type="dxa" w:w="1987"/>
-          </w:tcPr>
-          <w:p>
-            <w:pPr>
-              <w:jc w:val="left"/>
-            </w:pPr>
-            <w:r>
-              <w:rPr>
-                <w:rFonts w:ascii="TimeNewRoman" w:hAnsi="TimeNewRoman"/>
-                <w:sz w:val="30"/>
-              </w:rPr>
-              <w:t>74</w:t>
-            </w:r>
-          </w:p>
-        </w:tc>
-        <w:tc>
-          <w:tcPr>
-            <w:tcW w:type="dxa" w:w="1987"/>
-          </w:tcPr>
-          <w:p>
-            <w:pPr>
-              <w:jc w:val="left"/>
-            </w:pPr>
-            <w:r>
-              <w:rPr>
-                <w:rFonts w:ascii="TimeNewRoman" w:hAnsi="TimeNewRoman"/>
-                <w:sz w:val="30"/>
-              </w:rPr>
-              <w:t>13</w:t>
-            </w:r>
-          </w:p>
-        </w:tc>
-        <w:tc>
-          <w:tcPr>
-            <w:tcW w:type="dxa" w:w="1987"/>
-          </w:tcPr>
-          <w:p>
-            <w:pPr>
-              <w:jc w:val="left"/>
-            </w:pPr>
-            <w:r>
-              <w:rPr>
-                <w:rFonts w:ascii="TimeNewRoman" w:hAnsi="TimeNewRoman"/>
-                <w:sz w:val="30"/>
-              </w:rPr>
-              <w:t>59</w:t>
-            </w:r>
-          </w:p>
-        </w:tc>
-        <w:tc>
-          <w:tcPr>
-            <w:tcW w:type="dxa" w:w="1987"/>
-          </w:tcPr>
-          <w:p>
-            <w:pPr>
-              <w:jc w:val="left"/>
-            </w:pPr>
-            <w:r>
-              <w:rPr>
-                <w:rFonts w:ascii="TimeNewRoman" w:hAnsi="TimeNewRoman"/>
-                <w:sz w:val="30"/>
-              </w:rPr>
-              <w:t>24</w:t>
-            </w:r>
-          </w:p>
-        </w:tc>
-        <w:tc>
-          <w:tcPr>
-            <w:tcW w:type="dxa" w:w="1987"/>
-          </w:tcPr>
-          <w:p>
-            <w:pPr>
-              <w:jc w:val="left"/>
-            </w:pPr>
-            <w:r>
-              <w:rPr>
-                <w:rFonts w:ascii="TimeNewRoman" w:hAnsi="TimeNewRoman"/>
-                <w:sz w:val="30"/>
-              </w:rPr>
-              <w:t>32</w:t>
-            </w:r>
-          </w:p>
-        </w:tc>
-      </w:tr>
-      <w:tr>
-        <w:tc>
-          <w:tcPr>
-            <w:tcW w:type="dxa" w:w="1987"/>
-          </w:tcPr>
-          <w:p>
-            <w:pPr>
-              <w:jc w:val="left"/>
-            </w:pPr>
-            <w:r>
-              <w:rPr>
-                <w:rFonts w:ascii="TimeNewRoman" w:hAnsi="TimeNewRoman"/>
-                <w:sz w:val="30"/>
-              </w:rPr>
-              <w:t>30</w:t>
-            </w:r>
-          </w:p>
-        </w:tc>
-        <w:tc>
-          <w:tcPr>
-            <w:tcW w:type="dxa" w:w="1987"/>
-          </w:tcPr>
-          <w:p>
-            <w:pPr>
-              <w:jc w:val="left"/>
-            </w:pPr>
-            <w:r>
-              <w:rPr>
-                <w:rFonts w:ascii="TimeNewRoman" w:hAnsi="TimeNewRoman"/>
-                <w:sz w:val="30"/>
-              </w:rPr>
-              <w:t>1</w:t>
-            </w:r>
-          </w:p>
-        </w:tc>
-        <w:tc>
-          <w:tcPr>
-            <w:tcW w:type="dxa" w:w="1987"/>
-          </w:tcPr>
-          <w:p>
-            <w:pPr>
-              <w:jc w:val="left"/>
-            </w:pPr>
-            <w:r>
-              <w:rPr>
-                <w:rFonts w:ascii="TimeNewRoman" w:hAnsi="TimeNewRoman"/>
-                <w:sz w:val="30"/>
-              </w:rPr>
-              <w:t>25</w:t>
-            </w:r>
-          </w:p>
-        </w:tc>
-        <w:tc>
-          <w:tcPr>
-            <w:tcW w:type="dxa" w:w="1987"/>
-          </w:tcPr>
-          <w:p>
-            <w:pPr>
-              <w:jc w:val="left"/>
-            </w:pPr>
-            <w:r>
-              <w:rPr>
-                <w:rFonts w:ascii="TimeNewRoman" w:hAnsi="TimeNewRoman"/>
-                <w:sz w:val="30"/>
-              </w:rPr>
-              <w:t>67</w:t>
-            </w:r>
-          </w:p>
-        </w:tc>
-        <w:tc>
-          <w:tcPr>
-            <w:tcW w:type="dxa" w:w="1987"/>
-          </w:tcPr>
-          <w:p>
-            <w:pPr>
-              <w:jc w:val="left"/>
-            </w:pPr>
-            <w:r>
-              <w:rPr>
-                <w:rFonts w:ascii="TimeNewRoman" w:hAnsi="TimeNewRoman"/>
-                <w:sz w:val="30"/>
-              </w:rPr>
-              <w:t>4</w:t>
+              <w:t>124</w:t>
             </w:r>
           </w:p>
         </w:tc>
@@ -840,150 +1449,10 @@
                 <w:rFonts w:ascii="TimeNewRoman" w:hAnsi="TimeNewRoman"/>
                 <w:sz w:val="30"/>
               </w:rPr>
-              <w:t>88</w:t>
+              <w:t>78</w:t>
             </w:r>
           </w:p>
         </w:tc>
-        <w:tc>
-          <w:tcPr>
-            <w:tcW w:type="dxa" w:w="1987"/>
-          </w:tcPr>
-          <w:p>
-            <w:pPr>
-              <w:jc w:val="left"/>
-            </w:pPr>
-            <w:r>
-              <w:rPr>
-                <w:rFonts w:ascii="TimeNewRoman" w:hAnsi="TimeNewRoman"/>
-                <w:sz w:val="30"/>
-              </w:rPr>
-              <w:t>26</w:t>
-            </w:r>
-          </w:p>
-        </w:tc>
-        <w:tc>
-          <w:tcPr>
-            <w:tcW w:type="dxa" w:w="1987"/>
-          </w:tcPr>
-          <w:p>
-            <w:pPr>
-              <w:jc w:val="left"/>
-            </w:pPr>
-            <w:r>
-              <w:rPr>
-                <w:rFonts w:ascii="TimeNewRoman" w:hAnsi="TimeNewRoman"/>
-                <w:sz w:val="30"/>
-              </w:rPr>
-              <w:t>49</w:t>
-            </w:r>
-          </w:p>
-        </w:tc>
-        <w:tc>
-          <w:tcPr>
-            <w:tcW w:type="dxa" w:w="1987"/>
-          </w:tcPr>
-          <w:p>
-            <w:pPr>
-              <w:jc w:val="left"/>
-            </w:pPr>
-            <w:r>
-              <w:rPr>
-                <w:rFonts w:ascii="TimeNewRoman" w:hAnsi="TimeNewRoman"/>
-                <w:sz w:val="30"/>
-              </w:rPr>
-              <w:t>10</w:t>
-            </w:r>
-          </w:p>
-        </w:tc>
-      </w:tr>
-      <w:tr>
-        <w:tc>
-          <w:tcPr>
-            <w:tcW w:type="dxa" w:w="1987"/>
-          </w:tcPr>
-          <w:p>
-            <w:pPr>
-              <w:jc w:val="left"/>
-            </w:pPr>
-            <w:r>
-              <w:rPr>
-                <w:rFonts w:ascii="TimeNewRoman" w:hAnsi="TimeNewRoman"/>
-                <w:sz w:val="30"/>
-              </w:rPr>
-              <w:t>98</w:t>
-            </w:r>
-          </w:p>
-        </w:tc>
-        <w:tc>
-          <w:tcPr>
-            <w:tcW w:type="dxa" w:w="1987"/>
-          </w:tcPr>
-          <w:p>
-            <w:pPr>
-              <w:jc w:val="left"/>
-            </w:pPr>
-            <w:r>
-              <w:rPr>
-                <w:rFonts w:ascii="TimeNewRoman" w:hAnsi="TimeNewRoman"/>
-                <w:sz w:val="30"/>
-              </w:rPr>
-              <w:t>48</w:t>
-            </w:r>
-          </w:p>
-        </w:tc>
-        <w:tc>
-          <w:tcPr>
-            <w:tcW w:type="dxa" w:w="1987"/>
-          </w:tcPr>
-          <w:p>
-            <w:pPr>
-              <w:jc w:val="left"/>
-            </w:pPr>
-            <w:r>
-              <w:rPr>
-                <w:rFonts w:ascii="TimeNewRoman" w:hAnsi="TimeNewRoman"/>
-                <w:sz w:val="30"/>
-              </w:rPr>
-              <w:t>9</w:t>
-            </w:r>
-          </w:p>
-        </w:tc>
-        <w:tc>
-          <w:tcPr>
-            <w:tcW w:type="dxa" w:w="1987"/>
-          </w:tcPr>
-          <w:p>
-            <w:pPr>
-              <w:jc w:val="left"/>
-            </w:pPr>
-            <w:r>
-              <w:rPr>
-                <w:rFonts w:ascii="TimeNewRoman" w:hAnsi="TimeNewRoman"/>
-                <w:sz w:val="30"/>
-              </w:rPr>
-              <w:t>3</w:t>
-            </w:r>
-          </w:p>
-        </w:tc>
-        <w:tc>
-          <w:tcPr>
-            <w:tcW w:type="dxa" w:w="1987"/>
-          </w:tcPr>
-          <w:p>
-            <w:pPr>
-              <w:jc w:val="left"/>
-            </w:pPr>
-            <w:r>
-              <w:rPr>
-                <w:rFonts w:ascii="TimeNewRoman" w:hAnsi="TimeNewRoman"/>
-                <w:sz w:val="30"/>
-              </w:rPr>
-              <w:t>6</w:t>
-            </w:r>
-          </w:p>
-        </w:tc>
-      </w:tr>
-      <w:tr>
         <w:tc>
           <w:tcPr>
             <w:tcW w:type="dxa" w:w="1987"/>
@@ -1014,372 +1483,7 @@
                 <w:rFonts w:ascii="TimeNewRoman" w:hAnsi="TimeNewRoman"/>
                 <w:sz w:val="30"/>
               </w:rPr>
-              <w:t>61</w:t>
-            </w:r>
-          </w:p>
-        </w:tc>
-        <w:tc>
-          <w:tcPr>
-            <w:tcW w:type="dxa" w:w="1987"/>
-          </w:tcPr>
-          <w:p>
-            <w:pPr>
-              <w:jc w:val="left"/>
-            </w:pPr>
-            <w:r>
-              <w:rPr>
-                <w:rFonts w:ascii="TimeNewRoman" w:hAnsi="TimeNewRoman"/>
-                <w:sz w:val="30"/>
-              </w:rPr>
-              <w:t>3</w:t>
-            </w:r>
-          </w:p>
-        </w:tc>
-        <w:tc>
-          <w:tcPr>
-            <w:tcW w:type="dxa" w:w="1987"/>
-          </w:tcPr>
-          <w:p>
-            <w:pPr>
-              <w:jc w:val="left"/>
-            </w:pPr>
-            <w:r>
-              <w:rPr>
-                <w:rFonts w:ascii="TimeNewRoman" w:hAnsi="TimeNewRoman"/>
-                <w:sz w:val="30"/>
-              </w:rPr>
-              <w:t>14</w:t>
-            </w:r>
-          </w:p>
-        </w:tc>
-        <w:tc>
-          <w:tcPr>
-            <w:tcW w:type="dxa" w:w="1987"/>
-          </w:tcPr>
-          <w:p>
-            <w:pPr>
-              <w:jc w:val="left"/>
-            </w:pPr>
-            <w:r>
-              <w:rPr>
-                <w:rFonts w:ascii="TimeNewRoman" w:hAnsi="TimeNewRoman"/>
-                <w:sz w:val="30"/>
-              </w:rPr>
-              <w:t>19</w:t>
-            </w:r>
-          </w:p>
-        </w:tc>
-      </w:tr>
-      <w:tr>
-        <w:tc>
-          <w:tcPr>
-            <w:tcW w:type="dxa" w:w="1987"/>
-          </w:tcPr>
-          <w:p>
-            <w:pPr>
-              <w:jc w:val="left"/>
-            </w:pPr>
-            <w:r>
-              <w:rPr>
-                <w:rFonts w:ascii="TimeNewRoman" w:hAnsi="TimeNewRoman"/>
-                <w:sz w:val="30"/>
-              </w:rPr>
-              <w:t>45</w:t>
-            </w:r>
-          </w:p>
-        </w:tc>
-        <w:tc>
-          <w:tcPr>
-            <w:tcW w:type="dxa" w:w="1987"/>
-          </w:tcPr>
-          <w:p>
-            <w:pPr>
-              <w:jc w:val="left"/>
-            </w:pPr>
-            <w:r>
-              <w:rPr>
-                <w:rFonts w:ascii="TimeNewRoman" w:hAnsi="TimeNewRoman"/>
-                <w:sz w:val="30"/>
-              </w:rPr>
-              <w:t>16</w:t>
-            </w:r>
-          </w:p>
-        </w:tc>
-        <w:tc>
-          <w:tcPr>
-            <w:tcW w:type="dxa" w:w="1987"/>
-          </w:tcPr>
-          <w:p>
-            <w:pPr>
-              <w:jc w:val="left"/>
-            </w:pPr>
-            <w:r>
-              <w:rPr>
-                <w:rFonts w:ascii="TimeNewRoman" w:hAnsi="TimeNewRoman"/>
-                <w:sz w:val="30"/>
-              </w:rPr>
-              <w:t>61</w:t>
-            </w:r>
-          </w:p>
-        </w:tc>
-        <w:tc>
-          <w:tcPr>
-            <w:tcW w:type="dxa" w:w="1987"/>
-          </w:tcPr>
-          <w:p>
-            <w:pPr>
-              <w:jc w:val="left"/>
-            </w:pPr>
-            <w:r>
-              <w:rPr>
-                <w:rFonts w:ascii="TimeNewRoman" w:hAnsi="TimeNewRoman"/>
-                <w:sz w:val="30"/>
-              </w:rPr>
-              <w:t>20</w:t>
-            </w:r>
-          </w:p>
-        </w:tc>
-        <w:tc>
-          <w:tcPr>
-            <w:tcW w:type="dxa" w:w="1987"/>
-          </w:tcPr>
-          <w:p>
-            <w:pPr>
-              <w:jc w:val="left"/>
-            </w:pPr>
-            <w:r>
-              <w:rPr>
-                <w:rFonts w:ascii="TimeNewRoman" w:hAnsi="TimeNewRoman"/>
-                <w:sz w:val="30"/>
-              </w:rPr>
-              <w:t>86</w:t>
-            </w:r>
-          </w:p>
-        </w:tc>
-      </w:tr>
-      <w:tr>
-        <w:tc>
-          <w:tcPr>
-            <w:tcW w:type="dxa" w:w="1987"/>
-          </w:tcPr>
-          <w:p>
-            <w:pPr>
-              <w:jc w:val="left"/>
-            </w:pPr>
-            <w:r>
-              <w:rPr>
-                <w:rFonts w:ascii="TimeNewRoman" w:hAnsi="TimeNewRoman"/>
-                <w:sz w:val="30"/>
-              </w:rPr>
-              <w:t>54</w:t>
-            </w:r>
-          </w:p>
-        </w:tc>
-        <w:tc>
-          <w:tcPr>
-            <w:tcW w:type="dxa" w:w="1987"/>
-          </w:tcPr>
-          <w:p>
-            <w:pPr>
-              <w:jc w:val="left"/>
-            </w:pPr>
-            <w:r>
-              <w:rPr>
-                <w:rFonts w:ascii="TimeNewRoman" w:hAnsi="TimeNewRoman"/>
-                <w:sz w:val="30"/>
-              </w:rPr>
-              <w:t>5</w:t>
-            </w:r>
-          </w:p>
-        </w:tc>
-        <w:tc>
-          <w:tcPr>
-            <w:tcW w:type="dxa" w:w="1987"/>
-          </w:tcPr>
-          <w:p>
-            <w:pPr>
-              <w:jc w:val="left"/>
-            </w:pPr>
-            <w:r>
-              <w:rPr>
-                <w:rFonts w:ascii="TimeNewRoman" w:hAnsi="TimeNewRoman"/>
-                <w:sz w:val="30"/>
-              </w:rPr>
-              <w:t>36</w:t>
-            </w:r>
-          </w:p>
-        </w:tc>
-        <w:tc>
-          <w:tcPr>
-            <w:tcW w:type="dxa" w:w="1987"/>
-          </w:tcPr>
-          <w:p>
-            <w:pPr>
-              <w:jc w:val="left"/>
-            </w:pPr>
-            <w:r>
-              <w:rPr>
-                <w:rFonts w:ascii="TimeNewRoman" w:hAnsi="TimeNewRoman"/>
-                <w:sz w:val="30"/>
-              </w:rPr>
-              <w:t>10</w:t>
-            </w:r>
-          </w:p>
-        </w:tc>
-        <w:tc>
-          <w:tcPr>
-            <w:tcW w:type="dxa" w:w="1987"/>
-          </w:tcPr>
-          <w:p>
-            <w:pPr>
-              <w:jc w:val="left"/>
-            </w:pPr>
-            <w:r>
-              <w:rPr>
-                <w:rFonts w:ascii="TimeNewRoman" w:hAnsi="TimeNewRoman"/>
-                <w:sz w:val="30"/>
-              </w:rPr>
-              <w:t>20</w:t>
-            </w:r>
-          </w:p>
-        </w:tc>
-      </w:tr>
-      <w:tr>
-        <w:tc>
-          <w:tcPr>
-            <w:tcW w:type="dxa" w:w="1987"/>
-          </w:tcPr>
-          <w:p>
-            <w:pPr>
-              <w:jc w:val="left"/>
-            </w:pPr>
-            <w:r>
-              <w:rPr>
-                <w:rFonts w:ascii="TimeNewRoman" w:hAnsi="TimeNewRoman"/>
-                <w:sz w:val="30"/>
-              </w:rPr>
-              <w:t>151</w:t>
-            </w:r>
-          </w:p>
-        </w:tc>
-        <w:tc>
-          <w:tcPr>
-            <w:tcW w:type="dxa" w:w="1987"/>
-          </w:tcPr>
-          <w:p>
-            <w:pPr>
-              <w:jc w:val="left"/>
-            </w:pPr>
-            <w:r>
-              <w:rPr>
-                <w:rFonts w:ascii="TimeNewRoman" w:hAnsi="TimeNewRoman"/>
-                <w:sz w:val="30"/>
-              </w:rPr>
-              <w:t>10</w:t>
-            </w:r>
-          </w:p>
-        </w:tc>
-        <w:tc>
-          <w:tcPr>
-            <w:tcW w:type="dxa" w:w="1987"/>
-          </w:tcPr>
-          <w:p>
-            <w:pPr>
-              <w:jc w:val="left"/>
-            </w:pPr>
-            <w:r>
-              <w:rPr>
-                <w:rFonts w:ascii="TimeNewRoman" w:hAnsi="TimeNewRoman"/>
-                <w:sz w:val="30"/>
-              </w:rPr>
-              <w:t>3</w:t>
-            </w:r>
-          </w:p>
-        </w:tc>
-        <w:tc>
-          <w:tcPr>
-            <w:tcW w:type="dxa" w:w="1987"/>
-          </w:tcPr>
-          <w:p>
-            <w:pPr>
-              <w:jc w:val="left"/>
-            </w:pPr>
-            <w:r>
-              <w:rPr>
-                <w:rFonts w:ascii="TimeNewRoman" w:hAnsi="TimeNewRoman"/>
-                <w:sz w:val="30"/>
-              </w:rPr>
-              <w:t>10</w:t>
-            </w:r>
-          </w:p>
-        </w:tc>
-        <w:tc>
-          <w:tcPr>
-            <w:tcW w:type="dxa" w:w="1987"/>
-          </w:tcPr>
-          <w:p>
-            <w:pPr>
-              <w:jc w:val="left"/>
-            </w:pPr>
-            <w:r>
-              <w:rPr>
-                <w:rFonts w:ascii="TimeNewRoman" w:hAnsi="TimeNewRoman"/>
-                <w:sz w:val="30"/>
-              </w:rPr>
-              <w:t>97</w:t>
-            </w:r>
-          </w:p>
-        </w:tc>
-      </w:tr>
-      <w:tr>
-        <w:tc>
-          <w:tcPr>
-            <w:tcW w:type="dxa" w:w="1987"/>
-          </w:tcPr>
-          <w:p>
-            <w:pPr>
-              <w:jc w:val="left"/>
-            </w:pPr>
-            <w:r>
-              <w:rPr>
-                <w:rFonts w:ascii="TimeNewRoman" w:hAnsi="TimeNewRoman"/>
-                <w:sz w:val="30"/>
-              </w:rPr>
-              <w:t>35</w:t>
-            </w:r>
-          </w:p>
-        </w:tc>
-        <w:tc>
-          <w:tcPr>
-            <w:tcW w:type="dxa" w:w="1987"/>
-          </w:tcPr>
-          <w:p>
-            <w:pPr>
-              <w:jc w:val="left"/>
-            </w:pPr>
-            <w:r>
-              <w:rPr>
-                <w:rFonts w:ascii="TimeNewRoman" w:hAnsi="TimeNewRoman"/>
-                <w:sz w:val="30"/>
-              </w:rPr>
-              <w:t>18</w:t>
-            </w:r>
-          </w:p>
-        </w:tc>
-        <w:tc>
-          <w:tcPr>
-            <w:tcW w:type="dxa" w:w="1987"/>
-          </w:tcPr>
-          <w:p>
-            <w:pPr>
-              <w:jc w:val="left"/>
-            </w:pPr>
-            <w:r>
-              <w:rPr>
-                <w:rFonts w:ascii="TimeNewRoman" w:hAnsi="TimeNewRoman"/>
-                <w:sz w:val="30"/>
-              </w:rPr>
-              <w:t>79</w:t>
+              <w:t>6</w:t>
             </w:r>
           </w:p>
         </w:tc>
@@ -1400,129 +1504,8 @@
             </w:r>
           </w:p>
         </w:tc>
-        <w:tc>
-          <w:tcPr>
-            <w:tcW w:type="dxa" w:w="1987"/>
-          </w:tcPr>
-          <w:p>
-            <w:pPr>
-              <w:jc w:val="left"/>
-            </w:pPr>
-            <w:r>
-              <w:rPr>
-                <w:rFonts w:ascii="TimeNewRoman" w:hAnsi="TimeNewRoman"/>
-                <w:sz w:val="30"/>
-              </w:rPr>
-              <w:t>45</w:t>
-            </w:r>
-          </w:p>
-        </w:tc>
       </w:tr>
       <w:tr>
-        <w:tc>
-          <w:tcPr>
-            <w:tcW w:type="dxa" w:w="1987"/>
-          </w:tcPr>
-          <w:p>
-            <w:pPr>
-              <w:jc w:val="left"/>
-            </w:pPr>
-            <w:r>
-              <w:rPr>
-                <w:rFonts w:ascii="TimeNewRoman" w:hAnsi="TimeNewRoman"/>
-                <w:sz w:val="30"/>
-              </w:rPr>
-              <w:t>43</w:t>
-            </w:r>
-          </w:p>
-        </w:tc>
-        <w:tc>
-          <w:tcPr>
-            <w:tcW w:type="dxa" w:w="1987"/>
-          </w:tcPr>
-          <w:p>
-            <w:pPr>
-              <w:jc w:val="left"/>
-            </w:pPr>
-            <w:r>
-              <w:rPr>
-                <w:rFonts w:ascii="TimeNewRoman" w:hAnsi="TimeNewRoman"/>
-                <w:sz w:val="30"/>
-              </w:rPr>
-              <w:t>3</w:t>
-            </w:r>
-          </w:p>
-        </w:tc>
-        <w:tc>
-          <w:tcPr>
-            <w:tcW w:type="dxa" w:w="1987"/>
-          </w:tcPr>
-          <w:p>
-            <w:pPr>
-              <w:jc w:val="left"/>
-            </w:pPr>
-            <w:r>
-              <w:rPr>
-                <w:rFonts w:ascii="TimeNewRoman" w:hAnsi="TimeNewRoman"/>
-                <w:sz w:val="30"/>
-              </w:rPr>
-              <w:t>18</w:t>
-            </w:r>
-          </w:p>
-        </w:tc>
-        <w:tc>
-          <w:tcPr>
-            <w:tcW w:type="dxa" w:w="1987"/>
-          </w:tcPr>
-          <w:p>
-            <w:pPr>
-              <w:jc w:val="left"/>
-            </w:pPr>
-            <w:r>
-              <w:rPr>
-                <w:rFonts w:ascii="TimeNewRoman" w:hAnsi="TimeNewRoman"/>
-                <w:sz w:val="30"/>
-              </w:rPr>
-              <w:t>46</w:t>
-            </w:r>
-          </w:p>
-        </w:tc>
-        <w:tc>
-          <w:tcPr>
-            <w:tcW w:type="dxa" w:w="1987"/>
-          </w:tcPr>
-          <w:p>
-            <w:pPr>
-              <w:jc w:val="left"/>
-            </w:pPr>
-            <w:r>
-              <w:rPr>
-                <w:rFonts w:ascii="TimeNewRoman" w:hAnsi="TimeNewRoman"/>
-                <w:sz w:val="30"/>
-              </w:rPr>
-              <w:t>10</w:t>
-            </w:r>
-          </w:p>
-        </w:tc>
-      </w:tr>
-      <w:tr>
-        <w:tc>
-          <w:tcPr>
-            <w:tcW w:type="dxa" w:w="1987"/>
-          </w:tcPr>
-          <w:p>
-            <w:pPr>
-              <w:jc w:val="left"/>
-            </w:pPr>
-            <w:r>
-              <w:rPr>
-                <w:rFonts w:ascii="TimeNewRoman" w:hAnsi="TimeNewRoman"/>
-                <w:sz w:val="30"/>
-              </w:rPr>
-              <w:t>16</w:t>
-            </w:r>
-          </w:p>
-        </w:tc>
         <w:tc>
           <w:tcPr>
             <w:tcW w:type="dxa" w:w="1987"/>
@@ -1570,7 +1553,7 @@
                 <w:rFonts w:ascii="TimeNewRoman" w:hAnsi="TimeNewRoman"/>
                 <w:sz w:val="30"/>
               </w:rPr>
-              <w:t>86</w:t>
+              <w:t>7</w:t>
             </w:r>
           </w:p>
         </w:tc>
@@ -1587,7 +1570,24 @@
                 <w:rFonts w:ascii="TimeNewRoman" w:hAnsi="TimeNewRoman"/>
                 <w:sz w:val="30"/>
               </w:rPr>
-              <w:t>2</w:t>
+              <w:t>42</w:t>
+            </w:r>
+          </w:p>
+        </w:tc>
+        <w:tc>
+          <w:tcPr>
+            <w:tcW w:type="dxa" w:w="1987"/>
+          </w:tcPr>
+          <w:p>
+            <w:pPr>
+              <w:jc w:val="left"/>
+            </w:pPr>
+            <w:r>
+              <w:rPr>
+                <w:rFonts w:ascii="TimeNewRoman" w:hAnsi="TimeNewRoman"/>
+                <w:sz w:val="30"/>
+              </w:rPr>
+              <w:t>35</w:t>
             </w:r>
           </w:p>
         </w:tc>
@@ -1606,7 +1606,7 @@
                 <w:rFonts w:ascii="TimeNewRoman" w:hAnsi="TimeNewRoman"/>
                 <w:sz w:val="30"/>
               </w:rPr>
-              <w:t>74</w:t>
+              <w:t>7</w:t>
             </w:r>
           </w:p>
         </w:tc>
@@ -1623,7 +1623,7 @@
                 <w:rFonts w:ascii="TimeNewRoman" w:hAnsi="TimeNewRoman"/>
                 <w:sz w:val="30"/>
               </w:rPr>
-              <w:t>56</w:t>
+              <w:t>6</w:t>
             </w:r>
           </w:p>
         </w:tc>
@@ -1640,7 +1640,7 @@
                 <w:rFonts w:ascii="TimeNewRoman" w:hAnsi="TimeNewRoman"/>
                 <w:sz w:val="30"/>
               </w:rPr>
-              <w:t>71</w:t>
+              <w:t>158</w:t>
             </w:r>
           </w:p>
         </w:tc>
@@ -1657,7 +1657,7 @@
                 <w:rFonts w:ascii="TimeNewRoman" w:hAnsi="TimeNewRoman"/>
                 <w:sz w:val="30"/>
               </w:rPr>
-              <w:t>58</w:t>
+              <w:t>89</w:t>
             </w:r>
           </w:p>
         </w:tc>
@@ -1674,7 +1674,7 @@
                 <w:rFonts w:ascii="TimeNewRoman" w:hAnsi="TimeNewRoman"/>
                 <w:sz w:val="30"/>
               </w:rPr>
-              <w:t>94</w:t>
+              <w:t>118</w:t>
             </w:r>
           </w:p>
         </w:tc>
@@ -1693,7 +1693,7 @@
                 <w:rFonts w:ascii="TimeNewRoman" w:hAnsi="TimeNewRoman"/>
                 <w:sz w:val="30"/>
               </w:rPr>
-              <w:t>51</w:t>
+              <w:t>20</w:t>
             </w:r>
           </w:p>
         </w:tc>
@@ -1710,7 +1710,7 @@
                 <w:rFonts w:ascii="TimeNewRoman" w:hAnsi="TimeNewRoman"/>
                 <w:sz w:val="30"/>
               </w:rPr>
-              <w:t>1</w:t>
+              <w:t>8</w:t>
             </w:r>
           </w:p>
         </w:tc>
@@ -1727,7 +1727,7 @@
                 <w:rFonts w:ascii="TimeNewRoman" w:hAnsi="TimeNewRoman"/>
                 <w:sz w:val="30"/>
               </w:rPr>
-              <w:t>57</w:t>
+              <w:t>49</w:t>
             </w:r>
           </w:p>
         </w:tc>
@@ -1744,7 +1744,7 @@
                 <w:rFonts w:ascii="TimeNewRoman" w:hAnsi="TimeNewRoman"/>
                 <w:sz w:val="30"/>
               </w:rPr>
-              <w:t>73</w:t>
+              <w:t>147</w:t>
             </w:r>
           </w:p>
         </w:tc>
@@ -1761,7 +1761,7 @@
                 <w:rFonts w:ascii="TimeNewRoman" w:hAnsi="TimeNewRoman"/>
                 <w:sz w:val="30"/>
               </w:rPr>
-              <w:t>72</w:t>
+              <w:t>229</w:t>
             </w:r>
           </w:p>
         </w:tc>

--- a/answers-of-mixed.docx
+++ b/answers-of-mixed.docx
@@ -11,7 +11,7 @@
           <w:rFonts w:ascii="Arial" w:hAnsi="Arial"/>
           <w:sz w:val="30"/>
         </w:rPr>
-        <w:t>2026-09-22 Tuesday</w:t>
+        <w:t>2026-09-23 Wednesday</w:t>
       </w:r>
     </w:p>
     <w:tbl>
@@ -40,7 +40,1242 @@
                 <w:rFonts w:ascii="TimeNewRoman" w:hAnsi="TimeNewRoman"/>
                 <w:sz w:val="30"/>
               </w:rPr>
+              <w:t>6</w:t>
+            </w:r>
+          </w:p>
+        </w:tc>
+        <w:tc>
+          <w:tcPr>
+            <w:tcW w:type="dxa" w:w="1987"/>
+          </w:tcPr>
+          <w:p>
+            <w:pPr>
+              <w:jc w:val="left"/>
+            </w:pPr>
+            <w:r>
+              <w:rPr>
+                <w:rFonts w:ascii="TimeNewRoman" w:hAnsi="TimeNewRoman"/>
+                <w:sz w:val="30"/>
+              </w:rPr>
+              <w:t>43</w:t>
+            </w:r>
+          </w:p>
+        </w:tc>
+        <w:tc>
+          <w:tcPr>
+            <w:tcW w:type="dxa" w:w="1987"/>
+          </w:tcPr>
+          <w:p>
+            <w:pPr>
+              <w:jc w:val="left"/>
+            </w:pPr>
+            <w:r>
+              <w:rPr>
+                <w:rFonts w:ascii="TimeNewRoman" w:hAnsi="TimeNewRoman"/>
+                <w:sz w:val="30"/>
+              </w:rPr>
+              <w:t>96</w:t>
+            </w:r>
+          </w:p>
+        </w:tc>
+        <w:tc>
+          <w:tcPr>
+            <w:tcW w:type="dxa" w:w="1987"/>
+          </w:tcPr>
+          <w:p>
+            <w:pPr>
+              <w:jc w:val="left"/>
+            </w:pPr>
+            <w:r>
+              <w:rPr>
+                <w:rFonts w:ascii="TimeNewRoman" w:hAnsi="TimeNewRoman"/>
+                <w:sz w:val="30"/>
+              </w:rPr>
+              <w:t>6</w:t>
+            </w:r>
+          </w:p>
+        </w:tc>
+        <w:tc>
+          <w:tcPr>
+            <w:tcW w:type="dxa" w:w="1987"/>
+          </w:tcPr>
+          <w:p>
+            <w:pPr>
+              <w:jc w:val="left"/>
+            </w:pPr>
+            <w:r>
+              <w:rPr>
+                <w:rFonts w:ascii="TimeNewRoman" w:hAnsi="TimeNewRoman"/>
+                <w:sz w:val="30"/>
+              </w:rPr>
+              <w:t>30</w:t>
+            </w:r>
+          </w:p>
+        </w:tc>
+      </w:tr>
+      <w:tr>
+        <w:tc>
+          <w:tcPr>
+            <w:tcW w:type="dxa" w:w="1987"/>
+          </w:tcPr>
+          <w:p>
+            <w:pPr>
+              <w:jc w:val="left"/>
+            </w:pPr>
+            <w:r>
+              <w:rPr>
+                <w:rFonts w:ascii="TimeNewRoman" w:hAnsi="TimeNewRoman"/>
+                <w:sz w:val="30"/>
+              </w:rPr>
+              <w:t>72</w:t>
+            </w:r>
+          </w:p>
+        </w:tc>
+        <w:tc>
+          <w:tcPr>
+            <w:tcW w:type="dxa" w:w="1987"/>
+          </w:tcPr>
+          <w:p>
+            <w:pPr>
+              <w:jc w:val="left"/>
+            </w:pPr>
+            <w:r>
+              <w:rPr>
+                <w:rFonts w:ascii="TimeNewRoman" w:hAnsi="TimeNewRoman"/>
+                <w:sz w:val="30"/>
+              </w:rPr>
+              <w:t>9</w:t>
+            </w:r>
+          </w:p>
+        </w:tc>
+        <w:tc>
+          <w:tcPr>
+            <w:tcW w:type="dxa" w:w="1987"/>
+          </w:tcPr>
+          <w:p>
+            <w:pPr>
+              <w:jc w:val="left"/>
+            </w:pPr>
+            <w:r>
+              <w:rPr>
+                <w:rFonts w:ascii="TimeNewRoman" w:hAnsi="TimeNewRoman"/>
+                <w:sz w:val="30"/>
+              </w:rPr>
+              <w:t>6</w:t>
+            </w:r>
+          </w:p>
+        </w:tc>
+        <w:tc>
+          <w:tcPr>
+            <w:tcW w:type="dxa" w:w="1987"/>
+          </w:tcPr>
+          <w:p>
+            <w:pPr>
+              <w:jc w:val="left"/>
+            </w:pPr>
+            <w:r>
+              <w:rPr>
+                <w:rFonts w:ascii="TimeNewRoman" w:hAnsi="TimeNewRoman"/>
+                <w:sz w:val="30"/>
+              </w:rPr>
+              <w:t>48</w:t>
+            </w:r>
+          </w:p>
+        </w:tc>
+        <w:tc>
+          <w:tcPr>
+            <w:tcW w:type="dxa" w:w="1987"/>
+          </w:tcPr>
+          <w:p>
+            <w:pPr>
+              <w:jc w:val="left"/>
+            </w:pPr>
+            <w:r>
+              <w:rPr>
+                <w:rFonts w:ascii="TimeNewRoman" w:hAnsi="TimeNewRoman"/>
+                <w:sz w:val="30"/>
+              </w:rPr>
+              <w:t>20</w:t>
+            </w:r>
+          </w:p>
+        </w:tc>
+      </w:tr>
+      <w:tr>
+        <w:tc>
+          <w:tcPr>
+            <w:tcW w:type="dxa" w:w="1987"/>
+          </w:tcPr>
+          <w:p>
+            <w:pPr>
+              <w:jc w:val="left"/>
+            </w:pPr>
+            <w:r>
+              <w:rPr>
+                <w:rFonts w:ascii="TimeNewRoman" w:hAnsi="TimeNewRoman"/>
+                <w:sz w:val="30"/>
+              </w:rPr>
+              <w:t>30</w:t>
+            </w:r>
+          </w:p>
+        </w:tc>
+        <w:tc>
+          <w:tcPr>
+            <w:tcW w:type="dxa" w:w="1987"/>
+          </w:tcPr>
+          <w:p>
+            <w:pPr>
+              <w:jc w:val="left"/>
+            </w:pPr>
+            <w:r>
+              <w:rPr>
+                <w:rFonts w:ascii="TimeNewRoman" w:hAnsi="TimeNewRoman"/>
+                <w:sz w:val="30"/>
+              </w:rPr>
+              <w:t>5</w:t>
+            </w:r>
+          </w:p>
+        </w:tc>
+        <w:tc>
+          <w:tcPr>
+            <w:tcW w:type="dxa" w:w="1987"/>
+          </w:tcPr>
+          <w:p>
+            <w:pPr>
+              <w:jc w:val="left"/>
+            </w:pPr>
+            <w:r>
+              <w:rPr>
+                <w:rFonts w:ascii="TimeNewRoman" w:hAnsi="TimeNewRoman"/>
+                <w:sz w:val="30"/>
+              </w:rPr>
+              <w:t>70</w:t>
+            </w:r>
+          </w:p>
+        </w:tc>
+        <w:tc>
+          <w:tcPr>
+            <w:tcW w:type="dxa" w:w="1987"/>
+          </w:tcPr>
+          <w:p>
+            <w:pPr>
+              <w:jc w:val="left"/>
+            </w:pPr>
+            <w:r>
+              <w:rPr>
+                <w:rFonts w:ascii="TimeNewRoman" w:hAnsi="TimeNewRoman"/>
+                <w:sz w:val="30"/>
+              </w:rPr>
+              <w:t>24</w:t>
+            </w:r>
+          </w:p>
+        </w:tc>
+        <w:tc>
+          <w:tcPr>
+            <w:tcW w:type="dxa" w:w="1987"/>
+          </w:tcPr>
+          <w:p>
+            <w:pPr>
+              <w:jc w:val="left"/>
+            </w:pPr>
+            <w:r>
+              <w:rPr>
+                <w:rFonts w:ascii="TimeNewRoman" w:hAnsi="TimeNewRoman"/>
+                <w:sz w:val="30"/>
+              </w:rPr>
               <w:t>83</w:t>
+            </w:r>
+          </w:p>
+        </w:tc>
+      </w:tr>
+      <w:tr>
+        <w:tc>
+          <w:tcPr>
+            <w:tcW w:type="dxa" w:w="1987"/>
+          </w:tcPr>
+          <w:p>
+            <w:pPr>
+              <w:jc w:val="left"/>
+            </w:pPr>
+            <w:r>
+              <w:rPr>
+                <w:rFonts w:ascii="TimeNewRoman" w:hAnsi="TimeNewRoman"/>
+                <w:sz w:val="30"/>
+              </w:rPr>
+              <w:t>19</w:t>
+            </w:r>
+          </w:p>
+        </w:tc>
+        <w:tc>
+          <w:tcPr>
+            <w:tcW w:type="dxa" w:w="1987"/>
+          </w:tcPr>
+          <w:p>
+            <w:pPr>
+              <w:jc w:val="left"/>
+            </w:pPr>
+            <w:r>
+              <w:rPr>
+                <w:rFonts w:ascii="TimeNewRoman" w:hAnsi="TimeNewRoman"/>
+                <w:sz w:val="30"/>
+              </w:rPr>
+              <w:t>10</w:t>
+            </w:r>
+          </w:p>
+        </w:tc>
+        <w:tc>
+          <w:tcPr>
+            <w:tcW w:type="dxa" w:w="1987"/>
+          </w:tcPr>
+          <w:p>
+            <w:pPr>
+              <w:jc w:val="left"/>
+            </w:pPr>
+            <w:r>
+              <w:rPr>
+                <w:rFonts w:ascii="TimeNewRoman" w:hAnsi="TimeNewRoman"/>
+                <w:sz w:val="30"/>
+              </w:rPr>
+              <w:t>22</w:t>
+            </w:r>
+          </w:p>
+        </w:tc>
+        <w:tc>
+          <w:tcPr>
+            <w:tcW w:type="dxa" w:w="1987"/>
+          </w:tcPr>
+          <w:p>
+            <w:pPr>
+              <w:jc w:val="left"/>
+            </w:pPr>
+            <w:r>
+              <w:rPr>
+                <w:rFonts w:ascii="TimeNewRoman" w:hAnsi="TimeNewRoman"/>
+                <w:sz w:val="30"/>
+              </w:rPr>
+              <w:t>20</w:t>
+            </w:r>
+          </w:p>
+        </w:tc>
+        <w:tc>
+          <w:tcPr>
+            <w:tcW w:type="dxa" w:w="1987"/>
+          </w:tcPr>
+          <w:p>
+            <w:pPr>
+              <w:jc w:val="left"/>
+            </w:pPr>
+            <w:r>
+              <w:rPr>
+                <w:rFonts w:ascii="TimeNewRoman" w:hAnsi="TimeNewRoman"/>
+                <w:sz w:val="30"/>
+              </w:rPr>
+              <w:t>24</w:t>
+            </w:r>
+          </w:p>
+        </w:tc>
+      </w:tr>
+      <w:tr>
+        <w:tc>
+          <w:tcPr>
+            <w:tcW w:type="dxa" w:w="1987"/>
+          </w:tcPr>
+          <w:p>
+            <w:pPr>
+              <w:jc w:val="left"/>
+            </w:pPr>
+            <w:r>
+              <w:rPr>
+                <w:rFonts w:ascii="TimeNewRoman" w:hAnsi="TimeNewRoman"/>
+                <w:sz w:val="30"/>
+              </w:rPr>
+              <w:t>186</w:t>
+            </w:r>
+          </w:p>
+        </w:tc>
+        <w:tc>
+          <w:tcPr>
+            <w:tcW w:type="dxa" w:w="1987"/>
+          </w:tcPr>
+          <w:p>
+            <w:pPr>
+              <w:jc w:val="left"/>
+            </w:pPr>
+            <w:r>
+              <w:rPr>
+                <w:rFonts w:ascii="TimeNewRoman" w:hAnsi="TimeNewRoman"/>
+                <w:sz w:val="30"/>
+              </w:rPr>
+              <w:t>2</w:t>
+            </w:r>
+          </w:p>
+        </w:tc>
+        <w:tc>
+          <w:tcPr>
+            <w:tcW w:type="dxa" w:w="1987"/>
+          </w:tcPr>
+          <w:p>
+            <w:pPr>
+              <w:jc w:val="left"/>
+            </w:pPr>
+            <w:r>
+              <w:rPr>
+                <w:rFonts w:ascii="TimeNewRoman" w:hAnsi="TimeNewRoman"/>
+                <w:sz w:val="30"/>
+              </w:rPr>
+              <w:t>35</w:t>
+            </w:r>
+          </w:p>
+        </w:tc>
+        <w:tc>
+          <w:tcPr>
+            <w:tcW w:type="dxa" w:w="1987"/>
+          </w:tcPr>
+          <w:p>
+            <w:pPr>
+              <w:jc w:val="left"/>
+            </w:pPr>
+            <w:r>
+              <w:rPr>
+                <w:rFonts w:ascii="TimeNewRoman" w:hAnsi="TimeNewRoman"/>
+                <w:sz w:val="30"/>
+              </w:rPr>
+              <w:t>19</w:t>
+            </w:r>
+          </w:p>
+        </w:tc>
+        <w:tc>
+          <w:tcPr>
+            <w:tcW w:type="dxa" w:w="1987"/>
+          </w:tcPr>
+          <w:p>
+            <w:pPr>
+              <w:jc w:val="left"/>
+            </w:pPr>
+            <w:r>
+              <w:rPr>
+                <w:rFonts w:ascii="TimeNewRoman" w:hAnsi="TimeNewRoman"/>
+                <w:sz w:val="30"/>
+              </w:rPr>
+              <w:t>21</w:t>
+            </w:r>
+          </w:p>
+        </w:tc>
+      </w:tr>
+      <w:tr>
+        <w:tc>
+          <w:tcPr>
+            <w:tcW w:type="dxa" w:w="1987"/>
+          </w:tcPr>
+          <w:p>
+            <w:pPr>
+              <w:jc w:val="left"/>
+            </w:pPr>
+            <w:r>
+              <w:rPr>
+                <w:rFonts w:ascii="TimeNewRoman" w:hAnsi="TimeNewRoman"/>
+                <w:sz w:val="30"/>
+              </w:rPr>
+              <w:t>27</w:t>
+            </w:r>
+          </w:p>
+        </w:tc>
+        <w:tc>
+          <w:tcPr>
+            <w:tcW w:type="dxa" w:w="1987"/>
+          </w:tcPr>
+          <w:p>
+            <w:pPr>
+              <w:jc w:val="left"/>
+            </w:pPr>
+            <w:r>
+              <w:rPr>
+                <w:rFonts w:ascii="TimeNewRoman" w:hAnsi="TimeNewRoman"/>
+                <w:sz w:val="30"/>
+              </w:rPr>
+              <w:t>64</w:t>
+            </w:r>
+          </w:p>
+        </w:tc>
+        <w:tc>
+          <w:tcPr>
+            <w:tcW w:type="dxa" w:w="1987"/>
+          </w:tcPr>
+          <w:p>
+            <w:pPr>
+              <w:jc w:val="left"/>
+            </w:pPr>
+            <w:r>
+              <w:rPr>
+                <w:rFonts w:ascii="TimeNewRoman" w:hAnsi="TimeNewRoman"/>
+                <w:sz w:val="30"/>
+              </w:rPr>
+              <w:t>18</w:t>
+            </w:r>
+          </w:p>
+        </w:tc>
+        <w:tc>
+          <w:tcPr>
+            <w:tcW w:type="dxa" w:w="1987"/>
+          </w:tcPr>
+          <w:p>
+            <w:pPr>
+              <w:jc w:val="left"/>
+            </w:pPr>
+            <w:r>
+              <w:rPr>
+                <w:rFonts w:ascii="TimeNewRoman" w:hAnsi="TimeNewRoman"/>
+                <w:sz w:val="30"/>
+              </w:rPr>
+              <w:t>68</w:t>
+            </w:r>
+          </w:p>
+        </w:tc>
+        <w:tc>
+          <w:tcPr>
+            <w:tcW w:type="dxa" w:w="1987"/>
+          </w:tcPr>
+          <w:p>
+            <w:pPr>
+              <w:jc w:val="left"/>
+            </w:pPr>
+            <w:r>
+              <w:rPr>
+                <w:rFonts w:ascii="TimeNewRoman" w:hAnsi="TimeNewRoman"/>
+                <w:sz w:val="30"/>
+              </w:rPr>
+              <w:t>124</w:t>
+            </w:r>
+          </w:p>
+        </w:tc>
+      </w:tr>
+      <w:tr>
+        <w:tc>
+          <w:tcPr>
+            <w:tcW w:type="dxa" w:w="1987"/>
+          </w:tcPr>
+          <w:p>
+            <w:pPr>
+              <w:jc w:val="left"/>
+            </w:pPr>
+            <w:r>
+              <w:rPr>
+                <w:rFonts w:ascii="TimeNewRoman" w:hAnsi="TimeNewRoman"/>
+                <w:sz w:val="30"/>
+              </w:rPr>
+              <w:t>8</w:t>
+            </w:r>
+          </w:p>
+        </w:tc>
+        <w:tc>
+          <w:tcPr>
+            <w:tcW w:type="dxa" w:w="1987"/>
+          </w:tcPr>
+          <w:p>
+            <w:pPr>
+              <w:jc w:val="left"/>
+            </w:pPr>
+            <w:r>
+              <w:rPr>
+                <w:rFonts w:ascii="TimeNewRoman" w:hAnsi="TimeNewRoman"/>
+                <w:sz w:val="30"/>
+              </w:rPr>
+              <w:t>8</w:t>
+            </w:r>
+          </w:p>
+        </w:tc>
+        <w:tc>
+          <w:tcPr>
+            <w:tcW w:type="dxa" w:w="1987"/>
+          </w:tcPr>
+          <w:p>
+            <w:pPr>
+              <w:jc w:val="left"/>
+            </w:pPr>
+            <w:r>
+              <w:rPr>
+                <w:rFonts w:ascii="TimeNewRoman" w:hAnsi="TimeNewRoman"/>
+                <w:sz w:val="30"/>
+              </w:rPr>
+              <w:t>36</w:t>
+            </w:r>
+          </w:p>
+        </w:tc>
+        <w:tc>
+          <w:tcPr>
+            <w:tcW w:type="dxa" w:w="1987"/>
+          </w:tcPr>
+          <w:p>
+            <w:pPr>
+              <w:jc w:val="left"/>
+            </w:pPr>
+            <w:r>
+              <w:rPr>
+                <w:rFonts w:ascii="TimeNewRoman" w:hAnsi="TimeNewRoman"/>
+                <w:sz w:val="30"/>
+              </w:rPr>
+              <w:t>152</w:t>
+            </w:r>
+          </w:p>
+        </w:tc>
+        <w:tc>
+          <w:tcPr>
+            <w:tcW w:type="dxa" w:w="1987"/>
+          </w:tcPr>
+          <w:p>
+            <w:pPr>
+              <w:jc w:val="left"/>
+            </w:pPr>
+            <w:r>
+              <w:rPr>
+                <w:rFonts w:ascii="TimeNewRoman" w:hAnsi="TimeNewRoman"/>
+                <w:sz w:val="30"/>
+              </w:rPr>
+              <w:t>67</w:t>
+            </w:r>
+          </w:p>
+        </w:tc>
+      </w:tr>
+      <w:tr>
+        <w:tc>
+          <w:tcPr>
+            <w:tcW w:type="dxa" w:w="1987"/>
+          </w:tcPr>
+          <w:p>
+            <w:pPr>
+              <w:jc w:val="left"/>
+            </w:pPr>
+            <w:r>
+              <w:rPr>
+                <w:rFonts w:ascii="TimeNewRoman" w:hAnsi="TimeNewRoman"/>
+                <w:sz w:val="30"/>
+              </w:rPr>
+              <w:t>81</w:t>
+            </w:r>
+          </w:p>
+        </w:tc>
+        <w:tc>
+          <w:tcPr>
+            <w:tcW w:type="dxa" w:w="1987"/>
+          </w:tcPr>
+          <w:p>
+            <w:pPr>
+              <w:jc w:val="left"/>
+            </w:pPr>
+            <w:r>
+              <w:rPr>
+                <w:rFonts w:ascii="TimeNewRoman" w:hAnsi="TimeNewRoman"/>
+                <w:sz w:val="30"/>
+              </w:rPr>
+              <w:t>69</w:t>
+            </w:r>
+          </w:p>
+        </w:tc>
+        <w:tc>
+          <w:tcPr>
+            <w:tcW w:type="dxa" w:w="1987"/>
+          </w:tcPr>
+          <w:p>
+            <w:pPr>
+              <w:jc w:val="left"/>
+            </w:pPr>
+            <w:r>
+              <w:rPr>
+                <w:rFonts w:ascii="TimeNewRoman" w:hAnsi="TimeNewRoman"/>
+                <w:sz w:val="30"/>
+              </w:rPr>
+              <w:t>49</w:t>
+            </w:r>
+          </w:p>
+        </w:tc>
+        <w:tc>
+          <w:tcPr>
+            <w:tcW w:type="dxa" w:w="1987"/>
+          </w:tcPr>
+          <w:p>
+            <w:pPr>
+              <w:jc w:val="left"/>
+            </w:pPr>
+            <w:r>
+              <w:rPr>
+                <w:rFonts w:ascii="TimeNewRoman" w:hAnsi="TimeNewRoman"/>
+                <w:sz w:val="30"/>
+              </w:rPr>
+              <w:t>7</w:t>
+            </w:r>
+          </w:p>
+        </w:tc>
+        <w:tc>
+          <w:tcPr>
+            <w:tcW w:type="dxa" w:w="1987"/>
+          </w:tcPr>
+          <w:p>
+            <w:pPr>
+              <w:jc w:val="left"/>
+            </w:pPr>
+            <w:r>
+              <w:rPr>
+                <w:rFonts w:ascii="TimeNewRoman" w:hAnsi="TimeNewRoman"/>
+                <w:sz w:val="30"/>
+              </w:rPr>
+              <w:t>18</w:t>
+            </w:r>
+          </w:p>
+        </w:tc>
+      </w:tr>
+      <w:tr>
+        <w:tc>
+          <w:tcPr>
+            <w:tcW w:type="dxa" w:w="1987"/>
+          </w:tcPr>
+          <w:p>
+            <w:pPr>
+              <w:jc w:val="left"/>
+            </w:pPr>
+            <w:r>
+              <w:rPr>
+                <w:rFonts w:ascii="TimeNewRoman" w:hAnsi="TimeNewRoman"/>
+                <w:sz w:val="30"/>
+              </w:rPr>
+              <w:t>1</w:t>
+            </w:r>
+          </w:p>
+        </w:tc>
+        <w:tc>
+          <w:tcPr>
+            <w:tcW w:type="dxa" w:w="1987"/>
+          </w:tcPr>
+          <w:p>
+            <w:pPr>
+              <w:jc w:val="left"/>
+            </w:pPr>
+            <w:r>
+              <w:rPr>
+                <w:rFonts w:ascii="TimeNewRoman" w:hAnsi="TimeNewRoman"/>
+                <w:sz w:val="30"/>
+              </w:rPr>
+              <w:t>56</w:t>
+            </w:r>
+          </w:p>
+        </w:tc>
+        <w:tc>
+          <w:tcPr>
+            <w:tcW w:type="dxa" w:w="1987"/>
+          </w:tcPr>
+          <w:p>
+            <w:pPr>
+              <w:jc w:val="left"/>
+            </w:pPr>
+            <w:r>
+              <w:rPr>
+                <w:rFonts w:ascii="TimeNewRoman" w:hAnsi="TimeNewRoman"/>
+                <w:sz w:val="30"/>
+              </w:rPr>
+              <w:t>24</w:t>
+            </w:r>
+          </w:p>
+        </w:tc>
+        <w:tc>
+          <w:tcPr>
+            <w:tcW w:type="dxa" w:w="1987"/>
+          </w:tcPr>
+          <w:p>
+            <w:pPr>
+              <w:jc w:val="left"/>
+            </w:pPr>
+            <w:r>
+              <w:rPr>
+                <w:rFonts w:ascii="TimeNewRoman" w:hAnsi="TimeNewRoman"/>
+                <w:sz w:val="30"/>
+              </w:rPr>
+              <w:t>16</w:t>
+            </w:r>
+          </w:p>
+        </w:tc>
+        <w:tc>
+          <w:tcPr>
+            <w:tcW w:type="dxa" w:w="1987"/>
+          </w:tcPr>
+          <w:p>
+            <w:pPr>
+              <w:jc w:val="left"/>
+            </w:pPr>
+            <w:r>
+              <w:rPr>
+                <w:rFonts w:ascii="TimeNewRoman" w:hAnsi="TimeNewRoman"/>
+                <w:sz w:val="30"/>
+              </w:rPr>
+              <w:t>3</w:t>
+            </w:r>
+          </w:p>
+        </w:tc>
+      </w:tr>
+      <w:tr>
+        <w:tc>
+          <w:tcPr>
+            <w:tcW w:type="dxa" w:w="1987"/>
+          </w:tcPr>
+          <w:p>
+            <w:pPr>
+              <w:jc w:val="left"/>
+            </w:pPr>
+            <w:r>
+              <w:rPr>
+                <w:rFonts w:ascii="TimeNewRoman" w:hAnsi="TimeNewRoman"/>
+                <w:sz w:val="30"/>
+              </w:rPr>
+              <w:t>15</w:t>
+            </w:r>
+          </w:p>
+        </w:tc>
+        <w:tc>
+          <w:tcPr>
+            <w:tcW w:type="dxa" w:w="1987"/>
+          </w:tcPr>
+          <w:p>
+            <w:pPr>
+              <w:jc w:val="left"/>
+            </w:pPr>
+            <w:r>
+              <w:rPr>
+                <w:rFonts w:ascii="TimeNewRoman" w:hAnsi="TimeNewRoman"/>
+                <w:sz w:val="30"/>
+              </w:rPr>
+              <w:t>100</w:t>
+            </w:r>
+          </w:p>
+        </w:tc>
+        <w:tc>
+          <w:tcPr>
+            <w:tcW w:type="dxa" w:w="1987"/>
+          </w:tcPr>
+          <w:p>
+            <w:pPr>
+              <w:jc w:val="left"/>
+            </w:pPr>
+            <w:r>
+              <w:rPr>
+                <w:rFonts w:ascii="TimeNewRoman" w:hAnsi="TimeNewRoman"/>
+                <w:sz w:val="30"/>
+              </w:rPr>
+              <w:t>9</w:t>
+            </w:r>
+          </w:p>
+        </w:tc>
+        <w:tc>
+          <w:tcPr>
+            <w:tcW w:type="dxa" w:w="1987"/>
+          </w:tcPr>
+          <w:p>
+            <w:pPr>
+              <w:jc w:val="left"/>
+            </w:pPr>
+            <w:r>
+              <w:rPr>
+                <w:rFonts w:ascii="TimeNewRoman" w:hAnsi="TimeNewRoman"/>
+                <w:sz w:val="30"/>
+              </w:rPr>
+              <w:t>40</w:t>
+            </w:r>
+          </w:p>
+        </w:tc>
+        <w:tc>
+          <w:tcPr>
+            <w:tcW w:type="dxa" w:w="1987"/>
+          </w:tcPr>
+          <w:p>
+            <w:pPr>
+              <w:jc w:val="left"/>
+            </w:pPr>
+            <w:r>
+              <w:rPr>
+                <w:rFonts w:ascii="TimeNewRoman" w:hAnsi="TimeNewRoman"/>
+                <w:sz w:val="30"/>
+              </w:rPr>
+              <w:t>27</w:t>
+            </w:r>
+          </w:p>
+        </w:tc>
+      </w:tr>
+      <w:tr>
+        <w:tc>
+          <w:tcPr>
+            <w:tcW w:type="dxa" w:w="1987"/>
+          </w:tcPr>
+          <w:p>
+            <w:pPr>
+              <w:jc w:val="left"/>
+            </w:pPr>
+            <w:r>
+              <w:rPr>
+                <w:rFonts w:ascii="TimeNewRoman" w:hAnsi="TimeNewRoman"/>
+                <w:sz w:val="30"/>
+              </w:rPr>
+              <w:t>61</w:t>
+            </w:r>
+          </w:p>
+        </w:tc>
+        <w:tc>
+          <w:tcPr>
+            <w:tcW w:type="dxa" w:w="1987"/>
+          </w:tcPr>
+          <w:p>
+            <w:pPr>
+              <w:jc w:val="left"/>
+            </w:pPr>
+            <w:r>
+              <w:rPr>
+                <w:rFonts w:ascii="TimeNewRoman" w:hAnsi="TimeNewRoman"/>
+                <w:sz w:val="30"/>
+              </w:rPr>
+              <w:t>79</w:t>
+            </w:r>
+          </w:p>
+        </w:tc>
+        <w:tc>
+          <w:tcPr>
+            <w:tcW w:type="dxa" w:w="1987"/>
+          </w:tcPr>
+          <w:p>
+            <w:pPr>
+              <w:jc w:val="left"/>
+            </w:pPr>
+            <w:r>
+              <w:rPr>
+                <w:rFonts w:ascii="TimeNewRoman" w:hAnsi="TimeNewRoman"/>
+                <w:sz w:val="30"/>
+              </w:rPr>
+              <w:t>78</w:t>
+            </w:r>
+          </w:p>
+        </w:tc>
+        <w:tc>
+          <w:tcPr>
+            <w:tcW w:type="dxa" w:w="1987"/>
+          </w:tcPr>
+          <w:p>
+            <w:pPr>
+              <w:jc w:val="left"/>
+            </w:pPr>
+            <w:r>
+              <w:rPr>
+                <w:rFonts w:ascii="TimeNewRoman" w:hAnsi="TimeNewRoman"/>
+                <w:sz w:val="30"/>
+              </w:rPr>
+              <w:t>14</w:t>
+            </w:r>
+          </w:p>
+        </w:tc>
+        <w:tc>
+          <w:tcPr>
+            <w:tcW w:type="dxa" w:w="1987"/>
+          </w:tcPr>
+          <w:p>
+            <w:pPr>
+              <w:jc w:val="left"/>
+            </w:pPr>
+            <w:r>
+              <w:rPr>
+                <w:rFonts w:ascii="TimeNewRoman" w:hAnsi="TimeNewRoman"/>
+                <w:sz w:val="30"/>
+              </w:rPr>
+              <w:t>4</w:t>
+            </w:r>
+          </w:p>
+        </w:tc>
+      </w:tr>
+      <w:tr>
+        <w:tc>
+          <w:tcPr>
+            <w:tcW w:type="dxa" w:w="1987"/>
+          </w:tcPr>
+          <w:p>
+            <w:pPr>
+              <w:jc w:val="left"/>
+            </w:pPr>
+            <w:r>
+              <w:rPr>
+                <w:rFonts w:ascii="TimeNewRoman" w:hAnsi="TimeNewRoman"/>
+                <w:sz w:val="30"/>
+              </w:rPr>
+              <w:t>21</w:t>
+            </w:r>
+          </w:p>
+        </w:tc>
+        <w:tc>
+          <w:tcPr>
+            <w:tcW w:type="dxa" w:w="1987"/>
+          </w:tcPr>
+          <w:p>
+            <w:pPr>
+              <w:jc w:val="left"/>
+            </w:pPr>
+            <w:r>
+              <w:rPr>
+                <w:rFonts w:ascii="TimeNewRoman" w:hAnsi="TimeNewRoman"/>
+                <w:sz w:val="30"/>
+              </w:rPr>
+              <w:t>15</w:t>
+            </w:r>
+          </w:p>
+        </w:tc>
+        <w:tc>
+          <w:tcPr>
+            <w:tcW w:type="dxa" w:w="1987"/>
+          </w:tcPr>
+          <w:p>
+            <w:pPr>
+              <w:jc w:val="left"/>
+            </w:pPr>
+            <w:r>
+              <w:rPr>
+                <w:rFonts w:ascii="TimeNewRoman" w:hAnsi="TimeNewRoman"/>
+                <w:sz w:val="30"/>
+              </w:rPr>
+              <w:t>3</w:t>
+            </w:r>
+          </w:p>
+        </w:tc>
+        <w:tc>
+          <w:tcPr>
+            <w:tcW w:type="dxa" w:w="1987"/>
+          </w:tcPr>
+          <w:p>
+            <w:pPr>
+              <w:jc w:val="left"/>
+            </w:pPr>
+            <w:r>
+              <w:rPr>
+                <w:rFonts w:ascii="TimeNewRoman" w:hAnsi="TimeNewRoman"/>
+                <w:sz w:val="30"/>
+              </w:rPr>
+              <w:t>5</w:t>
+            </w:r>
+          </w:p>
+        </w:tc>
+        <w:tc>
+          <w:tcPr>
+            <w:tcW w:type="dxa" w:w="1987"/>
+          </w:tcPr>
+          <w:p>
+            <w:pPr>
+              <w:jc w:val="left"/>
+            </w:pPr>
+            <w:r>
+              <w:rPr>
+                <w:rFonts w:ascii="TimeNewRoman" w:hAnsi="TimeNewRoman"/>
+                <w:sz w:val="30"/>
+              </w:rPr>
+              <w:t>14</w:t>
+            </w:r>
+          </w:p>
+        </w:tc>
+      </w:tr>
+      <w:tr>
+        <w:tc>
+          <w:tcPr>
+            <w:tcW w:type="dxa" w:w="1987"/>
+          </w:tcPr>
+          <w:p>
+            <w:pPr>
+              <w:jc w:val="left"/>
+            </w:pPr>
+            <w:r>
+              <w:rPr>
+                <w:rFonts w:ascii="TimeNewRoman" w:hAnsi="TimeNewRoman"/>
+                <w:sz w:val="30"/>
+              </w:rPr>
+              <w:t>66</w:t>
+            </w:r>
+          </w:p>
+        </w:tc>
+        <w:tc>
+          <w:tcPr>
+            <w:tcW w:type="dxa" w:w="1987"/>
+          </w:tcPr>
+          <w:p>
+            <w:pPr>
+              <w:jc w:val="left"/>
+            </w:pPr>
+            <w:r>
+              <w:rPr>
+                <w:rFonts w:ascii="TimeNewRoman" w:hAnsi="TimeNewRoman"/>
+                <w:sz w:val="30"/>
+              </w:rPr>
+              <w:t>40</w:t>
+            </w:r>
+          </w:p>
+        </w:tc>
+        <w:tc>
+          <w:tcPr>
+            <w:tcW w:type="dxa" w:w="1987"/>
+          </w:tcPr>
+          <w:p>
+            <w:pPr>
+              <w:jc w:val="left"/>
+            </w:pPr>
+            <w:r>
+              <w:rPr>
+                <w:rFonts w:ascii="TimeNewRoman" w:hAnsi="TimeNewRoman"/>
+                <w:sz w:val="30"/>
+              </w:rPr>
+              <w:t>42</w:t>
+            </w:r>
+          </w:p>
+        </w:tc>
+        <w:tc>
+          <w:tcPr>
+            <w:tcW w:type="dxa" w:w="1987"/>
+          </w:tcPr>
+          <w:p>
+            <w:pPr>
+              <w:jc w:val="left"/>
+            </w:pPr>
+            <w:r>
+              <w:rPr>
+                <w:rFonts w:ascii="TimeNewRoman" w:hAnsi="TimeNewRoman"/>
+                <w:sz w:val="30"/>
+              </w:rPr>
+              <w:t>69</w:t>
+            </w:r>
+          </w:p>
+        </w:tc>
+        <w:tc>
+          <w:tcPr>
+            <w:tcW w:type="dxa" w:w="1987"/>
+          </w:tcPr>
+          <w:p>
+            <w:pPr>
+              <w:jc w:val="left"/>
+            </w:pPr>
+            <w:r>
+              <w:rPr>
+                <w:rFonts w:ascii="TimeNewRoman" w:hAnsi="TimeNewRoman"/>
+                <w:sz w:val="30"/>
+              </w:rPr>
+              <w:t>32</w:t>
+            </w:r>
+          </w:p>
+        </w:tc>
+      </w:tr>
+      <w:tr>
+        <w:tc>
+          <w:tcPr>
+            <w:tcW w:type="dxa" w:w="1987"/>
+          </w:tcPr>
+          <w:p>
+            <w:pPr>
+              <w:jc w:val="left"/>
+            </w:pPr>
+            <w:r>
+              <w:rPr>
+                <w:rFonts w:ascii="TimeNewRoman" w:hAnsi="TimeNewRoman"/>
+                <w:sz w:val="30"/>
+              </w:rPr>
+              <w:t>8</w:t>
+            </w:r>
+          </w:p>
+        </w:tc>
+        <w:tc>
+          <w:tcPr>
+            <w:tcW w:type="dxa" w:w="1987"/>
+          </w:tcPr>
+          <w:p>
+            <w:pPr>
+              <w:jc w:val="left"/>
+            </w:pPr>
+            <w:r>
+              <w:rPr>
+                <w:rFonts w:ascii="TimeNewRoman" w:hAnsi="TimeNewRoman"/>
+                <w:sz w:val="30"/>
+              </w:rPr>
+              <w:t>54</w:t>
+            </w:r>
+          </w:p>
+        </w:tc>
+        <w:tc>
+          <w:tcPr>
+            <w:tcW w:type="dxa" w:w="1987"/>
+          </w:tcPr>
+          <w:p>
+            <w:pPr>
+              <w:jc w:val="left"/>
+            </w:pPr>
+            <w:r>
+              <w:rPr>
+                <w:rFonts w:ascii="TimeNewRoman" w:hAnsi="TimeNewRoman"/>
+                <w:sz w:val="30"/>
+              </w:rPr>
+              <w:t>50</w:t>
+            </w:r>
+          </w:p>
+        </w:tc>
+        <w:tc>
+          <w:tcPr>
+            <w:tcW w:type="dxa" w:w="1987"/>
+          </w:tcPr>
+          <w:p>
+            <w:pPr>
+              <w:jc w:val="left"/>
+            </w:pPr>
+            <w:r>
+              <w:rPr>
+                <w:rFonts w:ascii="TimeNewRoman" w:hAnsi="TimeNewRoman"/>
+                <w:sz w:val="30"/>
+              </w:rPr>
+              <w:t>54</w:t>
+            </w:r>
+          </w:p>
+        </w:tc>
+        <w:tc>
+          <w:tcPr>
+            <w:tcW w:type="dxa" w:w="1987"/>
+          </w:tcPr>
+          <w:p>
+            <w:pPr>
+              <w:jc w:val="left"/>
+            </w:pPr>
+            <w:r>
+              <w:rPr>
+                <w:rFonts w:ascii="TimeNewRoman" w:hAnsi="TimeNewRoman"/>
+                <w:sz w:val="30"/>
+              </w:rPr>
+              <w:t>4</w:t>
+            </w:r>
+          </w:p>
+        </w:tc>
+      </w:tr>
+      <w:tr>
+        <w:tc>
+          <w:tcPr>
+            <w:tcW w:type="dxa" w:w="1987"/>
+          </w:tcPr>
+          <w:p>
+            <w:pPr>
+              <w:jc w:val="left"/>
+            </w:pPr>
+            <w:r>
+              <w:rPr>
+                <w:rFonts w:ascii="TimeNewRoman" w:hAnsi="TimeNewRoman"/>
+                <w:sz w:val="30"/>
+              </w:rPr>
+              <w:t>16</w:t>
+            </w:r>
+          </w:p>
+        </w:tc>
+        <w:tc>
+          <w:tcPr>
+            <w:tcW w:type="dxa" w:w="1987"/>
+          </w:tcPr>
+          <w:p>
+            <w:pPr>
+              <w:jc w:val="left"/>
+            </w:pPr>
+            <w:r>
+              <w:rPr>
+                <w:rFonts w:ascii="TimeNewRoman" w:hAnsi="TimeNewRoman"/>
+                <w:sz w:val="30"/>
+              </w:rPr>
+              <w:t>13</w:t>
             </w:r>
           </w:p>
         </w:tc>
@@ -74,285 +1309,7 @@
                 <w:rFonts w:ascii="TimeNewRoman" w:hAnsi="TimeNewRoman"/>
                 <w:sz w:val="30"/>
               </w:rPr>
-              <w:t>47</w:t>
-            </w:r>
-          </w:p>
-        </w:tc>
-        <w:tc>
-          <w:tcPr>
-            <w:tcW w:type="dxa" w:w="1987"/>
-          </w:tcPr>
-          <w:p>
-            <w:pPr>
-              <w:jc w:val="left"/>
-            </w:pPr>
-            <w:r>
-              <w:rPr>
-                <w:rFonts w:ascii="TimeNewRoman" w:hAnsi="TimeNewRoman"/>
-                <w:sz w:val="30"/>
-              </w:rPr>
-              <w:t>15</w:t>
-            </w:r>
-          </w:p>
-        </w:tc>
-        <w:tc>
-          <w:tcPr>
-            <w:tcW w:type="dxa" w:w="1987"/>
-          </w:tcPr>
-          <w:p>
-            <w:pPr>
-              <w:jc w:val="left"/>
-            </w:pPr>
-            <w:r>
-              <w:rPr>
-                <w:rFonts w:ascii="TimeNewRoman" w:hAnsi="TimeNewRoman"/>
-                <w:sz w:val="30"/>
-              </w:rPr>
-              <w:t>15</w:t>
-            </w:r>
-          </w:p>
-        </w:tc>
-      </w:tr>
-      <w:tr>
-        <w:tc>
-          <w:tcPr>
-            <w:tcW w:type="dxa" w:w="1987"/>
-          </w:tcPr>
-          <w:p>
-            <w:pPr>
-              <w:jc w:val="left"/>
-            </w:pPr>
-            <w:r>
-              <w:rPr>
-                <w:rFonts w:ascii="TimeNewRoman" w:hAnsi="TimeNewRoman"/>
-                <w:sz w:val="30"/>
-              </w:rPr>
-              <w:t>89</w:t>
-            </w:r>
-          </w:p>
-        </w:tc>
-        <w:tc>
-          <w:tcPr>
-            <w:tcW w:type="dxa" w:w="1987"/>
-          </w:tcPr>
-          <w:p>
-            <w:pPr>
-              <w:jc w:val="left"/>
-            </w:pPr>
-            <w:r>
-              <w:rPr>
-                <w:rFonts w:ascii="TimeNewRoman" w:hAnsi="TimeNewRoman"/>
-                <w:sz w:val="30"/>
-              </w:rPr>
-              <w:t>8</w:t>
-            </w:r>
-          </w:p>
-        </w:tc>
-        <w:tc>
-          <w:tcPr>
-            <w:tcW w:type="dxa" w:w="1987"/>
-          </w:tcPr>
-          <w:p>
-            <w:pPr>
-              <w:jc w:val="left"/>
-            </w:pPr>
-            <w:r>
-              <w:rPr>
-                <w:rFonts w:ascii="TimeNewRoman" w:hAnsi="TimeNewRoman"/>
-                <w:sz w:val="30"/>
-              </w:rPr>
-              <w:t>52</w:t>
-            </w:r>
-          </w:p>
-        </w:tc>
-        <w:tc>
-          <w:tcPr>
-            <w:tcW w:type="dxa" w:w="1987"/>
-          </w:tcPr>
-          <w:p>
-            <w:pPr>
-              <w:jc w:val="left"/>
-            </w:pPr>
-            <w:r>
-              <w:rPr>
-                <w:rFonts w:ascii="TimeNewRoman" w:hAnsi="TimeNewRoman"/>
-                <w:sz w:val="30"/>
-              </w:rPr>
-              <w:t>5</w:t>
-            </w:r>
-          </w:p>
-        </w:tc>
-        <w:tc>
-          <w:tcPr>
-            <w:tcW w:type="dxa" w:w="1987"/>
-          </w:tcPr>
-          <w:p>
-            <w:pPr>
-              <w:jc w:val="left"/>
-            </w:pPr>
-            <w:r>
-              <w:rPr>
-                <w:rFonts w:ascii="TimeNewRoman" w:hAnsi="TimeNewRoman"/>
-                <w:sz w:val="30"/>
-              </w:rPr>
-              <w:t>68</w:t>
-            </w:r>
-          </w:p>
-        </w:tc>
-      </w:tr>
-      <w:tr>
-        <w:tc>
-          <w:tcPr>
-            <w:tcW w:type="dxa" w:w="1987"/>
-          </w:tcPr>
-          <w:p>
-            <w:pPr>
-              <w:jc w:val="left"/>
-            </w:pPr>
-            <w:r>
-              <w:rPr>
-                <w:rFonts w:ascii="TimeNewRoman" w:hAnsi="TimeNewRoman"/>
-                <w:sz w:val="30"/>
-              </w:rPr>
-              <w:t>60</w:t>
-            </w:r>
-          </w:p>
-        </w:tc>
-        <w:tc>
-          <w:tcPr>
-            <w:tcW w:type="dxa" w:w="1987"/>
-          </w:tcPr>
-          <w:p>
-            <w:pPr>
-              <w:jc w:val="left"/>
-            </w:pPr>
-            <w:r>
-              <w:rPr>
-                <w:rFonts w:ascii="TimeNewRoman" w:hAnsi="TimeNewRoman"/>
-                <w:sz w:val="30"/>
-              </w:rPr>
-              <w:t>56</w:t>
-            </w:r>
-          </w:p>
-        </w:tc>
-        <w:tc>
-          <w:tcPr>
-            <w:tcW w:type="dxa" w:w="1987"/>
-          </w:tcPr>
-          <w:p>
-            <w:pPr>
-              <w:jc w:val="left"/>
-            </w:pPr>
-            <w:r>
-              <w:rPr>
-                <w:rFonts w:ascii="TimeNewRoman" w:hAnsi="TimeNewRoman"/>
-                <w:sz w:val="30"/>
-              </w:rPr>
-              <w:t>48</w:t>
-            </w:r>
-          </w:p>
-        </w:tc>
-        <w:tc>
-          <w:tcPr>
-            <w:tcW w:type="dxa" w:w="1987"/>
-          </w:tcPr>
-          <w:p>
-            <w:pPr>
-              <w:jc w:val="left"/>
-            </w:pPr>
-            <w:r>
-              <w:rPr>
-                <w:rFonts w:ascii="TimeNewRoman" w:hAnsi="TimeNewRoman"/>
-                <w:sz w:val="30"/>
-              </w:rPr>
-              <w:t>15</w:t>
-            </w:r>
-          </w:p>
-        </w:tc>
-        <w:tc>
-          <w:tcPr>
-            <w:tcW w:type="dxa" w:w="1987"/>
-          </w:tcPr>
-          <w:p>
-            <w:pPr>
-              <w:jc w:val="left"/>
-            </w:pPr>
-            <w:r>
-              <w:rPr>
-                <w:rFonts w:ascii="TimeNewRoman" w:hAnsi="TimeNewRoman"/>
-                <w:sz w:val="30"/>
-              </w:rPr>
-              <w:t>10</w:t>
-            </w:r>
-          </w:p>
-        </w:tc>
-      </w:tr>
-      <w:tr>
-        <w:tc>
-          <w:tcPr>
-            <w:tcW w:type="dxa" w:w="1987"/>
-          </w:tcPr>
-          <w:p>
-            <w:pPr>
-              <w:jc w:val="left"/>
-            </w:pPr>
-            <w:r>
-              <w:rPr>
-                <w:rFonts w:ascii="TimeNewRoman" w:hAnsi="TimeNewRoman"/>
-                <w:sz w:val="30"/>
-              </w:rPr>
-              <w:t>95</w:t>
-            </w:r>
-          </w:p>
-        </w:tc>
-        <w:tc>
-          <w:tcPr>
-            <w:tcW w:type="dxa" w:w="1987"/>
-          </w:tcPr>
-          <w:p>
-            <w:pPr>
-              <w:jc w:val="left"/>
-            </w:pPr>
-            <w:r>
-              <w:rPr>
-                <w:rFonts w:ascii="TimeNewRoman" w:hAnsi="TimeNewRoman"/>
-                <w:sz w:val="30"/>
-              </w:rPr>
-              <w:t>63</w:t>
-            </w:r>
-          </w:p>
-        </w:tc>
-        <w:tc>
-          <w:tcPr>
-            <w:tcW w:type="dxa" w:w="1987"/>
-          </w:tcPr>
-          <w:p>
-            <w:pPr>
-              <w:jc w:val="left"/>
-            </w:pPr>
-            <w:r>
-              <w:rPr>
-                <w:rFonts w:ascii="TimeNewRoman" w:hAnsi="TimeNewRoman"/>
-                <w:sz w:val="30"/>
-              </w:rPr>
-              <w:t>197</w:t>
-            </w:r>
-          </w:p>
-        </w:tc>
-        <w:tc>
-          <w:tcPr>
-            <w:tcW w:type="dxa" w:w="1987"/>
-          </w:tcPr>
-          <w:p>
-            <w:pPr>
-              <w:jc w:val="left"/>
-            </w:pPr>
-            <w:r>
-              <w:rPr>
-                <w:rFonts w:ascii="TimeNewRoman" w:hAnsi="TimeNewRoman"/>
-                <w:sz w:val="30"/>
-              </w:rPr>
-              <w:t>21</w:t>
+              <w:t>36</w:t>
             </w:r>
           </w:p>
         </w:tc>
@@ -388,7 +1345,7 @@
                 <w:rFonts w:ascii="TimeNewRoman" w:hAnsi="TimeNewRoman"/>
                 <w:sz w:val="30"/>
               </w:rPr>
-              <w:t>3</w:t>
+              <w:t>72</w:t>
             </w:r>
           </w:p>
         </w:tc>
@@ -405,7 +1362,7 @@
                 <w:rFonts w:ascii="TimeNewRoman" w:hAnsi="TimeNewRoman"/>
                 <w:sz w:val="30"/>
               </w:rPr>
-              <w:t>24</w:t>
+              <w:t>17</w:t>
             </w:r>
           </w:p>
         </w:tc>
@@ -422,7 +1379,7 @@
                 <w:rFonts w:ascii="TimeNewRoman" w:hAnsi="TimeNewRoman"/>
                 <w:sz w:val="30"/>
               </w:rPr>
-              <w:t>12</w:t>
+              <w:t>86</w:t>
             </w:r>
           </w:p>
         </w:tc>
@@ -439,7 +1396,181 @@
                 <w:rFonts w:ascii="TimeNewRoman" w:hAnsi="TimeNewRoman"/>
                 <w:sz w:val="30"/>
               </w:rPr>
-              <w:t>18</w:t>
+              <w:t>9</w:t>
+            </w:r>
+          </w:p>
+        </w:tc>
+        <w:tc>
+          <w:tcPr>
+            <w:tcW w:type="dxa" w:w="1987"/>
+          </w:tcPr>
+          <w:p>
+            <w:pPr>
+              <w:jc w:val="left"/>
+            </w:pPr>
+            <w:r>
+              <w:rPr>
+                <w:rFonts w:ascii="TimeNewRoman" w:hAnsi="TimeNewRoman"/>
+                <w:sz w:val="30"/>
+              </w:rPr>
+              <w:t>48</w:t>
+            </w:r>
+          </w:p>
+        </w:tc>
+      </w:tr>
+      <w:tr>
+        <w:tc>
+          <w:tcPr>
+            <w:tcW w:type="dxa" w:w="1987"/>
+          </w:tcPr>
+          <w:p>
+            <w:pPr>
+              <w:jc w:val="left"/>
+            </w:pPr>
+            <w:r>
+              <w:rPr>
+                <w:rFonts w:ascii="TimeNewRoman" w:hAnsi="TimeNewRoman"/>
+                <w:sz w:val="30"/>
+              </w:rPr>
+              <w:t>57</w:t>
+            </w:r>
+          </w:p>
+        </w:tc>
+        <w:tc>
+          <w:tcPr>
+            <w:tcW w:type="dxa" w:w="1987"/>
+          </w:tcPr>
+          <w:p>
+            <w:pPr>
+              <w:jc w:val="left"/>
+            </w:pPr>
+            <w:r>
+              <w:rPr>
+                <w:rFonts w:ascii="TimeNewRoman" w:hAnsi="TimeNewRoman"/>
+                <w:sz w:val="30"/>
+              </w:rPr>
+              <w:t>4</w:t>
+            </w:r>
+          </w:p>
+        </w:tc>
+        <w:tc>
+          <w:tcPr>
+            <w:tcW w:type="dxa" w:w="1987"/>
+          </w:tcPr>
+          <w:p>
+            <w:pPr>
+              <w:jc w:val="left"/>
+            </w:pPr>
+            <w:r>
+              <w:rPr>
+                <w:rFonts w:ascii="TimeNewRoman" w:hAnsi="TimeNewRoman"/>
+                <w:sz w:val="30"/>
+              </w:rPr>
+              <w:t>49</w:t>
+            </w:r>
+          </w:p>
+        </w:tc>
+        <w:tc>
+          <w:tcPr>
+            <w:tcW w:type="dxa" w:w="1987"/>
+          </w:tcPr>
+          <w:p>
+            <w:pPr>
+              <w:jc w:val="left"/>
+            </w:pPr>
+            <w:r>
+              <w:rPr>
+                <w:rFonts w:ascii="TimeNewRoman" w:hAnsi="TimeNewRoman"/>
+                <w:sz w:val="30"/>
+              </w:rPr>
+              <w:t>19</w:t>
+            </w:r>
+          </w:p>
+        </w:tc>
+        <w:tc>
+          <w:tcPr>
+            <w:tcW w:type="dxa" w:w="1987"/>
+          </w:tcPr>
+          <w:p>
+            <w:pPr>
+              <w:jc w:val="left"/>
+            </w:pPr>
+            <w:r>
+              <w:rPr>
+                <w:rFonts w:ascii="TimeNewRoman" w:hAnsi="TimeNewRoman"/>
+                <w:sz w:val="30"/>
+              </w:rPr>
+              <w:t>98</w:t>
+            </w:r>
+          </w:p>
+        </w:tc>
+      </w:tr>
+      <w:tr>
+        <w:tc>
+          <w:tcPr>
+            <w:tcW w:type="dxa" w:w="1987"/>
+          </w:tcPr>
+          <w:p>
+            <w:pPr>
+              <w:jc w:val="left"/>
+            </w:pPr>
+            <w:r>
+              <w:rPr>
+                <w:rFonts w:ascii="TimeNewRoman" w:hAnsi="TimeNewRoman"/>
+                <w:sz w:val="30"/>
+              </w:rPr>
+              <w:t>5</w:t>
+            </w:r>
+          </w:p>
+        </w:tc>
+        <w:tc>
+          <w:tcPr>
+            <w:tcW w:type="dxa" w:w="1987"/>
+          </w:tcPr>
+          <w:p>
+            <w:pPr>
+              <w:jc w:val="left"/>
+            </w:pPr>
+            <w:r>
+              <w:rPr>
+                <w:rFonts w:ascii="TimeNewRoman" w:hAnsi="TimeNewRoman"/>
+                <w:sz w:val="30"/>
+              </w:rPr>
+              <w:t>87</w:t>
+            </w:r>
+          </w:p>
+        </w:tc>
+        <w:tc>
+          <w:tcPr>
+            <w:tcW w:type="dxa" w:w="1987"/>
+          </w:tcPr>
+          <w:p>
+            <w:pPr>
+              <w:jc w:val="left"/>
+            </w:pPr>
+            <w:r>
+              <w:rPr>
+                <w:rFonts w:ascii="TimeNewRoman" w:hAnsi="TimeNewRoman"/>
+                <w:sz w:val="30"/>
+              </w:rPr>
+              <w:t>60</w:t>
+            </w:r>
+          </w:p>
+        </w:tc>
+        <w:tc>
+          <w:tcPr>
+            <w:tcW w:type="dxa" w:w="1987"/>
+          </w:tcPr>
+          <w:p>
+            <w:pPr>
+              <w:jc w:val="left"/>
+            </w:pPr>
+            <w:r>
+              <w:rPr>
+                <w:rFonts w:ascii="TimeNewRoman" w:hAnsi="TimeNewRoman"/>
+                <w:sz w:val="30"/>
+              </w:rPr>
+              <w:t>63</w:t>
             </w:r>
           </w:p>
         </w:tc>
@@ -475,7 +1606,24 @@
                 <w:rFonts w:ascii="TimeNewRoman" w:hAnsi="TimeNewRoman"/>
                 <w:sz w:val="30"/>
               </w:rPr>
-              <w:t>30</w:t>
+              <w:t>45</w:t>
+            </w:r>
+          </w:p>
+        </w:tc>
+        <w:tc>
+          <w:tcPr>
+            <w:tcW w:type="dxa" w:w="1987"/>
+          </w:tcPr>
+          <w:p>
+            <w:pPr>
+              <w:jc w:val="left"/>
+            </w:pPr>
+            <w:r>
+              <w:rPr>
+                <w:rFonts w:ascii="TimeNewRoman" w:hAnsi="TimeNewRoman"/>
+                <w:sz w:val="30"/>
+              </w:rPr>
+              <w:t>71</w:t>
             </w:r>
           </w:p>
         </w:tc>
@@ -509,7 +1657,7 @@
                 <w:rFonts w:ascii="TimeNewRoman" w:hAnsi="TimeNewRoman"/>
                 <w:sz w:val="30"/>
               </w:rPr>
-              <w:t>28</w:t>
+              <w:t>7</w:t>
             </w:r>
           </w:p>
         </w:tc>
@@ -526,111 +1674,7 @@
                 <w:rFonts w:ascii="TimeNewRoman" w:hAnsi="TimeNewRoman"/>
                 <w:sz w:val="30"/>
               </w:rPr>
-              <w:t>15</w:t>
-            </w:r>
-          </w:p>
-        </w:tc>
-        <w:tc>
-          <w:tcPr>
-            <w:tcW w:type="dxa" w:w="1987"/>
-          </w:tcPr>
-          <w:p>
-            <w:pPr>
-              <w:jc w:val="left"/>
-            </w:pPr>
-            <w:r>
-              <w:rPr>
-                <w:rFonts w:ascii="TimeNewRoman" w:hAnsi="TimeNewRoman"/>
-                <w:sz w:val="30"/>
-              </w:rPr>
-              <w:t>114</w:t>
-            </w:r>
-          </w:p>
-        </w:tc>
-      </w:tr>
-      <w:tr>
-        <w:tc>
-          <w:tcPr>
-            <w:tcW w:type="dxa" w:w="1987"/>
-          </w:tcPr>
-          <w:p>
-            <w:pPr>
-              <w:jc w:val="left"/>
-            </w:pPr>
-            <w:r>
-              <w:rPr>
-                <w:rFonts w:ascii="TimeNewRoman" w:hAnsi="TimeNewRoman"/>
-                <w:sz w:val="30"/>
-              </w:rPr>
-              <w:t>78</w:t>
-            </w:r>
-          </w:p>
-        </w:tc>
-        <w:tc>
-          <w:tcPr>
-            <w:tcW w:type="dxa" w:w="1987"/>
-          </w:tcPr>
-          <w:p>
-            <w:pPr>
-              <w:jc w:val="left"/>
-            </w:pPr>
-            <w:r>
-              <w:rPr>
-                <w:rFonts w:ascii="TimeNewRoman" w:hAnsi="TimeNewRoman"/>
-                <w:sz w:val="30"/>
-              </w:rPr>
-              <w:t>98</w:t>
-            </w:r>
-          </w:p>
-        </w:tc>
-        <w:tc>
-          <w:tcPr>
-            <w:tcW w:type="dxa" w:w="1987"/>
-          </w:tcPr>
-          <w:p>
-            <w:pPr>
-              <w:jc w:val="left"/>
-            </w:pPr>
-            <w:r>
-              <w:rPr>
-                <w:rFonts w:ascii="TimeNewRoman" w:hAnsi="TimeNewRoman"/>
-                <w:sz w:val="30"/>
-              </w:rPr>
-              <w:t>98</w:t>
-            </w:r>
-          </w:p>
-        </w:tc>
-        <w:tc>
-          <w:tcPr>
-            <w:tcW w:type="dxa" w:w="1987"/>
-          </w:tcPr>
-          <w:p>
-            <w:pPr>
-              <w:jc w:val="left"/>
-            </w:pPr>
-            <w:r>
-              <w:rPr>
-                <w:rFonts w:ascii="TimeNewRoman" w:hAnsi="TimeNewRoman"/>
-                <w:sz w:val="30"/>
-              </w:rPr>
-              <w:t>76</w:t>
-            </w:r>
-          </w:p>
-        </w:tc>
-        <w:tc>
-          <w:tcPr>
-            <w:tcW w:type="dxa" w:w="1987"/>
-          </w:tcPr>
-          <w:p>
-            <w:pPr>
-              <w:jc w:val="left"/>
-            </w:pPr>
-            <w:r>
-              <w:rPr>
-                <w:rFonts w:ascii="TimeNewRoman" w:hAnsi="TimeNewRoman"/>
-                <w:sz w:val="30"/>
-              </w:rPr>
-              <w:t>18</w:t>
+              <w:t>12</w:t>
             </w:r>
           </w:p>
         </w:tc>
@@ -666,772 +1710,6 @@
                 <w:rFonts w:ascii="TimeNewRoman" w:hAnsi="TimeNewRoman"/>
                 <w:sz w:val="30"/>
               </w:rPr>
-              <w:t>133</w:t>
-            </w:r>
-          </w:p>
-        </w:tc>
-        <w:tc>
-          <w:tcPr>
-            <w:tcW w:type="dxa" w:w="1987"/>
-          </w:tcPr>
-          <w:p>
-            <w:pPr>
-              <w:jc w:val="left"/>
-            </w:pPr>
-            <w:r>
-              <w:rPr>
-                <w:rFonts w:ascii="TimeNewRoman" w:hAnsi="TimeNewRoman"/>
-                <w:sz w:val="30"/>
-              </w:rPr>
-              <w:t>64</w:t>
-            </w:r>
-          </w:p>
-        </w:tc>
-        <w:tc>
-          <w:tcPr>
-            <w:tcW w:type="dxa" w:w="1987"/>
-          </w:tcPr>
-          <w:p>
-            <w:pPr>
-              <w:jc w:val="left"/>
-            </w:pPr>
-            <w:r>
-              <w:rPr>
-                <w:rFonts w:ascii="TimeNewRoman" w:hAnsi="TimeNewRoman"/>
-                <w:sz w:val="30"/>
-              </w:rPr>
-              <w:t>34</w:t>
-            </w:r>
-          </w:p>
-        </w:tc>
-        <w:tc>
-          <w:tcPr>
-            <w:tcW w:type="dxa" w:w="1987"/>
-          </w:tcPr>
-          <w:p>
-            <w:pPr>
-              <w:jc w:val="left"/>
-            </w:pPr>
-            <w:r>
-              <w:rPr>
-                <w:rFonts w:ascii="TimeNewRoman" w:hAnsi="TimeNewRoman"/>
-                <w:sz w:val="30"/>
-              </w:rPr>
-              <w:t>62</w:t>
-            </w:r>
-          </w:p>
-        </w:tc>
-      </w:tr>
-      <w:tr>
-        <w:tc>
-          <w:tcPr>
-            <w:tcW w:type="dxa" w:w="1987"/>
-          </w:tcPr>
-          <w:p>
-            <w:pPr>
-              <w:jc w:val="left"/>
-            </w:pPr>
-            <w:r>
-              <w:rPr>
-                <w:rFonts w:ascii="TimeNewRoman" w:hAnsi="TimeNewRoman"/>
-                <w:sz w:val="30"/>
-              </w:rPr>
-              <w:t>95</w:t>
-            </w:r>
-          </w:p>
-        </w:tc>
-        <w:tc>
-          <w:tcPr>
-            <w:tcW w:type="dxa" w:w="1987"/>
-          </w:tcPr>
-          <w:p>
-            <w:pPr>
-              <w:jc w:val="left"/>
-            </w:pPr>
-            <w:r>
-              <w:rPr>
-                <w:rFonts w:ascii="TimeNewRoman" w:hAnsi="TimeNewRoman"/>
-                <w:sz w:val="30"/>
-              </w:rPr>
-              <w:t>74</w:t>
-            </w:r>
-          </w:p>
-        </w:tc>
-        <w:tc>
-          <w:tcPr>
-            <w:tcW w:type="dxa" w:w="1987"/>
-          </w:tcPr>
-          <w:p>
-            <w:pPr>
-              <w:jc w:val="left"/>
-            </w:pPr>
-            <w:r>
-              <w:rPr>
-                <w:rFonts w:ascii="TimeNewRoman" w:hAnsi="TimeNewRoman"/>
-                <w:sz w:val="30"/>
-              </w:rPr>
-              <w:t>43</w:t>
-            </w:r>
-          </w:p>
-        </w:tc>
-        <w:tc>
-          <w:tcPr>
-            <w:tcW w:type="dxa" w:w="1987"/>
-          </w:tcPr>
-          <w:p>
-            <w:pPr>
-              <w:jc w:val="left"/>
-            </w:pPr>
-            <w:r>
-              <w:rPr>
-                <w:rFonts w:ascii="TimeNewRoman" w:hAnsi="TimeNewRoman"/>
-                <w:sz w:val="30"/>
-              </w:rPr>
-              <w:t>66</w:t>
-            </w:r>
-          </w:p>
-        </w:tc>
-        <w:tc>
-          <w:tcPr>
-            <w:tcW w:type="dxa" w:w="1987"/>
-          </w:tcPr>
-          <w:p>
-            <w:pPr>
-              <w:jc w:val="left"/>
-            </w:pPr>
-            <w:r>
-              <w:rPr>
-                <w:rFonts w:ascii="TimeNewRoman" w:hAnsi="TimeNewRoman"/>
-                <w:sz w:val="30"/>
-              </w:rPr>
-              <w:t>18</w:t>
-            </w:r>
-          </w:p>
-        </w:tc>
-      </w:tr>
-      <w:tr>
-        <w:tc>
-          <w:tcPr>
-            <w:tcW w:type="dxa" w:w="1987"/>
-          </w:tcPr>
-          <w:p>
-            <w:pPr>
-              <w:jc w:val="left"/>
-            </w:pPr>
-            <w:r>
-              <w:rPr>
-                <w:rFonts w:ascii="TimeNewRoman" w:hAnsi="TimeNewRoman"/>
-                <w:sz w:val="30"/>
-              </w:rPr>
-              <w:t>2</w:t>
-            </w:r>
-          </w:p>
-        </w:tc>
-        <w:tc>
-          <w:tcPr>
-            <w:tcW w:type="dxa" w:w="1987"/>
-          </w:tcPr>
-          <w:p>
-            <w:pPr>
-              <w:jc w:val="left"/>
-            </w:pPr>
-            <w:r>
-              <w:rPr>
-                <w:rFonts w:ascii="TimeNewRoman" w:hAnsi="TimeNewRoman"/>
-                <w:sz w:val="30"/>
-              </w:rPr>
-              <w:t>155</w:t>
-            </w:r>
-          </w:p>
-        </w:tc>
-        <w:tc>
-          <w:tcPr>
-            <w:tcW w:type="dxa" w:w="1987"/>
-          </w:tcPr>
-          <w:p>
-            <w:pPr>
-              <w:jc w:val="left"/>
-            </w:pPr>
-            <w:r>
-              <w:rPr>
-                <w:rFonts w:ascii="TimeNewRoman" w:hAnsi="TimeNewRoman"/>
-                <w:sz w:val="30"/>
-              </w:rPr>
-              <w:t>16</w:t>
-            </w:r>
-          </w:p>
-        </w:tc>
-        <w:tc>
-          <w:tcPr>
-            <w:tcW w:type="dxa" w:w="1987"/>
-          </w:tcPr>
-          <w:p>
-            <w:pPr>
-              <w:jc w:val="left"/>
-            </w:pPr>
-            <w:r>
-              <w:rPr>
-                <w:rFonts w:ascii="TimeNewRoman" w:hAnsi="TimeNewRoman"/>
-                <w:sz w:val="30"/>
-              </w:rPr>
-              <w:t>67</w:t>
-            </w:r>
-          </w:p>
-        </w:tc>
-        <w:tc>
-          <w:tcPr>
-            <w:tcW w:type="dxa" w:w="1987"/>
-          </w:tcPr>
-          <w:p>
-            <w:pPr>
-              <w:jc w:val="left"/>
-            </w:pPr>
-            <w:r>
-              <w:rPr>
-                <w:rFonts w:ascii="TimeNewRoman" w:hAnsi="TimeNewRoman"/>
-                <w:sz w:val="30"/>
-              </w:rPr>
-              <w:t>0</w:t>
-            </w:r>
-          </w:p>
-        </w:tc>
-      </w:tr>
-      <w:tr>
-        <w:tc>
-          <w:tcPr>
-            <w:tcW w:type="dxa" w:w="1987"/>
-          </w:tcPr>
-          <w:p>
-            <w:pPr>
-              <w:jc w:val="left"/>
-            </w:pPr>
-            <w:r>
-              <w:rPr>
-                <w:rFonts w:ascii="TimeNewRoman" w:hAnsi="TimeNewRoman"/>
-                <w:sz w:val="30"/>
-              </w:rPr>
-              <w:t>45</w:t>
-            </w:r>
-          </w:p>
-        </w:tc>
-        <w:tc>
-          <w:tcPr>
-            <w:tcW w:type="dxa" w:w="1987"/>
-          </w:tcPr>
-          <w:p>
-            <w:pPr>
-              <w:jc w:val="left"/>
-            </w:pPr>
-            <w:r>
-              <w:rPr>
-                <w:rFonts w:ascii="TimeNewRoman" w:hAnsi="TimeNewRoman"/>
-                <w:sz w:val="30"/>
-              </w:rPr>
-              <w:t>4</w:t>
-            </w:r>
-          </w:p>
-        </w:tc>
-        <w:tc>
-          <w:tcPr>
-            <w:tcW w:type="dxa" w:w="1987"/>
-          </w:tcPr>
-          <w:p>
-            <w:pPr>
-              <w:jc w:val="left"/>
-            </w:pPr>
-            <w:r>
-              <w:rPr>
-                <w:rFonts w:ascii="TimeNewRoman" w:hAnsi="TimeNewRoman"/>
-                <w:sz w:val="30"/>
-              </w:rPr>
-              <w:t>24</w:t>
-            </w:r>
-          </w:p>
-        </w:tc>
-        <w:tc>
-          <w:tcPr>
-            <w:tcW w:type="dxa" w:w="1987"/>
-          </w:tcPr>
-          <w:p>
-            <w:pPr>
-              <w:jc w:val="left"/>
-            </w:pPr>
-            <w:r>
-              <w:rPr>
-                <w:rFonts w:ascii="TimeNewRoman" w:hAnsi="TimeNewRoman"/>
-                <w:sz w:val="30"/>
-              </w:rPr>
-              <w:t>72</w:t>
-            </w:r>
-          </w:p>
-        </w:tc>
-        <w:tc>
-          <w:tcPr>
-            <w:tcW w:type="dxa" w:w="1987"/>
-          </w:tcPr>
-          <w:p>
-            <w:pPr>
-              <w:jc w:val="left"/>
-            </w:pPr>
-            <w:r>
-              <w:rPr>
-                <w:rFonts w:ascii="TimeNewRoman" w:hAnsi="TimeNewRoman"/>
-                <w:sz w:val="30"/>
-              </w:rPr>
-              <w:t>7</w:t>
-            </w:r>
-          </w:p>
-        </w:tc>
-      </w:tr>
-      <w:tr>
-        <w:tc>
-          <w:tcPr>
-            <w:tcW w:type="dxa" w:w="1987"/>
-          </w:tcPr>
-          <w:p>
-            <w:pPr>
-              <w:jc w:val="left"/>
-            </w:pPr>
-            <w:r>
-              <w:rPr>
-                <w:rFonts w:ascii="TimeNewRoman" w:hAnsi="TimeNewRoman"/>
-                <w:sz w:val="30"/>
-              </w:rPr>
-              <w:t>24</w:t>
-            </w:r>
-          </w:p>
-        </w:tc>
-        <w:tc>
-          <w:tcPr>
-            <w:tcW w:type="dxa" w:w="1987"/>
-          </w:tcPr>
-          <w:p>
-            <w:pPr>
-              <w:jc w:val="left"/>
-            </w:pPr>
-            <w:r>
-              <w:rPr>
-                <w:rFonts w:ascii="TimeNewRoman" w:hAnsi="TimeNewRoman"/>
-                <w:sz w:val="30"/>
-              </w:rPr>
-              <w:t>219</w:t>
-            </w:r>
-          </w:p>
-        </w:tc>
-        <w:tc>
-          <w:tcPr>
-            <w:tcW w:type="dxa" w:w="1987"/>
-          </w:tcPr>
-          <w:p>
-            <w:pPr>
-              <w:jc w:val="left"/>
-            </w:pPr>
-            <w:r>
-              <w:rPr>
-                <w:rFonts w:ascii="TimeNewRoman" w:hAnsi="TimeNewRoman"/>
-                <w:sz w:val="30"/>
-              </w:rPr>
-              <w:t>72</w:t>
-            </w:r>
-          </w:p>
-        </w:tc>
-        <w:tc>
-          <w:tcPr>
-            <w:tcW w:type="dxa" w:w="1987"/>
-          </w:tcPr>
-          <w:p>
-            <w:pPr>
-              <w:jc w:val="left"/>
-            </w:pPr>
-            <w:r>
-              <w:rPr>
-                <w:rFonts w:ascii="TimeNewRoman" w:hAnsi="TimeNewRoman"/>
-                <w:sz w:val="30"/>
-              </w:rPr>
-              <w:t>65</w:t>
-            </w:r>
-          </w:p>
-        </w:tc>
-        <w:tc>
-          <w:tcPr>
-            <w:tcW w:type="dxa" w:w="1987"/>
-          </w:tcPr>
-          <w:p>
-            <w:pPr>
-              <w:jc w:val="left"/>
-            </w:pPr>
-            <w:r>
-              <w:rPr>
-                <w:rFonts w:ascii="TimeNewRoman" w:hAnsi="TimeNewRoman"/>
-                <w:sz w:val="30"/>
-              </w:rPr>
-              <w:t>86</w:t>
-            </w:r>
-          </w:p>
-        </w:tc>
-      </w:tr>
-      <w:tr>
-        <w:tc>
-          <w:tcPr>
-            <w:tcW w:type="dxa" w:w="1987"/>
-          </w:tcPr>
-          <w:p>
-            <w:pPr>
-              <w:jc w:val="left"/>
-            </w:pPr>
-            <w:r>
-              <w:rPr>
-                <w:rFonts w:ascii="TimeNewRoman" w:hAnsi="TimeNewRoman"/>
-                <w:sz w:val="30"/>
-              </w:rPr>
-              <w:t>5</w:t>
-            </w:r>
-          </w:p>
-        </w:tc>
-        <w:tc>
-          <w:tcPr>
-            <w:tcW w:type="dxa" w:w="1987"/>
-          </w:tcPr>
-          <w:p>
-            <w:pPr>
-              <w:jc w:val="left"/>
-            </w:pPr>
-            <w:r>
-              <w:rPr>
-                <w:rFonts w:ascii="TimeNewRoman" w:hAnsi="TimeNewRoman"/>
-                <w:sz w:val="30"/>
-              </w:rPr>
-              <w:t>95</w:t>
-            </w:r>
-          </w:p>
-        </w:tc>
-        <w:tc>
-          <w:tcPr>
-            <w:tcW w:type="dxa" w:w="1987"/>
-          </w:tcPr>
-          <w:p>
-            <w:pPr>
-              <w:jc w:val="left"/>
-            </w:pPr>
-            <w:r>
-              <w:rPr>
-                <w:rFonts w:ascii="TimeNewRoman" w:hAnsi="TimeNewRoman"/>
-                <w:sz w:val="30"/>
-              </w:rPr>
-              <w:t>32</w:t>
-            </w:r>
-          </w:p>
-        </w:tc>
-        <w:tc>
-          <w:tcPr>
-            <w:tcW w:type="dxa" w:w="1987"/>
-          </w:tcPr>
-          <w:p>
-            <w:pPr>
-              <w:jc w:val="left"/>
-            </w:pPr>
-            <w:r>
-              <w:rPr>
-                <w:rFonts w:ascii="TimeNewRoman" w:hAnsi="TimeNewRoman"/>
-                <w:sz w:val="30"/>
-              </w:rPr>
-              <w:t>9</w:t>
-            </w:r>
-          </w:p>
-        </w:tc>
-        <w:tc>
-          <w:tcPr>
-            <w:tcW w:type="dxa" w:w="1987"/>
-          </w:tcPr>
-          <w:p>
-            <w:pPr>
-              <w:jc w:val="left"/>
-            </w:pPr>
-            <w:r>
-              <w:rPr>
-                <w:rFonts w:ascii="TimeNewRoman" w:hAnsi="TimeNewRoman"/>
-                <w:sz w:val="30"/>
-              </w:rPr>
-              <w:t>30</w:t>
-            </w:r>
-          </w:p>
-        </w:tc>
-      </w:tr>
-      <w:tr>
-        <w:tc>
-          <w:tcPr>
-            <w:tcW w:type="dxa" w:w="1987"/>
-          </w:tcPr>
-          <w:p>
-            <w:pPr>
-              <w:jc w:val="left"/>
-            </w:pPr>
-            <w:r>
-              <w:rPr>
-                <w:rFonts w:ascii="TimeNewRoman" w:hAnsi="TimeNewRoman"/>
-                <w:sz w:val="30"/>
-              </w:rPr>
-              <w:t>8</w:t>
-            </w:r>
-          </w:p>
-        </w:tc>
-        <w:tc>
-          <w:tcPr>
-            <w:tcW w:type="dxa" w:w="1987"/>
-          </w:tcPr>
-          <w:p>
-            <w:pPr>
-              <w:jc w:val="left"/>
-            </w:pPr>
-            <w:r>
-              <w:rPr>
-                <w:rFonts w:ascii="TimeNewRoman" w:hAnsi="TimeNewRoman"/>
-                <w:sz w:val="30"/>
-              </w:rPr>
-              <w:t>9</w:t>
-            </w:r>
-          </w:p>
-        </w:tc>
-        <w:tc>
-          <w:tcPr>
-            <w:tcW w:type="dxa" w:w="1987"/>
-          </w:tcPr>
-          <w:p>
-            <w:pPr>
-              <w:jc w:val="left"/>
-            </w:pPr>
-            <w:r>
-              <w:rPr>
-                <w:rFonts w:ascii="TimeNewRoman" w:hAnsi="TimeNewRoman"/>
-                <w:sz w:val="30"/>
-              </w:rPr>
-              <w:t>5</w:t>
-            </w:r>
-          </w:p>
-        </w:tc>
-        <w:tc>
-          <w:tcPr>
-            <w:tcW w:type="dxa" w:w="1987"/>
-          </w:tcPr>
-          <w:p>
-            <w:pPr>
-              <w:jc w:val="left"/>
-            </w:pPr>
-            <w:r>
-              <w:rPr>
-                <w:rFonts w:ascii="TimeNewRoman" w:hAnsi="TimeNewRoman"/>
-                <w:sz w:val="30"/>
-              </w:rPr>
-              <w:t>65</w:t>
-            </w:r>
-          </w:p>
-        </w:tc>
-        <w:tc>
-          <w:tcPr>
-            <w:tcW w:type="dxa" w:w="1987"/>
-          </w:tcPr>
-          <w:p>
-            <w:pPr>
-              <w:jc w:val="left"/>
-            </w:pPr>
-            <w:r>
-              <w:rPr>
-                <w:rFonts w:ascii="TimeNewRoman" w:hAnsi="TimeNewRoman"/>
-                <w:sz w:val="30"/>
-              </w:rPr>
-              <w:t>1</w:t>
-            </w:r>
-          </w:p>
-        </w:tc>
-      </w:tr>
-      <w:tr>
-        <w:tc>
-          <w:tcPr>
-            <w:tcW w:type="dxa" w:w="1987"/>
-          </w:tcPr>
-          <w:p>
-            <w:pPr>
-              <w:jc w:val="left"/>
-            </w:pPr>
-            <w:r>
-              <w:rPr>
-                <w:rFonts w:ascii="TimeNewRoman" w:hAnsi="TimeNewRoman"/>
-                <w:sz w:val="30"/>
-              </w:rPr>
-              <w:t>70</w:t>
-            </w:r>
-          </w:p>
-        </w:tc>
-        <w:tc>
-          <w:tcPr>
-            <w:tcW w:type="dxa" w:w="1987"/>
-          </w:tcPr>
-          <w:p>
-            <w:pPr>
-              <w:jc w:val="left"/>
-            </w:pPr>
-            <w:r>
-              <w:rPr>
-                <w:rFonts w:ascii="TimeNewRoman" w:hAnsi="TimeNewRoman"/>
-                <w:sz w:val="30"/>
-              </w:rPr>
-              <w:t>108</w:t>
-            </w:r>
-          </w:p>
-        </w:tc>
-        <w:tc>
-          <w:tcPr>
-            <w:tcW w:type="dxa" w:w="1987"/>
-          </w:tcPr>
-          <w:p>
-            <w:pPr>
-              <w:jc w:val="left"/>
-            </w:pPr>
-            <w:r>
-              <w:rPr>
-                <w:rFonts w:ascii="TimeNewRoman" w:hAnsi="TimeNewRoman"/>
-                <w:sz w:val="30"/>
-              </w:rPr>
-              <w:t>29</w:t>
-            </w:r>
-          </w:p>
-        </w:tc>
-        <w:tc>
-          <w:tcPr>
-            <w:tcW w:type="dxa" w:w="1987"/>
-          </w:tcPr>
-          <w:p>
-            <w:pPr>
-              <w:jc w:val="left"/>
-            </w:pPr>
-            <w:r>
-              <w:rPr>
-                <w:rFonts w:ascii="TimeNewRoman" w:hAnsi="TimeNewRoman"/>
-                <w:sz w:val="30"/>
-              </w:rPr>
-              <w:t>148</w:t>
-            </w:r>
-          </w:p>
-        </w:tc>
-        <w:tc>
-          <w:tcPr>
-            <w:tcW w:type="dxa" w:w="1987"/>
-          </w:tcPr>
-          <w:p>
-            <w:pPr>
-              <w:jc w:val="left"/>
-            </w:pPr>
-            <w:r>
-              <w:rPr>
-                <w:rFonts w:ascii="TimeNewRoman" w:hAnsi="TimeNewRoman"/>
-                <w:sz w:val="30"/>
-              </w:rPr>
-              <w:t>173</w:t>
-            </w:r>
-          </w:p>
-        </w:tc>
-      </w:tr>
-      <w:tr>
-        <w:tc>
-          <w:tcPr>
-            <w:tcW w:type="dxa" w:w="1987"/>
-          </w:tcPr>
-          <w:p>
-            <w:pPr>
-              <w:jc w:val="left"/>
-            </w:pPr>
-            <w:r>
-              <w:rPr>
-                <w:rFonts w:ascii="TimeNewRoman" w:hAnsi="TimeNewRoman"/>
-                <w:sz w:val="30"/>
-              </w:rPr>
-              <w:t>7</w:t>
-            </w:r>
-          </w:p>
-        </w:tc>
-        <w:tc>
-          <w:tcPr>
-            <w:tcW w:type="dxa" w:w="1987"/>
-          </w:tcPr>
-          <w:p>
-            <w:pPr>
-              <w:jc w:val="left"/>
-            </w:pPr>
-            <w:r>
-              <w:rPr>
-                <w:rFonts w:ascii="TimeNewRoman" w:hAnsi="TimeNewRoman"/>
-                <w:sz w:val="30"/>
-              </w:rPr>
-              <w:t>2</w:t>
-            </w:r>
-          </w:p>
-        </w:tc>
-        <w:tc>
-          <w:tcPr>
-            <w:tcW w:type="dxa" w:w="1987"/>
-          </w:tcPr>
-          <w:p>
-            <w:pPr>
-              <w:jc w:val="left"/>
-            </w:pPr>
-            <w:r>
-              <w:rPr>
-                <w:rFonts w:ascii="TimeNewRoman" w:hAnsi="TimeNewRoman"/>
-                <w:sz w:val="30"/>
-              </w:rPr>
-              <w:t>23</w:t>
-            </w:r>
-          </w:p>
-        </w:tc>
-        <w:tc>
-          <w:tcPr>
-            <w:tcW w:type="dxa" w:w="1987"/>
-          </w:tcPr>
-          <w:p>
-            <w:pPr>
-              <w:jc w:val="left"/>
-            </w:pPr>
-            <w:r>
-              <w:rPr>
-                <w:rFonts w:ascii="TimeNewRoman" w:hAnsi="TimeNewRoman"/>
-                <w:sz w:val="30"/>
-              </w:rPr>
-              <w:t>56</w:t>
-            </w:r>
-          </w:p>
-        </w:tc>
-        <w:tc>
-          <w:tcPr>
-            <w:tcW w:type="dxa" w:w="1987"/>
-          </w:tcPr>
-          <w:p>
-            <w:pPr>
-              <w:jc w:val="left"/>
-            </w:pPr>
-            <w:r>
-              <w:rPr>
-                <w:rFonts w:ascii="TimeNewRoman" w:hAnsi="TimeNewRoman"/>
-                <w:sz w:val="30"/>
-              </w:rPr>
-              <w:t>124</w:t>
-            </w:r>
-          </w:p>
-        </w:tc>
-      </w:tr>
-      <w:tr>
-        <w:tc>
-          <w:tcPr>
-            <w:tcW w:type="dxa" w:w="1987"/>
-          </w:tcPr>
-          <w:p>
-            <w:pPr>
-              <w:jc w:val="left"/>
-            </w:pPr>
-            <w:r>
-              <w:rPr>
-                <w:rFonts w:ascii="TimeNewRoman" w:hAnsi="TimeNewRoman"/>
-                <w:sz w:val="30"/>
-              </w:rPr>
               <w:t>12</w:t>
             </w:r>
           </w:p>
@@ -1449,7 +1727,7 @@
                 <w:rFonts w:ascii="TimeNewRoman" w:hAnsi="TimeNewRoman"/>
                 <w:sz w:val="30"/>
               </w:rPr>
-              <w:t>78</w:t>
+              <w:t>144</w:t>
             </w:r>
           </w:p>
         </w:tc>
@@ -1466,7 +1744,7 @@
                 <w:rFonts w:ascii="TimeNewRoman" w:hAnsi="TimeNewRoman"/>
                 <w:sz w:val="30"/>
               </w:rPr>
-              <w:t>4</w:t>
+              <w:t>21</w:t>
             </w:r>
           </w:p>
         </w:tc>
@@ -1484,284 +1762,6 @@
                 <w:sz w:val="30"/>
               </w:rPr>
               <w:t>6</w:t>
-            </w:r>
-          </w:p>
-        </w:tc>
-        <w:tc>
-          <w:tcPr>
-            <w:tcW w:type="dxa" w:w="1987"/>
-          </w:tcPr>
-          <w:p>
-            <w:pPr>
-              <w:jc w:val="left"/>
-            </w:pPr>
-            <w:r>
-              <w:rPr>
-                <w:rFonts w:ascii="TimeNewRoman" w:hAnsi="TimeNewRoman"/>
-                <w:sz w:val="30"/>
-              </w:rPr>
-              <w:t>7</w:t>
-            </w:r>
-          </w:p>
-        </w:tc>
-      </w:tr>
-      <w:tr>
-        <w:tc>
-          <w:tcPr>
-            <w:tcW w:type="dxa" w:w="1987"/>
-          </w:tcPr>
-          <w:p>
-            <w:pPr>
-              <w:jc w:val="left"/>
-            </w:pPr>
-            <w:r>
-              <w:rPr>
-                <w:rFonts w:ascii="TimeNewRoman" w:hAnsi="TimeNewRoman"/>
-                <w:sz w:val="30"/>
-              </w:rPr>
-              <w:t>14</w:t>
-            </w:r>
-          </w:p>
-        </w:tc>
-        <w:tc>
-          <w:tcPr>
-            <w:tcW w:type="dxa" w:w="1987"/>
-          </w:tcPr>
-          <w:p>
-            <w:pPr>
-              <w:jc w:val="left"/>
-            </w:pPr>
-            <w:r>
-              <w:rPr>
-                <w:rFonts w:ascii="TimeNewRoman" w:hAnsi="TimeNewRoman"/>
-                <w:sz w:val="30"/>
-              </w:rPr>
-              <w:t>4</w:t>
-            </w:r>
-          </w:p>
-        </w:tc>
-        <w:tc>
-          <w:tcPr>
-            <w:tcW w:type="dxa" w:w="1987"/>
-          </w:tcPr>
-          <w:p>
-            <w:pPr>
-              <w:jc w:val="left"/>
-            </w:pPr>
-            <w:r>
-              <w:rPr>
-                <w:rFonts w:ascii="TimeNewRoman" w:hAnsi="TimeNewRoman"/>
-                <w:sz w:val="30"/>
-              </w:rPr>
-              <w:t>7</w:t>
-            </w:r>
-          </w:p>
-        </w:tc>
-        <w:tc>
-          <w:tcPr>
-            <w:tcW w:type="dxa" w:w="1987"/>
-          </w:tcPr>
-          <w:p>
-            <w:pPr>
-              <w:jc w:val="left"/>
-            </w:pPr>
-            <w:r>
-              <w:rPr>
-                <w:rFonts w:ascii="TimeNewRoman" w:hAnsi="TimeNewRoman"/>
-                <w:sz w:val="30"/>
-              </w:rPr>
-              <w:t>42</w:t>
-            </w:r>
-          </w:p>
-        </w:tc>
-        <w:tc>
-          <w:tcPr>
-            <w:tcW w:type="dxa" w:w="1987"/>
-          </w:tcPr>
-          <w:p>
-            <w:pPr>
-              <w:jc w:val="left"/>
-            </w:pPr>
-            <w:r>
-              <w:rPr>
-                <w:rFonts w:ascii="TimeNewRoman" w:hAnsi="TimeNewRoman"/>
-                <w:sz w:val="30"/>
-              </w:rPr>
-              <w:t>35</w:t>
-            </w:r>
-          </w:p>
-        </w:tc>
-      </w:tr>
-      <w:tr>
-        <w:tc>
-          <w:tcPr>
-            <w:tcW w:type="dxa" w:w="1987"/>
-          </w:tcPr>
-          <w:p>
-            <w:pPr>
-              <w:jc w:val="left"/>
-            </w:pPr>
-            <w:r>
-              <w:rPr>
-                <w:rFonts w:ascii="TimeNewRoman" w:hAnsi="TimeNewRoman"/>
-                <w:sz w:val="30"/>
-              </w:rPr>
-              <w:t>7</w:t>
-            </w:r>
-          </w:p>
-        </w:tc>
-        <w:tc>
-          <w:tcPr>
-            <w:tcW w:type="dxa" w:w="1987"/>
-          </w:tcPr>
-          <w:p>
-            <w:pPr>
-              <w:jc w:val="left"/>
-            </w:pPr>
-            <w:r>
-              <w:rPr>
-                <w:rFonts w:ascii="TimeNewRoman" w:hAnsi="TimeNewRoman"/>
-                <w:sz w:val="30"/>
-              </w:rPr>
-              <w:t>6</w:t>
-            </w:r>
-          </w:p>
-        </w:tc>
-        <w:tc>
-          <w:tcPr>
-            <w:tcW w:type="dxa" w:w="1987"/>
-          </w:tcPr>
-          <w:p>
-            <w:pPr>
-              <w:jc w:val="left"/>
-            </w:pPr>
-            <w:r>
-              <w:rPr>
-                <w:rFonts w:ascii="TimeNewRoman" w:hAnsi="TimeNewRoman"/>
-                <w:sz w:val="30"/>
-              </w:rPr>
-              <w:t>158</w:t>
-            </w:r>
-          </w:p>
-        </w:tc>
-        <w:tc>
-          <w:tcPr>
-            <w:tcW w:type="dxa" w:w="1987"/>
-          </w:tcPr>
-          <w:p>
-            <w:pPr>
-              <w:jc w:val="left"/>
-            </w:pPr>
-            <w:r>
-              <w:rPr>
-                <w:rFonts w:ascii="TimeNewRoman" w:hAnsi="TimeNewRoman"/>
-                <w:sz w:val="30"/>
-              </w:rPr>
-              <w:t>89</w:t>
-            </w:r>
-          </w:p>
-        </w:tc>
-        <w:tc>
-          <w:tcPr>
-            <w:tcW w:type="dxa" w:w="1987"/>
-          </w:tcPr>
-          <w:p>
-            <w:pPr>
-              <w:jc w:val="left"/>
-            </w:pPr>
-            <w:r>
-              <w:rPr>
-                <w:rFonts w:ascii="TimeNewRoman" w:hAnsi="TimeNewRoman"/>
-                <w:sz w:val="30"/>
-              </w:rPr>
-              <w:t>118</w:t>
-            </w:r>
-          </w:p>
-        </w:tc>
-      </w:tr>
-      <w:tr>
-        <w:tc>
-          <w:tcPr>
-            <w:tcW w:type="dxa" w:w="1987"/>
-          </w:tcPr>
-          <w:p>
-            <w:pPr>
-              <w:jc w:val="left"/>
-            </w:pPr>
-            <w:r>
-              <w:rPr>
-                <w:rFonts w:ascii="TimeNewRoman" w:hAnsi="TimeNewRoman"/>
-                <w:sz w:val="30"/>
-              </w:rPr>
-              <w:t>20</w:t>
-            </w:r>
-          </w:p>
-        </w:tc>
-        <w:tc>
-          <w:tcPr>
-            <w:tcW w:type="dxa" w:w="1987"/>
-          </w:tcPr>
-          <w:p>
-            <w:pPr>
-              <w:jc w:val="left"/>
-            </w:pPr>
-            <w:r>
-              <w:rPr>
-                <w:rFonts w:ascii="TimeNewRoman" w:hAnsi="TimeNewRoman"/>
-                <w:sz w:val="30"/>
-              </w:rPr>
-              <w:t>8</w:t>
-            </w:r>
-          </w:p>
-        </w:tc>
-        <w:tc>
-          <w:tcPr>
-            <w:tcW w:type="dxa" w:w="1987"/>
-          </w:tcPr>
-          <w:p>
-            <w:pPr>
-              <w:jc w:val="left"/>
-            </w:pPr>
-            <w:r>
-              <w:rPr>
-                <w:rFonts w:ascii="TimeNewRoman" w:hAnsi="TimeNewRoman"/>
-                <w:sz w:val="30"/>
-              </w:rPr>
-              <w:t>49</w:t>
-            </w:r>
-          </w:p>
-        </w:tc>
-        <w:tc>
-          <w:tcPr>
-            <w:tcW w:type="dxa" w:w="1987"/>
-          </w:tcPr>
-          <w:p>
-            <w:pPr>
-              <w:jc w:val="left"/>
-            </w:pPr>
-            <w:r>
-              <w:rPr>
-                <w:rFonts w:ascii="TimeNewRoman" w:hAnsi="TimeNewRoman"/>
-                <w:sz w:val="30"/>
-              </w:rPr>
-              <w:t>147</w:t>
-            </w:r>
-          </w:p>
-        </w:tc>
-        <w:tc>
-          <w:tcPr>
-            <w:tcW w:type="dxa" w:w="1987"/>
-          </w:tcPr>
-          <w:p>
-            <w:pPr>
-              <w:jc w:val="left"/>
-            </w:pPr>
-            <w:r>
-              <w:rPr>
-                <w:rFonts w:ascii="TimeNewRoman" w:hAnsi="TimeNewRoman"/>
-                <w:sz w:val="30"/>
-              </w:rPr>
-              <w:t>229</w:t>
             </w:r>
           </w:p>
         </w:tc>

--- a/answers-of-mixed.docx
+++ b/answers-of-mixed.docx
@@ -40,7 +40,633 @@
                 <w:rFonts w:ascii="TimeNewRoman" w:hAnsi="TimeNewRoman"/>
                 <w:sz w:val="30"/>
               </w:rPr>
+              <w:t>65</w:t>
+            </w:r>
+          </w:p>
+        </w:tc>
+        <w:tc>
+          <w:tcPr>
+            <w:tcW w:type="dxa" w:w="1987"/>
+          </w:tcPr>
+          <w:p>
+            <w:pPr>
+              <w:jc w:val="left"/>
+            </w:pPr>
+            <w:r>
+              <w:rPr>
+                <w:rFonts w:ascii="TimeNewRoman" w:hAnsi="TimeNewRoman"/>
+                <w:sz w:val="30"/>
+              </w:rPr>
+              <w:t>142</w:t>
+            </w:r>
+          </w:p>
+        </w:tc>
+        <w:tc>
+          <w:tcPr>
+            <w:tcW w:type="dxa" w:w="1987"/>
+          </w:tcPr>
+          <w:p>
+            <w:pPr>
+              <w:jc w:val="left"/>
+            </w:pPr>
+            <w:r>
+              <w:rPr>
+                <w:rFonts w:ascii="TimeNewRoman" w:hAnsi="TimeNewRoman"/>
+                <w:sz w:val="30"/>
+              </w:rPr>
+              <w:t>100</w:t>
+            </w:r>
+          </w:p>
+        </w:tc>
+        <w:tc>
+          <w:tcPr>
+            <w:tcW w:type="dxa" w:w="1987"/>
+          </w:tcPr>
+          <w:p>
+            <w:pPr>
+              <w:jc w:val="left"/>
+            </w:pPr>
+            <w:r>
+              <w:rPr>
+                <w:rFonts w:ascii="TimeNewRoman" w:hAnsi="TimeNewRoman"/>
+                <w:sz w:val="30"/>
+              </w:rPr>
+              <w:t>16</w:t>
+            </w:r>
+          </w:p>
+        </w:tc>
+        <w:tc>
+          <w:tcPr>
+            <w:tcW w:type="dxa" w:w="1987"/>
+          </w:tcPr>
+          <w:p>
+            <w:pPr>
+              <w:jc w:val="left"/>
+            </w:pPr>
+            <w:r>
+              <w:rPr>
+                <w:rFonts w:ascii="TimeNewRoman" w:hAnsi="TimeNewRoman"/>
+                <w:sz w:val="30"/>
+              </w:rPr>
+              <w:t>5</w:t>
+            </w:r>
+          </w:p>
+        </w:tc>
+      </w:tr>
+      <w:tr>
+        <w:tc>
+          <w:tcPr>
+            <w:tcW w:type="dxa" w:w="1987"/>
+          </w:tcPr>
+          <w:p>
+            <w:pPr>
+              <w:jc w:val="left"/>
+            </w:pPr>
+            <w:r>
+              <w:rPr>
+                <w:rFonts w:ascii="TimeNewRoman" w:hAnsi="TimeNewRoman"/>
+                <w:sz w:val="30"/>
+              </w:rPr>
+              <w:t>7</w:t>
+            </w:r>
+          </w:p>
+        </w:tc>
+        <w:tc>
+          <w:tcPr>
+            <w:tcW w:type="dxa" w:w="1987"/>
+          </w:tcPr>
+          <w:p>
+            <w:pPr>
+              <w:jc w:val="left"/>
+            </w:pPr>
+            <w:r>
+              <w:rPr>
+                <w:rFonts w:ascii="TimeNewRoman" w:hAnsi="TimeNewRoman"/>
+                <w:sz w:val="30"/>
+              </w:rPr>
+              <w:t>97</w:t>
+            </w:r>
+          </w:p>
+        </w:tc>
+        <w:tc>
+          <w:tcPr>
+            <w:tcW w:type="dxa" w:w="1987"/>
+          </w:tcPr>
+          <w:p>
+            <w:pPr>
+              <w:jc w:val="left"/>
+            </w:pPr>
+            <w:r>
+              <w:rPr>
+                <w:rFonts w:ascii="TimeNewRoman" w:hAnsi="TimeNewRoman"/>
+                <w:sz w:val="30"/>
+              </w:rPr>
+              <w:t>0</w:t>
+            </w:r>
+          </w:p>
+        </w:tc>
+        <w:tc>
+          <w:tcPr>
+            <w:tcW w:type="dxa" w:w="1987"/>
+          </w:tcPr>
+          <w:p>
+            <w:pPr>
+              <w:jc w:val="left"/>
+            </w:pPr>
+            <w:r>
+              <w:rPr>
+                <w:rFonts w:ascii="TimeNewRoman" w:hAnsi="TimeNewRoman"/>
+                <w:sz w:val="30"/>
+              </w:rPr>
+              <w:t>12</w:t>
+            </w:r>
+          </w:p>
+        </w:tc>
+        <w:tc>
+          <w:tcPr>
+            <w:tcW w:type="dxa" w:w="1987"/>
+          </w:tcPr>
+          <w:p>
+            <w:pPr>
+              <w:jc w:val="left"/>
+            </w:pPr>
+            <w:r>
+              <w:rPr>
+                <w:rFonts w:ascii="TimeNewRoman" w:hAnsi="TimeNewRoman"/>
+                <w:sz w:val="30"/>
+              </w:rPr>
+              <w:t>26</w:t>
+            </w:r>
+          </w:p>
+        </w:tc>
+      </w:tr>
+      <w:tr>
+        <w:tc>
+          <w:tcPr>
+            <w:tcW w:type="dxa" w:w="1987"/>
+          </w:tcPr>
+          <w:p>
+            <w:pPr>
+              <w:jc w:val="left"/>
+            </w:pPr>
+            <w:r>
+              <w:rPr>
+                <w:rFonts w:ascii="TimeNewRoman" w:hAnsi="TimeNewRoman"/>
+                <w:sz w:val="30"/>
+              </w:rPr>
+              <w:t>40</w:t>
+            </w:r>
+          </w:p>
+        </w:tc>
+        <w:tc>
+          <w:tcPr>
+            <w:tcW w:type="dxa" w:w="1987"/>
+          </w:tcPr>
+          <w:p>
+            <w:pPr>
+              <w:jc w:val="left"/>
+            </w:pPr>
+            <w:r>
+              <w:rPr>
+                <w:rFonts w:ascii="TimeNewRoman" w:hAnsi="TimeNewRoman"/>
+                <w:sz w:val="30"/>
+              </w:rPr>
+              <w:t>10</w:t>
+            </w:r>
+          </w:p>
+        </w:tc>
+        <w:tc>
+          <w:tcPr>
+            <w:tcW w:type="dxa" w:w="1987"/>
+          </w:tcPr>
+          <w:p>
+            <w:pPr>
+              <w:jc w:val="left"/>
+            </w:pPr>
+            <w:r>
+              <w:rPr>
+                <w:rFonts w:ascii="TimeNewRoman" w:hAnsi="TimeNewRoman"/>
+                <w:sz w:val="30"/>
+              </w:rPr>
+              <w:t>89</w:t>
+            </w:r>
+          </w:p>
+        </w:tc>
+        <w:tc>
+          <w:tcPr>
+            <w:tcW w:type="dxa" w:w="1987"/>
+          </w:tcPr>
+          <w:p>
+            <w:pPr>
+              <w:jc w:val="left"/>
+            </w:pPr>
+            <w:r>
+              <w:rPr>
+                <w:rFonts w:ascii="TimeNewRoman" w:hAnsi="TimeNewRoman"/>
+                <w:sz w:val="30"/>
+              </w:rPr>
+              <w:t>76</w:t>
+            </w:r>
+          </w:p>
+        </w:tc>
+        <w:tc>
+          <w:tcPr>
+            <w:tcW w:type="dxa" w:w="1987"/>
+          </w:tcPr>
+          <w:p>
+            <w:pPr>
+              <w:jc w:val="left"/>
+            </w:pPr>
+            <w:r>
+              <w:rPr>
+                <w:rFonts w:ascii="TimeNewRoman" w:hAnsi="TimeNewRoman"/>
+                <w:sz w:val="30"/>
+              </w:rPr>
+              <w:t>81</w:t>
+            </w:r>
+          </w:p>
+        </w:tc>
+      </w:tr>
+      <w:tr>
+        <w:tc>
+          <w:tcPr>
+            <w:tcW w:type="dxa" w:w="1987"/>
+          </w:tcPr>
+          <w:p>
+            <w:pPr>
+              <w:jc w:val="left"/>
+            </w:pPr>
+            <w:r>
+              <w:rPr>
+                <w:rFonts w:ascii="TimeNewRoman" w:hAnsi="TimeNewRoman"/>
+                <w:sz w:val="30"/>
+              </w:rPr>
+              <w:t>3</w:t>
+            </w:r>
+          </w:p>
+        </w:tc>
+        <w:tc>
+          <w:tcPr>
+            <w:tcW w:type="dxa" w:w="1987"/>
+          </w:tcPr>
+          <w:p>
+            <w:pPr>
+              <w:jc w:val="left"/>
+            </w:pPr>
+            <w:r>
+              <w:rPr>
+                <w:rFonts w:ascii="TimeNewRoman" w:hAnsi="TimeNewRoman"/>
+                <w:sz w:val="30"/>
+              </w:rPr>
               <w:t>6</w:t>
+            </w:r>
+          </w:p>
+        </w:tc>
+        <w:tc>
+          <w:tcPr>
+            <w:tcW w:type="dxa" w:w="1987"/>
+          </w:tcPr>
+          <w:p>
+            <w:pPr>
+              <w:jc w:val="left"/>
+            </w:pPr>
+            <w:r>
+              <w:rPr>
+                <w:rFonts w:ascii="TimeNewRoman" w:hAnsi="TimeNewRoman"/>
+                <w:sz w:val="30"/>
+              </w:rPr>
+              <w:t>33</w:t>
+            </w:r>
+          </w:p>
+        </w:tc>
+        <w:tc>
+          <w:tcPr>
+            <w:tcW w:type="dxa" w:w="1987"/>
+          </w:tcPr>
+          <w:p>
+            <w:pPr>
+              <w:jc w:val="left"/>
+            </w:pPr>
+            <w:r>
+              <w:rPr>
+                <w:rFonts w:ascii="TimeNewRoman" w:hAnsi="TimeNewRoman"/>
+                <w:sz w:val="30"/>
+              </w:rPr>
+              <w:t>56</w:t>
+            </w:r>
+          </w:p>
+        </w:tc>
+        <w:tc>
+          <w:tcPr>
+            <w:tcW w:type="dxa" w:w="1987"/>
+          </w:tcPr>
+          <w:p>
+            <w:pPr>
+              <w:jc w:val="left"/>
+            </w:pPr>
+            <w:r>
+              <w:rPr>
+                <w:rFonts w:ascii="TimeNewRoman" w:hAnsi="TimeNewRoman"/>
+                <w:sz w:val="30"/>
+              </w:rPr>
+              <w:t>70</w:t>
+            </w:r>
+          </w:p>
+        </w:tc>
+      </w:tr>
+      <w:tr>
+        <w:tc>
+          <w:tcPr>
+            <w:tcW w:type="dxa" w:w="1987"/>
+          </w:tcPr>
+          <w:p>
+            <w:pPr>
+              <w:jc w:val="left"/>
+            </w:pPr>
+            <w:r>
+              <w:rPr>
+                <w:rFonts w:ascii="TimeNewRoman" w:hAnsi="TimeNewRoman"/>
+                <w:sz w:val="30"/>
+              </w:rPr>
+              <w:t>96</w:t>
+            </w:r>
+          </w:p>
+        </w:tc>
+        <w:tc>
+          <w:tcPr>
+            <w:tcW w:type="dxa" w:w="1987"/>
+          </w:tcPr>
+          <w:p>
+            <w:pPr>
+              <w:jc w:val="left"/>
+            </w:pPr>
+            <w:r>
+              <w:rPr>
+                <w:rFonts w:ascii="TimeNewRoman" w:hAnsi="TimeNewRoman"/>
+                <w:sz w:val="30"/>
+              </w:rPr>
+              <w:t>89</w:t>
+            </w:r>
+          </w:p>
+        </w:tc>
+        <w:tc>
+          <w:tcPr>
+            <w:tcW w:type="dxa" w:w="1987"/>
+          </w:tcPr>
+          <w:p>
+            <w:pPr>
+              <w:jc w:val="left"/>
+            </w:pPr>
+            <w:r>
+              <w:rPr>
+                <w:rFonts w:ascii="TimeNewRoman" w:hAnsi="TimeNewRoman"/>
+                <w:sz w:val="30"/>
+              </w:rPr>
+              <w:t>6</w:t>
+            </w:r>
+          </w:p>
+        </w:tc>
+        <w:tc>
+          <w:tcPr>
+            <w:tcW w:type="dxa" w:w="1987"/>
+          </w:tcPr>
+          <w:p>
+            <w:pPr>
+              <w:jc w:val="left"/>
+            </w:pPr>
+            <w:r>
+              <w:rPr>
+                <w:rFonts w:ascii="TimeNewRoman" w:hAnsi="TimeNewRoman"/>
+                <w:sz w:val="30"/>
+              </w:rPr>
+              <w:t>3</w:t>
+            </w:r>
+          </w:p>
+        </w:tc>
+        <w:tc>
+          <w:tcPr>
+            <w:tcW w:type="dxa" w:w="1987"/>
+          </w:tcPr>
+          <w:p>
+            <w:pPr>
+              <w:jc w:val="left"/>
+            </w:pPr>
+            <w:r>
+              <w:rPr>
+                <w:rFonts w:ascii="TimeNewRoman" w:hAnsi="TimeNewRoman"/>
+                <w:sz w:val="30"/>
+              </w:rPr>
+              <w:t>2</w:t>
+            </w:r>
+          </w:p>
+        </w:tc>
+      </w:tr>
+      <w:tr>
+        <w:tc>
+          <w:tcPr>
+            <w:tcW w:type="dxa" w:w="1987"/>
+          </w:tcPr>
+          <w:p>
+            <w:pPr>
+              <w:jc w:val="left"/>
+            </w:pPr>
+            <w:r>
+              <w:rPr>
+                <w:rFonts w:ascii="TimeNewRoman" w:hAnsi="TimeNewRoman"/>
+                <w:sz w:val="30"/>
+              </w:rPr>
+              <w:t>73</w:t>
+            </w:r>
+          </w:p>
+        </w:tc>
+        <w:tc>
+          <w:tcPr>
+            <w:tcW w:type="dxa" w:w="1987"/>
+          </w:tcPr>
+          <w:p>
+            <w:pPr>
+              <w:jc w:val="left"/>
+            </w:pPr>
+            <w:r>
+              <w:rPr>
+                <w:rFonts w:ascii="TimeNewRoman" w:hAnsi="TimeNewRoman"/>
+                <w:sz w:val="30"/>
+              </w:rPr>
+              <w:t>21</w:t>
+            </w:r>
+          </w:p>
+        </w:tc>
+        <w:tc>
+          <w:tcPr>
+            <w:tcW w:type="dxa" w:w="1987"/>
+          </w:tcPr>
+          <w:p>
+            <w:pPr>
+              <w:jc w:val="left"/>
+            </w:pPr>
+            <w:r>
+              <w:rPr>
+                <w:rFonts w:ascii="TimeNewRoman" w:hAnsi="TimeNewRoman"/>
+                <w:sz w:val="30"/>
+              </w:rPr>
+              <w:t>94</w:t>
+            </w:r>
+          </w:p>
+        </w:tc>
+        <w:tc>
+          <w:tcPr>
+            <w:tcW w:type="dxa" w:w="1987"/>
+          </w:tcPr>
+          <w:p>
+            <w:pPr>
+              <w:jc w:val="left"/>
+            </w:pPr>
+            <w:r>
+              <w:rPr>
+                <w:rFonts w:ascii="TimeNewRoman" w:hAnsi="TimeNewRoman"/>
+                <w:sz w:val="30"/>
+              </w:rPr>
+              <w:t>69</w:t>
+            </w:r>
+          </w:p>
+        </w:tc>
+        <w:tc>
+          <w:tcPr>
+            <w:tcW w:type="dxa" w:w="1987"/>
+          </w:tcPr>
+          <w:p>
+            <w:pPr>
+              <w:jc w:val="left"/>
+            </w:pPr>
+            <w:r>
+              <w:rPr>
+                <w:rFonts w:ascii="TimeNewRoman" w:hAnsi="TimeNewRoman"/>
+                <w:sz w:val="30"/>
+              </w:rPr>
+              <w:t>10</w:t>
+            </w:r>
+          </w:p>
+        </w:tc>
+      </w:tr>
+      <w:tr>
+        <w:tc>
+          <w:tcPr>
+            <w:tcW w:type="dxa" w:w="1987"/>
+          </w:tcPr>
+          <w:p>
+            <w:pPr>
+              <w:jc w:val="left"/>
+            </w:pPr>
+            <w:r>
+              <w:rPr>
+                <w:rFonts w:ascii="TimeNewRoman" w:hAnsi="TimeNewRoman"/>
+                <w:sz w:val="30"/>
+              </w:rPr>
+              <w:t>24</w:t>
+            </w:r>
+          </w:p>
+        </w:tc>
+        <w:tc>
+          <w:tcPr>
+            <w:tcW w:type="dxa" w:w="1987"/>
+          </w:tcPr>
+          <w:p>
+            <w:pPr>
+              <w:jc w:val="left"/>
+            </w:pPr>
+            <w:r>
+              <w:rPr>
+                <w:rFonts w:ascii="TimeNewRoman" w:hAnsi="TimeNewRoman"/>
+                <w:sz w:val="30"/>
+              </w:rPr>
+              <w:t>60</w:t>
+            </w:r>
+          </w:p>
+        </w:tc>
+        <w:tc>
+          <w:tcPr>
+            <w:tcW w:type="dxa" w:w="1987"/>
+          </w:tcPr>
+          <w:p>
+            <w:pPr>
+              <w:jc w:val="left"/>
+            </w:pPr>
+            <w:r>
+              <w:rPr>
+                <w:rFonts w:ascii="TimeNewRoman" w:hAnsi="TimeNewRoman"/>
+                <w:sz w:val="30"/>
+              </w:rPr>
+              <w:t>51</w:t>
+            </w:r>
+          </w:p>
+        </w:tc>
+        <w:tc>
+          <w:tcPr>
+            <w:tcW w:type="dxa" w:w="1987"/>
+          </w:tcPr>
+          <w:p>
+            <w:pPr>
+              <w:jc w:val="left"/>
+            </w:pPr>
+            <w:r>
+              <w:rPr>
+                <w:rFonts w:ascii="TimeNewRoman" w:hAnsi="TimeNewRoman"/>
+                <w:sz w:val="30"/>
+              </w:rPr>
+              <w:t>12</w:t>
+            </w:r>
+          </w:p>
+        </w:tc>
+        <w:tc>
+          <w:tcPr>
+            <w:tcW w:type="dxa" w:w="1987"/>
+          </w:tcPr>
+          <w:p>
+            <w:pPr>
+              <w:jc w:val="left"/>
+            </w:pPr>
+            <w:r>
+              <w:rPr>
+                <w:rFonts w:ascii="TimeNewRoman" w:hAnsi="TimeNewRoman"/>
+                <w:sz w:val="30"/>
+              </w:rPr>
+              <w:t>32</w:t>
+            </w:r>
+          </w:p>
+        </w:tc>
+      </w:tr>
+      <w:tr>
+        <w:tc>
+          <w:tcPr>
+            <w:tcW w:type="dxa" w:w="1987"/>
+          </w:tcPr>
+          <w:p>
+            <w:pPr>
+              <w:jc w:val="left"/>
+            </w:pPr>
+            <w:r>
+              <w:rPr>
+                <w:rFonts w:ascii="TimeNewRoman" w:hAnsi="TimeNewRoman"/>
+                <w:sz w:val="30"/>
+              </w:rPr>
+              <w:t>40</w:t>
+            </w:r>
+          </w:p>
+        </w:tc>
+        <w:tc>
+          <w:tcPr>
+            <w:tcW w:type="dxa" w:w="1987"/>
+          </w:tcPr>
+          <w:p>
+            <w:pPr>
+              <w:jc w:val="left"/>
+            </w:pPr>
+            <w:r>
+              <w:rPr>
+                <w:rFonts w:ascii="TimeNewRoman" w:hAnsi="TimeNewRoman"/>
+                <w:sz w:val="30"/>
+              </w:rPr>
+              <w:t>10</w:t>
             </w:r>
           </w:p>
         </w:tc>
@@ -74,7 +700,7 @@
                 <w:rFonts w:ascii="TimeNewRoman" w:hAnsi="TimeNewRoman"/>
                 <w:sz w:val="30"/>
               </w:rPr>
-              <w:t>96</w:t>
+              <w:t>61</w:t>
             </w:r>
           </w:p>
         </w:tc>
@@ -91,24 +717,7 @@
                 <w:rFonts w:ascii="TimeNewRoman" w:hAnsi="TimeNewRoman"/>
                 <w:sz w:val="30"/>
               </w:rPr>
-              <w:t>6</w:t>
-            </w:r>
-          </w:p>
-        </w:tc>
-        <w:tc>
-          <w:tcPr>
-            <w:tcW w:type="dxa" w:w="1987"/>
-          </w:tcPr>
-          <w:p>
-            <w:pPr>
-              <w:jc w:val="left"/>
-            </w:pPr>
-            <w:r>
-              <w:rPr>
-                <w:rFonts w:ascii="TimeNewRoman" w:hAnsi="TimeNewRoman"/>
-                <w:sz w:val="30"/>
-              </w:rPr>
-              <w:t>30</w:t>
+              <w:t>2</w:t>
             </w:r>
           </w:p>
         </w:tc>
@@ -127,7 +736,7 @@
                 <w:rFonts w:ascii="TimeNewRoman" w:hAnsi="TimeNewRoman"/>
                 <w:sz w:val="30"/>
               </w:rPr>
-              <w:t>72</w:t>
+              <w:t>127</w:t>
             </w:r>
           </w:p>
         </w:tc>
@@ -144,63 +753,10 @@
                 <w:rFonts w:ascii="TimeNewRoman" w:hAnsi="TimeNewRoman"/>
                 <w:sz w:val="30"/>
               </w:rPr>
-              <w:t>9</w:t>
+              <w:t>8</w:t>
             </w:r>
           </w:p>
         </w:tc>
-        <w:tc>
-          <w:tcPr>
-            <w:tcW w:type="dxa" w:w="1987"/>
-          </w:tcPr>
-          <w:p>
-            <w:pPr>
-              <w:jc w:val="left"/>
-            </w:pPr>
-            <w:r>
-              <w:rPr>
-                <w:rFonts w:ascii="TimeNewRoman" w:hAnsi="TimeNewRoman"/>
-                <w:sz w:val="30"/>
-              </w:rPr>
-              <w:t>6</w:t>
-            </w:r>
-          </w:p>
-        </w:tc>
-        <w:tc>
-          <w:tcPr>
-            <w:tcW w:type="dxa" w:w="1987"/>
-          </w:tcPr>
-          <w:p>
-            <w:pPr>
-              <w:jc w:val="left"/>
-            </w:pPr>
-            <w:r>
-              <w:rPr>
-                <w:rFonts w:ascii="TimeNewRoman" w:hAnsi="TimeNewRoman"/>
-                <w:sz w:val="30"/>
-              </w:rPr>
-              <w:t>48</w:t>
-            </w:r>
-          </w:p>
-        </w:tc>
-        <w:tc>
-          <w:tcPr>
-            <w:tcW w:type="dxa" w:w="1987"/>
-          </w:tcPr>
-          <w:p>
-            <w:pPr>
-              <w:jc w:val="left"/>
-            </w:pPr>
-            <w:r>
-              <w:rPr>
-                <w:rFonts w:ascii="TimeNewRoman" w:hAnsi="TimeNewRoman"/>
-                <w:sz w:val="30"/>
-              </w:rPr>
-              <w:t>20</w:t>
-            </w:r>
-          </w:p>
-        </w:tc>
-      </w:tr>
-      <w:tr>
         <w:tc>
           <w:tcPr>
             <w:tcW w:type="dxa" w:w="1987"/>
@@ -231,7 +787,7 @@
                 <w:rFonts w:ascii="TimeNewRoman" w:hAnsi="TimeNewRoman"/>
                 <w:sz w:val="30"/>
               </w:rPr>
-              <w:t>5</w:t>
+              <w:t>31</w:t>
             </w:r>
           </w:p>
         </w:tc>
@@ -248,302 +804,7 @@
                 <w:rFonts w:ascii="TimeNewRoman" w:hAnsi="TimeNewRoman"/>
                 <w:sz w:val="30"/>
               </w:rPr>
-              <w:t>70</w:t>
-            </w:r>
-          </w:p>
-        </w:tc>
-        <w:tc>
-          <w:tcPr>
-            <w:tcW w:type="dxa" w:w="1987"/>
-          </w:tcPr>
-          <w:p>
-            <w:pPr>
-              <w:jc w:val="left"/>
-            </w:pPr>
-            <w:r>
-              <w:rPr>
-                <w:rFonts w:ascii="TimeNewRoman" w:hAnsi="TimeNewRoman"/>
-                <w:sz w:val="30"/>
-              </w:rPr>
-              <w:t>24</w:t>
-            </w:r>
-          </w:p>
-        </w:tc>
-        <w:tc>
-          <w:tcPr>
-            <w:tcW w:type="dxa" w:w="1987"/>
-          </w:tcPr>
-          <w:p>
-            <w:pPr>
-              <w:jc w:val="left"/>
-            </w:pPr>
-            <w:r>
-              <w:rPr>
-                <w:rFonts w:ascii="TimeNewRoman" w:hAnsi="TimeNewRoman"/>
-                <w:sz w:val="30"/>
-              </w:rPr>
-              <w:t>83</w:t>
-            </w:r>
-          </w:p>
-        </w:tc>
-      </w:tr>
-      <w:tr>
-        <w:tc>
-          <w:tcPr>
-            <w:tcW w:type="dxa" w:w="1987"/>
-          </w:tcPr>
-          <w:p>
-            <w:pPr>
-              <w:jc w:val="left"/>
-            </w:pPr>
-            <w:r>
-              <w:rPr>
-                <w:rFonts w:ascii="TimeNewRoman" w:hAnsi="TimeNewRoman"/>
-                <w:sz w:val="30"/>
-              </w:rPr>
-              <w:t>19</w:t>
-            </w:r>
-          </w:p>
-        </w:tc>
-        <w:tc>
-          <w:tcPr>
-            <w:tcW w:type="dxa" w:w="1987"/>
-          </w:tcPr>
-          <w:p>
-            <w:pPr>
-              <w:jc w:val="left"/>
-            </w:pPr>
-            <w:r>
-              <w:rPr>
-                <w:rFonts w:ascii="TimeNewRoman" w:hAnsi="TimeNewRoman"/>
-                <w:sz w:val="30"/>
-              </w:rPr>
-              <w:t>10</w:t>
-            </w:r>
-          </w:p>
-        </w:tc>
-        <w:tc>
-          <w:tcPr>
-            <w:tcW w:type="dxa" w:w="1987"/>
-          </w:tcPr>
-          <w:p>
-            <w:pPr>
-              <w:jc w:val="left"/>
-            </w:pPr>
-            <w:r>
-              <w:rPr>
-                <w:rFonts w:ascii="TimeNewRoman" w:hAnsi="TimeNewRoman"/>
-                <w:sz w:val="30"/>
-              </w:rPr>
-              <w:t>22</w:t>
-            </w:r>
-          </w:p>
-        </w:tc>
-        <w:tc>
-          <w:tcPr>
-            <w:tcW w:type="dxa" w:w="1987"/>
-          </w:tcPr>
-          <w:p>
-            <w:pPr>
-              <w:jc w:val="left"/>
-            </w:pPr>
-            <w:r>
-              <w:rPr>
-                <w:rFonts w:ascii="TimeNewRoman" w:hAnsi="TimeNewRoman"/>
-                <w:sz w:val="30"/>
-              </w:rPr>
-              <w:t>20</w:t>
-            </w:r>
-          </w:p>
-        </w:tc>
-        <w:tc>
-          <w:tcPr>
-            <w:tcW w:type="dxa" w:w="1987"/>
-          </w:tcPr>
-          <w:p>
-            <w:pPr>
-              <w:jc w:val="left"/>
-            </w:pPr>
-            <w:r>
-              <w:rPr>
-                <w:rFonts w:ascii="TimeNewRoman" w:hAnsi="TimeNewRoman"/>
-                <w:sz w:val="30"/>
-              </w:rPr>
-              <w:t>24</w:t>
-            </w:r>
-          </w:p>
-        </w:tc>
-      </w:tr>
-      <w:tr>
-        <w:tc>
-          <w:tcPr>
-            <w:tcW w:type="dxa" w:w="1987"/>
-          </w:tcPr>
-          <w:p>
-            <w:pPr>
-              <w:jc w:val="left"/>
-            </w:pPr>
-            <w:r>
-              <w:rPr>
-                <w:rFonts w:ascii="TimeNewRoman" w:hAnsi="TimeNewRoman"/>
-                <w:sz w:val="30"/>
-              </w:rPr>
-              <w:t>186</w:t>
-            </w:r>
-          </w:p>
-        </w:tc>
-        <w:tc>
-          <w:tcPr>
-            <w:tcW w:type="dxa" w:w="1987"/>
-          </w:tcPr>
-          <w:p>
-            <w:pPr>
-              <w:jc w:val="left"/>
-            </w:pPr>
-            <w:r>
-              <w:rPr>
-                <w:rFonts w:ascii="TimeNewRoman" w:hAnsi="TimeNewRoman"/>
-                <w:sz w:val="30"/>
-              </w:rPr>
-              <w:t>2</w:t>
-            </w:r>
-          </w:p>
-        </w:tc>
-        <w:tc>
-          <w:tcPr>
-            <w:tcW w:type="dxa" w:w="1987"/>
-          </w:tcPr>
-          <w:p>
-            <w:pPr>
-              <w:jc w:val="left"/>
-            </w:pPr>
-            <w:r>
-              <w:rPr>
-                <w:rFonts w:ascii="TimeNewRoman" w:hAnsi="TimeNewRoman"/>
-                <w:sz w:val="30"/>
-              </w:rPr>
-              <w:t>35</w:t>
-            </w:r>
-          </w:p>
-        </w:tc>
-        <w:tc>
-          <w:tcPr>
-            <w:tcW w:type="dxa" w:w="1987"/>
-          </w:tcPr>
-          <w:p>
-            <w:pPr>
-              <w:jc w:val="left"/>
-            </w:pPr>
-            <w:r>
-              <w:rPr>
-                <w:rFonts w:ascii="TimeNewRoman" w:hAnsi="TimeNewRoman"/>
-                <w:sz w:val="30"/>
-              </w:rPr>
-              <w:t>19</w:t>
-            </w:r>
-          </w:p>
-        </w:tc>
-        <w:tc>
-          <w:tcPr>
-            <w:tcW w:type="dxa" w:w="1987"/>
-          </w:tcPr>
-          <w:p>
-            <w:pPr>
-              <w:jc w:val="left"/>
-            </w:pPr>
-            <w:r>
-              <w:rPr>
-                <w:rFonts w:ascii="TimeNewRoman" w:hAnsi="TimeNewRoman"/>
-                <w:sz w:val="30"/>
-              </w:rPr>
-              <w:t>21</w:t>
-            </w:r>
-          </w:p>
-        </w:tc>
-      </w:tr>
-      <w:tr>
-        <w:tc>
-          <w:tcPr>
-            <w:tcW w:type="dxa" w:w="1987"/>
-          </w:tcPr>
-          <w:p>
-            <w:pPr>
-              <w:jc w:val="left"/>
-            </w:pPr>
-            <w:r>
-              <w:rPr>
-                <w:rFonts w:ascii="TimeNewRoman" w:hAnsi="TimeNewRoman"/>
-                <w:sz w:val="30"/>
-              </w:rPr>
-              <w:t>27</w:t>
-            </w:r>
-          </w:p>
-        </w:tc>
-        <w:tc>
-          <w:tcPr>
-            <w:tcW w:type="dxa" w:w="1987"/>
-          </w:tcPr>
-          <w:p>
-            <w:pPr>
-              <w:jc w:val="left"/>
-            </w:pPr>
-            <w:r>
-              <w:rPr>
-                <w:rFonts w:ascii="TimeNewRoman" w:hAnsi="TimeNewRoman"/>
-                <w:sz w:val="30"/>
-              </w:rPr>
-              <w:t>64</w:t>
-            </w:r>
-          </w:p>
-        </w:tc>
-        <w:tc>
-          <w:tcPr>
-            <w:tcW w:type="dxa" w:w="1987"/>
-          </w:tcPr>
-          <w:p>
-            <w:pPr>
-              <w:jc w:val="left"/>
-            </w:pPr>
-            <w:r>
-              <w:rPr>
-                <w:rFonts w:ascii="TimeNewRoman" w:hAnsi="TimeNewRoman"/>
-                <w:sz w:val="30"/>
-              </w:rPr>
-              <w:t>18</w:t>
-            </w:r>
-          </w:p>
-        </w:tc>
-        <w:tc>
-          <w:tcPr>
-            <w:tcW w:type="dxa" w:w="1987"/>
-          </w:tcPr>
-          <w:p>
-            <w:pPr>
-              <w:jc w:val="left"/>
-            </w:pPr>
-            <w:r>
-              <w:rPr>
-                <w:rFonts w:ascii="TimeNewRoman" w:hAnsi="TimeNewRoman"/>
-                <w:sz w:val="30"/>
-              </w:rPr>
-              <w:t>68</w:t>
-            </w:r>
-          </w:p>
-        </w:tc>
-        <w:tc>
-          <w:tcPr>
-            <w:tcW w:type="dxa" w:w="1987"/>
-          </w:tcPr>
-          <w:p>
-            <w:pPr>
-              <w:jc w:val="left"/>
-            </w:pPr>
-            <w:r>
-              <w:rPr>
-                <w:rFonts w:ascii="TimeNewRoman" w:hAnsi="TimeNewRoman"/>
-                <w:sz w:val="30"/>
-              </w:rPr>
-              <w:t>124</w:t>
+              <w:t>63</w:t>
             </w:r>
           </w:p>
         </w:tc>
@@ -579,198 +840,7 @@
                 <w:rFonts w:ascii="TimeNewRoman" w:hAnsi="TimeNewRoman"/>
                 <w:sz w:val="30"/>
               </w:rPr>
-              <w:t>8</w:t>
-            </w:r>
-          </w:p>
-        </w:tc>
-        <w:tc>
-          <w:tcPr>
-            <w:tcW w:type="dxa" w:w="1987"/>
-          </w:tcPr>
-          <w:p>
-            <w:pPr>
-              <w:jc w:val="left"/>
-            </w:pPr>
-            <w:r>
-              <w:rPr>
-                <w:rFonts w:ascii="TimeNewRoman" w:hAnsi="TimeNewRoman"/>
-                <w:sz w:val="30"/>
-              </w:rPr>
-              <w:t>36</w:t>
-            </w:r>
-          </w:p>
-        </w:tc>
-        <w:tc>
-          <w:tcPr>
-            <w:tcW w:type="dxa" w:w="1987"/>
-          </w:tcPr>
-          <w:p>
-            <w:pPr>
-              <w:jc w:val="left"/>
-            </w:pPr>
-            <w:r>
-              <w:rPr>
-                <w:rFonts w:ascii="TimeNewRoman" w:hAnsi="TimeNewRoman"/>
-                <w:sz w:val="30"/>
-              </w:rPr>
-              <w:t>152</w:t>
-            </w:r>
-          </w:p>
-        </w:tc>
-        <w:tc>
-          <w:tcPr>
-            <w:tcW w:type="dxa" w:w="1987"/>
-          </w:tcPr>
-          <w:p>
-            <w:pPr>
-              <w:jc w:val="left"/>
-            </w:pPr>
-            <w:r>
-              <w:rPr>
-                <w:rFonts w:ascii="TimeNewRoman" w:hAnsi="TimeNewRoman"/>
-                <w:sz w:val="30"/>
-              </w:rPr>
-              <w:t>67</w:t>
-            </w:r>
-          </w:p>
-        </w:tc>
-      </w:tr>
-      <w:tr>
-        <w:tc>
-          <w:tcPr>
-            <w:tcW w:type="dxa" w:w="1987"/>
-          </w:tcPr>
-          <w:p>
-            <w:pPr>
-              <w:jc w:val="left"/>
-            </w:pPr>
-            <w:r>
-              <w:rPr>
-                <w:rFonts w:ascii="TimeNewRoman" w:hAnsi="TimeNewRoman"/>
-                <w:sz w:val="30"/>
-              </w:rPr>
-              <w:t>81</w:t>
-            </w:r>
-          </w:p>
-        </w:tc>
-        <w:tc>
-          <w:tcPr>
-            <w:tcW w:type="dxa" w:w="1987"/>
-          </w:tcPr>
-          <w:p>
-            <w:pPr>
-              <w:jc w:val="left"/>
-            </w:pPr>
-            <w:r>
-              <w:rPr>
-                <w:rFonts w:ascii="TimeNewRoman" w:hAnsi="TimeNewRoman"/>
-                <w:sz w:val="30"/>
-              </w:rPr>
-              <w:t>69</w:t>
-            </w:r>
-          </w:p>
-        </w:tc>
-        <w:tc>
-          <w:tcPr>
-            <w:tcW w:type="dxa" w:w="1987"/>
-          </w:tcPr>
-          <w:p>
-            <w:pPr>
-              <w:jc w:val="left"/>
-            </w:pPr>
-            <w:r>
-              <w:rPr>
-                <w:rFonts w:ascii="TimeNewRoman" w:hAnsi="TimeNewRoman"/>
-                <w:sz w:val="30"/>
-              </w:rPr>
-              <w:t>49</w:t>
-            </w:r>
-          </w:p>
-        </w:tc>
-        <w:tc>
-          <w:tcPr>
-            <w:tcW w:type="dxa" w:w="1987"/>
-          </w:tcPr>
-          <w:p>
-            <w:pPr>
-              <w:jc w:val="left"/>
-            </w:pPr>
-            <w:r>
-              <w:rPr>
-                <w:rFonts w:ascii="TimeNewRoman" w:hAnsi="TimeNewRoman"/>
-                <w:sz w:val="30"/>
-              </w:rPr>
-              <w:t>7</w:t>
-            </w:r>
-          </w:p>
-        </w:tc>
-        <w:tc>
-          <w:tcPr>
-            <w:tcW w:type="dxa" w:w="1987"/>
-          </w:tcPr>
-          <w:p>
-            <w:pPr>
-              <w:jc w:val="left"/>
-            </w:pPr>
-            <w:r>
-              <w:rPr>
-                <w:rFonts w:ascii="TimeNewRoman" w:hAnsi="TimeNewRoman"/>
-                <w:sz w:val="30"/>
-              </w:rPr>
-              <w:t>18</w:t>
-            </w:r>
-          </w:p>
-        </w:tc>
-      </w:tr>
-      <w:tr>
-        <w:tc>
-          <w:tcPr>
-            <w:tcW w:type="dxa" w:w="1987"/>
-          </w:tcPr>
-          <w:p>
-            <w:pPr>
-              <w:jc w:val="left"/>
-            </w:pPr>
-            <w:r>
-              <w:rPr>
-                <w:rFonts w:ascii="TimeNewRoman" w:hAnsi="TimeNewRoman"/>
-                <w:sz w:val="30"/>
-              </w:rPr>
-              <w:t>1</w:t>
-            </w:r>
-          </w:p>
-        </w:tc>
-        <w:tc>
-          <w:tcPr>
-            <w:tcW w:type="dxa" w:w="1987"/>
-          </w:tcPr>
-          <w:p>
-            <w:pPr>
-              <w:jc w:val="left"/>
-            </w:pPr>
-            <w:r>
-              <w:rPr>
-                <w:rFonts w:ascii="TimeNewRoman" w:hAnsi="TimeNewRoman"/>
-                <w:sz w:val="30"/>
-              </w:rPr>
-              <w:t>56</w:t>
-            </w:r>
-          </w:p>
-        </w:tc>
-        <w:tc>
-          <w:tcPr>
-            <w:tcW w:type="dxa" w:w="1987"/>
-          </w:tcPr>
-          <w:p>
-            <w:pPr>
-              <w:jc w:val="left"/>
-            </w:pPr>
-            <w:r>
-              <w:rPr>
-                <w:rFonts w:ascii="TimeNewRoman" w:hAnsi="TimeNewRoman"/>
-                <w:sz w:val="30"/>
-              </w:rPr>
-              <w:t>24</w:t>
+              <w:t>50</w:t>
             </w:r>
           </w:p>
         </w:tc>
@@ -804,7 +874,24 @@
                 <w:rFonts w:ascii="TimeNewRoman" w:hAnsi="TimeNewRoman"/>
                 <w:sz w:val="30"/>
               </w:rPr>
-              <w:t>3</w:t>
+              <w:t>5</w:t>
+            </w:r>
+          </w:p>
+        </w:tc>
+        <w:tc>
+          <w:tcPr>
+            <w:tcW w:type="dxa" w:w="1987"/>
+          </w:tcPr>
+          <w:p>
+            <w:pPr>
+              <w:jc w:val="left"/>
+            </w:pPr>
+            <w:r>
+              <w:rPr>
+                <w:rFonts w:ascii="TimeNewRoman" w:hAnsi="TimeNewRoman"/>
+                <w:sz w:val="30"/>
+              </w:rPr>
+              <w:t>12</w:t>
             </w:r>
           </w:p>
         </w:tc>
@@ -823,7 +910,7 @@
                 <w:rFonts w:ascii="TimeNewRoman" w:hAnsi="TimeNewRoman"/>
                 <w:sz w:val="30"/>
               </w:rPr>
-              <w:t>15</w:t>
+              <w:t>74</w:t>
             </w:r>
           </w:p>
         </w:tc>
@@ -840,128 +927,7 @@
                 <w:rFonts w:ascii="TimeNewRoman" w:hAnsi="TimeNewRoman"/>
                 <w:sz w:val="30"/>
               </w:rPr>
-              <w:t>100</w:t>
-            </w:r>
-          </w:p>
-        </w:tc>
-        <w:tc>
-          <w:tcPr>
-            <w:tcW w:type="dxa" w:w="1987"/>
-          </w:tcPr>
-          <w:p>
-            <w:pPr>
-              <w:jc w:val="left"/>
-            </w:pPr>
-            <w:r>
-              <w:rPr>
-                <w:rFonts w:ascii="TimeNewRoman" w:hAnsi="TimeNewRoman"/>
-                <w:sz w:val="30"/>
-              </w:rPr>
-              <w:t>9</w:t>
-            </w:r>
-          </w:p>
-        </w:tc>
-        <w:tc>
-          <w:tcPr>
-            <w:tcW w:type="dxa" w:w="1987"/>
-          </w:tcPr>
-          <w:p>
-            <w:pPr>
-              <w:jc w:val="left"/>
-            </w:pPr>
-            <w:r>
-              <w:rPr>
-                <w:rFonts w:ascii="TimeNewRoman" w:hAnsi="TimeNewRoman"/>
-                <w:sz w:val="30"/>
-              </w:rPr>
-              <w:t>40</w:t>
-            </w:r>
-          </w:p>
-        </w:tc>
-        <w:tc>
-          <w:tcPr>
-            <w:tcW w:type="dxa" w:w="1987"/>
-          </w:tcPr>
-          <w:p>
-            <w:pPr>
-              <w:jc w:val="left"/>
-            </w:pPr>
-            <w:r>
-              <w:rPr>
-                <w:rFonts w:ascii="TimeNewRoman" w:hAnsi="TimeNewRoman"/>
-                <w:sz w:val="30"/>
-              </w:rPr>
-              <w:t>27</w:t>
-            </w:r>
-          </w:p>
-        </w:tc>
-      </w:tr>
-      <w:tr>
-        <w:tc>
-          <w:tcPr>
-            <w:tcW w:type="dxa" w:w="1987"/>
-          </w:tcPr>
-          <w:p>
-            <w:pPr>
-              <w:jc w:val="left"/>
-            </w:pPr>
-            <w:r>
-              <w:rPr>
-                <w:rFonts w:ascii="TimeNewRoman" w:hAnsi="TimeNewRoman"/>
-                <w:sz w:val="30"/>
-              </w:rPr>
-              <w:t>61</w:t>
-            </w:r>
-          </w:p>
-        </w:tc>
-        <w:tc>
-          <w:tcPr>
-            <w:tcW w:type="dxa" w:w="1987"/>
-          </w:tcPr>
-          <w:p>
-            <w:pPr>
-              <w:jc w:val="left"/>
-            </w:pPr>
-            <w:r>
-              <w:rPr>
-                <w:rFonts w:ascii="TimeNewRoman" w:hAnsi="TimeNewRoman"/>
-                <w:sz w:val="30"/>
-              </w:rPr>
-              <w:t>79</w:t>
-            </w:r>
-          </w:p>
-        </w:tc>
-        <w:tc>
-          <w:tcPr>
-            <w:tcW w:type="dxa" w:w="1987"/>
-          </w:tcPr>
-          <w:p>
-            <w:pPr>
-              <w:jc w:val="left"/>
-            </w:pPr>
-            <w:r>
-              <w:rPr>
-                <w:rFonts w:ascii="TimeNewRoman" w:hAnsi="TimeNewRoman"/>
-                <w:sz w:val="30"/>
-              </w:rPr>
-              <w:t>78</w:t>
-            </w:r>
-          </w:p>
-        </w:tc>
-        <w:tc>
-          <w:tcPr>
-            <w:tcW w:type="dxa" w:w="1987"/>
-          </w:tcPr>
-          <w:p>
-            <w:pPr>
-              <w:jc w:val="left"/>
-            </w:pPr>
-            <w:r>
-              <w:rPr>
-                <w:rFonts w:ascii="TimeNewRoman" w:hAnsi="TimeNewRoman"/>
-                <w:sz w:val="30"/>
-              </w:rPr>
-              <w:t>14</w:t>
+              <w:t>93</w:t>
             </w:r>
           </w:p>
         </w:tc>
@@ -979,59 +945,6 @@
                 <w:sz w:val="30"/>
               </w:rPr>
               <w:t>4</w:t>
-            </w:r>
-          </w:p>
-        </w:tc>
-      </w:tr>
-      <w:tr>
-        <w:tc>
-          <w:tcPr>
-            <w:tcW w:type="dxa" w:w="1987"/>
-          </w:tcPr>
-          <w:p>
-            <w:pPr>
-              <w:jc w:val="left"/>
-            </w:pPr>
-            <w:r>
-              <w:rPr>
-                <w:rFonts w:ascii="TimeNewRoman" w:hAnsi="TimeNewRoman"/>
-                <w:sz w:val="30"/>
-              </w:rPr>
-              <w:t>21</w:t>
-            </w:r>
-          </w:p>
-        </w:tc>
-        <w:tc>
-          <w:tcPr>
-            <w:tcW w:type="dxa" w:w="1987"/>
-          </w:tcPr>
-          <w:p>
-            <w:pPr>
-              <w:jc w:val="left"/>
-            </w:pPr>
-            <w:r>
-              <w:rPr>
-                <w:rFonts w:ascii="TimeNewRoman" w:hAnsi="TimeNewRoman"/>
-                <w:sz w:val="30"/>
-              </w:rPr>
-              <w:t>15</w:t>
-            </w:r>
-          </w:p>
-        </w:tc>
-        <w:tc>
-          <w:tcPr>
-            <w:tcW w:type="dxa" w:w="1987"/>
-          </w:tcPr>
-          <w:p>
-            <w:pPr>
-              <w:jc w:val="left"/>
-            </w:pPr>
-            <w:r>
-              <w:rPr>
-                <w:rFonts w:ascii="TimeNewRoman" w:hAnsi="TimeNewRoman"/>
-                <w:sz w:val="30"/>
-              </w:rPr>
-              <w:t>3</w:t>
             </w:r>
           </w:p>
         </w:tc>
@@ -1065,7 +978,7 @@
                 <w:rFonts w:ascii="TimeNewRoman" w:hAnsi="TimeNewRoman"/>
                 <w:sz w:val="30"/>
               </w:rPr>
-              <w:t>14</w:t>
+              <w:t>80</w:t>
             </w:r>
           </w:p>
         </w:tc>
@@ -1084,7 +997,7 @@
                 <w:rFonts w:ascii="TimeNewRoman" w:hAnsi="TimeNewRoman"/>
                 <w:sz w:val="30"/>
               </w:rPr>
-              <w:t>66</w:t>
+              <w:t>0</w:t>
             </w:r>
           </w:p>
         </w:tc>
@@ -1101,7 +1014,7 @@
                 <w:rFonts w:ascii="TimeNewRoman" w:hAnsi="TimeNewRoman"/>
                 <w:sz w:val="30"/>
               </w:rPr>
-              <w:t>40</w:t>
+              <w:t>18</w:t>
             </w:r>
           </w:p>
         </w:tc>
@@ -1118,7 +1031,7 @@
                 <w:rFonts w:ascii="TimeNewRoman" w:hAnsi="TimeNewRoman"/>
                 <w:sz w:val="30"/>
               </w:rPr>
-              <w:t>42</w:t>
+              <w:t>5</w:t>
             </w:r>
           </w:p>
         </w:tc>
@@ -1135,7 +1048,77 @@
                 <w:rFonts w:ascii="TimeNewRoman" w:hAnsi="TimeNewRoman"/>
                 <w:sz w:val="30"/>
               </w:rPr>
-              <w:t>69</w:t>
+              <w:t>83</w:t>
+            </w:r>
+          </w:p>
+        </w:tc>
+        <w:tc>
+          <w:tcPr>
+            <w:tcW w:type="dxa" w:w="1987"/>
+          </w:tcPr>
+          <w:p>
+            <w:pPr>
+              <w:jc w:val="left"/>
+            </w:pPr>
+            <w:r>
+              <w:rPr>
+                <w:rFonts w:ascii="TimeNewRoman" w:hAnsi="TimeNewRoman"/>
+                <w:sz w:val="30"/>
+              </w:rPr>
+              <w:t>8</w:t>
+            </w:r>
+          </w:p>
+        </w:tc>
+      </w:tr>
+      <w:tr>
+        <w:tc>
+          <w:tcPr>
+            <w:tcW w:type="dxa" w:w="1987"/>
+          </w:tcPr>
+          <w:p>
+            <w:pPr>
+              <w:jc w:val="left"/>
+            </w:pPr>
+            <w:r>
+              <w:rPr>
+                <w:rFonts w:ascii="TimeNewRoman" w:hAnsi="TimeNewRoman"/>
+                <w:sz w:val="30"/>
+              </w:rPr>
+              <w:t>2</w:t>
+            </w:r>
+          </w:p>
+        </w:tc>
+        <w:tc>
+          <w:tcPr>
+            <w:tcW w:type="dxa" w:w="1987"/>
+          </w:tcPr>
+          <w:p>
+            <w:pPr>
+              <w:jc w:val="left"/>
+            </w:pPr>
+            <w:r>
+              <w:rPr>
+                <w:rFonts w:ascii="TimeNewRoman" w:hAnsi="TimeNewRoman"/>
+                <w:sz w:val="30"/>
+              </w:rPr>
+              <w:t>6</w:t>
+            </w:r>
+          </w:p>
+        </w:tc>
+        <w:tc>
+          <w:tcPr>
+            <w:tcW w:type="dxa" w:w="1987"/>
+          </w:tcPr>
+          <w:p>
+            <w:pPr>
+              <w:jc w:val="left"/>
+            </w:pPr>
+            <w:r>
+              <w:rPr>
+                <w:rFonts w:ascii="TimeNewRoman" w:hAnsi="TimeNewRoman"/>
+                <w:sz w:val="30"/>
+              </w:rPr>
+              <w:t>84</w:t>
             </w:r>
           </w:p>
         </w:tc>
@@ -1156,8 +1139,6 @@
             </w:r>
           </w:p>
         </w:tc>
-      </w:tr>
-      <w:tr>
         <w:tc>
           <w:tcPr>
             <w:tcW w:type="dxa" w:w="1987"/>
@@ -1171,75 +1152,7 @@
                 <w:rFonts w:ascii="TimeNewRoman" w:hAnsi="TimeNewRoman"/>
                 <w:sz w:val="30"/>
               </w:rPr>
-              <w:t>8</w:t>
-            </w:r>
-          </w:p>
-        </w:tc>
-        <w:tc>
-          <w:tcPr>
-            <w:tcW w:type="dxa" w:w="1987"/>
-          </w:tcPr>
-          <w:p>
-            <w:pPr>
-              <w:jc w:val="left"/>
-            </w:pPr>
-            <w:r>
-              <w:rPr>
-                <w:rFonts w:ascii="TimeNewRoman" w:hAnsi="TimeNewRoman"/>
-                <w:sz w:val="30"/>
-              </w:rPr>
-              <w:t>54</w:t>
-            </w:r>
-          </w:p>
-        </w:tc>
-        <w:tc>
-          <w:tcPr>
-            <w:tcW w:type="dxa" w:w="1987"/>
-          </w:tcPr>
-          <w:p>
-            <w:pPr>
-              <w:jc w:val="left"/>
-            </w:pPr>
-            <w:r>
-              <w:rPr>
-                <w:rFonts w:ascii="TimeNewRoman" w:hAnsi="TimeNewRoman"/>
-                <w:sz w:val="30"/>
-              </w:rPr>
-              <w:t>50</w:t>
-            </w:r>
-          </w:p>
-        </w:tc>
-        <w:tc>
-          <w:tcPr>
-            <w:tcW w:type="dxa" w:w="1987"/>
-          </w:tcPr>
-          <w:p>
-            <w:pPr>
-              <w:jc w:val="left"/>
-            </w:pPr>
-            <w:r>
-              <w:rPr>
-                <w:rFonts w:ascii="TimeNewRoman" w:hAnsi="TimeNewRoman"/>
-                <w:sz w:val="30"/>
-              </w:rPr>
-              <w:t>54</w:t>
-            </w:r>
-          </w:p>
-        </w:tc>
-        <w:tc>
-          <w:tcPr>
-            <w:tcW w:type="dxa" w:w="1987"/>
-          </w:tcPr>
-          <w:p>
-            <w:pPr>
-              <w:jc w:val="left"/>
-            </w:pPr>
-            <w:r>
-              <w:rPr>
-                <w:rFonts w:ascii="TimeNewRoman" w:hAnsi="TimeNewRoman"/>
-                <w:sz w:val="30"/>
-              </w:rPr>
-              <w:t>4</w:t>
+              <w:t>91</w:t>
             </w:r>
           </w:p>
         </w:tc>
@@ -1258,7 +1171,7 @@
                 <w:rFonts w:ascii="TimeNewRoman" w:hAnsi="TimeNewRoman"/>
                 <w:sz w:val="30"/>
               </w:rPr>
-              <w:t>16</w:t>
+              <w:t>48</w:t>
             </w:r>
           </w:p>
         </w:tc>
@@ -1275,164 +1188,7 @@
                 <w:rFonts w:ascii="TimeNewRoman" w:hAnsi="TimeNewRoman"/>
                 <w:sz w:val="30"/>
               </w:rPr>
-              <w:t>13</w:t>
-            </w:r>
-          </w:p>
-        </w:tc>
-        <w:tc>
-          <w:tcPr>
-            <w:tcW w:type="dxa" w:w="1987"/>
-          </w:tcPr>
-          <w:p>
-            <w:pPr>
-              <w:jc w:val="left"/>
-            </w:pPr>
-            <w:r>
-              <w:rPr>
-                <w:rFonts w:ascii="TimeNewRoman" w:hAnsi="TimeNewRoman"/>
-                <w:sz w:val="30"/>
-              </w:rPr>
-              <w:t>28</w:t>
-            </w:r>
-          </w:p>
-        </w:tc>
-        <w:tc>
-          <w:tcPr>
-            <w:tcW w:type="dxa" w:w="1987"/>
-          </w:tcPr>
-          <w:p>
-            <w:pPr>
-              <w:jc w:val="left"/>
-            </w:pPr>
-            <w:r>
-              <w:rPr>
-                <w:rFonts w:ascii="TimeNewRoman" w:hAnsi="TimeNewRoman"/>
-                <w:sz w:val="30"/>
-              </w:rPr>
-              <w:t>36</w:t>
-            </w:r>
-          </w:p>
-        </w:tc>
-        <w:tc>
-          <w:tcPr>
-            <w:tcW w:type="dxa" w:w="1987"/>
-          </w:tcPr>
-          <w:p>
-            <w:pPr>
-              <w:jc w:val="left"/>
-            </w:pPr>
-            <w:r>
-              <w:rPr>
-                <w:rFonts w:ascii="TimeNewRoman" w:hAnsi="TimeNewRoman"/>
-                <w:sz w:val="30"/>
-              </w:rPr>
-              <w:t>42</w:t>
-            </w:r>
-          </w:p>
-        </w:tc>
-      </w:tr>
-      <w:tr>
-        <w:tc>
-          <w:tcPr>
-            <w:tcW w:type="dxa" w:w="1987"/>
-          </w:tcPr>
-          <w:p>
-            <w:pPr>
-              <w:jc w:val="left"/>
-            </w:pPr>
-            <w:r>
-              <w:rPr>
-                <w:rFonts w:ascii="TimeNewRoman" w:hAnsi="TimeNewRoman"/>
-                <w:sz w:val="30"/>
-              </w:rPr>
-              <w:t>72</w:t>
-            </w:r>
-          </w:p>
-        </w:tc>
-        <w:tc>
-          <w:tcPr>
-            <w:tcW w:type="dxa" w:w="1987"/>
-          </w:tcPr>
-          <w:p>
-            <w:pPr>
-              <w:jc w:val="left"/>
-            </w:pPr>
-            <w:r>
-              <w:rPr>
-                <w:rFonts w:ascii="TimeNewRoman" w:hAnsi="TimeNewRoman"/>
-                <w:sz w:val="30"/>
-              </w:rPr>
-              <w:t>17</w:t>
-            </w:r>
-          </w:p>
-        </w:tc>
-        <w:tc>
-          <w:tcPr>
-            <w:tcW w:type="dxa" w:w="1987"/>
-          </w:tcPr>
-          <w:p>
-            <w:pPr>
-              <w:jc w:val="left"/>
-            </w:pPr>
-            <w:r>
-              <w:rPr>
-                <w:rFonts w:ascii="TimeNewRoman" w:hAnsi="TimeNewRoman"/>
-                <w:sz w:val="30"/>
-              </w:rPr>
-              <w:t>86</w:t>
-            </w:r>
-          </w:p>
-        </w:tc>
-        <w:tc>
-          <w:tcPr>
-            <w:tcW w:type="dxa" w:w="1987"/>
-          </w:tcPr>
-          <w:p>
-            <w:pPr>
-              <w:jc w:val="left"/>
-            </w:pPr>
-            <w:r>
-              <w:rPr>
-                <w:rFonts w:ascii="TimeNewRoman" w:hAnsi="TimeNewRoman"/>
-                <w:sz w:val="30"/>
-              </w:rPr>
-              <w:t>9</w:t>
-            </w:r>
-          </w:p>
-        </w:tc>
-        <w:tc>
-          <w:tcPr>
-            <w:tcW w:type="dxa" w:w="1987"/>
-          </w:tcPr>
-          <w:p>
-            <w:pPr>
-              <w:jc w:val="left"/>
-            </w:pPr>
-            <w:r>
-              <w:rPr>
-                <w:rFonts w:ascii="TimeNewRoman" w:hAnsi="TimeNewRoman"/>
-                <w:sz w:val="30"/>
-              </w:rPr>
-              <w:t>48</w:t>
-            </w:r>
-          </w:p>
-        </w:tc>
-      </w:tr>
-      <w:tr>
-        <w:tc>
-          <w:tcPr>
-            <w:tcW w:type="dxa" w:w="1987"/>
-          </w:tcPr>
-          <w:p>
-            <w:pPr>
-              <w:jc w:val="left"/>
-            </w:pPr>
-            <w:r>
-              <w:rPr>
-                <w:rFonts w:ascii="TimeNewRoman" w:hAnsi="TimeNewRoman"/>
-                <w:sz w:val="30"/>
-              </w:rPr>
-              <w:t>57</w:t>
+              <w:t>31</w:t>
             </w:r>
           </w:p>
         </w:tc>
@@ -1483,24 +1239,7 @@
                 <w:rFonts w:ascii="TimeNewRoman" w:hAnsi="TimeNewRoman"/>
                 <w:sz w:val="30"/>
               </w:rPr>
-              <w:t>19</w:t>
-            </w:r>
-          </w:p>
-        </w:tc>
-        <w:tc>
-          <w:tcPr>
-            <w:tcW w:type="dxa" w:w="1987"/>
-          </w:tcPr>
-          <w:p>
-            <w:pPr>
-              <w:jc w:val="left"/>
-            </w:pPr>
-            <w:r>
-              <w:rPr>
-                <w:rFonts w:ascii="TimeNewRoman" w:hAnsi="TimeNewRoman"/>
-                <w:sz w:val="30"/>
-              </w:rPr>
-              <w:t>98</w:t>
+              <w:t>27</w:t>
             </w:r>
           </w:p>
         </w:tc>
@@ -1519,7 +1258,7 @@
                 <w:rFonts w:ascii="TimeNewRoman" w:hAnsi="TimeNewRoman"/>
                 <w:sz w:val="30"/>
               </w:rPr>
-              <w:t>5</w:t>
+              <w:t>48</w:t>
             </w:r>
           </w:p>
         </w:tc>
@@ -1536,7 +1275,7 @@
                 <w:rFonts w:ascii="TimeNewRoman" w:hAnsi="TimeNewRoman"/>
                 <w:sz w:val="30"/>
               </w:rPr>
-              <w:t>87</w:t>
+              <w:t>12</w:t>
             </w:r>
           </w:p>
         </w:tc>
@@ -1553,7 +1292,7 @@
                 <w:rFonts w:ascii="TimeNewRoman" w:hAnsi="TimeNewRoman"/>
                 <w:sz w:val="30"/>
               </w:rPr>
-              <w:t>60</w:t>
+              <w:t>9</w:t>
             </w:r>
           </w:p>
         </w:tc>
@@ -1570,7 +1309,7 @@
                 <w:rFonts w:ascii="TimeNewRoman" w:hAnsi="TimeNewRoman"/>
                 <w:sz w:val="30"/>
               </w:rPr>
-              <w:t>63</w:t>
+              <w:t>18</w:t>
             </w:r>
           </w:p>
         </w:tc>
@@ -1587,7 +1326,7 @@
                 <w:rFonts w:ascii="TimeNewRoman" w:hAnsi="TimeNewRoman"/>
                 <w:sz w:val="30"/>
               </w:rPr>
-              <w:t>16</w:t>
+              <w:t>96</w:t>
             </w:r>
           </w:p>
         </w:tc>
@@ -1606,7 +1345,7 @@
                 <w:rFonts w:ascii="TimeNewRoman" w:hAnsi="TimeNewRoman"/>
                 <w:sz w:val="30"/>
               </w:rPr>
-              <w:t>45</w:t>
+              <w:t>16</w:t>
             </w:r>
           </w:p>
         </w:tc>
@@ -1623,7 +1362,198 @@
                 <w:rFonts w:ascii="TimeNewRoman" w:hAnsi="TimeNewRoman"/>
                 <w:sz w:val="30"/>
               </w:rPr>
-              <w:t>71</w:t>
+              <w:t>8</w:t>
+            </w:r>
+          </w:p>
+        </w:tc>
+        <w:tc>
+          <w:tcPr>
+            <w:tcW w:type="dxa" w:w="1987"/>
+          </w:tcPr>
+          <w:p>
+            <w:pPr>
+              <w:jc w:val="left"/>
+            </w:pPr>
+            <w:r>
+              <w:rPr>
+                <w:rFonts w:ascii="TimeNewRoman" w:hAnsi="TimeNewRoman"/>
+                <w:sz w:val="30"/>
+              </w:rPr>
+              <w:t>18</w:t>
+            </w:r>
+          </w:p>
+        </w:tc>
+        <w:tc>
+          <w:tcPr>
+            <w:tcW w:type="dxa" w:w="1987"/>
+          </w:tcPr>
+          <w:p>
+            <w:pPr>
+              <w:jc w:val="left"/>
+            </w:pPr>
+            <w:r>
+              <w:rPr>
+                <w:rFonts w:ascii="TimeNewRoman" w:hAnsi="TimeNewRoman"/>
+                <w:sz w:val="30"/>
+              </w:rPr>
+              <w:t>19</w:t>
+            </w:r>
+          </w:p>
+        </w:tc>
+        <w:tc>
+          <w:tcPr>
+            <w:tcW w:type="dxa" w:w="1987"/>
+          </w:tcPr>
+          <w:p>
+            <w:pPr>
+              <w:jc w:val="left"/>
+            </w:pPr>
+            <w:r>
+              <w:rPr>
+                <w:rFonts w:ascii="TimeNewRoman" w:hAnsi="TimeNewRoman"/>
+                <w:sz w:val="30"/>
+              </w:rPr>
+              <w:t>2</w:t>
+            </w:r>
+          </w:p>
+        </w:tc>
+      </w:tr>
+      <w:tr>
+        <w:tc>
+          <w:tcPr>
+            <w:tcW w:type="dxa" w:w="1987"/>
+          </w:tcPr>
+          <w:p>
+            <w:pPr>
+              <w:jc w:val="left"/>
+            </w:pPr>
+            <w:r>
+              <w:rPr>
+                <w:rFonts w:ascii="TimeNewRoman" w:hAnsi="TimeNewRoman"/>
+                <w:sz w:val="30"/>
+              </w:rPr>
+              <w:t>66</w:t>
+            </w:r>
+          </w:p>
+        </w:tc>
+        <w:tc>
+          <w:tcPr>
+            <w:tcW w:type="dxa" w:w="1987"/>
+          </w:tcPr>
+          <w:p>
+            <w:pPr>
+              <w:jc w:val="left"/>
+            </w:pPr>
+            <w:r>
+              <w:rPr>
+                <w:rFonts w:ascii="TimeNewRoman" w:hAnsi="TimeNewRoman"/>
+                <w:sz w:val="30"/>
+              </w:rPr>
+              <w:t>69</w:t>
+            </w:r>
+          </w:p>
+        </w:tc>
+        <w:tc>
+          <w:tcPr>
+            <w:tcW w:type="dxa" w:w="1987"/>
+          </w:tcPr>
+          <w:p>
+            <w:pPr>
+              <w:jc w:val="left"/>
+            </w:pPr>
+            <w:r>
+              <w:rPr>
+                <w:rFonts w:ascii="TimeNewRoman" w:hAnsi="TimeNewRoman"/>
+                <w:sz w:val="30"/>
+              </w:rPr>
+              <w:t>24</w:t>
+            </w:r>
+          </w:p>
+        </w:tc>
+        <w:tc>
+          <w:tcPr>
+            <w:tcW w:type="dxa" w:w="1987"/>
+          </w:tcPr>
+          <w:p>
+            <w:pPr>
+              <w:jc w:val="left"/>
+            </w:pPr>
+            <w:r>
+              <w:rPr>
+                <w:rFonts w:ascii="TimeNewRoman" w:hAnsi="TimeNewRoman"/>
+                <w:sz w:val="30"/>
+              </w:rPr>
+              <w:t>120</w:t>
+            </w:r>
+          </w:p>
+        </w:tc>
+        <w:tc>
+          <w:tcPr>
+            <w:tcW w:type="dxa" w:w="1987"/>
+          </w:tcPr>
+          <w:p>
+            <w:pPr>
+              <w:jc w:val="left"/>
+            </w:pPr>
+            <w:r>
+              <w:rPr>
+                <w:rFonts w:ascii="TimeNewRoman" w:hAnsi="TimeNewRoman"/>
+                <w:sz w:val="30"/>
+              </w:rPr>
+              <w:t>140</w:t>
+            </w:r>
+          </w:p>
+        </w:tc>
+      </w:tr>
+      <w:tr>
+        <w:tc>
+          <w:tcPr>
+            <w:tcW w:type="dxa" w:w="1987"/>
+          </w:tcPr>
+          <w:p>
+            <w:pPr>
+              <w:jc w:val="left"/>
+            </w:pPr>
+            <w:r>
+              <w:rPr>
+                <w:rFonts w:ascii="TimeNewRoman" w:hAnsi="TimeNewRoman"/>
+                <w:sz w:val="30"/>
+              </w:rPr>
+              <w:t>47</w:t>
+            </w:r>
+          </w:p>
+        </w:tc>
+        <w:tc>
+          <w:tcPr>
+            <w:tcW w:type="dxa" w:w="1987"/>
+          </w:tcPr>
+          <w:p>
+            <w:pPr>
+              <w:jc w:val="left"/>
+            </w:pPr>
+            <w:r>
+              <w:rPr>
+                <w:rFonts w:ascii="TimeNewRoman" w:hAnsi="TimeNewRoman"/>
+                <w:sz w:val="30"/>
+              </w:rPr>
+              <w:t>221</w:t>
+            </w:r>
+          </w:p>
+        </w:tc>
+        <w:tc>
+          <w:tcPr>
+            <w:tcW w:type="dxa" w:w="1987"/>
+          </w:tcPr>
+          <w:p>
+            <w:pPr>
+              <w:jc w:val="left"/>
+            </w:pPr>
+            <w:r>
+              <w:rPr>
+                <w:rFonts w:ascii="TimeNewRoman" w:hAnsi="TimeNewRoman"/>
+                <w:sz w:val="30"/>
+              </w:rPr>
+              <w:t>34</w:t>
             </w:r>
           </w:p>
         </w:tc>
@@ -1641,23 +1571,6 @@
                 <w:sz w:val="30"/>
               </w:rPr>
               <w:t>3</w:t>
-            </w:r>
-          </w:p>
-        </w:tc>
-        <w:tc>
-          <w:tcPr>
-            <w:tcW w:type="dxa" w:w="1987"/>
-          </w:tcPr>
-          <w:p>
-            <w:pPr>
-              <w:jc w:val="left"/>
-            </w:pPr>
-            <w:r>
-              <w:rPr>
-                <w:rFonts w:ascii="TimeNewRoman" w:hAnsi="TimeNewRoman"/>
-                <w:sz w:val="30"/>
-              </w:rPr>
-              <w:t>7</w:t>
             </w:r>
           </w:p>
         </w:tc>
@@ -1693,7 +1606,7 @@
                 <w:rFonts w:ascii="TimeNewRoman" w:hAnsi="TimeNewRoman"/>
                 <w:sz w:val="30"/>
               </w:rPr>
-              <w:t>36</w:t>
+              <w:t>203</w:t>
             </w:r>
           </w:p>
         </w:tc>
@@ -1710,7 +1623,7 @@
                 <w:rFonts w:ascii="TimeNewRoman" w:hAnsi="TimeNewRoman"/>
                 <w:sz w:val="30"/>
               </w:rPr>
-              <w:t>12</w:t>
+              <w:t>16</w:t>
             </w:r>
           </w:p>
         </w:tc>
@@ -1727,7 +1640,7 @@
                 <w:rFonts w:ascii="TimeNewRoman" w:hAnsi="TimeNewRoman"/>
                 <w:sz w:val="30"/>
               </w:rPr>
-              <w:t>144</w:t>
+              <w:t>35</w:t>
             </w:r>
           </w:p>
         </w:tc>
@@ -1744,7 +1657,7 @@
                 <w:rFonts w:ascii="TimeNewRoman" w:hAnsi="TimeNewRoman"/>
                 <w:sz w:val="30"/>
               </w:rPr>
-              <w:t>21</w:t>
+              <w:t>29</w:t>
             </w:r>
           </w:p>
         </w:tc>
@@ -1761,7 +1674,94 @@
                 <w:rFonts w:ascii="TimeNewRoman" w:hAnsi="TimeNewRoman"/>
                 <w:sz w:val="30"/>
               </w:rPr>
-              <w:t>6</w:t>
+              <w:t>134</w:t>
+            </w:r>
+          </w:p>
+        </w:tc>
+      </w:tr>
+      <w:tr>
+        <w:tc>
+          <w:tcPr>
+            <w:tcW w:type="dxa" w:w="1987"/>
+          </w:tcPr>
+          <w:p>
+            <w:pPr>
+              <w:jc w:val="left"/>
+            </w:pPr>
+            <w:r>
+              <w:rPr>
+                <w:rFonts w:ascii="TimeNewRoman" w:hAnsi="TimeNewRoman"/>
+                <w:sz w:val="30"/>
+              </w:rPr>
+              <w:t>83</w:t>
+            </w:r>
+          </w:p>
+        </w:tc>
+        <w:tc>
+          <w:tcPr>
+            <w:tcW w:type="dxa" w:w="1987"/>
+          </w:tcPr>
+          <w:p>
+            <w:pPr>
+              <w:jc w:val="left"/>
+            </w:pPr>
+            <w:r>
+              <w:rPr>
+                <w:rFonts w:ascii="TimeNewRoman" w:hAnsi="TimeNewRoman"/>
+                <w:sz w:val="30"/>
+              </w:rPr>
+              <w:t>56</w:t>
+            </w:r>
+          </w:p>
+        </w:tc>
+        <w:tc>
+          <w:tcPr>
+            <w:tcW w:type="dxa" w:w="1987"/>
+          </w:tcPr>
+          <w:p>
+            <w:pPr>
+              <w:jc w:val="left"/>
+            </w:pPr>
+            <w:r>
+              <w:rPr>
+                <w:rFonts w:ascii="TimeNewRoman" w:hAnsi="TimeNewRoman"/>
+                <w:sz w:val="30"/>
+              </w:rPr>
+              <w:t>127</w:t>
+            </w:r>
+          </w:p>
+        </w:tc>
+        <w:tc>
+          <w:tcPr>
+            <w:tcW w:type="dxa" w:w="1987"/>
+          </w:tcPr>
+          <w:p>
+            <w:pPr>
+              <w:jc w:val="left"/>
+            </w:pPr>
+            <w:r>
+              <w:rPr>
+                <w:rFonts w:ascii="TimeNewRoman" w:hAnsi="TimeNewRoman"/>
+                <w:sz w:val="30"/>
+              </w:rPr>
+              <w:t>72</w:t>
+            </w:r>
+          </w:p>
+        </w:tc>
+        <w:tc>
+          <w:tcPr>
+            <w:tcW w:type="dxa" w:w="1987"/>
+          </w:tcPr>
+          <w:p>
+            <w:pPr>
+              <w:jc w:val="left"/>
+            </w:pPr>
+            <w:r>
+              <w:rPr>
+                <w:rFonts w:ascii="TimeNewRoman" w:hAnsi="TimeNewRoman"/>
+                <w:sz w:val="30"/>
+              </w:rPr>
+              <w:t>15</w:t>
             </w:r>
           </w:p>
         </w:tc>

--- a/answers-of-mixed.docx
+++ b/answers-of-mixed.docx
@@ -11,7 +11,7 @@
           <w:rFonts w:ascii="Arial" w:hAnsi="Arial"/>
           <w:sz w:val="30"/>
         </w:rPr>
-        <w:t>2026-09-23 Wednesday</w:t>
+        <w:t>2026-09-24 Thursday</w:t>
       </w:r>
     </w:p>
     <w:tbl>
@@ -40,7 +40,7 @@
                 <w:rFonts w:ascii="TimeNewRoman" w:hAnsi="TimeNewRoman"/>
                 <w:sz w:val="30"/>
               </w:rPr>
-              <w:t>65</w:t>
+              <w:t>5</w:t>
             </w:r>
           </w:p>
         </w:tc>
@@ -57,7 +57,7 @@
                 <w:rFonts w:ascii="TimeNewRoman" w:hAnsi="TimeNewRoman"/>
                 <w:sz w:val="30"/>
               </w:rPr>
-              <w:t>142</w:t>
+              <w:t>14</w:t>
             </w:r>
           </w:p>
         </w:tc>
@@ -74,7 +74,7 @@
                 <w:rFonts w:ascii="TimeNewRoman" w:hAnsi="TimeNewRoman"/>
                 <w:sz w:val="30"/>
               </w:rPr>
-              <w:t>100</w:t>
+              <w:t>3</w:t>
             </w:r>
           </w:p>
         </w:tc>
@@ -91,7 +91,7 @@
                 <w:rFonts w:ascii="TimeNewRoman" w:hAnsi="TimeNewRoman"/>
                 <w:sz w:val="30"/>
               </w:rPr>
-              <w:t>16</w:t>
+              <w:t>17</w:t>
             </w:r>
           </w:p>
         </w:tc>
@@ -108,7 +108,7 @@
                 <w:rFonts w:ascii="TimeNewRoman" w:hAnsi="TimeNewRoman"/>
                 <w:sz w:val="30"/>
               </w:rPr>
-              <w:t>5</w:t>
+              <w:t>56</w:t>
             </w:r>
           </w:p>
         </w:tc>
@@ -127,7 +127,7 @@
                 <w:rFonts w:ascii="TimeNewRoman" w:hAnsi="TimeNewRoman"/>
                 <w:sz w:val="30"/>
               </w:rPr>
-              <w:t>7</w:t>
+              <w:t>84</w:t>
             </w:r>
           </w:p>
         </w:tc>
@@ -144,7 +144,7 @@
                 <w:rFonts w:ascii="TimeNewRoman" w:hAnsi="TimeNewRoman"/>
                 <w:sz w:val="30"/>
               </w:rPr>
-              <w:t>97</w:t>
+              <w:t>95</w:t>
             </w:r>
           </w:p>
         </w:tc>
@@ -161,7 +161,7 @@
                 <w:rFonts w:ascii="TimeNewRoman" w:hAnsi="TimeNewRoman"/>
                 <w:sz w:val="30"/>
               </w:rPr>
-              <w:t>0</w:t>
+              <w:t>55</w:t>
             </w:r>
           </w:p>
         </w:tc>
@@ -178,7 +178,7 @@
                 <w:rFonts w:ascii="TimeNewRoman" w:hAnsi="TimeNewRoman"/>
                 <w:sz w:val="30"/>
               </w:rPr>
-              <w:t>12</w:t>
+              <w:t>3</w:t>
             </w:r>
           </w:p>
         </w:tc>
@@ -195,7 +195,7 @@
                 <w:rFonts w:ascii="TimeNewRoman" w:hAnsi="TimeNewRoman"/>
                 <w:sz w:val="30"/>
               </w:rPr>
-              <w:t>26</w:t>
+              <w:t>25</w:t>
             </w:r>
           </w:p>
         </w:tc>
@@ -214,7 +214,7 @@
                 <w:rFonts w:ascii="TimeNewRoman" w:hAnsi="TimeNewRoman"/>
                 <w:sz w:val="30"/>
               </w:rPr>
-              <w:t>40</w:t>
+              <w:t>45</w:t>
             </w:r>
           </w:p>
         </w:tc>
@@ -231,7 +231,7 @@
                 <w:rFonts w:ascii="TimeNewRoman" w:hAnsi="TimeNewRoman"/>
                 <w:sz w:val="30"/>
               </w:rPr>
-              <w:t>10</w:t>
+              <w:t>4</w:t>
             </w:r>
           </w:p>
         </w:tc>
@@ -248,7 +248,7 @@
                 <w:rFonts w:ascii="TimeNewRoman" w:hAnsi="TimeNewRoman"/>
                 <w:sz w:val="30"/>
               </w:rPr>
-              <w:t>89</w:t>
+              <w:t>95</w:t>
             </w:r>
           </w:p>
         </w:tc>
@@ -265,7 +265,181 @@
                 <w:rFonts w:ascii="TimeNewRoman" w:hAnsi="TimeNewRoman"/>
                 <w:sz w:val="30"/>
               </w:rPr>
-              <w:t>76</w:t>
+              <w:t>91</w:t>
+            </w:r>
+          </w:p>
+        </w:tc>
+        <w:tc>
+          <w:tcPr>
+            <w:tcW w:type="dxa" w:w="1987"/>
+          </w:tcPr>
+          <w:p>
+            <w:pPr>
+              <w:jc w:val="left"/>
+            </w:pPr>
+            <w:r>
+              <w:rPr>
+                <w:rFonts w:ascii="TimeNewRoman" w:hAnsi="TimeNewRoman"/>
+                <w:sz w:val="30"/>
+              </w:rPr>
+              <w:t>67</w:t>
+            </w:r>
+          </w:p>
+        </w:tc>
+      </w:tr>
+      <w:tr>
+        <w:tc>
+          <w:tcPr>
+            <w:tcW w:type="dxa" w:w="1987"/>
+          </w:tcPr>
+          <w:p>
+            <w:pPr>
+              <w:jc w:val="left"/>
+            </w:pPr>
+            <w:r>
+              <w:rPr>
+                <w:rFonts w:ascii="TimeNewRoman" w:hAnsi="TimeNewRoman"/>
+                <w:sz w:val="30"/>
+              </w:rPr>
+              <w:t>83</w:t>
+            </w:r>
+          </w:p>
+        </w:tc>
+        <w:tc>
+          <w:tcPr>
+            <w:tcW w:type="dxa" w:w="1987"/>
+          </w:tcPr>
+          <w:p>
+            <w:pPr>
+              <w:jc w:val="left"/>
+            </w:pPr>
+            <w:r>
+              <w:rPr>
+                <w:rFonts w:ascii="TimeNewRoman" w:hAnsi="TimeNewRoman"/>
+                <w:sz w:val="30"/>
+              </w:rPr>
+              <w:t>15</w:t>
+            </w:r>
+          </w:p>
+        </w:tc>
+        <w:tc>
+          <w:tcPr>
+            <w:tcW w:type="dxa" w:w="1987"/>
+          </w:tcPr>
+          <w:p>
+            <w:pPr>
+              <w:jc w:val="left"/>
+            </w:pPr>
+            <w:r>
+              <w:rPr>
+                <w:rFonts w:ascii="TimeNewRoman" w:hAnsi="TimeNewRoman"/>
+                <w:sz w:val="30"/>
+              </w:rPr>
+              <w:t>9</w:t>
+            </w:r>
+          </w:p>
+        </w:tc>
+        <w:tc>
+          <w:tcPr>
+            <w:tcW w:type="dxa" w:w="1987"/>
+          </w:tcPr>
+          <w:p>
+            <w:pPr>
+              <w:jc w:val="left"/>
+            </w:pPr>
+            <w:r>
+              <w:rPr>
+                <w:rFonts w:ascii="TimeNewRoman" w:hAnsi="TimeNewRoman"/>
+                <w:sz w:val="30"/>
+              </w:rPr>
+              <w:t>27</w:t>
+            </w:r>
+          </w:p>
+        </w:tc>
+        <w:tc>
+          <w:tcPr>
+            <w:tcW w:type="dxa" w:w="1987"/>
+          </w:tcPr>
+          <w:p>
+            <w:pPr>
+              <w:jc w:val="left"/>
+            </w:pPr>
+            <w:r>
+              <w:rPr>
+                <w:rFonts w:ascii="TimeNewRoman" w:hAnsi="TimeNewRoman"/>
+                <w:sz w:val="30"/>
+              </w:rPr>
+              <w:t>59</w:t>
+            </w:r>
+          </w:p>
+        </w:tc>
+      </w:tr>
+      <w:tr>
+        <w:tc>
+          <w:tcPr>
+            <w:tcW w:type="dxa" w:w="1987"/>
+          </w:tcPr>
+          <w:p>
+            <w:pPr>
+              <w:jc w:val="left"/>
+            </w:pPr>
+            <w:r>
+              <w:rPr>
+                <w:rFonts w:ascii="TimeNewRoman" w:hAnsi="TimeNewRoman"/>
+                <w:sz w:val="30"/>
+              </w:rPr>
+              <w:t>8</w:t>
+            </w:r>
+          </w:p>
+        </w:tc>
+        <w:tc>
+          <w:tcPr>
+            <w:tcW w:type="dxa" w:w="1987"/>
+          </w:tcPr>
+          <w:p>
+            <w:pPr>
+              <w:jc w:val="left"/>
+            </w:pPr>
+            <w:r>
+              <w:rPr>
+                <w:rFonts w:ascii="TimeNewRoman" w:hAnsi="TimeNewRoman"/>
+                <w:sz w:val="30"/>
+              </w:rPr>
+              <w:t>79</w:t>
+            </w:r>
+          </w:p>
+        </w:tc>
+        <w:tc>
+          <w:tcPr>
+            <w:tcW w:type="dxa" w:w="1987"/>
+          </w:tcPr>
+          <w:p>
+            <w:pPr>
+              <w:jc w:val="left"/>
+            </w:pPr>
+            <w:r>
+              <w:rPr>
+                <w:rFonts w:ascii="TimeNewRoman" w:hAnsi="TimeNewRoman"/>
+                <w:sz w:val="30"/>
+              </w:rPr>
+              <w:t>36</w:t>
+            </w:r>
+          </w:p>
+        </w:tc>
+        <w:tc>
+          <w:tcPr>
+            <w:tcW w:type="dxa" w:w="1987"/>
+          </w:tcPr>
+          <w:p>
+            <w:pPr>
+              <w:jc w:val="left"/>
+            </w:pPr>
+            <w:r>
+              <w:rPr>
+                <w:rFonts w:ascii="TimeNewRoman" w:hAnsi="TimeNewRoman"/>
+                <w:sz w:val="30"/>
+              </w:rPr>
+              <w:t>30</w:t>
             </w:r>
           </w:p>
         </w:tc>
@@ -283,6 +457,93 @@
                 <w:sz w:val="30"/>
               </w:rPr>
               <w:t>81</w:t>
+            </w:r>
+          </w:p>
+        </w:tc>
+      </w:tr>
+      <w:tr>
+        <w:tc>
+          <w:tcPr>
+            <w:tcW w:type="dxa" w:w="1987"/>
+          </w:tcPr>
+          <w:p>
+            <w:pPr>
+              <w:jc w:val="left"/>
+            </w:pPr>
+            <w:r>
+              <w:rPr>
+                <w:rFonts w:ascii="TimeNewRoman" w:hAnsi="TimeNewRoman"/>
+                <w:sz w:val="30"/>
+              </w:rPr>
+              <w:t>42</w:t>
+            </w:r>
+          </w:p>
+        </w:tc>
+        <w:tc>
+          <w:tcPr>
+            <w:tcW w:type="dxa" w:w="1987"/>
+          </w:tcPr>
+          <w:p>
+            <w:pPr>
+              <w:jc w:val="left"/>
+            </w:pPr>
+            <w:r>
+              <w:rPr>
+                <w:rFonts w:ascii="TimeNewRoman" w:hAnsi="TimeNewRoman"/>
+                <w:sz w:val="30"/>
+              </w:rPr>
+              <w:t>64</w:t>
+            </w:r>
+          </w:p>
+        </w:tc>
+        <w:tc>
+          <w:tcPr>
+            <w:tcW w:type="dxa" w:w="1987"/>
+          </w:tcPr>
+          <w:p>
+            <w:pPr>
+              <w:jc w:val="left"/>
+            </w:pPr>
+            <w:r>
+              <w:rPr>
+                <w:rFonts w:ascii="TimeNewRoman" w:hAnsi="TimeNewRoman"/>
+                <w:sz w:val="30"/>
+              </w:rPr>
+              <w:t>4</w:t>
+            </w:r>
+          </w:p>
+        </w:tc>
+        <w:tc>
+          <w:tcPr>
+            <w:tcW w:type="dxa" w:w="1987"/>
+          </w:tcPr>
+          <w:p>
+            <w:pPr>
+              <w:jc w:val="left"/>
+            </w:pPr>
+            <w:r>
+              <w:rPr>
+                <w:rFonts w:ascii="TimeNewRoman" w:hAnsi="TimeNewRoman"/>
+                <w:sz w:val="30"/>
+              </w:rPr>
+              <w:t>70</w:t>
+            </w:r>
+          </w:p>
+        </w:tc>
+        <w:tc>
+          <w:tcPr>
+            <w:tcW w:type="dxa" w:w="1987"/>
+          </w:tcPr>
+          <w:p>
+            <w:pPr>
+              <w:jc w:val="left"/>
+            </w:pPr>
+            <w:r>
+              <w:rPr>
+                <w:rFonts w:ascii="TimeNewRoman" w:hAnsi="TimeNewRoman"/>
+                <w:sz w:val="30"/>
+              </w:rPr>
+              <w:t>108</w:t>
             </w:r>
           </w:p>
         </w:tc>
@@ -335,7 +596,7 @@
                 <w:rFonts w:ascii="TimeNewRoman" w:hAnsi="TimeNewRoman"/>
                 <w:sz w:val="30"/>
               </w:rPr>
-              <w:t>33</w:t>
+              <w:t>2</w:t>
             </w:r>
           </w:p>
         </w:tc>
@@ -352,7 +613,7 @@
                 <w:rFonts w:ascii="TimeNewRoman" w:hAnsi="TimeNewRoman"/>
                 <w:sz w:val="30"/>
               </w:rPr>
-              <w:t>56</w:t>
+              <w:t>1</w:t>
             </w:r>
           </w:p>
         </w:tc>
@@ -369,7 +630,7 @@
                 <w:rFonts w:ascii="TimeNewRoman" w:hAnsi="TimeNewRoman"/>
                 <w:sz w:val="30"/>
               </w:rPr>
-              <w:t>70</w:t>
+              <w:t>49</w:t>
             </w:r>
           </w:p>
         </w:tc>
@@ -405,7 +666,7 @@
                 <w:rFonts w:ascii="TimeNewRoman" w:hAnsi="TimeNewRoman"/>
                 <w:sz w:val="30"/>
               </w:rPr>
-              <w:t>89</w:t>
+              <w:t>177</w:t>
             </w:r>
           </w:p>
         </w:tc>
@@ -422,321 +683,7 @@
                 <w:rFonts w:ascii="TimeNewRoman" w:hAnsi="TimeNewRoman"/>
                 <w:sz w:val="30"/>
               </w:rPr>
-              <w:t>6</w:t>
-            </w:r>
-          </w:p>
-        </w:tc>
-        <w:tc>
-          <w:tcPr>
-            <w:tcW w:type="dxa" w:w="1987"/>
-          </w:tcPr>
-          <w:p>
-            <w:pPr>
-              <w:jc w:val="left"/>
-            </w:pPr>
-            <w:r>
-              <w:rPr>
-                <w:rFonts w:ascii="TimeNewRoman" w:hAnsi="TimeNewRoman"/>
-                <w:sz w:val="30"/>
-              </w:rPr>
-              <w:t>3</w:t>
-            </w:r>
-          </w:p>
-        </w:tc>
-        <w:tc>
-          <w:tcPr>
-            <w:tcW w:type="dxa" w:w="1987"/>
-          </w:tcPr>
-          <w:p>
-            <w:pPr>
-              <w:jc w:val="left"/>
-            </w:pPr>
-            <w:r>
-              <w:rPr>
-                <w:rFonts w:ascii="TimeNewRoman" w:hAnsi="TimeNewRoman"/>
-                <w:sz w:val="30"/>
-              </w:rPr>
-              <w:t>2</w:t>
-            </w:r>
-          </w:p>
-        </w:tc>
-      </w:tr>
-      <w:tr>
-        <w:tc>
-          <w:tcPr>
-            <w:tcW w:type="dxa" w:w="1987"/>
-          </w:tcPr>
-          <w:p>
-            <w:pPr>
-              <w:jc w:val="left"/>
-            </w:pPr>
-            <w:r>
-              <w:rPr>
-                <w:rFonts w:ascii="TimeNewRoman" w:hAnsi="TimeNewRoman"/>
-                <w:sz w:val="30"/>
-              </w:rPr>
-              <w:t>73</w:t>
-            </w:r>
-          </w:p>
-        </w:tc>
-        <w:tc>
-          <w:tcPr>
-            <w:tcW w:type="dxa" w:w="1987"/>
-          </w:tcPr>
-          <w:p>
-            <w:pPr>
-              <w:jc w:val="left"/>
-            </w:pPr>
-            <w:r>
-              <w:rPr>
-                <w:rFonts w:ascii="TimeNewRoman" w:hAnsi="TimeNewRoman"/>
-                <w:sz w:val="30"/>
-              </w:rPr>
-              <w:t>21</w:t>
-            </w:r>
-          </w:p>
-        </w:tc>
-        <w:tc>
-          <w:tcPr>
-            <w:tcW w:type="dxa" w:w="1987"/>
-          </w:tcPr>
-          <w:p>
-            <w:pPr>
-              <w:jc w:val="left"/>
-            </w:pPr>
-            <w:r>
-              <w:rPr>
-                <w:rFonts w:ascii="TimeNewRoman" w:hAnsi="TimeNewRoman"/>
-                <w:sz w:val="30"/>
-              </w:rPr>
-              <w:t>94</w:t>
-            </w:r>
-          </w:p>
-        </w:tc>
-        <w:tc>
-          <w:tcPr>
-            <w:tcW w:type="dxa" w:w="1987"/>
-          </w:tcPr>
-          <w:p>
-            <w:pPr>
-              <w:jc w:val="left"/>
-            </w:pPr>
-            <w:r>
-              <w:rPr>
-                <w:rFonts w:ascii="TimeNewRoman" w:hAnsi="TimeNewRoman"/>
-                <w:sz w:val="30"/>
-              </w:rPr>
-              <w:t>69</w:t>
-            </w:r>
-          </w:p>
-        </w:tc>
-        <w:tc>
-          <w:tcPr>
-            <w:tcW w:type="dxa" w:w="1987"/>
-          </w:tcPr>
-          <w:p>
-            <w:pPr>
-              <w:jc w:val="left"/>
-            </w:pPr>
-            <w:r>
-              <w:rPr>
-                <w:rFonts w:ascii="TimeNewRoman" w:hAnsi="TimeNewRoman"/>
-                <w:sz w:val="30"/>
-              </w:rPr>
-              <w:t>10</w:t>
-            </w:r>
-          </w:p>
-        </w:tc>
-      </w:tr>
-      <w:tr>
-        <w:tc>
-          <w:tcPr>
-            <w:tcW w:type="dxa" w:w="1987"/>
-          </w:tcPr>
-          <w:p>
-            <w:pPr>
-              <w:jc w:val="left"/>
-            </w:pPr>
-            <w:r>
-              <w:rPr>
-                <w:rFonts w:ascii="TimeNewRoman" w:hAnsi="TimeNewRoman"/>
-                <w:sz w:val="30"/>
-              </w:rPr>
-              <w:t>24</w:t>
-            </w:r>
-          </w:p>
-        </w:tc>
-        <w:tc>
-          <w:tcPr>
-            <w:tcW w:type="dxa" w:w="1987"/>
-          </w:tcPr>
-          <w:p>
-            <w:pPr>
-              <w:jc w:val="left"/>
-            </w:pPr>
-            <w:r>
-              <w:rPr>
-                <w:rFonts w:ascii="TimeNewRoman" w:hAnsi="TimeNewRoman"/>
-                <w:sz w:val="30"/>
-              </w:rPr>
-              <w:t>60</w:t>
-            </w:r>
-          </w:p>
-        </w:tc>
-        <w:tc>
-          <w:tcPr>
-            <w:tcW w:type="dxa" w:w="1987"/>
-          </w:tcPr>
-          <w:p>
-            <w:pPr>
-              <w:jc w:val="left"/>
-            </w:pPr>
-            <w:r>
-              <w:rPr>
-                <w:rFonts w:ascii="TimeNewRoman" w:hAnsi="TimeNewRoman"/>
-                <w:sz w:val="30"/>
-              </w:rPr>
-              <w:t>51</w:t>
-            </w:r>
-          </w:p>
-        </w:tc>
-        <w:tc>
-          <w:tcPr>
-            <w:tcW w:type="dxa" w:w="1987"/>
-          </w:tcPr>
-          <w:p>
-            <w:pPr>
-              <w:jc w:val="left"/>
-            </w:pPr>
-            <w:r>
-              <w:rPr>
-                <w:rFonts w:ascii="TimeNewRoman" w:hAnsi="TimeNewRoman"/>
-                <w:sz w:val="30"/>
-              </w:rPr>
-              <w:t>12</w:t>
-            </w:r>
-          </w:p>
-        </w:tc>
-        <w:tc>
-          <w:tcPr>
-            <w:tcW w:type="dxa" w:w="1987"/>
-          </w:tcPr>
-          <w:p>
-            <w:pPr>
-              <w:jc w:val="left"/>
-            </w:pPr>
-            <w:r>
-              <w:rPr>
-                <w:rFonts w:ascii="TimeNewRoman" w:hAnsi="TimeNewRoman"/>
-                <w:sz w:val="30"/>
-              </w:rPr>
-              <w:t>32</w:t>
-            </w:r>
-          </w:p>
-        </w:tc>
-      </w:tr>
-      <w:tr>
-        <w:tc>
-          <w:tcPr>
-            <w:tcW w:type="dxa" w:w="1987"/>
-          </w:tcPr>
-          <w:p>
-            <w:pPr>
-              <w:jc w:val="left"/>
-            </w:pPr>
-            <w:r>
-              <w:rPr>
-                <w:rFonts w:ascii="TimeNewRoman" w:hAnsi="TimeNewRoman"/>
-                <w:sz w:val="30"/>
-              </w:rPr>
-              <w:t>40</w:t>
-            </w:r>
-          </w:p>
-        </w:tc>
-        <w:tc>
-          <w:tcPr>
-            <w:tcW w:type="dxa" w:w="1987"/>
-          </w:tcPr>
-          <w:p>
-            <w:pPr>
-              <w:jc w:val="left"/>
-            </w:pPr>
-            <w:r>
-              <w:rPr>
-                <w:rFonts w:ascii="TimeNewRoman" w:hAnsi="TimeNewRoman"/>
-                <w:sz w:val="30"/>
-              </w:rPr>
-              <w:t>10</w:t>
-            </w:r>
-          </w:p>
-        </w:tc>
-        <w:tc>
-          <w:tcPr>
-            <w:tcW w:type="dxa" w:w="1987"/>
-          </w:tcPr>
-          <w:p>
-            <w:pPr>
-              <w:jc w:val="left"/>
-            </w:pPr>
-            <w:r>
-              <w:rPr>
-                <w:rFonts w:ascii="TimeNewRoman" w:hAnsi="TimeNewRoman"/>
-                <w:sz w:val="30"/>
-              </w:rPr>
-              <w:t>43</w:t>
-            </w:r>
-          </w:p>
-        </w:tc>
-        <w:tc>
-          <w:tcPr>
-            <w:tcW w:type="dxa" w:w="1987"/>
-          </w:tcPr>
-          <w:p>
-            <w:pPr>
-              <w:jc w:val="left"/>
-            </w:pPr>
-            <w:r>
-              <w:rPr>
-                <w:rFonts w:ascii="TimeNewRoman" w:hAnsi="TimeNewRoman"/>
-                <w:sz w:val="30"/>
-              </w:rPr>
-              <w:t>61</w:t>
-            </w:r>
-          </w:p>
-        </w:tc>
-        <w:tc>
-          <w:tcPr>
-            <w:tcW w:type="dxa" w:w="1987"/>
-          </w:tcPr>
-          <w:p>
-            <w:pPr>
-              <w:jc w:val="left"/>
-            </w:pPr>
-            <w:r>
-              <w:rPr>
-                <w:rFonts w:ascii="TimeNewRoman" w:hAnsi="TimeNewRoman"/>
-                <w:sz w:val="30"/>
-              </w:rPr>
-              <w:t>2</w:t>
-            </w:r>
-          </w:p>
-        </w:tc>
-      </w:tr>
-      <w:tr>
-        <w:tc>
-          <w:tcPr>
-            <w:tcW w:type="dxa" w:w="1987"/>
-          </w:tcPr>
-          <w:p>
-            <w:pPr>
-              <w:jc w:val="left"/>
-            </w:pPr>
-            <w:r>
-              <w:rPr>
-                <w:rFonts w:ascii="TimeNewRoman" w:hAnsi="TimeNewRoman"/>
-                <w:sz w:val="30"/>
-              </w:rPr>
-              <w:t>127</w:t>
+              <w:t>36</w:t>
             </w:r>
           </w:p>
         </w:tc>
@@ -770,302 +717,7 @@
                 <w:rFonts w:ascii="TimeNewRoman" w:hAnsi="TimeNewRoman"/>
                 <w:sz w:val="30"/>
               </w:rPr>
-              <w:t>30</w:t>
-            </w:r>
-          </w:p>
-        </w:tc>
-        <w:tc>
-          <w:tcPr>
-            <w:tcW w:type="dxa" w:w="1987"/>
-          </w:tcPr>
-          <w:p>
-            <w:pPr>
-              <w:jc w:val="left"/>
-            </w:pPr>
-            <w:r>
-              <w:rPr>
-                <w:rFonts w:ascii="TimeNewRoman" w:hAnsi="TimeNewRoman"/>
-                <w:sz w:val="30"/>
-              </w:rPr>
-              <w:t>31</w:t>
-            </w:r>
-          </w:p>
-        </w:tc>
-        <w:tc>
-          <w:tcPr>
-            <w:tcW w:type="dxa" w:w="1987"/>
-          </w:tcPr>
-          <w:p>
-            <w:pPr>
-              <w:jc w:val="left"/>
-            </w:pPr>
-            <w:r>
-              <w:rPr>
-                <w:rFonts w:ascii="TimeNewRoman" w:hAnsi="TimeNewRoman"/>
-                <w:sz w:val="30"/>
-              </w:rPr>
-              <w:t>63</w:t>
-            </w:r>
-          </w:p>
-        </w:tc>
-      </w:tr>
-      <w:tr>
-        <w:tc>
-          <w:tcPr>
-            <w:tcW w:type="dxa" w:w="1987"/>
-          </w:tcPr>
-          <w:p>
-            <w:pPr>
-              <w:jc w:val="left"/>
-            </w:pPr>
-            <w:r>
-              <w:rPr>
-                <w:rFonts w:ascii="TimeNewRoman" w:hAnsi="TimeNewRoman"/>
-                <w:sz w:val="30"/>
-              </w:rPr>
-              <w:t>8</w:t>
-            </w:r>
-          </w:p>
-        </w:tc>
-        <w:tc>
-          <w:tcPr>
-            <w:tcW w:type="dxa" w:w="1987"/>
-          </w:tcPr>
-          <w:p>
-            <w:pPr>
-              <w:jc w:val="left"/>
-            </w:pPr>
-            <w:r>
-              <w:rPr>
-                <w:rFonts w:ascii="TimeNewRoman" w:hAnsi="TimeNewRoman"/>
-                <w:sz w:val="30"/>
-              </w:rPr>
-              <w:t>50</w:t>
-            </w:r>
-          </w:p>
-        </w:tc>
-        <w:tc>
-          <w:tcPr>
-            <w:tcW w:type="dxa" w:w="1987"/>
-          </w:tcPr>
-          <w:p>
-            <w:pPr>
-              <w:jc w:val="left"/>
-            </w:pPr>
-            <w:r>
-              <w:rPr>
-                <w:rFonts w:ascii="TimeNewRoman" w:hAnsi="TimeNewRoman"/>
-                <w:sz w:val="30"/>
-              </w:rPr>
-              <w:t>16</w:t>
-            </w:r>
-          </w:p>
-        </w:tc>
-        <w:tc>
-          <w:tcPr>
-            <w:tcW w:type="dxa" w:w="1987"/>
-          </w:tcPr>
-          <w:p>
-            <w:pPr>
-              <w:jc w:val="left"/>
-            </w:pPr>
-            <w:r>
-              <w:rPr>
-                <w:rFonts w:ascii="TimeNewRoman" w:hAnsi="TimeNewRoman"/>
-                <w:sz w:val="30"/>
-              </w:rPr>
-              <w:t>5</w:t>
-            </w:r>
-          </w:p>
-        </w:tc>
-        <w:tc>
-          <w:tcPr>
-            <w:tcW w:type="dxa" w:w="1987"/>
-          </w:tcPr>
-          <w:p>
-            <w:pPr>
-              <w:jc w:val="left"/>
-            </w:pPr>
-            <w:r>
-              <w:rPr>
-                <w:rFonts w:ascii="TimeNewRoman" w:hAnsi="TimeNewRoman"/>
-                <w:sz w:val="30"/>
-              </w:rPr>
-              <w:t>12</w:t>
-            </w:r>
-          </w:p>
-        </w:tc>
-      </w:tr>
-      <w:tr>
-        <w:tc>
-          <w:tcPr>
-            <w:tcW w:type="dxa" w:w="1987"/>
-          </w:tcPr>
-          <w:p>
-            <w:pPr>
-              <w:jc w:val="left"/>
-            </w:pPr>
-            <w:r>
-              <w:rPr>
-                <w:rFonts w:ascii="TimeNewRoman" w:hAnsi="TimeNewRoman"/>
-                <w:sz w:val="30"/>
-              </w:rPr>
-              <w:t>74</w:t>
-            </w:r>
-          </w:p>
-        </w:tc>
-        <w:tc>
-          <w:tcPr>
-            <w:tcW w:type="dxa" w:w="1987"/>
-          </w:tcPr>
-          <w:p>
-            <w:pPr>
-              <w:jc w:val="left"/>
-            </w:pPr>
-            <w:r>
-              <w:rPr>
-                <w:rFonts w:ascii="TimeNewRoman" w:hAnsi="TimeNewRoman"/>
-                <w:sz w:val="30"/>
-              </w:rPr>
-              <w:t>93</w:t>
-            </w:r>
-          </w:p>
-        </w:tc>
-        <w:tc>
-          <w:tcPr>
-            <w:tcW w:type="dxa" w:w="1987"/>
-          </w:tcPr>
-          <w:p>
-            <w:pPr>
-              <w:jc w:val="left"/>
-            </w:pPr>
-            <w:r>
-              <w:rPr>
-                <w:rFonts w:ascii="TimeNewRoman" w:hAnsi="TimeNewRoman"/>
-                <w:sz w:val="30"/>
-              </w:rPr>
-              <w:t>4</w:t>
-            </w:r>
-          </w:p>
-        </w:tc>
-        <w:tc>
-          <w:tcPr>
-            <w:tcW w:type="dxa" w:w="1987"/>
-          </w:tcPr>
-          <w:p>
-            <w:pPr>
-              <w:jc w:val="left"/>
-            </w:pPr>
-            <w:r>
-              <w:rPr>
-                <w:rFonts w:ascii="TimeNewRoman" w:hAnsi="TimeNewRoman"/>
-                <w:sz w:val="30"/>
-              </w:rPr>
-              <w:t>5</w:t>
-            </w:r>
-          </w:p>
-        </w:tc>
-        <w:tc>
-          <w:tcPr>
-            <w:tcW w:type="dxa" w:w="1987"/>
-          </w:tcPr>
-          <w:p>
-            <w:pPr>
-              <w:jc w:val="left"/>
-            </w:pPr>
-            <w:r>
-              <w:rPr>
-                <w:rFonts w:ascii="TimeNewRoman" w:hAnsi="TimeNewRoman"/>
-                <w:sz w:val="30"/>
-              </w:rPr>
-              <w:t>80</w:t>
-            </w:r>
-          </w:p>
-        </w:tc>
-      </w:tr>
-      <w:tr>
-        <w:tc>
-          <w:tcPr>
-            <w:tcW w:type="dxa" w:w="1987"/>
-          </w:tcPr>
-          <w:p>
-            <w:pPr>
-              <w:jc w:val="left"/>
-            </w:pPr>
-            <w:r>
-              <w:rPr>
-                <w:rFonts w:ascii="TimeNewRoman" w:hAnsi="TimeNewRoman"/>
-                <w:sz w:val="30"/>
-              </w:rPr>
-              <w:t>0</w:t>
-            </w:r>
-          </w:p>
-        </w:tc>
-        <w:tc>
-          <w:tcPr>
-            <w:tcW w:type="dxa" w:w="1987"/>
-          </w:tcPr>
-          <w:p>
-            <w:pPr>
-              <w:jc w:val="left"/>
-            </w:pPr>
-            <w:r>
-              <w:rPr>
-                <w:rFonts w:ascii="TimeNewRoman" w:hAnsi="TimeNewRoman"/>
-                <w:sz w:val="30"/>
-              </w:rPr>
-              <w:t>18</w:t>
-            </w:r>
-          </w:p>
-        </w:tc>
-        <w:tc>
-          <w:tcPr>
-            <w:tcW w:type="dxa" w:w="1987"/>
-          </w:tcPr>
-          <w:p>
-            <w:pPr>
-              <w:jc w:val="left"/>
-            </w:pPr>
-            <w:r>
-              <w:rPr>
-                <w:rFonts w:ascii="TimeNewRoman" w:hAnsi="TimeNewRoman"/>
-                <w:sz w:val="30"/>
-              </w:rPr>
-              <w:t>5</w:t>
-            </w:r>
-          </w:p>
-        </w:tc>
-        <w:tc>
-          <w:tcPr>
-            <w:tcW w:type="dxa" w:w="1987"/>
-          </w:tcPr>
-          <w:p>
-            <w:pPr>
-              <w:jc w:val="left"/>
-            </w:pPr>
-            <w:r>
-              <w:rPr>
-                <w:rFonts w:ascii="TimeNewRoman" w:hAnsi="TimeNewRoman"/>
-                <w:sz w:val="30"/>
-              </w:rPr>
-              <w:t>83</w:t>
-            </w:r>
-          </w:p>
-        </w:tc>
-        <w:tc>
-          <w:tcPr>
-            <w:tcW w:type="dxa" w:w="1987"/>
-          </w:tcPr>
-          <w:p>
-            <w:pPr>
-              <w:jc w:val="left"/>
-            </w:pPr>
-            <w:r>
-              <w:rPr>
-                <w:rFonts w:ascii="TimeNewRoman" w:hAnsi="TimeNewRoman"/>
-                <w:sz w:val="30"/>
-              </w:rPr>
-              <w:t>8</w:t>
+              <w:t>81</w:t>
             </w:r>
           </w:p>
         </w:tc>
@@ -1101,6 +753,197 @@
                 <w:rFonts w:ascii="TimeNewRoman" w:hAnsi="TimeNewRoman"/>
                 <w:sz w:val="30"/>
               </w:rPr>
+              <w:t>16</w:t>
+            </w:r>
+          </w:p>
+        </w:tc>
+        <w:tc>
+          <w:tcPr>
+            <w:tcW w:type="dxa" w:w="1987"/>
+          </w:tcPr>
+          <w:p>
+            <w:pPr>
+              <w:jc w:val="left"/>
+            </w:pPr>
+            <w:r>
+              <w:rPr>
+                <w:rFonts w:ascii="TimeNewRoman" w:hAnsi="TimeNewRoman"/>
+                <w:sz w:val="30"/>
+              </w:rPr>
+              <w:t>55</w:t>
+            </w:r>
+          </w:p>
+        </w:tc>
+        <w:tc>
+          <w:tcPr>
+            <w:tcW w:type="dxa" w:w="1987"/>
+          </w:tcPr>
+          <w:p>
+            <w:pPr>
+              <w:jc w:val="left"/>
+            </w:pPr>
+            <w:r>
+              <w:rPr>
+                <w:rFonts w:ascii="TimeNewRoman" w:hAnsi="TimeNewRoman"/>
+                <w:sz w:val="30"/>
+              </w:rPr>
+              <w:t>9</w:t>
+            </w:r>
+          </w:p>
+        </w:tc>
+        <w:tc>
+          <w:tcPr>
+            <w:tcW w:type="dxa" w:w="1987"/>
+          </w:tcPr>
+          <w:p>
+            <w:pPr>
+              <w:jc w:val="left"/>
+            </w:pPr>
+            <w:r>
+              <w:rPr>
+                <w:rFonts w:ascii="TimeNewRoman" w:hAnsi="TimeNewRoman"/>
+                <w:sz w:val="30"/>
+              </w:rPr>
+              <w:t>175</w:t>
+            </w:r>
+          </w:p>
+        </w:tc>
+      </w:tr>
+      <w:tr>
+        <w:tc>
+          <w:tcPr>
+            <w:tcW w:type="dxa" w:w="1987"/>
+          </w:tcPr>
+          <w:p>
+            <w:pPr>
+              <w:jc w:val="left"/>
+            </w:pPr>
+            <w:r>
+              <w:rPr>
+                <w:rFonts w:ascii="TimeNewRoman" w:hAnsi="TimeNewRoman"/>
+                <w:sz w:val="30"/>
+              </w:rPr>
+              <w:t>86</w:t>
+            </w:r>
+          </w:p>
+        </w:tc>
+        <w:tc>
+          <w:tcPr>
+            <w:tcW w:type="dxa" w:w="1987"/>
+          </w:tcPr>
+          <w:p>
+            <w:pPr>
+              <w:jc w:val="left"/>
+            </w:pPr>
+            <w:r>
+              <w:rPr>
+                <w:rFonts w:ascii="TimeNewRoman" w:hAnsi="TimeNewRoman"/>
+                <w:sz w:val="30"/>
+              </w:rPr>
+              <w:t>9</w:t>
+            </w:r>
+          </w:p>
+        </w:tc>
+        <w:tc>
+          <w:tcPr>
+            <w:tcW w:type="dxa" w:w="1987"/>
+          </w:tcPr>
+          <w:p>
+            <w:pPr>
+              <w:jc w:val="left"/>
+            </w:pPr>
+            <w:r>
+              <w:rPr>
+                <w:rFonts w:ascii="TimeNewRoman" w:hAnsi="TimeNewRoman"/>
+                <w:sz w:val="30"/>
+              </w:rPr>
+              <w:t>162</w:t>
+            </w:r>
+          </w:p>
+        </w:tc>
+        <w:tc>
+          <w:tcPr>
+            <w:tcW w:type="dxa" w:w="1987"/>
+          </w:tcPr>
+          <w:p>
+            <w:pPr>
+              <w:jc w:val="left"/>
+            </w:pPr>
+            <w:r>
+              <w:rPr>
+                <w:rFonts w:ascii="TimeNewRoman" w:hAnsi="TimeNewRoman"/>
+                <w:sz w:val="30"/>
+              </w:rPr>
+              <w:t>92</w:t>
+            </w:r>
+          </w:p>
+        </w:tc>
+        <w:tc>
+          <w:tcPr>
+            <w:tcW w:type="dxa" w:w="1987"/>
+          </w:tcPr>
+          <w:p>
+            <w:pPr>
+              <w:jc w:val="left"/>
+            </w:pPr>
+            <w:r>
+              <w:rPr>
+                <w:rFonts w:ascii="TimeNewRoman" w:hAnsi="TimeNewRoman"/>
+                <w:sz w:val="30"/>
+              </w:rPr>
+              <w:t>54</w:t>
+            </w:r>
+          </w:p>
+        </w:tc>
+      </w:tr>
+      <w:tr>
+        <w:tc>
+          <w:tcPr>
+            <w:tcW w:type="dxa" w:w="1987"/>
+          </w:tcPr>
+          <w:p>
+            <w:pPr>
+              <w:jc w:val="left"/>
+            </w:pPr>
+            <w:r>
+              <w:rPr>
+                <w:rFonts w:ascii="TimeNewRoman" w:hAnsi="TimeNewRoman"/>
+                <w:sz w:val="30"/>
+              </w:rPr>
+              <w:t>12</w:t>
+            </w:r>
+          </w:p>
+        </w:tc>
+        <w:tc>
+          <w:tcPr>
+            <w:tcW w:type="dxa" w:w="1987"/>
+          </w:tcPr>
+          <w:p>
+            <w:pPr>
+              <w:jc w:val="left"/>
+            </w:pPr>
+            <w:r>
+              <w:rPr>
+                <w:rFonts w:ascii="TimeNewRoman" w:hAnsi="TimeNewRoman"/>
+                <w:sz w:val="30"/>
+              </w:rPr>
+              <w:t>12</w:t>
+            </w:r>
+          </w:p>
+        </w:tc>
+        <w:tc>
+          <w:tcPr>
+            <w:tcW w:type="dxa" w:w="1987"/>
+          </w:tcPr>
+          <w:p>
+            <w:pPr>
+              <w:jc w:val="left"/>
+            </w:pPr>
+            <w:r>
+              <w:rPr>
+                <w:rFonts w:ascii="TimeNewRoman" w:hAnsi="TimeNewRoman"/>
+                <w:sz w:val="30"/>
+              </w:rPr>
               <w:t>6</w:t>
             </w:r>
           </w:p>
@@ -1118,7 +961,164 @@
                 <w:rFonts w:ascii="TimeNewRoman" w:hAnsi="TimeNewRoman"/>
                 <w:sz w:val="30"/>
               </w:rPr>
-              <w:t>84</w:t>
+              <w:t>203</w:t>
+            </w:r>
+          </w:p>
+        </w:tc>
+        <w:tc>
+          <w:tcPr>
+            <w:tcW w:type="dxa" w:w="1987"/>
+          </w:tcPr>
+          <w:p>
+            <w:pPr>
+              <w:jc w:val="left"/>
+            </w:pPr>
+            <w:r>
+              <w:rPr>
+                <w:rFonts w:ascii="TimeNewRoman" w:hAnsi="TimeNewRoman"/>
+                <w:sz w:val="30"/>
+              </w:rPr>
+              <w:t>65</w:t>
+            </w:r>
+          </w:p>
+        </w:tc>
+      </w:tr>
+      <w:tr>
+        <w:tc>
+          <w:tcPr>
+            <w:tcW w:type="dxa" w:w="1987"/>
+          </w:tcPr>
+          <w:p>
+            <w:pPr>
+              <w:jc w:val="left"/>
+            </w:pPr>
+            <w:r>
+              <w:rPr>
+                <w:rFonts w:ascii="TimeNewRoman" w:hAnsi="TimeNewRoman"/>
+                <w:sz w:val="30"/>
+              </w:rPr>
+              <w:t>3</w:t>
+            </w:r>
+          </w:p>
+        </w:tc>
+        <w:tc>
+          <w:tcPr>
+            <w:tcW w:type="dxa" w:w="1987"/>
+          </w:tcPr>
+          <w:p>
+            <w:pPr>
+              <w:jc w:val="left"/>
+            </w:pPr>
+            <w:r>
+              <w:rPr>
+                <w:rFonts w:ascii="TimeNewRoman" w:hAnsi="TimeNewRoman"/>
+                <w:sz w:val="30"/>
+              </w:rPr>
+              <w:t>80</w:t>
+            </w:r>
+          </w:p>
+        </w:tc>
+        <w:tc>
+          <w:tcPr>
+            <w:tcW w:type="dxa" w:w="1987"/>
+          </w:tcPr>
+          <w:p>
+            <w:pPr>
+              <w:jc w:val="left"/>
+            </w:pPr>
+            <w:r>
+              <w:rPr>
+                <w:rFonts w:ascii="TimeNewRoman" w:hAnsi="TimeNewRoman"/>
+                <w:sz w:val="30"/>
+              </w:rPr>
+              <w:t>36</w:t>
+            </w:r>
+          </w:p>
+        </w:tc>
+        <w:tc>
+          <w:tcPr>
+            <w:tcW w:type="dxa" w:w="1987"/>
+          </w:tcPr>
+          <w:p>
+            <w:pPr>
+              <w:jc w:val="left"/>
+            </w:pPr>
+            <w:r>
+              <w:rPr>
+                <w:rFonts w:ascii="TimeNewRoman" w:hAnsi="TimeNewRoman"/>
+                <w:sz w:val="30"/>
+              </w:rPr>
+              <w:t>97</w:t>
+            </w:r>
+          </w:p>
+        </w:tc>
+        <w:tc>
+          <w:tcPr>
+            <w:tcW w:type="dxa" w:w="1987"/>
+          </w:tcPr>
+          <w:p>
+            <w:pPr>
+              <w:jc w:val="left"/>
+            </w:pPr>
+            <w:r>
+              <w:rPr>
+                <w:rFonts w:ascii="TimeNewRoman" w:hAnsi="TimeNewRoman"/>
+                <w:sz w:val="30"/>
+              </w:rPr>
+              <w:t>49</w:t>
+            </w:r>
+          </w:p>
+        </w:tc>
+      </w:tr>
+      <w:tr>
+        <w:tc>
+          <w:tcPr>
+            <w:tcW w:type="dxa" w:w="1987"/>
+          </w:tcPr>
+          <w:p>
+            <w:pPr>
+              <w:jc w:val="left"/>
+            </w:pPr>
+            <w:r>
+              <w:rPr>
+                <w:rFonts w:ascii="TimeNewRoman" w:hAnsi="TimeNewRoman"/>
+                <w:sz w:val="30"/>
+              </w:rPr>
+              <w:t>199</w:t>
+            </w:r>
+          </w:p>
+        </w:tc>
+        <w:tc>
+          <w:tcPr>
+            <w:tcW w:type="dxa" w:w="1987"/>
+          </w:tcPr>
+          <w:p>
+            <w:pPr>
+              <w:jc w:val="left"/>
+            </w:pPr>
+            <w:r>
+              <w:rPr>
+                <w:rFonts w:ascii="TimeNewRoman" w:hAnsi="TimeNewRoman"/>
+                <w:sz w:val="30"/>
+              </w:rPr>
+              <w:t>6</w:t>
+            </w:r>
+          </w:p>
+        </w:tc>
+        <w:tc>
+          <w:tcPr>
+            <w:tcW w:type="dxa" w:w="1987"/>
+          </w:tcPr>
+          <w:p>
+            <w:pPr>
+              <w:jc w:val="left"/>
+            </w:pPr>
+            <w:r>
+              <w:rPr>
+                <w:rFonts w:ascii="TimeNewRoman" w:hAnsi="TimeNewRoman"/>
+                <w:sz w:val="30"/>
+              </w:rPr>
+              <w:t>82</w:t>
             </w:r>
           </w:p>
         </w:tc>
@@ -1152,7 +1152,7 @@
                 <w:rFonts w:ascii="TimeNewRoman" w:hAnsi="TimeNewRoman"/>
                 <w:sz w:val="30"/>
               </w:rPr>
-              <w:t>91</w:t>
+              <w:t>44</w:t>
             </w:r>
           </w:p>
         </w:tc>
@@ -1171,7 +1171,7 @@
                 <w:rFonts w:ascii="TimeNewRoman" w:hAnsi="TimeNewRoman"/>
                 <w:sz w:val="30"/>
               </w:rPr>
-              <w:t>48</w:t>
+              <w:t>14</w:t>
             </w:r>
           </w:p>
         </w:tc>
@@ -1188,7 +1188,442 @@
                 <w:rFonts w:ascii="TimeNewRoman" w:hAnsi="TimeNewRoman"/>
                 <w:sz w:val="30"/>
               </w:rPr>
-              <w:t>31</w:t>
+              <w:t>24</w:t>
+            </w:r>
+          </w:p>
+        </w:tc>
+        <w:tc>
+          <w:tcPr>
+            <w:tcW w:type="dxa" w:w="1987"/>
+          </w:tcPr>
+          <w:p>
+            <w:pPr>
+              <w:jc w:val="left"/>
+            </w:pPr>
+            <w:r>
+              <w:rPr>
+                <w:rFonts w:ascii="TimeNewRoman" w:hAnsi="TimeNewRoman"/>
+                <w:sz w:val="30"/>
+              </w:rPr>
+              <w:t>0</w:t>
+            </w:r>
+          </w:p>
+        </w:tc>
+        <w:tc>
+          <w:tcPr>
+            <w:tcW w:type="dxa" w:w="1987"/>
+          </w:tcPr>
+          <w:p>
+            <w:pPr>
+              <w:jc w:val="left"/>
+            </w:pPr>
+            <w:r>
+              <w:rPr>
+                <w:rFonts w:ascii="TimeNewRoman" w:hAnsi="TimeNewRoman"/>
+                <w:sz w:val="30"/>
+              </w:rPr>
+              <w:t>60</w:t>
+            </w:r>
+          </w:p>
+        </w:tc>
+        <w:tc>
+          <w:tcPr>
+            <w:tcW w:type="dxa" w:w="1987"/>
+          </w:tcPr>
+          <w:p>
+            <w:pPr>
+              <w:jc w:val="left"/>
+            </w:pPr>
+            <w:r>
+              <w:rPr>
+                <w:rFonts w:ascii="TimeNewRoman" w:hAnsi="TimeNewRoman"/>
+                <w:sz w:val="30"/>
+              </w:rPr>
+              <w:t>16</w:t>
+            </w:r>
+          </w:p>
+        </w:tc>
+      </w:tr>
+      <w:tr>
+        <w:tc>
+          <w:tcPr>
+            <w:tcW w:type="dxa" w:w="1987"/>
+          </w:tcPr>
+          <w:p>
+            <w:pPr>
+              <w:jc w:val="left"/>
+            </w:pPr>
+            <w:r>
+              <w:rPr>
+                <w:rFonts w:ascii="TimeNewRoman" w:hAnsi="TimeNewRoman"/>
+                <w:sz w:val="30"/>
+              </w:rPr>
+              <w:t>57</w:t>
+            </w:r>
+          </w:p>
+        </w:tc>
+        <w:tc>
+          <w:tcPr>
+            <w:tcW w:type="dxa" w:w="1987"/>
+          </w:tcPr>
+          <w:p>
+            <w:pPr>
+              <w:jc w:val="left"/>
+            </w:pPr>
+            <w:r>
+              <w:rPr>
+                <w:rFonts w:ascii="TimeNewRoman" w:hAnsi="TimeNewRoman"/>
+                <w:sz w:val="30"/>
+              </w:rPr>
+              <w:t>9</w:t>
+            </w:r>
+          </w:p>
+        </w:tc>
+        <w:tc>
+          <w:tcPr>
+            <w:tcW w:type="dxa" w:w="1987"/>
+          </w:tcPr>
+          <w:p>
+            <w:pPr>
+              <w:jc w:val="left"/>
+            </w:pPr>
+            <w:r>
+              <w:rPr>
+                <w:rFonts w:ascii="TimeNewRoman" w:hAnsi="TimeNewRoman"/>
+                <w:sz w:val="30"/>
+              </w:rPr>
+              <w:t>135</w:t>
+            </w:r>
+          </w:p>
+        </w:tc>
+        <w:tc>
+          <w:tcPr>
+            <w:tcW w:type="dxa" w:w="1987"/>
+          </w:tcPr>
+          <w:p>
+            <w:pPr>
+              <w:jc w:val="left"/>
+            </w:pPr>
+            <w:r>
+              <w:rPr>
+                <w:rFonts w:ascii="TimeNewRoman" w:hAnsi="TimeNewRoman"/>
+                <w:sz w:val="30"/>
+              </w:rPr>
+              <w:t>98</w:t>
+            </w:r>
+          </w:p>
+        </w:tc>
+        <w:tc>
+          <w:tcPr>
+            <w:tcW w:type="dxa" w:w="1987"/>
+          </w:tcPr>
+          <w:p>
+            <w:pPr>
+              <w:jc w:val="left"/>
+            </w:pPr>
+            <w:r>
+              <w:rPr>
+                <w:rFonts w:ascii="TimeNewRoman" w:hAnsi="TimeNewRoman"/>
+                <w:sz w:val="30"/>
+              </w:rPr>
+              <w:t>98</w:t>
+            </w:r>
+          </w:p>
+        </w:tc>
+      </w:tr>
+      <w:tr>
+        <w:tc>
+          <w:tcPr>
+            <w:tcW w:type="dxa" w:w="1987"/>
+          </w:tcPr>
+          <w:p>
+            <w:pPr>
+              <w:jc w:val="left"/>
+            </w:pPr>
+            <w:r>
+              <w:rPr>
+                <w:rFonts w:ascii="TimeNewRoman" w:hAnsi="TimeNewRoman"/>
+                <w:sz w:val="30"/>
+              </w:rPr>
+              <w:t>12</w:t>
+            </w:r>
+          </w:p>
+        </w:tc>
+        <w:tc>
+          <w:tcPr>
+            <w:tcW w:type="dxa" w:w="1987"/>
+          </w:tcPr>
+          <w:p>
+            <w:pPr>
+              <w:jc w:val="left"/>
+            </w:pPr>
+            <w:r>
+              <w:rPr>
+                <w:rFonts w:ascii="TimeNewRoman" w:hAnsi="TimeNewRoman"/>
+                <w:sz w:val="30"/>
+              </w:rPr>
+              <w:t>27</w:t>
+            </w:r>
+          </w:p>
+        </w:tc>
+        <w:tc>
+          <w:tcPr>
+            <w:tcW w:type="dxa" w:w="1987"/>
+          </w:tcPr>
+          <w:p>
+            <w:pPr>
+              <w:jc w:val="left"/>
+            </w:pPr>
+            <w:r>
+              <w:rPr>
+                <w:rFonts w:ascii="TimeNewRoman" w:hAnsi="TimeNewRoman"/>
+                <w:sz w:val="30"/>
+              </w:rPr>
+              <w:t>63</w:t>
+            </w:r>
+          </w:p>
+        </w:tc>
+        <w:tc>
+          <w:tcPr>
+            <w:tcW w:type="dxa" w:w="1987"/>
+          </w:tcPr>
+          <w:p>
+            <w:pPr>
+              <w:jc w:val="left"/>
+            </w:pPr>
+            <w:r>
+              <w:rPr>
+                <w:rFonts w:ascii="TimeNewRoman" w:hAnsi="TimeNewRoman"/>
+                <w:sz w:val="30"/>
+              </w:rPr>
+              <w:t>11</w:t>
+            </w:r>
+          </w:p>
+        </w:tc>
+        <w:tc>
+          <w:tcPr>
+            <w:tcW w:type="dxa" w:w="1987"/>
+          </w:tcPr>
+          <w:p>
+            <w:pPr>
+              <w:jc w:val="left"/>
+            </w:pPr>
+            <w:r>
+              <w:rPr>
+                <w:rFonts w:ascii="TimeNewRoman" w:hAnsi="TimeNewRoman"/>
+                <w:sz w:val="30"/>
+              </w:rPr>
+              <w:t>6</w:t>
+            </w:r>
+          </w:p>
+        </w:tc>
+      </w:tr>
+      <w:tr>
+        <w:tc>
+          <w:tcPr>
+            <w:tcW w:type="dxa" w:w="1987"/>
+          </w:tcPr>
+          <w:p>
+            <w:pPr>
+              <w:jc w:val="left"/>
+            </w:pPr>
+            <w:r>
+              <w:rPr>
+                <w:rFonts w:ascii="TimeNewRoman" w:hAnsi="TimeNewRoman"/>
+                <w:sz w:val="30"/>
+              </w:rPr>
+              <w:t>14</w:t>
+            </w:r>
+          </w:p>
+        </w:tc>
+        <w:tc>
+          <w:tcPr>
+            <w:tcW w:type="dxa" w:w="1987"/>
+          </w:tcPr>
+          <w:p>
+            <w:pPr>
+              <w:jc w:val="left"/>
+            </w:pPr>
+            <w:r>
+              <w:rPr>
+                <w:rFonts w:ascii="TimeNewRoman" w:hAnsi="TimeNewRoman"/>
+                <w:sz w:val="30"/>
+              </w:rPr>
+              <w:t>21</w:t>
+            </w:r>
+          </w:p>
+        </w:tc>
+        <w:tc>
+          <w:tcPr>
+            <w:tcW w:type="dxa" w:w="1987"/>
+          </w:tcPr>
+          <w:p>
+            <w:pPr>
+              <w:jc w:val="left"/>
+            </w:pPr>
+            <w:r>
+              <w:rPr>
+                <w:rFonts w:ascii="TimeNewRoman" w:hAnsi="TimeNewRoman"/>
+                <w:sz w:val="30"/>
+              </w:rPr>
+              <w:t>63</w:t>
+            </w:r>
+          </w:p>
+        </w:tc>
+        <w:tc>
+          <w:tcPr>
+            <w:tcW w:type="dxa" w:w="1987"/>
+          </w:tcPr>
+          <w:p>
+            <w:pPr>
+              <w:jc w:val="left"/>
+            </w:pPr>
+            <w:r>
+              <w:rPr>
+                <w:rFonts w:ascii="TimeNewRoman" w:hAnsi="TimeNewRoman"/>
+                <w:sz w:val="30"/>
+              </w:rPr>
+              <w:t>124</w:t>
+            </w:r>
+          </w:p>
+        </w:tc>
+        <w:tc>
+          <w:tcPr>
+            <w:tcW w:type="dxa" w:w="1987"/>
+          </w:tcPr>
+          <w:p>
+            <w:pPr>
+              <w:jc w:val="left"/>
+            </w:pPr>
+            <w:r>
+              <w:rPr>
+                <w:rFonts w:ascii="TimeNewRoman" w:hAnsi="TimeNewRoman"/>
+                <w:sz w:val="30"/>
+              </w:rPr>
+              <w:t>4</w:t>
+            </w:r>
+          </w:p>
+        </w:tc>
+      </w:tr>
+      <w:tr>
+        <w:tc>
+          <w:tcPr>
+            <w:tcW w:type="dxa" w:w="1987"/>
+          </w:tcPr>
+          <w:p>
+            <w:pPr>
+              <w:jc w:val="left"/>
+            </w:pPr>
+            <w:r>
+              <w:rPr>
+                <w:rFonts w:ascii="TimeNewRoman" w:hAnsi="TimeNewRoman"/>
+                <w:sz w:val="30"/>
+              </w:rPr>
+              <w:t>45</w:t>
+            </w:r>
+          </w:p>
+        </w:tc>
+        <w:tc>
+          <w:tcPr>
+            <w:tcW w:type="dxa" w:w="1987"/>
+          </w:tcPr>
+          <w:p>
+            <w:pPr>
+              <w:jc w:val="left"/>
+            </w:pPr>
+            <w:r>
+              <w:rPr>
+                <w:rFonts w:ascii="TimeNewRoman" w:hAnsi="TimeNewRoman"/>
+                <w:sz w:val="30"/>
+              </w:rPr>
+              <w:t>11</w:t>
+            </w:r>
+          </w:p>
+        </w:tc>
+        <w:tc>
+          <w:tcPr>
+            <w:tcW w:type="dxa" w:w="1987"/>
+          </w:tcPr>
+          <w:p>
+            <w:pPr>
+              <w:jc w:val="left"/>
+            </w:pPr>
+            <w:r>
+              <w:rPr>
+                <w:rFonts w:ascii="TimeNewRoman" w:hAnsi="TimeNewRoman"/>
+                <w:sz w:val="30"/>
+              </w:rPr>
+              <w:t>6</w:t>
+            </w:r>
+          </w:p>
+        </w:tc>
+        <w:tc>
+          <w:tcPr>
+            <w:tcW w:type="dxa" w:w="1987"/>
+          </w:tcPr>
+          <w:p>
+            <w:pPr>
+              <w:jc w:val="left"/>
+            </w:pPr>
+            <w:r>
+              <w:rPr>
+                <w:rFonts w:ascii="TimeNewRoman" w:hAnsi="TimeNewRoman"/>
+                <w:sz w:val="30"/>
+              </w:rPr>
+              <w:t>20</w:t>
+            </w:r>
+          </w:p>
+        </w:tc>
+        <w:tc>
+          <w:tcPr>
+            <w:tcW w:type="dxa" w:w="1987"/>
+          </w:tcPr>
+          <w:p>
+            <w:pPr>
+              <w:jc w:val="left"/>
+            </w:pPr>
+            <w:r>
+              <w:rPr>
+                <w:rFonts w:ascii="TimeNewRoman" w:hAnsi="TimeNewRoman"/>
+                <w:sz w:val="30"/>
+              </w:rPr>
+              <w:t>116</w:t>
+            </w:r>
+          </w:p>
+        </w:tc>
+      </w:tr>
+      <w:tr>
+        <w:tc>
+          <w:tcPr>
+            <w:tcW w:type="dxa" w:w="1987"/>
+          </w:tcPr>
+          <w:p>
+            <w:pPr>
+              <w:jc w:val="left"/>
+            </w:pPr>
+            <w:r>
+              <w:rPr>
+                <w:rFonts w:ascii="TimeNewRoman" w:hAnsi="TimeNewRoman"/>
+                <w:sz w:val="30"/>
+              </w:rPr>
+              <w:t>4</w:t>
+            </w:r>
+          </w:p>
+        </w:tc>
+        <w:tc>
+          <w:tcPr>
+            <w:tcW w:type="dxa" w:w="1987"/>
+          </w:tcPr>
+          <w:p>
+            <w:pPr>
+              <w:jc w:val="left"/>
+            </w:pPr>
+            <w:r>
+              <w:rPr>
+                <w:rFonts w:ascii="TimeNewRoman" w:hAnsi="TimeNewRoman"/>
+                <w:sz w:val="30"/>
+              </w:rPr>
+              <w:t>86</w:t>
             </w:r>
           </w:p>
         </w:tc>
@@ -1222,7 +1657,7 @@
                 <w:rFonts w:ascii="TimeNewRoman" w:hAnsi="TimeNewRoman"/>
                 <w:sz w:val="30"/>
               </w:rPr>
-              <w:t>49</w:t>
+              <w:t>91</w:t>
             </w:r>
           </w:p>
         </w:tc>
@@ -1239,29 +1674,12 @@
                 <w:rFonts w:ascii="TimeNewRoman" w:hAnsi="TimeNewRoman"/>
                 <w:sz w:val="30"/>
               </w:rPr>
-              <w:t>27</w:t>
+              <w:t>9</w:t>
             </w:r>
           </w:p>
         </w:tc>
       </w:tr>
       <w:tr>
-        <w:tc>
-          <w:tcPr>
-            <w:tcW w:type="dxa" w:w="1987"/>
-          </w:tcPr>
-          <w:p>
-            <w:pPr>
-              <w:jc w:val="left"/>
-            </w:pPr>
-            <w:r>
-              <w:rPr>
-                <w:rFonts w:ascii="TimeNewRoman" w:hAnsi="TimeNewRoman"/>
-                <w:sz w:val="30"/>
-              </w:rPr>
-              <w:t>48</w:t>
-            </w:r>
-          </w:p>
-        </w:tc>
         <w:tc>
           <w:tcPr>
             <w:tcW w:type="dxa" w:w="1987"/>
@@ -1292,7 +1710,7 @@
                 <w:rFonts w:ascii="TimeNewRoman" w:hAnsi="TimeNewRoman"/>
                 <w:sz w:val="30"/>
               </w:rPr>
-              <w:t>9</w:t>
+              <w:t>6</w:t>
             </w:r>
           </w:p>
         </w:tc>
@@ -1309,7 +1727,7 @@
                 <w:rFonts w:ascii="TimeNewRoman" w:hAnsi="TimeNewRoman"/>
                 <w:sz w:val="30"/>
               </w:rPr>
-              <w:t>18</w:t>
+              <w:t>101</w:t>
             </w:r>
           </w:p>
         </w:tc>
@@ -1326,26 +1744,7 @@
                 <w:rFonts w:ascii="TimeNewRoman" w:hAnsi="TimeNewRoman"/>
                 <w:sz w:val="30"/>
               </w:rPr>
-              <w:t>96</w:t>
-            </w:r>
-          </w:p>
-        </w:tc>
-      </w:tr>
-      <w:tr>
-        <w:tc>
-          <w:tcPr>
-            <w:tcW w:type="dxa" w:w="1987"/>
-          </w:tcPr>
-          <w:p>
-            <w:pPr>
-              <w:jc w:val="left"/>
-            </w:pPr>
-            <w:r>
-              <w:rPr>
-                <w:rFonts w:ascii="TimeNewRoman" w:hAnsi="TimeNewRoman"/>
-                <w:sz w:val="30"/>
-              </w:rPr>
-              <w:t>16</w:t>
+              <w:t>42</w:t>
             </w:r>
           </w:p>
         </w:tc>
@@ -1362,406 +1761,7 @@
                 <w:rFonts w:ascii="TimeNewRoman" w:hAnsi="TimeNewRoman"/>
                 <w:sz w:val="30"/>
               </w:rPr>
-              <w:t>8</w:t>
-            </w:r>
-          </w:p>
-        </w:tc>
-        <w:tc>
-          <w:tcPr>
-            <w:tcW w:type="dxa" w:w="1987"/>
-          </w:tcPr>
-          <w:p>
-            <w:pPr>
-              <w:jc w:val="left"/>
-            </w:pPr>
-            <w:r>
-              <w:rPr>
-                <w:rFonts w:ascii="TimeNewRoman" w:hAnsi="TimeNewRoman"/>
-                <w:sz w:val="30"/>
-              </w:rPr>
-              <w:t>18</w:t>
-            </w:r>
-          </w:p>
-        </w:tc>
-        <w:tc>
-          <w:tcPr>
-            <w:tcW w:type="dxa" w:w="1987"/>
-          </w:tcPr>
-          <w:p>
-            <w:pPr>
-              <w:jc w:val="left"/>
-            </w:pPr>
-            <w:r>
-              <w:rPr>
-                <w:rFonts w:ascii="TimeNewRoman" w:hAnsi="TimeNewRoman"/>
-                <w:sz w:val="30"/>
-              </w:rPr>
-              <w:t>19</w:t>
-            </w:r>
-          </w:p>
-        </w:tc>
-        <w:tc>
-          <w:tcPr>
-            <w:tcW w:type="dxa" w:w="1987"/>
-          </w:tcPr>
-          <w:p>
-            <w:pPr>
-              <w:jc w:val="left"/>
-            </w:pPr>
-            <w:r>
-              <w:rPr>
-                <w:rFonts w:ascii="TimeNewRoman" w:hAnsi="TimeNewRoman"/>
-                <w:sz w:val="30"/>
-              </w:rPr>
-              <w:t>2</w:t>
-            </w:r>
-          </w:p>
-        </w:tc>
-      </w:tr>
-      <w:tr>
-        <w:tc>
-          <w:tcPr>
-            <w:tcW w:type="dxa" w:w="1987"/>
-          </w:tcPr>
-          <w:p>
-            <w:pPr>
-              <w:jc w:val="left"/>
-            </w:pPr>
-            <w:r>
-              <w:rPr>
-                <w:rFonts w:ascii="TimeNewRoman" w:hAnsi="TimeNewRoman"/>
-                <w:sz w:val="30"/>
-              </w:rPr>
               <w:t>66</w:t>
-            </w:r>
-          </w:p>
-        </w:tc>
-        <w:tc>
-          <w:tcPr>
-            <w:tcW w:type="dxa" w:w="1987"/>
-          </w:tcPr>
-          <w:p>
-            <w:pPr>
-              <w:jc w:val="left"/>
-            </w:pPr>
-            <w:r>
-              <w:rPr>
-                <w:rFonts w:ascii="TimeNewRoman" w:hAnsi="TimeNewRoman"/>
-                <w:sz w:val="30"/>
-              </w:rPr>
-              <w:t>69</w:t>
-            </w:r>
-          </w:p>
-        </w:tc>
-        <w:tc>
-          <w:tcPr>
-            <w:tcW w:type="dxa" w:w="1987"/>
-          </w:tcPr>
-          <w:p>
-            <w:pPr>
-              <w:jc w:val="left"/>
-            </w:pPr>
-            <w:r>
-              <w:rPr>
-                <w:rFonts w:ascii="TimeNewRoman" w:hAnsi="TimeNewRoman"/>
-                <w:sz w:val="30"/>
-              </w:rPr>
-              <w:t>24</w:t>
-            </w:r>
-          </w:p>
-        </w:tc>
-        <w:tc>
-          <w:tcPr>
-            <w:tcW w:type="dxa" w:w="1987"/>
-          </w:tcPr>
-          <w:p>
-            <w:pPr>
-              <w:jc w:val="left"/>
-            </w:pPr>
-            <w:r>
-              <w:rPr>
-                <w:rFonts w:ascii="TimeNewRoman" w:hAnsi="TimeNewRoman"/>
-                <w:sz w:val="30"/>
-              </w:rPr>
-              <w:t>120</w:t>
-            </w:r>
-          </w:p>
-        </w:tc>
-        <w:tc>
-          <w:tcPr>
-            <w:tcW w:type="dxa" w:w="1987"/>
-          </w:tcPr>
-          <w:p>
-            <w:pPr>
-              <w:jc w:val="left"/>
-            </w:pPr>
-            <w:r>
-              <w:rPr>
-                <w:rFonts w:ascii="TimeNewRoman" w:hAnsi="TimeNewRoman"/>
-                <w:sz w:val="30"/>
-              </w:rPr>
-              <w:t>140</w:t>
-            </w:r>
-          </w:p>
-        </w:tc>
-      </w:tr>
-      <w:tr>
-        <w:tc>
-          <w:tcPr>
-            <w:tcW w:type="dxa" w:w="1987"/>
-          </w:tcPr>
-          <w:p>
-            <w:pPr>
-              <w:jc w:val="left"/>
-            </w:pPr>
-            <w:r>
-              <w:rPr>
-                <w:rFonts w:ascii="TimeNewRoman" w:hAnsi="TimeNewRoman"/>
-                <w:sz w:val="30"/>
-              </w:rPr>
-              <w:t>47</w:t>
-            </w:r>
-          </w:p>
-        </w:tc>
-        <w:tc>
-          <w:tcPr>
-            <w:tcW w:type="dxa" w:w="1987"/>
-          </w:tcPr>
-          <w:p>
-            <w:pPr>
-              <w:jc w:val="left"/>
-            </w:pPr>
-            <w:r>
-              <w:rPr>
-                <w:rFonts w:ascii="TimeNewRoman" w:hAnsi="TimeNewRoman"/>
-                <w:sz w:val="30"/>
-              </w:rPr>
-              <w:t>221</w:t>
-            </w:r>
-          </w:p>
-        </w:tc>
-        <w:tc>
-          <w:tcPr>
-            <w:tcW w:type="dxa" w:w="1987"/>
-          </w:tcPr>
-          <w:p>
-            <w:pPr>
-              <w:jc w:val="left"/>
-            </w:pPr>
-            <w:r>
-              <w:rPr>
-                <w:rFonts w:ascii="TimeNewRoman" w:hAnsi="TimeNewRoman"/>
-                <w:sz w:val="30"/>
-              </w:rPr>
-              <w:t>34</w:t>
-            </w:r>
-          </w:p>
-        </w:tc>
-        <w:tc>
-          <w:tcPr>
-            <w:tcW w:type="dxa" w:w="1987"/>
-          </w:tcPr>
-          <w:p>
-            <w:pPr>
-              <w:jc w:val="left"/>
-            </w:pPr>
-            <w:r>
-              <w:rPr>
-                <w:rFonts w:ascii="TimeNewRoman" w:hAnsi="TimeNewRoman"/>
-                <w:sz w:val="30"/>
-              </w:rPr>
-              <w:t>3</w:t>
-            </w:r>
-          </w:p>
-        </w:tc>
-        <w:tc>
-          <w:tcPr>
-            <w:tcW w:type="dxa" w:w="1987"/>
-          </w:tcPr>
-          <w:p>
-            <w:pPr>
-              <w:jc w:val="left"/>
-            </w:pPr>
-            <w:r>
-              <w:rPr>
-                <w:rFonts w:ascii="TimeNewRoman" w:hAnsi="TimeNewRoman"/>
-                <w:sz w:val="30"/>
-              </w:rPr>
-              <w:t>12</w:t>
-            </w:r>
-          </w:p>
-        </w:tc>
-      </w:tr>
-      <w:tr>
-        <w:tc>
-          <w:tcPr>
-            <w:tcW w:type="dxa" w:w="1987"/>
-          </w:tcPr>
-          <w:p>
-            <w:pPr>
-              <w:jc w:val="left"/>
-            </w:pPr>
-            <w:r>
-              <w:rPr>
-                <w:rFonts w:ascii="TimeNewRoman" w:hAnsi="TimeNewRoman"/>
-                <w:sz w:val="30"/>
-              </w:rPr>
-              <w:t>203</w:t>
-            </w:r>
-          </w:p>
-        </w:tc>
-        <w:tc>
-          <w:tcPr>
-            <w:tcW w:type="dxa" w:w="1987"/>
-          </w:tcPr>
-          <w:p>
-            <w:pPr>
-              <w:jc w:val="left"/>
-            </w:pPr>
-            <w:r>
-              <w:rPr>
-                <w:rFonts w:ascii="TimeNewRoman" w:hAnsi="TimeNewRoman"/>
-                <w:sz w:val="30"/>
-              </w:rPr>
-              <w:t>16</w:t>
-            </w:r>
-          </w:p>
-        </w:tc>
-        <w:tc>
-          <w:tcPr>
-            <w:tcW w:type="dxa" w:w="1987"/>
-          </w:tcPr>
-          <w:p>
-            <w:pPr>
-              <w:jc w:val="left"/>
-            </w:pPr>
-            <w:r>
-              <w:rPr>
-                <w:rFonts w:ascii="TimeNewRoman" w:hAnsi="TimeNewRoman"/>
-                <w:sz w:val="30"/>
-              </w:rPr>
-              <w:t>35</w:t>
-            </w:r>
-          </w:p>
-        </w:tc>
-        <w:tc>
-          <w:tcPr>
-            <w:tcW w:type="dxa" w:w="1987"/>
-          </w:tcPr>
-          <w:p>
-            <w:pPr>
-              <w:jc w:val="left"/>
-            </w:pPr>
-            <w:r>
-              <w:rPr>
-                <w:rFonts w:ascii="TimeNewRoman" w:hAnsi="TimeNewRoman"/>
-                <w:sz w:val="30"/>
-              </w:rPr>
-              <w:t>29</w:t>
-            </w:r>
-          </w:p>
-        </w:tc>
-        <w:tc>
-          <w:tcPr>
-            <w:tcW w:type="dxa" w:w="1987"/>
-          </w:tcPr>
-          <w:p>
-            <w:pPr>
-              <w:jc w:val="left"/>
-            </w:pPr>
-            <w:r>
-              <w:rPr>
-                <w:rFonts w:ascii="TimeNewRoman" w:hAnsi="TimeNewRoman"/>
-                <w:sz w:val="30"/>
-              </w:rPr>
-              <w:t>134</w:t>
-            </w:r>
-          </w:p>
-        </w:tc>
-      </w:tr>
-      <w:tr>
-        <w:tc>
-          <w:tcPr>
-            <w:tcW w:type="dxa" w:w="1987"/>
-          </w:tcPr>
-          <w:p>
-            <w:pPr>
-              <w:jc w:val="left"/>
-            </w:pPr>
-            <w:r>
-              <w:rPr>
-                <w:rFonts w:ascii="TimeNewRoman" w:hAnsi="TimeNewRoman"/>
-                <w:sz w:val="30"/>
-              </w:rPr>
-              <w:t>83</w:t>
-            </w:r>
-          </w:p>
-        </w:tc>
-        <w:tc>
-          <w:tcPr>
-            <w:tcW w:type="dxa" w:w="1987"/>
-          </w:tcPr>
-          <w:p>
-            <w:pPr>
-              <w:jc w:val="left"/>
-            </w:pPr>
-            <w:r>
-              <w:rPr>
-                <w:rFonts w:ascii="TimeNewRoman" w:hAnsi="TimeNewRoman"/>
-                <w:sz w:val="30"/>
-              </w:rPr>
-              <w:t>56</w:t>
-            </w:r>
-          </w:p>
-        </w:tc>
-        <w:tc>
-          <w:tcPr>
-            <w:tcW w:type="dxa" w:w="1987"/>
-          </w:tcPr>
-          <w:p>
-            <w:pPr>
-              <w:jc w:val="left"/>
-            </w:pPr>
-            <w:r>
-              <w:rPr>
-                <w:rFonts w:ascii="TimeNewRoman" w:hAnsi="TimeNewRoman"/>
-                <w:sz w:val="30"/>
-              </w:rPr>
-              <w:t>127</w:t>
-            </w:r>
-          </w:p>
-        </w:tc>
-        <w:tc>
-          <w:tcPr>
-            <w:tcW w:type="dxa" w:w="1987"/>
-          </w:tcPr>
-          <w:p>
-            <w:pPr>
-              <w:jc w:val="left"/>
-            </w:pPr>
-            <w:r>
-              <w:rPr>
-                <w:rFonts w:ascii="TimeNewRoman" w:hAnsi="TimeNewRoman"/>
-                <w:sz w:val="30"/>
-              </w:rPr>
-              <w:t>72</w:t>
-            </w:r>
-          </w:p>
-        </w:tc>
-        <w:tc>
-          <w:tcPr>
-            <w:tcW w:type="dxa" w:w="1987"/>
-          </w:tcPr>
-          <w:p>
-            <w:pPr>
-              <w:jc w:val="left"/>
-            </w:pPr>
-            <w:r>
-              <w:rPr>
-                <w:rFonts w:ascii="TimeNewRoman" w:hAnsi="TimeNewRoman"/>
-                <w:sz w:val="30"/>
-              </w:rPr>
-              <w:t>15</w:t>
             </w:r>
           </w:p>
         </w:tc>

--- a/answers-of-mixed.docx
+++ b/answers-of-mixed.docx
@@ -40,7 +40,1242 @@
                 <w:rFonts w:ascii="TimeNewRoman" w:hAnsi="TimeNewRoman"/>
                 <w:sz w:val="30"/>
               </w:rPr>
+              <w:t>6</w:t>
+            </w:r>
+          </w:p>
+        </w:tc>
+        <w:tc>
+          <w:tcPr>
+            <w:tcW w:type="dxa" w:w="1987"/>
+          </w:tcPr>
+          <w:p>
+            <w:pPr>
+              <w:jc w:val="left"/>
+            </w:pPr>
+            <w:r>
+              <w:rPr>
+                <w:rFonts w:ascii="TimeNewRoman" w:hAnsi="TimeNewRoman"/>
+                <w:sz w:val="30"/>
+              </w:rPr>
+              <w:t>4</w:t>
+            </w:r>
+          </w:p>
+        </w:tc>
+        <w:tc>
+          <w:tcPr>
+            <w:tcW w:type="dxa" w:w="1987"/>
+          </w:tcPr>
+          <w:p>
+            <w:pPr>
+              <w:jc w:val="left"/>
+            </w:pPr>
+            <w:r>
+              <w:rPr>
+                <w:rFonts w:ascii="TimeNewRoman" w:hAnsi="TimeNewRoman"/>
+                <w:sz w:val="30"/>
+              </w:rPr>
+              <w:t>59</w:t>
+            </w:r>
+          </w:p>
+        </w:tc>
+        <w:tc>
+          <w:tcPr>
+            <w:tcW w:type="dxa" w:w="1987"/>
+          </w:tcPr>
+          <w:p>
+            <w:pPr>
+              <w:jc w:val="left"/>
+            </w:pPr>
+            <w:r>
+              <w:rPr>
+                <w:rFonts w:ascii="TimeNewRoman" w:hAnsi="TimeNewRoman"/>
+                <w:sz w:val="30"/>
+              </w:rPr>
+              <w:t>6</w:t>
+            </w:r>
+          </w:p>
+        </w:tc>
+        <w:tc>
+          <w:tcPr>
+            <w:tcW w:type="dxa" w:w="1987"/>
+          </w:tcPr>
+          <w:p>
+            <w:pPr>
+              <w:jc w:val="left"/>
+            </w:pPr>
+            <w:r>
+              <w:rPr>
+                <w:rFonts w:ascii="TimeNewRoman" w:hAnsi="TimeNewRoman"/>
+                <w:sz w:val="30"/>
+              </w:rPr>
+              <w:t>8</w:t>
+            </w:r>
+          </w:p>
+        </w:tc>
+      </w:tr>
+      <w:tr>
+        <w:tc>
+          <w:tcPr>
+            <w:tcW w:type="dxa" w:w="1987"/>
+          </w:tcPr>
+          <w:p>
+            <w:pPr>
+              <w:jc w:val="left"/>
+            </w:pPr>
+            <w:r>
+              <w:rPr>
+                <w:rFonts w:ascii="TimeNewRoman" w:hAnsi="TimeNewRoman"/>
+                <w:sz w:val="30"/>
+              </w:rPr>
+              <w:t>79</w:t>
+            </w:r>
+          </w:p>
+        </w:tc>
+        <w:tc>
+          <w:tcPr>
+            <w:tcW w:type="dxa" w:w="1987"/>
+          </w:tcPr>
+          <w:p>
+            <w:pPr>
+              <w:jc w:val="left"/>
+            </w:pPr>
+            <w:r>
+              <w:rPr>
+                <w:rFonts w:ascii="TimeNewRoman" w:hAnsi="TimeNewRoman"/>
+                <w:sz w:val="30"/>
+              </w:rPr>
+              <w:t>63</w:t>
+            </w:r>
+          </w:p>
+        </w:tc>
+        <w:tc>
+          <w:tcPr>
+            <w:tcW w:type="dxa" w:w="1987"/>
+          </w:tcPr>
+          <w:p>
+            <w:pPr>
+              <w:jc w:val="left"/>
+            </w:pPr>
+            <w:r>
+              <w:rPr>
+                <w:rFonts w:ascii="TimeNewRoman" w:hAnsi="TimeNewRoman"/>
+                <w:sz w:val="30"/>
+              </w:rPr>
+              <w:t>56</w:t>
+            </w:r>
+          </w:p>
+        </w:tc>
+        <w:tc>
+          <w:tcPr>
+            <w:tcW w:type="dxa" w:w="1987"/>
+          </w:tcPr>
+          <w:p>
+            <w:pPr>
+              <w:jc w:val="left"/>
+            </w:pPr>
+            <w:r>
+              <w:rPr>
+                <w:rFonts w:ascii="TimeNewRoman" w:hAnsi="TimeNewRoman"/>
+                <w:sz w:val="30"/>
+              </w:rPr>
+              <w:t>45</w:t>
+            </w:r>
+          </w:p>
+        </w:tc>
+        <w:tc>
+          <w:tcPr>
+            <w:tcW w:type="dxa" w:w="1987"/>
+          </w:tcPr>
+          <w:p>
+            <w:pPr>
+              <w:jc w:val="left"/>
+            </w:pPr>
+            <w:r>
+              <w:rPr>
+                <w:rFonts w:ascii="TimeNewRoman" w:hAnsi="TimeNewRoman"/>
+                <w:sz w:val="30"/>
+              </w:rPr>
+              <w:t>45</w:t>
+            </w:r>
+          </w:p>
+        </w:tc>
+      </w:tr>
+      <w:tr>
+        <w:tc>
+          <w:tcPr>
+            <w:tcW w:type="dxa" w:w="1987"/>
+          </w:tcPr>
+          <w:p>
+            <w:pPr>
+              <w:jc w:val="left"/>
+            </w:pPr>
+            <w:r>
+              <w:rPr>
+                <w:rFonts w:ascii="TimeNewRoman" w:hAnsi="TimeNewRoman"/>
+                <w:sz w:val="30"/>
+              </w:rPr>
+              <w:t>59</w:t>
+            </w:r>
+          </w:p>
+        </w:tc>
+        <w:tc>
+          <w:tcPr>
+            <w:tcW w:type="dxa" w:w="1987"/>
+          </w:tcPr>
+          <w:p>
+            <w:pPr>
+              <w:jc w:val="left"/>
+            </w:pPr>
+            <w:r>
+              <w:rPr>
+                <w:rFonts w:ascii="TimeNewRoman" w:hAnsi="TimeNewRoman"/>
+                <w:sz w:val="30"/>
+              </w:rPr>
+              <w:t>1</w:t>
+            </w:r>
+          </w:p>
+        </w:tc>
+        <w:tc>
+          <w:tcPr>
+            <w:tcW w:type="dxa" w:w="1987"/>
+          </w:tcPr>
+          <w:p>
+            <w:pPr>
+              <w:jc w:val="left"/>
+            </w:pPr>
+            <w:r>
+              <w:rPr>
+                <w:rFonts w:ascii="TimeNewRoman" w:hAnsi="TimeNewRoman"/>
+                <w:sz w:val="30"/>
+              </w:rPr>
+              <w:t>12</w:t>
+            </w:r>
+          </w:p>
+        </w:tc>
+        <w:tc>
+          <w:tcPr>
+            <w:tcW w:type="dxa" w:w="1987"/>
+          </w:tcPr>
+          <w:p>
+            <w:pPr>
+              <w:jc w:val="left"/>
+            </w:pPr>
+            <w:r>
+              <w:rPr>
+                <w:rFonts w:ascii="TimeNewRoman" w:hAnsi="TimeNewRoman"/>
+                <w:sz w:val="30"/>
+              </w:rPr>
+              <w:t>3</w:t>
+            </w:r>
+          </w:p>
+        </w:tc>
+        <w:tc>
+          <w:tcPr>
+            <w:tcW w:type="dxa" w:w="1987"/>
+          </w:tcPr>
+          <w:p>
+            <w:pPr>
+              <w:jc w:val="left"/>
+            </w:pPr>
+            <w:r>
+              <w:rPr>
+                <w:rFonts w:ascii="TimeNewRoman" w:hAnsi="TimeNewRoman"/>
+                <w:sz w:val="30"/>
+              </w:rPr>
+              <w:t>68</w:t>
+            </w:r>
+          </w:p>
+        </w:tc>
+      </w:tr>
+      <w:tr>
+        <w:tc>
+          <w:tcPr>
+            <w:tcW w:type="dxa" w:w="1987"/>
+          </w:tcPr>
+          <w:p>
+            <w:pPr>
+              <w:jc w:val="left"/>
+            </w:pPr>
+            <w:r>
+              <w:rPr>
+                <w:rFonts w:ascii="TimeNewRoman" w:hAnsi="TimeNewRoman"/>
+                <w:sz w:val="30"/>
+              </w:rPr>
+              <w:t>9</w:t>
+            </w:r>
+          </w:p>
+        </w:tc>
+        <w:tc>
+          <w:tcPr>
+            <w:tcW w:type="dxa" w:w="1987"/>
+          </w:tcPr>
+          <w:p>
+            <w:pPr>
+              <w:jc w:val="left"/>
+            </w:pPr>
+            <w:r>
+              <w:rPr>
+                <w:rFonts w:ascii="TimeNewRoman" w:hAnsi="TimeNewRoman"/>
+                <w:sz w:val="30"/>
+              </w:rPr>
+              <w:t>2</w:t>
+            </w:r>
+          </w:p>
+        </w:tc>
+        <w:tc>
+          <w:tcPr>
+            <w:tcW w:type="dxa" w:w="1987"/>
+          </w:tcPr>
+          <w:p>
+            <w:pPr>
+              <w:jc w:val="left"/>
+            </w:pPr>
+            <w:r>
+              <w:rPr>
+                <w:rFonts w:ascii="TimeNewRoman" w:hAnsi="TimeNewRoman"/>
+                <w:sz w:val="30"/>
+              </w:rPr>
+              <w:t>8</w:t>
+            </w:r>
+          </w:p>
+        </w:tc>
+        <w:tc>
+          <w:tcPr>
+            <w:tcW w:type="dxa" w:w="1987"/>
+          </w:tcPr>
+          <w:p>
+            <w:pPr>
+              <w:jc w:val="left"/>
+            </w:pPr>
+            <w:r>
+              <w:rPr>
+                <w:rFonts w:ascii="TimeNewRoman" w:hAnsi="TimeNewRoman"/>
+                <w:sz w:val="30"/>
+              </w:rPr>
+              <w:t>63</w:t>
+            </w:r>
+          </w:p>
+        </w:tc>
+        <w:tc>
+          <w:tcPr>
+            <w:tcW w:type="dxa" w:w="1987"/>
+          </w:tcPr>
+          <w:p>
+            <w:pPr>
+              <w:jc w:val="left"/>
+            </w:pPr>
+            <w:r>
+              <w:rPr>
+                <w:rFonts w:ascii="TimeNewRoman" w:hAnsi="TimeNewRoman"/>
+                <w:sz w:val="30"/>
+              </w:rPr>
+              <w:t>92</w:t>
+            </w:r>
+          </w:p>
+        </w:tc>
+      </w:tr>
+      <w:tr>
+        <w:tc>
+          <w:tcPr>
+            <w:tcW w:type="dxa" w:w="1987"/>
+          </w:tcPr>
+          <w:p>
+            <w:pPr>
+              <w:jc w:val="left"/>
+            </w:pPr>
+            <w:r>
+              <w:rPr>
+                <w:rFonts w:ascii="TimeNewRoman" w:hAnsi="TimeNewRoman"/>
+                <w:sz w:val="30"/>
+              </w:rPr>
+              <w:t>54</w:t>
+            </w:r>
+          </w:p>
+        </w:tc>
+        <w:tc>
+          <w:tcPr>
+            <w:tcW w:type="dxa" w:w="1987"/>
+          </w:tcPr>
+          <w:p>
+            <w:pPr>
+              <w:jc w:val="left"/>
+            </w:pPr>
+            <w:r>
+              <w:rPr>
+                <w:rFonts w:ascii="TimeNewRoman" w:hAnsi="TimeNewRoman"/>
+                <w:sz w:val="30"/>
+              </w:rPr>
+              <w:t>9</w:t>
+            </w:r>
+          </w:p>
+        </w:tc>
+        <w:tc>
+          <w:tcPr>
+            <w:tcW w:type="dxa" w:w="1987"/>
+          </w:tcPr>
+          <w:p>
+            <w:pPr>
+              <w:jc w:val="left"/>
+            </w:pPr>
+            <w:r>
+              <w:rPr>
+                <w:rFonts w:ascii="TimeNewRoman" w:hAnsi="TimeNewRoman"/>
+                <w:sz w:val="30"/>
+              </w:rPr>
+              <w:t>46</w:t>
+            </w:r>
+          </w:p>
+        </w:tc>
+        <w:tc>
+          <w:tcPr>
+            <w:tcW w:type="dxa" w:w="1987"/>
+          </w:tcPr>
+          <w:p>
+            <w:pPr>
+              <w:jc w:val="left"/>
+            </w:pPr>
+            <w:r>
+              <w:rPr>
+                <w:rFonts w:ascii="TimeNewRoman" w:hAnsi="TimeNewRoman"/>
+                <w:sz w:val="30"/>
+              </w:rPr>
               <w:t>5</w:t>
+            </w:r>
+          </w:p>
+        </w:tc>
+        <w:tc>
+          <w:tcPr>
+            <w:tcW w:type="dxa" w:w="1987"/>
+          </w:tcPr>
+          <w:p>
+            <w:pPr>
+              <w:jc w:val="left"/>
+            </w:pPr>
+            <w:r>
+              <w:rPr>
+                <w:rFonts w:ascii="TimeNewRoman" w:hAnsi="TimeNewRoman"/>
+                <w:sz w:val="30"/>
+              </w:rPr>
+              <w:t>8</w:t>
+            </w:r>
+          </w:p>
+        </w:tc>
+      </w:tr>
+      <w:tr>
+        <w:tc>
+          <w:tcPr>
+            <w:tcW w:type="dxa" w:w="1987"/>
+          </w:tcPr>
+          <w:p>
+            <w:pPr>
+              <w:jc w:val="left"/>
+            </w:pPr>
+            <w:r>
+              <w:rPr>
+                <w:rFonts w:ascii="TimeNewRoman" w:hAnsi="TimeNewRoman"/>
+                <w:sz w:val="30"/>
+              </w:rPr>
+              <w:t>143</w:t>
+            </w:r>
+          </w:p>
+        </w:tc>
+        <w:tc>
+          <w:tcPr>
+            <w:tcW w:type="dxa" w:w="1987"/>
+          </w:tcPr>
+          <w:p>
+            <w:pPr>
+              <w:jc w:val="left"/>
+            </w:pPr>
+            <w:r>
+              <w:rPr>
+                <w:rFonts w:ascii="TimeNewRoman" w:hAnsi="TimeNewRoman"/>
+                <w:sz w:val="30"/>
+              </w:rPr>
+              <w:t>53</w:t>
+            </w:r>
+          </w:p>
+        </w:tc>
+        <w:tc>
+          <w:tcPr>
+            <w:tcW w:type="dxa" w:w="1987"/>
+          </w:tcPr>
+          <w:p>
+            <w:pPr>
+              <w:jc w:val="left"/>
+            </w:pPr>
+            <w:r>
+              <w:rPr>
+                <w:rFonts w:ascii="TimeNewRoman" w:hAnsi="TimeNewRoman"/>
+                <w:sz w:val="30"/>
+              </w:rPr>
+              <w:t>12</w:t>
+            </w:r>
+          </w:p>
+        </w:tc>
+        <w:tc>
+          <w:tcPr>
+            <w:tcW w:type="dxa" w:w="1987"/>
+          </w:tcPr>
+          <w:p>
+            <w:pPr>
+              <w:jc w:val="left"/>
+            </w:pPr>
+            <w:r>
+              <w:rPr>
+                <w:rFonts w:ascii="TimeNewRoman" w:hAnsi="TimeNewRoman"/>
+                <w:sz w:val="30"/>
+              </w:rPr>
+              <w:t>24</w:t>
+            </w:r>
+          </w:p>
+        </w:tc>
+        <w:tc>
+          <w:tcPr>
+            <w:tcW w:type="dxa" w:w="1987"/>
+          </w:tcPr>
+          <w:p>
+            <w:pPr>
+              <w:jc w:val="left"/>
+            </w:pPr>
+            <w:r>
+              <w:rPr>
+                <w:rFonts w:ascii="TimeNewRoman" w:hAnsi="TimeNewRoman"/>
+                <w:sz w:val="30"/>
+              </w:rPr>
+              <w:t>24</w:t>
+            </w:r>
+          </w:p>
+        </w:tc>
+      </w:tr>
+      <w:tr>
+        <w:tc>
+          <w:tcPr>
+            <w:tcW w:type="dxa" w:w="1987"/>
+          </w:tcPr>
+          <w:p>
+            <w:pPr>
+              <w:jc w:val="left"/>
+            </w:pPr>
+            <w:r>
+              <w:rPr>
+                <w:rFonts w:ascii="TimeNewRoman" w:hAnsi="TimeNewRoman"/>
+                <w:sz w:val="30"/>
+              </w:rPr>
+              <w:t>35</w:t>
+            </w:r>
+          </w:p>
+        </w:tc>
+        <w:tc>
+          <w:tcPr>
+            <w:tcW w:type="dxa" w:w="1987"/>
+          </w:tcPr>
+          <w:p>
+            <w:pPr>
+              <w:jc w:val="left"/>
+            </w:pPr>
+            <w:r>
+              <w:rPr>
+                <w:rFonts w:ascii="TimeNewRoman" w:hAnsi="TimeNewRoman"/>
+                <w:sz w:val="30"/>
+              </w:rPr>
+              <w:t>35</w:t>
+            </w:r>
+          </w:p>
+        </w:tc>
+        <w:tc>
+          <w:tcPr>
+            <w:tcW w:type="dxa" w:w="1987"/>
+          </w:tcPr>
+          <w:p>
+            <w:pPr>
+              <w:jc w:val="left"/>
+            </w:pPr>
+            <w:r>
+              <w:rPr>
+                <w:rFonts w:ascii="TimeNewRoman" w:hAnsi="TimeNewRoman"/>
+                <w:sz w:val="30"/>
+              </w:rPr>
+              <w:t>69</w:t>
+            </w:r>
+          </w:p>
+        </w:tc>
+        <w:tc>
+          <w:tcPr>
+            <w:tcW w:type="dxa" w:w="1987"/>
+          </w:tcPr>
+          <w:p>
+            <w:pPr>
+              <w:jc w:val="left"/>
+            </w:pPr>
+            <w:r>
+              <w:rPr>
+                <w:rFonts w:ascii="TimeNewRoman" w:hAnsi="TimeNewRoman"/>
+                <w:sz w:val="30"/>
+              </w:rPr>
+              <w:t>89</w:t>
+            </w:r>
+          </w:p>
+        </w:tc>
+        <w:tc>
+          <w:tcPr>
+            <w:tcW w:type="dxa" w:w="1987"/>
+          </w:tcPr>
+          <w:p>
+            <w:pPr>
+              <w:jc w:val="left"/>
+            </w:pPr>
+            <w:r>
+              <w:rPr>
+                <w:rFonts w:ascii="TimeNewRoman" w:hAnsi="TimeNewRoman"/>
+                <w:sz w:val="30"/>
+              </w:rPr>
+              <w:t>21</w:t>
+            </w:r>
+          </w:p>
+        </w:tc>
+      </w:tr>
+      <w:tr>
+        <w:tc>
+          <w:tcPr>
+            <w:tcW w:type="dxa" w:w="1987"/>
+          </w:tcPr>
+          <w:p>
+            <w:pPr>
+              <w:jc w:val="left"/>
+            </w:pPr>
+            <w:r>
+              <w:rPr>
+                <w:rFonts w:ascii="TimeNewRoman" w:hAnsi="TimeNewRoman"/>
+                <w:sz w:val="30"/>
+              </w:rPr>
+              <w:t>9</w:t>
+            </w:r>
+          </w:p>
+        </w:tc>
+        <w:tc>
+          <w:tcPr>
+            <w:tcW w:type="dxa" w:w="1987"/>
+          </w:tcPr>
+          <w:p>
+            <w:pPr>
+              <w:jc w:val="left"/>
+            </w:pPr>
+            <w:r>
+              <w:rPr>
+                <w:rFonts w:ascii="TimeNewRoman" w:hAnsi="TimeNewRoman"/>
+                <w:sz w:val="30"/>
+              </w:rPr>
+              <w:t>6</w:t>
+            </w:r>
+          </w:p>
+        </w:tc>
+        <w:tc>
+          <w:tcPr>
+            <w:tcW w:type="dxa" w:w="1987"/>
+          </w:tcPr>
+          <w:p>
+            <w:pPr>
+              <w:jc w:val="left"/>
+            </w:pPr>
+            <w:r>
+              <w:rPr>
+                <w:rFonts w:ascii="TimeNewRoman" w:hAnsi="TimeNewRoman"/>
+                <w:sz w:val="30"/>
+              </w:rPr>
+              <w:t>18</w:t>
+            </w:r>
+          </w:p>
+        </w:tc>
+        <w:tc>
+          <w:tcPr>
+            <w:tcW w:type="dxa" w:w="1987"/>
+          </w:tcPr>
+          <w:p>
+            <w:pPr>
+              <w:jc w:val="left"/>
+            </w:pPr>
+            <w:r>
+              <w:rPr>
+                <w:rFonts w:ascii="TimeNewRoman" w:hAnsi="TimeNewRoman"/>
+                <w:sz w:val="30"/>
+              </w:rPr>
+              <w:t>18</w:t>
+            </w:r>
+          </w:p>
+        </w:tc>
+        <w:tc>
+          <w:tcPr>
+            <w:tcW w:type="dxa" w:w="1987"/>
+          </w:tcPr>
+          <w:p>
+            <w:pPr>
+              <w:jc w:val="left"/>
+            </w:pPr>
+            <w:r>
+              <w:rPr>
+                <w:rFonts w:ascii="TimeNewRoman" w:hAnsi="TimeNewRoman"/>
+                <w:sz w:val="30"/>
+              </w:rPr>
+              <w:t>4</w:t>
+            </w:r>
+          </w:p>
+        </w:tc>
+      </w:tr>
+      <w:tr>
+        <w:tc>
+          <w:tcPr>
+            <w:tcW w:type="dxa" w:w="1987"/>
+          </w:tcPr>
+          <w:p>
+            <w:pPr>
+              <w:jc w:val="left"/>
+            </w:pPr>
+            <w:r>
+              <w:rPr>
+                <w:rFonts w:ascii="TimeNewRoman" w:hAnsi="TimeNewRoman"/>
+                <w:sz w:val="30"/>
+              </w:rPr>
+              <w:t>18</w:t>
+            </w:r>
+          </w:p>
+        </w:tc>
+        <w:tc>
+          <w:tcPr>
+            <w:tcW w:type="dxa" w:w="1987"/>
+          </w:tcPr>
+          <w:p>
+            <w:pPr>
+              <w:jc w:val="left"/>
+            </w:pPr>
+            <w:r>
+              <w:rPr>
+                <w:rFonts w:ascii="TimeNewRoman" w:hAnsi="TimeNewRoman"/>
+                <w:sz w:val="30"/>
+              </w:rPr>
+              <w:t>39</w:t>
+            </w:r>
+          </w:p>
+        </w:tc>
+        <w:tc>
+          <w:tcPr>
+            <w:tcW w:type="dxa" w:w="1987"/>
+          </w:tcPr>
+          <w:p>
+            <w:pPr>
+              <w:jc w:val="left"/>
+            </w:pPr>
+            <w:r>
+              <w:rPr>
+                <w:rFonts w:ascii="TimeNewRoman" w:hAnsi="TimeNewRoman"/>
+                <w:sz w:val="30"/>
+              </w:rPr>
+              <w:t>9</w:t>
+            </w:r>
+          </w:p>
+        </w:tc>
+        <w:tc>
+          <w:tcPr>
+            <w:tcW w:type="dxa" w:w="1987"/>
+          </w:tcPr>
+          <w:p>
+            <w:pPr>
+              <w:jc w:val="left"/>
+            </w:pPr>
+            <w:r>
+              <w:rPr>
+                <w:rFonts w:ascii="TimeNewRoman" w:hAnsi="TimeNewRoman"/>
+                <w:sz w:val="30"/>
+              </w:rPr>
+              <w:t>63</w:t>
+            </w:r>
+          </w:p>
+        </w:tc>
+        <w:tc>
+          <w:tcPr>
+            <w:tcW w:type="dxa" w:w="1987"/>
+          </w:tcPr>
+          <w:p>
+            <w:pPr>
+              <w:jc w:val="left"/>
+            </w:pPr>
+            <w:r>
+              <w:rPr>
+                <w:rFonts w:ascii="TimeNewRoman" w:hAnsi="TimeNewRoman"/>
+                <w:sz w:val="30"/>
+              </w:rPr>
+              <w:t>85</w:t>
+            </w:r>
+          </w:p>
+        </w:tc>
+      </w:tr>
+      <w:tr>
+        <w:tc>
+          <w:tcPr>
+            <w:tcW w:type="dxa" w:w="1987"/>
+          </w:tcPr>
+          <w:p>
+            <w:pPr>
+              <w:jc w:val="left"/>
+            </w:pPr>
+            <w:r>
+              <w:rPr>
+                <w:rFonts w:ascii="TimeNewRoman" w:hAnsi="TimeNewRoman"/>
+                <w:sz w:val="30"/>
+              </w:rPr>
+              <w:t>16</w:t>
+            </w:r>
+          </w:p>
+        </w:tc>
+        <w:tc>
+          <w:tcPr>
+            <w:tcW w:type="dxa" w:w="1987"/>
+          </w:tcPr>
+          <w:p>
+            <w:pPr>
+              <w:jc w:val="left"/>
+            </w:pPr>
+            <w:r>
+              <w:rPr>
+                <w:rFonts w:ascii="TimeNewRoman" w:hAnsi="TimeNewRoman"/>
+                <w:sz w:val="30"/>
+              </w:rPr>
+              <w:t>35</w:t>
+            </w:r>
+          </w:p>
+        </w:tc>
+        <w:tc>
+          <w:tcPr>
+            <w:tcW w:type="dxa" w:w="1987"/>
+          </w:tcPr>
+          <w:p>
+            <w:pPr>
+              <w:jc w:val="left"/>
+            </w:pPr>
+            <w:r>
+              <w:rPr>
+                <w:rFonts w:ascii="TimeNewRoman" w:hAnsi="TimeNewRoman"/>
+                <w:sz w:val="30"/>
+              </w:rPr>
+              <w:t>149</w:t>
+            </w:r>
+          </w:p>
+        </w:tc>
+        <w:tc>
+          <w:tcPr>
+            <w:tcW w:type="dxa" w:w="1987"/>
+          </w:tcPr>
+          <w:p>
+            <w:pPr>
+              <w:jc w:val="left"/>
+            </w:pPr>
+            <w:r>
+              <w:rPr>
+                <w:rFonts w:ascii="TimeNewRoman" w:hAnsi="TimeNewRoman"/>
+                <w:sz w:val="30"/>
+              </w:rPr>
+              <w:t>56</w:t>
+            </w:r>
+          </w:p>
+        </w:tc>
+        <w:tc>
+          <w:tcPr>
+            <w:tcW w:type="dxa" w:w="1987"/>
+          </w:tcPr>
+          <w:p>
+            <w:pPr>
+              <w:jc w:val="left"/>
+            </w:pPr>
+            <w:r>
+              <w:rPr>
+                <w:rFonts w:ascii="TimeNewRoman" w:hAnsi="TimeNewRoman"/>
+                <w:sz w:val="30"/>
+              </w:rPr>
+              <w:t>40</w:t>
+            </w:r>
+          </w:p>
+        </w:tc>
+      </w:tr>
+      <w:tr>
+        <w:tc>
+          <w:tcPr>
+            <w:tcW w:type="dxa" w:w="1987"/>
+          </w:tcPr>
+          <w:p>
+            <w:pPr>
+              <w:jc w:val="left"/>
+            </w:pPr>
+            <w:r>
+              <w:rPr>
+                <w:rFonts w:ascii="TimeNewRoman" w:hAnsi="TimeNewRoman"/>
+                <w:sz w:val="30"/>
+              </w:rPr>
+              <w:t>71</w:t>
+            </w:r>
+          </w:p>
+        </w:tc>
+        <w:tc>
+          <w:tcPr>
+            <w:tcW w:type="dxa" w:w="1987"/>
+          </w:tcPr>
+          <w:p>
+            <w:pPr>
+              <w:jc w:val="left"/>
+            </w:pPr>
+            <w:r>
+              <w:rPr>
+                <w:rFonts w:ascii="TimeNewRoman" w:hAnsi="TimeNewRoman"/>
+                <w:sz w:val="30"/>
+              </w:rPr>
+              <w:t>30</w:t>
+            </w:r>
+          </w:p>
+        </w:tc>
+        <w:tc>
+          <w:tcPr>
+            <w:tcW w:type="dxa" w:w="1987"/>
+          </w:tcPr>
+          <w:p>
+            <w:pPr>
+              <w:jc w:val="left"/>
+            </w:pPr>
+            <w:r>
+              <w:rPr>
+                <w:rFonts w:ascii="TimeNewRoman" w:hAnsi="TimeNewRoman"/>
+                <w:sz w:val="30"/>
+              </w:rPr>
+              <w:t>67</w:t>
+            </w:r>
+          </w:p>
+        </w:tc>
+        <w:tc>
+          <w:tcPr>
+            <w:tcW w:type="dxa" w:w="1987"/>
+          </w:tcPr>
+          <w:p>
+            <w:pPr>
+              <w:jc w:val="left"/>
+            </w:pPr>
+            <w:r>
+              <w:rPr>
+                <w:rFonts w:ascii="TimeNewRoman" w:hAnsi="TimeNewRoman"/>
+                <w:sz w:val="30"/>
+              </w:rPr>
+              <w:t>42</w:t>
+            </w:r>
+          </w:p>
+        </w:tc>
+        <w:tc>
+          <w:tcPr>
+            <w:tcW w:type="dxa" w:w="1987"/>
+          </w:tcPr>
+          <w:p>
+            <w:pPr>
+              <w:jc w:val="left"/>
+            </w:pPr>
+            <w:r>
+              <w:rPr>
+                <w:rFonts w:ascii="TimeNewRoman" w:hAnsi="TimeNewRoman"/>
+                <w:sz w:val="30"/>
+              </w:rPr>
+              <w:t>39</w:t>
+            </w:r>
+          </w:p>
+        </w:tc>
+      </w:tr>
+      <w:tr>
+        <w:tc>
+          <w:tcPr>
+            <w:tcW w:type="dxa" w:w="1987"/>
+          </w:tcPr>
+          <w:p>
+            <w:pPr>
+              <w:jc w:val="left"/>
+            </w:pPr>
+            <w:r>
+              <w:rPr>
+                <w:rFonts w:ascii="TimeNewRoman" w:hAnsi="TimeNewRoman"/>
+                <w:sz w:val="30"/>
+              </w:rPr>
+              <w:t>18</w:t>
+            </w:r>
+          </w:p>
+        </w:tc>
+        <w:tc>
+          <w:tcPr>
+            <w:tcW w:type="dxa" w:w="1987"/>
+          </w:tcPr>
+          <w:p>
+            <w:pPr>
+              <w:jc w:val="left"/>
+            </w:pPr>
+            <w:r>
+              <w:rPr>
+                <w:rFonts w:ascii="TimeNewRoman" w:hAnsi="TimeNewRoman"/>
+                <w:sz w:val="30"/>
+              </w:rPr>
+              <w:t>3</w:t>
+            </w:r>
+          </w:p>
+        </w:tc>
+        <w:tc>
+          <w:tcPr>
+            <w:tcW w:type="dxa" w:w="1987"/>
+          </w:tcPr>
+          <w:p>
+            <w:pPr>
+              <w:jc w:val="left"/>
+            </w:pPr>
+            <w:r>
+              <w:rPr>
+                <w:rFonts w:ascii="TimeNewRoman" w:hAnsi="TimeNewRoman"/>
+                <w:sz w:val="30"/>
+              </w:rPr>
+              <w:t>72</w:t>
+            </w:r>
+          </w:p>
+        </w:tc>
+        <w:tc>
+          <w:tcPr>
+            <w:tcW w:type="dxa" w:w="1987"/>
+          </w:tcPr>
+          <w:p>
+            <w:pPr>
+              <w:jc w:val="left"/>
+            </w:pPr>
+            <w:r>
+              <w:rPr>
+                <w:rFonts w:ascii="TimeNewRoman" w:hAnsi="TimeNewRoman"/>
+                <w:sz w:val="30"/>
+              </w:rPr>
+              <w:t>91</w:t>
+            </w:r>
+          </w:p>
+        </w:tc>
+        <w:tc>
+          <w:tcPr>
+            <w:tcW w:type="dxa" w:w="1987"/>
+          </w:tcPr>
+          <w:p>
+            <w:pPr>
+              <w:jc w:val="left"/>
+            </w:pPr>
+            <w:r>
+              <w:rPr>
+                <w:rFonts w:ascii="TimeNewRoman" w:hAnsi="TimeNewRoman"/>
+                <w:sz w:val="30"/>
+              </w:rPr>
+              <w:t>24</w:t>
+            </w:r>
+          </w:p>
+        </w:tc>
+      </w:tr>
+      <w:tr>
+        <w:tc>
+          <w:tcPr>
+            <w:tcW w:type="dxa" w:w="1987"/>
+          </w:tcPr>
+          <w:p>
+            <w:pPr>
+              <w:jc w:val="left"/>
+            </w:pPr>
+            <w:r>
+              <w:rPr>
+                <w:rFonts w:ascii="TimeNewRoman" w:hAnsi="TimeNewRoman"/>
+                <w:sz w:val="30"/>
+              </w:rPr>
+              <w:t>16</w:t>
+            </w:r>
+          </w:p>
+        </w:tc>
+        <w:tc>
+          <w:tcPr>
+            <w:tcW w:type="dxa" w:w="1987"/>
+          </w:tcPr>
+          <w:p>
+            <w:pPr>
+              <w:jc w:val="left"/>
+            </w:pPr>
+            <w:r>
+              <w:rPr>
+                <w:rFonts w:ascii="TimeNewRoman" w:hAnsi="TimeNewRoman"/>
+                <w:sz w:val="30"/>
+              </w:rPr>
+              <w:t>93</w:t>
+            </w:r>
+          </w:p>
+        </w:tc>
+        <w:tc>
+          <w:tcPr>
+            <w:tcW w:type="dxa" w:w="1987"/>
+          </w:tcPr>
+          <w:p>
+            <w:pPr>
+              <w:jc w:val="left"/>
+            </w:pPr>
+            <w:r>
+              <w:rPr>
+                <w:rFonts w:ascii="TimeNewRoman" w:hAnsi="TimeNewRoman"/>
+                <w:sz w:val="30"/>
+              </w:rPr>
+              <w:t>48</w:t>
+            </w:r>
+          </w:p>
+        </w:tc>
+        <w:tc>
+          <w:tcPr>
+            <w:tcW w:type="dxa" w:w="1987"/>
+          </w:tcPr>
+          <w:p>
+            <w:pPr>
+              <w:jc w:val="left"/>
+            </w:pPr>
+            <w:r>
+              <w:rPr>
+                <w:rFonts w:ascii="TimeNewRoman" w:hAnsi="TimeNewRoman"/>
+                <w:sz w:val="30"/>
+              </w:rPr>
+              <w:t>2</w:t>
+            </w:r>
+          </w:p>
+        </w:tc>
+        <w:tc>
+          <w:tcPr>
+            <w:tcW w:type="dxa" w:w="1987"/>
+          </w:tcPr>
+          <w:p>
+            <w:pPr>
+              <w:jc w:val="left"/>
+            </w:pPr>
+            <w:r>
+              <w:rPr>
+                <w:rFonts w:ascii="TimeNewRoman" w:hAnsi="TimeNewRoman"/>
+                <w:sz w:val="30"/>
+              </w:rPr>
+              <w:t>15</w:t>
+            </w:r>
+          </w:p>
+        </w:tc>
+      </w:tr>
+      <w:tr>
+        <w:tc>
+          <w:tcPr>
+            <w:tcW w:type="dxa" w:w="1987"/>
+          </w:tcPr>
+          <w:p>
+            <w:pPr>
+              <w:jc w:val="left"/>
+            </w:pPr>
+            <w:r>
+              <w:rPr>
+                <w:rFonts w:ascii="TimeNewRoman" w:hAnsi="TimeNewRoman"/>
+                <w:sz w:val="30"/>
+              </w:rPr>
+              <w:t>31</w:t>
+            </w:r>
+          </w:p>
+        </w:tc>
+        <w:tc>
+          <w:tcPr>
+            <w:tcW w:type="dxa" w:w="1987"/>
+          </w:tcPr>
+          <w:p>
+            <w:pPr>
+              <w:jc w:val="left"/>
+            </w:pPr>
+            <w:r>
+              <w:rPr>
+                <w:rFonts w:ascii="TimeNewRoman" w:hAnsi="TimeNewRoman"/>
+                <w:sz w:val="30"/>
+              </w:rPr>
+              <w:t>98</w:t>
+            </w:r>
+          </w:p>
+        </w:tc>
+        <w:tc>
+          <w:tcPr>
+            <w:tcW w:type="dxa" w:w="1987"/>
+          </w:tcPr>
+          <w:p>
+            <w:pPr>
+              <w:jc w:val="left"/>
+            </w:pPr>
+            <w:r>
+              <w:rPr>
+                <w:rFonts w:ascii="TimeNewRoman" w:hAnsi="TimeNewRoman"/>
+                <w:sz w:val="30"/>
+              </w:rPr>
+              <w:t>97</w:t>
+            </w:r>
+          </w:p>
+        </w:tc>
+        <w:tc>
+          <w:tcPr>
+            <w:tcW w:type="dxa" w:w="1987"/>
+          </w:tcPr>
+          <w:p>
+            <w:pPr>
+              <w:jc w:val="left"/>
+            </w:pPr>
+            <w:r>
+              <w:rPr>
+                <w:rFonts w:ascii="TimeNewRoman" w:hAnsi="TimeNewRoman"/>
+                <w:sz w:val="30"/>
+              </w:rPr>
+              <w:t>53</w:t>
+            </w:r>
+          </w:p>
+        </w:tc>
+        <w:tc>
+          <w:tcPr>
+            <w:tcW w:type="dxa" w:w="1987"/>
+          </w:tcPr>
+          <w:p>
+            <w:pPr>
+              <w:jc w:val="left"/>
+            </w:pPr>
+            <w:r>
+              <w:rPr>
+                <w:rFonts w:ascii="TimeNewRoman" w:hAnsi="TimeNewRoman"/>
+                <w:sz w:val="30"/>
+              </w:rPr>
+              <w:t>39</w:t>
+            </w:r>
+          </w:p>
+        </w:tc>
+      </w:tr>
+      <w:tr>
+        <w:tc>
+          <w:tcPr>
+            <w:tcW w:type="dxa" w:w="1987"/>
+          </w:tcPr>
+          <w:p>
+            <w:pPr>
+              <w:jc w:val="left"/>
+            </w:pPr>
+            <w:r>
+              <w:rPr>
+                <w:rFonts w:ascii="TimeNewRoman" w:hAnsi="TimeNewRoman"/>
+                <w:sz w:val="30"/>
+              </w:rPr>
+              <w:t>25</w:t>
+            </w:r>
+          </w:p>
+        </w:tc>
+        <w:tc>
+          <w:tcPr>
+            <w:tcW w:type="dxa" w:w="1987"/>
+          </w:tcPr>
+          <w:p>
+            <w:pPr>
+              <w:jc w:val="left"/>
+            </w:pPr>
+            <w:r>
+              <w:rPr>
+                <w:rFonts w:ascii="TimeNewRoman" w:hAnsi="TimeNewRoman"/>
+                <w:sz w:val="30"/>
+              </w:rPr>
+              <w:t>21</w:t>
             </w:r>
           </w:p>
         </w:tc>
@@ -74,7 +1309,7 @@
                 <w:rFonts w:ascii="TimeNewRoman" w:hAnsi="TimeNewRoman"/>
                 <w:sz w:val="30"/>
               </w:rPr>
-              <w:t>3</w:t>
+              <w:t>0</w:t>
             </w:r>
           </w:p>
         </w:tc>
@@ -91,24 +1326,7 @@
                 <w:rFonts w:ascii="TimeNewRoman" w:hAnsi="TimeNewRoman"/>
                 <w:sz w:val="30"/>
               </w:rPr>
-              <w:t>17</w:t>
-            </w:r>
-          </w:p>
-        </w:tc>
-        <w:tc>
-          <w:tcPr>
-            <w:tcW w:type="dxa" w:w="1987"/>
-          </w:tcPr>
-          <w:p>
-            <w:pPr>
-              <w:jc w:val="left"/>
-            </w:pPr>
-            <w:r>
-              <w:rPr>
-                <w:rFonts w:ascii="TimeNewRoman" w:hAnsi="TimeNewRoman"/>
-                <w:sz w:val="30"/>
-              </w:rPr>
-              <w:t>56</w:t>
+              <w:t>4</w:t>
             </w:r>
           </w:p>
         </w:tc>
@@ -127,7 +1345,7 @@
                 <w:rFonts w:ascii="TimeNewRoman" w:hAnsi="TimeNewRoman"/>
                 <w:sz w:val="30"/>
               </w:rPr>
-              <w:t>84</w:t>
+              <w:t>14</w:t>
             </w:r>
           </w:p>
         </w:tc>
@@ -144,7 +1362,7 @@
                 <w:rFonts w:ascii="TimeNewRoman" w:hAnsi="TimeNewRoman"/>
                 <w:sz w:val="30"/>
               </w:rPr>
-              <w:t>95</w:t>
+              <w:t>51</w:t>
             </w:r>
           </w:p>
         </w:tc>
@@ -161,7 +1379,7 @@
                 <w:rFonts w:ascii="TimeNewRoman" w:hAnsi="TimeNewRoman"/>
                 <w:sz w:val="30"/>
               </w:rPr>
-              <w:t>55</w:t>
+              <w:t>11</w:t>
             </w:r>
           </w:p>
         </w:tc>
@@ -178,7 +1396,7 @@
                 <w:rFonts w:ascii="TimeNewRoman" w:hAnsi="TimeNewRoman"/>
                 <w:sz w:val="30"/>
               </w:rPr>
-              <w:t>3</w:t>
+              <w:t>12</w:t>
             </w:r>
           </w:p>
         </w:tc>
@@ -195,7 +1413,7 @@
                 <w:rFonts w:ascii="TimeNewRoman" w:hAnsi="TimeNewRoman"/>
                 <w:sz w:val="30"/>
               </w:rPr>
-              <w:t>25</w:t>
+              <w:t>31</w:t>
             </w:r>
           </w:p>
         </w:tc>
@@ -214,7 +1432,94 @@
                 <w:rFonts w:ascii="TimeNewRoman" w:hAnsi="TimeNewRoman"/>
                 <w:sz w:val="30"/>
               </w:rPr>
-              <w:t>45</w:t>
+              <w:t>41</w:t>
+            </w:r>
+          </w:p>
+        </w:tc>
+        <w:tc>
+          <w:tcPr>
+            <w:tcW w:type="dxa" w:w="1987"/>
+          </w:tcPr>
+          <w:p>
+            <w:pPr>
+              <w:jc w:val="left"/>
+            </w:pPr>
+            <w:r>
+              <w:rPr>
+                <w:rFonts w:ascii="TimeNewRoman" w:hAnsi="TimeNewRoman"/>
+                <w:sz w:val="30"/>
+              </w:rPr>
+              <w:t>68</w:t>
+            </w:r>
+          </w:p>
+        </w:tc>
+        <w:tc>
+          <w:tcPr>
+            <w:tcW w:type="dxa" w:w="1987"/>
+          </w:tcPr>
+          <w:p>
+            <w:pPr>
+              <w:jc w:val="left"/>
+            </w:pPr>
+            <w:r>
+              <w:rPr>
+                <w:rFonts w:ascii="TimeNewRoman" w:hAnsi="TimeNewRoman"/>
+                <w:sz w:val="30"/>
+              </w:rPr>
+              <w:t>10</w:t>
+            </w:r>
+          </w:p>
+        </w:tc>
+        <w:tc>
+          <w:tcPr>
+            <w:tcW w:type="dxa" w:w="1987"/>
+          </w:tcPr>
+          <w:p>
+            <w:pPr>
+              <w:jc w:val="left"/>
+            </w:pPr>
+            <w:r>
+              <w:rPr>
+                <w:rFonts w:ascii="TimeNewRoman" w:hAnsi="TimeNewRoman"/>
+                <w:sz w:val="30"/>
+              </w:rPr>
+              <w:t>10</w:t>
+            </w:r>
+          </w:p>
+        </w:tc>
+        <w:tc>
+          <w:tcPr>
+            <w:tcW w:type="dxa" w:w="1987"/>
+          </w:tcPr>
+          <w:p>
+            <w:pPr>
+              <w:jc w:val="left"/>
+            </w:pPr>
+            <w:r>
+              <w:rPr>
+                <w:rFonts w:ascii="TimeNewRoman" w:hAnsi="TimeNewRoman"/>
+                <w:sz w:val="30"/>
+              </w:rPr>
+              <w:t>78</w:t>
+            </w:r>
+          </w:p>
+        </w:tc>
+      </w:tr>
+      <w:tr>
+        <w:tc>
+          <w:tcPr>
+            <w:tcW w:type="dxa" w:w="1987"/>
+          </w:tcPr>
+          <w:p>
+            <w:pPr>
+              <w:jc w:val="left"/>
+            </w:pPr>
+            <w:r>
+              <w:rPr>
+                <w:rFonts w:ascii="TimeNewRoman" w:hAnsi="TimeNewRoman"/>
+                <w:sz w:val="30"/>
+              </w:rPr>
+              <w:t>19</w:t>
             </w:r>
           </w:p>
         </w:tc>
@@ -248,7 +1553,7 @@
                 <w:rFonts w:ascii="TimeNewRoman" w:hAnsi="TimeNewRoman"/>
                 <w:sz w:val="30"/>
               </w:rPr>
-              <w:t>95</w:t>
+              <w:t>28</w:t>
             </w:r>
           </w:p>
         </w:tc>
@@ -265,355 +1570,7 @@
                 <w:rFonts w:ascii="TimeNewRoman" w:hAnsi="TimeNewRoman"/>
                 <w:sz w:val="30"/>
               </w:rPr>
-              <w:t>91</w:t>
-            </w:r>
-          </w:p>
-        </w:tc>
-        <w:tc>
-          <w:tcPr>
-            <w:tcW w:type="dxa" w:w="1987"/>
-          </w:tcPr>
-          <w:p>
-            <w:pPr>
-              <w:jc w:val="left"/>
-            </w:pPr>
-            <w:r>
-              <w:rPr>
-                <w:rFonts w:ascii="TimeNewRoman" w:hAnsi="TimeNewRoman"/>
-                <w:sz w:val="30"/>
-              </w:rPr>
-              <w:t>67</w:t>
-            </w:r>
-          </w:p>
-        </w:tc>
-      </w:tr>
-      <w:tr>
-        <w:tc>
-          <w:tcPr>
-            <w:tcW w:type="dxa" w:w="1987"/>
-          </w:tcPr>
-          <w:p>
-            <w:pPr>
-              <w:jc w:val="left"/>
-            </w:pPr>
-            <w:r>
-              <w:rPr>
-                <w:rFonts w:ascii="TimeNewRoman" w:hAnsi="TimeNewRoman"/>
-                <w:sz w:val="30"/>
-              </w:rPr>
-              <w:t>83</w:t>
-            </w:r>
-          </w:p>
-        </w:tc>
-        <w:tc>
-          <w:tcPr>
-            <w:tcW w:type="dxa" w:w="1987"/>
-          </w:tcPr>
-          <w:p>
-            <w:pPr>
-              <w:jc w:val="left"/>
-            </w:pPr>
-            <w:r>
-              <w:rPr>
-                <w:rFonts w:ascii="TimeNewRoman" w:hAnsi="TimeNewRoman"/>
-                <w:sz w:val="30"/>
-              </w:rPr>
-              <w:t>15</w:t>
-            </w:r>
-          </w:p>
-        </w:tc>
-        <w:tc>
-          <w:tcPr>
-            <w:tcW w:type="dxa" w:w="1987"/>
-          </w:tcPr>
-          <w:p>
-            <w:pPr>
-              <w:jc w:val="left"/>
-            </w:pPr>
-            <w:r>
-              <w:rPr>
-                <w:rFonts w:ascii="TimeNewRoman" w:hAnsi="TimeNewRoman"/>
-                <w:sz w:val="30"/>
-              </w:rPr>
-              <w:t>9</w:t>
-            </w:r>
-          </w:p>
-        </w:tc>
-        <w:tc>
-          <w:tcPr>
-            <w:tcW w:type="dxa" w:w="1987"/>
-          </w:tcPr>
-          <w:p>
-            <w:pPr>
-              <w:jc w:val="left"/>
-            </w:pPr>
-            <w:r>
-              <w:rPr>
-                <w:rFonts w:ascii="TimeNewRoman" w:hAnsi="TimeNewRoman"/>
-                <w:sz w:val="30"/>
-              </w:rPr>
-              <w:t>27</w:t>
-            </w:r>
-          </w:p>
-        </w:tc>
-        <w:tc>
-          <w:tcPr>
-            <w:tcW w:type="dxa" w:w="1987"/>
-          </w:tcPr>
-          <w:p>
-            <w:pPr>
-              <w:jc w:val="left"/>
-            </w:pPr>
-            <w:r>
-              <w:rPr>
-                <w:rFonts w:ascii="TimeNewRoman" w:hAnsi="TimeNewRoman"/>
-                <w:sz w:val="30"/>
-              </w:rPr>
-              <w:t>59</w:t>
-            </w:r>
-          </w:p>
-        </w:tc>
-      </w:tr>
-      <w:tr>
-        <w:tc>
-          <w:tcPr>
-            <w:tcW w:type="dxa" w:w="1987"/>
-          </w:tcPr>
-          <w:p>
-            <w:pPr>
-              <w:jc w:val="left"/>
-            </w:pPr>
-            <w:r>
-              <w:rPr>
-                <w:rFonts w:ascii="TimeNewRoman" w:hAnsi="TimeNewRoman"/>
-                <w:sz w:val="30"/>
-              </w:rPr>
-              <w:t>8</w:t>
-            </w:r>
-          </w:p>
-        </w:tc>
-        <w:tc>
-          <w:tcPr>
-            <w:tcW w:type="dxa" w:w="1987"/>
-          </w:tcPr>
-          <w:p>
-            <w:pPr>
-              <w:jc w:val="left"/>
-            </w:pPr>
-            <w:r>
-              <w:rPr>
-                <w:rFonts w:ascii="TimeNewRoman" w:hAnsi="TimeNewRoman"/>
-                <w:sz w:val="30"/>
-              </w:rPr>
-              <w:t>79</w:t>
-            </w:r>
-          </w:p>
-        </w:tc>
-        <w:tc>
-          <w:tcPr>
-            <w:tcW w:type="dxa" w:w="1987"/>
-          </w:tcPr>
-          <w:p>
-            <w:pPr>
-              <w:jc w:val="left"/>
-            </w:pPr>
-            <w:r>
-              <w:rPr>
-                <w:rFonts w:ascii="TimeNewRoman" w:hAnsi="TimeNewRoman"/>
-                <w:sz w:val="30"/>
-              </w:rPr>
-              <w:t>36</w:t>
-            </w:r>
-          </w:p>
-        </w:tc>
-        <w:tc>
-          <w:tcPr>
-            <w:tcW w:type="dxa" w:w="1987"/>
-          </w:tcPr>
-          <w:p>
-            <w:pPr>
-              <w:jc w:val="left"/>
-            </w:pPr>
-            <w:r>
-              <w:rPr>
-                <w:rFonts w:ascii="TimeNewRoman" w:hAnsi="TimeNewRoman"/>
-                <w:sz w:val="30"/>
-              </w:rPr>
-              <w:t>30</w:t>
-            </w:r>
-          </w:p>
-        </w:tc>
-        <w:tc>
-          <w:tcPr>
-            <w:tcW w:type="dxa" w:w="1987"/>
-          </w:tcPr>
-          <w:p>
-            <w:pPr>
-              <w:jc w:val="left"/>
-            </w:pPr>
-            <w:r>
-              <w:rPr>
-                <w:rFonts w:ascii="TimeNewRoman" w:hAnsi="TimeNewRoman"/>
-                <w:sz w:val="30"/>
-              </w:rPr>
-              <w:t>81</w:t>
-            </w:r>
-          </w:p>
-        </w:tc>
-      </w:tr>
-      <w:tr>
-        <w:tc>
-          <w:tcPr>
-            <w:tcW w:type="dxa" w:w="1987"/>
-          </w:tcPr>
-          <w:p>
-            <w:pPr>
-              <w:jc w:val="left"/>
-            </w:pPr>
-            <w:r>
-              <w:rPr>
-                <w:rFonts w:ascii="TimeNewRoman" w:hAnsi="TimeNewRoman"/>
-                <w:sz w:val="30"/>
-              </w:rPr>
-              <w:t>42</w:t>
-            </w:r>
-          </w:p>
-        </w:tc>
-        <w:tc>
-          <w:tcPr>
-            <w:tcW w:type="dxa" w:w="1987"/>
-          </w:tcPr>
-          <w:p>
-            <w:pPr>
-              <w:jc w:val="left"/>
-            </w:pPr>
-            <w:r>
-              <w:rPr>
-                <w:rFonts w:ascii="TimeNewRoman" w:hAnsi="TimeNewRoman"/>
-                <w:sz w:val="30"/>
-              </w:rPr>
-              <w:t>64</w:t>
-            </w:r>
-          </w:p>
-        </w:tc>
-        <w:tc>
-          <w:tcPr>
-            <w:tcW w:type="dxa" w:w="1987"/>
-          </w:tcPr>
-          <w:p>
-            <w:pPr>
-              <w:jc w:val="left"/>
-            </w:pPr>
-            <w:r>
-              <w:rPr>
-                <w:rFonts w:ascii="TimeNewRoman" w:hAnsi="TimeNewRoman"/>
-                <w:sz w:val="30"/>
-              </w:rPr>
-              <w:t>4</w:t>
-            </w:r>
-          </w:p>
-        </w:tc>
-        <w:tc>
-          <w:tcPr>
-            <w:tcW w:type="dxa" w:w="1987"/>
-          </w:tcPr>
-          <w:p>
-            <w:pPr>
-              <w:jc w:val="left"/>
-            </w:pPr>
-            <w:r>
-              <w:rPr>
-                <w:rFonts w:ascii="TimeNewRoman" w:hAnsi="TimeNewRoman"/>
-                <w:sz w:val="30"/>
-              </w:rPr>
-              <w:t>70</w:t>
-            </w:r>
-          </w:p>
-        </w:tc>
-        <w:tc>
-          <w:tcPr>
-            <w:tcW w:type="dxa" w:w="1987"/>
-          </w:tcPr>
-          <w:p>
-            <w:pPr>
-              <w:jc w:val="left"/>
-            </w:pPr>
-            <w:r>
-              <w:rPr>
-                <w:rFonts w:ascii="TimeNewRoman" w:hAnsi="TimeNewRoman"/>
-                <w:sz w:val="30"/>
-              </w:rPr>
-              <w:t>108</w:t>
-            </w:r>
-          </w:p>
-        </w:tc>
-      </w:tr>
-      <w:tr>
-        <w:tc>
-          <w:tcPr>
-            <w:tcW w:type="dxa" w:w="1987"/>
-          </w:tcPr>
-          <w:p>
-            <w:pPr>
-              <w:jc w:val="left"/>
-            </w:pPr>
-            <w:r>
-              <w:rPr>
-                <w:rFonts w:ascii="TimeNewRoman" w:hAnsi="TimeNewRoman"/>
-                <w:sz w:val="30"/>
-              </w:rPr>
-              <w:t>3</w:t>
-            </w:r>
-          </w:p>
-        </w:tc>
-        <w:tc>
-          <w:tcPr>
-            <w:tcW w:type="dxa" w:w="1987"/>
-          </w:tcPr>
-          <w:p>
-            <w:pPr>
-              <w:jc w:val="left"/>
-            </w:pPr>
-            <w:r>
-              <w:rPr>
-                <w:rFonts w:ascii="TimeNewRoman" w:hAnsi="TimeNewRoman"/>
-                <w:sz w:val="30"/>
-              </w:rPr>
-              <w:t>6</w:t>
-            </w:r>
-          </w:p>
-        </w:tc>
-        <w:tc>
-          <w:tcPr>
-            <w:tcW w:type="dxa" w:w="1987"/>
-          </w:tcPr>
-          <w:p>
-            <w:pPr>
-              <w:jc w:val="left"/>
-            </w:pPr>
-            <w:r>
-              <w:rPr>
-                <w:rFonts w:ascii="TimeNewRoman" w:hAnsi="TimeNewRoman"/>
-                <w:sz w:val="30"/>
-              </w:rPr>
-              <w:t>2</w:t>
-            </w:r>
-          </w:p>
-        </w:tc>
-        <w:tc>
-          <w:tcPr>
-            <w:tcW w:type="dxa" w:w="1987"/>
-          </w:tcPr>
-          <w:p>
-            <w:pPr>
-              <w:jc w:val="left"/>
-            </w:pPr>
-            <w:r>
-              <w:rPr>
-                <w:rFonts w:ascii="TimeNewRoman" w:hAnsi="TimeNewRoman"/>
-                <w:sz w:val="30"/>
-              </w:rPr>
-              <w:t>1</w:t>
+              <w:t>160</w:t>
             </w:r>
           </w:p>
         </w:tc>
@@ -649,927 +1606,6 @@
                 <w:rFonts w:ascii="TimeNewRoman" w:hAnsi="TimeNewRoman"/>
                 <w:sz w:val="30"/>
               </w:rPr>
-              <w:t>96</w:t>
-            </w:r>
-          </w:p>
-        </w:tc>
-        <w:tc>
-          <w:tcPr>
-            <w:tcW w:type="dxa" w:w="1987"/>
-          </w:tcPr>
-          <w:p>
-            <w:pPr>
-              <w:jc w:val="left"/>
-            </w:pPr>
-            <w:r>
-              <w:rPr>
-                <w:rFonts w:ascii="TimeNewRoman" w:hAnsi="TimeNewRoman"/>
-                <w:sz w:val="30"/>
-              </w:rPr>
-              <w:t>177</w:t>
-            </w:r>
-          </w:p>
-        </w:tc>
-        <w:tc>
-          <w:tcPr>
-            <w:tcW w:type="dxa" w:w="1987"/>
-          </w:tcPr>
-          <w:p>
-            <w:pPr>
-              <w:jc w:val="left"/>
-            </w:pPr>
-            <w:r>
-              <w:rPr>
-                <w:rFonts w:ascii="TimeNewRoman" w:hAnsi="TimeNewRoman"/>
-                <w:sz w:val="30"/>
-              </w:rPr>
-              <w:t>36</w:t>
-            </w:r>
-          </w:p>
-        </w:tc>
-        <w:tc>
-          <w:tcPr>
-            <w:tcW w:type="dxa" w:w="1987"/>
-          </w:tcPr>
-          <w:p>
-            <w:pPr>
-              <w:jc w:val="left"/>
-            </w:pPr>
-            <w:r>
-              <w:rPr>
-                <w:rFonts w:ascii="TimeNewRoman" w:hAnsi="TimeNewRoman"/>
-                <w:sz w:val="30"/>
-              </w:rPr>
-              <w:t>8</w:t>
-            </w:r>
-          </w:p>
-        </w:tc>
-        <w:tc>
-          <w:tcPr>
-            <w:tcW w:type="dxa" w:w="1987"/>
-          </w:tcPr>
-          <w:p>
-            <w:pPr>
-              <w:jc w:val="left"/>
-            </w:pPr>
-            <w:r>
-              <w:rPr>
-                <w:rFonts w:ascii="TimeNewRoman" w:hAnsi="TimeNewRoman"/>
-                <w:sz w:val="30"/>
-              </w:rPr>
-              <w:t>81</w:t>
-            </w:r>
-          </w:p>
-        </w:tc>
-      </w:tr>
-      <w:tr>
-        <w:tc>
-          <w:tcPr>
-            <w:tcW w:type="dxa" w:w="1987"/>
-          </w:tcPr>
-          <w:p>
-            <w:pPr>
-              <w:jc w:val="left"/>
-            </w:pPr>
-            <w:r>
-              <w:rPr>
-                <w:rFonts w:ascii="TimeNewRoman" w:hAnsi="TimeNewRoman"/>
-                <w:sz w:val="30"/>
-              </w:rPr>
-              <w:t>2</w:t>
-            </w:r>
-          </w:p>
-        </w:tc>
-        <w:tc>
-          <w:tcPr>
-            <w:tcW w:type="dxa" w:w="1987"/>
-          </w:tcPr>
-          <w:p>
-            <w:pPr>
-              <w:jc w:val="left"/>
-            </w:pPr>
-            <w:r>
-              <w:rPr>
-                <w:rFonts w:ascii="TimeNewRoman" w:hAnsi="TimeNewRoman"/>
-                <w:sz w:val="30"/>
-              </w:rPr>
-              <w:t>16</w:t>
-            </w:r>
-          </w:p>
-        </w:tc>
-        <w:tc>
-          <w:tcPr>
-            <w:tcW w:type="dxa" w:w="1987"/>
-          </w:tcPr>
-          <w:p>
-            <w:pPr>
-              <w:jc w:val="left"/>
-            </w:pPr>
-            <w:r>
-              <w:rPr>
-                <w:rFonts w:ascii="TimeNewRoman" w:hAnsi="TimeNewRoman"/>
-                <w:sz w:val="30"/>
-              </w:rPr>
-              <w:t>55</w:t>
-            </w:r>
-          </w:p>
-        </w:tc>
-        <w:tc>
-          <w:tcPr>
-            <w:tcW w:type="dxa" w:w="1987"/>
-          </w:tcPr>
-          <w:p>
-            <w:pPr>
-              <w:jc w:val="left"/>
-            </w:pPr>
-            <w:r>
-              <w:rPr>
-                <w:rFonts w:ascii="TimeNewRoman" w:hAnsi="TimeNewRoman"/>
-                <w:sz w:val="30"/>
-              </w:rPr>
-              <w:t>9</w:t>
-            </w:r>
-          </w:p>
-        </w:tc>
-        <w:tc>
-          <w:tcPr>
-            <w:tcW w:type="dxa" w:w="1987"/>
-          </w:tcPr>
-          <w:p>
-            <w:pPr>
-              <w:jc w:val="left"/>
-            </w:pPr>
-            <w:r>
-              <w:rPr>
-                <w:rFonts w:ascii="TimeNewRoman" w:hAnsi="TimeNewRoman"/>
-                <w:sz w:val="30"/>
-              </w:rPr>
-              <w:t>175</w:t>
-            </w:r>
-          </w:p>
-        </w:tc>
-      </w:tr>
-      <w:tr>
-        <w:tc>
-          <w:tcPr>
-            <w:tcW w:type="dxa" w:w="1987"/>
-          </w:tcPr>
-          <w:p>
-            <w:pPr>
-              <w:jc w:val="left"/>
-            </w:pPr>
-            <w:r>
-              <w:rPr>
-                <w:rFonts w:ascii="TimeNewRoman" w:hAnsi="TimeNewRoman"/>
-                <w:sz w:val="30"/>
-              </w:rPr>
-              <w:t>86</w:t>
-            </w:r>
-          </w:p>
-        </w:tc>
-        <w:tc>
-          <w:tcPr>
-            <w:tcW w:type="dxa" w:w="1987"/>
-          </w:tcPr>
-          <w:p>
-            <w:pPr>
-              <w:jc w:val="left"/>
-            </w:pPr>
-            <w:r>
-              <w:rPr>
-                <w:rFonts w:ascii="TimeNewRoman" w:hAnsi="TimeNewRoman"/>
-                <w:sz w:val="30"/>
-              </w:rPr>
-              <w:t>9</w:t>
-            </w:r>
-          </w:p>
-        </w:tc>
-        <w:tc>
-          <w:tcPr>
-            <w:tcW w:type="dxa" w:w="1987"/>
-          </w:tcPr>
-          <w:p>
-            <w:pPr>
-              <w:jc w:val="left"/>
-            </w:pPr>
-            <w:r>
-              <w:rPr>
-                <w:rFonts w:ascii="TimeNewRoman" w:hAnsi="TimeNewRoman"/>
-                <w:sz w:val="30"/>
-              </w:rPr>
-              <w:t>162</w:t>
-            </w:r>
-          </w:p>
-        </w:tc>
-        <w:tc>
-          <w:tcPr>
-            <w:tcW w:type="dxa" w:w="1987"/>
-          </w:tcPr>
-          <w:p>
-            <w:pPr>
-              <w:jc w:val="left"/>
-            </w:pPr>
-            <w:r>
-              <w:rPr>
-                <w:rFonts w:ascii="TimeNewRoman" w:hAnsi="TimeNewRoman"/>
-                <w:sz w:val="30"/>
-              </w:rPr>
-              <w:t>92</w:t>
-            </w:r>
-          </w:p>
-        </w:tc>
-        <w:tc>
-          <w:tcPr>
-            <w:tcW w:type="dxa" w:w="1987"/>
-          </w:tcPr>
-          <w:p>
-            <w:pPr>
-              <w:jc w:val="left"/>
-            </w:pPr>
-            <w:r>
-              <w:rPr>
-                <w:rFonts w:ascii="TimeNewRoman" w:hAnsi="TimeNewRoman"/>
-                <w:sz w:val="30"/>
-              </w:rPr>
-              <w:t>54</w:t>
-            </w:r>
-          </w:p>
-        </w:tc>
-      </w:tr>
-      <w:tr>
-        <w:tc>
-          <w:tcPr>
-            <w:tcW w:type="dxa" w:w="1987"/>
-          </w:tcPr>
-          <w:p>
-            <w:pPr>
-              <w:jc w:val="left"/>
-            </w:pPr>
-            <w:r>
-              <w:rPr>
-                <w:rFonts w:ascii="TimeNewRoman" w:hAnsi="TimeNewRoman"/>
-                <w:sz w:val="30"/>
-              </w:rPr>
-              <w:t>12</w:t>
-            </w:r>
-          </w:p>
-        </w:tc>
-        <w:tc>
-          <w:tcPr>
-            <w:tcW w:type="dxa" w:w="1987"/>
-          </w:tcPr>
-          <w:p>
-            <w:pPr>
-              <w:jc w:val="left"/>
-            </w:pPr>
-            <w:r>
-              <w:rPr>
-                <w:rFonts w:ascii="TimeNewRoman" w:hAnsi="TimeNewRoman"/>
-                <w:sz w:val="30"/>
-              </w:rPr>
-              <w:t>12</w:t>
-            </w:r>
-          </w:p>
-        </w:tc>
-        <w:tc>
-          <w:tcPr>
-            <w:tcW w:type="dxa" w:w="1987"/>
-          </w:tcPr>
-          <w:p>
-            <w:pPr>
-              <w:jc w:val="left"/>
-            </w:pPr>
-            <w:r>
-              <w:rPr>
-                <w:rFonts w:ascii="TimeNewRoman" w:hAnsi="TimeNewRoman"/>
-                <w:sz w:val="30"/>
-              </w:rPr>
-              <w:t>6</w:t>
-            </w:r>
-          </w:p>
-        </w:tc>
-        <w:tc>
-          <w:tcPr>
-            <w:tcW w:type="dxa" w:w="1987"/>
-          </w:tcPr>
-          <w:p>
-            <w:pPr>
-              <w:jc w:val="left"/>
-            </w:pPr>
-            <w:r>
-              <w:rPr>
-                <w:rFonts w:ascii="TimeNewRoman" w:hAnsi="TimeNewRoman"/>
-                <w:sz w:val="30"/>
-              </w:rPr>
-              <w:t>203</w:t>
-            </w:r>
-          </w:p>
-        </w:tc>
-        <w:tc>
-          <w:tcPr>
-            <w:tcW w:type="dxa" w:w="1987"/>
-          </w:tcPr>
-          <w:p>
-            <w:pPr>
-              <w:jc w:val="left"/>
-            </w:pPr>
-            <w:r>
-              <w:rPr>
-                <w:rFonts w:ascii="TimeNewRoman" w:hAnsi="TimeNewRoman"/>
-                <w:sz w:val="30"/>
-              </w:rPr>
-              <w:t>65</w:t>
-            </w:r>
-          </w:p>
-        </w:tc>
-      </w:tr>
-      <w:tr>
-        <w:tc>
-          <w:tcPr>
-            <w:tcW w:type="dxa" w:w="1987"/>
-          </w:tcPr>
-          <w:p>
-            <w:pPr>
-              <w:jc w:val="left"/>
-            </w:pPr>
-            <w:r>
-              <w:rPr>
-                <w:rFonts w:ascii="TimeNewRoman" w:hAnsi="TimeNewRoman"/>
-                <w:sz w:val="30"/>
-              </w:rPr>
-              <w:t>3</w:t>
-            </w:r>
-          </w:p>
-        </w:tc>
-        <w:tc>
-          <w:tcPr>
-            <w:tcW w:type="dxa" w:w="1987"/>
-          </w:tcPr>
-          <w:p>
-            <w:pPr>
-              <w:jc w:val="left"/>
-            </w:pPr>
-            <w:r>
-              <w:rPr>
-                <w:rFonts w:ascii="TimeNewRoman" w:hAnsi="TimeNewRoman"/>
-                <w:sz w:val="30"/>
-              </w:rPr>
-              <w:t>80</w:t>
-            </w:r>
-          </w:p>
-        </w:tc>
-        <w:tc>
-          <w:tcPr>
-            <w:tcW w:type="dxa" w:w="1987"/>
-          </w:tcPr>
-          <w:p>
-            <w:pPr>
-              <w:jc w:val="left"/>
-            </w:pPr>
-            <w:r>
-              <w:rPr>
-                <w:rFonts w:ascii="TimeNewRoman" w:hAnsi="TimeNewRoman"/>
-                <w:sz w:val="30"/>
-              </w:rPr>
-              <w:t>36</w:t>
-            </w:r>
-          </w:p>
-        </w:tc>
-        <w:tc>
-          <w:tcPr>
-            <w:tcW w:type="dxa" w:w="1987"/>
-          </w:tcPr>
-          <w:p>
-            <w:pPr>
-              <w:jc w:val="left"/>
-            </w:pPr>
-            <w:r>
-              <w:rPr>
-                <w:rFonts w:ascii="TimeNewRoman" w:hAnsi="TimeNewRoman"/>
-                <w:sz w:val="30"/>
-              </w:rPr>
-              <w:t>97</w:t>
-            </w:r>
-          </w:p>
-        </w:tc>
-        <w:tc>
-          <w:tcPr>
-            <w:tcW w:type="dxa" w:w="1987"/>
-          </w:tcPr>
-          <w:p>
-            <w:pPr>
-              <w:jc w:val="left"/>
-            </w:pPr>
-            <w:r>
-              <w:rPr>
-                <w:rFonts w:ascii="TimeNewRoman" w:hAnsi="TimeNewRoman"/>
-                <w:sz w:val="30"/>
-              </w:rPr>
-              <w:t>49</w:t>
-            </w:r>
-          </w:p>
-        </w:tc>
-      </w:tr>
-      <w:tr>
-        <w:tc>
-          <w:tcPr>
-            <w:tcW w:type="dxa" w:w="1987"/>
-          </w:tcPr>
-          <w:p>
-            <w:pPr>
-              <w:jc w:val="left"/>
-            </w:pPr>
-            <w:r>
-              <w:rPr>
-                <w:rFonts w:ascii="TimeNewRoman" w:hAnsi="TimeNewRoman"/>
-                <w:sz w:val="30"/>
-              </w:rPr>
-              <w:t>199</w:t>
-            </w:r>
-          </w:p>
-        </w:tc>
-        <w:tc>
-          <w:tcPr>
-            <w:tcW w:type="dxa" w:w="1987"/>
-          </w:tcPr>
-          <w:p>
-            <w:pPr>
-              <w:jc w:val="left"/>
-            </w:pPr>
-            <w:r>
-              <w:rPr>
-                <w:rFonts w:ascii="TimeNewRoman" w:hAnsi="TimeNewRoman"/>
-                <w:sz w:val="30"/>
-              </w:rPr>
-              <w:t>6</w:t>
-            </w:r>
-          </w:p>
-        </w:tc>
-        <w:tc>
-          <w:tcPr>
-            <w:tcW w:type="dxa" w:w="1987"/>
-          </w:tcPr>
-          <w:p>
-            <w:pPr>
-              <w:jc w:val="left"/>
-            </w:pPr>
-            <w:r>
-              <w:rPr>
-                <w:rFonts w:ascii="TimeNewRoman" w:hAnsi="TimeNewRoman"/>
-                <w:sz w:val="30"/>
-              </w:rPr>
-              <w:t>82</w:t>
-            </w:r>
-          </w:p>
-        </w:tc>
-        <w:tc>
-          <w:tcPr>
-            <w:tcW w:type="dxa" w:w="1987"/>
-          </w:tcPr>
-          <w:p>
-            <w:pPr>
-              <w:jc w:val="left"/>
-            </w:pPr>
-            <w:r>
-              <w:rPr>
-                <w:rFonts w:ascii="TimeNewRoman" w:hAnsi="TimeNewRoman"/>
-                <w:sz w:val="30"/>
-              </w:rPr>
-              <w:t>32</w:t>
-            </w:r>
-          </w:p>
-        </w:tc>
-        <w:tc>
-          <w:tcPr>
-            <w:tcW w:type="dxa" w:w="1987"/>
-          </w:tcPr>
-          <w:p>
-            <w:pPr>
-              <w:jc w:val="left"/>
-            </w:pPr>
-            <w:r>
-              <w:rPr>
-                <w:rFonts w:ascii="TimeNewRoman" w:hAnsi="TimeNewRoman"/>
-                <w:sz w:val="30"/>
-              </w:rPr>
-              <w:t>44</w:t>
-            </w:r>
-          </w:p>
-        </w:tc>
-      </w:tr>
-      <w:tr>
-        <w:tc>
-          <w:tcPr>
-            <w:tcW w:type="dxa" w:w="1987"/>
-          </w:tcPr>
-          <w:p>
-            <w:pPr>
-              <w:jc w:val="left"/>
-            </w:pPr>
-            <w:r>
-              <w:rPr>
-                <w:rFonts w:ascii="TimeNewRoman" w:hAnsi="TimeNewRoman"/>
-                <w:sz w:val="30"/>
-              </w:rPr>
-              <w:t>14</w:t>
-            </w:r>
-          </w:p>
-        </w:tc>
-        <w:tc>
-          <w:tcPr>
-            <w:tcW w:type="dxa" w:w="1987"/>
-          </w:tcPr>
-          <w:p>
-            <w:pPr>
-              <w:jc w:val="left"/>
-            </w:pPr>
-            <w:r>
-              <w:rPr>
-                <w:rFonts w:ascii="TimeNewRoman" w:hAnsi="TimeNewRoman"/>
-                <w:sz w:val="30"/>
-              </w:rPr>
-              <w:t>24</w:t>
-            </w:r>
-          </w:p>
-        </w:tc>
-        <w:tc>
-          <w:tcPr>
-            <w:tcW w:type="dxa" w:w="1987"/>
-          </w:tcPr>
-          <w:p>
-            <w:pPr>
-              <w:jc w:val="left"/>
-            </w:pPr>
-            <w:r>
-              <w:rPr>
-                <w:rFonts w:ascii="TimeNewRoman" w:hAnsi="TimeNewRoman"/>
-                <w:sz w:val="30"/>
-              </w:rPr>
-              <w:t>0</w:t>
-            </w:r>
-          </w:p>
-        </w:tc>
-        <w:tc>
-          <w:tcPr>
-            <w:tcW w:type="dxa" w:w="1987"/>
-          </w:tcPr>
-          <w:p>
-            <w:pPr>
-              <w:jc w:val="left"/>
-            </w:pPr>
-            <w:r>
-              <w:rPr>
-                <w:rFonts w:ascii="TimeNewRoman" w:hAnsi="TimeNewRoman"/>
-                <w:sz w:val="30"/>
-              </w:rPr>
-              <w:t>60</w:t>
-            </w:r>
-          </w:p>
-        </w:tc>
-        <w:tc>
-          <w:tcPr>
-            <w:tcW w:type="dxa" w:w="1987"/>
-          </w:tcPr>
-          <w:p>
-            <w:pPr>
-              <w:jc w:val="left"/>
-            </w:pPr>
-            <w:r>
-              <w:rPr>
-                <w:rFonts w:ascii="TimeNewRoman" w:hAnsi="TimeNewRoman"/>
-                <w:sz w:val="30"/>
-              </w:rPr>
-              <w:t>16</w:t>
-            </w:r>
-          </w:p>
-        </w:tc>
-      </w:tr>
-      <w:tr>
-        <w:tc>
-          <w:tcPr>
-            <w:tcW w:type="dxa" w:w="1987"/>
-          </w:tcPr>
-          <w:p>
-            <w:pPr>
-              <w:jc w:val="left"/>
-            </w:pPr>
-            <w:r>
-              <w:rPr>
-                <w:rFonts w:ascii="TimeNewRoman" w:hAnsi="TimeNewRoman"/>
-                <w:sz w:val="30"/>
-              </w:rPr>
-              <w:t>57</w:t>
-            </w:r>
-          </w:p>
-        </w:tc>
-        <w:tc>
-          <w:tcPr>
-            <w:tcW w:type="dxa" w:w="1987"/>
-          </w:tcPr>
-          <w:p>
-            <w:pPr>
-              <w:jc w:val="left"/>
-            </w:pPr>
-            <w:r>
-              <w:rPr>
-                <w:rFonts w:ascii="TimeNewRoman" w:hAnsi="TimeNewRoman"/>
-                <w:sz w:val="30"/>
-              </w:rPr>
-              <w:t>9</w:t>
-            </w:r>
-          </w:p>
-        </w:tc>
-        <w:tc>
-          <w:tcPr>
-            <w:tcW w:type="dxa" w:w="1987"/>
-          </w:tcPr>
-          <w:p>
-            <w:pPr>
-              <w:jc w:val="left"/>
-            </w:pPr>
-            <w:r>
-              <w:rPr>
-                <w:rFonts w:ascii="TimeNewRoman" w:hAnsi="TimeNewRoman"/>
-                <w:sz w:val="30"/>
-              </w:rPr>
-              <w:t>135</w:t>
-            </w:r>
-          </w:p>
-        </w:tc>
-        <w:tc>
-          <w:tcPr>
-            <w:tcW w:type="dxa" w:w="1987"/>
-          </w:tcPr>
-          <w:p>
-            <w:pPr>
-              <w:jc w:val="left"/>
-            </w:pPr>
-            <w:r>
-              <w:rPr>
-                <w:rFonts w:ascii="TimeNewRoman" w:hAnsi="TimeNewRoman"/>
-                <w:sz w:val="30"/>
-              </w:rPr>
-              <w:t>98</w:t>
-            </w:r>
-          </w:p>
-        </w:tc>
-        <w:tc>
-          <w:tcPr>
-            <w:tcW w:type="dxa" w:w="1987"/>
-          </w:tcPr>
-          <w:p>
-            <w:pPr>
-              <w:jc w:val="left"/>
-            </w:pPr>
-            <w:r>
-              <w:rPr>
-                <w:rFonts w:ascii="TimeNewRoman" w:hAnsi="TimeNewRoman"/>
-                <w:sz w:val="30"/>
-              </w:rPr>
-              <w:t>98</w:t>
-            </w:r>
-          </w:p>
-        </w:tc>
-      </w:tr>
-      <w:tr>
-        <w:tc>
-          <w:tcPr>
-            <w:tcW w:type="dxa" w:w="1987"/>
-          </w:tcPr>
-          <w:p>
-            <w:pPr>
-              <w:jc w:val="left"/>
-            </w:pPr>
-            <w:r>
-              <w:rPr>
-                <w:rFonts w:ascii="TimeNewRoman" w:hAnsi="TimeNewRoman"/>
-                <w:sz w:val="30"/>
-              </w:rPr>
-              <w:t>12</w:t>
-            </w:r>
-          </w:p>
-        </w:tc>
-        <w:tc>
-          <w:tcPr>
-            <w:tcW w:type="dxa" w:w="1987"/>
-          </w:tcPr>
-          <w:p>
-            <w:pPr>
-              <w:jc w:val="left"/>
-            </w:pPr>
-            <w:r>
-              <w:rPr>
-                <w:rFonts w:ascii="TimeNewRoman" w:hAnsi="TimeNewRoman"/>
-                <w:sz w:val="30"/>
-              </w:rPr>
-              <w:t>27</w:t>
-            </w:r>
-          </w:p>
-        </w:tc>
-        <w:tc>
-          <w:tcPr>
-            <w:tcW w:type="dxa" w:w="1987"/>
-          </w:tcPr>
-          <w:p>
-            <w:pPr>
-              <w:jc w:val="left"/>
-            </w:pPr>
-            <w:r>
-              <w:rPr>
-                <w:rFonts w:ascii="TimeNewRoman" w:hAnsi="TimeNewRoman"/>
-                <w:sz w:val="30"/>
-              </w:rPr>
-              <w:t>63</w:t>
-            </w:r>
-          </w:p>
-        </w:tc>
-        <w:tc>
-          <w:tcPr>
-            <w:tcW w:type="dxa" w:w="1987"/>
-          </w:tcPr>
-          <w:p>
-            <w:pPr>
-              <w:jc w:val="left"/>
-            </w:pPr>
-            <w:r>
-              <w:rPr>
-                <w:rFonts w:ascii="TimeNewRoman" w:hAnsi="TimeNewRoman"/>
-                <w:sz w:val="30"/>
-              </w:rPr>
-              <w:t>11</w:t>
-            </w:r>
-          </w:p>
-        </w:tc>
-        <w:tc>
-          <w:tcPr>
-            <w:tcW w:type="dxa" w:w="1987"/>
-          </w:tcPr>
-          <w:p>
-            <w:pPr>
-              <w:jc w:val="left"/>
-            </w:pPr>
-            <w:r>
-              <w:rPr>
-                <w:rFonts w:ascii="TimeNewRoman" w:hAnsi="TimeNewRoman"/>
-                <w:sz w:val="30"/>
-              </w:rPr>
-              <w:t>6</w:t>
-            </w:r>
-          </w:p>
-        </w:tc>
-      </w:tr>
-      <w:tr>
-        <w:tc>
-          <w:tcPr>
-            <w:tcW w:type="dxa" w:w="1987"/>
-          </w:tcPr>
-          <w:p>
-            <w:pPr>
-              <w:jc w:val="left"/>
-            </w:pPr>
-            <w:r>
-              <w:rPr>
-                <w:rFonts w:ascii="TimeNewRoman" w:hAnsi="TimeNewRoman"/>
-                <w:sz w:val="30"/>
-              </w:rPr>
-              <w:t>14</w:t>
-            </w:r>
-          </w:p>
-        </w:tc>
-        <w:tc>
-          <w:tcPr>
-            <w:tcW w:type="dxa" w:w="1987"/>
-          </w:tcPr>
-          <w:p>
-            <w:pPr>
-              <w:jc w:val="left"/>
-            </w:pPr>
-            <w:r>
-              <w:rPr>
-                <w:rFonts w:ascii="TimeNewRoman" w:hAnsi="TimeNewRoman"/>
-                <w:sz w:val="30"/>
-              </w:rPr>
-              <w:t>21</w:t>
-            </w:r>
-          </w:p>
-        </w:tc>
-        <w:tc>
-          <w:tcPr>
-            <w:tcW w:type="dxa" w:w="1987"/>
-          </w:tcPr>
-          <w:p>
-            <w:pPr>
-              <w:jc w:val="left"/>
-            </w:pPr>
-            <w:r>
-              <w:rPr>
-                <w:rFonts w:ascii="TimeNewRoman" w:hAnsi="TimeNewRoman"/>
-                <w:sz w:val="30"/>
-              </w:rPr>
-              <w:t>63</w:t>
-            </w:r>
-          </w:p>
-        </w:tc>
-        <w:tc>
-          <w:tcPr>
-            <w:tcW w:type="dxa" w:w="1987"/>
-          </w:tcPr>
-          <w:p>
-            <w:pPr>
-              <w:jc w:val="left"/>
-            </w:pPr>
-            <w:r>
-              <w:rPr>
-                <w:rFonts w:ascii="TimeNewRoman" w:hAnsi="TimeNewRoman"/>
-                <w:sz w:val="30"/>
-              </w:rPr>
-              <w:t>124</w:t>
-            </w:r>
-          </w:p>
-        </w:tc>
-        <w:tc>
-          <w:tcPr>
-            <w:tcW w:type="dxa" w:w="1987"/>
-          </w:tcPr>
-          <w:p>
-            <w:pPr>
-              <w:jc w:val="left"/>
-            </w:pPr>
-            <w:r>
-              <w:rPr>
-                <w:rFonts w:ascii="TimeNewRoman" w:hAnsi="TimeNewRoman"/>
-                <w:sz w:val="30"/>
-              </w:rPr>
-              <w:t>4</w:t>
-            </w:r>
-          </w:p>
-        </w:tc>
-      </w:tr>
-      <w:tr>
-        <w:tc>
-          <w:tcPr>
-            <w:tcW w:type="dxa" w:w="1987"/>
-          </w:tcPr>
-          <w:p>
-            <w:pPr>
-              <w:jc w:val="left"/>
-            </w:pPr>
-            <w:r>
-              <w:rPr>
-                <w:rFonts w:ascii="TimeNewRoman" w:hAnsi="TimeNewRoman"/>
-                <w:sz w:val="30"/>
-              </w:rPr>
-              <w:t>45</w:t>
-            </w:r>
-          </w:p>
-        </w:tc>
-        <w:tc>
-          <w:tcPr>
-            <w:tcW w:type="dxa" w:w="1987"/>
-          </w:tcPr>
-          <w:p>
-            <w:pPr>
-              <w:jc w:val="left"/>
-            </w:pPr>
-            <w:r>
-              <w:rPr>
-                <w:rFonts w:ascii="TimeNewRoman" w:hAnsi="TimeNewRoman"/>
-                <w:sz w:val="30"/>
-              </w:rPr>
-              <w:t>11</w:t>
-            </w:r>
-          </w:p>
-        </w:tc>
-        <w:tc>
-          <w:tcPr>
-            <w:tcW w:type="dxa" w:w="1987"/>
-          </w:tcPr>
-          <w:p>
-            <w:pPr>
-              <w:jc w:val="left"/>
-            </w:pPr>
-            <w:r>
-              <w:rPr>
-                <w:rFonts w:ascii="TimeNewRoman" w:hAnsi="TimeNewRoman"/>
-                <w:sz w:val="30"/>
-              </w:rPr>
-              <w:t>6</w:t>
-            </w:r>
-          </w:p>
-        </w:tc>
-        <w:tc>
-          <w:tcPr>
-            <w:tcW w:type="dxa" w:w="1987"/>
-          </w:tcPr>
-          <w:p>
-            <w:pPr>
-              <w:jc w:val="left"/>
-            </w:pPr>
-            <w:r>
-              <w:rPr>
-                <w:rFonts w:ascii="TimeNewRoman" w:hAnsi="TimeNewRoman"/>
-                <w:sz w:val="30"/>
-              </w:rPr>
               <w:t>20</w:t>
             </w:r>
           </w:p>
@@ -1587,7 +1623,58 @@
                 <w:rFonts w:ascii="TimeNewRoman" w:hAnsi="TimeNewRoman"/>
                 <w:sz w:val="30"/>
               </w:rPr>
-              <w:t>116</w:t>
+              <w:t>50</w:t>
+            </w:r>
+          </w:p>
+        </w:tc>
+        <w:tc>
+          <w:tcPr>
+            <w:tcW w:type="dxa" w:w="1987"/>
+          </w:tcPr>
+          <w:p>
+            <w:pPr>
+              <w:jc w:val="left"/>
+            </w:pPr>
+            <w:r>
+              <w:rPr>
+                <w:rFonts w:ascii="TimeNewRoman" w:hAnsi="TimeNewRoman"/>
+                <w:sz w:val="30"/>
+              </w:rPr>
+              <w:t>23</w:t>
+            </w:r>
+          </w:p>
+        </w:tc>
+        <w:tc>
+          <w:tcPr>
+            <w:tcW w:type="dxa" w:w="1987"/>
+          </w:tcPr>
+          <w:p>
+            <w:pPr>
+              <w:jc w:val="left"/>
+            </w:pPr>
+            <w:r>
+              <w:rPr>
+                <w:rFonts w:ascii="TimeNewRoman" w:hAnsi="TimeNewRoman"/>
+                <w:sz w:val="30"/>
+              </w:rPr>
+              <w:t>42</w:t>
+            </w:r>
+          </w:p>
+        </w:tc>
+        <w:tc>
+          <w:tcPr>
+            <w:tcW w:type="dxa" w:w="1987"/>
+          </w:tcPr>
+          <w:p>
+            <w:pPr>
+              <w:jc w:val="left"/>
+            </w:pPr>
+            <w:r>
+              <w:rPr>
+                <w:rFonts w:ascii="TimeNewRoman" w:hAnsi="TimeNewRoman"/>
+                <w:sz w:val="30"/>
+              </w:rPr>
+              <w:t>95</w:t>
             </w:r>
           </w:p>
         </w:tc>
@@ -1623,93 +1710,6 @@
                 <w:rFonts w:ascii="TimeNewRoman" w:hAnsi="TimeNewRoman"/>
                 <w:sz w:val="30"/>
               </w:rPr>
-              <w:t>86</w:t>
-            </w:r>
-          </w:p>
-        </w:tc>
-        <w:tc>
-          <w:tcPr>
-            <w:tcW w:type="dxa" w:w="1987"/>
-          </w:tcPr>
-          <w:p>
-            <w:pPr>
-              <w:jc w:val="left"/>
-            </w:pPr>
-            <w:r>
-              <w:rPr>
-                <w:rFonts w:ascii="TimeNewRoman" w:hAnsi="TimeNewRoman"/>
-                <w:sz w:val="30"/>
-              </w:rPr>
-              <w:t>4</w:t>
-            </w:r>
-          </w:p>
-        </w:tc>
-        <w:tc>
-          <w:tcPr>
-            <w:tcW w:type="dxa" w:w="1987"/>
-          </w:tcPr>
-          <w:p>
-            <w:pPr>
-              <w:jc w:val="left"/>
-            </w:pPr>
-            <w:r>
-              <w:rPr>
-                <w:rFonts w:ascii="TimeNewRoman" w:hAnsi="TimeNewRoman"/>
-                <w:sz w:val="30"/>
-              </w:rPr>
-              <w:t>91</w:t>
-            </w:r>
-          </w:p>
-        </w:tc>
-        <w:tc>
-          <w:tcPr>
-            <w:tcW w:type="dxa" w:w="1987"/>
-          </w:tcPr>
-          <w:p>
-            <w:pPr>
-              <w:jc w:val="left"/>
-            </w:pPr>
-            <w:r>
-              <w:rPr>
-                <w:rFonts w:ascii="TimeNewRoman" w:hAnsi="TimeNewRoman"/>
-                <w:sz w:val="30"/>
-              </w:rPr>
-              <w:t>9</w:t>
-            </w:r>
-          </w:p>
-        </w:tc>
-      </w:tr>
-      <w:tr>
-        <w:tc>
-          <w:tcPr>
-            <w:tcW w:type="dxa" w:w="1987"/>
-          </w:tcPr>
-          <w:p>
-            <w:pPr>
-              <w:jc w:val="left"/>
-            </w:pPr>
-            <w:r>
-              <w:rPr>
-                <w:rFonts w:ascii="TimeNewRoman" w:hAnsi="TimeNewRoman"/>
-                <w:sz w:val="30"/>
-              </w:rPr>
-              <w:t>12</w:t>
-            </w:r>
-          </w:p>
-        </w:tc>
-        <w:tc>
-          <w:tcPr>
-            <w:tcW w:type="dxa" w:w="1987"/>
-          </w:tcPr>
-          <w:p>
-            <w:pPr>
-              <w:jc w:val="left"/>
-            </w:pPr>
-            <w:r>
-              <w:rPr>
-                <w:rFonts w:ascii="TimeNewRoman" w:hAnsi="TimeNewRoman"/>
-                <w:sz w:val="30"/>
-              </w:rPr>
               <w:t>6</w:t>
             </w:r>
           </w:p>
@@ -1727,7 +1727,7 @@
                 <w:rFonts w:ascii="TimeNewRoman" w:hAnsi="TimeNewRoman"/>
                 <w:sz w:val="30"/>
               </w:rPr>
-              <w:t>101</w:t>
+              <w:t>32</w:t>
             </w:r>
           </w:p>
         </w:tc>
@@ -1744,7 +1744,7 @@
                 <w:rFonts w:ascii="TimeNewRoman" w:hAnsi="TimeNewRoman"/>
                 <w:sz w:val="30"/>
               </w:rPr>
-              <w:t>42</w:t>
+              <w:t>43</w:t>
             </w:r>
           </w:p>
         </w:tc>
@@ -1761,7 +1761,7 @@
                 <w:rFonts w:ascii="TimeNewRoman" w:hAnsi="TimeNewRoman"/>
                 <w:sz w:val="30"/>
               </w:rPr>
-              <w:t>66</w:t>
+              <w:t>60</w:t>
             </w:r>
           </w:p>
         </w:tc>

--- a/answers-of-mixed.docx
+++ b/answers-of-mixed.docx
@@ -11,7 +11,7 @@
           <w:rFonts w:ascii="Arial" w:hAnsi="Arial"/>
           <w:sz w:val="30"/>
         </w:rPr>
-        <w:t>2026-09-24 Thursday</w:t>
+        <w:t>2026-09-25 Friday</w:t>
       </w:r>
     </w:p>
     <w:tbl>
@@ -40,7 +40,7 @@
                 <w:rFonts w:ascii="TimeNewRoman" w:hAnsi="TimeNewRoman"/>
                 <w:sz w:val="30"/>
               </w:rPr>
-              <w:t>6</w:t>
+              <w:t>12</w:t>
             </w:r>
           </w:p>
         </w:tc>
@@ -57,198 +57,7 @@
                 <w:rFonts w:ascii="TimeNewRoman" w:hAnsi="TimeNewRoman"/>
                 <w:sz w:val="30"/>
               </w:rPr>
-              <w:t>4</w:t>
-            </w:r>
-          </w:p>
-        </w:tc>
-        <w:tc>
-          <w:tcPr>
-            <w:tcW w:type="dxa" w:w="1987"/>
-          </w:tcPr>
-          <w:p>
-            <w:pPr>
-              <w:jc w:val="left"/>
-            </w:pPr>
-            <w:r>
-              <w:rPr>
-                <w:rFonts w:ascii="TimeNewRoman" w:hAnsi="TimeNewRoman"/>
-                <w:sz w:val="30"/>
-              </w:rPr>
-              <w:t>59</w:t>
-            </w:r>
-          </w:p>
-        </w:tc>
-        <w:tc>
-          <w:tcPr>
-            <w:tcW w:type="dxa" w:w="1987"/>
-          </w:tcPr>
-          <w:p>
-            <w:pPr>
-              <w:jc w:val="left"/>
-            </w:pPr>
-            <w:r>
-              <w:rPr>
-                <w:rFonts w:ascii="TimeNewRoman" w:hAnsi="TimeNewRoman"/>
-                <w:sz w:val="30"/>
-              </w:rPr>
-              <w:t>6</w:t>
-            </w:r>
-          </w:p>
-        </w:tc>
-        <w:tc>
-          <w:tcPr>
-            <w:tcW w:type="dxa" w:w="1987"/>
-          </w:tcPr>
-          <w:p>
-            <w:pPr>
-              <w:jc w:val="left"/>
-            </w:pPr>
-            <w:r>
-              <w:rPr>
-                <w:rFonts w:ascii="TimeNewRoman" w:hAnsi="TimeNewRoman"/>
-                <w:sz w:val="30"/>
-              </w:rPr>
-              <w:t>8</w:t>
-            </w:r>
-          </w:p>
-        </w:tc>
-      </w:tr>
-      <w:tr>
-        <w:tc>
-          <w:tcPr>
-            <w:tcW w:type="dxa" w:w="1987"/>
-          </w:tcPr>
-          <w:p>
-            <w:pPr>
-              <w:jc w:val="left"/>
-            </w:pPr>
-            <w:r>
-              <w:rPr>
-                <w:rFonts w:ascii="TimeNewRoman" w:hAnsi="TimeNewRoman"/>
-                <w:sz w:val="30"/>
-              </w:rPr>
-              <w:t>79</w:t>
-            </w:r>
-          </w:p>
-        </w:tc>
-        <w:tc>
-          <w:tcPr>
-            <w:tcW w:type="dxa" w:w="1987"/>
-          </w:tcPr>
-          <w:p>
-            <w:pPr>
-              <w:jc w:val="left"/>
-            </w:pPr>
-            <w:r>
-              <w:rPr>
-                <w:rFonts w:ascii="TimeNewRoman" w:hAnsi="TimeNewRoman"/>
-                <w:sz w:val="30"/>
-              </w:rPr>
-              <w:t>63</w:t>
-            </w:r>
-          </w:p>
-        </w:tc>
-        <w:tc>
-          <w:tcPr>
-            <w:tcW w:type="dxa" w:w="1987"/>
-          </w:tcPr>
-          <w:p>
-            <w:pPr>
-              <w:jc w:val="left"/>
-            </w:pPr>
-            <w:r>
-              <w:rPr>
-                <w:rFonts w:ascii="TimeNewRoman" w:hAnsi="TimeNewRoman"/>
-                <w:sz w:val="30"/>
-              </w:rPr>
-              <w:t>56</w:t>
-            </w:r>
-          </w:p>
-        </w:tc>
-        <w:tc>
-          <w:tcPr>
-            <w:tcW w:type="dxa" w:w="1987"/>
-          </w:tcPr>
-          <w:p>
-            <w:pPr>
-              <w:jc w:val="left"/>
-            </w:pPr>
-            <w:r>
-              <w:rPr>
-                <w:rFonts w:ascii="TimeNewRoman" w:hAnsi="TimeNewRoman"/>
-                <w:sz w:val="30"/>
-              </w:rPr>
-              <w:t>45</w:t>
-            </w:r>
-          </w:p>
-        </w:tc>
-        <w:tc>
-          <w:tcPr>
-            <w:tcW w:type="dxa" w:w="1987"/>
-          </w:tcPr>
-          <w:p>
-            <w:pPr>
-              <w:jc w:val="left"/>
-            </w:pPr>
-            <w:r>
-              <w:rPr>
-                <w:rFonts w:ascii="TimeNewRoman" w:hAnsi="TimeNewRoman"/>
-                <w:sz w:val="30"/>
-              </w:rPr>
-              <w:t>45</w:t>
-            </w:r>
-          </w:p>
-        </w:tc>
-      </w:tr>
-      <w:tr>
-        <w:tc>
-          <w:tcPr>
-            <w:tcW w:type="dxa" w:w="1987"/>
-          </w:tcPr>
-          <w:p>
-            <w:pPr>
-              <w:jc w:val="left"/>
-            </w:pPr>
-            <w:r>
-              <w:rPr>
-                <w:rFonts w:ascii="TimeNewRoman" w:hAnsi="TimeNewRoman"/>
-                <w:sz w:val="30"/>
-              </w:rPr>
-              <w:t>59</w:t>
-            </w:r>
-          </w:p>
-        </w:tc>
-        <w:tc>
-          <w:tcPr>
-            <w:tcW w:type="dxa" w:w="1987"/>
-          </w:tcPr>
-          <w:p>
-            <w:pPr>
-              <w:jc w:val="left"/>
-            </w:pPr>
-            <w:r>
-              <w:rPr>
-                <w:rFonts w:ascii="TimeNewRoman" w:hAnsi="TimeNewRoman"/>
-                <w:sz w:val="30"/>
-              </w:rPr>
-              <w:t>1</w:t>
-            </w:r>
-          </w:p>
-        </w:tc>
-        <w:tc>
-          <w:tcPr>
-            <w:tcW w:type="dxa" w:w="1987"/>
-          </w:tcPr>
-          <w:p>
-            <w:pPr>
-              <w:jc w:val="left"/>
-            </w:pPr>
-            <w:r>
-              <w:rPr>
-                <w:rFonts w:ascii="TimeNewRoman" w:hAnsi="TimeNewRoman"/>
-                <w:sz w:val="30"/>
-              </w:rPr>
-              <w:t>12</w:t>
+              <w:t>71</w:t>
             </w:r>
           </w:p>
         </w:tc>
@@ -282,7 +91,111 @@
                 <w:rFonts w:ascii="TimeNewRoman" w:hAnsi="TimeNewRoman"/>
                 <w:sz w:val="30"/>
               </w:rPr>
-              <w:t>68</w:t>
+              <w:t>70</w:t>
+            </w:r>
+          </w:p>
+        </w:tc>
+        <w:tc>
+          <w:tcPr>
+            <w:tcW w:type="dxa" w:w="1987"/>
+          </w:tcPr>
+          <w:p>
+            <w:pPr>
+              <w:jc w:val="left"/>
+            </w:pPr>
+            <w:r>
+              <w:rPr>
+                <w:rFonts w:ascii="TimeNewRoman" w:hAnsi="TimeNewRoman"/>
+                <w:sz w:val="30"/>
+              </w:rPr>
+              <w:t>29</w:t>
+            </w:r>
+          </w:p>
+        </w:tc>
+      </w:tr>
+      <w:tr>
+        <w:tc>
+          <w:tcPr>
+            <w:tcW w:type="dxa" w:w="1987"/>
+          </w:tcPr>
+          <w:p>
+            <w:pPr>
+              <w:jc w:val="left"/>
+            </w:pPr>
+            <w:r>
+              <w:rPr>
+                <w:rFonts w:ascii="TimeNewRoman" w:hAnsi="TimeNewRoman"/>
+                <w:sz w:val="30"/>
+              </w:rPr>
+              <w:t>12</w:t>
+            </w:r>
+          </w:p>
+        </w:tc>
+        <w:tc>
+          <w:tcPr>
+            <w:tcW w:type="dxa" w:w="1987"/>
+          </w:tcPr>
+          <w:p>
+            <w:pPr>
+              <w:jc w:val="left"/>
+            </w:pPr>
+            <w:r>
+              <w:rPr>
+                <w:rFonts w:ascii="TimeNewRoman" w:hAnsi="TimeNewRoman"/>
+                <w:sz w:val="30"/>
+              </w:rPr>
+              <w:t>18</w:t>
+            </w:r>
+          </w:p>
+        </w:tc>
+        <w:tc>
+          <w:tcPr>
+            <w:tcW w:type="dxa" w:w="1987"/>
+          </w:tcPr>
+          <w:p>
+            <w:pPr>
+              <w:jc w:val="left"/>
+            </w:pPr>
+            <w:r>
+              <w:rPr>
+                <w:rFonts w:ascii="TimeNewRoman" w:hAnsi="TimeNewRoman"/>
+                <w:sz w:val="30"/>
+              </w:rPr>
+              <w:t>40</w:t>
+            </w:r>
+          </w:p>
+        </w:tc>
+        <w:tc>
+          <w:tcPr>
+            <w:tcW w:type="dxa" w:w="1987"/>
+          </w:tcPr>
+          <w:p>
+            <w:pPr>
+              <w:jc w:val="left"/>
+            </w:pPr>
+            <w:r>
+              <w:rPr>
+                <w:rFonts w:ascii="TimeNewRoman" w:hAnsi="TimeNewRoman"/>
+                <w:sz w:val="30"/>
+              </w:rPr>
+              <w:t>253</w:t>
+            </w:r>
+          </w:p>
+        </w:tc>
+        <w:tc>
+          <w:tcPr>
+            <w:tcW w:type="dxa" w:w="1987"/>
+          </w:tcPr>
+          <w:p>
+            <w:pPr>
+              <w:jc w:val="left"/>
+            </w:pPr>
+            <w:r>
+              <w:rPr>
+                <w:rFonts w:ascii="TimeNewRoman" w:hAnsi="TimeNewRoman"/>
+                <w:sz w:val="30"/>
+              </w:rPr>
+              <w:t>200</w:t>
             </w:r>
           </w:p>
         </w:tc>
@@ -318,7 +231,111 @@
                 <w:rFonts w:ascii="TimeNewRoman" w:hAnsi="TimeNewRoman"/>
                 <w:sz w:val="30"/>
               </w:rPr>
-              <w:t>2</w:t>
+              <w:t>71</w:t>
+            </w:r>
+          </w:p>
+        </w:tc>
+        <w:tc>
+          <w:tcPr>
+            <w:tcW w:type="dxa" w:w="1987"/>
+          </w:tcPr>
+          <w:p>
+            <w:pPr>
+              <w:jc w:val="left"/>
+            </w:pPr>
+            <w:r>
+              <w:rPr>
+                <w:rFonts w:ascii="TimeNewRoman" w:hAnsi="TimeNewRoman"/>
+                <w:sz w:val="30"/>
+              </w:rPr>
+              <w:t>21</w:t>
+            </w:r>
+          </w:p>
+        </w:tc>
+        <w:tc>
+          <w:tcPr>
+            <w:tcW w:type="dxa" w:w="1987"/>
+          </w:tcPr>
+          <w:p>
+            <w:pPr>
+              <w:jc w:val="left"/>
+            </w:pPr>
+            <w:r>
+              <w:rPr>
+                <w:rFonts w:ascii="TimeNewRoman" w:hAnsi="TimeNewRoman"/>
+                <w:sz w:val="30"/>
+              </w:rPr>
+              <w:t>6</w:t>
+            </w:r>
+          </w:p>
+        </w:tc>
+        <w:tc>
+          <w:tcPr>
+            <w:tcW w:type="dxa" w:w="1987"/>
+          </w:tcPr>
+          <w:p>
+            <w:pPr>
+              <w:jc w:val="left"/>
+            </w:pPr>
+            <w:r>
+              <w:rPr>
+                <w:rFonts w:ascii="TimeNewRoman" w:hAnsi="TimeNewRoman"/>
+                <w:sz w:val="30"/>
+              </w:rPr>
+              <w:t>29</w:t>
+            </w:r>
+          </w:p>
+        </w:tc>
+      </w:tr>
+      <w:tr>
+        <w:tc>
+          <w:tcPr>
+            <w:tcW w:type="dxa" w:w="1987"/>
+          </w:tcPr>
+          <w:p>
+            <w:pPr>
+              <w:jc w:val="left"/>
+            </w:pPr>
+            <w:r>
+              <w:rPr>
+                <w:rFonts w:ascii="TimeNewRoman" w:hAnsi="TimeNewRoman"/>
+                <w:sz w:val="30"/>
+              </w:rPr>
+              <w:t>6</w:t>
+            </w:r>
+          </w:p>
+        </w:tc>
+        <w:tc>
+          <w:tcPr>
+            <w:tcW w:type="dxa" w:w="1987"/>
+          </w:tcPr>
+          <w:p>
+            <w:pPr>
+              <w:jc w:val="left"/>
+            </w:pPr>
+            <w:r>
+              <w:rPr>
+                <w:rFonts w:ascii="TimeNewRoman" w:hAnsi="TimeNewRoman"/>
+                <w:sz w:val="30"/>
+              </w:rPr>
+              <w:t>20</w:t>
+            </w:r>
+          </w:p>
+        </w:tc>
+        <w:tc>
+          <w:tcPr>
+            <w:tcW w:type="dxa" w:w="1987"/>
+          </w:tcPr>
+          <w:p>
+            <w:pPr>
+              <w:jc w:val="left"/>
+            </w:pPr>
+            <w:r>
+              <w:rPr>
+                <w:rFonts w:ascii="TimeNewRoman" w:hAnsi="TimeNewRoman"/>
+                <w:sz w:val="30"/>
+              </w:rPr>
+              <w:t>66</w:t>
             </w:r>
           </w:p>
         </w:tc>
@@ -352,24 +369,7 @@
                 <w:rFonts w:ascii="TimeNewRoman" w:hAnsi="TimeNewRoman"/>
                 <w:sz w:val="30"/>
               </w:rPr>
-              <w:t>63</w:t>
-            </w:r>
-          </w:p>
-        </w:tc>
-        <w:tc>
-          <w:tcPr>
-            <w:tcW w:type="dxa" w:w="1987"/>
-          </w:tcPr>
-          <w:p>
-            <w:pPr>
-              <w:jc w:val="left"/>
-            </w:pPr>
-            <w:r>
-              <w:rPr>
-                <w:rFonts w:ascii="TimeNewRoman" w:hAnsi="TimeNewRoman"/>
-                <w:sz w:val="30"/>
-              </w:rPr>
-              <w:t>92</w:t>
+              <w:t>72</w:t>
             </w:r>
           </w:p>
         </w:tc>
@@ -388,7 +388,7 @@
                 <w:rFonts w:ascii="TimeNewRoman" w:hAnsi="TimeNewRoman"/>
                 <w:sz w:val="30"/>
               </w:rPr>
-              <w:t>54</w:t>
+              <w:t>44</w:t>
             </w:r>
           </w:p>
         </w:tc>
@@ -405,7 +405,7 @@
                 <w:rFonts w:ascii="TimeNewRoman" w:hAnsi="TimeNewRoman"/>
                 <w:sz w:val="30"/>
               </w:rPr>
-              <w:t>9</w:t>
+              <w:t>125</w:t>
             </w:r>
           </w:p>
         </w:tc>
@@ -422,10 +422,46 @@
                 <w:rFonts w:ascii="TimeNewRoman" w:hAnsi="TimeNewRoman"/>
                 <w:sz w:val="30"/>
               </w:rPr>
-              <w:t>46</w:t>
+              <w:t>3</w:t>
             </w:r>
           </w:p>
         </w:tc>
+        <w:tc>
+          <w:tcPr>
+            <w:tcW w:type="dxa" w:w="1987"/>
+          </w:tcPr>
+          <w:p>
+            <w:pPr>
+              <w:jc w:val="left"/>
+            </w:pPr>
+            <w:r>
+              <w:rPr>
+                <w:rFonts w:ascii="TimeNewRoman" w:hAnsi="TimeNewRoman"/>
+                <w:sz w:val="30"/>
+              </w:rPr>
+              <w:t>21</w:t>
+            </w:r>
+          </w:p>
+        </w:tc>
+        <w:tc>
+          <w:tcPr>
+            <w:tcW w:type="dxa" w:w="1987"/>
+          </w:tcPr>
+          <w:p>
+            <w:pPr>
+              <w:jc w:val="left"/>
+            </w:pPr>
+            <w:r>
+              <w:rPr>
+                <w:rFonts w:ascii="TimeNewRoman" w:hAnsi="TimeNewRoman"/>
+                <w:sz w:val="30"/>
+              </w:rPr>
+              <w:t>16</w:t>
+            </w:r>
+          </w:p>
+        </w:tc>
+      </w:tr>
+      <w:tr>
         <w:tc>
           <w:tcPr>
             <w:tcW w:type="dxa" w:w="1987"/>
@@ -456,7 +492,58 @@
                 <w:rFonts w:ascii="TimeNewRoman" w:hAnsi="TimeNewRoman"/>
                 <w:sz w:val="30"/>
               </w:rPr>
-              <w:t>8</w:t>
+              <w:t>56</w:t>
+            </w:r>
+          </w:p>
+        </w:tc>
+        <w:tc>
+          <w:tcPr>
+            <w:tcW w:type="dxa" w:w="1987"/>
+          </w:tcPr>
+          <w:p>
+            <w:pPr>
+              <w:jc w:val="left"/>
+            </w:pPr>
+            <w:r>
+              <w:rPr>
+                <w:rFonts w:ascii="TimeNewRoman" w:hAnsi="TimeNewRoman"/>
+                <w:sz w:val="30"/>
+              </w:rPr>
+              <w:t>117</w:t>
+            </w:r>
+          </w:p>
+        </w:tc>
+        <w:tc>
+          <w:tcPr>
+            <w:tcW w:type="dxa" w:w="1987"/>
+          </w:tcPr>
+          <w:p>
+            <w:pPr>
+              <w:jc w:val="left"/>
+            </w:pPr>
+            <w:r>
+              <w:rPr>
+                <w:rFonts w:ascii="TimeNewRoman" w:hAnsi="TimeNewRoman"/>
+                <w:sz w:val="30"/>
+              </w:rPr>
+              <w:t>45</w:t>
+            </w:r>
+          </w:p>
+        </w:tc>
+        <w:tc>
+          <w:tcPr>
+            <w:tcW w:type="dxa" w:w="1987"/>
+          </w:tcPr>
+          <w:p>
+            <w:pPr>
+              <w:jc w:val="left"/>
+            </w:pPr>
+            <w:r>
+              <w:rPr>
+                <w:rFonts w:ascii="TimeNewRoman" w:hAnsi="TimeNewRoman"/>
+                <w:sz w:val="30"/>
+              </w:rPr>
+              <w:t>48</w:t>
             </w:r>
           </w:p>
         </w:tc>
@@ -475,145 +562,7 @@
                 <w:rFonts w:ascii="TimeNewRoman" w:hAnsi="TimeNewRoman"/>
                 <w:sz w:val="30"/>
               </w:rPr>
-              <w:t>143</w:t>
-            </w:r>
-          </w:p>
-        </w:tc>
-        <w:tc>
-          <w:tcPr>
-            <w:tcW w:type="dxa" w:w="1987"/>
-          </w:tcPr>
-          <w:p>
-            <w:pPr>
-              <w:jc w:val="left"/>
-            </w:pPr>
-            <w:r>
-              <w:rPr>
-                <w:rFonts w:ascii="TimeNewRoman" w:hAnsi="TimeNewRoman"/>
-                <w:sz w:val="30"/>
-              </w:rPr>
-              <w:t>53</w:t>
-            </w:r>
-          </w:p>
-        </w:tc>
-        <w:tc>
-          <w:tcPr>
-            <w:tcW w:type="dxa" w:w="1987"/>
-          </w:tcPr>
-          <w:p>
-            <w:pPr>
-              <w:jc w:val="left"/>
-            </w:pPr>
-            <w:r>
-              <w:rPr>
-                <w:rFonts w:ascii="TimeNewRoman" w:hAnsi="TimeNewRoman"/>
-                <w:sz w:val="30"/>
-              </w:rPr>
-              <w:t>12</w:t>
-            </w:r>
-          </w:p>
-        </w:tc>
-        <w:tc>
-          <w:tcPr>
-            <w:tcW w:type="dxa" w:w="1987"/>
-          </w:tcPr>
-          <w:p>
-            <w:pPr>
-              <w:jc w:val="left"/>
-            </w:pPr>
-            <w:r>
-              <w:rPr>
-                <w:rFonts w:ascii="TimeNewRoman" w:hAnsi="TimeNewRoman"/>
-                <w:sz w:val="30"/>
-              </w:rPr>
-              <w:t>24</w:t>
-            </w:r>
-          </w:p>
-        </w:tc>
-        <w:tc>
-          <w:tcPr>
-            <w:tcW w:type="dxa" w:w="1987"/>
-          </w:tcPr>
-          <w:p>
-            <w:pPr>
-              <w:jc w:val="left"/>
-            </w:pPr>
-            <w:r>
-              <w:rPr>
-                <w:rFonts w:ascii="TimeNewRoman" w:hAnsi="TimeNewRoman"/>
-                <w:sz w:val="30"/>
-              </w:rPr>
-              <w:t>24</w:t>
-            </w:r>
-          </w:p>
-        </w:tc>
-      </w:tr>
-      <w:tr>
-        <w:tc>
-          <w:tcPr>
-            <w:tcW w:type="dxa" w:w="1987"/>
-          </w:tcPr>
-          <w:p>
-            <w:pPr>
-              <w:jc w:val="left"/>
-            </w:pPr>
-            <w:r>
-              <w:rPr>
-                <w:rFonts w:ascii="TimeNewRoman" w:hAnsi="TimeNewRoman"/>
-                <w:sz w:val="30"/>
-              </w:rPr>
-              <w:t>35</w:t>
-            </w:r>
-          </w:p>
-        </w:tc>
-        <w:tc>
-          <w:tcPr>
-            <w:tcW w:type="dxa" w:w="1987"/>
-          </w:tcPr>
-          <w:p>
-            <w:pPr>
-              <w:jc w:val="left"/>
-            </w:pPr>
-            <w:r>
-              <w:rPr>
-                <w:rFonts w:ascii="TimeNewRoman" w:hAnsi="TimeNewRoman"/>
-                <w:sz w:val="30"/>
-              </w:rPr>
-              <w:t>35</w:t>
-            </w:r>
-          </w:p>
-        </w:tc>
-        <w:tc>
-          <w:tcPr>
-            <w:tcW w:type="dxa" w:w="1987"/>
-          </w:tcPr>
-          <w:p>
-            <w:pPr>
-              <w:jc w:val="left"/>
-            </w:pPr>
-            <w:r>
-              <w:rPr>
-                <w:rFonts w:ascii="TimeNewRoman" w:hAnsi="TimeNewRoman"/>
-                <w:sz w:val="30"/>
-              </w:rPr>
-              <w:t>69</w:t>
-            </w:r>
-          </w:p>
-        </w:tc>
-        <w:tc>
-          <w:tcPr>
-            <w:tcW w:type="dxa" w:w="1987"/>
-          </w:tcPr>
-          <w:p>
-            <w:pPr>
-              <w:jc w:val="left"/>
-            </w:pPr>
-            <w:r>
-              <w:rPr>
-                <w:rFonts w:ascii="TimeNewRoman" w:hAnsi="TimeNewRoman"/>
-                <w:sz w:val="30"/>
-              </w:rPr>
-              <w:t>89</w:t>
+              <w:t>3</w:t>
             </w:r>
           </w:p>
         </w:tc>
@@ -634,6 +583,57 @@
             </w:r>
           </w:p>
         </w:tc>
+        <w:tc>
+          <w:tcPr>
+            <w:tcW w:type="dxa" w:w="1987"/>
+          </w:tcPr>
+          <w:p>
+            <w:pPr>
+              <w:jc w:val="left"/>
+            </w:pPr>
+            <w:r>
+              <w:rPr>
+                <w:rFonts w:ascii="TimeNewRoman" w:hAnsi="TimeNewRoman"/>
+                <w:sz w:val="30"/>
+              </w:rPr>
+              <w:t>92</w:t>
+            </w:r>
+          </w:p>
+        </w:tc>
+        <w:tc>
+          <w:tcPr>
+            <w:tcW w:type="dxa" w:w="1987"/>
+          </w:tcPr>
+          <w:p>
+            <w:pPr>
+              <w:jc w:val="left"/>
+            </w:pPr>
+            <w:r>
+              <w:rPr>
+                <w:rFonts w:ascii="TimeNewRoman" w:hAnsi="TimeNewRoman"/>
+                <w:sz w:val="30"/>
+              </w:rPr>
+              <w:t>28</w:t>
+            </w:r>
+          </w:p>
+        </w:tc>
+        <w:tc>
+          <w:tcPr>
+            <w:tcW w:type="dxa" w:w="1987"/>
+          </w:tcPr>
+          <w:p>
+            <w:pPr>
+              <w:jc w:val="left"/>
+            </w:pPr>
+            <w:r>
+              <w:rPr>
+                <w:rFonts w:ascii="TimeNewRoman" w:hAnsi="TimeNewRoman"/>
+                <w:sz w:val="30"/>
+              </w:rPr>
+              <w:t>11</w:t>
+            </w:r>
+          </w:p>
+        </w:tc>
       </w:tr>
       <w:tr>
         <w:tc>
@@ -649,7 +649,41 @@
                 <w:rFonts w:ascii="TimeNewRoman" w:hAnsi="TimeNewRoman"/>
                 <w:sz w:val="30"/>
               </w:rPr>
-              <w:t>9</w:t>
+              <w:t>14</w:t>
+            </w:r>
+          </w:p>
+        </w:tc>
+        <w:tc>
+          <w:tcPr>
+            <w:tcW w:type="dxa" w:w="1987"/>
+          </w:tcPr>
+          <w:p>
+            <w:pPr>
+              <w:jc w:val="left"/>
+            </w:pPr>
+            <w:r>
+              <w:rPr>
+                <w:rFonts w:ascii="TimeNewRoman" w:hAnsi="TimeNewRoman"/>
+                <w:sz w:val="30"/>
+              </w:rPr>
+              <w:t>4</w:t>
+            </w:r>
+          </w:p>
+        </w:tc>
+        <w:tc>
+          <w:tcPr>
+            <w:tcW w:type="dxa" w:w="1987"/>
+          </w:tcPr>
+          <w:p>
+            <w:pPr>
+              <w:jc w:val="left"/>
+            </w:pPr>
+            <w:r>
+              <w:rPr>
+                <w:rFonts w:ascii="TimeNewRoman" w:hAnsi="TimeNewRoman"/>
+                <w:sz w:val="30"/>
+              </w:rPr>
+              <w:t>78</w:t>
             </w:r>
           </w:p>
         </w:tc>
@@ -683,7 +717,26 @@
                 <w:rFonts w:ascii="TimeNewRoman" w:hAnsi="TimeNewRoman"/>
                 <w:sz w:val="30"/>
               </w:rPr>
-              <w:t>18</w:t>
+              <w:t>27</w:t>
+            </w:r>
+          </w:p>
+        </w:tc>
+      </w:tr>
+      <w:tr>
+        <w:tc>
+          <w:tcPr>
+            <w:tcW w:type="dxa" w:w="1987"/>
+          </w:tcPr>
+          <w:p>
+            <w:pPr>
+              <w:jc w:val="left"/>
+            </w:pPr>
+            <w:r>
+              <w:rPr>
+                <w:rFonts w:ascii="TimeNewRoman" w:hAnsi="TimeNewRoman"/>
+                <w:sz w:val="30"/>
+              </w:rPr>
+              <w:t>51</w:t>
             </w:r>
           </w:p>
         </w:tc>
@@ -700,7 +753,302 @@
                 <w:rFonts w:ascii="TimeNewRoman" w:hAnsi="TimeNewRoman"/>
                 <w:sz w:val="30"/>
               </w:rPr>
-              <w:t>18</w:t>
+              <w:t>86</w:t>
+            </w:r>
+          </w:p>
+        </w:tc>
+        <w:tc>
+          <w:tcPr>
+            <w:tcW w:type="dxa" w:w="1987"/>
+          </w:tcPr>
+          <w:p>
+            <w:pPr>
+              <w:jc w:val="left"/>
+            </w:pPr>
+            <w:r>
+              <w:rPr>
+                <w:rFonts w:ascii="TimeNewRoman" w:hAnsi="TimeNewRoman"/>
+                <w:sz w:val="30"/>
+              </w:rPr>
+              <w:t>179</w:t>
+            </w:r>
+          </w:p>
+        </w:tc>
+        <w:tc>
+          <w:tcPr>
+            <w:tcW w:type="dxa" w:w="1987"/>
+          </w:tcPr>
+          <w:p>
+            <w:pPr>
+              <w:jc w:val="left"/>
+            </w:pPr>
+            <w:r>
+              <w:rPr>
+                <w:rFonts w:ascii="TimeNewRoman" w:hAnsi="TimeNewRoman"/>
+                <w:sz w:val="30"/>
+              </w:rPr>
+              <w:t>83</w:t>
+            </w:r>
+          </w:p>
+        </w:tc>
+        <w:tc>
+          <w:tcPr>
+            <w:tcW w:type="dxa" w:w="1987"/>
+          </w:tcPr>
+          <w:p>
+            <w:pPr>
+              <w:jc w:val="left"/>
+            </w:pPr>
+            <w:r>
+              <w:rPr>
+                <w:rFonts w:ascii="TimeNewRoman" w:hAnsi="TimeNewRoman"/>
+                <w:sz w:val="30"/>
+              </w:rPr>
+              <w:t>2</w:t>
+            </w:r>
+          </w:p>
+        </w:tc>
+      </w:tr>
+      <w:tr>
+        <w:tc>
+          <w:tcPr>
+            <w:tcW w:type="dxa" w:w="1987"/>
+          </w:tcPr>
+          <w:p>
+            <w:pPr>
+              <w:jc w:val="left"/>
+            </w:pPr>
+            <w:r>
+              <w:rPr>
+                <w:rFonts w:ascii="TimeNewRoman" w:hAnsi="TimeNewRoman"/>
+                <w:sz w:val="30"/>
+              </w:rPr>
+              <w:t>7</w:t>
+            </w:r>
+          </w:p>
+        </w:tc>
+        <w:tc>
+          <w:tcPr>
+            <w:tcW w:type="dxa" w:w="1987"/>
+          </w:tcPr>
+          <w:p>
+            <w:pPr>
+              <w:jc w:val="left"/>
+            </w:pPr>
+            <w:r>
+              <w:rPr>
+                <w:rFonts w:ascii="TimeNewRoman" w:hAnsi="TimeNewRoman"/>
+                <w:sz w:val="30"/>
+              </w:rPr>
+              <w:t>76</w:t>
+            </w:r>
+          </w:p>
+        </w:tc>
+        <w:tc>
+          <w:tcPr>
+            <w:tcW w:type="dxa" w:w="1987"/>
+          </w:tcPr>
+          <w:p>
+            <w:pPr>
+              <w:jc w:val="left"/>
+            </w:pPr>
+            <w:r>
+              <w:rPr>
+                <w:rFonts w:ascii="TimeNewRoman" w:hAnsi="TimeNewRoman"/>
+                <w:sz w:val="30"/>
+              </w:rPr>
+              <w:t>16</w:t>
+            </w:r>
+          </w:p>
+        </w:tc>
+        <w:tc>
+          <w:tcPr>
+            <w:tcW w:type="dxa" w:w="1987"/>
+          </w:tcPr>
+          <w:p>
+            <w:pPr>
+              <w:jc w:val="left"/>
+            </w:pPr>
+            <w:r>
+              <w:rPr>
+                <w:rFonts w:ascii="TimeNewRoman" w:hAnsi="TimeNewRoman"/>
+                <w:sz w:val="30"/>
+              </w:rPr>
+              <w:t>99</w:t>
+            </w:r>
+          </w:p>
+        </w:tc>
+        <w:tc>
+          <w:tcPr>
+            <w:tcW w:type="dxa" w:w="1987"/>
+          </w:tcPr>
+          <w:p>
+            <w:pPr>
+              <w:jc w:val="left"/>
+            </w:pPr>
+            <w:r>
+              <w:rPr>
+                <w:rFonts w:ascii="TimeNewRoman" w:hAnsi="TimeNewRoman"/>
+                <w:sz w:val="30"/>
+              </w:rPr>
+              <w:t>42</w:t>
+            </w:r>
+          </w:p>
+        </w:tc>
+      </w:tr>
+      <w:tr>
+        <w:tc>
+          <w:tcPr>
+            <w:tcW w:type="dxa" w:w="1987"/>
+          </w:tcPr>
+          <w:p>
+            <w:pPr>
+              <w:jc w:val="left"/>
+            </w:pPr>
+            <w:r>
+              <w:rPr>
+                <w:rFonts w:ascii="TimeNewRoman" w:hAnsi="TimeNewRoman"/>
+                <w:sz w:val="30"/>
+              </w:rPr>
+              <w:t>23</w:t>
+            </w:r>
+          </w:p>
+        </w:tc>
+        <w:tc>
+          <w:tcPr>
+            <w:tcW w:type="dxa" w:w="1987"/>
+          </w:tcPr>
+          <w:p>
+            <w:pPr>
+              <w:jc w:val="left"/>
+            </w:pPr>
+            <w:r>
+              <w:rPr>
+                <w:rFonts w:ascii="TimeNewRoman" w:hAnsi="TimeNewRoman"/>
+                <w:sz w:val="30"/>
+              </w:rPr>
+              <w:t>8</w:t>
+            </w:r>
+          </w:p>
+        </w:tc>
+        <w:tc>
+          <w:tcPr>
+            <w:tcW w:type="dxa" w:w="1987"/>
+          </w:tcPr>
+          <w:p>
+            <w:pPr>
+              <w:jc w:val="left"/>
+            </w:pPr>
+            <w:r>
+              <w:rPr>
+                <w:rFonts w:ascii="TimeNewRoman" w:hAnsi="TimeNewRoman"/>
+                <w:sz w:val="30"/>
+              </w:rPr>
+              <w:t>238</w:t>
+            </w:r>
+          </w:p>
+        </w:tc>
+        <w:tc>
+          <w:tcPr>
+            <w:tcW w:type="dxa" w:w="1987"/>
+          </w:tcPr>
+          <w:p>
+            <w:pPr>
+              <w:jc w:val="left"/>
+            </w:pPr>
+            <w:r>
+              <w:rPr>
+                <w:rFonts w:ascii="TimeNewRoman" w:hAnsi="TimeNewRoman"/>
+                <w:sz w:val="30"/>
+              </w:rPr>
+              <w:t>65</w:t>
+            </w:r>
+          </w:p>
+        </w:tc>
+        <w:tc>
+          <w:tcPr>
+            <w:tcW w:type="dxa" w:w="1987"/>
+          </w:tcPr>
+          <w:p>
+            <w:pPr>
+              <w:jc w:val="left"/>
+            </w:pPr>
+            <w:r>
+              <w:rPr>
+                <w:rFonts w:ascii="TimeNewRoman" w:hAnsi="TimeNewRoman"/>
+                <w:sz w:val="30"/>
+              </w:rPr>
+              <w:t>102</w:t>
+            </w:r>
+          </w:p>
+        </w:tc>
+      </w:tr>
+      <w:tr>
+        <w:tc>
+          <w:tcPr>
+            <w:tcW w:type="dxa" w:w="1987"/>
+          </w:tcPr>
+          <w:p>
+            <w:pPr>
+              <w:jc w:val="left"/>
+            </w:pPr>
+            <w:r>
+              <w:rPr>
+                <w:rFonts w:ascii="TimeNewRoman" w:hAnsi="TimeNewRoman"/>
+                <w:sz w:val="30"/>
+              </w:rPr>
+              <w:t>10</w:t>
+            </w:r>
+          </w:p>
+        </w:tc>
+        <w:tc>
+          <w:tcPr>
+            <w:tcW w:type="dxa" w:w="1987"/>
+          </w:tcPr>
+          <w:p>
+            <w:pPr>
+              <w:jc w:val="left"/>
+            </w:pPr>
+            <w:r>
+              <w:rPr>
+                <w:rFonts w:ascii="TimeNewRoman" w:hAnsi="TimeNewRoman"/>
+                <w:sz w:val="30"/>
+              </w:rPr>
+              <w:t>146</w:t>
+            </w:r>
+          </w:p>
+        </w:tc>
+        <w:tc>
+          <w:tcPr>
+            <w:tcW w:type="dxa" w:w="1987"/>
+          </w:tcPr>
+          <w:p>
+            <w:pPr>
+              <w:jc w:val="left"/>
+            </w:pPr>
+            <w:r>
+              <w:rPr>
+                <w:rFonts w:ascii="TimeNewRoman" w:hAnsi="TimeNewRoman"/>
+                <w:sz w:val="30"/>
+              </w:rPr>
+              <w:t>3</w:t>
+            </w:r>
+          </w:p>
+        </w:tc>
+        <w:tc>
+          <w:tcPr>
+            <w:tcW w:type="dxa" w:w="1987"/>
+          </w:tcPr>
+          <w:p>
+            <w:pPr>
+              <w:jc w:val="left"/>
+            </w:pPr>
+            <w:r>
+              <w:rPr>
+                <w:rFonts w:ascii="TimeNewRoman" w:hAnsi="TimeNewRoman"/>
+                <w:sz w:val="30"/>
+              </w:rPr>
+              <w:t>84</w:t>
             </w:r>
           </w:p>
         </w:tc>
@@ -736,372 +1084,7 @@
                 <w:rFonts w:ascii="TimeNewRoman" w:hAnsi="TimeNewRoman"/>
                 <w:sz w:val="30"/>
               </w:rPr>
-              <w:t>18</w:t>
-            </w:r>
-          </w:p>
-        </w:tc>
-        <w:tc>
-          <w:tcPr>
-            <w:tcW w:type="dxa" w:w="1987"/>
-          </w:tcPr>
-          <w:p>
-            <w:pPr>
-              <w:jc w:val="left"/>
-            </w:pPr>
-            <w:r>
-              <w:rPr>
-                <w:rFonts w:ascii="TimeNewRoman" w:hAnsi="TimeNewRoman"/>
-                <w:sz w:val="30"/>
-              </w:rPr>
-              <w:t>39</w:t>
-            </w:r>
-          </w:p>
-        </w:tc>
-        <w:tc>
-          <w:tcPr>
-            <w:tcW w:type="dxa" w:w="1987"/>
-          </w:tcPr>
-          <w:p>
-            <w:pPr>
-              <w:jc w:val="left"/>
-            </w:pPr>
-            <w:r>
-              <w:rPr>
-                <w:rFonts w:ascii="TimeNewRoman" w:hAnsi="TimeNewRoman"/>
-                <w:sz w:val="30"/>
-              </w:rPr>
-              <w:t>9</w:t>
-            </w:r>
-          </w:p>
-        </w:tc>
-        <w:tc>
-          <w:tcPr>
-            <w:tcW w:type="dxa" w:w="1987"/>
-          </w:tcPr>
-          <w:p>
-            <w:pPr>
-              <w:jc w:val="left"/>
-            </w:pPr>
-            <w:r>
-              <w:rPr>
-                <w:rFonts w:ascii="TimeNewRoman" w:hAnsi="TimeNewRoman"/>
-                <w:sz w:val="30"/>
-              </w:rPr>
-              <w:t>63</w:t>
-            </w:r>
-          </w:p>
-        </w:tc>
-        <w:tc>
-          <w:tcPr>
-            <w:tcW w:type="dxa" w:w="1987"/>
-          </w:tcPr>
-          <w:p>
-            <w:pPr>
-              <w:jc w:val="left"/>
-            </w:pPr>
-            <w:r>
-              <w:rPr>
-                <w:rFonts w:ascii="TimeNewRoman" w:hAnsi="TimeNewRoman"/>
-                <w:sz w:val="30"/>
-              </w:rPr>
-              <w:t>85</w:t>
-            </w:r>
-          </w:p>
-        </w:tc>
-      </w:tr>
-      <w:tr>
-        <w:tc>
-          <w:tcPr>
-            <w:tcW w:type="dxa" w:w="1987"/>
-          </w:tcPr>
-          <w:p>
-            <w:pPr>
-              <w:jc w:val="left"/>
-            </w:pPr>
-            <w:r>
-              <w:rPr>
-                <w:rFonts w:ascii="TimeNewRoman" w:hAnsi="TimeNewRoman"/>
-                <w:sz w:val="30"/>
-              </w:rPr>
-              <w:t>16</w:t>
-            </w:r>
-          </w:p>
-        </w:tc>
-        <w:tc>
-          <w:tcPr>
-            <w:tcW w:type="dxa" w:w="1987"/>
-          </w:tcPr>
-          <w:p>
-            <w:pPr>
-              <w:jc w:val="left"/>
-            </w:pPr>
-            <w:r>
-              <w:rPr>
-                <w:rFonts w:ascii="TimeNewRoman" w:hAnsi="TimeNewRoman"/>
-                <w:sz w:val="30"/>
-              </w:rPr>
-              <w:t>35</w:t>
-            </w:r>
-          </w:p>
-        </w:tc>
-        <w:tc>
-          <w:tcPr>
-            <w:tcW w:type="dxa" w:w="1987"/>
-          </w:tcPr>
-          <w:p>
-            <w:pPr>
-              <w:jc w:val="left"/>
-            </w:pPr>
-            <w:r>
-              <w:rPr>
-                <w:rFonts w:ascii="TimeNewRoman" w:hAnsi="TimeNewRoman"/>
-                <w:sz w:val="30"/>
-              </w:rPr>
-              <w:t>149</w:t>
-            </w:r>
-          </w:p>
-        </w:tc>
-        <w:tc>
-          <w:tcPr>
-            <w:tcW w:type="dxa" w:w="1987"/>
-          </w:tcPr>
-          <w:p>
-            <w:pPr>
-              <w:jc w:val="left"/>
-            </w:pPr>
-            <w:r>
-              <w:rPr>
-                <w:rFonts w:ascii="TimeNewRoman" w:hAnsi="TimeNewRoman"/>
-                <w:sz w:val="30"/>
-              </w:rPr>
-              <w:t>56</w:t>
-            </w:r>
-          </w:p>
-        </w:tc>
-        <w:tc>
-          <w:tcPr>
-            <w:tcW w:type="dxa" w:w="1987"/>
-          </w:tcPr>
-          <w:p>
-            <w:pPr>
-              <w:jc w:val="left"/>
-            </w:pPr>
-            <w:r>
-              <w:rPr>
-                <w:rFonts w:ascii="TimeNewRoman" w:hAnsi="TimeNewRoman"/>
-                <w:sz w:val="30"/>
-              </w:rPr>
-              <w:t>40</w:t>
-            </w:r>
-          </w:p>
-        </w:tc>
-      </w:tr>
-      <w:tr>
-        <w:tc>
-          <w:tcPr>
-            <w:tcW w:type="dxa" w:w="1987"/>
-          </w:tcPr>
-          <w:p>
-            <w:pPr>
-              <w:jc w:val="left"/>
-            </w:pPr>
-            <w:r>
-              <w:rPr>
-                <w:rFonts w:ascii="TimeNewRoman" w:hAnsi="TimeNewRoman"/>
-                <w:sz w:val="30"/>
-              </w:rPr>
-              <w:t>71</w:t>
-            </w:r>
-          </w:p>
-        </w:tc>
-        <w:tc>
-          <w:tcPr>
-            <w:tcW w:type="dxa" w:w="1987"/>
-          </w:tcPr>
-          <w:p>
-            <w:pPr>
-              <w:jc w:val="left"/>
-            </w:pPr>
-            <w:r>
-              <w:rPr>
-                <w:rFonts w:ascii="TimeNewRoman" w:hAnsi="TimeNewRoman"/>
-                <w:sz w:val="30"/>
-              </w:rPr>
-              <w:t>30</w:t>
-            </w:r>
-          </w:p>
-        </w:tc>
-        <w:tc>
-          <w:tcPr>
-            <w:tcW w:type="dxa" w:w="1987"/>
-          </w:tcPr>
-          <w:p>
-            <w:pPr>
-              <w:jc w:val="left"/>
-            </w:pPr>
-            <w:r>
-              <w:rPr>
-                <w:rFonts w:ascii="TimeNewRoman" w:hAnsi="TimeNewRoman"/>
-                <w:sz w:val="30"/>
-              </w:rPr>
-              <w:t>67</w:t>
-            </w:r>
-          </w:p>
-        </w:tc>
-        <w:tc>
-          <w:tcPr>
-            <w:tcW w:type="dxa" w:w="1987"/>
-          </w:tcPr>
-          <w:p>
-            <w:pPr>
-              <w:jc w:val="left"/>
-            </w:pPr>
-            <w:r>
-              <w:rPr>
-                <w:rFonts w:ascii="TimeNewRoman" w:hAnsi="TimeNewRoman"/>
-                <w:sz w:val="30"/>
-              </w:rPr>
-              <w:t>42</w:t>
-            </w:r>
-          </w:p>
-        </w:tc>
-        <w:tc>
-          <w:tcPr>
-            <w:tcW w:type="dxa" w:w="1987"/>
-          </w:tcPr>
-          <w:p>
-            <w:pPr>
-              <w:jc w:val="left"/>
-            </w:pPr>
-            <w:r>
-              <w:rPr>
-                <w:rFonts w:ascii="TimeNewRoman" w:hAnsi="TimeNewRoman"/>
-                <w:sz w:val="30"/>
-              </w:rPr>
-              <w:t>39</w:t>
-            </w:r>
-          </w:p>
-        </w:tc>
-      </w:tr>
-      <w:tr>
-        <w:tc>
-          <w:tcPr>
-            <w:tcW w:type="dxa" w:w="1987"/>
-          </w:tcPr>
-          <w:p>
-            <w:pPr>
-              <w:jc w:val="left"/>
-            </w:pPr>
-            <w:r>
-              <w:rPr>
-                <w:rFonts w:ascii="TimeNewRoman" w:hAnsi="TimeNewRoman"/>
-                <w:sz w:val="30"/>
-              </w:rPr>
-              <w:t>18</w:t>
-            </w:r>
-          </w:p>
-        </w:tc>
-        <w:tc>
-          <w:tcPr>
-            <w:tcW w:type="dxa" w:w="1987"/>
-          </w:tcPr>
-          <w:p>
-            <w:pPr>
-              <w:jc w:val="left"/>
-            </w:pPr>
-            <w:r>
-              <w:rPr>
-                <w:rFonts w:ascii="TimeNewRoman" w:hAnsi="TimeNewRoman"/>
-                <w:sz w:val="30"/>
-              </w:rPr>
               <w:t>3</w:t>
-            </w:r>
-          </w:p>
-        </w:tc>
-        <w:tc>
-          <w:tcPr>
-            <w:tcW w:type="dxa" w:w="1987"/>
-          </w:tcPr>
-          <w:p>
-            <w:pPr>
-              <w:jc w:val="left"/>
-            </w:pPr>
-            <w:r>
-              <w:rPr>
-                <w:rFonts w:ascii="TimeNewRoman" w:hAnsi="TimeNewRoman"/>
-                <w:sz w:val="30"/>
-              </w:rPr>
-              <w:t>72</w:t>
-            </w:r>
-          </w:p>
-        </w:tc>
-        <w:tc>
-          <w:tcPr>
-            <w:tcW w:type="dxa" w:w="1987"/>
-          </w:tcPr>
-          <w:p>
-            <w:pPr>
-              <w:jc w:val="left"/>
-            </w:pPr>
-            <w:r>
-              <w:rPr>
-                <w:rFonts w:ascii="TimeNewRoman" w:hAnsi="TimeNewRoman"/>
-                <w:sz w:val="30"/>
-              </w:rPr>
-              <w:t>91</w:t>
-            </w:r>
-          </w:p>
-        </w:tc>
-        <w:tc>
-          <w:tcPr>
-            <w:tcW w:type="dxa" w:w="1987"/>
-          </w:tcPr>
-          <w:p>
-            <w:pPr>
-              <w:jc w:val="left"/>
-            </w:pPr>
-            <w:r>
-              <w:rPr>
-                <w:rFonts w:ascii="TimeNewRoman" w:hAnsi="TimeNewRoman"/>
-                <w:sz w:val="30"/>
-              </w:rPr>
-              <w:t>24</w:t>
-            </w:r>
-          </w:p>
-        </w:tc>
-      </w:tr>
-      <w:tr>
-        <w:tc>
-          <w:tcPr>
-            <w:tcW w:type="dxa" w:w="1987"/>
-          </w:tcPr>
-          <w:p>
-            <w:pPr>
-              <w:jc w:val="left"/>
-            </w:pPr>
-            <w:r>
-              <w:rPr>
-                <w:rFonts w:ascii="TimeNewRoman" w:hAnsi="TimeNewRoman"/>
-                <w:sz w:val="30"/>
-              </w:rPr>
-              <w:t>16</w:t>
-            </w:r>
-          </w:p>
-        </w:tc>
-        <w:tc>
-          <w:tcPr>
-            <w:tcW w:type="dxa" w:w="1987"/>
-          </w:tcPr>
-          <w:p>
-            <w:pPr>
-              <w:jc w:val="left"/>
-            </w:pPr>
-            <w:r>
-              <w:rPr>
-                <w:rFonts w:ascii="TimeNewRoman" w:hAnsi="TimeNewRoman"/>
-                <w:sz w:val="30"/>
-              </w:rPr>
-              <w:t>93</w:t>
             </w:r>
           </w:p>
         </w:tc>
@@ -1135,7 +1118,24 @@
                 <w:rFonts w:ascii="TimeNewRoman" w:hAnsi="TimeNewRoman"/>
                 <w:sz w:val="30"/>
               </w:rPr>
-              <w:t>2</w:t>
+              <w:t>48</w:t>
+            </w:r>
+          </w:p>
+        </w:tc>
+        <w:tc>
+          <w:tcPr>
+            <w:tcW w:type="dxa" w:w="1987"/>
+          </w:tcPr>
+          <w:p>
+            <w:pPr>
+              <w:jc w:val="left"/>
+            </w:pPr>
+            <w:r>
+              <w:rPr>
+                <w:rFonts w:ascii="TimeNewRoman" w:hAnsi="TimeNewRoman"/>
+                <w:sz w:val="30"/>
+              </w:rPr>
+              <w:t>65</w:t>
             </w:r>
           </w:p>
         </w:tc>
@@ -1171,7 +1171,7 @@
                 <w:rFonts w:ascii="TimeNewRoman" w:hAnsi="TimeNewRoman"/>
                 <w:sz w:val="30"/>
               </w:rPr>
-              <w:t>31</w:t>
+              <w:t>90</w:t>
             </w:r>
           </w:p>
         </w:tc>
@@ -1188,7 +1188,7 @@
                 <w:rFonts w:ascii="TimeNewRoman" w:hAnsi="TimeNewRoman"/>
                 <w:sz w:val="30"/>
               </w:rPr>
-              <w:t>98</w:t>
+              <w:t>72</w:t>
             </w:r>
           </w:p>
         </w:tc>
@@ -1205,7 +1205,7 @@
                 <w:rFonts w:ascii="TimeNewRoman" w:hAnsi="TimeNewRoman"/>
                 <w:sz w:val="30"/>
               </w:rPr>
-              <w:t>97</w:t>
+              <w:t>35</w:t>
             </w:r>
           </w:p>
         </w:tc>
@@ -1222,7 +1222,7 @@
                 <w:rFonts w:ascii="TimeNewRoman" w:hAnsi="TimeNewRoman"/>
                 <w:sz w:val="30"/>
               </w:rPr>
-              <w:t>53</w:t>
+              <w:t>40</w:t>
             </w:r>
           </w:p>
         </w:tc>
@@ -1239,355 +1239,7 @@
                 <w:rFonts w:ascii="TimeNewRoman" w:hAnsi="TimeNewRoman"/>
                 <w:sz w:val="30"/>
               </w:rPr>
-              <w:t>39</w:t>
-            </w:r>
-          </w:p>
-        </w:tc>
-      </w:tr>
-      <w:tr>
-        <w:tc>
-          <w:tcPr>
-            <w:tcW w:type="dxa" w:w="1987"/>
-          </w:tcPr>
-          <w:p>
-            <w:pPr>
-              <w:jc w:val="left"/>
-            </w:pPr>
-            <w:r>
-              <w:rPr>
-                <w:rFonts w:ascii="TimeNewRoman" w:hAnsi="TimeNewRoman"/>
-                <w:sz w:val="30"/>
-              </w:rPr>
-              <w:t>25</w:t>
-            </w:r>
-          </w:p>
-        </w:tc>
-        <w:tc>
-          <w:tcPr>
-            <w:tcW w:type="dxa" w:w="1987"/>
-          </w:tcPr>
-          <w:p>
-            <w:pPr>
-              <w:jc w:val="left"/>
-            </w:pPr>
-            <w:r>
-              <w:rPr>
-                <w:rFonts w:ascii="TimeNewRoman" w:hAnsi="TimeNewRoman"/>
-                <w:sz w:val="30"/>
-              </w:rPr>
-              <w:t>21</w:t>
-            </w:r>
-          </w:p>
-        </w:tc>
-        <w:tc>
-          <w:tcPr>
-            <w:tcW w:type="dxa" w:w="1987"/>
-          </w:tcPr>
-          <w:p>
-            <w:pPr>
-              <w:jc w:val="left"/>
-            </w:pPr>
-            <w:r>
-              <w:rPr>
-                <w:rFonts w:ascii="TimeNewRoman" w:hAnsi="TimeNewRoman"/>
-                <w:sz w:val="30"/>
-              </w:rPr>
-              <w:t>14</w:t>
-            </w:r>
-          </w:p>
-        </w:tc>
-        <w:tc>
-          <w:tcPr>
-            <w:tcW w:type="dxa" w:w="1987"/>
-          </w:tcPr>
-          <w:p>
-            <w:pPr>
-              <w:jc w:val="left"/>
-            </w:pPr>
-            <w:r>
-              <w:rPr>
-                <w:rFonts w:ascii="TimeNewRoman" w:hAnsi="TimeNewRoman"/>
-                <w:sz w:val="30"/>
-              </w:rPr>
-              <w:t>0</w:t>
-            </w:r>
-          </w:p>
-        </w:tc>
-        <w:tc>
-          <w:tcPr>
-            <w:tcW w:type="dxa" w:w="1987"/>
-          </w:tcPr>
-          <w:p>
-            <w:pPr>
-              <w:jc w:val="left"/>
-            </w:pPr>
-            <w:r>
-              <w:rPr>
-                <w:rFonts w:ascii="TimeNewRoman" w:hAnsi="TimeNewRoman"/>
-                <w:sz w:val="30"/>
-              </w:rPr>
-              <w:t>4</w:t>
-            </w:r>
-          </w:p>
-        </w:tc>
-      </w:tr>
-      <w:tr>
-        <w:tc>
-          <w:tcPr>
-            <w:tcW w:type="dxa" w:w="1987"/>
-          </w:tcPr>
-          <w:p>
-            <w:pPr>
-              <w:jc w:val="left"/>
-            </w:pPr>
-            <w:r>
-              <w:rPr>
-                <w:rFonts w:ascii="TimeNewRoman" w:hAnsi="TimeNewRoman"/>
-                <w:sz w:val="30"/>
-              </w:rPr>
-              <w:t>14</w:t>
-            </w:r>
-          </w:p>
-        </w:tc>
-        <w:tc>
-          <w:tcPr>
-            <w:tcW w:type="dxa" w:w="1987"/>
-          </w:tcPr>
-          <w:p>
-            <w:pPr>
-              <w:jc w:val="left"/>
-            </w:pPr>
-            <w:r>
-              <w:rPr>
-                <w:rFonts w:ascii="TimeNewRoman" w:hAnsi="TimeNewRoman"/>
-                <w:sz w:val="30"/>
-              </w:rPr>
-              <w:t>51</w:t>
-            </w:r>
-          </w:p>
-        </w:tc>
-        <w:tc>
-          <w:tcPr>
-            <w:tcW w:type="dxa" w:w="1987"/>
-          </w:tcPr>
-          <w:p>
-            <w:pPr>
-              <w:jc w:val="left"/>
-            </w:pPr>
-            <w:r>
-              <w:rPr>
-                <w:rFonts w:ascii="TimeNewRoman" w:hAnsi="TimeNewRoman"/>
-                <w:sz w:val="30"/>
-              </w:rPr>
-              <w:t>11</w:t>
-            </w:r>
-          </w:p>
-        </w:tc>
-        <w:tc>
-          <w:tcPr>
-            <w:tcW w:type="dxa" w:w="1987"/>
-          </w:tcPr>
-          <w:p>
-            <w:pPr>
-              <w:jc w:val="left"/>
-            </w:pPr>
-            <w:r>
-              <w:rPr>
-                <w:rFonts w:ascii="TimeNewRoman" w:hAnsi="TimeNewRoman"/>
-                <w:sz w:val="30"/>
-              </w:rPr>
-              <w:t>12</w:t>
-            </w:r>
-          </w:p>
-        </w:tc>
-        <w:tc>
-          <w:tcPr>
-            <w:tcW w:type="dxa" w:w="1987"/>
-          </w:tcPr>
-          <w:p>
-            <w:pPr>
-              <w:jc w:val="left"/>
-            </w:pPr>
-            <w:r>
-              <w:rPr>
-                <w:rFonts w:ascii="TimeNewRoman" w:hAnsi="TimeNewRoman"/>
-                <w:sz w:val="30"/>
-              </w:rPr>
-              <w:t>31</w:t>
-            </w:r>
-          </w:p>
-        </w:tc>
-      </w:tr>
-      <w:tr>
-        <w:tc>
-          <w:tcPr>
-            <w:tcW w:type="dxa" w:w="1987"/>
-          </w:tcPr>
-          <w:p>
-            <w:pPr>
-              <w:jc w:val="left"/>
-            </w:pPr>
-            <w:r>
-              <w:rPr>
-                <w:rFonts w:ascii="TimeNewRoman" w:hAnsi="TimeNewRoman"/>
-                <w:sz w:val="30"/>
-              </w:rPr>
-              <w:t>41</w:t>
-            </w:r>
-          </w:p>
-        </w:tc>
-        <w:tc>
-          <w:tcPr>
-            <w:tcW w:type="dxa" w:w="1987"/>
-          </w:tcPr>
-          <w:p>
-            <w:pPr>
-              <w:jc w:val="left"/>
-            </w:pPr>
-            <w:r>
-              <w:rPr>
-                <w:rFonts w:ascii="TimeNewRoman" w:hAnsi="TimeNewRoman"/>
-                <w:sz w:val="30"/>
-              </w:rPr>
-              <w:t>68</w:t>
-            </w:r>
-          </w:p>
-        </w:tc>
-        <w:tc>
-          <w:tcPr>
-            <w:tcW w:type="dxa" w:w="1987"/>
-          </w:tcPr>
-          <w:p>
-            <w:pPr>
-              <w:jc w:val="left"/>
-            </w:pPr>
-            <w:r>
-              <w:rPr>
-                <w:rFonts w:ascii="TimeNewRoman" w:hAnsi="TimeNewRoman"/>
-                <w:sz w:val="30"/>
-              </w:rPr>
-              <w:t>10</w:t>
-            </w:r>
-          </w:p>
-        </w:tc>
-        <w:tc>
-          <w:tcPr>
-            <w:tcW w:type="dxa" w:w="1987"/>
-          </w:tcPr>
-          <w:p>
-            <w:pPr>
-              <w:jc w:val="left"/>
-            </w:pPr>
-            <w:r>
-              <w:rPr>
-                <w:rFonts w:ascii="TimeNewRoman" w:hAnsi="TimeNewRoman"/>
-                <w:sz w:val="30"/>
-              </w:rPr>
-              <w:t>10</w:t>
-            </w:r>
-          </w:p>
-        </w:tc>
-        <w:tc>
-          <w:tcPr>
-            <w:tcW w:type="dxa" w:w="1987"/>
-          </w:tcPr>
-          <w:p>
-            <w:pPr>
-              <w:jc w:val="left"/>
-            </w:pPr>
-            <w:r>
-              <w:rPr>
-                <w:rFonts w:ascii="TimeNewRoman" w:hAnsi="TimeNewRoman"/>
-                <w:sz w:val="30"/>
-              </w:rPr>
-              <w:t>78</w:t>
-            </w:r>
-          </w:p>
-        </w:tc>
-      </w:tr>
-      <w:tr>
-        <w:tc>
-          <w:tcPr>
-            <w:tcW w:type="dxa" w:w="1987"/>
-          </w:tcPr>
-          <w:p>
-            <w:pPr>
-              <w:jc w:val="left"/>
-            </w:pPr>
-            <w:r>
-              <w:rPr>
-                <w:rFonts w:ascii="TimeNewRoman" w:hAnsi="TimeNewRoman"/>
-                <w:sz w:val="30"/>
-              </w:rPr>
-              <w:t>19</w:t>
-            </w:r>
-          </w:p>
-        </w:tc>
-        <w:tc>
-          <w:tcPr>
-            <w:tcW w:type="dxa" w:w="1987"/>
-          </w:tcPr>
-          <w:p>
-            <w:pPr>
-              <w:jc w:val="left"/>
-            </w:pPr>
-            <w:r>
-              <w:rPr>
-                <w:rFonts w:ascii="TimeNewRoman" w:hAnsi="TimeNewRoman"/>
-                <w:sz w:val="30"/>
-              </w:rPr>
-              <w:t>4</w:t>
-            </w:r>
-          </w:p>
-        </w:tc>
-        <w:tc>
-          <w:tcPr>
-            <w:tcW w:type="dxa" w:w="1987"/>
-          </w:tcPr>
-          <w:p>
-            <w:pPr>
-              <w:jc w:val="left"/>
-            </w:pPr>
-            <w:r>
-              <w:rPr>
-                <w:rFonts w:ascii="TimeNewRoman" w:hAnsi="TimeNewRoman"/>
-                <w:sz w:val="30"/>
-              </w:rPr>
-              <w:t>28</w:t>
-            </w:r>
-          </w:p>
-        </w:tc>
-        <w:tc>
-          <w:tcPr>
-            <w:tcW w:type="dxa" w:w="1987"/>
-          </w:tcPr>
-          <w:p>
-            <w:pPr>
-              <w:jc w:val="left"/>
-            </w:pPr>
-            <w:r>
-              <w:rPr>
-                <w:rFonts w:ascii="TimeNewRoman" w:hAnsi="TimeNewRoman"/>
-                <w:sz w:val="30"/>
-              </w:rPr>
-              <w:t>160</w:t>
-            </w:r>
-          </w:p>
-        </w:tc>
-        <w:tc>
-          <w:tcPr>
-            <w:tcW w:type="dxa" w:w="1987"/>
-          </w:tcPr>
-          <w:p>
-            <w:pPr>
-              <w:jc w:val="left"/>
-            </w:pPr>
-            <w:r>
-              <w:rPr>
-                <w:rFonts w:ascii="TimeNewRoman" w:hAnsi="TimeNewRoman"/>
-                <w:sz w:val="30"/>
-              </w:rPr>
-              <w:t>49</w:t>
+              <w:t>26</w:t>
             </w:r>
           </w:p>
         </w:tc>
@@ -1623,24 +1275,7 @@
                 <w:rFonts w:ascii="TimeNewRoman" w:hAnsi="TimeNewRoman"/>
                 <w:sz w:val="30"/>
               </w:rPr>
-              <w:t>50</w:t>
-            </w:r>
-          </w:p>
-        </w:tc>
-        <w:tc>
-          <w:tcPr>
-            <w:tcW w:type="dxa" w:w="1987"/>
-          </w:tcPr>
-          <w:p>
-            <w:pPr>
-              <w:jc w:val="left"/>
-            </w:pPr>
-            <w:r>
-              <w:rPr>
-                <w:rFonts w:ascii="TimeNewRoman" w:hAnsi="TimeNewRoman"/>
-                <w:sz w:val="30"/>
-              </w:rPr>
-              <w:t>23</w:t>
+              <w:t>114</w:t>
             </w:r>
           </w:p>
         </w:tc>
@@ -1674,7 +1309,24 @@
                 <w:rFonts w:ascii="TimeNewRoman" w:hAnsi="TimeNewRoman"/>
                 <w:sz w:val="30"/>
               </w:rPr>
-              <w:t>95</w:t>
+              <w:t>38</w:t>
+            </w:r>
+          </w:p>
+        </w:tc>
+        <w:tc>
+          <w:tcPr>
+            <w:tcW w:type="dxa" w:w="1987"/>
+          </w:tcPr>
+          <w:p>
+            <w:pPr>
+              <w:jc w:val="left"/>
+            </w:pPr>
+            <w:r>
+              <w:rPr>
+                <w:rFonts w:ascii="TimeNewRoman" w:hAnsi="TimeNewRoman"/>
+                <w:sz w:val="30"/>
+              </w:rPr>
+              <w:t>30</w:t>
             </w:r>
           </w:p>
         </w:tc>
@@ -1710,7 +1362,7 @@
                 <w:rFonts w:ascii="TimeNewRoman" w:hAnsi="TimeNewRoman"/>
                 <w:sz w:val="30"/>
               </w:rPr>
-              <w:t>6</w:t>
+              <w:t>7</w:t>
             </w:r>
           </w:p>
         </w:tc>
@@ -1727,7 +1379,7 @@
                 <w:rFonts w:ascii="TimeNewRoman" w:hAnsi="TimeNewRoman"/>
                 <w:sz w:val="30"/>
               </w:rPr>
-              <w:t>32</w:t>
+              <w:t>25</w:t>
             </w:r>
           </w:p>
         </w:tc>
@@ -1744,7 +1396,7 @@
                 <w:rFonts w:ascii="TimeNewRoman" w:hAnsi="TimeNewRoman"/>
                 <w:sz w:val="30"/>
               </w:rPr>
-              <w:t>43</w:t>
+              <w:t>54</w:t>
             </w:r>
           </w:p>
         </w:tc>
@@ -1761,7 +1413,355 @@
                 <w:rFonts w:ascii="TimeNewRoman" w:hAnsi="TimeNewRoman"/>
                 <w:sz w:val="30"/>
               </w:rPr>
-              <w:t>60</w:t>
+              <w:t>22</w:t>
+            </w:r>
+          </w:p>
+        </w:tc>
+      </w:tr>
+      <w:tr>
+        <w:tc>
+          <w:tcPr>
+            <w:tcW w:type="dxa" w:w="1987"/>
+          </w:tcPr>
+          <w:p>
+            <w:pPr>
+              <w:jc w:val="left"/>
+            </w:pPr>
+            <w:r>
+              <w:rPr>
+                <w:rFonts w:ascii="TimeNewRoman" w:hAnsi="TimeNewRoman"/>
+                <w:sz w:val="30"/>
+              </w:rPr>
+              <w:t>4</w:t>
+            </w:r>
+          </w:p>
+        </w:tc>
+        <w:tc>
+          <w:tcPr>
+            <w:tcW w:type="dxa" w:w="1987"/>
+          </w:tcPr>
+          <w:p>
+            <w:pPr>
+              <w:jc w:val="left"/>
+            </w:pPr>
+            <w:r>
+              <w:rPr>
+                <w:rFonts w:ascii="TimeNewRoman" w:hAnsi="TimeNewRoman"/>
+                <w:sz w:val="30"/>
+              </w:rPr>
+              <w:t>39</w:t>
+            </w:r>
+          </w:p>
+        </w:tc>
+        <w:tc>
+          <w:tcPr>
+            <w:tcW w:type="dxa" w:w="1987"/>
+          </w:tcPr>
+          <w:p>
+            <w:pPr>
+              <w:jc w:val="left"/>
+            </w:pPr>
+            <w:r>
+              <w:rPr>
+                <w:rFonts w:ascii="TimeNewRoman" w:hAnsi="TimeNewRoman"/>
+                <w:sz w:val="30"/>
+              </w:rPr>
+              <w:t>56</w:t>
+            </w:r>
+          </w:p>
+        </w:tc>
+        <w:tc>
+          <w:tcPr>
+            <w:tcW w:type="dxa" w:w="1987"/>
+          </w:tcPr>
+          <w:p>
+            <w:pPr>
+              <w:jc w:val="left"/>
+            </w:pPr>
+            <w:r>
+              <w:rPr>
+                <w:rFonts w:ascii="TimeNewRoman" w:hAnsi="TimeNewRoman"/>
+                <w:sz w:val="30"/>
+              </w:rPr>
+              <w:t>35</w:t>
+            </w:r>
+          </w:p>
+        </w:tc>
+        <w:tc>
+          <w:tcPr>
+            <w:tcW w:type="dxa" w:w="1987"/>
+          </w:tcPr>
+          <w:p>
+            <w:pPr>
+              <w:jc w:val="left"/>
+            </w:pPr>
+            <w:r>
+              <w:rPr>
+                <w:rFonts w:ascii="TimeNewRoman" w:hAnsi="TimeNewRoman"/>
+                <w:sz w:val="30"/>
+              </w:rPr>
+              <w:t>2</w:t>
+            </w:r>
+          </w:p>
+        </w:tc>
+      </w:tr>
+      <w:tr>
+        <w:tc>
+          <w:tcPr>
+            <w:tcW w:type="dxa" w:w="1987"/>
+          </w:tcPr>
+          <w:p>
+            <w:pPr>
+              <w:jc w:val="left"/>
+            </w:pPr>
+            <w:r>
+              <w:rPr>
+                <w:rFonts w:ascii="TimeNewRoman" w:hAnsi="TimeNewRoman"/>
+                <w:sz w:val="30"/>
+              </w:rPr>
+              <w:t>78</w:t>
+            </w:r>
+          </w:p>
+        </w:tc>
+        <w:tc>
+          <w:tcPr>
+            <w:tcW w:type="dxa" w:w="1987"/>
+          </w:tcPr>
+          <w:p>
+            <w:pPr>
+              <w:jc w:val="left"/>
+            </w:pPr>
+            <w:r>
+              <w:rPr>
+                <w:rFonts w:ascii="TimeNewRoman" w:hAnsi="TimeNewRoman"/>
+                <w:sz w:val="30"/>
+              </w:rPr>
+              <w:t>149</w:t>
+            </w:r>
+          </w:p>
+        </w:tc>
+        <w:tc>
+          <w:tcPr>
+            <w:tcW w:type="dxa" w:w="1987"/>
+          </w:tcPr>
+          <w:p>
+            <w:pPr>
+              <w:jc w:val="left"/>
+            </w:pPr>
+            <w:r>
+              <w:rPr>
+                <w:rFonts w:ascii="TimeNewRoman" w:hAnsi="TimeNewRoman"/>
+                <w:sz w:val="30"/>
+              </w:rPr>
+              <w:t>94</w:t>
+            </w:r>
+          </w:p>
+        </w:tc>
+        <w:tc>
+          <w:tcPr>
+            <w:tcW w:type="dxa" w:w="1987"/>
+          </w:tcPr>
+          <w:p>
+            <w:pPr>
+              <w:jc w:val="left"/>
+            </w:pPr>
+            <w:r>
+              <w:rPr>
+                <w:rFonts w:ascii="TimeNewRoman" w:hAnsi="TimeNewRoman"/>
+                <w:sz w:val="30"/>
+              </w:rPr>
+              <w:t>67</w:t>
+            </w:r>
+          </w:p>
+        </w:tc>
+        <w:tc>
+          <w:tcPr>
+            <w:tcW w:type="dxa" w:w="1987"/>
+          </w:tcPr>
+          <w:p>
+            <w:pPr>
+              <w:jc w:val="left"/>
+            </w:pPr>
+            <w:r>
+              <w:rPr>
+                <w:rFonts w:ascii="TimeNewRoman" w:hAnsi="TimeNewRoman"/>
+                <w:sz w:val="30"/>
+              </w:rPr>
+              <w:t>56</w:t>
+            </w:r>
+          </w:p>
+        </w:tc>
+      </w:tr>
+      <w:tr>
+        <w:tc>
+          <w:tcPr>
+            <w:tcW w:type="dxa" w:w="1987"/>
+          </w:tcPr>
+          <w:p>
+            <w:pPr>
+              <w:jc w:val="left"/>
+            </w:pPr>
+            <w:r>
+              <w:rPr>
+                <w:rFonts w:ascii="TimeNewRoman" w:hAnsi="TimeNewRoman"/>
+                <w:sz w:val="30"/>
+              </w:rPr>
+              <w:t>93</w:t>
+            </w:r>
+          </w:p>
+        </w:tc>
+        <w:tc>
+          <w:tcPr>
+            <w:tcW w:type="dxa" w:w="1987"/>
+          </w:tcPr>
+          <w:p>
+            <w:pPr>
+              <w:jc w:val="left"/>
+            </w:pPr>
+            <w:r>
+              <w:rPr>
+                <w:rFonts w:ascii="TimeNewRoman" w:hAnsi="TimeNewRoman"/>
+                <w:sz w:val="30"/>
+              </w:rPr>
+              <w:t>141</w:t>
+            </w:r>
+          </w:p>
+        </w:tc>
+        <w:tc>
+          <w:tcPr>
+            <w:tcW w:type="dxa" w:w="1987"/>
+          </w:tcPr>
+          <w:p>
+            <w:pPr>
+              <w:jc w:val="left"/>
+            </w:pPr>
+            <w:r>
+              <w:rPr>
+                <w:rFonts w:ascii="TimeNewRoman" w:hAnsi="TimeNewRoman"/>
+                <w:sz w:val="30"/>
+              </w:rPr>
+              <w:t>45</w:t>
+            </w:r>
+          </w:p>
+        </w:tc>
+        <w:tc>
+          <w:tcPr>
+            <w:tcW w:type="dxa" w:w="1987"/>
+          </w:tcPr>
+          <w:p>
+            <w:pPr>
+              <w:jc w:val="left"/>
+            </w:pPr>
+            <w:r>
+              <w:rPr>
+                <w:rFonts w:ascii="TimeNewRoman" w:hAnsi="TimeNewRoman"/>
+                <w:sz w:val="30"/>
+              </w:rPr>
+              <w:t>39</w:t>
+            </w:r>
+          </w:p>
+        </w:tc>
+        <w:tc>
+          <w:tcPr>
+            <w:tcW w:type="dxa" w:w="1987"/>
+          </w:tcPr>
+          <w:p>
+            <w:pPr>
+              <w:jc w:val="left"/>
+            </w:pPr>
+            <w:r>
+              <w:rPr>
+                <w:rFonts w:ascii="TimeNewRoman" w:hAnsi="TimeNewRoman"/>
+                <w:sz w:val="30"/>
+              </w:rPr>
+              <w:t>28</w:t>
+            </w:r>
+          </w:p>
+        </w:tc>
+      </w:tr>
+      <w:tr>
+        <w:tc>
+          <w:tcPr>
+            <w:tcW w:type="dxa" w:w="1987"/>
+          </w:tcPr>
+          <w:p>
+            <w:pPr>
+              <w:jc w:val="left"/>
+            </w:pPr>
+            <w:r>
+              <w:rPr>
+                <w:rFonts w:ascii="TimeNewRoman" w:hAnsi="TimeNewRoman"/>
+                <w:sz w:val="30"/>
+              </w:rPr>
+              <w:t>50</w:t>
+            </w:r>
+          </w:p>
+        </w:tc>
+        <w:tc>
+          <w:tcPr>
+            <w:tcW w:type="dxa" w:w="1987"/>
+          </w:tcPr>
+          <w:p>
+            <w:pPr>
+              <w:jc w:val="left"/>
+            </w:pPr>
+            <w:r>
+              <w:rPr>
+                <w:rFonts w:ascii="TimeNewRoman" w:hAnsi="TimeNewRoman"/>
+                <w:sz w:val="30"/>
+              </w:rPr>
+              <w:t>63</w:t>
+            </w:r>
+          </w:p>
+        </w:tc>
+        <w:tc>
+          <w:tcPr>
+            <w:tcW w:type="dxa" w:w="1987"/>
+          </w:tcPr>
+          <w:p>
+            <w:pPr>
+              <w:jc w:val="left"/>
+            </w:pPr>
+            <w:r>
+              <w:rPr>
+                <w:rFonts w:ascii="TimeNewRoman" w:hAnsi="TimeNewRoman"/>
+                <w:sz w:val="30"/>
+              </w:rPr>
+              <w:t>111</w:t>
+            </w:r>
+          </w:p>
+        </w:tc>
+        <w:tc>
+          <w:tcPr>
+            <w:tcW w:type="dxa" w:w="1987"/>
+          </w:tcPr>
+          <w:p>
+            <w:pPr>
+              <w:jc w:val="left"/>
+            </w:pPr>
+            <w:r>
+              <w:rPr>
+                <w:rFonts w:ascii="TimeNewRoman" w:hAnsi="TimeNewRoman"/>
+                <w:sz w:val="30"/>
+              </w:rPr>
+              <w:t>18</w:t>
+            </w:r>
+          </w:p>
+        </w:tc>
+        <w:tc>
+          <w:tcPr>
+            <w:tcW w:type="dxa" w:w="1987"/>
+          </w:tcPr>
+          <w:p>
+            <w:pPr>
+              <w:jc w:val="left"/>
+            </w:pPr>
+            <w:r>
+              <w:rPr>
+                <w:rFonts w:ascii="TimeNewRoman" w:hAnsi="TimeNewRoman"/>
+                <w:sz w:val="30"/>
+              </w:rPr>
+              <w:t>64</w:t>
             </w:r>
           </w:p>
         </w:tc>

--- a/answers-of-mixed.docx
+++ b/answers-of-mixed.docx
@@ -40,7 +40,7 @@
                 <w:rFonts w:ascii="TimeNewRoman" w:hAnsi="TimeNewRoman"/>
                 <w:sz w:val="30"/>
               </w:rPr>
-              <w:t>12</w:t>
+              <w:t>72</w:t>
             </w:r>
           </w:p>
         </w:tc>
@@ -57,7 +57,164 @@
                 <w:rFonts w:ascii="TimeNewRoman" w:hAnsi="TimeNewRoman"/>
                 <w:sz w:val="30"/>
               </w:rPr>
-              <w:t>71</w:t>
+              <w:t>4</w:t>
+            </w:r>
+          </w:p>
+        </w:tc>
+        <w:tc>
+          <w:tcPr>
+            <w:tcW w:type="dxa" w:w="1987"/>
+          </w:tcPr>
+          <w:p>
+            <w:pPr>
+              <w:jc w:val="left"/>
+            </w:pPr>
+            <w:r>
+              <w:rPr>
+                <w:rFonts w:ascii="TimeNewRoman" w:hAnsi="TimeNewRoman"/>
+                <w:sz w:val="30"/>
+              </w:rPr>
+              <w:t>54</w:t>
+            </w:r>
+          </w:p>
+        </w:tc>
+        <w:tc>
+          <w:tcPr>
+            <w:tcW w:type="dxa" w:w="1987"/>
+          </w:tcPr>
+          <w:p>
+            <w:pPr>
+              <w:jc w:val="left"/>
+            </w:pPr>
+            <w:r>
+              <w:rPr>
+                <w:rFonts w:ascii="TimeNewRoman" w:hAnsi="TimeNewRoman"/>
+                <w:sz w:val="30"/>
+              </w:rPr>
+              <w:t>24</w:t>
+            </w:r>
+          </w:p>
+        </w:tc>
+        <w:tc>
+          <w:tcPr>
+            <w:tcW w:type="dxa" w:w="1987"/>
+          </w:tcPr>
+          <w:p>
+            <w:pPr>
+              <w:jc w:val="left"/>
+            </w:pPr>
+            <w:r>
+              <w:rPr>
+                <w:rFonts w:ascii="TimeNewRoman" w:hAnsi="TimeNewRoman"/>
+                <w:sz w:val="30"/>
+              </w:rPr>
+              <w:t>56</w:t>
+            </w:r>
+          </w:p>
+        </w:tc>
+      </w:tr>
+      <w:tr>
+        <w:tc>
+          <w:tcPr>
+            <w:tcW w:type="dxa" w:w="1987"/>
+          </w:tcPr>
+          <w:p>
+            <w:pPr>
+              <w:jc w:val="left"/>
+            </w:pPr>
+            <w:r>
+              <w:rPr>
+                <w:rFonts w:ascii="TimeNewRoman" w:hAnsi="TimeNewRoman"/>
+                <w:sz w:val="30"/>
+              </w:rPr>
+              <w:t>63</w:t>
+            </w:r>
+          </w:p>
+        </w:tc>
+        <w:tc>
+          <w:tcPr>
+            <w:tcW w:type="dxa" w:w="1987"/>
+          </w:tcPr>
+          <w:p>
+            <w:pPr>
+              <w:jc w:val="left"/>
+            </w:pPr>
+            <w:r>
+              <w:rPr>
+                <w:rFonts w:ascii="TimeNewRoman" w:hAnsi="TimeNewRoman"/>
+                <w:sz w:val="30"/>
+              </w:rPr>
+              <w:t>188</w:t>
+            </w:r>
+          </w:p>
+        </w:tc>
+        <w:tc>
+          <w:tcPr>
+            <w:tcW w:type="dxa" w:w="1987"/>
+          </w:tcPr>
+          <w:p>
+            <w:pPr>
+              <w:jc w:val="left"/>
+            </w:pPr>
+            <w:r>
+              <w:rPr>
+                <w:rFonts w:ascii="TimeNewRoman" w:hAnsi="TimeNewRoman"/>
+                <w:sz w:val="30"/>
+              </w:rPr>
+              <w:t>9</w:t>
+            </w:r>
+          </w:p>
+        </w:tc>
+        <w:tc>
+          <w:tcPr>
+            <w:tcW w:type="dxa" w:w="1987"/>
+          </w:tcPr>
+          <w:p>
+            <w:pPr>
+              <w:jc w:val="left"/>
+            </w:pPr>
+            <w:r>
+              <w:rPr>
+                <w:rFonts w:ascii="TimeNewRoman" w:hAnsi="TimeNewRoman"/>
+                <w:sz w:val="30"/>
+              </w:rPr>
+              <w:t>69</w:t>
+            </w:r>
+          </w:p>
+        </w:tc>
+        <w:tc>
+          <w:tcPr>
+            <w:tcW w:type="dxa" w:w="1987"/>
+          </w:tcPr>
+          <w:p>
+            <w:pPr>
+              <w:jc w:val="left"/>
+            </w:pPr>
+            <w:r>
+              <w:rPr>
+                <w:rFonts w:ascii="TimeNewRoman" w:hAnsi="TimeNewRoman"/>
+                <w:sz w:val="30"/>
+              </w:rPr>
+              <w:t>23</w:t>
+            </w:r>
+          </w:p>
+        </w:tc>
+      </w:tr>
+      <w:tr>
+        <w:tc>
+          <w:tcPr>
+            <w:tcW w:type="dxa" w:w="1987"/>
+          </w:tcPr>
+          <w:p>
+            <w:pPr>
+              <w:jc w:val="left"/>
+            </w:pPr>
+            <w:r>
+              <w:rPr>
+                <w:rFonts w:ascii="TimeNewRoman" w:hAnsi="TimeNewRoman"/>
+                <w:sz w:val="30"/>
+              </w:rPr>
+              <w:t>36</w:t>
             </w:r>
           </w:p>
         </w:tc>
@@ -91,7 +248,1138 @@
                 <w:rFonts w:ascii="TimeNewRoman" w:hAnsi="TimeNewRoman"/>
                 <w:sz w:val="30"/>
               </w:rPr>
+              <w:t>83</w:t>
+            </w:r>
+          </w:p>
+        </w:tc>
+        <w:tc>
+          <w:tcPr>
+            <w:tcW w:type="dxa" w:w="1987"/>
+          </w:tcPr>
+          <w:p>
+            <w:pPr>
+              <w:jc w:val="left"/>
+            </w:pPr>
+            <w:r>
+              <w:rPr>
+                <w:rFonts w:ascii="TimeNewRoman" w:hAnsi="TimeNewRoman"/>
+                <w:sz w:val="30"/>
+              </w:rPr>
+              <w:t>27</w:t>
+            </w:r>
+          </w:p>
+        </w:tc>
+        <w:tc>
+          <w:tcPr>
+            <w:tcW w:type="dxa" w:w="1987"/>
+          </w:tcPr>
+          <w:p>
+            <w:pPr>
+              <w:jc w:val="left"/>
+            </w:pPr>
+            <w:r>
+              <w:rPr>
+                <w:rFonts w:ascii="TimeNewRoman" w:hAnsi="TimeNewRoman"/>
+                <w:sz w:val="30"/>
+              </w:rPr>
+              <w:t>35</w:t>
+            </w:r>
+          </w:p>
+        </w:tc>
+      </w:tr>
+      <w:tr>
+        <w:tc>
+          <w:tcPr>
+            <w:tcW w:type="dxa" w:w="1987"/>
+          </w:tcPr>
+          <w:p>
+            <w:pPr>
+              <w:jc w:val="left"/>
+            </w:pPr>
+            <w:r>
+              <w:rPr>
+                <w:rFonts w:ascii="TimeNewRoman" w:hAnsi="TimeNewRoman"/>
+                <w:sz w:val="30"/>
+              </w:rPr>
+              <w:t>7</w:t>
+            </w:r>
+          </w:p>
+        </w:tc>
+        <w:tc>
+          <w:tcPr>
+            <w:tcW w:type="dxa" w:w="1987"/>
+          </w:tcPr>
+          <w:p>
+            <w:pPr>
+              <w:jc w:val="left"/>
+            </w:pPr>
+            <w:r>
+              <w:rPr>
+                <w:rFonts w:ascii="TimeNewRoman" w:hAnsi="TimeNewRoman"/>
+                <w:sz w:val="30"/>
+              </w:rPr>
+              <w:t>147</w:t>
+            </w:r>
+          </w:p>
+        </w:tc>
+        <w:tc>
+          <w:tcPr>
+            <w:tcW w:type="dxa" w:w="1987"/>
+          </w:tcPr>
+          <w:p>
+            <w:pPr>
+              <w:jc w:val="left"/>
+            </w:pPr>
+            <w:r>
+              <w:rPr>
+                <w:rFonts w:ascii="TimeNewRoman" w:hAnsi="TimeNewRoman"/>
+                <w:sz w:val="30"/>
+              </w:rPr>
               <w:t>70</w:t>
+            </w:r>
+          </w:p>
+        </w:tc>
+        <w:tc>
+          <w:tcPr>
+            <w:tcW w:type="dxa" w:w="1987"/>
+          </w:tcPr>
+          <w:p>
+            <w:pPr>
+              <w:jc w:val="left"/>
+            </w:pPr>
+            <w:r>
+              <w:rPr>
+                <w:rFonts w:ascii="TimeNewRoman" w:hAnsi="TimeNewRoman"/>
+                <w:sz w:val="30"/>
+              </w:rPr>
+              <w:t>24</w:t>
+            </w:r>
+          </w:p>
+        </w:tc>
+        <w:tc>
+          <w:tcPr>
+            <w:tcW w:type="dxa" w:w="1987"/>
+          </w:tcPr>
+          <w:p>
+            <w:pPr>
+              <w:jc w:val="left"/>
+            </w:pPr>
+            <w:r>
+              <w:rPr>
+                <w:rFonts w:ascii="TimeNewRoman" w:hAnsi="TimeNewRoman"/>
+                <w:sz w:val="30"/>
+              </w:rPr>
+              <w:t>31</w:t>
+            </w:r>
+          </w:p>
+        </w:tc>
+      </w:tr>
+      <w:tr>
+        <w:tc>
+          <w:tcPr>
+            <w:tcW w:type="dxa" w:w="1987"/>
+          </w:tcPr>
+          <w:p>
+            <w:pPr>
+              <w:jc w:val="left"/>
+            </w:pPr>
+            <w:r>
+              <w:rPr>
+                <w:rFonts w:ascii="TimeNewRoman" w:hAnsi="TimeNewRoman"/>
+                <w:sz w:val="30"/>
+              </w:rPr>
+              <w:t>92</w:t>
+            </w:r>
+          </w:p>
+        </w:tc>
+        <w:tc>
+          <w:tcPr>
+            <w:tcW w:type="dxa" w:w="1987"/>
+          </w:tcPr>
+          <w:p>
+            <w:pPr>
+              <w:jc w:val="left"/>
+            </w:pPr>
+            <w:r>
+              <w:rPr>
+                <w:rFonts w:ascii="TimeNewRoman" w:hAnsi="TimeNewRoman"/>
+                <w:sz w:val="30"/>
+              </w:rPr>
+              <w:t>38</w:t>
+            </w:r>
+          </w:p>
+        </w:tc>
+        <w:tc>
+          <w:tcPr>
+            <w:tcW w:type="dxa" w:w="1987"/>
+          </w:tcPr>
+          <w:p>
+            <w:pPr>
+              <w:jc w:val="left"/>
+            </w:pPr>
+            <w:r>
+              <w:rPr>
+                <w:rFonts w:ascii="TimeNewRoman" w:hAnsi="TimeNewRoman"/>
+                <w:sz w:val="30"/>
+              </w:rPr>
+              <w:t>25</w:t>
+            </w:r>
+          </w:p>
+        </w:tc>
+        <w:tc>
+          <w:tcPr>
+            <w:tcW w:type="dxa" w:w="1987"/>
+          </w:tcPr>
+          <w:p>
+            <w:pPr>
+              <w:jc w:val="left"/>
+            </w:pPr>
+            <w:r>
+              <w:rPr>
+                <w:rFonts w:ascii="TimeNewRoman" w:hAnsi="TimeNewRoman"/>
+                <w:sz w:val="30"/>
+              </w:rPr>
+              <w:t>69</w:t>
+            </w:r>
+          </w:p>
+        </w:tc>
+        <w:tc>
+          <w:tcPr>
+            <w:tcW w:type="dxa" w:w="1987"/>
+          </w:tcPr>
+          <w:p>
+            <w:pPr>
+              <w:jc w:val="left"/>
+            </w:pPr>
+            <w:r>
+              <w:rPr>
+                <w:rFonts w:ascii="TimeNewRoman" w:hAnsi="TimeNewRoman"/>
+                <w:sz w:val="30"/>
+              </w:rPr>
+              <w:t>18</w:t>
+            </w:r>
+          </w:p>
+        </w:tc>
+      </w:tr>
+      <w:tr>
+        <w:tc>
+          <w:tcPr>
+            <w:tcW w:type="dxa" w:w="1987"/>
+          </w:tcPr>
+          <w:p>
+            <w:pPr>
+              <w:jc w:val="left"/>
+            </w:pPr>
+            <w:r>
+              <w:rPr>
+                <w:rFonts w:ascii="TimeNewRoman" w:hAnsi="TimeNewRoman"/>
+                <w:sz w:val="30"/>
+              </w:rPr>
+              <w:t>65</w:t>
+            </w:r>
+          </w:p>
+        </w:tc>
+        <w:tc>
+          <w:tcPr>
+            <w:tcW w:type="dxa" w:w="1987"/>
+          </w:tcPr>
+          <w:p>
+            <w:pPr>
+              <w:jc w:val="left"/>
+            </w:pPr>
+            <w:r>
+              <w:rPr>
+                <w:rFonts w:ascii="TimeNewRoman" w:hAnsi="TimeNewRoman"/>
+                <w:sz w:val="30"/>
+              </w:rPr>
+              <w:t>24</w:t>
+            </w:r>
+          </w:p>
+        </w:tc>
+        <w:tc>
+          <w:tcPr>
+            <w:tcW w:type="dxa" w:w="1987"/>
+          </w:tcPr>
+          <w:p>
+            <w:pPr>
+              <w:jc w:val="left"/>
+            </w:pPr>
+            <w:r>
+              <w:rPr>
+                <w:rFonts w:ascii="TimeNewRoman" w:hAnsi="TimeNewRoman"/>
+                <w:sz w:val="30"/>
+              </w:rPr>
+              <w:t>70</w:t>
+            </w:r>
+          </w:p>
+        </w:tc>
+        <w:tc>
+          <w:tcPr>
+            <w:tcW w:type="dxa" w:w="1987"/>
+          </w:tcPr>
+          <w:p>
+            <w:pPr>
+              <w:jc w:val="left"/>
+            </w:pPr>
+            <w:r>
+              <w:rPr>
+                <w:rFonts w:ascii="TimeNewRoman" w:hAnsi="TimeNewRoman"/>
+                <w:sz w:val="30"/>
+              </w:rPr>
+              <w:t>32</w:t>
+            </w:r>
+          </w:p>
+        </w:tc>
+        <w:tc>
+          <w:tcPr>
+            <w:tcW w:type="dxa" w:w="1987"/>
+          </w:tcPr>
+          <w:p>
+            <w:pPr>
+              <w:jc w:val="left"/>
+            </w:pPr>
+            <w:r>
+              <w:rPr>
+                <w:rFonts w:ascii="TimeNewRoman" w:hAnsi="TimeNewRoman"/>
+                <w:sz w:val="30"/>
+              </w:rPr>
+              <w:t>7</w:t>
+            </w:r>
+          </w:p>
+        </w:tc>
+      </w:tr>
+      <w:tr>
+        <w:tc>
+          <w:tcPr>
+            <w:tcW w:type="dxa" w:w="1987"/>
+          </w:tcPr>
+          <w:p>
+            <w:pPr>
+              <w:jc w:val="left"/>
+            </w:pPr>
+            <w:r>
+              <w:rPr>
+                <w:rFonts w:ascii="TimeNewRoman" w:hAnsi="TimeNewRoman"/>
+                <w:sz w:val="30"/>
+              </w:rPr>
+              <w:t>55</w:t>
+            </w:r>
+          </w:p>
+        </w:tc>
+        <w:tc>
+          <w:tcPr>
+            <w:tcW w:type="dxa" w:w="1987"/>
+          </w:tcPr>
+          <w:p>
+            <w:pPr>
+              <w:jc w:val="left"/>
+            </w:pPr>
+            <w:r>
+              <w:rPr>
+                <w:rFonts w:ascii="TimeNewRoman" w:hAnsi="TimeNewRoman"/>
+                <w:sz w:val="30"/>
+              </w:rPr>
+              <w:t>59</w:t>
+            </w:r>
+          </w:p>
+        </w:tc>
+        <w:tc>
+          <w:tcPr>
+            <w:tcW w:type="dxa" w:w="1987"/>
+          </w:tcPr>
+          <w:p>
+            <w:pPr>
+              <w:jc w:val="left"/>
+            </w:pPr>
+            <w:r>
+              <w:rPr>
+                <w:rFonts w:ascii="TimeNewRoman" w:hAnsi="TimeNewRoman"/>
+                <w:sz w:val="30"/>
+              </w:rPr>
+              <w:t>63</w:t>
+            </w:r>
+          </w:p>
+        </w:tc>
+        <w:tc>
+          <w:tcPr>
+            <w:tcW w:type="dxa" w:w="1987"/>
+          </w:tcPr>
+          <w:p>
+            <w:pPr>
+              <w:jc w:val="left"/>
+            </w:pPr>
+            <w:r>
+              <w:rPr>
+                <w:rFonts w:ascii="TimeNewRoman" w:hAnsi="TimeNewRoman"/>
+                <w:sz w:val="30"/>
+              </w:rPr>
+              <w:t>129</w:t>
+            </w:r>
+          </w:p>
+        </w:tc>
+        <w:tc>
+          <w:tcPr>
+            <w:tcW w:type="dxa" w:w="1987"/>
+          </w:tcPr>
+          <w:p>
+            <w:pPr>
+              <w:jc w:val="left"/>
+            </w:pPr>
+            <w:r>
+              <w:rPr>
+                <w:rFonts w:ascii="TimeNewRoman" w:hAnsi="TimeNewRoman"/>
+                <w:sz w:val="30"/>
+              </w:rPr>
+              <w:t>60</w:t>
+            </w:r>
+          </w:p>
+        </w:tc>
+      </w:tr>
+      <w:tr>
+        <w:tc>
+          <w:tcPr>
+            <w:tcW w:type="dxa" w:w="1987"/>
+          </w:tcPr>
+          <w:p>
+            <w:pPr>
+              <w:jc w:val="left"/>
+            </w:pPr>
+            <w:r>
+              <w:rPr>
+                <w:rFonts w:ascii="TimeNewRoman" w:hAnsi="TimeNewRoman"/>
+                <w:sz w:val="30"/>
+              </w:rPr>
+              <w:t>150</w:t>
+            </w:r>
+          </w:p>
+        </w:tc>
+        <w:tc>
+          <w:tcPr>
+            <w:tcW w:type="dxa" w:w="1987"/>
+          </w:tcPr>
+          <w:p>
+            <w:pPr>
+              <w:jc w:val="left"/>
+            </w:pPr>
+            <w:r>
+              <w:rPr>
+                <w:rFonts w:ascii="TimeNewRoman" w:hAnsi="TimeNewRoman"/>
+                <w:sz w:val="30"/>
+              </w:rPr>
+              <w:t>16</w:t>
+            </w:r>
+          </w:p>
+        </w:tc>
+        <w:tc>
+          <w:tcPr>
+            <w:tcW w:type="dxa" w:w="1987"/>
+          </w:tcPr>
+          <w:p>
+            <w:pPr>
+              <w:jc w:val="left"/>
+            </w:pPr>
+            <w:r>
+              <w:rPr>
+                <w:rFonts w:ascii="TimeNewRoman" w:hAnsi="TimeNewRoman"/>
+                <w:sz w:val="30"/>
+              </w:rPr>
+              <w:t>41</w:t>
+            </w:r>
+          </w:p>
+        </w:tc>
+        <w:tc>
+          <w:tcPr>
+            <w:tcW w:type="dxa" w:w="1987"/>
+          </w:tcPr>
+          <w:p>
+            <w:pPr>
+              <w:jc w:val="left"/>
+            </w:pPr>
+            <w:r>
+              <w:rPr>
+                <w:rFonts w:ascii="TimeNewRoman" w:hAnsi="TimeNewRoman"/>
+                <w:sz w:val="30"/>
+              </w:rPr>
+              <w:t>21</w:t>
+            </w:r>
+          </w:p>
+        </w:tc>
+        <w:tc>
+          <w:tcPr>
+            <w:tcW w:type="dxa" w:w="1987"/>
+          </w:tcPr>
+          <w:p>
+            <w:pPr>
+              <w:jc w:val="left"/>
+            </w:pPr>
+            <w:r>
+              <w:rPr>
+                <w:rFonts w:ascii="TimeNewRoman" w:hAnsi="TimeNewRoman"/>
+                <w:sz w:val="30"/>
+              </w:rPr>
+              <w:t>18</w:t>
+            </w:r>
+          </w:p>
+        </w:tc>
+      </w:tr>
+      <w:tr>
+        <w:tc>
+          <w:tcPr>
+            <w:tcW w:type="dxa" w:w="1987"/>
+          </w:tcPr>
+          <w:p>
+            <w:pPr>
+              <w:jc w:val="left"/>
+            </w:pPr>
+            <w:r>
+              <w:rPr>
+                <w:rFonts w:ascii="TimeNewRoman" w:hAnsi="TimeNewRoman"/>
+                <w:sz w:val="30"/>
+              </w:rPr>
+              <w:t>122</w:t>
+            </w:r>
+          </w:p>
+        </w:tc>
+        <w:tc>
+          <w:tcPr>
+            <w:tcW w:type="dxa" w:w="1987"/>
+          </w:tcPr>
+          <w:p>
+            <w:pPr>
+              <w:jc w:val="left"/>
+            </w:pPr>
+            <w:r>
+              <w:rPr>
+                <w:rFonts w:ascii="TimeNewRoman" w:hAnsi="TimeNewRoman"/>
+                <w:sz w:val="30"/>
+              </w:rPr>
+              <w:t>1</w:t>
+            </w:r>
+          </w:p>
+        </w:tc>
+        <w:tc>
+          <w:tcPr>
+            <w:tcW w:type="dxa" w:w="1987"/>
+          </w:tcPr>
+          <w:p>
+            <w:pPr>
+              <w:jc w:val="left"/>
+            </w:pPr>
+            <w:r>
+              <w:rPr>
+                <w:rFonts w:ascii="TimeNewRoman" w:hAnsi="TimeNewRoman"/>
+                <w:sz w:val="30"/>
+              </w:rPr>
+              <w:t>17</w:t>
+            </w:r>
+          </w:p>
+        </w:tc>
+        <w:tc>
+          <w:tcPr>
+            <w:tcW w:type="dxa" w:w="1987"/>
+          </w:tcPr>
+          <w:p>
+            <w:pPr>
+              <w:jc w:val="left"/>
+            </w:pPr>
+            <w:r>
+              <w:rPr>
+                <w:rFonts w:ascii="TimeNewRoman" w:hAnsi="TimeNewRoman"/>
+                <w:sz w:val="30"/>
+              </w:rPr>
+              <w:t>6</w:t>
+            </w:r>
+          </w:p>
+        </w:tc>
+        <w:tc>
+          <w:tcPr>
+            <w:tcW w:type="dxa" w:w="1987"/>
+          </w:tcPr>
+          <w:p>
+            <w:pPr>
+              <w:jc w:val="left"/>
+            </w:pPr>
+            <w:r>
+              <w:rPr>
+                <w:rFonts w:ascii="TimeNewRoman" w:hAnsi="TimeNewRoman"/>
+                <w:sz w:val="30"/>
+              </w:rPr>
+              <w:t>63</w:t>
+            </w:r>
+          </w:p>
+        </w:tc>
+      </w:tr>
+      <w:tr>
+        <w:tc>
+          <w:tcPr>
+            <w:tcW w:type="dxa" w:w="1987"/>
+          </w:tcPr>
+          <w:p>
+            <w:pPr>
+              <w:jc w:val="left"/>
+            </w:pPr>
+            <w:r>
+              <w:rPr>
+                <w:rFonts w:ascii="TimeNewRoman" w:hAnsi="TimeNewRoman"/>
+                <w:sz w:val="30"/>
+              </w:rPr>
+              <w:t>45</w:t>
+            </w:r>
+          </w:p>
+        </w:tc>
+        <w:tc>
+          <w:tcPr>
+            <w:tcW w:type="dxa" w:w="1987"/>
+          </w:tcPr>
+          <w:p>
+            <w:pPr>
+              <w:jc w:val="left"/>
+            </w:pPr>
+            <w:r>
+              <w:rPr>
+                <w:rFonts w:ascii="TimeNewRoman" w:hAnsi="TimeNewRoman"/>
+                <w:sz w:val="30"/>
+              </w:rPr>
+              <w:t>45</w:t>
+            </w:r>
+          </w:p>
+        </w:tc>
+        <w:tc>
+          <w:tcPr>
+            <w:tcW w:type="dxa" w:w="1987"/>
+          </w:tcPr>
+          <w:p>
+            <w:pPr>
+              <w:jc w:val="left"/>
+            </w:pPr>
+            <w:r>
+              <w:rPr>
+                <w:rFonts w:ascii="TimeNewRoman" w:hAnsi="TimeNewRoman"/>
+                <w:sz w:val="30"/>
+              </w:rPr>
+              <w:t>35</w:t>
+            </w:r>
+          </w:p>
+        </w:tc>
+        <w:tc>
+          <w:tcPr>
+            <w:tcW w:type="dxa" w:w="1987"/>
+          </w:tcPr>
+          <w:p>
+            <w:pPr>
+              <w:jc w:val="left"/>
+            </w:pPr>
+            <w:r>
+              <w:rPr>
+                <w:rFonts w:ascii="TimeNewRoman" w:hAnsi="TimeNewRoman"/>
+                <w:sz w:val="30"/>
+              </w:rPr>
+              <w:t>0</w:t>
+            </w:r>
+          </w:p>
+        </w:tc>
+        <w:tc>
+          <w:tcPr>
+            <w:tcW w:type="dxa" w:w="1987"/>
+          </w:tcPr>
+          <w:p>
+            <w:pPr>
+              <w:jc w:val="left"/>
+            </w:pPr>
+            <w:r>
+              <w:rPr>
+                <w:rFonts w:ascii="TimeNewRoman" w:hAnsi="TimeNewRoman"/>
+                <w:sz w:val="30"/>
+              </w:rPr>
+              <w:t>94</w:t>
+            </w:r>
+          </w:p>
+        </w:tc>
+      </w:tr>
+      <w:tr>
+        <w:tc>
+          <w:tcPr>
+            <w:tcW w:type="dxa" w:w="1987"/>
+          </w:tcPr>
+          <w:p>
+            <w:pPr>
+              <w:jc w:val="left"/>
+            </w:pPr>
+            <w:r>
+              <w:rPr>
+                <w:rFonts w:ascii="TimeNewRoman" w:hAnsi="TimeNewRoman"/>
+                <w:sz w:val="30"/>
+              </w:rPr>
+              <w:t>53</w:t>
+            </w:r>
+          </w:p>
+        </w:tc>
+        <w:tc>
+          <w:tcPr>
+            <w:tcW w:type="dxa" w:w="1987"/>
+          </w:tcPr>
+          <w:p>
+            <w:pPr>
+              <w:jc w:val="left"/>
+            </w:pPr>
+            <w:r>
+              <w:rPr>
+                <w:rFonts w:ascii="TimeNewRoman" w:hAnsi="TimeNewRoman"/>
+                <w:sz w:val="30"/>
+              </w:rPr>
+              <w:t>16</w:t>
+            </w:r>
+          </w:p>
+        </w:tc>
+        <w:tc>
+          <w:tcPr>
+            <w:tcW w:type="dxa" w:w="1987"/>
+          </w:tcPr>
+          <w:p>
+            <w:pPr>
+              <w:jc w:val="left"/>
+            </w:pPr>
+            <w:r>
+              <w:rPr>
+                <w:rFonts w:ascii="TimeNewRoman" w:hAnsi="TimeNewRoman"/>
+                <w:sz w:val="30"/>
+              </w:rPr>
+              <w:t>128</w:t>
+            </w:r>
+          </w:p>
+        </w:tc>
+        <w:tc>
+          <w:tcPr>
+            <w:tcW w:type="dxa" w:w="1987"/>
+          </w:tcPr>
+          <w:p>
+            <w:pPr>
+              <w:jc w:val="left"/>
+            </w:pPr>
+            <w:r>
+              <w:rPr>
+                <w:rFonts w:ascii="TimeNewRoman" w:hAnsi="TimeNewRoman"/>
+                <w:sz w:val="30"/>
+              </w:rPr>
+              <w:t>157</w:t>
+            </w:r>
+          </w:p>
+        </w:tc>
+        <w:tc>
+          <w:tcPr>
+            <w:tcW w:type="dxa" w:w="1987"/>
+          </w:tcPr>
+          <w:p>
+            <w:pPr>
+              <w:jc w:val="left"/>
+            </w:pPr>
+            <w:r>
+              <w:rPr>
+                <w:rFonts w:ascii="TimeNewRoman" w:hAnsi="TimeNewRoman"/>
+                <w:sz w:val="30"/>
+              </w:rPr>
+              <w:t>5</w:t>
+            </w:r>
+          </w:p>
+        </w:tc>
+      </w:tr>
+      <w:tr>
+        <w:tc>
+          <w:tcPr>
+            <w:tcW w:type="dxa" w:w="1987"/>
+          </w:tcPr>
+          <w:p>
+            <w:pPr>
+              <w:jc w:val="left"/>
+            </w:pPr>
+            <w:r>
+              <w:rPr>
+                <w:rFonts w:ascii="TimeNewRoman" w:hAnsi="TimeNewRoman"/>
+                <w:sz w:val="30"/>
+              </w:rPr>
+              <w:t>72</w:t>
+            </w:r>
+          </w:p>
+        </w:tc>
+        <w:tc>
+          <w:tcPr>
+            <w:tcW w:type="dxa" w:w="1987"/>
+          </w:tcPr>
+          <w:p>
+            <w:pPr>
+              <w:jc w:val="left"/>
+            </w:pPr>
+            <w:r>
+              <w:rPr>
+                <w:rFonts w:ascii="TimeNewRoman" w:hAnsi="TimeNewRoman"/>
+                <w:sz w:val="30"/>
+              </w:rPr>
+              <w:t>3</w:t>
+            </w:r>
+          </w:p>
+        </w:tc>
+        <w:tc>
+          <w:tcPr>
+            <w:tcW w:type="dxa" w:w="1987"/>
+          </w:tcPr>
+          <w:p>
+            <w:pPr>
+              <w:jc w:val="left"/>
+            </w:pPr>
+            <w:r>
+              <w:rPr>
+                <w:rFonts w:ascii="TimeNewRoman" w:hAnsi="TimeNewRoman"/>
+                <w:sz w:val="30"/>
+              </w:rPr>
+              <w:t>93</w:t>
+            </w:r>
+          </w:p>
+        </w:tc>
+        <w:tc>
+          <w:tcPr>
+            <w:tcW w:type="dxa" w:w="1987"/>
+          </w:tcPr>
+          <w:p>
+            <w:pPr>
+              <w:jc w:val="left"/>
+            </w:pPr>
+            <w:r>
+              <w:rPr>
+                <w:rFonts w:ascii="TimeNewRoman" w:hAnsi="TimeNewRoman"/>
+                <w:sz w:val="30"/>
+              </w:rPr>
+              <w:t>103</w:t>
+            </w:r>
+          </w:p>
+        </w:tc>
+        <w:tc>
+          <w:tcPr>
+            <w:tcW w:type="dxa" w:w="1987"/>
+          </w:tcPr>
+          <w:p>
+            <w:pPr>
+              <w:jc w:val="left"/>
+            </w:pPr>
+            <w:r>
+              <w:rPr>
+                <w:rFonts w:ascii="TimeNewRoman" w:hAnsi="TimeNewRoman"/>
+                <w:sz w:val="30"/>
+              </w:rPr>
+              <w:t>30</w:t>
+            </w:r>
+          </w:p>
+        </w:tc>
+      </w:tr>
+      <w:tr>
+        <w:tc>
+          <w:tcPr>
+            <w:tcW w:type="dxa" w:w="1987"/>
+          </w:tcPr>
+          <w:p>
+            <w:pPr>
+              <w:jc w:val="left"/>
+            </w:pPr>
+            <w:r>
+              <w:rPr>
+                <w:rFonts w:ascii="TimeNewRoman" w:hAnsi="TimeNewRoman"/>
+                <w:sz w:val="30"/>
+              </w:rPr>
+              <w:t>15</w:t>
+            </w:r>
+          </w:p>
+        </w:tc>
+        <w:tc>
+          <w:tcPr>
+            <w:tcW w:type="dxa" w:w="1987"/>
+          </w:tcPr>
+          <w:p>
+            <w:pPr>
+              <w:jc w:val="left"/>
+            </w:pPr>
+            <w:r>
+              <w:rPr>
+                <w:rFonts w:ascii="TimeNewRoman" w:hAnsi="TimeNewRoman"/>
+                <w:sz w:val="30"/>
+              </w:rPr>
+              <w:t>67</w:t>
+            </w:r>
+          </w:p>
+        </w:tc>
+        <w:tc>
+          <w:tcPr>
+            <w:tcW w:type="dxa" w:w="1987"/>
+          </w:tcPr>
+          <w:p>
+            <w:pPr>
+              <w:jc w:val="left"/>
+            </w:pPr>
+            <w:r>
+              <w:rPr>
+                <w:rFonts w:ascii="TimeNewRoman" w:hAnsi="TimeNewRoman"/>
+                <w:sz w:val="30"/>
+              </w:rPr>
+              <w:t>1</w:t>
+            </w:r>
+          </w:p>
+        </w:tc>
+        <w:tc>
+          <w:tcPr>
+            <w:tcW w:type="dxa" w:w="1987"/>
+          </w:tcPr>
+          <w:p>
+            <w:pPr>
+              <w:jc w:val="left"/>
+            </w:pPr>
+            <w:r>
+              <w:rPr>
+                <w:rFonts w:ascii="TimeNewRoman" w:hAnsi="TimeNewRoman"/>
+                <w:sz w:val="30"/>
+              </w:rPr>
+              <w:t>37</w:t>
+            </w:r>
+          </w:p>
+        </w:tc>
+        <w:tc>
+          <w:tcPr>
+            <w:tcW w:type="dxa" w:w="1987"/>
+          </w:tcPr>
+          <w:p>
+            <w:pPr>
+              <w:jc w:val="left"/>
+            </w:pPr>
+            <w:r>
+              <w:rPr>
+                <w:rFonts w:ascii="TimeNewRoman" w:hAnsi="TimeNewRoman"/>
+                <w:sz w:val="30"/>
+              </w:rPr>
+              <w:t>36</w:t>
+            </w:r>
+          </w:p>
+        </w:tc>
+      </w:tr>
+      <w:tr>
+        <w:tc>
+          <w:tcPr>
+            <w:tcW w:type="dxa" w:w="1987"/>
+          </w:tcPr>
+          <w:p>
+            <w:pPr>
+              <w:jc w:val="left"/>
+            </w:pPr>
+            <w:r>
+              <w:rPr>
+                <w:rFonts w:ascii="TimeNewRoman" w:hAnsi="TimeNewRoman"/>
+                <w:sz w:val="30"/>
+              </w:rPr>
+              <w:t>56</w:t>
+            </w:r>
+          </w:p>
+        </w:tc>
+        <w:tc>
+          <w:tcPr>
+            <w:tcW w:type="dxa" w:w="1987"/>
+          </w:tcPr>
+          <w:p>
+            <w:pPr>
+              <w:jc w:val="left"/>
+            </w:pPr>
+            <w:r>
+              <w:rPr>
+                <w:rFonts w:ascii="TimeNewRoman" w:hAnsi="TimeNewRoman"/>
+                <w:sz w:val="30"/>
+              </w:rPr>
+              <w:t>1</w:t>
+            </w:r>
+          </w:p>
+        </w:tc>
+        <w:tc>
+          <w:tcPr>
+            <w:tcW w:type="dxa" w:w="1987"/>
+          </w:tcPr>
+          <w:p>
+            <w:pPr>
+              <w:jc w:val="left"/>
+            </w:pPr>
+            <w:r>
+              <w:rPr>
+                <w:rFonts w:ascii="TimeNewRoman" w:hAnsi="TimeNewRoman"/>
+                <w:sz w:val="30"/>
+              </w:rPr>
+              <w:t>27</w:t>
+            </w:r>
+          </w:p>
+        </w:tc>
+        <w:tc>
+          <w:tcPr>
+            <w:tcW w:type="dxa" w:w="1987"/>
+          </w:tcPr>
+          <w:p>
+            <w:pPr>
+              <w:jc w:val="left"/>
+            </w:pPr>
+            <w:r>
+              <w:rPr>
+                <w:rFonts w:ascii="TimeNewRoman" w:hAnsi="TimeNewRoman"/>
+                <w:sz w:val="30"/>
+              </w:rPr>
+              <w:t>40</w:t>
+            </w:r>
+          </w:p>
+        </w:tc>
+        <w:tc>
+          <w:tcPr>
+            <w:tcW w:type="dxa" w:w="1987"/>
+          </w:tcPr>
+          <w:p>
+            <w:pPr>
+              <w:jc w:val="left"/>
+            </w:pPr>
+            <w:r>
+              <w:rPr>
+                <w:rFonts w:ascii="TimeNewRoman" w:hAnsi="TimeNewRoman"/>
+                <w:sz w:val="30"/>
+              </w:rPr>
+              <w:t>48</w:t>
+            </w:r>
+          </w:p>
+        </w:tc>
+      </w:tr>
+      <w:tr>
+        <w:tc>
+          <w:tcPr>
+            <w:tcW w:type="dxa" w:w="1987"/>
+          </w:tcPr>
+          <w:p>
+            <w:pPr>
+              <w:jc w:val="left"/>
+            </w:pPr>
+            <w:r>
+              <w:rPr>
+                <w:rFonts w:ascii="TimeNewRoman" w:hAnsi="TimeNewRoman"/>
+                <w:sz w:val="30"/>
+              </w:rPr>
+              <w:t>80</w:t>
+            </w:r>
+          </w:p>
+        </w:tc>
+        <w:tc>
+          <w:tcPr>
+            <w:tcW w:type="dxa" w:w="1987"/>
+          </w:tcPr>
+          <w:p>
+            <w:pPr>
+              <w:jc w:val="left"/>
+            </w:pPr>
+            <w:r>
+              <w:rPr>
+                <w:rFonts w:ascii="TimeNewRoman" w:hAnsi="TimeNewRoman"/>
+                <w:sz w:val="30"/>
+              </w:rPr>
+              <w:t>21</w:t>
+            </w:r>
+          </w:p>
+        </w:tc>
+        <w:tc>
+          <w:tcPr>
+            <w:tcW w:type="dxa" w:w="1987"/>
+          </w:tcPr>
+          <w:p>
+            <w:pPr>
+              <w:jc w:val="left"/>
+            </w:pPr>
+            <w:r>
+              <w:rPr>
+                <w:rFonts w:ascii="TimeNewRoman" w:hAnsi="TimeNewRoman"/>
+                <w:sz w:val="30"/>
+              </w:rPr>
+              <w:t>27</w:t>
+            </w:r>
+          </w:p>
+        </w:tc>
+        <w:tc>
+          <w:tcPr>
+            <w:tcW w:type="dxa" w:w="1987"/>
+          </w:tcPr>
+          <w:p>
+            <w:pPr>
+              <w:jc w:val="left"/>
+            </w:pPr>
+            <w:r>
+              <w:rPr>
+                <w:rFonts w:ascii="TimeNewRoman" w:hAnsi="TimeNewRoman"/>
+                <w:sz w:val="30"/>
+              </w:rPr>
+              <w:t>27</w:t>
+            </w:r>
+          </w:p>
+        </w:tc>
+        <w:tc>
+          <w:tcPr>
+            <w:tcW w:type="dxa" w:w="1987"/>
+          </w:tcPr>
+          <w:p>
+            <w:pPr>
+              <w:jc w:val="left"/>
+            </w:pPr>
+            <w:r>
+              <w:rPr>
+                <w:rFonts w:ascii="TimeNewRoman" w:hAnsi="TimeNewRoman"/>
+                <w:sz w:val="30"/>
+              </w:rPr>
+              <w:t>12</w:t>
+            </w:r>
+          </w:p>
+        </w:tc>
+      </w:tr>
+      <w:tr>
+        <w:tc>
+          <w:tcPr>
+            <w:tcW w:type="dxa" w:w="1987"/>
+          </w:tcPr>
+          <w:p>
+            <w:pPr>
+              <w:jc w:val="left"/>
+            </w:pPr>
+            <w:r>
+              <w:rPr>
+                <w:rFonts w:ascii="TimeNewRoman" w:hAnsi="TimeNewRoman"/>
+                <w:sz w:val="30"/>
+              </w:rPr>
+              <w:t>42</w:t>
+            </w:r>
+          </w:p>
+        </w:tc>
+        <w:tc>
+          <w:tcPr>
+            <w:tcW w:type="dxa" w:w="1987"/>
+          </w:tcPr>
+          <w:p>
+            <w:pPr>
+              <w:jc w:val="left"/>
+            </w:pPr>
+            <w:r>
+              <w:rPr>
+                <w:rFonts w:ascii="TimeNewRoman" w:hAnsi="TimeNewRoman"/>
+                <w:sz w:val="30"/>
+              </w:rPr>
+              <w:t>3</w:t>
+            </w:r>
+          </w:p>
+        </w:tc>
+        <w:tc>
+          <w:tcPr>
+            <w:tcW w:type="dxa" w:w="1987"/>
+          </w:tcPr>
+          <w:p>
+            <w:pPr>
+              <w:jc w:val="left"/>
+            </w:pPr>
+            <w:r>
+              <w:rPr>
+                <w:rFonts w:ascii="TimeNewRoman" w:hAnsi="TimeNewRoman"/>
+                <w:sz w:val="30"/>
+              </w:rPr>
+              <w:t>16</w:t>
             </w:r>
           </w:p>
         </w:tc>
@@ -112,6 +1400,23 @@
             </w:r>
           </w:p>
         </w:tc>
+        <w:tc>
+          <w:tcPr>
+            <w:tcW w:type="dxa" w:w="1987"/>
+          </w:tcPr>
+          <w:p>
+            <w:pPr>
+              <w:jc w:val="left"/>
+            </w:pPr>
+            <w:r>
+              <w:rPr>
+                <w:rFonts w:ascii="TimeNewRoman" w:hAnsi="TimeNewRoman"/>
+                <w:sz w:val="30"/>
+              </w:rPr>
+              <w:t>122</w:t>
+            </w:r>
+          </w:p>
+        </w:tc>
       </w:tr>
       <w:tr>
         <w:tc>
@@ -127,7 +1432,111 @@
                 <w:rFonts w:ascii="TimeNewRoman" w:hAnsi="TimeNewRoman"/>
                 <w:sz w:val="30"/>
               </w:rPr>
-              <w:t>12</w:t>
+              <w:t>44</w:t>
+            </w:r>
+          </w:p>
+        </w:tc>
+        <w:tc>
+          <w:tcPr>
+            <w:tcW w:type="dxa" w:w="1987"/>
+          </w:tcPr>
+          <w:p>
+            <w:pPr>
+              <w:jc w:val="left"/>
+            </w:pPr>
+            <w:r>
+              <w:rPr>
+                <w:rFonts w:ascii="TimeNewRoman" w:hAnsi="TimeNewRoman"/>
+                <w:sz w:val="30"/>
+              </w:rPr>
+              <w:t>113</w:t>
+            </w:r>
+          </w:p>
+        </w:tc>
+        <w:tc>
+          <w:tcPr>
+            <w:tcW w:type="dxa" w:w="1987"/>
+          </w:tcPr>
+          <w:p>
+            <w:pPr>
+              <w:jc w:val="left"/>
+            </w:pPr>
+            <w:r>
+              <w:rPr>
+                <w:rFonts w:ascii="TimeNewRoman" w:hAnsi="TimeNewRoman"/>
+                <w:sz w:val="30"/>
+              </w:rPr>
+              <w:t>34</w:t>
+            </w:r>
+          </w:p>
+        </w:tc>
+        <w:tc>
+          <w:tcPr>
+            <w:tcW w:type="dxa" w:w="1987"/>
+          </w:tcPr>
+          <w:p>
+            <w:pPr>
+              <w:jc w:val="left"/>
+            </w:pPr>
+            <w:r>
+              <w:rPr>
+                <w:rFonts w:ascii="TimeNewRoman" w:hAnsi="TimeNewRoman"/>
+                <w:sz w:val="30"/>
+              </w:rPr>
+              <w:t>4</w:t>
+            </w:r>
+          </w:p>
+        </w:tc>
+        <w:tc>
+          <w:tcPr>
+            <w:tcW w:type="dxa" w:w="1987"/>
+          </w:tcPr>
+          <w:p>
+            <w:pPr>
+              <w:jc w:val="left"/>
+            </w:pPr>
+            <w:r>
+              <w:rPr>
+                <w:rFonts w:ascii="TimeNewRoman" w:hAnsi="TimeNewRoman"/>
+                <w:sz w:val="30"/>
+              </w:rPr>
+              <w:t>70</w:t>
+            </w:r>
+          </w:p>
+        </w:tc>
+      </w:tr>
+      <w:tr>
+        <w:tc>
+          <w:tcPr>
+            <w:tcW w:type="dxa" w:w="1987"/>
+          </w:tcPr>
+          <w:p>
+            <w:pPr>
+              <w:jc w:val="left"/>
+            </w:pPr>
+            <w:r>
+              <w:rPr>
+                <w:rFonts w:ascii="TimeNewRoman" w:hAnsi="TimeNewRoman"/>
+                <w:sz w:val="30"/>
+              </w:rPr>
+              <w:t>55</w:t>
+            </w:r>
+          </w:p>
+        </w:tc>
+        <w:tc>
+          <w:tcPr>
+            <w:tcW w:type="dxa" w:w="1987"/>
+          </w:tcPr>
+          <w:p>
+            <w:pPr>
+              <w:jc w:val="left"/>
+            </w:pPr>
+            <w:r>
+              <w:rPr>
+                <w:rFonts w:ascii="TimeNewRoman" w:hAnsi="TimeNewRoman"/>
+                <w:sz w:val="30"/>
+              </w:rPr>
+              <w:t>72</w:t>
             </w:r>
           </w:p>
         </w:tc>
@@ -161,7 +1570,7 @@
                 <w:rFonts w:ascii="TimeNewRoman" w:hAnsi="TimeNewRoman"/>
                 <w:sz w:val="30"/>
               </w:rPr>
-              <w:t>40</w:t>
+              <w:t>6</w:t>
             </w:r>
           </w:p>
         </w:tc>
@@ -178,24 +1587,7 @@
                 <w:rFonts w:ascii="TimeNewRoman" w:hAnsi="TimeNewRoman"/>
                 <w:sz w:val="30"/>
               </w:rPr>
-              <w:t>253</w:t>
-            </w:r>
-          </w:p>
-        </w:tc>
-        <w:tc>
-          <w:tcPr>
-            <w:tcW w:type="dxa" w:w="1987"/>
-          </w:tcPr>
-          <w:p>
-            <w:pPr>
-              <w:jc w:val="left"/>
-            </w:pPr>
-            <w:r>
-              <w:rPr>
-                <w:rFonts w:ascii="TimeNewRoman" w:hAnsi="TimeNewRoman"/>
-                <w:sz w:val="30"/>
-              </w:rPr>
-              <w:t>200</w:t>
+              <w:t>4</w:t>
             </w:r>
           </w:p>
         </w:tc>
@@ -214,7 +1606,7 @@
                 <w:rFonts w:ascii="TimeNewRoman" w:hAnsi="TimeNewRoman"/>
                 <w:sz w:val="30"/>
               </w:rPr>
-              <w:t>9</w:t>
+              <w:t>65</w:t>
             </w:r>
           </w:p>
         </w:tc>
@@ -231,7 +1623,7 @@
                 <w:rFonts w:ascii="TimeNewRoman" w:hAnsi="TimeNewRoman"/>
                 <w:sz w:val="30"/>
               </w:rPr>
-              <w:t>71</w:t>
+              <w:t>12</w:t>
             </w:r>
           </w:p>
         </w:tc>
@@ -248,7 +1640,7 @@
                 <w:rFonts w:ascii="TimeNewRoman" w:hAnsi="TimeNewRoman"/>
                 <w:sz w:val="30"/>
               </w:rPr>
-              <w:t>21</w:t>
+              <w:t>86</w:t>
             </w:r>
           </w:p>
         </w:tc>
@@ -265,7 +1657,7 @@
                 <w:rFonts w:ascii="TimeNewRoman" w:hAnsi="TimeNewRoman"/>
                 <w:sz w:val="30"/>
               </w:rPr>
-              <w:t>6</w:t>
+              <w:t>70</w:t>
             </w:r>
           </w:p>
         </w:tc>
@@ -282,7 +1674,7 @@
                 <w:rFonts w:ascii="TimeNewRoman" w:hAnsi="TimeNewRoman"/>
                 <w:sz w:val="30"/>
               </w:rPr>
-              <w:t>29</w:t>
+              <w:t>8</w:t>
             </w:r>
           </w:p>
         </w:tc>
@@ -318,7 +1710,7 @@
                 <w:rFonts w:ascii="TimeNewRoman" w:hAnsi="TimeNewRoman"/>
                 <w:sz w:val="30"/>
               </w:rPr>
-              <w:t>20</w:t>
+              <w:t>98</w:t>
             </w:r>
           </w:p>
         </w:tc>
@@ -335,408 +1727,7 @@
                 <w:rFonts w:ascii="TimeNewRoman" w:hAnsi="TimeNewRoman"/>
                 <w:sz w:val="30"/>
               </w:rPr>
-              <w:t>66</w:t>
-            </w:r>
-          </w:p>
-        </w:tc>
-        <w:tc>
-          <w:tcPr>
-            <w:tcW w:type="dxa" w:w="1987"/>
-          </w:tcPr>
-          <w:p>
-            <w:pPr>
-              <w:jc w:val="left"/>
-            </w:pPr>
-            <w:r>
-              <w:rPr>
-                <w:rFonts w:ascii="TimeNewRoman" w:hAnsi="TimeNewRoman"/>
-                <w:sz w:val="30"/>
-              </w:rPr>
-              <w:t>8</w:t>
-            </w:r>
-          </w:p>
-        </w:tc>
-        <w:tc>
-          <w:tcPr>
-            <w:tcW w:type="dxa" w:w="1987"/>
-          </w:tcPr>
-          <w:p>
-            <w:pPr>
-              <w:jc w:val="left"/>
-            </w:pPr>
-            <w:r>
-              <w:rPr>
-                <w:rFonts w:ascii="TimeNewRoman" w:hAnsi="TimeNewRoman"/>
-                <w:sz w:val="30"/>
-              </w:rPr>
-              <w:t>72</w:t>
-            </w:r>
-          </w:p>
-        </w:tc>
-      </w:tr>
-      <w:tr>
-        <w:tc>
-          <w:tcPr>
-            <w:tcW w:type="dxa" w:w="1987"/>
-          </w:tcPr>
-          <w:p>
-            <w:pPr>
-              <w:jc w:val="left"/>
-            </w:pPr>
-            <w:r>
-              <w:rPr>
-                <w:rFonts w:ascii="TimeNewRoman" w:hAnsi="TimeNewRoman"/>
-                <w:sz w:val="30"/>
-              </w:rPr>
-              <w:t>44</w:t>
-            </w:r>
-          </w:p>
-        </w:tc>
-        <w:tc>
-          <w:tcPr>
-            <w:tcW w:type="dxa" w:w="1987"/>
-          </w:tcPr>
-          <w:p>
-            <w:pPr>
-              <w:jc w:val="left"/>
-            </w:pPr>
-            <w:r>
-              <w:rPr>
-                <w:rFonts w:ascii="TimeNewRoman" w:hAnsi="TimeNewRoman"/>
-                <w:sz w:val="30"/>
-              </w:rPr>
-              <w:t>125</w:t>
-            </w:r>
-          </w:p>
-        </w:tc>
-        <w:tc>
-          <w:tcPr>
-            <w:tcW w:type="dxa" w:w="1987"/>
-          </w:tcPr>
-          <w:p>
-            <w:pPr>
-              <w:jc w:val="left"/>
-            </w:pPr>
-            <w:r>
-              <w:rPr>
-                <w:rFonts w:ascii="TimeNewRoman" w:hAnsi="TimeNewRoman"/>
-                <w:sz w:val="30"/>
-              </w:rPr>
-              <w:t>3</w:t>
-            </w:r>
-          </w:p>
-        </w:tc>
-        <w:tc>
-          <w:tcPr>
-            <w:tcW w:type="dxa" w:w="1987"/>
-          </w:tcPr>
-          <w:p>
-            <w:pPr>
-              <w:jc w:val="left"/>
-            </w:pPr>
-            <w:r>
-              <w:rPr>
-                <w:rFonts w:ascii="TimeNewRoman" w:hAnsi="TimeNewRoman"/>
-                <w:sz w:val="30"/>
-              </w:rPr>
-              <w:t>21</w:t>
-            </w:r>
-          </w:p>
-        </w:tc>
-        <w:tc>
-          <w:tcPr>
-            <w:tcW w:type="dxa" w:w="1987"/>
-          </w:tcPr>
-          <w:p>
-            <w:pPr>
-              <w:jc w:val="left"/>
-            </w:pPr>
-            <w:r>
-              <w:rPr>
-                <w:rFonts w:ascii="TimeNewRoman" w:hAnsi="TimeNewRoman"/>
-                <w:sz w:val="30"/>
-              </w:rPr>
-              <w:t>16</w:t>
-            </w:r>
-          </w:p>
-        </w:tc>
-      </w:tr>
-      <w:tr>
-        <w:tc>
-          <w:tcPr>
-            <w:tcW w:type="dxa" w:w="1987"/>
-          </w:tcPr>
-          <w:p>
-            <w:pPr>
-              <w:jc w:val="left"/>
-            </w:pPr>
-            <w:r>
-              <w:rPr>
-                <w:rFonts w:ascii="TimeNewRoman" w:hAnsi="TimeNewRoman"/>
-                <w:sz w:val="30"/>
-              </w:rPr>
-              <w:t>5</w:t>
-            </w:r>
-          </w:p>
-        </w:tc>
-        <w:tc>
-          <w:tcPr>
-            <w:tcW w:type="dxa" w:w="1987"/>
-          </w:tcPr>
-          <w:p>
-            <w:pPr>
-              <w:jc w:val="left"/>
-            </w:pPr>
-            <w:r>
-              <w:rPr>
-                <w:rFonts w:ascii="TimeNewRoman" w:hAnsi="TimeNewRoman"/>
-                <w:sz w:val="30"/>
-              </w:rPr>
-              <w:t>56</w:t>
-            </w:r>
-          </w:p>
-        </w:tc>
-        <w:tc>
-          <w:tcPr>
-            <w:tcW w:type="dxa" w:w="1987"/>
-          </w:tcPr>
-          <w:p>
-            <w:pPr>
-              <w:jc w:val="left"/>
-            </w:pPr>
-            <w:r>
-              <w:rPr>
-                <w:rFonts w:ascii="TimeNewRoman" w:hAnsi="TimeNewRoman"/>
-                <w:sz w:val="30"/>
-              </w:rPr>
-              <w:t>117</w:t>
-            </w:r>
-          </w:p>
-        </w:tc>
-        <w:tc>
-          <w:tcPr>
-            <w:tcW w:type="dxa" w:w="1987"/>
-          </w:tcPr>
-          <w:p>
-            <w:pPr>
-              <w:jc w:val="left"/>
-            </w:pPr>
-            <w:r>
-              <w:rPr>
-                <w:rFonts w:ascii="TimeNewRoman" w:hAnsi="TimeNewRoman"/>
-                <w:sz w:val="30"/>
-              </w:rPr>
-              <w:t>45</w:t>
-            </w:r>
-          </w:p>
-        </w:tc>
-        <w:tc>
-          <w:tcPr>
-            <w:tcW w:type="dxa" w:w="1987"/>
-          </w:tcPr>
-          <w:p>
-            <w:pPr>
-              <w:jc w:val="left"/>
-            </w:pPr>
-            <w:r>
-              <w:rPr>
-                <w:rFonts w:ascii="TimeNewRoman" w:hAnsi="TimeNewRoman"/>
-                <w:sz w:val="30"/>
-              </w:rPr>
-              <w:t>48</w:t>
-            </w:r>
-          </w:p>
-        </w:tc>
-      </w:tr>
-      <w:tr>
-        <w:tc>
-          <w:tcPr>
-            <w:tcW w:type="dxa" w:w="1987"/>
-          </w:tcPr>
-          <w:p>
-            <w:pPr>
-              <w:jc w:val="left"/>
-            </w:pPr>
-            <w:r>
-              <w:rPr>
-                <w:rFonts w:ascii="TimeNewRoman" w:hAnsi="TimeNewRoman"/>
-                <w:sz w:val="30"/>
-              </w:rPr>
-              <w:t>3</w:t>
-            </w:r>
-          </w:p>
-        </w:tc>
-        <w:tc>
-          <w:tcPr>
-            <w:tcW w:type="dxa" w:w="1987"/>
-          </w:tcPr>
-          <w:p>
-            <w:pPr>
-              <w:jc w:val="left"/>
-            </w:pPr>
-            <w:r>
-              <w:rPr>
-                <w:rFonts w:ascii="TimeNewRoman" w:hAnsi="TimeNewRoman"/>
-                <w:sz w:val="30"/>
-              </w:rPr>
-              <w:t>21</w:t>
-            </w:r>
-          </w:p>
-        </w:tc>
-        <w:tc>
-          <w:tcPr>
-            <w:tcW w:type="dxa" w:w="1987"/>
-          </w:tcPr>
-          <w:p>
-            <w:pPr>
-              <w:jc w:val="left"/>
-            </w:pPr>
-            <w:r>
-              <w:rPr>
-                <w:rFonts w:ascii="TimeNewRoman" w:hAnsi="TimeNewRoman"/>
-                <w:sz w:val="30"/>
-              </w:rPr>
-              <w:t>92</w:t>
-            </w:r>
-          </w:p>
-        </w:tc>
-        <w:tc>
-          <w:tcPr>
-            <w:tcW w:type="dxa" w:w="1987"/>
-          </w:tcPr>
-          <w:p>
-            <w:pPr>
-              <w:jc w:val="left"/>
-            </w:pPr>
-            <w:r>
-              <w:rPr>
-                <w:rFonts w:ascii="TimeNewRoman" w:hAnsi="TimeNewRoman"/>
-                <w:sz w:val="30"/>
-              </w:rPr>
-              <w:t>28</w:t>
-            </w:r>
-          </w:p>
-        </w:tc>
-        <w:tc>
-          <w:tcPr>
-            <w:tcW w:type="dxa" w:w="1987"/>
-          </w:tcPr>
-          <w:p>
-            <w:pPr>
-              <w:jc w:val="left"/>
-            </w:pPr>
-            <w:r>
-              <w:rPr>
-                <w:rFonts w:ascii="TimeNewRoman" w:hAnsi="TimeNewRoman"/>
-                <w:sz w:val="30"/>
-              </w:rPr>
-              <w:t>11</w:t>
-            </w:r>
-          </w:p>
-        </w:tc>
-      </w:tr>
-      <w:tr>
-        <w:tc>
-          <w:tcPr>
-            <w:tcW w:type="dxa" w:w="1987"/>
-          </w:tcPr>
-          <w:p>
-            <w:pPr>
-              <w:jc w:val="left"/>
-            </w:pPr>
-            <w:r>
-              <w:rPr>
-                <w:rFonts w:ascii="TimeNewRoman" w:hAnsi="TimeNewRoman"/>
-                <w:sz w:val="30"/>
-              </w:rPr>
-              <w:t>14</w:t>
-            </w:r>
-          </w:p>
-        </w:tc>
-        <w:tc>
-          <w:tcPr>
-            <w:tcW w:type="dxa" w:w="1987"/>
-          </w:tcPr>
-          <w:p>
-            <w:pPr>
-              <w:jc w:val="left"/>
-            </w:pPr>
-            <w:r>
-              <w:rPr>
-                <w:rFonts w:ascii="TimeNewRoman" w:hAnsi="TimeNewRoman"/>
-                <w:sz w:val="30"/>
-              </w:rPr>
-              <w:t>4</w:t>
-            </w:r>
-          </w:p>
-        </w:tc>
-        <w:tc>
-          <w:tcPr>
-            <w:tcW w:type="dxa" w:w="1987"/>
-          </w:tcPr>
-          <w:p>
-            <w:pPr>
-              <w:jc w:val="left"/>
-            </w:pPr>
-            <w:r>
-              <w:rPr>
-                <w:rFonts w:ascii="TimeNewRoman" w:hAnsi="TimeNewRoman"/>
-                <w:sz w:val="30"/>
-              </w:rPr>
-              <w:t>78</w:t>
-            </w:r>
-          </w:p>
-        </w:tc>
-        <w:tc>
-          <w:tcPr>
-            <w:tcW w:type="dxa" w:w="1987"/>
-          </w:tcPr>
-          <w:p>
-            <w:pPr>
-              <w:jc w:val="left"/>
-            </w:pPr>
-            <w:r>
-              <w:rPr>
-                <w:rFonts w:ascii="TimeNewRoman" w:hAnsi="TimeNewRoman"/>
-                <w:sz w:val="30"/>
-              </w:rPr>
-              <w:t>6</w:t>
-            </w:r>
-          </w:p>
-        </w:tc>
-        <w:tc>
-          <w:tcPr>
-            <w:tcW w:type="dxa" w:w="1987"/>
-          </w:tcPr>
-          <w:p>
-            <w:pPr>
-              <w:jc w:val="left"/>
-            </w:pPr>
-            <w:r>
-              <w:rPr>
-                <w:rFonts w:ascii="TimeNewRoman" w:hAnsi="TimeNewRoman"/>
-                <w:sz w:val="30"/>
-              </w:rPr>
-              <w:t>27</w:t>
-            </w:r>
-          </w:p>
-        </w:tc>
-      </w:tr>
-      <w:tr>
-        <w:tc>
-          <w:tcPr>
-            <w:tcW w:type="dxa" w:w="1987"/>
-          </w:tcPr>
-          <w:p>
-            <w:pPr>
-              <w:jc w:val="left"/>
-            </w:pPr>
-            <w:r>
-              <w:rPr>
-                <w:rFonts w:ascii="TimeNewRoman" w:hAnsi="TimeNewRoman"/>
-                <w:sz w:val="30"/>
-              </w:rPr>
-              <w:t>51</w:t>
+              <w:t>19</w:t>
             </w:r>
           </w:p>
         </w:tc>
@@ -770,998 +1761,7 @@
                 <w:rFonts w:ascii="TimeNewRoman" w:hAnsi="TimeNewRoman"/>
                 <w:sz w:val="30"/>
               </w:rPr>
-              <w:t>179</w:t>
-            </w:r>
-          </w:p>
-        </w:tc>
-        <w:tc>
-          <w:tcPr>
-            <w:tcW w:type="dxa" w:w="1987"/>
-          </w:tcPr>
-          <w:p>
-            <w:pPr>
-              <w:jc w:val="left"/>
-            </w:pPr>
-            <w:r>
-              <w:rPr>
-                <w:rFonts w:ascii="TimeNewRoman" w:hAnsi="TimeNewRoman"/>
-                <w:sz w:val="30"/>
-              </w:rPr>
-              <w:t>83</w:t>
-            </w:r>
-          </w:p>
-        </w:tc>
-        <w:tc>
-          <w:tcPr>
-            <w:tcW w:type="dxa" w:w="1987"/>
-          </w:tcPr>
-          <w:p>
-            <w:pPr>
-              <w:jc w:val="left"/>
-            </w:pPr>
-            <w:r>
-              <w:rPr>
-                <w:rFonts w:ascii="TimeNewRoman" w:hAnsi="TimeNewRoman"/>
-                <w:sz w:val="30"/>
-              </w:rPr>
-              <w:t>2</w:t>
-            </w:r>
-          </w:p>
-        </w:tc>
-      </w:tr>
-      <w:tr>
-        <w:tc>
-          <w:tcPr>
-            <w:tcW w:type="dxa" w:w="1987"/>
-          </w:tcPr>
-          <w:p>
-            <w:pPr>
-              <w:jc w:val="left"/>
-            </w:pPr>
-            <w:r>
-              <w:rPr>
-                <w:rFonts w:ascii="TimeNewRoman" w:hAnsi="TimeNewRoman"/>
-                <w:sz w:val="30"/>
-              </w:rPr>
-              <w:t>7</w:t>
-            </w:r>
-          </w:p>
-        </w:tc>
-        <w:tc>
-          <w:tcPr>
-            <w:tcW w:type="dxa" w:w="1987"/>
-          </w:tcPr>
-          <w:p>
-            <w:pPr>
-              <w:jc w:val="left"/>
-            </w:pPr>
-            <w:r>
-              <w:rPr>
-                <w:rFonts w:ascii="TimeNewRoman" w:hAnsi="TimeNewRoman"/>
-                <w:sz w:val="30"/>
-              </w:rPr>
-              <w:t>76</w:t>
-            </w:r>
-          </w:p>
-        </w:tc>
-        <w:tc>
-          <w:tcPr>
-            <w:tcW w:type="dxa" w:w="1987"/>
-          </w:tcPr>
-          <w:p>
-            <w:pPr>
-              <w:jc w:val="left"/>
-            </w:pPr>
-            <w:r>
-              <w:rPr>
-                <w:rFonts w:ascii="TimeNewRoman" w:hAnsi="TimeNewRoman"/>
-                <w:sz w:val="30"/>
-              </w:rPr>
-              <w:t>16</w:t>
-            </w:r>
-          </w:p>
-        </w:tc>
-        <w:tc>
-          <w:tcPr>
-            <w:tcW w:type="dxa" w:w="1987"/>
-          </w:tcPr>
-          <w:p>
-            <w:pPr>
-              <w:jc w:val="left"/>
-            </w:pPr>
-            <w:r>
-              <w:rPr>
-                <w:rFonts w:ascii="TimeNewRoman" w:hAnsi="TimeNewRoman"/>
-                <w:sz w:val="30"/>
-              </w:rPr>
-              <w:t>99</w:t>
-            </w:r>
-          </w:p>
-        </w:tc>
-        <w:tc>
-          <w:tcPr>
-            <w:tcW w:type="dxa" w:w="1987"/>
-          </w:tcPr>
-          <w:p>
-            <w:pPr>
-              <w:jc w:val="left"/>
-            </w:pPr>
-            <w:r>
-              <w:rPr>
-                <w:rFonts w:ascii="TimeNewRoman" w:hAnsi="TimeNewRoman"/>
-                <w:sz w:val="30"/>
-              </w:rPr>
-              <w:t>42</w:t>
-            </w:r>
-          </w:p>
-        </w:tc>
-      </w:tr>
-      <w:tr>
-        <w:tc>
-          <w:tcPr>
-            <w:tcW w:type="dxa" w:w="1987"/>
-          </w:tcPr>
-          <w:p>
-            <w:pPr>
-              <w:jc w:val="left"/>
-            </w:pPr>
-            <w:r>
-              <w:rPr>
-                <w:rFonts w:ascii="TimeNewRoman" w:hAnsi="TimeNewRoman"/>
-                <w:sz w:val="30"/>
-              </w:rPr>
-              <w:t>23</w:t>
-            </w:r>
-          </w:p>
-        </w:tc>
-        <w:tc>
-          <w:tcPr>
-            <w:tcW w:type="dxa" w:w="1987"/>
-          </w:tcPr>
-          <w:p>
-            <w:pPr>
-              <w:jc w:val="left"/>
-            </w:pPr>
-            <w:r>
-              <w:rPr>
-                <w:rFonts w:ascii="TimeNewRoman" w:hAnsi="TimeNewRoman"/>
-                <w:sz w:val="30"/>
-              </w:rPr>
-              <w:t>8</w:t>
-            </w:r>
-          </w:p>
-        </w:tc>
-        <w:tc>
-          <w:tcPr>
-            <w:tcW w:type="dxa" w:w="1987"/>
-          </w:tcPr>
-          <w:p>
-            <w:pPr>
-              <w:jc w:val="left"/>
-            </w:pPr>
-            <w:r>
-              <w:rPr>
-                <w:rFonts w:ascii="TimeNewRoman" w:hAnsi="TimeNewRoman"/>
-                <w:sz w:val="30"/>
-              </w:rPr>
-              <w:t>238</w:t>
-            </w:r>
-          </w:p>
-        </w:tc>
-        <w:tc>
-          <w:tcPr>
-            <w:tcW w:type="dxa" w:w="1987"/>
-          </w:tcPr>
-          <w:p>
-            <w:pPr>
-              <w:jc w:val="left"/>
-            </w:pPr>
-            <w:r>
-              <w:rPr>
-                <w:rFonts w:ascii="TimeNewRoman" w:hAnsi="TimeNewRoman"/>
-                <w:sz w:val="30"/>
-              </w:rPr>
-              <w:t>65</w:t>
-            </w:r>
-          </w:p>
-        </w:tc>
-        <w:tc>
-          <w:tcPr>
-            <w:tcW w:type="dxa" w:w="1987"/>
-          </w:tcPr>
-          <w:p>
-            <w:pPr>
-              <w:jc w:val="left"/>
-            </w:pPr>
-            <w:r>
-              <w:rPr>
-                <w:rFonts w:ascii="TimeNewRoman" w:hAnsi="TimeNewRoman"/>
-                <w:sz w:val="30"/>
-              </w:rPr>
-              <w:t>102</w:t>
-            </w:r>
-          </w:p>
-        </w:tc>
-      </w:tr>
-      <w:tr>
-        <w:tc>
-          <w:tcPr>
-            <w:tcW w:type="dxa" w:w="1987"/>
-          </w:tcPr>
-          <w:p>
-            <w:pPr>
-              <w:jc w:val="left"/>
-            </w:pPr>
-            <w:r>
-              <w:rPr>
-                <w:rFonts w:ascii="TimeNewRoman" w:hAnsi="TimeNewRoman"/>
-                <w:sz w:val="30"/>
-              </w:rPr>
-              <w:t>10</w:t>
-            </w:r>
-          </w:p>
-        </w:tc>
-        <w:tc>
-          <w:tcPr>
-            <w:tcW w:type="dxa" w:w="1987"/>
-          </w:tcPr>
-          <w:p>
-            <w:pPr>
-              <w:jc w:val="left"/>
-            </w:pPr>
-            <w:r>
-              <w:rPr>
-                <w:rFonts w:ascii="TimeNewRoman" w:hAnsi="TimeNewRoman"/>
-                <w:sz w:val="30"/>
-              </w:rPr>
-              <w:t>146</w:t>
-            </w:r>
-          </w:p>
-        </w:tc>
-        <w:tc>
-          <w:tcPr>
-            <w:tcW w:type="dxa" w:w="1987"/>
-          </w:tcPr>
-          <w:p>
-            <w:pPr>
-              <w:jc w:val="left"/>
-            </w:pPr>
-            <w:r>
-              <w:rPr>
-                <w:rFonts w:ascii="TimeNewRoman" w:hAnsi="TimeNewRoman"/>
-                <w:sz w:val="30"/>
-              </w:rPr>
-              <w:t>3</w:t>
-            </w:r>
-          </w:p>
-        </w:tc>
-        <w:tc>
-          <w:tcPr>
-            <w:tcW w:type="dxa" w:w="1987"/>
-          </w:tcPr>
-          <w:p>
-            <w:pPr>
-              <w:jc w:val="left"/>
-            </w:pPr>
-            <w:r>
-              <w:rPr>
-                <w:rFonts w:ascii="TimeNewRoman" w:hAnsi="TimeNewRoman"/>
-                <w:sz w:val="30"/>
-              </w:rPr>
-              <w:t>84</w:t>
-            </w:r>
-          </w:p>
-        </w:tc>
-        <w:tc>
-          <w:tcPr>
-            <w:tcW w:type="dxa" w:w="1987"/>
-          </w:tcPr>
-          <w:p>
-            <w:pPr>
-              <w:jc w:val="left"/>
-            </w:pPr>
-            <w:r>
-              <w:rPr>
-                <w:rFonts w:ascii="TimeNewRoman" w:hAnsi="TimeNewRoman"/>
-                <w:sz w:val="30"/>
-              </w:rPr>
-              <w:t>4</w:t>
-            </w:r>
-          </w:p>
-        </w:tc>
-      </w:tr>
-      <w:tr>
-        <w:tc>
-          <w:tcPr>
-            <w:tcW w:type="dxa" w:w="1987"/>
-          </w:tcPr>
-          <w:p>
-            <w:pPr>
-              <w:jc w:val="left"/>
-            </w:pPr>
-            <w:r>
-              <w:rPr>
-                <w:rFonts w:ascii="TimeNewRoman" w:hAnsi="TimeNewRoman"/>
-                <w:sz w:val="30"/>
-              </w:rPr>
-              <w:t>3</w:t>
-            </w:r>
-          </w:p>
-        </w:tc>
-        <w:tc>
-          <w:tcPr>
-            <w:tcW w:type="dxa" w:w="1987"/>
-          </w:tcPr>
-          <w:p>
-            <w:pPr>
-              <w:jc w:val="left"/>
-            </w:pPr>
-            <w:r>
-              <w:rPr>
-                <w:rFonts w:ascii="TimeNewRoman" w:hAnsi="TimeNewRoman"/>
-                <w:sz w:val="30"/>
-              </w:rPr>
-              <w:t>48</w:t>
-            </w:r>
-          </w:p>
-        </w:tc>
-        <w:tc>
-          <w:tcPr>
-            <w:tcW w:type="dxa" w:w="1987"/>
-          </w:tcPr>
-          <w:p>
-            <w:pPr>
-              <w:jc w:val="left"/>
-            </w:pPr>
-            <w:r>
-              <w:rPr>
-                <w:rFonts w:ascii="TimeNewRoman" w:hAnsi="TimeNewRoman"/>
-                <w:sz w:val="30"/>
-              </w:rPr>
-              <w:t>48</w:t>
-            </w:r>
-          </w:p>
-        </w:tc>
-        <w:tc>
-          <w:tcPr>
-            <w:tcW w:type="dxa" w:w="1987"/>
-          </w:tcPr>
-          <w:p>
-            <w:pPr>
-              <w:jc w:val="left"/>
-            </w:pPr>
-            <w:r>
-              <w:rPr>
-                <w:rFonts w:ascii="TimeNewRoman" w:hAnsi="TimeNewRoman"/>
-                <w:sz w:val="30"/>
-              </w:rPr>
-              <w:t>65</w:t>
-            </w:r>
-          </w:p>
-        </w:tc>
-        <w:tc>
-          <w:tcPr>
-            <w:tcW w:type="dxa" w:w="1987"/>
-          </w:tcPr>
-          <w:p>
-            <w:pPr>
-              <w:jc w:val="left"/>
-            </w:pPr>
-            <w:r>
-              <w:rPr>
-                <w:rFonts w:ascii="TimeNewRoman" w:hAnsi="TimeNewRoman"/>
-                <w:sz w:val="30"/>
-              </w:rPr>
-              <w:t>15</w:t>
-            </w:r>
-          </w:p>
-        </w:tc>
-      </w:tr>
-      <w:tr>
-        <w:tc>
-          <w:tcPr>
-            <w:tcW w:type="dxa" w:w="1987"/>
-          </w:tcPr>
-          <w:p>
-            <w:pPr>
-              <w:jc w:val="left"/>
-            </w:pPr>
-            <w:r>
-              <w:rPr>
-                <w:rFonts w:ascii="TimeNewRoman" w:hAnsi="TimeNewRoman"/>
-                <w:sz w:val="30"/>
-              </w:rPr>
-              <w:t>90</w:t>
-            </w:r>
-          </w:p>
-        </w:tc>
-        <w:tc>
-          <w:tcPr>
-            <w:tcW w:type="dxa" w:w="1987"/>
-          </w:tcPr>
-          <w:p>
-            <w:pPr>
-              <w:jc w:val="left"/>
-            </w:pPr>
-            <w:r>
-              <w:rPr>
-                <w:rFonts w:ascii="TimeNewRoman" w:hAnsi="TimeNewRoman"/>
-                <w:sz w:val="30"/>
-              </w:rPr>
-              <w:t>72</w:t>
-            </w:r>
-          </w:p>
-        </w:tc>
-        <w:tc>
-          <w:tcPr>
-            <w:tcW w:type="dxa" w:w="1987"/>
-          </w:tcPr>
-          <w:p>
-            <w:pPr>
-              <w:jc w:val="left"/>
-            </w:pPr>
-            <w:r>
-              <w:rPr>
-                <w:rFonts w:ascii="TimeNewRoman" w:hAnsi="TimeNewRoman"/>
-                <w:sz w:val="30"/>
-              </w:rPr>
-              <w:t>35</w:t>
-            </w:r>
-          </w:p>
-        </w:tc>
-        <w:tc>
-          <w:tcPr>
-            <w:tcW w:type="dxa" w:w="1987"/>
-          </w:tcPr>
-          <w:p>
-            <w:pPr>
-              <w:jc w:val="left"/>
-            </w:pPr>
-            <w:r>
-              <w:rPr>
-                <w:rFonts w:ascii="TimeNewRoman" w:hAnsi="TimeNewRoman"/>
-                <w:sz w:val="30"/>
-              </w:rPr>
-              <w:t>40</w:t>
-            </w:r>
-          </w:p>
-        </w:tc>
-        <w:tc>
-          <w:tcPr>
-            <w:tcW w:type="dxa" w:w="1987"/>
-          </w:tcPr>
-          <w:p>
-            <w:pPr>
-              <w:jc w:val="left"/>
-            </w:pPr>
-            <w:r>
-              <w:rPr>
-                <w:rFonts w:ascii="TimeNewRoman" w:hAnsi="TimeNewRoman"/>
-                <w:sz w:val="30"/>
-              </w:rPr>
-              <w:t>26</w:t>
-            </w:r>
-          </w:p>
-        </w:tc>
-      </w:tr>
-      <w:tr>
-        <w:tc>
-          <w:tcPr>
-            <w:tcW w:type="dxa" w:w="1987"/>
-          </w:tcPr>
-          <w:p>
-            <w:pPr>
-              <w:jc w:val="left"/>
-            </w:pPr>
-            <w:r>
-              <w:rPr>
-                <w:rFonts w:ascii="TimeNewRoman" w:hAnsi="TimeNewRoman"/>
-                <w:sz w:val="30"/>
-              </w:rPr>
-              <w:t>20</w:t>
-            </w:r>
-          </w:p>
-        </w:tc>
-        <w:tc>
-          <w:tcPr>
-            <w:tcW w:type="dxa" w:w="1987"/>
-          </w:tcPr>
-          <w:p>
-            <w:pPr>
-              <w:jc w:val="left"/>
-            </w:pPr>
-            <w:r>
-              <w:rPr>
-                <w:rFonts w:ascii="TimeNewRoman" w:hAnsi="TimeNewRoman"/>
-                <w:sz w:val="30"/>
-              </w:rPr>
-              <w:t>114</w:t>
-            </w:r>
-          </w:p>
-        </w:tc>
-        <w:tc>
-          <w:tcPr>
-            <w:tcW w:type="dxa" w:w="1987"/>
-          </w:tcPr>
-          <w:p>
-            <w:pPr>
-              <w:jc w:val="left"/>
-            </w:pPr>
-            <w:r>
-              <w:rPr>
-                <w:rFonts w:ascii="TimeNewRoman" w:hAnsi="TimeNewRoman"/>
-                <w:sz w:val="30"/>
-              </w:rPr>
-              <w:t>42</w:t>
-            </w:r>
-          </w:p>
-        </w:tc>
-        <w:tc>
-          <w:tcPr>
-            <w:tcW w:type="dxa" w:w="1987"/>
-          </w:tcPr>
-          <w:p>
-            <w:pPr>
-              <w:jc w:val="left"/>
-            </w:pPr>
-            <w:r>
-              <w:rPr>
-                <w:rFonts w:ascii="TimeNewRoman" w:hAnsi="TimeNewRoman"/>
-                <w:sz w:val="30"/>
-              </w:rPr>
-              <w:t>38</w:t>
-            </w:r>
-          </w:p>
-        </w:tc>
-        <w:tc>
-          <w:tcPr>
-            <w:tcW w:type="dxa" w:w="1987"/>
-          </w:tcPr>
-          <w:p>
-            <w:pPr>
-              <w:jc w:val="left"/>
-            </w:pPr>
-            <w:r>
-              <w:rPr>
-                <w:rFonts w:ascii="TimeNewRoman" w:hAnsi="TimeNewRoman"/>
-                <w:sz w:val="30"/>
-              </w:rPr>
-              <w:t>30</w:t>
-            </w:r>
-          </w:p>
-        </w:tc>
-      </w:tr>
-      <w:tr>
-        <w:tc>
-          <w:tcPr>
-            <w:tcW w:type="dxa" w:w="1987"/>
-          </w:tcPr>
-          <w:p>
-            <w:pPr>
-              <w:jc w:val="left"/>
-            </w:pPr>
-            <w:r>
-              <w:rPr>
-                <w:rFonts w:ascii="TimeNewRoman" w:hAnsi="TimeNewRoman"/>
-                <w:sz w:val="30"/>
-              </w:rPr>
-              <w:t>4</w:t>
-            </w:r>
-          </w:p>
-        </w:tc>
-        <w:tc>
-          <w:tcPr>
-            <w:tcW w:type="dxa" w:w="1987"/>
-          </w:tcPr>
-          <w:p>
-            <w:pPr>
-              <w:jc w:val="left"/>
-            </w:pPr>
-            <w:r>
-              <w:rPr>
-                <w:rFonts w:ascii="TimeNewRoman" w:hAnsi="TimeNewRoman"/>
-                <w:sz w:val="30"/>
-              </w:rPr>
-              <w:t>7</w:t>
-            </w:r>
-          </w:p>
-        </w:tc>
-        <w:tc>
-          <w:tcPr>
-            <w:tcW w:type="dxa" w:w="1987"/>
-          </w:tcPr>
-          <w:p>
-            <w:pPr>
-              <w:jc w:val="left"/>
-            </w:pPr>
-            <w:r>
-              <w:rPr>
-                <w:rFonts w:ascii="TimeNewRoman" w:hAnsi="TimeNewRoman"/>
-                <w:sz w:val="30"/>
-              </w:rPr>
-              <w:t>25</w:t>
-            </w:r>
-          </w:p>
-        </w:tc>
-        <w:tc>
-          <w:tcPr>
-            <w:tcW w:type="dxa" w:w="1987"/>
-          </w:tcPr>
-          <w:p>
-            <w:pPr>
-              <w:jc w:val="left"/>
-            </w:pPr>
-            <w:r>
-              <w:rPr>
-                <w:rFonts w:ascii="TimeNewRoman" w:hAnsi="TimeNewRoman"/>
-                <w:sz w:val="30"/>
-              </w:rPr>
-              <w:t>54</w:t>
-            </w:r>
-          </w:p>
-        </w:tc>
-        <w:tc>
-          <w:tcPr>
-            <w:tcW w:type="dxa" w:w="1987"/>
-          </w:tcPr>
-          <w:p>
-            <w:pPr>
-              <w:jc w:val="left"/>
-            </w:pPr>
-            <w:r>
-              <w:rPr>
-                <w:rFonts w:ascii="TimeNewRoman" w:hAnsi="TimeNewRoman"/>
-                <w:sz w:val="30"/>
-              </w:rPr>
-              <w:t>22</w:t>
-            </w:r>
-          </w:p>
-        </w:tc>
-      </w:tr>
-      <w:tr>
-        <w:tc>
-          <w:tcPr>
-            <w:tcW w:type="dxa" w:w="1987"/>
-          </w:tcPr>
-          <w:p>
-            <w:pPr>
-              <w:jc w:val="left"/>
-            </w:pPr>
-            <w:r>
-              <w:rPr>
-                <w:rFonts w:ascii="TimeNewRoman" w:hAnsi="TimeNewRoman"/>
-                <w:sz w:val="30"/>
-              </w:rPr>
-              <w:t>4</w:t>
-            </w:r>
-          </w:p>
-        </w:tc>
-        <w:tc>
-          <w:tcPr>
-            <w:tcW w:type="dxa" w:w="1987"/>
-          </w:tcPr>
-          <w:p>
-            <w:pPr>
-              <w:jc w:val="left"/>
-            </w:pPr>
-            <w:r>
-              <w:rPr>
-                <w:rFonts w:ascii="TimeNewRoman" w:hAnsi="TimeNewRoman"/>
-                <w:sz w:val="30"/>
-              </w:rPr>
-              <w:t>39</w:t>
-            </w:r>
-          </w:p>
-        </w:tc>
-        <w:tc>
-          <w:tcPr>
-            <w:tcW w:type="dxa" w:w="1987"/>
-          </w:tcPr>
-          <w:p>
-            <w:pPr>
-              <w:jc w:val="left"/>
-            </w:pPr>
-            <w:r>
-              <w:rPr>
-                <w:rFonts w:ascii="TimeNewRoman" w:hAnsi="TimeNewRoman"/>
-                <w:sz w:val="30"/>
-              </w:rPr>
-              <w:t>56</w:t>
-            </w:r>
-          </w:p>
-        </w:tc>
-        <w:tc>
-          <w:tcPr>
-            <w:tcW w:type="dxa" w:w="1987"/>
-          </w:tcPr>
-          <w:p>
-            <w:pPr>
-              <w:jc w:val="left"/>
-            </w:pPr>
-            <w:r>
-              <w:rPr>
-                <w:rFonts w:ascii="TimeNewRoman" w:hAnsi="TimeNewRoman"/>
-                <w:sz w:val="30"/>
-              </w:rPr>
-              <w:t>35</w:t>
-            </w:r>
-          </w:p>
-        </w:tc>
-        <w:tc>
-          <w:tcPr>
-            <w:tcW w:type="dxa" w:w="1987"/>
-          </w:tcPr>
-          <w:p>
-            <w:pPr>
-              <w:jc w:val="left"/>
-            </w:pPr>
-            <w:r>
-              <w:rPr>
-                <w:rFonts w:ascii="TimeNewRoman" w:hAnsi="TimeNewRoman"/>
-                <w:sz w:val="30"/>
-              </w:rPr>
-              <w:t>2</w:t>
-            </w:r>
-          </w:p>
-        </w:tc>
-      </w:tr>
-      <w:tr>
-        <w:tc>
-          <w:tcPr>
-            <w:tcW w:type="dxa" w:w="1987"/>
-          </w:tcPr>
-          <w:p>
-            <w:pPr>
-              <w:jc w:val="left"/>
-            </w:pPr>
-            <w:r>
-              <w:rPr>
-                <w:rFonts w:ascii="TimeNewRoman" w:hAnsi="TimeNewRoman"/>
-                <w:sz w:val="30"/>
-              </w:rPr>
-              <w:t>78</w:t>
-            </w:r>
-          </w:p>
-        </w:tc>
-        <w:tc>
-          <w:tcPr>
-            <w:tcW w:type="dxa" w:w="1987"/>
-          </w:tcPr>
-          <w:p>
-            <w:pPr>
-              <w:jc w:val="left"/>
-            </w:pPr>
-            <w:r>
-              <w:rPr>
-                <w:rFonts w:ascii="TimeNewRoman" w:hAnsi="TimeNewRoman"/>
-                <w:sz w:val="30"/>
-              </w:rPr>
-              <w:t>149</w:t>
-            </w:r>
-          </w:p>
-        </w:tc>
-        <w:tc>
-          <w:tcPr>
-            <w:tcW w:type="dxa" w:w="1987"/>
-          </w:tcPr>
-          <w:p>
-            <w:pPr>
-              <w:jc w:val="left"/>
-            </w:pPr>
-            <w:r>
-              <w:rPr>
-                <w:rFonts w:ascii="TimeNewRoman" w:hAnsi="TimeNewRoman"/>
-                <w:sz w:val="30"/>
-              </w:rPr>
-              <w:t>94</w:t>
-            </w:r>
-          </w:p>
-        </w:tc>
-        <w:tc>
-          <w:tcPr>
-            <w:tcW w:type="dxa" w:w="1987"/>
-          </w:tcPr>
-          <w:p>
-            <w:pPr>
-              <w:jc w:val="left"/>
-            </w:pPr>
-            <w:r>
-              <w:rPr>
-                <w:rFonts w:ascii="TimeNewRoman" w:hAnsi="TimeNewRoman"/>
-                <w:sz w:val="30"/>
-              </w:rPr>
-              <w:t>67</w:t>
-            </w:r>
-          </w:p>
-        </w:tc>
-        <w:tc>
-          <w:tcPr>
-            <w:tcW w:type="dxa" w:w="1987"/>
-          </w:tcPr>
-          <w:p>
-            <w:pPr>
-              <w:jc w:val="left"/>
-            </w:pPr>
-            <w:r>
-              <w:rPr>
-                <w:rFonts w:ascii="TimeNewRoman" w:hAnsi="TimeNewRoman"/>
-                <w:sz w:val="30"/>
-              </w:rPr>
-              <w:t>56</w:t>
-            </w:r>
-          </w:p>
-        </w:tc>
-      </w:tr>
-      <w:tr>
-        <w:tc>
-          <w:tcPr>
-            <w:tcW w:type="dxa" w:w="1987"/>
-          </w:tcPr>
-          <w:p>
-            <w:pPr>
-              <w:jc w:val="left"/>
-            </w:pPr>
-            <w:r>
-              <w:rPr>
-                <w:rFonts w:ascii="TimeNewRoman" w:hAnsi="TimeNewRoman"/>
-                <w:sz w:val="30"/>
-              </w:rPr>
-              <w:t>93</w:t>
-            </w:r>
-          </w:p>
-        </w:tc>
-        <w:tc>
-          <w:tcPr>
-            <w:tcW w:type="dxa" w:w="1987"/>
-          </w:tcPr>
-          <w:p>
-            <w:pPr>
-              <w:jc w:val="left"/>
-            </w:pPr>
-            <w:r>
-              <w:rPr>
-                <w:rFonts w:ascii="TimeNewRoman" w:hAnsi="TimeNewRoman"/>
-                <w:sz w:val="30"/>
-              </w:rPr>
-              <w:t>141</w:t>
-            </w:r>
-          </w:p>
-        </w:tc>
-        <w:tc>
-          <w:tcPr>
-            <w:tcW w:type="dxa" w:w="1987"/>
-          </w:tcPr>
-          <w:p>
-            <w:pPr>
-              <w:jc w:val="left"/>
-            </w:pPr>
-            <w:r>
-              <w:rPr>
-                <w:rFonts w:ascii="TimeNewRoman" w:hAnsi="TimeNewRoman"/>
-                <w:sz w:val="30"/>
-              </w:rPr>
-              <w:t>45</w:t>
-            </w:r>
-          </w:p>
-        </w:tc>
-        <w:tc>
-          <w:tcPr>
-            <w:tcW w:type="dxa" w:w="1987"/>
-          </w:tcPr>
-          <w:p>
-            <w:pPr>
-              <w:jc w:val="left"/>
-            </w:pPr>
-            <w:r>
-              <w:rPr>
-                <w:rFonts w:ascii="TimeNewRoman" w:hAnsi="TimeNewRoman"/>
-                <w:sz w:val="30"/>
-              </w:rPr>
-              <w:t>39</w:t>
-            </w:r>
-          </w:p>
-        </w:tc>
-        <w:tc>
-          <w:tcPr>
-            <w:tcW w:type="dxa" w:w="1987"/>
-          </w:tcPr>
-          <w:p>
-            <w:pPr>
-              <w:jc w:val="left"/>
-            </w:pPr>
-            <w:r>
-              <w:rPr>
-                <w:rFonts w:ascii="TimeNewRoman" w:hAnsi="TimeNewRoman"/>
-                <w:sz w:val="30"/>
-              </w:rPr>
-              <w:t>28</w:t>
-            </w:r>
-          </w:p>
-        </w:tc>
-      </w:tr>
-      <w:tr>
-        <w:tc>
-          <w:tcPr>
-            <w:tcW w:type="dxa" w:w="1987"/>
-          </w:tcPr>
-          <w:p>
-            <w:pPr>
-              <w:jc w:val="left"/>
-            </w:pPr>
-            <w:r>
-              <w:rPr>
-                <w:rFonts w:ascii="TimeNewRoman" w:hAnsi="TimeNewRoman"/>
-                <w:sz w:val="30"/>
-              </w:rPr>
-              <w:t>50</w:t>
-            </w:r>
-          </w:p>
-        </w:tc>
-        <w:tc>
-          <w:tcPr>
-            <w:tcW w:type="dxa" w:w="1987"/>
-          </w:tcPr>
-          <w:p>
-            <w:pPr>
-              <w:jc w:val="left"/>
-            </w:pPr>
-            <w:r>
-              <w:rPr>
-                <w:rFonts w:ascii="TimeNewRoman" w:hAnsi="TimeNewRoman"/>
-                <w:sz w:val="30"/>
-              </w:rPr>
-              <w:t>63</w:t>
-            </w:r>
-          </w:p>
-        </w:tc>
-        <w:tc>
-          <w:tcPr>
-            <w:tcW w:type="dxa" w:w="1987"/>
-          </w:tcPr>
-          <w:p>
-            <w:pPr>
-              <w:jc w:val="left"/>
-            </w:pPr>
-            <w:r>
-              <w:rPr>
-                <w:rFonts w:ascii="TimeNewRoman" w:hAnsi="TimeNewRoman"/>
-                <w:sz w:val="30"/>
-              </w:rPr>
-              <w:t>111</w:t>
-            </w:r>
-          </w:p>
-        </w:tc>
-        <w:tc>
-          <w:tcPr>
-            <w:tcW w:type="dxa" w:w="1987"/>
-          </w:tcPr>
-          <w:p>
-            <w:pPr>
-              <w:jc w:val="left"/>
-            </w:pPr>
-            <w:r>
-              <w:rPr>
-                <w:rFonts w:ascii="TimeNewRoman" w:hAnsi="TimeNewRoman"/>
-                <w:sz w:val="30"/>
-              </w:rPr>
-              <w:t>18</w:t>
-            </w:r>
-          </w:p>
-        </w:tc>
-        <w:tc>
-          <w:tcPr>
-            <w:tcW w:type="dxa" w:w="1987"/>
-          </w:tcPr>
-          <w:p>
-            <w:pPr>
-              <w:jc w:val="left"/>
-            </w:pPr>
-            <w:r>
-              <w:rPr>
-                <w:rFonts w:ascii="TimeNewRoman" w:hAnsi="TimeNewRoman"/>
-                <w:sz w:val="30"/>
-              </w:rPr>
-              <w:t>64</w:t>
+              <w:t>12</w:t>
             </w:r>
           </w:p>
         </w:tc>

--- a/answers-of-mixed.docx
+++ b/answers-of-mixed.docx
@@ -11,7 +11,7 @@
           <w:rFonts w:ascii="Arial" w:hAnsi="Arial"/>
           <w:sz w:val="30"/>
         </w:rPr>
-        <w:t>2026-09-25 Friday</w:t>
+        <w:t>2026-09-26 Saturday</w:t>
       </w:r>
     </w:p>
     <w:tbl>
@@ -40,7 +40,7 @@
                 <w:rFonts w:ascii="TimeNewRoman" w:hAnsi="TimeNewRoman"/>
                 <w:sz w:val="30"/>
               </w:rPr>
-              <w:t>72</w:t>
+              <w:t>80</w:t>
             </w:r>
           </w:p>
         </w:tc>
@@ -57,7 +57,7 @@
                 <w:rFonts w:ascii="TimeNewRoman" w:hAnsi="TimeNewRoman"/>
                 <w:sz w:val="30"/>
               </w:rPr>
-              <w:t>4</w:t>
+              <w:t>6</w:t>
             </w:r>
           </w:p>
         </w:tc>
@@ -74,7 +74,7 @@
                 <w:rFonts w:ascii="TimeNewRoman" w:hAnsi="TimeNewRoman"/>
                 <w:sz w:val="30"/>
               </w:rPr>
-              <w:t>54</w:t>
+              <w:t>41</w:t>
             </w:r>
           </w:p>
         </w:tc>
@@ -91,7 +91,94 @@
                 <w:rFonts w:ascii="TimeNewRoman" w:hAnsi="TimeNewRoman"/>
                 <w:sz w:val="30"/>
               </w:rPr>
-              <w:t>24</w:t>
+              <w:t>30</w:t>
+            </w:r>
+          </w:p>
+        </w:tc>
+        <w:tc>
+          <w:tcPr>
+            <w:tcW w:type="dxa" w:w="1987"/>
+          </w:tcPr>
+          <w:p>
+            <w:pPr>
+              <w:jc w:val="left"/>
+            </w:pPr>
+            <w:r>
+              <w:rPr>
+                <w:rFonts w:ascii="TimeNewRoman" w:hAnsi="TimeNewRoman"/>
+                <w:sz w:val="30"/>
+              </w:rPr>
+              <w:t>16</w:t>
+            </w:r>
+          </w:p>
+        </w:tc>
+      </w:tr>
+      <w:tr>
+        <w:tc>
+          <w:tcPr>
+            <w:tcW w:type="dxa" w:w="1987"/>
+          </w:tcPr>
+          <w:p>
+            <w:pPr>
+              <w:jc w:val="left"/>
+            </w:pPr>
+            <w:r>
+              <w:rPr>
+                <w:rFonts w:ascii="TimeNewRoman" w:hAnsi="TimeNewRoman"/>
+                <w:sz w:val="30"/>
+              </w:rPr>
+              <w:t>95</w:t>
+            </w:r>
+          </w:p>
+        </w:tc>
+        <w:tc>
+          <w:tcPr>
+            <w:tcW w:type="dxa" w:w="1987"/>
+          </w:tcPr>
+          <w:p>
+            <w:pPr>
+              <w:jc w:val="left"/>
+            </w:pPr>
+            <w:r>
+              <w:rPr>
+                <w:rFonts w:ascii="TimeNewRoman" w:hAnsi="TimeNewRoman"/>
+                <w:sz w:val="30"/>
+              </w:rPr>
+              <w:t>64</w:t>
+            </w:r>
+          </w:p>
+        </w:tc>
+        <w:tc>
+          <w:tcPr>
+            <w:tcW w:type="dxa" w:w="1987"/>
+          </w:tcPr>
+          <w:p>
+            <w:pPr>
+              <w:jc w:val="left"/>
+            </w:pPr>
+            <w:r>
+              <w:rPr>
+                <w:rFonts w:ascii="TimeNewRoman" w:hAnsi="TimeNewRoman"/>
+                <w:sz w:val="30"/>
+              </w:rPr>
+              <w:t>7</w:t>
+            </w:r>
+          </w:p>
+        </w:tc>
+        <w:tc>
+          <w:tcPr>
+            <w:tcW w:type="dxa" w:w="1987"/>
+          </w:tcPr>
+          <w:p>
+            <w:pPr>
+              <w:jc w:val="left"/>
+            </w:pPr>
+            <w:r>
+              <w:rPr>
+                <w:rFonts w:ascii="TimeNewRoman" w:hAnsi="TimeNewRoman"/>
+                <w:sz w:val="30"/>
+              </w:rPr>
+              <w:t>69</w:t>
             </w:r>
           </w:p>
         </w:tc>
@@ -127,7 +214,7 @@
                 <w:rFonts w:ascii="TimeNewRoman" w:hAnsi="TimeNewRoman"/>
                 <w:sz w:val="30"/>
               </w:rPr>
-              <w:t>63</w:t>
+              <w:t>30</w:t>
             </w:r>
           </w:p>
         </w:tc>
@@ -144,546 +231,7 @@
                 <w:rFonts w:ascii="TimeNewRoman" w:hAnsi="TimeNewRoman"/>
                 <w:sz w:val="30"/>
               </w:rPr>
-              <w:t>188</w:t>
-            </w:r>
-          </w:p>
-        </w:tc>
-        <w:tc>
-          <w:tcPr>
-            <w:tcW w:type="dxa" w:w="1987"/>
-          </w:tcPr>
-          <w:p>
-            <w:pPr>
-              <w:jc w:val="left"/>
-            </w:pPr>
-            <w:r>
-              <w:rPr>
-                <w:rFonts w:ascii="TimeNewRoman" w:hAnsi="TimeNewRoman"/>
-                <w:sz w:val="30"/>
-              </w:rPr>
-              <w:t>9</w:t>
-            </w:r>
-          </w:p>
-        </w:tc>
-        <w:tc>
-          <w:tcPr>
-            <w:tcW w:type="dxa" w:w="1987"/>
-          </w:tcPr>
-          <w:p>
-            <w:pPr>
-              <w:jc w:val="left"/>
-            </w:pPr>
-            <w:r>
-              <w:rPr>
-                <w:rFonts w:ascii="TimeNewRoman" w:hAnsi="TimeNewRoman"/>
-                <w:sz w:val="30"/>
-              </w:rPr>
-              <w:t>69</w:t>
-            </w:r>
-          </w:p>
-        </w:tc>
-        <w:tc>
-          <w:tcPr>
-            <w:tcW w:type="dxa" w:w="1987"/>
-          </w:tcPr>
-          <w:p>
-            <w:pPr>
-              <w:jc w:val="left"/>
-            </w:pPr>
-            <w:r>
-              <w:rPr>
-                <w:rFonts w:ascii="TimeNewRoman" w:hAnsi="TimeNewRoman"/>
-                <w:sz w:val="30"/>
-              </w:rPr>
-              <w:t>23</w:t>
-            </w:r>
-          </w:p>
-        </w:tc>
-      </w:tr>
-      <w:tr>
-        <w:tc>
-          <w:tcPr>
-            <w:tcW w:type="dxa" w:w="1987"/>
-          </w:tcPr>
-          <w:p>
-            <w:pPr>
-              <w:jc w:val="left"/>
-            </w:pPr>
-            <w:r>
-              <w:rPr>
-                <w:rFonts w:ascii="TimeNewRoman" w:hAnsi="TimeNewRoman"/>
-                <w:sz w:val="30"/>
-              </w:rPr>
-              <w:t>36</w:t>
-            </w:r>
-          </w:p>
-        </w:tc>
-        <w:tc>
-          <w:tcPr>
-            <w:tcW w:type="dxa" w:w="1987"/>
-          </w:tcPr>
-          <w:p>
-            <w:pPr>
-              <w:jc w:val="left"/>
-            </w:pPr>
-            <w:r>
-              <w:rPr>
-                <w:rFonts w:ascii="TimeNewRoman" w:hAnsi="TimeNewRoman"/>
-                <w:sz w:val="30"/>
-              </w:rPr>
-              <w:t>3</w:t>
-            </w:r>
-          </w:p>
-        </w:tc>
-        <w:tc>
-          <w:tcPr>
-            <w:tcW w:type="dxa" w:w="1987"/>
-          </w:tcPr>
-          <w:p>
-            <w:pPr>
-              <w:jc w:val="left"/>
-            </w:pPr>
-            <w:r>
-              <w:rPr>
-                <w:rFonts w:ascii="TimeNewRoman" w:hAnsi="TimeNewRoman"/>
-                <w:sz w:val="30"/>
-              </w:rPr>
-              <w:t>83</w:t>
-            </w:r>
-          </w:p>
-        </w:tc>
-        <w:tc>
-          <w:tcPr>
-            <w:tcW w:type="dxa" w:w="1987"/>
-          </w:tcPr>
-          <w:p>
-            <w:pPr>
-              <w:jc w:val="left"/>
-            </w:pPr>
-            <w:r>
-              <w:rPr>
-                <w:rFonts w:ascii="TimeNewRoman" w:hAnsi="TimeNewRoman"/>
-                <w:sz w:val="30"/>
-              </w:rPr>
-              <w:t>27</w:t>
-            </w:r>
-          </w:p>
-        </w:tc>
-        <w:tc>
-          <w:tcPr>
-            <w:tcW w:type="dxa" w:w="1987"/>
-          </w:tcPr>
-          <w:p>
-            <w:pPr>
-              <w:jc w:val="left"/>
-            </w:pPr>
-            <w:r>
-              <w:rPr>
-                <w:rFonts w:ascii="TimeNewRoman" w:hAnsi="TimeNewRoman"/>
-                <w:sz w:val="30"/>
-              </w:rPr>
-              <w:t>35</w:t>
-            </w:r>
-          </w:p>
-        </w:tc>
-      </w:tr>
-      <w:tr>
-        <w:tc>
-          <w:tcPr>
-            <w:tcW w:type="dxa" w:w="1987"/>
-          </w:tcPr>
-          <w:p>
-            <w:pPr>
-              <w:jc w:val="left"/>
-            </w:pPr>
-            <w:r>
-              <w:rPr>
-                <w:rFonts w:ascii="TimeNewRoman" w:hAnsi="TimeNewRoman"/>
-                <w:sz w:val="30"/>
-              </w:rPr>
-              <w:t>7</w:t>
-            </w:r>
-          </w:p>
-        </w:tc>
-        <w:tc>
-          <w:tcPr>
-            <w:tcW w:type="dxa" w:w="1987"/>
-          </w:tcPr>
-          <w:p>
-            <w:pPr>
-              <w:jc w:val="left"/>
-            </w:pPr>
-            <w:r>
-              <w:rPr>
-                <w:rFonts w:ascii="TimeNewRoman" w:hAnsi="TimeNewRoman"/>
-                <w:sz w:val="30"/>
-              </w:rPr>
-              <w:t>147</w:t>
-            </w:r>
-          </w:p>
-        </w:tc>
-        <w:tc>
-          <w:tcPr>
-            <w:tcW w:type="dxa" w:w="1987"/>
-          </w:tcPr>
-          <w:p>
-            <w:pPr>
-              <w:jc w:val="left"/>
-            </w:pPr>
-            <w:r>
-              <w:rPr>
-                <w:rFonts w:ascii="TimeNewRoman" w:hAnsi="TimeNewRoman"/>
-                <w:sz w:val="30"/>
-              </w:rPr>
-              <w:t>70</w:t>
-            </w:r>
-          </w:p>
-        </w:tc>
-        <w:tc>
-          <w:tcPr>
-            <w:tcW w:type="dxa" w:w="1987"/>
-          </w:tcPr>
-          <w:p>
-            <w:pPr>
-              <w:jc w:val="left"/>
-            </w:pPr>
-            <w:r>
-              <w:rPr>
-                <w:rFonts w:ascii="TimeNewRoman" w:hAnsi="TimeNewRoman"/>
-                <w:sz w:val="30"/>
-              </w:rPr>
-              <w:t>24</w:t>
-            </w:r>
-          </w:p>
-        </w:tc>
-        <w:tc>
-          <w:tcPr>
-            <w:tcW w:type="dxa" w:w="1987"/>
-          </w:tcPr>
-          <w:p>
-            <w:pPr>
-              <w:jc w:val="left"/>
-            </w:pPr>
-            <w:r>
-              <w:rPr>
-                <w:rFonts w:ascii="TimeNewRoman" w:hAnsi="TimeNewRoman"/>
-                <w:sz w:val="30"/>
-              </w:rPr>
-              <w:t>31</w:t>
-            </w:r>
-          </w:p>
-        </w:tc>
-      </w:tr>
-      <w:tr>
-        <w:tc>
-          <w:tcPr>
-            <w:tcW w:type="dxa" w:w="1987"/>
-          </w:tcPr>
-          <w:p>
-            <w:pPr>
-              <w:jc w:val="left"/>
-            </w:pPr>
-            <w:r>
-              <w:rPr>
-                <w:rFonts w:ascii="TimeNewRoman" w:hAnsi="TimeNewRoman"/>
-                <w:sz w:val="30"/>
-              </w:rPr>
-              <w:t>92</w:t>
-            </w:r>
-          </w:p>
-        </w:tc>
-        <w:tc>
-          <w:tcPr>
-            <w:tcW w:type="dxa" w:w="1987"/>
-          </w:tcPr>
-          <w:p>
-            <w:pPr>
-              <w:jc w:val="left"/>
-            </w:pPr>
-            <w:r>
-              <w:rPr>
-                <w:rFonts w:ascii="TimeNewRoman" w:hAnsi="TimeNewRoman"/>
-                <w:sz w:val="30"/>
-              </w:rPr>
-              <w:t>38</w:t>
-            </w:r>
-          </w:p>
-        </w:tc>
-        <w:tc>
-          <w:tcPr>
-            <w:tcW w:type="dxa" w:w="1987"/>
-          </w:tcPr>
-          <w:p>
-            <w:pPr>
-              <w:jc w:val="left"/>
-            </w:pPr>
-            <w:r>
-              <w:rPr>
-                <w:rFonts w:ascii="TimeNewRoman" w:hAnsi="TimeNewRoman"/>
-                <w:sz w:val="30"/>
-              </w:rPr>
-              <w:t>25</w:t>
-            </w:r>
-          </w:p>
-        </w:tc>
-        <w:tc>
-          <w:tcPr>
-            <w:tcW w:type="dxa" w:w="1987"/>
-          </w:tcPr>
-          <w:p>
-            <w:pPr>
-              <w:jc w:val="left"/>
-            </w:pPr>
-            <w:r>
-              <w:rPr>
-                <w:rFonts w:ascii="TimeNewRoman" w:hAnsi="TimeNewRoman"/>
-                <w:sz w:val="30"/>
-              </w:rPr>
-              <w:t>69</w:t>
-            </w:r>
-          </w:p>
-        </w:tc>
-        <w:tc>
-          <w:tcPr>
-            <w:tcW w:type="dxa" w:w="1987"/>
-          </w:tcPr>
-          <w:p>
-            <w:pPr>
-              <w:jc w:val="left"/>
-            </w:pPr>
-            <w:r>
-              <w:rPr>
-                <w:rFonts w:ascii="TimeNewRoman" w:hAnsi="TimeNewRoman"/>
-                <w:sz w:val="30"/>
-              </w:rPr>
-              <w:t>18</w:t>
-            </w:r>
-          </w:p>
-        </w:tc>
-      </w:tr>
-      <w:tr>
-        <w:tc>
-          <w:tcPr>
-            <w:tcW w:type="dxa" w:w="1987"/>
-          </w:tcPr>
-          <w:p>
-            <w:pPr>
-              <w:jc w:val="left"/>
-            </w:pPr>
-            <w:r>
-              <w:rPr>
-                <w:rFonts w:ascii="TimeNewRoman" w:hAnsi="TimeNewRoman"/>
-                <w:sz w:val="30"/>
-              </w:rPr>
-              <w:t>65</w:t>
-            </w:r>
-          </w:p>
-        </w:tc>
-        <w:tc>
-          <w:tcPr>
-            <w:tcW w:type="dxa" w:w="1987"/>
-          </w:tcPr>
-          <w:p>
-            <w:pPr>
-              <w:jc w:val="left"/>
-            </w:pPr>
-            <w:r>
-              <w:rPr>
-                <w:rFonts w:ascii="TimeNewRoman" w:hAnsi="TimeNewRoman"/>
-                <w:sz w:val="30"/>
-              </w:rPr>
-              <w:t>24</w:t>
-            </w:r>
-          </w:p>
-        </w:tc>
-        <w:tc>
-          <w:tcPr>
-            <w:tcW w:type="dxa" w:w="1987"/>
-          </w:tcPr>
-          <w:p>
-            <w:pPr>
-              <w:jc w:val="left"/>
-            </w:pPr>
-            <w:r>
-              <w:rPr>
-                <w:rFonts w:ascii="TimeNewRoman" w:hAnsi="TimeNewRoman"/>
-                <w:sz w:val="30"/>
-              </w:rPr>
-              <w:t>70</w:t>
-            </w:r>
-          </w:p>
-        </w:tc>
-        <w:tc>
-          <w:tcPr>
-            <w:tcW w:type="dxa" w:w="1987"/>
-          </w:tcPr>
-          <w:p>
-            <w:pPr>
-              <w:jc w:val="left"/>
-            </w:pPr>
-            <w:r>
-              <w:rPr>
-                <w:rFonts w:ascii="TimeNewRoman" w:hAnsi="TimeNewRoman"/>
-                <w:sz w:val="30"/>
-              </w:rPr>
-              <w:t>32</w:t>
-            </w:r>
-          </w:p>
-        </w:tc>
-        <w:tc>
-          <w:tcPr>
-            <w:tcW w:type="dxa" w:w="1987"/>
-          </w:tcPr>
-          <w:p>
-            <w:pPr>
-              <w:jc w:val="left"/>
-            </w:pPr>
-            <w:r>
-              <w:rPr>
-                <w:rFonts w:ascii="TimeNewRoman" w:hAnsi="TimeNewRoman"/>
-                <w:sz w:val="30"/>
-              </w:rPr>
-              <w:t>7</w:t>
-            </w:r>
-          </w:p>
-        </w:tc>
-      </w:tr>
-      <w:tr>
-        <w:tc>
-          <w:tcPr>
-            <w:tcW w:type="dxa" w:w="1987"/>
-          </w:tcPr>
-          <w:p>
-            <w:pPr>
-              <w:jc w:val="left"/>
-            </w:pPr>
-            <w:r>
-              <w:rPr>
-                <w:rFonts w:ascii="TimeNewRoman" w:hAnsi="TimeNewRoman"/>
-                <w:sz w:val="30"/>
-              </w:rPr>
-              <w:t>55</w:t>
-            </w:r>
-          </w:p>
-        </w:tc>
-        <w:tc>
-          <w:tcPr>
-            <w:tcW w:type="dxa" w:w="1987"/>
-          </w:tcPr>
-          <w:p>
-            <w:pPr>
-              <w:jc w:val="left"/>
-            </w:pPr>
-            <w:r>
-              <w:rPr>
-                <w:rFonts w:ascii="TimeNewRoman" w:hAnsi="TimeNewRoman"/>
-                <w:sz w:val="30"/>
-              </w:rPr>
-              <w:t>59</w:t>
-            </w:r>
-          </w:p>
-        </w:tc>
-        <w:tc>
-          <w:tcPr>
-            <w:tcW w:type="dxa" w:w="1987"/>
-          </w:tcPr>
-          <w:p>
-            <w:pPr>
-              <w:jc w:val="left"/>
-            </w:pPr>
-            <w:r>
-              <w:rPr>
-                <w:rFonts w:ascii="TimeNewRoman" w:hAnsi="TimeNewRoman"/>
-                <w:sz w:val="30"/>
-              </w:rPr>
-              <w:t>63</w:t>
-            </w:r>
-          </w:p>
-        </w:tc>
-        <w:tc>
-          <w:tcPr>
-            <w:tcW w:type="dxa" w:w="1987"/>
-          </w:tcPr>
-          <w:p>
-            <w:pPr>
-              <w:jc w:val="left"/>
-            </w:pPr>
-            <w:r>
-              <w:rPr>
-                <w:rFonts w:ascii="TimeNewRoman" w:hAnsi="TimeNewRoman"/>
-                <w:sz w:val="30"/>
-              </w:rPr>
-              <w:t>129</w:t>
-            </w:r>
-          </w:p>
-        </w:tc>
-        <w:tc>
-          <w:tcPr>
-            <w:tcW w:type="dxa" w:w="1987"/>
-          </w:tcPr>
-          <w:p>
-            <w:pPr>
-              <w:jc w:val="left"/>
-            </w:pPr>
-            <w:r>
-              <w:rPr>
-                <w:rFonts w:ascii="TimeNewRoman" w:hAnsi="TimeNewRoman"/>
-                <w:sz w:val="30"/>
-              </w:rPr>
-              <w:t>60</w:t>
-            </w:r>
-          </w:p>
-        </w:tc>
-      </w:tr>
-      <w:tr>
-        <w:tc>
-          <w:tcPr>
-            <w:tcW w:type="dxa" w:w="1987"/>
-          </w:tcPr>
-          <w:p>
-            <w:pPr>
-              <w:jc w:val="left"/>
-            </w:pPr>
-            <w:r>
-              <w:rPr>
-                <w:rFonts w:ascii="TimeNewRoman" w:hAnsi="TimeNewRoman"/>
-                <w:sz w:val="30"/>
-              </w:rPr>
-              <w:t>150</w:t>
-            </w:r>
-          </w:p>
-        </w:tc>
-        <w:tc>
-          <w:tcPr>
-            <w:tcW w:type="dxa" w:w="1987"/>
-          </w:tcPr>
-          <w:p>
-            <w:pPr>
-              <w:jc w:val="left"/>
-            </w:pPr>
-            <w:r>
-              <w:rPr>
-                <w:rFonts w:ascii="TimeNewRoman" w:hAnsi="TimeNewRoman"/>
-                <w:sz w:val="30"/>
-              </w:rPr>
-              <w:t>16</w:t>
-            </w:r>
-          </w:p>
-        </w:tc>
-        <w:tc>
-          <w:tcPr>
-            <w:tcW w:type="dxa" w:w="1987"/>
-          </w:tcPr>
-          <w:p>
-            <w:pPr>
-              <w:jc w:val="left"/>
-            </w:pPr>
-            <w:r>
-              <w:rPr>
-                <w:rFonts w:ascii="TimeNewRoman" w:hAnsi="TimeNewRoman"/>
-                <w:sz w:val="30"/>
-              </w:rPr>
-              <w:t>41</w:t>
+              <w:t>2</w:t>
             </w:r>
           </w:p>
         </w:tc>
@@ -717,304 +265,7 @@
                 <w:rFonts w:ascii="TimeNewRoman" w:hAnsi="TimeNewRoman"/>
                 <w:sz w:val="30"/>
               </w:rPr>
-              <w:t>18</w:t>
-            </w:r>
-          </w:p>
-        </w:tc>
-      </w:tr>
-      <w:tr>
-        <w:tc>
-          <w:tcPr>
-            <w:tcW w:type="dxa" w:w="1987"/>
-          </w:tcPr>
-          <w:p>
-            <w:pPr>
-              <w:jc w:val="left"/>
-            </w:pPr>
-            <w:r>
-              <w:rPr>
-                <w:rFonts w:ascii="TimeNewRoman" w:hAnsi="TimeNewRoman"/>
-                <w:sz w:val="30"/>
-              </w:rPr>
-              <w:t>122</w:t>
-            </w:r>
-          </w:p>
-        </w:tc>
-        <w:tc>
-          <w:tcPr>
-            <w:tcW w:type="dxa" w:w="1987"/>
-          </w:tcPr>
-          <w:p>
-            <w:pPr>
-              <w:jc w:val="left"/>
-            </w:pPr>
-            <w:r>
-              <w:rPr>
-                <w:rFonts w:ascii="TimeNewRoman" w:hAnsi="TimeNewRoman"/>
-                <w:sz w:val="30"/>
-              </w:rPr>
-              <w:t>1</w:t>
-            </w:r>
-          </w:p>
-        </w:tc>
-        <w:tc>
-          <w:tcPr>
-            <w:tcW w:type="dxa" w:w="1987"/>
-          </w:tcPr>
-          <w:p>
-            <w:pPr>
-              <w:jc w:val="left"/>
-            </w:pPr>
-            <w:r>
-              <w:rPr>
-                <w:rFonts w:ascii="TimeNewRoman" w:hAnsi="TimeNewRoman"/>
-                <w:sz w:val="30"/>
-              </w:rPr>
-              <w:t>17</w:t>
-            </w:r>
-          </w:p>
-        </w:tc>
-        <w:tc>
-          <w:tcPr>
-            <w:tcW w:type="dxa" w:w="1987"/>
-          </w:tcPr>
-          <w:p>
-            <w:pPr>
-              <w:jc w:val="left"/>
-            </w:pPr>
-            <w:r>
-              <w:rPr>
-                <w:rFonts w:ascii="TimeNewRoman" w:hAnsi="TimeNewRoman"/>
-                <w:sz w:val="30"/>
-              </w:rPr>
-              <w:t>6</w:t>
-            </w:r>
-          </w:p>
-        </w:tc>
-        <w:tc>
-          <w:tcPr>
-            <w:tcW w:type="dxa" w:w="1987"/>
-          </w:tcPr>
-          <w:p>
-            <w:pPr>
-              <w:jc w:val="left"/>
-            </w:pPr>
-            <w:r>
-              <w:rPr>
-                <w:rFonts w:ascii="TimeNewRoman" w:hAnsi="TimeNewRoman"/>
-                <w:sz w:val="30"/>
-              </w:rPr>
-              <w:t>63</w:t>
-            </w:r>
-          </w:p>
-        </w:tc>
-      </w:tr>
-      <w:tr>
-        <w:tc>
-          <w:tcPr>
-            <w:tcW w:type="dxa" w:w="1987"/>
-          </w:tcPr>
-          <w:p>
-            <w:pPr>
-              <w:jc w:val="left"/>
-            </w:pPr>
-            <w:r>
-              <w:rPr>
-                <w:rFonts w:ascii="TimeNewRoman" w:hAnsi="TimeNewRoman"/>
-                <w:sz w:val="30"/>
-              </w:rPr>
-              <w:t>45</w:t>
-            </w:r>
-          </w:p>
-        </w:tc>
-        <w:tc>
-          <w:tcPr>
-            <w:tcW w:type="dxa" w:w="1987"/>
-          </w:tcPr>
-          <w:p>
-            <w:pPr>
-              <w:jc w:val="left"/>
-            </w:pPr>
-            <w:r>
-              <w:rPr>
-                <w:rFonts w:ascii="TimeNewRoman" w:hAnsi="TimeNewRoman"/>
-                <w:sz w:val="30"/>
-              </w:rPr>
-              <w:t>45</w:t>
-            </w:r>
-          </w:p>
-        </w:tc>
-        <w:tc>
-          <w:tcPr>
-            <w:tcW w:type="dxa" w:w="1987"/>
-          </w:tcPr>
-          <w:p>
-            <w:pPr>
-              <w:jc w:val="left"/>
-            </w:pPr>
-            <w:r>
-              <w:rPr>
-                <w:rFonts w:ascii="TimeNewRoman" w:hAnsi="TimeNewRoman"/>
-                <w:sz w:val="30"/>
-              </w:rPr>
-              <w:t>35</w:t>
-            </w:r>
-          </w:p>
-        </w:tc>
-        <w:tc>
-          <w:tcPr>
-            <w:tcW w:type="dxa" w:w="1987"/>
-          </w:tcPr>
-          <w:p>
-            <w:pPr>
-              <w:jc w:val="left"/>
-            </w:pPr>
-            <w:r>
-              <w:rPr>
-                <w:rFonts w:ascii="TimeNewRoman" w:hAnsi="TimeNewRoman"/>
-                <w:sz w:val="30"/>
-              </w:rPr>
-              <w:t>0</w:t>
-            </w:r>
-          </w:p>
-        </w:tc>
-        <w:tc>
-          <w:tcPr>
-            <w:tcW w:type="dxa" w:w="1987"/>
-          </w:tcPr>
-          <w:p>
-            <w:pPr>
-              <w:jc w:val="left"/>
-            </w:pPr>
-            <w:r>
-              <w:rPr>
-                <w:rFonts w:ascii="TimeNewRoman" w:hAnsi="TimeNewRoman"/>
-                <w:sz w:val="30"/>
-              </w:rPr>
-              <w:t>94</w:t>
-            </w:r>
-          </w:p>
-        </w:tc>
-      </w:tr>
-      <w:tr>
-        <w:tc>
-          <w:tcPr>
-            <w:tcW w:type="dxa" w:w="1987"/>
-          </w:tcPr>
-          <w:p>
-            <w:pPr>
-              <w:jc w:val="left"/>
-            </w:pPr>
-            <w:r>
-              <w:rPr>
-                <w:rFonts w:ascii="TimeNewRoman" w:hAnsi="TimeNewRoman"/>
-                <w:sz w:val="30"/>
-              </w:rPr>
-              <w:t>53</w:t>
-            </w:r>
-          </w:p>
-        </w:tc>
-        <w:tc>
-          <w:tcPr>
-            <w:tcW w:type="dxa" w:w="1987"/>
-          </w:tcPr>
-          <w:p>
-            <w:pPr>
-              <w:jc w:val="left"/>
-            </w:pPr>
-            <w:r>
-              <w:rPr>
-                <w:rFonts w:ascii="TimeNewRoman" w:hAnsi="TimeNewRoman"/>
-                <w:sz w:val="30"/>
-              </w:rPr>
-              <w:t>16</w:t>
-            </w:r>
-          </w:p>
-        </w:tc>
-        <w:tc>
-          <w:tcPr>
-            <w:tcW w:type="dxa" w:w="1987"/>
-          </w:tcPr>
-          <w:p>
-            <w:pPr>
-              <w:jc w:val="left"/>
-            </w:pPr>
-            <w:r>
-              <w:rPr>
-                <w:rFonts w:ascii="TimeNewRoman" w:hAnsi="TimeNewRoman"/>
-                <w:sz w:val="30"/>
-              </w:rPr>
-              <w:t>128</w:t>
-            </w:r>
-          </w:p>
-        </w:tc>
-        <w:tc>
-          <w:tcPr>
-            <w:tcW w:type="dxa" w:w="1987"/>
-          </w:tcPr>
-          <w:p>
-            <w:pPr>
-              <w:jc w:val="left"/>
-            </w:pPr>
-            <w:r>
-              <w:rPr>
-                <w:rFonts w:ascii="TimeNewRoman" w:hAnsi="TimeNewRoman"/>
-                <w:sz w:val="30"/>
-              </w:rPr>
-              <w:t>157</w:t>
-            </w:r>
-          </w:p>
-        </w:tc>
-        <w:tc>
-          <w:tcPr>
-            <w:tcW w:type="dxa" w:w="1987"/>
-          </w:tcPr>
-          <w:p>
-            <w:pPr>
-              <w:jc w:val="left"/>
-            </w:pPr>
-            <w:r>
-              <w:rPr>
-                <w:rFonts w:ascii="TimeNewRoman" w:hAnsi="TimeNewRoman"/>
-                <w:sz w:val="30"/>
-              </w:rPr>
-              <w:t>5</w:t>
-            </w:r>
-          </w:p>
-        </w:tc>
-      </w:tr>
-      <w:tr>
-        <w:tc>
-          <w:tcPr>
-            <w:tcW w:type="dxa" w:w="1987"/>
-          </w:tcPr>
-          <w:p>
-            <w:pPr>
-              <w:jc w:val="left"/>
-            </w:pPr>
-            <w:r>
-              <w:rPr>
-                <w:rFonts w:ascii="TimeNewRoman" w:hAnsi="TimeNewRoman"/>
-                <w:sz w:val="30"/>
-              </w:rPr>
-              <w:t>72</w:t>
-            </w:r>
-          </w:p>
-        </w:tc>
-        <w:tc>
-          <w:tcPr>
-            <w:tcW w:type="dxa" w:w="1987"/>
-          </w:tcPr>
-          <w:p>
-            <w:pPr>
-              <w:jc w:val="left"/>
-            </w:pPr>
-            <w:r>
-              <w:rPr>
-                <w:rFonts w:ascii="TimeNewRoman" w:hAnsi="TimeNewRoman"/>
-                <w:sz w:val="30"/>
-              </w:rPr>
-              <w:t>3</w:t>
+              <w:t>68</w:t>
             </w:r>
           </w:p>
         </w:tc>
@@ -1035,6 +286,8 @@
             </w:r>
           </w:p>
         </w:tc>
+      </w:tr>
+      <w:tr>
         <w:tc>
           <w:tcPr>
             <w:tcW w:type="dxa" w:w="1987"/>
@@ -1048,7 +301,7 @@
                 <w:rFonts w:ascii="TimeNewRoman" w:hAnsi="TimeNewRoman"/>
                 <w:sz w:val="30"/>
               </w:rPr>
-              <w:t>103</w:t>
+              <w:t>42</w:t>
             </w:r>
           </w:p>
         </w:tc>
@@ -1065,26 +318,7 @@
                 <w:rFonts w:ascii="TimeNewRoman" w:hAnsi="TimeNewRoman"/>
                 <w:sz w:val="30"/>
               </w:rPr>
-              <w:t>30</w:t>
-            </w:r>
-          </w:p>
-        </w:tc>
-      </w:tr>
-      <w:tr>
-        <w:tc>
-          <w:tcPr>
-            <w:tcW w:type="dxa" w:w="1987"/>
-          </w:tcPr>
-          <w:p>
-            <w:pPr>
-              <w:jc w:val="left"/>
-            </w:pPr>
-            <w:r>
-              <w:rPr>
-                <w:rFonts w:ascii="TimeNewRoman" w:hAnsi="TimeNewRoman"/>
-                <w:sz w:val="30"/>
-              </w:rPr>
-              <w:t>15</w:t>
+              <w:t>190</w:t>
             </w:r>
           </w:p>
         </w:tc>
@@ -1101,111 +335,7 @@
                 <w:rFonts w:ascii="TimeNewRoman" w:hAnsi="TimeNewRoman"/>
                 <w:sz w:val="30"/>
               </w:rPr>
-              <w:t>67</w:t>
-            </w:r>
-          </w:p>
-        </w:tc>
-        <w:tc>
-          <w:tcPr>
-            <w:tcW w:type="dxa" w:w="1987"/>
-          </w:tcPr>
-          <w:p>
-            <w:pPr>
-              <w:jc w:val="left"/>
-            </w:pPr>
-            <w:r>
-              <w:rPr>
-                <w:rFonts w:ascii="TimeNewRoman" w:hAnsi="TimeNewRoman"/>
-                <w:sz w:val="30"/>
-              </w:rPr>
-              <w:t>1</w:t>
-            </w:r>
-          </w:p>
-        </w:tc>
-        <w:tc>
-          <w:tcPr>
-            <w:tcW w:type="dxa" w:w="1987"/>
-          </w:tcPr>
-          <w:p>
-            <w:pPr>
-              <w:jc w:val="left"/>
-            </w:pPr>
-            <w:r>
-              <w:rPr>
-                <w:rFonts w:ascii="TimeNewRoman" w:hAnsi="TimeNewRoman"/>
-                <w:sz w:val="30"/>
-              </w:rPr>
-              <w:t>37</w:t>
-            </w:r>
-          </w:p>
-        </w:tc>
-        <w:tc>
-          <w:tcPr>
-            <w:tcW w:type="dxa" w:w="1987"/>
-          </w:tcPr>
-          <w:p>
-            <w:pPr>
-              <w:jc w:val="left"/>
-            </w:pPr>
-            <w:r>
-              <w:rPr>
-                <w:rFonts w:ascii="TimeNewRoman" w:hAnsi="TimeNewRoman"/>
-                <w:sz w:val="30"/>
-              </w:rPr>
-              <w:t>36</w:t>
-            </w:r>
-          </w:p>
-        </w:tc>
-      </w:tr>
-      <w:tr>
-        <w:tc>
-          <w:tcPr>
-            <w:tcW w:type="dxa" w:w="1987"/>
-          </w:tcPr>
-          <w:p>
-            <w:pPr>
-              <w:jc w:val="left"/>
-            </w:pPr>
-            <w:r>
-              <w:rPr>
-                <w:rFonts w:ascii="TimeNewRoman" w:hAnsi="TimeNewRoman"/>
-                <w:sz w:val="30"/>
-              </w:rPr>
-              <w:t>56</w:t>
-            </w:r>
-          </w:p>
-        </w:tc>
-        <w:tc>
-          <w:tcPr>
-            <w:tcW w:type="dxa" w:w="1987"/>
-          </w:tcPr>
-          <w:p>
-            <w:pPr>
-              <w:jc w:val="left"/>
-            </w:pPr>
-            <w:r>
-              <w:rPr>
-                <w:rFonts w:ascii="TimeNewRoman" w:hAnsi="TimeNewRoman"/>
-                <w:sz w:val="30"/>
-              </w:rPr>
-              <w:t>1</w:t>
-            </w:r>
-          </w:p>
-        </w:tc>
-        <w:tc>
-          <w:tcPr>
-            <w:tcW w:type="dxa" w:w="1987"/>
-          </w:tcPr>
-          <w:p>
-            <w:pPr>
-              <w:jc w:val="left"/>
-            </w:pPr>
-            <w:r>
-              <w:rPr>
-                <w:rFonts w:ascii="TimeNewRoman" w:hAnsi="TimeNewRoman"/>
-                <w:sz w:val="30"/>
-              </w:rPr>
-              <w:t>27</w:t>
+              <w:t>54</w:t>
             </w:r>
           </w:p>
         </w:tc>
@@ -1258,7 +388,198 @@
                 <w:rFonts w:ascii="TimeNewRoman" w:hAnsi="TimeNewRoman"/>
                 <w:sz w:val="30"/>
               </w:rPr>
-              <w:t>80</w:t>
+              <w:t>74</w:t>
+            </w:r>
+          </w:p>
+        </w:tc>
+        <w:tc>
+          <w:tcPr>
+            <w:tcW w:type="dxa" w:w="1987"/>
+          </w:tcPr>
+          <w:p>
+            <w:pPr>
+              <w:jc w:val="left"/>
+            </w:pPr>
+            <w:r>
+              <w:rPr>
+                <w:rFonts w:ascii="TimeNewRoman" w:hAnsi="TimeNewRoman"/>
+                <w:sz w:val="30"/>
+              </w:rPr>
+              <w:t>9</w:t>
+            </w:r>
+          </w:p>
+        </w:tc>
+        <w:tc>
+          <w:tcPr>
+            <w:tcW w:type="dxa" w:w="1987"/>
+          </w:tcPr>
+          <w:p>
+            <w:pPr>
+              <w:jc w:val="left"/>
+            </w:pPr>
+            <w:r>
+              <w:rPr>
+                <w:rFonts w:ascii="TimeNewRoman" w:hAnsi="TimeNewRoman"/>
+                <w:sz w:val="30"/>
+              </w:rPr>
+              <w:t>1</w:t>
+            </w:r>
+          </w:p>
+        </w:tc>
+        <w:tc>
+          <w:tcPr>
+            <w:tcW w:type="dxa" w:w="1987"/>
+          </w:tcPr>
+          <w:p>
+            <w:pPr>
+              <w:jc w:val="left"/>
+            </w:pPr>
+            <w:r>
+              <w:rPr>
+                <w:rFonts w:ascii="TimeNewRoman" w:hAnsi="TimeNewRoman"/>
+                <w:sz w:val="30"/>
+              </w:rPr>
+              <w:t>5</w:t>
+            </w:r>
+          </w:p>
+        </w:tc>
+        <w:tc>
+          <w:tcPr>
+            <w:tcW w:type="dxa" w:w="1987"/>
+          </w:tcPr>
+          <w:p>
+            <w:pPr>
+              <w:jc w:val="left"/>
+            </w:pPr>
+            <w:r>
+              <w:rPr>
+                <w:rFonts w:ascii="TimeNewRoman" w:hAnsi="TimeNewRoman"/>
+                <w:sz w:val="30"/>
+              </w:rPr>
+              <w:t>96</w:t>
+            </w:r>
+          </w:p>
+        </w:tc>
+      </w:tr>
+      <w:tr>
+        <w:tc>
+          <w:tcPr>
+            <w:tcW w:type="dxa" w:w="1987"/>
+          </w:tcPr>
+          <w:p>
+            <w:pPr>
+              <w:jc w:val="left"/>
+            </w:pPr>
+            <w:r>
+              <w:rPr>
+                <w:rFonts w:ascii="TimeNewRoman" w:hAnsi="TimeNewRoman"/>
+                <w:sz w:val="30"/>
+              </w:rPr>
+              <w:t>28</w:t>
+            </w:r>
+          </w:p>
+        </w:tc>
+        <w:tc>
+          <w:tcPr>
+            <w:tcW w:type="dxa" w:w="1987"/>
+          </w:tcPr>
+          <w:p>
+            <w:pPr>
+              <w:jc w:val="left"/>
+            </w:pPr>
+            <w:r>
+              <w:rPr>
+                <w:rFonts w:ascii="TimeNewRoman" w:hAnsi="TimeNewRoman"/>
+                <w:sz w:val="30"/>
+              </w:rPr>
+              <w:t>89</w:t>
+            </w:r>
+          </w:p>
+        </w:tc>
+        <w:tc>
+          <w:tcPr>
+            <w:tcW w:type="dxa" w:w="1987"/>
+          </w:tcPr>
+          <w:p>
+            <w:pPr>
+              <w:jc w:val="left"/>
+            </w:pPr>
+            <w:r>
+              <w:rPr>
+                <w:rFonts w:ascii="TimeNewRoman" w:hAnsi="TimeNewRoman"/>
+                <w:sz w:val="30"/>
+              </w:rPr>
+              <w:t>99</w:t>
+            </w:r>
+          </w:p>
+        </w:tc>
+        <w:tc>
+          <w:tcPr>
+            <w:tcW w:type="dxa" w:w="1987"/>
+          </w:tcPr>
+          <w:p>
+            <w:pPr>
+              <w:jc w:val="left"/>
+            </w:pPr>
+            <w:r>
+              <w:rPr>
+                <w:rFonts w:ascii="TimeNewRoman" w:hAnsi="TimeNewRoman"/>
+                <w:sz w:val="30"/>
+              </w:rPr>
+              <w:t>89</w:t>
+            </w:r>
+          </w:p>
+        </w:tc>
+        <w:tc>
+          <w:tcPr>
+            <w:tcW w:type="dxa" w:w="1987"/>
+          </w:tcPr>
+          <w:p>
+            <w:pPr>
+              <w:jc w:val="left"/>
+            </w:pPr>
+            <w:r>
+              <w:rPr>
+                <w:rFonts w:ascii="TimeNewRoman" w:hAnsi="TimeNewRoman"/>
+                <w:sz w:val="30"/>
+              </w:rPr>
+              <w:t>54</w:t>
+            </w:r>
+          </w:p>
+        </w:tc>
+      </w:tr>
+      <w:tr>
+        <w:tc>
+          <w:tcPr>
+            <w:tcW w:type="dxa" w:w="1987"/>
+          </w:tcPr>
+          <w:p>
+            <w:pPr>
+              <w:jc w:val="left"/>
+            </w:pPr>
+            <w:r>
+              <w:rPr>
+                <w:rFonts w:ascii="TimeNewRoman" w:hAnsi="TimeNewRoman"/>
+                <w:sz w:val="30"/>
+              </w:rPr>
+              <w:t>17</w:t>
+            </w:r>
+          </w:p>
+        </w:tc>
+        <w:tc>
+          <w:tcPr>
+            <w:tcW w:type="dxa" w:w="1987"/>
+          </w:tcPr>
+          <w:p>
+            <w:pPr>
+              <w:jc w:val="left"/>
+            </w:pPr>
+            <w:r>
+              <w:rPr>
+                <w:rFonts w:ascii="TimeNewRoman" w:hAnsi="TimeNewRoman"/>
+                <w:sz w:val="30"/>
+              </w:rPr>
+              <w:t>6</w:t>
             </w:r>
           </w:p>
         </w:tc>
@@ -1292,77 +613,7 @@
                 <w:rFonts w:ascii="TimeNewRoman" w:hAnsi="TimeNewRoman"/>
                 <w:sz w:val="30"/>
               </w:rPr>
-              <w:t>27</w:t>
-            </w:r>
-          </w:p>
-        </w:tc>
-        <w:tc>
-          <w:tcPr>
-            <w:tcW w:type="dxa" w:w="1987"/>
-          </w:tcPr>
-          <w:p>
-            <w:pPr>
-              <w:jc w:val="left"/>
-            </w:pPr>
-            <w:r>
-              <w:rPr>
-                <w:rFonts w:ascii="TimeNewRoman" w:hAnsi="TimeNewRoman"/>
-                <w:sz w:val="30"/>
-              </w:rPr>
-              <w:t>27</w:t>
-            </w:r>
-          </w:p>
-        </w:tc>
-        <w:tc>
-          <w:tcPr>
-            <w:tcW w:type="dxa" w:w="1987"/>
-          </w:tcPr>
-          <w:p>
-            <w:pPr>
-              <w:jc w:val="left"/>
-            </w:pPr>
-            <w:r>
-              <w:rPr>
-                <w:rFonts w:ascii="TimeNewRoman" w:hAnsi="TimeNewRoman"/>
-                <w:sz w:val="30"/>
-              </w:rPr>
-              <w:t>12</w:t>
-            </w:r>
-          </w:p>
-        </w:tc>
-      </w:tr>
-      <w:tr>
-        <w:tc>
-          <w:tcPr>
-            <w:tcW w:type="dxa" w:w="1987"/>
-          </w:tcPr>
-          <w:p>
-            <w:pPr>
-              <w:jc w:val="left"/>
-            </w:pPr>
-            <w:r>
-              <w:rPr>
-                <w:rFonts w:ascii="TimeNewRoman" w:hAnsi="TimeNewRoman"/>
-                <w:sz w:val="30"/>
-              </w:rPr>
-              <w:t>42</w:t>
-            </w:r>
-          </w:p>
-        </w:tc>
-        <w:tc>
-          <w:tcPr>
-            <w:tcW w:type="dxa" w:w="1987"/>
-          </w:tcPr>
-          <w:p>
-            <w:pPr>
-              <w:jc w:val="left"/>
-            </w:pPr>
-            <w:r>
-              <w:rPr>
-                <w:rFonts w:ascii="TimeNewRoman" w:hAnsi="TimeNewRoman"/>
-                <w:sz w:val="30"/>
-              </w:rPr>
-              <w:t>3</w:t>
+              <w:t>240</w:t>
             </w:r>
           </w:p>
         </w:tc>
@@ -1383,6 +634,8 @@
             </w:r>
           </w:p>
         </w:tc>
+      </w:tr>
+      <w:tr>
         <w:tc>
           <w:tcPr>
             <w:tcW w:type="dxa" w:w="1987"/>
@@ -1396,7 +649,7 @@
                 <w:rFonts w:ascii="TimeNewRoman" w:hAnsi="TimeNewRoman"/>
                 <w:sz w:val="30"/>
               </w:rPr>
-              <w:t>29</w:t>
+              <w:t>47</w:t>
             </w:r>
           </w:p>
         </w:tc>
@@ -1413,147 +666,7 @@
                 <w:rFonts w:ascii="TimeNewRoman" w:hAnsi="TimeNewRoman"/>
                 <w:sz w:val="30"/>
               </w:rPr>
-              <w:t>122</w:t>
-            </w:r>
-          </w:p>
-        </w:tc>
-      </w:tr>
-      <w:tr>
-        <w:tc>
-          <w:tcPr>
-            <w:tcW w:type="dxa" w:w="1987"/>
-          </w:tcPr>
-          <w:p>
-            <w:pPr>
-              <w:jc w:val="left"/>
-            </w:pPr>
-            <w:r>
-              <w:rPr>
-                <w:rFonts w:ascii="TimeNewRoman" w:hAnsi="TimeNewRoman"/>
-                <w:sz w:val="30"/>
-              </w:rPr>
-              <w:t>44</w:t>
-            </w:r>
-          </w:p>
-        </w:tc>
-        <w:tc>
-          <w:tcPr>
-            <w:tcW w:type="dxa" w:w="1987"/>
-          </w:tcPr>
-          <w:p>
-            <w:pPr>
-              <w:jc w:val="left"/>
-            </w:pPr>
-            <w:r>
-              <w:rPr>
-                <w:rFonts w:ascii="TimeNewRoman" w:hAnsi="TimeNewRoman"/>
-                <w:sz w:val="30"/>
-              </w:rPr>
-              <w:t>113</w:t>
-            </w:r>
-          </w:p>
-        </w:tc>
-        <w:tc>
-          <w:tcPr>
-            <w:tcW w:type="dxa" w:w="1987"/>
-          </w:tcPr>
-          <w:p>
-            <w:pPr>
-              <w:jc w:val="left"/>
-            </w:pPr>
-            <w:r>
-              <w:rPr>
-                <w:rFonts w:ascii="TimeNewRoman" w:hAnsi="TimeNewRoman"/>
-                <w:sz w:val="30"/>
-              </w:rPr>
-              <w:t>34</w:t>
-            </w:r>
-          </w:p>
-        </w:tc>
-        <w:tc>
-          <w:tcPr>
-            <w:tcW w:type="dxa" w:w="1987"/>
-          </w:tcPr>
-          <w:p>
-            <w:pPr>
-              <w:jc w:val="left"/>
-            </w:pPr>
-            <w:r>
-              <w:rPr>
-                <w:rFonts w:ascii="TimeNewRoman" w:hAnsi="TimeNewRoman"/>
-                <w:sz w:val="30"/>
-              </w:rPr>
-              <w:t>4</w:t>
-            </w:r>
-          </w:p>
-        </w:tc>
-        <w:tc>
-          <w:tcPr>
-            <w:tcW w:type="dxa" w:w="1987"/>
-          </w:tcPr>
-          <w:p>
-            <w:pPr>
-              <w:jc w:val="left"/>
-            </w:pPr>
-            <w:r>
-              <w:rPr>
-                <w:rFonts w:ascii="TimeNewRoman" w:hAnsi="TimeNewRoman"/>
-                <w:sz w:val="30"/>
-              </w:rPr>
-              <w:t>70</w:t>
-            </w:r>
-          </w:p>
-        </w:tc>
-      </w:tr>
-      <w:tr>
-        <w:tc>
-          <w:tcPr>
-            <w:tcW w:type="dxa" w:w="1987"/>
-          </w:tcPr>
-          <w:p>
-            <w:pPr>
-              <w:jc w:val="left"/>
-            </w:pPr>
-            <w:r>
-              <w:rPr>
-                <w:rFonts w:ascii="TimeNewRoman" w:hAnsi="TimeNewRoman"/>
-                <w:sz w:val="30"/>
-              </w:rPr>
-              <w:t>55</w:t>
-            </w:r>
-          </w:p>
-        </w:tc>
-        <w:tc>
-          <w:tcPr>
-            <w:tcW w:type="dxa" w:w="1987"/>
-          </w:tcPr>
-          <w:p>
-            <w:pPr>
-              <w:jc w:val="left"/>
-            </w:pPr>
-            <w:r>
-              <w:rPr>
-                <w:rFonts w:ascii="TimeNewRoman" w:hAnsi="TimeNewRoman"/>
-                <w:sz w:val="30"/>
-              </w:rPr>
-              <w:t>72</w:t>
-            </w:r>
-          </w:p>
-        </w:tc>
-        <w:tc>
-          <w:tcPr>
-            <w:tcW w:type="dxa" w:w="1987"/>
-          </w:tcPr>
-          <w:p>
-            <w:pPr>
-              <w:jc w:val="left"/>
-            </w:pPr>
-            <w:r>
-              <w:rPr>
-                <w:rFonts w:ascii="TimeNewRoman" w:hAnsi="TimeNewRoman"/>
-                <w:sz w:val="30"/>
-              </w:rPr>
-              <w:t>18</w:t>
+              <w:t>35</w:t>
             </w:r>
           </w:p>
         </w:tc>
@@ -1571,6 +684,23 @@
                 <w:sz w:val="30"/>
               </w:rPr>
               <w:t>6</w:t>
+            </w:r>
+          </w:p>
+        </w:tc>
+        <w:tc>
+          <w:tcPr>
+            <w:tcW w:type="dxa" w:w="1987"/>
+          </w:tcPr>
+          <w:p>
+            <w:pPr>
+              <w:jc w:val="left"/>
+            </w:pPr>
+            <w:r>
+              <w:rPr>
+                <w:rFonts w:ascii="TimeNewRoman" w:hAnsi="TimeNewRoman"/>
+                <w:sz w:val="30"/>
+              </w:rPr>
+              <w:t>79</w:t>
             </w:r>
           </w:p>
         </w:tc>
@@ -1606,7 +736,7 @@
                 <w:rFonts w:ascii="TimeNewRoman" w:hAnsi="TimeNewRoman"/>
                 <w:sz w:val="30"/>
               </w:rPr>
-              <w:t>65</w:t>
+              <w:t>7</w:t>
             </w:r>
           </w:p>
         </w:tc>
@@ -1623,7 +753,7 @@
                 <w:rFonts w:ascii="TimeNewRoman" w:hAnsi="TimeNewRoman"/>
                 <w:sz w:val="30"/>
               </w:rPr>
-              <w:t>12</w:t>
+              <w:t>90</w:t>
             </w:r>
           </w:p>
         </w:tc>
@@ -1640,7 +770,7 @@
                 <w:rFonts w:ascii="TimeNewRoman" w:hAnsi="TimeNewRoman"/>
                 <w:sz w:val="30"/>
               </w:rPr>
-              <w:t>86</w:t>
+              <w:t>9</w:t>
             </w:r>
           </w:p>
         </w:tc>
@@ -1657,7 +787,7 @@
                 <w:rFonts w:ascii="TimeNewRoman" w:hAnsi="TimeNewRoman"/>
                 <w:sz w:val="30"/>
               </w:rPr>
-              <w:t>70</w:t>
+              <w:t>48</w:t>
             </w:r>
           </w:p>
         </w:tc>
@@ -1674,7 +804,7 @@
                 <w:rFonts w:ascii="TimeNewRoman" w:hAnsi="TimeNewRoman"/>
                 <w:sz w:val="30"/>
               </w:rPr>
-              <w:t>8</w:t>
+              <w:t>145</w:t>
             </w:r>
           </w:p>
         </w:tc>
@@ -1693,7 +823,7 @@
                 <w:rFonts w:ascii="TimeNewRoman" w:hAnsi="TimeNewRoman"/>
                 <w:sz w:val="30"/>
               </w:rPr>
-              <w:t>6</w:t>
+              <w:t>45</w:t>
             </w:r>
           </w:p>
         </w:tc>
@@ -1710,7 +840,77 @@
                 <w:rFonts w:ascii="TimeNewRoman" w:hAnsi="TimeNewRoman"/>
                 <w:sz w:val="30"/>
               </w:rPr>
-              <w:t>98</w:t>
+              <w:t>4</w:t>
+            </w:r>
+          </w:p>
+        </w:tc>
+        <w:tc>
+          <w:tcPr>
+            <w:tcW w:type="dxa" w:w="1987"/>
+          </w:tcPr>
+          <w:p>
+            <w:pPr>
+              <w:jc w:val="left"/>
+            </w:pPr>
+            <w:r>
+              <w:rPr>
+                <w:rFonts w:ascii="TimeNewRoman" w:hAnsi="TimeNewRoman"/>
+                <w:sz w:val="30"/>
+              </w:rPr>
+              <w:t>17</w:t>
+            </w:r>
+          </w:p>
+        </w:tc>
+        <w:tc>
+          <w:tcPr>
+            <w:tcW w:type="dxa" w:w="1987"/>
+          </w:tcPr>
+          <w:p>
+            <w:pPr>
+              <w:jc w:val="left"/>
+            </w:pPr>
+            <w:r>
+              <w:rPr>
+                <w:rFonts w:ascii="TimeNewRoman" w:hAnsi="TimeNewRoman"/>
+                <w:sz w:val="30"/>
+              </w:rPr>
+              <w:t>13</w:t>
+            </w:r>
+          </w:p>
+        </w:tc>
+        <w:tc>
+          <w:tcPr>
+            <w:tcW w:type="dxa" w:w="1987"/>
+          </w:tcPr>
+          <w:p>
+            <w:pPr>
+              <w:jc w:val="left"/>
+            </w:pPr>
+            <w:r>
+              <w:rPr>
+                <w:rFonts w:ascii="TimeNewRoman" w:hAnsi="TimeNewRoman"/>
+                <w:sz w:val="30"/>
+              </w:rPr>
+              <w:t>9</w:t>
+            </w:r>
+          </w:p>
+        </w:tc>
+      </w:tr>
+      <w:tr>
+        <w:tc>
+          <w:tcPr>
+            <w:tcW w:type="dxa" w:w="1987"/>
+          </w:tcPr>
+          <w:p>
+            <w:pPr>
+              <w:jc w:val="left"/>
+            </w:pPr>
+            <w:r>
+              <w:rPr>
+                <w:rFonts w:ascii="TimeNewRoman" w:hAnsi="TimeNewRoman"/>
+                <w:sz w:val="30"/>
+              </w:rPr>
+              <w:t>3</w:t>
             </w:r>
           </w:p>
         </w:tc>
@@ -1744,7 +944,7 @@
                 <w:rFonts w:ascii="TimeNewRoman" w:hAnsi="TimeNewRoman"/>
                 <w:sz w:val="30"/>
               </w:rPr>
-              <w:t>86</w:t>
+              <w:t>9</w:t>
             </w:r>
           </w:p>
         </w:tc>
@@ -1761,7 +961,807 @@
                 <w:rFonts w:ascii="TimeNewRoman" w:hAnsi="TimeNewRoman"/>
                 <w:sz w:val="30"/>
               </w:rPr>
-              <w:t>12</w:t>
+              <w:t>81</w:t>
+            </w:r>
+          </w:p>
+        </w:tc>
+        <w:tc>
+          <w:tcPr>
+            <w:tcW w:type="dxa" w:w="1987"/>
+          </w:tcPr>
+          <w:p>
+            <w:pPr>
+              <w:jc w:val="left"/>
+            </w:pPr>
+            <w:r>
+              <w:rPr>
+                <w:rFonts w:ascii="TimeNewRoman" w:hAnsi="TimeNewRoman"/>
+                <w:sz w:val="30"/>
+              </w:rPr>
+              <w:t>24</w:t>
+            </w:r>
+          </w:p>
+        </w:tc>
+      </w:tr>
+      <w:tr>
+        <w:tc>
+          <w:tcPr>
+            <w:tcW w:type="dxa" w:w="1987"/>
+          </w:tcPr>
+          <w:p>
+            <w:pPr>
+              <w:jc w:val="left"/>
+            </w:pPr>
+            <w:r>
+              <w:rPr>
+                <w:rFonts w:ascii="TimeNewRoman" w:hAnsi="TimeNewRoman"/>
+                <w:sz w:val="30"/>
+              </w:rPr>
+              <w:t>2</w:t>
+            </w:r>
+          </w:p>
+        </w:tc>
+        <w:tc>
+          <w:tcPr>
+            <w:tcW w:type="dxa" w:w="1987"/>
+          </w:tcPr>
+          <w:p>
+            <w:pPr>
+              <w:jc w:val="left"/>
+            </w:pPr>
+            <w:r>
+              <w:rPr>
+                <w:rFonts w:ascii="TimeNewRoman" w:hAnsi="TimeNewRoman"/>
+                <w:sz w:val="30"/>
+              </w:rPr>
+              <w:t>75</w:t>
+            </w:r>
+          </w:p>
+        </w:tc>
+        <w:tc>
+          <w:tcPr>
+            <w:tcW w:type="dxa" w:w="1987"/>
+          </w:tcPr>
+          <w:p>
+            <w:pPr>
+              <w:jc w:val="left"/>
+            </w:pPr>
+            <w:r>
+              <w:rPr>
+                <w:rFonts w:ascii="TimeNewRoman" w:hAnsi="TimeNewRoman"/>
+                <w:sz w:val="30"/>
+              </w:rPr>
+              <w:t>108</w:t>
+            </w:r>
+          </w:p>
+        </w:tc>
+        <w:tc>
+          <w:tcPr>
+            <w:tcW w:type="dxa" w:w="1987"/>
+          </w:tcPr>
+          <w:p>
+            <w:pPr>
+              <w:jc w:val="left"/>
+            </w:pPr>
+            <w:r>
+              <w:rPr>
+                <w:rFonts w:ascii="TimeNewRoman" w:hAnsi="TimeNewRoman"/>
+                <w:sz w:val="30"/>
+              </w:rPr>
+              <w:t>32</w:t>
+            </w:r>
+          </w:p>
+        </w:tc>
+        <w:tc>
+          <w:tcPr>
+            <w:tcW w:type="dxa" w:w="1987"/>
+          </w:tcPr>
+          <w:p>
+            <w:pPr>
+              <w:jc w:val="left"/>
+            </w:pPr>
+            <w:r>
+              <w:rPr>
+                <w:rFonts w:ascii="TimeNewRoman" w:hAnsi="TimeNewRoman"/>
+                <w:sz w:val="30"/>
+              </w:rPr>
+              <w:t>10</w:t>
+            </w:r>
+          </w:p>
+        </w:tc>
+      </w:tr>
+      <w:tr>
+        <w:tc>
+          <w:tcPr>
+            <w:tcW w:type="dxa" w:w="1987"/>
+          </w:tcPr>
+          <w:p>
+            <w:pPr>
+              <w:jc w:val="left"/>
+            </w:pPr>
+            <w:r>
+              <w:rPr>
+                <w:rFonts w:ascii="TimeNewRoman" w:hAnsi="TimeNewRoman"/>
+                <w:sz w:val="30"/>
+              </w:rPr>
+              <w:t>27</w:t>
+            </w:r>
+          </w:p>
+        </w:tc>
+        <w:tc>
+          <w:tcPr>
+            <w:tcW w:type="dxa" w:w="1987"/>
+          </w:tcPr>
+          <w:p>
+            <w:pPr>
+              <w:jc w:val="left"/>
+            </w:pPr>
+            <w:r>
+              <w:rPr>
+                <w:rFonts w:ascii="TimeNewRoman" w:hAnsi="TimeNewRoman"/>
+                <w:sz w:val="30"/>
+              </w:rPr>
+              <w:t>5</w:t>
+            </w:r>
+          </w:p>
+        </w:tc>
+        <w:tc>
+          <w:tcPr>
+            <w:tcW w:type="dxa" w:w="1987"/>
+          </w:tcPr>
+          <w:p>
+            <w:pPr>
+              <w:jc w:val="left"/>
+            </w:pPr>
+            <w:r>
+              <w:rPr>
+                <w:rFonts w:ascii="TimeNewRoman" w:hAnsi="TimeNewRoman"/>
+                <w:sz w:val="30"/>
+              </w:rPr>
+              <w:t>46</w:t>
+            </w:r>
+          </w:p>
+        </w:tc>
+        <w:tc>
+          <w:tcPr>
+            <w:tcW w:type="dxa" w:w="1987"/>
+          </w:tcPr>
+          <w:p>
+            <w:pPr>
+              <w:jc w:val="left"/>
+            </w:pPr>
+            <w:r>
+              <w:rPr>
+                <w:rFonts w:ascii="TimeNewRoman" w:hAnsi="TimeNewRoman"/>
+                <w:sz w:val="30"/>
+              </w:rPr>
+              <w:t>23</w:t>
+            </w:r>
+          </w:p>
+        </w:tc>
+        <w:tc>
+          <w:tcPr>
+            <w:tcW w:type="dxa" w:w="1987"/>
+          </w:tcPr>
+          <w:p>
+            <w:pPr>
+              <w:jc w:val="left"/>
+            </w:pPr>
+            <w:r>
+              <w:rPr>
+                <w:rFonts w:ascii="TimeNewRoman" w:hAnsi="TimeNewRoman"/>
+                <w:sz w:val="30"/>
+              </w:rPr>
+              <w:t>17</w:t>
+            </w:r>
+          </w:p>
+        </w:tc>
+      </w:tr>
+      <w:tr>
+        <w:tc>
+          <w:tcPr>
+            <w:tcW w:type="dxa" w:w="1987"/>
+          </w:tcPr>
+          <w:p>
+            <w:pPr>
+              <w:jc w:val="left"/>
+            </w:pPr>
+            <w:r>
+              <w:rPr>
+                <w:rFonts w:ascii="TimeNewRoman" w:hAnsi="TimeNewRoman"/>
+                <w:sz w:val="30"/>
+              </w:rPr>
+              <w:t>63</w:t>
+            </w:r>
+          </w:p>
+        </w:tc>
+        <w:tc>
+          <w:tcPr>
+            <w:tcW w:type="dxa" w:w="1987"/>
+          </w:tcPr>
+          <w:p>
+            <w:pPr>
+              <w:jc w:val="left"/>
+            </w:pPr>
+            <w:r>
+              <w:rPr>
+                <w:rFonts w:ascii="TimeNewRoman" w:hAnsi="TimeNewRoman"/>
+                <w:sz w:val="30"/>
+              </w:rPr>
+              <w:t>53</w:t>
+            </w:r>
+          </w:p>
+        </w:tc>
+        <w:tc>
+          <w:tcPr>
+            <w:tcW w:type="dxa" w:w="1987"/>
+          </w:tcPr>
+          <w:p>
+            <w:pPr>
+              <w:jc w:val="left"/>
+            </w:pPr>
+            <w:r>
+              <w:rPr>
+                <w:rFonts w:ascii="TimeNewRoman" w:hAnsi="TimeNewRoman"/>
+                <w:sz w:val="30"/>
+              </w:rPr>
+              <w:t>65</w:t>
+            </w:r>
+          </w:p>
+        </w:tc>
+        <w:tc>
+          <w:tcPr>
+            <w:tcW w:type="dxa" w:w="1987"/>
+          </w:tcPr>
+          <w:p>
+            <w:pPr>
+              <w:jc w:val="left"/>
+            </w:pPr>
+            <w:r>
+              <w:rPr>
+                <w:rFonts w:ascii="TimeNewRoman" w:hAnsi="TimeNewRoman"/>
+                <w:sz w:val="30"/>
+              </w:rPr>
+              <w:t>62</w:t>
+            </w:r>
+          </w:p>
+        </w:tc>
+        <w:tc>
+          <w:tcPr>
+            <w:tcW w:type="dxa" w:w="1987"/>
+          </w:tcPr>
+          <w:p>
+            <w:pPr>
+              <w:jc w:val="left"/>
+            </w:pPr>
+            <w:r>
+              <w:rPr>
+                <w:rFonts w:ascii="TimeNewRoman" w:hAnsi="TimeNewRoman"/>
+                <w:sz w:val="30"/>
+              </w:rPr>
+              <w:t>10</w:t>
+            </w:r>
+          </w:p>
+        </w:tc>
+      </w:tr>
+      <w:tr>
+        <w:tc>
+          <w:tcPr>
+            <w:tcW w:type="dxa" w:w="1987"/>
+          </w:tcPr>
+          <w:p>
+            <w:pPr>
+              <w:jc w:val="left"/>
+            </w:pPr>
+            <w:r>
+              <w:rPr>
+                <w:rFonts w:ascii="TimeNewRoman" w:hAnsi="TimeNewRoman"/>
+                <w:sz w:val="30"/>
+              </w:rPr>
+              <w:t>64</w:t>
+            </w:r>
+          </w:p>
+        </w:tc>
+        <w:tc>
+          <w:tcPr>
+            <w:tcW w:type="dxa" w:w="1987"/>
+          </w:tcPr>
+          <w:p>
+            <w:pPr>
+              <w:jc w:val="left"/>
+            </w:pPr>
+            <w:r>
+              <w:rPr>
+                <w:rFonts w:ascii="TimeNewRoman" w:hAnsi="TimeNewRoman"/>
+                <w:sz w:val="30"/>
+              </w:rPr>
+              <w:t>42</w:t>
+            </w:r>
+          </w:p>
+        </w:tc>
+        <w:tc>
+          <w:tcPr>
+            <w:tcW w:type="dxa" w:w="1987"/>
+          </w:tcPr>
+          <w:p>
+            <w:pPr>
+              <w:jc w:val="left"/>
+            </w:pPr>
+            <w:r>
+              <w:rPr>
+                <w:rFonts w:ascii="TimeNewRoman" w:hAnsi="TimeNewRoman"/>
+                <w:sz w:val="30"/>
+              </w:rPr>
+              <w:t>46</w:t>
+            </w:r>
+          </w:p>
+        </w:tc>
+        <w:tc>
+          <w:tcPr>
+            <w:tcW w:type="dxa" w:w="1987"/>
+          </w:tcPr>
+          <w:p>
+            <w:pPr>
+              <w:jc w:val="left"/>
+            </w:pPr>
+            <w:r>
+              <w:rPr>
+                <w:rFonts w:ascii="TimeNewRoman" w:hAnsi="TimeNewRoman"/>
+                <w:sz w:val="30"/>
+              </w:rPr>
+              <w:t>89</w:t>
+            </w:r>
+          </w:p>
+        </w:tc>
+        <w:tc>
+          <w:tcPr>
+            <w:tcW w:type="dxa" w:w="1987"/>
+          </w:tcPr>
+          <w:p>
+            <w:pPr>
+              <w:jc w:val="left"/>
+            </w:pPr>
+            <w:r>
+              <w:rPr>
+                <w:rFonts w:ascii="TimeNewRoman" w:hAnsi="TimeNewRoman"/>
+                <w:sz w:val="30"/>
+              </w:rPr>
+              <w:t>67</w:t>
+            </w:r>
+          </w:p>
+        </w:tc>
+      </w:tr>
+      <w:tr>
+        <w:tc>
+          <w:tcPr>
+            <w:tcW w:type="dxa" w:w="1987"/>
+          </w:tcPr>
+          <w:p>
+            <w:pPr>
+              <w:jc w:val="left"/>
+            </w:pPr>
+            <w:r>
+              <w:rPr>
+                <w:rFonts w:ascii="TimeNewRoman" w:hAnsi="TimeNewRoman"/>
+                <w:sz w:val="30"/>
+              </w:rPr>
+              <w:t>7</w:t>
+            </w:r>
+          </w:p>
+        </w:tc>
+        <w:tc>
+          <w:tcPr>
+            <w:tcW w:type="dxa" w:w="1987"/>
+          </w:tcPr>
+          <w:p>
+            <w:pPr>
+              <w:jc w:val="left"/>
+            </w:pPr>
+            <w:r>
+              <w:rPr>
+                <w:rFonts w:ascii="TimeNewRoman" w:hAnsi="TimeNewRoman"/>
+                <w:sz w:val="30"/>
+              </w:rPr>
+              <w:t>95</w:t>
+            </w:r>
+          </w:p>
+        </w:tc>
+        <w:tc>
+          <w:tcPr>
+            <w:tcW w:type="dxa" w:w="1987"/>
+          </w:tcPr>
+          <w:p>
+            <w:pPr>
+              <w:jc w:val="left"/>
+            </w:pPr>
+            <w:r>
+              <w:rPr>
+                <w:rFonts w:ascii="TimeNewRoman" w:hAnsi="TimeNewRoman"/>
+                <w:sz w:val="30"/>
+              </w:rPr>
+              <w:t>48</w:t>
+            </w:r>
+          </w:p>
+        </w:tc>
+        <w:tc>
+          <w:tcPr>
+            <w:tcW w:type="dxa" w:w="1987"/>
+          </w:tcPr>
+          <w:p>
+            <w:pPr>
+              <w:jc w:val="left"/>
+            </w:pPr>
+            <w:r>
+              <w:rPr>
+                <w:rFonts w:ascii="TimeNewRoman" w:hAnsi="TimeNewRoman"/>
+                <w:sz w:val="30"/>
+              </w:rPr>
+              <w:t>4</w:t>
+            </w:r>
+          </w:p>
+        </w:tc>
+        <w:tc>
+          <w:tcPr>
+            <w:tcW w:type="dxa" w:w="1987"/>
+          </w:tcPr>
+          <w:p>
+            <w:pPr>
+              <w:jc w:val="left"/>
+            </w:pPr>
+            <w:r>
+              <w:rPr>
+                <w:rFonts w:ascii="TimeNewRoman" w:hAnsi="TimeNewRoman"/>
+                <w:sz w:val="30"/>
+              </w:rPr>
+              <w:t>14</w:t>
+            </w:r>
+          </w:p>
+        </w:tc>
+      </w:tr>
+      <w:tr>
+        <w:tc>
+          <w:tcPr>
+            <w:tcW w:type="dxa" w:w="1987"/>
+          </w:tcPr>
+          <w:p>
+            <w:pPr>
+              <w:jc w:val="left"/>
+            </w:pPr>
+            <w:r>
+              <w:rPr>
+                <w:rFonts w:ascii="TimeNewRoman" w:hAnsi="TimeNewRoman"/>
+                <w:sz w:val="30"/>
+              </w:rPr>
+              <w:t>9</w:t>
+            </w:r>
+          </w:p>
+        </w:tc>
+        <w:tc>
+          <w:tcPr>
+            <w:tcW w:type="dxa" w:w="1987"/>
+          </w:tcPr>
+          <w:p>
+            <w:pPr>
+              <w:jc w:val="left"/>
+            </w:pPr>
+            <w:r>
+              <w:rPr>
+                <w:rFonts w:ascii="TimeNewRoman" w:hAnsi="TimeNewRoman"/>
+                <w:sz w:val="30"/>
+              </w:rPr>
+              <w:t>36</w:t>
+            </w:r>
+          </w:p>
+        </w:tc>
+        <w:tc>
+          <w:tcPr>
+            <w:tcW w:type="dxa" w:w="1987"/>
+          </w:tcPr>
+          <w:p>
+            <w:pPr>
+              <w:jc w:val="left"/>
+            </w:pPr>
+            <w:r>
+              <w:rPr>
+                <w:rFonts w:ascii="TimeNewRoman" w:hAnsi="TimeNewRoman"/>
+                <w:sz w:val="30"/>
+              </w:rPr>
+              <w:t>15</w:t>
+            </w:r>
+          </w:p>
+        </w:tc>
+        <w:tc>
+          <w:tcPr>
+            <w:tcW w:type="dxa" w:w="1987"/>
+          </w:tcPr>
+          <w:p>
+            <w:pPr>
+              <w:jc w:val="left"/>
+            </w:pPr>
+            <w:r>
+              <w:rPr>
+                <w:rFonts w:ascii="TimeNewRoman" w:hAnsi="TimeNewRoman"/>
+                <w:sz w:val="30"/>
+              </w:rPr>
+              <w:t>138</w:t>
+            </w:r>
+          </w:p>
+        </w:tc>
+        <w:tc>
+          <w:tcPr>
+            <w:tcW w:type="dxa" w:w="1987"/>
+          </w:tcPr>
+          <w:p>
+            <w:pPr>
+              <w:jc w:val="left"/>
+            </w:pPr>
+            <w:r>
+              <w:rPr>
+                <w:rFonts w:ascii="TimeNewRoman" w:hAnsi="TimeNewRoman"/>
+                <w:sz w:val="30"/>
+              </w:rPr>
+              <w:t>46</w:t>
+            </w:r>
+          </w:p>
+        </w:tc>
+      </w:tr>
+      <w:tr>
+        <w:tc>
+          <w:tcPr>
+            <w:tcW w:type="dxa" w:w="1987"/>
+          </w:tcPr>
+          <w:p>
+            <w:pPr>
+              <w:jc w:val="left"/>
+            </w:pPr>
+            <w:r>
+              <w:rPr>
+                <w:rFonts w:ascii="TimeNewRoman" w:hAnsi="TimeNewRoman"/>
+                <w:sz w:val="30"/>
+              </w:rPr>
+              <w:t>49</w:t>
+            </w:r>
+          </w:p>
+        </w:tc>
+        <w:tc>
+          <w:tcPr>
+            <w:tcW w:type="dxa" w:w="1987"/>
+          </w:tcPr>
+          <w:p>
+            <w:pPr>
+              <w:jc w:val="left"/>
+            </w:pPr>
+            <w:r>
+              <w:rPr>
+                <w:rFonts w:ascii="TimeNewRoman" w:hAnsi="TimeNewRoman"/>
+                <w:sz w:val="30"/>
+              </w:rPr>
+              <w:t>185</w:t>
+            </w:r>
+          </w:p>
+        </w:tc>
+        <w:tc>
+          <w:tcPr>
+            <w:tcW w:type="dxa" w:w="1987"/>
+          </w:tcPr>
+          <w:p>
+            <w:pPr>
+              <w:jc w:val="left"/>
+            </w:pPr>
+            <w:r>
+              <w:rPr>
+                <w:rFonts w:ascii="TimeNewRoman" w:hAnsi="TimeNewRoman"/>
+                <w:sz w:val="30"/>
+              </w:rPr>
+              <w:t>25</w:t>
+            </w:r>
+          </w:p>
+        </w:tc>
+        <w:tc>
+          <w:tcPr>
+            <w:tcW w:type="dxa" w:w="1987"/>
+          </w:tcPr>
+          <w:p>
+            <w:pPr>
+              <w:jc w:val="left"/>
+            </w:pPr>
+            <w:r>
+              <w:rPr>
+                <w:rFonts w:ascii="TimeNewRoman" w:hAnsi="TimeNewRoman"/>
+                <w:sz w:val="30"/>
+              </w:rPr>
+              <w:t>156</w:t>
+            </w:r>
+          </w:p>
+        </w:tc>
+        <w:tc>
+          <w:tcPr>
+            <w:tcW w:type="dxa" w:w="1987"/>
+          </w:tcPr>
+          <w:p>
+            <w:pPr>
+              <w:jc w:val="left"/>
+            </w:pPr>
+            <w:r>
+              <w:rPr>
+                <w:rFonts w:ascii="TimeNewRoman" w:hAnsi="TimeNewRoman"/>
+                <w:sz w:val="30"/>
+              </w:rPr>
+              <w:t>54</w:t>
+            </w:r>
+          </w:p>
+        </w:tc>
+      </w:tr>
+      <w:tr>
+        <w:tc>
+          <w:tcPr>
+            <w:tcW w:type="dxa" w:w="1987"/>
+          </w:tcPr>
+          <w:p>
+            <w:pPr>
+              <w:jc w:val="left"/>
+            </w:pPr>
+            <w:r>
+              <w:rPr>
+                <w:rFonts w:ascii="TimeNewRoman" w:hAnsi="TimeNewRoman"/>
+                <w:sz w:val="30"/>
+              </w:rPr>
+              <w:t>24</w:t>
+            </w:r>
+          </w:p>
+        </w:tc>
+        <w:tc>
+          <w:tcPr>
+            <w:tcW w:type="dxa" w:w="1987"/>
+          </w:tcPr>
+          <w:p>
+            <w:pPr>
+              <w:jc w:val="left"/>
+            </w:pPr>
+            <w:r>
+              <w:rPr>
+                <w:rFonts w:ascii="TimeNewRoman" w:hAnsi="TimeNewRoman"/>
+                <w:sz w:val="30"/>
+              </w:rPr>
+              <w:t>169</w:t>
+            </w:r>
+          </w:p>
+        </w:tc>
+        <w:tc>
+          <w:tcPr>
+            <w:tcW w:type="dxa" w:w="1987"/>
+          </w:tcPr>
+          <w:p>
+            <w:pPr>
+              <w:jc w:val="left"/>
+            </w:pPr>
+            <w:r>
+              <w:rPr>
+                <w:rFonts w:ascii="TimeNewRoman" w:hAnsi="TimeNewRoman"/>
+                <w:sz w:val="30"/>
+              </w:rPr>
+              <w:t>49</w:t>
+            </w:r>
+          </w:p>
+        </w:tc>
+        <w:tc>
+          <w:tcPr>
+            <w:tcW w:type="dxa" w:w="1987"/>
+          </w:tcPr>
+          <w:p>
+            <w:pPr>
+              <w:jc w:val="left"/>
+            </w:pPr>
+            <w:r>
+              <w:rPr>
+                <w:rFonts w:ascii="TimeNewRoman" w:hAnsi="TimeNewRoman"/>
+                <w:sz w:val="30"/>
+              </w:rPr>
+              <w:t>71</w:t>
+            </w:r>
+          </w:p>
+        </w:tc>
+        <w:tc>
+          <w:tcPr>
+            <w:tcW w:type="dxa" w:w="1987"/>
+          </w:tcPr>
+          <w:p>
+            <w:pPr>
+              <w:jc w:val="left"/>
+            </w:pPr>
+            <w:r>
+              <w:rPr>
+                <w:rFonts w:ascii="TimeNewRoman" w:hAnsi="TimeNewRoman"/>
+                <w:sz w:val="30"/>
+              </w:rPr>
+              <w:t>32</w:t>
+            </w:r>
+          </w:p>
+        </w:tc>
+      </w:tr>
+      <w:tr>
+        <w:tc>
+          <w:tcPr>
+            <w:tcW w:type="dxa" w:w="1987"/>
+          </w:tcPr>
+          <w:p>
+            <w:pPr>
+              <w:jc w:val="left"/>
+            </w:pPr>
+            <w:r>
+              <w:rPr>
+                <w:rFonts w:ascii="TimeNewRoman" w:hAnsi="TimeNewRoman"/>
+                <w:sz w:val="30"/>
+              </w:rPr>
+              <w:t>35</w:t>
+            </w:r>
+          </w:p>
+        </w:tc>
+        <w:tc>
+          <w:tcPr>
+            <w:tcW w:type="dxa" w:w="1987"/>
+          </w:tcPr>
+          <w:p>
+            <w:pPr>
+              <w:jc w:val="left"/>
+            </w:pPr>
+            <w:r>
+              <w:rPr>
+                <w:rFonts w:ascii="TimeNewRoman" w:hAnsi="TimeNewRoman"/>
+                <w:sz w:val="30"/>
+              </w:rPr>
+              <w:t>26</w:t>
+            </w:r>
+          </w:p>
+        </w:tc>
+        <w:tc>
+          <w:tcPr>
+            <w:tcW w:type="dxa" w:w="1987"/>
+          </w:tcPr>
+          <w:p>
+            <w:pPr>
+              <w:jc w:val="left"/>
+            </w:pPr>
+            <w:r>
+              <w:rPr>
+                <w:rFonts w:ascii="TimeNewRoman" w:hAnsi="TimeNewRoman"/>
+                <w:sz w:val="30"/>
+              </w:rPr>
+              <w:t>75</w:t>
+            </w:r>
+          </w:p>
+        </w:tc>
+        <w:tc>
+          <w:tcPr>
+            <w:tcW w:type="dxa" w:w="1987"/>
+          </w:tcPr>
+          <w:p>
+            <w:pPr>
+              <w:jc w:val="left"/>
+            </w:pPr>
+            <w:r>
+              <w:rPr>
+                <w:rFonts w:ascii="TimeNewRoman" w:hAnsi="TimeNewRoman"/>
+                <w:sz w:val="30"/>
+              </w:rPr>
+              <w:t>190</w:t>
+            </w:r>
+          </w:p>
+        </w:tc>
+        <w:tc>
+          <w:tcPr>
+            <w:tcW w:type="dxa" w:w="1987"/>
+          </w:tcPr>
+          <w:p>
+            <w:pPr>
+              <w:jc w:val="left"/>
+            </w:pPr>
+            <w:r>
+              <w:rPr>
+                <w:rFonts w:ascii="TimeNewRoman" w:hAnsi="TimeNewRoman"/>
+                <w:sz w:val="30"/>
+              </w:rPr>
+              <w:t>20</w:t>
             </w:r>
           </w:p>
         </w:tc>

--- a/answers-of-mixed.docx
+++ b/answers-of-mixed.docx
@@ -40,7 +40,7 @@
                 <w:rFonts w:ascii="TimeNewRoman" w:hAnsi="TimeNewRoman"/>
                 <w:sz w:val="30"/>
               </w:rPr>
-              <w:t>80</w:t>
+              <w:t>37</w:t>
             </w:r>
           </w:p>
         </w:tc>
@@ -57,198 +57,7 @@
                 <w:rFonts w:ascii="TimeNewRoman" w:hAnsi="TimeNewRoman"/>
                 <w:sz w:val="30"/>
               </w:rPr>
-              <w:t>6</w:t>
-            </w:r>
-          </w:p>
-        </w:tc>
-        <w:tc>
-          <w:tcPr>
-            <w:tcW w:type="dxa" w:w="1987"/>
-          </w:tcPr>
-          <w:p>
-            <w:pPr>
-              <w:jc w:val="left"/>
-            </w:pPr>
-            <w:r>
-              <w:rPr>
-                <w:rFonts w:ascii="TimeNewRoman" w:hAnsi="TimeNewRoman"/>
-                <w:sz w:val="30"/>
-              </w:rPr>
-              <w:t>41</w:t>
-            </w:r>
-          </w:p>
-        </w:tc>
-        <w:tc>
-          <w:tcPr>
-            <w:tcW w:type="dxa" w:w="1987"/>
-          </w:tcPr>
-          <w:p>
-            <w:pPr>
-              <w:jc w:val="left"/>
-            </w:pPr>
-            <w:r>
-              <w:rPr>
-                <w:rFonts w:ascii="TimeNewRoman" w:hAnsi="TimeNewRoman"/>
-                <w:sz w:val="30"/>
-              </w:rPr>
-              <w:t>30</w:t>
-            </w:r>
-          </w:p>
-        </w:tc>
-        <w:tc>
-          <w:tcPr>
-            <w:tcW w:type="dxa" w:w="1987"/>
-          </w:tcPr>
-          <w:p>
-            <w:pPr>
-              <w:jc w:val="left"/>
-            </w:pPr>
-            <w:r>
-              <w:rPr>
-                <w:rFonts w:ascii="TimeNewRoman" w:hAnsi="TimeNewRoman"/>
-                <w:sz w:val="30"/>
-              </w:rPr>
-              <w:t>16</w:t>
-            </w:r>
-          </w:p>
-        </w:tc>
-      </w:tr>
-      <w:tr>
-        <w:tc>
-          <w:tcPr>
-            <w:tcW w:type="dxa" w:w="1987"/>
-          </w:tcPr>
-          <w:p>
-            <w:pPr>
-              <w:jc w:val="left"/>
-            </w:pPr>
-            <w:r>
-              <w:rPr>
-                <w:rFonts w:ascii="TimeNewRoman" w:hAnsi="TimeNewRoman"/>
-                <w:sz w:val="30"/>
-              </w:rPr>
-              <w:t>95</w:t>
-            </w:r>
-          </w:p>
-        </w:tc>
-        <w:tc>
-          <w:tcPr>
-            <w:tcW w:type="dxa" w:w="1987"/>
-          </w:tcPr>
-          <w:p>
-            <w:pPr>
-              <w:jc w:val="left"/>
-            </w:pPr>
-            <w:r>
-              <w:rPr>
-                <w:rFonts w:ascii="TimeNewRoman" w:hAnsi="TimeNewRoman"/>
-                <w:sz w:val="30"/>
-              </w:rPr>
-              <w:t>64</w:t>
-            </w:r>
-          </w:p>
-        </w:tc>
-        <w:tc>
-          <w:tcPr>
-            <w:tcW w:type="dxa" w:w="1987"/>
-          </w:tcPr>
-          <w:p>
-            <w:pPr>
-              <w:jc w:val="left"/>
-            </w:pPr>
-            <w:r>
-              <w:rPr>
-                <w:rFonts w:ascii="TimeNewRoman" w:hAnsi="TimeNewRoman"/>
-                <w:sz w:val="30"/>
-              </w:rPr>
-              <w:t>7</w:t>
-            </w:r>
-          </w:p>
-        </w:tc>
-        <w:tc>
-          <w:tcPr>
-            <w:tcW w:type="dxa" w:w="1987"/>
-          </w:tcPr>
-          <w:p>
-            <w:pPr>
-              <w:jc w:val="left"/>
-            </w:pPr>
-            <w:r>
-              <w:rPr>
-                <w:rFonts w:ascii="TimeNewRoman" w:hAnsi="TimeNewRoman"/>
-                <w:sz w:val="30"/>
-              </w:rPr>
-              <w:t>69</w:t>
-            </w:r>
-          </w:p>
-        </w:tc>
-        <w:tc>
-          <w:tcPr>
-            <w:tcW w:type="dxa" w:w="1987"/>
-          </w:tcPr>
-          <w:p>
-            <w:pPr>
-              <w:jc w:val="left"/>
-            </w:pPr>
-            <w:r>
-              <w:rPr>
-                <w:rFonts w:ascii="TimeNewRoman" w:hAnsi="TimeNewRoman"/>
-                <w:sz w:val="30"/>
-              </w:rPr>
-              <w:t>56</w:t>
-            </w:r>
-          </w:p>
-        </w:tc>
-      </w:tr>
-      <w:tr>
-        <w:tc>
-          <w:tcPr>
-            <w:tcW w:type="dxa" w:w="1987"/>
-          </w:tcPr>
-          <w:p>
-            <w:pPr>
-              <w:jc w:val="left"/>
-            </w:pPr>
-            <w:r>
-              <w:rPr>
-                <w:rFonts w:ascii="TimeNewRoman" w:hAnsi="TimeNewRoman"/>
-                <w:sz w:val="30"/>
-              </w:rPr>
-              <w:t>30</w:t>
-            </w:r>
-          </w:p>
-        </w:tc>
-        <w:tc>
-          <w:tcPr>
-            <w:tcW w:type="dxa" w:w="1987"/>
-          </w:tcPr>
-          <w:p>
-            <w:pPr>
-              <w:jc w:val="left"/>
-            </w:pPr>
-            <w:r>
-              <w:rPr>
-                <w:rFonts w:ascii="TimeNewRoman" w:hAnsi="TimeNewRoman"/>
-                <w:sz w:val="30"/>
-              </w:rPr>
-              <w:t>2</w:t>
-            </w:r>
-          </w:p>
-        </w:tc>
-        <w:tc>
-          <w:tcPr>
-            <w:tcW w:type="dxa" w:w="1987"/>
-          </w:tcPr>
-          <w:p>
-            <w:pPr>
-              <w:jc w:val="left"/>
-            </w:pPr>
-            <w:r>
-              <w:rPr>
-                <w:rFonts w:ascii="TimeNewRoman" w:hAnsi="TimeNewRoman"/>
-                <w:sz w:val="30"/>
-              </w:rPr>
-              <w:t>21</w:t>
+              <w:t>37</w:t>
             </w:r>
           </w:p>
         </w:tc>
@@ -266,303 +75,6 @@
                 <w:sz w:val="30"/>
               </w:rPr>
               <w:t>68</w:t>
-            </w:r>
-          </w:p>
-        </w:tc>
-        <w:tc>
-          <w:tcPr>
-            <w:tcW w:type="dxa" w:w="1987"/>
-          </w:tcPr>
-          <w:p>
-            <w:pPr>
-              <w:jc w:val="left"/>
-            </w:pPr>
-            <w:r>
-              <w:rPr>
-                <w:rFonts w:ascii="TimeNewRoman" w:hAnsi="TimeNewRoman"/>
-                <w:sz w:val="30"/>
-              </w:rPr>
-              <w:t>93</w:t>
-            </w:r>
-          </w:p>
-        </w:tc>
-      </w:tr>
-      <w:tr>
-        <w:tc>
-          <w:tcPr>
-            <w:tcW w:type="dxa" w:w="1987"/>
-          </w:tcPr>
-          <w:p>
-            <w:pPr>
-              <w:jc w:val="left"/>
-            </w:pPr>
-            <w:r>
-              <w:rPr>
-                <w:rFonts w:ascii="TimeNewRoman" w:hAnsi="TimeNewRoman"/>
-                <w:sz w:val="30"/>
-              </w:rPr>
-              <w:t>42</w:t>
-            </w:r>
-          </w:p>
-        </w:tc>
-        <w:tc>
-          <w:tcPr>
-            <w:tcW w:type="dxa" w:w="1987"/>
-          </w:tcPr>
-          <w:p>
-            <w:pPr>
-              <w:jc w:val="left"/>
-            </w:pPr>
-            <w:r>
-              <w:rPr>
-                <w:rFonts w:ascii="TimeNewRoman" w:hAnsi="TimeNewRoman"/>
-                <w:sz w:val="30"/>
-              </w:rPr>
-              <w:t>190</w:t>
-            </w:r>
-          </w:p>
-        </w:tc>
-        <w:tc>
-          <w:tcPr>
-            <w:tcW w:type="dxa" w:w="1987"/>
-          </w:tcPr>
-          <w:p>
-            <w:pPr>
-              <w:jc w:val="left"/>
-            </w:pPr>
-            <w:r>
-              <w:rPr>
-                <w:rFonts w:ascii="TimeNewRoman" w:hAnsi="TimeNewRoman"/>
-                <w:sz w:val="30"/>
-              </w:rPr>
-              <w:t>54</w:t>
-            </w:r>
-          </w:p>
-        </w:tc>
-        <w:tc>
-          <w:tcPr>
-            <w:tcW w:type="dxa" w:w="1987"/>
-          </w:tcPr>
-          <w:p>
-            <w:pPr>
-              <w:jc w:val="left"/>
-            </w:pPr>
-            <w:r>
-              <w:rPr>
-                <w:rFonts w:ascii="TimeNewRoman" w:hAnsi="TimeNewRoman"/>
-                <w:sz w:val="30"/>
-              </w:rPr>
-              <w:t>40</w:t>
-            </w:r>
-          </w:p>
-        </w:tc>
-        <w:tc>
-          <w:tcPr>
-            <w:tcW w:type="dxa" w:w="1987"/>
-          </w:tcPr>
-          <w:p>
-            <w:pPr>
-              <w:jc w:val="left"/>
-            </w:pPr>
-            <w:r>
-              <w:rPr>
-                <w:rFonts w:ascii="TimeNewRoman" w:hAnsi="TimeNewRoman"/>
-                <w:sz w:val="30"/>
-              </w:rPr>
-              <w:t>48</w:t>
-            </w:r>
-          </w:p>
-        </w:tc>
-      </w:tr>
-      <w:tr>
-        <w:tc>
-          <w:tcPr>
-            <w:tcW w:type="dxa" w:w="1987"/>
-          </w:tcPr>
-          <w:p>
-            <w:pPr>
-              <w:jc w:val="left"/>
-            </w:pPr>
-            <w:r>
-              <w:rPr>
-                <w:rFonts w:ascii="TimeNewRoman" w:hAnsi="TimeNewRoman"/>
-                <w:sz w:val="30"/>
-              </w:rPr>
-              <w:t>74</w:t>
-            </w:r>
-          </w:p>
-        </w:tc>
-        <w:tc>
-          <w:tcPr>
-            <w:tcW w:type="dxa" w:w="1987"/>
-          </w:tcPr>
-          <w:p>
-            <w:pPr>
-              <w:jc w:val="left"/>
-            </w:pPr>
-            <w:r>
-              <w:rPr>
-                <w:rFonts w:ascii="TimeNewRoman" w:hAnsi="TimeNewRoman"/>
-                <w:sz w:val="30"/>
-              </w:rPr>
-              <w:t>9</w:t>
-            </w:r>
-          </w:p>
-        </w:tc>
-        <w:tc>
-          <w:tcPr>
-            <w:tcW w:type="dxa" w:w="1987"/>
-          </w:tcPr>
-          <w:p>
-            <w:pPr>
-              <w:jc w:val="left"/>
-            </w:pPr>
-            <w:r>
-              <w:rPr>
-                <w:rFonts w:ascii="TimeNewRoman" w:hAnsi="TimeNewRoman"/>
-                <w:sz w:val="30"/>
-              </w:rPr>
-              <w:t>1</w:t>
-            </w:r>
-          </w:p>
-        </w:tc>
-        <w:tc>
-          <w:tcPr>
-            <w:tcW w:type="dxa" w:w="1987"/>
-          </w:tcPr>
-          <w:p>
-            <w:pPr>
-              <w:jc w:val="left"/>
-            </w:pPr>
-            <w:r>
-              <w:rPr>
-                <w:rFonts w:ascii="TimeNewRoman" w:hAnsi="TimeNewRoman"/>
-                <w:sz w:val="30"/>
-              </w:rPr>
-              <w:t>5</w:t>
-            </w:r>
-          </w:p>
-        </w:tc>
-        <w:tc>
-          <w:tcPr>
-            <w:tcW w:type="dxa" w:w="1987"/>
-          </w:tcPr>
-          <w:p>
-            <w:pPr>
-              <w:jc w:val="left"/>
-            </w:pPr>
-            <w:r>
-              <w:rPr>
-                <w:rFonts w:ascii="TimeNewRoman" w:hAnsi="TimeNewRoman"/>
-                <w:sz w:val="30"/>
-              </w:rPr>
-              <w:t>96</w:t>
-            </w:r>
-          </w:p>
-        </w:tc>
-      </w:tr>
-      <w:tr>
-        <w:tc>
-          <w:tcPr>
-            <w:tcW w:type="dxa" w:w="1987"/>
-          </w:tcPr>
-          <w:p>
-            <w:pPr>
-              <w:jc w:val="left"/>
-            </w:pPr>
-            <w:r>
-              <w:rPr>
-                <w:rFonts w:ascii="TimeNewRoman" w:hAnsi="TimeNewRoman"/>
-                <w:sz w:val="30"/>
-              </w:rPr>
-              <w:t>28</w:t>
-            </w:r>
-          </w:p>
-        </w:tc>
-        <w:tc>
-          <w:tcPr>
-            <w:tcW w:type="dxa" w:w="1987"/>
-          </w:tcPr>
-          <w:p>
-            <w:pPr>
-              <w:jc w:val="left"/>
-            </w:pPr>
-            <w:r>
-              <w:rPr>
-                <w:rFonts w:ascii="TimeNewRoman" w:hAnsi="TimeNewRoman"/>
-                <w:sz w:val="30"/>
-              </w:rPr>
-              <w:t>89</w:t>
-            </w:r>
-          </w:p>
-        </w:tc>
-        <w:tc>
-          <w:tcPr>
-            <w:tcW w:type="dxa" w:w="1987"/>
-          </w:tcPr>
-          <w:p>
-            <w:pPr>
-              <w:jc w:val="left"/>
-            </w:pPr>
-            <w:r>
-              <w:rPr>
-                <w:rFonts w:ascii="TimeNewRoman" w:hAnsi="TimeNewRoman"/>
-                <w:sz w:val="30"/>
-              </w:rPr>
-              <w:t>99</w:t>
-            </w:r>
-          </w:p>
-        </w:tc>
-        <w:tc>
-          <w:tcPr>
-            <w:tcW w:type="dxa" w:w="1987"/>
-          </w:tcPr>
-          <w:p>
-            <w:pPr>
-              <w:jc w:val="left"/>
-            </w:pPr>
-            <w:r>
-              <w:rPr>
-                <w:rFonts w:ascii="TimeNewRoman" w:hAnsi="TimeNewRoman"/>
-                <w:sz w:val="30"/>
-              </w:rPr>
-              <w:t>89</w:t>
-            </w:r>
-          </w:p>
-        </w:tc>
-        <w:tc>
-          <w:tcPr>
-            <w:tcW w:type="dxa" w:w="1987"/>
-          </w:tcPr>
-          <w:p>
-            <w:pPr>
-              <w:jc w:val="left"/>
-            </w:pPr>
-            <w:r>
-              <w:rPr>
-                <w:rFonts w:ascii="TimeNewRoman" w:hAnsi="TimeNewRoman"/>
-                <w:sz w:val="30"/>
-              </w:rPr>
-              <w:t>54</w:t>
-            </w:r>
-          </w:p>
-        </w:tc>
-      </w:tr>
-      <w:tr>
-        <w:tc>
-          <w:tcPr>
-            <w:tcW w:type="dxa" w:w="1987"/>
-          </w:tcPr>
-          <w:p>
-            <w:pPr>
-              <w:jc w:val="left"/>
-            </w:pPr>
-            <w:r>
-              <w:rPr>
-                <w:rFonts w:ascii="TimeNewRoman" w:hAnsi="TimeNewRoman"/>
-                <w:sz w:val="30"/>
-              </w:rPr>
-              <w:t>17</w:t>
             </w:r>
           </w:p>
         </w:tc>
@@ -600,59 +112,8 @@
             </w:r>
           </w:p>
         </w:tc>
-        <w:tc>
-          <w:tcPr>
-            <w:tcW w:type="dxa" w:w="1987"/>
-          </w:tcPr>
-          <w:p>
-            <w:pPr>
-              <w:jc w:val="left"/>
-            </w:pPr>
-            <w:r>
-              <w:rPr>
-                <w:rFonts w:ascii="TimeNewRoman" w:hAnsi="TimeNewRoman"/>
-                <w:sz w:val="30"/>
-              </w:rPr>
-              <w:t>240</w:t>
-            </w:r>
-          </w:p>
-        </w:tc>
-        <w:tc>
-          <w:tcPr>
-            <w:tcW w:type="dxa" w:w="1987"/>
-          </w:tcPr>
-          <w:p>
-            <w:pPr>
-              <w:jc w:val="left"/>
-            </w:pPr>
-            <w:r>
-              <w:rPr>
-                <w:rFonts w:ascii="TimeNewRoman" w:hAnsi="TimeNewRoman"/>
-                <w:sz w:val="30"/>
-              </w:rPr>
-              <w:t>16</w:t>
-            </w:r>
-          </w:p>
-        </w:tc>
       </w:tr>
       <w:tr>
-        <w:tc>
-          <w:tcPr>
-            <w:tcW w:type="dxa" w:w="1987"/>
-          </w:tcPr>
-          <w:p>
-            <w:pPr>
-              <w:jc w:val="left"/>
-            </w:pPr>
-            <w:r>
-              <w:rPr>
-                <w:rFonts w:ascii="TimeNewRoman" w:hAnsi="TimeNewRoman"/>
-                <w:sz w:val="30"/>
-              </w:rPr>
-              <w:t>47</w:t>
-            </w:r>
-          </w:p>
-        </w:tc>
         <w:tc>
           <w:tcPr>
             <w:tcW w:type="dxa" w:w="1987"/>
@@ -683,7 +144,7 @@
                 <w:rFonts w:ascii="TimeNewRoman" w:hAnsi="TimeNewRoman"/>
                 <w:sz w:val="30"/>
               </w:rPr>
-              <w:t>6</w:t>
+              <w:t>113</w:t>
             </w:r>
           </w:p>
         </w:tc>
@@ -700,7 +161,7 @@
                 <w:rFonts w:ascii="TimeNewRoman" w:hAnsi="TimeNewRoman"/>
                 <w:sz w:val="30"/>
               </w:rPr>
-              <w:t>79</w:t>
+              <w:t>20</w:t>
             </w:r>
           </w:p>
         </w:tc>
@@ -717,7 +178,24 @@
                 <w:rFonts w:ascii="TimeNewRoman" w:hAnsi="TimeNewRoman"/>
                 <w:sz w:val="30"/>
               </w:rPr>
-              <w:t>4</w:t>
+              <w:t>45</w:t>
+            </w:r>
+          </w:p>
+        </w:tc>
+        <w:tc>
+          <w:tcPr>
+            <w:tcW w:type="dxa" w:w="1987"/>
+          </w:tcPr>
+          <w:p>
+            <w:pPr>
+              <w:jc w:val="left"/>
+            </w:pPr>
+            <w:r>
+              <w:rPr>
+                <w:rFonts w:ascii="TimeNewRoman" w:hAnsi="TimeNewRoman"/>
+                <w:sz w:val="30"/>
+              </w:rPr>
+              <w:t>84</w:t>
             </w:r>
           </w:p>
         </w:tc>
@@ -736,7 +214,7 @@
                 <w:rFonts w:ascii="TimeNewRoman" w:hAnsi="TimeNewRoman"/>
                 <w:sz w:val="30"/>
               </w:rPr>
-              <w:t>7</w:t>
+              <w:t>24</w:t>
             </w:r>
           </w:p>
         </w:tc>
@@ -753,7 +231,7 @@
                 <w:rFonts w:ascii="TimeNewRoman" w:hAnsi="TimeNewRoman"/>
                 <w:sz w:val="30"/>
               </w:rPr>
-              <w:t>90</w:t>
+              <w:t>32</w:t>
             </w:r>
           </w:p>
         </w:tc>
@@ -770,7 +248,164 @@
                 <w:rFonts w:ascii="TimeNewRoman" w:hAnsi="TimeNewRoman"/>
                 <w:sz w:val="30"/>
               </w:rPr>
-              <w:t>9</w:t>
+              <w:t>15</w:t>
+            </w:r>
+          </w:p>
+        </w:tc>
+        <w:tc>
+          <w:tcPr>
+            <w:tcW w:type="dxa" w:w="1987"/>
+          </w:tcPr>
+          <w:p>
+            <w:pPr>
+              <w:jc w:val="left"/>
+            </w:pPr>
+            <w:r>
+              <w:rPr>
+                <w:rFonts w:ascii="TimeNewRoman" w:hAnsi="TimeNewRoman"/>
+                <w:sz w:val="30"/>
+              </w:rPr>
+              <w:t>30</w:t>
+            </w:r>
+          </w:p>
+        </w:tc>
+        <w:tc>
+          <w:tcPr>
+            <w:tcW w:type="dxa" w:w="1987"/>
+          </w:tcPr>
+          <w:p>
+            <w:pPr>
+              <w:jc w:val="left"/>
+            </w:pPr>
+            <w:r>
+              <w:rPr>
+                <w:rFonts w:ascii="TimeNewRoman" w:hAnsi="TimeNewRoman"/>
+                <w:sz w:val="30"/>
+              </w:rPr>
+              <w:t>12</w:t>
+            </w:r>
+          </w:p>
+        </w:tc>
+      </w:tr>
+      <w:tr>
+        <w:tc>
+          <w:tcPr>
+            <w:tcW w:type="dxa" w:w="1987"/>
+          </w:tcPr>
+          <w:p>
+            <w:pPr>
+              <w:jc w:val="left"/>
+            </w:pPr>
+            <w:r>
+              <w:rPr>
+                <w:rFonts w:ascii="TimeNewRoman" w:hAnsi="TimeNewRoman"/>
+                <w:sz w:val="30"/>
+              </w:rPr>
+              <w:t>21</w:t>
+            </w:r>
+          </w:p>
+        </w:tc>
+        <w:tc>
+          <w:tcPr>
+            <w:tcW w:type="dxa" w:w="1987"/>
+          </w:tcPr>
+          <w:p>
+            <w:pPr>
+              <w:jc w:val="left"/>
+            </w:pPr>
+            <w:r>
+              <w:rPr>
+                <w:rFonts w:ascii="TimeNewRoman" w:hAnsi="TimeNewRoman"/>
+                <w:sz w:val="30"/>
+              </w:rPr>
+              <w:t>34</w:t>
+            </w:r>
+          </w:p>
+        </w:tc>
+        <w:tc>
+          <w:tcPr>
+            <w:tcW w:type="dxa" w:w="1987"/>
+          </w:tcPr>
+          <w:p>
+            <w:pPr>
+              <w:jc w:val="left"/>
+            </w:pPr>
+            <w:r>
+              <w:rPr>
+                <w:rFonts w:ascii="TimeNewRoman" w:hAnsi="TimeNewRoman"/>
+                <w:sz w:val="30"/>
+              </w:rPr>
+              <w:t>68</w:t>
+            </w:r>
+          </w:p>
+        </w:tc>
+        <w:tc>
+          <w:tcPr>
+            <w:tcW w:type="dxa" w:w="1987"/>
+          </w:tcPr>
+          <w:p>
+            <w:pPr>
+              <w:jc w:val="left"/>
+            </w:pPr>
+            <w:r>
+              <w:rPr>
+                <w:rFonts w:ascii="TimeNewRoman" w:hAnsi="TimeNewRoman"/>
+                <w:sz w:val="30"/>
+              </w:rPr>
+              <w:t>97</w:t>
+            </w:r>
+          </w:p>
+        </w:tc>
+        <w:tc>
+          <w:tcPr>
+            <w:tcW w:type="dxa" w:w="1987"/>
+          </w:tcPr>
+          <w:p>
+            <w:pPr>
+              <w:jc w:val="left"/>
+            </w:pPr>
+            <w:r>
+              <w:rPr>
+                <w:rFonts w:ascii="TimeNewRoman" w:hAnsi="TimeNewRoman"/>
+                <w:sz w:val="30"/>
+              </w:rPr>
+              <w:t>12</w:t>
+            </w:r>
+          </w:p>
+        </w:tc>
+      </w:tr>
+      <w:tr>
+        <w:tc>
+          <w:tcPr>
+            <w:tcW w:type="dxa" w:w="1987"/>
+          </w:tcPr>
+          <w:p>
+            <w:pPr>
+              <w:jc w:val="left"/>
+            </w:pPr>
+            <w:r>
+              <w:rPr>
+                <w:rFonts w:ascii="TimeNewRoman" w:hAnsi="TimeNewRoman"/>
+                <w:sz w:val="30"/>
+              </w:rPr>
+              <w:t>12</w:t>
+            </w:r>
+          </w:p>
+        </w:tc>
+        <w:tc>
+          <w:tcPr>
+            <w:tcW w:type="dxa" w:w="1987"/>
+          </w:tcPr>
+          <w:p>
+            <w:pPr>
+              <w:jc w:val="left"/>
+            </w:pPr>
+            <w:r>
+              <w:rPr>
+                <w:rFonts w:ascii="TimeNewRoman" w:hAnsi="TimeNewRoman"/>
+                <w:sz w:val="30"/>
+              </w:rPr>
+              <w:t>16</w:t>
             </w:r>
           </w:p>
         </w:tc>
@@ -804,7 +439,24 @@
                 <w:rFonts w:ascii="TimeNewRoman" w:hAnsi="TimeNewRoman"/>
                 <w:sz w:val="30"/>
               </w:rPr>
-              <w:t>145</w:t>
+              <w:t>63</w:t>
+            </w:r>
+          </w:p>
+        </w:tc>
+        <w:tc>
+          <w:tcPr>
+            <w:tcW w:type="dxa" w:w="1987"/>
+          </w:tcPr>
+          <w:p>
+            <w:pPr>
+              <w:jc w:val="left"/>
+            </w:pPr>
+            <w:r>
+              <w:rPr>
+                <w:rFonts w:ascii="TimeNewRoman" w:hAnsi="TimeNewRoman"/>
+                <w:sz w:val="30"/>
+              </w:rPr>
+              <w:t>82</w:t>
             </w:r>
           </w:p>
         </w:tc>
@@ -823,7 +475,7 @@
                 <w:rFonts w:ascii="TimeNewRoman" w:hAnsi="TimeNewRoman"/>
                 <w:sz w:val="30"/>
               </w:rPr>
-              <w:t>45</w:t>
+              <w:t>12</w:t>
             </w:r>
           </w:p>
         </w:tc>
@@ -840,63 +492,10 @@
                 <w:rFonts w:ascii="TimeNewRoman" w:hAnsi="TimeNewRoman"/>
                 <w:sz w:val="30"/>
               </w:rPr>
-              <w:t>4</w:t>
+              <w:t>18</w:t>
             </w:r>
           </w:p>
         </w:tc>
-        <w:tc>
-          <w:tcPr>
-            <w:tcW w:type="dxa" w:w="1987"/>
-          </w:tcPr>
-          <w:p>
-            <w:pPr>
-              <w:jc w:val="left"/>
-            </w:pPr>
-            <w:r>
-              <w:rPr>
-                <w:rFonts w:ascii="TimeNewRoman" w:hAnsi="TimeNewRoman"/>
-                <w:sz w:val="30"/>
-              </w:rPr>
-              <w:t>17</w:t>
-            </w:r>
-          </w:p>
-        </w:tc>
-        <w:tc>
-          <w:tcPr>
-            <w:tcW w:type="dxa" w:w="1987"/>
-          </w:tcPr>
-          <w:p>
-            <w:pPr>
-              <w:jc w:val="left"/>
-            </w:pPr>
-            <w:r>
-              <w:rPr>
-                <w:rFonts w:ascii="TimeNewRoman" w:hAnsi="TimeNewRoman"/>
-                <w:sz w:val="30"/>
-              </w:rPr>
-              <w:t>13</w:t>
-            </w:r>
-          </w:p>
-        </w:tc>
-        <w:tc>
-          <w:tcPr>
-            <w:tcW w:type="dxa" w:w="1987"/>
-          </w:tcPr>
-          <w:p>
-            <w:pPr>
-              <w:jc w:val="left"/>
-            </w:pPr>
-            <w:r>
-              <w:rPr>
-                <w:rFonts w:ascii="TimeNewRoman" w:hAnsi="TimeNewRoman"/>
-                <w:sz w:val="30"/>
-              </w:rPr>
-              <w:t>9</w:t>
-            </w:r>
-          </w:p>
-        </w:tc>
-      </w:tr>
-      <w:tr>
         <w:tc>
           <w:tcPr>
             <w:tcW w:type="dxa" w:w="1987"/>
@@ -927,7 +526,7 @@
                 <w:rFonts w:ascii="TimeNewRoman" w:hAnsi="TimeNewRoman"/>
                 <w:sz w:val="30"/>
               </w:rPr>
-              <w:t>19</w:t>
+              <w:t>1</w:t>
             </w:r>
           </w:p>
         </w:tc>
@@ -944,150 +543,12 @@
                 <w:rFonts w:ascii="TimeNewRoman" w:hAnsi="TimeNewRoman"/>
                 <w:sz w:val="30"/>
               </w:rPr>
-              <w:t>9</w:t>
-            </w:r>
-          </w:p>
-        </w:tc>
-        <w:tc>
-          <w:tcPr>
-            <w:tcW w:type="dxa" w:w="1987"/>
-          </w:tcPr>
-          <w:p>
-            <w:pPr>
-              <w:jc w:val="left"/>
-            </w:pPr>
-            <w:r>
-              <w:rPr>
-                <w:rFonts w:ascii="TimeNewRoman" w:hAnsi="TimeNewRoman"/>
-                <w:sz w:val="30"/>
-              </w:rPr>
-              <w:t>81</w:t>
-            </w:r>
-          </w:p>
-        </w:tc>
-        <w:tc>
-          <w:tcPr>
-            <w:tcW w:type="dxa" w:w="1987"/>
-          </w:tcPr>
-          <w:p>
-            <w:pPr>
-              <w:jc w:val="left"/>
-            </w:pPr>
-            <w:r>
-              <w:rPr>
-                <w:rFonts w:ascii="TimeNewRoman" w:hAnsi="TimeNewRoman"/>
-                <w:sz w:val="30"/>
-              </w:rPr>
-              <w:t>24</w:t>
+              <w:t>72</w:t>
             </w:r>
           </w:p>
         </w:tc>
       </w:tr>
       <w:tr>
-        <w:tc>
-          <w:tcPr>
-            <w:tcW w:type="dxa" w:w="1987"/>
-          </w:tcPr>
-          <w:p>
-            <w:pPr>
-              <w:jc w:val="left"/>
-            </w:pPr>
-            <w:r>
-              <w:rPr>
-                <w:rFonts w:ascii="TimeNewRoman" w:hAnsi="TimeNewRoman"/>
-                <w:sz w:val="30"/>
-              </w:rPr>
-              <w:t>2</w:t>
-            </w:r>
-          </w:p>
-        </w:tc>
-        <w:tc>
-          <w:tcPr>
-            <w:tcW w:type="dxa" w:w="1987"/>
-          </w:tcPr>
-          <w:p>
-            <w:pPr>
-              <w:jc w:val="left"/>
-            </w:pPr>
-            <w:r>
-              <w:rPr>
-                <w:rFonts w:ascii="TimeNewRoman" w:hAnsi="TimeNewRoman"/>
-                <w:sz w:val="30"/>
-              </w:rPr>
-              <w:t>75</w:t>
-            </w:r>
-          </w:p>
-        </w:tc>
-        <w:tc>
-          <w:tcPr>
-            <w:tcW w:type="dxa" w:w="1987"/>
-          </w:tcPr>
-          <w:p>
-            <w:pPr>
-              <w:jc w:val="left"/>
-            </w:pPr>
-            <w:r>
-              <w:rPr>
-                <w:rFonts w:ascii="TimeNewRoman" w:hAnsi="TimeNewRoman"/>
-                <w:sz w:val="30"/>
-              </w:rPr>
-              <w:t>108</w:t>
-            </w:r>
-          </w:p>
-        </w:tc>
-        <w:tc>
-          <w:tcPr>
-            <w:tcW w:type="dxa" w:w="1987"/>
-          </w:tcPr>
-          <w:p>
-            <w:pPr>
-              <w:jc w:val="left"/>
-            </w:pPr>
-            <w:r>
-              <w:rPr>
-                <w:rFonts w:ascii="TimeNewRoman" w:hAnsi="TimeNewRoman"/>
-                <w:sz w:val="30"/>
-              </w:rPr>
-              <w:t>32</w:t>
-            </w:r>
-          </w:p>
-        </w:tc>
-        <w:tc>
-          <w:tcPr>
-            <w:tcW w:type="dxa" w:w="1987"/>
-          </w:tcPr>
-          <w:p>
-            <w:pPr>
-              <w:jc w:val="left"/>
-            </w:pPr>
-            <w:r>
-              <w:rPr>
-                <w:rFonts w:ascii="TimeNewRoman" w:hAnsi="TimeNewRoman"/>
-                <w:sz w:val="30"/>
-              </w:rPr>
-              <w:t>10</w:t>
-            </w:r>
-          </w:p>
-        </w:tc>
-      </w:tr>
-      <w:tr>
-        <w:tc>
-          <w:tcPr>
-            <w:tcW w:type="dxa" w:w="1987"/>
-          </w:tcPr>
-          <w:p>
-            <w:pPr>
-              <w:jc w:val="left"/>
-            </w:pPr>
-            <w:r>
-              <w:rPr>
-                <w:rFonts w:ascii="TimeNewRoman" w:hAnsi="TimeNewRoman"/>
-                <w:sz w:val="30"/>
-              </w:rPr>
-              <w:t>27</w:t>
-            </w:r>
-          </w:p>
-        </w:tc>
         <w:tc>
           <w:tcPr>
             <w:tcW w:type="dxa" w:w="1987"/>
@@ -1118,7 +579,7 @@
                 <w:rFonts w:ascii="TimeNewRoman" w:hAnsi="TimeNewRoman"/>
                 <w:sz w:val="30"/>
               </w:rPr>
-              <w:t>46</w:t>
+              <w:t>14</w:t>
             </w:r>
           </w:p>
         </w:tc>
@@ -1135,7 +596,7 @@
                 <w:rFonts w:ascii="TimeNewRoman" w:hAnsi="TimeNewRoman"/>
                 <w:sz w:val="30"/>
               </w:rPr>
-              <w:t>23</w:t>
+              <w:t>56</w:t>
             </w:r>
           </w:p>
         </w:tc>
@@ -1152,7 +613,24 @@
                 <w:rFonts w:ascii="TimeNewRoman" w:hAnsi="TimeNewRoman"/>
                 <w:sz w:val="30"/>
               </w:rPr>
-              <w:t>17</w:t>
+              <w:t>24</w:t>
+            </w:r>
+          </w:p>
+        </w:tc>
+        <w:tc>
+          <w:tcPr>
+            <w:tcW w:type="dxa" w:w="1987"/>
+          </w:tcPr>
+          <w:p>
+            <w:pPr>
+              <w:jc w:val="left"/>
+            </w:pPr>
+            <w:r>
+              <w:rPr>
+                <w:rFonts w:ascii="TimeNewRoman" w:hAnsi="TimeNewRoman"/>
+                <w:sz w:val="30"/>
+              </w:rPr>
+              <w:t>100</w:t>
             </w:r>
           </w:p>
         </w:tc>
@@ -1188,7 +666,7 @@
                 <w:rFonts w:ascii="TimeNewRoman" w:hAnsi="TimeNewRoman"/>
                 <w:sz w:val="30"/>
               </w:rPr>
-              <w:t>53</w:t>
+              <w:t>20</w:t>
             </w:r>
           </w:p>
         </w:tc>
@@ -1205,60 +683,7 @@
                 <w:rFonts w:ascii="TimeNewRoman" w:hAnsi="TimeNewRoman"/>
                 <w:sz w:val="30"/>
               </w:rPr>
-              <w:t>65</w:t>
-            </w:r>
-          </w:p>
-        </w:tc>
-        <w:tc>
-          <w:tcPr>
-            <w:tcW w:type="dxa" w:w="1987"/>
-          </w:tcPr>
-          <w:p>
-            <w:pPr>
-              <w:jc w:val="left"/>
-            </w:pPr>
-            <w:r>
-              <w:rPr>
-                <w:rFonts w:ascii="TimeNewRoman" w:hAnsi="TimeNewRoman"/>
-                <w:sz w:val="30"/>
-              </w:rPr>
-              <w:t>62</w:t>
-            </w:r>
-          </w:p>
-        </w:tc>
-        <w:tc>
-          <w:tcPr>
-            <w:tcW w:type="dxa" w:w="1987"/>
-          </w:tcPr>
-          <w:p>
-            <w:pPr>
-              <w:jc w:val="left"/>
-            </w:pPr>
-            <w:r>
-              <w:rPr>
-                <w:rFonts w:ascii="TimeNewRoman" w:hAnsi="TimeNewRoman"/>
-                <w:sz w:val="30"/>
-              </w:rPr>
-              <w:t>10</w:t>
-            </w:r>
-          </w:p>
-        </w:tc>
-      </w:tr>
-      <w:tr>
-        <w:tc>
-          <w:tcPr>
-            <w:tcW w:type="dxa" w:w="1987"/>
-          </w:tcPr>
-          <w:p>
-            <w:pPr>
-              <w:jc w:val="left"/>
-            </w:pPr>
-            <w:r>
-              <w:rPr>
-                <w:rFonts w:ascii="TimeNewRoman" w:hAnsi="TimeNewRoman"/>
-                <w:sz w:val="30"/>
-              </w:rPr>
-              <w:t>64</w:t>
+              <w:t>54</w:t>
             </w:r>
           </w:p>
         </w:tc>
@@ -1292,10 +717,273 @@
                 <w:rFonts w:ascii="TimeNewRoman" w:hAnsi="TimeNewRoman"/>
                 <w:sz w:val="30"/>
               </w:rPr>
-              <w:t>46</w:t>
+              <w:t>78</w:t>
             </w:r>
           </w:p>
         </w:tc>
+      </w:tr>
+      <w:tr>
+        <w:tc>
+          <w:tcPr>
+            <w:tcW w:type="dxa" w:w="1987"/>
+          </w:tcPr>
+          <w:p>
+            <w:pPr>
+              <w:jc w:val="left"/>
+            </w:pPr>
+            <w:r>
+              <w:rPr>
+                <w:rFonts w:ascii="TimeNewRoman" w:hAnsi="TimeNewRoman"/>
+                <w:sz w:val="30"/>
+              </w:rPr>
+              <w:t>77</w:t>
+            </w:r>
+          </w:p>
+        </w:tc>
+        <w:tc>
+          <w:tcPr>
+            <w:tcW w:type="dxa" w:w="1987"/>
+          </w:tcPr>
+          <w:p>
+            <w:pPr>
+              <w:jc w:val="left"/>
+            </w:pPr>
+            <w:r>
+              <w:rPr>
+                <w:rFonts w:ascii="TimeNewRoman" w:hAnsi="TimeNewRoman"/>
+                <w:sz w:val="30"/>
+              </w:rPr>
+              <w:t>27</w:t>
+            </w:r>
+          </w:p>
+        </w:tc>
+        <w:tc>
+          <w:tcPr>
+            <w:tcW w:type="dxa" w:w="1987"/>
+          </w:tcPr>
+          <w:p>
+            <w:pPr>
+              <w:jc w:val="left"/>
+            </w:pPr>
+            <w:r>
+              <w:rPr>
+                <w:rFonts w:ascii="TimeNewRoman" w:hAnsi="TimeNewRoman"/>
+                <w:sz w:val="30"/>
+              </w:rPr>
+              <w:t>164</w:t>
+            </w:r>
+          </w:p>
+        </w:tc>
+        <w:tc>
+          <w:tcPr>
+            <w:tcW w:type="dxa" w:w="1987"/>
+          </w:tcPr>
+          <w:p>
+            <w:pPr>
+              <w:jc w:val="left"/>
+            </w:pPr>
+            <w:r>
+              <w:rPr>
+                <w:rFonts w:ascii="TimeNewRoman" w:hAnsi="TimeNewRoman"/>
+                <w:sz w:val="30"/>
+              </w:rPr>
+              <w:t>35</w:t>
+            </w:r>
+          </w:p>
+        </w:tc>
+        <w:tc>
+          <w:tcPr>
+            <w:tcW w:type="dxa" w:w="1987"/>
+          </w:tcPr>
+          <w:p>
+            <w:pPr>
+              <w:jc w:val="left"/>
+            </w:pPr>
+            <w:r>
+              <w:rPr>
+                <w:rFonts w:ascii="TimeNewRoman" w:hAnsi="TimeNewRoman"/>
+                <w:sz w:val="30"/>
+              </w:rPr>
+              <w:t>19</w:t>
+            </w:r>
+          </w:p>
+        </w:tc>
+      </w:tr>
+      <w:tr>
+        <w:tc>
+          <w:tcPr>
+            <w:tcW w:type="dxa" w:w="1987"/>
+          </w:tcPr>
+          <w:p>
+            <w:pPr>
+              <w:jc w:val="left"/>
+            </w:pPr>
+            <w:r>
+              <w:rPr>
+                <w:rFonts w:ascii="TimeNewRoman" w:hAnsi="TimeNewRoman"/>
+                <w:sz w:val="30"/>
+              </w:rPr>
+              <w:t>40</w:t>
+            </w:r>
+          </w:p>
+        </w:tc>
+        <w:tc>
+          <w:tcPr>
+            <w:tcW w:type="dxa" w:w="1987"/>
+          </w:tcPr>
+          <w:p>
+            <w:pPr>
+              <w:jc w:val="left"/>
+            </w:pPr>
+            <w:r>
+              <w:rPr>
+                <w:rFonts w:ascii="TimeNewRoman" w:hAnsi="TimeNewRoman"/>
+                <w:sz w:val="30"/>
+              </w:rPr>
+              <w:t>29</w:t>
+            </w:r>
+          </w:p>
+        </w:tc>
+        <w:tc>
+          <w:tcPr>
+            <w:tcW w:type="dxa" w:w="1987"/>
+          </w:tcPr>
+          <w:p>
+            <w:pPr>
+              <w:jc w:val="left"/>
+            </w:pPr>
+            <w:r>
+              <w:rPr>
+                <w:rFonts w:ascii="TimeNewRoman" w:hAnsi="TimeNewRoman"/>
+                <w:sz w:val="30"/>
+              </w:rPr>
+              <w:t>4</w:t>
+            </w:r>
+          </w:p>
+        </w:tc>
+        <w:tc>
+          <w:tcPr>
+            <w:tcW w:type="dxa" w:w="1987"/>
+          </w:tcPr>
+          <w:p>
+            <w:pPr>
+              <w:jc w:val="left"/>
+            </w:pPr>
+            <w:r>
+              <w:rPr>
+                <w:rFonts w:ascii="TimeNewRoman" w:hAnsi="TimeNewRoman"/>
+                <w:sz w:val="30"/>
+              </w:rPr>
+              <w:t>12</w:t>
+            </w:r>
+          </w:p>
+        </w:tc>
+        <w:tc>
+          <w:tcPr>
+            <w:tcW w:type="dxa" w:w="1987"/>
+          </w:tcPr>
+          <w:p>
+            <w:pPr>
+              <w:jc w:val="left"/>
+            </w:pPr>
+            <w:r>
+              <w:rPr>
+                <w:rFonts w:ascii="TimeNewRoman" w:hAnsi="TimeNewRoman"/>
+                <w:sz w:val="30"/>
+              </w:rPr>
+              <w:t>61</w:t>
+            </w:r>
+          </w:p>
+        </w:tc>
+      </w:tr>
+      <w:tr>
+        <w:tc>
+          <w:tcPr>
+            <w:tcW w:type="dxa" w:w="1987"/>
+          </w:tcPr>
+          <w:p>
+            <w:pPr>
+              <w:jc w:val="left"/>
+            </w:pPr>
+            <w:r>
+              <w:rPr>
+                <w:rFonts w:ascii="TimeNewRoman" w:hAnsi="TimeNewRoman"/>
+                <w:sz w:val="30"/>
+              </w:rPr>
+              <w:t>24</w:t>
+            </w:r>
+          </w:p>
+        </w:tc>
+        <w:tc>
+          <w:tcPr>
+            <w:tcW w:type="dxa" w:w="1987"/>
+          </w:tcPr>
+          <w:p>
+            <w:pPr>
+              <w:jc w:val="left"/>
+            </w:pPr>
+            <w:r>
+              <w:rPr>
+                <w:rFonts w:ascii="TimeNewRoman" w:hAnsi="TimeNewRoman"/>
+                <w:sz w:val="30"/>
+              </w:rPr>
+              <w:t>201</w:t>
+            </w:r>
+          </w:p>
+        </w:tc>
+        <w:tc>
+          <w:tcPr>
+            <w:tcW w:type="dxa" w:w="1987"/>
+          </w:tcPr>
+          <w:p>
+            <w:pPr>
+              <w:jc w:val="left"/>
+            </w:pPr>
+            <w:r>
+              <w:rPr>
+                <w:rFonts w:ascii="TimeNewRoman" w:hAnsi="TimeNewRoman"/>
+                <w:sz w:val="30"/>
+              </w:rPr>
+              <w:t>177</w:t>
+            </w:r>
+          </w:p>
+        </w:tc>
+        <w:tc>
+          <w:tcPr>
+            <w:tcW w:type="dxa" w:w="1987"/>
+          </w:tcPr>
+          <w:p>
+            <w:pPr>
+              <w:jc w:val="left"/>
+            </w:pPr>
+            <w:r>
+              <w:rPr>
+                <w:rFonts w:ascii="TimeNewRoman" w:hAnsi="TimeNewRoman"/>
+                <w:sz w:val="30"/>
+              </w:rPr>
+              <w:t>114</w:t>
+            </w:r>
+          </w:p>
+        </w:tc>
+        <w:tc>
+          <w:tcPr>
+            <w:tcW w:type="dxa" w:w="1987"/>
+          </w:tcPr>
+          <w:p>
+            <w:pPr>
+              <w:jc w:val="left"/>
+            </w:pPr>
+            <w:r>
+              <w:rPr>
+                <w:rFonts w:ascii="TimeNewRoman" w:hAnsi="TimeNewRoman"/>
+                <w:sz w:val="30"/>
+              </w:rPr>
+              <w:t>20</w:t>
+            </w:r>
+          </w:p>
+        </w:tc>
+      </w:tr>
+      <w:tr>
         <w:tc>
           <w:tcPr>
             <w:tcW w:type="dxa" w:w="1987"/>
@@ -1326,7 +1014,58 @@
                 <w:rFonts w:ascii="TimeNewRoman" w:hAnsi="TimeNewRoman"/>
                 <w:sz w:val="30"/>
               </w:rPr>
-              <w:t>67</w:t>
+              <w:t>97</w:t>
+            </w:r>
+          </w:p>
+        </w:tc>
+        <w:tc>
+          <w:tcPr>
+            <w:tcW w:type="dxa" w:w="1987"/>
+          </w:tcPr>
+          <w:p>
+            <w:pPr>
+              <w:jc w:val="left"/>
+            </w:pPr>
+            <w:r>
+              <w:rPr>
+                <w:rFonts w:ascii="TimeNewRoman" w:hAnsi="TimeNewRoman"/>
+                <w:sz w:val="30"/>
+              </w:rPr>
+              <w:t>15</w:t>
+            </w:r>
+          </w:p>
+        </w:tc>
+        <w:tc>
+          <w:tcPr>
+            <w:tcW w:type="dxa" w:w="1987"/>
+          </w:tcPr>
+          <w:p>
+            <w:pPr>
+              <w:jc w:val="left"/>
+            </w:pPr>
+            <w:r>
+              <w:rPr>
+                <w:rFonts w:ascii="TimeNewRoman" w:hAnsi="TimeNewRoman"/>
+                <w:sz w:val="30"/>
+              </w:rPr>
+              <w:t>21</w:t>
+            </w:r>
+          </w:p>
+        </w:tc>
+        <w:tc>
+          <w:tcPr>
+            <w:tcW w:type="dxa" w:w="1987"/>
+          </w:tcPr>
+          <w:p>
+            <w:pPr>
+              <w:jc w:val="left"/>
+            </w:pPr>
+            <w:r>
+              <w:rPr>
+                <w:rFonts w:ascii="TimeNewRoman" w:hAnsi="TimeNewRoman"/>
+                <w:sz w:val="30"/>
+              </w:rPr>
+              <w:t>180</w:t>
             </w:r>
           </w:p>
         </w:tc>
@@ -1345,7 +1084,94 @@
                 <w:rFonts w:ascii="TimeNewRoman" w:hAnsi="TimeNewRoman"/>
                 <w:sz w:val="30"/>
               </w:rPr>
-              <w:t>7</w:t>
+              <w:t>4</w:t>
+            </w:r>
+          </w:p>
+        </w:tc>
+        <w:tc>
+          <w:tcPr>
+            <w:tcW w:type="dxa" w:w="1987"/>
+          </w:tcPr>
+          <w:p>
+            <w:pPr>
+              <w:jc w:val="left"/>
+            </w:pPr>
+            <w:r>
+              <w:rPr>
+                <w:rFonts w:ascii="TimeNewRoman" w:hAnsi="TimeNewRoman"/>
+                <w:sz w:val="30"/>
+              </w:rPr>
+              <w:t>6</w:t>
+            </w:r>
+          </w:p>
+        </w:tc>
+        <w:tc>
+          <w:tcPr>
+            <w:tcW w:type="dxa" w:w="1987"/>
+          </w:tcPr>
+          <w:p>
+            <w:pPr>
+              <w:jc w:val="left"/>
+            </w:pPr>
+            <w:r>
+              <w:rPr>
+                <w:rFonts w:ascii="TimeNewRoman" w:hAnsi="TimeNewRoman"/>
+                <w:sz w:val="30"/>
+              </w:rPr>
+              <w:t>10</w:t>
+            </w:r>
+          </w:p>
+        </w:tc>
+        <w:tc>
+          <w:tcPr>
+            <w:tcW w:type="dxa" w:w="1987"/>
+          </w:tcPr>
+          <w:p>
+            <w:pPr>
+              <w:jc w:val="left"/>
+            </w:pPr>
+            <w:r>
+              <w:rPr>
+                <w:rFonts w:ascii="TimeNewRoman" w:hAnsi="TimeNewRoman"/>
+                <w:sz w:val="30"/>
+              </w:rPr>
+              <w:t>84</w:t>
+            </w:r>
+          </w:p>
+        </w:tc>
+        <w:tc>
+          <w:tcPr>
+            <w:tcW w:type="dxa" w:w="1987"/>
+          </w:tcPr>
+          <w:p>
+            <w:pPr>
+              <w:jc w:val="left"/>
+            </w:pPr>
+            <w:r>
+              <w:rPr>
+                <w:rFonts w:ascii="TimeNewRoman" w:hAnsi="TimeNewRoman"/>
+                <w:sz w:val="30"/>
+              </w:rPr>
+              <w:t>28</w:t>
+            </w:r>
+          </w:p>
+        </w:tc>
+      </w:tr>
+      <w:tr>
+        <w:tc>
+          <w:tcPr>
+            <w:tcW w:type="dxa" w:w="1987"/>
+          </w:tcPr>
+          <w:p>
+            <w:pPr>
+              <w:jc w:val="left"/>
+            </w:pPr>
+            <w:r>
+              <w:rPr>
+                <w:rFonts w:ascii="TimeNewRoman" w:hAnsi="TimeNewRoman"/>
+                <w:sz w:val="30"/>
+              </w:rPr>
+              <w:t>25</w:t>
             </w:r>
           </w:p>
         </w:tc>
@@ -1379,7 +1205,7 @@
                 <w:rFonts w:ascii="TimeNewRoman" w:hAnsi="TimeNewRoman"/>
                 <w:sz w:val="30"/>
               </w:rPr>
-              <w:t>48</w:t>
+              <w:t>30</w:t>
             </w:r>
           </w:p>
         </w:tc>
@@ -1396,7 +1222,7 @@
                 <w:rFonts w:ascii="TimeNewRoman" w:hAnsi="TimeNewRoman"/>
                 <w:sz w:val="30"/>
               </w:rPr>
-              <w:t>4</w:t>
+              <w:t>32</w:t>
             </w:r>
           </w:p>
         </w:tc>
@@ -1413,7 +1239,442 @@
                 <w:rFonts w:ascii="TimeNewRoman" w:hAnsi="TimeNewRoman"/>
                 <w:sz w:val="30"/>
               </w:rPr>
+              <w:t>153</w:t>
+            </w:r>
+          </w:p>
+        </w:tc>
+      </w:tr>
+      <w:tr>
+        <w:tc>
+          <w:tcPr>
+            <w:tcW w:type="dxa" w:w="1987"/>
+          </w:tcPr>
+          <w:p>
+            <w:pPr>
+              <w:jc w:val="left"/>
+            </w:pPr>
+            <w:r>
+              <w:rPr>
+                <w:rFonts w:ascii="TimeNewRoman" w:hAnsi="TimeNewRoman"/>
+                <w:sz w:val="30"/>
+              </w:rPr>
               <w:t>14</w:t>
+            </w:r>
+          </w:p>
+        </w:tc>
+        <w:tc>
+          <w:tcPr>
+            <w:tcW w:type="dxa" w:w="1987"/>
+          </w:tcPr>
+          <w:p>
+            <w:pPr>
+              <w:jc w:val="left"/>
+            </w:pPr>
+            <w:r>
+              <w:rPr>
+                <w:rFonts w:ascii="TimeNewRoman" w:hAnsi="TimeNewRoman"/>
+                <w:sz w:val="30"/>
+              </w:rPr>
+              <w:t>6</w:t>
+            </w:r>
+          </w:p>
+        </w:tc>
+        <w:tc>
+          <w:tcPr>
+            <w:tcW w:type="dxa" w:w="1987"/>
+          </w:tcPr>
+          <w:p>
+            <w:pPr>
+              <w:jc w:val="left"/>
+            </w:pPr>
+            <w:r>
+              <w:rPr>
+                <w:rFonts w:ascii="TimeNewRoman" w:hAnsi="TimeNewRoman"/>
+                <w:sz w:val="30"/>
+              </w:rPr>
+              <w:t>13</w:t>
+            </w:r>
+          </w:p>
+        </w:tc>
+        <w:tc>
+          <w:tcPr>
+            <w:tcW w:type="dxa" w:w="1987"/>
+          </w:tcPr>
+          <w:p>
+            <w:pPr>
+              <w:jc w:val="left"/>
+            </w:pPr>
+            <w:r>
+              <w:rPr>
+                <w:rFonts w:ascii="TimeNewRoman" w:hAnsi="TimeNewRoman"/>
+                <w:sz w:val="30"/>
+              </w:rPr>
+              <w:t>44</w:t>
+            </w:r>
+          </w:p>
+        </w:tc>
+        <w:tc>
+          <w:tcPr>
+            <w:tcW w:type="dxa" w:w="1987"/>
+          </w:tcPr>
+          <w:p>
+            <w:pPr>
+              <w:jc w:val="left"/>
+            </w:pPr>
+            <w:r>
+              <w:rPr>
+                <w:rFonts w:ascii="TimeNewRoman" w:hAnsi="TimeNewRoman"/>
+                <w:sz w:val="30"/>
+              </w:rPr>
+              <w:t>104</w:t>
+            </w:r>
+          </w:p>
+        </w:tc>
+      </w:tr>
+      <w:tr>
+        <w:tc>
+          <w:tcPr>
+            <w:tcW w:type="dxa" w:w="1987"/>
+          </w:tcPr>
+          <w:p>
+            <w:pPr>
+              <w:jc w:val="left"/>
+            </w:pPr>
+            <w:r>
+              <w:rPr>
+                <w:rFonts w:ascii="TimeNewRoman" w:hAnsi="TimeNewRoman"/>
+                <w:sz w:val="30"/>
+              </w:rPr>
+              <w:t>90</w:t>
+            </w:r>
+          </w:p>
+        </w:tc>
+        <w:tc>
+          <w:tcPr>
+            <w:tcW w:type="dxa" w:w="1987"/>
+          </w:tcPr>
+          <w:p>
+            <w:pPr>
+              <w:jc w:val="left"/>
+            </w:pPr>
+            <w:r>
+              <w:rPr>
+                <w:rFonts w:ascii="TimeNewRoman" w:hAnsi="TimeNewRoman"/>
+                <w:sz w:val="30"/>
+              </w:rPr>
+              <w:t>75</w:t>
+            </w:r>
+          </w:p>
+        </w:tc>
+        <w:tc>
+          <w:tcPr>
+            <w:tcW w:type="dxa" w:w="1987"/>
+          </w:tcPr>
+          <w:p>
+            <w:pPr>
+              <w:jc w:val="left"/>
+            </w:pPr>
+            <w:r>
+              <w:rPr>
+                <w:rFonts w:ascii="TimeNewRoman" w:hAnsi="TimeNewRoman"/>
+                <w:sz w:val="30"/>
+              </w:rPr>
+              <w:t>81</w:t>
+            </w:r>
+          </w:p>
+        </w:tc>
+        <w:tc>
+          <w:tcPr>
+            <w:tcW w:type="dxa" w:w="1987"/>
+          </w:tcPr>
+          <w:p>
+            <w:pPr>
+              <w:jc w:val="left"/>
+            </w:pPr>
+            <w:r>
+              <w:rPr>
+                <w:rFonts w:ascii="TimeNewRoman" w:hAnsi="TimeNewRoman"/>
+                <w:sz w:val="30"/>
+              </w:rPr>
+              <w:t>7</w:t>
+            </w:r>
+          </w:p>
+        </w:tc>
+        <w:tc>
+          <w:tcPr>
+            <w:tcW w:type="dxa" w:w="1987"/>
+          </w:tcPr>
+          <w:p>
+            <w:pPr>
+              <w:jc w:val="left"/>
+            </w:pPr>
+            <w:r>
+              <w:rPr>
+                <w:rFonts w:ascii="TimeNewRoman" w:hAnsi="TimeNewRoman"/>
+                <w:sz w:val="30"/>
+              </w:rPr>
+              <w:t>8</w:t>
+            </w:r>
+          </w:p>
+        </w:tc>
+      </w:tr>
+      <w:tr>
+        <w:tc>
+          <w:tcPr>
+            <w:tcW w:type="dxa" w:w="1987"/>
+          </w:tcPr>
+          <w:p>
+            <w:pPr>
+              <w:jc w:val="left"/>
+            </w:pPr>
+            <w:r>
+              <w:rPr>
+                <w:rFonts w:ascii="TimeNewRoman" w:hAnsi="TimeNewRoman"/>
+                <w:sz w:val="30"/>
+              </w:rPr>
+              <w:t>200</w:t>
+            </w:r>
+          </w:p>
+        </w:tc>
+        <w:tc>
+          <w:tcPr>
+            <w:tcW w:type="dxa" w:w="1987"/>
+          </w:tcPr>
+          <w:p>
+            <w:pPr>
+              <w:jc w:val="left"/>
+            </w:pPr>
+            <w:r>
+              <w:rPr>
+                <w:rFonts w:ascii="TimeNewRoman" w:hAnsi="TimeNewRoman"/>
+                <w:sz w:val="30"/>
+              </w:rPr>
+              <w:t>8</w:t>
+            </w:r>
+          </w:p>
+        </w:tc>
+        <w:tc>
+          <w:tcPr>
+            <w:tcW w:type="dxa" w:w="1987"/>
+          </w:tcPr>
+          <w:p>
+            <w:pPr>
+              <w:jc w:val="left"/>
+            </w:pPr>
+            <w:r>
+              <w:rPr>
+                <w:rFonts w:ascii="TimeNewRoman" w:hAnsi="TimeNewRoman"/>
+                <w:sz w:val="30"/>
+              </w:rPr>
+              <w:t>79</w:t>
+            </w:r>
+          </w:p>
+        </w:tc>
+        <w:tc>
+          <w:tcPr>
+            <w:tcW w:type="dxa" w:w="1987"/>
+          </w:tcPr>
+          <w:p>
+            <w:pPr>
+              <w:jc w:val="left"/>
+            </w:pPr>
+            <w:r>
+              <w:rPr>
+                <w:rFonts w:ascii="TimeNewRoman" w:hAnsi="TimeNewRoman"/>
+                <w:sz w:val="30"/>
+              </w:rPr>
+              <w:t>28</w:t>
+            </w:r>
+          </w:p>
+        </w:tc>
+        <w:tc>
+          <w:tcPr>
+            <w:tcW w:type="dxa" w:w="1987"/>
+          </w:tcPr>
+          <w:p>
+            <w:pPr>
+              <w:jc w:val="left"/>
+            </w:pPr>
+            <w:r>
+              <w:rPr>
+                <w:rFonts w:ascii="TimeNewRoman" w:hAnsi="TimeNewRoman"/>
+                <w:sz w:val="30"/>
+              </w:rPr>
+              <w:t>22</w:t>
+            </w:r>
+          </w:p>
+        </w:tc>
+      </w:tr>
+      <w:tr>
+        <w:tc>
+          <w:tcPr>
+            <w:tcW w:type="dxa" w:w="1987"/>
+          </w:tcPr>
+          <w:p>
+            <w:pPr>
+              <w:jc w:val="left"/>
+            </w:pPr>
+            <w:r>
+              <w:rPr>
+                <w:rFonts w:ascii="TimeNewRoman" w:hAnsi="TimeNewRoman"/>
+                <w:sz w:val="30"/>
+              </w:rPr>
+              <w:t>14</w:t>
+            </w:r>
+          </w:p>
+        </w:tc>
+        <w:tc>
+          <w:tcPr>
+            <w:tcW w:type="dxa" w:w="1987"/>
+          </w:tcPr>
+          <w:p>
+            <w:pPr>
+              <w:jc w:val="left"/>
+            </w:pPr>
+            <w:r>
+              <w:rPr>
+                <w:rFonts w:ascii="TimeNewRoman" w:hAnsi="TimeNewRoman"/>
+                <w:sz w:val="30"/>
+              </w:rPr>
+              <w:t>171</w:t>
+            </w:r>
+          </w:p>
+        </w:tc>
+        <w:tc>
+          <w:tcPr>
+            <w:tcW w:type="dxa" w:w="1987"/>
+          </w:tcPr>
+          <w:p>
+            <w:pPr>
+              <w:jc w:val="left"/>
+            </w:pPr>
+            <w:r>
+              <w:rPr>
+                <w:rFonts w:ascii="TimeNewRoman" w:hAnsi="TimeNewRoman"/>
+                <w:sz w:val="30"/>
+              </w:rPr>
+              <w:t>39</w:t>
+            </w:r>
+          </w:p>
+        </w:tc>
+        <w:tc>
+          <w:tcPr>
+            <w:tcW w:type="dxa" w:w="1987"/>
+          </w:tcPr>
+          <w:p>
+            <w:pPr>
+              <w:jc w:val="left"/>
+            </w:pPr>
+            <w:r>
+              <w:rPr>
+                <w:rFonts w:ascii="TimeNewRoman" w:hAnsi="TimeNewRoman"/>
+                <w:sz w:val="30"/>
+              </w:rPr>
+              <w:t>56</w:t>
+            </w:r>
+          </w:p>
+        </w:tc>
+        <w:tc>
+          <w:tcPr>
+            <w:tcW w:type="dxa" w:w="1987"/>
+          </w:tcPr>
+          <w:p>
+            <w:pPr>
+              <w:jc w:val="left"/>
+            </w:pPr>
+            <w:r>
+              <w:rPr>
+                <w:rFonts w:ascii="TimeNewRoman" w:hAnsi="TimeNewRoman"/>
+                <w:sz w:val="30"/>
+              </w:rPr>
+              <w:t>86</w:t>
+            </w:r>
+          </w:p>
+        </w:tc>
+      </w:tr>
+      <w:tr>
+        <w:tc>
+          <w:tcPr>
+            <w:tcW w:type="dxa" w:w="1987"/>
+          </w:tcPr>
+          <w:p>
+            <w:pPr>
+              <w:jc w:val="left"/>
+            </w:pPr>
+            <w:r>
+              <w:rPr>
+                <w:rFonts w:ascii="TimeNewRoman" w:hAnsi="TimeNewRoman"/>
+                <w:sz w:val="30"/>
+              </w:rPr>
+              <w:t>30</w:t>
+            </w:r>
+          </w:p>
+        </w:tc>
+        <w:tc>
+          <w:tcPr>
+            <w:tcW w:type="dxa" w:w="1987"/>
+          </w:tcPr>
+          <w:p>
+            <w:pPr>
+              <w:jc w:val="left"/>
+            </w:pPr>
+            <w:r>
+              <w:rPr>
+                <w:rFonts w:ascii="TimeNewRoman" w:hAnsi="TimeNewRoman"/>
+                <w:sz w:val="30"/>
+              </w:rPr>
+              <w:t>3</w:t>
+            </w:r>
+          </w:p>
+        </w:tc>
+        <w:tc>
+          <w:tcPr>
+            <w:tcW w:type="dxa" w:w="1987"/>
+          </w:tcPr>
+          <w:p>
+            <w:pPr>
+              <w:jc w:val="left"/>
+            </w:pPr>
+            <w:r>
+              <w:rPr>
+                <w:rFonts w:ascii="TimeNewRoman" w:hAnsi="TimeNewRoman"/>
+                <w:sz w:val="30"/>
+              </w:rPr>
+              <w:t>54</w:t>
+            </w:r>
+          </w:p>
+        </w:tc>
+        <w:tc>
+          <w:tcPr>
+            <w:tcW w:type="dxa" w:w="1987"/>
+          </w:tcPr>
+          <w:p>
+            <w:pPr>
+              <w:jc w:val="left"/>
+            </w:pPr>
+            <w:r>
+              <w:rPr>
+                <w:rFonts w:ascii="TimeNewRoman" w:hAnsi="TimeNewRoman"/>
+                <w:sz w:val="30"/>
+              </w:rPr>
+              <w:t>117</w:t>
+            </w:r>
+          </w:p>
+        </w:tc>
+        <w:tc>
+          <w:tcPr>
+            <w:tcW w:type="dxa" w:w="1987"/>
+          </w:tcPr>
+          <w:p>
+            <w:pPr>
+              <w:jc w:val="left"/>
+            </w:pPr>
+            <w:r>
+              <w:rPr>
+                <w:rFonts w:ascii="TimeNewRoman" w:hAnsi="TimeNewRoman"/>
+                <w:sz w:val="30"/>
+              </w:rPr>
+              <w:t>7</w:t>
             </w:r>
           </w:p>
         </w:tc>
@@ -1449,302 +1710,7 @@
                 <w:rFonts w:ascii="TimeNewRoman" w:hAnsi="TimeNewRoman"/>
                 <w:sz w:val="30"/>
               </w:rPr>
-              <w:t>36</w:t>
-            </w:r>
-          </w:p>
-        </w:tc>
-        <w:tc>
-          <w:tcPr>
-            <w:tcW w:type="dxa" w:w="1987"/>
-          </w:tcPr>
-          <w:p>
-            <w:pPr>
-              <w:jc w:val="left"/>
-            </w:pPr>
-            <w:r>
-              <w:rPr>
-                <w:rFonts w:ascii="TimeNewRoman" w:hAnsi="TimeNewRoman"/>
-                <w:sz w:val="30"/>
-              </w:rPr>
-              <w:t>15</w:t>
-            </w:r>
-          </w:p>
-        </w:tc>
-        <w:tc>
-          <w:tcPr>
-            <w:tcW w:type="dxa" w:w="1987"/>
-          </w:tcPr>
-          <w:p>
-            <w:pPr>
-              <w:jc w:val="left"/>
-            </w:pPr>
-            <w:r>
-              <w:rPr>
-                <w:rFonts w:ascii="TimeNewRoman" w:hAnsi="TimeNewRoman"/>
-                <w:sz w:val="30"/>
-              </w:rPr>
-              <w:t>138</w:t>
-            </w:r>
-          </w:p>
-        </w:tc>
-        <w:tc>
-          <w:tcPr>
-            <w:tcW w:type="dxa" w:w="1987"/>
-          </w:tcPr>
-          <w:p>
-            <w:pPr>
-              <w:jc w:val="left"/>
-            </w:pPr>
-            <w:r>
-              <w:rPr>
-                <w:rFonts w:ascii="TimeNewRoman" w:hAnsi="TimeNewRoman"/>
-                <w:sz w:val="30"/>
-              </w:rPr>
-              <w:t>46</w:t>
-            </w:r>
-          </w:p>
-        </w:tc>
-      </w:tr>
-      <w:tr>
-        <w:tc>
-          <w:tcPr>
-            <w:tcW w:type="dxa" w:w="1987"/>
-          </w:tcPr>
-          <w:p>
-            <w:pPr>
-              <w:jc w:val="left"/>
-            </w:pPr>
-            <w:r>
-              <w:rPr>
-                <w:rFonts w:ascii="TimeNewRoman" w:hAnsi="TimeNewRoman"/>
-                <w:sz w:val="30"/>
-              </w:rPr>
-              <w:t>49</w:t>
-            </w:r>
-          </w:p>
-        </w:tc>
-        <w:tc>
-          <w:tcPr>
-            <w:tcW w:type="dxa" w:w="1987"/>
-          </w:tcPr>
-          <w:p>
-            <w:pPr>
-              <w:jc w:val="left"/>
-            </w:pPr>
-            <w:r>
-              <w:rPr>
-                <w:rFonts w:ascii="TimeNewRoman" w:hAnsi="TimeNewRoman"/>
-                <w:sz w:val="30"/>
-              </w:rPr>
-              <w:t>185</w:t>
-            </w:r>
-          </w:p>
-        </w:tc>
-        <w:tc>
-          <w:tcPr>
-            <w:tcW w:type="dxa" w:w="1987"/>
-          </w:tcPr>
-          <w:p>
-            <w:pPr>
-              <w:jc w:val="left"/>
-            </w:pPr>
-            <w:r>
-              <w:rPr>
-                <w:rFonts w:ascii="TimeNewRoman" w:hAnsi="TimeNewRoman"/>
-                <w:sz w:val="30"/>
-              </w:rPr>
-              <w:t>25</w:t>
-            </w:r>
-          </w:p>
-        </w:tc>
-        <w:tc>
-          <w:tcPr>
-            <w:tcW w:type="dxa" w:w="1987"/>
-          </w:tcPr>
-          <w:p>
-            <w:pPr>
-              <w:jc w:val="left"/>
-            </w:pPr>
-            <w:r>
-              <w:rPr>
-                <w:rFonts w:ascii="TimeNewRoman" w:hAnsi="TimeNewRoman"/>
-                <w:sz w:val="30"/>
-              </w:rPr>
-              <w:t>156</w:t>
-            </w:r>
-          </w:p>
-        </w:tc>
-        <w:tc>
-          <w:tcPr>
-            <w:tcW w:type="dxa" w:w="1987"/>
-          </w:tcPr>
-          <w:p>
-            <w:pPr>
-              <w:jc w:val="left"/>
-            </w:pPr>
-            <w:r>
-              <w:rPr>
-                <w:rFonts w:ascii="TimeNewRoman" w:hAnsi="TimeNewRoman"/>
-                <w:sz w:val="30"/>
-              </w:rPr>
-              <w:t>54</w:t>
-            </w:r>
-          </w:p>
-        </w:tc>
-      </w:tr>
-      <w:tr>
-        <w:tc>
-          <w:tcPr>
-            <w:tcW w:type="dxa" w:w="1987"/>
-          </w:tcPr>
-          <w:p>
-            <w:pPr>
-              <w:jc w:val="left"/>
-            </w:pPr>
-            <w:r>
-              <w:rPr>
-                <w:rFonts w:ascii="TimeNewRoman" w:hAnsi="TimeNewRoman"/>
-                <w:sz w:val="30"/>
-              </w:rPr>
-              <w:t>24</w:t>
-            </w:r>
-          </w:p>
-        </w:tc>
-        <w:tc>
-          <w:tcPr>
-            <w:tcW w:type="dxa" w:w="1987"/>
-          </w:tcPr>
-          <w:p>
-            <w:pPr>
-              <w:jc w:val="left"/>
-            </w:pPr>
-            <w:r>
-              <w:rPr>
-                <w:rFonts w:ascii="TimeNewRoman" w:hAnsi="TimeNewRoman"/>
-                <w:sz w:val="30"/>
-              </w:rPr>
-              <w:t>169</w:t>
-            </w:r>
-          </w:p>
-        </w:tc>
-        <w:tc>
-          <w:tcPr>
-            <w:tcW w:type="dxa" w:w="1987"/>
-          </w:tcPr>
-          <w:p>
-            <w:pPr>
-              <w:jc w:val="left"/>
-            </w:pPr>
-            <w:r>
-              <w:rPr>
-                <w:rFonts w:ascii="TimeNewRoman" w:hAnsi="TimeNewRoman"/>
-                <w:sz w:val="30"/>
-              </w:rPr>
-              <w:t>49</w:t>
-            </w:r>
-          </w:p>
-        </w:tc>
-        <w:tc>
-          <w:tcPr>
-            <w:tcW w:type="dxa" w:w="1987"/>
-          </w:tcPr>
-          <w:p>
-            <w:pPr>
-              <w:jc w:val="left"/>
-            </w:pPr>
-            <w:r>
-              <w:rPr>
-                <w:rFonts w:ascii="TimeNewRoman" w:hAnsi="TimeNewRoman"/>
-                <w:sz w:val="30"/>
-              </w:rPr>
-              <w:t>71</w:t>
-            </w:r>
-          </w:p>
-        </w:tc>
-        <w:tc>
-          <w:tcPr>
-            <w:tcW w:type="dxa" w:w="1987"/>
-          </w:tcPr>
-          <w:p>
-            <w:pPr>
-              <w:jc w:val="left"/>
-            </w:pPr>
-            <w:r>
-              <w:rPr>
-                <w:rFonts w:ascii="TimeNewRoman" w:hAnsi="TimeNewRoman"/>
-                <w:sz w:val="30"/>
-              </w:rPr>
-              <w:t>32</w:t>
-            </w:r>
-          </w:p>
-        </w:tc>
-      </w:tr>
-      <w:tr>
-        <w:tc>
-          <w:tcPr>
-            <w:tcW w:type="dxa" w:w="1987"/>
-          </w:tcPr>
-          <w:p>
-            <w:pPr>
-              <w:jc w:val="left"/>
-            </w:pPr>
-            <w:r>
-              <w:rPr>
-                <w:rFonts w:ascii="TimeNewRoman" w:hAnsi="TimeNewRoman"/>
-                <w:sz w:val="30"/>
-              </w:rPr>
-              <w:t>35</w:t>
-            </w:r>
-          </w:p>
-        </w:tc>
-        <w:tc>
-          <w:tcPr>
-            <w:tcW w:type="dxa" w:w="1987"/>
-          </w:tcPr>
-          <w:p>
-            <w:pPr>
-              <w:jc w:val="left"/>
-            </w:pPr>
-            <w:r>
-              <w:rPr>
-                <w:rFonts w:ascii="TimeNewRoman" w:hAnsi="TimeNewRoman"/>
-                <w:sz w:val="30"/>
-              </w:rPr>
-              <w:t>26</w:t>
-            </w:r>
-          </w:p>
-        </w:tc>
-        <w:tc>
-          <w:tcPr>
-            <w:tcW w:type="dxa" w:w="1987"/>
-          </w:tcPr>
-          <w:p>
-            <w:pPr>
-              <w:jc w:val="left"/>
-            </w:pPr>
-            <w:r>
-              <w:rPr>
-                <w:rFonts w:ascii="TimeNewRoman" w:hAnsi="TimeNewRoman"/>
-                <w:sz w:val="30"/>
-              </w:rPr>
-              <w:t>75</w:t>
-            </w:r>
-          </w:p>
-        </w:tc>
-        <w:tc>
-          <w:tcPr>
-            <w:tcW w:type="dxa" w:w="1987"/>
-          </w:tcPr>
-          <w:p>
-            <w:pPr>
-              <w:jc w:val="left"/>
-            </w:pPr>
-            <w:r>
-              <w:rPr>
-                <w:rFonts w:ascii="TimeNewRoman" w:hAnsi="TimeNewRoman"/>
-                <w:sz w:val="30"/>
-              </w:rPr>
-              <w:t>190</w:t>
+              <w:t>45</w:t>
             </w:r>
           </w:p>
         </w:tc>
@@ -1762,6 +1728,40 @@
                 <w:sz w:val="30"/>
               </w:rPr>
               <w:t>20</w:t>
+            </w:r>
+          </w:p>
+        </w:tc>
+        <w:tc>
+          <w:tcPr>
+            <w:tcW w:type="dxa" w:w="1987"/>
+          </w:tcPr>
+          <w:p>
+            <w:pPr>
+              <w:jc w:val="left"/>
+            </w:pPr>
+            <w:r>
+              <w:rPr>
+                <w:rFonts w:ascii="TimeNewRoman" w:hAnsi="TimeNewRoman"/>
+                <w:sz w:val="30"/>
+              </w:rPr>
+              <w:t>79</w:t>
+            </w:r>
+          </w:p>
+        </w:tc>
+        <w:tc>
+          <w:tcPr>
+            <w:tcW w:type="dxa" w:w="1987"/>
+          </w:tcPr>
+          <w:p>
+            <w:pPr>
+              <w:jc w:val="left"/>
+            </w:pPr>
+            <w:r>
+              <w:rPr>
+                <w:rFonts w:ascii="TimeNewRoman" w:hAnsi="TimeNewRoman"/>
+                <w:sz w:val="30"/>
+              </w:rPr>
+              <w:t>24</w:t>
             </w:r>
           </w:p>
         </w:tc>

--- a/answers-of-mixed.docx
+++ b/answers-of-mixed.docx
@@ -11,7 +11,7 @@
           <w:rFonts w:ascii="Arial" w:hAnsi="Arial"/>
           <w:sz w:val="30"/>
         </w:rPr>
-        <w:t>2026-09-26 Saturday</w:t>
+        <w:t>2026-09-27 Sunday</w:t>
       </w:r>
     </w:p>
     <w:tbl>
@@ -40,7 +40,7 @@
                 <w:rFonts w:ascii="TimeNewRoman" w:hAnsi="TimeNewRoman"/>
                 <w:sz w:val="30"/>
               </w:rPr>
-              <w:t>37</w:t>
+              <w:t>181</w:t>
             </w:r>
           </w:p>
         </w:tc>
@@ -57,7 +57,7 @@
                 <w:rFonts w:ascii="TimeNewRoman" w:hAnsi="TimeNewRoman"/>
                 <w:sz w:val="30"/>
               </w:rPr>
-              <w:t>37</w:t>
+              <w:t>137</w:t>
             </w:r>
           </w:p>
         </w:tc>
@@ -74,7 +74,7 @@
                 <w:rFonts w:ascii="TimeNewRoman" w:hAnsi="TimeNewRoman"/>
                 <w:sz w:val="30"/>
               </w:rPr>
-              <w:t>68</w:t>
+              <w:t>4</w:t>
             </w:r>
           </w:p>
         </w:tc>
@@ -91,7 +91,7 @@
                 <w:rFonts w:ascii="TimeNewRoman" w:hAnsi="TimeNewRoman"/>
                 <w:sz w:val="30"/>
               </w:rPr>
-              <w:t>6</w:t>
+              <w:t>0</w:t>
             </w:r>
           </w:p>
         </w:tc>
@@ -108,7 +108,7 @@
                 <w:rFonts w:ascii="TimeNewRoman" w:hAnsi="TimeNewRoman"/>
                 <w:sz w:val="30"/>
               </w:rPr>
-              <w:t>21</w:t>
+              <w:t>130</w:t>
             </w:r>
           </w:p>
         </w:tc>
@@ -127,285 +127,7 @@
                 <w:rFonts w:ascii="TimeNewRoman" w:hAnsi="TimeNewRoman"/>
                 <w:sz w:val="30"/>
               </w:rPr>
-              <w:t>35</w:t>
-            </w:r>
-          </w:p>
-        </w:tc>
-        <w:tc>
-          <w:tcPr>
-            <w:tcW w:type="dxa" w:w="1987"/>
-          </w:tcPr>
-          <w:p>
-            <w:pPr>
-              <w:jc w:val="left"/>
-            </w:pPr>
-            <w:r>
-              <w:rPr>
-                <w:rFonts w:ascii="TimeNewRoman" w:hAnsi="TimeNewRoman"/>
-                <w:sz w:val="30"/>
-              </w:rPr>
-              <w:t>113</w:t>
-            </w:r>
-          </w:p>
-        </w:tc>
-        <w:tc>
-          <w:tcPr>
-            <w:tcW w:type="dxa" w:w="1987"/>
-          </w:tcPr>
-          <w:p>
-            <w:pPr>
-              <w:jc w:val="left"/>
-            </w:pPr>
-            <w:r>
-              <w:rPr>
-                <w:rFonts w:ascii="TimeNewRoman" w:hAnsi="TimeNewRoman"/>
-                <w:sz w:val="30"/>
-              </w:rPr>
-              <w:t>20</w:t>
-            </w:r>
-          </w:p>
-        </w:tc>
-        <w:tc>
-          <w:tcPr>
-            <w:tcW w:type="dxa" w:w="1987"/>
-          </w:tcPr>
-          <w:p>
-            <w:pPr>
-              <w:jc w:val="left"/>
-            </w:pPr>
-            <w:r>
-              <w:rPr>
-                <w:rFonts w:ascii="TimeNewRoman" w:hAnsi="TimeNewRoman"/>
-                <w:sz w:val="30"/>
-              </w:rPr>
-              <w:t>45</w:t>
-            </w:r>
-          </w:p>
-        </w:tc>
-        <w:tc>
-          <w:tcPr>
-            <w:tcW w:type="dxa" w:w="1987"/>
-          </w:tcPr>
-          <w:p>
-            <w:pPr>
-              <w:jc w:val="left"/>
-            </w:pPr>
-            <w:r>
-              <w:rPr>
-                <w:rFonts w:ascii="TimeNewRoman" w:hAnsi="TimeNewRoman"/>
-                <w:sz w:val="30"/>
-              </w:rPr>
-              <w:t>84</w:t>
-            </w:r>
-          </w:p>
-        </w:tc>
-      </w:tr>
-      <w:tr>
-        <w:tc>
-          <w:tcPr>
-            <w:tcW w:type="dxa" w:w="1987"/>
-          </w:tcPr>
-          <w:p>
-            <w:pPr>
-              <w:jc w:val="left"/>
-            </w:pPr>
-            <w:r>
-              <w:rPr>
-                <w:rFonts w:ascii="TimeNewRoman" w:hAnsi="TimeNewRoman"/>
-                <w:sz w:val="30"/>
-              </w:rPr>
-              <w:t>24</w:t>
-            </w:r>
-          </w:p>
-        </w:tc>
-        <w:tc>
-          <w:tcPr>
-            <w:tcW w:type="dxa" w:w="1987"/>
-          </w:tcPr>
-          <w:p>
-            <w:pPr>
-              <w:jc w:val="left"/>
-            </w:pPr>
-            <w:r>
-              <w:rPr>
-                <w:rFonts w:ascii="TimeNewRoman" w:hAnsi="TimeNewRoman"/>
-                <w:sz w:val="30"/>
-              </w:rPr>
-              <w:t>32</w:t>
-            </w:r>
-          </w:p>
-        </w:tc>
-        <w:tc>
-          <w:tcPr>
-            <w:tcW w:type="dxa" w:w="1987"/>
-          </w:tcPr>
-          <w:p>
-            <w:pPr>
-              <w:jc w:val="left"/>
-            </w:pPr>
-            <w:r>
-              <w:rPr>
-                <w:rFonts w:ascii="TimeNewRoman" w:hAnsi="TimeNewRoman"/>
-                <w:sz w:val="30"/>
-              </w:rPr>
-              <w:t>15</w:t>
-            </w:r>
-          </w:p>
-        </w:tc>
-        <w:tc>
-          <w:tcPr>
-            <w:tcW w:type="dxa" w:w="1987"/>
-          </w:tcPr>
-          <w:p>
-            <w:pPr>
-              <w:jc w:val="left"/>
-            </w:pPr>
-            <w:r>
-              <w:rPr>
-                <w:rFonts w:ascii="TimeNewRoman" w:hAnsi="TimeNewRoman"/>
-                <w:sz w:val="30"/>
-              </w:rPr>
-              <w:t>30</w:t>
-            </w:r>
-          </w:p>
-        </w:tc>
-        <w:tc>
-          <w:tcPr>
-            <w:tcW w:type="dxa" w:w="1987"/>
-          </w:tcPr>
-          <w:p>
-            <w:pPr>
-              <w:jc w:val="left"/>
-            </w:pPr>
-            <w:r>
-              <w:rPr>
-                <w:rFonts w:ascii="TimeNewRoman" w:hAnsi="TimeNewRoman"/>
-                <w:sz w:val="30"/>
-              </w:rPr>
-              <w:t>12</w:t>
-            </w:r>
-          </w:p>
-        </w:tc>
-      </w:tr>
-      <w:tr>
-        <w:tc>
-          <w:tcPr>
-            <w:tcW w:type="dxa" w:w="1987"/>
-          </w:tcPr>
-          <w:p>
-            <w:pPr>
-              <w:jc w:val="left"/>
-            </w:pPr>
-            <w:r>
-              <w:rPr>
-                <w:rFonts w:ascii="TimeNewRoman" w:hAnsi="TimeNewRoman"/>
-                <w:sz w:val="30"/>
-              </w:rPr>
-              <w:t>21</w:t>
-            </w:r>
-          </w:p>
-        </w:tc>
-        <w:tc>
-          <w:tcPr>
-            <w:tcW w:type="dxa" w:w="1987"/>
-          </w:tcPr>
-          <w:p>
-            <w:pPr>
-              <w:jc w:val="left"/>
-            </w:pPr>
-            <w:r>
-              <w:rPr>
-                <w:rFonts w:ascii="TimeNewRoman" w:hAnsi="TimeNewRoman"/>
-                <w:sz w:val="30"/>
-              </w:rPr>
-              <w:t>34</w:t>
-            </w:r>
-          </w:p>
-        </w:tc>
-        <w:tc>
-          <w:tcPr>
-            <w:tcW w:type="dxa" w:w="1987"/>
-          </w:tcPr>
-          <w:p>
-            <w:pPr>
-              <w:jc w:val="left"/>
-            </w:pPr>
-            <w:r>
-              <w:rPr>
-                <w:rFonts w:ascii="TimeNewRoman" w:hAnsi="TimeNewRoman"/>
-                <w:sz w:val="30"/>
-              </w:rPr>
-              <w:t>68</w:t>
-            </w:r>
-          </w:p>
-        </w:tc>
-        <w:tc>
-          <w:tcPr>
-            <w:tcW w:type="dxa" w:w="1987"/>
-          </w:tcPr>
-          <w:p>
-            <w:pPr>
-              <w:jc w:val="left"/>
-            </w:pPr>
-            <w:r>
-              <w:rPr>
-                <w:rFonts w:ascii="TimeNewRoman" w:hAnsi="TimeNewRoman"/>
-                <w:sz w:val="30"/>
-              </w:rPr>
-              <w:t>97</w:t>
-            </w:r>
-          </w:p>
-        </w:tc>
-        <w:tc>
-          <w:tcPr>
-            <w:tcW w:type="dxa" w:w="1987"/>
-          </w:tcPr>
-          <w:p>
-            <w:pPr>
-              <w:jc w:val="left"/>
-            </w:pPr>
-            <w:r>
-              <w:rPr>
-                <w:rFonts w:ascii="TimeNewRoman" w:hAnsi="TimeNewRoman"/>
-                <w:sz w:val="30"/>
-              </w:rPr>
-              <w:t>12</w:t>
-            </w:r>
-          </w:p>
-        </w:tc>
-      </w:tr>
-      <w:tr>
-        <w:tc>
-          <w:tcPr>
-            <w:tcW w:type="dxa" w:w="1987"/>
-          </w:tcPr>
-          <w:p>
-            <w:pPr>
-              <w:jc w:val="left"/>
-            </w:pPr>
-            <w:r>
-              <w:rPr>
-                <w:rFonts w:ascii="TimeNewRoman" w:hAnsi="TimeNewRoman"/>
-                <w:sz w:val="30"/>
-              </w:rPr>
-              <w:t>12</w:t>
-            </w:r>
-          </w:p>
-        </w:tc>
-        <w:tc>
-          <w:tcPr>
-            <w:tcW w:type="dxa" w:w="1987"/>
-          </w:tcPr>
-          <w:p>
-            <w:pPr>
-              <w:jc w:val="left"/>
-            </w:pPr>
-            <w:r>
-              <w:rPr>
-                <w:rFonts w:ascii="TimeNewRoman" w:hAnsi="TimeNewRoman"/>
-                <w:sz w:val="30"/>
-              </w:rPr>
-              <w:t>16</w:t>
+              <w:t>95</w:t>
             </w:r>
           </w:p>
         </w:tc>
@@ -439,377 +161,10 @@
                 <w:rFonts w:ascii="TimeNewRoman" w:hAnsi="TimeNewRoman"/>
                 <w:sz w:val="30"/>
               </w:rPr>
-              <w:t>63</w:t>
+              <w:t>92</w:t>
             </w:r>
           </w:p>
         </w:tc>
-        <w:tc>
-          <w:tcPr>
-            <w:tcW w:type="dxa" w:w="1987"/>
-          </w:tcPr>
-          <w:p>
-            <w:pPr>
-              <w:jc w:val="left"/>
-            </w:pPr>
-            <w:r>
-              <w:rPr>
-                <w:rFonts w:ascii="TimeNewRoman" w:hAnsi="TimeNewRoman"/>
-                <w:sz w:val="30"/>
-              </w:rPr>
-              <w:t>82</w:t>
-            </w:r>
-          </w:p>
-        </w:tc>
-      </w:tr>
-      <w:tr>
-        <w:tc>
-          <w:tcPr>
-            <w:tcW w:type="dxa" w:w="1987"/>
-          </w:tcPr>
-          <w:p>
-            <w:pPr>
-              <w:jc w:val="left"/>
-            </w:pPr>
-            <w:r>
-              <w:rPr>
-                <w:rFonts w:ascii="TimeNewRoman" w:hAnsi="TimeNewRoman"/>
-                <w:sz w:val="30"/>
-              </w:rPr>
-              <w:t>12</w:t>
-            </w:r>
-          </w:p>
-        </w:tc>
-        <w:tc>
-          <w:tcPr>
-            <w:tcW w:type="dxa" w:w="1987"/>
-          </w:tcPr>
-          <w:p>
-            <w:pPr>
-              <w:jc w:val="left"/>
-            </w:pPr>
-            <w:r>
-              <w:rPr>
-                <w:rFonts w:ascii="TimeNewRoman" w:hAnsi="TimeNewRoman"/>
-                <w:sz w:val="30"/>
-              </w:rPr>
-              <w:t>18</w:t>
-            </w:r>
-          </w:p>
-        </w:tc>
-        <w:tc>
-          <w:tcPr>
-            <w:tcW w:type="dxa" w:w="1987"/>
-          </w:tcPr>
-          <w:p>
-            <w:pPr>
-              <w:jc w:val="left"/>
-            </w:pPr>
-            <w:r>
-              <w:rPr>
-                <w:rFonts w:ascii="TimeNewRoman" w:hAnsi="TimeNewRoman"/>
-                <w:sz w:val="30"/>
-              </w:rPr>
-              <w:t>3</w:t>
-            </w:r>
-          </w:p>
-        </w:tc>
-        <w:tc>
-          <w:tcPr>
-            <w:tcW w:type="dxa" w:w="1987"/>
-          </w:tcPr>
-          <w:p>
-            <w:pPr>
-              <w:jc w:val="left"/>
-            </w:pPr>
-            <w:r>
-              <w:rPr>
-                <w:rFonts w:ascii="TimeNewRoman" w:hAnsi="TimeNewRoman"/>
-                <w:sz w:val="30"/>
-              </w:rPr>
-              <w:t>1</w:t>
-            </w:r>
-          </w:p>
-        </w:tc>
-        <w:tc>
-          <w:tcPr>
-            <w:tcW w:type="dxa" w:w="1987"/>
-          </w:tcPr>
-          <w:p>
-            <w:pPr>
-              <w:jc w:val="left"/>
-            </w:pPr>
-            <w:r>
-              <w:rPr>
-                <w:rFonts w:ascii="TimeNewRoman" w:hAnsi="TimeNewRoman"/>
-                <w:sz w:val="30"/>
-              </w:rPr>
-              <w:t>72</w:t>
-            </w:r>
-          </w:p>
-        </w:tc>
-      </w:tr>
-      <w:tr>
-        <w:tc>
-          <w:tcPr>
-            <w:tcW w:type="dxa" w:w="1987"/>
-          </w:tcPr>
-          <w:p>
-            <w:pPr>
-              <w:jc w:val="left"/>
-            </w:pPr>
-            <w:r>
-              <w:rPr>
-                <w:rFonts w:ascii="TimeNewRoman" w:hAnsi="TimeNewRoman"/>
-                <w:sz w:val="30"/>
-              </w:rPr>
-              <w:t>5</w:t>
-            </w:r>
-          </w:p>
-        </w:tc>
-        <w:tc>
-          <w:tcPr>
-            <w:tcW w:type="dxa" w:w="1987"/>
-          </w:tcPr>
-          <w:p>
-            <w:pPr>
-              <w:jc w:val="left"/>
-            </w:pPr>
-            <w:r>
-              <w:rPr>
-                <w:rFonts w:ascii="TimeNewRoman" w:hAnsi="TimeNewRoman"/>
-                <w:sz w:val="30"/>
-              </w:rPr>
-              <w:t>14</w:t>
-            </w:r>
-          </w:p>
-        </w:tc>
-        <w:tc>
-          <w:tcPr>
-            <w:tcW w:type="dxa" w:w="1987"/>
-          </w:tcPr>
-          <w:p>
-            <w:pPr>
-              <w:jc w:val="left"/>
-            </w:pPr>
-            <w:r>
-              <w:rPr>
-                <w:rFonts w:ascii="TimeNewRoman" w:hAnsi="TimeNewRoman"/>
-                <w:sz w:val="30"/>
-              </w:rPr>
-              <w:t>56</w:t>
-            </w:r>
-          </w:p>
-        </w:tc>
-        <w:tc>
-          <w:tcPr>
-            <w:tcW w:type="dxa" w:w="1987"/>
-          </w:tcPr>
-          <w:p>
-            <w:pPr>
-              <w:jc w:val="left"/>
-            </w:pPr>
-            <w:r>
-              <w:rPr>
-                <w:rFonts w:ascii="TimeNewRoman" w:hAnsi="TimeNewRoman"/>
-                <w:sz w:val="30"/>
-              </w:rPr>
-              <w:t>24</w:t>
-            </w:r>
-          </w:p>
-        </w:tc>
-        <w:tc>
-          <w:tcPr>
-            <w:tcW w:type="dxa" w:w="1987"/>
-          </w:tcPr>
-          <w:p>
-            <w:pPr>
-              <w:jc w:val="left"/>
-            </w:pPr>
-            <w:r>
-              <w:rPr>
-                <w:rFonts w:ascii="TimeNewRoman" w:hAnsi="TimeNewRoman"/>
-                <w:sz w:val="30"/>
-              </w:rPr>
-              <w:t>100</w:t>
-            </w:r>
-          </w:p>
-        </w:tc>
-      </w:tr>
-      <w:tr>
-        <w:tc>
-          <w:tcPr>
-            <w:tcW w:type="dxa" w:w="1987"/>
-          </w:tcPr>
-          <w:p>
-            <w:pPr>
-              <w:jc w:val="left"/>
-            </w:pPr>
-            <w:r>
-              <w:rPr>
-                <w:rFonts w:ascii="TimeNewRoman" w:hAnsi="TimeNewRoman"/>
-                <w:sz w:val="30"/>
-              </w:rPr>
-              <w:t>63</w:t>
-            </w:r>
-          </w:p>
-        </w:tc>
-        <w:tc>
-          <w:tcPr>
-            <w:tcW w:type="dxa" w:w="1987"/>
-          </w:tcPr>
-          <w:p>
-            <w:pPr>
-              <w:jc w:val="left"/>
-            </w:pPr>
-            <w:r>
-              <w:rPr>
-                <w:rFonts w:ascii="TimeNewRoman" w:hAnsi="TimeNewRoman"/>
-                <w:sz w:val="30"/>
-              </w:rPr>
-              <w:t>20</w:t>
-            </w:r>
-          </w:p>
-        </w:tc>
-        <w:tc>
-          <w:tcPr>
-            <w:tcW w:type="dxa" w:w="1987"/>
-          </w:tcPr>
-          <w:p>
-            <w:pPr>
-              <w:jc w:val="left"/>
-            </w:pPr>
-            <w:r>
-              <w:rPr>
-                <w:rFonts w:ascii="TimeNewRoman" w:hAnsi="TimeNewRoman"/>
-                <w:sz w:val="30"/>
-              </w:rPr>
-              <w:t>54</w:t>
-            </w:r>
-          </w:p>
-        </w:tc>
-        <w:tc>
-          <w:tcPr>
-            <w:tcW w:type="dxa" w:w="1987"/>
-          </w:tcPr>
-          <w:p>
-            <w:pPr>
-              <w:jc w:val="left"/>
-            </w:pPr>
-            <w:r>
-              <w:rPr>
-                <w:rFonts w:ascii="TimeNewRoman" w:hAnsi="TimeNewRoman"/>
-                <w:sz w:val="30"/>
-              </w:rPr>
-              <w:t>42</w:t>
-            </w:r>
-          </w:p>
-        </w:tc>
-        <w:tc>
-          <w:tcPr>
-            <w:tcW w:type="dxa" w:w="1987"/>
-          </w:tcPr>
-          <w:p>
-            <w:pPr>
-              <w:jc w:val="left"/>
-            </w:pPr>
-            <w:r>
-              <w:rPr>
-                <w:rFonts w:ascii="TimeNewRoman" w:hAnsi="TimeNewRoman"/>
-                <w:sz w:val="30"/>
-              </w:rPr>
-              <w:t>78</w:t>
-            </w:r>
-          </w:p>
-        </w:tc>
-      </w:tr>
-      <w:tr>
-        <w:tc>
-          <w:tcPr>
-            <w:tcW w:type="dxa" w:w="1987"/>
-          </w:tcPr>
-          <w:p>
-            <w:pPr>
-              <w:jc w:val="left"/>
-            </w:pPr>
-            <w:r>
-              <w:rPr>
-                <w:rFonts w:ascii="TimeNewRoman" w:hAnsi="TimeNewRoman"/>
-                <w:sz w:val="30"/>
-              </w:rPr>
-              <w:t>77</w:t>
-            </w:r>
-          </w:p>
-        </w:tc>
-        <w:tc>
-          <w:tcPr>
-            <w:tcW w:type="dxa" w:w="1987"/>
-          </w:tcPr>
-          <w:p>
-            <w:pPr>
-              <w:jc w:val="left"/>
-            </w:pPr>
-            <w:r>
-              <w:rPr>
-                <w:rFonts w:ascii="TimeNewRoman" w:hAnsi="TimeNewRoman"/>
-                <w:sz w:val="30"/>
-              </w:rPr>
-              <w:t>27</w:t>
-            </w:r>
-          </w:p>
-        </w:tc>
-        <w:tc>
-          <w:tcPr>
-            <w:tcW w:type="dxa" w:w="1987"/>
-          </w:tcPr>
-          <w:p>
-            <w:pPr>
-              <w:jc w:val="left"/>
-            </w:pPr>
-            <w:r>
-              <w:rPr>
-                <w:rFonts w:ascii="TimeNewRoman" w:hAnsi="TimeNewRoman"/>
-                <w:sz w:val="30"/>
-              </w:rPr>
-              <w:t>164</w:t>
-            </w:r>
-          </w:p>
-        </w:tc>
-        <w:tc>
-          <w:tcPr>
-            <w:tcW w:type="dxa" w:w="1987"/>
-          </w:tcPr>
-          <w:p>
-            <w:pPr>
-              <w:jc w:val="left"/>
-            </w:pPr>
-            <w:r>
-              <w:rPr>
-                <w:rFonts w:ascii="TimeNewRoman" w:hAnsi="TimeNewRoman"/>
-                <w:sz w:val="30"/>
-              </w:rPr>
-              <w:t>35</w:t>
-            </w:r>
-          </w:p>
-        </w:tc>
-        <w:tc>
-          <w:tcPr>
-            <w:tcW w:type="dxa" w:w="1987"/>
-          </w:tcPr>
-          <w:p>
-            <w:pPr>
-              <w:jc w:val="left"/>
-            </w:pPr>
-            <w:r>
-              <w:rPr>
-                <w:rFonts w:ascii="TimeNewRoman" w:hAnsi="TimeNewRoman"/>
-                <w:sz w:val="30"/>
-              </w:rPr>
-              <w:t>19</w:t>
-            </w:r>
-          </w:p>
-        </w:tc>
-      </w:tr>
-      <w:tr>
         <w:tc>
           <w:tcPr>
             <w:tcW w:type="dxa" w:w="1987"/>
@@ -840,7 +195,26 @@
                 <w:rFonts w:ascii="TimeNewRoman" w:hAnsi="TimeNewRoman"/>
                 <w:sz w:val="30"/>
               </w:rPr>
-              <w:t>29</w:t>
+              <w:t>42</w:t>
+            </w:r>
+          </w:p>
+        </w:tc>
+      </w:tr>
+      <w:tr>
+        <w:tc>
+          <w:tcPr>
+            <w:tcW w:type="dxa" w:w="1987"/>
+          </w:tcPr>
+          <w:p>
+            <w:pPr>
+              <w:jc w:val="left"/>
+            </w:pPr>
+            <w:r>
+              <w:rPr>
+                <w:rFonts w:ascii="TimeNewRoman" w:hAnsi="TimeNewRoman"/>
+                <w:sz w:val="30"/>
+              </w:rPr>
+              <w:t>59</w:t>
             </w:r>
           </w:p>
         </w:tc>
@@ -857,7 +231,7 @@
                 <w:rFonts w:ascii="TimeNewRoman" w:hAnsi="TimeNewRoman"/>
                 <w:sz w:val="30"/>
               </w:rPr>
-              <w:t>4</w:t>
+              <w:t>87</w:t>
             </w:r>
           </w:p>
         </w:tc>
@@ -891,7 +265,24 @@
                 <w:rFonts w:ascii="TimeNewRoman" w:hAnsi="TimeNewRoman"/>
                 <w:sz w:val="30"/>
               </w:rPr>
-              <w:t>61</w:t>
+              <w:t>73</w:t>
+            </w:r>
+          </w:p>
+        </w:tc>
+        <w:tc>
+          <w:tcPr>
+            <w:tcW w:type="dxa" w:w="1987"/>
+          </w:tcPr>
+          <w:p>
+            <w:pPr>
+              <w:jc w:val="left"/>
+            </w:pPr>
+            <w:r>
+              <w:rPr>
+                <w:rFonts w:ascii="TimeNewRoman" w:hAnsi="TimeNewRoman"/>
+                <w:sz w:val="30"/>
+              </w:rPr>
+              <w:t>54</w:t>
             </w:r>
           </w:p>
         </w:tc>
@@ -910,7 +301,7 @@
                 <w:rFonts w:ascii="TimeNewRoman" w:hAnsi="TimeNewRoman"/>
                 <w:sz w:val="30"/>
               </w:rPr>
-              <w:t>24</w:t>
+              <w:t>28</w:t>
             </w:r>
           </w:p>
         </w:tc>
@@ -927,150 +318,10 @@
                 <w:rFonts w:ascii="TimeNewRoman" w:hAnsi="TimeNewRoman"/>
                 <w:sz w:val="30"/>
               </w:rPr>
-              <w:t>201</w:t>
+              <w:t>18</w:t>
             </w:r>
           </w:p>
         </w:tc>
-        <w:tc>
-          <w:tcPr>
-            <w:tcW w:type="dxa" w:w="1987"/>
-          </w:tcPr>
-          <w:p>
-            <w:pPr>
-              <w:jc w:val="left"/>
-            </w:pPr>
-            <w:r>
-              <w:rPr>
-                <w:rFonts w:ascii="TimeNewRoman" w:hAnsi="TimeNewRoman"/>
-                <w:sz w:val="30"/>
-              </w:rPr>
-              <w:t>177</w:t>
-            </w:r>
-          </w:p>
-        </w:tc>
-        <w:tc>
-          <w:tcPr>
-            <w:tcW w:type="dxa" w:w="1987"/>
-          </w:tcPr>
-          <w:p>
-            <w:pPr>
-              <w:jc w:val="left"/>
-            </w:pPr>
-            <w:r>
-              <w:rPr>
-                <w:rFonts w:ascii="TimeNewRoman" w:hAnsi="TimeNewRoman"/>
-                <w:sz w:val="30"/>
-              </w:rPr>
-              <w:t>114</w:t>
-            </w:r>
-          </w:p>
-        </w:tc>
-        <w:tc>
-          <w:tcPr>
-            <w:tcW w:type="dxa" w:w="1987"/>
-          </w:tcPr>
-          <w:p>
-            <w:pPr>
-              <w:jc w:val="left"/>
-            </w:pPr>
-            <w:r>
-              <w:rPr>
-                <w:rFonts w:ascii="TimeNewRoman" w:hAnsi="TimeNewRoman"/>
-                <w:sz w:val="30"/>
-              </w:rPr>
-              <w:t>20</w:t>
-            </w:r>
-          </w:p>
-        </w:tc>
-      </w:tr>
-      <w:tr>
-        <w:tc>
-          <w:tcPr>
-            <w:tcW w:type="dxa" w:w="1987"/>
-          </w:tcPr>
-          <w:p>
-            <w:pPr>
-              <w:jc w:val="left"/>
-            </w:pPr>
-            <w:r>
-              <w:rPr>
-                <w:rFonts w:ascii="TimeNewRoman" w:hAnsi="TimeNewRoman"/>
-                <w:sz w:val="30"/>
-              </w:rPr>
-              <w:t>89</w:t>
-            </w:r>
-          </w:p>
-        </w:tc>
-        <w:tc>
-          <w:tcPr>
-            <w:tcW w:type="dxa" w:w="1987"/>
-          </w:tcPr>
-          <w:p>
-            <w:pPr>
-              <w:jc w:val="left"/>
-            </w:pPr>
-            <w:r>
-              <w:rPr>
-                <w:rFonts w:ascii="TimeNewRoman" w:hAnsi="TimeNewRoman"/>
-                <w:sz w:val="30"/>
-              </w:rPr>
-              <w:t>97</w:t>
-            </w:r>
-          </w:p>
-        </w:tc>
-        <w:tc>
-          <w:tcPr>
-            <w:tcW w:type="dxa" w:w="1987"/>
-          </w:tcPr>
-          <w:p>
-            <w:pPr>
-              <w:jc w:val="left"/>
-            </w:pPr>
-            <w:r>
-              <w:rPr>
-                <w:rFonts w:ascii="TimeNewRoman" w:hAnsi="TimeNewRoman"/>
-                <w:sz w:val="30"/>
-              </w:rPr>
-              <w:t>15</w:t>
-            </w:r>
-          </w:p>
-        </w:tc>
-        <w:tc>
-          <w:tcPr>
-            <w:tcW w:type="dxa" w:w="1987"/>
-          </w:tcPr>
-          <w:p>
-            <w:pPr>
-              <w:jc w:val="left"/>
-            </w:pPr>
-            <w:r>
-              <w:rPr>
-                <w:rFonts w:ascii="TimeNewRoman" w:hAnsi="TimeNewRoman"/>
-                <w:sz w:val="30"/>
-              </w:rPr>
-              <w:t>21</w:t>
-            </w:r>
-          </w:p>
-        </w:tc>
-        <w:tc>
-          <w:tcPr>
-            <w:tcW w:type="dxa" w:w="1987"/>
-          </w:tcPr>
-          <w:p>
-            <w:pPr>
-              <w:jc w:val="left"/>
-            </w:pPr>
-            <w:r>
-              <w:rPr>
-                <w:rFonts w:ascii="TimeNewRoman" w:hAnsi="TimeNewRoman"/>
-                <w:sz w:val="30"/>
-              </w:rPr>
-              <w:t>180</w:t>
-            </w:r>
-          </w:p>
-        </w:tc>
-      </w:tr>
-      <w:tr>
         <w:tc>
           <w:tcPr>
             <w:tcW w:type="dxa" w:w="1987"/>
@@ -1118,40 +369,6 @@
                 <w:rFonts w:ascii="TimeNewRoman" w:hAnsi="TimeNewRoman"/>
                 <w:sz w:val="30"/>
               </w:rPr>
-              <w:t>10</w:t>
-            </w:r>
-          </w:p>
-        </w:tc>
-        <w:tc>
-          <w:tcPr>
-            <w:tcW w:type="dxa" w:w="1987"/>
-          </w:tcPr>
-          <w:p>
-            <w:pPr>
-              <w:jc w:val="left"/>
-            </w:pPr>
-            <w:r>
-              <w:rPr>
-                <w:rFonts w:ascii="TimeNewRoman" w:hAnsi="TimeNewRoman"/>
-                <w:sz w:val="30"/>
-              </w:rPr>
-              <w:t>84</w:t>
-            </w:r>
-          </w:p>
-        </w:tc>
-        <w:tc>
-          <w:tcPr>
-            <w:tcW w:type="dxa" w:w="1987"/>
-          </w:tcPr>
-          <w:p>
-            <w:pPr>
-              <w:jc w:val="left"/>
-            </w:pPr>
-            <w:r>
-              <w:rPr>
-                <w:rFonts w:ascii="TimeNewRoman" w:hAnsi="TimeNewRoman"/>
-                <w:sz w:val="30"/>
-              </w:rPr>
               <w:t>28</w:t>
             </w:r>
           </w:p>
@@ -1171,80 +388,10 @@
                 <w:rFonts w:ascii="TimeNewRoman" w:hAnsi="TimeNewRoman"/>
                 <w:sz w:val="30"/>
               </w:rPr>
-              <w:t>25</w:t>
+              <w:t>65</w:t>
             </w:r>
           </w:p>
         </w:tc>
-        <w:tc>
-          <w:tcPr>
-            <w:tcW w:type="dxa" w:w="1987"/>
-          </w:tcPr>
-          <w:p>
-            <w:pPr>
-              <w:jc w:val="left"/>
-            </w:pPr>
-            <w:r>
-              <w:rPr>
-                <w:rFonts w:ascii="TimeNewRoman" w:hAnsi="TimeNewRoman"/>
-                <w:sz w:val="30"/>
-              </w:rPr>
-              <w:t>95</w:t>
-            </w:r>
-          </w:p>
-        </w:tc>
-        <w:tc>
-          <w:tcPr>
-            <w:tcW w:type="dxa" w:w="1987"/>
-          </w:tcPr>
-          <w:p>
-            <w:pPr>
-              <w:jc w:val="left"/>
-            </w:pPr>
-            <w:r>
-              <w:rPr>
-                <w:rFonts w:ascii="TimeNewRoman" w:hAnsi="TimeNewRoman"/>
-                <w:sz w:val="30"/>
-              </w:rPr>
-              <w:t>30</w:t>
-            </w:r>
-          </w:p>
-        </w:tc>
-        <w:tc>
-          <w:tcPr>
-            <w:tcW w:type="dxa" w:w="1987"/>
-          </w:tcPr>
-          <w:p>
-            <w:pPr>
-              <w:jc w:val="left"/>
-            </w:pPr>
-            <w:r>
-              <w:rPr>
-                <w:rFonts w:ascii="TimeNewRoman" w:hAnsi="TimeNewRoman"/>
-                <w:sz w:val="30"/>
-              </w:rPr>
-              <w:t>32</w:t>
-            </w:r>
-          </w:p>
-        </w:tc>
-        <w:tc>
-          <w:tcPr>
-            <w:tcW w:type="dxa" w:w="1987"/>
-          </w:tcPr>
-          <w:p>
-            <w:pPr>
-              <w:jc w:val="left"/>
-            </w:pPr>
-            <w:r>
-              <w:rPr>
-                <w:rFonts w:ascii="TimeNewRoman" w:hAnsi="TimeNewRoman"/>
-                <w:sz w:val="30"/>
-              </w:rPr>
-              <w:t>153</w:t>
-            </w:r>
-          </w:p>
-        </w:tc>
-      </w:tr>
-      <w:tr>
         <w:tc>
           <w:tcPr>
             <w:tcW w:type="dxa" w:w="1987"/>
@@ -1275,7 +422,355 @@
                 <w:rFonts w:ascii="TimeNewRoman" w:hAnsi="TimeNewRoman"/>
                 <w:sz w:val="30"/>
               </w:rPr>
-              <w:t>6</w:t>
+              <w:t>71</w:t>
+            </w:r>
+          </w:p>
+        </w:tc>
+        <w:tc>
+          <w:tcPr>
+            <w:tcW w:type="dxa" w:w="1987"/>
+          </w:tcPr>
+          <w:p>
+            <w:pPr>
+              <w:jc w:val="left"/>
+            </w:pPr>
+            <w:r>
+              <w:rPr>
+                <w:rFonts w:ascii="TimeNewRoman" w:hAnsi="TimeNewRoman"/>
+                <w:sz w:val="30"/>
+              </w:rPr>
+              <w:t>35</w:t>
+            </w:r>
+          </w:p>
+        </w:tc>
+        <w:tc>
+          <w:tcPr>
+            <w:tcW w:type="dxa" w:w="1987"/>
+          </w:tcPr>
+          <w:p>
+            <w:pPr>
+              <w:jc w:val="left"/>
+            </w:pPr>
+            <w:r>
+              <w:rPr>
+                <w:rFonts w:ascii="TimeNewRoman" w:hAnsi="TimeNewRoman"/>
+                <w:sz w:val="30"/>
+              </w:rPr>
+              <w:t>97</w:t>
+            </w:r>
+          </w:p>
+        </w:tc>
+      </w:tr>
+      <w:tr>
+        <w:tc>
+          <w:tcPr>
+            <w:tcW w:type="dxa" w:w="1987"/>
+          </w:tcPr>
+          <w:p>
+            <w:pPr>
+              <w:jc w:val="left"/>
+            </w:pPr>
+            <w:r>
+              <w:rPr>
+                <w:rFonts w:ascii="TimeNewRoman" w:hAnsi="TimeNewRoman"/>
+                <w:sz w:val="30"/>
+              </w:rPr>
+              <w:t>58</w:t>
+            </w:r>
+          </w:p>
+        </w:tc>
+        <w:tc>
+          <w:tcPr>
+            <w:tcW w:type="dxa" w:w="1987"/>
+          </w:tcPr>
+          <w:p>
+            <w:pPr>
+              <w:jc w:val="left"/>
+            </w:pPr>
+            <w:r>
+              <w:rPr>
+                <w:rFonts w:ascii="TimeNewRoman" w:hAnsi="TimeNewRoman"/>
+                <w:sz w:val="30"/>
+              </w:rPr>
+              <w:t>73</w:t>
+            </w:r>
+          </w:p>
+        </w:tc>
+        <w:tc>
+          <w:tcPr>
+            <w:tcW w:type="dxa" w:w="1987"/>
+          </w:tcPr>
+          <w:p>
+            <w:pPr>
+              <w:jc w:val="left"/>
+            </w:pPr>
+            <w:r>
+              <w:rPr>
+                <w:rFonts w:ascii="TimeNewRoman" w:hAnsi="TimeNewRoman"/>
+                <w:sz w:val="30"/>
+              </w:rPr>
+              <w:t>16</w:t>
+            </w:r>
+          </w:p>
+        </w:tc>
+        <w:tc>
+          <w:tcPr>
+            <w:tcW w:type="dxa" w:w="1987"/>
+          </w:tcPr>
+          <w:p>
+            <w:pPr>
+              <w:jc w:val="left"/>
+            </w:pPr>
+            <w:r>
+              <w:rPr>
+                <w:rFonts w:ascii="TimeNewRoman" w:hAnsi="TimeNewRoman"/>
+                <w:sz w:val="30"/>
+              </w:rPr>
+              <w:t>5</w:t>
+            </w:r>
+          </w:p>
+        </w:tc>
+        <w:tc>
+          <w:tcPr>
+            <w:tcW w:type="dxa" w:w="1987"/>
+          </w:tcPr>
+          <w:p>
+            <w:pPr>
+              <w:jc w:val="left"/>
+            </w:pPr>
+            <w:r>
+              <w:rPr>
+                <w:rFonts w:ascii="TimeNewRoman" w:hAnsi="TimeNewRoman"/>
+                <w:sz w:val="30"/>
+              </w:rPr>
+              <w:t>139</w:t>
+            </w:r>
+          </w:p>
+        </w:tc>
+      </w:tr>
+      <w:tr>
+        <w:tc>
+          <w:tcPr>
+            <w:tcW w:type="dxa" w:w="1987"/>
+          </w:tcPr>
+          <w:p>
+            <w:pPr>
+              <w:jc w:val="left"/>
+            </w:pPr>
+            <w:r>
+              <w:rPr>
+                <w:rFonts w:ascii="TimeNewRoman" w:hAnsi="TimeNewRoman"/>
+                <w:sz w:val="30"/>
+              </w:rPr>
+              <w:t>193</w:t>
+            </w:r>
+          </w:p>
+        </w:tc>
+        <w:tc>
+          <w:tcPr>
+            <w:tcW w:type="dxa" w:w="1987"/>
+          </w:tcPr>
+          <w:p>
+            <w:pPr>
+              <w:jc w:val="left"/>
+            </w:pPr>
+            <w:r>
+              <w:rPr>
+                <w:rFonts w:ascii="TimeNewRoman" w:hAnsi="TimeNewRoman"/>
+                <w:sz w:val="30"/>
+              </w:rPr>
+              <w:t>53</w:t>
+            </w:r>
+          </w:p>
+        </w:tc>
+        <w:tc>
+          <w:tcPr>
+            <w:tcW w:type="dxa" w:w="1987"/>
+          </w:tcPr>
+          <w:p>
+            <w:pPr>
+              <w:jc w:val="left"/>
+            </w:pPr>
+            <w:r>
+              <w:rPr>
+                <w:rFonts w:ascii="TimeNewRoman" w:hAnsi="TimeNewRoman"/>
+                <w:sz w:val="30"/>
+              </w:rPr>
+              <w:t>66</w:t>
+            </w:r>
+          </w:p>
+        </w:tc>
+        <w:tc>
+          <w:tcPr>
+            <w:tcW w:type="dxa" w:w="1987"/>
+          </w:tcPr>
+          <w:p>
+            <w:pPr>
+              <w:jc w:val="left"/>
+            </w:pPr>
+            <w:r>
+              <w:rPr>
+                <w:rFonts w:ascii="TimeNewRoman" w:hAnsi="TimeNewRoman"/>
+                <w:sz w:val="30"/>
+              </w:rPr>
+              <w:t>9</w:t>
+            </w:r>
+          </w:p>
+        </w:tc>
+        <w:tc>
+          <w:tcPr>
+            <w:tcW w:type="dxa" w:w="1987"/>
+          </w:tcPr>
+          <w:p>
+            <w:pPr>
+              <w:jc w:val="left"/>
+            </w:pPr>
+            <w:r>
+              <w:rPr>
+                <w:rFonts w:ascii="TimeNewRoman" w:hAnsi="TimeNewRoman"/>
+                <w:sz w:val="30"/>
+              </w:rPr>
+              <w:t>40</w:t>
+            </w:r>
+          </w:p>
+        </w:tc>
+      </w:tr>
+      <w:tr>
+        <w:tc>
+          <w:tcPr>
+            <w:tcW w:type="dxa" w:w="1987"/>
+          </w:tcPr>
+          <w:p>
+            <w:pPr>
+              <w:jc w:val="left"/>
+            </w:pPr>
+            <w:r>
+              <w:rPr>
+                <w:rFonts w:ascii="TimeNewRoman" w:hAnsi="TimeNewRoman"/>
+                <w:sz w:val="30"/>
+              </w:rPr>
+              <w:t>37</w:t>
+            </w:r>
+          </w:p>
+        </w:tc>
+        <w:tc>
+          <w:tcPr>
+            <w:tcW w:type="dxa" w:w="1987"/>
+          </w:tcPr>
+          <w:p>
+            <w:pPr>
+              <w:jc w:val="left"/>
+            </w:pPr>
+            <w:r>
+              <w:rPr>
+                <w:rFonts w:ascii="TimeNewRoman" w:hAnsi="TimeNewRoman"/>
+                <w:sz w:val="30"/>
+              </w:rPr>
+              <w:t>42</w:t>
+            </w:r>
+          </w:p>
+        </w:tc>
+        <w:tc>
+          <w:tcPr>
+            <w:tcW w:type="dxa" w:w="1987"/>
+          </w:tcPr>
+          <w:p>
+            <w:pPr>
+              <w:jc w:val="left"/>
+            </w:pPr>
+            <w:r>
+              <w:rPr>
+                <w:rFonts w:ascii="TimeNewRoman" w:hAnsi="TimeNewRoman"/>
+                <w:sz w:val="30"/>
+              </w:rPr>
+              <w:t>29</w:t>
+            </w:r>
+          </w:p>
+        </w:tc>
+        <w:tc>
+          <w:tcPr>
+            <w:tcW w:type="dxa" w:w="1987"/>
+          </w:tcPr>
+          <w:p>
+            <w:pPr>
+              <w:jc w:val="left"/>
+            </w:pPr>
+            <w:r>
+              <w:rPr>
+                <w:rFonts w:ascii="TimeNewRoman" w:hAnsi="TimeNewRoman"/>
+                <w:sz w:val="30"/>
+              </w:rPr>
+              <w:t>163</w:t>
+            </w:r>
+          </w:p>
+        </w:tc>
+        <w:tc>
+          <w:tcPr>
+            <w:tcW w:type="dxa" w:w="1987"/>
+          </w:tcPr>
+          <w:p>
+            <w:pPr>
+              <w:jc w:val="left"/>
+            </w:pPr>
+            <w:r>
+              <w:rPr>
+                <w:rFonts w:ascii="TimeNewRoman" w:hAnsi="TimeNewRoman"/>
+                <w:sz w:val="30"/>
+              </w:rPr>
+              <w:t>91</w:t>
+            </w:r>
+          </w:p>
+        </w:tc>
+      </w:tr>
+      <w:tr>
+        <w:tc>
+          <w:tcPr>
+            <w:tcW w:type="dxa" w:w="1987"/>
+          </w:tcPr>
+          <w:p>
+            <w:pPr>
+              <w:jc w:val="left"/>
+            </w:pPr>
+            <w:r>
+              <w:rPr>
+                <w:rFonts w:ascii="TimeNewRoman" w:hAnsi="TimeNewRoman"/>
+                <w:sz w:val="30"/>
+              </w:rPr>
+              <w:t>2</w:t>
+            </w:r>
+          </w:p>
+        </w:tc>
+        <w:tc>
+          <w:tcPr>
+            <w:tcW w:type="dxa" w:w="1987"/>
+          </w:tcPr>
+          <w:p>
+            <w:pPr>
+              <w:jc w:val="left"/>
+            </w:pPr>
+            <w:r>
+              <w:rPr>
+                <w:rFonts w:ascii="TimeNewRoman" w:hAnsi="TimeNewRoman"/>
+                <w:sz w:val="30"/>
+              </w:rPr>
+              <w:t>58</w:t>
+            </w:r>
+          </w:p>
+        </w:tc>
+        <w:tc>
+          <w:tcPr>
+            <w:tcW w:type="dxa" w:w="1987"/>
+          </w:tcPr>
+          <w:p>
+            <w:pPr>
+              <w:jc w:val="left"/>
+            </w:pPr>
+            <w:r>
+              <w:rPr>
+                <w:rFonts w:ascii="TimeNewRoman" w:hAnsi="TimeNewRoman"/>
+                <w:sz w:val="30"/>
+              </w:rPr>
+              <w:t>88</w:t>
             </w:r>
           </w:p>
         </w:tc>
@@ -1309,24 +804,7 @@
                 <w:rFonts w:ascii="TimeNewRoman" w:hAnsi="TimeNewRoman"/>
                 <w:sz w:val="30"/>
               </w:rPr>
-              <w:t>44</w:t>
-            </w:r>
-          </w:p>
-        </w:tc>
-        <w:tc>
-          <w:tcPr>
-            <w:tcW w:type="dxa" w:w="1987"/>
-          </w:tcPr>
-          <w:p>
-            <w:pPr>
-              <w:jc w:val="left"/>
-            </w:pPr>
-            <w:r>
-              <w:rPr>
-                <w:rFonts w:ascii="TimeNewRoman" w:hAnsi="TimeNewRoman"/>
-                <w:sz w:val="30"/>
-              </w:rPr>
-              <w:t>104</w:t>
+              <w:t>98</w:t>
             </w:r>
           </w:p>
         </w:tc>
@@ -1345,7 +823,7 @@
                 <w:rFonts w:ascii="TimeNewRoman" w:hAnsi="TimeNewRoman"/>
                 <w:sz w:val="30"/>
               </w:rPr>
-              <w:t>90</w:t>
+              <w:t>29</w:t>
             </w:r>
           </w:p>
         </w:tc>
@@ -1362,7 +840,7 @@
                 <w:rFonts w:ascii="TimeNewRoman" w:hAnsi="TimeNewRoman"/>
                 <w:sz w:val="30"/>
               </w:rPr>
-              <w:t>75</w:t>
+              <w:t>38</w:t>
             </w:r>
           </w:p>
         </w:tc>
@@ -1379,7 +857,7 @@
                 <w:rFonts w:ascii="TimeNewRoman" w:hAnsi="TimeNewRoman"/>
                 <w:sz w:val="30"/>
               </w:rPr>
-              <w:t>81</w:t>
+              <w:t>55</w:t>
             </w:r>
           </w:p>
         </w:tc>
@@ -1396,7 +874,268 @@
                 <w:rFonts w:ascii="TimeNewRoman" w:hAnsi="TimeNewRoman"/>
                 <w:sz w:val="30"/>
               </w:rPr>
-              <w:t>7</w:t>
+              <w:t>24</w:t>
+            </w:r>
+          </w:p>
+        </w:tc>
+        <w:tc>
+          <w:tcPr>
+            <w:tcW w:type="dxa" w:w="1987"/>
+          </w:tcPr>
+          <w:p>
+            <w:pPr>
+              <w:jc w:val="left"/>
+            </w:pPr>
+            <w:r>
+              <w:rPr>
+                <w:rFonts w:ascii="TimeNewRoman" w:hAnsi="TimeNewRoman"/>
+                <w:sz w:val="30"/>
+              </w:rPr>
+              <w:t>10</w:t>
+            </w:r>
+          </w:p>
+        </w:tc>
+      </w:tr>
+      <w:tr>
+        <w:tc>
+          <w:tcPr>
+            <w:tcW w:type="dxa" w:w="1987"/>
+          </w:tcPr>
+          <w:p>
+            <w:pPr>
+              <w:jc w:val="left"/>
+            </w:pPr>
+            <w:r>
+              <w:rPr>
+                <w:rFonts w:ascii="TimeNewRoman" w:hAnsi="TimeNewRoman"/>
+                <w:sz w:val="30"/>
+              </w:rPr>
+              <w:t>48</w:t>
+            </w:r>
+          </w:p>
+        </w:tc>
+        <w:tc>
+          <w:tcPr>
+            <w:tcW w:type="dxa" w:w="1987"/>
+          </w:tcPr>
+          <w:p>
+            <w:pPr>
+              <w:jc w:val="left"/>
+            </w:pPr>
+            <w:r>
+              <w:rPr>
+                <w:rFonts w:ascii="TimeNewRoman" w:hAnsi="TimeNewRoman"/>
+                <w:sz w:val="30"/>
+              </w:rPr>
+              <w:t>4</w:t>
+            </w:r>
+          </w:p>
+        </w:tc>
+        <w:tc>
+          <w:tcPr>
+            <w:tcW w:type="dxa" w:w="1987"/>
+          </w:tcPr>
+          <w:p>
+            <w:pPr>
+              <w:jc w:val="left"/>
+            </w:pPr>
+            <w:r>
+              <w:rPr>
+                <w:rFonts w:ascii="TimeNewRoman" w:hAnsi="TimeNewRoman"/>
+                <w:sz w:val="30"/>
+              </w:rPr>
+              <w:t>88</w:t>
+            </w:r>
+          </w:p>
+        </w:tc>
+        <w:tc>
+          <w:tcPr>
+            <w:tcW w:type="dxa" w:w="1987"/>
+          </w:tcPr>
+          <w:p>
+            <w:pPr>
+              <w:jc w:val="left"/>
+            </w:pPr>
+            <w:r>
+              <w:rPr>
+                <w:rFonts w:ascii="TimeNewRoman" w:hAnsi="TimeNewRoman"/>
+                <w:sz w:val="30"/>
+              </w:rPr>
+              <w:t>21</w:t>
+            </w:r>
+          </w:p>
+        </w:tc>
+        <w:tc>
+          <w:tcPr>
+            <w:tcW w:type="dxa" w:w="1987"/>
+          </w:tcPr>
+          <w:p>
+            <w:pPr>
+              <w:jc w:val="left"/>
+            </w:pPr>
+            <w:r>
+              <w:rPr>
+                <w:rFonts w:ascii="TimeNewRoman" w:hAnsi="TimeNewRoman"/>
+                <w:sz w:val="30"/>
+              </w:rPr>
+              <w:t>78</w:t>
+            </w:r>
+          </w:p>
+        </w:tc>
+      </w:tr>
+      <w:tr>
+        <w:tc>
+          <w:tcPr>
+            <w:tcW w:type="dxa" w:w="1987"/>
+          </w:tcPr>
+          <w:p>
+            <w:pPr>
+              <w:jc w:val="left"/>
+            </w:pPr>
+            <w:r>
+              <w:rPr>
+                <w:rFonts w:ascii="TimeNewRoman" w:hAnsi="TimeNewRoman"/>
+                <w:sz w:val="30"/>
+              </w:rPr>
+              <w:t>24</w:t>
+            </w:r>
+          </w:p>
+        </w:tc>
+        <w:tc>
+          <w:tcPr>
+            <w:tcW w:type="dxa" w:w="1987"/>
+          </w:tcPr>
+          <w:p>
+            <w:pPr>
+              <w:jc w:val="left"/>
+            </w:pPr>
+            <w:r>
+              <w:rPr>
+                <w:rFonts w:ascii="TimeNewRoman" w:hAnsi="TimeNewRoman"/>
+                <w:sz w:val="30"/>
+              </w:rPr>
+              <w:t>56</w:t>
+            </w:r>
+          </w:p>
+        </w:tc>
+        <w:tc>
+          <w:tcPr>
+            <w:tcW w:type="dxa" w:w="1987"/>
+          </w:tcPr>
+          <w:p>
+            <w:pPr>
+              <w:jc w:val="left"/>
+            </w:pPr>
+            <w:r>
+              <w:rPr>
+                <w:rFonts w:ascii="TimeNewRoman" w:hAnsi="TimeNewRoman"/>
+                <w:sz w:val="30"/>
+              </w:rPr>
+              <w:t>58</w:t>
+            </w:r>
+          </w:p>
+        </w:tc>
+        <w:tc>
+          <w:tcPr>
+            <w:tcW w:type="dxa" w:w="1987"/>
+          </w:tcPr>
+          <w:p>
+            <w:pPr>
+              <w:jc w:val="left"/>
+            </w:pPr>
+            <w:r>
+              <w:rPr>
+                <w:rFonts w:ascii="TimeNewRoman" w:hAnsi="TimeNewRoman"/>
+                <w:sz w:val="30"/>
+              </w:rPr>
+              <w:t>67</w:t>
+            </w:r>
+          </w:p>
+        </w:tc>
+        <w:tc>
+          <w:tcPr>
+            <w:tcW w:type="dxa" w:w="1987"/>
+          </w:tcPr>
+          <w:p>
+            <w:pPr>
+              <w:jc w:val="left"/>
+            </w:pPr>
+            <w:r>
+              <w:rPr>
+                <w:rFonts w:ascii="TimeNewRoman" w:hAnsi="TimeNewRoman"/>
+                <w:sz w:val="30"/>
+              </w:rPr>
+              <w:t>98</w:t>
+            </w:r>
+          </w:p>
+        </w:tc>
+      </w:tr>
+      <w:tr>
+        <w:tc>
+          <w:tcPr>
+            <w:tcW w:type="dxa" w:w="1987"/>
+          </w:tcPr>
+          <w:p>
+            <w:pPr>
+              <w:jc w:val="left"/>
+            </w:pPr>
+            <w:r>
+              <w:rPr>
+                <w:rFonts w:ascii="TimeNewRoman" w:hAnsi="TimeNewRoman"/>
+                <w:sz w:val="30"/>
+              </w:rPr>
+              <w:t>27</w:t>
+            </w:r>
+          </w:p>
+        </w:tc>
+        <w:tc>
+          <w:tcPr>
+            <w:tcW w:type="dxa" w:w="1987"/>
+          </w:tcPr>
+          <w:p>
+            <w:pPr>
+              <w:jc w:val="left"/>
+            </w:pPr>
+            <w:r>
+              <w:rPr>
+                <w:rFonts w:ascii="TimeNewRoman" w:hAnsi="TimeNewRoman"/>
+                <w:sz w:val="30"/>
+              </w:rPr>
+              <w:t>12</w:t>
+            </w:r>
+          </w:p>
+        </w:tc>
+        <w:tc>
+          <w:tcPr>
+            <w:tcW w:type="dxa" w:w="1987"/>
+          </w:tcPr>
+          <w:p>
+            <w:pPr>
+              <w:jc w:val="left"/>
+            </w:pPr>
+            <w:r>
+              <w:rPr>
+                <w:rFonts w:ascii="TimeNewRoman" w:hAnsi="TimeNewRoman"/>
+                <w:sz w:val="30"/>
+              </w:rPr>
+              <w:t>3</w:t>
+            </w:r>
+          </w:p>
+        </w:tc>
+        <w:tc>
+          <w:tcPr>
+            <w:tcW w:type="dxa" w:w="1987"/>
+          </w:tcPr>
+          <w:p>
+            <w:pPr>
+              <w:jc w:val="left"/>
+            </w:pPr>
+            <w:r>
+              <w:rPr>
+                <w:rFonts w:ascii="TimeNewRoman" w:hAnsi="TimeNewRoman"/>
+                <w:sz w:val="30"/>
+              </w:rPr>
+              <w:t>28</w:t>
             </w:r>
           </w:p>
         </w:tc>
@@ -1432,10 +1171,80 @@
                 <w:rFonts w:ascii="TimeNewRoman" w:hAnsi="TimeNewRoman"/>
                 <w:sz w:val="30"/>
               </w:rPr>
-              <w:t>200</w:t>
+              <w:t>30</w:t>
             </w:r>
           </w:p>
         </w:tc>
+        <w:tc>
+          <w:tcPr>
+            <w:tcW w:type="dxa" w:w="1987"/>
+          </w:tcPr>
+          <w:p>
+            <w:pPr>
+              <w:jc w:val="left"/>
+            </w:pPr>
+            <w:r>
+              <w:rPr>
+                <w:rFonts w:ascii="TimeNewRoman" w:hAnsi="TimeNewRoman"/>
+                <w:sz w:val="30"/>
+              </w:rPr>
+              <w:t>123</w:t>
+            </w:r>
+          </w:p>
+        </w:tc>
+        <w:tc>
+          <w:tcPr>
+            <w:tcW w:type="dxa" w:w="1987"/>
+          </w:tcPr>
+          <w:p>
+            <w:pPr>
+              <w:jc w:val="left"/>
+            </w:pPr>
+            <w:r>
+              <w:rPr>
+                <w:rFonts w:ascii="TimeNewRoman" w:hAnsi="TimeNewRoman"/>
+                <w:sz w:val="30"/>
+              </w:rPr>
+              <w:t>20</w:t>
+            </w:r>
+          </w:p>
+        </w:tc>
+        <w:tc>
+          <w:tcPr>
+            <w:tcW w:type="dxa" w:w="1987"/>
+          </w:tcPr>
+          <w:p>
+            <w:pPr>
+              <w:jc w:val="left"/>
+            </w:pPr>
+            <w:r>
+              <w:rPr>
+                <w:rFonts w:ascii="TimeNewRoman" w:hAnsi="TimeNewRoman"/>
+                <w:sz w:val="30"/>
+              </w:rPr>
+              <w:t>88</w:t>
+            </w:r>
+          </w:p>
+        </w:tc>
+        <w:tc>
+          <w:tcPr>
+            <w:tcW w:type="dxa" w:w="1987"/>
+          </w:tcPr>
+          <w:p>
+            <w:pPr>
+              <w:jc w:val="left"/>
+            </w:pPr>
+            <w:r>
+              <w:rPr>
+                <w:rFonts w:ascii="TimeNewRoman" w:hAnsi="TimeNewRoman"/>
+                <w:sz w:val="30"/>
+              </w:rPr>
+              <w:t>8</w:t>
+            </w:r>
+          </w:p>
+        </w:tc>
+      </w:tr>
+      <w:tr>
         <w:tc>
           <w:tcPr>
             <w:tcW w:type="dxa" w:w="1987"/>
@@ -1466,7 +1275,7 @@
                 <w:rFonts w:ascii="TimeNewRoman" w:hAnsi="TimeNewRoman"/>
                 <w:sz w:val="30"/>
               </w:rPr>
-              <w:t>79</w:t>
+              <w:t>9</w:t>
             </w:r>
           </w:p>
         </w:tc>
@@ -1483,7 +1292,7 @@
                 <w:rFonts w:ascii="TimeNewRoman" w:hAnsi="TimeNewRoman"/>
                 <w:sz w:val="30"/>
               </w:rPr>
-              <w:t>28</w:t>
+              <w:t>6</w:t>
             </w:r>
           </w:p>
         </w:tc>
@@ -1500,7 +1309,24 @@
                 <w:rFonts w:ascii="TimeNewRoman" w:hAnsi="TimeNewRoman"/>
                 <w:sz w:val="30"/>
               </w:rPr>
-              <w:t>22</w:t>
+              <w:t>15</w:t>
+            </w:r>
+          </w:p>
+        </w:tc>
+        <w:tc>
+          <w:tcPr>
+            <w:tcW w:type="dxa" w:w="1987"/>
+          </w:tcPr>
+          <w:p>
+            <w:pPr>
+              <w:jc w:val="left"/>
+            </w:pPr>
+            <w:r>
+              <w:rPr>
+                <w:rFonts w:ascii="TimeNewRoman" w:hAnsi="TimeNewRoman"/>
+                <w:sz w:val="30"/>
+              </w:rPr>
+              <w:t>165</w:t>
             </w:r>
           </w:p>
         </w:tc>
@@ -1519,7 +1345,7 @@
                 <w:rFonts w:ascii="TimeNewRoman" w:hAnsi="TimeNewRoman"/>
                 <w:sz w:val="30"/>
               </w:rPr>
-              <w:t>14</w:t>
+              <w:t>6</w:t>
             </w:r>
           </w:p>
         </w:tc>
@@ -1536,7 +1362,7 @@
                 <w:rFonts w:ascii="TimeNewRoman" w:hAnsi="TimeNewRoman"/>
                 <w:sz w:val="30"/>
               </w:rPr>
-              <w:t>171</w:t>
+              <w:t>20</w:t>
             </w:r>
           </w:p>
         </w:tc>
@@ -1553,10 +1379,46 @@
                 <w:rFonts w:ascii="TimeNewRoman" w:hAnsi="TimeNewRoman"/>
                 <w:sz w:val="30"/>
               </w:rPr>
-              <w:t>39</w:t>
+              <w:t>16</w:t>
             </w:r>
           </w:p>
         </w:tc>
+        <w:tc>
+          <w:tcPr>
+            <w:tcW w:type="dxa" w:w="1987"/>
+          </w:tcPr>
+          <w:p>
+            <w:pPr>
+              <w:jc w:val="left"/>
+            </w:pPr>
+            <w:r>
+              <w:rPr>
+                <w:rFonts w:ascii="TimeNewRoman" w:hAnsi="TimeNewRoman"/>
+                <w:sz w:val="30"/>
+              </w:rPr>
+              <w:t>36</w:t>
+            </w:r>
+          </w:p>
+        </w:tc>
+        <w:tc>
+          <w:tcPr>
+            <w:tcW w:type="dxa" w:w="1987"/>
+          </w:tcPr>
+          <w:p>
+            <w:pPr>
+              <w:jc w:val="left"/>
+            </w:pPr>
+            <w:r>
+              <w:rPr>
+                <w:rFonts w:ascii="TimeNewRoman" w:hAnsi="TimeNewRoman"/>
+                <w:sz w:val="30"/>
+              </w:rPr>
+              <w:t>66</w:t>
+            </w:r>
+          </w:p>
+        </w:tc>
+      </w:tr>
+      <w:tr>
         <w:tc>
           <w:tcPr>
             <w:tcW w:type="dxa" w:w="1987"/>
@@ -1587,7 +1449,58 @@
                 <w:rFonts w:ascii="TimeNewRoman" w:hAnsi="TimeNewRoman"/>
                 <w:sz w:val="30"/>
               </w:rPr>
-              <w:t>86</w:t>
+              <w:t>16</w:t>
+            </w:r>
+          </w:p>
+        </w:tc>
+        <w:tc>
+          <w:tcPr>
+            <w:tcW w:type="dxa" w:w="1987"/>
+          </w:tcPr>
+          <w:p>
+            <w:pPr>
+              <w:jc w:val="left"/>
+            </w:pPr>
+            <w:r>
+              <w:rPr>
+                <w:rFonts w:ascii="TimeNewRoman" w:hAnsi="TimeNewRoman"/>
+                <w:sz w:val="30"/>
+              </w:rPr>
+              <w:t>25</w:t>
+            </w:r>
+          </w:p>
+        </w:tc>
+        <w:tc>
+          <w:tcPr>
+            <w:tcW w:type="dxa" w:w="1987"/>
+          </w:tcPr>
+          <w:p>
+            <w:pPr>
+              <w:jc w:val="left"/>
+            </w:pPr>
+            <w:r>
+              <w:rPr>
+                <w:rFonts w:ascii="TimeNewRoman" w:hAnsi="TimeNewRoman"/>
+                <w:sz w:val="30"/>
+              </w:rPr>
+              <w:t>119</w:t>
+            </w:r>
+          </w:p>
+        </w:tc>
+        <w:tc>
+          <w:tcPr>
+            <w:tcW w:type="dxa" w:w="1987"/>
+          </w:tcPr>
+          <w:p>
+            <w:pPr>
+              <w:jc w:val="left"/>
+            </w:pPr>
+            <w:r>
+              <w:rPr>
+                <w:rFonts w:ascii="TimeNewRoman" w:hAnsi="TimeNewRoman"/>
+                <w:sz w:val="30"/>
+              </w:rPr>
+              <w:t>42</w:t>
             </w:r>
           </w:p>
         </w:tc>
@@ -1606,7 +1519,7 @@
                 <w:rFonts w:ascii="TimeNewRoman" w:hAnsi="TimeNewRoman"/>
                 <w:sz w:val="30"/>
               </w:rPr>
-              <w:t>30</w:t>
+              <w:t>4</w:t>
             </w:r>
           </w:p>
         </w:tc>
@@ -1640,7 +1553,7 @@
                 <w:rFonts w:ascii="TimeNewRoman" w:hAnsi="TimeNewRoman"/>
                 <w:sz w:val="30"/>
               </w:rPr>
-              <w:t>54</w:t>
+              <w:t>72</w:t>
             </w:r>
           </w:p>
         </w:tc>
@@ -1657,7 +1570,7 @@
                 <w:rFonts w:ascii="TimeNewRoman" w:hAnsi="TimeNewRoman"/>
                 <w:sz w:val="30"/>
               </w:rPr>
-              <w:t>117</w:t>
+              <w:t>14</w:t>
             </w:r>
           </w:p>
         </w:tc>
@@ -1674,7 +1587,7 @@
                 <w:rFonts w:ascii="TimeNewRoman" w:hAnsi="TimeNewRoman"/>
                 <w:sz w:val="30"/>
               </w:rPr>
-              <w:t>7</w:t>
+              <w:t>23</w:t>
             </w:r>
           </w:p>
         </w:tc>
@@ -1693,7 +1606,7 @@
                 <w:rFonts w:ascii="TimeNewRoman" w:hAnsi="TimeNewRoman"/>
                 <w:sz w:val="30"/>
               </w:rPr>
-              <w:t>9</w:t>
+              <w:t>112</w:t>
             </w:r>
           </w:p>
         </w:tc>
@@ -1710,7 +1623,7 @@
                 <w:rFonts w:ascii="TimeNewRoman" w:hAnsi="TimeNewRoman"/>
                 <w:sz w:val="30"/>
               </w:rPr>
-              <w:t>45</w:t>
+              <w:t>27</w:t>
             </w:r>
           </w:p>
         </w:tc>
@@ -1727,7 +1640,7 @@
                 <w:rFonts w:ascii="TimeNewRoman" w:hAnsi="TimeNewRoman"/>
                 <w:sz w:val="30"/>
               </w:rPr>
-              <w:t>20</w:t>
+              <w:t>70</w:t>
             </w:r>
           </w:p>
         </w:tc>
@@ -1744,7 +1657,7 @@
                 <w:rFonts w:ascii="TimeNewRoman" w:hAnsi="TimeNewRoman"/>
                 <w:sz w:val="30"/>
               </w:rPr>
-              <w:t>79</w:t>
+              <w:t>6</w:t>
             </w:r>
           </w:p>
         </w:tc>
@@ -1761,7 +1674,94 @@
                 <w:rFonts w:ascii="TimeNewRoman" w:hAnsi="TimeNewRoman"/>
                 <w:sz w:val="30"/>
               </w:rPr>
-              <w:t>24</w:t>
+              <w:t>68</w:t>
+            </w:r>
+          </w:p>
+        </w:tc>
+      </w:tr>
+      <w:tr>
+        <w:tc>
+          <w:tcPr>
+            <w:tcW w:type="dxa" w:w="1987"/>
+          </w:tcPr>
+          <w:p>
+            <w:pPr>
+              <w:jc w:val="left"/>
+            </w:pPr>
+            <w:r>
+              <w:rPr>
+                <w:rFonts w:ascii="TimeNewRoman" w:hAnsi="TimeNewRoman"/>
+                <w:sz w:val="30"/>
+              </w:rPr>
+              <w:t>55</w:t>
+            </w:r>
+          </w:p>
+        </w:tc>
+        <w:tc>
+          <w:tcPr>
+            <w:tcW w:type="dxa" w:w="1987"/>
+          </w:tcPr>
+          <w:p>
+            <w:pPr>
+              <w:jc w:val="left"/>
+            </w:pPr>
+            <w:r>
+              <w:rPr>
+                <w:rFonts w:ascii="TimeNewRoman" w:hAnsi="TimeNewRoman"/>
+                <w:sz w:val="30"/>
+              </w:rPr>
+              <w:t>35</w:t>
+            </w:r>
+          </w:p>
+        </w:tc>
+        <w:tc>
+          <w:tcPr>
+            <w:tcW w:type="dxa" w:w="1987"/>
+          </w:tcPr>
+          <w:p>
+            <w:pPr>
+              <w:jc w:val="left"/>
+            </w:pPr>
+            <w:r>
+              <w:rPr>
+                <w:rFonts w:ascii="TimeNewRoman" w:hAnsi="TimeNewRoman"/>
+                <w:sz w:val="30"/>
+              </w:rPr>
+              <w:t>29</w:t>
+            </w:r>
+          </w:p>
+        </w:tc>
+        <w:tc>
+          <w:tcPr>
+            <w:tcW w:type="dxa" w:w="1987"/>
+          </w:tcPr>
+          <w:p>
+            <w:pPr>
+              <w:jc w:val="left"/>
+            </w:pPr>
+            <w:r>
+              <w:rPr>
+                <w:rFonts w:ascii="TimeNewRoman" w:hAnsi="TimeNewRoman"/>
+                <w:sz w:val="30"/>
+              </w:rPr>
+              <w:t>21</w:t>
+            </w:r>
+          </w:p>
+        </w:tc>
+        <w:tc>
+          <w:tcPr>
+            <w:tcW w:type="dxa" w:w="1987"/>
+          </w:tcPr>
+          <w:p>
+            <w:pPr>
+              <w:jc w:val="left"/>
+            </w:pPr>
+            <w:r>
+              <w:rPr>
+                <w:rFonts w:ascii="TimeNewRoman" w:hAnsi="TimeNewRoman"/>
+                <w:sz w:val="30"/>
+              </w:rPr>
+              <w:t>48</w:t>
             </w:r>
           </w:p>
         </w:tc>

--- a/answers-of-mixed.docx
+++ b/answers-of-mixed.docx
@@ -40,7 +40,7 @@
                 <w:rFonts w:ascii="TimeNewRoman" w:hAnsi="TimeNewRoman"/>
                 <w:sz w:val="30"/>
               </w:rPr>
-              <w:t>181</w:t>
+              <w:t>98</w:t>
             </w:r>
           </w:p>
         </w:tc>
@@ -57,7 +57,7 @@
                 <w:rFonts w:ascii="TimeNewRoman" w:hAnsi="TimeNewRoman"/>
                 <w:sz w:val="30"/>
               </w:rPr>
-              <w:t>137</w:t>
+              <w:t>18</w:t>
             </w:r>
           </w:p>
         </w:tc>
@@ -74,7 +74,7 @@
                 <w:rFonts w:ascii="TimeNewRoman" w:hAnsi="TimeNewRoman"/>
                 <w:sz w:val="30"/>
               </w:rPr>
-              <w:t>4</w:t>
+              <w:t>16</w:t>
             </w:r>
           </w:p>
         </w:tc>
@@ -91,7 +91,7 @@
                 <w:rFonts w:ascii="TimeNewRoman" w:hAnsi="TimeNewRoman"/>
                 <w:sz w:val="30"/>
               </w:rPr>
-              <w:t>0</w:t>
+              <w:t>56</w:t>
             </w:r>
           </w:p>
         </w:tc>
@@ -108,7 +108,7 @@
                 <w:rFonts w:ascii="TimeNewRoman" w:hAnsi="TimeNewRoman"/>
                 <w:sz w:val="30"/>
               </w:rPr>
-              <w:t>130</w:t>
+              <w:t>66</w:t>
             </w:r>
           </w:p>
         </w:tc>
@@ -127,94 +127,7 @@
                 <w:rFonts w:ascii="TimeNewRoman" w:hAnsi="TimeNewRoman"/>
                 <w:sz w:val="30"/>
               </w:rPr>
-              <w:t>95</w:t>
-            </w:r>
-          </w:p>
-        </w:tc>
-        <w:tc>
-          <w:tcPr>
-            <w:tcW w:type="dxa" w:w="1987"/>
-          </w:tcPr>
-          <w:p>
-            <w:pPr>
-              <w:jc w:val="left"/>
-            </w:pPr>
-            <w:r>
-              <w:rPr>
-                <w:rFonts w:ascii="TimeNewRoman" w:hAnsi="TimeNewRoman"/>
-                <w:sz w:val="30"/>
-              </w:rPr>
-              <w:t>48</w:t>
-            </w:r>
-          </w:p>
-        </w:tc>
-        <w:tc>
-          <w:tcPr>
-            <w:tcW w:type="dxa" w:w="1987"/>
-          </w:tcPr>
-          <w:p>
-            <w:pPr>
-              <w:jc w:val="left"/>
-            </w:pPr>
-            <w:r>
-              <w:rPr>
-                <w:rFonts w:ascii="TimeNewRoman" w:hAnsi="TimeNewRoman"/>
-                <w:sz w:val="30"/>
-              </w:rPr>
-              <w:t>92</w:t>
-            </w:r>
-          </w:p>
-        </w:tc>
-        <w:tc>
-          <w:tcPr>
-            <w:tcW w:type="dxa" w:w="1987"/>
-          </w:tcPr>
-          <w:p>
-            <w:pPr>
-              <w:jc w:val="left"/>
-            </w:pPr>
-            <w:r>
-              <w:rPr>
-                <w:rFonts w:ascii="TimeNewRoman" w:hAnsi="TimeNewRoman"/>
-                <w:sz w:val="30"/>
-              </w:rPr>
-              <w:t>40</w:t>
-            </w:r>
-          </w:p>
-        </w:tc>
-        <w:tc>
-          <w:tcPr>
-            <w:tcW w:type="dxa" w:w="1987"/>
-          </w:tcPr>
-          <w:p>
-            <w:pPr>
-              <w:jc w:val="left"/>
-            </w:pPr>
-            <w:r>
-              <w:rPr>
-                <w:rFonts w:ascii="TimeNewRoman" w:hAnsi="TimeNewRoman"/>
-                <w:sz w:val="30"/>
-              </w:rPr>
-              <w:t>42</w:t>
-            </w:r>
-          </w:p>
-        </w:tc>
-      </w:tr>
-      <w:tr>
-        <w:tc>
-          <w:tcPr>
-            <w:tcW w:type="dxa" w:w="1987"/>
-          </w:tcPr>
-          <w:p>
-            <w:pPr>
-              <w:jc w:val="left"/>
-            </w:pPr>
-            <w:r>
-              <w:rPr>
-                <w:rFonts w:ascii="TimeNewRoman" w:hAnsi="TimeNewRoman"/>
-                <w:sz w:val="30"/>
-              </w:rPr>
-              <w:t>59</w:t>
+              <w:t>57</w:t>
             </w:r>
           </w:p>
         </w:tc>
@@ -248,582 +161,7 @@
                 <w:rFonts w:ascii="TimeNewRoman" w:hAnsi="TimeNewRoman"/>
                 <w:sz w:val="30"/>
               </w:rPr>
-              <w:t>12</w:t>
-            </w:r>
-          </w:p>
-        </w:tc>
-        <w:tc>
-          <w:tcPr>
-            <w:tcW w:type="dxa" w:w="1987"/>
-          </w:tcPr>
-          <w:p>
-            <w:pPr>
-              <w:jc w:val="left"/>
-            </w:pPr>
-            <w:r>
-              <w:rPr>
-                <w:rFonts w:ascii="TimeNewRoman" w:hAnsi="TimeNewRoman"/>
-                <w:sz w:val="30"/>
-              </w:rPr>
-              <w:t>73</w:t>
-            </w:r>
-          </w:p>
-        </w:tc>
-        <w:tc>
-          <w:tcPr>
-            <w:tcW w:type="dxa" w:w="1987"/>
-          </w:tcPr>
-          <w:p>
-            <w:pPr>
-              <w:jc w:val="left"/>
-            </w:pPr>
-            <w:r>
-              <w:rPr>
-                <w:rFonts w:ascii="TimeNewRoman" w:hAnsi="TimeNewRoman"/>
-                <w:sz w:val="30"/>
-              </w:rPr>
-              <w:t>54</w:t>
-            </w:r>
-          </w:p>
-        </w:tc>
-      </w:tr>
-      <w:tr>
-        <w:tc>
-          <w:tcPr>
-            <w:tcW w:type="dxa" w:w="1987"/>
-          </w:tcPr>
-          <w:p>
-            <w:pPr>
-              <w:jc w:val="left"/>
-            </w:pPr>
-            <w:r>
-              <w:rPr>
-                <w:rFonts w:ascii="TimeNewRoman" w:hAnsi="TimeNewRoman"/>
-                <w:sz w:val="30"/>
-              </w:rPr>
-              <w:t>28</w:t>
-            </w:r>
-          </w:p>
-        </w:tc>
-        <w:tc>
-          <w:tcPr>
-            <w:tcW w:type="dxa" w:w="1987"/>
-          </w:tcPr>
-          <w:p>
-            <w:pPr>
-              <w:jc w:val="left"/>
-            </w:pPr>
-            <w:r>
-              <w:rPr>
-                <w:rFonts w:ascii="TimeNewRoman" w:hAnsi="TimeNewRoman"/>
-                <w:sz w:val="30"/>
-              </w:rPr>
-              <w:t>18</w:t>
-            </w:r>
-          </w:p>
-        </w:tc>
-        <w:tc>
-          <w:tcPr>
-            <w:tcW w:type="dxa" w:w="1987"/>
-          </w:tcPr>
-          <w:p>
-            <w:pPr>
-              <w:jc w:val="left"/>
-            </w:pPr>
-            <w:r>
-              <w:rPr>
-                <w:rFonts w:ascii="TimeNewRoman" w:hAnsi="TimeNewRoman"/>
-                <w:sz w:val="30"/>
-              </w:rPr>
-              <w:t>4</w:t>
-            </w:r>
-          </w:p>
-        </w:tc>
-        <w:tc>
-          <w:tcPr>
-            <w:tcW w:type="dxa" w:w="1987"/>
-          </w:tcPr>
-          <w:p>
-            <w:pPr>
-              <w:jc w:val="left"/>
-            </w:pPr>
-            <w:r>
-              <w:rPr>
-                <w:rFonts w:ascii="TimeNewRoman" w:hAnsi="TimeNewRoman"/>
-                <w:sz w:val="30"/>
-              </w:rPr>
-              <w:t>6</w:t>
-            </w:r>
-          </w:p>
-        </w:tc>
-        <w:tc>
-          <w:tcPr>
-            <w:tcW w:type="dxa" w:w="1987"/>
-          </w:tcPr>
-          <w:p>
-            <w:pPr>
-              <w:jc w:val="left"/>
-            </w:pPr>
-            <w:r>
-              <w:rPr>
-                <w:rFonts w:ascii="TimeNewRoman" w:hAnsi="TimeNewRoman"/>
-                <w:sz w:val="30"/>
-              </w:rPr>
-              <w:t>28</w:t>
-            </w:r>
-          </w:p>
-        </w:tc>
-      </w:tr>
-      <w:tr>
-        <w:tc>
-          <w:tcPr>
-            <w:tcW w:type="dxa" w:w="1987"/>
-          </w:tcPr>
-          <w:p>
-            <w:pPr>
-              <w:jc w:val="left"/>
-            </w:pPr>
-            <w:r>
-              <w:rPr>
-                <w:rFonts w:ascii="TimeNewRoman" w:hAnsi="TimeNewRoman"/>
-                <w:sz w:val="30"/>
-              </w:rPr>
-              <w:t>65</w:t>
-            </w:r>
-          </w:p>
-        </w:tc>
-        <w:tc>
-          <w:tcPr>
-            <w:tcW w:type="dxa" w:w="1987"/>
-          </w:tcPr>
-          <w:p>
-            <w:pPr>
-              <w:jc w:val="left"/>
-            </w:pPr>
-            <w:r>
-              <w:rPr>
-                <w:rFonts w:ascii="TimeNewRoman" w:hAnsi="TimeNewRoman"/>
-                <w:sz w:val="30"/>
-              </w:rPr>
-              <w:t>14</w:t>
-            </w:r>
-          </w:p>
-        </w:tc>
-        <w:tc>
-          <w:tcPr>
-            <w:tcW w:type="dxa" w:w="1987"/>
-          </w:tcPr>
-          <w:p>
-            <w:pPr>
-              <w:jc w:val="left"/>
-            </w:pPr>
-            <w:r>
-              <w:rPr>
-                <w:rFonts w:ascii="TimeNewRoman" w:hAnsi="TimeNewRoman"/>
-                <w:sz w:val="30"/>
-              </w:rPr>
-              <w:t>71</w:t>
-            </w:r>
-          </w:p>
-        </w:tc>
-        <w:tc>
-          <w:tcPr>
-            <w:tcW w:type="dxa" w:w="1987"/>
-          </w:tcPr>
-          <w:p>
-            <w:pPr>
-              <w:jc w:val="left"/>
-            </w:pPr>
-            <w:r>
-              <w:rPr>
-                <w:rFonts w:ascii="TimeNewRoman" w:hAnsi="TimeNewRoman"/>
-                <w:sz w:val="30"/>
-              </w:rPr>
-              <w:t>35</w:t>
-            </w:r>
-          </w:p>
-        </w:tc>
-        <w:tc>
-          <w:tcPr>
-            <w:tcW w:type="dxa" w:w="1987"/>
-          </w:tcPr>
-          <w:p>
-            <w:pPr>
-              <w:jc w:val="left"/>
-            </w:pPr>
-            <w:r>
-              <w:rPr>
-                <w:rFonts w:ascii="TimeNewRoman" w:hAnsi="TimeNewRoman"/>
-                <w:sz w:val="30"/>
-              </w:rPr>
-              <w:t>97</w:t>
-            </w:r>
-          </w:p>
-        </w:tc>
-      </w:tr>
-      <w:tr>
-        <w:tc>
-          <w:tcPr>
-            <w:tcW w:type="dxa" w:w="1987"/>
-          </w:tcPr>
-          <w:p>
-            <w:pPr>
-              <w:jc w:val="left"/>
-            </w:pPr>
-            <w:r>
-              <w:rPr>
-                <w:rFonts w:ascii="TimeNewRoman" w:hAnsi="TimeNewRoman"/>
-                <w:sz w:val="30"/>
-              </w:rPr>
-              <w:t>58</w:t>
-            </w:r>
-          </w:p>
-        </w:tc>
-        <w:tc>
-          <w:tcPr>
-            <w:tcW w:type="dxa" w:w="1987"/>
-          </w:tcPr>
-          <w:p>
-            <w:pPr>
-              <w:jc w:val="left"/>
-            </w:pPr>
-            <w:r>
-              <w:rPr>
-                <w:rFonts w:ascii="TimeNewRoman" w:hAnsi="TimeNewRoman"/>
-                <w:sz w:val="30"/>
-              </w:rPr>
-              <w:t>73</w:t>
-            </w:r>
-          </w:p>
-        </w:tc>
-        <w:tc>
-          <w:tcPr>
-            <w:tcW w:type="dxa" w:w="1987"/>
-          </w:tcPr>
-          <w:p>
-            <w:pPr>
-              <w:jc w:val="left"/>
-            </w:pPr>
-            <w:r>
-              <w:rPr>
-                <w:rFonts w:ascii="TimeNewRoman" w:hAnsi="TimeNewRoman"/>
-                <w:sz w:val="30"/>
-              </w:rPr>
-              <w:t>16</w:t>
-            </w:r>
-          </w:p>
-        </w:tc>
-        <w:tc>
-          <w:tcPr>
-            <w:tcW w:type="dxa" w:w="1987"/>
-          </w:tcPr>
-          <w:p>
-            <w:pPr>
-              <w:jc w:val="left"/>
-            </w:pPr>
-            <w:r>
-              <w:rPr>
-                <w:rFonts w:ascii="TimeNewRoman" w:hAnsi="TimeNewRoman"/>
-                <w:sz w:val="30"/>
-              </w:rPr>
-              <w:t>5</w:t>
-            </w:r>
-          </w:p>
-        </w:tc>
-        <w:tc>
-          <w:tcPr>
-            <w:tcW w:type="dxa" w:w="1987"/>
-          </w:tcPr>
-          <w:p>
-            <w:pPr>
-              <w:jc w:val="left"/>
-            </w:pPr>
-            <w:r>
-              <w:rPr>
-                <w:rFonts w:ascii="TimeNewRoman" w:hAnsi="TimeNewRoman"/>
-                <w:sz w:val="30"/>
-              </w:rPr>
-              <w:t>139</w:t>
-            </w:r>
-          </w:p>
-        </w:tc>
-      </w:tr>
-      <w:tr>
-        <w:tc>
-          <w:tcPr>
-            <w:tcW w:type="dxa" w:w="1987"/>
-          </w:tcPr>
-          <w:p>
-            <w:pPr>
-              <w:jc w:val="left"/>
-            </w:pPr>
-            <w:r>
-              <w:rPr>
-                <w:rFonts w:ascii="TimeNewRoman" w:hAnsi="TimeNewRoman"/>
-                <w:sz w:val="30"/>
-              </w:rPr>
-              <w:t>193</w:t>
-            </w:r>
-          </w:p>
-        </w:tc>
-        <w:tc>
-          <w:tcPr>
-            <w:tcW w:type="dxa" w:w="1987"/>
-          </w:tcPr>
-          <w:p>
-            <w:pPr>
-              <w:jc w:val="left"/>
-            </w:pPr>
-            <w:r>
-              <w:rPr>
-                <w:rFonts w:ascii="TimeNewRoman" w:hAnsi="TimeNewRoman"/>
-                <w:sz w:val="30"/>
-              </w:rPr>
-              <w:t>53</w:t>
-            </w:r>
-          </w:p>
-        </w:tc>
-        <w:tc>
-          <w:tcPr>
-            <w:tcW w:type="dxa" w:w="1987"/>
-          </w:tcPr>
-          <w:p>
-            <w:pPr>
-              <w:jc w:val="left"/>
-            </w:pPr>
-            <w:r>
-              <w:rPr>
-                <w:rFonts w:ascii="TimeNewRoman" w:hAnsi="TimeNewRoman"/>
-                <w:sz w:val="30"/>
-              </w:rPr>
-              <w:t>66</w:t>
-            </w:r>
-          </w:p>
-        </w:tc>
-        <w:tc>
-          <w:tcPr>
-            <w:tcW w:type="dxa" w:w="1987"/>
-          </w:tcPr>
-          <w:p>
-            <w:pPr>
-              <w:jc w:val="left"/>
-            </w:pPr>
-            <w:r>
-              <w:rPr>
-                <w:rFonts w:ascii="TimeNewRoman" w:hAnsi="TimeNewRoman"/>
-                <w:sz w:val="30"/>
-              </w:rPr>
-              <w:t>9</w:t>
-            </w:r>
-          </w:p>
-        </w:tc>
-        <w:tc>
-          <w:tcPr>
-            <w:tcW w:type="dxa" w:w="1987"/>
-          </w:tcPr>
-          <w:p>
-            <w:pPr>
-              <w:jc w:val="left"/>
-            </w:pPr>
-            <w:r>
-              <w:rPr>
-                <w:rFonts w:ascii="TimeNewRoman" w:hAnsi="TimeNewRoman"/>
-                <w:sz w:val="30"/>
-              </w:rPr>
-              <w:t>40</w:t>
-            </w:r>
-          </w:p>
-        </w:tc>
-      </w:tr>
-      <w:tr>
-        <w:tc>
-          <w:tcPr>
-            <w:tcW w:type="dxa" w:w="1987"/>
-          </w:tcPr>
-          <w:p>
-            <w:pPr>
-              <w:jc w:val="left"/>
-            </w:pPr>
-            <w:r>
-              <w:rPr>
-                <w:rFonts w:ascii="TimeNewRoman" w:hAnsi="TimeNewRoman"/>
-                <w:sz w:val="30"/>
-              </w:rPr>
-              <w:t>37</w:t>
-            </w:r>
-          </w:p>
-        </w:tc>
-        <w:tc>
-          <w:tcPr>
-            <w:tcW w:type="dxa" w:w="1987"/>
-          </w:tcPr>
-          <w:p>
-            <w:pPr>
-              <w:jc w:val="left"/>
-            </w:pPr>
-            <w:r>
-              <w:rPr>
-                <w:rFonts w:ascii="TimeNewRoman" w:hAnsi="TimeNewRoman"/>
-                <w:sz w:val="30"/>
-              </w:rPr>
-              <w:t>42</w:t>
-            </w:r>
-          </w:p>
-        </w:tc>
-        <w:tc>
-          <w:tcPr>
-            <w:tcW w:type="dxa" w:w="1987"/>
-          </w:tcPr>
-          <w:p>
-            <w:pPr>
-              <w:jc w:val="left"/>
-            </w:pPr>
-            <w:r>
-              <w:rPr>
-                <w:rFonts w:ascii="TimeNewRoman" w:hAnsi="TimeNewRoman"/>
-                <w:sz w:val="30"/>
-              </w:rPr>
-              <w:t>29</w:t>
-            </w:r>
-          </w:p>
-        </w:tc>
-        <w:tc>
-          <w:tcPr>
-            <w:tcW w:type="dxa" w:w="1987"/>
-          </w:tcPr>
-          <w:p>
-            <w:pPr>
-              <w:jc w:val="left"/>
-            </w:pPr>
-            <w:r>
-              <w:rPr>
-                <w:rFonts w:ascii="TimeNewRoman" w:hAnsi="TimeNewRoman"/>
-                <w:sz w:val="30"/>
-              </w:rPr>
-              <w:t>163</w:t>
-            </w:r>
-          </w:p>
-        </w:tc>
-        <w:tc>
-          <w:tcPr>
-            <w:tcW w:type="dxa" w:w="1987"/>
-          </w:tcPr>
-          <w:p>
-            <w:pPr>
-              <w:jc w:val="left"/>
-            </w:pPr>
-            <w:r>
-              <w:rPr>
-                <w:rFonts w:ascii="TimeNewRoman" w:hAnsi="TimeNewRoman"/>
-                <w:sz w:val="30"/>
-              </w:rPr>
-              <w:t>91</w:t>
-            </w:r>
-          </w:p>
-        </w:tc>
-      </w:tr>
-      <w:tr>
-        <w:tc>
-          <w:tcPr>
-            <w:tcW w:type="dxa" w:w="1987"/>
-          </w:tcPr>
-          <w:p>
-            <w:pPr>
-              <w:jc w:val="left"/>
-            </w:pPr>
-            <w:r>
-              <w:rPr>
-                <w:rFonts w:ascii="TimeNewRoman" w:hAnsi="TimeNewRoman"/>
-                <w:sz w:val="30"/>
-              </w:rPr>
-              <w:t>2</w:t>
-            </w:r>
-          </w:p>
-        </w:tc>
-        <w:tc>
-          <w:tcPr>
-            <w:tcW w:type="dxa" w:w="1987"/>
-          </w:tcPr>
-          <w:p>
-            <w:pPr>
-              <w:jc w:val="left"/>
-            </w:pPr>
-            <w:r>
-              <w:rPr>
-                <w:rFonts w:ascii="TimeNewRoman" w:hAnsi="TimeNewRoman"/>
-                <w:sz w:val="30"/>
-              </w:rPr>
-              <w:t>58</w:t>
-            </w:r>
-          </w:p>
-        </w:tc>
-        <w:tc>
-          <w:tcPr>
-            <w:tcW w:type="dxa" w:w="1987"/>
-          </w:tcPr>
-          <w:p>
-            <w:pPr>
-              <w:jc w:val="left"/>
-            </w:pPr>
-            <w:r>
-              <w:rPr>
-                <w:rFonts w:ascii="TimeNewRoman" w:hAnsi="TimeNewRoman"/>
-                <w:sz w:val="30"/>
-              </w:rPr>
-              <w:t>88</w:t>
-            </w:r>
-          </w:p>
-        </w:tc>
-        <w:tc>
-          <w:tcPr>
-            <w:tcW w:type="dxa" w:w="1987"/>
-          </w:tcPr>
-          <w:p>
-            <w:pPr>
-              <w:jc w:val="left"/>
-            </w:pPr>
-            <w:r>
-              <w:rPr>
-                <w:rFonts w:ascii="TimeNewRoman" w:hAnsi="TimeNewRoman"/>
-                <w:sz w:val="30"/>
-              </w:rPr>
-              <w:t>13</w:t>
-            </w:r>
-          </w:p>
-        </w:tc>
-        <w:tc>
-          <w:tcPr>
-            <w:tcW w:type="dxa" w:w="1987"/>
-          </w:tcPr>
-          <w:p>
-            <w:pPr>
-              <w:jc w:val="left"/>
-            </w:pPr>
-            <w:r>
-              <w:rPr>
-                <w:rFonts w:ascii="TimeNewRoman" w:hAnsi="TimeNewRoman"/>
-                <w:sz w:val="30"/>
-              </w:rPr>
-              <w:t>98</w:t>
-            </w:r>
-          </w:p>
-        </w:tc>
-      </w:tr>
-      <w:tr>
-        <w:tc>
-          <w:tcPr>
-            <w:tcW w:type="dxa" w:w="1987"/>
-          </w:tcPr>
-          <w:p>
-            <w:pPr>
-              <w:jc w:val="left"/>
-            </w:pPr>
-            <w:r>
-              <w:rPr>
-                <w:rFonts w:ascii="TimeNewRoman" w:hAnsi="TimeNewRoman"/>
-                <w:sz w:val="30"/>
-              </w:rPr>
-              <w:t>29</w:t>
+              <w:t>196</w:t>
             </w:r>
           </w:p>
         </w:tc>
@@ -857,476 +195,7 @@
                 <w:rFonts w:ascii="TimeNewRoman" w:hAnsi="TimeNewRoman"/>
                 <w:sz w:val="30"/>
               </w:rPr>
-              <w:t>55</w:t>
-            </w:r>
-          </w:p>
-        </w:tc>
-        <w:tc>
-          <w:tcPr>
-            <w:tcW w:type="dxa" w:w="1987"/>
-          </w:tcPr>
-          <w:p>
-            <w:pPr>
-              <w:jc w:val="left"/>
-            </w:pPr>
-            <w:r>
-              <w:rPr>
-                <w:rFonts w:ascii="TimeNewRoman" w:hAnsi="TimeNewRoman"/>
-                <w:sz w:val="30"/>
-              </w:rPr>
-              <w:t>24</w:t>
-            </w:r>
-          </w:p>
-        </w:tc>
-        <w:tc>
-          <w:tcPr>
-            <w:tcW w:type="dxa" w:w="1987"/>
-          </w:tcPr>
-          <w:p>
-            <w:pPr>
-              <w:jc w:val="left"/>
-            </w:pPr>
-            <w:r>
-              <w:rPr>
-                <w:rFonts w:ascii="TimeNewRoman" w:hAnsi="TimeNewRoman"/>
-                <w:sz w:val="30"/>
-              </w:rPr>
-              <w:t>10</w:t>
-            </w:r>
-          </w:p>
-        </w:tc>
-      </w:tr>
-      <w:tr>
-        <w:tc>
-          <w:tcPr>
-            <w:tcW w:type="dxa" w:w="1987"/>
-          </w:tcPr>
-          <w:p>
-            <w:pPr>
-              <w:jc w:val="left"/>
-            </w:pPr>
-            <w:r>
-              <w:rPr>
-                <w:rFonts w:ascii="TimeNewRoman" w:hAnsi="TimeNewRoman"/>
-                <w:sz w:val="30"/>
-              </w:rPr>
-              <w:t>48</w:t>
-            </w:r>
-          </w:p>
-        </w:tc>
-        <w:tc>
-          <w:tcPr>
-            <w:tcW w:type="dxa" w:w="1987"/>
-          </w:tcPr>
-          <w:p>
-            <w:pPr>
-              <w:jc w:val="left"/>
-            </w:pPr>
-            <w:r>
-              <w:rPr>
-                <w:rFonts w:ascii="TimeNewRoman" w:hAnsi="TimeNewRoman"/>
-                <w:sz w:val="30"/>
-              </w:rPr>
-              <w:t>4</w:t>
-            </w:r>
-          </w:p>
-        </w:tc>
-        <w:tc>
-          <w:tcPr>
-            <w:tcW w:type="dxa" w:w="1987"/>
-          </w:tcPr>
-          <w:p>
-            <w:pPr>
-              <w:jc w:val="left"/>
-            </w:pPr>
-            <w:r>
-              <w:rPr>
-                <w:rFonts w:ascii="TimeNewRoman" w:hAnsi="TimeNewRoman"/>
-                <w:sz w:val="30"/>
-              </w:rPr>
-              <w:t>88</w:t>
-            </w:r>
-          </w:p>
-        </w:tc>
-        <w:tc>
-          <w:tcPr>
-            <w:tcW w:type="dxa" w:w="1987"/>
-          </w:tcPr>
-          <w:p>
-            <w:pPr>
-              <w:jc w:val="left"/>
-            </w:pPr>
-            <w:r>
-              <w:rPr>
-                <w:rFonts w:ascii="TimeNewRoman" w:hAnsi="TimeNewRoman"/>
-                <w:sz w:val="30"/>
-              </w:rPr>
               <w:t>21</w:t>
-            </w:r>
-          </w:p>
-        </w:tc>
-        <w:tc>
-          <w:tcPr>
-            <w:tcW w:type="dxa" w:w="1987"/>
-          </w:tcPr>
-          <w:p>
-            <w:pPr>
-              <w:jc w:val="left"/>
-            </w:pPr>
-            <w:r>
-              <w:rPr>
-                <w:rFonts w:ascii="TimeNewRoman" w:hAnsi="TimeNewRoman"/>
-                <w:sz w:val="30"/>
-              </w:rPr>
-              <w:t>78</w:t>
-            </w:r>
-          </w:p>
-        </w:tc>
-      </w:tr>
-      <w:tr>
-        <w:tc>
-          <w:tcPr>
-            <w:tcW w:type="dxa" w:w="1987"/>
-          </w:tcPr>
-          <w:p>
-            <w:pPr>
-              <w:jc w:val="left"/>
-            </w:pPr>
-            <w:r>
-              <w:rPr>
-                <w:rFonts w:ascii="TimeNewRoman" w:hAnsi="TimeNewRoman"/>
-                <w:sz w:val="30"/>
-              </w:rPr>
-              <w:t>24</w:t>
-            </w:r>
-          </w:p>
-        </w:tc>
-        <w:tc>
-          <w:tcPr>
-            <w:tcW w:type="dxa" w:w="1987"/>
-          </w:tcPr>
-          <w:p>
-            <w:pPr>
-              <w:jc w:val="left"/>
-            </w:pPr>
-            <w:r>
-              <w:rPr>
-                <w:rFonts w:ascii="TimeNewRoman" w:hAnsi="TimeNewRoman"/>
-                <w:sz w:val="30"/>
-              </w:rPr>
-              <w:t>56</w:t>
-            </w:r>
-          </w:p>
-        </w:tc>
-        <w:tc>
-          <w:tcPr>
-            <w:tcW w:type="dxa" w:w="1987"/>
-          </w:tcPr>
-          <w:p>
-            <w:pPr>
-              <w:jc w:val="left"/>
-            </w:pPr>
-            <w:r>
-              <w:rPr>
-                <w:rFonts w:ascii="TimeNewRoman" w:hAnsi="TimeNewRoman"/>
-                <w:sz w:val="30"/>
-              </w:rPr>
-              <w:t>58</w:t>
-            </w:r>
-          </w:p>
-        </w:tc>
-        <w:tc>
-          <w:tcPr>
-            <w:tcW w:type="dxa" w:w="1987"/>
-          </w:tcPr>
-          <w:p>
-            <w:pPr>
-              <w:jc w:val="left"/>
-            </w:pPr>
-            <w:r>
-              <w:rPr>
-                <w:rFonts w:ascii="TimeNewRoman" w:hAnsi="TimeNewRoman"/>
-                <w:sz w:val="30"/>
-              </w:rPr>
-              <w:t>67</w:t>
-            </w:r>
-          </w:p>
-        </w:tc>
-        <w:tc>
-          <w:tcPr>
-            <w:tcW w:type="dxa" w:w="1987"/>
-          </w:tcPr>
-          <w:p>
-            <w:pPr>
-              <w:jc w:val="left"/>
-            </w:pPr>
-            <w:r>
-              <w:rPr>
-                <w:rFonts w:ascii="TimeNewRoman" w:hAnsi="TimeNewRoman"/>
-                <w:sz w:val="30"/>
-              </w:rPr>
-              <w:t>98</w:t>
-            </w:r>
-          </w:p>
-        </w:tc>
-      </w:tr>
-      <w:tr>
-        <w:tc>
-          <w:tcPr>
-            <w:tcW w:type="dxa" w:w="1987"/>
-          </w:tcPr>
-          <w:p>
-            <w:pPr>
-              <w:jc w:val="left"/>
-            </w:pPr>
-            <w:r>
-              <w:rPr>
-                <w:rFonts w:ascii="TimeNewRoman" w:hAnsi="TimeNewRoman"/>
-                <w:sz w:val="30"/>
-              </w:rPr>
-              <w:t>27</w:t>
-            </w:r>
-          </w:p>
-        </w:tc>
-        <w:tc>
-          <w:tcPr>
-            <w:tcW w:type="dxa" w:w="1987"/>
-          </w:tcPr>
-          <w:p>
-            <w:pPr>
-              <w:jc w:val="left"/>
-            </w:pPr>
-            <w:r>
-              <w:rPr>
-                <w:rFonts w:ascii="TimeNewRoman" w:hAnsi="TimeNewRoman"/>
-                <w:sz w:val="30"/>
-              </w:rPr>
-              <w:t>12</w:t>
-            </w:r>
-          </w:p>
-        </w:tc>
-        <w:tc>
-          <w:tcPr>
-            <w:tcW w:type="dxa" w:w="1987"/>
-          </w:tcPr>
-          <w:p>
-            <w:pPr>
-              <w:jc w:val="left"/>
-            </w:pPr>
-            <w:r>
-              <w:rPr>
-                <w:rFonts w:ascii="TimeNewRoman" w:hAnsi="TimeNewRoman"/>
-                <w:sz w:val="30"/>
-              </w:rPr>
-              <w:t>3</w:t>
-            </w:r>
-          </w:p>
-        </w:tc>
-        <w:tc>
-          <w:tcPr>
-            <w:tcW w:type="dxa" w:w="1987"/>
-          </w:tcPr>
-          <w:p>
-            <w:pPr>
-              <w:jc w:val="left"/>
-            </w:pPr>
-            <w:r>
-              <w:rPr>
-                <w:rFonts w:ascii="TimeNewRoman" w:hAnsi="TimeNewRoman"/>
-                <w:sz w:val="30"/>
-              </w:rPr>
-              <w:t>28</w:t>
-            </w:r>
-          </w:p>
-        </w:tc>
-        <w:tc>
-          <w:tcPr>
-            <w:tcW w:type="dxa" w:w="1987"/>
-          </w:tcPr>
-          <w:p>
-            <w:pPr>
-              <w:jc w:val="left"/>
-            </w:pPr>
-            <w:r>
-              <w:rPr>
-                <w:rFonts w:ascii="TimeNewRoman" w:hAnsi="TimeNewRoman"/>
-                <w:sz w:val="30"/>
-              </w:rPr>
-              <w:t>8</w:t>
-            </w:r>
-          </w:p>
-        </w:tc>
-      </w:tr>
-      <w:tr>
-        <w:tc>
-          <w:tcPr>
-            <w:tcW w:type="dxa" w:w="1987"/>
-          </w:tcPr>
-          <